--- a/DiplomatervSablon_v3.2_hu.docx
+++ b/DiplomatervSablon_v3.2_hu.docx
@@ -1689,7 +1689,7 @@
         <w:rPr>
           <w:noProof/>
         </w:rPr>
-        <w:t>2025. 11. 20.</w:t>
+        <w:t>2025. 11. 23.</w:t>
       </w:r>
       <w:r>
         <w:fldChar w:fldCharType="end"/>
@@ -1913,9 +1913,6 @@
       <w:r>
         <w:t>olyan információegységek, amelyek megragadnak az emberi elmében és terjednek a társadalomban.</w:t>
       </w:r>
-      <w:r>
-        <w:t xml:space="preserve">. </w:t>
-      </w:r>
     </w:p>
     <w:p>
       <w:r>
@@ -1960,19 +1957,7 @@
         <w:t xml:space="preserve"> </w:t>
       </w:r>
       <w:r>
-        <w:t>A márkák azonosításához egy feldolgozási folyamatot alakítottam ki, amely két fő komponensből áll:</w:t>
-      </w:r>
-      <w:r>
-        <w:t xml:space="preserve"> </w:t>
-      </w:r>
-      <w:r>
-        <w:t>(1) egy számítógépes látási modellből, amely a logók felismerésére szolgál, valamint</w:t>
-      </w:r>
-      <w:r>
-        <w:t xml:space="preserve"> </w:t>
-      </w:r>
-      <w:r>
-        <w:t>(2) egy OCR-modulból, amely a mémeken megjelenő márkaneveket detektálja.</w:t>
+        <w:t>A márkák azonosításához egy feldolgozási folyamatot alakítottam ki, amely két fő komponensből áll: (1) egy számítógépes látási modellből, amely a logók felismerésére szolgál, valamint (2) egy OCR-modulból, amely a mémeken megjelenő márkaneveket detektálja.</w:t>
       </w:r>
     </w:p>
     <w:p>
@@ -2576,14 +2561,13 @@
     <w:p>
       <w:pPr>
         <w:pStyle w:val="Cmsor1"/>
-        <w:numPr>
-          <w:ilvl w:val="0"/>
-          <w:numId w:val="0"/>
-        </w:numPr>
       </w:pPr>
       <w:r>
         <w:lastRenderedPageBreak/>
-        <w:t>2. Adatszerzés</w:t>
+        <w:t xml:space="preserve">2. </w:t>
+      </w:r>
+      <w:r>
+        <w:t>Adatszerzés</w:t>
       </w:r>
     </w:p>
     <w:p>
@@ -2804,20 +2788,13 @@
     </w:p>
     <w:p>
       <w:r>
-        <w:t>A teljes márka- és aliaslista a Függelékben található</w:t>
-      </w:r>
-      <w:r>
-        <w:t>.</w:t>
+        <w:t>A teljes márka- és aliaslista a Függelékben található.</w:t>
       </w:r>
     </w:p>
     <w:p/>
     <w:p>
       <w:pPr>
         <w:pStyle w:val="Cmsor1"/>
-        <w:numPr>
-          <w:ilvl w:val="0"/>
-          <w:numId w:val="0"/>
-        </w:numPr>
       </w:pPr>
       <w:r>
         <w:lastRenderedPageBreak/>
@@ -2892,13 +2869,19 @@
                             <w:pPr>
                               <w:pStyle w:val="Kpalrs"/>
                               <w:rPr>
-                                <w:rFonts w:cs="FreeSans"/>
+                                <w:noProof/>
                               </w:rPr>
                             </w:pPr>
                             <w:r>
+                              <w:rPr>
+                                <w:noProof/>
+                              </w:rPr>
                               <w:t xml:space="preserve">ábra </w:t>
                             </w:r>
                             <w:r>
+                              <w:rPr>
+                                <w:noProof/>
+                              </w:rPr>
                               <w:t>2</w:t>
                             </w:r>
                           </w:p>
@@ -2931,13 +2914,19 @@
                       <w:pPr>
                         <w:pStyle w:val="Kpalrs"/>
                         <w:rPr>
-                          <w:rFonts w:cs="FreeSans"/>
+                          <w:noProof/>
                         </w:rPr>
                       </w:pPr>
                       <w:r>
+                        <w:rPr>
+                          <w:noProof/>
+                        </w:rPr>
                         <w:t xml:space="preserve">ábra </w:t>
                       </w:r>
                       <w:r>
+                        <w:rPr>
+                          <w:noProof/>
+                        </w:rPr>
                         <w:t>2</w:t>
                       </w:r>
                     </w:p>
@@ -3892,237 +3881,502 @@
     <w:p>
       <w:pPr>
         <w:pStyle w:val="Cmsor1"/>
+      </w:pPr>
+      <w:bookmarkStart w:id="2" w:name="_Toc332797397"/>
+      <w:bookmarkStart w:id="3" w:name="_Toc59896132"/>
+      <w:r>
+        <w:lastRenderedPageBreak/>
+        <w:t>4. Eredmények és elemzés</w:t>
+      </w:r>
+    </w:p>
+    <w:p>
+      <w:pPr>
+        <w:pStyle w:val="Cmsor2"/>
+      </w:pPr>
+      <w:r>
+        <w:t>4.1 Adatok előkészítése az elemzéshez</w:t>
+      </w:r>
+    </w:p>
+    <w:p>
+      <w:pPr>
+        <w:numPr>
+          <w:ilvl w:val="0"/>
+          <w:numId w:val="27"/>
+        </w:numPr>
+      </w:pPr>
+      <w:r>
+        <w:t>4.1.1 Meme-adatok aggregálása és normalizálása (z-score, log1p, clipping)</w:t>
+      </w:r>
+    </w:p>
+    <w:p>
+      <w:pPr>
+        <w:numPr>
+          <w:ilvl w:val="0"/>
+          <w:numId w:val="27"/>
+        </w:numPr>
+      </w:pPr>
+      <w:r>
+        <w:t>4.1.2 Cikkalapú sentiment előfeldolgozás (márka/alias alapú mondatok)</w:t>
+      </w:r>
+    </w:p>
+    <w:p>
+      <w:r>
+        <w:t>A cikkekből történő sentiment számítás során csak azokat a mondatokat vettem figyelembe, amelyek tartalmazzák az adott márkát vagy az előzetesen összeállított aliaslistában szereplő alternatív elnevezéseket. Ez biztosítja, hogy a sentiment-értékek valóban a vizsgált márkára vonatkozzanak, és ne torzítsák az elemzést a cikk többi, nem releváns részlete</w:t>
+      </w:r>
+      <w:r>
+        <w:t>.</w:t>
+      </w:r>
+      <w:r>
+        <w:t xml:space="preserve"> </w:t>
+      </w:r>
+    </w:p>
+    <w:p>
+      <w:pPr>
+        <w:numPr>
+          <w:ilvl w:val="0"/>
+          <w:numId w:val="27"/>
+        </w:numPr>
+      </w:pPr>
+      <w:r>
+        <w:t>4.1.3 Engagement mutatók előkészítése</w:t>
+      </w:r>
+    </w:p>
+    <w:p>
+      <w:pPr>
+        <w:pStyle w:val="Cmsor2"/>
+      </w:pPr>
+      <w:r>
+        <w:t>4.2 Leíró statisztikák és vizualizációk</w:t>
+      </w:r>
+    </w:p>
+    <w:p>
+      <w:pPr>
+        <w:numPr>
+          <w:ilvl w:val="0"/>
+          <w:numId w:val="28"/>
+        </w:numPr>
+      </w:pPr>
+      <w:r>
+        <w:t>4.2.1 Heti memeszám és hírsentiment idődiagramok</w:t>
+      </w:r>
+    </w:p>
+    <w:p>
+      <w:pPr>
+        <w:numPr>
+          <w:ilvl w:val="0"/>
+          <w:numId w:val="28"/>
+        </w:numPr>
+      </w:pPr>
+      <w:r>
+        <w:t>4.2.2 Korrelációs mátrix</w:t>
+      </w:r>
+    </w:p>
+    <w:p>
+      <w:pPr>
+        <w:numPr>
+          <w:ilvl w:val="0"/>
+          <w:numId w:val="28"/>
+        </w:numPr>
+      </w:pPr>
+      <w:r>
+        <w:t>4.2.3 Scatterplotok</w:t>
+      </w:r>
+    </w:p>
+    <w:p>
+      <w:pPr>
+        <w:numPr>
+          <w:ilvl w:val="1"/>
+          <w:numId w:val="28"/>
+        </w:numPr>
+      </w:pPr>
+      <w:r>
+        <w:t>NYT_sentiment vs mean_meme_sentiment</w:t>
+      </w:r>
+    </w:p>
+    <w:p>
+      <w:pPr>
+        <w:numPr>
+          <w:ilvl w:val="1"/>
+          <w:numId w:val="28"/>
+        </w:numPr>
+      </w:pPr>
+      <w:r>
+        <w:t>NYT_mention vs num_memes / log1p_meme_volume</w:t>
+      </w:r>
+    </w:p>
+    <w:p>
+      <w:pPr>
+        <w:pStyle w:val="Cmsor2"/>
+      </w:pPr>
+      <w:r>
+        <w:t>4.3 Event-study elemzések</w:t>
+      </w:r>
+    </w:p>
+    <w:p>
+      <w:pPr>
+        <w:pStyle w:val="Cmsor3"/>
         <w:numPr>
           <w:ilvl w:val="0"/>
           <w:numId w:val="0"/>
         </w:numPr>
       </w:pPr>
-      <w:bookmarkStart w:id="2" w:name="_Toc332797397"/>
-      <w:bookmarkStart w:id="3" w:name="_Toc59896132"/>
+      <w:r>
+        <w:t xml:space="preserve">4.3.1 Eseményhetek azonosítása </w:t>
+      </w:r>
+    </w:p>
+    <w:p>
+      <w:r>
+        <w:t xml:space="preserve">Az esemény-vizsgálat alapját a vállalatonként képzett hírtónuseloszlás adja. Minden vállalatra külön meghatározásra kerül a mean_pos és a mean_neg mutató eloszlása, majd ezek felső tíz százaléka alapján azonosíthatók a pozitív, illetve negatív hírsokknak tekintett hetek. Pozitív eseménynek minősül minden olyan hét, amelyben a pozitív hangnemet mérő mutató a vállalat saját eloszlásának kilencvenedik percentilise fölé kerül, míg negatív eseményt a negatív tónus hasonlóan extrém értékei jelentenek. Az események körül minden vállalat esetében szimmetrikus, háromhetes ablak kerül felépítésre, amely a héten mért hírsokkot a megelőző és a követő három hét kontextusába helyezi. Az események azonosítása vállalaton belül történik, így a definíció nem a </w:t>
+      </w:r>
       <w:r>
         <w:lastRenderedPageBreak/>
-        <w:t>4. Eredmények és elemzés</w:t>
-      </w:r>
-    </w:p>
-    <w:p>
-      <w:pPr>
-        <w:pStyle w:val="Cmsor2"/>
-      </w:pPr>
-      <w:r>
-        <w:t>4.1 Adatok előkészítése az elemzéshez</w:t>
-      </w:r>
-    </w:p>
-    <w:p>
-      <w:pPr>
+        <w:t>globális piacstruktúrát, hanem a vállalatspecifikus hírintenzitás rendkívüli kilengéseit ragadja meg.</w:t>
+      </w:r>
+    </w:p>
+    <w:p>
+      <w:pPr>
+        <w:pStyle w:val="Cmsor3"/>
         <w:numPr>
           <w:ilvl w:val="0"/>
-          <w:numId w:val="27"/>
+          <w:numId w:val="0"/>
         </w:numPr>
       </w:pPr>
       <w:r>
-        <w:t>4.1.1 Meme-adatok aggregálása és normalizálása (z-score, log1p, clipping)</w:t>
-      </w:r>
-    </w:p>
-    <w:p>
-      <w:pPr>
+        <w:t>4.3.2 Confidence interval (CI) vizualizációk</w:t>
+      </w:r>
+    </w:p>
+    <w:p>
+      <w:r>
+        <w:t>Az eseményablak minden τ értékére kiszámításra kerül a kiválasztott kimeneti változó, majd az események között átlagolással jön létre az átlagos reakciógörbe. A kimeneti változó fő konstrukciója a vállalaton belüli, NaN-érzékeny z-score normalizálás, amely a mémek heti volumenét a ténylegesen megfigyelt hetek átlagához és szórásához viszonyítja. Azokon a heteken, ahol a mémvolumen nulla, de sentimentadat nem áll rendelkezésre, a megfigyelés hiányzóként kerül kezelésre annak érdekében, hogy a z-score csak a valós aktivitási epizódokat tükrözze. A normalizált kimenet értékeihez minden τ pontban pointwise 95%-os konfidenciaintervallum tartozik, amely az átlag és a standard hiba alapján kerül meghatározásra. Ez a megoldás nem korrigál az időbeli autokorrelációra vagy a többszörös tesztelésből fakadó torzításokra, mivel elsődleges célja a mintázatok szemléltetése.</w:t>
+      </w:r>
+    </w:p>
+    <w:p>
+      <w:pPr>
+        <w:pStyle w:val="Cmsor3"/>
         <w:numPr>
           <w:ilvl w:val="0"/>
-          <w:numId w:val="27"/>
+          <w:numId w:val="0"/>
         </w:numPr>
       </w:pPr>
       <w:r>
-        <w:t>4.1.2 Cikkalapú sentiment előfeldolgozás (márka/alias alapú mondatok)</w:t>
-      </w:r>
-    </w:p>
-    <w:p>
-      <w:r>
-        <w:t>A cikkekből történő sentiment számítás során csak azokat a mondatokat vettem figyelembe, amelyek tartalmazzák az adott márkát vagy az előzetesen összeállított aliaslistában szereplő alternatív elnevezéseket. Ez biztosítja, hogy a sentiment-értékek valóban a vizsgált márkára vonatkozzanak, és ne torzítsák az elemzést a cikk többi, nem releváns részlete</w:t>
-      </w:r>
-    </w:p>
-    <w:p>
-      <w:pPr>
+        <w:t>4.3.3 Placebo benchmark és Event − Placebo különbség</w:t>
+      </w:r>
+    </w:p>
+    <w:p>
+      <w:r>
+        <w:t>A becslés érvényességének ellenőrzéséhez placebo-alapú összehasonlítás is készül. Minden tónus szerinti eseményhez kiválasztásra kerül egy ugyanolyan vállalathoz tartozó, ±3 héten kívül eső hét, amely a New York Times-említések intenzitása alapján párosítható az eseménnyel. A placebo azonos vállalaton belül kerül kiválasztásra, így a vállalatspecifikus ciklusok és trendek kontroll alatt maradnak. Az eseményablak ugyanúgy felépül a placebohéthez, majd az eseményhez és a placebohoz tartozó átlagos reakcióknak a τ értékek szerinti különbsége kerül értékelésre. Az Event − Placebo különbségek lehetővé teszik a hírintenzitás általános hatásának leválasztását a hangnemspecifikus reakciókról, és kulcsszerepet játszanak annak megállapításában, hogy a megfigyelt mintázatok valóban a tónus kiugró változásához kapcsolódnak-e, nem pedig pusztán a médiamegjelenés gyakoriságához.</w:t>
+      </w:r>
+    </w:p>
+    <w:p>
+      <w:pPr>
+        <w:pStyle w:val="Cmsor3"/>
         <w:numPr>
           <w:ilvl w:val="0"/>
-          <w:numId w:val="27"/>
+          <w:numId w:val="0"/>
         </w:numPr>
       </w:pPr>
-    </w:p>
-    <w:p>
-      <w:pPr>
+      <w:r>
+        <w:t xml:space="preserve">4.3.4 </w:t>
+      </w:r>
+      <w:r>
+        <w:t>Diagnosztikai</w:t>
+      </w:r>
+      <w:r>
+        <w:t xml:space="preserve"> </w:t>
+      </w:r>
+      <w:r>
+        <w:t>ellenőrzések</w:t>
+      </w:r>
+    </w:p>
+    <w:p>
+      <w:r>
+        <w:t xml:space="preserve">A módszertani stabilitás vizsgálatához több diagnosztikai ellenőrzés is készül. Az eseményablakok átfedésének megelőzésére alternatív specifikáció kényszeríti ki, hogy azonos vállalat esetében két esemény között legalább három hét teljen el. Az események időzítési érzékenysége a héten mért hírindex egyhetes előre- és hátralépésével </w:t>
+      </w:r>
+      <w:r>
+        <w:lastRenderedPageBreak/>
+        <w:t>ellenőrizhető; amennyiben a τ = 0 reakció gyengül, az eredeti igazítás kevésbé megbízható. További változatként a kimeneti változó a heti keresztmetszeti átlaggal kerül korrigálásra, amely a valamennyi vállalatot érintő közös sokkok hatását csökkenti. A módszertan részeként vizsgálható a rendkívüli NYT-említési aktivitáson alapuló eseménydefiníció is, ahol az eseményt a vállalaton belüli említésszám felső tizede jelöli, majd ez a csoport a hírtónus előjele szerint tovább bontható. Ezek az ellenőrzések összességében azt vizsgálják, hogy a tanult mintázatok mennyiben stabilak az eseménydefiníció, az időzítés és a közös sokkok jelenléte mellett.</w:t>
+      </w:r>
+    </w:p>
+    <w:p>
+      <w:pPr>
+        <w:pStyle w:val="Cmsor2"/>
+      </w:pPr>
+      <w:r>
+        <w:t>4.4 Cross-correlation és Granger-tesztek</w:t>
+      </w:r>
+    </w:p>
+    <w:p>
+      <w:pPr>
+        <w:pStyle w:val="Cmsor3"/>
         <w:numPr>
           <w:ilvl w:val="0"/>
-          <w:numId w:val="27"/>
+          <w:numId w:val="0"/>
         </w:numPr>
       </w:pPr>
       <w:r>
-        <w:t>4.1.3 Engagement mutatók előkészítése</w:t>
-      </w:r>
-    </w:p>
-    <w:p>
-      <w:pPr>
-        <w:pStyle w:val="Cmsor2"/>
-      </w:pPr>
-      <w:r>
-        <w:t>4.2 Leíró statisztikák és vizualizációk</w:t>
-      </w:r>
-    </w:p>
-    <w:p>
-      <w:pPr>
+        <w:t>4.4.1 Cross-correlation (CCF) elemzés</w:t>
+      </w:r>
+    </w:p>
+    <w:p>
+      <w:r>
+        <w:t>A hírek és a mémvolumen időbeli kapcsolatának feltárására keresztkorrelációs elemzés is készül, amely a New York Times-említések késleltetett értékei és a normalizált mémvolumen közötti együttmozgást vizsgálja. A módszer célja annak meghatározása, hogy a hírsűrűség és a platformon megjelenő aktivitási hullámok időben melyik irányba mutatnak kapcsolatot: a hírek növekedése megelőzi-e a mémtermelés fokozódását, vagy éppen a megnövekedett online aktivitás előzi meg az újságírói figyelem kiugrását. A keresztkorrelációs függvény a lead–lag mintázatok dinamikáját jeleníti meg, és segít az esemény-vizsgálatokból levont következtetések kiegészítésében.</w:t>
+      </w:r>
+    </w:p>
+    <w:p>
+      <w:pPr>
+        <w:pStyle w:val="Cmsor3"/>
         <w:numPr>
           <w:ilvl w:val="0"/>
-          <w:numId w:val="28"/>
+          <w:numId w:val="0"/>
         </w:numPr>
       </w:pPr>
       <w:r>
-        <w:t>4.2.1 Heti memeszám és hírsentiment idődiagramok</w:t>
-      </w:r>
-    </w:p>
-    <w:p>
-      <w:pPr>
+        <w:t>4.4.2 Granger-tesztek a memeszám és hírsentiment között</w:t>
+      </w:r>
+    </w:p>
+    <w:p>
+      <w:r>
+        <w:t>A hírhangnem és a mémvolumen közötti oksági irány vizsgálatához Granger-oksági tesztek kerülnek alkalmazásra. A teszt azt vizsgálja, hogy a hírsentiment múltbeli értékei javítják-e a mémvolumen előrejelzését az olyan modellekhez képest, amelyek kizárólag a mémvolumen saját múltjára támaszkodnak. Amennyiben a sentiment időben megelőző információt hordoz, a hírek tónusa Granger-értelemben okot jelent a későbbi mémaktivitásra. A tesztek így a lead–lag elemzés formálisabb ellenőrzését biztosítják, és kiegészítik az eseményablak körüli grafikus elemzéseket.</w:t>
+      </w:r>
+    </w:p>
+    <w:p>
+      <w:pPr>
+        <w:pStyle w:val="Cmsor2"/>
+      </w:pPr>
+      <w:r>
+        <w:lastRenderedPageBreak/>
+        <w:t>4.5 Panel regresszió (TWFE)</w:t>
+      </w:r>
+    </w:p>
+    <w:p>
+      <w:pPr>
+        <w:pStyle w:val="Cmsor3"/>
         <w:numPr>
           <w:ilvl w:val="0"/>
-          <w:numId w:val="28"/>
+          <w:numId w:val="0"/>
         </w:numPr>
       </w:pPr>
       <w:r>
-        <w:t>4.2.2 Korrelációs mátrix</w:t>
-      </w:r>
-    </w:p>
-    <w:p>
-      <w:pPr>
-        <w:numPr>
-          <w:ilvl w:val="0"/>
-          <w:numId w:val="28"/>
-        </w:numPr>
-      </w:pPr>
-      <w:r>
-        <w:t>4.2.3 Scatterplotok</w:t>
-      </w:r>
-    </w:p>
-    <w:p>
-      <w:pPr>
-        <w:numPr>
-          <w:ilvl w:val="1"/>
-          <w:numId w:val="28"/>
-        </w:numPr>
-      </w:pPr>
-      <w:r>
-        <w:t>NYT_sentiment vs mean_meme_sentiment</w:t>
-      </w:r>
-    </w:p>
-    <w:p>
-      <w:pPr>
-        <w:numPr>
-          <w:ilvl w:val="1"/>
-          <w:numId w:val="28"/>
-        </w:numPr>
-      </w:pPr>
-      <w:r>
-        <w:t>NYT_mention vs num_memes / log1p_meme_volume</w:t>
-      </w:r>
-    </w:p>
-    <w:p>
-      <w:pPr>
-        <w:pStyle w:val="Cmsor2"/>
-      </w:pPr>
-      <w:r>
-        <w:t>4.3 Event-study elemzések</w:t>
-      </w:r>
-    </w:p>
-    <w:p>
-      <w:pPr>
-        <w:numPr>
-          <w:ilvl w:val="0"/>
-          <w:numId w:val="29"/>
-        </w:numPr>
-      </w:pPr>
-      <w:r>
-        <w:t>4.3.1 Eseményhetek azonosítása (top/bottom 10% hetek)</w:t>
-      </w:r>
-    </w:p>
-    <w:p>
-      <w:pPr>
-        <w:numPr>
-          <w:ilvl w:val="0"/>
-          <w:numId w:val="29"/>
-        </w:numPr>
-      </w:pPr>
-      <w:r>
-        <w:t>4.3.2 Confidence interval (CI) vizualizációk</w:t>
-      </w:r>
-    </w:p>
-    <w:p>
-      <w:pPr>
-        <w:numPr>
-          <w:ilvl w:val="0"/>
-          <w:numId w:val="29"/>
-        </w:numPr>
-      </w:pPr>
-      <w:r>
-        <w:t>4.3.3 Placebo benchmark és Event − Placebo különbség</w:t>
-      </w:r>
-    </w:p>
-    <w:p>
-      <w:pPr>
-        <w:numPr>
-          <w:ilvl w:val="0"/>
-          <w:numId w:val="29"/>
-        </w:numPr>
-      </w:pPr>
-      <w:r>
-        <w:t>4.3.4 Sanity checks</w:t>
-      </w:r>
-    </w:p>
-    <w:p>
-      <w:pPr>
-        <w:pStyle w:val="Cmsor2"/>
-      </w:pPr>
-      <w:r>
-        <w:t>4.4 Cross-correlation és Granger-tesztek</w:t>
-      </w:r>
-    </w:p>
-    <w:p>
-      <w:pPr>
-        <w:numPr>
-          <w:ilvl w:val="0"/>
-          <w:numId w:val="30"/>
-        </w:numPr>
-      </w:pPr>
-      <w:r>
-        <w:t>4.4.1 Cross-correlation (CCF) elemzés</w:t>
-      </w:r>
-    </w:p>
-    <w:p>
-      <w:pPr>
-        <w:numPr>
-          <w:ilvl w:val="0"/>
-          <w:numId w:val="30"/>
-        </w:numPr>
-      </w:pPr>
-      <w:r>
-        <w:t>4.4.2 Granger-tesztek a memeszám és hírsentiment között</w:t>
-      </w:r>
-    </w:p>
-    <w:p>
-      <w:r>
-        <w:rPr>
-          <w:b/>
-          <w:bCs/>
-        </w:rPr>
+        <w:t>4.5.1 Modell specifikáció</w:t>
+      </w:r>
+    </w:p>
+    <w:p>
+      <w:r>
+        <w:t>A panel regressziós elemzés alapját egy kétirányú fix hatásos (Two-Way Fixed Effects, TWFE) modell képezi, amely a márkák időben állandó sajátosságait, valamint az összes márkát érintő, héthez kötődő közös sokkokat különíti el. A módszer célja annak feltárása, hogy a New York Times márkaemlítései és a kapcsolódó hírsentiment milyen összefüggést mutatnak a mémaktivitás különböző mutatóival.</w:t>
+      </w:r>
+    </w:p>
+    <w:p>
+      <w:r>
+        <w:t xml:space="preserve">A modell három fő kimeneti változóval dolgozik: a log1p transzformációval normalizált heti mémvolumennel, a mémek átlagos sentimentértékével, valamint a log1p transzformált engagement-mutatóval. A fő magyarázóváltozókat az NYT-cikkek jelenlétét jelző bináris indikátor és </w:t>
+      </w:r>
+      <w:r>
+        <w:t>(</w:t>
+      </w:r>
+      <w:r>
+        <w:t>specifikációtól függően</w:t>
+      </w:r>
+      <w:r>
+        <w:t xml:space="preserve">) </w:t>
+      </w:r>
+      <w:r>
+        <w:t>az ezekből képzett mondatszintű hírsentiment adják. A hírek időben elnyúló hatását a modell az aktuális hét mellett legfeljebb négyhetes késleltetésekkel ragadja meg (k = 0…4). A négy késleltetésből álló alapváltozat mellett három-, kettő- és egyhetes lagstruktúrával készült robusztussági variánsok is szerepelnek.</w:t>
+      </w:r>
+    </w:p>
+    <w:p>
+      <w:r>
+        <w:t>A specifikáció minden esetben tartalmazza a reddit_activity_{t−1} változót, amely az adott márkához kapcsolódó subreddit megelőző heti aktivitását méri. Ez az idősoros kontroll a platformforgalom olyan ingadozásait szűri ki, amelyek az NYT-től függetlenül is képesek befolyásolni a mémek mennyiségét vagy érzelmi tónusát. A változó késleltetett formában kerül a modellbe, elkerülve ezzel a szimultaneitás és a „bad control” típusú torzítások kialakulását.</w:t>
+      </w:r>
+    </w:p>
+    <w:p>
+      <w:r>
+        <w:t>A hírsentiment csak azokban a hetekben rendelkezik értékkel, amelyekben az adott márkáról legalább egy New York Times-cikk megjelent. A sentimentváltozó lefedettsége ezért nem teljes: a tárgyhéten a brand–hetek körülbelül 44%-ában, míg az aktuális héttel és a késleltetett értékekkel együtt vizsgált többhetes ablakban mindössze mintegy 23,5%-ában áll rendelkezésre. Ez a hiányosság azt eredményezi, hogy a sentimentre épülő specifikációk szükségszerűen kisebb és szelektált mintán becsülhetők, ami összehasonlíthatósági problémákat vetne fel, ha kizárólag ezekre támaszkodna az elemzés.</w:t>
+      </w:r>
+    </w:p>
+    <w:p>
+      <w:r>
+        <w:t xml:space="preserve">A mintaredukció torzító hatásainak elkerülése és a teljes panel információtartalmának megőrzése érdekében két modellcsalád kerül becslésre. A </w:t>
+      </w:r>
+      <w:r>
         <w:lastRenderedPageBreak/>
-        <w:t>4.5 Panel regresszió (TWFE)</w:t>
-      </w:r>
-    </w:p>
-    <w:p>
-      <w:pPr>
-        <w:numPr>
-          <w:ilvl w:val="0"/>
-          <w:numId w:val="31"/>
-        </w:numPr>
-      </w:pPr>
-      <w:r>
-        <w:t>4.5.1 Modell specifikáció</w:t>
-      </w:r>
+        <w:t>„mention-only” modellek az összes megfigyelt brand–hetet felhasználják, és a NYT-említések késleltetett értékei a cikkhiányt egyszerűen nullával jelzik. Ez a konstrukció lehetővé teszi, hogy a teljes mintán értékelhető legyen a médiamegjelenés ténye mint expozíció, függetlenül annak érzelmi tartalmától. A „with sentiment” modellek ezzel szemben kizárólag azokat a megfigyeléseket tartják meg, amelyekben a sentimentérték az adott lagablakon belül minden héten rendelkezésre áll, így ezek célzottan a hírek érzelmi irányultságának hatását azonosítják. A két modellcsalád párhuzamos használata biztosítja, hogy elkülöníthető legyen a médiamegjelenés puszta tényének hatása a sentiment által hordozott többletinformációtól, miközben megmarad a becslések közötti teljes körű összehasonlíthatóság.</w:t>
+      </w:r>
+    </w:p>
+    <w:p>
+      <w:r>
+        <w:t>A regressziós egyenlet a sentimentet tartalmazó teljes specifikáció esetén a következő alakban írható fel:</w:t>
+      </w:r>
+    </w:p>
+    <w:p>
+      <w:pPr>
+        <w:pStyle w:val="Szvegtrzs"/>
+        <w:spacing w:before="120"/>
+        <w:ind w:right="998" w:firstLine="1440"/>
+      </w:pPr>
+      <m:oMathPara>
+        <m:oMath>
+          <m:r>
+            <w:rPr>
+              <w:rFonts w:ascii="Cambria Math" w:hAnsi="Cambria Math"/>
+            </w:rPr>
+            <m:t>Yb,t​=αb​+δt​+k=0∑K​βk​NYT_mentionb,t-k​+k=0∑K​θk​nyt_sentimentb,t-k​+λreddit_activityb,t-1​</m:t>
+          </m:r>
+          <m:r>
+            <m:rPr>
+              <m:sty m:val="p"/>
+            </m:rPr>
+            <w:rPr>
+              <w:rFonts w:ascii="Cambria Math" w:hAnsi="Cambria Math"/>
+            </w:rPr>
+            <m:t>+</m:t>
+          </m:r>
+          <m:r>
+            <w:rPr>
+              <w:rFonts w:ascii="Cambria Math" w:hAnsi="Cambria Math"/>
+            </w:rPr>
+            <m:t>εb</m:t>
+          </m:r>
+          <m:r>
+            <m:rPr>
+              <m:sty m:val="p"/>
+            </m:rPr>
+            <w:rPr>
+              <w:rFonts w:ascii="Cambria Math" w:hAnsi="Cambria Math"/>
+            </w:rPr>
+            <m:t>,</m:t>
+          </m:r>
+          <m:r>
+            <w:rPr>
+              <w:rFonts w:ascii="Cambria Math" w:hAnsi="Cambria Math"/>
+            </w:rPr>
+            <m:t>t</m:t>
+          </m:r>
+          <m:r>
+            <m:rPr>
+              <m:sty m:val="p"/>
+            </m:rPr>
+            <w:rPr>
+              <w:rFonts w:ascii="Cambria Math" w:hAnsi="Cambria Math"/>
+            </w:rPr>
+            <m:t>​,</m:t>
+          </m:r>
+        </m:oMath>
+      </m:oMathPara>
+    </w:p>
+    <w:p>
+      <w:r>
+        <w:t>a</w:t>
+      </w:r>
+      <w:r>
+        <w:t xml:space="preserve">hol </w:t>
+      </w:r>
+      <m:oMath>
+        <m:sSub>
+          <m:sSubPr>
+            <m:ctrlPr>
+              <w:rPr>
+                <w:rFonts w:ascii="Cambria Math" w:hAnsi="Cambria Math"/>
+              </w:rPr>
+            </m:ctrlPr>
+          </m:sSubPr>
+          <m:e>
+            <m:r>
+              <w:rPr>
+                <w:rFonts w:ascii="Cambria Math" w:hAnsi="Cambria Math"/>
+              </w:rPr>
+              <m:t>α</m:t>
+            </m:r>
+          </m:e>
+          <m:sub>
+            <m:r>
+              <w:rPr>
+                <w:rFonts w:ascii="Cambria Math" w:hAnsi="Cambria Math"/>
+              </w:rPr>
+              <m:t>b</m:t>
+            </m:r>
+          </m:sub>
+        </m:sSub>
+      </m:oMath>
+      <w:r>
+        <w:t xml:space="preserve">a márka-fixhatásokat, </w:t>
+      </w:r>
+      <m:oMath>
+        <m:sSub>
+          <m:sSubPr>
+            <m:ctrlPr>
+              <w:rPr>
+                <w:rFonts w:ascii="Cambria Math" w:hAnsi="Cambria Math"/>
+              </w:rPr>
+            </m:ctrlPr>
+          </m:sSubPr>
+          <m:e>
+            <m:r>
+              <w:rPr>
+                <w:rFonts w:ascii="Cambria Math" w:hAnsi="Cambria Math"/>
+              </w:rPr>
+              <m:t>δ</m:t>
+            </m:r>
+          </m:e>
+          <m:sub>
+            <m:r>
+              <w:rPr>
+                <w:rFonts w:ascii="Cambria Math" w:hAnsi="Cambria Math"/>
+              </w:rPr>
+              <m:t>t</m:t>
+            </m:r>
+          </m:sub>
+        </m:sSub>
+      </m:oMath>
+      <w:r>
+        <w:t xml:space="preserve">a naptári hét fix hatásait, </w:t>
+      </w:r>
+      <m:oMath>
+        <m:sSub>
+          <m:sSubPr>
+            <m:ctrlPr>
+              <w:rPr>
+                <w:rFonts w:ascii="Cambria Math" w:hAnsi="Cambria Math"/>
+              </w:rPr>
+            </m:ctrlPr>
+          </m:sSubPr>
+          <m:e>
+            <m:r>
+              <w:rPr>
+                <w:rFonts w:ascii="Cambria Math" w:hAnsi="Cambria Math"/>
+              </w:rPr>
+              <m:t>ε</m:t>
+            </m:r>
+          </m:e>
+          <m:sub>
+            <m:r>
+              <w:rPr>
+                <w:rFonts w:ascii="Cambria Math" w:hAnsi="Cambria Math"/>
+              </w:rPr>
+              <m:t>b,t</m:t>
+            </m:r>
+          </m:sub>
+        </m:sSub>
+      </m:oMath>
+      <w:r>
+        <w:t xml:space="preserve"> </w:t>
+      </w:r>
+      <w:r>
+        <w:t>pedig a hibatagot jelöli. A mention-only specifikációban a hírsentimenthez kapcsolódó paraméterek elmaradnak.</w:t>
+      </w:r>
+    </w:p>
+    <w:p>
+      <w:r>
+        <w:t>A becslés OLS-sel történik, a fix hatások dummyként kerülnek be a modellbe. A standard hibák vállalati szinten kerülnek klaszterezésre, biztosítva a robusztusságot a márkákon belüli serial correlation és heteroszkedaszticitás mellett. A dinamikus hatások értékeléséhez a lagkoefficiensek összegére Wald-tesztek készülnek, amelyek a kumulatív késleltetett hatás szignifikanciáját vizsgálják.</w:t>
+      </w:r>
+    </w:p>
+    <w:p>
+      <w:r>
+        <w:t>A becslésből származó koefficienspályák minden kimeneti változóra és minden lagablakra külön kerülnek exportálásra, és ezek szolgálnak alapul a későbbi grafikus és táblázatos eredményösszegzésekhez.</w:t>
+      </w:r>
+    </w:p>
+    <w:p>
+      <w:pPr>
+        <w:ind w:left="720" w:firstLine="0"/>
+      </w:pPr>
     </w:p>
     <w:p>
       <w:pPr>
@@ -7536,7 +7790,6 @@
     <w:lvl w:ilvl="0">
       <w:start w:val="1"/>
       <w:numFmt w:val="decimal"/>
-      <w:pStyle w:val="Cmsor1"/>
       <w:suff w:val="space"/>
       <w:lvlText w:val="%1"/>
       <w:lvlJc w:val="left"/>
@@ -7904,6 +8157,9 @@
   </w:num>
   <w:num w:numId="31" w16cid:durableId="1471092824">
     <w:abstractNumId w:val="18"/>
+  </w:num>
+  <w:num w:numId="32" w16cid:durableId="281570771">
+    <w:abstractNumId w:val="29"/>
   </w:num>
   <w:numIdMacAtCleanup w:val="12"/>
 </w:numbering>
@@ -8227,14 +8483,12 @@
     <w:next w:val="Norml"/>
     <w:autoRedefine/>
     <w:qFormat/>
-    <w:rsid w:val="00615BDC"/>
+    <w:rsid w:val="00251987"/>
     <w:pPr>
       <w:keepNext/>
       <w:pageBreakBefore/>
-      <w:numPr>
-        <w:numId w:val="2"/>
-      </w:numPr>
       <w:spacing w:before="360" w:after="480"/>
+      <w:ind w:firstLine="0"/>
       <w:outlineLvl w:val="0"/>
     </w:pPr>
     <w:rPr>
@@ -8252,7 +8506,7 @@
     <w:next w:val="Norml"/>
     <w:autoRedefine/>
     <w:qFormat/>
-    <w:rsid w:val="002973C4"/>
+    <w:rsid w:val="007266DE"/>
     <w:pPr>
       <w:keepNext/>
       <w:spacing w:before="240" w:after="60"/>
@@ -8698,9 +8952,6 @@
     <w:next w:val="Norml"/>
     <w:rsid w:val="00D1632F"/>
     <w:pPr>
-      <w:numPr>
-        <w:numId w:val="0"/>
-      </w:numPr>
       <w:spacing w:before="240"/>
     </w:pPr>
   </w:style>
@@ -9192,9 +9443,6 @@
     <w:pPr>
       <w:keepLines/>
       <w:pageBreakBefore w:val="0"/>
-      <w:numPr>
-        <w:numId w:val="0"/>
-      </w:numPr>
       <w:spacing w:before="480" w:after="0" w:line="276" w:lineRule="auto"/>
       <w:jc w:val="left"/>
       <w:outlineLvl w:val="9"/>

--- a/DiplomatervSablon_v3.2_hu.docx
+++ b/DiplomatervSablon_v3.2_hu.docx
@@ -401,7 +401,7 @@
       </w:r>
       <w:r>
         <w:rPr>
-          <w:rStyle w:val="Kiemels2"/>
+          <w:rStyle w:val="Strong"/>
         </w:rPr>
         <w:t>tanszék saját előírása szerint</w:t>
       </w:r>
@@ -435,7 +435,7 @@
         </w:rPr>
         <w:lastRenderedPageBreak/>
         <w:drawing>
-          <wp:inline distT="0" distB="0" distL="0" distR="0" wp14:anchorId="5D62D356" wp14:editId="5A742426">
+          <wp:inline distT="0" distB="0" distL="0" distR="0" wp14:anchorId="5D62D356" wp14:editId="0EDF4773">
             <wp:extent cx="1933575" cy="542925"/>
             <wp:effectExtent l="0" t="0" r="0" b="0"/>
             <wp:docPr id="1" name="Kép 1"/>
@@ -506,7 +506,7 @@
       </w:pPr>
       <w:fldSimple w:instr=" DOCPROPERTY  Company  \* MERGEFORMAT ">
         <w:r>
-          <w:t>XXX Tanszék</w:t>
+          <w:t>TMIT Tanszék</w:t>
         </w:r>
       </w:fldSimple>
     </w:p>
@@ -523,7 +523,7 @@
       </w:pPr>
       <w:fldSimple w:instr=" AUTHOR  \* MERGEFORMAT ">
         <w:r>
-          <w:t>Rezeda Kázmér</w:t>
+          <w:t>Szabó Benedek Ferenc</w:t>
         </w:r>
       </w:fldSimple>
       <w:r>
@@ -532,25 +532,17 @@
     </w:p>
     <w:p>
       <w:pPr>
-        <w:pStyle w:val="Cm"/>
+        <w:pStyle w:val="Title"/>
       </w:pPr>
       <w:fldSimple w:instr=" TITLE  \* MERGEFORMAT ">
         <w:r>
-          <w:t>Elektronikus terelők</w:t>
+          <w:t>Nemzetközi márkák mémekben való reprezentációjának elemzése képfeldolgozó modellekkel</w:t>
         </w:r>
       </w:fldSimple>
     </w:p>
     <w:p>
       <w:pPr>
-        <w:pStyle w:val="Alcm"/>
-      </w:pPr>
-      <w:r>
-        <w:t>Nemzetközi márkák mémekben való reprezentációjának elemzése képfeldolgozó modellekkel</w:t>
-      </w:r>
-    </w:p>
-    <w:p>
-      <w:pPr>
-        <w:pStyle w:val="Alcm"/>
+        <w:pStyle w:val="Subtitle"/>
       </w:pPr>
       <w:r>
         <w:rPr>
@@ -688,7 +680,7 @@
                 <v:stroke joinstyle="miter"/>
                 <v:path gradientshapeok="t" o:connecttype="rect"/>
               </v:shapetype>
-              <v:shape id="Text Box 7" o:spid="_x0000_s1026" type="#_x0000_t202" style="position:absolute;left:0;text-align:left;margin-left:204.95pt;margin-top:28.55pt;width:226.75pt;height:81pt;z-index:251657728;visibility:visible;mso-wrap-style:square;mso-width-percent:0;mso-height-percent:0;mso-wrap-distance-left:9pt;mso-wrap-distance-top:0;mso-wrap-distance-right:9pt;mso-wrap-distance-bottom:0;mso-position-horizontal:absolute;mso-position-horizontal-relative:page;mso-position-vertical:absolute;mso-position-vertical-relative:text;mso-width-percent:0;mso-height-percent:0;mso-width-relative:page;mso-height-relative:page;v-text-anchor:top" o:gfxdata="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" stroked="f">
+              <v:shape id="Text Box 7" o:spid="_x0000_s1026" type="#_x0000_t202" style="position:absolute;left:0;text-align:left;margin-left:204.95pt;margin-top:28.55pt;width:226.75pt;height:81pt;z-index:251657728;visibility:visible;mso-wrap-style:square;mso-width-percent:0;mso-height-percent:0;mso-wrap-distance-left:9pt;mso-wrap-distance-top:0;mso-wrap-distance-right:9pt;mso-wrap-distance-bottom:0;mso-position-horizontal:absolute;mso-position-horizontal-relative:page;mso-position-vertical:absolute;mso-position-vertical-relative:text;mso-width-percent:0;mso-height-percent:0;mso-width-relative:page;mso-height-relative:page;v-text-anchor:top" o:gfxdata="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" stroked="f">
                 <v:textbox>
                   <w:txbxContent>
                     <w:p>
@@ -767,14 +759,14 @@
     </w:p>
     <w:p>
       <w:pPr>
-        <w:pStyle w:val="TJ1"/>
+        <w:pStyle w:val="TOC1"/>
         <w:rPr>
           <w:rFonts w:asciiTheme="minorHAnsi" w:eastAsiaTheme="minorEastAsia" w:hAnsiTheme="minorHAnsi" w:cstheme="minorBidi"/>
           <w:b w:val="0"/>
           <w:noProof/>
-          <w:sz w:val="22"/>
-          <w:szCs w:val="22"/>
-          <w:lang w:eastAsia="hu-HU"/>
+          <w:kern w:val="2"/>
+          <w:lang w:val="en-HU" w:eastAsia="en-GB"/>
+          <w14:ligatures w14:val="standardContextual"/>
         </w:rPr>
       </w:pPr>
       <w:r>
@@ -786,10 +778,10 @@
       <w:r>
         <w:fldChar w:fldCharType="separate"/>
       </w:r>
-      <w:hyperlink w:anchor="_Toc59896130" w:history="1">
-        <w:r>
-          <w:rPr>
-            <w:rStyle w:val="Hiperhivatkozs"/>
+      <w:hyperlink w:anchor="_Toc215121499" w:history="1">
+        <w:r>
+          <w:rPr>
+            <w:rStyle w:val="Hyperlink"/>
             <w:noProof/>
           </w:rPr>
           <w:t>Összefoglaló</w:t>
@@ -813,7 +805,7 @@
             <w:noProof/>
             <w:webHidden/>
           </w:rPr>
-          <w:instrText xml:space="preserve"> PAGEREF _Toc59896130 \h </w:instrText>
+          <w:instrText xml:space="preserve"> PAGEREF _Toc215121499 \h </w:instrText>
         </w:r>
         <w:r>
           <w:rPr>
@@ -833,7 +825,7 @@
             <w:noProof/>
             <w:webHidden/>
           </w:rPr>
-          <w:t>6</w:t>
+          <w:t>8</w:t>
         </w:r>
         <w:r>
           <w:rPr>
@@ -846,20 +838,20 @@
     </w:p>
     <w:p>
       <w:pPr>
-        <w:pStyle w:val="TJ1"/>
+        <w:pStyle w:val="TOC1"/>
         <w:rPr>
           <w:rFonts w:asciiTheme="minorHAnsi" w:eastAsiaTheme="minorEastAsia" w:hAnsiTheme="minorHAnsi" w:cstheme="minorBidi"/>
           <w:b w:val="0"/>
           <w:noProof/>
-          <w:sz w:val="22"/>
-          <w:szCs w:val="22"/>
-          <w:lang w:eastAsia="hu-HU"/>
+          <w:kern w:val="2"/>
+          <w:lang w:val="en-HU" w:eastAsia="en-GB"/>
+          <w14:ligatures w14:val="standardContextual"/>
         </w:rPr>
       </w:pPr>
-      <w:hyperlink w:anchor="_Toc59896131" w:history="1">
-        <w:r>
-          <w:rPr>
-            <w:rStyle w:val="Hiperhivatkozs"/>
+      <w:hyperlink w:anchor="_Toc215121500" w:history="1">
+        <w:r>
+          <w:rPr>
+            <w:rStyle w:val="Hyperlink"/>
             <w:noProof/>
           </w:rPr>
           <w:t>Abstract</w:t>
@@ -883,7 +875,7 @@
             <w:noProof/>
             <w:webHidden/>
           </w:rPr>
-          <w:instrText xml:space="preserve"> PAGEREF _Toc59896131 \h </w:instrText>
+          <w:instrText xml:space="preserve"> PAGEREF _Toc215121500 \h </w:instrText>
         </w:r>
         <w:r>
           <w:rPr>
@@ -903,7 +895,7 @@
             <w:noProof/>
             <w:webHidden/>
           </w:rPr>
-          <w:t>7</w:t>
+          <w:t>9</w:t>
         </w:r>
         <w:r>
           <w:rPr>
@@ -916,23 +908,239 @@
     </w:p>
     <w:p>
       <w:pPr>
-        <w:pStyle w:val="TJ1"/>
+        <w:pStyle w:val="TOC2"/>
+        <w:tabs>
+          <w:tab w:val="right" w:leader="dot" w:pos="8494"/>
+        </w:tabs>
+        <w:rPr>
+          <w:rFonts w:asciiTheme="minorHAnsi" w:eastAsiaTheme="minorEastAsia" w:hAnsiTheme="minorHAnsi" w:cstheme="minorBidi"/>
+          <w:noProof/>
+          <w:kern w:val="2"/>
+          <w:lang w:val="en-HU" w:eastAsia="en-GB"/>
+          <w14:ligatures w14:val="standardContextual"/>
+        </w:rPr>
+      </w:pPr>
+      <w:hyperlink w:anchor="_Toc215121501" w:history="1">
+        <w:r>
+          <w:rPr>
+            <w:rStyle w:val="Hyperlink"/>
+            <w:noProof/>
+          </w:rPr>
+          <w:t>Motiváció és cél</w:t>
+        </w:r>
+        <w:r>
+          <w:rPr>
+            <w:noProof/>
+            <w:webHidden/>
+          </w:rPr>
+          <w:tab/>
+        </w:r>
+        <w:r>
+          <w:rPr>
+            <w:noProof/>
+            <w:webHidden/>
+          </w:rPr>
+          <w:fldChar w:fldCharType="begin"/>
+        </w:r>
+        <w:r>
+          <w:rPr>
+            <w:noProof/>
+            <w:webHidden/>
+          </w:rPr>
+          <w:instrText xml:space="preserve"> PAGEREF _Toc215121501 \h </w:instrText>
+        </w:r>
+        <w:r>
+          <w:rPr>
+            <w:noProof/>
+            <w:webHidden/>
+          </w:rPr>
+        </w:r>
+        <w:r>
+          <w:rPr>
+            <w:noProof/>
+            <w:webHidden/>
+          </w:rPr>
+          <w:fldChar w:fldCharType="separate"/>
+        </w:r>
+        <w:r>
+          <w:rPr>
+            <w:noProof/>
+            <w:webHidden/>
+          </w:rPr>
+          <w:t>10</w:t>
+        </w:r>
+        <w:r>
+          <w:rPr>
+            <w:noProof/>
+            <w:webHidden/>
+          </w:rPr>
+          <w:fldChar w:fldCharType="end"/>
+        </w:r>
+      </w:hyperlink>
+    </w:p>
+    <w:p>
+      <w:pPr>
+        <w:pStyle w:val="TOC2"/>
+        <w:tabs>
+          <w:tab w:val="right" w:leader="dot" w:pos="8494"/>
+        </w:tabs>
+        <w:rPr>
+          <w:rFonts w:asciiTheme="minorHAnsi" w:eastAsiaTheme="minorEastAsia" w:hAnsiTheme="minorHAnsi" w:cstheme="minorBidi"/>
+          <w:noProof/>
+          <w:kern w:val="2"/>
+          <w:lang w:val="en-HU" w:eastAsia="en-GB"/>
+          <w14:ligatures w14:val="standardContextual"/>
+        </w:rPr>
+      </w:pPr>
+      <w:hyperlink w:anchor="_Toc215121502" w:history="1">
+        <w:r>
+          <w:rPr>
+            <w:rStyle w:val="Hyperlink"/>
+            <w:noProof/>
+          </w:rPr>
+          <w:t>Irodalmi háttér</w:t>
+        </w:r>
+        <w:r>
+          <w:rPr>
+            <w:noProof/>
+            <w:webHidden/>
+          </w:rPr>
+          <w:tab/>
+        </w:r>
+        <w:r>
+          <w:rPr>
+            <w:noProof/>
+            <w:webHidden/>
+          </w:rPr>
+          <w:fldChar w:fldCharType="begin"/>
+        </w:r>
+        <w:r>
+          <w:rPr>
+            <w:noProof/>
+            <w:webHidden/>
+          </w:rPr>
+          <w:instrText xml:space="preserve"> PAGEREF _Toc215121502 \h </w:instrText>
+        </w:r>
+        <w:r>
+          <w:rPr>
+            <w:noProof/>
+            <w:webHidden/>
+          </w:rPr>
+        </w:r>
+        <w:r>
+          <w:rPr>
+            <w:noProof/>
+            <w:webHidden/>
+          </w:rPr>
+          <w:fldChar w:fldCharType="separate"/>
+        </w:r>
+        <w:r>
+          <w:rPr>
+            <w:noProof/>
+            <w:webHidden/>
+          </w:rPr>
+          <w:t>11</w:t>
+        </w:r>
+        <w:r>
+          <w:rPr>
+            <w:noProof/>
+            <w:webHidden/>
+          </w:rPr>
+          <w:fldChar w:fldCharType="end"/>
+        </w:r>
+      </w:hyperlink>
+    </w:p>
+    <w:p>
+      <w:pPr>
+        <w:pStyle w:val="TOC2"/>
+        <w:tabs>
+          <w:tab w:val="right" w:leader="dot" w:pos="8494"/>
+        </w:tabs>
+        <w:rPr>
+          <w:rFonts w:asciiTheme="minorHAnsi" w:eastAsiaTheme="minorEastAsia" w:hAnsiTheme="minorHAnsi" w:cstheme="minorBidi"/>
+          <w:noProof/>
+          <w:kern w:val="2"/>
+          <w:lang w:val="en-HU" w:eastAsia="en-GB"/>
+          <w14:ligatures w14:val="standardContextual"/>
+        </w:rPr>
+      </w:pPr>
+      <w:hyperlink w:anchor="_Toc215121503" w:history="1">
+        <w:r>
+          <w:rPr>
+            <w:rStyle w:val="Hyperlink"/>
+            <w:noProof/>
+          </w:rPr>
+          <w:t>Elméleti háttér</w:t>
+        </w:r>
+        <w:r>
+          <w:rPr>
+            <w:noProof/>
+            <w:webHidden/>
+          </w:rPr>
+          <w:tab/>
+        </w:r>
+        <w:r>
+          <w:rPr>
+            <w:noProof/>
+            <w:webHidden/>
+          </w:rPr>
+          <w:fldChar w:fldCharType="begin"/>
+        </w:r>
+        <w:r>
+          <w:rPr>
+            <w:noProof/>
+            <w:webHidden/>
+          </w:rPr>
+          <w:instrText xml:space="preserve"> PAGEREF _Toc215121503 \h </w:instrText>
+        </w:r>
+        <w:r>
+          <w:rPr>
+            <w:noProof/>
+            <w:webHidden/>
+          </w:rPr>
+        </w:r>
+        <w:r>
+          <w:rPr>
+            <w:noProof/>
+            <w:webHidden/>
+          </w:rPr>
+          <w:fldChar w:fldCharType="separate"/>
+        </w:r>
+        <w:r>
+          <w:rPr>
+            <w:noProof/>
+            <w:webHidden/>
+          </w:rPr>
+          <w:t>12</w:t>
+        </w:r>
+        <w:r>
+          <w:rPr>
+            <w:noProof/>
+            <w:webHidden/>
+          </w:rPr>
+          <w:fldChar w:fldCharType="end"/>
+        </w:r>
+      </w:hyperlink>
+    </w:p>
+    <w:p>
+      <w:pPr>
+        <w:pStyle w:val="TOC1"/>
         <w:rPr>
           <w:rFonts w:asciiTheme="minorHAnsi" w:eastAsiaTheme="minorEastAsia" w:hAnsiTheme="minorHAnsi" w:cstheme="minorBidi"/>
           <w:b w:val="0"/>
           <w:noProof/>
-          <w:sz w:val="22"/>
-          <w:szCs w:val="22"/>
-          <w:lang w:eastAsia="hu-HU"/>
+          <w:kern w:val="2"/>
+          <w:lang w:val="en-HU" w:eastAsia="en-GB"/>
+          <w14:ligatures w14:val="standardContextual"/>
         </w:rPr>
       </w:pPr>
-      <w:hyperlink w:anchor="_Toc59896132" w:history="1">
-        <w:r>
-          <w:rPr>
-            <w:rStyle w:val="Hiperhivatkozs"/>
-            <w:noProof/>
-          </w:rPr>
-          <w:t>1 Bevezetés</w:t>
+      <w:hyperlink w:anchor="_Toc215121504" w:history="1">
+        <w:r>
+          <w:rPr>
+            <w:rStyle w:val="Hyperlink"/>
+            <w:noProof/>
+          </w:rPr>
+          <w:t>2. Adatszerzés</w:t>
         </w:r>
         <w:r>
           <w:rPr>
@@ -953,7 +1161,7 @@
             <w:noProof/>
             <w:webHidden/>
           </w:rPr>
-          <w:instrText xml:space="preserve"> PAGEREF _Toc59896132 \h </w:instrText>
+          <w:instrText xml:space="preserve"> PAGEREF _Toc215121504 \h </w:instrText>
         </w:r>
         <w:r>
           <w:rPr>
@@ -973,7 +1181,7 @@
             <w:noProof/>
             <w:webHidden/>
           </w:rPr>
-          <w:t>8</w:t>
+          <w:t>15</w:t>
         </w:r>
         <w:r>
           <w:rPr>
@@ -986,25 +1194,25 @@
     </w:p>
     <w:p>
       <w:pPr>
-        <w:pStyle w:val="TJ2"/>
+        <w:pStyle w:val="TOC2"/>
         <w:tabs>
           <w:tab w:val="right" w:leader="dot" w:pos="8494"/>
         </w:tabs>
         <w:rPr>
           <w:rFonts w:asciiTheme="minorHAnsi" w:eastAsiaTheme="minorEastAsia" w:hAnsiTheme="minorHAnsi" w:cstheme="minorBidi"/>
           <w:noProof/>
-          <w:sz w:val="22"/>
-          <w:szCs w:val="22"/>
-          <w:lang w:eastAsia="hu-HU"/>
+          <w:kern w:val="2"/>
+          <w:lang w:val="en-HU" w:eastAsia="en-GB"/>
+          <w14:ligatures w14:val="standardContextual"/>
         </w:rPr>
       </w:pPr>
-      <w:hyperlink w:anchor="_Toc59896133" w:history="1">
-        <w:r>
-          <w:rPr>
-            <w:rStyle w:val="Hiperhivatkozs"/>
-            <w:noProof/>
-          </w:rPr>
-          <w:t>1.1 Formázási tudnivalók</w:t>
+      <w:hyperlink w:anchor="_Toc215121505" w:history="1">
+        <w:r>
+          <w:rPr>
+            <w:rStyle w:val="Hyperlink"/>
+            <w:noProof/>
+          </w:rPr>
+          <w:t>2.1 Márkák megszerzése és kiválasztásának módszertana</w:t>
         </w:r>
         <w:r>
           <w:rPr>
@@ -1025,7 +1233,7 @@
             <w:noProof/>
             <w:webHidden/>
           </w:rPr>
-          <w:instrText xml:space="preserve"> PAGEREF _Toc59896133 \h </w:instrText>
+          <w:instrText xml:space="preserve"> PAGEREF _Toc215121505 \h </w:instrText>
         </w:r>
         <w:r>
           <w:rPr>
@@ -1045,7 +1253,7 @@
             <w:noProof/>
             <w:webHidden/>
           </w:rPr>
-          <w:t>8</w:t>
+          <w:t>15</w:t>
         </w:r>
         <w:r>
           <w:rPr>
@@ -1058,25 +1266,25 @@
     </w:p>
     <w:p>
       <w:pPr>
-        <w:pStyle w:val="TJ3"/>
+        <w:pStyle w:val="TOC2"/>
         <w:tabs>
           <w:tab w:val="right" w:leader="dot" w:pos="8494"/>
         </w:tabs>
         <w:rPr>
           <w:rFonts w:asciiTheme="minorHAnsi" w:eastAsiaTheme="minorEastAsia" w:hAnsiTheme="minorHAnsi" w:cstheme="minorBidi"/>
           <w:noProof/>
-          <w:sz w:val="22"/>
-          <w:szCs w:val="22"/>
-          <w:lang w:eastAsia="hu-HU"/>
+          <w:kern w:val="2"/>
+          <w:lang w:val="en-HU" w:eastAsia="en-GB"/>
+          <w14:ligatures w14:val="standardContextual"/>
         </w:rPr>
       </w:pPr>
-      <w:hyperlink w:anchor="_Toc59896134" w:history="1">
-        <w:r>
-          <w:rPr>
-            <w:rStyle w:val="Hiperhivatkozs"/>
-            <w:noProof/>
-          </w:rPr>
-          <w:t>1.1.1 Címsorok</w:t>
+      <w:hyperlink w:anchor="_Toc215121506" w:history="1">
+        <w:r>
+          <w:rPr>
+            <w:rStyle w:val="Hyperlink"/>
+            <w:noProof/>
+          </w:rPr>
+          <w:t>2.2. Adathalmaz összeállításának folyamata és kihívásai</w:t>
         </w:r>
         <w:r>
           <w:rPr>
@@ -1097,7 +1305,7 @@
             <w:noProof/>
             <w:webHidden/>
           </w:rPr>
-          <w:instrText xml:space="preserve"> PAGEREF _Toc59896134 \h </w:instrText>
+          <w:instrText xml:space="preserve"> PAGEREF _Toc215121506 \h </w:instrText>
         </w:r>
         <w:r>
           <w:rPr>
@@ -1117,7 +1325,7 @@
             <w:noProof/>
             <w:webHidden/>
           </w:rPr>
-          <w:t>8</w:t>
+          <w:t>16</w:t>
         </w:r>
         <w:r>
           <w:rPr>
@@ -1130,25 +1338,25 @@
     </w:p>
     <w:p>
       <w:pPr>
-        <w:pStyle w:val="TJ3"/>
+        <w:pStyle w:val="TOC2"/>
         <w:tabs>
           <w:tab w:val="right" w:leader="dot" w:pos="8494"/>
         </w:tabs>
         <w:rPr>
           <w:rFonts w:asciiTheme="minorHAnsi" w:eastAsiaTheme="minorEastAsia" w:hAnsiTheme="minorHAnsi" w:cstheme="minorBidi"/>
           <w:noProof/>
-          <w:sz w:val="22"/>
-          <w:szCs w:val="22"/>
-          <w:lang w:eastAsia="hu-HU"/>
+          <w:kern w:val="2"/>
+          <w:lang w:val="en-HU" w:eastAsia="en-GB"/>
+          <w14:ligatures w14:val="standardContextual"/>
         </w:rPr>
       </w:pPr>
-      <w:hyperlink w:anchor="_Toc59896135" w:history="1">
-        <w:r>
-          <w:rPr>
-            <w:rStyle w:val="Hiperhivatkozs"/>
-            <w:noProof/>
-          </w:rPr>
-          <w:t>1.1.2 Képek</w:t>
+      <w:hyperlink w:anchor="_Toc215121507" w:history="1">
+        <w:r>
+          <w:rPr>
+            <w:rStyle w:val="Hyperlink"/>
+            <w:noProof/>
+          </w:rPr>
+          <w:t>2.2.1 Meme-adatok gyűjtése</w:t>
         </w:r>
         <w:r>
           <w:rPr>
@@ -1169,7 +1377,7 @@
             <w:noProof/>
             <w:webHidden/>
           </w:rPr>
-          <w:instrText xml:space="preserve"> PAGEREF _Toc59896135 \h </w:instrText>
+          <w:instrText xml:space="preserve"> PAGEREF _Toc215121507 \h </w:instrText>
         </w:r>
         <w:r>
           <w:rPr>
@@ -1189,7 +1397,7 @@
             <w:noProof/>
             <w:webHidden/>
           </w:rPr>
-          <w:t>8</w:t>
+          <w:t>16</w:t>
         </w:r>
         <w:r>
           <w:rPr>
@@ -1202,25 +1410,25 @@
     </w:p>
     <w:p>
       <w:pPr>
-        <w:pStyle w:val="TJ3"/>
+        <w:pStyle w:val="TOC2"/>
         <w:tabs>
           <w:tab w:val="right" w:leader="dot" w:pos="8494"/>
         </w:tabs>
         <w:rPr>
           <w:rFonts w:asciiTheme="minorHAnsi" w:eastAsiaTheme="minorEastAsia" w:hAnsiTheme="minorHAnsi" w:cstheme="minorBidi"/>
           <w:noProof/>
-          <w:sz w:val="22"/>
-          <w:szCs w:val="22"/>
-          <w:lang w:eastAsia="hu-HU"/>
+          <w:kern w:val="2"/>
+          <w:lang w:val="en-HU" w:eastAsia="en-GB"/>
+          <w14:ligatures w14:val="standardContextual"/>
         </w:rPr>
       </w:pPr>
-      <w:hyperlink w:anchor="_Toc59896136" w:history="1">
-        <w:r>
-          <w:rPr>
-            <w:rStyle w:val="Hiperhivatkozs"/>
-            <w:noProof/>
-          </w:rPr>
-          <w:t>1.1.3 Kódrészletek</w:t>
+      <w:hyperlink w:anchor="_Toc215121508" w:history="1">
+        <w:r>
+          <w:rPr>
+            <w:rStyle w:val="Hyperlink"/>
+            <w:noProof/>
+          </w:rPr>
+          <w:t>2.2.2 New York Times cikkhalmaz beszerzése TODO</w:t>
         </w:r>
         <w:r>
           <w:rPr>
@@ -1241,7 +1449,7 @@
             <w:noProof/>
             <w:webHidden/>
           </w:rPr>
-          <w:instrText xml:space="preserve"> PAGEREF _Toc59896136 \h </w:instrText>
+          <w:instrText xml:space="preserve"> PAGEREF _Toc215121508 \h </w:instrText>
         </w:r>
         <w:r>
           <w:rPr>
@@ -1261,7 +1469,7 @@
             <w:noProof/>
             <w:webHidden/>
           </w:rPr>
-          <w:t>8</w:t>
+          <w:t>17</w:t>
         </w:r>
         <w:r>
           <w:rPr>
@@ -1274,25 +1482,39 @@
     </w:p>
     <w:p>
       <w:pPr>
-        <w:pStyle w:val="TJ3"/>
+        <w:pStyle w:val="TOC2"/>
         <w:tabs>
           <w:tab w:val="right" w:leader="dot" w:pos="8494"/>
         </w:tabs>
         <w:rPr>
           <w:rFonts w:asciiTheme="minorHAnsi" w:eastAsiaTheme="minorEastAsia" w:hAnsiTheme="minorHAnsi" w:cstheme="minorBidi"/>
           <w:noProof/>
-          <w:sz w:val="22"/>
-          <w:szCs w:val="22"/>
-          <w:lang w:eastAsia="hu-HU"/>
+          <w:kern w:val="2"/>
+          <w:lang w:val="en-HU" w:eastAsia="en-GB"/>
+          <w14:ligatures w14:val="standardContextual"/>
         </w:rPr>
       </w:pPr>
-      <w:hyperlink w:anchor="_Toc59896137" w:history="1">
-        <w:r>
-          <w:rPr>
-            <w:rStyle w:val="Hiperhivatkozs"/>
-            <w:noProof/>
-          </w:rPr>
-          <w:t>1.1.4 Irodalomjegyzék</w:t>
+      <w:hyperlink w:anchor="_Toc215121509" w:history="1">
+        <w:r>
+          <w:rPr>
+            <w:rStyle w:val="Hyperlink"/>
+            <w:noProof/>
+          </w:rPr>
+          <w:t>2.2.3 Aliasok és szinonimák hoz</w:t>
+        </w:r>
+        <w:r>
+          <w:rPr>
+            <w:rStyle w:val="Hyperlink"/>
+            <w:noProof/>
+          </w:rPr>
+          <w:t>z</w:t>
+        </w:r>
+        <w:r>
+          <w:rPr>
+            <w:rStyle w:val="Hyperlink"/>
+            <w:noProof/>
+          </w:rPr>
+          <w:t>áadása</w:t>
         </w:r>
         <w:r>
           <w:rPr>
@@ -1313,7 +1535,7 @@
             <w:noProof/>
             <w:webHidden/>
           </w:rPr>
-          <w:instrText xml:space="preserve"> PAGEREF _Toc59896137 \h </w:instrText>
+          <w:instrText xml:space="preserve"> PAGEREF _Toc215121509 \h </w:instrText>
         </w:r>
         <w:r>
           <w:rPr>
@@ -1333,7 +1555,7 @@
             <w:noProof/>
             <w:webHidden/>
           </w:rPr>
-          <w:t>8</w:t>
+          <w:t>17</w:t>
         </w:r>
         <w:r>
           <w:rPr>
@@ -1346,23 +1568,23 @@
     </w:p>
     <w:p>
       <w:pPr>
-        <w:pStyle w:val="TJ1"/>
+        <w:pStyle w:val="TOC1"/>
         <w:rPr>
           <w:rFonts w:asciiTheme="minorHAnsi" w:eastAsiaTheme="minorEastAsia" w:hAnsiTheme="minorHAnsi" w:cstheme="minorBidi"/>
           <w:b w:val="0"/>
           <w:noProof/>
-          <w:sz w:val="22"/>
-          <w:szCs w:val="22"/>
-          <w:lang w:eastAsia="hu-HU"/>
+          <w:kern w:val="2"/>
+          <w:lang w:val="en-HU" w:eastAsia="en-GB"/>
+          <w14:ligatures w14:val="standardContextual"/>
         </w:rPr>
       </w:pPr>
-      <w:hyperlink w:anchor="_Toc59896138" w:history="1">
-        <w:r>
-          <w:rPr>
-            <w:rStyle w:val="Hiperhivatkozs"/>
-            <w:noProof/>
-          </w:rPr>
-          <w:t>2 Utolsó simítások</w:t>
+      <w:hyperlink w:anchor="_Toc215121510" w:history="1">
+        <w:r>
+          <w:rPr>
+            <w:rStyle w:val="Hyperlink"/>
+            <w:noProof/>
+          </w:rPr>
+          <w:t>3. Osztályozó modell fejlesztése</w:t>
         </w:r>
         <w:r>
           <w:rPr>
@@ -1383,7 +1605,7 @@
             <w:noProof/>
             <w:webHidden/>
           </w:rPr>
-          <w:instrText xml:space="preserve"> PAGEREF _Toc59896138 \h </w:instrText>
+          <w:instrText xml:space="preserve"> PAGEREF _Toc215121510 \h </w:instrText>
         </w:r>
         <w:r>
           <w:rPr>
@@ -1403,7 +1625,7 @@
             <w:noProof/>
             <w:webHidden/>
           </w:rPr>
-          <w:t>10</w:t>
+          <w:t>19</w:t>
         </w:r>
         <w:r>
           <w:rPr>
@@ -1416,23 +1638,527 @@
     </w:p>
     <w:p>
       <w:pPr>
-        <w:pStyle w:val="TJ1"/>
+        <w:pStyle w:val="TOC2"/>
+        <w:tabs>
+          <w:tab w:val="right" w:leader="dot" w:pos="8494"/>
+        </w:tabs>
+        <w:rPr>
+          <w:rFonts w:asciiTheme="minorHAnsi" w:eastAsiaTheme="minorEastAsia" w:hAnsiTheme="minorHAnsi" w:cstheme="minorBidi"/>
+          <w:noProof/>
+          <w:kern w:val="2"/>
+          <w:lang w:val="en-HU" w:eastAsia="en-GB"/>
+          <w14:ligatures w14:val="standardContextual"/>
+        </w:rPr>
+      </w:pPr>
+      <w:hyperlink w:anchor="_Toc215121511" w:history="1">
+        <w:r>
+          <w:rPr>
+            <w:rStyle w:val="Hyperlink"/>
+            <w:noProof/>
+          </w:rPr>
+          <w:t>3.1 Kísérletek</w:t>
+        </w:r>
+        <w:r>
+          <w:rPr>
+            <w:noProof/>
+            <w:webHidden/>
+          </w:rPr>
+          <w:tab/>
+        </w:r>
+        <w:r>
+          <w:rPr>
+            <w:noProof/>
+            <w:webHidden/>
+          </w:rPr>
+          <w:fldChar w:fldCharType="begin"/>
+        </w:r>
+        <w:r>
+          <w:rPr>
+            <w:noProof/>
+            <w:webHidden/>
+          </w:rPr>
+          <w:instrText xml:space="preserve"> PAGEREF _Toc215121511 \h </w:instrText>
+        </w:r>
+        <w:r>
+          <w:rPr>
+            <w:noProof/>
+            <w:webHidden/>
+          </w:rPr>
+        </w:r>
+        <w:r>
+          <w:rPr>
+            <w:noProof/>
+            <w:webHidden/>
+          </w:rPr>
+          <w:fldChar w:fldCharType="separate"/>
+        </w:r>
+        <w:r>
+          <w:rPr>
+            <w:noProof/>
+            <w:webHidden/>
+          </w:rPr>
+          <w:t>19</w:t>
+        </w:r>
+        <w:r>
+          <w:rPr>
+            <w:noProof/>
+            <w:webHidden/>
+          </w:rPr>
+          <w:fldChar w:fldCharType="end"/>
+        </w:r>
+      </w:hyperlink>
+    </w:p>
+    <w:p>
+      <w:pPr>
+        <w:pStyle w:val="TOC2"/>
+        <w:tabs>
+          <w:tab w:val="right" w:leader="dot" w:pos="8494"/>
+        </w:tabs>
+        <w:rPr>
+          <w:rFonts w:asciiTheme="minorHAnsi" w:eastAsiaTheme="minorEastAsia" w:hAnsiTheme="minorHAnsi" w:cstheme="minorBidi"/>
+          <w:noProof/>
+          <w:kern w:val="2"/>
+          <w:lang w:val="en-HU" w:eastAsia="en-GB"/>
+          <w14:ligatures w14:val="standardContextual"/>
+        </w:rPr>
+      </w:pPr>
+      <w:hyperlink w:anchor="_Toc215121512" w:history="1">
+        <w:r>
+          <w:rPr>
+            <w:rStyle w:val="Hyperlink"/>
+            <w:noProof/>
+          </w:rPr>
+          <w:t>3.2 Elkészült modell bemutatása</w:t>
+        </w:r>
+        <w:r>
+          <w:rPr>
+            <w:noProof/>
+            <w:webHidden/>
+          </w:rPr>
+          <w:tab/>
+        </w:r>
+        <w:r>
+          <w:rPr>
+            <w:noProof/>
+            <w:webHidden/>
+          </w:rPr>
+          <w:fldChar w:fldCharType="begin"/>
+        </w:r>
+        <w:r>
+          <w:rPr>
+            <w:noProof/>
+            <w:webHidden/>
+          </w:rPr>
+          <w:instrText xml:space="preserve"> PAGEREF _Toc215121512 \h </w:instrText>
+        </w:r>
+        <w:r>
+          <w:rPr>
+            <w:noProof/>
+            <w:webHidden/>
+          </w:rPr>
+        </w:r>
+        <w:r>
+          <w:rPr>
+            <w:noProof/>
+            <w:webHidden/>
+          </w:rPr>
+          <w:fldChar w:fldCharType="separate"/>
+        </w:r>
+        <w:r>
+          <w:rPr>
+            <w:noProof/>
+            <w:webHidden/>
+          </w:rPr>
+          <w:t>20</w:t>
+        </w:r>
+        <w:r>
+          <w:rPr>
+            <w:noProof/>
+            <w:webHidden/>
+          </w:rPr>
+          <w:fldChar w:fldCharType="end"/>
+        </w:r>
+      </w:hyperlink>
+    </w:p>
+    <w:p>
+      <w:pPr>
+        <w:pStyle w:val="TOC2"/>
+        <w:tabs>
+          <w:tab w:val="right" w:leader="dot" w:pos="8494"/>
+        </w:tabs>
+        <w:rPr>
+          <w:rFonts w:asciiTheme="minorHAnsi" w:eastAsiaTheme="minorEastAsia" w:hAnsiTheme="minorHAnsi" w:cstheme="minorBidi"/>
+          <w:noProof/>
+          <w:kern w:val="2"/>
+          <w:lang w:val="en-HU" w:eastAsia="en-GB"/>
+          <w14:ligatures w14:val="standardContextual"/>
+        </w:rPr>
+      </w:pPr>
+      <w:hyperlink w:anchor="_Toc215121513" w:history="1">
+        <w:r>
+          <w:rPr>
+            <w:rStyle w:val="Hyperlink"/>
+            <w:noProof/>
+          </w:rPr>
+          <w:t>3.2.1 Modellbeli módosítások</w:t>
+        </w:r>
+        <w:r>
+          <w:rPr>
+            <w:noProof/>
+            <w:webHidden/>
+          </w:rPr>
+          <w:tab/>
+        </w:r>
+        <w:r>
+          <w:rPr>
+            <w:noProof/>
+            <w:webHidden/>
+          </w:rPr>
+          <w:fldChar w:fldCharType="begin"/>
+        </w:r>
+        <w:r>
+          <w:rPr>
+            <w:noProof/>
+            <w:webHidden/>
+          </w:rPr>
+          <w:instrText xml:space="preserve"> PAGEREF _Toc215121513 \h </w:instrText>
+        </w:r>
+        <w:r>
+          <w:rPr>
+            <w:noProof/>
+            <w:webHidden/>
+          </w:rPr>
+        </w:r>
+        <w:r>
+          <w:rPr>
+            <w:noProof/>
+            <w:webHidden/>
+          </w:rPr>
+          <w:fldChar w:fldCharType="separate"/>
+        </w:r>
+        <w:r>
+          <w:rPr>
+            <w:noProof/>
+            <w:webHidden/>
+          </w:rPr>
+          <w:t>20</w:t>
+        </w:r>
+        <w:r>
+          <w:rPr>
+            <w:noProof/>
+            <w:webHidden/>
+          </w:rPr>
+          <w:fldChar w:fldCharType="end"/>
+        </w:r>
+      </w:hyperlink>
+    </w:p>
+    <w:p>
+      <w:pPr>
+        <w:pStyle w:val="TOC2"/>
+        <w:tabs>
+          <w:tab w:val="right" w:leader="dot" w:pos="8494"/>
+        </w:tabs>
+        <w:rPr>
+          <w:rFonts w:asciiTheme="minorHAnsi" w:eastAsiaTheme="minorEastAsia" w:hAnsiTheme="minorHAnsi" w:cstheme="minorBidi"/>
+          <w:noProof/>
+          <w:kern w:val="2"/>
+          <w:lang w:val="en-HU" w:eastAsia="en-GB"/>
+          <w14:ligatures w14:val="standardContextual"/>
+        </w:rPr>
+      </w:pPr>
+      <w:hyperlink w:anchor="_Toc215121514" w:history="1">
+        <w:r>
+          <w:rPr>
+            <w:rStyle w:val="Hyperlink"/>
+            <w:noProof/>
+          </w:rPr>
+          <w:t>3.2.2 Adatbeli módosítások</w:t>
+        </w:r>
+        <w:r>
+          <w:rPr>
+            <w:noProof/>
+            <w:webHidden/>
+          </w:rPr>
+          <w:tab/>
+        </w:r>
+        <w:r>
+          <w:rPr>
+            <w:noProof/>
+            <w:webHidden/>
+          </w:rPr>
+          <w:fldChar w:fldCharType="begin"/>
+        </w:r>
+        <w:r>
+          <w:rPr>
+            <w:noProof/>
+            <w:webHidden/>
+          </w:rPr>
+          <w:instrText xml:space="preserve"> PAGEREF _Toc215121514 \h </w:instrText>
+        </w:r>
+        <w:r>
+          <w:rPr>
+            <w:noProof/>
+            <w:webHidden/>
+          </w:rPr>
+        </w:r>
+        <w:r>
+          <w:rPr>
+            <w:noProof/>
+            <w:webHidden/>
+          </w:rPr>
+          <w:fldChar w:fldCharType="separate"/>
+        </w:r>
+        <w:r>
+          <w:rPr>
+            <w:noProof/>
+            <w:webHidden/>
+          </w:rPr>
+          <w:t>21</w:t>
+        </w:r>
+        <w:r>
+          <w:rPr>
+            <w:noProof/>
+            <w:webHidden/>
+          </w:rPr>
+          <w:fldChar w:fldCharType="end"/>
+        </w:r>
+      </w:hyperlink>
+    </w:p>
+    <w:p>
+      <w:pPr>
+        <w:pStyle w:val="TOC2"/>
+        <w:tabs>
+          <w:tab w:val="right" w:leader="dot" w:pos="8494"/>
+        </w:tabs>
+        <w:rPr>
+          <w:rFonts w:asciiTheme="minorHAnsi" w:eastAsiaTheme="minorEastAsia" w:hAnsiTheme="minorHAnsi" w:cstheme="minorBidi"/>
+          <w:noProof/>
+          <w:kern w:val="2"/>
+          <w:lang w:val="en-HU" w:eastAsia="en-GB"/>
+          <w14:ligatures w14:val="standardContextual"/>
+        </w:rPr>
+      </w:pPr>
+      <w:hyperlink w:anchor="_Toc215121515" w:history="1">
+        <w:r>
+          <w:rPr>
+            <w:rStyle w:val="Hyperlink"/>
+            <w:noProof/>
+          </w:rPr>
+          <w:t>3.2.3 Tanítási technikák</w:t>
+        </w:r>
+        <w:r>
+          <w:rPr>
+            <w:noProof/>
+            <w:webHidden/>
+          </w:rPr>
+          <w:tab/>
+        </w:r>
+        <w:r>
+          <w:rPr>
+            <w:noProof/>
+            <w:webHidden/>
+          </w:rPr>
+          <w:fldChar w:fldCharType="begin"/>
+        </w:r>
+        <w:r>
+          <w:rPr>
+            <w:noProof/>
+            <w:webHidden/>
+          </w:rPr>
+          <w:instrText xml:space="preserve"> PAGEREF _Toc215121515 \h </w:instrText>
+        </w:r>
+        <w:r>
+          <w:rPr>
+            <w:noProof/>
+            <w:webHidden/>
+          </w:rPr>
+        </w:r>
+        <w:r>
+          <w:rPr>
+            <w:noProof/>
+            <w:webHidden/>
+          </w:rPr>
+          <w:fldChar w:fldCharType="separate"/>
+        </w:r>
+        <w:r>
+          <w:rPr>
+            <w:noProof/>
+            <w:webHidden/>
+          </w:rPr>
+          <w:t>21</w:t>
+        </w:r>
+        <w:r>
+          <w:rPr>
+            <w:noProof/>
+            <w:webHidden/>
+          </w:rPr>
+          <w:fldChar w:fldCharType="end"/>
+        </w:r>
+      </w:hyperlink>
+    </w:p>
+    <w:p>
+      <w:pPr>
+        <w:pStyle w:val="TOC2"/>
+        <w:tabs>
+          <w:tab w:val="right" w:leader="dot" w:pos="8494"/>
+        </w:tabs>
+        <w:rPr>
+          <w:rFonts w:asciiTheme="minorHAnsi" w:eastAsiaTheme="minorEastAsia" w:hAnsiTheme="minorHAnsi" w:cstheme="minorBidi"/>
+          <w:noProof/>
+          <w:kern w:val="2"/>
+          <w:lang w:val="en-HU" w:eastAsia="en-GB"/>
+          <w14:ligatures w14:val="standardContextual"/>
+        </w:rPr>
+      </w:pPr>
+      <w:hyperlink w:anchor="_Toc215121516" w:history="1">
+        <w:r>
+          <w:rPr>
+            <w:rStyle w:val="Hyperlink"/>
+            <w:noProof/>
+          </w:rPr>
+          <w:t>3.2.4. Veszteségfüggvény és keresztvalidáció</w:t>
+        </w:r>
+        <w:r>
+          <w:rPr>
+            <w:noProof/>
+            <w:webHidden/>
+          </w:rPr>
+          <w:tab/>
+        </w:r>
+        <w:r>
+          <w:rPr>
+            <w:noProof/>
+            <w:webHidden/>
+          </w:rPr>
+          <w:fldChar w:fldCharType="begin"/>
+        </w:r>
+        <w:r>
+          <w:rPr>
+            <w:noProof/>
+            <w:webHidden/>
+          </w:rPr>
+          <w:instrText xml:space="preserve"> PAGEREF _Toc215121516 \h </w:instrText>
+        </w:r>
+        <w:r>
+          <w:rPr>
+            <w:noProof/>
+            <w:webHidden/>
+          </w:rPr>
+        </w:r>
+        <w:r>
+          <w:rPr>
+            <w:noProof/>
+            <w:webHidden/>
+          </w:rPr>
+          <w:fldChar w:fldCharType="separate"/>
+        </w:r>
+        <w:r>
+          <w:rPr>
+            <w:noProof/>
+            <w:webHidden/>
+          </w:rPr>
+          <w:t>23</w:t>
+        </w:r>
+        <w:r>
+          <w:rPr>
+            <w:noProof/>
+            <w:webHidden/>
+          </w:rPr>
+          <w:fldChar w:fldCharType="end"/>
+        </w:r>
+      </w:hyperlink>
+    </w:p>
+    <w:p>
+      <w:pPr>
+        <w:pStyle w:val="TOC2"/>
+        <w:tabs>
+          <w:tab w:val="right" w:leader="dot" w:pos="8494"/>
+        </w:tabs>
+        <w:rPr>
+          <w:rFonts w:asciiTheme="minorHAnsi" w:eastAsiaTheme="minorEastAsia" w:hAnsiTheme="minorHAnsi" w:cstheme="minorBidi"/>
+          <w:noProof/>
+          <w:kern w:val="2"/>
+          <w:lang w:val="en-HU" w:eastAsia="en-GB"/>
+          <w14:ligatures w14:val="standardContextual"/>
+        </w:rPr>
+      </w:pPr>
+      <w:hyperlink w:anchor="_Toc215121517" w:history="1">
+        <w:r>
+          <w:rPr>
+            <w:rStyle w:val="Hyperlink"/>
+            <w:noProof/>
+          </w:rPr>
+          <w:t>3.3. Karakterfelismerő modell fejlesztése</w:t>
+        </w:r>
+        <w:r>
+          <w:rPr>
+            <w:noProof/>
+            <w:webHidden/>
+          </w:rPr>
+          <w:tab/>
+        </w:r>
+        <w:r>
+          <w:rPr>
+            <w:noProof/>
+            <w:webHidden/>
+          </w:rPr>
+          <w:fldChar w:fldCharType="begin"/>
+        </w:r>
+        <w:r>
+          <w:rPr>
+            <w:noProof/>
+            <w:webHidden/>
+          </w:rPr>
+          <w:instrText xml:space="preserve"> PAGEREF _Toc215121517 \h </w:instrText>
+        </w:r>
+        <w:r>
+          <w:rPr>
+            <w:noProof/>
+            <w:webHidden/>
+          </w:rPr>
+        </w:r>
+        <w:r>
+          <w:rPr>
+            <w:noProof/>
+            <w:webHidden/>
+          </w:rPr>
+          <w:fldChar w:fldCharType="separate"/>
+        </w:r>
+        <w:r>
+          <w:rPr>
+            <w:noProof/>
+            <w:webHidden/>
+          </w:rPr>
+          <w:t>25</w:t>
+        </w:r>
+        <w:r>
+          <w:rPr>
+            <w:noProof/>
+            <w:webHidden/>
+          </w:rPr>
+          <w:fldChar w:fldCharType="end"/>
+        </w:r>
+      </w:hyperlink>
+    </w:p>
+    <w:p>
+      <w:pPr>
+        <w:pStyle w:val="TOC1"/>
         <w:rPr>
           <w:rFonts w:asciiTheme="minorHAnsi" w:eastAsiaTheme="minorEastAsia" w:hAnsiTheme="minorHAnsi" w:cstheme="minorBidi"/>
           <w:b w:val="0"/>
           <w:noProof/>
-          <w:sz w:val="22"/>
-          <w:szCs w:val="22"/>
-          <w:lang w:eastAsia="hu-HU"/>
+          <w:kern w:val="2"/>
+          <w:lang w:val="en-HU" w:eastAsia="en-GB"/>
+          <w14:ligatures w14:val="standardContextual"/>
         </w:rPr>
       </w:pPr>
-      <w:hyperlink w:anchor="_Toc59896139" w:history="1">
-        <w:r>
-          <w:rPr>
-            <w:rStyle w:val="Hiperhivatkozs"/>
-            <w:noProof/>
-          </w:rPr>
-          <w:t>Irodalomjegyzék</w:t>
+      <w:hyperlink w:anchor="_Toc215121518" w:history="1">
+        <w:r>
+          <w:rPr>
+            <w:rStyle w:val="Hyperlink"/>
+            <w:noProof/>
+          </w:rPr>
+          <w:t>4. Eredmények és elemzés</w:t>
         </w:r>
         <w:r>
           <w:rPr>
@@ -1453,7 +2179,7 @@
             <w:noProof/>
             <w:webHidden/>
           </w:rPr>
-          <w:instrText xml:space="preserve"> PAGEREF _Toc59896139 \h </w:instrText>
+          <w:instrText xml:space="preserve"> PAGEREF _Toc215121518 \h </w:instrText>
         </w:r>
         <w:r>
           <w:rPr>
@@ -1473,7 +2199,7 @@
             <w:noProof/>
             <w:webHidden/>
           </w:rPr>
-          <w:t>11</w:t>
+          <w:t>26</w:t>
         </w:r>
         <w:r>
           <w:rPr>
@@ -1486,20 +2212,1526 @@
     </w:p>
     <w:p>
       <w:pPr>
-        <w:pStyle w:val="TJ1"/>
+        <w:pStyle w:val="TOC2"/>
+        <w:tabs>
+          <w:tab w:val="right" w:leader="dot" w:pos="8494"/>
+        </w:tabs>
+        <w:rPr>
+          <w:rFonts w:asciiTheme="minorHAnsi" w:eastAsiaTheme="minorEastAsia" w:hAnsiTheme="minorHAnsi" w:cstheme="minorBidi"/>
+          <w:noProof/>
+          <w:kern w:val="2"/>
+          <w:lang w:val="en-HU" w:eastAsia="en-GB"/>
+          <w14:ligatures w14:val="standardContextual"/>
+        </w:rPr>
+      </w:pPr>
+      <w:hyperlink w:anchor="_Toc215121519" w:history="1">
+        <w:r>
+          <w:rPr>
+            <w:rStyle w:val="Hyperlink"/>
+            <w:noProof/>
+          </w:rPr>
+          <w:t>4.1 Adatok előkészítése az elemzéshez</w:t>
+        </w:r>
+        <w:r>
+          <w:rPr>
+            <w:noProof/>
+            <w:webHidden/>
+          </w:rPr>
+          <w:tab/>
+        </w:r>
+        <w:r>
+          <w:rPr>
+            <w:noProof/>
+            <w:webHidden/>
+          </w:rPr>
+          <w:fldChar w:fldCharType="begin"/>
+        </w:r>
+        <w:r>
+          <w:rPr>
+            <w:noProof/>
+            <w:webHidden/>
+          </w:rPr>
+          <w:instrText xml:space="preserve"> PAGEREF _Toc215121519 \h </w:instrText>
+        </w:r>
+        <w:r>
+          <w:rPr>
+            <w:noProof/>
+            <w:webHidden/>
+          </w:rPr>
+        </w:r>
+        <w:r>
+          <w:rPr>
+            <w:noProof/>
+            <w:webHidden/>
+          </w:rPr>
+          <w:fldChar w:fldCharType="separate"/>
+        </w:r>
+        <w:r>
+          <w:rPr>
+            <w:noProof/>
+            <w:webHidden/>
+          </w:rPr>
+          <w:t>26</w:t>
+        </w:r>
+        <w:r>
+          <w:rPr>
+            <w:noProof/>
+            <w:webHidden/>
+          </w:rPr>
+          <w:fldChar w:fldCharType="end"/>
+        </w:r>
+      </w:hyperlink>
+    </w:p>
+    <w:p>
+      <w:pPr>
+        <w:pStyle w:val="TOC2"/>
+        <w:tabs>
+          <w:tab w:val="right" w:leader="dot" w:pos="8494"/>
+        </w:tabs>
+        <w:rPr>
+          <w:rFonts w:asciiTheme="minorHAnsi" w:eastAsiaTheme="minorEastAsia" w:hAnsiTheme="minorHAnsi" w:cstheme="minorBidi"/>
+          <w:noProof/>
+          <w:kern w:val="2"/>
+          <w:lang w:val="en-HU" w:eastAsia="en-GB"/>
+          <w14:ligatures w14:val="standardContextual"/>
+        </w:rPr>
+      </w:pPr>
+      <w:hyperlink w:anchor="_Toc215121520" w:history="1">
+        <w:r>
+          <w:rPr>
+            <w:rStyle w:val="Hyperlink"/>
+            <w:noProof/>
+          </w:rPr>
+          <w:t>4.2 Leíró statisztikák és vizualizációk</w:t>
+        </w:r>
+        <w:r>
+          <w:rPr>
+            <w:noProof/>
+            <w:webHidden/>
+          </w:rPr>
+          <w:tab/>
+        </w:r>
+        <w:r>
+          <w:rPr>
+            <w:noProof/>
+            <w:webHidden/>
+          </w:rPr>
+          <w:fldChar w:fldCharType="begin"/>
+        </w:r>
+        <w:r>
+          <w:rPr>
+            <w:noProof/>
+            <w:webHidden/>
+          </w:rPr>
+          <w:instrText xml:space="preserve"> PAGEREF _Toc215121520 \h </w:instrText>
+        </w:r>
+        <w:r>
+          <w:rPr>
+            <w:noProof/>
+            <w:webHidden/>
+          </w:rPr>
+        </w:r>
+        <w:r>
+          <w:rPr>
+            <w:noProof/>
+            <w:webHidden/>
+          </w:rPr>
+          <w:fldChar w:fldCharType="separate"/>
+        </w:r>
+        <w:r>
+          <w:rPr>
+            <w:noProof/>
+            <w:webHidden/>
+          </w:rPr>
+          <w:t>26</w:t>
+        </w:r>
+        <w:r>
+          <w:rPr>
+            <w:noProof/>
+            <w:webHidden/>
+          </w:rPr>
+          <w:fldChar w:fldCharType="end"/>
+        </w:r>
+      </w:hyperlink>
+    </w:p>
+    <w:p>
+      <w:pPr>
+        <w:pStyle w:val="TOC2"/>
+        <w:tabs>
+          <w:tab w:val="right" w:leader="dot" w:pos="8494"/>
+        </w:tabs>
+        <w:rPr>
+          <w:rFonts w:asciiTheme="minorHAnsi" w:eastAsiaTheme="minorEastAsia" w:hAnsiTheme="minorHAnsi" w:cstheme="minorBidi"/>
+          <w:noProof/>
+          <w:kern w:val="2"/>
+          <w:lang w:val="en-HU" w:eastAsia="en-GB"/>
+          <w14:ligatures w14:val="standardContextual"/>
+        </w:rPr>
+      </w:pPr>
+      <w:hyperlink w:anchor="_Toc215121521" w:history="1">
+        <w:r>
+          <w:rPr>
+            <w:rStyle w:val="Hyperlink"/>
+            <w:noProof/>
+          </w:rPr>
+          <w:t>4.3 Event-study elemzések</w:t>
+        </w:r>
+        <w:r>
+          <w:rPr>
+            <w:noProof/>
+            <w:webHidden/>
+          </w:rPr>
+          <w:tab/>
+        </w:r>
+        <w:r>
+          <w:rPr>
+            <w:noProof/>
+            <w:webHidden/>
+          </w:rPr>
+          <w:fldChar w:fldCharType="begin"/>
+        </w:r>
+        <w:r>
+          <w:rPr>
+            <w:noProof/>
+            <w:webHidden/>
+          </w:rPr>
+          <w:instrText xml:space="preserve"> PAGEREF _Toc215121521 \h </w:instrText>
+        </w:r>
+        <w:r>
+          <w:rPr>
+            <w:noProof/>
+            <w:webHidden/>
+          </w:rPr>
+        </w:r>
+        <w:r>
+          <w:rPr>
+            <w:noProof/>
+            <w:webHidden/>
+          </w:rPr>
+          <w:fldChar w:fldCharType="separate"/>
+        </w:r>
+        <w:r>
+          <w:rPr>
+            <w:noProof/>
+            <w:webHidden/>
+          </w:rPr>
+          <w:t>26</w:t>
+        </w:r>
+        <w:r>
+          <w:rPr>
+            <w:noProof/>
+            <w:webHidden/>
+          </w:rPr>
+          <w:fldChar w:fldCharType="end"/>
+        </w:r>
+      </w:hyperlink>
+    </w:p>
+    <w:p>
+      <w:pPr>
+        <w:pStyle w:val="TOC3"/>
+        <w:tabs>
+          <w:tab w:val="right" w:leader="dot" w:pos="8494"/>
+        </w:tabs>
+        <w:rPr>
+          <w:rFonts w:asciiTheme="minorHAnsi" w:eastAsiaTheme="minorEastAsia" w:hAnsiTheme="minorHAnsi" w:cstheme="minorBidi"/>
+          <w:noProof/>
+          <w:kern w:val="2"/>
+          <w:lang w:val="en-HU" w:eastAsia="en-GB"/>
+          <w14:ligatures w14:val="standardContextual"/>
+        </w:rPr>
+      </w:pPr>
+      <w:hyperlink w:anchor="_Toc215121522" w:history="1">
+        <w:r>
+          <w:rPr>
+            <w:rStyle w:val="Hyperlink"/>
+            <w:noProof/>
+          </w:rPr>
+          <w:t>4.3.1 Eseményhetek azonosítása</w:t>
+        </w:r>
+        <w:r>
+          <w:rPr>
+            <w:noProof/>
+            <w:webHidden/>
+          </w:rPr>
+          <w:tab/>
+        </w:r>
+        <w:r>
+          <w:rPr>
+            <w:noProof/>
+            <w:webHidden/>
+          </w:rPr>
+          <w:fldChar w:fldCharType="begin"/>
+        </w:r>
+        <w:r>
+          <w:rPr>
+            <w:noProof/>
+            <w:webHidden/>
+          </w:rPr>
+          <w:instrText xml:space="preserve"> PAGEREF _Toc215121522 \h </w:instrText>
+        </w:r>
+        <w:r>
+          <w:rPr>
+            <w:noProof/>
+            <w:webHidden/>
+          </w:rPr>
+        </w:r>
+        <w:r>
+          <w:rPr>
+            <w:noProof/>
+            <w:webHidden/>
+          </w:rPr>
+          <w:fldChar w:fldCharType="separate"/>
+        </w:r>
+        <w:r>
+          <w:rPr>
+            <w:noProof/>
+            <w:webHidden/>
+          </w:rPr>
+          <w:t>26</w:t>
+        </w:r>
+        <w:r>
+          <w:rPr>
+            <w:noProof/>
+            <w:webHidden/>
+          </w:rPr>
+          <w:fldChar w:fldCharType="end"/>
+        </w:r>
+      </w:hyperlink>
+    </w:p>
+    <w:p>
+      <w:pPr>
+        <w:pStyle w:val="TOC3"/>
+        <w:tabs>
+          <w:tab w:val="right" w:leader="dot" w:pos="8494"/>
+        </w:tabs>
+        <w:rPr>
+          <w:rFonts w:asciiTheme="minorHAnsi" w:eastAsiaTheme="minorEastAsia" w:hAnsiTheme="minorHAnsi" w:cstheme="minorBidi"/>
+          <w:noProof/>
+          <w:kern w:val="2"/>
+          <w:lang w:val="en-HU" w:eastAsia="en-GB"/>
+          <w14:ligatures w14:val="standardContextual"/>
+        </w:rPr>
+      </w:pPr>
+      <w:hyperlink w:anchor="_Toc215121523" w:history="1">
+        <w:r>
+          <w:rPr>
+            <w:rStyle w:val="Hyperlink"/>
+            <w:noProof/>
+          </w:rPr>
+          <w:t>4.3.2 Confidence interval (CI) vizualizációk</w:t>
+        </w:r>
+        <w:r>
+          <w:rPr>
+            <w:noProof/>
+            <w:webHidden/>
+          </w:rPr>
+          <w:tab/>
+        </w:r>
+        <w:r>
+          <w:rPr>
+            <w:noProof/>
+            <w:webHidden/>
+          </w:rPr>
+          <w:fldChar w:fldCharType="begin"/>
+        </w:r>
+        <w:r>
+          <w:rPr>
+            <w:noProof/>
+            <w:webHidden/>
+          </w:rPr>
+          <w:instrText xml:space="preserve"> PAGEREF _Toc215121523 \h </w:instrText>
+        </w:r>
+        <w:r>
+          <w:rPr>
+            <w:noProof/>
+            <w:webHidden/>
+          </w:rPr>
+        </w:r>
+        <w:r>
+          <w:rPr>
+            <w:noProof/>
+            <w:webHidden/>
+          </w:rPr>
+          <w:fldChar w:fldCharType="separate"/>
+        </w:r>
+        <w:r>
+          <w:rPr>
+            <w:noProof/>
+            <w:webHidden/>
+          </w:rPr>
+          <w:t>27</w:t>
+        </w:r>
+        <w:r>
+          <w:rPr>
+            <w:noProof/>
+            <w:webHidden/>
+          </w:rPr>
+          <w:fldChar w:fldCharType="end"/>
+        </w:r>
+      </w:hyperlink>
+    </w:p>
+    <w:p>
+      <w:pPr>
+        <w:pStyle w:val="TOC3"/>
+        <w:tabs>
+          <w:tab w:val="right" w:leader="dot" w:pos="8494"/>
+        </w:tabs>
+        <w:rPr>
+          <w:rFonts w:asciiTheme="minorHAnsi" w:eastAsiaTheme="minorEastAsia" w:hAnsiTheme="minorHAnsi" w:cstheme="minorBidi"/>
+          <w:noProof/>
+          <w:kern w:val="2"/>
+          <w:lang w:val="en-HU" w:eastAsia="en-GB"/>
+          <w14:ligatures w14:val="standardContextual"/>
+        </w:rPr>
+      </w:pPr>
+      <w:hyperlink w:anchor="_Toc215121524" w:history="1">
+        <w:r>
+          <w:rPr>
+            <w:rStyle w:val="Hyperlink"/>
+            <w:noProof/>
+          </w:rPr>
+          <w:t>4.3.3 Placebo benchmark és Event − Placebo különbség</w:t>
+        </w:r>
+        <w:r>
+          <w:rPr>
+            <w:noProof/>
+            <w:webHidden/>
+          </w:rPr>
+          <w:tab/>
+        </w:r>
+        <w:r>
+          <w:rPr>
+            <w:noProof/>
+            <w:webHidden/>
+          </w:rPr>
+          <w:fldChar w:fldCharType="begin"/>
+        </w:r>
+        <w:r>
+          <w:rPr>
+            <w:noProof/>
+            <w:webHidden/>
+          </w:rPr>
+          <w:instrText xml:space="preserve"> PAGEREF _Toc215121524 \h </w:instrText>
+        </w:r>
+        <w:r>
+          <w:rPr>
+            <w:noProof/>
+            <w:webHidden/>
+          </w:rPr>
+        </w:r>
+        <w:r>
+          <w:rPr>
+            <w:noProof/>
+            <w:webHidden/>
+          </w:rPr>
+          <w:fldChar w:fldCharType="separate"/>
+        </w:r>
+        <w:r>
+          <w:rPr>
+            <w:noProof/>
+            <w:webHidden/>
+          </w:rPr>
+          <w:t>27</w:t>
+        </w:r>
+        <w:r>
+          <w:rPr>
+            <w:noProof/>
+            <w:webHidden/>
+          </w:rPr>
+          <w:fldChar w:fldCharType="end"/>
+        </w:r>
+      </w:hyperlink>
+    </w:p>
+    <w:p>
+      <w:pPr>
+        <w:pStyle w:val="TOC3"/>
+        <w:tabs>
+          <w:tab w:val="right" w:leader="dot" w:pos="8494"/>
+        </w:tabs>
+        <w:rPr>
+          <w:rFonts w:asciiTheme="minorHAnsi" w:eastAsiaTheme="minorEastAsia" w:hAnsiTheme="minorHAnsi" w:cstheme="minorBidi"/>
+          <w:noProof/>
+          <w:kern w:val="2"/>
+          <w:lang w:val="en-HU" w:eastAsia="en-GB"/>
+          <w14:ligatures w14:val="standardContextual"/>
+        </w:rPr>
+      </w:pPr>
+      <w:hyperlink w:anchor="_Toc215121525" w:history="1">
+        <w:r>
+          <w:rPr>
+            <w:rStyle w:val="Hyperlink"/>
+            <w:noProof/>
+          </w:rPr>
+          <w:t>4.3.4 Diagnosztikai ellenőrzések</w:t>
+        </w:r>
+        <w:r>
+          <w:rPr>
+            <w:noProof/>
+            <w:webHidden/>
+          </w:rPr>
+          <w:tab/>
+        </w:r>
+        <w:r>
+          <w:rPr>
+            <w:noProof/>
+            <w:webHidden/>
+          </w:rPr>
+          <w:fldChar w:fldCharType="begin"/>
+        </w:r>
+        <w:r>
+          <w:rPr>
+            <w:noProof/>
+            <w:webHidden/>
+          </w:rPr>
+          <w:instrText xml:space="preserve"> PAGEREF _Toc215121525 \h </w:instrText>
+        </w:r>
+        <w:r>
+          <w:rPr>
+            <w:noProof/>
+            <w:webHidden/>
+          </w:rPr>
+        </w:r>
+        <w:r>
+          <w:rPr>
+            <w:noProof/>
+            <w:webHidden/>
+          </w:rPr>
+          <w:fldChar w:fldCharType="separate"/>
+        </w:r>
+        <w:r>
+          <w:rPr>
+            <w:noProof/>
+            <w:webHidden/>
+          </w:rPr>
+          <w:t>27</w:t>
+        </w:r>
+        <w:r>
+          <w:rPr>
+            <w:noProof/>
+            <w:webHidden/>
+          </w:rPr>
+          <w:fldChar w:fldCharType="end"/>
+        </w:r>
+      </w:hyperlink>
+    </w:p>
+    <w:p>
+      <w:pPr>
+        <w:pStyle w:val="TOC2"/>
+        <w:tabs>
+          <w:tab w:val="right" w:leader="dot" w:pos="8494"/>
+        </w:tabs>
+        <w:rPr>
+          <w:rFonts w:asciiTheme="minorHAnsi" w:eastAsiaTheme="minorEastAsia" w:hAnsiTheme="minorHAnsi" w:cstheme="minorBidi"/>
+          <w:noProof/>
+          <w:kern w:val="2"/>
+          <w:lang w:val="en-HU" w:eastAsia="en-GB"/>
+          <w14:ligatures w14:val="standardContextual"/>
+        </w:rPr>
+      </w:pPr>
+      <w:hyperlink w:anchor="_Toc215121526" w:history="1">
+        <w:r>
+          <w:rPr>
+            <w:rStyle w:val="Hyperlink"/>
+            <w:noProof/>
+          </w:rPr>
+          <w:t>4.4 Cross-correlation és Granger-tesztek</w:t>
+        </w:r>
+        <w:r>
+          <w:rPr>
+            <w:noProof/>
+            <w:webHidden/>
+          </w:rPr>
+          <w:tab/>
+        </w:r>
+        <w:r>
+          <w:rPr>
+            <w:noProof/>
+            <w:webHidden/>
+          </w:rPr>
+          <w:fldChar w:fldCharType="begin"/>
+        </w:r>
+        <w:r>
+          <w:rPr>
+            <w:noProof/>
+            <w:webHidden/>
+          </w:rPr>
+          <w:instrText xml:space="preserve"> PAGEREF _Toc215121526 \h </w:instrText>
+        </w:r>
+        <w:r>
+          <w:rPr>
+            <w:noProof/>
+            <w:webHidden/>
+          </w:rPr>
+        </w:r>
+        <w:r>
+          <w:rPr>
+            <w:noProof/>
+            <w:webHidden/>
+          </w:rPr>
+          <w:fldChar w:fldCharType="separate"/>
+        </w:r>
+        <w:r>
+          <w:rPr>
+            <w:noProof/>
+            <w:webHidden/>
+          </w:rPr>
+          <w:t>28</w:t>
+        </w:r>
+        <w:r>
+          <w:rPr>
+            <w:noProof/>
+            <w:webHidden/>
+          </w:rPr>
+          <w:fldChar w:fldCharType="end"/>
+        </w:r>
+      </w:hyperlink>
+    </w:p>
+    <w:p>
+      <w:pPr>
+        <w:pStyle w:val="TOC3"/>
+        <w:tabs>
+          <w:tab w:val="right" w:leader="dot" w:pos="8494"/>
+        </w:tabs>
+        <w:rPr>
+          <w:rFonts w:asciiTheme="minorHAnsi" w:eastAsiaTheme="minorEastAsia" w:hAnsiTheme="minorHAnsi" w:cstheme="minorBidi"/>
+          <w:noProof/>
+          <w:kern w:val="2"/>
+          <w:lang w:val="en-HU" w:eastAsia="en-GB"/>
+          <w14:ligatures w14:val="standardContextual"/>
+        </w:rPr>
+      </w:pPr>
+      <w:hyperlink w:anchor="_Toc215121527" w:history="1">
+        <w:r>
+          <w:rPr>
+            <w:rStyle w:val="Hyperlink"/>
+            <w:noProof/>
+          </w:rPr>
+          <w:t>4.4.1 Cross-correlation (CCF) elemzés</w:t>
+        </w:r>
+        <w:r>
+          <w:rPr>
+            <w:noProof/>
+            <w:webHidden/>
+          </w:rPr>
+          <w:tab/>
+        </w:r>
+        <w:r>
+          <w:rPr>
+            <w:noProof/>
+            <w:webHidden/>
+          </w:rPr>
+          <w:fldChar w:fldCharType="begin"/>
+        </w:r>
+        <w:r>
+          <w:rPr>
+            <w:noProof/>
+            <w:webHidden/>
+          </w:rPr>
+          <w:instrText xml:space="preserve"> PAGEREF _Toc215121527 \h </w:instrText>
+        </w:r>
+        <w:r>
+          <w:rPr>
+            <w:noProof/>
+            <w:webHidden/>
+          </w:rPr>
+        </w:r>
+        <w:r>
+          <w:rPr>
+            <w:noProof/>
+            <w:webHidden/>
+          </w:rPr>
+          <w:fldChar w:fldCharType="separate"/>
+        </w:r>
+        <w:r>
+          <w:rPr>
+            <w:noProof/>
+            <w:webHidden/>
+          </w:rPr>
+          <w:t>28</w:t>
+        </w:r>
+        <w:r>
+          <w:rPr>
+            <w:noProof/>
+            <w:webHidden/>
+          </w:rPr>
+          <w:fldChar w:fldCharType="end"/>
+        </w:r>
+      </w:hyperlink>
+    </w:p>
+    <w:p>
+      <w:pPr>
+        <w:pStyle w:val="TOC3"/>
+        <w:tabs>
+          <w:tab w:val="right" w:leader="dot" w:pos="8494"/>
+        </w:tabs>
+        <w:rPr>
+          <w:rFonts w:asciiTheme="minorHAnsi" w:eastAsiaTheme="minorEastAsia" w:hAnsiTheme="minorHAnsi" w:cstheme="minorBidi"/>
+          <w:noProof/>
+          <w:kern w:val="2"/>
+          <w:lang w:val="en-HU" w:eastAsia="en-GB"/>
+          <w14:ligatures w14:val="standardContextual"/>
+        </w:rPr>
+      </w:pPr>
+      <w:hyperlink w:anchor="_Toc215121528" w:history="1">
+        <w:r>
+          <w:rPr>
+            <w:rStyle w:val="Hyperlink"/>
+            <w:noProof/>
+          </w:rPr>
+          <w:t>4.4.2 Granger-tesztek a memeszám és hírsentiment között</w:t>
+        </w:r>
+        <w:r>
+          <w:rPr>
+            <w:noProof/>
+            <w:webHidden/>
+          </w:rPr>
+          <w:tab/>
+        </w:r>
+        <w:r>
+          <w:rPr>
+            <w:noProof/>
+            <w:webHidden/>
+          </w:rPr>
+          <w:fldChar w:fldCharType="begin"/>
+        </w:r>
+        <w:r>
+          <w:rPr>
+            <w:noProof/>
+            <w:webHidden/>
+          </w:rPr>
+          <w:instrText xml:space="preserve"> PAGEREF _Toc215121528 \h </w:instrText>
+        </w:r>
+        <w:r>
+          <w:rPr>
+            <w:noProof/>
+            <w:webHidden/>
+          </w:rPr>
+        </w:r>
+        <w:r>
+          <w:rPr>
+            <w:noProof/>
+            <w:webHidden/>
+          </w:rPr>
+          <w:fldChar w:fldCharType="separate"/>
+        </w:r>
+        <w:r>
+          <w:rPr>
+            <w:noProof/>
+            <w:webHidden/>
+          </w:rPr>
+          <w:t>28</w:t>
+        </w:r>
+        <w:r>
+          <w:rPr>
+            <w:noProof/>
+            <w:webHidden/>
+          </w:rPr>
+          <w:fldChar w:fldCharType="end"/>
+        </w:r>
+      </w:hyperlink>
+    </w:p>
+    <w:p>
+      <w:pPr>
+        <w:pStyle w:val="TOC2"/>
+        <w:tabs>
+          <w:tab w:val="right" w:leader="dot" w:pos="8494"/>
+        </w:tabs>
+        <w:rPr>
+          <w:rFonts w:asciiTheme="minorHAnsi" w:eastAsiaTheme="minorEastAsia" w:hAnsiTheme="minorHAnsi" w:cstheme="minorBidi"/>
+          <w:noProof/>
+          <w:kern w:val="2"/>
+          <w:lang w:val="en-HU" w:eastAsia="en-GB"/>
+          <w14:ligatures w14:val="standardContextual"/>
+        </w:rPr>
+      </w:pPr>
+      <w:hyperlink w:anchor="_Toc215121529" w:history="1">
+        <w:r>
+          <w:rPr>
+            <w:rStyle w:val="Hyperlink"/>
+            <w:noProof/>
+          </w:rPr>
+          <w:t>4.5 Panel regresszió (TWFE)</w:t>
+        </w:r>
+        <w:r>
+          <w:rPr>
+            <w:noProof/>
+            <w:webHidden/>
+          </w:rPr>
+          <w:tab/>
+        </w:r>
+        <w:r>
+          <w:rPr>
+            <w:noProof/>
+            <w:webHidden/>
+          </w:rPr>
+          <w:fldChar w:fldCharType="begin"/>
+        </w:r>
+        <w:r>
+          <w:rPr>
+            <w:noProof/>
+            <w:webHidden/>
+          </w:rPr>
+          <w:instrText xml:space="preserve"> PAGEREF _Toc215121529 \h </w:instrText>
+        </w:r>
+        <w:r>
+          <w:rPr>
+            <w:noProof/>
+            <w:webHidden/>
+          </w:rPr>
+        </w:r>
+        <w:r>
+          <w:rPr>
+            <w:noProof/>
+            <w:webHidden/>
+          </w:rPr>
+          <w:fldChar w:fldCharType="separate"/>
+        </w:r>
+        <w:r>
+          <w:rPr>
+            <w:noProof/>
+            <w:webHidden/>
+          </w:rPr>
+          <w:t>29</w:t>
+        </w:r>
+        <w:r>
+          <w:rPr>
+            <w:noProof/>
+            <w:webHidden/>
+          </w:rPr>
+          <w:fldChar w:fldCharType="end"/>
+        </w:r>
+      </w:hyperlink>
+    </w:p>
+    <w:p>
+      <w:pPr>
+        <w:pStyle w:val="TOC3"/>
+        <w:tabs>
+          <w:tab w:val="right" w:leader="dot" w:pos="8494"/>
+        </w:tabs>
+        <w:rPr>
+          <w:rFonts w:asciiTheme="minorHAnsi" w:eastAsiaTheme="minorEastAsia" w:hAnsiTheme="minorHAnsi" w:cstheme="minorBidi"/>
+          <w:noProof/>
+          <w:kern w:val="2"/>
+          <w:lang w:val="en-HU" w:eastAsia="en-GB"/>
+          <w14:ligatures w14:val="standardContextual"/>
+        </w:rPr>
+      </w:pPr>
+      <w:hyperlink w:anchor="_Toc215121530" w:history="1">
+        <w:r>
+          <w:rPr>
+            <w:rStyle w:val="Hyperlink"/>
+            <w:noProof/>
+          </w:rPr>
+          <w:t>4.5.1 Modell specifikáció</w:t>
+        </w:r>
+        <w:r>
+          <w:rPr>
+            <w:noProof/>
+            <w:webHidden/>
+          </w:rPr>
+          <w:tab/>
+        </w:r>
+        <w:r>
+          <w:rPr>
+            <w:noProof/>
+            <w:webHidden/>
+          </w:rPr>
+          <w:fldChar w:fldCharType="begin"/>
+        </w:r>
+        <w:r>
+          <w:rPr>
+            <w:noProof/>
+            <w:webHidden/>
+          </w:rPr>
+          <w:instrText xml:space="preserve"> PAGEREF _Toc215121530 \h </w:instrText>
+        </w:r>
+        <w:r>
+          <w:rPr>
+            <w:noProof/>
+            <w:webHidden/>
+          </w:rPr>
+        </w:r>
+        <w:r>
+          <w:rPr>
+            <w:noProof/>
+            <w:webHidden/>
+          </w:rPr>
+          <w:fldChar w:fldCharType="separate"/>
+        </w:r>
+        <w:r>
+          <w:rPr>
+            <w:noProof/>
+            <w:webHidden/>
+          </w:rPr>
+          <w:t>29</w:t>
+        </w:r>
+        <w:r>
+          <w:rPr>
+            <w:noProof/>
+            <w:webHidden/>
+          </w:rPr>
+          <w:fldChar w:fldCharType="end"/>
+        </w:r>
+      </w:hyperlink>
+    </w:p>
+    <w:p>
+      <w:pPr>
+        <w:pStyle w:val="TOC2"/>
+        <w:tabs>
+          <w:tab w:val="right" w:leader="dot" w:pos="8494"/>
+        </w:tabs>
+        <w:rPr>
+          <w:rFonts w:asciiTheme="minorHAnsi" w:eastAsiaTheme="minorEastAsia" w:hAnsiTheme="minorHAnsi" w:cstheme="minorBidi"/>
+          <w:noProof/>
+          <w:kern w:val="2"/>
+          <w:lang w:val="en-HU" w:eastAsia="en-GB"/>
+          <w14:ligatures w14:val="standardContextual"/>
+        </w:rPr>
+      </w:pPr>
+      <w:hyperlink w:anchor="_Toc215121531" w:history="1">
+        <w:r>
+          <w:rPr>
+            <w:rStyle w:val="Hyperlink"/>
+            <w:noProof/>
+          </w:rPr>
+          <w:t>4.6 Összegzés és következtetések</w:t>
+        </w:r>
+        <w:r>
+          <w:rPr>
+            <w:noProof/>
+            <w:webHidden/>
+          </w:rPr>
+          <w:tab/>
+        </w:r>
+        <w:r>
+          <w:rPr>
+            <w:noProof/>
+            <w:webHidden/>
+          </w:rPr>
+          <w:fldChar w:fldCharType="begin"/>
+        </w:r>
+        <w:r>
+          <w:rPr>
+            <w:noProof/>
+            <w:webHidden/>
+          </w:rPr>
+          <w:instrText xml:space="preserve"> PAGEREF _Toc215121531 \h </w:instrText>
+        </w:r>
+        <w:r>
+          <w:rPr>
+            <w:noProof/>
+            <w:webHidden/>
+          </w:rPr>
+        </w:r>
+        <w:r>
+          <w:rPr>
+            <w:noProof/>
+            <w:webHidden/>
+          </w:rPr>
+          <w:fldChar w:fldCharType="separate"/>
+        </w:r>
+        <w:r>
+          <w:rPr>
+            <w:noProof/>
+            <w:webHidden/>
+          </w:rPr>
+          <w:t>30</w:t>
+        </w:r>
+        <w:r>
+          <w:rPr>
+            <w:noProof/>
+            <w:webHidden/>
+          </w:rPr>
+          <w:fldChar w:fldCharType="end"/>
+        </w:r>
+      </w:hyperlink>
+    </w:p>
+    <w:p>
+      <w:pPr>
+        <w:pStyle w:val="TOC1"/>
         <w:rPr>
           <w:rFonts w:asciiTheme="minorHAnsi" w:eastAsiaTheme="minorEastAsia" w:hAnsiTheme="minorHAnsi" w:cstheme="minorBidi"/>
           <w:b w:val="0"/>
           <w:noProof/>
-          <w:sz w:val="22"/>
-          <w:szCs w:val="22"/>
-          <w:lang w:eastAsia="hu-HU"/>
+          <w:kern w:val="2"/>
+          <w:lang w:val="en-HU" w:eastAsia="en-GB"/>
+          <w14:ligatures w14:val="standardContextual"/>
         </w:rPr>
       </w:pPr>
-      <w:hyperlink w:anchor="_Toc59896140" w:history="1">
-        <w:r>
-          <w:rPr>
-            <w:rStyle w:val="Hiperhivatkozs"/>
+      <w:hyperlink w:anchor="_Toc215121532" w:history="1">
+        <w:r>
+          <w:rPr>
+            <w:rStyle w:val="Hyperlink"/>
+            <w:noProof/>
+          </w:rPr>
+          <w:t>Bevezetés</w:t>
+        </w:r>
+        <w:r>
+          <w:rPr>
+            <w:noProof/>
+            <w:webHidden/>
+          </w:rPr>
+          <w:tab/>
+        </w:r>
+        <w:r>
+          <w:rPr>
+            <w:noProof/>
+            <w:webHidden/>
+          </w:rPr>
+          <w:fldChar w:fldCharType="begin"/>
+        </w:r>
+        <w:r>
+          <w:rPr>
+            <w:noProof/>
+            <w:webHidden/>
+          </w:rPr>
+          <w:instrText xml:space="preserve"> PAGEREF _Toc215121532 \h </w:instrText>
+        </w:r>
+        <w:r>
+          <w:rPr>
+            <w:noProof/>
+            <w:webHidden/>
+          </w:rPr>
+        </w:r>
+        <w:r>
+          <w:rPr>
+            <w:noProof/>
+            <w:webHidden/>
+          </w:rPr>
+          <w:fldChar w:fldCharType="separate"/>
+        </w:r>
+        <w:r>
+          <w:rPr>
+            <w:noProof/>
+            <w:webHidden/>
+          </w:rPr>
+          <w:t>31</w:t>
+        </w:r>
+        <w:r>
+          <w:rPr>
+            <w:noProof/>
+            <w:webHidden/>
+          </w:rPr>
+          <w:fldChar w:fldCharType="end"/>
+        </w:r>
+      </w:hyperlink>
+    </w:p>
+    <w:p>
+      <w:pPr>
+        <w:pStyle w:val="TOC2"/>
+        <w:tabs>
+          <w:tab w:val="right" w:leader="dot" w:pos="8494"/>
+        </w:tabs>
+        <w:rPr>
+          <w:rFonts w:asciiTheme="minorHAnsi" w:eastAsiaTheme="minorEastAsia" w:hAnsiTheme="minorHAnsi" w:cstheme="minorBidi"/>
+          <w:noProof/>
+          <w:kern w:val="2"/>
+          <w:lang w:val="en-HU" w:eastAsia="en-GB"/>
+          <w14:ligatures w14:val="standardContextual"/>
+        </w:rPr>
+      </w:pPr>
+      <w:hyperlink w:anchor="_Toc215121533" w:history="1">
+        <w:r>
+          <w:rPr>
+            <w:rStyle w:val="Hyperlink"/>
+            <w:noProof/>
+          </w:rPr>
+          <w:t>Formázási tudnivalók</w:t>
+        </w:r>
+        <w:r>
+          <w:rPr>
+            <w:noProof/>
+            <w:webHidden/>
+          </w:rPr>
+          <w:tab/>
+        </w:r>
+        <w:r>
+          <w:rPr>
+            <w:noProof/>
+            <w:webHidden/>
+          </w:rPr>
+          <w:fldChar w:fldCharType="begin"/>
+        </w:r>
+        <w:r>
+          <w:rPr>
+            <w:noProof/>
+            <w:webHidden/>
+          </w:rPr>
+          <w:instrText xml:space="preserve"> PAGEREF _Toc215121533 \h </w:instrText>
+        </w:r>
+        <w:r>
+          <w:rPr>
+            <w:noProof/>
+            <w:webHidden/>
+          </w:rPr>
+        </w:r>
+        <w:r>
+          <w:rPr>
+            <w:noProof/>
+            <w:webHidden/>
+          </w:rPr>
+          <w:fldChar w:fldCharType="separate"/>
+        </w:r>
+        <w:r>
+          <w:rPr>
+            <w:noProof/>
+            <w:webHidden/>
+          </w:rPr>
+          <w:t>31</w:t>
+        </w:r>
+        <w:r>
+          <w:rPr>
+            <w:noProof/>
+            <w:webHidden/>
+          </w:rPr>
+          <w:fldChar w:fldCharType="end"/>
+        </w:r>
+      </w:hyperlink>
+    </w:p>
+    <w:p>
+      <w:pPr>
+        <w:pStyle w:val="TOC3"/>
+        <w:tabs>
+          <w:tab w:val="right" w:leader="dot" w:pos="8494"/>
+        </w:tabs>
+        <w:rPr>
+          <w:rFonts w:asciiTheme="minorHAnsi" w:eastAsiaTheme="minorEastAsia" w:hAnsiTheme="minorHAnsi" w:cstheme="minorBidi"/>
+          <w:noProof/>
+          <w:kern w:val="2"/>
+          <w:lang w:val="en-HU" w:eastAsia="en-GB"/>
+          <w14:ligatures w14:val="standardContextual"/>
+        </w:rPr>
+      </w:pPr>
+      <w:hyperlink w:anchor="_Toc215121534" w:history="1">
+        <w:r>
+          <w:rPr>
+            <w:rStyle w:val="Hyperlink"/>
+            <w:noProof/>
+          </w:rPr>
+          <w:t>1.1.1 Címsorok</w:t>
+        </w:r>
+        <w:r>
+          <w:rPr>
+            <w:noProof/>
+            <w:webHidden/>
+          </w:rPr>
+          <w:tab/>
+        </w:r>
+        <w:r>
+          <w:rPr>
+            <w:noProof/>
+            <w:webHidden/>
+          </w:rPr>
+          <w:fldChar w:fldCharType="begin"/>
+        </w:r>
+        <w:r>
+          <w:rPr>
+            <w:noProof/>
+            <w:webHidden/>
+          </w:rPr>
+          <w:instrText xml:space="preserve"> PAGEREF _Toc215121534 \h </w:instrText>
+        </w:r>
+        <w:r>
+          <w:rPr>
+            <w:noProof/>
+            <w:webHidden/>
+          </w:rPr>
+        </w:r>
+        <w:r>
+          <w:rPr>
+            <w:noProof/>
+            <w:webHidden/>
+          </w:rPr>
+          <w:fldChar w:fldCharType="separate"/>
+        </w:r>
+        <w:r>
+          <w:rPr>
+            <w:noProof/>
+            <w:webHidden/>
+          </w:rPr>
+          <w:t>31</w:t>
+        </w:r>
+        <w:r>
+          <w:rPr>
+            <w:noProof/>
+            <w:webHidden/>
+          </w:rPr>
+          <w:fldChar w:fldCharType="end"/>
+        </w:r>
+      </w:hyperlink>
+    </w:p>
+    <w:p>
+      <w:pPr>
+        <w:pStyle w:val="TOC3"/>
+        <w:tabs>
+          <w:tab w:val="right" w:leader="dot" w:pos="8494"/>
+        </w:tabs>
+        <w:rPr>
+          <w:rFonts w:asciiTheme="minorHAnsi" w:eastAsiaTheme="minorEastAsia" w:hAnsiTheme="minorHAnsi" w:cstheme="minorBidi"/>
+          <w:noProof/>
+          <w:kern w:val="2"/>
+          <w:lang w:val="en-HU" w:eastAsia="en-GB"/>
+          <w14:ligatures w14:val="standardContextual"/>
+        </w:rPr>
+      </w:pPr>
+      <w:hyperlink w:anchor="_Toc215121535" w:history="1">
+        <w:r>
+          <w:rPr>
+            <w:rStyle w:val="Hyperlink"/>
+            <w:noProof/>
+          </w:rPr>
+          <w:t>1.1.2 Képek</w:t>
+        </w:r>
+        <w:r>
+          <w:rPr>
+            <w:noProof/>
+            <w:webHidden/>
+          </w:rPr>
+          <w:tab/>
+        </w:r>
+        <w:r>
+          <w:rPr>
+            <w:noProof/>
+            <w:webHidden/>
+          </w:rPr>
+          <w:fldChar w:fldCharType="begin"/>
+        </w:r>
+        <w:r>
+          <w:rPr>
+            <w:noProof/>
+            <w:webHidden/>
+          </w:rPr>
+          <w:instrText xml:space="preserve"> PAGEREF _Toc215121535 \h </w:instrText>
+        </w:r>
+        <w:r>
+          <w:rPr>
+            <w:noProof/>
+            <w:webHidden/>
+          </w:rPr>
+        </w:r>
+        <w:r>
+          <w:rPr>
+            <w:noProof/>
+            <w:webHidden/>
+          </w:rPr>
+          <w:fldChar w:fldCharType="separate"/>
+        </w:r>
+        <w:r>
+          <w:rPr>
+            <w:noProof/>
+            <w:webHidden/>
+          </w:rPr>
+          <w:t>31</w:t>
+        </w:r>
+        <w:r>
+          <w:rPr>
+            <w:noProof/>
+            <w:webHidden/>
+          </w:rPr>
+          <w:fldChar w:fldCharType="end"/>
+        </w:r>
+      </w:hyperlink>
+    </w:p>
+    <w:p>
+      <w:pPr>
+        <w:pStyle w:val="TOC3"/>
+        <w:tabs>
+          <w:tab w:val="right" w:leader="dot" w:pos="8494"/>
+        </w:tabs>
+        <w:rPr>
+          <w:rFonts w:asciiTheme="minorHAnsi" w:eastAsiaTheme="minorEastAsia" w:hAnsiTheme="minorHAnsi" w:cstheme="minorBidi"/>
+          <w:noProof/>
+          <w:kern w:val="2"/>
+          <w:lang w:val="en-HU" w:eastAsia="en-GB"/>
+          <w14:ligatures w14:val="standardContextual"/>
+        </w:rPr>
+      </w:pPr>
+      <w:hyperlink w:anchor="_Toc215121536" w:history="1">
+        <w:r>
+          <w:rPr>
+            <w:rStyle w:val="Hyperlink"/>
+            <w:noProof/>
+          </w:rPr>
+          <w:t>1.1.3 Kódrészletek</w:t>
+        </w:r>
+        <w:r>
+          <w:rPr>
+            <w:noProof/>
+            <w:webHidden/>
+          </w:rPr>
+          <w:tab/>
+        </w:r>
+        <w:r>
+          <w:rPr>
+            <w:noProof/>
+            <w:webHidden/>
+          </w:rPr>
+          <w:fldChar w:fldCharType="begin"/>
+        </w:r>
+        <w:r>
+          <w:rPr>
+            <w:noProof/>
+            <w:webHidden/>
+          </w:rPr>
+          <w:instrText xml:space="preserve"> PAGEREF _Toc215121536 \h </w:instrText>
+        </w:r>
+        <w:r>
+          <w:rPr>
+            <w:noProof/>
+            <w:webHidden/>
+          </w:rPr>
+        </w:r>
+        <w:r>
+          <w:rPr>
+            <w:noProof/>
+            <w:webHidden/>
+          </w:rPr>
+          <w:fldChar w:fldCharType="separate"/>
+        </w:r>
+        <w:r>
+          <w:rPr>
+            <w:noProof/>
+            <w:webHidden/>
+          </w:rPr>
+          <w:t>31</w:t>
+        </w:r>
+        <w:r>
+          <w:rPr>
+            <w:noProof/>
+            <w:webHidden/>
+          </w:rPr>
+          <w:fldChar w:fldCharType="end"/>
+        </w:r>
+      </w:hyperlink>
+    </w:p>
+    <w:p>
+      <w:pPr>
+        <w:pStyle w:val="TOC3"/>
+        <w:tabs>
+          <w:tab w:val="right" w:leader="dot" w:pos="8494"/>
+        </w:tabs>
+        <w:rPr>
+          <w:rFonts w:asciiTheme="minorHAnsi" w:eastAsiaTheme="minorEastAsia" w:hAnsiTheme="minorHAnsi" w:cstheme="minorBidi"/>
+          <w:noProof/>
+          <w:kern w:val="2"/>
+          <w:lang w:val="en-HU" w:eastAsia="en-GB"/>
+          <w14:ligatures w14:val="standardContextual"/>
+        </w:rPr>
+      </w:pPr>
+      <w:hyperlink w:anchor="_Toc215121537" w:history="1">
+        <w:r>
+          <w:rPr>
+            <w:rStyle w:val="Hyperlink"/>
+            <w:noProof/>
+          </w:rPr>
+          <w:t>1.1.4 Irodalomjegyzék</w:t>
+        </w:r>
+        <w:r>
+          <w:rPr>
+            <w:noProof/>
+            <w:webHidden/>
+          </w:rPr>
+          <w:tab/>
+        </w:r>
+        <w:r>
+          <w:rPr>
+            <w:noProof/>
+            <w:webHidden/>
+          </w:rPr>
+          <w:fldChar w:fldCharType="begin"/>
+        </w:r>
+        <w:r>
+          <w:rPr>
+            <w:noProof/>
+            <w:webHidden/>
+          </w:rPr>
+          <w:instrText xml:space="preserve"> PAGEREF _Toc215121537 \h </w:instrText>
+        </w:r>
+        <w:r>
+          <w:rPr>
+            <w:noProof/>
+            <w:webHidden/>
+          </w:rPr>
+        </w:r>
+        <w:r>
+          <w:rPr>
+            <w:noProof/>
+            <w:webHidden/>
+          </w:rPr>
+          <w:fldChar w:fldCharType="separate"/>
+        </w:r>
+        <w:r>
+          <w:rPr>
+            <w:noProof/>
+            <w:webHidden/>
+          </w:rPr>
+          <w:t>32</w:t>
+        </w:r>
+        <w:r>
+          <w:rPr>
+            <w:noProof/>
+            <w:webHidden/>
+          </w:rPr>
+          <w:fldChar w:fldCharType="end"/>
+        </w:r>
+      </w:hyperlink>
+    </w:p>
+    <w:p>
+      <w:pPr>
+        <w:pStyle w:val="TOC1"/>
+        <w:rPr>
+          <w:rFonts w:asciiTheme="minorHAnsi" w:eastAsiaTheme="minorEastAsia" w:hAnsiTheme="minorHAnsi" w:cstheme="minorBidi"/>
+          <w:b w:val="0"/>
+          <w:noProof/>
+          <w:kern w:val="2"/>
+          <w:lang w:val="en-HU" w:eastAsia="en-GB"/>
+          <w14:ligatures w14:val="standardContextual"/>
+        </w:rPr>
+      </w:pPr>
+      <w:hyperlink w:anchor="_Toc215121538" w:history="1">
+        <w:r>
+          <w:rPr>
+            <w:rStyle w:val="Hyperlink"/>
+            <w:noProof/>
+          </w:rPr>
+          <w:t>Utolsó simítások</w:t>
+        </w:r>
+        <w:r>
+          <w:rPr>
+            <w:noProof/>
+            <w:webHidden/>
+          </w:rPr>
+          <w:tab/>
+        </w:r>
+        <w:r>
+          <w:rPr>
+            <w:noProof/>
+            <w:webHidden/>
+          </w:rPr>
+          <w:fldChar w:fldCharType="begin"/>
+        </w:r>
+        <w:r>
+          <w:rPr>
+            <w:noProof/>
+            <w:webHidden/>
+          </w:rPr>
+          <w:instrText xml:space="preserve"> PAGEREF _Toc215121538 \h </w:instrText>
+        </w:r>
+        <w:r>
+          <w:rPr>
+            <w:noProof/>
+            <w:webHidden/>
+          </w:rPr>
+        </w:r>
+        <w:r>
+          <w:rPr>
+            <w:noProof/>
+            <w:webHidden/>
+          </w:rPr>
+          <w:fldChar w:fldCharType="separate"/>
+        </w:r>
+        <w:r>
+          <w:rPr>
+            <w:noProof/>
+            <w:webHidden/>
+          </w:rPr>
+          <w:t>33</w:t>
+        </w:r>
+        <w:r>
+          <w:rPr>
+            <w:noProof/>
+            <w:webHidden/>
+          </w:rPr>
+          <w:fldChar w:fldCharType="end"/>
+        </w:r>
+      </w:hyperlink>
+    </w:p>
+    <w:p>
+      <w:pPr>
+        <w:pStyle w:val="TOC1"/>
+        <w:rPr>
+          <w:rFonts w:asciiTheme="minorHAnsi" w:eastAsiaTheme="minorEastAsia" w:hAnsiTheme="minorHAnsi" w:cstheme="minorBidi"/>
+          <w:b w:val="0"/>
+          <w:noProof/>
+          <w:kern w:val="2"/>
+          <w:lang w:val="en-HU" w:eastAsia="en-GB"/>
+          <w14:ligatures w14:val="standardContextual"/>
+        </w:rPr>
+      </w:pPr>
+      <w:hyperlink w:anchor="_Toc215121539" w:history="1">
+        <w:r>
+          <w:rPr>
+            <w:rStyle w:val="Hyperlink"/>
+            <w:noProof/>
+          </w:rPr>
+          <w:t>Irodalomjegyzék</w:t>
+        </w:r>
+        <w:r>
+          <w:rPr>
+            <w:noProof/>
+            <w:webHidden/>
+          </w:rPr>
+          <w:tab/>
+        </w:r>
+        <w:r>
+          <w:rPr>
+            <w:noProof/>
+            <w:webHidden/>
+          </w:rPr>
+          <w:fldChar w:fldCharType="begin"/>
+        </w:r>
+        <w:r>
+          <w:rPr>
+            <w:noProof/>
+            <w:webHidden/>
+          </w:rPr>
+          <w:instrText xml:space="preserve"> PAGEREF _Toc215121539 \h </w:instrText>
+        </w:r>
+        <w:r>
+          <w:rPr>
+            <w:noProof/>
+            <w:webHidden/>
+          </w:rPr>
+        </w:r>
+        <w:r>
+          <w:rPr>
+            <w:noProof/>
+            <w:webHidden/>
+          </w:rPr>
+          <w:fldChar w:fldCharType="separate"/>
+        </w:r>
+        <w:r>
+          <w:rPr>
+            <w:noProof/>
+            <w:webHidden/>
+          </w:rPr>
+          <w:t>34</w:t>
+        </w:r>
+        <w:r>
+          <w:rPr>
+            <w:noProof/>
+            <w:webHidden/>
+          </w:rPr>
+          <w:fldChar w:fldCharType="end"/>
+        </w:r>
+      </w:hyperlink>
+    </w:p>
+    <w:p>
+      <w:pPr>
+        <w:pStyle w:val="TOC1"/>
+        <w:rPr>
+          <w:rFonts w:asciiTheme="minorHAnsi" w:eastAsiaTheme="minorEastAsia" w:hAnsiTheme="minorHAnsi" w:cstheme="minorBidi"/>
+          <w:b w:val="0"/>
+          <w:noProof/>
+          <w:kern w:val="2"/>
+          <w:lang w:val="en-HU" w:eastAsia="en-GB"/>
+          <w14:ligatures w14:val="standardContextual"/>
+        </w:rPr>
+      </w:pPr>
+      <w:hyperlink w:anchor="_Toc215121540" w:history="1">
+        <w:r>
+          <w:rPr>
+            <w:rStyle w:val="Hyperlink"/>
             <w:noProof/>
           </w:rPr>
           <w:t>Függelék</w:t>
@@ -1523,7 +3755,7 @@
             <w:noProof/>
             <w:webHidden/>
           </w:rPr>
-          <w:instrText xml:space="preserve"> PAGEREF _Toc59896140 \h </w:instrText>
+          <w:instrText xml:space="preserve"> PAGEREF _Toc215121540 \h </w:instrText>
         </w:r>
         <w:r>
           <w:rPr>
@@ -1543,7 +3775,7 @@
             <w:noProof/>
             <w:webHidden/>
           </w:rPr>
-          <w:t>12</w:t>
+          <w:t>35</w:t>
         </w:r>
         <w:r>
           <w:rPr>
@@ -1565,7 +3797,7 @@
     </w:p>
     <w:p>
       <w:pPr>
-        <w:pStyle w:val="Kpalrs"/>
+        <w:pStyle w:val="Caption"/>
       </w:pPr>
     </w:p>
     <w:p>
@@ -1611,7 +3843,7 @@
           <w:bCs/>
           <w:noProof/>
         </w:rPr>
-        <w:t xml:space="preserve">Szabó Benedek </w:t>
+        <w:t>Szabó Benedek Ferenc</w:t>
       </w:r>
       <w:r>
         <w:rPr>
@@ -1689,7 +3921,7 @@
         <w:rPr>
           <w:noProof/>
         </w:rPr>
-        <w:t>2025. 11. 23.</w:t>
+        <w:t>2025. 11. 27.</w:t>
       </w:r>
       <w:r>
         <w:fldChar w:fldCharType="end"/>
@@ -1718,7 +3950,7 @@
       </w:r>
       <w:fldSimple w:instr=" AUTHOR   \* MERGEFORMAT ">
         <w:r>
-          <w:t>Szabó</w:t>
+          <w:t>Szabó Benedek Ferenc</w:t>
         </w:r>
       </w:fldSimple>
       <w:r>
@@ -1747,7 +3979,7 @@
       <w:pPr>
         <w:pStyle w:val="Fejezetcimszmozsnlkl"/>
       </w:pPr>
-      <w:bookmarkStart w:id="0" w:name="_Toc59896130"/>
+      <w:bookmarkStart w:id="0" w:name="_Toc215121499"/>
       <w:r>
         <w:lastRenderedPageBreak/>
         <w:t>Összefoglaló</w:t>
@@ -1798,7 +4030,7 @@
       <w:pPr>
         <w:pStyle w:val="Fejezetcimszmozsnlkl"/>
       </w:pPr>
-      <w:bookmarkStart w:id="1" w:name="_Toc59896131"/>
+      <w:bookmarkStart w:id="1" w:name="_Toc215121500"/>
       <w:r>
         <w:lastRenderedPageBreak/>
         <w:t>Abstract</w:t>
@@ -1887,12 +4119,14 @@
     </w:p>
     <w:p>
       <w:pPr>
-        <w:pStyle w:val="Cmsor2"/>
-      </w:pPr>
+        <w:pStyle w:val="Heading2"/>
+      </w:pPr>
+      <w:bookmarkStart w:id="2" w:name="_Toc215121501"/>
       <w:r>
         <w:lastRenderedPageBreak/>
         <w:t>Motiváció és cél</w:t>
       </w:r>
+      <w:bookmarkEnd w:id="2"/>
     </w:p>
     <w:p>
       <w:r>
@@ -1962,12 +4196,17 @@
     </w:p>
     <w:p>
       <w:pPr>
-        <w:pStyle w:val="Cmsor2"/>
+        <w:pStyle w:val="Heading2"/>
       </w:pPr>
       <w:r>
         <w:lastRenderedPageBreak/>
-        <w:t xml:space="preserve"> Irodalmi háttér</w:t>
-      </w:r>
+        <w:t xml:space="preserve"> </w:t>
+      </w:r>
+      <w:bookmarkStart w:id="3" w:name="_Toc215121502"/>
+      <w:r>
+        <w:t>Irodalmi háttér</w:t>
+      </w:r>
+      <w:bookmarkEnd w:id="3"/>
     </w:p>
     <w:p>
       <w:r>
@@ -2030,12 +4269,17 @@
     </w:p>
     <w:p>
       <w:pPr>
-        <w:pStyle w:val="Cmsor2"/>
+        <w:pStyle w:val="Heading2"/>
         <w:ind w:left="360"/>
       </w:pPr>
       <w:r>
-        <w:t xml:space="preserve"> Elméleti háttér</w:t>
-      </w:r>
+        <w:t xml:space="preserve"> </w:t>
+      </w:r>
+      <w:bookmarkStart w:id="4" w:name="_Toc215121503"/>
+      <w:r>
+        <w:t>Elméleti háttér</w:t>
+      </w:r>
+      <w:bookmarkEnd w:id="4"/>
     </w:p>
     <w:p>
       <w:r>
@@ -2154,7 +4398,7 @@
     </w:p>
     <w:p>
       <w:pPr>
-        <w:pStyle w:val="Kpalrs"/>
+        <w:pStyle w:val="Caption"/>
       </w:pPr>
       <w:r>
         <w:rPr>
@@ -2275,7 +4519,7 @@
     </w:p>
     <w:p>
       <w:pPr>
-        <w:pStyle w:val="Szvegtrzs"/>
+        <w:pStyle w:val="BodyText"/>
         <w:spacing w:before="120"/>
         <w:ind w:right="998" w:firstLine="1440"/>
         <w:rPr>
@@ -2407,7 +4651,7 @@
     </w:p>
     <w:p>
       <w:pPr>
-        <w:pStyle w:val="Szvegtrzs"/>
+        <w:pStyle w:val="BodyText"/>
         <w:ind w:firstLine="749"/>
       </w:pPr>
       <m:oMathPara>
@@ -2560,8 +4804,9 @@
     </w:p>
     <w:p>
       <w:pPr>
-        <w:pStyle w:val="Cmsor1"/>
-      </w:pPr>
+        <w:pStyle w:val="Heading1"/>
+      </w:pPr>
+      <w:bookmarkStart w:id="5" w:name="_Toc215121504"/>
       <w:r>
         <w:lastRenderedPageBreak/>
         <w:t xml:space="preserve">2. </w:t>
@@ -2569,6 +4814,7 @@
       <w:r>
         <w:t>Adatszerzés</w:t>
       </w:r>
+      <w:bookmarkEnd w:id="5"/>
     </w:p>
     <w:p>
       <w:pPr>
@@ -2584,14 +4830,16 @@
     </w:p>
     <w:p>
       <w:pPr>
-        <w:pStyle w:val="Cmsor2"/>
-      </w:pPr>
+        <w:pStyle w:val="Heading2"/>
+      </w:pPr>
+      <w:bookmarkStart w:id="6" w:name="_Toc215121505"/>
       <w:r>
         <w:t>2.1</w:t>
       </w:r>
       <w:r>
         <w:t xml:space="preserve"> Márkák megszerzése és kiválasztásának módszertana</w:t>
       </w:r>
+      <w:bookmarkEnd w:id="6"/>
     </w:p>
     <w:p>
       <w:r>
@@ -2664,20 +4912,24 @@
     </w:p>
     <w:p>
       <w:pPr>
-        <w:pStyle w:val="Cmsor2"/>
+        <w:pStyle w:val="Heading2"/>
         <w:jc w:val="left"/>
       </w:pPr>
+      <w:bookmarkStart w:id="7" w:name="_Toc215121506"/>
       <w:r>
         <w:t>2.2. Adathalmaz összeállításának folyamata és kihívásai</w:t>
       </w:r>
-    </w:p>
-    <w:p>
-      <w:pPr>
-        <w:pStyle w:val="Cmsor2"/>
-      </w:pPr>
+      <w:bookmarkEnd w:id="7"/>
+    </w:p>
+    <w:p>
+      <w:pPr>
+        <w:pStyle w:val="Heading2"/>
+      </w:pPr>
+      <w:bookmarkStart w:id="8" w:name="_Toc215121507"/>
       <w:r>
         <w:t>2.2.1 Meme-adatok gyűjtése</w:t>
       </w:r>
+      <w:bookmarkEnd w:id="8"/>
     </w:p>
     <w:p>
       <w:r>
@@ -2750,22 +5002,26 @@
     </w:p>
     <w:p>
       <w:pPr>
-        <w:pStyle w:val="Cmsor2"/>
-      </w:pPr>
+        <w:pStyle w:val="Heading2"/>
+      </w:pPr>
+      <w:bookmarkStart w:id="9" w:name="_Toc215121508"/>
       <w:r>
         <w:t>2.2.2 New York Times cikkhalmaz beszerzése</w:t>
       </w:r>
       <w:r>
         <w:t xml:space="preserve"> TODO</w:t>
       </w:r>
-    </w:p>
-    <w:p>
-      <w:pPr>
-        <w:pStyle w:val="Cmsor2"/>
-      </w:pPr>
+      <w:bookmarkEnd w:id="9"/>
+    </w:p>
+    <w:p>
+      <w:pPr>
+        <w:pStyle w:val="Heading2"/>
+      </w:pPr>
+      <w:bookmarkStart w:id="10" w:name="_Toc215121509"/>
       <w:r>
         <w:t>2.2.3 Aliasok és szinonimák hozzáadása</w:t>
       </w:r>
+      <w:bookmarkEnd w:id="10"/>
     </w:p>
     <w:p>
       <w:r>
@@ -2794,8 +5050,9 @@
     <w:p/>
     <w:p>
       <w:pPr>
-        <w:pStyle w:val="Cmsor1"/>
-      </w:pPr>
+        <w:pStyle w:val="Heading1"/>
+      </w:pPr>
+      <w:bookmarkStart w:id="11" w:name="_Toc215121510"/>
       <w:r>
         <w:lastRenderedPageBreak/>
         <w:t>3.</w:t>
@@ -2803,10 +5060,11 @@
       <w:r>
         <w:t xml:space="preserve"> Osztályozó modell fejlesztése</w:t>
       </w:r>
-    </w:p>
-    <w:p>
-      <w:pPr>
-        <w:pStyle w:val="Cmsor2"/>
+      <w:bookmarkEnd w:id="11"/>
+    </w:p>
+    <w:p>
+      <w:pPr>
+        <w:pStyle w:val="Heading2"/>
         <w:numPr>
           <w:ilvl w:val="1"/>
           <w:numId w:val="0"/>
@@ -2816,11 +5074,16 @@
           <w:kern w:val="2"/>
         </w:rPr>
       </w:pPr>
+      <w:bookmarkStart w:id="12" w:name="_Toc215121511"/>
       <w:r>
         <w:t>3.1</w:t>
       </w:r>
       <w:r>
-        <w:t xml:space="preserve"> Kísérletek </w:t>
+        <w:t xml:space="preserve"> Kísérletek</w:t>
+      </w:r>
+      <w:bookmarkEnd w:id="12"/>
+      <w:r>
+        <w:t xml:space="preserve"> </w:t>
       </w:r>
     </w:p>
     <w:p>
@@ -2867,7 +5130,7 @@
                         <w:txbxContent>
                           <w:p>
                             <w:pPr>
-                              <w:pStyle w:val="Kpalrs"/>
+                              <w:pStyle w:val="Caption"/>
                               <w:rPr>
                                 <w:noProof/>
                               </w:rPr>
@@ -2907,12 +5170,12 @@
           </mc:Choice>
           <mc:Fallback>
             <w:pict>
-              <v:shape w14:anchorId="4DF901D8" id="Text Box 1" o:spid="_x0000_s1027" type="#_x0000_t202" style="position:absolute;left:0;text-align:left;margin-left:34pt;margin-top:278.2pt;width:369.65pt;height:11.5pt;z-index:251662848;visibility:visible;mso-wrap-style:square;mso-width-percent:0;mso-height-percent:0;mso-wrap-distance-left:9pt;mso-wrap-distance-top:0;mso-wrap-distance-right:9pt;mso-wrap-distance-bottom:0;mso-position-horizontal:absolute;mso-position-horizontal-relative:text;mso-position-vertical:absolute;mso-position-vertical-relative:text;mso-width-percent:0;mso-height-percent:0;mso-width-relative:margin;mso-height-relative:margin;v-text-anchor:top" o:gfxdata="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" stroked="f">
+              <v:shape w14:anchorId="4DF901D8" id="Text Box 1" o:spid="_x0000_s1027" type="#_x0000_t202" style="position:absolute;left:0;text-align:left;margin-left:34pt;margin-top:278.2pt;width:369.65pt;height:11.5pt;z-index:251662848;visibility:visible;mso-wrap-style:square;mso-width-percent:0;mso-height-percent:0;mso-wrap-distance-left:9pt;mso-wrap-distance-top:0;mso-wrap-distance-right:9pt;mso-wrap-distance-bottom:0;mso-position-horizontal:absolute;mso-position-horizontal-relative:text;mso-position-vertical:absolute;mso-position-vertical-relative:text;mso-width-percent:0;mso-height-percent:0;mso-width-relative:margin;mso-height-relative:margin;v-text-anchor:top" o:gfxdata="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" stroked="f">
                 <v:textbox style="mso-fit-shape-to-text:t" inset="0,0,0,0">
                   <w:txbxContent>
                     <w:p>
                       <w:pPr>
-                        <w:pStyle w:val="Kpalrs"/>
+                        <w:pStyle w:val="Caption"/>
                         <w:rPr>
                           <w:noProof/>
                         </w:rPr>
@@ -3046,12 +5309,14 @@
     </w:p>
     <w:p>
       <w:pPr>
-        <w:pStyle w:val="Cmsor2"/>
+        <w:pStyle w:val="Heading2"/>
         <w:jc w:val="left"/>
       </w:pPr>
+      <w:bookmarkStart w:id="13" w:name="_Toc215121512"/>
       <w:r>
         <w:t>3.2 Elkészült modell bemutatása</w:t>
       </w:r>
+      <w:bookmarkEnd w:id="13"/>
     </w:p>
     <w:p>
       <w:r>
@@ -3069,7 +5334,11 @@
     </w:p>
     <w:p>
       <w:r>
-        <w:t>Ez az eljárás nemcsak a térbeli összefüggések hatékonyabb kiaknázását teszi lehetővé, hanem a jellemzők közötti kapcsolatok figyelembevételét is. Kutatások kimutatták, hogy az SE blokkok számos feladaton javítják a teljesítményt, meglévő modellekhez is könnyen hozzáadhatók, és például egy nemzetközi képfelismerési versenyen is segítettek a győztes megoldás kidolgozásában, jelentősen csökkentve a hibaarányt a korábbi állapothoz képest</w:t>
+        <w:t xml:space="preserve">Ez az eljárás nemcsak a térbeli összefüggések hatékonyabb kiaknázását teszi lehetővé, hanem a jellemzők közötti kapcsolatok figyelembevételét is. Kutatások kimutatták, hogy az SE blokkok számos feladaton javítják a teljesítményt, meglévő modellekhez is könnyen hozzáadhatók, és például egy nemzetközi képfelismerési versenyen is segítettek a győztes megoldás kidolgozásában, jelentősen csökkentve a </w:t>
+      </w:r>
+      <w:r>
+        <w:lastRenderedPageBreak/>
+        <w:t>hibaarányt a korábbi állapothoz képest</w:t>
       </w:r>
       <w:r>
         <w:rPr>
@@ -3096,17 +5365,48 @@
         <w:fldChar w:fldCharType="separate"/>
       </w:r>
       <w:r>
+        <w:rPr>
+          <w:noProof/>
+        </w:rPr>
+        <w:pict w14:anchorId="4A5CE85C">
+          <v:shapetype id="_x0000_t75" coordsize="21600,21600" o:spt="75" o:preferrelative="t" path="m@4@5l@4@11@9@11@9@5xe" filled="f" stroked="f">
+            <v:stroke joinstyle="miter"/>
+            <v:formulas>
+              <v:f eqn="if lineDrawn pixelLineWidth 0"/>
+              <v:f eqn="sum @0 1 0"/>
+              <v:f eqn="sum 0 0 @1"/>
+              <v:f eqn="prod @2 1 2"/>
+              <v:f eqn="prod @3 21600 pixelWidth"/>
+              <v:f eqn="prod @3 21600 pixelHeight"/>
+              <v:f eqn="sum @0 0 1"/>
+              <v:f eqn="prod @6 1 2"/>
+              <v:f eqn="prod @7 21600 pixelWidth"/>
+              <v:f eqn="sum @8 21600 0"/>
+              <v:f eqn="prod @7 21600 pixelHeight"/>
+              <v:f eqn="sum @10 21600 0"/>
+            </v:formulas>
+            <v:path o:extrusionok="f" gradientshapeok="t" o:connecttype="rect"/>
+            <o:lock v:ext="edit" aspectratio="t"/>
+          </v:shapetype>
+          <v:shape id="_x0000_i1025" type="#_x0000_t75" alt="" style="width:286pt;height:276pt;mso-width-percent:0;mso-height-percent:0;mso-width-percent:0;mso-height-percent:0">
+            <v:imagedata r:id="rId12" r:href="rId13"/>
+          </v:shape>
+        </w:pict>
+      </w:r>
+      <w:r>
         <w:fldChar w:fldCharType="end"/>
       </w:r>
     </w:p>
     <w:p>
       <w:pPr>
-        <w:pStyle w:val="Cmsor2"/>
+        <w:pStyle w:val="Heading2"/>
         <w:jc w:val="left"/>
       </w:pPr>
+      <w:bookmarkStart w:id="14" w:name="_Toc215121513"/>
       <w:r>
         <w:t>3.2.1 Modellbeli módosítások</w:t>
       </w:r>
+      <w:bookmarkEnd w:id="14"/>
     </w:p>
     <w:p>
       <w:r>
@@ -3119,57 +5419,61 @@
         <w:t>17</w:t>
       </w:r>
       <w:r>
-        <w:t xml:space="preserve"> hálózat képezi, amelyet jelentősen átalakítottam a többcímkés képosztályozási feladat igényei szerint. Az eredeti osztályozó réteget eltávolítottam, és egy több kimeneti neuront tartalmazó blokkot illesztettem a helyére, amely lehetővé teszi, hogy a hálózat egy képen több címkét is egyszerre felismerjen. A kimeneti neuronok száma a címkék számával </w:t>
+        <w:t xml:space="preserve"> hálózat képezi, amelyet jelentősen átalakítottam a többcímkés képosztályozási feladat igényei szerint. Az eredeti osztályozó réteget eltávolítottam, és egy több kimeneti neuront tartalmazó blokkot illesztettem a helyére, amely lehetővé teszi, hogy a hálózat egy képen több címkét is egyszerre felismerjen. A kimeneti neuronok száma a címkék számával egyezik meg (80 darab), és mindegyik sigmoid aktivációt alkalmaz, amely bináris döntést hoz arról, hogy az adott kategória jelen van-e a képen.</w:t>
+      </w:r>
+    </w:p>
+    <w:p>
+      <w:r>
+        <w:t xml:space="preserve">A tanítás során a </w:t>
+      </w:r>
+      <w:r>
+        <w:t>gerinc</w:t>
+      </w:r>
+      <w:r>
+        <w:t xml:space="preserve"> súlyait befagyasztottam, hogy az ImageNet-en megtanult jellemzők stabilan megmaradjanak. Az osztályozás előtti szakaszba beillesztett SE blokk tovább erősítette a fontos jellemzők kiemelését, míg a lineáris réteg után alkalmazott ReLU aktiváció lehetővé tette a nemlineáris döntési határok megtanulását. Mindezek ellenére az osztályozó blokk egyszerűsége biztosította a stabil és hatékony tanulást.</w:t>
+      </w:r>
+    </w:p>
+    <w:p>
+      <w:pPr>
+        <w:pStyle w:val="Heading2"/>
+        <w:jc w:val="left"/>
+      </w:pPr>
+      <w:bookmarkStart w:id="15" w:name="_Toc215121514"/>
+      <w:r>
+        <w:t>3.2.2 Adatbeli módosítások</w:t>
+      </w:r>
+      <w:bookmarkEnd w:id="15"/>
+    </w:p>
+    <w:p>
+      <w:r>
+        <w:t xml:space="preserve">Mivel a ResNet architektúra előre meghatározott, fix bemeneti mérettel dolgozik, a tanítás megkezdése előtt minden képet egységesen 224×224 pixel méretűre skáláztam. </w:t>
       </w:r>
       <w:r>
         <w:lastRenderedPageBreak/>
-        <w:t>egyezik meg (80 darab), és mindegyik sigmoid aktivációt alkalmaz, amely bináris döntést hoz arról, hogy az adott kategória jelen van-e a képen.</w:t>
-      </w:r>
-    </w:p>
-    <w:p>
-      <w:r>
-        <w:t xml:space="preserve">A tanítás során a </w:t>
-      </w:r>
-      <w:r>
-        <w:t>gerinc</w:t>
-      </w:r>
-      <w:r>
-        <w:t xml:space="preserve"> súlyait befagyasztottam, hogy az ImageNet-en megtanult jellemzők stabilan megmaradjanak. Az osztályozás előtti szakaszba beillesztett SE blokk tovább erősítette a fontos jellemzők kiemelését, míg a lineáris réteg után alkalmazott ReLU aktiváció lehetővé tette a nemlineáris döntési határok megtanulását. Mindezek ellenére az osztályozó blokk egyszerűsége biztosította a stabil és hatékony tanulást.</w:t>
-      </w:r>
-    </w:p>
-    <w:p>
-      <w:pPr>
-        <w:pStyle w:val="Cmsor2"/>
+        <w:t>Ez a lépés elengedhetetlen volt ahhoz, hogy a képek kompatibilisek legyenek a hálózat belső struktúrájával és a már megtanult jellemzők feldolgozásával.</w:t>
+      </w:r>
+    </w:p>
+    <w:p>
+      <w:r>
+        <w:t xml:space="preserve">A képek normalizálását az ImageNet adathalmazon történő előtanítás során használt csatornánkénti átlag- és szórásértékek alkalmazásával végeztem el. Ez biztosította, hogy a bemeneti adatok statisztikai jellemzői illeszkedjenek az előtanított modell elvárásaihoz, és így maximalizálható legyen </w:t>
+      </w:r>
+      <w:r>
+        <w:t xml:space="preserve">a </w:t>
+      </w:r>
+      <w:r>
+        <w:t>transfer learning hatékonysága.</w:t>
+      </w:r>
+    </w:p>
+    <w:p>
+      <w:pPr>
+        <w:pStyle w:val="Heading2"/>
         <w:jc w:val="left"/>
       </w:pPr>
-      <w:r>
-        <w:t>3.2.2 Adatbeli módosítások</w:t>
-      </w:r>
-    </w:p>
-    <w:p>
-      <w:r>
-        <w:t>Mivel a ResNet architektúra előre meghatározott, fix bemeneti mérettel dolgozik, a tanítás megkezdése előtt minden képet egységesen 224×224 pixel méretűre skáláztam. Ez a lépés elengedhetetlen volt ahhoz, hogy a képek kompatibilisek legyenek a hálózat belső struktúrájával és a már megtanult jellemzők feldolgozásával.</w:t>
-      </w:r>
-    </w:p>
-    <w:p>
-      <w:r>
-        <w:t xml:space="preserve">A képek normalizálását az ImageNet adathalmazon történő előtanítás során használt csatornánkénti átlag- és szórásértékek alkalmazásával végeztem el. Ez biztosította, hogy a bemeneti adatok statisztikai jellemzői illeszkedjenek az előtanított modell elvárásaihoz, és így maximalizálható legyen </w:t>
-      </w:r>
-      <w:r>
-        <w:t xml:space="preserve">a </w:t>
-      </w:r>
-      <w:r>
-        <w:t>transfer learning hatékonysága.</w:t>
-      </w:r>
-    </w:p>
-    <w:p>
-      <w:pPr>
-        <w:pStyle w:val="Cmsor2"/>
-        <w:jc w:val="left"/>
-      </w:pPr>
+      <w:bookmarkStart w:id="16" w:name="_Toc215121515"/>
       <w:r>
         <w:t>3.2.3 Tanítási technikák</w:t>
       </w:r>
+      <w:bookmarkEnd w:id="16"/>
     </w:p>
     <w:p>
       <w:r>
@@ -3183,21 +5487,21 @@
     </w:p>
     <w:p>
       <w:r>
-        <w:t xml:space="preserve">A batch méret, vagyis az egy súlyfrissítési lépés során feldolgozott minták száma szintén optimalizálásra került. Ez a paraméter jelentősen befolyásolja mind a gradiensbecslés pontosságát, mind a tanulás sebességét. A nagyobb batch méret stabilabb </w:t>
+        <w:t>A batch méret, vagyis az egy súlyfrissítési lépés során feldolgozott minták száma szintén optimalizálásra került. Ez a paraméter jelentősen befolyásolja mind a gradiensbecslés pontosságát, mind a tanulás sebességét. A nagyobb batch méret stabilabb becslést eredményezhet, de gyakran gyengébb általánosítást eredményez, míg a kisebb batch méret zajosabb, de segíthet elkerülni a lokális minimumokat és javíthatja az általános teljesítményt.</w:t>
+      </w:r>
+    </w:p>
+    <w:p>
+      <w:r>
+        <w:t>A túltanulás elleni védekezés érdekében L2 regularizációt is alkalmaztam. Ez az eljárás, amelyet súlybüntetésként (weight decay) is ismerünk, a nagy súlyértékeket bünteti, így hozzájárul a hálózat egyszerűbb, jobban általánosítható reprezentációinak kialakításához.</w:t>
+      </w:r>
+    </w:p>
+    <w:p>
+      <w:r>
+        <w:t xml:space="preserve">A tanulási ráta kezelésére dinamikus ütemezőt vezettem be, amely automatikusan módosítja az értékét a tanulás előrehaladtával. Konkrétan a ReduceLROnPlateau ütemezőt alkalmaztam, amely figyeli a validációs veszteséget, és annak stagnálása esetén csökkenti a tanulási rátát. Ez a technika különösen a tanulási folyamat későbbi </w:t>
       </w:r>
       <w:r>
         <w:lastRenderedPageBreak/>
-        <w:t>becslést eredményezhet, de gyakran gyengébb általánosítást eredményez, míg a kisebb batch méret zajosabb, de segíthet elkerülni a lokális minimumokat és javíthatja az általános teljesítményt.</w:t>
-      </w:r>
-    </w:p>
-    <w:p>
-      <w:r>
-        <w:t>A túltanulás elleni védekezés érdekében L2 regularizációt is alkalmaztam. Ez az eljárás, amelyet súlybüntetésként (weight decay) is ismerünk, a nagy súlyértékeket bünteti, így hozzájárul a hálózat egyszerűbb, jobban általánosítható reprezentációinak kialakításához.</w:t>
-      </w:r>
-    </w:p>
-    <w:p>
-      <w:r>
-        <w:t>A tanulási ráta kezelésére dinamikus ütemezőt vezettem be, amely automatikusan módosítja az értékét a tanulás előrehaladtával. Konkrétan a ReduceLROnPlateau ütemezőt alkalmaztam, amely figyeli a validációs veszteséget, és annak stagnálása esetén csökkenti a tanulási rátát. Ez a technika különösen a tanulási folyamat későbbi szakaszaiban bizonyult hasznosnak, amikor a modell már közelít az optimumhoz, és kisebb lépésekben kell finomhangolni a súlyokat.</w:t>
+        <w:t>szakaszaiban bizonyult hasznosnak, amikor a modell már közelít az optimumhoz, és kisebb lépésekben kell finomhangolni a súlyokat.</w:t>
       </w:r>
     </w:p>
     <w:p>
@@ -3222,21 +5526,26 @@
     </w:p>
     <w:p>
       <w:pPr>
-        <w:pStyle w:val="Cmsor2"/>
-      </w:pPr>
+        <w:pStyle w:val="Heading2"/>
+      </w:pPr>
+      <w:bookmarkStart w:id="17" w:name="_Toc215121516"/>
+      <w:r>
+        <w:t>3.2.4. Veszteségfüggvény és keresztvalidáció</w:t>
+      </w:r>
+      <w:bookmarkEnd w:id="17"/>
+    </w:p>
+    <w:p>
+      <w:r>
+        <w:t>A többcímkés osztályozási probléma jellege megköveteli a megfelelő veszteségfüggvény kiválasztását. A hagyományos osztályozási feladatoknál gyakran használt keresztentrópia (cross-entropy) függvény egyszerű formája nem alkalmazható közvetlenül, mivel az feltételezi, hogy minden bemenethez pontosan egy osztálycímke tartozik. Ezzel szemben jelen esetben egy képhez több címke is tartozhat egyszerre.</w:t>
+      </w:r>
+    </w:p>
+    <w:p>
+      <w:r>
+        <w:t xml:space="preserve">A probléma természetéből adódóan a tanítási és validációs veszteség mérésére a bináris keresztentrópia (binary cross-entropy) függvényt választottam. Ez a függvény a sigmoid aktivációval együtt működve minden egyes lehetséges címkét külön-külön, bináris osztályozási problémaként kezel. Minden kimenet esetében megadja, hogy az adott címke jelen van-e (egy) vagy sem (nulla), függetlenül a többi címkétől. A bináris </w:t>
+      </w:r>
       <w:r>
         <w:lastRenderedPageBreak/>
-        <w:t>3.2.4. Veszteségfüggvény és keresztvalidáció</w:t>
-      </w:r>
-    </w:p>
-    <w:p>
-      <w:r>
-        <w:t>A többcímkés osztályozási probléma jellege megköveteli a megfelelő veszteségfüggvény kiválasztását. A hagyományos osztályozási feladatoknál gyakran használt keresztentrópia (cross-entropy) függvény egyszerű formája nem alkalmazható közvetlenül, mivel az feltételezi, hogy minden bemenethez pontosan egy osztálycímke tartozik. Ezzel szemben jelen esetben egy képhez több címke is tartozhat egyszerre.</w:t>
-      </w:r>
-    </w:p>
-    <w:p>
-      <w:r>
-        <w:t>A probléma természetéből adódóan a tanítási és validációs veszteség mérésére a bináris keresztentrópia (binary cross-entropy) függvényt választottam. Ez a függvény a sigmoid aktivációval együtt működve minden egyes lehetséges címkét külön-külön, bináris osztályozási problémaként kezel. Minden kimenet esetében megadja, hogy az adott címke jelen van-e (egy) vagy sem (nulla), függetlenül a többi címkétől. A bináris keresztentrópia különösen alkalmas erre a feladatra, mivel külön-külön optimalizálja minden címke valószínűségi előrejelzését.</w:t>
+        <w:t>keresztentrópia különösen alkalmas erre a feladatra, mivel külön-külön optimalizálja minden címke valószínűségi előrejelzését.</w:t>
       </w:r>
     </w:p>
     <w:p>
@@ -3262,62 +5571,57 @@
         <w:t>rétegelt (stratified)</w:t>
       </w:r>
       <w:r>
-        <w:t xml:space="preserve"> mintavételezést alkalmaztam annak érdekében, hogy a címkék eloszlása minden foldban a lehető leginkább tükrözze </w:t>
+        <w:t xml:space="preserve"> mintavételezést alkalmaztam annak érdekében, hogy a címkék eloszlása minden foldban a lehető leginkább tükrözze az eredeti adathalmaz arányait. Ez különösen indokolt volt, mivel egyes címkék ritkábban fordultak elő, mint mások. A </w:t>
+      </w:r>
+      <w:r>
+        <w:t>rétegelés</w:t>
+      </w:r>
+      <w:r>
+        <w:t xml:space="preserve"> hozzájárult a keresztvalidációs eredmények varianciájának csökkentéséhez, és biztosította a foldok reprezentativitását.</w:t>
+      </w:r>
+    </w:p>
+    <w:p>
+      <w:r>
+        <w:t>A keresztvalidáció során nemcsak az F1-értéket, hanem más releváns metrikákat is figyelemmel kísértem, mint például a precizitást (precision) és a felidézést (recall). Ezen mutatók együttes elemzése átfogóbb képet adott a modell teljesítményéről különböző szempontokból. Az így nyert információk megbízható alapot nyújtottak a modell további finomhangolásához, valamint a potenciális jövőbeli fejlesztési irányok kijelöléséhez.</w:t>
+      </w:r>
+      <w:r>
+        <w:t xml:space="preserve"> </w:t>
+      </w:r>
+    </w:p>
+    <w:p>
+      <w:r>
+        <w:t xml:space="preserve">A többcímkés képosztályozási feladat miatt a modell tanításához a BCEWithLogitsLoss veszteségfüggvényt alkalmaztam. Ez a függvény a sigmoid </w:t>
       </w:r>
       <w:r>
         <w:lastRenderedPageBreak/>
-        <w:t xml:space="preserve">az eredeti adathalmaz arányait. Ez különösen indokolt volt, mivel egyes címkék ritkábban fordultak elő, mint mások. A </w:t>
-      </w:r>
-      <w:r>
-        <w:t>rétegelés</w:t>
-      </w:r>
-      <w:r>
-        <w:t xml:space="preserve"> hozzájárult a keresztvalidációs eredmények varianciájának csökkentéséhez, és biztosította a foldok reprezentativitását.</w:t>
-      </w:r>
-    </w:p>
-    <w:p>
-      <w:r>
-        <w:t>A keresztvalidáció során nemcsak az F1-értéket, hanem más releváns metrikákat is figyelemmel kísértem, mint például a precizitást (precision) és a felidézést (recall). Ezen mutatók együttes elemzése átfogóbb képet adott a modell teljesítményéről különböző szempontokból. Az így nyert információk megbízható alapot nyújtottak a modell további finomhangolásához, valamint a potenciális jövőbeli fejlesztési irányok kijelöléséhez.</w:t>
+        <w:t>aktivációt és a bináris keresztentrópiát együttesen kezeli, így stabil tanulást biztosít multi-label osztályozás esetén.</w:t>
+      </w:r>
+    </w:p>
+    <w:p>
+      <w:r>
+        <w:t>A modellek teljesítményének értékeléséhez több metrikát használtam, köztük:</w:t>
       </w:r>
       <w:r>
         <w:t xml:space="preserve"> </w:t>
       </w:r>
-    </w:p>
-    <w:p>
-      <w:r>
-        <w:t>A többcímkés képosztályozási feladat miatt a modell tanításához a BCEWithLogitsLoss veszteségfüggvényt alkalmaztam. Ez a függvény a sigmoid aktivációt és a bináris keresztentrópiát együttesen kezeli, így stabil tanulást biztosít multi-label osztályozás esetén.</w:t>
-      </w:r>
-    </w:p>
-    <w:p>
-      <w:r>
-        <w:t>A modellek teljesítményének értékeléséhez több metrikát használtam, köztük:</w:t>
-      </w:r>
-      <w:r>
-        <w:t xml:space="preserve"> </w:t>
-      </w:r>
       <w:r>
         <w:t>precizitás,felidézés,F1-score. Ezek a metrikák lehetővé teszik a hamis pozitív és hamis negatív detekciók egyensúlyának vizsgálatát, ami különösen fontos a márkafelismerési feladatban.</w:t>
       </w:r>
     </w:p>
-    <w:p/>
-    <w:p>
-      <w:pPr>
-        <w:pStyle w:val="Szvegtrzs"/>
-        <w:ind w:firstLine="709"/>
-      </w:pPr>
-      <w:r>
-        <w:t>A legjobb eredményt elérő modell eredmények foldonként az 1. táblázatban látható.</w:t>
-      </w:r>
-    </w:p>
-    <w:p>
-      <w:pPr>
-        <w:pStyle w:val="Szvegtrzs"/>
-        <w:ind w:firstLine="709"/>
-      </w:pPr>
+    <w:p>
+      <w:r>
+        <w:t>A legjobb eredményt elérő modell eredmények fold</w:t>
+      </w:r>
+      <w:r>
+        <w:t>-</w:t>
+      </w:r>
+      <w:r>
+        <w:t>onként az 1. táblázatban látható.</w:t>
+      </w:r>
     </w:p>
     <w:tbl>
       <w:tblPr>
-        <w:tblStyle w:val="Rcsostblzat"/>
+        <w:tblStyle w:val="TableGrid"/>
         <w:tblW w:w="0" w:type="auto"/>
         <w:tblLook w:val="04A0" w:firstRow="1" w:lastRow="0" w:firstColumn="1" w:lastColumn="0" w:noHBand="0" w:noVBand="1"/>
       </w:tblPr>
@@ -3340,7 +5644,7 @@
           </w:tcPr>
           <w:p>
             <w:pPr>
-              <w:pStyle w:val="Szvegtrzs"/>
+              <w:pStyle w:val="BodyText"/>
             </w:pPr>
             <w:r>
               <w:t>Fold név</w:t>
@@ -3357,7 +5661,7 @@
           </w:tcPr>
           <w:p>
             <w:pPr>
-              <w:pStyle w:val="Szvegtrzs"/>
+              <w:pStyle w:val="BodyText"/>
             </w:pPr>
             <w:r>
               <w:t>Validációs veszteség</w:t>
@@ -3374,7 +5678,7 @@
           </w:tcPr>
           <w:p>
             <w:pPr>
-              <w:pStyle w:val="Szvegtrzs"/>
+              <w:pStyle w:val="BodyText"/>
             </w:pPr>
             <w:r>
               <w:t>Validációs pontosság</w:t>
@@ -3391,7 +5695,7 @@
           </w:tcPr>
           <w:p>
             <w:pPr>
-              <w:pStyle w:val="Szvegtrzs"/>
+              <w:pStyle w:val="BodyText"/>
             </w:pPr>
             <w:r>
               <w:t>Validációs F1</w:t>
@@ -3409,7 +5713,7 @@
           </w:tcPr>
           <w:p>
             <w:pPr>
-              <w:pStyle w:val="Szvegtrzs"/>
+              <w:pStyle w:val="BodyText"/>
             </w:pPr>
             <w:r>
               <w:t>Teszt F1</w:t>
@@ -3428,7 +5732,7 @@
           </w:tcPr>
           <w:p>
             <w:pPr>
-              <w:pStyle w:val="Szvegtrzs"/>
+              <w:pStyle w:val="BodyText"/>
             </w:pPr>
             <w:r>
               <w:t>Fold 4</w:t>
@@ -3444,7 +5748,7 @@
           </w:tcPr>
           <w:p>
             <w:pPr>
-              <w:pStyle w:val="Szvegtrzs"/>
+              <w:pStyle w:val="BodyText"/>
             </w:pPr>
             <w:r>
               <w:t>0.0284</w:t>
@@ -3460,7 +5764,7 @@
           </w:tcPr>
           <w:p>
             <w:pPr>
-              <w:pStyle w:val="Szvegtrzs"/>
+              <w:pStyle w:val="BodyText"/>
             </w:pPr>
             <w:r>
               <w:t>0.9924</w:t>
@@ -3476,7 +5780,7 @@
           </w:tcPr>
           <w:p>
             <w:pPr>
-              <w:pStyle w:val="Szvegtrzs"/>
+              <w:pStyle w:val="BodyText"/>
             </w:pPr>
             <w:r>
               <w:t>0.6632</w:t>
@@ -3493,7 +5797,7 @@
           </w:tcPr>
           <w:p>
             <w:pPr>
-              <w:pStyle w:val="Szvegtrzs"/>
+              <w:pStyle w:val="BodyText"/>
             </w:pPr>
             <w:r>
               <w:t>0.6628</w:t>
@@ -3511,7 +5815,7 @@
           </w:tcPr>
           <w:p>
             <w:pPr>
-              <w:pStyle w:val="Szvegtrzs"/>
+              <w:pStyle w:val="BodyText"/>
             </w:pPr>
             <w:r>
               <w:t>Fold 3</w:t>
@@ -3524,7 +5828,7 @@
           </w:tcPr>
           <w:p>
             <w:pPr>
-              <w:pStyle w:val="Szvegtrzs"/>
+              <w:pStyle w:val="BodyText"/>
             </w:pPr>
             <w:r>
               <w:t>0.0293</w:t>
@@ -3537,7 +5841,7 @@
           </w:tcPr>
           <w:p>
             <w:pPr>
-              <w:pStyle w:val="Szvegtrzs"/>
+              <w:pStyle w:val="BodyText"/>
             </w:pPr>
             <w:r>
               <w:t>0.9926</w:t>
@@ -3550,7 +5854,7 @@
           </w:tcPr>
           <w:p>
             <w:pPr>
-              <w:pStyle w:val="Szvegtrzs"/>
+              <w:pStyle w:val="BodyText"/>
             </w:pPr>
             <w:r>
               <w:t>0.6542</w:t>
@@ -3566,7 +5870,7 @@
           </w:tcPr>
           <w:p>
             <w:pPr>
-              <w:pStyle w:val="Szvegtrzs"/>
+              <w:pStyle w:val="BodyText"/>
             </w:pPr>
             <w:r>
               <w:t>0.6609</w:t>
@@ -3584,10 +5888,9 @@
           </w:tcPr>
           <w:p>
             <w:pPr>
-              <w:pStyle w:val="Szvegtrzs"/>
+              <w:pStyle w:val="BodyText"/>
             </w:pPr>
             <w:r>
-              <w:lastRenderedPageBreak/>
               <w:t>Fold 2</w:t>
             </w:r>
           </w:p>
@@ -3598,7 +5901,7 @@
           </w:tcPr>
           <w:p>
             <w:pPr>
-              <w:pStyle w:val="Szvegtrzs"/>
+              <w:pStyle w:val="BodyText"/>
             </w:pPr>
             <w:r>
               <w:t>0.031</w:t>
@@ -3611,7 +5914,7 @@
           </w:tcPr>
           <w:p>
             <w:pPr>
-              <w:pStyle w:val="Szvegtrzs"/>
+              <w:pStyle w:val="BodyText"/>
             </w:pPr>
             <w:r>
               <w:t>9.9925</w:t>
@@ -3624,7 +5927,7 @@
           </w:tcPr>
           <w:p>
             <w:pPr>
-              <w:pStyle w:val="Szvegtrzs"/>
+              <w:pStyle w:val="BodyText"/>
             </w:pPr>
             <w:r>
               <w:t>0.663</w:t>
@@ -3640,7 +5943,7 @@
           </w:tcPr>
           <w:p>
             <w:pPr>
-              <w:pStyle w:val="Szvegtrzs"/>
+              <w:pStyle w:val="BodyText"/>
             </w:pPr>
             <w:r>
               <w:t>0.6815</w:t>
@@ -3658,7 +5961,7 @@
           </w:tcPr>
           <w:p>
             <w:pPr>
-              <w:pStyle w:val="Szvegtrzs"/>
+              <w:pStyle w:val="BodyText"/>
             </w:pPr>
             <w:r>
               <w:t>Fold 1</w:t>
@@ -3671,7 +5974,7 @@
           </w:tcPr>
           <w:p>
             <w:pPr>
-              <w:pStyle w:val="Szvegtrzs"/>
+              <w:pStyle w:val="BodyText"/>
             </w:pPr>
             <w:r>
               <w:t>0.0314</w:t>
@@ -3684,7 +5987,7 @@
           </w:tcPr>
           <w:p>
             <w:pPr>
-              <w:pStyle w:val="Szvegtrzs"/>
+              <w:pStyle w:val="BodyText"/>
             </w:pPr>
             <w:r>
               <w:t>0.9925</w:t>
@@ -3697,7 +6000,7 @@
           </w:tcPr>
           <w:p>
             <w:pPr>
-              <w:pStyle w:val="Szvegtrzs"/>
+              <w:pStyle w:val="BodyText"/>
             </w:pPr>
             <w:r>
               <w:t>0.6552</w:t>
@@ -3713,7 +6016,7 @@
           </w:tcPr>
           <w:p>
             <w:pPr>
-              <w:pStyle w:val="Szvegtrzs"/>
+              <w:pStyle w:val="BodyText"/>
             </w:pPr>
             <w:r>
               <w:t>0.6736</w:t>
@@ -3732,7 +6035,7 @@
           </w:tcPr>
           <w:p>
             <w:pPr>
-              <w:pStyle w:val="Szvegtrzs"/>
+              <w:pStyle w:val="BodyText"/>
             </w:pPr>
             <w:r>
               <w:t>Fold 0</w:t>
@@ -3748,7 +6051,7 @@
           </w:tcPr>
           <w:p>
             <w:pPr>
-              <w:pStyle w:val="Szvegtrzs"/>
+              <w:pStyle w:val="BodyText"/>
             </w:pPr>
             <w:r>
               <w:t>0.0288</w:t>
@@ -3764,7 +6067,7 @@
           </w:tcPr>
           <w:p>
             <w:pPr>
-              <w:pStyle w:val="Szvegtrzs"/>
+              <w:pStyle w:val="BodyText"/>
             </w:pPr>
             <w:r>
               <w:t>0.9924</w:t>
@@ -3780,7 +6083,7 @@
           </w:tcPr>
           <w:p>
             <w:pPr>
-              <w:pStyle w:val="Szvegtrzs"/>
+              <w:pStyle w:val="BodyText"/>
             </w:pPr>
             <w:r>
               <w:t>0.6606</w:t>
@@ -3797,7 +6100,7 @@
           </w:tcPr>
           <w:p>
             <w:pPr>
-              <w:pStyle w:val="Szvegtrzs"/>
+              <w:pStyle w:val="BodyText"/>
             </w:pPr>
             <w:r>
               <w:t>0.6466</w:t>
@@ -3808,7 +6111,7 @@
     </w:tbl>
     <w:p>
       <w:pPr>
-        <w:pStyle w:val="Szvegtrzs"/>
+        <w:pStyle w:val="BodyText"/>
         <w:widowControl w:val="0"/>
         <w:numPr>
           <w:ilvl w:val="0"/>
@@ -3825,12 +6128,13 @@
     </w:p>
     <w:p>
       <w:pPr>
-        <w:pStyle w:val="Cmsor2"/>
+        <w:pStyle w:val="Heading2"/>
         <w:jc w:val="left"/>
       </w:pPr>
       <w:r>
         <w:br/>
       </w:r>
+      <w:bookmarkStart w:id="18" w:name="_Toc215121517"/>
       <w:r>
         <w:t>3</w:t>
       </w:r>
@@ -3843,6 +6147,7 @@
       <w:r>
         <w:t>. Karakterfelismerő modell fejlesztése</w:t>
       </w:r>
+      <w:bookmarkEnd w:id="18"/>
     </w:p>
     <w:p>
       <w:r>
@@ -3856,7 +6161,11 @@
         </w:rPr>
       </w:pPr>
       <w:r>
-        <w:t>A képeken szereplő szöveg detektálására a keras-ocr könyvtárat alkalmaztam, amely képes a képi szövegelemek lokalizálására és felismerésére. A keras-ocr által visszaadott szövegrészletek azonban nem garantáltan olvasási sorrendben jelennek meg, ezért a további feldolgozás érdekében ezeket először függőlegesen klasztereztem, majd az egyes sorokon belül vízszintesen rendeztem, biztosítva a természetes olvasási sorrendet.</w:t>
+        <w:t xml:space="preserve">A képeken szereplő szöveg detektálására a keras-ocr könyvtárat alkalmaztam, amely képes a képi szövegelemek lokalizálására és felismerésére. A keras-ocr által visszaadott szövegrészletek azonban nem garantáltan olvasási sorrendben jelennek meg, </w:t>
+      </w:r>
+      <w:r>
+        <w:lastRenderedPageBreak/>
+        <w:t>ezért a további feldolgozás érdekében ezeket először függőlegesen klasztereztem, majd az egyes sorokon belül vízszintesen rendeztem, biztosítva a természetes olvasási sorrendet.</w:t>
       </w:r>
       <w:r>
         <w:rPr>
@@ -3880,22 +6189,25 @@
     </w:p>
     <w:p>
       <w:pPr>
-        <w:pStyle w:val="Cmsor1"/>
-      </w:pPr>
-      <w:bookmarkStart w:id="2" w:name="_Toc332797397"/>
-      <w:bookmarkStart w:id="3" w:name="_Toc59896132"/>
+        <w:pStyle w:val="Heading1"/>
+      </w:pPr>
+      <w:bookmarkStart w:id="19" w:name="_Toc332797397"/>
+      <w:bookmarkStart w:id="20" w:name="_Toc215121518"/>
       <w:r>
         <w:lastRenderedPageBreak/>
         <w:t>4. Eredmények és elemzés</w:t>
       </w:r>
-    </w:p>
-    <w:p>
-      <w:pPr>
-        <w:pStyle w:val="Cmsor2"/>
-      </w:pPr>
+      <w:bookmarkEnd w:id="20"/>
+    </w:p>
+    <w:p>
+      <w:pPr>
+        <w:pStyle w:val="Heading2"/>
+      </w:pPr>
+      <w:bookmarkStart w:id="21" w:name="_Toc215121519"/>
       <w:r>
         <w:t>4.1 Adatok előkészítése az elemzéshez</w:t>
       </w:r>
+      <w:bookmarkEnd w:id="21"/>
     </w:p>
     <w:p>
       <w:pPr>
@@ -3943,11 +6255,13 @@
     </w:p>
     <w:p>
       <w:pPr>
-        <w:pStyle w:val="Cmsor2"/>
-      </w:pPr>
+        <w:pStyle w:val="Heading2"/>
+      </w:pPr>
+      <w:bookmarkStart w:id="22" w:name="_Toc215121520"/>
       <w:r>
         <w:t>4.2 Leíró statisztikák és vizualizációk</w:t>
       </w:r>
+      <w:bookmarkEnd w:id="22"/>
     </w:p>
     <w:p>
       <w:pPr>
@@ -4006,22 +6320,29 @@
     </w:p>
     <w:p>
       <w:pPr>
-        <w:pStyle w:val="Cmsor2"/>
-      </w:pPr>
+        <w:pStyle w:val="Heading2"/>
+      </w:pPr>
+      <w:bookmarkStart w:id="23" w:name="_Toc215121521"/>
       <w:r>
         <w:t>4.3 Event-study elemzések</w:t>
       </w:r>
-    </w:p>
-    <w:p>
-      <w:pPr>
-        <w:pStyle w:val="Cmsor3"/>
+      <w:bookmarkEnd w:id="23"/>
+    </w:p>
+    <w:p>
+      <w:pPr>
+        <w:pStyle w:val="Heading3"/>
         <w:numPr>
           <w:ilvl w:val="0"/>
           <w:numId w:val="0"/>
         </w:numPr>
       </w:pPr>
-      <w:r>
-        <w:t xml:space="preserve">4.3.1 Eseményhetek azonosítása </w:t>
+      <w:bookmarkStart w:id="24" w:name="_Toc215121522"/>
+      <w:r>
+        <w:t>4.3.1 Eseményhetek azonosítása</w:t>
+      </w:r>
+      <w:bookmarkEnd w:id="24"/>
+      <w:r>
+        <w:t xml:space="preserve"> </w:t>
       </w:r>
     </w:p>
     <w:p>
@@ -4035,15 +6356,17 @@
     </w:p>
     <w:p>
       <w:pPr>
-        <w:pStyle w:val="Cmsor3"/>
+        <w:pStyle w:val="Heading3"/>
         <w:numPr>
           <w:ilvl w:val="0"/>
           <w:numId w:val="0"/>
         </w:numPr>
       </w:pPr>
+      <w:bookmarkStart w:id="25" w:name="_Toc215121523"/>
       <w:r>
         <w:t>4.3.2 Confidence interval (CI) vizualizációk</w:t>
       </w:r>
+      <w:bookmarkEnd w:id="25"/>
     </w:p>
     <w:p>
       <w:r>
@@ -4052,15 +6375,17 @@
     </w:p>
     <w:p>
       <w:pPr>
-        <w:pStyle w:val="Cmsor3"/>
+        <w:pStyle w:val="Heading3"/>
         <w:numPr>
           <w:ilvl w:val="0"/>
           <w:numId w:val="0"/>
         </w:numPr>
       </w:pPr>
+      <w:bookmarkStart w:id="26" w:name="_Toc215121524"/>
       <w:r>
         <w:t>4.3.3 Placebo benchmark és Event − Placebo különbség</w:t>
       </w:r>
+      <w:bookmarkEnd w:id="26"/>
     </w:p>
     <w:p>
       <w:r>
@@ -4069,12 +6394,13 @@
     </w:p>
     <w:p>
       <w:pPr>
-        <w:pStyle w:val="Cmsor3"/>
+        <w:pStyle w:val="Heading3"/>
         <w:numPr>
           <w:ilvl w:val="0"/>
           <w:numId w:val="0"/>
         </w:numPr>
       </w:pPr>
+      <w:bookmarkStart w:id="27" w:name="_Toc215121525"/>
       <w:r>
         <w:t xml:space="preserve">4.3.4 </w:t>
       </w:r>
@@ -4087,6 +6413,7 @@
       <w:r>
         <w:t>ellenőrzések</w:t>
       </w:r>
+      <w:bookmarkEnd w:id="27"/>
     </w:p>
     <w:p>
       <w:r>
@@ -4099,23 +6426,27 @@
     </w:p>
     <w:p>
       <w:pPr>
-        <w:pStyle w:val="Cmsor2"/>
-      </w:pPr>
+        <w:pStyle w:val="Heading2"/>
+      </w:pPr>
+      <w:bookmarkStart w:id="28" w:name="_Toc215121526"/>
       <w:r>
         <w:t>4.4 Cross-correlation és Granger-tesztek</w:t>
       </w:r>
-    </w:p>
-    <w:p>
-      <w:pPr>
-        <w:pStyle w:val="Cmsor3"/>
+      <w:bookmarkEnd w:id="28"/>
+    </w:p>
+    <w:p>
+      <w:pPr>
+        <w:pStyle w:val="Heading3"/>
         <w:numPr>
           <w:ilvl w:val="0"/>
           <w:numId w:val="0"/>
         </w:numPr>
       </w:pPr>
+      <w:bookmarkStart w:id="29" w:name="_Toc215121527"/>
       <w:r>
         <w:t>4.4.1 Cross-correlation (CCF) elemzés</w:t>
       </w:r>
+      <w:bookmarkEnd w:id="29"/>
     </w:p>
     <w:p>
       <w:r>
@@ -4124,15 +6455,17 @@
     </w:p>
     <w:p>
       <w:pPr>
-        <w:pStyle w:val="Cmsor3"/>
+        <w:pStyle w:val="Heading3"/>
         <w:numPr>
           <w:ilvl w:val="0"/>
           <w:numId w:val="0"/>
         </w:numPr>
       </w:pPr>
+      <w:bookmarkStart w:id="30" w:name="_Toc215121528"/>
       <w:r>
         <w:t>4.4.2 Granger-tesztek a memeszám és hírsentiment között</w:t>
       </w:r>
+      <w:bookmarkEnd w:id="30"/>
     </w:p>
     <w:p>
       <w:r>
@@ -4141,24 +6474,28 @@
     </w:p>
     <w:p>
       <w:pPr>
-        <w:pStyle w:val="Cmsor2"/>
-      </w:pPr>
+        <w:pStyle w:val="Heading2"/>
+      </w:pPr>
+      <w:bookmarkStart w:id="31" w:name="_Toc215121529"/>
       <w:r>
         <w:lastRenderedPageBreak/>
         <w:t>4.5 Panel regresszió (TWFE)</w:t>
       </w:r>
-    </w:p>
-    <w:p>
-      <w:pPr>
-        <w:pStyle w:val="Cmsor3"/>
+      <w:bookmarkEnd w:id="31"/>
+    </w:p>
+    <w:p>
+      <w:pPr>
+        <w:pStyle w:val="Heading3"/>
         <w:numPr>
           <w:ilvl w:val="0"/>
           <w:numId w:val="0"/>
         </w:numPr>
       </w:pPr>
+      <w:bookmarkStart w:id="32" w:name="_Toc215121530"/>
       <w:r>
         <w:t>4.5.1 Modell specifikáció</w:t>
       </w:r>
+      <w:bookmarkEnd w:id="32"/>
     </w:p>
     <w:p>
       <w:r>
@@ -4208,7 +6545,7 @@
     </w:p>
     <w:p>
       <w:pPr>
-        <w:pStyle w:val="Szvegtrzs"/>
+        <w:pStyle w:val="BodyText"/>
         <w:spacing w:before="120"/>
         <w:ind w:right="998" w:firstLine="1440"/>
       </w:pPr>
@@ -4391,24 +6728,57 @@
     </w:p>
     <w:p>
       <w:pPr>
-        <w:pStyle w:val="Cmsor2"/>
-      </w:pPr>
+        <w:pStyle w:val="Heading2"/>
+      </w:pPr>
+      <w:bookmarkStart w:id="33" w:name="_Toc215121531"/>
       <w:r>
         <w:t>4.6 Összegzés és következtetések</w:t>
       </w:r>
-    </w:p>
-    <w:p/>
-    <w:p/>
-    <w:p>
-      <w:pPr>
-        <w:pStyle w:val="Cmsor1"/>
-      </w:pPr>
+      <w:bookmarkEnd w:id="33"/>
+    </w:p>
+    <w:p>
+      <w:pPr>
+        <w:ind w:firstLine="0"/>
+      </w:pPr>
+      <w:r>
+        <w:fldChar w:fldCharType="begin"/>
+      </w:r>
+      <w:r>
+        <w:instrText xml:space="preserve"> </w:instrText>
+      </w:r>
+      <w:r>
+        <w:fldChar w:fldCharType="begin"/>
+      </w:r>
+      <w:r>
+        <w:instrText xml:space="preserve">  </w:instrText>
+      </w:r>
+      <w:r>
+        <w:fldChar w:fldCharType="separate"/>
+      </w:r>
+      <w:r>
+        <w:fldChar w:fldCharType="end"/>
+      </w:r>
+      <w:r>
+        <w:instrText xml:space="preserve"> </w:instrText>
+      </w:r>
+      <w:r>
+        <w:fldChar w:fldCharType="separate"/>
+      </w:r>
+      <w:r>
+        <w:fldChar w:fldCharType="end"/>
+      </w:r>
+    </w:p>
+    <w:p>
+      <w:pPr>
+        <w:pStyle w:val="Heading1"/>
+      </w:pPr>
+      <w:bookmarkStart w:id="34" w:name="_Toc215121532"/>
       <w:r>
         <w:lastRenderedPageBreak/>
         <w:t>Bevezetés</w:t>
       </w:r>
-      <w:bookmarkEnd w:id="2"/>
-      <w:bookmarkEnd w:id="3"/>
+      <w:bookmarkEnd w:id="19"/>
+      <w:bookmarkEnd w:id="34"/>
     </w:p>
     <w:p>
       <w:r>
@@ -4417,15 +6787,15 @@
     </w:p>
     <w:p>
       <w:pPr>
-        <w:pStyle w:val="Cmsor2"/>
-      </w:pPr>
-      <w:bookmarkStart w:id="4" w:name="_Toc332797398"/>
-      <w:bookmarkStart w:id="5" w:name="_Toc59896133"/>
+        <w:pStyle w:val="Heading2"/>
+      </w:pPr>
+      <w:bookmarkStart w:id="35" w:name="_Toc332797398"/>
+      <w:bookmarkStart w:id="36" w:name="_Toc215121533"/>
       <w:r>
         <w:t>Formázási tudnivalók</w:t>
       </w:r>
-      <w:bookmarkEnd w:id="4"/>
-      <w:bookmarkEnd w:id="5"/>
+      <w:bookmarkEnd w:id="35"/>
+      <w:bookmarkEnd w:id="36"/>
     </w:p>
     <w:p>
       <w:r>
@@ -4433,7 +6803,7 @@
       </w:r>
       <w:r>
         <w:rPr>
-          <w:rStyle w:val="Kiemels2"/>
+          <w:rStyle w:val="Strong"/>
         </w:rPr>
         <w:t>Normál</w:t>
       </w:r>
@@ -4443,15 +6813,15 @@
     </w:p>
     <w:p>
       <w:pPr>
-        <w:pStyle w:val="Cmsor3"/>
-      </w:pPr>
-      <w:bookmarkStart w:id="6" w:name="_Toc332797399"/>
-      <w:bookmarkStart w:id="7" w:name="_Toc59896134"/>
+        <w:pStyle w:val="Heading3"/>
+      </w:pPr>
+      <w:bookmarkStart w:id="37" w:name="_Toc332797399"/>
+      <w:bookmarkStart w:id="38" w:name="_Toc215121534"/>
       <w:r>
         <w:t>Címsorok</w:t>
       </w:r>
-      <w:bookmarkEnd w:id="6"/>
-      <w:bookmarkEnd w:id="7"/>
+      <w:bookmarkEnd w:id="37"/>
+      <w:bookmarkEnd w:id="38"/>
     </w:p>
     <w:p>
       <w:r>
@@ -4459,7 +6829,7 @@
       </w:r>
       <w:r>
         <w:rPr>
-          <w:rStyle w:val="Kiemels2"/>
+          <w:rStyle w:val="Strong"/>
         </w:rPr>
         <w:t>Címsor 1-4</w:t>
       </w:r>
@@ -4469,15 +6839,15 @@
     </w:p>
     <w:p>
       <w:pPr>
-        <w:pStyle w:val="Cmsor3"/>
-      </w:pPr>
-      <w:bookmarkStart w:id="8" w:name="_Toc332797400"/>
-      <w:bookmarkStart w:id="9" w:name="_Toc59896135"/>
+        <w:pStyle w:val="Heading3"/>
+      </w:pPr>
+      <w:bookmarkStart w:id="39" w:name="_Toc332797400"/>
+      <w:bookmarkStart w:id="40" w:name="_Toc215121535"/>
       <w:r>
         <w:t>Képek</w:t>
       </w:r>
-      <w:bookmarkEnd w:id="8"/>
-      <w:bookmarkEnd w:id="9"/>
+      <w:bookmarkEnd w:id="39"/>
+      <w:bookmarkEnd w:id="40"/>
     </w:p>
     <w:p>
       <w:r>
@@ -4485,7 +6855,7 @@
       </w:r>
       <w:r>
         <w:rPr>
-          <w:rStyle w:val="Kiemels2"/>
+          <w:rStyle w:val="Strong"/>
         </w:rPr>
         <w:t>Kép</w:t>
       </w:r>
@@ -4499,7 +6869,7 @@
       </w:r>
       <w:r>
         <w:rPr>
-          <w:rStyle w:val="Kiemels"/>
+          <w:rStyle w:val="Emphasis"/>
         </w:rPr>
         <w:t>Képaláírás beszúrása…</w:t>
       </w:r>
@@ -4508,7 +6878,7 @@
       </w:r>
       <w:r>
         <w:rPr>
-          <w:rStyle w:val="Kiemels2"/>
+          <w:rStyle w:val="Strong"/>
         </w:rPr>
         <w:t>Képaláírás</w:t>
       </w:r>
@@ -4543,7 +6913,7 @@
                     </pic:cNvPicPr>
                   </pic:nvPicPr>
                   <pic:blipFill>
-                    <a:blip r:embed="rId12">
+                    <a:blip r:embed="rId14">
                       <a:extLst>
                         <a:ext uri="{28A0092B-C50C-407E-A947-70E740481C1C}">
                           <a14:useLocalDpi xmlns:a14="http://schemas.microsoft.com/office/drawing/2010/main" val="0"/>
@@ -4577,76 +6947,50 @@
     </w:p>
     <w:p>
       <w:pPr>
-        <w:pStyle w:val="Kpalrs"/>
-      </w:pPr>
-      <w:r>
-        <w:fldChar w:fldCharType="begin"/>
-      </w:r>
-      <w:r>
-        <w:instrText xml:space="preserve"> STYLEREF 1 \s </w:instrText>
-      </w:r>
-      <w:r>
-        <w:fldChar w:fldCharType="separate"/>
+        <w:pStyle w:val="Caption"/>
+      </w:pPr>
+      <w:fldSimple w:instr=" STYLEREF 1 \s ">
+        <w:r>
+          <w:rPr>
+            <w:noProof/>
+          </w:rPr>
+          <w:t>0</w:t>
+        </w:r>
+      </w:fldSimple>
+      <w:r>
+        <w:t>.</w:t>
+      </w:r>
+      <w:fldSimple w:instr=" SEQ ábra \* ARABIC \s 1 ">
+        <w:r>
+          <w:rPr>
+            <w:noProof/>
+          </w:rPr>
+          <w:t>1</w:t>
+        </w:r>
+      </w:fldSimple>
+      <w:r>
+        <w:t>. ábra: Példa képaláírásra</w:t>
+      </w:r>
+    </w:p>
+    <w:p>
+      <w:pPr>
+        <w:pStyle w:val="Heading3"/>
+      </w:pPr>
+      <w:bookmarkStart w:id="41" w:name="_Toc332797401"/>
+      <w:bookmarkStart w:id="42" w:name="_Toc215121536"/>
+      <w:r>
+        <w:t>Kódrészletek</w:t>
+      </w:r>
+      <w:bookmarkEnd w:id="41"/>
+      <w:bookmarkEnd w:id="42"/>
+    </w:p>
+    <w:p>
+      <w:r>
+        <w:t xml:space="preserve">Kódrészletek beillesztése esetén használjuk a </w:t>
       </w:r>
       <w:r>
         <w:rPr>
-          <w:noProof/>
-        </w:rPr>
-        <w:t>2</w:t>
-      </w:r>
-      <w:r>
-        <w:rPr>
-          <w:noProof/>
-        </w:rPr>
-        <w:fldChar w:fldCharType="end"/>
-      </w:r>
-      <w:r>
-        <w:t>.</w:t>
-      </w:r>
-      <w:r>
-        <w:fldChar w:fldCharType="begin"/>
-      </w:r>
-      <w:r>
-        <w:instrText xml:space="preserve"> SEQ ábra \* ARABIC \s 1 </w:instrText>
-      </w:r>
-      <w:r>
-        <w:fldChar w:fldCharType="separate"/>
-      </w:r>
-      <w:r>
-        <w:rPr>
-          <w:noProof/>
-        </w:rPr>
-        <w:t>1</w:t>
-      </w:r>
-      <w:r>
-        <w:rPr>
-          <w:noProof/>
-        </w:rPr>
-        <w:fldChar w:fldCharType="end"/>
-      </w:r>
-      <w:r>
-        <w:t>. ábra: Példa képaláírásra</w:t>
-      </w:r>
-    </w:p>
-    <w:p>
-      <w:pPr>
-        <w:pStyle w:val="Cmsor3"/>
-      </w:pPr>
-      <w:bookmarkStart w:id="10" w:name="_Toc332797401"/>
-      <w:bookmarkStart w:id="11" w:name="_Toc59896136"/>
-      <w:r>
-        <w:t>Kódrészletek</w:t>
-      </w:r>
-      <w:bookmarkEnd w:id="10"/>
-      <w:bookmarkEnd w:id="11"/>
-    </w:p>
-    <w:p>
-      <w:r>
-        <w:t xml:space="preserve">Kódrészletek beillesztése esetén használjuk a </w:t>
-      </w:r>
-      <w:r>
-        <w:rPr>
-          <w:rStyle w:val="Kiemels2"/>
+          <w:rStyle w:val="Strong"/>
         </w:rPr>
         <w:t>Kód</w:t>
       </w:r>
@@ -4778,16 +7122,16 @@
     </w:p>
     <w:p>
       <w:pPr>
-        <w:pStyle w:val="Cmsor3"/>
-      </w:pPr>
-      <w:bookmarkStart w:id="12" w:name="_Toc332797402"/>
-      <w:bookmarkStart w:id="13" w:name="_Toc59896137"/>
+        <w:pStyle w:val="Heading3"/>
+      </w:pPr>
+      <w:bookmarkStart w:id="43" w:name="_Toc332797402"/>
+      <w:bookmarkStart w:id="44" w:name="_Toc215121537"/>
       <w:r>
         <w:lastRenderedPageBreak/>
         <w:t>Irodalomjegyzék</w:t>
       </w:r>
-      <w:bookmarkEnd w:id="12"/>
-      <w:bookmarkEnd w:id="13"/>
+      <w:bookmarkEnd w:id="43"/>
+      <w:bookmarkEnd w:id="44"/>
     </w:p>
     <w:p>
       <w:r>
@@ -4795,13 +7139,13 @@
       </w:r>
       <w:r>
         <w:rPr>
-          <w:rStyle w:val="Kiemels2"/>
+          <w:rStyle w:val="Strong"/>
         </w:rPr>
         <w:t xml:space="preserve">Irodalomjegyzék </w:t>
       </w:r>
       <w:r>
         <w:rPr>
-          <w:rStyle w:val="Kiemels2"/>
+          <w:rStyle w:val="Strong"/>
         </w:rPr>
         <w:t>sor</w:t>
       </w:r>
@@ -4810,7 +7154,7 @@
       </w:r>
       <w:r>
         <w:rPr>
-          <w:rStyle w:val="Kiemels2"/>
+          <w:rStyle w:val="Strong"/>
         </w:rPr>
         <w:t xml:space="preserve">Irodalomjegyzék forrás </w:t>
       </w:r>
@@ -4824,7 +7168,7 @@
       </w:r>
       <w:r>
         <w:rPr>
-          <w:rStyle w:val="Kiemels"/>
+          <w:rStyle w:val="Emphasis"/>
         </w:rPr>
         <w:t>Kereszthivatkozás beszúrása</w:t>
       </w:r>
@@ -4852,16 +7196,16 @@
     </w:p>
     <w:p>
       <w:pPr>
-        <w:pStyle w:val="Cmsor1"/>
-      </w:pPr>
-      <w:bookmarkStart w:id="14" w:name="_Toc332797403"/>
-      <w:bookmarkStart w:id="15" w:name="_Toc59896138"/>
+        <w:pStyle w:val="Heading1"/>
+      </w:pPr>
+      <w:bookmarkStart w:id="45" w:name="_Toc332797403"/>
+      <w:bookmarkStart w:id="46" w:name="_Toc215121538"/>
       <w:r>
         <w:lastRenderedPageBreak/>
         <w:t>Utolsó simítások</w:t>
       </w:r>
-      <w:bookmarkEnd w:id="14"/>
-      <w:bookmarkEnd w:id="15"/>
+      <w:bookmarkEnd w:id="45"/>
+      <w:bookmarkEnd w:id="46"/>
     </w:p>
     <w:p>
       <w:r>
@@ -4877,7 +7221,7 @@
       </w:pPr>
       <w:r>
         <w:rPr>
-          <w:rStyle w:val="Kiemels"/>
+          <w:rStyle w:val="Emphasis"/>
         </w:rPr>
         <w:t>Kereszthivatkozások frissítése:</w:t>
       </w:r>
@@ -4894,7 +7238,7 @@
       </w:pPr>
       <w:r>
         <w:rPr>
-          <w:rStyle w:val="Kiemels"/>
+          <w:rStyle w:val="Emphasis"/>
         </w:rPr>
         <w:t>Dokumentum tulajdonságok megadása:</w:t>
       </w:r>
@@ -4911,7 +7255,7 @@
       </w:pPr>
       <w:r>
         <w:rPr>
-          <w:rStyle w:val="Kiemels"/>
+          <w:rStyle w:val="Emphasis"/>
         </w:rPr>
         <w:t>Kinézet ellenőrzése PDF-ben:</w:t>
       </w:r>
@@ -4924,18 +7268,18 @@
       <w:pPr>
         <w:pStyle w:val="Fejezetcimszmozsnlkl"/>
       </w:pPr>
-      <w:bookmarkStart w:id="16" w:name="_Toc59896139"/>
+      <w:bookmarkStart w:id="47" w:name="_Toc215121539"/>
       <w:r>
         <w:lastRenderedPageBreak/>
         <w:t>Irodalomjegyzék</w:t>
       </w:r>
-      <w:bookmarkEnd w:id="16"/>
+      <w:bookmarkEnd w:id="47"/>
     </w:p>
     <w:p>
       <w:pPr>
         <w:pStyle w:val="Irodalomjegyzksor"/>
       </w:pPr>
-      <w:bookmarkStart w:id="17" w:name="_Ref332797594"/>
+      <w:bookmarkStart w:id="48" w:name="_Ref332797594"/>
       <w:r>
         <w:t>Levendovszky, J., Jereb, L.,</w:t>
       </w:r>
@@ -4957,7 +7301,7 @@
       <w:r>
         <w:t>, Vol. 48, 2002, pp. 225-236</w:t>
       </w:r>
-      <w:bookmarkEnd w:id="17"/>
+      <w:bookmarkEnd w:id="48"/>
     </w:p>
     <w:p>
       <w:pPr>
@@ -4990,10 +7334,10 @@
       <w:r>
         <w:t xml:space="preserve"> </w:t>
       </w:r>
-      <w:hyperlink r:id="rId13" w:history="1">
-        <w:r>
-          <w:rPr>
-            <w:rStyle w:val="Hiperhivatkozs"/>
+      <w:hyperlink r:id="rId15" w:history="1">
+        <w:r>
+          <w:rPr>
+            <w:rStyle w:val="Hyperlink"/>
           </w:rPr>
           <w:t>http://www.ni.com/</w:t>
         </w:r>
@@ -5041,10 +7385,10 @@
       <w:r>
         <w:t xml:space="preserve">, </w:t>
       </w:r>
-      <w:hyperlink r:id="rId14" w:history="1">
-        <w:r>
-          <w:rPr>
-            <w:rStyle w:val="Hiperhivatkozs"/>
+      <w:hyperlink r:id="rId16" w:history="1">
+        <w:r>
+          <w:rPr>
+            <w:rStyle w:val="Hyperlink"/>
           </w:rPr>
           <w:t>http://en.wikipedia.org/wiki/Evaluation_strategy</w:t>
         </w:r>
@@ -5060,17 +7404,17 @@
       <w:pPr>
         <w:pStyle w:val="Fejezetcimszmozsnlkl"/>
       </w:pPr>
-      <w:bookmarkStart w:id="18" w:name="_Toc59896140"/>
+      <w:bookmarkStart w:id="49" w:name="_Toc215121540"/>
       <w:r>
         <w:lastRenderedPageBreak/>
         <w:t>Függelék</w:t>
       </w:r>
-      <w:bookmarkEnd w:id="18"/>
+      <w:bookmarkEnd w:id="49"/>
     </w:p>
     <w:p/>
     <w:sectPr>
-      <w:headerReference w:type="even" r:id="rId15"/>
-      <w:footerReference w:type="default" r:id="rId16"/>
+      <w:headerReference w:type="even" r:id="rId17"/>
+      <w:footerReference w:type="default" r:id="rId18"/>
       <w:type w:val="continuous"/>
       <w:pgSz w:w="11907" w:h="16840" w:code="9"/>
       <w:pgMar w:top="1418" w:right="1418" w:bottom="1418" w:left="1418" w:header="709" w:footer="709" w:gutter="567"/>
@@ -5115,42 +7459,42 @@
 <w:ftr xmlns:wpc="http://schemas.microsoft.com/office/word/2010/wordprocessingCanvas" xmlns:cx="http://schemas.microsoft.com/office/drawing/2014/chartex" xmlns:cx1="http://schemas.microsoft.com/office/drawing/2015/9/8/chartex" xmlns:cx2="http://schemas.microsoft.com/office/drawing/2015/10/21/chartex" xmlns:cx3="http://schemas.microsoft.com/office/drawing/2016/5/9/chartex" xmlns:cx4="http://schemas.microsoft.com/office/drawing/2016/5/10/chartex" xmlns:cx5="http://schemas.microsoft.com/office/drawing/2016/5/11/chartex" xmlns:cx6="http://schemas.microsoft.com/office/drawing/2016/5/12/chartex" xmlns:cx7="http://schemas.microsoft.com/office/drawing/2016/5/13/chartex" xmlns:cx8="http://schemas.microsoft.com/office/drawing/2016/5/14/chartex" xmlns:mc="http://schemas.openxmlformats.org/markup-compatibility/2006" xmlns:aink="http://schemas.microsoft.com/office/drawing/2016/ink" xmlns:am3d="http://schemas.microsoft.com/office/drawing/2017/model3d" xmlns:o="urn:schemas-microsoft-com:office:office" xmlns:oel="http://schemas.microsoft.com/office/2019/extlst" xmlns:r="http://schemas.openxmlformats.org/officeDocument/2006/relationships" xmlns:m="http://schemas.openxmlformats.org/officeDocument/2006/math" xmlns:v="urn:schemas-microsoft-com:vml" xmlns:wp14="http://schemas.microsoft.com/office/word/2010/wordprocessingDrawing" xmlns:wp="http://schemas.openxmlformats.org/drawingml/2006/wordprocessingDrawing" xmlns:w10="urn:schemas-microsoft-com:office:word" xmlns:w="http://schemas.openxmlformats.org/wordprocessingml/2006/main" xmlns:w14="http://schemas.microsoft.com/office/word/2010/wordml" xmlns:w15="http://schemas.microsoft.com/office/word/2012/wordml" xmlns:w16cex="http://schemas.microsoft.com/office/word/2018/wordml/cex" xmlns:w16cid="http://schemas.microsoft.com/office/word/2016/wordml/cid" xmlns:w16="http://schemas.microsoft.com/office/word/2018/wordml" xmlns:w16du="http://schemas.microsoft.com/office/word/2023/wordml/word16du" xmlns:w16sdtdh="http://schemas.microsoft.com/office/word/2020/wordml/sdtdatahash" xmlns:w16sdtfl="http://schemas.microsoft.com/office/word/2024/wordml/sdtformatlock" xmlns:w16se="http://schemas.microsoft.com/office/word/2015/wordml/symex" xmlns:wpg="http://schemas.microsoft.com/office/word/2010/wordprocessingGroup" xmlns:wpi="http://schemas.microsoft.com/office/word/2010/wordprocessingInk" xmlns:wne="http://schemas.microsoft.com/office/word/2006/wordml" xmlns:wps="http://schemas.microsoft.com/office/word/2010/wordprocessingShape" mc:Ignorable="w14 w15 w16se w16cid w16 w16cex w16sdtdh w16sdtfl w16du wp14">
   <w:p>
     <w:pPr>
-      <w:pStyle w:val="llb"/>
+      <w:pStyle w:val="Footer"/>
     </w:pPr>
     <w:r>
       <w:rPr>
-        <w:rStyle w:val="Oldalszm"/>
+        <w:rStyle w:val="PageNumber"/>
       </w:rPr>
       <w:tab/>
     </w:r>
     <w:r>
       <w:rPr>
-        <w:rStyle w:val="Oldalszm"/>
+        <w:rStyle w:val="PageNumber"/>
       </w:rPr>
       <w:fldChar w:fldCharType="begin"/>
     </w:r>
     <w:r>
       <w:rPr>
-        <w:rStyle w:val="Oldalszm"/>
+        <w:rStyle w:val="PageNumber"/>
       </w:rPr>
       <w:instrText xml:space="preserve"> PAGE </w:instrText>
     </w:r>
     <w:r>
       <w:rPr>
-        <w:rStyle w:val="Oldalszm"/>
+        <w:rStyle w:val="PageNumber"/>
       </w:rPr>
       <w:fldChar w:fldCharType="separate"/>
     </w:r>
     <w:r>
       <w:rPr>
-        <w:rStyle w:val="Oldalszm"/>
+        <w:rStyle w:val="PageNumber"/>
         <w:noProof/>
       </w:rPr>
       <w:t>12</w:t>
     </w:r>
     <w:r>
       <w:rPr>
-        <w:rStyle w:val="Oldalszm"/>
+        <w:rStyle w:val="PageNumber"/>
       </w:rPr>
       <w:fldChar w:fldCharType="end"/>
     </w:r>
@@ -7816,7 +10160,7 @@
     <w:lvl w:ilvl="2">
       <w:start w:val="1"/>
       <w:numFmt w:val="decimal"/>
-      <w:pStyle w:val="Cmsor3"/>
+      <w:pStyle w:val="Heading3"/>
       <w:suff w:val="space"/>
       <w:lvlText w:val="%1.%2.%3"/>
       <w:lvlJc w:val="left"/>
@@ -7830,7 +10174,7 @@
     <w:lvl w:ilvl="3">
       <w:start w:val="1"/>
       <w:numFmt w:val="decimal"/>
-      <w:pStyle w:val="Cmsor4"/>
+      <w:pStyle w:val="Heading4"/>
       <w:suff w:val="space"/>
       <w:lvlText w:val="%1.%2.%3.%4"/>
       <w:lvlJc w:val="left"/>
@@ -7844,7 +10188,7 @@
     <w:lvl w:ilvl="4">
       <w:start w:val="1"/>
       <w:numFmt w:val="decimal"/>
-      <w:pStyle w:val="Cmsor5"/>
+      <w:pStyle w:val="Heading5"/>
       <w:lvlText w:val="%1.%2.%3.%4.%5"/>
       <w:lvlJc w:val="left"/>
       <w:pPr>
@@ -7860,7 +10204,7 @@
     <w:lvl w:ilvl="5">
       <w:start w:val="1"/>
       <w:numFmt w:val="decimal"/>
-      <w:pStyle w:val="Cmsor6"/>
+      <w:pStyle w:val="Heading6"/>
       <w:lvlText w:val="%1.%2.%3.%4.%5.%6"/>
       <w:lvlJc w:val="left"/>
       <w:pPr>
@@ -7876,7 +10220,7 @@
     <w:lvl w:ilvl="6">
       <w:start w:val="1"/>
       <w:numFmt w:val="decimal"/>
-      <w:pStyle w:val="Cmsor7"/>
+      <w:pStyle w:val="Heading7"/>
       <w:lvlText w:val="%1.%2.%3.%4.%5.%6.%7"/>
       <w:lvlJc w:val="left"/>
       <w:pPr>
@@ -7892,7 +10236,7 @@
     <w:lvl w:ilvl="7">
       <w:start w:val="1"/>
       <w:numFmt w:val="decimal"/>
-      <w:pStyle w:val="Cmsor8"/>
+      <w:pStyle w:val="Heading8"/>
       <w:lvlText w:val="%1.%2.%3.%4.%5.%6.%7.%8"/>
       <w:lvlJc w:val="left"/>
       <w:pPr>
@@ -7908,7 +10252,7 @@
     <w:lvl w:ilvl="8">
       <w:start w:val="1"/>
       <w:numFmt w:val="decimal"/>
-      <w:pStyle w:val="Cmsor9"/>
+      <w:pStyle w:val="Heading9"/>
       <w:lvlText w:val="%1.%2.%3.%4.%5.%6.%7.%8.%9"/>
       <w:lvlJc w:val="left"/>
       <w:pPr>
@@ -8462,7 +10806,7 @@
     <w:lsdException w:name="Unresolved Mention" w:semiHidden="1" w:uiPriority="99" w:unhideWhenUsed="1"/>
     <w:lsdException w:name="Smart Link" w:semiHidden="1" w:uiPriority="99" w:unhideWhenUsed="1"/>
   </w:latentStyles>
-  <w:style w:type="paragraph" w:default="1" w:styleId="Norml">
+  <w:style w:type="paragraph" w:default="1" w:styleId="Normal">
     <w:name w:val="Normal"/>
     <w:qFormat/>
     <w:rsid w:val="009A32B9"/>
@@ -8477,10 +10821,10 @@
       <w:lang w:eastAsia="en-US"/>
     </w:rPr>
   </w:style>
-  <w:style w:type="paragraph" w:styleId="Cmsor1">
+  <w:style w:type="paragraph" w:styleId="Heading1">
     <w:name w:val="heading 1"/>
-    <w:basedOn w:val="Norml"/>
-    <w:next w:val="Norml"/>
+    <w:basedOn w:val="Normal"/>
+    <w:next w:val="Normal"/>
     <w:autoRedefine/>
     <w:qFormat/>
     <w:rsid w:val="00251987"/>
@@ -8500,10 +10844,10 @@
       <w:szCs w:val="28"/>
     </w:rPr>
   </w:style>
-  <w:style w:type="paragraph" w:styleId="Cmsor2">
+  <w:style w:type="paragraph" w:styleId="Heading2">
     <w:name w:val="heading 2"/>
-    <w:basedOn w:val="Norml"/>
-    <w:next w:val="Norml"/>
+    <w:basedOn w:val="Normal"/>
+    <w:next w:val="Normal"/>
     <w:autoRedefine/>
     <w:qFormat/>
     <w:rsid w:val="007266DE"/>
@@ -8522,10 +10866,10 @@
       <w:szCs w:val="28"/>
     </w:rPr>
   </w:style>
-  <w:style w:type="paragraph" w:styleId="Cmsor3">
+  <w:style w:type="paragraph" w:styleId="Heading3">
     <w:name w:val="heading 3"/>
-    <w:basedOn w:val="Norml"/>
-    <w:next w:val="Norml"/>
+    <w:basedOn w:val="Normal"/>
+    <w:next w:val="Normal"/>
     <w:autoRedefine/>
     <w:qFormat/>
     <w:pPr>
@@ -8545,10 +10889,10 @@
       <w:szCs w:val="26"/>
     </w:rPr>
   </w:style>
-  <w:style w:type="paragraph" w:styleId="Cmsor4">
+  <w:style w:type="paragraph" w:styleId="Heading4">
     <w:name w:val="heading 4"/>
-    <w:basedOn w:val="Norml"/>
-    <w:next w:val="Norml"/>
+    <w:basedOn w:val="Normal"/>
+    <w:next w:val="Normal"/>
     <w:autoRedefine/>
     <w:qFormat/>
     <w:pPr>
@@ -8566,10 +10910,10 @@
       <w:szCs w:val="28"/>
     </w:rPr>
   </w:style>
-  <w:style w:type="paragraph" w:styleId="Cmsor5">
+  <w:style w:type="paragraph" w:styleId="Heading5">
     <w:name w:val="heading 5"/>
-    <w:basedOn w:val="Norml"/>
-    <w:next w:val="Norml"/>
+    <w:basedOn w:val="Normal"/>
+    <w:next w:val="Normal"/>
     <w:pPr>
       <w:numPr>
         <w:ilvl w:val="4"/>
@@ -8587,10 +10931,10 @@
       <w:szCs w:val="26"/>
     </w:rPr>
   </w:style>
-  <w:style w:type="paragraph" w:styleId="Cmsor6">
+  <w:style w:type="paragraph" w:styleId="Heading6">
     <w:name w:val="heading 6"/>
-    <w:basedOn w:val="Norml"/>
-    <w:next w:val="Norml"/>
+    <w:basedOn w:val="Normal"/>
+    <w:next w:val="Normal"/>
     <w:pPr>
       <w:numPr>
         <w:ilvl w:val="5"/>
@@ -8606,10 +10950,10 @@
       <w:szCs w:val="22"/>
     </w:rPr>
   </w:style>
-  <w:style w:type="paragraph" w:styleId="Cmsor7">
+  <w:style w:type="paragraph" w:styleId="Heading7">
     <w:name w:val="heading 7"/>
-    <w:basedOn w:val="Norml"/>
-    <w:next w:val="Norml"/>
+    <w:basedOn w:val="Normal"/>
+    <w:next w:val="Normal"/>
     <w:pPr>
       <w:numPr>
         <w:ilvl w:val="6"/>
@@ -8619,10 +10963,10 @@
       <w:outlineLvl w:val="6"/>
     </w:pPr>
   </w:style>
-  <w:style w:type="paragraph" w:styleId="Cmsor8">
+  <w:style w:type="paragraph" w:styleId="Heading8">
     <w:name w:val="heading 8"/>
-    <w:basedOn w:val="Norml"/>
-    <w:next w:val="Norml"/>
+    <w:basedOn w:val="Normal"/>
+    <w:next w:val="Normal"/>
     <w:pPr>
       <w:numPr>
         <w:ilvl w:val="7"/>
@@ -8636,10 +10980,10 @@
       <w:iCs/>
     </w:rPr>
   </w:style>
-  <w:style w:type="paragraph" w:styleId="Cmsor9">
+  <w:style w:type="paragraph" w:styleId="Heading9">
     <w:name w:val="heading 9"/>
-    <w:basedOn w:val="Norml"/>
-    <w:next w:val="Norml"/>
+    <w:basedOn w:val="Normal"/>
+    <w:next w:val="Normal"/>
     <w:pPr>
       <w:numPr>
         <w:ilvl w:val="8"/>
@@ -8654,12 +10998,13 @@
       <w:szCs w:val="22"/>
     </w:rPr>
   </w:style>
-  <w:style w:type="character" w:default="1" w:styleId="Bekezdsalapbettpusa">
+  <w:style w:type="character" w:default="1" w:styleId="DefaultParagraphFont">
     <w:name w:val="Default Paragraph Font"/>
     <w:uiPriority w:val="1"/>
+    <w:semiHidden/>
     <w:unhideWhenUsed/>
   </w:style>
-  <w:style w:type="table" w:default="1" w:styleId="Normltblzat">
+  <w:style w:type="table" w:default="1" w:styleId="TableNormal">
     <w:name w:val="Normal Table"/>
     <w:uiPriority w:val="99"/>
     <w:semiHidden/>
@@ -8674,15 +11019,15 @@
       </w:tblCellMar>
     </w:tblPr>
   </w:style>
-  <w:style w:type="numbering" w:default="1" w:styleId="Nemlista">
+  <w:style w:type="numbering" w:default="1" w:styleId="NoList">
     <w:name w:val="No List"/>
     <w:uiPriority w:val="99"/>
     <w:semiHidden/>
     <w:unhideWhenUsed/>
   </w:style>
-  <w:style w:type="paragraph" w:styleId="lfej">
+  <w:style w:type="paragraph" w:styleId="Header">
     <w:name w:val="header"/>
-    <w:basedOn w:val="Norml"/>
+    <w:basedOn w:val="Normal"/>
     <w:rsid w:val="00C00B3C"/>
     <w:pPr>
       <w:tabs>
@@ -8692,10 +11037,10 @@
       <w:ind w:firstLine="0"/>
     </w:pPr>
   </w:style>
-  <w:style w:type="paragraph" w:styleId="Cm">
+  <w:style w:type="paragraph" w:styleId="Title">
     <w:name w:val="Title"/>
-    <w:basedOn w:val="Norml"/>
-    <w:next w:val="Alcm"/>
+    <w:basedOn w:val="Normal"/>
+    <w:next w:val="Subtitle"/>
     <w:autoRedefine/>
     <w:rsid w:val="00730B3C"/>
     <w:pPr>
@@ -8716,7 +11061,7 @@
   </w:style>
   <w:style w:type="paragraph" w:customStyle="1" w:styleId="Cmlapszerz">
     <w:name w:val="Címlap szerző"/>
-    <w:basedOn w:val="Norml"/>
+    <w:basedOn w:val="Normal"/>
     <w:autoRedefine/>
     <w:rsid w:val="00171054"/>
     <w:pPr>
@@ -8730,9 +11075,9 @@
       <w:sz w:val="40"/>
     </w:rPr>
   </w:style>
-  <w:style w:type="paragraph" w:styleId="Alcm">
+  <w:style w:type="paragraph" w:styleId="Subtitle">
     <w:name w:val="Subtitle"/>
-    <w:basedOn w:val="Norml"/>
+    <w:basedOn w:val="Normal"/>
     <w:autoRedefine/>
     <w:rsid w:val="009C1C93"/>
     <w:pPr>
@@ -8747,9 +11092,9 @@
       <w:sz w:val="32"/>
     </w:rPr>
   </w:style>
-  <w:style w:type="paragraph" w:styleId="llb">
+  <w:style w:type="paragraph" w:styleId="Footer">
     <w:name w:val="footer"/>
-    <w:basedOn w:val="Norml"/>
+    <w:basedOn w:val="Normal"/>
     <w:rsid w:val="00C00B3C"/>
     <w:pPr>
       <w:tabs>
@@ -8759,10 +11104,10 @@
       <w:ind w:firstLine="0"/>
     </w:pPr>
   </w:style>
-  <w:style w:type="paragraph" w:styleId="TJ2">
+  <w:style w:type="paragraph" w:styleId="TOC2">
     <w:name w:val="toc 2"/>
-    <w:basedOn w:val="Norml"/>
-    <w:next w:val="Norml"/>
+    <w:basedOn w:val="Normal"/>
+    <w:next w:val="Normal"/>
     <w:autoRedefine/>
     <w:uiPriority w:val="39"/>
     <w:rsid w:val="009C1C93"/>
@@ -8771,10 +11116,10 @@
       <w:ind w:left="238" w:firstLine="0"/>
     </w:pPr>
   </w:style>
-  <w:style w:type="paragraph" w:styleId="Szvegtrzs">
+  <w:style w:type="paragraph" w:styleId="BodyText">
     <w:name w:val="Body Text"/>
-    <w:basedOn w:val="Norml"/>
-    <w:link w:val="SzvegtrzsChar"/>
+    <w:basedOn w:val="Normal"/>
+    <w:link w:val="BodyTextChar"/>
     <w:pPr>
       <w:spacing w:before="360"/>
       <w:ind w:firstLine="0"/>
@@ -8782,8 +11127,8 @@
   </w:style>
   <w:style w:type="paragraph" w:customStyle="1" w:styleId="Nyilatkozatcm">
     <w:name w:val="Nyilatkozat cím"/>
-    <w:basedOn w:val="Norml"/>
-    <w:next w:val="Norml"/>
+    <w:basedOn w:val="Normal"/>
+    <w:next w:val="Normal"/>
     <w:autoRedefine/>
     <w:pPr>
       <w:keepNext/>
@@ -8806,10 +11151,10 @@
       <w:spacing w:before="240" w:after="960"/>
     </w:pPr>
   </w:style>
-  <w:style w:type="paragraph" w:styleId="TJ1">
+  <w:style w:type="paragraph" w:styleId="TOC1">
     <w:name w:val="toc 1"/>
-    <w:basedOn w:val="Norml"/>
-    <w:next w:val="Norml"/>
+    <w:basedOn w:val="Normal"/>
+    <w:next w:val="Normal"/>
     <w:autoRedefine/>
     <w:uiPriority w:val="39"/>
     <w:rsid w:val="00D1632F"/>
@@ -8824,10 +11169,10 @@
       <w:b/>
     </w:rPr>
   </w:style>
-  <w:style w:type="paragraph" w:styleId="TJ3">
+  <w:style w:type="paragraph" w:styleId="TOC3">
     <w:name w:val="toc 3"/>
-    <w:basedOn w:val="Norml"/>
-    <w:next w:val="Norml"/>
+    <w:basedOn w:val="Normal"/>
+    <w:next w:val="Normal"/>
     <w:autoRedefine/>
     <w:uiPriority w:val="39"/>
     <w:rsid w:val="009C1C93"/>
@@ -8836,10 +11181,10 @@
       <w:ind w:left="482" w:firstLine="0"/>
     </w:pPr>
   </w:style>
-  <w:style w:type="paragraph" w:styleId="TJ4">
+  <w:style w:type="paragraph" w:styleId="TOC4">
     <w:name w:val="toc 4"/>
-    <w:basedOn w:val="Norml"/>
-    <w:next w:val="Norml"/>
+    <w:basedOn w:val="Normal"/>
+    <w:next w:val="Normal"/>
     <w:autoRedefine/>
     <w:semiHidden/>
     <w:rsid w:val="009C1C93"/>
@@ -8848,10 +11193,10 @@
       <w:ind w:left="720" w:firstLine="0"/>
     </w:pPr>
   </w:style>
-  <w:style w:type="paragraph" w:styleId="TJ5">
+  <w:style w:type="paragraph" w:styleId="TOC5">
     <w:name w:val="toc 5"/>
-    <w:basedOn w:val="Norml"/>
-    <w:next w:val="Norml"/>
+    <w:basedOn w:val="Normal"/>
+    <w:next w:val="Normal"/>
     <w:autoRedefine/>
     <w:semiHidden/>
     <w:rsid w:val="009C1C93"/>
@@ -8860,10 +11205,10 @@
       <w:ind w:left="958" w:firstLine="0"/>
     </w:pPr>
   </w:style>
-  <w:style w:type="paragraph" w:styleId="TJ6">
+  <w:style w:type="paragraph" w:styleId="TOC6">
     <w:name w:val="toc 6"/>
-    <w:basedOn w:val="Norml"/>
-    <w:next w:val="Norml"/>
+    <w:basedOn w:val="Normal"/>
+    <w:next w:val="Normal"/>
     <w:autoRedefine/>
     <w:semiHidden/>
     <w:rsid w:val="009C1C93"/>
@@ -8872,37 +11217,37 @@
       <w:ind w:left="1202"/>
     </w:pPr>
   </w:style>
-  <w:style w:type="paragraph" w:styleId="TJ7">
+  <w:style w:type="paragraph" w:styleId="TOC7">
     <w:name w:val="toc 7"/>
-    <w:basedOn w:val="Norml"/>
-    <w:next w:val="Norml"/>
+    <w:basedOn w:val="Normal"/>
+    <w:next w:val="Normal"/>
     <w:autoRedefine/>
     <w:semiHidden/>
     <w:pPr>
       <w:ind w:left="1440"/>
     </w:pPr>
   </w:style>
-  <w:style w:type="paragraph" w:styleId="TJ8">
+  <w:style w:type="paragraph" w:styleId="TOC8">
     <w:name w:val="toc 8"/>
-    <w:basedOn w:val="Norml"/>
-    <w:next w:val="Norml"/>
+    <w:basedOn w:val="Normal"/>
+    <w:next w:val="Normal"/>
     <w:autoRedefine/>
     <w:semiHidden/>
     <w:pPr>
       <w:ind w:left="1680"/>
     </w:pPr>
   </w:style>
-  <w:style w:type="paragraph" w:styleId="TJ9">
+  <w:style w:type="paragraph" w:styleId="TOC9">
     <w:name w:val="toc 9"/>
-    <w:basedOn w:val="Norml"/>
-    <w:next w:val="Norml"/>
+    <w:basedOn w:val="Normal"/>
+    <w:next w:val="Normal"/>
     <w:autoRedefine/>
     <w:semiHidden/>
     <w:pPr>
       <w:ind w:left="1920"/>
     </w:pPr>
   </w:style>
-  <w:style w:type="character" w:styleId="Hiperhivatkozs">
+  <w:style w:type="character" w:styleId="Hyperlink">
     <w:name w:val="Hyperlink"/>
     <w:uiPriority w:val="99"/>
     <w:rPr>
@@ -8910,13 +11255,13 @@
       <w:u w:val="single"/>
     </w:rPr>
   </w:style>
-  <w:style w:type="character" w:styleId="Oldalszm">
+  <w:style w:type="character" w:styleId="PageNumber">
     <w:name w:val="page number"/>
-    <w:basedOn w:val="Bekezdsalapbettpusa"/>
+    <w:basedOn w:val="DefaultParagraphFont"/>
   </w:style>
   <w:style w:type="paragraph" w:customStyle="1" w:styleId="Irodalomjegyzksor">
     <w:name w:val="Irodalomjegyzék sor"/>
-    <w:basedOn w:val="Norml"/>
+    <w:basedOn w:val="Normal"/>
     <w:autoRedefine/>
     <w:qFormat/>
     <w:rsid w:val="00B96880"/>
@@ -8936,9 +11281,9 @@
       <w:noProof/>
     </w:rPr>
   </w:style>
-  <w:style w:type="paragraph" w:styleId="Lbjegyzetszveg">
+  <w:style w:type="paragraph" w:styleId="FootnoteText">
     <w:name w:val="footnote text"/>
-    <w:basedOn w:val="Norml"/>
+    <w:basedOn w:val="Normal"/>
     <w:semiHidden/>
     <w:rsid w:val="00B50CAA"/>
     <w:rPr>
@@ -8948,17 +11293,17 @@
   </w:style>
   <w:style w:type="paragraph" w:customStyle="1" w:styleId="Fejezetcimszmozsnlkl">
     <w:name w:val="Fejezetcim számozás nélkül"/>
-    <w:basedOn w:val="Cmsor1"/>
-    <w:next w:val="Norml"/>
+    <w:basedOn w:val="Heading1"/>
+    <w:next w:val="Normal"/>
     <w:rsid w:val="00D1632F"/>
     <w:pPr>
       <w:spacing w:before="240"/>
     </w:pPr>
   </w:style>
-  <w:style w:type="paragraph" w:styleId="Kpalrs">
+  <w:style w:type="paragraph" w:styleId="Caption">
     <w:name w:val="caption"/>
-    <w:basedOn w:val="Norml"/>
-    <w:next w:val="Norml"/>
+    <w:basedOn w:val="Normal"/>
+    <w:next w:val="Normal"/>
     <w:autoRedefine/>
     <w:uiPriority w:val="35"/>
     <w:qFormat/>
@@ -8977,7 +11322,7 @@
   </w:style>
   <w:style w:type="paragraph" w:customStyle="1" w:styleId="Source">
     <w:name w:val="Source"/>
-    <w:basedOn w:val="Norml"/>
+    <w:basedOn w:val="Normal"/>
     <w:autoRedefine/>
     <w:pPr>
       <w:keepNext/>
@@ -8997,7 +11342,7 @@
       <w:sz w:val="20"/>
     </w:rPr>
   </w:style>
-  <w:style w:type="character" w:styleId="Lbjegyzet-hivatkozs">
+  <w:style w:type="character" w:styleId="FootnoteReference">
     <w:name w:val="footnote reference"/>
     <w:semiHidden/>
     <w:rsid w:val="00B50CAA"/>
@@ -9005,10 +11350,10 @@
       <w:vertAlign w:val="superscript"/>
     </w:rPr>
   </w:style>
-  <w:style w:type="paragraph" w:styleId="Buborkszveg">
+  <w:style w:type="paragraph" w:styleId="BalloonText">
     <w:name w:val="Balloon Text"/>
-    <w:basedOn w:val="Norml"/>
-    <w:link w:val="BuborkszvegChar"/>
+    <w:basedOn w:val="Normal"/>
+    <w:link w:val="BalloonTextChar"/>
     <w:rsid w:val="00350AEC"/>
     <w:pPr>
       <w:spacing w:line="240" w:lineRule="auto"/>
@@ -9019,9 +11364,9 @@
       <w:szCs w:val="16"/>
     </w:rPr>
   </w:style>
-  <w:style w:type="character" w:customStyle="1" w:styleId="BuborkszvegChar">
-    <w:name w:val="Buborékszöveg Char"/>
-    <w:link w:val="Buborkszveg"/>
+  <w:style w:type="character" w:customStyle="1" w:styleId="BalloonTextChar">
+    <w:name w:val="Balloon Text Char"/>
+    <w:link w:val="BalloonText"/>
     <w:rsid w:val="00350AEC"/>
     <w:rPr>
       <w:rFonts w:ascii="Tahoma" w:hAnsi="Tahoma" w:cs="Tahoma"/>
@@ -9032,7 +11377,7 @@
   </w:style>
   <w:style w:type="numbering" w:customStyle="1" w:styleId="tmutat-felsorols">
     <w:name w:val="Útmutató - felsorolás"/>
-    <w:basedOn w:val="Nemlista"/>
+    <w:basedOn w:val="NoList"/>
     <w:rsid w:val="000062F4"/>
     <w:pPr>
       <w:numPr>
@@ -9042,7 +11387,7 @@
   </w:style>
   <w:style w:type="paragraph" w:customStyle="1" w:styleId="tmutat">
     <w:name w:val="Útmutató"/>
-    <w:basedOn w:val="Norml"/>
+    <w:basedOn w:val="Normal"/>
     <w:rsid w:val="00267677"/>
     <w:pPr>
       <w:spacing w:line="240" w:lineRule="auto"/>
@@ -9053,9 +11398,9 @@
       <w:szCs w:val="22"/>
     </w:rPr>
   </w:style>
-  <w:style w:type="character" w:customStyle="1" w:styleId="SzvegtrzsChar">
-    <w:name w:val="Szövegtörzs Char"/>
-    <w:link w:val="Szvegtrzs"/>
+  <w:style w:type="character" w:customStyle="1" w:styleId="BodyTextChar">
+    <w:name w:val="Body Text Char"/>
+    <w:link w:val="BodyText"/>
     <w:rsid w:val="0090541F"/>
     <w:rPr>
       <w:sz w:val="24"/>
@@ -9077,7 +11422,7 @@
   </w:style>
   <w:style w:type="numbering" w:customStyle="1" w:styleId="tmutatfelsorols">
     <w:name w:val="Útmutató felsorolás"/>
-    <w:basedOn w:val="Nemlista"/>
+    <w:basedOn w:val="NoList"/>
     <w:rsid w:val="003A4CDB"/>
     <w:pPr>
       <w:numPr>
@@ -9087,7 +11432,7 @@
   </w:style>
   <w:style w:type="numbering" w:customStyle="1" w:styleId="StyleOutlinenumberedSymbolsymbol11ptBoldLeft0cm">
     <w:name w:val="Style Outline numbered Symbol (symbol) 11 pt Bold Left:  0 cm ..."/>
-    <w:basedOn w:val="Nemlista"/>
+    <w:basedOn w:val="NoList"/>
     <w:rsid w:val="003A4CDB"/>
     <w:pPr>
       <w:numPr>
@@ -9097,7 +11442,7 @@
   </w:style>
   <w:style w:type="numbering" w:customStyle="1" w:styleId="StyleOutlinenumberedSymbolsymbol11ptBoldLeft0cm1">
     <w:name w:val="Style Outline numbered Symbol (symbol) 11 pt Bold Left:  0 cm ...1"/>
-    <w:basedOn w:val="Nemlista"/>
+    <w:basedOn w:val="NoList"/>
     <w:rsid w:val="003A4CDB"/>
     <w:pPr>
       <w:numPr>
@@ -9107,7 +11452,7 @@
   </w:style>
   <w:style w:type="paragraph" w:customStyle="1" w:styleId="Nyilatkozatszveg">
     <w:name w:val="Nyilatkozat szöveg"/>
-    <w:basedOn w:val="Norml"/>
+    <w:basedOn w:val="Normal"/>
     <w:rsid w:val="00854BDC"/>
     <w:pPr>
       <w:ind w:firstLine="0"/>
@@ -9130,7 +11475,7 @@
   </w:style>
   <w:style w:type="paragraph" w:customStyle="1" w:styleId="Cmlaplog">
     <w:name w:val="Címlap logó"/>
-    <w:basedOn w:val="Norml"/>
+    <w:basedOn w:val="Normal"/>
     <w:rsid w:val="00D429F2"/>
     <w:pPr>
       <w:ind w:firstLine="0"/>
@@ -9142,7 +11487,7 @@
   </w:style>
   <w:style w:type="paragraph" w:customStyle="1" w:styleId="Cmlapkarstanszk">
     <w:name w:val="Címlap kar és tanszék"/>
-    <w:basedOn w:val="Norml"/>
+    <w:basedOn w:val="Normal"/>
     <w:rsid w:val="00171054"/>
     <w:pPr>
       <w:spacing w:after="0" w:line="240" w:lineRule="auto"/>
@@ -9155,7 +11500,7 @@
   </w:style>
   <w:style w:type="paragraph" w:customStyle="1" w:styleId="Cmlapegyetem">
     <w:name w:val="Címlap egyetem"/>
-    <w:basedOn w:val="Norml"/>
+    <w:basedOn w:val="Normal"/>
     <w:rsid w:val="00171054"/>
     <w:pPr>
       <w:spacing w:before="120" w:after="0" w:line="240" w:lineRule="auto"/>
@@ -9170,7 +11515,7 @@
   </w:style>
   <w:style w:type="numbering" w:customStyle="1" w:styleId="tmutatszmozottlista">
     <w:name w:val="Útmutató számozott lista"/>
-    <w:basedOn w:val="Nemlista"/>
+    <w:basedOn w:val="NoList"/>
     <w:rsid w:val="00D429F2"/>
     <w:pPr>
       <w:numPr>
@@ -9180,7 +11525,7 @@
   </w:style>
   <w:style w:type="numbering" w:customStyle="1" w:styleId="Irodalomjegyzkttel">
     <w:name w:val="Irodalomjegyzék tétel"/>
-    <w:basedOn w:val="Nemlista"/>
+    <w:basedOn w:val="NoList"/>
     <w:rsid w:val="006F512E"/>
     <w:pPr>
       <w:numPr>
@@ -9214,7 +11559,7 @@
   </w:style>
   <w:style w:type="numbering" w:customStyle="1" w:styleId="tmutatlista">
     <w:name w:val="Útmutató lista"/>
-    <w:basedOn w:val="Nemlista"/>
+    <w:basedOn w:val="NoList"/>
     <w:rsid w:val="00267677"/>
     <w:pPr>
       <w:numPr>
@@ -9222,7 +11567,7 @@
       </w:numPr>
     </w:pPr>
   </w:style>
-  <w:style w:type="character" w:styleId="Knyvcme">
+  <w:style w:type="character" w:styleId="BookTitle">
     <w:name w:val="Book Title"/>
     <w:uiPriority w:val="33"/>
     <w:rsid w:val="003F5425"/>
@@ -9233,11 +11578,11 @@
       <w:spacing w:val="5"/>
     </w:rPr>
   </w:style>
-  <w:style w:type="paragraph" w:styleId="Kiemeltidzet">
+  <w:style w:type="paragraph" w:styleId="IntenseQuote">
     <w:name w:val="Intense Quote"/>
-    <w:basedOn w:val="Norml"/>
-    <w:next w:val="Norml"/>
-    <w:link w:val="KiemeltidzetChar"/>
+    <w:basedOn w:val="Normal"/>
+    <w:next w:val="Normal"/>
+    <w:link w:val="IntenseQuoteChar"/>
     <w:uiPriority w:val="30"/>
     <w:rsid w:val="003F5425"/>
     <w:pPr>
@@ -9255,9 +11600,9 @@
       <w:color w:val="4F81BD"/>
     </w:rPr>
   </w:style>
-  <w:style w:type="character" w:customStyle="1" w:styleId="KiemeltidzetChar">
-    <w:name w:val="Kiemelt idézet Char"/>
-    <w:link w:val="Kiemeltidzet"/>
+  <w:style w:type="character" w:customStyle="1" w:styleId="IntenseQuoteChar">
+    <w:name w:val="Intense Quote Char"/>
+    <w:link w:val="IntenseQuote"/>
     <w:uiPriority w:val="30"/>
     <w:rsid w:val="003F5425"/>
     <w:rPr>
@@ -9271,7 +11616,7 @@
       <w:lang w:eastAsia="en-US"/>
     </w:rPr>
   </w:style>
-  <w:style w:type="character" w:styleId="Ershivatkozs">
+  <w:style w:type="character" w:styleId="IntenseReference">
     <w:name w:val="Intense Reference"/>
     <w:uiPriority w:val="32"/>
     <w:rsid w:val="003F5425"/>
@@ -9284,7 +11629,7 @@
       <w:u w:val="single"/>
     </w:rPr>
   </w:style>
-  <w:style w:type="character" w:styleId="Finomhivatkozs">
+  <w:style w:type="character" w:styleId="SubtleReference">
     <w:name w:val="Subtle Reference"/>
     <w:uiPriority w:val="31"/>
     <w:rsid w:val="003F5425"/>
@@ -9294,16 +11639,16 @@
       <w:u w:val="single"/>
     </w:rPr>
   </w:style>
-  <w:style w:type="paragraph" w:styleId="Listaszerbekezds">
+  <w:style w:type="paragraph" w:styleId="ListParagraph">
     <w:name w:val="List Paragraph"/>
-    <w:basedOn w:val="Norml"/>
+    <w:basedOn w:val="Normal"/>
     <w:uiPriority w:val="34"/>
     <w:rsid w:val="003F5425"/>
     <w:pPr>
       <w:ind w:left="708"/>
     </w:pPr>
   </w:style>
-  <w:style w:type="character" w:styleId="Kiemels">
+  <w:style w:type="character" w:styleId="Emphasis">
     <w:name w:val="Emphasis"/>
     <w:qFormat/>
     <w:rsid w:val="003F5425"/>
@@ -9312,7 +11657,7 @@
       <w:iCs/>
     </w:rPr>
   </w:style>
-  <w:style w:type="character" w:styleId="Finomkiemels">
+  <w:style w:type="character" w:styleId="SubtleEmphasis">
     <w:name w:val="Subtle Emphasis"/>
     <w:uiPriority w:val="19"/>
     <w:rsid w:val="003F5425"/>
@@ -9322,7 +11667,7 @@
       <w:color w:val="808080"/>
     </w:rPr>
   </w:style>
-  <w:style w:type="character" w:styleId="Erskiemels">
+  <w:style w:type="character" w:styleId="IntenseEmphasis">
     <w:name w:val="Intense Emphasis"/>
     <w:uiPriority w:val="21"/>
     <w:rsid w:val="003F5425"/>
@@ -9334,11 +11679,11 @@
       <w:color w:val="4F81BD"/>
     </w:rPr>
   </w:style>
-  <w:style w:type="paragraph" w:styleId="Idzet">
+  <w:style w:type="paragraph" w:styleId="Quote">
     <w:name w:val="Quote"/>
-    <w:basedOn w:val="Norml"/>
-    <w:next w:val="Norml"/>
-    <w:link w:val="IdzetChar"/>
+    <w:basedOn w:val="Normal"/>
+    <w:next w:val="Normal"/>
+    <w:link w:val="QuoteChar"/>
     <w:uiPriority w:val="29"/>
     <w:rsid w:val="003F5425"/>
     <w:rPr>
@@ -9347,9 +11692,9 @@
       <w:color w:val="000000"/>
     </w:rPr>
   </w:style>
-  <w:style w:type="character" w:customStyle="1" w:styleId="IdzetChar">
-    <w:name w:val="Idézet Char"/>
-    <w:link w:val="Idzet"/>
+  <w:style w:type="character" w:customStyle="1" w:styleId="QuoteChar">
+    <w:name w:val="Quote Char"/>
+    <w:link w:val="Quote"/>
     <w:uiPriority w:val="29"/>
     <w:rsid w:val="003F5425"/>
     <w:rPr>
@@ -9361,7 +11706,7 @@
       <w:lang w:eastAsia="en-US"/>
     </w:rPr>
   </w:style>
-  <w:style w:type="paragraph" w:styleId="Nincstrkz">
+  <w:style w:type="paragraph" w:styleId="NoSpacing">
     <w:name w:val="No Spacing"/>
     <w:uiPriority w:val="1"/>
     <w:rsid w:val="003F5425"/>
@@ -9375,7 +11720,7 @@
       <w:lang w:eastAsia="en-US"/>
     </w:rPr>
   </w:style>
-  <w:style w:type="character" w:styleId="Kiemels2">
+  <w:style w:type="character" w:styleId="Strong">
     <w:name w:val="Strong"/>
     <w:qFormat/>
     <w:rsid w:val="003F5425"/>
@@ -9386,8 +11731,8 @@
   </w:style>
   <w:style w:type="paragraph" w:customStyle="1" w:styleId="Kp">
     <w:name w:val="Kép"/>
-    <w:basedOn w:val="Norml"/>
-    <w:next w:val="Kpalrs"/>
+    <w:basedOn w:val="Normal"/>
+    <w:next w:val="Caption"/>
     <w:qFormat/>
     <w:rsid w:val="002841F9"/>
     <w:pPr>
@@ -9407,7 +11752,7 @@
   </w:style>
   <w:style w:type="paragraph" w:customStyle="1" w:styleId="Kd">
     <w:name w:val="Kód"/>
-    <w:basedOn w:val="Norml"/>
+    <w:basedOn w:val="Normal"/>
     <w:qFormat/>
     <w:rsid w:val="00225F65"/>
     <w:pPr>
@@ -9432,10 +11777,10 @@
       <w:sz w:val="20"/>
     </w:rPr>
   </w:style>
-  <w:style w:type="paragraph" w:styleId="Tartalomjegyzkcmsora">
+  <w:style w:type="paragraph" w:styleId="TOCHeading">
     <w:name w:val="TOC Heading"/>
-    <w:basedOn w:val="Cmsor1"/>
-    <w:next w:val="Norml"/>
+    <w:basedOn w:val="Heading1"/>
+    <w:next w:val="Normal"/>
     <w:uiPriority w:val="39"/>
     <w:unhideWhenUsed/>
     <w:qFormat/>
@@ -9457,7 +11802,7 @@
   <w:style w:type="paragraph" w:customStyle="1" w:styleId="Fejezetcmtartalomjegyzknlkl">
     <w:name w:val="Fejezetcím tartalomjegyzék nélkül"/>
     <w:basedOn w:val="Fejezetcimszmozsnlkl"/>
-    <w:next w:val="Norml"/>
+    <w:next w:val="Normal"/>
     <w:qFormat/>
     <w:rsid w:val="00B96880"/>
     <w:pPr>
@@ -9467,9 +11812,9 @@
       <w:noProof/>
     </w:rPr>
   </w:style>
-  <w:style w:type="character" w:styleId="Helyrzszveg">
+  <w:style w:type="character" w:styleId="PlaceholderText">
     <w:name w:val="Placeholder Text"/>
-    <w:basedOn w:val="Bekezdsalapbettpusa"/>
+    <w:basedOn w:val="DefaultParagraphFont"/>
     <w:uiPriority w:val="99"/>
     <w:semiHidden/>
     <w:rsid w:val="006B00FC"/>
@@ -9477,9 +11822,9 @@
       <w:color w:val="808080"/>
     </w:rPr>
   </w:style>
-  <w:style w:type="character" w:styleId="Feloldatlanmegemlts">
+  <w:style w:type="character" w:styleId="UnresolvedMention">
     <w:name w:val="Unresolved Mention"/>
-    <w:basedOn w:val="Bekezdsalapbettpusa"/>
+    <w:basedOn w:val="DefaultParagraphFont"/>
     <w:uiPriority w:val="99"/>
     <w:semiHidden/>
     <w:unhideWhenUsed/>
@@ -9489,9 +11834,9 @@
       <w:shd w:val="clear" w:color="auto" w:fill="E1DFDD"/>
     </w:rPr>
   </w:style>
-  <w:style w:type="table" w:styleId="Rcsostblzat">
+  <w:style w:type="table" w:styleId="TableGrid">
     <w:name w:val="Table Grid"/>
-    <w:basedOn w:val="Normltblzat"/>
+    <w:basedOn w:val="TableNormal"/>
     <w:uiPriority w:val="59"/>
     <w:rsid w:val="0046259F"/>
     <w:tblPr>
@@ -9505,9 +11850,9 @@
       </w:tblBorders>
     </w:tblPr>
   </w:style>
-  <w:style w:type="paragraph" w:styleId="NormlWeb">
+  <w:style w:type="paragraph" w:styleId="NormalWeb">
     <w:name w:val="Normal (Web)"/>
-    <w:basedOn w:val="Norml"/>
+    <w:basedOn w:val="Normal"/>
     <w:rsid w:val="00A940D4"/>
   </w:style>
 </w:styles>

--- a/DiplomatervSablon_v3.2_hu.docx
+++ b/DiplomatervSablon_v3.2_hu.docx
@@ -778,7 +778,7 @@
       <w:r>
         <w:fldChar w:fldCharType="separate"/>
       </w:r>
-      <w:hyperlink w:anchor="_Toc215121499" w:history="1">
+      <w:hyperlink w:anchor="_Toc215408717" w:history="1">
         <w:r>
           <w:rPr>
             <w:rStyle w:val="Hyperlink"/>
@@ -805,7 +805,7 @@
             <w:noProof/>
             <w:webHidden/>
           </w:rPr>
-          <w:instrText xml:space="preserve"> PAGEREF _Toc215121499 \h </w:instrText>
+          <w:instrText xml:space="preserve"> PAGEREF _Toc215408717 \h </w:instrText>
         </w:r>
         <w:r>
           <w:rPr>
@@ -825,7 +825,7 @@
             <w:noProof/>
             <w:webHidden/>
           </w:rPr>
-          <w:t>8</w:t>
+          <w:t>7</w:t>
         </w:r>
         <w:r>
           <w:rPr>
@@ -848,7 +848,7 @@
           <w14:ligatures w14:val="standardContextual"/>
         </w:rPr>
       </w:pPr>
-      <w:hyperlink w:anchor="_Toc215121500" w:history="1">
+      <w:hyperlink w:anchor="_Toc215408718" w:history="1">
         <w:r>
           <w:rPr>
             <w:rStyle w:val="Hyperlink"/>
@@ -875,7 +875,7 @@
             <w:noProof/>
             <w:webHidden/>
           </w:rPr>
-          <w:instrText xml:space="preserve"> PAGEREF _Toc215121500 \h </w:instrText>
+          <w:instrText xml:space="preserve"> PAGEREF _Toc215408718 \h </w:instrText>
         </w:r>
         <w:r>
           <w:rPr>
@@ -895,7 +895,7 @@
             <w:noProof/>
             <w:webHidden/>
           </w:rPr>
-          <w:t>9</w:t>
+          <w:t>8</w:t>
         </w:r>
         <w:r>
           <w:rPr>
@@ -920,13 +920,13 @@
           <w14:ligatures w14:val="standardContextual"/>
         </w:rPr>
       </w:pPr>
-      <w:hyperlink w:anchor="_Toc215121501" w:history="1">
+      <w:hyperlink w:anchor="_Toc215408719" w:history="1">
         <w:r>
           <w:rPr>
             <w:rStyle w:val="Hyperlink"/>
             <w:noProof/>
           </w:rPr>
-          <w:t>Motiváció és cél</w:t>
+          <w:t>1.1 Motiváció és cél</w:t>
         </w:r>
         <w:r>
           <w:rPr>
@@ -947,7 +947,7 @@
             <w:noProof/>
             <w:webHidden/>
           </w:rPr>
-          <w:instrText xml:space="preserve"> PAGEREF _Toc215121501 \h </w:instrText>
+          <w:instrText xml:space="preserve"> PAGEREF _Toc215408719 \h </w:instrText>
         </w:r>
         <w:r>
           <w:rPr>
@@ -967,7 +967,7 @@
             <w:noProof/>
             <w:webHidden/>
           </w:rPr>
-          <w:t>10</w:t>
+          <w:t>9</w:t>
         </w:r>
         <w:r>
           <w:rPr>
@@ -992,13 +992,13 @@
           <w14:ligatures w14:val="standardContextual"/>
         </w:rPr>
       </w:pPr>
-      <w:hyperlink w:anchor="_Toc215121502" w:history="1">
+      <w:hyperlink w:anchor="_Toc215408720" w:history="1">
         <w:r>
           <w:rPr>
             <w:rStyle w:val="Hyperlink"/>
             <w:noProof/>
           </w:rPr>
-          <w:t>Irodalmi háttér</w:t>
+          <w:t>1.2 Irodalmi háttér</w:t>
         </w:r>
         <w:r>
           <w:rPr>
@@ -1019,7 +1019,7 @@
             <w:noProof/>
             <w:webHidden/>
           </w:rPr>
-          <w:instrText xml:space="preserve"> PAGEREF _Toc215121502 \h </w:instrText>
+          <w:instrText xml:space="preserve"> PAGEREF _Toc215408720 \h </w:instrText>
         </w:r>
         <w:r>
           <w:rPr>
@@ -1039,7 +1039,7 @@
             <w:noProof/>
             <w:webHidden/>
           </w:rPr>
-          <w:t>11</w:t>
+          <w:t>10</w:t>
         </w:r>
         <w:r>
           <w:rPr>
@@ -1064,13 +1064,13 @@
           <w14:ligatures w14:val="standardContextual"/>
         </w:rPr>
       </w:pPr>
-      <w:hyperlink w:anchor="_Toc215121503" w:history="1">
+      <w:hyperlink w:anchor="_Toc215408721" w:history="1">
         <w:r>
           <w:rPr>
             <w:rStyle w:val="Hyperlink"/>
             <w:noProof/>
           </w:rPr>
-          <w:t>Elméleti háttér</w:t>
+          <w:t>2.3  Elméleti háttér</w:t>
         </w:r>
         <w:r>
           <w:rPr>
@@ -1091,7 +1091,7 @@
             <w:noProof/>
             <w:webHidden/>
           </w:rPr>
-          <w:instrText xml:space="preserve"> PAGEREF _Toc215121503 \h </w:instrText>
+          <w:instrText xml:space="preserve"> PAGEREF _Toc215408721 \h </w:instrText>
         </w:r>
         <w:r>
           <w:rPr>
@@ -1111,7 +1111,7 @@
             <w:noProof/>
             <w:webHidden/>
           </w:rPr>
-          <w:t>12</w:t>
+          <w:t>11</w:t>
         </w:r>
         <w:r>
           <w:rPr>
@@ -1134,7 +1134,7 @@
           <w14:ligatures w14:val="standardContextual"/>
         </w:rPr>
       </w:pPr>
-      <w:hyperlink w:anchor="_Toc215121504" w:history="1">
+      <w:hyperlink w:anchor="_Toc215408722" w:history="1">
         <w:r>
           <w:rPr>
             <w:rStyle w:val="Hyperlink"/>
@@ -1161,7 +1161,7 @@
             <w:noProof/>
             <w:webHidden/>
           </w:rPr>
-          <w:instrText xml:space="preserve"> PAGEREF _Toc215121504 \h </w:instrText>
+          <w:instrText xml:space="preserve"> PAGEREF _Toc215408722 \h </w:instrText>
         </w:r>
         <w:r>
           <w:rPr>
@@ -1181,7 +1181,7 @@
             <w:noProof/>
             <w:webHidden/>
           </w:rPr>
-          <w:t>15</w:t>
+          <w:t>14</w:t>
         </w:r>
         <w:r>
           <w:rPr>
@@ -1206,7 +1206,7 @@
           <w14:ligatures w14:val="standardContextual"/>
         </w:rPr>
       </w:pPr>
-      <w:hyperlink w:anchor="_Toc215121505" w:history="1">
+      <w:hyperlink w:anchor="_Toc215408723" w:history="1">
         <w:r>
           <w:rPr>
             <w:rStyle w:val="Hyperlink"/>
@@ -1233,7 +1233,7 @@
             <w:noProof/>
             <w:webHidden/>
           </w:rPr>
-          <w:instrText xml:space="preserve"> PAGEREF _Toc215121505 \h </w:instrText>
+          <w:instrText xml:space="preserve"> PAGEREF _Toc215408723 \h </w:instrText>
         </w:r>
         <w:r>
           <w:rPr>
@@ -1253,7 +1253,7 @@
             <w:noProof/>
             <w:webHidden/>
           </w:rPr>
-          <w:t>15</w:t>
+          <w:t>14</w:t>
         </w:r>
         <w:r>
           <w:rPr>
@@ -1278,7 +1278,7 @@
           <w14:ligatures w14:val="standardContextual"/>
         </w:rPr>
       </w:pPr>
-      <w:hyperlink w:anchor="_Toc215121506" w:history="1">
+      <w:hyperlink w:anchor="_Toc215408724" w:history="1">
         <w:r>
           <w:rPr>
             <w:rStyle w:val="Hyperlink"/>
@@ -1305,7 +1305,7 @@
             <w:noProof/>
             <w:webHidden/>
           </w:rPr>
-          <w:instrText xml:space="preserve"> PAGEREF _Toc215121506 \h </w:instrText>
+          <w:instrText xml:space="preserve"> PAGEREF _Toc215408724 \h </w:instrText>
         </w:r>
         <w:r>
           <w:rPr>
@@ -1325,7 +1325,7 @@
             <w:noProof/>
             <w:webHidden/>
           </w:rPr>
-          <w:t>16</w:t>
+          <w:t>15</w:t>
         </w:r>
         <w:r>
           <w:rPr>
@@ -1350,7 +1350,7 @@
           <w14:ligatures w14:val="standardContextual"/>
         </w:rPr>
       </w:pPr>
-      <w:hyperlink w:anchor="_Toc215121507" w:history="1">
+      <w:hyperlink w:anchor="_Toc215408725" w:history="1">
         <w:r>
           <w:rPr>
             <w:rStyle w:val="Hyperlink"/>
@@ -1377,7 +1377,7 @@
             <w:noProof/>
             <w:webHidden/>
           </w:rPr>
-          <w:instrText xml:space="preserve"> PAGEREF _Toc215121507 \h </w:instrText>
+          <w:instrText xml:space="preserve"> PAGEREF _Toc215408725 \h </w:instrText>
         </w:r>
         <w:r>
           <w:rPr>
@@ -1397,7 +1397,7 @@
             <w:noProof/>
             <w:webHidden/>
           </w:rPr>
-          <w:t>16</w:t>
+          <w:t>15</w:t>
         </w:r>
         <w:r>
           <w:rPr>
@@ -1422,7 +1422,7 @@
           <w14:ligatures w14:val="standardContextual"/>
         </w:rPr>
       </w:pPr>
-      <w:hyperlink w:anchor="_Toc215121508" w:history="1">
+      <w:hyperlink w:anchor="_Toc215408726" w:history="1">
         <w:r>
           <w:rPr>
             <w:rStyle w:val="Hyperlink"/>
@@ -1449,7 +1449,7 @@
             <w:noProof/>
             <w:webHidden/>
           </w:rPr>
-          <w:instrText xml:space="preserve"> PAGEREF _Toc215121508 \h </w:instrText>
+          <w:instrText xml:space="preserve"> PAGEREF _Toc215408726 \h </w:instrText>
         </w:r>
         <w:r>
           <w:rPr>
@@ -1469,7 +1469,7 @@
             <w:noProof/>
             <w:webHidden/>
           </w:rPr>
-          <w:t>17</w:t>
+          <w:t>16</w:t>
         </w:r>
         <w:r>
           <w:rPr>
@@ -1494,27 +1494,13 @@
           <w14:ligatures w14:val="standardContextual"/>
         </w:rPr>
       </w:pPr>
-      <w:hyperlink w:anchor="_Toc215121509" w:history="1">
+      <w:hyperlink w:anchor="_Toc215408727" w:history="1">
         <w:r>
           <w:rPr>
             <w:rStyle w:val="Hyperlink"/>
             <w:noProof/>
           </w:rPr>
-          <w:t>2.2.3 Aliasok és szinonimák hoz</w:t>
-        </w:r>
-        <w:r>
-          <w:rPr>
-            <w:rStyle w:val="Hyperlink"/>
-            <w:noProof/>
-          </w:rPr>
-          <w:t>z</w:t>
-        </w:r>
-        <w:r>
-          <w:rPr>
-            <w:rStyle w:val="Hyperlink"/>
-            <w:noProof/>
-          </w:rPr>
-          <w:t>áadása</w:t>
+          <w:t>2.2.3 Aliasok és szinonimák hozzáadása</w:t>
         </w:r>
         <w:r>
           <w:rPr>
@@ -1535,7 +1521,7 @@
             <w:noProof/>
             <w:webHidden/>
           </w:rPr>
-          <w:instrText xml:space="preserve"> PAGEREF _Toc215121509 \h </w:instrText>
+          <w:instrText xml:space="preserve"> PAGEREF _Toc215408727 \h </w:instrText>
         </w:r>
         <w:r>
           <w:rPr>
@@ -1555,7 +1541,7 @@
             <w:noProof/>
             <w:webHidden/>
           </w:rPr>
-          <w:t>17</w:t>
+          <w:t>16</w:t>
         </w:r>
         <w:r>
           <w:rPr>
@@ -1578,7 +1564,7 @@
           <w14:ligatures w14:val="standardContextual"/>
         </w:rPr>
       </w:pPr>
-      <w:hyperlink w:anchor="_Toc215121510" w:history="1">
+      <w:hyperlink w:anchor="_Toc215408728" w:history="1">
         <w:r>
           <w:rPr>
             <w:rStyle w:val="Hyperlink"/>
@@ -1605,7 +1591,7 @@
             <w:noProof/>
             <w:webHidden/>
           </w:rPr>
-          <w:instrText xml:space="preserve"> PAGEREF _Toc215121510 \h </w:instrText>
+          <w:instrText xml:space="preserve"> PAGEREF _Toc215408728 \h </w:instrText>
         </w:r>
         <w:r>
           <w:rPr>
@@ -1625,7 +1611,7 @@
             <w:noProof/>
             <w:webHidden/>
           </w:rPr>
-          <w:t>19</w:t>
+          <w:t>18</w:t>
         </w:r>
         <w:r>
           <w:rPr>
@@ -1650,7 +1636,7 @@
           <w14:ligatures w14:val="standardContextual"/>
         </w:rPr>
       </w:pPr>
-      <w:hyperlink w:anchor="_Toc215121511" w:history="1">
+      <w:hyperlink w:anchor="_Toc215408729" w:history="1">
         <w:r>
           <w:rPr>
             <w:rStyle w:val="Hyperlink"/>
@@ -1677,7 +1663,7 @@
             <w:noProof/>
             <w:webHidden/>
           </w:rPr>
-          <w:instrText xml:space="preserve"> PAGEREF _Toc215121511 \h </w:instrText>
+          <w:instrText xml:space="preserve"> PAGEREF _Toc215408729 \h </w:instrText>
         </w:r>
         <w:r>
           <w:rPr>
@@ -1697,7 +1683,7 @@
             <w:noProof/>
             <w:webHidden/>
           </w:rPr>
-          <w:t>19</w:t>
+          <w:t>18</w:t>
         </w:r>
         <w:r>
           <w:rPr>
@@ -1722,7 +1708,7 @@
           <w14:ligatures w14:val="standardContextual"/>
         </w:rPr>
       </w:pPr>
-      <w:hyperlink w:anchor="_Toc215121512" w:history="1">
+      <w:hyperlink w:anchor="_Toc215408730" w:history="1">
         <w:r>
           <w:rPr>
             <w:rStyle w:val="Hyperlink"/>
@@ -1749,7 +1735,7 @@
             <w:noProof/>
             <w:webHidden/>
           </w:rPr>
-          <w:instrText xml:space="preserve"> PAGEREF _Toc215121512 \h </w:instrText>
+          <w:instrText xml:space="preserve"> PAGEREF _Toc215408730 \h </w:instrText>
         </w:r>
         <w:r>
           <w:rPr>
@@ -1769,7 +1755,7 @@
             <w:noProof/>
             <w:webHidden/>
           </w:rPr>
-          <w:t>20</w:t>
+          <w:t>19</w:t>
         </w:r>
         <w:r>
           <w:rPr>
@@ -1794,7 +1780,7 @@
           <w14:ligatures w14:val="standardContextual"/>
         </w:rPr>
       </w:pPr>
-      <w:hyperlink w:anchor="_Toc215121513" w:history="1">
+      <w:hyperlink w:anchor="_Toc215408731" w:history="1">
         <w:r>
           <w:rPr>
             <w:rStyle w:val="Hyperlink"/>
@@ -1821,7 +1807,7 @@
             <w:noProof/>
             <w:webHidden/>
           </w:rPr>
-          <w:instrText xml:space="preserve"> PAGEREF _Toc215121513 \h </w:instrText>
+          <w:instrText xml:space="preserve"> PAGEREF _Toc215408731 \h </w:instrText>
         </w:r>
         <w:r>
           <w:rPr>
@@ -1866,7 +1852,7 @@
           <w14:ligatures w14:val="standardContextual"/>
         </w:rPr>
       </w:pPr>
-      <w:hyperlink w:anchor="_Toc215121514" w:history="1">
+      <w:hyperlink w:anchor="_Toc215408732" w:history="1">
         <w:r>
           <w:rPr>
             <w:rStyle w:val="Hyperlink"/>
@@ -1893,7 +1879,7 @@
             <w:noProof/>
             <w:webHidden/>
           </w:rPr>
-          <w:instrText xml:space="preserve"> PAGEREF _Toc215121514 \h </w:instrText>
+          <w:instrText xml:space="preserve"> PAGEREF _Toc215408732 \h </w:instrText>
         </w:r>
         <w:r>
           <w:rPr>
@@ -1913,7 +1899,7 @@
             <w:noProof/>
             <w:webHidden/>
           </w:rPr>
-          <w:t>21</w:t>
+          <w:t>20</w:t>
         </w:r>
         <w:r>
           <w:rPr>
@@ -1938,7 +1924,7 @@
           <w14:ligatures w14:val="standardContextual"/>
         </w:rPr>
       </w:pPr>
-      <w:hyperlink w:anchor="_Toc215121515" w:history="1">
+      <w:hyperlink w:anchor="_Toc215408733" w:history="1">
         <w:r>
           <w:rPr>
             <w:rStyle w:val="Hyperlink"/>
@@ -1965,7 +1951,7 @@
             <w:noProof/>
             <w:webHidden/>
           </w:rPr>
-          <w:instrText xml:space="preserve"> PAGEREF _Toc215121515 \h </w:instrText>
+          <w:instrText xml:space="preserve"> PAGEREF _Toc215408733 \h </w:instrText>
         </w:r>
         <w:r>
           <w:rPr>
@@ -2010,7 +1996,7 @@
           <w14:ligatures w14:val="standardContextual"/>
         </w:rPr>
       </w:pPr>
-      <w:hyperlink w:anchor="_Toc215121516" w:history="1">
+      <w:hyperlink w:anchor="_Toc215408734" w:history="1">
         <w:r>
           <w:rPr>
             <w:rStyle w:val="Hyperlink"/>
@@ -2037,7 +2023,7 @@
             <w:noProof/>
             <w:webHidden/>
           </w:rPr>
-          <w:instrText xml:space="preserve"> PAGEREF _Toc215121516 \h </w:instrText>
+          <w:instrText xml:space="preserve"> PAGEREF _Toc215408734 \h </w:instrText>
         </w:r>
         <w:r>
           <w:rPr>
@@ -2057,7 +2043,7 @@
             <w:noProof/>
             <w:webHidden/>
           </w:rPr>
-          <w:t>23</w:t>
+          <w:t>22</w:t>
         </w:r>
         <w:r>
           <w:rPr>
@@ -2082,7 +2068,7 @@
           <w14:ligatures w14:val="standardContextual"/>
         </w:rPr>
       </w:pPr>
-      <w:hyperlink w:anchor="_Toc215121517" w:history="1">
+      <w:hyperlink w:anchor="_Toc215408735" w:history="1">
         <w:r>
           <w:rPr>
             <w:rStyle w:val="Hyperlink"/>
@@ -2109,7 +2095,7 @@
             <w:noProof/>
             <w:webHidden/>
           </w:rPr>
-          <w:instrText xml:space="preserve"> PAGEREF _Toc215121517 \h </w:instrText>
+          <w:instrText xml:space="preserve"> PAGEREF _Toc215408735 \h </w:instrText>
         </w:r>
         <w:r>
           <w:rPr>
@@ -2129,7 +2115,7 @@
             <w:noProof/>
             <w:webHidden/>
           </w:rPr>
-          <w:t>25</w:t>
+          <w:t>24</w:t>
         </w:r>
         <w:r>
           <w:rPr>
@@ -2152,13 +2138,27 @@
           <w14:ligatures w14:val="standardContextual"/>
         </w:rPr>
       </w:pPr>
-      <w:hyperlink w:anchor="_Toc215121518" w:history="1">
+      <w:hyperlink w:anchor="_Toc215408736" w:history="1">
         <w:r>
           <w:rPr>
             <w:rStyle w:val="Hyperlink"/>
             <w:noProof/>
           </w:rPr>
-          <w:t>4. Eredmények és elemzés</w:t>
+          <w:t xml:space="preserve">4. Eredmények és </w:t>
+        </w:r>
+        <w:r>
+          <w:rPr>
+            <w:rStyle w:val="Hyperlink"/>
+            <w:noProof/>
+          </w:rPr>
+          <w:t>e</w:t>
+        </w:r>
+        <w:r>
+          <w:rPr>
+            <w:rStyle w:val="Hyperlink"/>
+            <w:noProof/>
+          </w:rPr>
+          <w:t>lemzés</w:t>
         </w:r>
         <w:r>
           <w:rPr>
@@ -2179,7 +2179,7 @@
             <w:noProof/>
             <w:webHidden/>
           </w:rPr>
-          <w:instrText xml:space="preserve"> PAGEREF _Toc215121518 \h </w:instrText>
+          <w:instrText xml:space="preserve"> PAGEREF _Toc215408736 \h </w:instrText>
         </w:r>
         <w:r>
           <w:rPr>
@@ -2224,7 +2224,7 @@
           <w14:ligatures w14:val="standardContextual"/>
         </w:rPr>
       </w:pPr>
-      <w:hyperlink w:anchor="_Toc215121519" w:history="1">
+      <w:hyperlink w:anchor="_Toc215408737" w:history="1">
         <w:r>
           <w:rPr>
             <w:rStyle w:val="Hyperlink"/>
@@ -2251,7 +2251,7 @@
             <w:noProof/>
             <w:webHidden/>
           </w:rPr>
-          <w:instrText xml:space="preserve"> PAGEREF _Toc215121519 \h </w:instrText>
+          <w:instrText xml:space="preserve"> PAGEREF _Toc215408737 \h </w:instrText>
         </w:r>
         <w:r>
           <w:rPr>
@@ -2296,13 +2296,41 @@
           <w14:ligatures w14:val="standardContextual"/>
         </w:rPr>
       </w:pPr>
-      <w:hyperlink w:anchor="_Toc215121520" w:history="1">
+      <w:hyperlink w:anchor="_Toc215408738" w:history="1">
         <w:r>
           <w:rPr>
             <w:rStyle w:val="Hyperlink"/>
             <w:noProof/>
           </w:rPr>
-          <w:t>4.2 Leíró statisztikák és vizualizációk</w:t>
+          <w:t>A mémekh</w:t>
+        </w:r>
+        <w:r>
+          <w:rPr>
+            <w:rStyle w:val="Hyperlink"/>
+            <w:noProof/>
+          </w:rPr>
+          <w:t>e</w:t>
+        </w:r>
+        <w:r>
+          <w:rPr>
+            <w:rStyle w:val="Hyperlink"/>
+            <w:noProof/>
+          </w:rPr>
+          <w:t xml:space="preserve">z </w:t>
+        </w:r>
+        <w:r>
+          <w:rPr>
+            <w:rStyle w:val="Hyperlink"/>
+            <w:noProof/>
+          </w:rPr>
+          <w:t>k</w:t>
+        </w:r>
+        <w:r>
+          <w:rPr>
+            <w:rStyle w:val="Hyperlink"/>
+            <w:noProof/>
+          </w:rPr>
+          <w:t>apcsolódó érzelmi töltet (meme sentiment) kiszámítására egy kísérleti, kétforrású megközelítés készült: (1) az OCR-rel kinyert szöveg FinBERT-alapú osztályozására, illetve (2) egy CLIP-alapú zero-shot prompt-páros („a positive meme” vs. „a negative meme”) képi hangulatelemzésére építve.</w:t>
         </w:r>
         <w:r>
           <w:rPr>
@@ -2323,7 +2351,7 @@
             <w:noProof/>
             <w:webHidden/>
           </w:rPr>
-          <w:instrText xml:space="preserve"> PAGEREF _Toc215121520 \h </w:instrText>
+          <w:instrText xml:space="preserve"> PAGEREF _Toc215408738 \h </w:instrText>
         </w:r>
         <w:r>
           <w:rPr>
@@ -2368,13 +2396,13 @@
           <w14:ligatures w14:val="standardContextual"/>
         </w:rPr>
       </w:pPr>
-      <w:hyperlink w:anchor="_Toc215121521" w:history="1">
+      <w:hyperlink w:anchor="_Toc215408739" w:history="1">
         <w:r>
           <w:rPr>
             <w:rStyle w:val="Hyperlink"/>
             <w:noProof/>
           </w:rPr>
-          <w:t>4.3 Event-study elemzések</w:t>
+          <w:t>A két becslés átlagaként létrehozott változó azonban nem mutat stabil vagy értelmezhető kapcsolatot sem a hírekhez, sem a mémaktivitás más mutatóihoz: a korrelációs mátrix alapján a `mean_meme_sentiment` gyakorlatilag zajként viselkedik, ami módszertanilag várható is, tekintve hogy a FinBERT üzleti hírszövegekre, a CLIP pedig nem érzelmi osztályozásra lett tanítva, továbbá a mémek gyakran ironikus, kontextusfüggő vagy vizuális-szöveges ellentéteket használó tartalmak.</w:t>
         </w:r>
         <w:r>
           <w:rPr>
@@ -2395,7 +2423,7 @@
             <w:noProof/>
             <w:webHidden/>
           </w:rPr>
-          <w:instrText xml:space="preserve"> PAGEREF _Toc215121521 \h </w:instrText>
+          <w:instrText xml:space="preserve"> PAGEREF _Toc215408739 \h </w:instrText>
         </w:r>
         <w:r>
           <w:rPr>
@@ -2428,7 +2456,7 @@
     </w:p>
     <w:p>
       <w:pPr>
-        <w:pStyle w:val="TOC3"/>
+        <w:pStyle w:val="TOC2"/>
         <w:tabs>
           <w:tab w:val="right" w:leader="dot" w:pos="8494"/>
         </w:tabs>
@@ -2440,13 +2468,13 @@
           <w14:ligatures w14:val="standardContextual"/>
         </w:rPr>
       </w:pPr>
-      <w:hyperlink w:anchor="_Toc215121522" w:history="1">
+      <w:hyperlink w:anchor="_Toc215408740" w:history="1">
         <w:r>
           <w:rPr>
             <w:rStyle w:val="Hyperlink"/>
             <w:noProof/>
           </w:rPr>
-          <w:t>4.3.1 Eseményhetek azonosítása</w:t>
+          <w:t>A változót ezért csak leíró jelleggel tartjuk meg a panelben, de **nem** használjuk sem az eseményvizsgálatokban, sem a panelregressziós becslésekben, mivel nem hordoz megbízható, érdemi információt a mémek érzelmi irányultságáról.</w:t>
         </w:r>
         <w:r>
           <w:rPr>
@@ -2467,7 +2495,7 @@
             <w:noProof/>
             <w:webHidden/>
           </w:rPr>
-          <w:instrText xml:space="preserve"> PAGEREF _Toc215121522 \h </w:instrText>
+          <w:instrText xml:space="preserve"> PAGEREF _Toc215408740 \h </w:instrText>
         </w:r>
         <w:r>
           <w:rPr>
@@ -2500,7 +2528,7 @@
     </w:p>
     <w:p>
       <w:pPr>
-        <w:pStyle w:val="TOC3"/>
+        <w:pStyle w:val="TOC2"/>
         <w:tabs>
           <w:tab w:val="right" w:leader="dot" w:pos="8494"/>
         </w:tabs>
@@ -2512,13 +2540,13 @@
           <w14:ligatures w14:val="standardContextual"/>
         </w:rPr>
       </w:pPr>
-      <w:hyperlink w:anchor="_Toc215121523" w:history="1">
+      <w:hyperlink w:anchor="_Toc215408741" w:history="1">
         <w:r>
           <w:rPr>
             <w:rStyle w:val="Hyperlink"/>
             <w:noProof/>
           </w:rPr>
-          <w:t>4.3.2 Confidence interval (CI) vizualizációk</w:t>
+          <w:t>4.2 Leíró statisztikák és vizualizációk</w:t>
         </w:r>
         <w:r>
           <w:rPr>
@@ -2539,7 +2567,7 @@
             <w:noProof/>
             <w:webHidden/>
           </w:rPr>
-          <w:instrText xml:space="preserve"> PAGEREF _Toc215121523 \h </w:instrText>
+          <w:instrText xml:space="preserve"> PAGEREF _Toc215408741 \h </w:instrText>
         </w:r>
         <w:r>
           <w:rPr>
@@ -2584,13 +2612,13 @@
           <w14:ligatures w14:val="standardContextual"/>
         </w:rPr>
       </w:pPr>
-      <w:hyperlink w:anchor="_Toc215121524" w:history="1">
+      <w:hyperlink w:anchor="_Toc215408742" w:history="1">
         <w:r>
           <w:rPr>
             <w:rStyle w:val="Hyperlink"/>
             <w:noProof/>
           </w:rPr>
-          <w:t>4.3.3 Placebo benchmark és Event − Placebo különbség</w:t>
+          <w:t>4.2.1 Heti memeszám és hírsentiment idődiagramok</w:t>
         </w:r>
         <w:r>
           <w:rPr>
@@ -2611,7 +2639,7 @@
             <w:noProof/>
             <w:webHidden/>
           </w:rPr>
-          <w:instrText xml:space="preserve"> PAGEREF _Toc215121524 \h </w:instrText>
+          <w:instrText xml:space="preserve"> PAGEREF _Toc215408742 \h </w:instrText>
         </w:r>
         <w:r>
           <w:rPr>
@@ -2656,13 +2684,13 @@
           <w14:ligatures w14:val="standardContextual"/>
         </w:rPr>
       </w:pPr>
-      <w:hyperlink w:anchor="_Toc215121525" w:history="1">
+      <w:hyperlink w:anchor="_Toc215408743" w:history="1">
         <w:r>
           <w:rPr>
             <w:rStyle w:val="Hyperlink"/>
             <w:noProof/>
           </w:rPr>
-          <w:t>4.3.4 Diagnosztikai ellenőrzések</w:t>
+          <w:t>4.2.2 Korrelációs mátrixok</w:t>
         </w:r>
         <w:r>
           <w:rPr>
@@ -2683,7 +2711,7 @@
             <w:noProof/>
             <w:webHidden/>
           </w:rPr>
-          <w:instrText xml:space="preserve"> PAGEREF _Toc215121525 \h </w:instrText>
+          <w:instrText xml:space="preserve"> PAGEREF _Toc215408743 \h </w:instrText>
         </w:r>
         <w:r>
           <w:rPr>
@@ -2728,13 +2756,13 @@
           <w14:ligatures w14:val="standardContextual"/>
         </w:rPr>
       </w:pPr>
-      <w:hyperlink w:anchor="_Toc215121526" w:history="1">
+      <w:hyperlink w:anchor="_Toc215408744" w:history="1">
         <w:r>
           <w:rPr>
             <w:rStyle w:val="Hyperlink"/>
             <w:noProof/>
           </w:rPr>
-          <w:t>4.4 Cross-correlation és Granger-tesztek</w:t>
+          <w:t>4.3 Esettanulmány (Event-study) elemzések</w:t>
         </w:r>
         <w:r>
           <w:rPr>
@@ -2755,7 +2783,7 @@
             <w:noProof/>
             <w:webHidden/>
           </w:rPr>
-          <w:instrText xml:space="preserve"> PAGEREF _Toc215121526 \h </w:instrText>
+          <w:instrText xml:space="preserve"> PAGEREF _Toc215408744 \h </w:instrText>
         </w:r>
         <w:r>
           <w:rPr>
@@ -2800,13 +2828,13 @@
           <w14:ligatures w14:val="standardContextual"/>
         </w:rPr>
       </w:pPr>
-      <w:hyperlink w:anchor="_Toc215121527" w:history="1">
+      <w:hyperlink w:anchor="_Toc215408745" w:history="1">
         <w:r>
           <w:rPr>
             <w:rStyle w:val="Hyperlink"/>
             <w:noProof/>
           </w:rPr>
-          <w:t>4.4.1 Cross-correlation (CCF) elemzés</w:t>
+          <w:t>4.3.1 Eseményhetek azonosítása</w:t>
         </w:r>
         <w:r>
           <w:rPr>
@@ -2827,7 +2855,7 @@
             <w:noProof/>
             <w:webHidden/>
           </w:rPr>
-          <w:instrText xml:space="preserve"> PAGEREF _Toc215121527 \h </w:instrText>
+          <w:instrText xml:space="preserve"> PAGEREF _Toc215408745 \h </w:instrText>
         </w:r>
         <w:r>
           <w:rPr>
@@ -2872,13 +2900,13 @@
           <w14:ligatures w14:val="standardContextual"/>
         </w:rPr>
       </w:pPr>
-      <w:hyperlink w:anchor="_Toc215121528" w:history="1">
+      <w:hyperlink w:anchor="_Toc215408746" w:history="1">
         <w:r>
           <w:rPr>
             <w:rStyle w:val="Hyperlink"/>
             <w:noProof/>
           </w:rPr>
-          <w:t>4.4.2 Granger-tesztek a memeszám és hírsentiment között</w:t>
+          <w:t>4.3.2 Confidence interval (CI) vizualizációk</w:t>
         </w:r>
         <w:r>
           <w:rPr>
@@ -2899,7 +2927,7 @@
             <w:noProof/>
             <w:webHidden/>
           </w:rPr>
-          <w:instrText xml:space="preserve"> PAGEREF _Toc215121528 \h </w:instrText>
+          <w:instrText xml:space="preserve"> PAGEREF _Toc215408746 \h </w:instrText>
         </w:r>
         <w:r>
           <w:rPr>
@@ -2919,7 +2947,7 @@
             <w:noProof/>
             <w:webHidden/>
           </w:rPr>
-          <w:t>28</w:t>
+          <w:t>29</w:t>
         </w:r>
         <w:r>
           <w:rPr>
@@ -2932,7 +2960,7 @@
     </w:p>
     <w:p>
       <w:pPr>
-        <w:pStyle w:val="TOC2"/>
+        <w:pStyle w:val="TOC3"/>
         <w:tabs>
           <w:tab w:val="right" w:leader="dot" w:pos="8494"/>
         </w:tabs>
@@ -2944,13 +2972,13 @@
           <w14:ligatures w14:val="standardContextual"/>
         </w:rPr>
       </w:pPr>
-      <w:hyperlink w:anchor="_Toc215121529" w:history="1">
+      <w:hyperlink w:anchor="_Toc215408747" w:history="1">
         <w:r>
           <w:rPr>
             <w:rStyle w:val="Hyperlink"/>
             <w:noProof/>
           </w:rPr>
-          <w:t>4.5 Panel regresszió (TWFE)</w:t>
+          <w:t>4.3.3 Placebo benchmark és Event − Placebo különbség</w:t>
         </w:r>
         <w:r>
           <w:rPr>
@@ -2971,7 +2999,7 @@
             <w:noProof/>
             <w:webHidden/>
           </w:rPr>
-          <w:instrText xml:space="preserve"> PAGEREF _Toc215121529 \h </w:instrText>
+          <w:instrText xml:space="preserve"> PAGEREF _Toc215408747 \h </w:instrText>
         </w:r>
         <w:r>
           <w:rPr>
@@ -3004,7 +3032,7 @@
     </w:p>
     <w:p>
       <w:pPr>
-        <w:pStyle w:val="TOC3"/>
+        <w:pStyle w:val="TOC2"/>
         <w:tabs>
           <w:tab w:val="right" w:leader="dot" w:pos="8494"/>
         </w:tabs>
@@ -3016,13 +3044,13 @@
           <w14:ligatures w14:val="standardContextual"/>
         </w:rPr>
       </w:pPr>
-      <w:hyperlink w:anchor="_Toc215121530" w:history="1">
+      <w:hyperlink w:anchor="_Toc215408748" w:history="1">
         <w:r>
           <w:rPr>
             <w:rStyle w:val="Hyperlink"/>
             <w:noProof/>
           </w:rPr>
-          <w:t>4.5.1 Modell specifikáció</w:t>
+          <w:t>4.3.4 Eredmények</w:t>
         </w:r>
         <w:r>
           <w:rPr>
@@ -3043,7 +3071,7 @@
             <w:noProof/>
             <w:webHidden/>
           </w:rPr>
-          <w:instrText xml:space="preserve"> PAGEREF _Toc215121530 \h </w:instrText>
+          <w:instrText xml:space="preserve"> PAGEREF _Toc215408748 \h </w:instrText>
         </w:r>
         <w:r>
           <w:rPr>
@@ -3063,7 +3091,7 @@
             <w:noProof/>
             <w:webHidden/>
           </w:rPr>
-          <w:t>29</w:t>
+          <w:t>30</w:t>
         </w:r>
         <w:r>
           <w:rPr>
@@ -3088,12 +3116,444 @@
           <w14:ligatures w14:val="standardContextual"/>
         </w:rPr>
       </w:pPr>
-      <w:hyperlink w:anchor="_Toc215121531" w:history="1">
+      <w:hyperlink w:anchor="_Toc215408749" w:history="1">
         <w:r>
           <w:rPr>
             <w:rStyle w:val="Hyperlink"/>
             <w:noProof/>
           </w:rPr>
+          <w:t>4.4 Cross-correlation és Granger-tesztek</w:t>
+        </w:r>
+        <w:r>
+          <w:rPr>
+            <w:noProof/>
+            <w:webHidden/>
+          </w:rPr>
+          <w:tab/>
+        </w:r>
+        <w:r>
+          <w:rPr>
+            <w:noProof/>
+            <w:webHidden/>
+          </w:rPr>
+          <w:fldChar w:fldCharType="begin"/>
+        </w:r>
+        <w:r>
+          <w:rPr>
+            <w:noProof/>
+            <w:webHidden/>
+          </w:rPr>
+          <w:instrText xml:space="preserve"> PAGEREF _Toc215408749 \h </w:instrText>
+        </w:r>
+        <w:r>
+          <w:rPr>
+            <w:noProof/>
+            <w:webHidden/>
+          </w:rPr>
+        </w:r>
+        <w:r>
+          <w:rPr>
+            <w:noProof/>
+            <w:webHidden/>
+          </w:rPr>
+          <w:fldChar w:fldCharType="separate"/>
+        </w:r>
+        <w:r>
+          <w:rPr>
+            <w:noProof/>
+            <w:webHidden/>
+          </w:rPr>
+          <w:t>30</w:t>
+        </w:r>
+        <w:r>
+          <w:rPr>
+            <w:noProof/>
+            <w:webHidden/>
+          </w:rPr>
+          <w:fldChar w:fldCharType="end"/>
+        </w:r>
+      </w:hyperlink>
+    </w:p>
+    <w:p>
+      <w:pPr>
+        <w:pStyle w:val="TOC3"/>
+        <w:tabs>
+          <w:tab w:val="right" w:leader="dot" w:pos="8494"/>
+        </w:tabs>
+        <w:rPr>
+          <w:rFonts w:asciiTheme="minorHAnsi" w:eastAsiaTheme="minorEastAsia" w:hAnsiTheme="minorHAnsi" w:cstheme="minorBidi"/>
+          <w:noProof/>
+          <w:kern w:val="2"/>
+          <w:lang w:val="en-HU" w:eastAsia="en-GB"/>
+          <w14:ligatures w14:val="standardContextual"/>
+        </w:rPr>
+      </w:pPr>
+      <w:hyperlink w:anchor="_Toc215408750" w:history="1">
+        <w:r>
+          <w:rPr>
+            <w:rStyle w:val="Hyperlink"/>
+            <w:noProof/>
+          </w:rPr>
+          <w:t>4.4.1 Cross-correlation (CCF) elemzés</w:t>
+        </w:r>
+        <w:r>
+          <w:rPr>
+            <w:noProof/>
+            <w:webHidden/>
+          </w:rPr>
+          <w:tab/>
+        </w:r>
+        <w:r>
+          <w:rPr>
+            <w:noProof/>
+            <w:webHidden/>
+          </w:rPr>
+          <w:fldChar w:fldCharType="begin"/>
+        </w:r>
+        <w:r>
+          <w:rPr>
+            <w:noProof/>
+            <w:webHidden/>
+          </w:rPr>
+          <w:instrText xml:space="preserve"> PAGEREF _Toc215408750 \h </w:instrText>
+        </w:r>
+        <w:r>
+          <w:rPr>
+            <w:noProof/>
+            <w:webHidden/>
+          </w:rPr>
+        </w:r>
+        <w:r>
+          <w:rPr>
+            <w:noProof/>
+            <w:webHidden/>
+          </w:rPr>
+          <w:fldChar w:fldCharType="separate"/>
+        </w:r>
+        <w:r>
+          <w:rPr>
+            <w:noProof/>
+            <w:webHidden/>
+          </w:rPr>
+          <w:t>30</w:t>
+        </w:r>
+        <w:r>
+          <w:rPr>
+            <w:noProof/>
+            <w:webHidden/>
+          </w:rPr>
+          <w:fldChar w:fldCharType="end"/>
+        </w:r>
+      </w:hyperlink>
+    </w:p>
+    <w:p>
+      <w:pPr>
+        <w:pStyle w:val="TOC3"/>
+        <w:tabs>
+          <w:tab w:val="right" w:leader="dot" w:pos="8494"/>
+        </w:tabs>
+        <w:rPr>
+          <w:rFonts w:asciiTheme="minorHAnsi" w:eastAsiaTheme="minorEastAsia" w:hAnsiTheme="minorHAnsi" w:cstheme="minorBidi"/>
+          <w:noProof/>
+          <w:kern w:val="2"/>
+          <w:lang w:val="en-HU" w:eastAsia="en-GB"/>
+          <w14:ligatures w14:val="standardContextual"/>
+        </w:rPr>
+      </w:pPr>
+      <w:hyperlink w:anchor="_Toc215408751" w:history="1">
+        <w:r>
+          <w:rPr>
+            <w:rStyle w:val="Hyperlink"/>
+            <w:noProof/>
+          </w:rPr>
+          <w:t>4.4.2 Granger-tesztek a memeszám és hírsentiment között</w:t>
+        </w:r>
+        <w:r>
+          <w:rPr>
+            <w:noProof/>
+            <w:webHidden/>
+          </w:rPr>
+          <w:tab/>
+        </w:r>
+        <w:r>
+          <w:rPr>
+            <w:noProof/>
+            <w:webHidden/>
+          </w:rPr>
+          <w:fldChar w:fldCharType="begin"/>
+        </w:r>
+        <w:r>
+          <w:rPr>
+            <w:noProof/>
+            <w:webHidden/>
+          </w:rPr>
+          <w:instrText xml:space="preserve"> PAGEREF _Toc215408751 \h </w:instrText>
+        </w:r>
+        <w:r>
+          <w:rPr>
+            <w:noProof/>
+            <w:webHidden/>
+          </w:rPr>
+        </w:r>
+        <w:r>
+          <w:rPr>
+            <w:noProof/>
+            <w:webHidden/>
+          </w:rPr>
+          <w:fldChar w:fldCharType="separate"/>
+        </w:r>
+        <w:r>
+          <w:rPr>
+            <w:noProof/>
+            <w:webHidden/>
+          </w:rPr>
+          <w:t>30</w:t>
+        </w:r>
+        <w:r>
+          <w:rPr>
+            <w:noProof/>
+            <w:webHidden/>
+          </w:rPr>
+          <w:fldChar w:fldCharType="end"/>
+        </w:r>
+      </w:hyperlink>
+    </w:p>
+    <w:p>
+      <w:pPr>
+        <w:pStyle w:val="TOC2"/>
+        <w:tabs>
+          <w:tab w:val="right" w:leader="dot" w:pos="8494"/>
+        </w:tabs>
+        <w:rPr>
+          <w:rFonts w:asciiTheme="minorHAnsi" w:eastAsiaTheme="minorEastAsia" w:hAnsiTheme="minorHAnsi" w:cstheme="minorBidi"/>
+          <w:noProof/>
+          <w:kern w:val="2"/>
+          <w:lang w:val="en-HU" w:eastAsia="en-GB"/>
+          <w14:ligatures w14:val="standardContextual"/>
+        </w:rPr>
+      </w:pPr>
+      <w:hyperlink w:anchor="_Toc215408752" w:history="1">
+        <w:r>
+          <w:rPr>
+            <w:rStyle w:val="Hyperlink"/>
+            <w:noProof/>
+          </w:rPr>
+          <w:t>4.5 Panel regresszió (TWFE)</w:t>
+        </w:r>
+        <w:r>
+          <w:rPr>
+            <w:noProof/>
+            <w:webHidden/>
+          </w:rPr>
+          <w:tab/>
+        </w:r>
+        <w:r>
+          <w:rPr>
+            <w:noProof/>
+            <w:webHidden/>
+          </w:rPr>
+          <w:fldChar w:fldCharType="begin"/>
+        </w:r>
+        <w:r>
+          <w:rPr>
+            <w:noProof/>
+            <w:webHidden/>
+          </w:rPr>
+          <w:instrText xml:space="preserve"> PAGEREF _Toc215408752 \h </w:instrText>
+        </w:r>
+        <w:r>
+          <w:rPr>
+            <w:noProof/>
+            <w:webHidden/>
+          </w:rPr>
+        </w:r>
+        <w:r>
+          <w:rPr>
+            <w:noProof/>
+            <w:webHidden/>
+          </w:rPr>
+          <w:fldChar w:fldCharType="separate"/>
+        </w:r>
+        <w:r>
+          <w:rPr>
+            <w:noProof/>
+            <w:webHidden/>
+          </w:rPr>
+          <w:t>31</w:t>
+        </w:r>
+        <w:r>
+          <w:rPr>
+            <w:noProof/>
+            <w:webHidden/>
+          </w:rPr>
+          <w:fldChar w:fldCharType="end"/>
+        </w:r>
+      </w:hyperlink>
+    </w:p>
+    <w:p>
+      <w:pPr>
+        <w:pStyle w:val="TOC3"/>
+        <w:tabs>
+          <w:tab w:val="right" w:leader="dot" w:pos="8494"/>
+        </w:tabs>
+        <w:rPr>
+          <w:rFonts w:asciiTheme="minorHAnsi" w:eastAsiaTheme="minorEastAsia" w:hAnsiTheme="minorHAnsi" w:cstheme="minorBidi"/>
+          <w:noProof/>
+          <w:kern w:val="2"/>
+          <w:lang w:val="en-HU" w:eastAsia="en-GB"/>
+          <w14:ligatures w14:val="standardContextual"/>
+        </w:rPr>
+      </w:pPr>
+      <w:hyperlink w:anchor="_Toc215408753" w:history="1">
+        <w:r>
+          <w:rPr>
+            <w:rStyle w:val="Hyperlink"/>
+            <w:noProof/>
+          </w:rPr>
+          <w:t>4.5.1 Modell specifikáció</w:t>
+        </w:r>
+        <w:r>
+          <w:rPr>
+            <w:noProof/>
+            <w:webHidden/>
+          </w:rPr>
+          <w:tab/>
+        </w:r>
+        <w:r>
+          <w:rPr>
+            <w:noProof/>
+            <w:webHidden/>
+          </w:rPr>
+          <w:fldChar w:fldCharType="begin"/>
+        </w:r>
+        <w:r>
+          <w:rPr>
+            <w:noProof/>
+            <w:webHidden/>
+          </w:rPr>
+          <w:instrText xml:space="preserve"> PAGEREF _Toc215408753 \h </w:instrText>
+        </w:r>
+        <w:r>
+          <w:rPr>
+            <w:noProof/>
+            <w:webHidden/>
+          </w:rPr>
+        </w:r>
+        <w:r>
+          <w:rPr>
+            <w:noProof/>
+            <w:webHidden/>
+          </w:rPr>
+          <w:fldChar w:fldCharType="separate"/>
+        </w:r>
+        <w:r>
+          <w:rPr>
+            <w:noProof/>
+            <w:webHidden/>
+          </w:rPr>
+          <w:t>31</w:t>
+        </w:r>
+        <w:r>
+          <w:rPr>
+            <w:noProof/>
+            <w:webHidden/>
+          </w:rPr>
+          <w:fldChar w:fldCharType="end"/>
+        </w:r>
+      </w:hyperlink>
+    </w:p>
+    <w:p>
+      <w:pPr>
+        <w:pStyle w:val="TOC2"/>
+        <w:tabs>
+          <w:tab w:val="right" w:leader="dot" w:pos="8494"/>
+        </w:tabs>
+        <w:rPr>
+          <w:rFonts w:asciiTheme="minorHAnsi" w:eastAsiaTheme="minorEastAsia" w:hAnsiTheme="minorHAnsi" w:cstheme="minorBidi"/>
+          <w:noProof/>
+          <w:kern w:val="2"/>
+          <w:lang w:val="en-HU" w:eastAsia="en-GB"/>
+          <w14:ligatures w14:val="standardContextual"/>
+        </w:rPr>
+      </w:pPr>
+      <w:hyperlink w:anchor="_Toc215408754" w:history="1">
+        <w:r>
+          <w:rPr>
+            <w:rStyle w:val="Hyperlink"/>
+            <w:noProof/>
+          </w:rPr>
+          <w:t>A becslésből származó koefficienspályák minden kimeneti változóra és minden lagablakra külön kerülnek exportálásra, és ezek szolgálnak alapul a későbbi grafikus és táblázatos eredményösszegzésekhez.</w:t>
+        </w:r>
+        <w:r>
+          <w:rPr>
+            <w:noProof/>
+            <w:webHidden/>
+          </w:rPr>
+          <w:tab/>
+        </w:r>
+        <w:r>
+          <w:rPr>
+            <w:noProof/>
+            <w:webHidden/>
+          </w:rPr>
+          <w:fldChar w:fldCharType="begin"/>
+        </w:r>
+        <w:r>
+          <w:rPr>
+            <w:noProof/>
+            <w:webHidden/>
+          </w:rPr>
+          <w:instrText xml:space="preserve"> PAGEREF _Toc215408754 \h </w:instrText>
+        </w:r>
+        <w:r>
+          <w:rPr>
+            <w:noProof/>
+            <w:webHidden/>
+          </w:rPr>
+        </w:r>
+        <w:r>
+          <w:rPr>
+            <w:noProof/>
+            <w:webHidden/>
+          </w:rPr>
+          <w:fldChar w:fldCharType="separate"/>
+        </w:r>
+        <w:r>
+          <w:rPr>
+            <w:noProof/>
+            <w:webHidden/>
+          </w:rPr>
+          <w:t>32</w:t>
+        </w:r>
+        <w:r>
+          <w:rPr>
+            <w:noProof/>
+            <w:webHidden/>
+          </w:rPr>
+          <w:fldChar w:fldCharType="end"/>
+        </w:r>
+      </w:hyperlink>
+    </w:p>
+    <w:p>
+      <w:pPr>
+        <w:pStyle w:val="TOC2"/>
+        <w:tabs>
+          <w:tab w:val="right" w:leader="dot" w:pos="8494"/>
+        </w:tabs>
+        <w:rPr>
+          <w:rFonts w:asciiTheme="minorHAnsi" w:eastAsiaTheme="minorEastAsia" w:hAnsiTheme="minorHAnsi" w:cstheme="minorBidi"/>
+          <w:noProof/>
+          <w:kern w:val="2"/>
+          <w:lang w:val="en-HU" w:eastAsia="en-GB"/>
+          <w14:ligatures w14:val="standardContextual"/>
+        </w:rPr>
+      </w:pPr>
+      <w:hyperlink w:anchor="_Toc215408755" w:history="1">
+        <w:r>
+          <w:rPr>
+            <w:rStyle w:val="Hyperlink"/>
+            <w:noProof/>
+          </w:rPr>
           <w:t>4.6 Összegzés és következtetések</w:t>
         </w:r>
         <w:r>
@@ -3115,7 +3575,7 @@
             <w:noProof/>
             <w:webHidden/>
           </w:rPr>
-          <w:instrText xml:space="preserve"> PAGEREF _Toc215121531 \h </w:instrText>
+          <w:instrText xml:space="preserve"> PAGEREF _Toc215408755 \h </w:instrText>
         </w:r>
         <w:r>
           <w:rPr>
@@ -3135,7 +3595,79 @@
             <w:noProof/>
             <w:webHidden/>
           </w:rPr>
-          <w:t>30</w:t>
+          <w:t>33</w:t>
+        </w:r>
+        <w:r>
+          <w:rPr>
+            <w:noProof/>
+            <w:webHidden/>
+          </w:rPr>
+          <w:fldChar w:fldCharType="end"/>
+        </w:r>
+      </w:hyperlink>
+    </w:p>
+    <w:p>
+      <w:pPr>
+        <w:pStyle w:val="TOC3"/>
+        <w:tabs>
+          <w:tab w:val="right" w:leader="dot" w:pos="8494"/>
+        </w:tabs>
+        <w:rPr>
+          <w:rFonts w:asciiTheme="minorHAnsi" w:eastAsiaTheme="minorEastAsia" w:hAnsiTheme="minorHAnsi" w:cstheme="minorBidi"/>
+          <w:noProof/>
+          <w:kern w:val="2"/>
+          <w:lang w:val="en-HU" w:eastAsia="en-GB"/>
+          <w14:ligatures w14:val="standardContextual"/>
+        </w:rPr>
+      </w:pPr>
+      <w:hyperlink w:anchor="_Toc215408756" w:history="1">
+        <w:r>
+          <w:rPr>
+            <w:rStyle w:val="Hyperlink"/>
+            <w:noProof/>
+          </w:rPr>
+          <w:t>Irodalomjegyzék</w:t>
+        </w:r>
+        <w:r>
+          <w:rPr>
+            <w:noProof/>
+            <w:webHidden/>
+          </w:rPr>
+          <w:tab/>
+        </w:r>
+        <w:r>
+          <w:rPr>
+            <w:noProof/>
+            <w:webHidden/>
+          </w:rPr>
+          <w:fldChar w:fldCharType="begin"/>
+        </w:r>
+        <w:r>
+          <w:rPr>
+            <w:noProof/>
+            <w:webHidden/>
+          </w:rPr>
+          <w:instrText xml:space="preserve"> PAGEREF _Toc215408756 \h </w:instrText>
+        </w:r>
+        <w:r>
+          <w:rPr>
+            <w:noProof/>
+            <w:webHidden/>
+          </w:rPr>
+        </w:r>
+        <w:r>
+          <w:rPr>
+            <w:noProof/>
+            <w:webHidden/>
+          </w:rPr>
+          <w:fldChar w:fldCharType="separate"/>
+        </w:r>
+        <w:r>
+          <w:rPr>
+            <w:noProof/>
+            <w:webHidden/>
+          </w:rPr>
+          <w:t>33</w:t>
         </w:r>
         <w:r>
           <w:rPr>
@@ -3158,13 +3690,13 @@
           <w14:ligatures w14:val="standardContextual"/>
         </w:rPr>
       </w:pPr>
-      <w:hyperlink w:anchor="_Toc215121532" w:history="1">
+      <w:hyperlink w:anchor="_Toc215408757" w:history="1">
         <w:r>
           <w:rPr>
             <w:rStyle w:val="Hyperlink"/>
             <w:noProof/>
           </w:rPr>
-          <w:t>Bevezetés</w:t>
+          <w:t>Utolsó simítások</w:t>
         </w:r>
         <w:r>
           <w:rPr>
@@ -3185,7 +3717,7 @@
             <w:noProof/>
             <w:webHidden/>
           </w:rPr>
-          <w:instrText xml:space="preserve"> PAGEREF _Toc215121532 \h </w:instrText>
+          <w:instrText xml:space="preserve"> PAGEREF _Toc215408757 \h </w:instrText>
         </w:r>
         <w:r>
           <w:rPr>
@@ -3205,367 +3737,7 @@
             <w:noProof/>
             <w:webHidden/>
           </w:rPr>
-          <w:t>31</w:t>
-        </w:r>
-        <w:r>
-          <w:rPr>
-            <w:noProof/>
-            <w:webHidden/>
-          </w:rPr>
-          <w:fldChar w:fldCharType="end"/>
-        </w:r>
-      </w:hyperlink>
-    </w:p>
-    <w:p>
-      <w:pPr>
-        <w:pStyle w:val="TOC2"/>
-        <w:tabs>
-          <w:tab w:val="right" w:leader="dot" w:pos="8494"/>
-        </w:tabs>
-        <w:rPr>
-          <w:rFonts w:asciiTheme="minorHAnsi" w:eastAsiaTheme="minorEastAsia" w:hAnsiTheme="minorHAnsi" w:cstheme="minorBidi"/>
-          <w:noProof/>
-          <w:kern w:val="2"/>
-          <w:lang w:val="en-HU" w:eastAsia="en-GB"/>
-          <w14:ligatures w14:val="standardContextual"/>
-        </w:rPr>
-      </w:pPr>
-      <w:hyperlink w:anchor="_Toc215121533" w:history="1">
-        <w:r>
-          <w:rPr>
-            <w:rStyle w:val="Hyperlink"/>
-            <w:noProof/>
-          </w:rPr>
-          <w:t>Formázási tudnivalók</w:t>
-        </w:r>
-        <w:r>
-          <w:rPr>
-            <w:noProof/>
-            <w:webHidden/>
-          </w:rPr>
-          <w:tab/>
-        </w:r>
-        <w:r>
-          <w:rPr>
-            <w:noProof/>
-            <w:webHidden/>
-          </w:rPr>
-          <w:fldChar w:fldCharType="begin"/>
-        </w:r>
-        <w:r>
-          <w:rPr>
-            <w:noProof/>
-            <w:webHidden/>
-          </w:rPr>
-          <w:instrText xml:space="preserve"> PAGEREF _Toc215121533 \h </w:instrText>
-        </w:r>
-        <w:r>
-          <w:rPr>
-            <w:noProof/>
-            <w:webHidden/>
-          </w:rPr>
-        </w:r>
-        <w:r>
-          <w:rPr>
-            <w:noProof/>
-            <w:webHidden/>
-          </w:rPr>
-          <w:fldChar w:fldCharType="separate"/>
-        </w:r>
-        <w:r>
-          <w:rPr>
-            <w:noProof/>
-            <w:webHidden/>
-          </w:rPr>
-          <w:t>31</w:t>
-        </w:r>
-        <w:r>
-          <w:rPr>
-            <w:noProof/>
-            <w:webHidden/>
-          </w:rPr>
-          <w:fldChar w:fldCharType="end"/>
-        </w:r>
-      </w:hyperlink>
-    </w:p>
-    <w:p>
-      <w:pPr>
-        <w:pStyle w:val="TOC3"/>
-        <w:tabs>
-          <w:tab w:val="right" w:leader="dot" w:pos="8494"/>
-        </w:tabs>
-        <w:rPr>
-          <w:rFonts w:asciiTheme="minorHAnsi" w:eastAsiaTheme="minorEastAsia" w:hAnsiTheme="minorHAnsi" w:cstheme="minorBidi"/>
-          <w:noProof/>
-          <w:kern w:val="2"/>
-          <w:lang w:val="en-HU" w:eastAsia="en-GB"/>
-          <w14:ligatures w14:val="standardContextual"/>
-        </w:rPr>
-      </w:pPr>
-      <w:hyperlink w:anchor="_Toc215121534" w:history="1">
-        <w:r>
-          <w:rPr>
-            <w:rStyle w:val="Hyperlink"/>
-            <w:noProof/>
-          </w:rPr>
-          <w:t>1.1.1 Címsorok</w:t>
-        </w:r>
-        <w:r>
-          <w:rPr>
-            <w:noProof/>
-            <w:webHidden/>
-          </w:rPr>
-          <w:tab/>
-        </w:r>
-        <w:r>
-          <w:rPr>
-            <w:noProof/>
-            <w:webHidden/>
-          </w:rPr>
-          <w:fldChar w:fldCharType="begin"/>
-        </w:r>
-        <w:r>
-          <w:rPr>
-            <w:noProof/>
-            <w:webHidden/>
-          </w:rPr>
-          <w:instrText xml:space="preserve"> PAGEREF _Toc215121534 \h </w:instrText>
-        </w:r>
-        <w:r>
-          <w:rPr>
-            <w:noProof/>
-            <w:webHidden/>
-          </w:rPr>
-        </w:r>
-        <w:r>
-          <w:rPr>
-            <w:noProof/>
-            <w:webHidden/>
-          </w:rPr>
-          <w:fldChar w:fldCharType="separate"/>
-        </w:r>
-        <w:r>
-          <w:rPr>
-            <w:noProof/>
-            <w:webHidden/>
-          </w:rPr>
-          <w:t>31</w:t>
-        </w:r>
-        <w:r>
-          <w:rPr>
-            <w:noProof/>
-            <w:webHidden/>
-          </w:rPr>
-          <w:fldChar w:fldCharType="end"/>
-        </w:r>
-      </w:hyperlink>
-    </w:p>
-    <w:p>
-      <w:pPr>
-        <w:pStyle w:val="TOC3"/>
-        <w:tabs>
-          <w:tab w:val="right" w:leader="dot" w:pos="8494"/>
-        </w:tabs>
-        <w:rPr>
-          <w:rFonts w:asciiTheme="minorHAnsi" w:eastAsiaTheme="minorEastAsia" w:hAnsiTheme="minorHAnsi" w:cstheme="minorBidi"/>
-          <w:noProof/>
-          <w:kern w:val="2"/>
-          <w:lang w:val="en-HU" w:eastAsia="en-GB"/>
-          <w14:ligatures w14:val="standardContextual"/>
-        </w:rPr>
-      </w:pPr>
-      <w:hyperlink w:anchor="_Toc215121535" w:history="1">
-        <w:r>
-          <w:rPr>
-            <w:rStyle w:val="Hyperlink"/>
-            <w:noProof/>
-          </w:rPr>
-          <w:t>1.1.2 Képek</w:t>
-        </w:r>
-        <w:r>
-          <w:rPr>
-            <w:noProof/>
-            <w:webHidden/>
-          </w:rPr>
-          <w:tab/>
-        </w:r>
-        <w:r>
-          <w:rPr>
-            <w:noProof/>
-            <w:webHidden/>
-          </w:rPr>
-          <w:fldChar w:fldCharType="begin"/>
-        </w:r>
-        <w:r>
-          <w:rPr>
-            <w:noProof/>
-            <w:webHidden/>
-          </w:rPr>
-          <w:instrText xml:space="preserve"> PAGEREF _Toc215121535 \h </w:instrText>
-        </w:r>
-        <w:r>
-          <w:rPr>
-            <w:noProof/>
-            <w:webHidden/>
-          </w:rPr>
-        </w:r>
-        <w:r>
-          <w:rPr>
-            <w:noProof/>
-            <w:webHidden/>
-          </w:rPr>
-          <w:fldChar w:fldCharType="separate"/>
-        </w:r>
-        <w:r>
-          <w:rPr>
-            <w:noProof/>
-            <w:webHidden/>
-          </w:rPr>
-          <w:t>31</w:t>
-        </w:r>
-        <w:r>
-          <w:rPr>
-            <w:noProof/>
-            <w:webHidden/>
-          </w:rPr>
-          <w:fldChar w:fldCharType="end"/>
-        </w:r>
-      </w:hyperlink>
-    </w:p>
-    <w:p>
-      <w:pPr>
-        <w:pStyle w:val="TOC3"/>
-        <w:tabs>
-          <w:tab w:val="right" w:leader="dot" w:pos="8494"/>
-        </w:tabs>
-        <w:rPr>
-          <w:rFonts w:asciiTheme="minorHAnsi" w:eastAsiaTheme="minorEastAsia" w:hAnsiTheme="minorHAnsi" w:cstheme="minorBidi"/>
-          <w:noProof/>
-          <w:kern w:val="2"/>
-          <w:lang w:val="en-HU" w:eastAsia="en-GB"/>
-          <w14:ligatures w14:val="standardContextual"/>
-        </w:rPr>
-      </w:pPr>
-      <w:hyperlink w:anchor="_Toc215121536" w:history="1">
-        <w:r>
-          <w:rPr>
-            <w:rStyle w:val="Hyperlink"/>
-            <w:noProof/>
-          </w:rPr>
-          <w:t>1.1.3 Kódrészletek</w:t>
-        </w:r>
-        <w:r>
-          <w:rPr>
-            <w:noProof/>
-            <w:webHidden/>
-          </w:rPr>
-          <w:tab/>
-        </w:r>
-        <w:r>
-          <w:rPr>
-            <w:noProof/>
-            <w:webHidden/>
-          </w:rPr>
-          <w:fldChar w:fldCharType="begin"/>
-        </w:r>
-        <w:r>
-          <w:rPr>
-            <w:noProof/>
-            <w:webHidden/>
-          </w:rPr>
-          <w:instrText xml:space="preserve"> PAGEREF _Toc215121536 \h </w:instrText>
-        </w:r>
-        <w:r>
-          <w:rPr>
-            <w:noProof/>
-            <w:webHidden/>
-          </w:rPr>
-        </w:r>
-        <w:r>
-          <w:rPr>
-            <w:noProof/>
-            <w:webHidden/>
-          </w:rPr>
-          <w:fldChar w:fldCharType="separate"/>
-        </w:r>
-        <w:r>
-          <w:rPr>
-            <w:noProof/>
-            <w:webHidden/>
-          </w:rPr>
-          <w:t>31</w:t>
-        </w:r>
-        <w:r>
-          <w:rPr>
-            <w:noProof/>
-            <w:webHidden/>
-          </w:rPr>
-          <w:fldChar w:fldCharType="end"/>
-        </w:r>
-      </w:hyperlink>
-    </w:p>
-    <w:p>
-      <w:pPr>
-        <w:pStyle w:val="TOC3"/>
-        <w:tabs>
-          <w:tab w:val="right" w:leader="dot" w:pos="8494"/>
-        </w:tabs>
-        <w:rPr>
-          <w:rFonts w:asciiTheme="minorHAnsi" w:eastAsiaTheme="minorEastAsia" w:hAnsiTheme="minorHAnsi" w:cstheme="minorBidi"/>
-          <w:noProof/>
-          <w:kern w:val="2"/>
-          <w:lang w:val="en-HU" w:eastAsia="en-GB"/>
-          <w14:ligatures w14:val="standardContextual"/>
-        </w:rPr>
-      </w:pPr>
-      <w:hyperlink w:anchor="_Toc215121537" w:history="1">
-        <w:r>
-          <w:rPr>
-            <w:rStyle w:val="Hyperlink"/>
-            <w:noProof/>
-          </w:rPr>
-          <w:t>1.1.4 Irodalomjegyzék</w:t>
-        </w:r>
-        <w:r>
-          <w:rPr>
-            <w:noProof/>
-            <w:webHidden/>
-          </w:rPr>
-          <w:tab/>
-        </w:r>
-        <w:r>
-          <w:rPr>
-            <w:noProof/>
-            <w:webHidden/>
-          </w:rPr>
-          <w:fldChar w:fldCharType="begin"/>
-        </w:r>
-        <w:r>
-          <w:rPr>
-            <w:noProof/>
-            <w:webHidden/>
-          </w:rPr>
-          <w:instrText xml:space="preserve"> PAGEREF _Toc215121537 \h </w:instrText>
-        </w:r>
-        <w:r>
-          <w:rPr>
-            <w:noProof/>
-            <w:webHidden/>
-          </w:rPr>
-        </w:r>
-        <w:r>
-          <w:rPr>
-            <w:noProof/>
-            <w:webHidden/>
-          </w:rPr>
-          <w:fldChar w:fldCharType="separate"/>
-        </w:r>
-        <w:r>
-          <w:rPr>
-            <w:noProof/>
-            <w:webHidden/>
-          </w:rPr>
-          <w:t>32</w:t>
+          <w:t>34</w:t>
         </w:r>
         <w:r>
           <w:rPr>
@@ -3588,13 +3760,13 @@
           <w14:ligatures w14:val="standardContextual"/>
         </w:rPr>
       </w:pPr>
-      <w:hyperlink w:anchor="_Toc215121538" w:history="1">
+      <w:hyperlink w:anchor="_Toc215408758" w:history="1">
         <w:r>
           <w:rPr>
             <w:rStyle w:val="Hyperlink"/>
             <w:noProof/>
           </w:rPr>
-          <w:t>Utolsó simítások</w:t>
+          <w:t>Irodalomjegyzék</w:t>
         </w:r>
         <w:r>
           <w:rPr>
@@ -3615,7 +3787,7 @@
             <w:noProof/>
             <w:webHidden/>
           </w:rPr>
-          <w:instrText xml:space="preserve"> PAGEREF _Toc215121538 \h </w:instrText>
+          <w:instrText xml:space="preserve"> PAGEREF _Toc215408758 \h </w:instrText>
         </w:r>
         <w:r>
           <w:rPr>
@@ -3635,7 +3807,7 @@
             <w:noProof/>
             <w:webHidden/>
           </w:rPr>
-          <w:t>33</w:t>
+          <w:t>35</w:t>
         </w:r>
         <w:r>
           <w:rPr>
@@ -3658,13 +3830,13 @@
           <w14:ligatures w14:val="standardContextual"/>
         </w:rPr>
       </w:pPr>
-      <w:hyperlink w:anchor="_Toc215121539" w:history="1">
+      <w:hyperlink w:anchor="_Toc215408759" w:history="1">
         <w:r>
           <w:rPr>
             <w:rStyle w:val="Hyperlink"/>
             <w:noProof/>
           </w:rPr>
-          <w:t>Irodalomjegyzék</w:t>
+          <w:t>Függelék</w:t>
         </w:r>
         <w:r>
           <w:rPr>
@@ -3685,7 +3857,7 @@
             <w:noProof/>
             <w:webHidden/>
           </w:rPr>
-          <w:instrText xml:space="preserve"> PAGEREF _Toc215121539 \h </w:instrText>
+          <w:instrText xml:space="preserve"> PAGEREF _Toc215408759 \h </w:instrText>
         </w:r>
         <w:r>
           <w:rPr>
@@ -3705,7 +3877,7 @@
             <w:noProof/>
             <w:webHidden/>
           </w:rPr>
-          <w:t>34</w:t>
+          <w:t>36</w:t>
         </w:r>
         <w:r>
           <w:rPr>
@@ -3718,23 +3890,25 @@
     </w:p>
     <w:p>
       <w:pPr>
-        <w:pStyle w:val="TOC1"/>
+        <w:pStyle w:val="TOC2"/>
+        <w:tabs>
+          <w:tab w:val="right" w:leader="dot" w:pos="8494"/>
+        </w:tabs>
         <w:rPr>
           <w:rFonts w:asciiTheme="minorHAnsi" w:eastAsiaTheme="minorEastAsia" w:hAnsiTheme="minorHAnsi" w:cstheme="minorBidi"/>
-          <w:b w:val="0"/>
           <w:noProof/>
           <w:kern w:val="2"/>
           <w:lang w:val="en-HU" w:eastAsia="en-GB"/>
           <w14:ligatures w14:val="standardContextual"/>
         </w:rPr>
       </w:pPr>
-      <w:hyperlink w:anchor="_Toc215121540" w:history="1">
+      <w:hyperlink w:anchor="_Toc215408760" w:history="1">
         <w:r>
           <w:rPr>
             <w:rStyle w:val="Hyperlink"/>
             <w:noProof/>
           </w:rPr>
-          <w:t>Függelék</w:t>
+          <w:t>5.1 Márka szinonima lista</w:t>
         </w:r>
         <w:r>
           <w:rPr>
@@ -3755,7 +3929,7 @@
             <w:noProof/>
             <w:webHidden/>
           </w:rPr>
-          <w:instrText xml:space="preserve"> PAGEREF _Toc215121540 \h </w:instrText>
+          <w:instrText xml:space="preserve"> PAGEREF _Toc215408760 \h </w:instrText>
         </w:r>
         <w:r>
           <w:rPr>
@@ -3775,7 +3949,223 @@
             <w:noProof/>
             <w:webHidden/>
           </w:rPr>
-          <w:t>35</w:t>
+          <w:t>36</w:t>
+        </w:r>
+        <w:r>
+          <w:rPr>
+            <w:noProof/>
+            <w:webHidden/>
+          </w:rPr>
+          <w:fldChar w:fldCharType="end"/>
+        </w:r>
+      </w:hyperlink>
+    </w:p>
+    <w:p>
+      <w:pPr>
+        <w:pStyle w:val="TOC2"/>
+        <w:tabs>
+          <w:tab w:val="right" w:leader="dot" w:pos="8494"/>
+        </w:tabs>
+        <w:rPr>
+          <w:rFonts w:asciiTheme="minorHAnsi" w:eastAsiaTheme="minorEastAsia" w:hAnsiTheme="minorHAnsi" w:cstheme="minorBidi"/>
+          <w:noProof/>
+          <w:kern w:val="2"/>
+          <w:lang w:val="en-HU" w:eastAsia="en-GB"/>
+          <w14:ligatures w14:val="standardContextual"/>
+        </w:rPr>
+      </w:pPr>
+      <w:hyperlink w:anchor="_Toc215408761" w:history="1">
+        <w:r>
+          <w:rPr>
+            <w:rStyle w:val="Hyperlink"/>
+            <w:noProof/>
+          </w:rPr>
+          <w:t>5.2 Heti memeszám és hírsentiment idődiagramok</w:t>
+        </w:r>
+        <w:r>
+          <w:rPr>
+            <w:noProof/>
+            <w:webHidden/>
+          </w:rPr>
+          <w:tab/>
+        </w:r>
+        <w:r>
+          <w:rPr>
+            <w:noProof/>
+            <w:webHidden/>
+          </w:rPr>
+          <w:fldChar w:fldCharType="begin"/>
+        </w:r>
+        <w:r>
+          <w:rPr>
+            <w:noProof/>
+            <w:webHidden/>
+          </w:rPr>
+          <w:instrText xml:space="preserve"> PAGEREF _Toc215408761 \h </w:instrText>
+        </w:r>
+        <w:r>
+          <w:rPr>
+            <w:noProof/>
+            <w:webHidden/>
+          </w:rPr>
+        </w:r>
+        <w:r>
+          <w:rPr>
+            <w:noProof/>
+            <w:webHidden/>
+          </w:rPr>
+          <w:fldChar w:fldCharType="separate"/>
+        </w:r>
+        <w:r>
+          <w:rPr>
+            <w:noProof/>
+            <w:webHidden/>
+          </w:rPr>
+          <w:t>36</w:t>
+        </w:r>
+        <w:r>
+          <w:rPr>
+            <w:noProof/>
+            <w:webHidden/>
+          </w:rPr>
+          <w:fldChar w:fldCharType="end"/>
+        </w:r>
+      </w:hyperlink>
+    </w:p>
+    <w:p>
+      <w:pPr>
+        <w:pStyle w:val="TOC2"/>
+        <w:tabs>
+          <w:tab w:val="right" w:leader="dot" w:pos="8494"/>
+        </w:tabs>
+        <w:rPr>
+          <w:rFonts w:asciiTheme="minorHAnsi" w:eastAsiaTheme="minorEastAsia" w:hAnsiTheme="minorHAnsi" w:cstheme="minorBidi"/>
+          <w:noProof/>
+          <w:kern w:val="2"/>
+          <w:lang w:val="en-HU" w:eastAsia="en-GB"/>
+          <w14:ligatures w14:val="standardContextual"/>
+        </w:rPr>
+      </w:pPr>
+      <w:hyperlink w:anchor="_Toc215408762" w:history="1">
+        <w:r>
+          <w:rPr>
+            <w:rStyle w:val="Hyperlink"/>
+            <w:noProof/>
+          </w:rPr>
+          <w:t>5.3 Kísérleti mém-sentiment becslés (OCR + FinBERT + CLIP)</w:t>
+        </w:r>
+        <w:r>
+          <w:rPr>
+            <w:noProof/>
+            <w:webHidden/>
+          </w:rPr>
+          <w:tab/>
+        </w:r>
+        <w:r>
+          <w:rPr>
+            <w:noProof/>
+            <w:webHidden/>
+          </w:rPr>
+          <w:fldChar w:fldCharType="begin"/>
+        </w:r>
+        <w:r>
+          <w:rPr>
+            <w:noProof/>
+            <w:webHidden/>
+          </w:rPr>
+          <w:instrText xml:space="preserve"> PAGEREF _Toc215408762 \h </w:instrText>
+        </w:r>
+        <w:r>
+          <w:rPr>
+            <w:noProof/>
+            <w:webHidden/>
+          </w:rPr>
+        </w:r>
+        <w:r>
+          <w:rPr>
+            <w:noProof/>
+            <w:webHidden/>
+          </w:rPr>
+          <w:fldChar w:fldCharType="separate"/>
+        </w:r>
+        <w:r>
+          <w:rPr>
+            <w:noProof/>
+            <w:webHidden/>
+          </w:rPr>
+          <w:t>37</w:t>
+        </w:r>
+        <w:r>
+          <w:rPr>
+            <w:noProof/>
+            <w:webHidden/>
+          </w:rPr>
+          <w:fldChar w:fldCharType="end"/>
+        </w:r>
+      </w:hyperlink>
+    </w:p>
+    <w:p>
+      <w:pPr>
+        <w:pStyle w:val="TOC2"/>
+        <w:tabs>
+          <w:tab w:val="right" w:leader="dot" w:pos="8494"/>
+        </w:tabs>
+        <w:rPr>
+          <w:rFonts w:asciiTheme="minorHAnsi" w:eastAsiaTheme="minorEastAsia" w:hAnsiTheme="minorHAnsi" w:cstheme="minorBidi"/>
+          <w:noProof/>
+          <w:kern w:val="2"/>
+          <w:lang w:val="en-HU" w:eastAsia="en-GB"/>
+          <w14:ligatures w14:val="standardContextual"/>
+        </w:rPr>
+      </w:pPr>
+      <w:hyperlink w:anchor="_Toc215408763" w:history="1">
+        <w:r>
+          <w:rPr>
+            <w:rStyle w:val="Hyperlink"/>
+            <w:noProof/>
+          </w:rPr>
+          <w:t>5.4. Diagnosztikai elemzések</w:t>
+        </w:r>
+        <w:r>
+          <w:rPr>
+            <w:noProof/>
+            <w:webHidden/>
+          </w:rPr>
+          <w:tab/>
+        </w:r>
+        <w:r>
+          <w:rPr>
+            <w:noProof/>
+            <w:webHidden/>
+          </w:rPr>
+          <w:fldChar w:fldCharType="begin"/>
+        </w:r>
+        <w:r>
+          <w:rPr>
+            <w:noProof/>
+            <w:webHidden/>
+          </w:rPr>
+          <w:instrText xml:space="preserve"> PAGEREF _Toc215408763 \h </w:instrText>
+        </w:r>
+        <w:r>
+          <w:rPr>
+            <w:noProof/>
+            <w:webHidden/>
+          </w:rPr>
+        </w:r>
+        <w:r>
+          <w:rPr>
+            <w:noProof/>
+            <w:webHidden/>
+          </w:rPr>
+          <w:fldChar w:fldCharType="separate"/>
+        </w:r>
+        <w:r>
+          <w:rPr>
+            <w:noProof/>
+            <w:webHidden/>
+          </w:rPr>
+          <w:t>38</w:t>
         </w:r>
         <w:r>
           <w:rPr>
@@ -3921,7 +4311,7 @@
         <w:rPr>
           <w:noProof/>
         </w:rPr>
-        <w:t>2025. 11. 27.</w:t>
+        <w:t>2025. 11. 30.</w:t>
       </w:r>
       <w:r>
         <w:fldChar w:fldCharType="end"/>
@@ -3979,7 +4369,7 @@
       <w:pPr>
         <w:pStyle w:val="Fejezetcimszmozsnlkl"/>
       </w:pPr>
-      <w:bookmarkStart w:id="0" w:name="_Toc215121499"/>
+      <w:bookmarkStart w:id="0" w:name="_Toc215408717"/>
       <w:r>
         <w:lastRenderedPageBreak/>
         <w:t>Összefoglaló</w:t>
@@ -4030,7 +4420,7 @@
       <w:pPr>
         <w:pStyle w:val="Fejezetcimszmozsnlkl"/>
       </w:pPr>
-      <w:bookmarkStart w:id="1" w:name="_Toc215121500"/>
+      <w:bookmarkStart w:id="1" w:name="_Toc215408718"/>
       <w:r>
         <w:lastRenderedPageBreak/>
         <w:t>Abstract</w:t>
@@ -4121,9 +4511,12 @@
       <w:pPr>
         <w:pStyle w:val="Heading2"/>
       </w:pPr>
-      <w:bookmarkStart w:id="2" w:name="_Toc215121501"/>
+      <w:bookmarkStart w:id="2" w:name="_Toc215408719"/>
       <w:r>
         <w:lastRenderedPageBreak/>
+        <w:t xml:space="preserve">1.1 </w:t>
+      </w:r>
+      <w:r>
         <w:t>Motiváció és cél</w:t>
       </w:r>
       <w:bookmarkEnd w:id="2"/>
@@ -4202,7 +4595,10 @@
         <w:lastRenderedPageBreak/>
         <w:t xml:space="preserve"> </w:t>
       </w:r>
-      <w:bookmarkStart w:id="3" w:name="_Toc215121502"/>
+      <w:bookmarkStart w:id="3" w:name="_Toc215408720"/>
+      <w:r>
+        <w:t xml:space="preserve">1.2 </w:t>
+      </w:r>
       <w:r>
         <w:t>Irodalmi háttér</w:t>
       </w:r>
@@ -4216,10 +4612,16 @@
         <w:rPr>
           <w:vertAlign w:val="superscript"/>
         </w:rPr>
-        <w:t xml:space="preserve">2 </w:t>
-      </w:r>
-      <w:r>
-        <w:t xml:space="preserve"> (2024) specifikusan a mém sablonok rendszerezésével és kategorizálásával foglalkozott, amely értékes elméleti alapot szolgáltatott jelen kutatás kibontakozásához.</w:t>
+        <w:t>2</w:t>
+      </w:r>
+      <w:r>
+        <w:rPr>
+          <w:vertAlign w:val="superscript"/>
+        </w:rPr>
+        <w:t xml:space="preserve"> </w:t>
+      </w:r>
+      <w:r>
+        <w:t>(2024) specifikusan a mém sablonok rendszerezésével és kategorizálásával foglalkozott, amely értékes elméleti alapot szolgáltatott jelen kutatás kibontakozásához.</w:t>
       </w:r>
     </w:p>
     <w:p>
@@ -4270,14 +4672,13 @@
     <w:p>
       <w:pPr>
         <w:pStyle w:val="Heading2"/>
-        <w:ind w:left="360"/>
-      </w:pPr>
-      <w:r>
-        <w:t xml:space="preserve"> </w:t>
-      </w:r>
-      <w:bookmarkStart w:id="4" w:name="_Toc215121503"/>
-      <w:r>
-        <w:t>Elméleti háttér</w:t>
+      </w:pPr>
+      <w:bookmarkStart w:id="4" w:name="_Toc215408721"/>
+      <w:r>
+        <w:t xml:space="preserve">2.3 </w:t>
+      </w:r>
+      <w:r>
+        <w:t xml:space="preserve"> Elméleti háttér</w:t>
       </w:r>
       <w:bookmarkEnd w:id="4"/>
     </w:p>
@@ -4401,26 +4802,34 @@
         <w:pStyle w:val="Caption"/>
       </w:pPr>
       <w:r>
+        <w:t xml:space="preserve">ábra </w:t>
+      </w:r>
+      <w:r>
+        <w:fldChar w:fldCharType="begin"/>
+      </w:r>
+      <w:r>
+        <w:instrText xml:space="preserve"> SEQ ábra \* ARABIC </w:instrText>
+      </w:r>
+      <w:r>
+        <w:fldChar w:fldCharType="separate"/>
+      </w:r>
+      <w:r>
         <w:rPr>
           <w:noProof/>
         </w:rPr>
-        <w:t xml:space="preserve">1. </w:t>
-      </w:r>
-      <w:r>
-        <w:rPr>
-          <w:noProof/>
-        </w:rPr>
-        <w:t xml:space="preserve">1. </w:t>
-      </w:r>
-      <w:r>
-        <w:rPr>
-          <w:noProof/>
-        </w:rPr>
-        <w:t>ábra: CNN rétegek növelésével járó teljesítmény romlás</w:t>
-      </w:r>
-      <w:r>
-        <w:rPr>
-          <w:noProof/>
+        <w:t>1</w:t>
+      </w:r>
+      <w:r>
+        <w:fldChar w:fldCharType="end"/>
+      </w:r>
+      <w:r>
+        <w:t xml:space="preserve"> </w:t>
+      </w:r>
+      <w:r>
+        <w:t>CNN rétegek növelésével járó teljesítmény romlás</w:t>
+      </w:r>
+      <w:r>
+        <w:rPr>
           <w:vertAlign w:val="superscript"/>
         </w:rPr>
         <w:t>5</w:t>
@@ -4437,7 +4846,7 @@
         <w:t>ezt szemlélteti a</w:t>
       </w:r>
       <w:r>
-        <w:t xml:space="preserve">z 1.1-es </w:t>
+        <w:t xml:space="preserve">z 1-es </w:t>
       </w:r>
       <w:r>
         <w:t>ábra</w:t>
@@ -4645,6 +5054,9 @@
           <m:rPr>
             <m:sty m:val="p"/>
           </m:rPr>
+          <w:rPr>
+            <w:rFonts w:ascii="Cambria Math" w:hAnsi="Cambria Math"/>
+          </w:rPr>
           <w:br/>
         </m:r>
       </m:oMath>
@@ -4806,7 +5218,7 @@
       <w:pPr>
         <w:pStyle w:val="Heading1"/>
       </w:pPr>
-      <w:bookmarkStart w:id="5" w:name="_Toc215121504"/>
+      <w:bookmarkStart w:id="5" w:name="_Toc215408722"/>
       <w:r>
         <w:lastRenderedPageBreak/>
         <w:t xml:space="preserve">2. </w:t>
@@ -4832,7 +5244,7 @@
       <w:pPr>
         <w:pStyle w:val="Heading2"/>
       </w:pPr>
-      <w:bookmarkStart w:id="6" w:name="_Toc215121505"/>
+      <w:bookmarkStart w:id="6" w:name="_Toc215408723"/>
       <w:r>
         <w:t>2.1</w:t>
       </w:r>
@@ -4913,9 +5325,8 @@
     <w:p>
       <w:pPr>
         <w:pStyle w:val="Heading2"/>
-        <w:jc w:val="left"/>
-      </w:pPr>
-      <w:bookmarkStart w:id="7" w:name="_Toc215121506"/>
+      </w:pPr>
+      <w:bookmarkStart w:id="7" w:name="_Toc215408724"/>
       <w:r>
         <w:t>2.2. Adathalmaz összeállításának folyamata és kihívásai</w:t>
       </w:r>
@@ -4925,7 +5336,7 @@
       <w:pPr>
         <w:pStyle w:val="Heading2"/>
       </w:pPr>
-      <w:bookmarkStart w:id="8" w:name="_Toc215121507"/>
+      <w:bookmarkStart w:id="8" w:name="_Toc215408725"/>
       <w:r>
         <w:t>2.2.1 Meme-adatok gyűjtése</w:t>
       </w:r>
@@ -5004,7 +5415,7 @@
       <w:pPr>
         <w:pStyle w:val="Heading2"/>
       </w:pPr>
-      <w:bookmarkStart w:id="9" w:name="_Toc215121508"/>
+      <w:bookmarkStart w:id="9" w:name="_Toc215408726"/>
       <w:r>
         <w:t>2.2.2 New York Times cikkhalmaz beszerzése</w:t>
       </w:r>
@@ -5017,7 +5428,7 @@
       <w:pPr>
         <w:pStyle w:val="Heading2"/>
       </w:pPr>
-      <w:bookmarkStart w:id="10" w:name="_Toc215121509"/>
+      <w:bookmarkStart w:id="10" w:name="_Toc215408727"/>
       <w:r>
         <w:t>2.2.3 Aliasok és szinonimák hozzáadása</w:t>
       </w:r>
@@ -5044,7 +5455,13 @@
     </w:p>
     <w:p>
       <w:r>
-        <w:t>A teljes márka- és aliaslista a Függelékben található.</w:t>
+        <w:t>A teljes márka- és aliaslista a Függelékben található</w:t>
+      </w:r>
+      <w:r>
+        <w:t xml:space="preserve"> (5.1)</w:t>
+      </w:r>
+      <w:r>
+        <w:t>.</w:t>
       </w:r>
     </w:p>
     <w:p/>
@@ -5052,7 +5469,7 @@
       <w:pPr>
         <w:pStyle w:val="Heading1"/>
       </w:pPr>
-      <w:bookmarkStart w:id="11" w:name="_Toc215121510"/>
+      <w:bookmarkStart w:id="11" w:name="_Toc215408728"/>
       <w:r>
         <w:lastRenderedPageBreak/>
         <w:t>3.</w:t>
@@ -5065,16 +5482,11 @@
     <w:p>
       <w:pPr>
         <w:pStyle w:val="Heading2"/>
-        <w:numPr>
-          <w:ilvl w:val="1"/>
-          <w:numId w:val="0"/>
-        </w:numPr>
-        <w:jc w:val="left"/>
         <w:rPr>
           <w:kern w:val="2"/>
         </w:rPr>
       </w:pPr>
-      <w:bookmarkStart w:id="12" w:name="_Toc215121511"/>
+      <w:bookmarkStart w:id="12" w:name="_Toc215408729"/>
       <w:r>
         <w:t>3.1</w:t>
       </w:r>
@@ -5094,18 +5506,18 @@
         <mc:AlternateContent>
           <mc:Choice Requires="wps">
             <w:drawing>
-              <wp:anchor distT="0" distB="0" distL="114300" distR="114300" simplePos="0" relativeHeight="251662848" behindDoc="0" locked="0" layoutInCell="1" allowOverlap="1" wp14:anchorId="4DF901D8" wp14:editId="5ADA76F6">
+              <wp:anchor distT="0" distB="0" distL="114300" distR="114300" simplePos="0" relativeHeight="251663872" behindDoc="0" locked="0" layoutInCell="1" allowOverlap="1" wp14:anchorId="04D42972" wp14:editId="0575B8CE">
                 <wp:simplePos x="0" y="0"/>
                 <wp:positionH relativeFrom="column">
-                  <wp:posOffset>431670</wp:posOffset>
+                  <wp:posOffset>426085</wp:posOffset>
                 </wp:positionH>
                 <wp:positionV relativeFrom="paragraph">
-                  <wp:posOffset>3533140</wp:posOffset>
+                  <wp:posOffset>5480685</wp:posOffset>
                 </wp:positionV>
-                <wp:extent cx="4694555" cy="146050"/>
-                <wp:effectExtent l="0" t="0" r="0" b="6350"/>
-                <wp:wrapTopAndBottom/>
-                <wp:docPr id="1485507266" name="Text Box 1"/>
+                <wp:extent cx="4699635" cy="635"/>
+                <wp:effectExtent l="0" t="0" r="0" b="12065"/>
+                <wp:wrapSquare wrapText="bothSides"/>
+                <wp:docPr id="560209501" name="Text Box 1"/>
                 <wp:cNvGraphicFramePr/>
                 <a:graphic xmlns:a="http://schemas.openxmlformats.org/drawingml/2006/main">
                   <a:graphicData uri="http://schemas.microsoft.com/office/word/2010/wordprocessingShape">
@@ -5114,7 +5526,7 @@
                       <wps:spPr>
                         <a:xfrm>
                           <a:off x="0" y="0"/>
-                          <a:ext cx="4694555" cy="146050"/>
+                          <a:ext cx="4699635" cy="635"/>
                         </a:xfrm>
                         <a:prstGeom prst="rect">
                           <a:avLst/>
@@ -5136,16 +5548,28 @@
                               </w:rPr>
                             </w:pPr>
                             <w:r>
-                              <w:rPr>
-                                <w:noProof/>
-                              </w:rPr>
                               <w:t xml:space="preserve">ábra </w:t>
+                            </w:r>
+                            <w:r>
+                              <w:fldChar w:fldCharType="begin"/>
+                            </w:r>
+                            <w:r>
+                              <w:instrText xml:space="preserve"> SEQ ábra \* ARABIC </w:instrText>
+                            </w:r>
+                            <w:r>
+                              <w:fldChar w:fldCharType="separate"/>
                             </w:r>
                             <w:r>
                               <w:rPr>
                                 <w:noProof/>
                               </w:rPr>
                               <w:t>2</w:t>
+                            </w:r>
+                            <w:r>
+                              <w:fldChar w:fldCharType="end"/>
+                            </w:r>
+                            <w:r>
+                              <w:t xml:space="preserve"> Pre-trained Resnet eredmények</w:t>
                             </w:r>
                           </w:p>
                         </w:txbxContent>
@@ -5159,18 +5583,12 @@
                     </wps:wsp>
                   </a:graphicData>
                 </a:graphic>
-                <wp14:sizeRelH relativeFrom="margin">
-                  <wp14:pctWidth>0</wp14:pctWidth>
-                </wp14:sizeRelH>
-                <wp14:sizeRelV relativeFrom="margin">
-                  <wp14:pctHeight>0</wp14:pctHeight>
-                </wp14:sizeRelV>
               </wp:anchor>
             </w:drawing>
           </mc:Choice>
           <mc:Fallback>
             <w:pict>
-              <v:shape w14:anchorId="4DF901D8" id="Text Box 1" o:spid="_x0000_s1027" type="#_x0000_t202" style="position:absolute;left:0;text-align:left;margin-left:34pt;margin-top:278.2pt;width:369.65pt;height:11.5pt;z-index:251662848;visibility:visible;mso-wrap-style:square;mso-width-percent:0;mso-height-percent:0;mso-wrap-distance-left:9pt;mso-wrap-distance-top:0;mso-wrap-distance-right:9pt;mso-wrap-distance-bottom:0;mso-position-horizontal:absolute;mso-position-horizontal-relative:text;mso-position-vertical:absolute;mso-position-vertical-relative:text;mso-width-percent:0;mso-height-percent:0;mso-width-relative:margin;mso-height-relative:margin;v-text-anchor:top" o:gfxdata="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" stroked="f">
+              <v:shape w14:anchorId="04D42972" id="Text Box 1" o:spid="_x0000_s1027" type="#_x0000_t202" style="position:absolute;left:0;text-align:left;margin-left:33.55pt;margin-top:431.55pt;width:370.05pt;height:.05pt;z-index:251663872;visibility:visible;mso-wrap-style:square;mso-wrap-distance-left:9pt;mso-wrap-distance-top:0;mso-wrap-distance-right:9pt;mso-wrap-distance-bottom:0;mso-position-horizontal:absolute;mso-position-horizontal-relative:text;mso-position-vertical:absolute;mso-position-vertical-relative:text;v-text-anchor:top" o:gfxdata="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" stroked="f">
                 <v:textbox style="mso-fit-shape-to-text:t" inset="0,0,0,0">
                   <w:txbxContent>
                     <w:p>
@@ -5181,10 +5599,16 @@
                         </w:rPr>
                       </w:pPr>
                       <w:r>
-                        <w:rPr>
-                          <w:noProof/>
-                        </w:rPr>
                         <w:t xml:space="preserve">ábra </w:t>
+                      </w:r>
+                      <w:r>
+                        <w:fldChar w:fldCharType="begin"/>
+                      </w:r>
+                      <w:r>
+                        <w:instrText xml:space="preserve"> SEQ ábra \* ARABIC </w:instrText>
+                      </w:r>
+                      <w:r>
+                        <w:fldChar w:fldCharType="separate"/>
                       </w:r>
                       <w:r>
                         <w:rPr>
@@ -5192,10 +5616,16 @@
                         </w:rPr>
                         <w:t>2</w:t>
                       </w:r>
+                      <w:r>
+                        <w:fldChar w:fldCharType="end"/>
+                      </w:r>
+                      <w:r>
+                        <w:t xml:space="preserve"> Pre-trained Resnet eredmények</w:t>
+                      </w:r>
                     </w:p>
                   </w:txbxContent>
                 </v:textbox>
-                <w10:wrap type="topAndBottom"/>
+                <w10:wrap type="square"/>
               </v:shape>
             </w:pict>
           </mc:Fallback>
@@ -5206,17 +5636,17 @@
           <w:noProof/>
         </w:rPr>
         <w:drawing>
-          <wp:anchor distT="0" distB="0" distL="114300" distR="114300" simplePos="0" relativeHeight="251661824" behindDoc="0" locked="0" layoutInCell="1" allowOverlap="1" wp14:anchorId="7E3FE76D" wp14:editId="5852EE6D">
+          <wp:anchor distT="0" distB="0" distL="114300" distR="114300" simplePos="0" relativeHeight="251661824" behindDoc="0" locked="0" layoutInCell="1" allowOverlap="1" wp14:anchorId="7E3FE76D" wp14:editId="6C5D0975">
             <wp:simplePos x="0" y="0"/>
             <wp:positionH relativeFrom="margin">
-              <wp:posOffset>426545</wp:posOffset>
+              <wp:posOffset>426085</wp:posOffset>
             </wp:positionH>
             <wp:positionV relativeFrom="paragraph">
-              <wp:posOffset>2090055</wp:posOffset>
+              <wp:posOffset>3978910</wp:posOffset>
             </wp:positionV>
-            <wp:extent cx="4700016" cy="1444752"/>
-            <wp:effectExtent l="0" t="0" r="5715" b="3175"/>
-            <wp:wrapTopAndBottom/>
+            <wp:extent cx="4699635" cy="1444625"/>
+            <wp:effectExtent l="0" t="0" r="0" b="3175"/>
+            <wp:wrapSquare wrapText="bothSides"/>
             <wp:docPr id="708454215" name="Picture 1" descr="A graph with numbers and lines&#10;&#10;AI-generated content may be incorrect."/>
             <wp:cNvGraphicFramePr>
               <a:graphicFrameLocks xmlns:a="http://schemas.openxmlformats.org/drawingml/2006/main" noChangeAspect="1"/>
@@ -5243,7 +5673,7 @@
                   <pic:spPr>
                     <a:xfrm>
                       <a:off x="0" y="0"/>
-                      <a:ext cx="4700016" cy="1444752"/>
+                      <a:ext cx="4699635" cy="1444625"/>
                     </a:xfrm>
                     <a:prstGeom prst="rect">
                       <a:avLst/>
@@ -5310,9 +5740,8 @@
     <w:p>
       <w:pPr>
         <w:pStyle w:val="Heading2"/>
-        <w:jc w:val="left"/>
-      </w:pPr>
-      <w:bookmarkStart w:id="13" w:name="_Toc215121512"/>
+      </w:pPr>
+      <w:bookmarkStart w:id="13" w:name="_Toc215408730"/>
       <w:r>
         <w:t>3.2 Elkészült modell bemutatása</w:t>
       </w:r>
@@ -5334,28 +5763,31 @@
     </w:p>
     <w:p>
       <w:r>
-        <w:t xml:space="preserve">Ez az eljárás nemcsak a térbeli összefüggések hatékonyabb kiaknázását teszi lehetővé, hanem a jellemzők közötti kapcsolatok figyelembevételét is. Kutatások kimutatták, hogy az SE blokkok számos feladaton javítják a teljesítményt, meglévő modellekhez is könnyen hozzáadhatók, és például egy nemzetközi képfelismerési versenyen is segítettek a győztes megoldás kidolgozásában, jelentősen csökkentve a </w:t>
-      </w:r>
+        <w:t>Ez az eljárás nemcsak a térbeli összefüggések hatékonyabb kiaknázását teszi lehetővé, hanem a jellemzők közötti kapcsolatok figyelembevételét is. Kutatások kimutatták, hogy az SE blokkok számos feladaton javítják a teljesítményt, meglévő modellekhez is könnyen hozzáadhatók, és például egy nemzetközi képfelismerési versenyen is segítettek a győztes megoldás kidolgozásában, jelentősen csökkentve a hibaarányt a korábbi állapothoz képest</w:t>
+      </w:r>
+      <w:r>
+        <w:rPr>
+          <w:vertAlign w:val="superscript"/>
+        </w:rPr>
+        <w:t>1</w:t>
+      </w:r>
+      <w:r>
+        <w:rPr>
+          <w:vertAlign w:val="superscript"/>
+        </w:rPr>
+        <w:t>6</w:t>
+      </w:r>
+      <w:r>
+        <w:t>.</w:t>
+      </w:r>
+    </w:p>
+    <w:p>
+      <w:pPr>
+        <w:keepNext/>
+        <w:jc w:val="center"/>
+      </w:pPr>
       <w:r>
         <w:lastRenderedPageBreak/>
-        <w:t>hibaarányt a korábbi állapothoz képest</w:t>
-      </w:r>
-      <w:r>
-        <w:rPr>
-          <w:vertAlign w:val="superscript"/>
-        </w:rPr>
-        <w:t>1</w:t>
-      </w:r>
-      <w:r>
-        <w:rPr>
-          <w:vertAlign w:val="superscript"/>
-        </w:rPr>
-        <w:t>6</w:t>
-      </w:r>
-      <w:r>
-        <w:t>.</w:t>
-      </w:r>
-      <w:r>
         <w:fldChar w:fldCharType="begin"/>
       </w:r>
       <w:r>
@@ -5368,7 +5800,7 @@
         <w:rPr>
           <w:noProof/>
         </w:rPr>
-        <w:pict w14:anchorId="4A5CE85C">
+        <w:pict w14:anchorId="23374DD4">
           <v:shapetype id="_x0000_t75" coordsize="21600,21600" o:spt="75" o:preferrelative="t" path="m@4@5l@4@11@9@11@9@5xe" filled="f" stroked="f">
             <v:stroke joinstyle="miter"/>
             <v:formulas>
@@ -5388,7 +5820,7 @@
             <v:path o:extrusionok="f" gradientshapeok="t" o:connecttype="rect"/>
             <o:lock v:ext="edit" aspectratio="t"/>
           </v:shapetype>
-          <v:shape id="_x0000_i1025" type="#_x0000_t75" alt="" style="width:286pt;height:276pt;mso-width-percent:0;mso-height-percent:0;mso-width-percent:0;mso-height-percent:0">
+          <v:shape id="_x0000_i1025" type="#_x0000_t75" alt="" style="width:286.3pt;height:276pt;mso-width-percent:0;mso-height-percent:0;mso-width-percent:0;mso-height-percent:0">
             <v:imagedata r:id="rId12" r:href="rId13"/>
           </v:shape>
         </w:pict>
@@ -5399,10 +5831,35 @@
     </w:p>
     <w:p>
       <w:pPr>
+        <w:pStyle w:val="Caption"/>
+      </w:pPr>
+      <w:r>
+        <w:t xml:space="preserve">ábra </w:t>
+      </w:r>
+      <w:r>
+        <w:fldChar w:fldCharType="begin"/>
+      </w:r>
+      <w:r>
+        <w:instrText xml:space="preserve"> SEQ ábra \* ARABIC </w:instrText>
+      </w:r>
+      <w:r>
+        <w:fldChar w:fldCharType="separate"/>
+      </w:r>
+      <w:r>
+        <w:rPr>
+          <w:noProof/>
+        </w:rPr>
+        <w:t>3</w:t>
+      </w:r>
+      <w:r>
+        <w:fldChar w:fldCharType="end"/>
+      </w:r>
+    </w:p>
+    <w:p>
+      <w:pPr>
         <w:pStyle w:val="Heading2"/>
-        <w:jc w:val="left"/>
-      </w:pPr>
-      <w:bookmarkStart w:id="14" w:name="_Toc215121513"/>
+      </w:pPr>
+      <w:bookmarkStart w:id="14" w:name="_Toc215408731"/>
       <w:r>
         <w:t>3.2.1 Modellbeli módosítások</w:t>
       </w:r>
@@ -5436,9 +5893,8 @@
     <w:p>
       <w:pPr>
         <w:pStyle w:val="Heading2"/>
-        <w:jc w:val="left"/>
-      </w:pPr>
-      <w:bookmarkStart w:id="15" w:name="_Toc215121514"/>
+      </w:pPr>
+      <w:bookmarkStart w:id="15" w:name="_Toc215408732"/>
       <w:r>
         <w:t>3.2.2 Adatbeli módosítások</w:t>
       </w:r>
@@ -5467,9 +5923,8 @@
     <w:p>
       <w:pPr>
         <w:pStyle w:val="Heading2"/>
-        <w:jc w:val="left"/>
-      </w:pPr>
-      <w:bookmarkStart w:id="16" w:name="_Toc215121515"/>
+      </w:pPr>
+      <w:bookmarkStart w:id="16" w:name="_Toc215408733"/>
       <w:r>
         <w:t>3.2.3 Tanítási technikák</w:t>
       </w:r>
@@ -5528,7 +5983,7 @@
       <w:pPr>
         <w:pStyle w:val="Heading2"/>
       </w:pPr>
-      <w:bookmarkStart w:id="17" w:name="_Toc215121516"/>
+      <w:bookmarkStart w:id="17" w:name="_Toc215408734"/>
       <w:r>
         <w:t>3.2.4. Veszteségfüggvény és keresztvalidáció</w:t>
       </w:r>
@@ -5633,9 +6088,12 @@
         <w:gridCol w:w="1293"/>
       </w:tblGrid>
       <w:tr>
+        <w:trPr>
+          <w:trHeight w:val="1055"/>
+        </w:trPr>
         <w:tc>
           <w:tcPr>
-            <w:tcW w:w="1925" w:type="dxa"/>
+            <w:tcW w:w="1590" w:type="dxa"/>
             <w:tcBorders>
               <w:top w:val="single" w:sz="12" w:space="0" w:color="auto"/>
               <w:left w:val="single" w:sz="12" w:space="0" w:color="auto"/>
@@ -5653,7 +6111,7 @@
         </w:tc>
         <w:tc>
           <w:tcPr>
-            <w:tcW w:w="2210" w:type="dxa"/>
+            <w:tcW w:w="1954" w:type="dxa"/>
             <w:tcBorders>
               <w:top w:val="single" w:sz="12" w:space="0" w:color="auto"/>
               <w:bottom w:val="single" w:sz="12" w:space="0" w:color="auto"/>
@@ -5670,7 +6128,7 @@
         </w:tc>
         <w:tc>
           <w:tcPr>
-            <w:tcW w:w="2250" w:type="dxa"/>
+            <w:tcW w:w="1984" w:type="dxa"/>
             <w:tcBorders>
               <w:top w:val="single" w:sz="12" w:space="0" w:color="auto"/>
               <w:bottom w:val="single" w:sz="12" w:space="0" w:color="auto"/>
@@ -5687,7 +6145,7 @@
         </w:tc>
         <w:tc>
           <w:tcPr>
-            <w:tcW w:w="1800" w:type="dxa"/>
+            <w:tcW w:w="1653" w:type="dxa"/>
             <w:tcBorders>
               <w:top w:val="single" w:sz="12" w:space="0" w:color="auto"/>
               <w:bottom w:val="single" w:sz="12" w:space="0" w:color="auto"/>
@@ -5704,7 +6162,7 @@
         </w:tc>
         <w:tc>
           <w:tcPr>
-            <w:tcW w:w="1443" w:type="dxa"/>
+            <w:tcW w:w="1293" w:type="dxa"/>
             <w:tcBorders>
               <w:top w:val="single" w:sz="12" w:space="0" w:color="auto"/>
               <w:bottom w:val="single" w:sz="12" w:space="0" w:color="auto"/>
@@ -5722,9 +6180,12 @@
         </w:tc>
       </w:tr>
       <w:tr>
+        <w:trPr>
+          <w:trHeight w:val="707"/>
+        </w:trPr>
         <w:tc>
           <w:tcPr>
-            <w:tcW w:w="1925" w:type="dxa"/>
+            <w:tcW w:w="1590" w:type="dxa"/>
             <w:tcBorders>
               <w:top w:val="single" w:sz="12" w:space="0" w:color="auto"/>
               <w:left w:val="single" w:sz="12" w:space="0" w:color="auto"/>
@@ -5741,7 +6202,7 @@
         </w:tc>
         <w:tc>
           <w:tcPr>
-            <w:tcW w:w="2210" w:type="dxa"/>
+            <w:tcW w:w="1954" w:type="dxa"/>
             <w:tcBorders>
               <w:top w:val="single" w:sz="12" w:space="0" w:color="auto"/>
             </w:tcBorders>
@@ -5757,7 +6218,7 @@
         </w:tc>
         <w:tc>
           <w:tcPr>
-            <w:tcW w:w="2250" w:type="dxa"/>
+            <w:tcW w:w="1984" w:type="dxa"/>
             <w:tcBorders>
               <w:top w:val="single" w:sz="12" w:space="0" w:color="auto"/>
             </w:tcBorders>
@@ -5773,7 +6234,7 @@
         </w:tc>
         <w:tc>
           <w:tcPr>
-            <w:tcW w:w="1800" w:type="dxa"/>
+            <w:tcW w:w="1653" w:type="dxa"/>
             <w:tcBorders>
               <w:top w:val="single" w:sz="12" w:space="0" w:color="auto"/>
             </w:tcBorders>
@@ -5789,7 +6250,7 @@
         </w:tc>
         <w:tc>
           <w:tcPr>
-            <w:tcW w:w="1443" w:type="dxa"/>
+            <w:tcW w:w="1293" w:type="dxa"/>
             <w:tcBorders>
               <w:top w:val="single" w:sz="12" w:space="0" w:color="auto"/>
               <w:right w:val="single" w:sz="12" w:space="0" w:color="auto"/>
@@ -5806,9 +6267,12 @@
         </w:tc>
       </w:tr>
       <w:tr>
+        <w:trPr>
+          <w:trHeight w:val="720"/>
+        </w:trPr>
         <w:tc>
           <w:tcPr>
-            <w:tcW w:w="1925" w:type="dxa"/>
+            <w:tcW w:w="1590" w:type="dxa"/>
             <w:tcBorders>
               <w:left w:val="single" w:sz="12" w:space="0" w:color="auto"/>
             </w:tcBorders>
@@ -5824,7 +6288,7 @@
         </w:tc>
         <w:tc>
           <w:tcPr>
-            <w:tcW w:w="2210" w:type="dxa"/>
+            <w:tcW w:w="1954" w:type="dxa"/>
           </w:tcPr>
           <w:p>
             <w:pPr>
@@ -5837,7 +6301,7 @@
         </w:tc>
         <w:tc>
           <w:tcPr>
-            <w:tcW w:w="2250" w:type="dxa"/>
+            <w:tcW w:w="1984" w:type="dxa"/>
           </w:tcPr>
           <w:p>
             <w:pPr>
@@ -5850,7 +6314,7 @@
         </w:tc>
         <w:tc>
           <w:tcPr>
-            <w:tcW w:w="1800" w:type="dxa"/>
+            <w:tcW w:w="1653" w:type="dxa"/>
           </w:tcPr>
           <w:p>
             <w:pPr>
@@ -5863,7 +6327,7 @@
         </w:tc>
         <w:tc>
           <w:tcPr>
-            <w:tcW w:w="1443" w:type="dxa"/>
+            <w:tcW w:w="1293" w:type="dxa"/>
             <w:tcBorders>
               <w:right w:val="single" w:sz="12" w:space="0" w:color="auto"/>
             </w:tcBorders>
@@ -5879,9 +6343,12 @@
         </w:tc>
       </w:tr>
       <w:tr>
+        <w:trPr>
+          <w:trHeight w:val="707"/>
+        </w:trPr>
         <w:tc>
           <w:tcPr>
-            <w:tcW w:w="1925" w:type="dxa"/>
+            <w:tcW w:w="1590" w:type="dxa"/>
             <w:tcBorders>
               <w:left w:val="single" w:sz="12" w:space="0" w:color="auto"/>
             </w:tcBorders>
@@ -5897,7 +6364,7 @@
         </w:tc>
         <w:tc>
           <w:tcPr>
-            <w:tcW w:w="2210" w:type="dxa"/>
+            <w:tcW w:w="1954" w:type="dxa"/>
           </w:tcPr>
           <w:p>
             <w:pPr>
@@ -5910,7 +6377,7 @@
         </w:tc>
         <w:tc>
           <w:tcPr>
-            <w:tcW w:w="2250" w:type="dxa"/>
+            <w:tcW w:w="1984" w:type="dxa"/>
           </w:tcPr>
           <w:p>
             <w:pPr>
@@ -5923,7 +6390,7 @@
         </w:tc>
         <w:tc>
           <w:tcPr>
-            <w:tcW w:w="1800" w:type="dxa"/>
+            <w:tcW w:w="1653" w:type="dxa"/>
           </w:tcPr>
           <w:p>
             <w:pPr>
@@ -5936,7 +6403,7 @@
         </w:tc>
         <w:tc>
           <w:tcPr>
-            <w:tcW w:w="1443" w:type="dxa"/>
+            <w:tcW w:w="1293" w:type="dxa"/>
             <w:tcBorders>
               <w:right w:val="single" w:sz="12" w:space="0" w:color="auto"/>
             </w:tcBorders>
@@ -5952,9 +6419,12 @@
         </w:tc>
       </w:tr>
       <w:tr>
+        <w:trPr>
+          <w:trHeight w:val="720"/>
+        </w:trPr>
         <w:tc>
           <w:tcPr>
-            <w:tcW w:w="1925" w:type="dxa"/>
+            <w:tcW w:w="1590" w:type="dxa"/>
             <w:tcBorders>
               <w:left w:val="single" w:sz="12" w:space="0" w:color="auto"/>
             </w:tcBorders>
@@ -5970,7 +6440,7 @@
         </w:tc>
         <w:tc>
           <w:tcPr>
-            <w:tcW w:w="2210" w:type="dxa"/>
+            <w:tcW w:w="1954" w:type="dxa"/>
           </w:tcPr>
           <w:p>
             <w:pPr>
@@ -5983,7 +6453,7 @@
         </w:tc>
         <w:tc>
           <w:tcPr>
-            <w:tcW w:w="2250" w:type="dxa"/>
+            <w:tcW w:w="1984" w:type="dxa"/>
           </w:tcPr>
           <w:p>
             <w:pPr>
@@ -5996,7 +6466,7 @@
         </w:tc>
         <w:tc>
           <w:tcPr>
-            <w:tcW w:w="1800" w:type="dxa"/>
+            <w:tcW w:w="1653" w:type="dxa"/>
           </w:tcPr>
           <w:p>
             <w:pPr>
@@ -6009,7 +6479,7 @@
         </w:tc>
         <w:tc>
           <w:tcPr>
-            <w:tcW w:w="1443" w:type="dxa"/>
+            <w:tcW w:w="1293" w:type="dxa"/>
             <w:tcBorders>
               <w:right w:val="single" w:sz="12" w:space="0" w:color="auto"/>
             </w:tcBorders>
@@ -6025,9 +6495,12 @@
         </w:tc>
       </w:tr>
       <w:tr>
+        <w:trPr>
+          <w:trHeight w:val="707"/>
+        </w:trPr>
         <w:tc>
           <w:tcPr>
-            <w:tcW w:w="1925" w:type="dxa"/>
+            <w:tcW w:w="1590" w:type="dxa"/>
             <w:tcBorders>
               <w:left w:val="single" w:sz="12" w:space="0" w:color="auto"/>
               <w:bottom w:val="single" w:sz="12" w:space="0" w:color="auto"/>
@@ -6044,7 +6517,7 @@
         </w:tc>
         <w:tc>
           <w:tcPr>
-            <w:tcW w:w="2210" w:type="dxa"/>
+            <w:tcW w:w="1954" w:type="dxa"/>
             <w:tcBorders>
               <w:bottom w:val="single" w:sz="12" w:space="0" w:color="auto"/>
             </w:tcBorders>
@@ -6060,7 +6533,7 @@
         </w:tc>
         <w:tc>
           <w:tcPr>
-            <w:tcW w:w="2250" w:type="dxa"/>
+            <w:tcW w:w="1984" w:type="dxa"/>
             <w:tcBorders>
               <w:bottom w:val="single" w:sz="12" w:space="0" w:color="auto"/>
             </w:tcBorders>
@@ -6076,7 +6549,7 @@
         </w:tc>
         <w:tc>
           <w:tcPr>
-            <w:tcW w:w="1800" w:type="dxa"/>
+            <w:tcW w:w="1653" w:type="dxa"/>
             <w:tcBorders>
               <w:bottom w:val="single" w:sz="12" w:space="0" w:color="auto"/>
             </w:tcBorders>
@@ -6092,7 +6565,7 @@
         </w:tc>
         <w:tc>
           <w:tcPr>
-            <w:tcW w:w="1443" w:type="dxa"/>
+            <w:tcW w:w="1293" w:type="dxa"/>
             <w:tcBorders>
               <w:bottom w:val="single" w:sz="12" w:space="0" w:color="auto"/>
               <w:right w:val="single" w:sz="12" w:space="0" w:color="auto"/>
@@ -6129,12 +6602,11 @@
     <w:p>
       <w:pPr>
         <w:pStyle w:val="Heading2"/>
-        <w:jc w:val="left"/>
       </w:pPr>
       <w:r>
         <w:br/>
       </w:r>
-      <w:bookmarkStart w:id="18" w:name="_Toc215121517"/>
+      <w:bookmarkStart w:id="18" w:name="_Toc215408735"/>
       <w:r>
         <w:t>3</w:t>
       </w:r>
@@ -6191,142 +6663,346 @@
       <w:pPr>
         <w:pStyle w:val="Heading1"/>
       </w:pPr>
-      <w:bookmarkStart w:id="19" w:name="_Toc332797397"/>
-      <w:bookmarkStart w:id="20" w:name="_Toc215121518"/>
+      <w:bookmarkStart w:id="19" w:name="_Toc215408736"/>
       <w:r>
         <w:lastRenderedPageBreak/>
         <w:t>4. Eredmények és elemzés</w:t>
       </w:r>
+      <w:bookmarkEnd w:id="19"/>
+    </w:p>
+    <w:p>
+      <w:pPr>
+        <w:pStyle w:val="Heading2"/>
+      </w:pPr>
+      <w:bookmarkStart w:id="20" w:name="_Toc215408737"/>
+      <w:r>
+        <w:t>4.1 Adatok előkészítése az elemzéshez</w:t>
+      </w:r>
       <w:bookmarkEnd w:id="20"/>
     </w:p>
     <w:p>
       <w:pPr>
         <w:pStyle w:val="Heading2"/>
       </w:pPr>
-      <w:bookmarkStart w:id="21" w:name="_Toc215121519"/>
-      <w:r>
-        <w:t>4.1 Adatok előkészítése az elemzéshez</w:t>
+      <w:r>
+        <w:t xml:space="preserve">4.1.1 Reddit </w:t>
+      </w:r>
+      <w:r>
+        <w:rPr>
+          <w:iCs w:val="0"/>
+        </w:rPr>
+        <w:t>posztok</w:t>
+      </w:r>
+      <w:r>
+        <w:t xml:space="preserve"> </w:t>
+      </w:r>
+      <w:r>
+        <w:rPr>
+          <w:iCs w:val="0"/>
+        </w:rPr>
+        <w:t>e</w:t>
+      </w:r>
+      <w:r>
+        <w:rPr>
+          <w:iCs w:val="0"/>
+        </w:rPr>
+        <w:t>ngagement</w:t>
+      </w:r>
+      <w:r>
+        <w:t xml:space="preserve"> mutató</w:t>
+      </w:r>
+      <w:r>
+        <w:t>i</w:t>
+      </w:r>
+      <w:r>
+        <w:t xml:space="preserve"> </w:t>
+      </w:r>
+      <w:r>
+        <w:t>a mémekhez</w:t>
+      </w:r>
+    </w:p>
+    <w:p>
+      <w:r>
+        <w:t>score = upvotes − downvotes, így előfordulhatnak 0-nál kisebb értékek. A clip(lower=0) nullára vágja a negatívakat, ezzel elkerülöd a log() hibát és a kevés downvote-tól nem torzul a skála. np.log1p(x) pontosan log(1 + x), ami stabil kis értékeknél és nem kell előtte float-tá konvertálni.</w:t>
+      </w:r>
+    </w:p>
+    <w:p>
+      <w:pPr>
+        <w:pStyle w:val="Heading2"/>
+        <w:rPr>
+          <w:iCs w:val="0"/>
+        </w:rPr>
+      </w:pPr>
+      <w:r>
+        <w:rPr>
+          <w:iCs w:val="0"/>
+        </w:rPr>
+        <w:t>4.1.2 Cikkalapú sentiment előfeldolgozás (márka/alias alapú mondatok)</w:t>
+      </w:r>
+    </w:p>
+    <w:p>
+      <w:pPr>
+        <w:pStyle w:val="Heading2"/>
+        <w:rPr>
+          <w:rFonts w:cs="Times New Roman"/>
+          <w:iCs w:val="0"/>
+          <w:sz w:val="24"/>
+          <w:szCs w:val="24"/>
+        </w:rPr>
+      </w:pPr>
+      <w:r>
+        <w:rPr>
+          <w:rFonts w:cs="Times New Roman"/>
+          <w:iCs w:val="0"/>
+          <w:sz w:val="24"/>
+          <w:szCs w:val="24"/>
+        </w:rPr>
+        <w:t>A cikkekből történő sentiment számítás során csak azokat a mondatokat vettem figyelembe, amelyek tartalmazzák az adott márkát vagy az előzetesen összeállított aliaslistában szereplő alternatív elnevezéseket. Ez biztosítja, hogy a sentiment-értékek valóban a vizsgált márkára vonatkozzanak, és ne torzítsák az elemzést a cikk többi, nem releváns részlete</w:t>
+      </w:r>
+      <w:r>
+        <w:rPr>
+          <w:rFonts w:cs="Times New Roman"/>
+          <w:iCs w:val="0"/>
+          <w:sz w:val="24"/>
+          <w:szCs w:val="24"/>
+        </w:rPr>
+        <w:t>.</w:t>
+      </w:r>
+      <w:r>
+        <w:rPr>
+          <w:rFonts w:cs="Times New Roman"/>
+          <w:iCs w:val="0"/>
+          <w:sz w:val="24"/>
+          <w:szCs w:val="24"/>
+        </w:rPr>
+        <w:t xml:space="preserve"> </w:t>
+      </w:r>
+    </w:p>
+    <w:p>
+      <w:pPr>
+        <w:pStyle w:val="Heading2"/>
+      </w:pPr>
+      <w:r>
+        <w:t>4.1.</w:t>
+      </w:r>
+      <w:r>
+        <w:t>3</w:t>
+      </w:r>
+      <w:r>
+        <w:t xml:space="preserve"> </w:t>
+      </w:r>
+      <w:r>
+        <w:t>Meme alapú</w:t>
+      </w:r>
+      <w:r>
+        <w:t xml:space="preserve"> sentiment előfeldolgozás</w:t>
+      </w:r>
+    </w:p>
+    <w:p>
+      <w:pPr>
+        <w:pStyle w:val="Heading2"/>
+        <w:rPr>
+          <w:rFonts w:cs="Times New Roman"/>
+          <w:iCs w:val="0"/>
+          <w:sz w:val="24"/>
+          <w:szCs w:val="24"/>
+        </w:rPr>
+      </w:pPr>
+      <w:bookmarkStart w:id="21" w:name="_Toc215408738"/>
+      <w:r>
+        <w:rPr>
+          <w:rFonts w:cs="Times New Roman"/>
+          <w:iCs w:val="0"/>
+          <w:sz w:val="24"/>
+          <w:szCs w:val="24"/>
+        </w:rPr>
+        <w:t>A mémekhez kapcsolódó érzelmi töltet (meme sentiment) kiszámítására egy kísérleti, kétforrású megközelítés készült: (1) az OCR-rel kinyert szöveg FinBERT-alapú osztályozására, illetve (2) egy CLIP-alapú zero-shot prompt-páros („a positive meme” vs. „a negative meme”) képi hangulatelemzésére építve.</w:t>
       </w:r>
       <w:bookmarkEnd w:id="21"/>
-    </w:p>
-    <w:p>
-      <w:pPr>
-        <w:numPr>
-          <w:ilvl w:val="0"/>
-          <w:numId w:val="27"/>
-        </w:numPr>
-      </w:pPr>
-      <w:r>
-        <w:t>4.1.1 Meme-adatok aggregálása és normalizálása (z-score, log1p, clipping)</w:t>
-      </w:r>
-    </w:p>
-    <w:p>
-      <w:pPr>
-        <w:numPr>
-          <w:ilvl w:val="0"/>
-          <w:numId w:val="27"/>
-        </w:numPr>
-      </w:pPr>
-      <w:r>
-        <w:t>4.1.2 Cikkalapú sentiment előfeldolgozás (márka/alias alapú mondatok)</w:t>
-      </w:r>
-    </w:p>
-    <w:p>
-      <w:r>
-        <w:t>A cikkekből történő sentiment számítás során csak azokat a mondatokat vettem figyelembe, amelyek tartalmazzák az adott márkát vagy az előzetesen összeállított aliaslistában szereplő alternatív elnevezéseket. Ez biztosítja, hogy a sentiment-értékek valóban a vizsgált márkára vonatkozzanak, és ne torzítsák az elemzést a cikk többi, nem releváns részlete</w:t>
-      </w:r>
-      <w:r>
-        <w:t>.</w:t>
-      </w:r>
-      <w:r>
+      <w:r>
+        <w:rPr>
+          <w:rFonts w:cs="Times New Roman"/>
+          <w:iCs w:val="0"/>
+          <w:sz w:val="24"/>
+          <w:szCs w:val="24"/>
+        </w:rPr>
         <w:t xml:space="preserve"> </w:t>
       </w:r>
     </w:p>
-    <w:p>
-      <w:pPr>
-        <w:numPr>
-          <w:ilvl w:val="0"/>
-          <w:numId w:val="27"/>
-        </w:numPr>
-      </w:pPr>
-      <w:r>
-        <w:t>4.1.3 Engagement mutatók előkészítése</w:t>
+    <w:p/>
+    <w:p>
+      <w:pPr>
+        <w:keepNext/>
+        <w:ind w:firstLine="0"/>
+        <w:jc w:val="center"/>
+      </w:pPr>
+      <w:r>
+        <w:rPr>
+          <w:noProof/>
+        </w:rPr>
+        <w:lastRenderedPageBreak/>
+        <w:drawing>
+          <wp:inline distT="0" distB="0" distL="0" distR="0" wp14:anchorId="200207C1" wp14:editId="202AE16B">
+            <wp:extent cx="5400000" cy="1800000"/>
+            <wp:effectExtent l="0" t="0" r="0" b="3810"/>
+            <wp:docPr id="132240923" name="Picture 10" descr="A blue and black squares with black text&#10;&#10;AI-generated content may be incorrect."/>
+            <wp:cNvGraphicFramePr>
+              <a:graphicFrameLocks xmlns:a="http://schemas.openxmlformats.org/drawingml/2006/main"/>
+            </wp:cNvGraphicFramePr>
+            <a:graphic xmlns:a="http://schemas.openxmlformats.org/drawingml/2006/main">
+              <a:graphicData uri="http://schemas.openxmlformats.org/drawingml/2006/picture">
+                <pic:pic xmlns:pic="http://schemas.openxmlformats.org/drawingml/2006/picture">
+                  <pic:nvPicPr>
+                    <pic:cNvPr id="132240923" name="Picture 10" descr="A blue and black squares with black text&#10;&#10;AI-generated content may be incorrect."/>
+                    <pic:cNvPicPr/>
+                  </pic:nvPicPr>
+                  <pic:blipFill>
+                    <a:blip r:embed="rId14" cstate="print">
+                      <a:extLst>
+                        <a:ext uri="{28A0092B-C50C-407E-A947-70E740481C1C}">
+                          <a14:useLocalDpi xmlns:a14="http://schemas.microsoft.com/office/drawing/2010/main" val="0"/>
+                        </a:ext>
+                      </a:extLst>
+                    </a:blip>
+                    <a:stretch>
+                      <a:fillRect/>
+                    </a:stretch>
+                  </pic:blipFill>
+                  <pic:spPr>
+                    <a:xfrm>
+                      <a:off x="0" y="0"/>
+                      <a:ext cx="5400000" cy="1800000"/>
+                    </a:xfrm>
+                    <a:prstGeom prst="rect">
+                      <a:avLst/>
+                    </a:prstGeom>
+                  </pic:spPr>
+                </pic:pic>
+              </a:graphicData>
+            </a:graphic>
+          </wp:inline>
+        </w:drawing>
+      </w:r>
+    </w:p>
+    <w:p>
+      <w:pPr>
+        <w:pStyle w:val="Caption"/>
+      </w:pPr>
+      <w:r>
+        <w:t xml:space="preserve">ábra </w:t>
+      </w:r>
+      <w:r>
+        <w:fldChar w:fldCharType="begin"/>
+      </w:r>
+      <w:r>
+        <w:instrText xml:space="preserve"> SEQ ábra \* ARABIC </w:instrText>
+      </w:r>
+      <w:r>
+        <w:fldChar w:fldCharType="separate"/>
+      </w:r>
+      <w:r>
+        <w:rPr>
+          <w:noProof/>
+        </w:rPr>
+        <w:t>4</w:t>
+      </w:r>
+      <w:r>
+        <w:fldChar w:fldCharType="end"/>
+      </w:r>
+      <w:r>
+        <w:t xml:space="preserve"> Márkák cikkszám eloszlása</w:t>
+      </w:r>
+    </w:p>
+    <w:p>
+      <w:pPr>
+        <w:keepNext/>
+        <w:ind w:firstLine="0"/>
+      </w:pPr>
+      <w:r>
+        <w:rPr>
+          <w:noProof/>
+        </w:rPr>
+        <w:drawing>
+          <wp:inline distT="0" distB="0" distL="0" distR="0" wp14:anchorId="460BBA5B" wp14:editId="34043325">
+            <wp:extent cx="5400000" cy="1800000"/>
+            <wp:effectExtent l="0" t="0" r="0" b="3810"/>
+            <wp:docPr id="166428589" name="Picture 11" descr="A white background with blue squares&#10;&#10;AI-generated content may be incorrect."/>
+            <wp:cNvGraphicFramePr>
+              <a:graphicFrameLocks xmlns:a="http://schemas.openxmlformats.org/drawingml/2006/main"/>
+            </wp:cNvGraphicFramePr>
+            <a:graphic xmlns:a="http://schemas.openxmlformats.org/drawingml/2006/main">
+              <a:graphicData uri="http://schemas.openxmlformats.org/drawingml/2006/picture">
+                <pic:pic xmlns:pic="http://schemas.openxmlformats.org/drawingml/2006/picture">
+                  <pic:nvPicPr>
+                    <pic:cNvPr id="166428589" name="Picture 11" descr="A white background with blue squares&#10;&#10;AI-generated content may be incorrect."/>
+                    <pic:cNvPicPr/>
+                  </pic:nvPicPr>
+                  <pic:blipFill>
+                    <a:blip r:embed="rId15" cstate="print">
+                      <a:extLst>
+                        <a:ext uri="{28A0092B-C50C-407E-A947-70E740481C1C}">
+                          <a14:useLocalDpi xmlns:a14="http://schemas.microsoft.com/office/drawing/2010/main" val="0"/>
+                        </a:ext>
+                      </a:extLst>
+                    </a:blip>
+                    <a:stretch>
+                      <a:fillRect/>
+                    </a:stretch>
+                  </pic:blipFill>
+                  <pic:spPr>
+                    <a:xfrm>
+                      <a:off x="0" y="0"/>
+                      <a:ext cx="5400000" cy="1800000"/>
+                    </a:xfrm>
+                    <a:prstGeom prst="rect">
+                      <a:avLst/>
+                    </a:prstGeom>
+                  </pic:spPr>
+                </pic:pic>
+              </a:graphicData>
+            </a:graphic>
+          </wp:inline>
+        </w:drawing>
+      </w:r>
+    </w:p>
+    <w:p>
+      <w:pPr>
+        <w:pStyle w:val="Caption"/>
+      </w:pPr>
+      <w:r>
+        <w:t xml:space="preserve">ábra </w:t>
+      </w:r>
+      <w:r>
+        <w:fldChar w:fldCharType="begin"/>
+      </w:r>
+      <w:r>
+        <w:instrText xml:space="preserve"> SEQ ábra \* ARABIC </w:instrText>
+      </w:r>
+      <w:r>
+        <w:fldChar w:fldCharType="separate"/>
+      </w:r>
+      <w:r>
+        <w:rPr>
+          <w:noProof/>
+        </w:rPr>
+        <w:t>5</w:t>
+      </w:r>
+      <w:r>
+        <w:fldChar w:fldCharType="end"/>
+      </w:r>
+      <w:r>
+        <w:t xml:space="preserve"> Márkák mémszám eloszlása</w:t>
       </w:r>
     </w:p>
     <w:p>
       <w:pPr>
         <w:pStyle w:val="Heading2"/>
       </w:pPr>
-      <w:bookmarkStart w:id="22" w:name="_Toc215121520"/>
+      <w:bookmarkStart w:id="22" w:name="_Toc215408741"/>
       <w:r>
         <w:t>4.2 Leíró statisztikák és vizualizációk</w:t>
       </w:r>
       <w:bookmarkEnd w:id="22"/>
-    </w:p>
-    <w:p>
-      <w:pPr>
-        <w:numPr>
-          <w:ilvl w:val="0"/>
-          <w:numId w:val="28"/>
-        </w:numPr>
-      </w:pPr>
-      <w:r>
-        <w:t>4.2.1 Heti memeszám és hírsentiment idődiagramok</w:t>
-      </w:r>
-    </w:p>
-    <w:p>
-      <w:pPr>
-        <w:numPr>
-          <w:ilvl w:val="0"/>
-          <w:numId w:val="28"/>
-        </w:numPr>
-      </w:pPr>
-      <w:r>
-        <w:t>4.2.2 Korrelációs mátrix</w:t>
-      </w:r>
-    </w:p>
-    <w:p>
-      <w:pPr>
-        <w:numPr>
-          <w:ilvl w:val="0"/>
-          <w:numId w:val="28"/>
-        </w:numPr>
-      </w:pPr>
-      <w:r>
-        <w:t>4.2.3 Scatterplotok</w:t>
-      </w:r>
-    </w:p>
-    <w:p>
-      <w:pPr>
-        <w:numPr>
-          <w:ilvl w:val="1"/>
-          <w:numId w:val="28"/>
-        </w:numPr>
-      </w:pPr>
-      <w:r>
-        <w:t>NYT_sentiment vs mean_meme_sentiment</w:t>
-      </w:r>
-    </w:p>
-    <w:p>
-      <w:pPr>
-        <w:numPr>
-          <w:ilvl w:val="1"/>
-          <w:numId w:val="28"/>
-        </w:numPr>
-      </w:pPr>
-      <w:r>
-        <w:t>NYT_mention vs num_memes / log1p_meme_volume</w:t>
-      </w:r>
-    </w:p>
-    <w:p>
-      <w:pPr>
-        <w:pStyle w:val="Heading2"/>
-      </w:pPr>
-      <w:bookmarkStart w:id="23" w:name="_Toc215121521"/>
-      <w:r>
-        <w:t>4.3 Event-study elemzések</w:t>
-      </w:r>
-      <w:bookmarkEnd w:id="23"/>
     </w:p>
     <w:p>
       <w:pPr>
@@ -6336,22 +7012,99 @@
           <w:numId w:val="0"/>
         </w:numPr>
       </w:pPr>
-      <w:bookmarkStart w:id="24" w:name="_Toc215121522"/>
-      <w:r>
-        <w:t>4.3.1 Eseményhetek azonosítása</w:t>
-      </w:r>
-      <w:bookmarkEnd w:id="24"/>
+      <w:bookmarkStart w:id="23" w:name="_Toc215408742"/>
+      <w:r>
+        <w:t>4.2.1 Heti memeszám és hírsentiment idődiagramok</w:t>
+      </w:r>
+      <w:bookmarkEnd w:id="23"/>
+    </w:p>
+    <w:p>
+      <w:pPr>
+        <w:keepNext/>
+        <w:ind w:left="360" w:firstLine="0"/>
+      </w:pPr>
+      <w:r>
+        <w:rPr>
+          <w:noProof/>
+        </w:rPr>
+        <w:drawing>
+          <wp:inline distT="0" distB="0" distL="0" distR="0" wp14:anchorId="0F122AE6" wp14:editId="458B117A">
+            <wp:extent cx="5400040" cy="2099945"/>
+            <wp:effectExtent l="0" t="0" r="0" b="0"/>
+            <wp:docPr id="828842962" name="Picture 12" descr="A graph with red and blue lines&#10;&#10;AI-generated content may be incorrect."/>
+            <wp:cNvGraphicFramePr>
+              <a:graphicFrameLocks xmlns:a="http://schemas.openxmlformats.org/drawingml/2006/main" noChangeAspect="1"/>
+            </wp:cNvGraphicFramePr>
+            <a:graphic xmlns:a="http://schemas.openxmlformats.org/drawingml/2006/main">
+              <a:graphicData uri="http://schemas.openxmlformats.org/drawingml/2006/picture">
+                <pic:pic xmlns:pic="http://schemas.openxmlformats.org/drawingml/2006/picture">
+                  <pic:nvPicPr>
+                    <pic:cNvPr id="828842962" name="Picture 12" descr="A graph with red and blue lines&#10;&#10;AI-generated content may be incorrect."/>
+                    <pic:cNvPicPr/>
+                  </pic:nvPicPr>
+                  <pic:blipFill>
+                    <a:blip r:embed="rId16">
+                      <a:extLst>
+                        <a:ext uri="{28A0092B-C50C-407E-A947-70E740481C1C}">
+                          <a14:useLocalDpi xmlns:a14="http://schemas.microsoft.com/office/drawing/2010/main" val="0"/>
+                        </a:ext>
+                      </a:extLst>
+                    </a:blip>
+                    <a:stretch>
+                      <a:fillRect/>
+                    </a:stretch>
+                  </pic:blipFill>
+                  <pic:spPr>
+                    <a:xfrm>
+                      <a:off x="0" y="0"/>
+                      <a:ext cx="5400040" cy="2099945"/>
+                    </a:xfrm>
+                    <a:prstGeom prst="rect">
+                      <a:avLst/>
+                    </a:prstGeom>
+                  </pic:spPr>
+                </pic:pic>
+              </a:graphicData>
+            </a:graphic>
+          </wp:inline>
+        </w:drawing>
+      </w:r>
+    </w:p>
+    <w:p>
+      <w:pPr>
+        <w:pStyle w:val="Caption"/>
+      </w:pPr>
+      <w:r>
+        <w:t xml:space="preserve">ábra </w:t>
+      </w:r>
+      <w:r>
+        <w:fldChar w:fldCharType="begin"/>
+      </w:r>
+      <w:r>
+        <w:instrText xml:space="preserve"> SEQ ábra \* ARABIC </w:instrText>
+      </w:r>
+      <w:r>
+        <w:fldChar w:fldCharType="separate"/>
+      </w:r>
+      <w:r>
+        <w:rPr>
+          <w:noProof/>
+        </w:rPr>
+        <w:t>6</w:t>
+      </w:r>
+      <w:r>
+        <w:fldChar w:fldCharType="end"/>
+      </w:r>
       <w:r>
         <w:t xml:space="preserve"> </w:t>
       </w:r>
-    </w:p>
-    <w:p>
-      <w:r>
-        <w:t xml:space="preserve">Az esemény-vizsgálat alapját a vállalatonként képzett hírtónuseloszlás adja. Minden vállalatra külön meghatározásra kerül a mean_pos és a mean_neg mutató eloszlása, majd ezek felső tíz százaléka alapján azonosíthatók a pozitív, illetve negatív hírsokknak tekintett hetek. Pozitív eseménynek minősül minden olyan hét, amelyben a pozitív hangnemet mérő mutató a vállalat saját eloszlásának kilencvenedik percentilise fölé kerül, míg negatív eseményt a negatív tónus hasonlóan extrém értékei jelentenek. Az események körül minden vállalat esetében szimmetrikus, háromhetes ablak kerül felépítésre, amely a héten mért hírsokkot a megelőző és a követő három hét kontextusába helyezi. Az események azonosítása vállalaton belül történik, így a definíció nem a </w:t>
-      </w:r>
-      <w:r>
-        <w:lastRenderedPageBreak/>
-        <w:t>globális piacstruktúrát, hanem a vállalatspecifikus hírintenzitás rendkívüli kilengéseit ragadja meg.</w:t>
+      <w:r>
+        <w:t>Amazon mém-cikk idődiagram</w:t>
+      </w:r>
+    </w:p>
+    <w:p>
+      <w:r>
+        <w:t>A többi 9 legtöbb hírszámmal rendelkező cég idődiagramja a függelékben található (5.2).</w:t>
       </w:r>
     </w:p>
     <w:p>
@@ -6362,16 +7115,197 @@
           <w:numId w:val="0"/>
         </w:numPr>
       </w:pPr>
-      <w:bookmarkStart w:id="25" w:name="_Toc215121523"/>
-      <w:r>
-        <w:t>4.3.2 Confidence interval (CI) vizualizációk</w:t>
+      <w:bookmarkStart w:id="24" w:name="_Toc215408743"/>
+      <w:r>
+        <w:lastRenderedPageBreak/>
+        <w:t>4.2.2 Korrelációs mátrix</w:t>
+      </w:r>
+      <w:r>
+        <w:t>ok</w:t>
+      </w:r>
+      <w:bookmarkEnd w:id="24"/>
+    </w:p>
+    <w:p>
+      <w:pPr>
+        <w:keepNext/>
+        <w:ind w:firstLine="0"/>
+      </w:pPr>
+      <w:r>
+        <w:rPr>
+          <w:lang w:val="en-HU"/>
+        </w:rPr>
+        <w:t xml:space="preserve">A teljes korrelációs szerkezet három nézetben vizsgálható: híroldali változók között, mémaktivitási változók között, illetve a két domén keresztkapcsolatai mentén. A főszövegben a kereszt-domén korrelációs mátrixot mutatom be, mivel ez ragadja meg legközvetlenebbül a kutatási kérdés szempontjából releváns együttmozgásokat. A másik két mátrix a Függelékben található (Függelék </w:t>
+      </w:r>
+      <w:r>
+        <w:rPr>
+          <w:lang w:val="en-HU"/>
+        </w:rPr>
+        <w:t>5.3</w:t>
+      </w:r>
+      <w:r>
+        <w:rPr>
+          <w:lang w:val="en-HU"/>
+        </w:rPr>
+        <w:t>.).</w:t>
+      </w:r>
+      <w:r>
+        <w:t xml:space="preserve"> </w:t>
+      </w:r>
+      <w:r>
+        <w:drawing>
+          <wp:inline distT="0" distB="0" distL="0" distR="0" wp14:anchorId="6627AE52" wp14:editId="1B576C34">
+            <wp:extent cx="5231765" cy="3290131"/>
+            <wp:effectExtent l="0" t="0" r="635" b="0"/>
+            <wp:docPr id="1024627078" name="Picture 1" descr="A graph with numbers and symbols&#10;&#10;AI-generated content may be incorrect."/>
+            <wp:cNvGraphicFramePr>
+              <a:graphicFrameLocks xmlns:a="http://schemas.openxmlformats.org/drawingml/2006/main" noChangeAspect="1"/>
+            </wp:cNvGraphicFramePr>
+            <a:graphic xmlns:a="http://schemas.openxmlformats.org/drawingml/2006/main">
+              <a:graphicData uri="http://schemas.openxmlformats.org/drawingml/2006/picture">
+                <pic:pic xmlns:pic="http://schemas.openxmlformats.org/drawingml/2006/picture">
+                  <pic:nvPicPr>
+                    <pic:cNvPr id="1024627078" name="Picture 1" descr="A graph with numbers and symbols&#10;&#10;AI-generated content may be incorrect."/>
+                    <pic:cNvPicPr/>
+                  </pic:nvPicPr>
+                  <pic:blipFill>
+                    <a:blip r:embed="rId17"/>
+                    <a:stretch>
+                      <a:fillRect/>
+                    </a:stretch>
+                  </pic:blipFill>
+                  <pic:spPr>
+                    <a:xfrm>
+                      <a:off x="0" y="0"/>
+                      <a:ext cx="5278892" cy="3319768"/>
+                    </a:xfrm>
+                    <a:prstGeom prst="rect">
+                      <a:avLst/>
+                    </a:prstGeom>
+                  </pic:spPr>
+                </pic:pic>
+              </a:graphicData>
+            </a:graphic>
+          </wp:inline>
+        </w:drawing>
+      </w:r>
+    </w:p>
+    <w:p>
+      <w:pPr>
+        <w:pStyle w:val="Caption"/>
+        <w:rPr>
+          <w:lang w:val="en-HU"/>
+        </w:rPr>
+      </w:pPr>
+      <w:r>
+        <w:t xml:space="preserve">ábra </w:t>
+      </w:r>
+      <w:r>
+        <w:fldChar w:fldCharType="begin"/>
+      </w:r>
+      <w:r>
+        <w:instrText xml:space="preserve"> SEQ ábra \* ARABIC </w:instrText>
+      </w:r>
+      <w:r>
+        <w:fldChar w:fldCharType="separate"/>
+      </w:r>
+      <w:r>
+        <w:rPr>
+          <w:noProof/>
+        </w:rPr>
+        <w:t>7</w:t>
+      </w:r>
+      <w:r>
+        <w:fldChar w:fldCharType="end"/>
+      </w:r>
+      <w:r>
+        <w:t xml:space="preserve"> Releváns változók korrelációs mátrixa</w:t>
+      </w:r>
+    </w:p>
+    <w:p>
+      <w:pPr>
+        <w:ind w:firstLine="0"/>
+        <w:rPr>
+          <w:lang w:val="en-HU"/>
+        </w:rPr>
+      </w:pPr>
+      <w:r>
+        <w:rPr>
+          <w:lang w:val="en-HU"/>
+        </w:rPr>
+        <w:t xml:space="preserve">A mean_meme_sentiment változó mindhárom esetben közel zéró korrelációt mutat, ezért a későbbi oksági elemzésekből elhagyásra kerül (részletes indoklás: Függelék </w:t>
+      </w:r>
+      <w:r>
+        <w:rPr>
+          <w:lang w:val="en-HU"/>
+        </w:rPr>
+        <w:t>5.4</w:t>
+      </w:r>
+      <w:r>
+        <w:rPr>
+          <w:lang w:val="en-HU"/>
+        </w:rPr>
+        <w:t>.)</w:t>
+      </w:r>
+    </w:p>
+    <w:p>
+      <w:pPr>
+        <w:ind w:firstLine="0"/>
+      </w:pPr>
+    </w:p>
+    <w:p>
+      <w:pPr>
+        <w:numPr>
+          <w:ilvl w:val="0"/>
+          <w:numId w:val="28"/>
+        </w:numPr>
+      </w:pPr>
+      <w:r>
+        <w:t>4.2.3 Scatterplotok</w:t>
+      </w:r>
+    </w:p>
+    <w:p>
+      <w:pPr>
+        <w:numPr>
+          <w:ilvl w:val="1"/>
+          <w:numId w:val="28"/>
+        </w:numPr>
+      </w:pPr>
+      <w:r>
+        <w:t>NYT_sentiment vs mean_meme_sentiment</w:t>
+      </w:r>
+    </w:p>
+    <w:p>
+      <w:pPr>
+        <w:numPr>
+          <w:ilvl w:val="1"/>
+          <w:numId w:val="28"/>
+        </w:numPr>
+      </w:pPr>
+      <w:r>
+        <w:t>NYT_mention vs num_memes / log1p_meme_volume</w:t>
+      </w:r>
+    </w:p>
+    <w:p>
+      <w:pPr>
+        <w:pStyle w:val="Heading2"/>
+      </w:pPr>
+      <w:bookmarkStart w:id="25" w:name="_Toc215408744"/>
+      <w:r>
+        <w:t xml:space="preserve">4.3 </w:t>
+      </w:r>
+      <w:r>
+        <w:t>Esettanulmány (</w:t>
+      </w:r>
+      <w:r>
+        <w:t>Event-study</w:t>
+      </w:r>
+      <w:r>
+        <w:t xml:space="preserve">) </w:t>
+      </w:r>
+      <w:r>
+        <w:t>elemzések</w:t>
       </w:r>
       <w:bookmarkEnd w:id="25"/>
-    </w:p>
-    <w:p>
-      <w:r>
-        <w:t>Az eseményablak minden τ értékére kiszámításra kerül a kiválasztott kimeneti változó, majd az események között átlagolással jön létre az átlagos reakciógörbe. A kimeneti változó fő konstrukciója a vállalaton belüli, NaN-érzékeny z-score normalizálás, amely a mémek heti volumenét a ténylegesen megfigyelt hetek átlagához és szórásához viszonyítja. Azokon a heteken, ahol a mémvolumen nulla, de sentimentadat nem áll rendelkezésre, a megfigyelés hiányzóként kerül kezelésre annak érdekében, hogy a z-score csak a valós aktivitási epizódokat tükrözze. A normalizált kimenet értékeihez minden τ pontban pointwise 95%-os konfidenciaintervallum tartozik, amely az átlag és a standard hiba alapján kerül meghatározásra. Ez a megoldás nem korrigál az időbeli autokorrelációra vagy a többszörös tesztelésből fakadó torzításokra, mivel elsődleges célja a mintázatok szemléltetése.</w:t>
-      </w:r>
     </w:p>
     <w:p>
       <w:pPr>
@@ -6381,15 +7315,22 @@
           <w:numId w:val="0"/>
         </w:numPr>
       </w:pPr>
-      <w:bookmarkStart w:id="26" w:name="_Toc215121524"/>
-      <w:r>
-        <w:t>4.3.3 Placebo benchmark és Event − Placebo különbség</w:t>
+      <w:bookmarkStart w:id="26" w:name="_Toc215408745"/>
+      <w:r>
+        <w:t>4.3.1 Eseményhetek azonosítása</w:t>
       </w:r>
       <w:bookmarkEnd w:id="26"/>
-    </w:p>
-    <w:p>
-      <w:r>
-        <w:t>A becslés érvényességének ellenőrzéséhez placebo-alapú összehasonlítás is készül. Minden tónus szerinti eseményhez kiválasztásra kerül egy ugyanolyan vállalathoz tartozó, ±3 héten kívül eső hét, amely a New York Times-említések intenzitása alapján párosítható az eseménnyel. A placebo azonos vállalaton belül kerül kiválasztásra, így a vállalatspecifikus ciklusok és trendek kontroll alatt maradnak. Az eseményablak ugyanúgy felépül a placebohéthez, majd az eseményhez és a placebohoz tartozó átlagos reakcióknak a τ értékek szerinti különbsége kerül értékelésre. Az Event − Placebo különbségek lehetővé teszik a hírintenzitás általános hatásának leválasztását a hangnemspecifikus reakciókról, és kulcsszerepet játszanak annak megállapításában, hogy a megfigyelt mintázatok valóban a tónus kiugró változásához kapcsolódnak-e, nem pedig pusztán a médiamegjelenés gyakoriságához.</w:t>
+      <w:r>
+        <w:t xml:space="preserve"> </w:t>
+      </w:r>
+    </w:p>
+    <w:p>
+      <w:r>
+        <w:t xml:space="preserve">Az esemény-vizsgálat alapját a vállalatonként képzett hírtónuseloszlás adja. Minden vállalatra külön meghatározásra kerül a mean_pos és a mean_neg mutató </w:t>
+      </w:r>
+      <w:r>
+        <w:lastRenderedPageBreak/>
+        <w:t>eloszlása, majd ezek felső tíz százaléka alapján azonosíthatók a pozitív, illetve negatív hírsokknak tekintett hetek. Pozitív eseménynek minősül minden olyan hét, amelyben a pozitív hangnemet mérő mutató a vállalat saját eloszlásának kilencvenedik percentilise fölé kerül, míg negatív eseményt a negatív tónus hasonlóan extrém értékei jelentenek. Az események körül minden vállalat esetében szimmetrikus, háromhetes ablak kerül felépítésre, amely a héten mért hírsokkot a megelőző és a követő három hét kontextusába helyezi. Az események azonosítása vállalaton belül történik, így a definíció nem a globális piacstruktúrát, hanem a vállalatspecifikus hírintenzitás rendkívüli kilengéseit ragadja meg.</w:t>
       </w:r>
     </w:p>
     <w:p>
@@ -6400,39 +7341,16 @@
           <w:numId w:val="0"/>
         </w:numPr>
       </w:pPr>
-      <w:bookmarkStart w:id="27" w:name="_Toc215121525"/>
-      <w:r>
-        <w:t xml:space="preserve">4.3.4 </w:t>
-      </w:r>
-      <w:r>
-        <w:t>Diagnosztikai</w:t>
-      </w:r>
-      <w:r>
-        <w:t xml:space="preserve"> </w:t>
-      </w:r>
-      <w:r>
-        <w:t>ellenőrzések</w:t>
+      <w:bookmarkStart w:id="27" w:name="_Toc215408746"/>
+      <w:r>
+        <w:t>4.3.2 Confidence interval (CI) vizualizációk</w:t>
       </w:r>
       <w:bookmarkEnd w:id="27"/>
     </w:p>
     <w:p>
       <w:r>
-        <w:t xml:space="preserve">A módszertani stabilitás vizsgálatához több diagnosztikai ellenőrzés is készül. Az eseményablakok átfedésének megelőzésére alternatív specifikáció kényszeríti ki, hogy azonos vállalat esetében két esemény között legalább három hét teljen el. Az események időzítési érzékenysége a héten mért hírindex egyhetes előre- és hátralépésével </w:t>
-      </w:r>
-      <w:r>
-        <w:lastRenderedPageBreak/>
-        <w:t>ellenőrizhető; amennyiben a τ = 0 reakció gyengül, az eredeti igazítás kevésbé megbízható. További változatként a kimeneti változó a heti keresztmetszeti átlaggal kerül korrigálásra, amely a valamennyi vállalatot érintő közös sokkok hatását csökkenti. A módszertan részeként vizsgálható a rendkívüli NYT-említési aktivitáson alapuló eseménydefiníció is, ahol az eseményt a vállalaton belüli említésszám felső tizede jelöli, majd ez a csoport a hírtónus előjele szerint tovább bontható. Ezek az ellenőrzések összességében azt vizsgálják, hogy a tanult mintázatok mennyiben stabilak az eseménydefiníció, az időzítés és a közös sokkok jelenléte mellett.</w:t>
-      </w:r>
-    </w:p>
-    <w:p>
-      <w:pPr>
-        <w:pStyle w:val="Heading2"/>
-      </w:pPr>
-      <w:bookmarkStart w:id="28" w:name="_Toc215121526"/>
-      <w:r>
-        <w:t>4.4 Cross-correlation és Granger-tesztek</w:t>
-      </w:r>
-      <w:bookmarkEnd w:id="28"/>
+        <w:t>Az eseményablak minden τ értékére kiszámításra kerül a kiválasztott kimeneti változó, majd az események között átlagolással jön létre az átlagos reakciógörbe. A kimeneti változó fő konstrukciója a vállalaton belüli, NaN-érzékeny z-score normalizálás, amely a mémek heti volumenét a ténylegesen megfigyelt hetek átlagához és szórásához viszonyítja. Azokon a heteken, ahol a mémvolumen nulla, de sentimentadat nem áll rendelkezésre, a megfigyelés hiányzóként kerül kezelésre annak érdekében, hogy a z-score csak a valós aktivitási epizódokat tükrözze. A normalizált kimenet értékeihez minden τ pontban pointwise 95%-os konfidenciaintervallum tartozik, amely az átlag és a standard hiba alapján kerül meghatározásra. Ez a megoldás nem korrigál az időbeli autokorrelációra vagy a többszörös tesztelésből fakadó torzításokra, mivel elsődleges célja a mintázatok szemléltetése.</w:t>
+      </w:r>
     </w:p>
     <w:p>
       <w:pPr>
@@ -6442,16 +7360,144 @@
           <w:numId w:val="0"/>
         </w:numPr>
       </w:pPr>
-      <w:bookmarkStart w:id="29" w:name="_Toc215121527"/>
-      <w:r>
-        <w:t>4.4.1 Cross-correlation (CCF) elemzés</w:t>
+      <w:bookmarkStart w:id="28" w:name="_Toc215408747"/>
+      <w:r>
+        <w:t>4.3.3 Placebo benchmark és Event − Placebo különbség</w:t>
+      </w:r>
+      <w:bookmarkEnd w:id="28"/>
+    </w:p>
+    <w:p>
+      <w:r>
+        <w:t xml:space="preserve">A becslés érvényességének ellenőrzéséhez placebo-alapú összehasonlítás is készül. Minden tónus szerinti eseményhez kiválasztásra kerül egy ugyanolyan vállalathoz tartozó, ±3 héten kívül eső hét, amely a New York Times-említések intenzitása alapján párosítható az eseménnyel. A placebo azonos vállalaton belül kerül kiválasztásra, így a vállalatspecifikus ciklusok és trendek kontroll alatt maradnak. Az eseményablak ugyanúgy felépül a placebohéthez, majd az eseményhez és a placebohoz tartozó átlagos reakcióknak a τ értékek szerinti különbsége kerül értékelésre. Az Event − Placebo különbségek lehetővé teszik a hírintenzitás általános hatásának leválasztását a hangnemspecifikus reakciókról, és kulcsszerepet játszanak annak megállapításában, hogy </w:t>
+      </w:r>
+      <w:r>
+        <w:lastRenderedPageBreak/>
+        <w:t>a megfigyelt mintázatok valóban a tónus kiugró változásához kapcsolódnak-e, nem pedig pusztán a médiamegjelenés gyakoriságához.</w:t>
+      </w:r>
+      <w:r>
+        <w:t xml:space="preserve"> </w:t>
+      </w:r>
+    </w:p>
+    <w:p>
+      <w:r>
+        <w:t xml:space="preserve">További diagnosztikai ellenőrzések a függelékben találhatóak </w:t>
+      </w:r>
+      <w:r>
+        <w:t>(</w:t>
+      </w:r>
+      <w:r>
+        <w:t>5.</w:t>
+      </w:r>
+      <w:r>
+        <w:t>5</w:t>
+      </w:r>
+      <w:r>
+        <w:t>.</w:t>
+      </w:r>
+      <w:r>
+        <w:t>).</w:t>
+      </w:r>
+      <w:r>
+        <w:t xml:space="preserve"> </w:t>
+      </w:r>
+      <w:r>
+        <w:t xml:space="preserve"> </w:t>
+      </w:r>
+    </w:p>
+    <w:p>
+      <w:pPr>
+        <w:keepNext/>
+      </w:pPr>
+    </w:p>
+    <w:p>
+      <w:pPr>
+        <w:pStyle w:val="Caption"/>
+      </w:pPr>
+      <w:r>
+        <w:t xml:space="preserve">ábra </w:t>
+      </w:r>
+      <w:r>
+        <w:fldChar w:fldCharType="begin"/>
+      </w:r>
+      <w:r>
+        <w:instrText xml:space="preserve"> SEQ ábra \* ARABIC </w:instrText>
+      </w:r>
+      <w:r>
+        <w:fldChar w:fldCharType="separate"/>
+      </w:r>
+      <w:r>
+        <w:rPr>
+          <w:noProof/>
+        </w:rPr>
+        <w:t>8</w:t>
+      </w:r>
+      <w:r>
+        <w:fldChar w:fldCharType="end"/>
+      </w:r>
+      <w:r>
+        <w:t xml:space="preserve"> Negatív cikkek korrelációja a mémszámmal</w:t>
+      </w:r>
+    </w:p>
+    <w:p>
+      <w:pPr>
+        <w:keepNext/>
+      </w:pPr>
+    </w:p>
+    <w:p>
+      <w:pPr>
+        <w:pStyle w:val="Caption"/>
+      </w:pPr>
+      <w:r>
+        <w:t xml:space="preserve">ábra </w:t>
+      </w:r>
+      <w:r>
+        <w:fldChar w:fldCharType="begin"/>
+      </w:r>
+      <w:r>
+        <w:instrText xml:space="preserve"> SEQ ábra \* ARABIC </w:instrText>
+      </w:r>
+      <w:r>
+        <w:fldChar w:fldCharType="separate"/>
+      </w:r>
+      <w:r>
+        <w:rPr>
+          <w:noProof/>
+        </w:rPr>
+        <w:t>9</w:t>
+      </w:r>
+      <w:r>
+        <w:fldChar w:fldCharType="end"/>
+      </w:r>
+      <w:r>
+        <w:t xml:space="preserve"> </w:t>
+      </w:r>
+      <w:r>
+        <w:t>Pozitív</w:t>
+      </w:r>
+      <w:r>
+        <w:t xml:space="preserve"> cikkek korrelációja a mémszámmal</w:t>
+      </w:r>
+    </w:p>
+    <w:p>
+      <w:pPr>
+        <w:pStyle w:val="Caption"/>
+        <w:jc w:val="both"/>
+      </w:pPr>
+    </w:p>
+    <w:p>
+      <w:r>
+        <w:t>TODO</w:t>
+      </w:r>
+    </w:p>
+    <w:p>
+      <w:pPr>
+        <w:pStyle w:val="Heading2"/>
+      </w:pPr>
+      <w:bookmarkStart w:id="29" w:name="_Toc215408749"/>
+      <w:r>
+        <w:t>4.4 Cross-correlation és Granger-tesztek</w:t>
       </w:r>
       <w:bookmarkEnd w:id="29"/>
-    </w:p>
-    <w:p>
-      <w:r>
-        <w:t>A hírek és a mémvolumen időbeli kapcsolatának feltárására keresztkorrelációs elemzés is készül, amely a New York Times-említések késleltetett értékei és a normalizált mémvolumen közötti együttmozgást vizsgálja. A módszer célja annak meghatározása, hogy a hírsűrűség és a platformon megjelenő aktivitási hullámok időben melyik irányba mutatnak kapcsolatot: a hírek növekedése megelőzi-e a mémtermelés fokozódását, vagy éppen a megnövekedett online aktivitás előzi meg az újságírói figyelem kiugrását. A keresztkorrelációs függvény a lead–lag mintázatok dinamikáját jeleníti meg, és segít az esemény-vizsgálatokból levont következtetések kiegészítésében.</w:t>
-      </w:r>
     </w:p>
     <w:p>
       <w:pPr>
@@ -6461,27 +7507,114 @@
           <w:numId w:val="0"/>
         </w:numPr>
       </w:pPr>
-      <w:bookmarkStart w:id="30" w:name="_Toc215121528"/>
-      <w:r>
-        <w:t>4.4.2 Granger-tesztek a memeszám és hírsentiment között</w:t>
+      <w:bookmarkStart w:id="30" w:name="_Toc215408750"/>
+      <w:r>
+        <w:t>4.4.1 Cross-correlation (CCF) elemzés</w:t>
       </w:r>
       <w:bookmarkEnd w:id="30"/>
     </w:p>
     <w:p>
       <w:r>
-        <w:t>A hírhangnem és a mémvolumen közötti oksági irány vizsgálatához Granger-oksági tesztek kerülnek alkalmazásra. A teszt azt vizsgálja, hogy a hírsentiment múltbeli értékei javítják-e a mémvolumen előrejelzését az olyan modellekhez képest, amelyek kizárólag a mémvolumen saját múltjára támaszkodnak. Amennyiben a sentiment időben megelőző információt hordoz, a hírek tónusa Granger-értelemben okot jelent a későbbi mémaktivitásra. A tesztek így a lead–lag elemzés formálisabb ellenőrzését biztosítják, és kiegészítik az eseményablak körüli grafikus elemzéseket.</w:t>
-      </w:r>
-    </w:p>
-    <w:p>
-      <w:pPr>
-        <w:pStyle w:val="Heading2"/>
-      </w:pPr>
-      <w:bookmarkStart w:id="31" w:name="_Toc215121529"/>
-      <w:r>
+        <w:t>A hírek és a mémvolumen időbeli kapcsolatának feltárására keresztkorrelációs elemzés is készül, amely a New York Times-említések késleltetett értékei és a normalizált mémvolumen közötti együttmozgást vizsgálja. A módszer célja annak meghatározása, hogy a hírsűrűség és a platformon megjelenő aktivitási hullámok időben melyik irányba mutatnak kapcsolatot: a hírek növekedése megelőzi-e a mémtermelés fokozódását, vagy éppen a megnövekedett online aktivitás előzi meg az újságírói figyelem kiugrását. A keresztkorrelációs függvény a lead–lag mintázatok dinamikáját jeleníti meg, és segít az esemény-vizsgálatokból levont következtetések kiegészítésében.</w:t>
+      </w:r>
+      <w:r>
+        <w:rPr>
+          <w:i/>
+          <w:iCs/>
+        </w:rPr>
+        <w:t xml:space="preserve"> </w:t>
+      </w:r>
+      <w:r>
+        <w:rPr>
+          <w:i/>
+          <w:iCs/>
+        </w:rPr>
         <w:lastRenderedPageBreak/>
-        <w:t>4.5 Panel regresszió (TWFE)</w:t>
-      </w:r>
-      <w:bookmarkEnd w:id="31"/>
+        <w:drawing>
+          <wp:inline distT="0" distB="0" distL="0" distR="0" wp14:anchorId="29F27331" wp14:editId="5539EBD3">
+            <wp:extent cx="3600000" cy="2160000"/>
+            <wp:effectExtent l="0" t="0" r="0" b="0"/>
+            <wp:docPr id="433819405" name="Picture 6" descr="A graph with a line and a line&#10;&#10;AI-generated content may be incorrect."/>
+            <wp:cNvGraphicFramePr>
+              <a:graphicFrameLocks xmlns:a="http://schemas.openxmlformats.org/drawingml/2006/main"/>
+            </wp:cNvGraphicFramePr>
+            <a:graphic xmlns:a="http://schemas.openxmlformats.org/drawingml/2006/main">
+              <a:graphicData uri="http://schemas.openxmlformats.org/drawingml/2006/picture">
+                <pic:pic xmlns:pic="http://schemas.openxmlformats.org/drawingml/2006/picture">
+                  <pic:nvPicPr>
+                    <pic:cNvPr id="433819405" name="Picture 6" descr="A graph with a line and a line&#10;&#10;AI-generated content may be incorrect."/>
+                    <pic:cNvPicPr/>
+                  </pic:nvPicPr>
+                  <pic:blipFill>
+                    <a:blip r:embed="rId18">
+                      <a:extLst>
+                        <a:ext uri="{28A0092B-C50C-407E-A947-70E740481C1C}">
+                          <a14:useLocalDpi xmlns:a14="http://schemas.microsoft.com/office/drawing/2010/main" val="0"/>
+                        </a:ext>
+                      </a:extLst>
+                    </a:blip>
+                    <a:stretch>
+                      <a:fillRect/>
+                    </a:stretch>
+                  </pic:blipFill>
+                  <pic:spPr>
+                    <a:xfrm>
+                      <a:off x="0" y="0"/>
+                      <a:ext cx="3600000" cy="2160000"/>
+                    </a:xfrm>
+                    <a:prstGeom prst="rect">
+                      <a:avLst/>
+                    </a:prstGeom>
+                  </pic:spPr>
+                </pic:pic>
+              </a:graphicData>
+            </a:graphic>
+          </wp:inline>
+        </w:drawing>
+      </w:r>
+      <w:r>
+        <w:drawing>
+          <wp:inline distT="0" distB="0" distL="0" distR="0" wp14:anchorId="268EACCD" wp14:editId="4A87FA9B">
+            <wp:extent cx="3600000" cy="2160000"/>
+            <wp:effectExtent l="0" t="0" r="0" b="0"/>
+            <wp:docPr id="1569147199" name="Picture 7" descr="A graph with blue lines and white text&#10;&#10;AI-generated content may be incorrect."/>
+            <wp:cNvGraphicFramePr>
+              <a:graphicFrameLocks xmlns:a="http://schemas.openxmlformats.org/drawingml/2006/main"/>
+            </wp:cNvGraphicFramePr>
+            <a:graphic xmlns:a="http://schemas.openxmlformats.org/drawingml/2006/main">
+              <a:graphicData uri="http://schemas.openxmlformats.org/drawingml/2006/picture">
+                <pic:pic xmlns:pic="http://schemas.openxmlformats.org/drawingml/2006/picture">
+                  <pic:nvPicPr>
+                    <pic:cNvPr id="1569147199" name="Picture 7" descr="A graph with blue lines and white text&#10;&#10;AI-generated content may be incorrect."/>
+                    <pic:cNvPicPr/>
+                  </pic:nvPicPr>
+                  <pic:blipFill>
+                    <a:blip r:embed="rId19">
+                      <a:extLst>
+                        <a:ext uri="{28A0092B-C50C-407E-A947-70E740481C1C}">
+                          <a14:useLocalDpi xmlns:a14="http://schemas.microsoft.com/office/drawing/2010/main" val="0"/>
+                        </a:ext>
+                      </a:extLst>
+                    </a:blip>
+                    <a:stretch>
+                      <a:fillRect/>
+                    </a:stretch>
+                  </pic:blipFill>
+                  <pic:spPr>
+                    <a:xfrm>
+                      <a:off x="0" y="0"/>
+                      <a:ext cx="3600000" cy="2160000"/>
+                    </a:xfrm>
+                    <a:prstGeom prst="rect">
+                      <a:avLst/>
+                    </a:prstGeom>
+                  </pic:spPr>
+                </pic:pic>
+              </a:graphicData>
+            </a:graphic>
+          </wp:inline>
+        </w:drawing>
+      </w:r>
     </w:p>
     <w:p>
       <w:pPr>
@@ -6491,15 +7624,48 @@
           <w:numId w:val="0"/>
         </w:numPr>
       </w:pPr>
-      <w:bookmarkStart w:id="32" w:name="_Toc215121530"/>
+      <w:bookmarkStart w:id="31" w:name="_Toc215408751"/>
+      <w:r>
+        <w:t>4.4.2 Granger-tesztek a memeszám és hírsentiment között</w:t>
+      </w:r>
+      <w:bookmarkEnd w:id="31"/>
+    </w:p>
+    <w:p>
+      <w:r>
+        <w:t>A hírhangnem és a mémvolumen közötti oksági irány vizsgálatához Granger-oksági tesztek kerülnek alkalmazásra. A teszt azt vizsgálja, hogy a hírsentiment múltbeli értékei javítják-e a mémvolumen előrejelzését az olyan modellekhez képest, amelyek kizárólag a mémvolumen saját múltjára támaszkodnak. Amennyiben a sentiment időben megelőző információt hordoz, a hírek tónusa Granger-értelemben okot jelent a későbbi mémaktivitásra. A tesztek így a lead–lag elemzés formálisabb ellenőrzését biztosítják, és kiegészítik az eseményablak körüli grafikus elemzéseket.</w:t>
+      </w:r>
+    </w:p>
+    <w:p>
+      <w:pPr>
+        <w:pStyle w:val="Heading2"/>
+      </w:pPr>
+      <w:bookmarkStart w:id="32" w:name="_Toc215408752"/>
+      <w:r>
+        <w:t>4.5 Panel regresszió (TWFE)</w:t>
+      </w:r>
+      <w:bookmarkEnd w:id="32"/>
+    </w:p>
+    <w:p>
+      <w:pPr>
+        <w:pStyle w:val="Heading3"/>
+        <w:numPr>
+          <w:ilvl w:val="0"/>
+          <w:numId w:val="0"/>
+        </w:numPr>
+      </w:pPr>
+      <w:bookmarkStart w:id="33" w:name="_Toc215408753"/>
       <w:r>
         <w:t>4.5.1 Modell specifikáció</w:t>
       </w:r>
-      <w:bookmarkEnd w:id="32"/>
-    </w:p>
-    <w:p>
-      <w:r>
-        <w:t>A panel regressziós elemzés alapját egy kétirányú fix hatásos (Two-Way Fixed Effects, TWFE) modell képezi, amely a márkák időben állandó sajátosságait, valamint az összes márkát érintő, héthez kötődő közös sokkokat különíti el. A módszer célja annak feltárása, hogy a New York Times márkaemlítései és a kapcsolódó hírsentiment milyen összefüggést mutatnak a mémaktivitás különböző mutatóival.</w:t>
+      <w:bookmarkEnd w:id="33"/>
+    </w:p>
+    <w:p>
+      <w:r>
+        <w:t xml:space="preserve">A panel regressziós elemzés alapját egy kétirányú fix hatásos (Two-Way Fixed Effects, TWFE) modell képezi, amely a márkák időben állandó sajátosságait, valamint az összes márkát érintő, héthez kötődő közös sokkokat különíti el. A módszer célja annak </w:t>
+      </w:r>
+      <w:r>
+        <w:lastRenderedPageBreak/>
+        <w:t>feltárása, hogy a New York Times márkaemlítései és a kapcsolódó hírsentiment milyen összefüggést mutatnak a mémaktivitás különböző mutatóival.</w:t>
       </w:r>
     </w:p>
     <w:p>
@@ -6531,11 +7697,11 @@
     </w:p>
     <w:p>
       <w:r>
-        <w:t xml:space="preserve">A mintaredukció torzító hatásainak elkerülése és a teljes panel információtartalmának megőrzése érdekében két modellcsalád kerül becslésre. A </w:t>
+        <w:t xml:space="preserve">A mintaredukció torzító hatásainak elkerülése és a teljes panel információtartalmának megőrzése érdekében két modellcsalád kerül becslésre. A „mention-only” modellek az összes megfigyelt brand–hetet felhasználják, és a NYT-említések késleltetett értékei a cikkhiányt egyszerűen nullával jelzik. Ez a konstrukció lehetővé teszi, hogy a teljes mintán értékelhető legyen a médiamegjelenés ténye mint expozíció, függetlenül annak érzelmi tartalmától. A „with sentiment” modellek ezzel szemben kizárólag azokat a megfigyeléseket tartják meg, amelyekben a sentimentérték az adott lagablakon belül minden héten rendelkezésre áll, így ezek célzottan a hírek érzelmi irányultságának hatását azonosítják. A két modellcsalád párhuzamos használata </w:t>
       </w:r>
       <w:r>
         <w:lastRenderedPageBreak/>
-        <w:t>„mention-only” modellek az összes megfigyelt brand–hetet felhasználják, és a NYT-említések késleltetett értékei a cikkhiányt egyszerűen nullával jelzik. Ez a konstrukció lehetővé teszi, hogy a teljes mintán értékelhető legyen a médiamegjelenés ténye mint expozíció, függetlenül annak érzelmi tartalmától. A „with sentiment” modellek ezzel szemben kizárólag azokat a megfigyeléseket tartják meg, amelyekben a sentimentérték az adott lagablakon belül minden héten rendelkezésre áll, így ezek célzottan a hírek érzelmi irányultságának hatását azonosítják. A két modellcsalád párhuzamos használata biztosítja, hogy elkülöníthető legyen a médiamegjelenés puszta tényének hatása a sentiment által hordozott többletinformációtól, miközben megmarad a becslések közötti teljes körű összehasonlíthatóság.</w:t>
+        <w:t>biztosítja, hogy elkülöníthető legyen a médiamegjelenés puszta tényének hatása a sentiment által hordozott többletinformációtól, miközben megmarad a becslések közötti teljes körű összehasonlíthatóság.</w:t>
       </w:r>
     </w:p>
     <w:p>
@@ -6555,7 +7721,7 @@
             <w:rPr>
               <w:rFonts w:ascii="Cambria Math" w:hAnsi="Cambria Math"/>
             </w:rPr>
-            <m:t>Yb,t​=αb​+δt​+k=0∑K​βk​NYT_mentionb,t-k​+k=0∑K​θk​nyt_sentimentb,t-k​+λreddit_activityb,t-1​</m:t>
+            <m:t>Yb,t​=αb+δt​+k=0∑K​βk​NYT_mentionb,t-k​+k=0∑K​θk​nyt_sentimentb,t-k​+λreddit_activityb,t-1​</m:t>
           </m:r>
           <m:r>
             <m:rPr>
@@ -6693,6 +7859,7 @@
           </m:sub>
         </m:sSub>
       </m:oMath>
+      <w:bookmarkStart w:id="34" w:name="_Toc332797397"/>
       <w:r>
         <w:t xml:space="preserve"> </w:t>
       </w:r>
@@ -6706,9 +7873,26 @@
       </w:r>
     </w:p>
     <w:p>
-      <w:r>
+      <w:pPr>
+        <w:pStyle w:val="Heading2"/>
+        <w:rPr>
+          <w:rFonts w:cs="Times New Roman"/>
+          <w:iCs w:val="0"/>
+          <w:sz w:val="24"/>
+          <w:szCs w:val="24"/>
+        </w:rPr>
+      </w:pPr>
+      <w:bookmarkStart w:id="35" w:name="_Toc215408754"/>
+      <w:r>
+        <w:rPr>
+          <w:rFonts w:cs="Times New Roman"/>
+          <w:iCs w:val="0"/>
+          <w:sz w:val="24"/>
+          <w:szCs w:val="24"/>
+        </w:rPr>
         <w:t>A becslésből származó koefficienspályák minden kimeneti változóra és minden lagablakra külön kerülnek exportálásra, és ezek szolgálnak alapul a későbbi grafikus és táblázatos eredményösszegzésekhez.</w:t>
       </w:r>
+      <w:bookmarkEnd w:id="35"/>
     </w:p>
     <w:p>
       <w:pPr>
@@ -6728,13 +7912,18 @@
     </w:p>
     <w:p>
       <w:pPr>
+        <w:ind w:left="720" w:firstLine="0"/>
+      </w:pPr>
+    </w:p>
+    <w:p>
+      <w:pPr>
         <w:pStyle w:val="Heading2"/>
       </w:pPr>
-      <w:bookmarkStart w:id="33" w:name="_Toc215121531"/>
+      <w:bookmarkStart w:id="36" w:name="_Toc215408755"/>
       <w:r>
         <w:t>4.6 Összegzés és következtetések</w:t>
       </w:r>
-      <w:bookmarkEnd w:id="33"/>
+      <w:bookmarkEnd w:id="36"/>
     </w:p>
     <w:p>
       <w:pPr>
@@ -6767,139 +7956,345 @@
       <w:r>
         <w:fldChar w:fldCharType="end"/>
       </w:r>
-    </w:p>
-    <w:p>
-      <w:pPr>
-        <w:pStyle w:val="Heading1"/>
-      </w:pPr>
-      <w:bookmarkStart w:id="34" w:name="_Toc215121532"/>
-      <w:r>
-        <w:lastRenderedPageBreak/>
-        <w:t>Bevezetés</w:t>
-      </w:r>
-      <w:bookmarkEnd w:id="19"/>
       <w:bookmarkEnd w:id="34"/>
     </w:p>
     <w:p>
-      <w:r>
-        <w:t>A következő fejezet pár példán keresztül bemutatja a diplomatervekben és szakdolgozatokban szokásosan előkerülő formázások megvalósítását.</w:t>
-      </w:r>
-    </w:p>
-    <w:p>
-      <w:pPr>
-        <w:pStyle w:val="Heading2"/>
-      </w:pPr>
-      <w:bookmarkStart w:id="35" w:name="_Toc332797398"/>
-      <w:bookmarkStart w:id="36" w:name="_Toc215121533"/>
-      <w:r>
-        <w:t>Formázási tudnivalók</w:t>
-      </w:r>
-      <w:bookmarkEnd w:id="35"/>
-      <w:bookmarkEnd w:id="36"/>
-    </w:p>
-    <w:p>
-      <w:r>
-        <w:t xml:space="preserve">A dokumentum folyószövegéhez használjuk a </w:t>
-      </w:r>
-      <w:r>
-        <w:rPr>
-          <w:rStyle w:val="Strong"/>
-        </w:rPr>
-        <w:t>Normál</w:t>
-      </w:r>
-      <w:r>
-        <w:t xml:space="preserve"> (angol Word esetén Normal) stílust.</w:t>
-      </w:r>
-    </w:p>
-    <w:p>
       <w:pPr>
         <w:pStyle w:val="Heading3"/>
-      </w:pPr>
-      <w:bookmarkStart w:id="37" w:name="_Toc332797399"/>
-      <w:bookmarkStart w:id="38" w:name="_Toc215121534"/>
-      <w:r>
-        <w:t>Címsorok</w:t>
+        <w:numPr>
+          <w:ilvl w:val="0"/>
+          <w:numId w:val="0"/>
+        </w:numPr>
+        <w:ind w:left="2880"/>
+      </w:pPr>
+      <w:bookmarkStart w:id="37" w:name="_Toc332797402"/>
+      <w:bookmarkStart w:id="38" w:name="_Toc215408756"/>
+      <w:r>
+        <w:t>Irodalomjegyzék</w:t>
       </w:r>
       <w:bookmarkEnd w:id="37"/>
       <w:bookmarkEnd w:id="38"/>
     </w:p>
     <w:p>
       <w:r>
-        <w:t xml:space="preserve">A fejezetcímek esetén a </w:t>
+        <w:t xml:space="preserve">Az Irodalomjegyzékben szereplő hivatkozásokat </w:t>
       </w:r>
       <w:r>
         <w:rPr>
           <w:rStyle w:val="Strong"/>
         </w:rPr>
-        <w:t>Címsor 1-4</w:t>
-      </w:r>
-      <w:r>
-        <w:t xml:space="preserve"> (Heading 1-4) stílusokat használjuk.</w:t>
-      </w:r>
-    </w:p>
-    <w:p>
-      <w:pPr>
-        <w:pStyle w:val="Heading3"/>
-      </w:pPr>
-      <w:bookmarkStart w:id="39" w:name="_Toc332797400"/>
-      <w:bookmarkStart w:id="40" w:name="_Toc215121535"/>
-      <w:r>
-        <w:t>Képek</w:t>
+        <w:t xml:space="preserve">Irodalomjegyzék </w:t>
+      </w:r>
+      <w:r>
+        <w:rPr>
+          <w:rStyle w:val="Strong"/>
+        </w:rPr>
+        <w:t>sor</w:t>
+      </w:r>
+      <w:r>
+        <w:t xml:space="preserve"> stílussal formázzuk, a címüket pedig </w:t>
+      </w:r>
+      <w:r>
+        <w:rPr>
+          <w:rStyle w:val="Strong"/>
+        </w:rPr>
+        <w:t xml:space="preserve">Irodalomjegyzék forrás </w:t>
+      </w:r>
+      <w:r>
+        <w:t>stílussal emeljük ki.</w:t>
+      </w:r>
+    </w:p>
+    <w:p>
+      <w:r>
+        <w:lastRenderedPageBreak/>
+        <w:t xml:space="preserve">A szövegbe a hivatkozásokat a </w:t>
+      </w:r>
+      <w:r>
+        <w:rPr>
+          <w:rStyle w:val="Emphasis"/>
+        </w:rPr>
+        <w:t>Kereszthivatkozás beszúrása</w:t>
+      </w:r>
+      <w:r>
+        <w:t xml:space="preserve"> (Insert cross-reference) funkcióval helyezzük el (példa egy így beszúrt hivatkozásra: </w:t>
+      </w:r>
+      <w:r>
+        <w:fldChar w:fldCharType="begin"/>
+      </w:r>
+      <w:r>
+        <w:instrText xml:space="preserve"> REF _Ref332797594 \r \h </w:instrText>
+      </w:r>
+      <w:r>
+        <w:fldChar w:fldCharType="separate"/>
+      </w:r>
+      <w:r>
+        <w:t>[1]</w:t>
+      </w:r>
+      <w:r>
+        <w:fldChar w:fldCharType="end"/>
+      </w:r>
+      <w:r>
+        <w:t>), így azok automatikusan frissülnek a hivatkozások átrendezésekor.</w:t>
+      </w:r>
+    </w:p>
+    <w:p>
+      <w:pPr>
+        <w:pStyle w:val="Heading1"/>
+      </w:pPr>
+      <w:bookmarkStart w:id="39" w:name="_Toc332797403"/>
+      <w:bookmarkStart w:id="40" w:name="_Toc215408757"/>
+      <w:r>
+        <w:lastRenderedPageBreak/>
+        <w:t>Utolsó simítások</w:t>
       </w:r>
       <w:bookmarkEnd w:id="39"/>
       <w:bookmarkEnd w:id="40"/>
     </w:p>
     <w:p>
       <w:r>
-        <w:t xml:space="preserve">A képhez használjuk a </w:t>
-      </w:r>
-      <w:r>
-        <w:rPr>
-          <w:rStyle w:val="Strong"/>
-        </w:rPr>
-        <w:t>Kép</w:t>
-      </w:r>
-      <w:r>
-        <w:t xml:space="preserve"> stílust.</w:t>
-      </w:r>
-    </w:p>
-    <w:p>
-      <w:r>
-        <w:t xml:space="preserve">Képaláírást a képen jobb gombbal kattintva a </w:t>
-      </w:r>
+        <w:t>Miután elkészültünk a dokumentációval, ne felejtsük el a következő lépéseket:</w:t>
+      </w:r>
+    </w:p>
+    <w:p>
+      <w:pPr>
+        <w:numPr>
+          <w:ilvl w:val="0"/>
+          <w:numId w:val="12"/>
+        </w:numPr>
+      </w:pPr>
       <w:r>
         <w:rPr>
           <w:rStyle w:val="Emphasis"/>
         </w:rPr>
-        <w:t>Képaláírás beszúrása…</w:t>
-      </w:r>
-      <w:r>
-        <w:t xml:space="preserve"> opcióval adhatunk hozzá, így az automatikusan </w:t>
-      </w:r>
-      <w:r>
-        <w:rPr>
-          <w:rStyle w:val="Strong"/>
-        </w:rPr>
-        <w:t>Képaláírás</w:t>
-      </w:r>
-      <w:r>
-        <w:t xml:space="preserve"> (Caption) stílusú lesz.</w:t>
-      </w:r>
-    </w:p>
-    <w:p>
-      <w:pPr>
-        <w:pStyle w:val="Kp"/>
+        <w:t>Kereszthivatkozások frissítése:</w:t>
+      </w:r>
+      <w:r>
+        <w:t xml:space="preserve"> miután kijelöltük a teljes szöveget (Ctrl+A), nyomjuk meg az F9 billentyűt, és a Word frissíti az összes kereszthivatkozást. Ilyenkor ellenőrizzük, hogy nem jelent-e meg valahol a "Hiba! A könyvjelző nem létezik." szöveg.</w:t>
+      </w:r>
+    </w:p>
+    <w:p>
+      <w:pPr>
+        <w:numPr>
+          <w:ilvl w:val="0"/>
+          <w:numId w:val="12"/>
+        </w:numPr>
+      </w:pPr>
+      <w:r>
+        <w:rPr>
+          <w:rStyle w:val="Emphasis"/>
+        </w:rPr>
+        <w:t>Dokumentum tulajdonságok megadása:</w:t>
+      </w:r>
+      <w:r>
+        <w:t xml:space="preserve"> a dokumentumhoz tartozó meta adatok kitöltése (szerző, cím, kulcsszavak stb.). Erre való a Dokumentum tulajdonságai panel, mely a Fájl / Információ / Tulajdonságok / Dokumentumpanel megjelenítése úton érhető el.</w:t>
+      </w:r>
+    </w:p>
+    <w:p>
+      <w:pPr>
+        <w:numPr>
+          <w:ilvl w:val="0"/>
+          <w:numId w:val="12"/>
+        </w:numPr>
+      </w:pPr>
+      <w:r>
+        <w:rPr>
+          <w:rStyle w:val="Emphasis"/>
+        </w:rPr>
+        <w:t>Kinézet ellenőrzése PDF-ben:</w:t>
+      </w:r>
+      <w:r>
+        <w:t xml:space="preserve"> a legjobb teszt a végén, ha PDF-et készítünk a dokumentumból, és azt leellenőrizzük. </w:t>
+      </w:r>
+    </w:p>
+    <w:p/>
+    <w:p>
+      <w:pPr>
+        <w:pStyle w:val="Fejezetcimszmozsnlkl"/>
+      </w:pPr>
+      <w:bookmarkStart w:id="41" w:name="_Toc215408758"/>
+      <w:r>
+        <w:lastRenderedPageBreak/>
+        <w:t>Irodalomjegyzék</w:t>
+      </w:r>
+      <w:bookmarkEnd w:id="41"/>
+    </w:p>
+    <w:p>
+      <w:pPr>
+        <w:pStyle w:val="Irodalomjegyzksor"/>
+      </w:pPr>
+      <w:bookmarkStart w:id="42" w:name="_Ref332797594"/>
+      <w:r>
+        <w:t>Levendovszky, J., Jereb, L.,</w:t>
+      </w:r>
+      <w:r>
+        <w:t xml:space="preserve"> Elek, Zs., Vesztergombi, Gy.: </w:t>
+      </w:r>
+      <w:r>
+        <w:rPr>
+          <w:rStyle w:val="Irodalomjegyzkforrs"/>
+        </w:rPr>
+        <w:t>Adaptive statistical algorithms in network reliability analysis</w:t>
+      </w:r>
+      <w:r>
+        <w:t xml:space="preserve">, </w:t>
+      </w:r>
+      <w:r>
+        <w:t>Performance Evaluation - Elsevier</w:t>
+      </w:r>
+      <w:r>
+        <w:t>, Vol. 48, 2002, pp. 225-236</w:t>
+      </w:r>
+      <w:bookmarkEnd w:id="42"/>
+    </w:p>
+    <w:p>
+      <w:pPr>
+        <w:pStyle w:val="Irodalomjegyzksor"/>
+      </w:pPr>
+      <w:r>
+        <w:t>National Istrume</w:t>
+      </w:r>
+      <w:r>
+        <w:t>nts:</w:t>
+      </w:r>
+      <w:r>
+        <w:t xml:space="preserve"> </w:t>
+      </w:r>
+      <w:r>
+        <w:rPr>
+          <w:rStyle w:val="Irodalomjegyzkforrs"/>
+        </w:rPr>
+        <w:t>LabVIEW grafik</w:t>
+      </w:r>
+      <w:r>
+        <w:rPr>
+          <w:rStyle w:val="Irodalomjegyzkforrs"/>
+        </w:rPr>
+        <w:t>us fejlesztői környezet leírása</w:t>
+      </w:r>
+      <w:r>
+        <w:t>,</w:t>
+      </w:r>
+      <w:r>
+        <w:t xml:space="preserve"> </w:t>
+      </w:r>
+      <w:hyperlink r:id="rId20" w:history="1">
+        <w:r>
+          <w:rPr>
+            <w:rStyle w:val="Hyperlink"/>
+          </w:rPr>
+          <w:t>http://www.ni.com/</w:t>
+        </w:r>
+      </w:hyperlink>
+      <w:r>
+        <w:t xml:space="preserve"> </w:t>
+      </w:r>
+      <w:r>
+        <w:t>(</w:t>
+      </w:r>
+      <w:r>
+        <w:t>2010. nov.)</w:t>
+      </w:r>
+    </w:p>
+    <w:p>
+      <w:pPr>
+        <w:pStyle w:val="Irodalomjegyzksor"/>
+      </w:pPr>
+      <w:r>
+        <w:t xml:space="preserve">Fowler, M.: </w:t>
+      </w:r>
+      <w:r>
+        <w:rPr>
+          <w:rStyle w:val="Irodalomjegyzkforrs"/>
+        </w:rPr>
+        <w:t>UML Distilled</w:t>
+      </w:r>
+      <w:r>
+        <w:t>, 3rd edition, ISBN 0-321-19368-7, Addison-Wesley, 2004</w:t>
+      </w:r>
+    </w:p>
+    <w:p>
+      <w:pPr>
+        <w:pStyle w:val="Irodalomjegyzksor"/>
+      </w:pPr>
+      <w:r>
+        <w:t xml:space="preserve">Wikipedia: </w:t>
+      </w:r>
+      <w:r>
+        <w:rPr>
+          <w:rStyle w:val="Irodalomjegyzkforrs"/>
+        </w:rPr>
+        <w:t>Evaluation strategy</w:t>
+      </w:r>
+      <w:r>
+        <w:t xml:space="preserve">, </w:t>
+      </w:r>
+      <w:hyperlink r:id="rId21" w:history="1">
+        <w:r>
+          <w:rPr>
+            <w:rStyle w:val="Hyperlink"/>
+          </w:rPr>
+          <w:t>http://en.wikipedia.org/wiki/Evaluation_strategy</w:t>
+        </w:r>
+      </w:hyperlink>
+      <w:r>
+        <w:t xml:space="preserve"> </w:t>
+      </w:r>
+      <w:r>
+        <w:t>(revision 18:11, 31 July 2012)</w:t>
+      </w:r>
+    </w:p>
+    <w:p>
+      <w:pPr>
+        <w:pStyle w:val="Fejezetcimszmozsnlkl"/>
+      </w:pPr>
+      <w:bookmarkStart w:id="43" w:name="_Toc215408759"/>
+      <w:r>
+        <w:lastRenderedPageBreak/>
+        <w:t>Függelék</w:t>
+      </w:r>
+      <w:bookmarkEnd w:id="43"/>
+    </w:p>
+    <w:p>
+      <w:pPr>
+        <w:pStyle w:val="Heading2"/>
+      </w:pPr>
+      <w:bookmarkStart w:id="44" w:name="_Toc215408760"/>
+      <w:r>
+        <w:t>5.1 Márka szinonima lista</w:t>
+      </w:r>
+      <w:bookmarkEnd w:id="44"/>
+    </w:p>
+    <w:p>
+      <w:pPr>
+        <w:pStyle w:val="Heading2"/>
+      </w:pPr>
+      <w:bookmarkStart w:id="45" w:name="_Toc215408761"/>
+      <w:r>
+        <w:t>5.2</w:t>
+      </w:r>
+      <w:r>
+        <w:t xml:space="preserve"> </w:t>
+      </w:r>
+      <w:r>
+        <w:t>Heti memeszám és hírsentiment idődiagramok</w:t>
+      </w:r>
+      <w:bookmarkEnd w:id="45"/>
+    </w:p>
+    <w:p>
+      <w:pPr>
+        <w:keepNext/>
+        <w:ind w:firstLine="0"/>
+        <w:jc w:val="center"/>
       </w:pPr>
       <w:r>
         <w:rPr>
           <w:noProof/>
-          <w:lang w:eastAsia="hu-HU"/>
         </w:rPr>
         <w:drawing>
-          <wp:inline distT="0" distB="0" distL="0" distR="0" wp14:anchorId="33527B03" wp14:editId="13D87D0B">
-            <wp:extent cx="4781550" cy="466725"/>
-            <wp:effectExtent l="0" t="0" r="0" b="0"/>
-            <wp:docPr id="2" name="Kép 1"/>
+          <wp:inline distT="0" distB="0" distL="0" distR="0" wp14:anchorId="4172DE6B" wp14:editId="0920CD2F">
+            <wp:extent cx="3601149" cy="1400400"/>
+            <wp:effectExtent l="0" t="0" r="5715" b="0"/>
+            <wp:docPr id="108407479" name="Picture 23" descr="A graph of a graph of a graph&#10;&#10;AI-generated content may be incorrect."/>
             <wp:cNvGraphicFramePr>
               <a:graphicFrameLocks xmlns:a="http://schemas.openxmlformats.org/drawingml/2006/main" noChangeAspect="1"/>
             </wp:cNvGraphicFramePr>
@@ -6907,36 +8302,29 @@
               <a:graphicData uri="http://schemas.openxmlformats.org/drawingml/2006/picture">
                 <pic:pic xmlns:pic="http://schemas.openxmlformats.org/drawingml/2006/picture">
                   <pic:nvPicPr>
-                    <pic:cNvPr id="0" name="Kép 1"/>
-                    <pic:cNvPicPr>
-                      <a:picLocks noChangeAspect="1" noChangeArrowheads="1"/>
-                    </pic:cNvPicPr>
+                    <pic:cNvPr id="108407479" name="Picture 23" descr="A graph of a graph of a graph&#10;&#10;AI-generated content may be incorrect."/>
+                    <pic:cNvPicPr/>
                   </pic:nvPicPr>
                   <pic:blipFill>
-                    <a:blip r:embed="rId14">
+                    <a:blip r:embed="rId22" cstate="print">
                       <a:extLst>
                         <a:ext uri="{28A0092B-C50C-407E-A947-70E740481C1C}">
                           <a14:useLocalDpi xmlns:a14="http://schemas.microsoft.com/office/drawing/2010/main" val="0"/>
                         </a:ext>
                       </a:extLst>
                     </a:blip>
-                    <a:srcRect/>
                     <a:stretch>
                       <a:fillRect/>
                     </a:stretch>
                   </pic:blipFill>
-                  <pic:spPr bwMode="auto">
+                  <pic:spPr>
                     <a:xfrm>
                       <a:off x="0" y="0"/>
-                      <a:ext cx="4781550" cy="466725"/>
+                      <a:ext cx="3601149" cy="1400400"/>
                     </a:xfrm>
                     <a:prstGeom prst="rect">
                       <a:avLst/>
                     </a:prstGeom>
-                    <a:noFill/>
-                    <a:ln>
-                      <a:noFill/>
-                    </a:ln>
                   </pic:spPr>
                 </pic:pic>
               </a:graphicData>
@@ -6949,472 +8337,926 @@
       <w:pPr>
         <w:pStyle w:val="Caption"/>
       </w:pPr>
-      <w:fldSimple w:instr=" STYLEREF 1 \s ">
-        <w:r>
-          <w:rPr>
-            <w:noProof/>
-          </w:rPr>
-          <w:t>0</w:t>
-        </w:r>
-      </w:fldSimple>
-      <w:r>
-        <w:t>.</w:t>
-      </w:r>
-      <w:fldSimple w:instr=" SEQ ábra \* ARABIC \s 1 ">
-        <w:r>
-          <w:rPr>
-            <w:noProof/>
-          </w:rPr>
-          <w:t>1</w:t>
-        </w:r>
-      </w:fldSimple>
-      <w:r>
-        <w:t>. ábra: Példa képaláírásra</w:t>
-      </w:r>
-    </w:p>
-    <w:p>
-      <w:pPr>
-        <w:pStyle w:val="Heading3"/>
-      </w:pPr>
-      <w:bookmarkStart w:id="41" w:name="_Toc332797401"/>
-      <w:bookmarkStart w:id="42" w:name="_Toc215121536"/>
-      <w:r>
-        <w:t>Kódrészletek</w:t>
-      </w:r>
-      <w:bookmarkEnd w:id="41"/>
-      <w:bookmarkEnd w:id="42"/>
-    </w:p>
-    <w:p>
-      <w:r>
-        <w:t xml:space="preserve">Kódrészletek beillesztése esetén használjuk a </w:t>
-      </w:r>
-      <w:r>
-        <w:rPr>
-          <w:rStyle w:val="Strong"/>
-        </w:rPr>
-        <w:t>Kód</w:t>
-      </w:r>
-      <w:r>
-        <w:t xml:space="preserve"> stílust.</w:t>
-      </w:r>
-    </w:p>
-    <w:p>
-      <w:pPr>
-        <w:pStyle w:val="Kd"/>
-      </w:pPr>
-      <w:r>
-        <w:t>using System;</w:t>
-      </w:r>
-    </w:p>
-    <w:p>
-      <w:pPr>
-        <w:pStyle w:val="Kd"/>
-      </w:pPr>
-      <w:r>
-        <w:t>namespace MyApp</w:t>
-      </w:r>
-    </w:p>
-    <w:p>
-      <w:pPr>
-        <w:pStyle w:val="Kd"/>
-      </w:pPr>
-      <w:r>
-        <w:t>{</w:t>
-      </w:r>
-    </w:p>
-    <w:p>
-      <w:pPr>
-        <w:pStyle w:val="Kd"/>
-      </w:pPr>
-      <w:r>
-        <w:tab/>
-        <w:t>class Program</w:t>
-      </w:r>
-    </w:p>
-    <w:p>
-      <w:pPr>
-        <w:pStyle w:val="Kd"/>
-      </w:pPr>
-      <w:r>
-        <w:tab/>
-        <w:t>{</w:t>
-      </w:r>
-    </w:p>
-    <w:p>
-      <w:pPr>
-        <w:pStyle w:val="Kd"/>
-      </w:pPr>
-      <w:r>
-        <w:tab/>
-      </w:r>
-      <w:r>
-        <w:tab/>
-      </w:r>
-      <w:r>
-        <w:t>static void Main( string[] args )</w:t>
-      </w:r>
-    </w:p>
-    <w:p>
-      <w:pPr>
-        <w:pStyle w:val="Kd"/>
-      </w:pPr>
-      <w:r>
-        <w:tab/>
-      </w:r>
-      <w:r>
-        <w:tab/>
-        <w:t>{</w:t>
-      </w:r>
-    </w:p>
-    <w:p>
-      <w:pPr>
-        <w:pStyle w:val="Kd"/>
-      </w:pPr>
-      <w:r>
-        <w:tab/>
-      </w:r>
-      <w:r>
-        <w:tab/>
-      </w:r>
-      <w:r>
-        <w:tab/>
-        <w:t>Console.WriteLine( "Szia Világ!" );</w:t>
-      </w:r>
-    </w:p>
-    <w:p>
-      <w:pPr>
-        <w:pStyle w:val="Kd"/>
-      </w:pPr>
-      <w:r>
-        <w:tab/>
-      </w:r>
-      <w:r>
-        <w:tab/>
-        <w:t>}</w:t>
-      </w:r>
-    </w:p>
-    <w:p>
-      <w:pPr>
-        <w:pStyle w:val="Kd"/>
-      </w:pPr>
-      <w:r>
-        <w:tab/>
-        <w:t>}</w:t>
-      </w:r>
-    </w:p>
-    <w:p>
-      <w:pPr>
-        <w:pStyle w:val="Kd"/>
-      </w:pPr>
-      <w:r>
-        <w:t>}</w:t>
-      </w:r>
-    </w:p>
-    <w:p>
-      <w:pPr>
-        <w:pStyle w:val="Kd"/>
-      </w:pPr>
-    </w:p>
-    <w:p>
-      <w:pPr>
-        <w:pStyle w:val="Kd"/>
-      </w:pPr>
-    </w:p>
-    <w:p>
-      <w:pPr>
-        <w:pStyle w:val="Heading3"/>
-      </w:pPr>
-      <w:bookmarkStart w:id="43" w:name="_Toc332797402"/>
-      <w:bookmarkStart w:id="44" w:name="_Toc215121537"/>
-      <w:r>
+      <w:r>
+        <w:t xml:space="preserve">Függelék ábra </w:t>
+      </w:r>
+      <w:r>
+        <w:fldChar w:fldCharType="begin"/>
+      </w:r>
+      <w:r>
+        <w:instrText xml:space="preserve"> SEQ Függelék_ábra \* ARABIC </w:instrText>
+      </w:r>
+      <w:r>
+        <w:fldChar w:fldCharType="separate"/>
+      </w:r>
+      <w:r>
+        <w:rPr>
+          <w:noProof/>
+        </w:rPr>
+        <w:t>1</w:t>
+      </w:r>
+      <w:r>
+        <w:fldChar w:fldCharType="end"/>
+      </w:r>
+      <w:r>
+        <w:t xml:space="preserve"> Amazon mém-cikk idődiagram</w:t>
+      </w:r>
+    </w:p>
+    <w:p>
+      <w:pPr>
+        <w:keepNext/>
+        <w:ind w:firstLine="0"/>
+        <w:jc w:val="center"/>
+      </w:pPr>
+      <w:r>
+        <w:rPr>
+          <w:noProof/>
+        </w:rPr>
+        <w:drawing>
+          <wp:inline distT="0" distB="0" distL="0" distR="0" wp14:anchorId="0D2B73B9" wp14:editId="43EA2882">
+            <wp:extent cx="3600000" cy="1399953"/>
+            <wp:effectExtent l="0" t="0" r="0" b="0"/>
+            <wp:docPr id="1446051674" name="Picture 24" descr="A graph with red and blue lines&#10;&#10;AI-generated content may be incorrect."/>
+            <wp:cNvGraphicFramePr>
+              <a:graphicFrameLocks xmlns:a="http://schemas.openxmlformats.org/drawingml/2006/main" noChangeAspect="1"/>
+            </wp:cNvGraphicFramePr>
+            <a:graphic xmlns:a="http://schemas.openxmlformats.org/drawingml/2006/main">
+              <a:graphicData uri="http://schemas.openxmlformats.org/drawingml/2006/picture">
+                <pic:pic xmlns:pic="http://schemas.openxmlformats.org/drawingml/2006/picture">
+                  <pic:nvPicPr>
+                    <pic:cNvPr id="1446051674" name="Picture 24" descr="A graph with red and blue lines&#10;&#10;AI-generated content may be incorrect."/>
+                    <pic:cNvPicPr/>
+                  </pic:nvPicPr>
+                  <pic:blipFill>
+                    <a:blip r:embed="rId23" cstate="print">
+                      <a:extLst>
+                        <a:ext uri="{28A0092B-C50C-407E-A947-70E740481C1C}">
+                          <a14:useLocalDpi xmlns:a14="http://schemas.microsoft.com/office/drawing/2010/main" val="0"/>
+                        </a:ext>
+                      </a:extLst>
+                    </a:blip>
+                    <a:stretch>
+                      <a:fillRect/>
+                    </a:stretch>
+                  </pic:blipFill>
+                  <pic:spPr>
+                    <a:xfrm>
+                      <a:off x="0" y="0"/>
+                      <a:ext cx="3600000" cy="1399953"/>
+                    </a:xfrm>
+                    <a:prstGeom prst="rect">
+                      <a:avLst/>
+                    </a:prstGeom>
+                  </pic:spPr>
+                </pic:pic>
+              </a:graphicData>
+            </a:graphic>
+          </wp:inline>
+        </w:drawing>
+      </w:r>
+    </w:p>
+    <w:p>
+      <w:pPr>
+        <w:pStyle w:val="Caption"/>
+      </w:pPr>
+      <w:r>
+        <w:t xml:space="preserve">Függelék ábra </w:t>
+      </w:r>
+      <w:r>
+        <w:fldChar w:fldCharType="begin"/>
+      </w:r>
+      <w:r>
+        <w:instrText xml:space="preserve"> SEQ Függelék_ábra \* ARABIC </w:instrText>
+      </w:r>
+      <w:r>
+        <w:fldChar w:fldCharType="separate"/>
+      </w:r>
+      <w:r>
+        <w:rPr>
+          <w:noProof/>
+        </w:rPr>
+        <w:t>2</w:t>
+      </w:r>
+      <w:r>
+        <w:fldChar w:fldCharType="end"/>
+      </w:r>
+      <w:r>
+        <w:t xml:space="preserve"> Apple mém-cikk idődiagram</w:t>
+      </w:r>
+    </w:p>
+    <w:p>
+      <w:pPr>
+        <w:keepNext/>
+        <w:ind w:firstLine="0"/>
+        <w:jc w:val="center"/>
+      </w:pPr>
+      <w:r>
+        <w:rPr>
+          <w:noProof/>
+        </w:rPr>
+        <w:drawing>
+          <wp:inline distT="0" distB="0" distL="0" distR="0" wp14:anchorId="547D6F6E" wp14:editId="1820F881">
+            <wp:extent cx="3600000" cy="1399953"/>
+            <wp:effectExtent l="0" t="0" r="0" b="0"/>
+            <wp:docPr id="1820479288" name="Picture 25" descr="A graph of a graph showing the difference between a line and a line&#10;&#10;AI-generated content may be incorrect."/>
+            <wp:cNvGraphicFramePr>
+              <a:graphicFrameLocks xmlns:a="http://schemas.openxmlformats.org/drawingml/2006/main" noChangeAspect="1"/>
+            </wp:cNvGraphicFramePr>
+            <a:graphic xmlns:a="http://schemas.openxmlformats.org/drawingml/2006/main">
+              <a:graphicData uri="http://schemas.openxmlformats.org/drawingml/2006/picture">
+                <pic:pic xmlns:pic="http://schemas.openxmlformats.org/drawingml/2006/picture">
+                  <pic:nvPicPr>
+                    <pic:cNvPr id="1820479288" name="Picture 25" descr="A graph of a graph showing the difference between a line and a line&#10;&#10;AI-generated content may be incorrect."/>
+                    <pic:cNvPicPr/>
+                  </pic:nvPicPr>
+                  <pic:blipFill>
+                    <a:blip r:embed="rId24" cstate="print">
+                      <a:extLst>
+                        <a:ext uri="{28A0092B-C50C-407E-A947-70E740481C1C}">
+                          <a14:useLocalDpi xmlns:a14="http://schemas.microsoft.com/office/drawing/2010/main" val="0"/>
+                        </a:ext>
+                      </a:extLst>
+                    </a:blip>
+                    <a:stretch>
+                      <a:fillRect/>
+                    </a:stretch>
+                  </pic:blipFill>
+                  <pic:spPr>
+                    <a:xfrm>
+                      <a:off x="0" y="0"/>
+                      <a:ext cx="3600000" cy="1399953"/>
+                    </a:xfrm>
+                    <a:prstGeom prst="rect">
+                      <a:avLst/>
+                    </a:prstGeom>
+                  </pic:spPr>
+                </pic:pic>
+              </a:graphicData>
+            </a:graphic>
+          </wp:inline>
+        </w:drawing>
+      </w:r>
+    </w:p>
+    <w:p>
+      <w:pPr>
+        <w:pStyle w:val="Caption"/>
+      </w:pPr>
+      <w:r>
+        <w:t xml:space="preserve">Függelék ábra </w:t>
+      </w:r>
+      <w:r>
+        <w:fldChar w:fldCharType="begin"/>
+      </w:r>
+      <w:r>
+        <w:instrText xml:space="preserve"> SEQ Függelék_ábra \* ARABIC </w:instrText>
+      </w:r>
+      <w:r>
+        <w:fldChar w:fldCharType="separate"/>
+      </w:r>
+      <w:r>
+        <w:rPr>
+          <w:noProof/>
+        </w:rPr>
+        <w:t>3</w:t>
+      </w:r>
+      <w:r>
+        <w:fldChar w:fldCharType="end"/>
+      </w:r>
+      <w:r>
+        <w:t xml:space="preserve"> Facebook </w:t>
+      </w:r>
+      <w:r>
+        <w:t>mém-cikk idődiagram</w:t>
+      </w:r>
+    </w:p>
+    <w:p>
+      <w:pPr>
+        <w:keepNext/>
+        <w:ind w:firstLine="0"/>
+        <w:jc w:val="center"/>
+      </w:pPr>
+      <w:r>
+        <w:rPr>
+          <w:noProof/>
+        </w:rPr>
         <w:lastRenderedPageBreak/>
-        <w:t>Irodalomjegyzék</w:t>
-      </w:r>
-      <w:bookmarkEnd w:id="43"/>
-      <w:bookmarkEnd w:id="44"/>
-    </w:p>
-    <w:p>
-      <w:r>
-        <w:t xml:space="preserve">Az Irodalomjegyzékben szereplő hivatkozásokat </w:t>
-      </w:r>
-      <w:r>
-        <w:rPr>
-          <w:rStyle w:val="Strong"/>
-        </w:rPr>
-        <w:t xml:space="preserve">Irodalomjegyzék </w:t>
-      </w:r>
-      <w:r>
-        <w:rPr>
-          <w:rStyle w:val="Strong"/>
-        </w:rPr>
-        <w:t>sor</w:t>
-      </w:r>
-      <w:r>
-        <w:t xml:space="preserve"> stílussal formázzuk, a címüket pedig </w:t>
-      </w:r>
-      <w:r>
-        <w:rPr>
-          <w:rStyle w:val="Strong"/>
-        </w:rPr>
-        <w:t xml:space="preserve">Irodalomjegyzék forrás </w:t>
-      </w:r>
-      <w:r>
-        <w:t>stílussal emeljük ki.</w:t>
-      </w:r>
-    </w:p>
-    <w:p>
-      <w:r>
-        <w:t xml:space="preserve">A szövegbe a hivatkozásokat a </w:t>
-      </w:r>
-      <w:r>
-        <w:rPr>
-          <w:rStyle w:val="Emphasis"/>
-        </w:rPr>
-        <w:t>Kereszthivatkozás beszúrása</w:t>
-      </w:r>
-      <w:r>
-        <w:t xml:space="preserve"> (Insert cross-reference) funkcióval helyezzük el (példa egy így beszúrt hivatkozásra: </w:t>
+        <w:drawing>
+          <wp:inline distT="0" distB="0" distL="0" distR="0" wp14:anchorId="7E101F98" wp14:editId="41F9683E">
+            <wp:extent cx="3600000" cy="1399953"/>
+            <wp:effectExtent l="0" t="0" r="0" b="0"/>
+            <wp:docPr id="1091383706" name="Picture 26" descr="A graph of a line graph&#10;&#10;AI-generated content may be incorrect."/>
+            <wp:cNvGraphicFramePr>
+              <a:graphicFrameLocks xmlns:a="http://schemas.openxmlformats.org/drawingml/2006/main" noChangeAspect="1"/>
+            </wp:cNvGraphicFramePr>
+            <a:graphic xmlns:a="http://schemas.openxmlformats.org/drawingml/2006/main">
+              <a:graphicData uri="http://schemas.openxmlformats.org/drawingml/2006/picture">
+                <pic:pic xmlns:pic="http://schemas.openxmlformats.org/drawingml/2006/picture">
+                  <pic:nvPicPr>
+                    <pic:cNvPr id="1091383706" name="Picture 26" descr="A graph of a line graph&#10;&#10;AI-generated content may be incorrect."/>
+                    <pic:cNvPicPr/>
+                  </pic:nvPicPr>
+                  <pic:blipFill>
+                    <a:blip r:embed="rId25" cstate="print">
+                      <a:extLst>
+                        <a:ext uri="{28A0092B-C50C-407E-A947-70E740481C1C}">
+                          <a14:useLocalDpi xmlns:a14="http://schemas.microsoft.com/office/drawing/2010/main" val="0"/>
+                        </a:ext>
+                      </a:extLst>
+                    </a:blip>
+                    <a:stretch>
+                      <a:fillRect/>
+                    </a:stretch>
+                  </pic:blipFill>
+                  <pic:spPr>
+                    <a:xfrm>
+                      <a:off x="0" y="0"/>
+                      <a:ext cx="3600000" cy="1399953"/>
+                    </a:xfrm>
+                    <a:prstGeom prst="rect">
+                      <a:avLst/>
+                    </a:prstGeom>
+                  </pic:spPr>
+                </pic:pic>
+              </a:graphicData>
+            </a:graphic>
+          </wp:inline>
+        </w:drawing>
+      </w:r>
+    </w:p>
+    <w:p>
+      <w:pPr>
+        <w:pStyle w:val="Caption"/>
+      </w:pPr>
+      <w:r>
+        <w:t xml:space="preserve">Függelék ábra </w:t>
       </w:r>
       <w:r>
         <w:fldChar w:fldCharType="begin"/>
       </w:r>
       <w:r>
-        <w:instrText xml:space="preserve"> REF _Ref332797594 \r \h </w:instrText>
+        <w:instrText xml:space="preserve"> SEQ Függelék_ábra \* ARABIC </w:instrText>
       </w:r>
       <w:r>
         <w:fldChar w:fldCharType="separate"/>
       </w:r>
       <w:r>
-        <w:t>[1]</w:t>
+        <w:rPr>
+          <w:noProof/>
+        </w:rPr>
+        <w:t>4</w:t>
       </w:r>
       <w:r>
         <w:fldChar w:fldCharType="end"/>
       </w:r>
       <w:r>
-        <w:t>), így azok automatikusan frissülnek a hivatkozások átrendezésekor.</w:t>
-      </w:r>
-    </w:p>
-    <w:p>
-      <w:pPr>
-        <w:pStyle w:val="Heading1"/>
-      </w:pPr>
-      <w:bookmarkStart w:id="45" w:name="_Toc332797403"/>
-      <w:bookmarkStart w:id="46" w:name="_Toc215121538"/>
-      <w:r>
+        <w:t xml:space="preserve"> Instagram </w:t>
+      </w:r>
+      <w:r>
+        <w:t>mém-cikk idődiagram</w:t>
+      </w:r>
+    </w:p>
+    <w:p>
+      <w:pPr>
+        <w:keepNext/>
+        <w:ind w:firstLine="0"/>
+        <w:jc w:val="center"/>
+      </w:pPr>
+      <w:r>
+        <w:rPr>
+          <w:noProof/>
+        </w:rPr>
+        <w:drawing>
+          <wp:inline distT="0" distB="0" distL="0" distR="0" wp14:anchorId="2F724E91" wp14:editId="3E40408E">
+            <wp:extent cx="3600000" cy="1399953"/>
+            <wp:effectExtent l="0" t="0" r="0" b="0"/>
+            <wp:docPr id="328703387" name="Picture 27" descr="A graph of a graph showing the same value&#10;&#10;AI-generated content may be incorrect."/>
+            <wp:cNvGraphicFramePr>
+              <a:graphicFrameLocks xmlns:a="http://schemas.openxmlformats.org/drawingml/2006/main" noChangeAspect="1"/>
+            </wp:cNvGraphicFramePr>
+            <a:graphic xmlns:a="http://schemas.openxmlformats.org/drawingml/2006/main">
+              <a:graphicData uri="http://schemas.openxmlformats.org/drawingml/2006/picture">
+                <pic:pic xmlns:pic="http://schemas.openxmlformats.org/drawingml/2006/picture">
+                  <pic:nvPicPr>
+                    <pic:cNvPr id="328703387" name="Picture 27" descr="A graph of a graph showing the same value&#10;&#10;AI-generated content may be incorrect."/>
+                    <pic:cNvPicPr/>
+                  </pic:nvPicPr>
+                  <pic:blipFill>
+                    <a:blip r:embed="rId26" cstate="print">
+                      <a:extLst>
+                        <a:ext uri="{28A0092B-C50C-407E-A947-70E740481C1C}">
+                          <a14:useLocalDpi xmlns:a14="http://schemas.microsoft.com/office/drawing/2010/main" val="0"/>
+                        </a:ext>
+                      </a:extLst>
+                    </a:blip>
+                    <a:stretch>
+                      <a:fillRect/>
+                    </a:stretch>
+                  </pic:blipFill>
+                  <pic:spPr>
+                    <a:xfrm>
+                      <a:off x="0" y="0"/>
+                      <a:ext cx="3600000" cy="1399953"/>
+                    </a:xfrm>
+                    <a:prstGeom prst="rect">
+                      <a:avLst/>
+                    </a:prstGeom>
+                  </pic:spPr>
+                </pic:pic>
+              </a:graphicData>
+            </a:graphic>
+          </wp:inline>
+        </w:drawing>
+      </w:r>
+    </w:p>
+    <w:p>
+      <w:pPr>
+        <w:pStyle w:val="Caption"/>
+      </w:pPr>
+      <w:r>
+        <w:t xml:space="preserve">Függelék ábra </w:t>
+      </w:r>
+      <w:r>
+        <w:fldChar w:fldCharType="begin"/>
+      </w:r>
+      <w:r>
+        <w:instrText xml:space="preserve"> SEQ Függelék_ábra \* ARABIC </w:instrText>
+      </w:r>
+      <w:r>
+        <w:fldChar w:fldCharType="separate"/>
+      </w:r>
+      <w:r>
+        <w:rPr>
+          <w:noProof/>
+        </w:rPr>
+        <w:t>5</w:t>
+      </w:r>
+      <w:r>
+        <w:fldChar w:fldCharType="end"/>
+      </w:r>
+      <w:r>
+        <w:t xml:space="preserve"> Microsoft </w:t>
+      </w:r>
+      <w:r>
+        <w:t>mém-cikk idődiagram</w:t>
+      </w:r>
+    </w:p>
+    <w:p>
+      <w:pPr>
+        <w:keepNext/>
+        <w:ind w:firstLine="0"/>
+        <w:jc w:val="center"/>
+      </w:pPr>
+      <w:r>
+        <w:rPr>
+          <w:noProof/>
+        </w:rPr>
+        <w:drawing>
+          <wp:inline distT="0" distB="0" distL="0" distR="0" wp14:anchorId="01C0E21C" wp14:editId="247882D7">
+            <wp:extent cx="3600000" cy="1399953"/>
+            <wp:effectExtent l="0" t="0" r="0" b="0"/>
+            <wp:docPr id="1583338737" name="Picture 28" descr="A graph showing a red and blue line&#10;&#10;AI-generated content may be incorrect."/>
+            <wp:cNvGraphicFramePr>
+              <a:graphicFrameLocks xmlns:a="http://schemas.openxmlformats.org/drawingml/2006/main" noChangeAspect="1"/>
+            </wp:cNvGraphicFramePr>
+            <a:graphic xmlns:a="http://schemas.openxmlformats.org/drawingml/2006/main">
+              <a:graphicData uri="http://schemas.openxmlformats.org/drawingml/2006/picture">
+                <pic:pic xmlns:pic="http://schemas.openxmlformats.org/drawingml/2006/picture">
+                  <pic:nvPicPr>
+                    <pic:cNvPr id="1583338737" name="Picture 28" descr="A graph showing a red and blue line&#10;&#10;AI-generated content may be incorrect."/>
+                    <pic:cNvPicPr/>
+                  </pic:nvPicPr>
+                  <pic:blipFill>
+                    <a:blip r:embed="rId27" cstate="print">
+                      <a:extLst>
+                        <a:ext uri="{28A0092B-C50C-407E-A947-70E740481C1C}">
+                          <a14:useLocalDpi xmlns:a14="http://schemas.microsoft.com/office/drawing/2010/main" val="0"/>
+                        </a:ext>
+                      </a:extLst>
+                    </a:blip>
+                    <a:stretch>
+                      <a:fillRect/>
+                    </a:stretch>
+                  </pic:blipFill>
+                  <pic:spPr>
+                    <a:xfrm>
+                      <a:off x="0" y="0"/>
+                      <a:ext cx="3600000" cy="1399953"/>
+                    </a:xfrm>
+                    <a:prstGeom prst="rect">
+                      <a:avLst/>
+                    </a:prstGeom>
+                  </pic:spPr>
+                </pic:pic>
+              </a:graphicData>
+            </a:graphic>
+          </wp:inline>
+        </w:drawing>
+      </w:r>
+    </w:p>
+    <w:p>
+      <w:pPr>
+        <w:pStyle w:val="Caption"/>
+      </w:pPr>
+      <w:r>
+        <w:t xml:space="preserve">Függelék ábra </w:t>
+      </w:r>
+      <w:r>
+        <w:fldChar w:fldCharType="begin"/>
+      </w:r>
+      <w:r>
+        <w:instrText xml:space="preserve"> SEQ Függelék_ábra \* ARABIC </w:instrText>
+      </w:r>
+      <w:r>
+        <w:fldChar w:fldCharType="separate"/>
+      </w:r>
+      <w:r>
+        <w:rPr>
+          <w:noProof/>
+        </w:rPr>
+        <w:t>6</w:t>
+      </w:r>
+      <w:r>
+        <w:fldChar w:fldCharType="end"/>
+      </w:r>
+      <w:r>
+        <w:t xml:space="preserve"> Netflix </w:t>
+      </w:r>
+      <w:r>
+        <w:t>mém-cikk idődiagram</w:t>
+      </w:r>
+    </w:p>
+    <w:p>
+      <w:pPr>
+        <w:keepNext/>
+        <w:ind w:firstLine="0"/>
+        <w:jc w:val="center"/>
+      </w:pPr>
+      <w:r>
+        <w:rPr>
+          <w:noProof/>
+        </w:rPr>
+        <w:drawing>
+          <wp:inline distT="0" distB="0" distL="0" distR="0" wp14:anchorId="06C569D9" wp14:editId="72B853EC">
+            <wp:extent cx="3600000" cy="1399953"/>
+            <wp:effectExtent l="0" t="0" r="0" b="0"/>
+            <wp:docPr id="189274540" name="Picture 29" descr="A graph with red and blue lines&#10;&#10;AI-generated content may be incorrect."/>
+            <wp:cNvGraphicFramePr>
+              <a:graphicFrameLocks xmlns:a="http://schemas.openxmlformats.org/drawingml/2006/main" noChangeAspect="1"/>
+            </wp:cNvGraphicFramePr>
+            <a:graphic xmlns:a="http://schemas.openxmlformats.org/drawingml/2006/main">
+              <a:graphicData uri="http://schemas.openxmlformats.org/drawingml/2006/picture">
+                <pic:pic xmlns:pic="http://schemas.openxmlformats.org/drawingml/2006/picture">
+                  <pic:nvPicPr>
+                    <pic:cNvPr id="189274540" name="Picture 29" descr="A graph with red and blue lines&#10;&#10;AI-generated content may be incorrect."/>
+                    <pic:cNvPicPr/>
+                  </pic:nvPicPr>
+                  <pic:blipFill>
+                    <a:blip r:embed="rId28" cstate="print">
+                      <a:extLst>
+                        <a:ext uri="{28A0092B-C50C-407E-A947-70E740481C1C}">
+                          <a14:useLocalDpi xmlns:a14="http://schemas.microsoft.com/office/drawing/2010/main" val="0"/>
+                        </a:ext>
+                      </a:extLst>
+                    </a:blip>
+                    <a:stretch>
+                      <a:fillRect/>
+                    </a:stretch>
+                  </pic:blipFill>
+                  <pic:spPr>
+                    <a:xfrm>
+                      <a:off x="0" y="0"/>
+                      <a:ext cx="3600000" cy="1399953"/>
+                    </a:xfrm>
+                    <a:prstGeom prst="rect">
+                      <a:avLst/>
+                    </a:prstGeom>
+                  </pic:spPr>
+                </pic:pic>
+              </a:graphicData>
+            </a:graphic>
+          </wp:inline>
+        </w:drawing>
+      </w:r>
+    </w:p>
+    <w:p>
+      <w:pPr>
+        <w:pStyle w:val="Caption"/>
+      </w:pPr>
+      <w:r>
+        <w:t xml:space="preserve">Függelék ábra </w:t>
+      </w:r>
+      <w:r>
+        <w:fldChar w:fldCharType="begin"/>
+      </w:r>
+      <w:r>
+        <w:instrText xml:space="preserve"> SEQ Függelék_ábra \* ARABIC </w:instrText>
+      </w:r>
+      <w:r>
+        <w:fldChar w:fldCharType="separate"/>
+      </w:r>
+      <w:r>
+        <w:rPr>
+          <w:noProof/>
+        </w:rPr>
+        <w:t>7</w:t>
+      </w:r>
+      <w:r>
+        <w:fldChar w:fldCharType="end"/>
+      </w:r>
+      <w:r>
+        <w:t xml:space="preserve"> Spotify </w:t>
+      </w:r>
+      <w:r>
+        <w:t>mém-cikk idődiagram</w:t>
+      </w:r>
+    </w:p>
+    <w:p>
+      <w:pPr>
+        <w:keepNext/>
+        <w:ind w:firstLine="0"/>
+        <w:jc w:val="center"/>
+      </w:pPr>
+      <w:r>
+        <w:rPr>
+          <w:noProof/>
+        </w:rPr>
         <w:lastRenderedPageBreak/>
-        <w:t>Utolsó simítások</w:t>
-      </w:r>
-      <w:bookmarkEnd w:id="45"/>
+        <w:drawing>
+          <wp:inline distT="0" distB="0" distL="0" distR="0" wp14:anchorId="66BE5E74" wp14:editId="7F1C10AA">
+            <wp:extent cx="3600000" cy="1399953"/>
+            <wp:effectExtent l="0" t="0" r="0" b="0"/>
+            <wp:docPr id="456254425" name="Picture 30" descr="A graph with blue and red lines&#10;&#10;AI-generated content may be incorrect."/>
+            <wp:cNvGraphicFramePr>
+              <a:graphicFrameLocks xmlns:a="http://schemas.openxmlformats.org/drawingml/2006/main" noChangeAspect="1"/>
+            </wp:cNvGraphicFramePr>
+            <a:graphic xmlns:a="http://schemas.openxmlformats.org/drawingml/2006/main">
+              <a:graphicData uri="http://schemas.openxmlformats.org/drawingml/2006/picture">
+                <pic:pic xmlns:pic="http://schemas.openxmlformats.org/drawingml/2006/picture">
+                  <pic:nvPicPr>
+                    <pic:cNvPr id="456254425" name="Picture 30" descr="A graph with blue and red lines&#10;&#10;AI-generated content may be incorrect."/>
+                    <pic:cNvPicPr/>
+                  </pic:nvPicPr>
+                  <pic:blipFill>
+                    <a:blip r:embed="rId29" cstate="print">
+                      <a:extLst>
+                        <a:ext uri="{28A0092B-C50C-407E-A947-70E740481C1C}">
+                          <a14:useLocalDpi xmlns:a14="http://schemas.microsoft.com/office/drawing/2010/main" val="0"/>
+                        </a:ext>
+                      </a:extLst>
+                    </a:blip>
+                    <a:stretch>
+                      <a:fillRect/>
+                    </a:stretch>
+                  </pic:blipFill>
+                  <pic:spPr>
+                    <a:xfrm>
+                      <a:off x="0" y="0"/>
+                      <a:ext cx="3600000" cy="1399953"/>
+                    </a:xfrm>
+                    <a:prstGeom prst="rect">
+                      <a:avLst/>
+                    </a:prstGeom>
+                  </pic:spPr>
+                </pic:pic>
+              </a:graphicData>
+            </a:graphic>
+          </wp:inline>
+        </w:drawing>
+      </w:r>
+    </w:p>
+    <w:p>
+      <w:pPr>
+        <w:pStyle w:val="Caption"/>
+      </w:pPr>
+      <w:r>
+        <w:t xml:space="preserve">Függelék ábra </w:t>
+      </w:r>
+      <w:r>
+        <w:fldChar w:fldCharType="begin"/>
+      </w:r>
+      <w:r>
+        <w:instrText xml:space="preserve"> SEQ Függelék_ábra \* ARABIC </w:instrText>
+      </w:r>
+      <w:r>
+        <w:fldChar w:fldCharType="separate"/>
+      </w:r>
+      <w:r>
+        <w:rPr>
+          <w:noProof/>
+        </w:rPr>
+        <w:t>8</w:t>
+      </w:r>
+      <w:r>
+        <w:fldChar w:fldCharType="end"/>
+      </w:r>
+      <w:r>
+        <w:t xml:space="preserve"> Tesla </w:t>
+      </w:r>
+      <w:r>
+        <w:t>mém-cikk idődiagram</w:t>
+      </w:r>
+    </w:p>
+    <w:p>
+      <w:pPr>
+        <w:keepNext/>
+        <w:ind w:firstLine="0"/>
+        <w:jc w:val="center"/>
+      </w:pPr>
+      <w:r>
+        <w:rPr>
+          <w:noProof/>
+        </w:rPr>
+        <w:drawing>
+          <wp:inline distT="0" distB="0" distL="0" distR="0" wp14:anchorId="70C46339" wp14:editId="0EDE3ECE">
+            <wp:extent cx="3600000" cy="1399953"/>
+            <wp:effectExtent l="0" t="0" r="0" b="0"/>
+            <wp:docPr id="708702957" name="Picture 31" descr="A graph of a graph of a graph&#10;&#10;AI-generated content may be incorrect."/>
+            <wp:cNvGraphicFramePr>
+              <a:graphicFrameLocks xmlns:a="http://schemas.openxmlformats.org/drawingml/2006/main" noChangeAspect="1"/>
+            </wp:cNvGraphicFramePr>
+            <a:graphic xmlns:a="http://schemas.openxmlformats.org/drawingml/2006/main">
+              <a:graphicData uri="http://schemas.openxmlformats.org/drawingml/2006/picture">
+                <pic:pic xmlns:pic="http://schemas.openxmlformats.org/drawingml/2006/picture">
+                  <pic:nvPicPr>
+                    <pic:cNvPr id="708702957" name="Picture 31" descr="A graph of a graph of a graph&#10;&#10;AI-generated content may be incorrect."/>
+                    <pic:cNvPicPr/>
+                  </pic:nvPicPr>
+                  <pic:blipFill>
+                    <a:blip r:embed="rId30" cstate="print">
+                      <a:extLst>
+                        <a:ext uri="{28A0092B-C50C-407E-A947-70E740481C1C}">
+                          <a14:useLocalDpi xmlns:a14="http://schemas.microsoft.com/office/drawing/2010/main" val="0"/>
+                        </a:ext>
+                      </a:extLst>
+                    </a:blip>
+                    <a:stretch>
+                      <a:fillRect/>
+                    </a:stretch>
+                  </pic:blipFill>
+                  <pic:spPr>
+                    <a:xfrm>
+                      <a:off x="0" y="0"/>
+                      <a:ext cx="3600000" cy="1399953"/>
+                    </a:xfrm>
+                    <a:prstGeom prst="rect">
+                      <a:avLst/>
+                    </a:prstGeom>
+                  </pic:spPr>
+                </pic:pic>
+              </a:graphicData>
+            </a:graphic>
+          </wp:inline>
+        </w:drawing>
+      </w:r>
+    </w:p>
+    <w:p>
+      <w:pPr>
+        <w:pStyle w:val="Caption"/>
+      </w:pPr>
+      <w:r>
+        <w:t xml:space="preserve">Függelék ábra </w:t>
+      </w:r>
+      <w:r>
+        <w:fldChar w:fldCharType="begin"/>
+      </w:r>
+      <w:r>
+        <w:instrText xml:space="preserve"> SEQ Függelék_ábra \* ARABIC </w:instrText>
+      </w:r>
+      <w:r>
+        <w:fldChar w:fldCharType="separate"/>
+      </w:r>
+      <w:r>
+        <w:rPr>
+          <w:noProof/>
+        </w:rPr>
+        <w:t>9</w:t>
+      </w:r>
+      <w:r>
+        <w:fldChar w:fldCharType="end"/>
+      </w:r>
+      <w:r>
+        <w:t xml:space="preserve"> Youtube </w:t>
+      </w:r>
+      <w:r>
+        <w:t>mém-cikk idődiagram</w:t>
+      </w:r>
+    </w:p>
+    <w:p/>
+    <w:p>
+      <w:pPr>
+        <w:pStyle w:val="Heading2"/>
+      </w:pPr>
+      <w:r>
+        <w:t>5.3 Korrelációs mátrixok</w:t>
+      </w:r>
+    </w:p>
+    <w:p>
+      <w:r>
+        <w:drawing>
+          <wp:inline distT="0" distB="0" distL="0" distR="0" wp14:anchorId="0FF4CA0F" wp14:editId="1CBC86D5">
+            <wp:extent cx="4292600" cy="2933700"/>
+            <wp:effectExtent l="0" t="0" r="0" b="0"/>
+            <wp:docPr id="688421541" name="Picture 1" descr="A screenshot of a graph&#10;&#10;AI-generated content may be incorrect."/>
+            <wp:cNvGraphicFramePr>
+              <a:graphicFrameLocks xmlns:a="http://schemas.openxmlformats.org/drawingml/2006/main" noChangeAspect="1"/>
+            </wp:cNvGraphicFramePr>
+            <a:graphic xmlns:a="http://schemas.openxmlformats.org/drawingml/2006/main">
+              <a:graphicData uri="http://schemas.openxmlformats.org/drawingml/2006/picture">
+                <pic:pic xmlns:pic="http://schemas.openxmlformats.org/drawingml/2006/picture">
+                  <pic:nvPicPr>
+                    <pic:cNvPr id="688421541" name="Picture 1" descr="A screenshot of a graph&#10;&#10;AI-generated content may be incorrect."/>
+                    <pic:cNvPicPr/>
+                  </pic:nvPicPr>
+                  <pic:blipFill>
+                    <a:blip r:embed="rId31"/>
+                    <a:stretch>
+                      <a:fillRect/>
+                    </a:stretch>
+                  </pic:blipFill>
+                  <pic:spPr>
+                    <a:xfrm>
+                      <a:off x="0" y="0"/>
+                      <a:ext cx="4292600" cy="2933700"/>
+                    </a:xfrm>
+                    <a:prstGeom prst="rect">
+                      <a:avLst/>
+                    </a:prstGeom>
+                  </pic:spPr>
+                </pic:pic>
+              </a:graphicData>
+            </a:graphic>
+          </wp:inline>
+        </w:drawing>
+      </w:r>
+    </w:p>
+    <w:p>
+      <w:r>
+        <w:lastRenderedPageBreak/>
+        <w:drawing>
+          <wp:inline distT="0" distB="0" distL="0" distR="0" wp14:anchorId="3358F503" wp14:editId="2F574888">
+            <wp:extent cx="4330700" cy="2819400"/>
+            <wp:effectExtent l="0" t="0" r="0" b="0"/>
+            <wp:docPr id="455512976" name="Picture 1" descr="A screenshot of a graph&#10;&#10;AI-generated content may be incorrect."/>
+            <wp:cNvGraphicFramePr>
+              <a:graphicFrameLocks xmlns:a="http://schemas.openxmlformats.org/drawingml/2006/main" noChangeAspect="1"/>
+            </wp:cNvGraphicFramePr>
+            <a:graphic xmlns:a="http://schemas.openxmlformats.org/drawingml/2006/main">
+              <a:graphicData uri="http://schemas.openxmlformats.org/drawingml/2006/picture">
+                <pic:pic xmlns:pic="http://schemas.openxmlformats.org/drawingml/2006/picture">
+                  <pic:nvPicPr>
+                    <pic:cNvPr id="455512976" name="Picture 1" descr="A screenshot of a graph&#10;&#10;AI-generated content may be incorrect."/>
+                    <pic:cNvPicPr/>
+                  </pic:nvPicPr>
+                  <pic:blipFill>
+                    <a:blip r:embed="rId32"/>
+                    <a:stretch>
+                      <a:fillRect/>
+                    </a:stretch>
+                  </pic:blipFill>
+                  <pic:spPr>
+                    <a:xfrm>
+                      <a:off x="0" y="0"/>
+                      <a:ext cx="4330700" cy="2819400"/>
+                    </a:xfrm>
+                    <a:prstGeom prst="rect">
+                      <a:avLst/>
+                    </a:prstGeom>
+                  </pic:spPr>
+                </pic:pic>
+              </a:graphicData>
+            </a:graphic>
+          </wp:inline>
+        </w:drawing>
+      </w:r>
+    </w:p>
+    <w:p>
+      <w:pPr>
+        <w:pStyle w:val="Heading2"/>
+      </w:pPr>
+      <w:bookmarkStart w:id="46" w:name="_Toc215408762"/>
+      <w:r>
+        <w:t>5.</w:t>
+      </w:r>
+      <w:r>
+        <w:t>4</w:t>
+      </w:r>
+      <w:r>
+        <w:t xml:space="preserve"> </w:t>
+      </w:r>
+      <w:r>
+        <w:t>Kísérleti mém-sentiment becslés (OCR + FinBERT + CLIP)</w:t>
+      </w:r>
       <w:bookmarkEnd w:id="46"/>
-    </w:p>
-    <w:p>
-      <w:r>
-        <w:t>Miután elkészültünk a dokumentációval, ne felejtsük el a következő lépéseket:</w:t>
-      </w:r>
-    </w:p>
-    <w:p>
-      <w:pPr>
-        <w:numPr>
-          <w:ilvl w:val="0"/>
-          <w:numId w:val="12"/>
-        </w:numPr>
-      </w:pPr>
-      <w:r>
-        <w:rPr>
-          <w:rStyle w:val="Emphasis"/>
-        </w:rPr>
-        <w:t>Kereszthivatkozások frissítése:</w:t>
-      </w:r>
-      <w:r>
-        <w:t xml:space="preserve"> miután kijelöltük a teljes szöveget (Ctrl+A), nyomjuk meg az F9 billentyűt, és a Word frissíti az összes kereszthivatkozást. Ilyenkor ellenőrizzük, hogy nem jelent-e meg valahol a "Hiba! A könyvjelző nem létezik." szöveg.</w:t>
-      </w:r>
-    </w:p>
-    <w:p>
-      <w:pPr>
-        <w:numPr>
-          <w:ilvl w:val="0"/>
-          <w:numId w:val="12"/>
-        </w:numPr>
-      </w:pPr>
-      <w:r>
-        <w:rPr>
-          <w:rStyle w:val="Emphasis"/>
-        </w:rPr>
-        <w:t>Dokumentum tulajdonságok megadása:</w:t>
-      </w:r>
-      <w:r>
-        <w:t xml:space="preserve"> a dokumentumhoz tartozó meta adatok kitöltése (szerző, cím, kulcsszavak stb.). Erre való a Dokumentum tulajdonságai panel, mely a Fájl / Információ / Tulajdonságok / Dokumentumpanel megjelenítése úton érhető el.</w:t>
-      </w:r>
-    </w:p>
-    <w:p>
-      <w:pPr>
-        <w:numPr>
-          <w:ilvl w:val="0"/>
-          <w:numId w:val="12"/>
-        </w:numPr>
-      </w:pPr>
-      <w:r>
-        <w:rPr>
-          <w:rStyle w:val="Emphasis"/>
-        </w:rPr>
-        <w:t>Kinézet ellenőrzése PDF-ben:</w:t>
-      </w:r>
-      <w:r>
-        <w:t xml:space="preserve"> a legjobb teszt a végén, ha PDF-et készítünk a dokumentumból, és azt leellenőrizzük. </w:t>
-      </w:r>
-    </w:p>
-    <w:p/>
-    <w:p>
-      <w:pPr>
-        <w:pStyle w:val="Fejezetcimszmozsnlkl"/>
-      </w:pPr>
-      <w:bookmarkStart w:id="47" w:name="_Toc215121539"/>
+      <w:r>
+        <w:t xml:space="preserve"> </w:t>
+      </w:r>
+    </w:p>
+    <w:p>
+      <w:r>
+        <w:t>Ebben a kísérleti modulban a mémek érzelmi töltetének becslésére egy multimodális, kétkomponensű megközelítés készült. A módszer (1) az OCR-rel kinyert szöveg FinBERT-alapú osztályozását, valamint (2) egy CLIP-modellel végzett zero-shot</w:t>
+      </w:r>
+      <w:r>
+        <w:t xml:space="preserve"> </w:t>
+      </w:r>
+      <w:r>
+        <w:t>promptos hangulatelemzést („a positive meme” vs. „a negative meme”) kombinálja. A két modell külön-külön előállított</w:t>
+      </w:r>
+      <w:r>
+        <w:t xml:space="preserve"> </w:t>
+      </w:r>
+      <w:r>
+        <w:t>pozitív–negatív valószínűségeinek különbsége átlagolásra került, így jött létre a `mean_meme_sentiment` változó.</w:t>
+      </w:r>
+    </w:p>
+    <w:p>
+      <w:r>
+        <w:t xml:space="preserve">A megközelítés azonban nem bizonyult megbízhatónak: a végső panelváltozó gyakorlatilag semmilyen kapcsolatot nem mutat </w:t>
+      </w:r>
+      <w:r>
+        <w:t>s</w:t>
+      </w:r>
+      <w:r>
+        <w:t xml:space="preserve">em a hírsentimenttel, sem a mémvolumen mutatóival, sem az engagement-tel. Ez módszertanilag várható, mivel </w:t>
+      </w:r>
+    </w:p>
+    <w:p>
+      <w:r>
+        <w:t xml:space="preserve">(i) az OCR gyakran zajos vagy téves szöveget eredményez,  </w:t>
+      </w:r>
+    </w:p>
+    <w:p>
+      <w:r>
+        <w:t xml:space="preserve">(ii) a FinBERT pénzügyi hírekhez, nem pedig mémekhez készült,  </w:t>
+      </w:r>
+    </w:p>
+    <w:p>
+      <w:r>
+        <w:t xml:space="preserve">(iii) a CLIP érzelmi osztályozásra nem tréningezett,  </w:t>
+      </w:r>
+    </w:p>
+    <w:p>
+      <w:r>
+        <w:t>(iv) a mémek gyakran irónia, humor, vizuális metaforák vagy szöveg–kép ellentmondások alapján működnek, amelyek standard NLP- vagy vizuális modellekkel nem stabilan értelmezhetők.</w:t>
+      </w:r>
+    </w:p>
+    <w:p>
+      <w:pPr>
+        <w:ind w:firstLine="0"/>
+      </w:pPr>
+      <w:r>
+        <w:t xml:space="preserve">A változó ezért csak leíró célból maradt meg, és </w:t>
+      </w:r>
+      <w:r>
+        <w:rPr>
+          <w:b/>
+          <w:bCs/>
+        </w:rPr>
+        <w:t>nem került b</w:t>
+      </w:r>
+      <w:r>
+        <w:rPr>
+          <w:b/>
+          <w:bCs/>
+        </w:rPr>
+        <w:t>e</w:t>
+      </w:r>
+      <w:r>
+        <w:t xml:space="preserve"> sem az eseményvizsgálatokba, sem a panelregressziós specifikációkba.</w:t>
+      </w:r>
+    </w:p>
+    <w:p>
+      <w:pPr>
+        <w:pStyle w:val="Heading2"/>
+      </w:pPr>
+      <w:bookmarkStart w:id="47" w:name="_Toc215408763"/>
       <w:r>
         <w:lastRenderedPageBreak/>
-        <w:t>Irodalomjegyzék</w:t>
+        <w:t>5.</w:t>
+      </w:r>
+      <w:r>
+        <w:t>5</w:t>
+      </w:r>
+      <w:r>
+        <w:t>. Diagnosztikai elemzések</w:t>
       </w:r>
       <w:bookmarkEnd w:id="47"/>
-    </w:p>
-    <w:p>
-      <w:pPr>
-        <w:pStyle w:val="Irodalomjegyzksor"/>
-      </w:pPr>
-      <w:bookmarkStart w:id="48" w:name="_Ref332797594"/>
-      <w:r>
-        <w:t>Levendovszky, J., Jereb, L.,</w:t>
-      </w:r>
-      <w:r>
-        <w:t xml:space="preserve"> Elek, Zs., Vesztergombi, Gy.: </w:t>
-      </w:r>
-      <w:r>
-        <w:rPr>
-          <w:rStyle w:val="Irodalomjegyzkforrs"/>
-        </w:rPr>
-        <w:t>Adaptive statistical algorithms in network reliability analysis</w:t>
-      </w:r>
-      <w:r>
-        <w:t xml:space="preserve">, </w:t>
-      </w:r>
-      <w:r>
-        <w:t>Performance Evaluation - Elsevier</w:t>
-      </w:r>
-      <w:r>
-        <w:t>, Vol. 48, 2002, pp. 225-236</w:t>
-      </w:r>
-      <w:bookmarkEnd w:id="48"/>
-    </w:p>
-    <w:p>
-      <w:pPr>
-        <w:pStyle w:val="Irodalomjegyzksor"/>
-      </w:pPr>
-      <w:r>
-        <w:t>National Istrume</w:t>
-      </w:r>
-      <w:r>
-        <w:t>nts:</w:t>
-      </w:r>
       <w:r>
         <w:t xml:space="preserve"> </w:t>
       </w:r>
-      <w:r>
-        <w:rPr>
-          <w:rStyle w:val="Irodalomjegyzkforrs"/>
-        </w:rPr>
-        <w:t>LabVIEW grafik</w:t>
-      </w:r>
-      <w:r>
-        <w:rPr>
-          <w:rStyle w:val="Irodalomjegyzkforrs"/>
-        </w:rPr>
-        <w:t>us fejlesztői környezet leírása</w:t>
-      </w:r>
-      <w:r>
-        <w:t>,</w:t>
-      </w:r>
-      <w:r>
-        <w:t xml:space="preserve"> </w:t>
-      </w:r>
-      <w:hyperlink r:id="rId15" w:history="1">
-        <w:r>
-          <w:rPr>
-            <w:rStyle w:val="Hyperlink"/>
-          </w:rPr>
-          <w:t>http://www.ni.com/</w:t>
-        </w:r>
-      </w:hyperlink>
-      <w:r>
-        <w:t xml:space="preserve"> </w:t>
-      </w:r>
-      <w:r>
-        <w:t>(</w:t>
-      </w:r>
-      <w:r>
-        <w:t>2010. nov.)</w:t>
-      </w:r>
-    </w:p>
-    <w:p>
-      <w:pPr>
-        <w:pStyle w:val="Irodalomjegyzksor"/>
-      </w:pPr>
-      <w:r>
-        <w:t xml:space="preserve">Fowler, M.: </w:t>
-      </w:r>
-      <w:r>
-        <w:rPr>
-          <w:rStyle w:val="Irodalomjegyzkforrs"/>
-        </w:rPr>
-        <w:t>UML Distilled</w:t>
-      </w:r>
-      <w:r>
-        <w:t>, 3rd edition, ISBN 0-321-19368-7, Addison-Wesley, 2004</w:t>
-      </w:r>
-    </w:p>
-    <w:p>
-      <w:pPr>
-        <w:pStyle w:val="Irodalomjegyzksor"/>
-      </w:pPr>
-      <w:r>
-        <w:t xml:space="preserve">Wikipedia: </w:t>
-      </w:r>
-      <w:r>
-        <w:rPr>
-          <w:rStyle w:val="Irodalomjegyzkforrs"/>
-        </w:rPr>
-        <w:t>Evaluation strategy</w:t>
-      </w:r>
-      <w:r>
-        <w:t xml:space="preserve">, </w:t>
-      </w:r>
-      <w:hyperlink r:id="rId16" w:history="1">
-        <w:r>
-          <w:rPr>
-            <w:rStyle w:val="Hyperlink"/>
-          </w:rPr>
-          <w:t>http://en.wikipedia.org/wiki/Evaluation_strategy</w:t>
-        </w:r>
-      </w:hyperlink>
-      <w:r>
-        <w:t xml:space="preserve"> </w:t>
-      </w:r>
-      <w:r>
-        <w:t>(revision 18:11, 31 July 2012)</w:t>
-      </w:r>
-    </w:p>
-    <w:p>
-      <w:pPr>
-        <w:pStyle w:val="Fejezetcimszmozsnlkl"/>
-      </w:pPr>
-      <w:bookmarkStart w:id="49" w:name="_Toc215121540"/>
-      <w:r>
-        <w:lastRenderedPageBreak/>
-        <w:t>Függelék</w:t>
-      </w:r>
-      <w:bookmarkEnd w:id="49"/>
-    </w:p>
-    <w:p/>
+    </w:p>
+    <w:p>
+      <w:r>
+        <w:t>A módszertani stabilitás vizsgálatához több diagnosztikai ellenőrzés is készül. Az eseményablakok átfedésének megelőzésére alternatív specifikáció kényszeríti ki, hogy azonos vállalat esetében két esemény között legalább három hét teljen el. Az események időzítési érzékenysége a héten mért hírindex egyhetes előre- és hátralépésével ellenőrizhető; amennyiben a τ = 0 reakció gyengül, az eredeti igazítás kevésbé megbízható. További változatként a kimeneti változó a heti keresztmetszeti átlaggal kerül korrigálásra, amely a valamennyi vállalatot érintő közös sokkok hatását csökkenti. A módszertan részeként vizsgálható a rendkívüli NYT-említési aktivitáson alapuló eseménydefiníció is, ahol az eseményt a vállalaton belüli említésszám felső tizede jelöli, majd ez a csoport a hírtónus előjele szerint tovább bontható. Ezek az ellenőrzések összességében azt vizsgálják, hogy a tanult mintázatok mennyiben stabilak az eseménydefiníció, az időzítés és a közös sokkok jelenléte mellett.</w:t>
+      </w:r>
+    </w:p>
+    <w:p>
+      <w:pPr>
+        <w:ind w:firstLine="0"/>
+      </w:pPr>
+    </w:p>
     <w:sectPr>
-      <w:headerReference w:type="even" r:id="rId17"/>
-      <w:footerReference w:type="default" r:id="rId18"/>
+      <w:headerReference w:type="even" r:id="rId33"/>
+      <w:footerReference w:type="default" r:id="rId34"/>
       <w:type w:val="continuous"/>
       <w:pgSz w:w="11907" w:h="16840" w:code="9"/>
       <w:pgMar w:top="1418" w:right="1418" w:bottom="1418" w:left="1418" w:header="709" w:footer="709" w:gutter="567"/>
@@ -7985,9 +9827,9 @@
   </w:abstractNum>
   <w:abstractNum w:abstractNumId="12" w15:restartNumberingAfterBreak="0">
     <w:nsid w:val="07D356A2"/>
-    <w:multiLevelType w:val="hybridMultilevel"/>
-    <w:tmpl w:val="64B2A086"/>
-    <w:lvl w:ilvl="0" w:tplc="989073FE">
+    <w:multiLevelType w:val="multilevel"/>
+    <w:tmpl w:val="207444E0"/>
+    <w:lvl w:ilvl="0">
       <w:start w:val="1"/>
       <w:numFmt w:val="decimal"/>
       <w:lvlText w:val="%1."/>
@@ -7999,77 +9841,109 @@
         <w:rFonts w:hint="default"/>
       </w:rPr>
     </w:lvl>
-    <w:lvl w:ilvl="1" w:tplc="04090019" w:tentative="1">
-      <w:start w:val="1"/>
-      <w:numFmt w:val="lowerLetter"/>
-      <w:lvlText w:val="%2."/>
-      <w:lvlJc w:val="left"/>
-      <w:pPr>
-        <w:ind w:left="1789" w:hanging="360"/>
-      </w:pPr>
-    </w:lvl>
-    <w:lvl w:ilvl="2" w:tplc="0409001B" w:tentative="1">
-      <w:start w:val="1"/>
-      <w:numFmt w:val="lowerRoman"/>
-      <w:lvlText w:val="%3."/>
-      <w:lvlJc w:val="right"/>
-      <w:pPr>
-        <w:ind w:left="2509" w:hanging="180"/>
-      </w:pPr>
-    </w:lvl>
-    <w:lvl w:ilvl="3" w:tplc="0409000F" w:tentative="1">
+    <w:lvl w:ilvl="1">
       <w:start w:val="1"/>
       <w:numFmt w:val="decimal"/>
-      <w:lvlText w:val="%4."/>
-      <w:lvlJc w:val="left"/>
-      <w:pPr>
-        <w:ind w:left="3229" w:hanging="360"/>
-      </w:pPr>
-    </w:lvl>
-    <w:lvl w:ilvl="4" w:tplc="04090019" w:tentative="1">
-      <w:start w:val="1"/>
-      <w:numFmt w:val="lowerLetter"/>
-      <w:lvlText w:val="%5."/>
-      <w:lvlJc w:val="left"/>
-      <w:pPr>
-        <w:ind w:left="3949" w:hanging="360"/>
-      </w:pPr>
-    </w:lvl>
-    <w:lvl w:ilvl="5" w:tplc="0409001B" w:tentative="1">
-      <w:start w:val="1"/>
-      <w:numFmt w:val="lowerRoman"/>
-      <w:lvlText w:val="%6."/>
-      <w:lvlJc w:val="right"/>
-      <w:pPr>
-        <w:ind w:left="4669" w:hanging="180"/>
-      </w:pPr>
-    </w:lvl>
-    <w:lvl w:ilvl="6" w:tplc="0409000F" w:tentative="1">
+      <w:isLgl/>
+      <w:lvlText w:val="%1.%2"/>
+      <w:lvlJc w:val="left"/>
+      <w:pPr>
+        <w:ind w:left="1069" w:hanging="360"/>
+      </w:pPr>
+      <w:rPr>
+        <w:rFonts w:hint="default"/>
+      </w:rPr>
+    </w:lvl>
+    <w:lvl w:ilvl="2">
       <w:start w:val="1"/>
       <w:numFmt w:val="decimal"/>
-      <w:lvlText w:val="%7."/>
-      <w:lvlJc w:val="left"/>
-      <w:pPr>
-        <w:ind w:left="5389" w:hanging="360"/>
-      </w:pPr>
-    </w:lvl>
-    <w:lvl w:ilvl="7" w:tplc="04090019" w:tentative="1">
-      <w:start w:val="1"/>
-      <w:numFmt w:val="lowerLetter"/>
-      <w:lvlText w:val="%8."/>
-      <w:lvlJc w:val="left"/>
-      <w:pPr>
-        <w:ind w:left="6109" w:hanging="360"/>
-      </w:pPr>
-    </w:lvl>
-    <w:lvl w:ilvl="8" w:tplc="0409001B" w:tentative="1">
-      <w:start w:val="1"/>
-      <w:numFmt w:val="lowerRoman"/>
-      <w:lvlText w:val="%9."/>
-      <w:lvlJc w:val="right"/>
-      <w:pPr>
-        <w:ind w:left="6829" w:hanging="180"/>
-      </w:pPr>
+      <w:isLgl/>
+      <w:lvlText w:val="%1.%2.%3"/>
+      <w:lvlJc w:val="left"/>
+      <w:pPr>
+        <w:ind w:left="1429" w:hanging="720"/>
+      </w:pPr>
+      <w:rPr>
+        <w:rFonts w:hint="default"/>
+      </w:rPr>
+    </w:lvl>
+    <w:lvl w:ilvl="3">
+      <w:start w:val="1"/>
+      <w:numFmt w:val="decimal"/>
+      <w:isLgl/>
+      <w:lvlText w:val="%1.%2.%3.%4"/>
+      <w:lvlJc w:val="left"/>
+      <w:pPr>
+        <w:ind w:left="1789" w:hanging="1080"/>
+      </w:pPr>
+      <w:rPr>
+        <w:rFonts w:hint="default"/>
+      </w:rPr>
+    </w:lvl>
+    <w:lvl w:ilvl="4">
+      <w:start w:val="1"/>
+      <w:numFmt w:val="decimal"/>
+      <w:isLgl/>
+      <w:lvlText w:val="%1.%2.%3.%4.%5"/>
+      <w:lvlJc w:val="left"/>
+      <w:pPr>
+        <w:ind w:left="1789" w:hanging="1080"/>
+      </w:pPr>
+      <w:rPr>
+        <w:rFonts w:hint="default"/>
+      </w:rPr>
+    </w:lvl>
+    <w:lvl w:ilvl="5">
+      <w:start w:val="1"/>
+      <w:numFmt w:val="decimal"/>
+      <w:isLgl/>
+      <w:lvlText w:val="%1.%2.%3.%4.%5.%6"/>
+      <w:lvlJc w:val="left"/>
+      <w:pPr>
+        <w:ind w:left="2149" w:hanging="1440"/>
+      </w:pPr>
+      <w:rPr>
+        <w:rFonts w:hint="default"/>
+      </w:rPr>
+    </w:lvl>
+    <w:lvl w:ilvl="6">
+      <w:start w:val="1"/>
+      <w:numFmt w:val="decimal"/>
+      <w:isLgl/>
+      <w:lvlText w:val="%1.%2.%3.%4.%5.%6.%7"/>
+      <w:lvlJc w:val="left"/>
+      <w:pPr>
+        <w:ind w:left="2149" w:hanging="1440"/>
+      </w:pPr>
+      <w:rPr>
+        <w:rFonts w:hint="default"/>
+      </w:rPr>
+    </w:lvl>
+    <w:lvl w:ilvl="7">
+      <w:start w:val="1"/>
+      <w:numFmt w:val="decimal"/>
+      <w:isLgl/>
+      <w:lvlText w:val="%1.%2.%3.%4.%5.%6.%7.%8"/>
+      <w:lvlJc w:val="left"/>
+      <w:pPr>
+        <w:ind w:left="2509" w:hanging="1800"/>
+      </w:pPr>
+      <w:rPr>
+        <w:rFonts w:hint="default"/>
+      </w:rPr>
+    </w:lvl>
+    <w:lvl w:ilvl="8">
+      <w:start w:val="1"/>
+      <w:numFmt w:val="decimal"/>
+      <w:isLgl/>
+      <w:lvlText w:val="%1.%2.%3.%4.%5.%6.%7.%8.%9"/>
+      <w:lvlJc w:val="left"/>
+      <w:pPr>
+        <w:ind w:left="2869" w:hanging="2160"/>
+      </w:pPr>
+      <w:rPr>
+        <w:rFonts w:hint="default"/>
+      </w:rPr>
     </w:lvl>
   </w:abstractNum>
   <w:abstractNum w:abstractNumId="13" w15:restartNumberingAfterBreak="0">
@@ -8794,6 +10668,7 @@
     <w:lvl w:ilvl="3">
       <w:start w:val="1"/>
       <w:numFmt w:val="decimal"/>
+      <w:pStyle w:val="Heading3"/>
       <w:lvlText w:val="%4."/>
       <w:lvlJc w:val="left"/>
       <w:pPr>
@@ -9250,6 +11125,95 @@
     </w:lvl>
   </w:abstractNum>
   <w:abstractNum w:abstractNumId="23" w15:restartNumberingAfterBreak="0">
+    <w:nsid w:val="413C6149"/>
+    <w:multiLevelType w:val="hybridMultilevel"/>
+    <w:tmpl w:val="FB5A6014"/>
+    <w:lvl w:ilvl="0" w:tplc="0809000F">
+      <w:start w:val="5"/>
+      <w:numFmt w:val="decimal"/>
+      <w:lvlText w:val="%1."/>
+      <w:lvlJc w:val="left"/>
+      <w:pPr>
+        <w:ind w:left="720" w:hanging="360"/>
+      </w:pPr>
+      <w:rPr>
+        <w:rFonts w:hint="default"/>
+      </w:rPr>
+    </w:lvl>
+    <w:lvl w:ilvl="1" w:tplc="08090019" w:tentative="1">
+      <w:start w:val="1"/>
+      <w:numFmt w:val="lowerLetter"/>
+      <w:lvlText w:val="%2."/>
+      <w:lvlJc w:val="left"/>
+      <w:pPr>
+        <w:ind w:left="1440" w:hanging="360"/>
+      </w:pPr>
+    </w:lvl>
+    <w:lvl w:ilvl="2" w:tplc="0809001B" w:tentative="1">
+      <w:start w:val="1"/>
+      <w:numFmt w:val="lowerRoman"/>
+      <w:lvlText w:val="%3."/>
+      <w:lvlJc w:val="right"/>
+      <w:pPr>
+        <w:ind w:left="2160" w:hanging="180"/>
+      </w:pPr>
+    </w:lvl>
+    <w:lvl w:ilvl="3" w:tplc="0809000F" w:tentative="1">
+      <w:start w:val="1"/>
+      <w:numFmt w:val="decimal"/>
+      <w:lvlText w:val="%4."/>
+      <w:lvlJc w:val="left"/>
+      <w:pPr>
+        <w:ind w:left="2880" w:hanging="360"/>
+      </w:pPr>
+    </w:lvl>
+    <w:lvl w:ilvl="4" w:tplc="08090019" w:tentative="1">
+      <w:start w:val="1"/>
+      <w:numFmt w:val="lowerLetter"/>
+      <w:lvlText w:val="%5."/>
+      <w:lvlJc w:val="left"/>
+      <w:pPr>
+        <w:ind w:left="3600" w:hanging="360"/>
+      </w:pPr>
+    </w:lvl>
+    <w:lvl w:ilvl="5" w:tplc="0809001B" w:tentative="1">
+      <w:start w:val="1"/>
+      <w:numFmt w:val="lowerRoman"/>
+      <w:lvlText w:val="%6."/>
+      <w:lvlJc w:val="right"/>
+      <w:pPr>
+        <w:ind w:left="4320" w:hanging="180"/>
+      </w:pPr>
+    </w:lvl>
+    <w:lvl w:ilvl="6" w:tplc="0809000F" w:tentative="1">
+      <w:start w:val="1"/>
+      <w:numFmt w:val="decimal"/>
+      <w:lvlText w:val="%7."/>
+      <w:lvlJc w:val="left"/>
+      <w:pPr>
+        <w:ind w:left="5040" w:hanging="360"/>
+      </w:pPr>
+    </w:lvl>
+    <w:lvl w:ilvl="7" w:tplc="08090019" w:tentative="1">
+      <w:start w:val="1"/>
+      <w:numFmt w:val="lowerLetter"/>
+      <w:lvlText w:val="%8."/>
+      <w:lvlJc w:val="left"/>
+      <w:pPr>
+        <w:ind w:left="5760" w:hanging="360"/>
+      </w:pPr>
+    </w:lvl>
+    <w:lvl w:ilvl="8" w:tplc="0809001B" w:tentative="1">
+      <w:start w:val="1"/>
+      <w:numFmt w:val="lowerRoman"/>
+      <w:lvlText w:val="%9."/>
+      <w:lvlJc w:val="right"/>
+      <w:pPr>
+        <w:ind w:left="6480" w:hanging="180"/>
+      </w:pPr>
+    </w:lvl>
+  </w:abstractNum>
+  <w:abstractNum w:abstractNumId="24" w15:restartNumberingAfterBreak="0">
     <w:nsid w:val="43AD1628"/>
     <w:multiLevelType w:val="multilevel"/>
     <w:tmpl w:val="907A15EC"/>
@@ -9393,7 +11357,7 @@
       </w:rPr>
     </w:lvl>
   </w:abstractNum>
-  <w:abstractNum w:abstractNumId="24" w15:restartNumberingAfterBreak="0">
+  <w:abstractNum w:abstractNumId="25" w15:restartNumberingAfterBreak="0">
     <w:nsid w:val="53535320"/>
     <w:multiLevelType w:val="multilevel"/>
     <w:tmpl w:val="907A15EC"/>
@@ -9537,7 +11501,7 @@
       </w:rPr>
     </w:lvl>
   </w:abstractNum>
-  <w:abstractNum w:abstractNumId="25" w15:restartNumberingAfterBreak="0">
+  <w:abstractNum w:abstractNumId="26" w15:restartNumberingAfterBreak="0">
     <w:nsid w:val="59F60308"/>
     <w:multiLevelType w:val="multilevel"/>
     <w:tmpl w:val="DE40BFA6"/>
@@ -9686,7 +11650,7 @@
       </w:rPr>
     </w:lvl>
   </w:abstractNum>
-  <w:abstractNum w:abstractNumId="26" w15:restartNumberingAfterBreak="0">
+  <w:abstractNum w:abstractNumId="27" w15:restartNumberingAfterBreak="0">
     <w:nsid w:val="5CAF702C"/>
     <w:multiLevelType w:val="multilevel"/>
     <w:tmpl w:val="495A822E"/>
@@ -9835,7 +11799,7 @@
       </w:rPr>
     </w:lvl>
   </w:abstractNum>
-  <w:abstractNum w:abstractNumId="27" w15:restartNumberingAfterBreak="0">
+  <w:abstractNum w:abstractNumId="28" w15:restartNumberingAfterBreak="0">
     <w:nsid w:val="5F5507D4"/>
     <w:multiLevelType w:val="multilevel"/>
     <w:tmpl w:val="EAB26FA0"/>
@@ -9984,7 +11948,7 @@
       </w:rPr>
     </w:lvl>
   </w:abstractNum>
-  <w:abstractNum w:abstractNumId="28" w15:restartNumberingAfterBreak="0">
+  <w:abstractNum w:abstractNumId="29" w15:restartNumberingAfterBreak="0">
     <w:nsid w:val="6AFC1994"/>
     <w:multiLevelType w:val="multilevel"/>
     <w:tmpl w:val="907A15EC"/>
@@ -10127,7 +12091,7 @@
       </w:rPr>
     </w:lvl>
   </w:abstractNum>
-  <w:abstractNum w:abstractNumId="29" w15:restartNumberingAfterBreak="0">
+  <w:abstractNum w:abstractNumId="30" w15:restartNumberingAfterBreak="0">
     <w:nsid w:val="799C3B84"/>
     <w:multiLevelType w:val="multilevel"/>
     <w:tmpl w:val="60C4C4F4"/>
@@ -10160,7 +12124,6 @@
     <w:lvl w:ilvl="2">
       <w:start w:val="1"/>
       <w:numFmt w:val="decimal"/>
-      <w:pStyle w:val="Heading3"/>
       <w:suff w:val="space"/>
       <w:lvlText w:val="%1.%2.%3"/>
       <w:lvlJc w:val="left"/>
@@ -10266,7 +12229,7 @@
       </w:rPr>
     </w:lvl>
   </w:abstractNum>
-  <w:abstractNum w:abstractNumId="30" w15:restartNumberingAfterBreak="0">
+  <w:abstractNum w:abstractNumId="31" w15:restartNumberingAfterBreak="0">
     <w:nsid w:val="7CE6451A"/>
     <w:multiLevelType w:val="multilevel"/>
     <w:tmpl w:val="907A15EC"/>
@@ -10413,7 +12376,7 @@
     <w:abstractNumId w:val="10"/>
   </w:num>
   <w:num w:numId="2" w16cid:durableId="727612164">
-    <w:abstractNumId w:val="29"/>
+    <w:abstractNumId w:val="30"/>
   </w:num>
   <w:num w:numId="3" w16cid:durableId="887648852">
     <w:abstractNumId w:val="15"/>
@@ -10422,10 +12385,10 @@
     <w:abstractNumId w:val="22"/>
   </w:num>
   <w:num w:numId="5" w16cid:durableId="1587880909">
-    <w:abstractNumId w:val="23"/>
+    <w:abstractNumId w:val="24"/>
   </w:num>
   <w:num w:numId="6" w16cid:durableId="1763797631">
-    <w:abstractNumId w:val="24"/>
+    <w:abstractNumId w:val="25"/>
   </w:num>
   <w:num w:numId="7" w16cid:durableId="1662805547">
     <w:abstractNumId w:val="19"/>
@@ -10437,13 +12400,13 @@
     <w:abstractNumId w:val="20"/>
   </w:num>
   <w:num w:numId="10" w16cid:durableId="892930241">
-    <w:abstractNumId w:val="30"/>
+    <w:abstractNumId w:val="31"/>
   </w:num>
   <w:num w:numId="11" w16cid:durableId="1225680079">
     <w:abstractNumId w:val="21"/>
   </w:num>
   <w:num w:numId="12" w16cid:durableId="1128862254">
-    <w:abstractNumId w:val="28"/>
+    <w:abstractNumId w:val="29"/>
   </w:num>
   <w:num w:numId="13" w16cid:durableId="1146556853">
     <w:abstractNumId w:val="9"/>
@@ -10488,22 +12451,28 @@
     <w:abstractNumId w:val="13"/>
   </w:num>
   <w:num w:numId="27" w16cid:durableId="1906910874">
-    <w:abstractNumId w:val="25"/>
+    <w:abstractNumId w:val="26"/>
   </w:num>
   <w:num w:numId="28" w16cid:durableId="2052418232">
     <w:abstractNumId w:val="16"/>
   </w:num>
   <w:num w:numId="29" w16cid:durableId="1074743306">
-    <w:abstractNumId w:val="26"/>
+    <w:abstractNumId w:val="27"/>
   </w:num>
   <w:num w:numId="30" w16cid:durableId="1451163938">
-    <w:abstractNumId w:val="27"/>
+    <w:abstractNumId w:val="28"/>
   </w:num>
   <w:num w:numId="31" w16cid:durableId="1471092824">
     <w:abstractNumId w:val="18"/>
   </w:num>
   <w:num w:numId="32" w16cid:durableId="281570771">
-    <w:abstractNumId w:val="29"/>
+    <w:abstractNumId w:val="30"/>
+  </w:num>
+  <w:num w:numId="33" w16cid:durableId="2123109243">
+    <w:abstractNumId w:val="23"/>
+  </w:num>
+  <w:num w:numId="34" w16cid:durableId="414790230">
+    <w:abstractNumId w:val="14"/>
   </w:num>
   <w:numIdMacAtCleanup w:val="12"/>
 </w:numbering>
@@ -10850,7 +12819,7 @@
     <w:next w:val="Normal"/>
     <w:autoRedefine/>
     <w:qFormat/>
-    <w:rsid w:val="007266DE"/>
+    <w:rsid w:val="007E198D"/>
     <w:pPr>
       <w:keepNext/>
       <w:spacing w:before="240" w:after="60"/>
@@ -10859,8 +12828,6 @@
     </w:pPr>
     <w:rPr>
       <w:rFonts w:cs="Arial"/>
-      <w:b/>
-      <w:bCs/>
       <w:iCs/>
       <w:sz w:val="32"/>
       <w:szCs w:val="28"/>
@@ -10872,11 +12839,12 @@
     <w:next w:val="Normal"/>
     <w:autoRedefine/>
     <w:qFormat/>
+    <w:rsid w:val="0036340A"/>
     <w:pPr>
       <w:keepNext/>
       <w:numPr>
-        <w:ilvl w:val="2"/>
-        <w:numId w:val="2"/>
+        <w:ilvl w:val="3"/>
+        <w:numId w:val="8"/>
       </w:numPr>
       <w:spacing w:before="240" w:after="60"/>
       <w:outlineLvl w:val="2"/>
@@ -11001,7 +12969,6 @@
   <w:style w:type="character" w:default="1" w:styleId="DefaultParagraphFont">
     <w:name w:val="Default Paragraph Font"/>
     <w:uiPriority w:val="1"/>
-    <w:semiHidden/>
     <w:unhideWhenUsed/>
   </w:style>
   <w:style w:type="table" w:default="1" w:styleId="TableNormal">
@@ -11307,7 +13274,7 @@
     <w:autoRedefine/>
     <w:uiPriority w:val="35"/>
     <w:qFormat/>
-    <w:rsid w:val="00773BA1"/>
+    <w:rsid w:val="00945301"/>
     <w:pPr>
       <w:spacing w:before="120" w:after="240"/>
       <w:ind w:firstLine="0"/>

--- a/DiplomatervSablon_v3.2_hu.docx
+++ b/DiplomatervSablon_v3.2_hu.docx
@@ -5800,7 +5800,7 @@
         <w:rPr>
           <w:noProof/>
         </w:rPr>
-        <w:pict w14:anchorId="23374DD4">
+        <w:pict w14:anchorId="2D82A6C3">
           <v:shapetype id="_x0000_t75" coordsize="21600,21600" o:spt="75" o:preferrelative="t" path="m@4@5l@4@11@9@11@9@5xe" filled="f" stroked="f">
             <v:stroke joinstyle="miter"/>
             <v:formulas>
@@ -7515,105 +7515,10 @@
     </w:p>
     <w:p>
       <w:r>
-        <w:t>A hírek és a mémvolumen időbeli kapcsolatának feltárására keresztkorrelációs elemzés is készül, amely a New York Times-említések késleltetett értékei és a normalizált mémvolumen közötti együttmozgást vizsgálja. A módszer célja annak meghatározása, hogy a hírsűrűség és a platformon megjelenő aktivitási hullámok időben melyik irányba mutatnak kapcsolatot: a hírek növekedése megelőzi-e a mémtermelés fokozódását, vagy éppen a megnövekedett online aktivitás előzi meg az újságírói figyelem kiugrását. A keresztkorrelációs függvény a lead–lag mintázatok dinamikáját jeleníti meg, és segít az esemény-vizsgálatokból levont következtetések kiegészítésében.</w:t>
-      </w:r>
-      <w:r>
-        <w:rPr>
-          <w:i/>
-          <w:iCs/>
-        </w:rPr>
-        <w:t xml:space="preserve"> </w:t>
-      </w:r>
-      <w:r>
-        <w:rPr>
-          <w:i/>
-          <w:iCs/>
-        </w:rPr>
-        <w:lastRenderedPageBreak/>
-        <w:drawing>
-          <wp:inline distT="0" distB="0" distL="0" distR="0" wp14:anchorId="29F27331" wp14:editId="5539EBD3">
-            <wp:extent cx="3600000" cy="2160000"/>
-            <wp:effectExtent l="0" t="0" r="0" b="0"/>
-            <wp:docPr id="433819405" name="Picture 6" descr="A graph with a line and a line&#10;&#10;AI-generated content may be incorrect."/>
-            <wp:cNvGraphicFramePr>
-              <a:graphicFrameLocks xmlns:a="http://schemas.openxmlformats.org/drawingml/2006/main"/>
-            </wp:cNvGraphicFramePr>
-            <a:graphic xmlns:a="http://schemas.openxmlformats.org/drawingml/2006/main">
-              <a:graphicData uri="http://schemas.openxmlformats.org/drawingml/2006/picture">
-                <pic:pic xmlns:pic="http://schemas.openxmlformats.org/drawingml/2006/picture">
-                  <pic:nvPicPr>
-                    <pic:cNvPr id="433819405" name="Picture 6" descr="A graph with a line and a line&#10;&#10;AI-generated content may be incorrect."/>
-                    <pic:cNvPicPr/>
-                  </pic:nvPicPr>
-                  <pic:blipFill>
-                    <a:blip r:embed="rId18">
-                      <a:extLst>
-                        <a:ext uri="{28A0092B-C50C-407E-A947-70E740481C1C}">
-                          <a14:useLocalDpi xmlns:a14="http://schemas.microsoft.com/office/drawing/2010/main" val="0"/>
-                        </a:ext>
-                      </a:extLst>
-                    </a:blip>
-                    <a:stretch>
-                      <a:fillRect/>
-                    </a:stretch>
-                  </pic:blipFill>
-                  <pic:spPr>
-                    <a:xfrm>
-                      <a:off x="0" y="0"/>
-                      <a:ext cx="3600000" cy="2160000"/>
-                    </a:xfrm>
-                    <a:prstGeom prst="rect">
-                      <a:avLst/>
-                    </a:prstGeom>
-                  </pic:spPr>
-                </pic:pic>
-              </a:graphicData>
-            </a:graphic>
-          </wp:inline>
-        </w:drawing>
-      </w:r>
-      <w:r>
-        <w:drawing>
-          <wp:inline distT="0" distB="0" distL="0" distR="0" wp14:anchorId="268EACCD" wp14:editId="4A87FA9B">
-            <wp:extent cx="3600000" cy="2160000"/>
-            <wp:effectExtent l="0" t="0" r="0" b="0"/>
-            <wp:docPr id="1569147199" name="Picture 7" descr="A graph with blue lines and white text&#10;&#10;AI-generated content may be incorrect."/>
-            <wp:cNvGraphicFramePr>
-              <a:graphicFrameLocks xmlns:a="http://schemas.openxmlformats.org/drawingml/2006/main"/>
-            </wp:cNvGraphicFramePr>
-            <a:graphic xmlns:a="http://schemas.openxmlformats.org/drawingml/2006/main">
-              <a:graphicData uri="http://schemas.openxmlformats.org/drawingml/2006/picture">
-                <pic:pic xmlns:pic="http://schemas.openxmlformats.org/drawingml/2006/picture">
-                  <pic:nvPicPr>
-                    <pic:cNvPr id="1569147199" name="Picture 7" descr="A graph with blue lines and white text&#10;&#10;AI-generated content may be incorrect."/>
-                    <pic:cNvPicPr/>
-                  </pic:nvPicPr>
-                  <pic:blipFill>
-                    <a:blip r:embed="rId19">
-                      <a:extLst>
-                        <a:ext uri="{28A0092B-C50C-407E-A947-70E740481C1C}">
-                          <a14:useLocalDpi xmlns:a14="http://schemas.microsoft.com/office/drawing/2010/main" val="0"/>
-                        </a:ext>
-                      </a:extLst>
-                    </a:blip>
-                    <a:stretch>
-                      <a:fillRect/>
-                    </a:stretch>
-                  </pic:blipFill>
-                  <pic:spPr>
-                    <a:xfrm>
-                      <a:off x="0" y="0"/>
-                      <a:ext cx="3600000" cy="2160000"/>
-                    </a:xfrm>
-                    <a:prstGeom prst="rect">
-                      <a:avLst/>
-                    </a:prstGeom>
-                  </pic:spPr>
-                </pic:pic>
-              </a:graphicData>
-            </a:graphic>
-          </wp:inline>
-        </w:drawing>
+        <w:t>A hírek és a mémvolumen időbeli kapcsolatának feltárására keresztkorrelációs elemzés is készül, amely a New York Times-említések késleltetett értékei és a normalizált mémvolumen közötti együttmozgást vizsgálja. A módszer célja annak meghatározása, hogy a hírsűrűség és a platformon megjelenő aktivitási hullámok időben melyik irányba mutatnak kapcsolatot: a hírek növekedése megelőzi-e a mémtermelés fokozódását, vagy éppen a megnövekedett online aktivitás előzi meg az újságírói figyelem kiugrását. A keresztkorrelációs függvény a lead–lag mintázatok dinamikáját jeleníti meg, és segít az esemény-vizsgálatokból levont következtetések kiegészítésében</w:t>
+      </w:r>
+      <w:r>
+        <w:t>.</w:t>
       </w:r>
     </w:p>
     <w:p>
@@ -7641,6 +7546,7 @@
       </w:pPr>
       <w:bookmarkStart w:id="32" w:name="_Toc215408752"/>
       <w:r>
+        <w:lastRenderedPageBreak/>
         <w:t>4.5 Panel regresszió (TWFE)</w:t>
       </w:r>
       <w:bookmarkEnd w:id="32"/>
@@ -7661,47 +7567,43 @@
     </w:p>
     <w:p>
       <w:r>
-        <w:t xml:space="preserve">A panel regressziós elemzés alapját egy kétirányú fix hatásos (Two-Way Fixed Effects, TWFE) modell képezi, amely a márkák időben állandó sajátosságait, valamint az összes márkát érintő, héthez kötődő közös sokkokat különíti el. A módszer célja annak </w:t>
+        <w:t>A panel regressziós elemzés alapját egy kétirányú fix hatásos (Two-Way Fixed Effects, TWFE) modell képezi, amely a márkák időben állandó sajátosságait, valamint az összes márkát érintő, héthez kötődő közös sokkokat különíti el. A módszer célja annak feltárása, hogy a New York Times márkaemlítései és a kapcsolódó hírsentiment milyen összefüggést mutatnak a mémaktivitás különböző mutatóival.</w:t>
+      </w:r>
+    </w:p>
+    <w:p>
+      <w:r>
+        <w:t xml:space="preserve">A modell három fő kimeneti változóval dolgozik: a log1p transzformációval normalizált heti mémvolumennel, a mémek átlagos sentimentértékével, valamint a log1p transzformált engagement-mutatóval. A fő magyarázóváltozókat az NYT-cikkek jelenlétét jelző bináris indikátor és </w:t>
+      </w:r>
+      <w:r>
+        <w:t>(</w:t>
+      </w:r>
+      <w:r>
+        <w:t>specifikációtól függően</w:t>
+      </w:r>
+      <w:r>
+        <w:t xml:space="preserve">) </w:t>
+      </w:r>
+      <w:r>
+        <w:t>az ezekből képzett mondatszintű hírsentiment adják. A hírek időben elnyúló hatását a modell az aktuális hét mellett legfeljebb négyhetes késleltetésekkel ragadja meg (k = 0…4). A négy késleltetésből álló alapváltozat mellett három-, kettő- és egyhetes lagstruktúrával készült robusztussági variánsok is szerepelnek.</w:t>
+      </w:r>
+    </w:p>
+    <w:p>
+      <w:r>
+        <w:t>A specifikáció minden esetben tartalmazza a reddit_activity_{t−1} változót, amely az adott márkához kapcsolódó subreddit megelőző heti aktivitását méri. Ez az idősoros kontroll a platformforgalom olyan ingadozásait szűri ki, amelyek az NYT-től függetlenül is képesek befolyásolni a mémek mennyiségét vagy érzelmi tónusát. A változó késleltetett formában kerül a modellbe, elkerülve ezzel a szimultaneitás és a „bad control” típusú torzítások kialakulását.</w:t>
+      </w:r>
+    </w:p>
+    <w:p>
+      <w:r>
+        <w:t>A hírsentiment csak azokban a hetekben rendelkezik értékkel, amelyekben az adott márkáról legalább egy New York Times-cikk megjelent. A sentimentváltozó lefedettsége ezért nem teljes: a tárgyhéten a brand–hetek körülbelül 44%-ában, míg az aktuális héttel és a késleltetett értékekkel együtt vizsgált többhetes ablakban mindössze mintegy 23,5%-ában áll rendelkezésre. Ez a hiányosság azt eredményezi, hogy a sentimentre épülő specifikációk szükségszerűen kisebb és szelektált mintán becsülhetők, ami összehasonlíthatósági problémákat vetne fel, ha kizárólag ezekre támaszkodna az elemzés.</w:t>
+      </w:r>
+    </w:p>
+    <w:p>
+      <w:r>
+        <w:t xml:space="preserve">A mintaredukció torzító hatásainak elkerülése és a teljes panel információtartalmának megőrzése érdekében két modellcsalád kerül becslésre. A </w:t>
       </w:r>
       <w:r>
         <w:lastRenderedPageBreak/>
-        <w:t>feltárása, hogy a New York Times márkaemlítései és a kapcsolódó hírsentiment milyen összefüggést mutatnak a mémaktivitás különböző mutatóival.</w:t>
-      </w:r>
-    </w:p>
-    <w:p>
-      <w:r>
-        <w:t xml:space="preserve">A modell három fő kimeneti változóval dolgozik: a log1p transzformációval normalizált heti mémvolumennel, a mémek átlagos sentimentértékével, valamint a log1p transzformált engagement-mutatóval. A fő magyarázóváltozókat az NYT-cikkek jelenlétét jelző bináris indikátor és </w:t>
-      </w:r>
-      <w:r>
-        <w:t>(</w:t>
-      </w:r>
-      <w:r>
-        <w:t>specifikációtól függően</w:t>
-      </w:r>
-      <w:r>
-        <w:t xml:space="preserve">) </w:t>
-      </w:r>
-      <w:r>
-        <w:t>az ezekből képzett mondatszintű hírsentiment adják. A hírek időben elnyúló hatását a modell az aktuális hét mellett legfeljebb négyhetes késleltetésekkel ragadja meg (k = 0…4). A négy késleltetésből álló alapváltozat mellett három-, kettő- és egyhetes lagstruktúrával készült robusztussági variánsok is szerepelnek.</w:t>
-      </w:r>
-    </w:p>
-    <w:p>
-      <w:r>
-        <w:t>A specifikáció minden esetben tartalmazza a reddit_activity_{t−1} változót, amely az adott márkához kapcsolódó subreddit megelőző heti aktivitását méri. Ez az idősoros kontroll a platformforgalom olyan ingadozásait szűri ki, amelyek az NYT-től függetlenül is képesek befolyásolni a mémek mennyiségét vagy érzelmi tónusát. A változó késleltetett formában kerül a modellbe, elkerülve ezzel a szimultaneitás és a „bad control” típusú torzítások kialakulását.</w:t>
-      </w:r>
-    </w:p>
-    <w:p>
-      <w:r>
-        <w:t>A hírsentiment csak azokban a hetekben rendelkezik értékkel, amelyekben az adott márkáról legalább egy New York Times-cikk megjelent. A sentimentváltozó lefedettsége ezért nem teljes: a tárgyhéten a brand–hetek körülbelül 44%-ában, míg az aktuális héttel és a késleltetett értékekkel együtt vizsgált többhetes ablakban mindössze mintegy 23,5%-ában áll rendelkezésre. Ez a hiányosság azt eredményezi, hogy a sentimentre épülő specifikációk szükségszerűen kisebb és szelektált mintán becsülhetők, ami összehasonlíthatósági problémákat vetne fel, ha kizárólag ezekre támaszkodna az elemzés.</w:t>
-      </w:r>
-    </w:p>
-    <w:p>
-      <w:r>
-        <w:t xml:space="preserve">A mintaredukció torzító hatásainak elkerülése és a teljes panel információtartalmának megőrzése érdekében két modellcsalád kerül becslésre. A „mention-only” modellek az összes megfigyelt brand–hetet felhasználják, és a NYT-említések késleltetett értékei a cikkhiányt egyszerűen nullával jelzik. Ez a konstrukció lehetővé teszi, hogy a teljes mintán értékelhető legyen a médiamegjelenés ténye mint expozíció, függetlenül annak érzelmi tartalmától. A „with sentiment” modellek ezzel szemben kizárólag azokat a megfigyeléseket tartják meg, amelyekben a sentimentérték az adott lagablakon belül minden héten rendelkezésre áll, így ezek célzottan a hírek érzelmi irányultságának hatását azonosítják. A két modellcsalád párhuzamos használata </w:t>
-      </w:r>
-      <w:r>
-        <w:lastRenderedPageBreak/>
-        <w:t>biztosítja, hogy elkülöníthető legyen a médiamegjelenés puszta tényének hatása a sentiment által hordozott többletinformációtól, miközben megmarad a becslések közötti teljes körű összehasonlíthatóság.</w:t>
+        <w:t>„mention-only” modellek az összes megfigyelt brand–hetet felhasználják, és a NYT-említések késleltetett értékei a cikkhiányt egyszerűen nullával jelzik. Ez a konstrukció lehetővé teszi, hogy a teljes mintán értékelhető legyen a médiamegjelenés ténye mint expozíció, függetlenül annak érzelmi tartalmától. A „with sentiment” modellek ezzel szemben kizárólag azokat a megfigyeléseket tartják meg, amelyekben a sentimentérték az adott lagablakon belül minden héten rendelkezésre áll, így ezek célzottan a hírek érzelmi irányultságának hatását azonosítják. A két modellcsalád párhuzamos használata biztosítja, hogy elkülöníthető legyen a médiamegjelenés puszta tényének hatása a sentiment által hordozott többletinformációtól, miközben megmarad a becslések közötti teljes körű összehasonlíthatóság.</w:t>
       </w:r>
     </w:p>
     <w:p>
@@ -7890,37 +7792,176 @@
           <w:sz w:val="24"/>
           <w:szCs w:val="24"/>
         </w:rPr>
+        <w:lastRenderedPageBreak/>
         <w:t>A becslésből származó koefficienspályák minden kimeneti változóra és minden lagablakra külön kerülnek exportálásra, és ezek szolgálnak alapul a későbbi grafikus és táblázatos eredményösszegzésekhez.</w:t>
       </w:r>
       <w:bookmarkEnd w:id="35"/>
     </w:p>
     <w:p>
       <w:pPr>
+        <w:pStyle w:val="Heading2"/>
+      </w:pPr>
+      <w:r>
+        <w:t>4.5.2 Eredmények és értelmezés</w:t>
+      </w:r>
+    </w:p>
+    <w:p>
+      <w:r>
+        <w:drawing>
+          <wp:inline distT="0" distB="0" distL="0" distR="0" wp14:anchorId="35EE87B5" wp14:editId="78C0BD4D">
+            <wp:extent cx="4320254" cy="2880000"/>
+            <wp:effectExtent l="0" t="0" r="0" b="3175"/>
+            <wp:docPr id="62551325" name="Picture 39" descr="A graph with a line and a line&#10;&#10;AI-generated content may be incorrect."/>
+            <wp:cNvGraphicFramePr>
+              <a:graphicFrameLocks xmlns:a="http://schemas.openxmlformats.org/drawingml/2006/main" noChangeAspect="1"/>
+            </wp:cNvGraphicFramePr>
+            <a:graphic xmlns:a="http://schemas.openxmlformats.org/drawingml/2006/main">
+              <a:graphicData uri="http://schemas.openxmlformats.org/drawingml/2006/picture">
+                <pic:pic xmlns:pic="http://schemas.openxmlformats.org/drawingml/2006/picture">
+                  <pic:nvPicPr>
+                    <pic:cNvPr id="62551325" name="Picture 39" descr="A graph with a line and a line&#10;&#10;AI-generated content may be incorrect."/>
+                    <pic:cNvPicPr/>
+                  </pic:nvPicPr>
+                  <pic:blipFill>
+                    <a:blip r:embed="rId18">
+                      <a:extLst>
+                        <a:ext uri="{28A0092B-C50C-407E-A947-70E740481C1C}">
+                          <a14:useLocalDpi xmlns:a14="http://schemas.microsoft.com/office/drawing/2010/main" val="0"/>
+                        </a:ext>
+                      </a:extLst>
+                    </a:blip>
+                    <a:stretch>
+                      <a:fillRect/>
+                    </a:stretch>
+                  </pic:blipFill>
+                  <pic:spPr>
+                    <a:xfrm>
+                      <a:off x="0" y="0"/>
+                      <a:ext cx="4320254" cy="2880000"/>
+                    </a:xfrm>
+                    <a:prstGeom prst="rect">
+                      <a:avLst/>
+                    </a:prstGeom>
+                  </pic:spPr>
+                </pic:pic>
+              </a:graphicData>
+            </a:graphic>
+          </wp:inline>
+        </w:drawing>
+      </w:r>
+    </w:p>
+    <w:p>
+      <w:pPr>
+        <w:pStyle w:val="Caption"/>
+      </w:pPr>
+      <w:r>
+        <w:t xml:space="preserve">ábra </w:t>
+      </w:r>
+      <w:r>
+        <w:fldChar w:fldCharType="begin"/>
+      </w:r>
+      <w:r>
+        <w:instrText xml:space="preserve"> SEQ ábra \* ARABIC </w:instrText>
+      </w:r>
+      <w:r>
+        <w:fldChar w:fldCharType="separate"/>
+      </w:r>
+      <w:r>
+        <w:rPr>
+          <w:noProof/>
+        </w:rPr>
+        <w:t>10</w:t>
+      </w:r>
+      <w:r>
+        <w:fldChar w:fldCharType="end"/>
+      </w:r>
+      <w:r>
+        <w:t xml:space="preserve"> Negatív </w:t>
+      </w:r>
+    </w:p>
+    <w:p>
+      <w:r>
+        <w:drawing>
+          <wp:inline distT="0" distB="0" distL="0" distR="0" wp14:anchorId="3F84B0B3" wp14:editId="6EFE7EB5">
+            <wp:extent cx="4320254" cy="2880000"/>
+            <wp:effectExtent l="0" t="0" r="0" b="3175"/>
+            <wp:docPr id="793593817" name="Picture 40" descr="A graph with blue lines and white text&#10;&#10;AI-generated content may be incorrect."/>
+            <wp:cNvGraphicFramePr>
+              <a:graphicFrameLocks xmlns:a="http://schemas.openxmlformats.org/drawingml/2006/main" noChangeAspect="1"/>
+            </wp:cNvGraphicFramePr>
+            <a:graphic xmlns:a="http://schemas.openxmlformats.org/drawingml/2006/main">
+              <a:graphicData uri="http://schemas.openxmlformats.org/drawingml/2006/picture">
+                <pic:pic xmlns:pic="http://schemas.openxmlformats.org/drawingml/2006/picture">
+                  <pic:nvPicPr>
+                    <pic:cNvPr id="793593817" name="Picture 40" descr="A graph with blue lines and white text&#10;&#10;AI-generated content may be incorrect."/>
+                    <pic:cNvPicPr/>
+                  </pic:nvPicPr>
+                  <pic:blipFill>
+                    <a:blip r:embed="rId19">
+                      <a:extLst>
+                        <a:ext uri="{28A0092B-C50C-407E-A947-70E740481C1C}">
+                          <a14:useLocalDpi xmlns:a14="http://schemas.microsoft.com/office/drawing/2010/main" val="0"/>
+                        </a:ext>
+                      </a:extLst>
+                    </a:blip>
+                    <a:stretch>
+                      <a:fillRect/>
+                    </a:stretch>
+                  </pic:blipFill>
+                  <pic:spPr>
+                    <a:xfrm>
+                      <a:off x="0" y="0"/>
+                      <a:ext cx="4320254" cy="2880000"/>
+                    </a:xfrm>
+                    <a:prstGeom prst="rect">
+                      <a:avLst/>
+                    </a:prstGeom>
+                  </pic:spPr>
+                </pic:pic>
+              </a:graphicData>
+            </a:graphic>
+          </wp:inline>
+        </w:drawing>
+      </w:r>
+    </w:p>
+    <w:p>
+      <w:pPr>
+        <w:pStyle w:val="Caption"/>
+      </w:pPr>
+      <w:r>
+        <w:t xml:space="preserve">ábra </w:t>
+      </w:r>
+      <w:r>
+        <w:fldChar w:fldCharType="begin"/>
+      </w:r>
+      <w:r>
+        <w:instrText xml:space="preserve"> SEQ ábra \* ARABIC </w:instrText>
+      </w:r>
+      <w:r>
+        <w:fldChar w:fldCharType="separate"/>
+      </w:r>
+      <w:r>
+        <w:rPr>
+          <w:noProof/>
+        </w:rPr>
+        <w:t>11</w:t>
+      </w:r>
+      <w:r>
+        <w:fldChar w:fldCharType="end"/>
+      </w:r>
+    </w:p>
+    <w:p>
+      <w:pPr>
         <w:ind w:left="720" w:firstLine="0"/>
       </w:pPr>
     </w:p>
     <w:p>
       <w:pPr>
-        <w:numPr>
-          <w:ilvl w:val="0"/>
-          <w:numId w:val="31"/>
-        </w:numPr>
-      </w:pPr>
-      <w:r>
-        <w:t>4.5.2 Eredmények és értelmezés</w:t>
-      </w:r>
-    </w:p>
-    <w:p>
-      <w:pPr>
-        <w:ind w:left="720" w:firstLine="0"/>
-      </w:pPr>
-    </w:p>
-    <w:p>
-      <w:pPr>
         <w:pStyle w:val="Heading2"/>
       </w:pPr>
       <w:bookmarkStart w:id="36" w:name="_Toc215408755"/>
       <w:r>
+        <w:lastRenderedPageBreak/>
         <w:t>4.6 Összegzés és következtetések</w:t>
       </w:r>
       <w:bookmarkEnd w:id="36"/>
@@ -8006,7 +8047,6 @@
     </w:p>
     <w:p>
       <w:r>
-        <w:lastRenderedPageBreak/>
         <w:t xml:space="preserve">A szövegbe a hivatkozásokat a </w:t>
       </w:r>
       <w:r>

--- a/DiplomatervSablon_v3.2_hu.docx
+++ b/DiplomatervSablon_v3.2_hu.docx
@@ -435,7 +435,7 @@
         </w:rPr>
         <w:lastRenderedPageBreak/>
         <w:drawing>
-          <wp:inline distT="0" distB="0" distL="0" distR="0" wp14:anchorId="5D62D356" wp14:editId="0EDF4773">
+          <wp:inline distT="0" distB="0" distL="0" distR="0" wp14:anchorId="5D62D356" wp14:editId="6AA54D7D">
             <wp:extent cx="1933575" cy="542925"/>
             <wp:effectExtent l="0" t="0" r="0" b="0"/>
             <wp:docPr id="1" name="Kép 1"/>
@@ -2144,21 +2144,7 @@
             <w:rStyle w:val="Hyperlink"/>
             <w:noProof/>
           </w:rPr>
-          <w:t xml:space="preserve">4. Eredmények és </w:t>
-        </w:r>
-        <w:r>
-          <w:rPr>
-            <w:rStyle w:val="Hyperlink"/>
-            <w:noProof/>
-          </w:rPr>
-          <w:t>e</w:t>
-        </w:r>
-        <w:r>
-          <w:rPr>
-            <w:rStyle w:val="Hyperlink"/>
-            <w:noProof/>
-          </w:rPr>
-          <w:t>lemzés</w:t>
+          <w:t>4. Eredmények és elemzés</w:t>
         </w:r>
         <w:r>
           <w:rPr>
@@ -2302,35 +2288,7 @@
             <w:rStyle w:val="Hyperlink"/>
             <w:noProof/>
           </w:rPr>
-          <w:t>A mémekh</w:t>
-        </w:r>
-        <w:r>
-          <w:rPr>
-            <w:rStyle w:val="Hyperlink"/>
-            <w:noProof/>
-          </w:rPr>
-          <w:t>e</w:t>
-        </w:r>
-        <w:r>
-          <w:rPr>
-            <w:rStyle w:val="Hyperlink"/>
-            <w:noProof/>
-          </w:rPr>
-          <w:t xml:space="preserve">z </w:t>
-        </w:r>
-        <w:r>
-          <w:rPr>
-            <w:rStyle w:val="Hyperlink"/>
-            <w:noProof/>
-          </w:rPr>
-          <w:t>k</w:t>
-        </w:r>
-        <w:r>
-          <w:rPr>
-            <w:rStyle w:val="Hyperlink"/>
-            <w:noProof/>
-          </w:rPr>
-          <w:t>apcsolódó érzelmi töltet (meme sentiment) kiszámítására egy kísérleti, kétforrású megközelítés készült: (1) az OCR-rel kinyert szöveg FinBERT-alapú osztályozására, illetve (2) egy CLIP-alapú zero-shot prompt-páros („a positive meme” vs. „a negative meme”) képi hangulatelemzésére építve.</w:t>
+          <w:t>A mémekhez kapcsolódó érzelmi töltet (meme sentiment) kiszámítására egy kísérleti, kétforrású megközelítés készült: (1) az OCR-rel kinyert szöveg FinBERT-alapú osztályozására, illetve (2) egy CLIP-alapú zero-shot prompt-páros („a positive meme” vs. „a negative meme”) képi hangulatelemzésére építve.</w:t>
         </w:r>
         <w:r>
           <w:rPr>
@@ -4311,7 +4269,7 @@
         <w:rPr>
           <w:noProof/>
         </w:rPr>
-        <w:t>2025. 11. 30.</w:t>
+        <w:t>2025. 12. 06.</w:t>
       </w:r>
       <w:r>
         <w:fldChar w:fldCharType="end"/>
@@ -5800,7 +5758,25 @@
         <w:rPr>
           <w:noProof/>
         </w:rPr>
-        <w:pict w14:anchorId="2D82A6C3">
+        <w:fldChar w:fldCharType="begin"/>
+      </w:r>
+      <w:r>
+        <w:rPr>
+          <w:noProof/>
+        </w:rPr>
+        <w:instrText xml:space="preserve"> INCLUDEPICTURE  "https://www.researchgate.net/profile/Wangmeng-Zuo/publication/336361781/figure/fig1/AS:811931749326849@1570591022759/Comparison-of-various-attention-modules-ie-SENet-Hu-Shen-and-Sun-2018-CBAM-Woo.png" \* MERGEFORMATINET </w:instrText>
+      </w:r>
+      <w:r>
+        <w:rPr>
+          <w:noProof/>
+        </w:rPr>
+        <w:fldChar w:fldCharType="separate"/>
+      </w:r>
+      <w:r>
+        <w:rPr>
+          <w:noProof/>
+        </w:rPr>
+        <w:pict w14:anchorId="1EFB8D00">
           <v:shapetype id="_x0000_t75" coordsize="21600,21600" o:spt="75" o:preferrelative="t" path="m@4@5l@4@11@9@11@9@5xe" filled="f" stroked="f">
             <v:stroke joinstyle="miter"/>
             <v:formulas>
@@ -5820,10 +5796,16 @@
             <v:path o:extrusionok="f" gradientshapeok="t" o:connecttype="rect"/>
             <o:lock v:ext="edit" aspectratio="t"/>
           </v:shapetype>
-          <v:shape id="_x0000_i1025" type="#_x0000_t75" alt="" style="width:286.3pt;height:276pt;mso-width-percent:0;mso-height-percent:0;mso-width-percent:0;mso-height-percent:0">
+          <v:shape id="_x0000_i1025" type="#_x0000_t75" alt="" style="width:286pt;height:276pt;mso-width-percent:0;mso-height-percent:0;mso-width-percent:0;mso-height-percent:0">
             <v:imagedata r:id="rId12" r:href="rId13"/>
           </v:shape>
         </w:pict>
+      </w:r>
+      <w:r>
+        <w:rPr>
+          <w:noProof/>
+        </w:rPr>
+        <w:fldChar w:fldCharType="end"/>
       </w:r>
       <w:r>
         <w:fldChar w:fldCharType="end"/>
@@ -6666,7 +6648,13 @@
       <w:bookmarkStart w:id="19" w:name="_Toc215408736"/>
       <w:r>
         <w:lastRenderedPageBreak/>
-        <w:t>4. Eredmények és elemzés</w:t>
+        <w:t xml:space="preserve">4. </w:t>
+      </w:r>
+      <w:r>
+        <w:t>E</w:t>
+      </w:r>
+      <w:r>
+        <w:t>lemzés</w:t>
       </w:r>
       <w:bookmarkEnd w:id="19"/>
     </w:p>
@@ -6700,13 +6688,7 @@
         <w:rPr>
           <w:iCs w:val="0"/>
         </w:rPr>
-        <w:t>e</w:t>
-      </w:r>
-      <w:r>
-        <w:rPr>
-          <w:iCs w:val="0"/>
-        </w:rPr>
-        <w:t>ngagement</w:t>
+        <w:t>engagement</w:t>
       </w:r>
       <w:r>
         <w:t xml:space="preserve"> mutató</w:t>
@@ -7152,6 +7134,9 @@
         <w:t xml:space="preserve"> </w:t>
       </w:r>
       <w:r>
+        <w:rPr>
+          <w:noProof/>
+        </w:rPr>
         <w:drawing>
           <wp:inline distT="0" distB="0" distL="0" distR="0" wp14:anchorId="6627AE52" wp14:editId="1B576C34">
             <wp:extent cx="5231765" cy="3290131"/>
@@ -7406,96 +7391,279 @@
     </w:p>
     <w:p>
       <w:pPr>
-        <w:keepNext/>
-      </w:pPr>
-    </w:p>
-    <w:p>
-      <w:pPr>
-        <w:pStyle w:val="Caption"/>
-      </w:pPr>
-      <w:r>
-        <w:t xml:space="preserve">ábra </w:t>
-      </w:r>
-      <w:r>
-        <w:fldChar w:fldCharType="begin"/>
-      </w:r>
-      <w:r>
-        <w:instrText xml:space="preserve"> SEQ ábra \* ARABIC </w:instrText>
-      </w:r>
-      <w:r>
-        <w:fldChar w:fldCharType="separate"/>
-      </w:r>
-      <w:r>
-        <w:rPr>
-          <w:noProof/>
-        </w:rPr>
-        <w:t>8</w:t>
-      </w:r>
-      <w:r>
-        <w:fldChar w:fldCharType="end"/>
-      </w:r>
-      <w:r>
-        <w:t xml:space="preserve"> Negatív cikkek korrelációja a mémszámmal</w:t>
-      </w:r>
-    </w:p>
-    <w:p>
-      <w:pPr>
-        <w:keepNext/>
-      </w:pPr>
-    </w:p>
-    <w:p>
-      <w:pPr>
-        <w:pStyle w:val="Caption"/>
-      </w:pPr>
-      <w:r>
-        <w:t xml:space="preserve">ábra </w:t>
-      </w:r>
-      <w:r>
-        <w:fldChar w:fldCharType="begin"/>
-      </w:r>
-      <w:r>
-        <w:instrText xml:space="preserve"> SEQ ábra \* ARABIC </w:instrText>
-      </w:r>
-      <w:r>
-        <w:fldChar w:fldCharType="separate"/>
-      </w:r>
-      <w:r>
-        <w:rPr>
-          <w:noProof/>
-        </w:rPr>
-        <w:t>9</w:t>
-      </w:r>
-      <w:r>
-        <w:fldChar w:fldCharType="end"/>
+        <w:pStyle w:val="Heading2"/>
+        <w:rPr>
+          <w:sz w:val="48"/>
+          <w:szCs w:val="48"/>
+          <w:lang w:eastAsia="en-GB"/>
+        </w:rPr>
+      </w:pPr>
+      <w:bookmarkStart w:id="29" w:name="_Toc215408752"/>
+      <w:r>
+        <w:rPr>
+          <w:rStyle w:val="Strong"/>
+          <w:b w:val="0"/>
+          <w:bCs w:val="0"/>
+        </w:rPr>
+        <w:t>4.4 Cross-correlation és Granger-tesztek</w:t>
+      </w:r>
+    </w:p>
+    <w:p>
+      <w:pPr>
+        <w:pStyle w:val="Heading2"/>
+      </w:pPr>
+      <w:r>
+        <w:rPr>
+          <w:rStyle w:val="Strong"/>
+          <w:b w:val="0"/>
+          <w:bCs w:val="0"/>
+        </w:rPr>
+        <w:t>4.4.1 Cross-correlation (CCF) elemzés</w:t>
+      </w:r>
+    </w:p>
+    <w:p>
+      <w:pPr>
+        <w:pStyle w:val="NormalWeb"/>
+      </w:pPr>
+      <w:r>
+        <w:t>A New York Times-említések és a mémaktivitás időbeli kapcsolatának feltárására keresztkorrelációs elemzés (Cross-Correlation Function, CCF) készült. A módszer célja annak megvizsgálása, hogy a hírek intenzitása és a mémvolumen normalizált (z-score) értékei között kimutatható-e olyan időbeli együttmozgás, amely a két folyamat között vezető–követő struktúrára utal. A CCF a NYT-említések különböző késleltetett értékei és a mémvolumen közötti korrelációt méri, így alkalmas a lehetséges lead–lag mintázatok feltárására.</w:t>
+      </w:r>
+    </w:p>
+    <w:p>
+      <w:pPr>
+        <w:pStyle w:val="NormalWeb"/>
+      </w:pPr>
+      <w:r>
+        <w:t>Az eredmények alapján a keresztkorrelációs értékek egyik vizsgált lag esetében sem mutatnak statisztikailag vagy vizuálisan értelmezhető erős kapcsolatot. A korrelációs értékek minden késleltetésnél közel a nullához adódnak, a hozzájuk tartozó konfidenciaintervallumok pedig szélesek, ami a két változó közötti gyenge és zajos kapcsolatot jelzi. A CCF tehát nem tárt fel olyan egyértelmű mintázatot, amely alapján a hírek időben követnék a mémvolument, vagy fordítva: a nyilvánosság platformon megjelenő aktivitási hullámai előre jeleznék a későbbi médiamegjelenést.</w:t>
+      </w:r>
+    </w:p>
+    <w:p>
+      <w:pPr>
+        <w:pStyle w:val="NormalWeb"/>
+        <w:rPr>
+          <w:lang w:val="en-HU"/>
+        </w:rPr>
+      </w:pPr>
+      <w:r>
+        <w:t xml:space="preserve">Fontos megjegyezni, hogy a keresztkorreláció a nyers időbeli együttmozgást méri, és nem kontrollál az egyes idősorok autokorrelációjára, illetve trendszerkezetére. Így előfordulhat, hogy a valódi, gyenge prediktív kapcsolat a nyers korrelációs függvényben nem jelenik meg, különösen akkor, ha az adatok zajosak vagy a hatás csak feltételes modellezés mellett észlelhető. </w:t>
+      </w:r>
+      <w:r>
+        <w:rPr>
+          <w:lang w:val="en-HU"/>
+        </w:rPr>
+        <w:t xml:space="preserve">A </w:t>
+      </w:r>
+      <w:r>
+        <w:rPr>
+          <w:i/>
+          <w:iCs/>
+          <w:lang w:val="en-HU"/>
+        </w:rPr>
+        <w:t>feltételes modellezés</w:t>
+      </w:r>
+      <w:r>
+        <w:rPr>
+          <w:lang w:val="en-HU"/>
+        </w:rPr>
+        <w:t xml:space="preserve"> olyan eljárást jelöl, amelyben a modell figyelembe veszi az idősor saját múltbeli mintázatait (például autokorrelációját), és a vizsgált kapcsolatot ezek kontrollálása mellett azonosítja. </w:t>
+      </w:r>
+    </w:p>
+    <w:p>
+      <w:pPr>
+        <w:pStyle w:val="NormalWeb"/>
+      </w:pPr>
+      <w:r>
+        <w:t>Ennek megfelelően a CCF nem szolgált egyértelmű bizonyítékkal sem a hírek → mémek, sem a mémek → hírek irányú dinamikára, ezért szükségessé vált az oksági viszonyok formálisabb Granger-keretben történő tesztelése.</w:t>
+      </w:r>
+    </w:p>
+    <w:p>
+      <w:pPr>
+        <w:pStyle w:val="Heading2"/>
+      </w:pPr>
+      <w:r>
+        <w:rPr>
+          <w:rStyle w:val="Strong"/>
+          <w:b w:val="0"/>
+          <w:bCs w:val="0"/>
+        </w:rPr>
+        <w:lastRenderedPageBreak/>
+        <w:t>4.4.2 Granger-tesztek a mémvolumen és a hírsűrűség között</w:t>
+      </w:r>
+    </w:p>
+    <w:p>
+      <w:pPr>
+        <w:pStyle w:val="NormalWeb"/>
+      </w:pPr>
+      <w:r>
+        <w:t xml:space="preserve">A két folyamat közötti oksági irány vizsgálatához Granger-oksági tesztek kerültek alkalmazásra. A módszer azt vizsgálja, hogy az egyik idősor múltbeli értékeinek ismerete javítja-e a másik idősor előrejelzését a saját múltjára épülő modellhez képest. Ebben az értelemben az okság nem kauzális mechanizmust, hanem </w:t>
+      </w:r>
+      <w:r>
+        <w:rPr>
+          <w:rStyle w:val="Strong"/>
+        </w:rPr>
+        <w:t>időbeli előrejelző erőt</w:t>
+      </w:r>
+      <w:r>
+        <w:t xml:space="preserve"> jelent.</w:t>
+      </w:r>
+    </w:p>
+    <w:p>
+      <w:pPr>
+        <w:pStyle w:val="NormalWeb"/>
+      </w:pPr>
+      <w:r>
+        <w:t>A vizsgálat két irányban történt:</w:t>
       </w:r>
       <w:r>
         <w:t xml:space="preserve"> </w:t>
       </w:r>
-      <w:r>
-        <w:t>Pozitív</w:t>
-      </w:r>
-      <w:r>
-        <w:t xml:space="preserve"> cikkek korrelációja a mémszámmal</w:t>
-      </w:r>
-    </w:p>
-    <w:p>
-      <w:pPr>
-        <w:pStyle w:val="Caption"/>
-        <w:jc w:val="both"/>
-      </w:pPr>
-    </w:p>
-    <w:p>
-      <w:r>
-        <w:t>TODO</w:t>
+    </w:p>
+    <w:p>
+      <w:pPr>
+        <w:pStyle w:val="NormalWeb"/>
+      </w:pPr>
+      <w:r>
+        <w:rPr>
+          <w:rStyle w:val="Strong"/>
+        </w:rPr>
+        <w:t>(i) NYT-említések → mémvolumen</w:t>
+      </w:r>
+      <w:r>
+        <w:rPr>
+          <w:rStyle w:val="Strong"/>
+        </w:rPr>
+        <w:t>:</w:t>
+      </w:r>
+      <w:r>
+        <w:t xml:space="preserve"> </w:t>
+      </w:r>
+      <w:r>
+        <w:t>A tesztek egyetlen vizsgált késleltetés esetében sem mutattak 5%-os szinten szignifikáns hatást. Bár az egyhetes késleltetésnél a p-érték 0,076 körül alakul, ami gyenge kapcsolat lehetőségét vetíti előre, ez nem elegendő a nullhipotézis elutasításához. A rendelkezésre álló adatok alapján tehát nem bizonyítható, hogy a hírek intenzitása Granger-értelemben előre jelezné a későbbi mémaktivitást.</w:t>
+      </w:r>
+    </w:p>
+    <w:p>
+      <w:pPr>
+        <w:pStyle w:val="NormalWeb"/>
+      </w:pPr>
+      <w:r>
+        <w:rPr>
+          <w:rStyle w:val="Strong"/>
+        </w:rPr>
+        <w:t>(ii) mémvolumen → NYT-említések</w:t>
+      </w:r>
+      <w:r>
+        <w:t xml:space="preserve">: </w:t>
+      </w:r>
+      <w:r>
+        <w:t>Ezzel szemben az egyhetes késleltetés szignifikáns (p ≈ 0,017) eredményt adott, ami arra utal, hogy a megnövekedett mémvolumen statisztikailag kimutatható módon javítja a későbbi hírsűrűség előrejelzését. A hosszabb késleltetések esetében a hatás eltűnik, ami rövid, gyorsan lecsengő dinamikára utal: a média figyelme – legalábbis a New York Times esetében – elsősorban azonnal reagál az online aktivitás felerősödésére, és a kapcsolat nem tartós.</w:t>
+      </w:r>
+    </w:p>
+    <w:p>
+      <w:pPr>
+        <w:pStyle w:val="NormalWeb"/>
+      </w:pPr>
+      <w:r>
+        <w:t>A Granger-eredmények és a CCF eredményeinek összevetése fontos következtetéshez vezet:</w:t>
+      </w:r>
+      <w:r>
+        <w:br/>
+      </w:r>
+      <w:r>
+        <w:rPr>
+          <w:rStyle w:val="Strong"/>
+        </w:rPr>
+        <w:t>bár a nyers keresztkorreláció nem mutatott egyértelmű mintázatot, a Granger-keretben, ahol az autokorreláció hatásai kontrolláltak, kimutathatóvá válik egy rövid távú, memes → NYT irányú előrejelző kapcsolat.</w:t>
+      </w:r>
+      <w:r>
+        <w:t xml:space="preserve"> Ez azt sugallja, hogy a média bizonyos esetekben reagál a platformokon zajló aktivitásra, míg fordított irányban nem található statisztikailag alátámasztható előrejelző erő.</w:t>
+      </w:r>
+    </w:p>
+    <w:p>
+      <w:pPr>
+        <w:pStyle w:val="NormalWeb"/>
+        <w:rPr>
+          <w:lang w:val="en-HU"/>
+        </w:rPr>
+      </w:pPr>
+      <w:r>
+        <w:rPr>
+          <w:lang w:val="en-HU"/>
+        </w:rPr>
+        <w:t xml:space="preserve">A két eljárás együttes alkalmazása tehát árnyalt képet ad: a CCF vizuálisan nem mutat erős kapcsolatot, a Granger-keret azonban feltár egy rövid, egy lépéses memetikus előrejelző hatást, amely valószínűleg csak a </w:t>
+      </w:r>
+      <w:r>
+        <w:rPr>
+          <w:i/>
+          <w:iCs/>
+          <w:lang w:val="en-HU"/>
+        </w:rPr>
+        <w:t>feltételes modellezés</w:t>
+      </w:r>
+      <w:r>
+        <w:rPr>
+          <w:i/>
+          <w:iCs/>
+          <w:lang w:val="en-HU"/>
+        </w:rPr>
+        <w:t xml:space="preserve"> </w:t>
+      </w:r>
+      <w:r>
+        <w:rPr>
+          <w:lang w:val="en-HU"/>
+        </w:rPr>
+        <w:t>miatt válik kimutathatóvá.</w:t>
+      </w:r>
+      <w:r>
+        <w:rPr>
+          <w:lang w:val="en-HU"/>
+        </w:rPr>
+        <w:t xml:space="preserve"> </w:t>
+      </w:r>
+    </w:p>
+    <w:p>
+      <w:pPr>
+        <w:pStyle w:val="NormalWeb"/>
+        <w:rPr>
+          <w:lang w:val="en-HU"/>
+        </w:rPr>
+      </w:pPr>
+      <w:r>
+        <w:rPr>
+          <w:lang w:val="en-HU"/>
+        </w:rPr>
+        <w:t xml:space="preserve">Más szóval: nem a nyers együttmozgást vizsgálja, hanem azt, hogy az egyik változó múltja </w:t>
+      </w:r>
+      <w:r>
+        <w:rPr>
+          <w:b/>
+          <w:bCs/>
+          <w:lang w:val="en-HU"/>
+        </w:rPr>
+        <w:t>hozzáad-e</w:t>
+      </w:r>
+      <w:r>
+        <w:rPr>
+          <w:lang w:val="en-HU"/>
+        </w:rPr>
+        <w:t xml:space="preserve"> bármilyen plusz információt a másik változó előrejelzéséhez.</w:t>
+      </w:r>
+      <w:r>
+        <w:rPr>
+          <w:lang w:val="en-HU"/>
+        </w:rPr>
+        <w:t xml:space="preserve"> </w:t>
+      </w:r>
+      <w:r>
+        <w:lastRenderedPageBreak/>
+        <w:t>A teszt eredményei természetesen nem kauzális mechanizmust azonosítanak, hanem előrejelző struktúrát; a feltárt hatás így a média rövid távú reakciómintázataival áll összhangban, nem pedig oksági csatornákkal.</w:t>
       </w:r>
     </w:p>
     <w:p>
       <w:pPr>
         <w:pStyle w:val="Heading2"/>
       </w:pPr>
-      <w:bookmarkStart w:id="29" w:name="_Toc215408749"/>
-      <w:r>
-        <w:t>4.4 Cross-correlation és Granger-tesztek</w:t>
+      <w:r>
+        <w:t>4.5 Panel regresszió (TWFE)</w:t>
       </w:r>
       <w:bookmarkEnd w:id="29"/>
     </w:p>
@@ -7507,103 +7675,51 @@
           <w:numId w:val="0"/>
         </w:numPr>
       </w:pPr>
-      <w:bookmarkStart w:id="30" w:name="_Toc215408750"/>
-      <w:r>
-        <w:t>4.4.1 Cross-correlation (CCF) elemzés</w:t>
+      <w:bookmarkStart w:id="30" w:name="_Toc215408753"/>
+      <w:r>
+        <w:t>4.5.1 Modell specifikáció</w:t>
       </w:r>
       <w:bookmarkEnd w:id="30"/>
     </w:p>
     <w:p>
       <w:r>
-        <w:t>A hírek és a mémvolumen időbeli kapcsolatának feltárására keresztkorrelációs elemzés is készül, amely a New York Times-említések késleltetett értékei és a normalizált mémvolumen közötti együttmozgást vizsgálja. A módszer célja annak meghatározása, hogy a hírsűrűség és a platformon megjelenő aktivitási hullámok időben melyik irányba mutatnak kapcsolatot: a hírek növekedése megelőzi-e a mémtermelés fokozódását, vagy éppen a megnövekedett online aktivitás előzi meg az újságírói figyelem kiugrását. A keresztkorrelációs függvény a lead–lag mintázatok dinamikáját jeleníti meg, és segít az esemény-vizsgálatokból levont következtetések kiegészítésében</w:t>
-      </w:r>
-      <w:r>
-        <w:t>.</w:t>
-      </w:r>
-    </w:p>
-    <w:p>
-      <w:pPr>
-        <w:pStyle w:val="Heading3"/>
-        <w:numPr>
-          <w:ilvl w:val="0"/>
-          <w:numId w:val="0"/>
-        </w:numPr>
-      </w:pPr>
-      <w:bookmarkStart w:id="31" w:name="_Toc215408751"/>
-      <w:r>
-        <w:t>4.4.2 Granger-tesztek a memeszám és hírsentiment között</w:t>
-      </w:r>
-      <w:bookmarkEnd w:id="31"/>
-    </w:p>
-    <w:p>
-      <w:r>
-        <w:t>A hírhangnem és a mémvolumen közötti oksági irány vizsgálatához Granger-oksági tesztek kerülnek alkalmazásra. A teszt azt vizsgálja, hogy a hírsentiment múltbeli értékei javítják-e a mémvolumen előrejelzését az olyan modellekhez képest, amelyek kizárólag a mémvolumen saját múltjára támaszkodnak. Amennyiben a sentiment időben megelőző információt hordoz, a hírek tónusa Granger-értelemben okot jelent a későbbi mémaktivitásra. A tesztek így a lead–lag elemzés formálisabb ellenőrzését biztosítják, és kiegészítik az eseményablak körüli grafikus elemzéseket.</w:t>
-      </w:r>
-    </w:p>
-    <w:p>
-      <w:pPr>
-        <w:pStyle w:val="Heading2"/>
-      </w:pPr>
-      <w:bookmarkStart w:id="32" w:name="_Toc215408752"/>
+        <w:t>A panel regressziós elemzés alapját egy kétirányú fix hatásos (Two-Way Fixed Effects, TWFE) modell képezi, amely a márkák időben állandó sajátosságait, valamint az összes márkát érintő, héthez kötődő közös sokkokat különíti el. A módszer célja annak feltárása, hogy a New York Times márkaemlítései és a kapcsolódó hírsentiment milyen összefüggést mutatnak a mémaktivitás különböző mutatóival.</w:t>
+      </w:r>
+    </w:p>
+    <w:p>
+      <w:r>
+        <w:t xml:space="preserve">A modell három fő kimeneti változóval dolgozik: a log1p transzformációval normalizált heti mémvolumennel, a mémek átlagos sentimentértékével, valamint a log1p transzformált engagement-mutatóval. A fő magyarázóváltozókat az NYT-cikkek jelenlétét jelző bináris indikátor és </w:t>
+      </w:r>
+      <w:r>
+        <w:t>(</w:t>
+      </w:r>
+      <w:r>
+        <w:t>specifikációtól függően</w:t>
+      </w:r>
+      <w:r>
+        <w:t xml:space="preserve">) </w:t>
+      </w:r>
+      <w:r>
+        <w:t>az ezekből képzett mondatszintű hírsentiment adják. A hírek időben elnyúló hatását a modell az aktuális hét mellett legfeljebb négyhetes késleltetésekkel ragadja meg (k = 0…4). A négy késleltetésből álló alapváltozat mellett három-, kettő- és egyhetes lagstruktúrával készült robusztussági variánsok is szerepelnek.</w:t>
+      </w:r>
+    </w:p>
+    <w:p>
+      <w:r>
+        <w:t>A specifikáció minden esetben tartalmazza a reddit_activity_{t−1} változót, amely az adott márkához kapcsolódó subreddit megelőző heti aktivitását méri. Ez az idősoros kontroll a platformforgalom olyan ingadozásait szűri ki, amelyek az NYT-től függetlenül is képesek befolyásolni a mémek mennyiségét vagy érzelmi tónusát. A változó késleltetett formában kerül a modellbe, elkerülve ezzel a szimultaneitás és a „bad control” típusú torzítások kialakulását.</w:t>
+      </w:r>
+    </w:p>
+    <w:p>
+      <w:r>
+        <w:t xml:space="preserve">A hírsentiment csak azokban a hetekben rendelkezik értékkel, amelyekben az adott márkáról legalább egy New York Times-cikk megjelent. A sentimentváltozó lefedettsége ezért nem teljes: a tárgyhéten a brand–hetek körülbelül 44%-ában, míg az aktuális héttel és a késleltetett értékekkel együtt vizsgált többhetes ablakban mindössze mintegy 23,5%-ában áll rendelkezésre. Ez a hiányosság azt eredményezi, hogy a sentimentre épülő specifikációk szükségszerűen kisebb és szelektált mintán becsülhetők, </w:t>
+      </w:r>
       <w:r>
         <w:lastRenderedPageBreak/>
-        <w:t>4.5 Panel regresszió (TWFE)</w:t>
-      </w:r>
-      <w:bookmarkEnd w:id="32"/>
-    </w:p>
-    <w:p>
-      <w:pPr>
-        <w:pStyle w:val="Heading3"/>
-        <w:numPr>
-          <w:ilvl w:val="0"/>
-          <w:numId w:val="0"/>
-        </w:numPr>
-      </w:pPr>
-      <w:bookmarkStart w:id="33" w:name="_Toc215408753"/>
-      <w:r>
-        <w:t>4.5.1 Modell specifikáció</w:t>
-      </w:r>
-      <w:bookmarkEnd w:id="33"/>
-    </w:p>
-    <w:p>
-      <w:r>
-        <w:t>A panel regressziós elemzés alapját egy kétirányú fix hatásos (Two-Way Fixed Effects, TWFE) modell képezi, amely a márkák időben állandó sajátosságait, valamint az összes márkát érintő, héthez kötődő közös sokkokat különíti el. A módszer célja annak feltárása, hogy a New York Times márkaemlítései és a kapcsolódó hírsentiment milyen összefüggést mutatnak a mémaktivitás különböző mutatóival.</w:t>
-      </w:r>
-    </w:p>
-    <w:p>
-      <w:r>
-        <w:t xml:space="preserve">A modell három fő kimeneti változóval dolgozik: a log1p transzformációval normalizált heti mémvolumennel, a mémek átlagos sentimentértékével, valamint a log1p transzformált engagement-mutatóval. A fő magyarázóváltozókat az NYT-cikkek jelenlétét jelző bináris indikátor és </w:t>
-      </w:r>
-      <w:r>
-        <w:t>(</w:t>
-      </w:r>
-      <w:r>
-        <w:t>specifikációtól függően</w:t>
-      </w:r>
-      <w:r>
-        <w:t xml:space="preserve">) </w:t>
-      </w:r>
-      <w:r>
-        <w:t>az ezekből képzett mondatszintű hírsentiment adják. A hírek időben elnyúló hatását a modell az aktuális hét mellett legfeljebb négyhetes késleltetésekkel ragadja meg (k = 0…4). A négy késleltetésből álló alapváltozat mellett három-, kettő- és egyhetes lagstruktúrával készült robusztussági variánsok is szerepelnek.</w:t>
-      </w:r>
-    </w:p>
-    <w:p>
-      <w:r>
-        <w:t>A specifikáció minden esetben tartalmazza a reddit_activity_{t−1} változót, amely az adott márkához kapcsolódó subreddit megelőző heti aktivitását méri. Ez az idősoros kontroll a platformforgalom olyan ingadozásait szűri ki, amelyek az NYT-től függetlenül is képesek befolyásolni a mémek mennyiségét vagy érzelmi tónusát. A változó késleltetett formában kerül a modellbe, elkerülve ezzel a szimultaneitás és a „bad control” típusú torzítások kialakulását.</w:t>
-      </w:r>
-    </w:p>
-    <w:p>
-      <w:r>
-        <w:t>A hírsentiment csak azokban a hetekben rendelkezik értékkel, amelyekben az adott márkáról legalább egy New York Times-cikk megjelent. A sentimentváltozó lefedettsége ezért nem teljes: a tárgyhéten a brand–hetek körülbelül 44%-ában, míg az aktuális héttel és a késleltetett értékekkel együtt vizsgált többhetes ablakban mindössze mintegy 23,5%-ában áll rendelkezésre. Ez a hiányosság azt eredményezi, hogy a sentimentre épülő specifikációk szükségszerűen kisebb és szelektált mintán becsülhetők, ami összehasonlíthatósági problémákat vetne fel, ha kizárólag ezekre támaszkodna az elemzés.</w:t>
-      </w:r>
-    </w:p>
-    <w:p>
-      <w:r>
-        <w:t xml:space="preserve">A mintaredukció torzító hatásainak elkerülése és a teljes panel információtartalmának megőrzése érdekében két modellcsalád kerül becslésre. A </w:t>
-      </w:r>
-      <w:r>
-        <w:lastRenderedPageBreak/>
-        <w:t>„mention-only” modellek az összes megfigyelt brand–hetet felhasználják, és a NYT-említések késleltetett értékei a cikkhiányt egyszerűen nullával jelzik. Ez a konstrukció lehetővé teszi, hogy a teljes mintán értékelhető legyen a médiamegjelenés ténye mint expozíció, függetlenül annak érzelmi tartalmától. A „with sentiment” modellek ezzel szemben kizárólag azokat a megfigyeléseket tartják meg, amelyekben a sentimentérték az adott lagablakon belül minden héten rendelkezésre áll, így ezek célzottan a hírek érzelmi irányultságának hatását azonosítják. A két modellcsalád párhuzamos használata biztosítja, hogy elkülöníthető legyen a médiamegjelenés puszta tényének hatása a sentiment által hordozott többletinformációtól, miközben megmarad a becslések közötti teljes körű összehasonlíthatóság.</w:t>
+        <w:t>ami összehasonlíthatósági problémákat vetne fel, ha kizárólag ezekre támaszkodna az elemzés.</w:t>
+      </w:r>
+    </w:p>
+    <w:p>
+      <w:r>
+        <w:t>A mintaredukció torzító hatásainak elkerülése és a teljes panel információtartalmának megőrzése érdekében két modellcsalád kerül becslésre. A „mention-only” modellek az összes megfigyelt brand–hetet felhasználják, és a NYT-említések késleltetett értékei a cikkhiányt egyszerűen nullával jelzik. Ez a konstrukció lehetővé teszi, hogy a teljes mintán értékelhető legyen a médiamegjelenés ténye mint expozíció, függetlenül annak érzelmi tartalmától. A „with sentiment” modellek ezzel szemben kizárólag azokat a megfigyeléseket tartják meg, amelyekben a sentimentérték az adott lagablakon belül minden héten rendelkezésre áll, így ezek célzottan a hírek érzelmi irányultságának hatását azonosítják. A két modellcsalád párhuzamos használata biztosítja, hogy elkülöníthető legyen a médiamegjelenés puszta tényének hatása a sentiment által hordozott többletinformációtól, miközben megmarad a becslések közötti teljes körű összehasonlíthatóság.</w:t>
       </w:r>
     </w:p>
     <w:p>
@@ -7761,7 +7877,7 @@
           </m:sub>
         </m:sSub>
       </m:oMath>
-      <w:bookmarkStart w:id="34" w:name="_Toc332797397"/>
+      <w:bookmarkStart w:id="31" w:name="_Toc332797397"/>
       <w:r>
         <w:t xml:space="preserve"> </w:t>
       </w:r>
@@ -7784,7 +7900,7 @@
           <w:szCs w:val="24"/>
         </w:rPr>
       </w:pPr>
-      <w:bookmarkStart w:id="35" w:name="_Toc215408754"/>
+      <w:bookmarkStart w:id="32" w:name="_Toc215408754"/>
       <w:r>
         <w:rPr>
           <w:rFonts w:cs="Times New Roman"/>
@@ -7795,7 +7911,7 @@
         <w:lastRenderedPageBreak/>
         <w:t>A becslésből származó koefficienspályák minden kimeneti változóra és minden lagablakra külön kerülnek exportálásra, és ezek szolgálnak alapul a későbbi grafikus és táblázatos eredményösszegzésekhez.</w:t>
       </w:r>
-      <w:bookmarkEnd w:id="35"/>
+      <w:bookmarkEnd w:id="32"/>
     </w:p>
     <w:p>
       <w:pPr>
@@ -7807,6 +7923,9 @@
     </w:p>
     <w:p>
       <w:r>
+        <w:rPr>
+          <w:noProof/>
+        </w:rPr>
         <w:drawing>
           <wp:inline distT="0" distB="0" distL="0" distR="0" wp14:anchorId="35EE87B5" wp14:editId="78C0BD4D">
             <wp:extent cx="4320254" cy="2880000"/>
@@ -7870,17 +7989,20 @@
         <w:rPr>
           <w:noProof/>
         </w:rPr>
-        <w:t>10</w:t>
+        <w:t>8</w:t>
       </w:r>
       <w:r>
         <w:fldChar w:fldCharType="end"/>
       </w:r>
       <w:r>
-        <w:t xml:space="preserve"> Negatív </w:t>
-      </w:r>
-    </w:p>
-    <w:p>
-      <w:r>
+        <w:t xml:space="preserve"> Negatív cikkek korrelációja a mémszámmal</w:t>
+      </w:r>
+    </w:p>
+    <w:p>
+      <w:r>
+        <w:rPr>
+          <w:noProof/>
+        </w:rPr>
         <w:drawing>
           <wp:inline distT="0" distB="0" distL="0" distR="0" wp14:anchorId="3F84B0B3" wp14:editId="6EFE7EB5">
             <wp:extent cx="4320254" cy="2880000"/>
@@ -7944,11 +8066,17 @@
         <w:rPr>
           <w:noProof/>
         </w:rPr>
-        <w:t>11</w:t>
+        <w:t>9</w:t>
       </w:r>
       <w:r>
         <w:fldChar w:fldCharType="end"/>
       </w:r>
+      <w:r>
+        <w:t xml:space="preserve"> </w:t>
+      </w:r>
+      <w:r>
+        <w:t>Pozitív cikkek korrelációja a mémszámmal</w:t>
+      </w:r>
     </w:p>
     <w:p>
       <w:pPr>
@@ -7959,12 +8087,12 @@
       <w:pPr>
         <w:pStyle w:val="Heading2"/>
       </w:pPr>
-      <w:bookmarkStart w:id="36" w:name="_Toc215408755"/>
+      <w:bookmarkStart w:id="33" w:name="_Toc215408755"/>
       <w:r>
         <w:lastRenderedPageBreak/>
         <w:t>4.6 Összegzés és következtetések</w:t>
       </w:r>
-      <w:bookmarkEnd w:id="36"/>
+      <w:bookmarkEnd w:id="33"/>
     </w:p>
     <w:p>
       <w:pPr>
@@ -7997,7 +8125,7 @@
       <w:r>
         <w:fldChar w:fldCharType="end"/>
       </w:r>
-      <w:bookmarkEnd w:id="34"/>
+      <w:bookmarkEnd w:id="31"/>
     </w:p>
     <w:p>
       <w:pPr>
@@ -8008,13 +8136,13 @@
         </w:numPr>
         <w:ind w:left="2880"/>
       </w:pPr>
-      <w:bookmarkStart w:id="37" w:name="_Toc332797402"/>
-      <w:bookmarkStart w:id="38" w:name="_Toc215408756"/>
+      <w:bookmarkStart w:id="34" w:name="_Toc332797402"/>
+      <w:bookmarkStart w:id="35" w:name="_Toc215408756"/>
       <w:r>
         <w:t>Irodalomjegyzék</w:t>
       </w:r>
-      <w:bookmarkEnd w:id="37"/>
-      <w:bookmarkEnd w:id="38"/>
+      <w:bookmarkEnd w:id="34"/>
+      <w:bookmarkEnd w:id="35"/>
     </w:p>
     <w:p>
       <w:r>
@@ -8081,14 +8209,14 @@
       <w:pPr>
         <w:pStyle w:val="Heading1"/>
       </w:pPr>
-      <w:bookmarkStart w:id="39" w:name="_Toc332797403"/>
-      <w:bookmarkStart w:id="40" w:name="_Toc215408757"/>
+      <w:bookmarkStart w:id="36" w:name="_Toc332797403"/>
+      <w:bookmarkStart w:id="37" w:name="_Toc215408757"/>
       <w:r>
         <w:lastRenderedPageBreak/>
         <w:t>Utolsó simítások</w:t>
       </w:r>
-      <w:bookmarkEnd w:id="39"/>
-      <w:bookmarkEnd w:id="40"/>
+      <w:bookmarkEnd w:id="36"/>
+      <w:bookmarkEnd w:id="37"/>
     </w:p>
     <w:p>
       <w:r>
@@ -8151,18 +8279,18 @@
       <w:pPr>
         <w:pStyle w:val="Fejezetcimszmozsnlkl"/>
       </w:pPr>
-      <w:bookmarkStart w:id="41" w:name="_Toc215408758"/>
+      <w:bookmarkStart w:id="38" w:name="_Toc215408758"/>
       <w:r>
         <w:lastRenderedPageBreak/>
         <w:t>Irodalomjegyzék</w:t>
       </w:r>
-      <w:bookmarkEnd w:id="41"/>
+      <w:bookmarkEnd w:id="38"/>
     </w:p>
     <w:p>
       <w:pPr>
         <w:pStyle w:val="Irodalomjegyzksor"/>
       </w:pPr>
-      <w:bookmarkStart w:id="42" w:name="_Ref332797594"/>
+      <w:bookmarkStart w:id="39" w:name="_Ref332797594"/>
       <w:r>
         <w:t>Levendovszky, J., Jereb, L.,</w:t>
       </w:r>
@@ -8184,7 +8312,7 @@
       <w:r>
         <w:t>, Vol. 48, 2002, pp. 225-236</w:t>
       </w:r>
-      <w:bookmarkEnd w:id="42"/>
+      <w:bookmarkEnd w:id="39"/>
     </w:p>
     <w:p>
       <w:pPr>
@@ -8287,28 +8415,28 @@
       <w:pPr>
         <w:pStyle w:val="Fejezetcimszmozsnlkl"/>
       </w:pPr>
-      <w:bookmarkStart w:id="43" w:name="_Toc215408759"/>
+      <w:bookmarkStart w:id="40" w:name="_Toc215408759"/>
       <w:r>
         <w:lastRenderedPageBreak/>
         <w:t>Függelék</w:t>
       </w:r>
-      <w:bookmarkEnd w:id="43"/>
+      <w:bookmarkEnd w:id="40"/>
     </w:p>
     <w:p>
       <w:pPr>
         <w:pStyle w:val="Heading2"/>
       </w:pPr>
-      <w:bookmarkStart w:id="44" w:name="_Toc215408760"/>
+      <w:bookmarkStart w:id="41" w:name="_Toc215408760"/>
       <w:r>
         <w:t>5.1 Márka szinonima lista</w:t>
       </w:r>
-      <w:bookmarkEnd w:id="44"/>
+      <w:bookmarkEnd w:id="41"/>
     </w:p>
     <w:p>
       <w:pPr>
         <w:pStyle w:val="Heading2"/>
       </w:pPr>
-      <w:bookmarkStart w:id="45" w:name="_Toc215408761"/>
+      <w:bookmarkStart w:id="42" w:name="_Toc215408761"/>
       <w:r>
         <w:t>5.2</w:t>
       </w:r>
@@ -8318,7 +8446,7 @@
       <w:r>
         <w:t>Heti memeszám és hírsentiment idődiagramok</w:t>
       </w:r>
-      <w:bookmarkEnd w:id="45"/>
+      <w:bookmarkEnd w:id="42"/>
     </w:p>
     <w:p>
       <w:pPr>
@@ -8331,7 +8459,7 @@
           <w:noProof/>
         </w:rPr>
         <w:drawing>
-          <wp:inline distT="0" distB="0" distL="0" distR="0" wp14:anchorId="4172DE6B" wp14:editId="0920CD2F">
+          <wp:inline distT="0" distB="0" distL="0" distR="0" wp14:anchorId="4172DE6B" wp14:editId="44F79F41">
             <wp:extent cx="3601149" cy="1400400"/>
             <wp:effectExtent l="0" t="0" r="5715" b="0"/>
             <wp:docPr id="108407479" name="Picture 23" descr="A graph of a graph of a graph&#10;&#10;AI-generated content may be incorrect."/>
@@ -8413,7 +8541,7 @@
           <w:noProof/>
         </w:rPr>
         <w:drawing>
-          <wp:inline distT="0" distB="0" distL="0" distR="0" wp14:anchorId="0D2B73B9" wp14:editId="43EA2882">
+          <wp:inline distT="0" distB="0" distL="0" distR="0" wp14:anchorId="0D2B73B9" wp14:editId="5FC934B3">
             <wp:extent cx="3600000" cy="1399953"/>
             <wp:effectExtent l="0" t="0" r="0" b="0"/>
             <wp:docPr id="1446051674" name="Picture 24" descr="A graph with red and blue lines&#10;&#10;AI-generated content may be incorrect."/>
@@ -8495,7 +8623,7 @@
           <w:noProof/>
         </w:rPr>
         <w:drawing>
-          <wp:inline distT="0" distB="0" distL="0" distR="0" wp14:anchorId="547D6F6E" wp14:editId="1820F881">
+          <wp:inline distT="0" distB="0" distL="0" distR="0" wp14:anchorId="547D6F6E" wp14:editId="6A5F2988">
             <wp:extent cx="3600000" cy="1399953"/>
             <wp:effectExtent l="0" t="0" r="0" b="0"/>
             <wp:docPr id="1820479288" name="Picture 25" descr="A graph of a graph showing the difference between a line and a line&#10;&#10;AI-generated content may be incorrect."/>
@@ -8563,10 +8691,7 @@
         <w:fldChar w:fldCharType="end"/>
       </w:r>
       <w:r>
-        <w:t xml:space="preserve"> Facebook </w:t>
-      </w:r>
-      <w:r>
-        <w:t>mém-cikk idődiagram</w:t>
+        <w:t xml:space="preserve"> Facebook mém-cikk idődiagram</w:t>
       </w:r>
     </w:p>
     <w:p>
@@ -8581,7 +8706,7 @@
         </w:rPr>
         <w:lastRenderedPageBreak/>
         <w:drawing>
-          <wp:inline distT="0" distB="0" distL="0" distR="0" wp14:anchorId="7E101F98" wp14:editId="41F9683E">
+          <wp:inline distT="0" distB="0" distL="0" distR="0" wp14:anchorId="7E101F98" wp14:editId="5EB895FE">
             <wp:extent cx="3600000" cy="1399953"/>
             <wp:effectExtent l="0" t="0" r="0" b="0"/>
             <wp:docPr id="1091383706" name="Picture 26" descr="A graph of a line graph&#10;&#10;AI-generated content may be incorrect."/>
@@ -8649,10 +8774,7 @@
         <w:fldChar w:fldCharType="end"/>
       </w:r>
       <w:r>
-        <w:t xml:space="preserve"> Instagram </w:t>
-      </w:r>
-      <w:r>
-        <w:t>mém-cikk idődiagram</w:t>
+        <w:t xml:space="preserve"> Instagram mém-cikk idődiagram</w:t>
       </w:r>
     </w:p>
     <w:p>
@@ -8666,7 +8788,7 @@
           <w:noProof/>
         </w:rPr>
         <w:drawing>
-          <wp:inline distT="0" distB="0" distL="0" distR="0" wp14:anchorId="2F724E91" wp14:editId="3E40408E">
+          <wp:inline distT="0" distB="0" distL="0" distR="0" wp14:anchorId="2F724E91" wp14:editId="456F6D15">
             <wp:extent cx="3600000" cy="1399953"/>
             <wp:effectExtent l="0" t="0" r="0" b="0"/>
             <wp:docPr id="328703387" name="Picture 27" descr="A graph of a graph showing the same value&#10;&#10;AI-generated content may be incorrect."/>
@@ -8734,10 +8856,7 @@
         <w:fldChar w:fldCharType="end"/>
       </w:r>
       <w:r>
-        <w:t xml:space="preserve"> Microsoft </w:t>
-      </w:r>
-      <w:r>
-        <w:t>mém-cikk idődiagram</w:t>
+        <w:t xml:space="preserve"> Microsoft mém-cikk idődiagram</w:t>
       </w:r>
     </w:p>
     <w:p>
@@ -8751,7 +8870,7 @@
           <w:noProof/>
         </w:rPr>
         <w:drawing>
-          <wp:inline distT="0" distB="0" distL="0" distR="0" wp14:anchorId="01C0E21C" wp14:editId="247882D7">
+          <wp:inline distT="0" distB="0" distL="0" distR="0" wp14:anchorId="01C0E21C" wp14:editId="1D64F749">
             <wp:extent cx="3600000" cy="1399953"/>
             <wp:effectExtent l="0" t="0" r="0" b="0"/>
             <wp:docPr id="1583338737" name="Picture 28" descr="A graph showing a red and blue line&#10;&#10;AI-generated content may be incorrect."/>
@@ -8819,10 +8938,7 @@
         <w:fldChar w:fldCharType="end"/>
       </w:r>
       <w:r>
-        <w:t xml:space="preserve"> Netflix </w:t>
-      </w:r>
-      <w:r>
-        <w:t>mém-cikk idődiagram</w:t>
+        <w:t xml:space="preserve"> Netflix mém-cikk idődiagram</w:t>
       </w:r>
     </w:p>
     <w:p>
@@ -8836,7 +8952,7 @@
           <w:noProof/>
         </w:rPr>
         <w:drawing>
-          <wp:inline distT="0" distB="0" distL="0" distR="0" wp14:anchorId="06C569D9" wp14:editId="72B853EC">
+          <wp:inline distT="0" distB="0" distL="0" distR="0" wp14:anchorId="06C569D9" wp14:editId="1EB83F66">
             <wp:extent cx="3600000" cy="1399953"/>
             <wp:effectExtent l="0" t="0" r="0" b="0"/>
             <wp:docPr id="189274540" name="Picture 29" descr="A graph with red and blue lines&#10;&#10;AI-generated content may be incorrect."/>
@@ -8904,10 +9020,7 @@
         <w:fldChar w:fldCharType="end"/>
       </w:r>
       <w:r>
-        <w:t xml:space="preserve"> Spotify </w:t>
-      </w:r>
-      <w:r>
-        <w:t>mém-cikk idődiagram</w:t>
+        <w:t xml:space="preserve"> Spotify mém-cikk idődiagram</w:t>
       </w:r>
     </w:p>
     <w:p>
@@ -8922,7 +9035,7 @@
         </w:rPr>
         <w:lastRenderedPageBreak/>
         <w:drawing>
-          <wp:inline distT="0" distB="0" distL="0" distR="0" wp14:anchorId="66BE5E74" wp14:editId="7F1C10AA">
+          <wp:inline distT="0" distB="0" distL="0" distR="0" wp14:anchorId="66BE5E74" wp14:editId="494CB493">
             <wp:extent cx="3600000" cy="1399953"/>
             <wp:effectExtent l="0" t="0" r="0" b="0"/>
             <wp:docPr id="456254425" name="Picture 30" descr="A graph with blue and red lines&#10;&#10;AI-generated content may be incorrect."/>
@@ -8990,10 +9103,7 @@
         <w:fldChar w:fldCharType="end"/>
       </w:r>
       <w:r>
-        <w:t xml:space="preserve"> Tesla </w:t>
-      </w:r>
-      <w:r>
-        <w:t>mém-cikk idődiagram</w:t>
+        <w:t xml:space="preserve"> Tesla mém-cikk idődiagram</w:t>
       </w:r>
     </w:p>
     <w:p>
@@ -9007,7 +9117,7 @@
           <w:noProof/>
         </w:rPr>
         <w:drawing>
-          <wp:inline distT="0" distB="0" distL="0" distR="0" wp14:anchorId="70C46339" wp14:editId="0EDE3ECE">
+          <wp:inline distT="0" distB="0" distL="0" distR="0" wp14:anchorId="70C46339" wp14:editId="5840CEDC">
             <wp:extent cx="3600000" cy="1399953"/>
             <wp:effectExtent l="0" t="0" r="0" b="0"/>
             <wp:docPr id="708702957" name="Picture 31" descr="A graph of a graph of a graph&#10;&#10;AI-generated content may be incorrect."/>
@@ -9075,10 +9185,7 @@
         <w:fldChar w:fldCharType="end"/>
       </w:r>
       <w:r>
-        <w:t xml:space="preserve"> Youtube </w:t>
-      </w:r>
-      <w:r>
-        <w:t>mém-cikk idődiagram</w:t>
+        <w:t xml:space="preserve"> Youtube mém-cikk idődiagram</w:t>
       </w:r>
     </w:p>
     <w:p/>
@@ -9092,6 +9199,9 @@
     </w:p>
     <w:p>
       <w:r>
+        <w:rPr>
+          <w:noProof/>
+        </w:rPr>
         <w:drawing>
           <wp:inline distT="0" distB="0" distL="0" distR="0" wp14:anchorId="0FF4CA0F" wp14:editId="1CBC86D5">
             <wp:extent cx="4292600" cy="2933700"/>
@@ -9131,6 +9241,9 @@
     </w:p>
     <w:p>
       <w:r>
+        <w:rPr>
+          <w:noProof/>
+        </w:rPr>
         <w:lastRenderedPageBreak/>
         <w:drawing>
           <wp:inline distT="0" distB="0" distL="0" distR="0" wp14:anchorId="3358F503" wp14:editId="2F574888">
@@ -9173,7 +9286,7 @@
       <w:pPr>
         <w:pStyle w:val="Heading2"/>
       </w:pPr>
-      <w:bookmarkStart w:id="46" w:name="_Toc215408762"/>
+      <w:bookmarkStart w:id="43" w:name="_Toc215408762"/>
       <w:r>
         <w:t>5.</w:t>
       </w:r>
@@ -9186,37 +9299,19 @@
       <w:r>
         <w:t>Kísérleti mém-sentiment becslés (OCR + FinBERT + CLIP)</w:t>
       </w:r>
-      <w:bookmarkEnd w:id="46"/>
+      <w:bookmarkEnd w:id="43"/>
       <w:r>
         <w:t xml:space="preserve"> </w:t>
       </w:r>
     </w:p>
     <w:p>
       <w:r>
-        <w:t>Ebben a kísérleti modulban a mémek érzelmi töltetének becslésére egy multimodális, kétkomponensű megközelítés készült. A módszer (1) az OCR-rel kinyert szöveg FinBERT-alapú osztályozását, valamint (2) egy CLIP-modellel végzett zero-shot</w:t>
-      </w:r>
-      <w:r>
-        <w:t xml:space="preserve"> </w:t>
-      </w:r>
-      <w:r>
-        <w:t>promptos hangulatelemzést („a positive meme” vs. „a negative meme”) kombinálja. A két modell külön-külön előállított</w:t>
-      </w:r>
-      <w:r>
-        <w:t xml:space="preserve"> </w:t>
-      </w:r>
-      <w:r>
-        <w:t>pozitív–negatív valószínűségeinek különbsége átlagolásra került, így jött létre a `mean_meme_sentiment` változó.</w:t>
-      </w:r>
-    </w:p>
-    <w:p>
-      <w:r>
-        <w:t xml:space="preserve">A megközelítés azonban nem bizonyult megbízhatónak: a végső panelváltozó gyakorlatilag semmilyen kapcsolatot nem mutat </w:t>
-      </w:r>
-      <w:r>
-        <w:t>s</w:t>
-      </w:r>
-      <w:r>
-        <w:t xml:space="preserve">em a hírsentimenttel, sem a mémvolumen mutatóival, sem az engagement-tel. Ez módszertanilag várható, mivel </w:t>
+        <w:t>Ebben a kísérleti modulban a mémek érzelmi töltetének becslésére egy multimodális, kétkomponensű megközelítés készült. A módszer (1) az OCR-rel kinyert szöveg FinBERT-alapú osztályozását, valamint (2) egy CLIP-modellel végzett zero-shot promptos hangulatelemzést („a positive meme” vs. „a negative meme”) kombinálja. A két modell külön-külön előállított pozitív–negatív valószínűségeinek különbsége átlagolásra került, így jött létre a `mean_meme_sentiment` változó.</w:t>
+      </w:r>
+    </w:p>
+    <w:p>
+      <w:r>
+        <w:t xml:space="preserve">A megközelítés azonban nem bizonyult megbízhatónak: a végső panelváltozó gyakorlatilag semmilyen kapcsolatot nem mutat sem a hírsentimenttel, sem a mémvolumen mutatóival, sem az engagement-tel. Ez módszertanilag várható, mivel </w:t>
       </w:r>
     </w:p>
     <w:p>
@@ -9251,14 +9346,7 @@
           <w:b/>
           <w:bCs/>
         </w:rPr>
-        <w:t>nem került b</w:t>
-      </w:r>
-      <w:r>
-        <w:rPr>
-          <w:b/>
-          <w:bCs/>
-        </w:rPr>
-        <w:t>e</w:t>
+        <w:t>nem került be</w:t>
       </w:r>
       <w:r>
         <w:t xml:space="preserve"> sem az eseményvizsgálatokba, sem a panelregressziós specifikációkba.</w:t>
@@ -9268,7 +9356,7 @@
       <w:pPr>
         <w:pStyle w:val="Heading2"/>
       </w:pPr>
-      <w:bookmarkStart w:id="47" w:name="_Toc215408763"/>
+      <w:bookmarkStart w:id="44" w:name="_Toc215408763"/>
       <w:r>
         <w:lastRenderedPageBreak/>
         <w:t>5.</w:t>
@@ -9279,7 +9367,7 @@
       <w:r>
         <w:t>. Diagnosztikai elemzések</w:t>
       </w:r>
-      <w:bookmarkEnd w:id="47"/>
+      <w:bookmarkEnd w:id="44"/>
       <w:r>
         <w:t xml:space="preserve"> </w:t>
       </w:r>
@@ -12540,8 +12628,9 @@
     <w:lsdException w:name="toc 3" w:uiPriority="39"/>
     <w:lsdException w:name="caption" w:uiPriority="35" w:qFormat="1"/>
     <w:lsdException w:name="Hyperlink" w:uiPriority="99"/>
-    <w:lsdException w:name="Strong" w:qFormat="1"/>
+    <w:lsdException w:name="Strong" w:uiPriority="22" w:qFormat="1"/>
     <w:lsdException w:name="Emphasis" w:qFormat="1"/>
+    <w:lsdException w:name="Normal (Web)" w:uiPriority="99"/>
     <w:lsdException w:name="HTML Keyboard" w:semiHidden="1" w:unhideWhenUsed="1"/>
     <w:lsdException w:name="Normal Table" w:semiHidden="1" w:unhideWhenUsed="1"/>
     <w:lsdException w:name="annotation subject" w:semiHidden="1" w:unhideWhenUsed="1"/>
@@ -13729,6 +13818,7 @@
   </w:style>
   <w:style w:type="character" w:styleId="Strong">
     <w:name w:val="Strong"/>
+    <w:uiPriority w:val="22"/>
     <w:qFormat/>
     <w:rsid w:val="003F5425"/>
     <w:rPr>
@@ -13860,6 +13950,7 @@
   <w:style w:type="paragraph" w:styleId="NormalWeb">
     <w:name w:val="Normal (Web)"/>
     <w:basedOn w:val="Normal"/>
+    <w:uiPriority w:val="99"/>
     <w:rsid w:val="00A940D4"/>
   </w:style>
 </w:styles>

--- a/DiplomatervSablon_v3.2_hu.docx
+++ b/DiplomatervSablon_v3.2_hu.docx
@@ -926,7 +926,21 @@
             <w:rStyle w:val="Hyperlink"/>
             <w:noProof/>
           </w:rPr>
-          <w:t>1.1 Motiváció és cél</w:t>
+          <w:t>1.1 Motiváci</w:t>
+        </w:r>
+        <w:r>
+          <w:rPr>
+            <w:rStyle w:val="Hyperlink"/>
+            <w:noProof/>
+          </w:rPr>
+          <w:t>ó</w:t>
+        </w:r>
+        <w:r>
+          <w:rPr>
+            <w:rStyle w:val="Hyperlink"/>
+            <w:noProof/>
+          </w:rPr>
+          <w:t xml:space="preserve"> és cél</w:t>
         </w:r>
         <w:r>
           <w:rPr>
@@ -4546,64 +4560,79 @@
       </w:r>
     </w:p>
     <w:p>
+      <w:r>
+        <w:lastRenderedPageBreak/>
+        <w:t>Fontos megjegyezni, hogy a kutatási folyamat előrehaladtával a konzulensem későbbi szakmai iránymutatása alapján felmerült a multimodális, nagyméretű nyelvi modellek alkalmazásának lehetősége is a márkafelismerési feladatban. Mivel ez a javaslat a fejlesztési folyamat késői szakaszában érkezett, a dolgozat első fele részletesen foglalkozik a klasszikus neurális hálózati megoldások felépítésével és összehasonlításával. A később ismertetett eredmények ugyanakkor indokolttá tették a CLIP zero-shot megközelítésre való áttérést, amely a kutatás végső, legmegbízhatóbb módszertani komponensévé vált. A dolgozat felépítése ezért tükrözi a kutatás természetes evolúcióját: a hagyományos CNN-alapú modellfejlesztéstől a korszerű multimodális architektúrákig.</w:t>
+      </w:r>
+      <w:r>
+        <w:t xml:space="preserve"> </w:t>
+      </w:r>
+      <w:r>
+        <w:t>Ez a módszertani fejlődési ív magyarázza azt is, hogy a dolgozatban először egy CNN-alapú rendszer fejlesztését ismertetem, majd a végső pipeline-ban egy multimodális zero-shot megoldást alkalmazok.</w:t>
+      </w:r>
+    </w:p>
+    <w:p>
       <w:pPr>
         <w:pStyle w:val="Heading2"/>
       </w:pPr>
       <w:r>
+        <w:t xml:space="preserve"> </w:t>
+      </w:r>
+      <w:bookmarkStart w:id="3" w:name="_Toc215408720"/>
+      <w:r>
+        <w:t xml:space="preserve">1.2 </w:t>
+      </w:r>
+      <w:r>
+        <w:t>Irodalmi háttér</w:t>
+      </w:r>
+      <w:bookmarkEnd w:id="3"/>
+    </w:p>
+    <w:p>
+      <w:r>
+        <w:t>A kutatás ötlete a HSDSLab kutatócsoportból származik, ahol Dr. Molontay Roland szakmai vezetése mellett Murgás Levente úttörő munkássága révén került be a mémek témája a műegyetemre. Murgás szakdolgozatában (2023), majd később publikált tudományos cikkében</w:t>
+      </w:r>
+      <w:r>
+        <w:rPr>
+          <w:vertAlign w:val="superscript"/>
+        </w:rPr>
+        <w:t>2</w:t>
+      </w:r>
+      <w:r>
+        <w:rPr>
+          <w:vertAlign w:val="superscript"/>
+        </w:rPr>
+        <w:t xml:space="preserve"> </w:t>
+      </w:r>
+      <w:r>
+        <w:t>(2024) specifikusan a mém sablonok rendszerezésével és kategorizálásával foglalkozott, amely értékes elméleti alapot szolgáltatott jelen kutatás kibontakozásához.</w:t>
+      </w:r>
+    </w:p>
+    <w:p>
+      <w:r>
+        <w:t xml:space="preserve">A nemzetközi szakirodalomban a mémek marketing- és kommunikációs szerepének vizsgálata már viszonylag kiterjedt. </w:t>
+      </w:r>
+      <w:r>
+        <w:t>Teng, Lo és Lee (2021) empirikus kutatásukban kimutatták, hogy a mémekben megjelenő humor, érzelmi intenzitás, a márkával való interakció mértéke, valamint a mém által sugallt presztízs egyaránt jelentős hatást gyakorol a fogyasztók márka-image-ről alkotott percepciójára. E négy tényező azért is különösen releváns jelen dolgozat szempontjából, mert mindegyik jól vizsgálható a kép–szöveg alapú mémekben, ahol a vizuális és verbális elemek együtt alakítják a mém jelentését és befogadói hatását.</w:t>
+      </w:r>
+    </w:p>
+    <w:p>
+      <w:r>
+        <w:t>Malodia (2022) kutatásában a mémek nyelvi jellemzőire összpontosított, és azt találta, hogy a magas ikonicitású mémek – melyek jól strukturált, egyértelmű nyelvezetet alkalmaznak</w:t>
+      </w:r>
+      <w:r>
+        <w:t>,</w:t>
+      </w:r>
+      <w:r>
+        <w:t xml:space="preserve"> nagyobb hatással vannak a befogadókra. </w:t>
+      </w:r>
+    </w:p>
+    <w:p>
+      <w:r>
+        <w:t xml:space="preserve">Brubaker és munkatársai (2018) tanulmányukban azt vizsgálták, hogyan használják a vállalatok a mémeket a felhasználókkal való kapcsolatépítés eszközeként. </w:t>
+      </w:r>
+      <w:r>
         <w:lastRenderedPageBreak/>
-        <w:t xml:space="preserve"> </w:t>
-      </w:r>
-      <w:bookmarkStart w:id="3" w:name="_Toc215408720"/>
-      <w:r>
-        <w:t xml:space="preserve">1.2 </w:t>
-      </w:r>
-      <w:r>
-        <w:t>Irodalmi háttér</w:t>
-      </w:r>
-      <w:bookmarkEnd w:id="3"/>
-    </w:p>
-    <w:p>
-      <w:r>
-        <w:t>A kutatás ötlete a HSDSLab kutatócsoportból származik, ahol Dr. Molontay Roland szakmai vezetése mellett Murgás Levente úttörő munkássága révén került be a mémek témája a műegyetemre. Murgás szakdolgozatában (2023), majd később publikált tudományos cikkében</w:t>
-      </w:r>
-      <w:r>
-        <w:rPr>
-          <w:vertAlign w:val="superscript"/>
-        </w:rPr>
-        <w:t>2</w:t>
-      </w:r>
-      <w:r>
-        <w:rPr>
-          <w:vertAlign w:val="superscript"/>
-        </w:rPr>
-        <w:t xml:space="preserve"> </w:t>
-      </w:r>
-      <w:r>
-        <w:t>(2024) specifikusan a mém sablonok rendszerezésével és kategorizálásával foglalkozott, amely értékes elméleti alapot szolgáltatott jelen kutatás kibontakozásához.</w:t>
-      </w:r>
-    </w:p>
-    <w:p>
-      <w:r>
-        <w:t xml:space="preserve">A nemzetközi szakirodalomban a mémek marketing- és kommunikációs szerepének vizsgálata már viszonylag kiterjedt. </w:t>
-      </w:r>
-      <w:r>
-        <w:t>Teng, Lo és Lee (2021) empirikus kutatásukban kimutatták, hogy a mémekben megjelenő humor, érzelmi intenzitás, a márkával való interakció mértéke, valamint a mém által sugallt presztízs egyaránt jelentős hatást gyakorol a fogyasztók márka-image-ről alkotott percepciójára. E négy tényező azért is különösen releváns jelen dolgozat szempontjából, mert mindegyik jól vizsgálható a kép–szöveg alapú mémekben, ahol a vizuális és verbális elemek együtt alakítják a mém jelentését és befogadói hatását.</w:t>
-      </w:r>
-    </w:p>
-    <w:p>
-      <w:r>
-        <w:t>Malodia (2022) kutatásában a mémek nyelvi jellemzőire összpontosított, és azt találta, hogy a magas ikonicitású mémek – melyek jól strukturált, egyértelmű nyelvezetet alkalmaznak</w:t>
-      </w:r>
-      <w:r>
-        <w:t>,</w:t>
-      </w:r>
-      <w:r>
-        <w:t xml:space="preserve"> nagyobb hatással vannak a befogadókra. </w:t>
-      </w:r>
-    </w:p>
-    <w:p>
-      <w:r>
-        <w:t xml:space="preserve">Brubaker és munkatársai (2018) tanulmányukban azt vizsgálták, hogyan használják a vállalatok a mémeket a felhasználókkal való kapcsolatépítés eszközeként. Elemzésük alapjául felhasználók által készített mémek szolgáltak nagy nemzetközi márkáról, amelyeket az Imgur mémgenerátorából gyűjtöttek, és a KnowYourMeme adatbázis alapján validáltak. Arra jutottak, hogy az egyszerű nyelvezet, a visszafogott szlenghasználat, valamint a feltételes vagy önironikus tartalom magasabb ikonicitással jár együtt, ami elősegíti a közönséggel való hatékonyabb kapcsolatteremtést. </w:t>
+        <w:t xml:space="preserve">Elemzésük alapjául felhasználók által készített mémek szolgáltak nagy nemzetközi márkáról, amelyeket az Imgur mémgenerátorából gyűjtöttek, és a KnowYourMeme adatbázis alapján validáltak. Arra jutottak, hogy az egyszerű nyelvezet, a visszafogott szlenghasználat, valamint a feltételes vagy önironikus tartalom magasabb ikonicitással jár együtt, ami elősegíti a közönséggel való hatékonyabb kapcsolatteremtést. </w:t>
       </w:r>
     </w:p>
     <w:p>
@@ -4618,7 +4647,6 @@
     </w:p>
     <w:p>
       <w:r>
-        <w:lastRenderedPageBreak/>
         <w:t xml:space="preserve">González (2023) kutatásából kiderült, hogy a tartalommal kapcsolatos tényezők jelentősen befolyásolják a mémek virálissá válását, míg a fogyasztói és médiatényezők növelik a megoszthatóságot, amelyek pozitív korrelációban állnak a márkafelidézéssel és az elköteleződéssel. Meer elemzése a mémek szándékára fókuszált, és megállapította, hogy azok többnyire pozitív céllal készülnek, de ha negatívak is, azok gyakran árakkal vagy társadalmi osztályokkal kapcsolatos kritikát közvetítenek. Ugyanakkor ezek a mémek is a felhasználók őszinte véleményét tükrözik, melyek értékes visszajelzést nyújthatnak a márkák számára. </w:t>
       </w:r>
     </w:p>
@@ -4672,7 +4700,11 @@
     </w:p>
     <w:p>
       <w:r>
-        <w:t>Feltételezem, hogy az olvasó tisztában van a mesterséges neurális hálózatok általános működésével, így a bevezetésben a konvolúciós neurális hálózatokkal (CNN-ekkel) kezdem. A CNN-ek olyan mélytanulási architektúrák, amelyek elsősorban képfeldolgozási feladatokra lettek kifejlesztve, és különösen alkalmasak vizuális mintázatok felismerésére.  Az egyes rétegek konvolúciós műveleteket végeznek a bemeneti képen, a tanulható súlyokkal rendelkező szűrők (kernelek) segítségével. A szűrők végig pásztázz</w:t>
+        <w:t xml:space="preserve">Feltételezem, hogy az olvasó tisztában van a mesterséges neurális hálózatok általános működésével, így a bevezetésben a konvolúciós neurális hálózatokkal (CNN-ekkel) kezdem. A CNN-ek olyan mélytanulási architektúrák, amelyek elsősorban képfeldolgozási feladatokra lettek kifejlesztve, és különösen alkalmasak vizuális </w:t>
+      </w:r>
+      <w:r>
+        <w:lastRenderedPageBreak/>
+        <w:t>mintázatok felismerésére.  Az egyes rétegek konvolúciós műveleteket végeznek a bemeneti képen, a tanulható súlyokkal rendelkező szűrők (kernelek) segítségével. A szűrők végig pásztázz</w:t>
       </w:r>
       <w:r>
         <w:t>á</w:t>
@@ -4704,7 +4736,6 @@
         <w:rPr>
           <w:noProof/>
         </w:rPr>
-        <w:lastRenderedPageBreak/>
         <w:drawing>
           <wp:inline distT="0" distB="0" distL="0" distR="0" wp14:anchorId="6C77E84C" wp14:editId="4F17AA3D">
             <wp:extent cx="4707173" cy="1591198"/>
@@ -4821,7 +4852,11 @@
         <w:t>et</w:t>
       </w:r>
       <w:r>
-        <w:t>, amelyeket nem magától kell megtanulnia. Ezek a hiperparaméterek, mint például a tanulási ráta és az, hogy a modell milyen méretű kötegekben tanuljon az adaton. Ezek legoptimálisabb értékeinek megtalálásához különböző optimalizációs algoritmusok léteznek, amelyeknek egy értéktartományt kell megadni parméterenként. Kutatásomban a Bayesi Optimalizációt alkalmaztam, amely szemben a kimerítő rácskeresési vagy véletlenszerű keresési módszerekkel, a Bayes-tétel alapelveit felhasználva építi és frissíti a célfüggvény valószínűségi modelljét. Ez a megközelítés kihasználja a térbeli korrelációt, vagyis azt, hogy a hasonló hiperparaméter-értékek gyakran hasonló teljesítményt eredményeznek</w:t>
+        <w:t xml:space="preserve">, amelyeket nem magától kell megtanulnia. Ezek a hiperparaméterek, mint például a tanulási ráta és az, hogy a modell milyen méretű kötegekben tanuljon az adaton. Ezek legoptimálisabb </w:t>
+      </w:r>
+      <w:r>
+        <w:lastRenderedPageBreak/>
+        <w:t>értékeinek megtalálásához különböző optimalizációs algoritmusok léteznek, amelyeknek egy értéktartományt kell megadni parméterenként. Kutatásomban a Bayesi Optimalizációt alkalmaztam, amely szemben a kimerítő rácskeresési vagy véletlenszerű keresési módszerekkel, a Bayes-tétel alapelveit felhasználva építi és frissíti a célfüggvény valószínűségi modelljét. Ez a megközelítés kihasználja a térbeli korrelációt, vagyis azt, hogy a hasonló hiperparaméter-értékek gyakran hasonló teljesítményt eredményeznek</w:t>
       </w:r>
       <w:r>
         <w:t>. Így</w:t>
@@ -4847,11 +4882,7 @@
     </w:p>
     <w:p>
       <w:r>
-        <w:t xml:space="preserve">Kutatásom során modelljeimet F1-értékre optimalizáltam, ami a gépi tanulási modellek teljesítményének egyik leggyakrabban használt mérőszáma, mivel egyesíti a </w:t>
-      </w:r>
-      <w:r>
-        <w:lastRenderedPageBreak/>
-        <w:t>precizitást [</w:t>
+        <w:t>Kutatásom során modelljeimet F1-értékre optimalizáltam, ami a gépi tanulási modellek teljesítményének egyik leggyakrabban használt mérőszáma, mivel egyesíti a precizitást [</w:t>
       </w:r>
       <w:r>
         <w:rPr>
@@ -5157,7 +5188,11 @@
         <w:t>8</w:t>
       </w:r>
       <w:r>
-        <w:t xml:space="preserve"> ezt a funkcionalitást strukturáltabb formában nyújtja, elkülönítve az adatfeldolgozást, a modellarchitektúrát, tanítási logikát és a tanítási infrastruktúrát. Ez az elkülönítés tisztább kódot eredményez és megkönnyíti a gyors kísérletezést olyan beépített szolgáltatásokkal, mint a</w:t>
+        <w:t xml:space="preserve"> ezt a funkcionalitást strukturáltabb formában nyújtja, elkülönítve az adatfeldolgozást, a modellarchitektúrát, tanítási logikát és a tanítási infrastruktúrát. Ez az </w:t>
+      </w:r>
+      <w:r>
+        <w:lastRenderedPageBreak/>
+        <w:t>elkülönítés tisztább kódot eredményez és megkönnyíti a gyors kísérletezést olyan beépített szolgáltatásokkal, mint a</w:t>
       </w:r>
       <w:r>
         <w:t>z</w:t>
@@ -5242,42 +5277,13 @@
       </w:r>
       <w:r>
         <w:lastRenderedPageBreak/>
-        <w:t>teljesítményt nyújtanak hagyományosan tanított CNN-eknél. Ezért a feldolgozási folyamatban a CLIP-modellt alkalmaztam a képek vizuális reprezentációinak kinyerésére és a márkák zero-shot osztályozására.</w:t>
-      </w:r>
-    </w:p>
-    <w:p>
-      <w:r>
-        <w:t xml:space="preserve">A vizuális klaszterezési és logófelismerési feladatok esetében tehát a CLIP zero-shot megközelítése bizonyult a leghatékonyabb módszernek, így ebben a részfeladatban nem alkalmaztam nagyméretű nyelvi modelleket. Ugyanakkor a kutatás egy másik komponensében – a képeken megjelenő szövegek értelmezésénél – szükségessé vált a szavak kontextusfüggő jelentésének eldöntése. Egyes kifejezések (pl. </w:t>
-      </w:r>
-      <w:r>
-        <w:rPr>
-          <w:i/>
-          <w:iCs/>
-        </w:rPr>
-        <w:t>Apple</w:t>
-      </w:r>
-      <w:r>
-        <w:t xml:space="preserve">, </w:t>
-      </w:r>
-      <w:r>
-        <w:rPr>
-          <w:i/>
-          <w:iCs/>
-        </w:rPr>
-        <w:t>Target</w:t>
-      </w:r>
-      <w:r>
-        <w:t xml:space="preserve">, </w:t>
-      </w:r>
-      <w:r>
-        <w:rPr>
-          <w:i/>
-          <w:iCs/>
-        </w:rPr>
-        <w:t>Shell</w:t>
-      </w:r>
-      <w:r>
-        <w:t>) többértelműek, és a pusztán karakterfelismerésen alapuló módszerek nem képesek önmagukban eldönteni, hogy a szó egy márkára vagy általános fogalomra utal. Ennek kezelésére a Groq platformon futó nagyméretű nyelvi modellt alkalmaztam, amely képes a szöveg környezetét figyelembe véve a megfelelő diszambiguációra. A szakirodalom alapján a multimodális és kontextusérzékeny LLM-ek különösen hatékonyak a többértelmű vizuális-nyelvi elemek feloldásában (pl. Liu et al., 2023), így a modell használata ebben a részfeladatban jól illeszkedik a módszertani keretbe.</w:t>
+        <w:t xml:space="preserve">teljesítményt nyújtanak hagyományosan tanított CNN-eknél. </w:t>
+      </w:r>
+      <w:r>
+        <w:t>A kutatás későbbi szakaszában – a konzulensi javaslatot követően – a klasszikus CNN-modellek mellett multimodális architektúrákat is megvizsgáltam. A CLIP (Contrastive Language–Image Pretraining) modell tesztelése azért vált relevánssá, mert zero-shot üzemmódban is stabil és versenyképes teljesítményt mutatott a korábban felépített ResNet-alapú modellekkel szemben. A CLIP előtanított vizuális reprezentációi számos esetben meghaladták a finomhangolt CNN-ek teljesítményét, miközben újratanítást nem igényeltek. Ennek eredményeképpen – a projekt késői fázisában – a CLIP-modell vált a márkák vizuális felismerésének végső, legmegbízhatóbb komponensévé</w:t>
+      </w:r>
+      <w:r>
+        <w:t>.</w:t>
       </w:r>
     </w:p>
     <w:p>
@@ -5301,6 +5307,19 @@
       <w:bookmarkEnd w:id="8"/>
     </w:p>
     <w:p>
+      <w:pPr>
+        <w:rPr>
+          <w:lang w:val="en-HU"/>
+        </w:rPr>
+      </w:pPr>
+      <w:r>
+        <w:rPr>
+          <w:lang w:val="en-HU"/>
+        </w:rPr>
+        <w:t>A márkák kiválasztása és az adatgyűjtés megtervezése még azelőtt történt, hogy a konzulensem későbbi javaslatára megkezdődött volna a multimodális, CLIP-alapú megközelítések vizsgálata. A kutatás korai szakaszában ezért klasszikus képosztályozó modellek – különösen a ResNet-varánsok – képezték a fejlesztési folyamat alapját. A később bemutatott CNN-kísérletek így ennek az időszaknak a lenyomatai, és fontos baseline-t jelentenek a CLIP teljesítményének értékeléséhez. A 2. fejezetben részletezett adatgyűjtési lépések tehát eredetileg egy CNN-alapú pipeline igényeihez igazodtak, majd a kutatás előrehaladtával a multimodális modellek felé történő átálláshoz is megfelelő alapot biztosítottak.</w:t>
+      </w:r>
+    </w:p>
+    <w:p>
       <w:r>
         <w:t xml:space="preserve">A kutatáshoz szükséges adathalmaz létrehozása túlnyomórészt önálló munkát igényelt, mivel a specifikus követelményeknek megfelelő, előre összeállított adatbázisok korlátozottan álltak rendelkezésre. </w:t>
       </w:r>
@@ -5319,7 +5338,11 @@
         <w:t xml:space="preserve">, amely megközelítőleg az általam meghatározott osztályok egynegyedét lefedte. </w:t>
       </w:r>
       <w:r>
-        <w:t>Az e</w:t>
+        <w:t xml:space="preserve">Az </w:t>
+      </w:r>
+      <w:r>
+        <w:lastRenderedPageBreak/>
+        <w:t>e</w:t>
       </w:r>
       <w:r>
         <w:t xml:space="preserve">gyetem kutatócsoportja tudományos együttműködés keretében hozzáférést biztosított </w:t>
@@ -5339,53 +5362,51 @@
     </w:p>
     <w:p>
       <w:r>
-        <w:t xml:space="preserve">Tekintettel arra, hogy a kutatás metodológiája márkánként hozzávetőleg száz logókép feldolgozását írta elő, az így megszerzett alapadatbázist megtisztítottam a </w:t>
-      </w:r>
+        <w:t>Tekintettel arra, hogy a kutatás metodológiája márkánként hozzávetőleg száz logókép feldolgozását írta elő, az így megszerzett alapadatbázist megtisztítottam a duplikátumoktól, eltávolítottam a nem releváns vagy rossz minőségű képeket, valamint egységesítettem a felbontást és a fájlrendszer-struktúrát.</w:t>
+      </w:r>
+    </w:p>
+    <w:p>
+      <w:r>
+        <w:t>A még hiányzó logóképek pótlásához webscraping technikákat alkalmaztam a BeautifulSoup és a Selenium Python könyvtárak használatával. A scraping keresések során a márkák hivatalos neveit, köznyelvi elnevezéseit, gyakran használt rövidítéseit és OCR-variánsait alkalmaztam kulcsszóként. A BeautifulSoup a HTML-struktúrák gyors feldolgozását és a releváns médiaelemek kinyerését tette lehetővé, míg a Selenium az interaktív vagy dinamikusan betöltődő tartalmak feltérképezését biztosította. A két technológia kombinált alkalmazása révén strukturált és célzott módon gyűjthető volt nagy mennyiségű logókép a Bing és Pinterest platformokról.</w:t>
+      </w:r>
+    </w:p>
+    <w:p>
+      <w:r>
+        <w:t>Az előzetes modellezési eredmények alapján a kizárólag statikus, izolált logókra épülő tanítóadat nem bizonyult elegendőnek a modell megfelelő általánosítóképességének kialakításához. Ezért kiegészítő mintaként olyan képi adatokat is bevontam, amelyek a logókat valós környezetben, természetes kontextusban ábrázolják.</w:t>
+      </w:r>
+    </w:p>
+    <w:p>
+      <w:r>
+        <w:t>A kontextuális minták összegyűjtéséhez a Reddit közösségi platform archívumát használtam fel a Pushshift adatgyűjtő rendszer közvetítésével, amely hozzáférést biztosít mintegy negyvenezer nagy subreddit teljes, két évtizedre visszanyúló tartalmához. A torrentezhető formában elérhető dataset lehetővé teszi a nagy mennyiségű adat hatékony szűrését, így célzottan tölthetők le a releváns bejegyzések.</w:t>
+      </w:r>
+    </w:p>
+    <w:p>
+      <w:r>
+        <w:t>A mémek beszerzése külön folyamatként valósult meg, elkülönítve a logók gyűjtésétől. A vizsgálathoz a legnagyobb mémorientált közösségi terek — r/memes, r/meme és r/dankmemes — szolgáltak mintavételi forrásként. A szelektív adatkinyeréshez az ArcticShift néven ismert Pushshift-variánst alkalmaztam, amely nagy pontossággal képes szűrni a márkaneveket tartalmazó bejegyzéseket. Az így létrehozott tízezer elemű, strukturált adatbázis márkánként 125 olyan képi példát tartalmaz, amelyek az adott márka logóját valós környezetben jelenítik meg.</w:t>
+      </w:r>
+      <w:r>
+        <w:t xml:space="preserve"> </w:t>
+      </w:r>
+    </w:p>
+    <w:p/>
+    <w:p>
+      <w:pPr>
+        <w:pStyle w:val="Heading2"/>
+      </w:pPr>
+      <w:bookmarkStart w:id="9" w:name="_Toc215408726"/>
       <w:r>
         <w:lastRenderedPageBreak/>
-        <w:t>duplikátumoktól, eltávolítottam a nem releváns vagy rossz minőségű képeket, valamint egységesítettem a felbontást és a fájlrendszer-struktúrát.</w:t>
-      </w:r>
-    </w:p>
-    <w:p>
-      <w:r>
-        <w:t>A még hiányzó logóképek pótlásához webscraping technikákat alkalmaztam a BeautifulSoup és a Selenium Python könyvtárak használatával. A scraping keresések során a márkák hivatalos neveit, köznyelvi elnevezéseit, gyakran használt rövidítéseit és OCR-variánsait alkalmaztam kulcsszóként. A BeautifulSoup a HTML-struktúrák gyors feldolgozását és a releváns médiaelemek kinyerését tette lehetővé, míg a Selenium az interaktív vagy dinamikusan betöltődő tartalmak feltérképezését biztosította. A két technológia kombinált alkalmazása révén strukturált és célzott módon gyűjthető volt nagy mennyiségű logókép a Bing és Pinterest platformokról.</w:t>
-      </w:r>
-    </w:p>
-    <w:p>
-      <w:r>
-        <w:t>Az előzetes modellezési eredmények alapján a kizárólag statikus, izolált logókra épülő tanítóadat nem bizonyult elegendőnek a modell megfelelő általánosítóképességének kialakításához. Ezért kiegészítő mintaként olyan képi adatokat is bevontam, amelyek a logókat valós környezetben, természetes kontextusban ábrázolják.</w:t>
-      </w:r>
-    </w:p>
-    <w:p>
-      <w:r>
-        <w:t>A kontextuális minták összegyűjtéséhez a Reddit közösségi platform archívumát használtam fel a Pushshift adatgyűjtő rendszer közvetítésével, amely hozzáférést biztosít mintegy negyvenezer nagy subreddit teljes, két évtizedre visszanyúló tartalmához. A torrentezhető formában elérhető dataset lehetővé teszi a nagy mennyiségű adat hatékony szűrését, így célzottan tölthetők le a releváns bejegyzések.</w:t>
-      </w:r>
-    </w:p>
-    <w:p>
-      <w:r>
-        <w:t>A mémek beszerzése külön folyamatként valósult meg, elkülönítve a logók gyűjtésétől. A vizsgálathoz a legnagyobb mémorientált közösségi terek — r/memes, r/meme és r/dankmemes — szolgáltak mintavételi forrásként. A szelektív adatkinyeréshez az ArcticShift néven ismert Pushshift-variánst alkalmaztam, amely nagy pontossággal képes szűrni a márkaneveket tartalmazó bejegyzéseket. Az így létrehozott tízezer elemű, strukturált adatbázis márkánként 125 olyan képi példát tartalmaz, amelyek az adott márka logóját valós környezetben jelenítik meg.</w:t>
-      </w:r>
-      <w:r>
-        <w:t xml:space="preserve"> </w:t>
-      </w:r>
+        <w:t>2.2.2 New York Times cikkhalmaz beszerzése</w:t>
+      </w:r>
+      <w:r>
+        <w:t xml:space="preserve"> TODO</w:t>
+      </w:r>
+      <w:bookmarkEnd w:id="9"/>
     </w:p>
     <w:p>
       <w:pPr>
         <w:pStyle w:val="Heading2"/>
       </w:pPr>
-      <w:bookmarkStart w:id="9" w:name="_Toc215408726"/>
-      <w:r>
-        <w:t>2.2.2 New York Times cikkhalmaz beszerzése</w:t>
-      </w:r>
-      <w:r>
-        <w:t xml:space="preserve"> TODO</w:t>
-      </w:r>
-      <w:bookmarkEnd w:id="9"/>
-    </w:p>
-    <w:p>
-      <w:pPr>
-        <w:pStyle w:val="Heading2"/>
-      </w:pPr>
       <w:bookmarkStart w:id="10" w:name="_Toc215408727"/>
       <w:r>
         <w:t>2.2.3 Aliasok és szinonimák hozzáadása</w:t>
@@ -5394,11 +5415,7 @@
     </w:p>
     <w:p>
       <w:r>
-        <w:t xml:space="preserve">A márkanevek és a hozzájuk kapcsolódó kulcsszavak teljeskörű összegyűjtése elengedhetetlen a pontos adatgyűjtéshez és az elemzéshez. Az alaplistát a vizsgált </w:t>
-      </w:r>
-      <w:r>
-        <w:lastRenderedPageBreak/>
-        <w:t>márkanevekből állítottam össze, majd a Google Trends adatai alapján bővítettem a leggyakrabban keresett, márkákhoz kapcsolható kifejezésekkel.</w:t>
+        <w:t>A márkanevek és a hozzájuk kapcsolódó kulcsszavak teljeskörű összegyűjtése elengedhetetlen a pontos adatgyűjtéshez és az elemzéshez. Az alaplistát a vizsgált márkanevekből állítottam össze, majd a Google Trends adatai alapján bővítettem a leggyakrabban keresett, márkákhoz kapcsolható kifejezésekkel.</w:t>
       </w:r>
     </w:p>
     <w:p>
@@ -5776,7 +5793,7 @@
         <w:rPr>
           <w:noProof/>
         </w:rPr>
-        <w:pict w14:anchorId="1EFB8D00">
+        <w:pict w14:anchorId="4B93261E">
           <v:shapetype id="_x0000_t75" coordsize="21600,21600" o:spt="75" o:preferrelative="t" path="m@4@5l@4@11@9@11@9@5xe" filled="f" stroked="f">
             <v:stroke joinstyle="miter"/>
             <v:formulas>
@@ -6641,6 +6658,7 @@
         <w:t>Az olyan esetek kezelésére, ahol a detektált szöveg többértelmű (pl. a „Apple” szó lehet gyümölcs vagy márkanév), nagy nyelvi modellt (LLM) vontam be. A Groq platformon futó LLM kontextusfüggően képes megítélni, hogy a szó valóban az adott márkára utal-e a mém szövegkörnyezetében. Ez a lépés szintén többcímkés osztályozásként értelmezhető, mivel egyetlen képen több márka is jelen lehet.</w:t>
       </w:r>
     </w:p>
+    <w:p/>
     <w:p>
       <w:pPr>
         <w:pStyle w:val="Heading1"/>
@@ -6669,62 +6687,27 @@
       <w:bookmarkEnd w:id="20"/>
     </w:p>
     <w:p>
+      <w:r>
+        <w:t xml:space="preserve">A mémekhez kapcsolódó felhasználói aktivitást a Reddit-posztok </w:t>
+      </w:r>
+      <w:r>
+        <w:rPr>
+          <w:i/>
+          <w:iCs/>
+        </w:rPr>
+        <w:t>score</w:t>
+      </w:r>
+      <w:r>
+        <w:t xml:space="preserve"> értéke reprezentálja, amelyet az upvote–downvote különbség ad meg. Mivel a score negatív értéket is felvehet, az elemzési lépések során a negatív tartomány torzító hatásának elkerülése érdekében a változó alsó korlátját nullára vágtam. A clip(lower=0) művelet biztosítja, hogy a logaritmikus transzformáció ne eredményezzen hibát, és a kis mértékű negatív aktivitás ne befolyásolja aránytalanul a skálát. Az np.log1p(x) függvény alkalmazása — amely a log(1 + x) transzformációnak felel meg — numerikusan stabil megoldást kínál kis értékek esetén, és nem igényel előzetes típuskonverziót</w:t>
+      </w:r>
+      <w:r>
+        <w:t>.</w:t>
+      </w:r>
+    </w:p>
+    <w:p>
       <w:pPr>
         <w:pStyle w:val="Heading2"/>
-      </w:pPr>
-      <w:r>
-        <w:t xml:space="preserve">4.1.1 Reddit </w:t>
-      </w:r>
-      <w:r>
-        <w:rPr>
-          <w:iCs w:val="0"/>
-        </w:rPr>
-        <w:t>posztok</w:t>
-      </w:r>
-      <w:r>
-        <w:t xml:space="preserve"> </w:t>
-      </w:r>
-      <w:r>
-        <w:rPr>
-          <w:iCs w:val="0"/>
-        </w:rPr>
-        <w:t>engagement</w:t>
-      </w:r>
-      <w:r>
-        <w:t xml:space="preserve"> mutató</w:t>
-      </w:r>
-      <w:r>
-        <w:t>i</w:t>
-      </w:r>
-      <w:r>
-        <w:t xml:space="preserve"> </w:t>
-      </w:r>
-      <w:r>
-        <w:t>a mémekhez</w:t>
-      </w:r>
-    </w:p>
-    <w:p>
-      <w:r>
-        <w:t>score = upvotes − downvotes, így előfordulhatnak 0-nál kisebb értékek. A clip(lower=0) nullára vágja a negatívakat, ezzel elkerülöd a log() hibát és a kevés downvote-tól nem torzul a skála. np.log1p(x) pontosan log(1 + x), ami stabil kis értékeknél és nem kell előtte float-tá konvertálni.</w:t>
-      </w:r>
-    </w:p>
-    <w:p>
-      <w:pPr>
-        <w:pStyle w:val="Heading2"/>
-        <w:rPr>
-          <w:iCs w:val="0"/>
-        </w:rPr>
-      </w:pPr>
-      <w:r>
-        <w:rPr>
-          <w:iCs w:val="0"/>
-        </w:rPr>
-        <w:t>4.1.2 Cikkalapú sentiment előfeldolgozás (márka/alias alapú mondatok)</w:t>
-      </w:r>
-    </w:p>
-    <w:p>
-      <w:pPr>
-        <w:pStyle w:val="Heading2"/>
+        <w:ind w:firstLine="720"/>
         <w:rPr>
           <w:rFonts w:cs="Times New Roman"/>
           <w:iCs w:val="0"/>
@@ -6739,17 +6722,20 @@
           <w:sz w:val="24"/>
           <w:szCs w:val="24"/>
         </w:rPr>
-        <w:t>A cikkekből történő sentiment számítás során csak azokat a mondatokat vettem figyelembe, amelyek tartalmazzák az adott márkát vagy az előzetesen összeállított aliaslistában szereplő alternatív elnevezéseket. Ez biztosítja, hogy a sentiment-értékek valóban a vizsgált márkára vonatkozzanak, és ne torzítsák az elemzést a cikk többi, nem releváns részlete</w:t>
-      </w:r>
-      <w:r>
+        <w:t>A cikkekből származó sentiment-értékek meghatározása során kizárólag azok a mondatok kerültek elemzésbe, amelyek az adott márkanevet vagy annak valamely alternatív elnevezését tartalmazták. Ez a megközelítés biztosítja, hogy a számított sentiment valóban a vizsgált márkához kapcsolódjon, és ne befolyásolják a cikk egyéb, témától független tartalmi elemei. A márka- és aliaslista ilyen értelemben szűrőfunkciót tölt be, növelve a sentiment-elemzés pontosságát és relevanciáját.</w:t>
+      </w:r>
+    </w:p>
+    <w:p>
+      <w:pPr>
+        <w:pStyle w:val="Heading2"/>
+        <w:ind w:firstLine="720"/>
         <w:rPr>
           <w:rFonts w:cs="Times New Roman"/>
           <w:iCs w:val="0"/>
           <w:sz w:val="24"/>
           <w:szCs w:val="24"/>
         </w:rPr>
-        <w:t>.</w:t>
-      </w:r>
+      </w:pPr>
       <w:r>
         <w:rPr>
           <w:rFonts w:cs="Times New Roman"/>
@@ -6757,40 +6743,17 @@
           <w:sz w:val="24"/>
           <w:szCs w:val="24"/>
         </w:rPr>
-        <w:t xml:space="preserve"> </w:t>
-      </w:r>
-    </w:p>
-    <w:p>
-      <w:pPr>
-        <w:pStyle w:val="Heading2"/>
-      </w:pPr>
-      <w:r>
-        <w:t>4.1.</w:t>
-      </w:r>
-      <w:r>
-        <w:t>3</w:t>
-      </w:r>
-      <w:r>
-        <w:t xml:space="preserve"> </w:t>
-      </w:r>
-      <w:r>
-        <w:t>Meme alapú</w:t>
-      </w:r>
-      <w:r>
-        <w:t xml:space="preserve"> sentiment előfeldolgozás</w:t>
-      </w:r>
-    </w:p>
-    <w:p>
-      <w:pPr>
-        <w:pStyle w:val="Heading2"/>
+        <w:t>A mémek érzelmi töltetének becslése egy kétkomponensű, kísérleti módszertannal valósult meg.</w:t>
+      </w:r>
+      <w:r>
         <w:rPr>
           <w:rFonts w:cs="Times New Roman"/>
           <w:iCs w:val="0"/>
           <w:sz w:val="24"/>
           <w:szCs w:val="24"/>
         </w:rPr>
-      </w:pPr>
-      <w:bookmarkStart w:id="21" w:name="_Toc215408738"/>
+        <w:t xml:space="preserve"> </w:t>
+      </w:r>
       <w:r>
         <w:rPr>
           <w:rFonts w:cs="Times New Roman"/>
@@ -6798,9 +6761,8 @@
           <w:sz w:val="24"/>
           <w:szCs w:val="24"/>
         </w:rPr>
-        <w:t>A mémekhez kapcsolódó érzelmi töltet (meme sentiment) kiszámítására egy kísérleti, kétforrású megközelítés készült: (1) az OCR-rel kinyert szöveg FinBERT-alapú osztályozására, illetve (2) egy CLIP-alapú zero-shot prompt-páros („a positive meme” vs. „a negative meme”) képi hangulatelemzésére építve.</w:t>
-      </w:r>
-      <w:bookmarkEnd w:id="21"/>
+        <w:t>A képekről OCR-rel kinyert szövegek sentimentjét a FinBERT modell segítségével határoztam meg, amely pénzügyi és általános kontextusban is pontos osztályozást biztosít.</w:t>
+      </w:r>
       <w:r>
         <w:rPr>
           <w:rFonts w:cs="Times New Roman"/>
@@ -6810,8 +6772,63 @@
         </w:rPr>
         <w:t xml:space="preserve"> </w:t>
       </w:r>
-    </w:p>
-    <w:p/>
+      <w:r>
+        <w:rPr>
+          <w:rFonts w:cs="Times New Roman"/>
+          <w:iCs w:val="0"/>
+          <w:sz w:val="24"/>
+          <w:szCs w:val="24"/>
+        </w:rPr>
+        <w:t>A vizuális tartalom érzelmi irányultságának becslésére egy CLIP-alapú zero-shot megközelítést alkalmaztam, amely a „a positive meme” és „a negative meme” promptokhoz való hasonlóság alapján rendelt sentiment-értéket a képekhez.</w:t>
+      </w:r>
+      <w:r>
+        <w:rPr>
+          <w:rFonts w:cs="Times New Roman"/>
+          <w:iCs w:val="0"/>
+          <w:sz w:val="24"/>
+          <w:szCs w:val="24"/>
+        </w:rPr>
+        <w:t xml:space="preserve"> </w:t>
+      </w:r>
+      <w:r>
+        <w:rPr>
+          <w:rFonts w:cs="Times New Roman"/>
+          <w:iCs w:val="0"/>
+          <w:sz w:val="24"/>
+          <w:szCs w:val="24"/>
+        </w:rPr>
+        <w:t>A két forrás kombinált alkalmazása lehetővé teszi, hogy a mémek verbális és vizuális aspektusai egyaránt hozzájáruljanak a végső sentiment-mutatóhoz, ami különösen indokolt egy olyan médium esetében, ahol a jelentés gyakran a kép és szöveg együtteséből áll elő.</w:t>
+      </w:r>
+    </w:p>
+    <w:p>
+      <w:pPr>
+        <w:pStyle w:val="Heading2"/>
+      </w:pPr>
+      <w:bookmarkStart w:id="21" w:name="_Toc215408741"/>
+      <w:r>
+        <w:t>4.2 Leíró statisztikák és vizualizációk</w:t>
+      </w:r>
+      <w:bookmarkEnd w:id="21"/>
+    </w:p>
+    <w:p>
+      <w:r>
+        <w:t>A cikkek és mémek márkák szerinti eloszlását a 4. és 5. ábra szemlélteti.</w:t>
+      </w:r>
+      <w:r>
+        <w:br/>
+        <w:t xml:space="preserve">Mindkét eloszlás erősen jobbra ferde, vagyis néhány kiemelt szereplő dominálja az </w:t>
+      </w:r>
+      <w:r>
+        <w:lastRenderedPageBreak/>
+        <w:t>adatbázist, miközben a legtöbb márkához viszonylag kevés megfigyelés tartozik. Ez különösen jól látható a cikkek esetében, ahol az Amazon, az Apple, a Google és a Microsoft rendelkezik kiugróan magas előfordulási számmal. A mémek számának eloszlása hasonló mintázatot mutat, noha itt a különbségek valamelyest mérsékeltebbek.</w:t>
+      </w:r>
+      <w:r>
+        <w:t xml:space="preserve"> </w:t>
+      </w:r>
+      <w:r>
+        <w:t>Ez a szerkezet arra utal, hogy a későbbi elemzéseket a mintaszámok jelentős heterogenitása befolyásolhatja, ezért szükséges a normalizált mutatók — például az időbeli átlagok, arányos értékek vagy standardizált indexek — használata.</w:t>
+      </w:r>
+    </w:p>
     <w:p>
       <w:pPr>
         <w:keepNext/>
@@ -6819,15 +6836,11 @@
         <w:jc w:val="center"/>
       </w:pPr>
       <w:r>
-        <w:rPr>
-          <w:noProof/>
-        </w:rPr>
-        <w:lastRenderedPageBreak/>
         <w:drawing>
-          <wp:inline distT="0" distB="0" distL="0" distR="0" wp14:anchorId="200207C1" wp14:editId="202AE16B">
+          <wp:inline distT="0" distB="0" distL="0" distR="0" wp14:anchorId="1B225A98" wp14:editId="2FE7BB22">
             <wp:extent cx="5400000" cy="1800000"/>
             <wp:effectExtent l="0" t="0" r="0" b="3810"/>
-            <wp:docPr id="132240923" name="Picture 10" descr="A blue and black squares with black text&#10;&#10;AI-generated content may be incorrect."/>
+            <wp:docPr id="201102061" name="Picture 1" descr="A blue and black squares with black text&#10;&#10;AI-generated content may be incorrect."/>
             <wp:cNvGraphicFramePr>
               <a:graphicFrameLocks xmlns:a="http://schemas.openxmlformats.org/drawingml/2006/main"/>
             </wp:cNvGraphicFramePr>
@@ -6835,17 +6848,11 @@
               <a:graphicData uri="http://schemas.openxmlformats.org/drawingml/2006/picture">
                 <pic:pic xmlns:pic="http://schemas.openxmlformats.org/drawingml/2006/picture">
                   <pic:nvPicPr>
-                    <pic:cNvPr id="132240923" name="Picture 10" descr="A blue and black squares with black text&#10;&#10;AI-generated content may be incorrect."/>
+                    <pic:cNvPr id="201102061" name="Picture 1" descr="A blue and black squares with black text&#10;&#10;AI-generated content may be incorrect."/>
                     <pic:cNvPicPr/>
                   </pic:nvPicPr>
                   <pic:blipFill>
-                    <a:blip r:embed="rId14" cstate="print">
-                      <a:extLst>
-                        <a:ext uri="{28A0092B-C50C-407E-A947-70E740481C1C}">
-                          <a14:useLocalDpi xmlns:a14="http://schemas.microsoft.com/office/drawing/2010/main" val="0"/>
-                        </a:ext>
-                      </a:extLst>
-                    </a:blip>
+                    <a:blip r:embed="rId14"/>
                     <a:stretch>
                       <a:fillRect/>
                     </a:stretch>
@@ -6905,7 +6912,7 @@
           <w:noProof/>
         </w:rPr>
         <w:drawing>
-          <wp:inline distT="0" distB="0" distL="0" distR="0" wp14:anchorId="460BBA5B" wp14:editId="34043325">
+          <wp:inline distT="0" distB="0" distL="0" distR="0" wp14:anchorId="460BBA5B" wp14:editId="51BE8F8C">
             <wp:extent cx="5400000" cy="1800000"/>
             <wp:effectExtent l="0" t="0" r="0" b="3810"/>
             <wp:docPr id="166428589" name="Picture 11" descr="A white background with blue squares&#10;&#10;AI-generated content may be incorrect."/>
@@ -6978,60 +6985,77 @@
     </w:p>
     <w:p>
       <w:pPr>
-        <w:pStyle w:val="Heading2"/>
-      </w:pPr>
-      <w:bookmarkStart w:id="22" w:name="_Toc215408741"/>
-      <w:r>
-        <w:t>4.2 Leíró statisztikák és vizualizációk</w:t>
-      </w:r>
-      <w:bookmarkEnd w:id="22"/>
-    </w:p>
-    <w:p>
-      <w:pPr>
         <w:pStyle w:val="Heading3"/>
         <w:numPr>
           <w:ilvl w:val="0"/>
           <w:numId w:val="0"/>
         </w:numPr>
       </w:pPr>
-      <w:bookmarkStart w:id="23" w:name="_Toc215408742"/>
+      <w:bookmarkStart w:id="22" w:name="_Toc215408742"/>
       <w:r>
         <w:t>4.2.1 Heti memeszám és hírsentiment idődiagramok</w:t>
       </w:r>
-      <w:bookmarkEnd w:id="23"/>
+      <w:bookmarkEnd w:id="22"/>
+    </w:p>
+    <w:p>
+      <w:r>
+        <w:t>A 6–7. ábrák a heti memeszám, a médiamegjelenések (NYT cikkek száma) és a hírsentiment időbeli alakulását mutatják be a tíz leggyakrabban említett márka esetében. A diagramok célja annak vizsgálata, hogy a hagyományos médiában megjelenő információk és a mémaktivitás mennyiben mozognak együtt.</w:t>
+      </w:r>
+      <w:r>
+        <w:t xml:space="preserve"> </w:t>
+      </w:r>
+      <w:r>
+        <w:t>A diagramokat a paneladatbázis heti aggregálásával és a NYT-mention, sentiment score, illetve standardizált memeszám (z-score) idősorainak összevetésével állítottam elő</w:t>
+      </w:r>
+      <w:r>
+        <w:t>,</w:t>
+      </w:r>
+      <w:r>
+        <w:t xml:space="preserve"> a simítást 4 hetes gördülő átlag biztosította.</w:t>
+      </w:r>
+      <w:r>
+        <w:t xml:space="preserve"> </w:t>
+      </w:r>
+    </w:p>
+    <w:p>
+      <w:r>
+        <w:lastRenderedPageBreak/>
+        <w:t xml:space="preserve"> </w:t>
+      </w:r>
+      <w:r>
+        <w:t xml:space="preserve">A további </w:t>
+      </w:r>
+      <w:r>
+        <w:t>tizennyolc</w:t>
+      </w:r>
+      <w:r>
+        <w:t>, legnagyobb cikkszámú márkára vonatkozó idősorokat a Függelék tartalmazza (5.2).</w:t>
+      </w:r>
     </w:p>
     <w:p>
       <w:pPr>
         <w:keepNext/>
-        <w:ind w:left="360" w:firstLine="0"/>
-      </w:pPr>
-      <w:r>
-        <w:rPr>
-          <w:noProof/>
-        </w:rPr>
+        <w:ind w:firstLine="0"/>
+        <w:jc w:val="center"/>
+      </w:pPr>
+      <w:r>
         <w:drawing>
-          <wp:inline distT="0" distB="0" distL="0" distR="0" wp14:anchorId="0F122AE6" wp14:editId="458B117A">
-            <wp:extent cx="5400040" cy="2099945"/>
-            <wp:effectExtent l="0" t="0" r="0" b="0"/>
-            <wp:docPr id="828842962" name="Picture 12" descr="A graph with red and blue lines&#10;&#10;AI-generated content may be incorrect."/>
+          <wp:inline distT="0" distB="0" distL="0" distR="0" wp14:anchorId="28968FF9" wp14:editId="5F7E0890">
+            <wp:extent cx="5400000" cy="1800000"/>
+            <wp:effectExtent l="0" t="0" r="0" b="3810"/>
+            <wp:docPr id="1008101453" name="Picture 1" descr="A graph showing a red and blue line&#10;&#10;AI-generated content may be incorrect."/>
             <wp:cNvGraphicFramePr>
-              <a:graphicFrameLocks xmlns:a="http://schemas.openxmlformats.org/drawingml/2006/main" noChangeAspect="1"/>
+              <a:graphicFrameLocks xmlns:a="http://schemas.openxmlformats.org/drawingml/2006/main"/>
             </wp:cNvGraphicFramePr>
             <a:graphic xmlns:a="http://schemas.openxmlformats.org/drawingml/2006/main">
               <a:graphicData uri="http://schemas.openxmlformats.org/drawingml/2006/picture">
                 <pic:pic xmlns:pic="http://schemas.openxmlformats.org/drawingml/2006/picture">
                   <pic:nvPicPr>
-                    <pic:cNvPr id="828842962" name="Picture 12" descr="A graph with red and blue lines&#10;&#10;AI-generated content may be incorrect."/>
+                    <pic:cNvPr id="1008101453" name="Picture 1" descr="A graph showing a red and blue line&#10;&#10;AI-generated content may be incorrect."/>
                     <pic:cNvPicPr/>
                   </pic:nvPicPr>
                   <pic:blipFill>
-                    <a:blip r:embed="rId16">
-                      <a:extLst>
-                        <a:ext uri="{28A0092B-C50C-407E-A947-70E740481C1C}">
-                          <a14:useLocalDpi xmlns:a14="http://schemas.microsoft.com/office/drawing/2010/main" val="0"/>
-                        </a:ext>
-                      </a:extLst>
-                    </a:blip>
+                    <a:blip r:embed="rId16"/>
                     <a:stretch>
                       <a:fillRect/>
                     </a:stretch>
@@ -7039,7 +7063,7 @@
                   <pic:spPr>
                     <a:xfrm>
                       <a:off x="0" y="0"/>
-                      <a:ext cx="5400040" cy="2099945"/>
+                      <a:ext cx="5400000" cy="1800000"/>
                     </a:xfrm>
                     <a:prstGeom prst="rect">
                       <a:avLst/>
@@ -7081,75 +7105,32 @@
         <w:t xml:space="preserve"> </w:t>
       </w:r>
       <w:r>
-        <w:t>Amazon mém-cikk idődiagram</w:t>
-      </w:r>
-    </w:p>
-    <w:p>
-      <w:r>
-        <w:t>A többi 9 legtöbb hírszámmal rendelkező cég idődiagramja a függelékben található (5.2).</w:t>
-      </w:r>
-    </w:p>
-    <w:p>
-      <w:pPr>
-        <w:pStyle w:val="Heading3"/>
-        <w:numPr>
-          <w:ilvl w:val="0"/>
-          <w:numId w:val="0"/>
-        </w:numPr>
-      </w:pPr>
-      <w:bookmarkStart w:id="24" w:name="_Toc215408743"/>
-      <w:r>
-        <w:lastRenderedPageBreak/>
-        <w:t>4.2.2 Korrelációs mátrix</w:t>
-      </w:r>
-      <w:r>
-        <w:t>ok</w:t>
-      </w:r>
-      <w:bookmarkEnd w:id="24"/>
+        <w:t>Netlix</w:t>
+      </w:r>
+      <w:r>
+        <w:t xml:space="preserve"> mém-cikk idődiagram</w:t>
+      </w:r>
     </w:p>
     <w:p>
       <w:pPr>
         <w:keepNext/>
         <w:ind w:firstLine="0"/>
-      </w:pPr>
-      <w:r>
-        <w:rPr>
-          <w:lang w:val="en-HU"/>
-        </w:rPr>
-        <w:t xml:space="preserve">A teljes korrelációs szerkezet három nézetben vizsgálható: híroldali változók között, mémaktivitási változók között, illetve a két domén keresztkapcsolatai mentén. A főszövegben a kereszt-domén korrelációs mátrixot mutatom be, mivel ez ragadja meg legközvetlenebbül a kutatási kérdés szempontjából releváns együttmozgásokat. A másik két mátrix a Függelékben található (Függelék </w:t>
-      </w:r>
-      <w:r>
-        <w:rPr>
-          <w:lang w:val="en-HU"/>
-        </w:rPr>
-        <w:t>5.3</w:t>
-      </w:r>
-      <w:r>
-        <w:rPr>
-          <w:lang w:val="en-HU"/>
-        </w:rPr>
-        <w:t>.).</w:t>
-      </w:r>
-      <w:r>
-        <w:t xml:space="preserve"> </w:t>
-      </w:r>
-      <w:r>
-        <w:rPr>
-          <w:noProof/>
-        </w:rPr>
+        <w:jc w:val="center"/>
+      </w:pPr>
+      <w:r>
         <w:drawing>
-          <wp:inline distT="0" distB="0" distL="0" distR="0" wp14:anchorId="6627AE52" wp14:editId="1B576C34">
-            <wp:extent cx="5231765" cy="3290131"/>
-            <wp:effectExtent l="0" t="0" r="635" b="0"/>
-            <wp:docPr id="1024627078" name="Picture 1" descr="A graph with numbers and symbols&#10;&#10;AI-generated content may be incorrect."/>
+          <wp:inline distT="0" distB="0" distL="0" distR="0" wp14:anchorId="2C96C006" wp14:editId="011B55DB">
+            <wp:extent cx="5400000" cy="1800000"/>
+            <wp:effectExtent l="0" t="0" r="0" b="3810"/>
+            <wp:docPr id="1001382676" name="Picture 1" descr="A graph with red and blue lines&#10;&#10;AI-generated content may be incorrect."/>
             <wp:cNvGraphicFramePr>
-              <a:graphicFrameLocks xmlns:a="http://schemas.openxmlformats.org/drawingml/2006/main" noChangeAspect="1"/>
+              <a:graphicFrameLocks xmlns:a="http://schemas.openxmlformats.org/drawingml/2006/main"/>
             </wp:cNvGraphicFramePr>
             <a:graphic xmlns:a="http://schemas.openxmlformats.org/drawingml/2006/main">
               <a:graphicData uri="http://schemas.openxmlformats.org/drawingml/2006/picture">
                 <pic:pic xmlns:pic="http://schemas.openxmlformats.org/drawingml/2006/picture">
                   <pic:nvPicPr>
-                    <pic:cNvPr id="1024627078" name="Picture 1" descr="A graph with numbers and symbols&#10;&#10;AI-generated content may be incorrect."/>
+                    <pic:cNvPr id="1001382676" name="Picture 1" descr="A graph with red and blue lines&#10;&#10;AI-generated content may be incorrect."/>
                     <pic:cNvPicPr/>
                   </pic:nvPicPr>
                   <pic:blipFill>
@@ -7161,7 +7142,7 @@
                   <pic:spPr>
                     <a:xfrm>
                       <a:off x="0" y="0"/>
-                      <a:ext cx="5278892" cy="3319768"/>
+                      <a:ext cx="5400000" cy="1800000"/>
                     </a:xfrm>
                     <a:prstGeom prst="rect">
                       <a:avLst/>
@@ -7178,119 +7159,154 @@
       <w:pPr>
         <w:pStyle w:val="Caption"/>
         <w:rPr>
+          <w:noProof/>
+        </w:rPr>
+      </w:pPr>
+      <w:r>
+        <w:t xml:space="preserve">ábra </w:t>
+      </w:r>
+      <w:r>
+        <w:fldChar w:fldCharType="begin"/>
+      </w:r>
+      <w:r>
+        <w:instrText xml:space="preserve"> SEQ ábra \* ARABIC </w:instrText>
+      </w:r>
+      <w:r>
+        <w:fldChar w:fldCharType="separate"/>
+      </w:r>
+      <w:r>
+        <w:rPr>
+          <w:noProof/>
+        </w:rPr>
+        <w:t>7</w:t>
+      </w:r>
+      <w:r>
+        <w:fldChar w:fldCharType="end"/>
+      </w:r>
+      <w:r>
+        <w:t xml:space="preserve"> Netflix mém-sentiment</w:t>
+      </w:r>
+      <w:r>
+        <w:rPr>
+          <w:noProof/>
+        </w:rPr>
+        <w:t xml:space="preserve"> idődiagram</w:t>
+      </w:r>
+    </w:p>
+    <w:p>
+      <w:pPr>
+        <w:rPr>
           <w:lang w:val="en-HU"/>
         </w:rPr>
       </w:pPr>
       <w:r>
-        <w:t xml:space="preserve">ábra </w:t>
-      </w:r>
-      <w:r>
-        <w:fldChar w:fldCharType="begin"/>
-      </w:r>
-      <w:r>
-        <w:instrText xml:space="preserve"> SEQ ábra \* ARABIC </w:instrText>
-      </w:r>
-      <w:r>
-        <w:fldChar w:fldCharType="separate"/>
-      </w:r>
-      <w:r>
-        <w:rPr>
-          <w:noProof/>
-        </w:rPr>
-        <w:t>7</w:t>
-      </w:r>
-      <w:r>
-        <w:fldChar w:fldCharType="end"/>
-      </w:r>
-      <w:r>
-        <w:t xml:space="preserve"> Releváns változók korrelációs mátrixa</w:t>
-      </w:r>
-    </w:p>
-    <w:p>
-      <w:pPr>
-        <w:ind w:firstLine="0"/>
         <w:rPr>
           <w:lang w:val="en-HU"/>
         </w:rPr>
-      </w:pPr>
-      <w:r>
+        <w:t>Az idődiagramok célja annak feltárása, hogy a márkákkal kapcsolatos médiamegjelenések (NYT cikkek száma), illetve a cikkekből származó hírsentiment időben mennyiben mozognak együtt a mémaktivitással. A vizsgált tíz legnagyobb médiamegjelenésű márka esetében azonban nem figyelhető meg következetes vagy tartós együttmozgás a két idősor között.</w:t>
+      </w:r>
+    </w:p>
+    <w:p>
+      <w:pPr>
         <w:rPr>
           <w:lang w:val="en-HU"/>
         </w:rPr>
-        <w:t xml:space="preserve">A mean_meme_sentiment változó mindhárom esetben közel zéró korrelációt mutat, ezért a későbbi oksági elemzésekből elhagyásra kerül (részletes indoklás: Függelék </w:t>
-      </w:r>
+      </w:pPr>
       <w:r>
         <w:rPr>
           <w:lang w:val="en-HU"/>
         </w:rPr>
-        <w:t>5.4</w:t>
-      </w:r>
-      <w:r>
-        <w:rPr>
+        <w:t xml:space="preserve">Az idősorok alapján </w:t>
+      </w:r>
+      <w:r>
+        <w:rPr>
+          <w:b/>
+          <w:bCs/>
           <w:lang w:val="en-HU"/>
         </w:rPr>
-        <w:t>.)</w:t>
-      </w:r>
-    </w:p>
-    <w:p>
-      <w:pPr>
-        <w:ind w:firstLine="0"/>
-      </w:pPr>
-    </w:p>
-    <w:p>
-      <w:pPr>
-        <w:numPr>
-          <w:ilvl w:val="0"/>
-          <w:numId w:val="28"/>
-        </w:numPr>
-      </w:pPr>
-      <w:r>
-        <w:t>4.2.3 Scatterplotok</w:t>
-      </w:r>
-    </w:p>
-    <w:p>
-      <w:pPr>
-        <w:numPr>
-          <w:ilvl w:val="1"/>
-          <w:numId w:val="28"/>
-        </w:numPr>
-      </w:pPr>
-      <w:r>
-        <w:t>NYT_sentiment vs mean_meme_sentiment</w:t>
-      </w:r>
-    </w:p>
-    <w:p>
-      <w:pPr>
-        <w:numPr>
-          <w:ilvl w:val="1"/>
-          <w:numId w:val="28"/>
-        </w:numPr>
-      </w:pPr>
-      <w:r>
-        <w:t>NYT_mention vs num_memes / log1p_meme_volume</w:t>
-      </w:r>
-    </w:p>
-    <w:p>
-      <w:pPr>
-        <w:pStyle w:val="Heading2"/>
-      </w:pPr>
-      <w:bookmarkStart w:id="25" w:name="_Toc215408744"/>
-      <w:r>
-        <w:t xml:space="preserve">4.3 </w:t>
-      </w:r>
-      <w:r>
-        <w:t>Esettanulmány (</w:t>
-      </w:r>
-      <w:r>
-        <w:t>Event-study</w:t>
-      </w:r>
-      <w:r>
-        <w:t xml:space="preserve">) </w:t>
-      </w:r>
-      <w:r>
-        <w:t>elemzések</w:t>
-      </w:r>
-      <w:bookmarkEnd w:id="25"/>
+        <w:t>nem figyelhető meg tartós vagy következetes együttmozgás</w:t>
+      </w:r>
+      <w:r>
+        <w:rPr>
+          <w:lang w:val="en-HU"/>
+        </w:rPr>
+        <w:t xml:space="preserve"> a két domén között. A memeszám jellemzően </w:t>
+      </w:r>
+      <w:r>
+        <w:rPr>
+          <w:b/>
+          <w:bCs/>
+          <w:lang w:val="en-HU"/>
+        </w:rPr>
+        <w:t>epizodikus szerkezetű</w:t>
+      </w:r>
+      <w:r>
+        <w:rPr>
+          <w:lang w:val="en-HU"/>
+        </w:rPr>
+        <w:t>, amelyet hirtelen kiugrások és hosszabb csendes időszakok váltakozása jellemez. Ez a mintázat arra utal, hogy a mémtermelés inkább virális közösségi eseményekhez, semmint a hírciklus intenzitásához igazodik.</w:t>
+      </w:r>
+    </w:p>
+    <w:p>
+      <w:pPr>
+        <w:rPr>
+          <w:lang w:val="en-HU"/>
+        </w:rPr>
+      </w:pPr>
+      <w:r>
+        <w:rPr>
+          <w:lang w:val="en-HU"/>
+        </w:rPr>
+        <w:t xml:space="preserve">Ezzel szemben a NYT cikkek száma </w:t>
+      </w:r>
+      <w:r>
+        <w:rPr>
+          <w:b/>
+          <w:bCs/>
+          <w:lang w:val="en-HU"/>
+        </w:rPr>
+        <w:t>sima, lassabban változó</w:t>
+      </w:r>
+      <w:r>
+        <w:rPr>
+          <w:lang w:val="en-HU"/>
+        </w:rPr>
+        <w:t xml:space="preserve"> idősorokat eredményez, amelyek vállalati vagy gazdasági ciklusokat tükröznek. A hírsentiment szintén alacsony volatilitású, szűk tartományban változik; a sentiment rövid távú </w:t>
+      </w:r>
+      <w:r>
+        <w:rPr>
+          <w:lang w:val="en-HU"/>
+        </w:rPr>
+        <w:lastRenderedPageBreak/>
+        <w:t xml:space="preserve">elmozdulásai nem követik a mémaktivitás hirtelen kilengéseit.Bár helyenként előfordul lokális együttmozgás (pl. Amazon 2024 őszén), ezek nem ismétlődnek szisztematikusan, ezért </w:t>
+      </w:r>
+      <w:r>
+        <w:rPr>
+          <w:b/>
+          <w:bCs/>
+          <w:lang w:val="en-HU"/>
+        </w:rPr>
+        <w:t>nem utalnak stabil oksági struktúrára</w:t>
+      </w:r>
+      <w:r>
+        <w:rPr>
+          <w:lang w:val="en-HU"/>
+        </w:rPr>
+        <w:t>.</w:t>
+      </w:r>
+    </w:p>
+    <w:p>
+      <w:pPr>
+        <w:rPr>
+          <w:lang w:val="en-HU"/>
+        </w:rPr>
+      </w:pPr>
+      <w:r>
+        <w:rPr>
+          <w:lang w:val="en-HU"/>
+        </w:rPr>
+        <w:t>Ezek az eredmények indokolttá teszik a későbbi, formálisabb kvantitatív vizsgálatokat (korrelációs elemzés, Granger-okság, event study), mivel a vizuális inspekció alapján nincs egyértelműen kirajzolódó kapcsolat, ugyanakkor néhány lokális együttmozgás arra utal, hogy bizonyos eseménytípusok mégis válthatnak ki szisztematikus reakciókat a mémekben.</w:t>
+      </w:r>
     </w:p>
     <w:p>
       <w:pPr>
@@ -7300,23 +7316,229 @@
           <w:numId w:val="0"/>
         </w:numPr>
       </w:pPr>
-      <w:bookmarkStart w:id="26" w:name="_Toc215408745"/>
-      <w:r>
-        <w:t>4.3.1 Eseményhetek azonosítása</w:t>
-      </w:r>
-      <w:bookmarkEnd w:id="26"/>
-      <w:r>
-        <w:t xml:space="preserve"> </w:t>
-      </w:r>
-    </w:p>
-    <w:p>
-      <w:r>
-        <w:t xml:space="preserve">Az esemény-vizsgálat alapját a vállalatonként képzett hírtónuseloszlás adja. Minden vállalatra külön meghatározásra kerül a mean_pos és a mean_neg mutató </w:t>
-      </w:r>
-      <w:r>
+      <w:bookmarkStart w:id="23" w:name="_Toc215408743"/>
+      <w:r>
+        <w:t>4.2.2 Korrelációs mátrix</w:t>
+      </w:r>
+      <w:r>
+        <w:t>ok</w:t>
+      </w:r>
+      <w:bookmarkEnd w:id="23"/>
+    </w:p>
+    <w:p>
+      <w:pPr>
+        <w:rPr>
+          <w:lang w:val="en-HU"/>
+        </w:rPr>
+      </w:pPr>
+      <w:r>
+        <w:rPr>
+          <w:lang w:val="en-HU"/>
+        </w:rPr>
+        <w:t>A korrelációs szerkezetet három nézetben vizsgáltam: a híralapú változók között, a mémaktivitási változók között, valamint a két domén közötti keresztkapcsolatok mentén. A főszövegben a kereszt-domén mátrix látható (7. ábra), mivel ez tartalmazza a kutatási kérdés szempontjából legfontosabb együttmozgásokat; a másik két mátrix a Függelékben található (5.3).</w:t>
+      </w:r>
+    </w:p>
+    <w:p>
+      <w:pPr>
+        <w:rPr>
+          <w:lang w:val="en-HU"/>
+        </w:rPr>
+      </w:pPr>
+      <w:r>
+        <w:rPr>
+          <w:lang w:val="en-HU"/>
+        </w:rPr>
+        <w:t xml:space="preserve">A kereszt-domén korrelációs mátrix egyértelműen azt mutatja, hogy a híralapú változók (NYT_mention, sentiment_score, mean_pos, mean_neg) és a mémaktivitási mutatók (num_memes, num_memes_z, log_meme_volume) között </w:t>
+      </w:r>
+      <w:r>
+        <w:rPr>
+          <w:b/>
+          <w:bCs/>
+          <w:lang w:val="en-HU"/>
+        </w:rPr>
+        <w:t>nincs érdemi lineáris kapcsolat</w:t>
+      </w:r>
+      <w:r>
+        <w:rPr>
+          <w:lang w:val="en-HU"/>
+        </w:rPr>
+        <w:t>. A célváltozónak tekinthető standardizált memeszám (num_memes_z) egyik híralapú változóval sem mutat szignifikáns korrelációt; a korrelációs együtthatók abszolút értéke minden esetben 0.1 alatt marad.</w:t>
+      </w:r>
+    </w:p>
+    <w:p>
+      <w:pPr>
+        <w:rPr>
+          <w:lang w:val="en-HU"/>
+        </w:rPr>
+      </w:pPr>
+      <w:r>
+        <w:rPr>
+          <w:lang w:val="en-HU"/>
+        </w:rPr>
+        <w:t>A mean_meme_sentiment változó mindhárom nézetben közel zéró korrelációt mutatott minden más tényezővel. Mivel ez statisztikailag nem informatív, a későbbi oksági elemzésekből elhagyásra került (részletes indoklás: Függelék 5.4).</w:t>
+      </w:r>
+    </w:p>
+    <w:p>
+      <w:pPr>
+        <w:rPr>
+          <w:lang w:val="en-HU"/>
+        </w:rPr>
+      </w:pPr>
+      <w:r>
+        <w:rPr>
+          <w:lang w:val="en-HU"/>
+        </w:rPr>
+        <w:t>A hírsentiment komponensei (mean_pos és mean_neg) egymással gyenge, de konzisztens negatív korrelációt mutatnak (≈ –0.7), ami a mérési skála jellegéből fakad, és nem hordoz tartalmi információt a mémaktivitásra vonatkozóan. A mémváltozók egymással közepes korrelációt mutatnak, ami várható, hiszen ugyanazon jelenség eltérő skáláinak (abszolút darabszám, logaritmizált volumen, standardizált érték) különböző transzformációiról van szó.</w:t>
+      </w:r>
+    </w:p>
+    <w:p>
+      <w:pPr>
+        <w:rPr>
+          <w:lang w:val="en-HU"/>
+        </w:rPr>
+      </w:pPr>
+      <w:r>
+        <w:rPr>
+          <w:lang w:val="en-HU"/>
+        </w:rPr>
+        <w:t>Tehaát</w:t>
+      </w:r>
+      <w:r>
+        <w:rPr>
+          <w:lang w:val="en-HU"/>
+        </w:rPr>
+        <w:t xml:space="preserve"> a korrelációs mátrix megerősíti az idősoros vizsgálatokból levont megállapítást: </w:t>
+      </w:r>
+      <w:r>
+        <w:rPr>
+          <w:b/>
+          <w:bCs/>
+          <w:lang w:val="en-HU"/>
+        </w:rPr>
+        <w:t xml:space="preserve">nem azonosítható olyan lineáris együttmozgás, amely a </w:t>
+      </w:r>
+      <w:r>
+        <w:rPr>
+          <w:b/>
+          <w:bCs/>
+          <w:lang w:val="en-HU"/>
+        </w:rPr>
         <w:lastRenderedPageBreak/>
-        <w:t>eloszlása, majd ezek felső tíz százaléka alapján azonosíthatók a pozitív, illetve negatív hírsokknak tekintett hetek. Pozitív eseménynek minősül minden olyan hét, amelyben a pozitív hangnemet mérő mutató a vállalat saját eloszlásának kilencvenedik percentilise fölé kerül, míg negatív eseményt a negatív tónus hasonlóan extrém értékei jelentenek. Az események körül minden vállalat esetében szimmetrikus, háromhetes ablak kerül felépítésre, amely a héten mért hírsokkot a megelőző és a követő három hét kontextusába helyezi. Az események azonosítása vállalaton belül történik, így a definíció nem a globális piacstruktúrát, hanem a vállalatspecifikus hírintenzitás rendkívüli kilengéseit ragadja meg.</w:t>
-      </w:r>
+        <w:t>médiamegjelenések vagy a hírsentiment közvetlen hatását jelezné a mémek mennyiségére vagy hangulatára</w:t>
+      </w:r>
+      <w:r>
+        <w:rPr>
+          <w:lang w:val="en-HU"/>
+        </w:rPr>
+        <w:t>.</w:t>
+      </w:r>
+      <w:r>
+        <w:rPr>
+          <w:lang w:val="en-HU"/>
+        </w:rPr>
+        <w:br/>
+      </w:r>
+    </w:p>
+    <w:p>
+      <w:pPr>
+        <w:keepNext/>
+        <w:ind w:firstLine="0"/>
+        <w:jc w:val="center"/>
+      </w:pPr>
+      <w:r>
+        <w:rPr>
+          <w:noProof/>
+        </w:rPr>
+        <w:drawing>
+          <wp:inline distT="0" distB="0" distL="0" distR="0" wp14:anchorId="6627AE52" wp14:editId="725020EA">
+            <wp:extent cx="3539905" cy="2661719"/>
+            <wp:effectExtent l="0" t="0" r="3810" b="5715"/>
+            <wp:docPr id="1024627078" name="Picture 1" descr="A graph with numbers and symbols&#10;&#10;AI-generated content may be incorrect."/>
+            <wp:cNvGraphicFramePr>
+              <a:graphicFrameLocks xmlns:a="http://schemas.openxmlformats.org/drawingml/2006/main"/>
+            </wp:cNvGraphicFramePr>
+            <a:graphic xmlns:a="http://schemas.openxmlformats.org/drawingml/2006/main">
+              <a:graphicData uri="http://schemas.openxmlformats.org/drawingml/2006/picture">
+                <pic:pic xmlns:pic="http://schemas.openxmlformats.org/drawingml/2006/picture">
+                  <pic:nvPicPr>
+                    <pic:cNvPr id="1024627078" name="Picture 1" descr="A graph with numbers and symbols&#10;&#10;AI-generated content may be incorrect."/>
+                    <pic:cNvPicPr/>
+                  </pic:nvPicPr>
+                  <pic:blipFill>
+                    <a:blip r:embed="rId18"/>
+                    <a:stretch>
+                      <a:fillRect/>
+                    </a:stretch>
+                  </pic:blipFill>
+                  <pic:spPr>
+                    <a:xfrm>
+                      <a:off x="0" y="0"/>
+                      <a:ext cx="3623104" cy="2724278"/>
+                    </a:xfrm>
+                    <a:prstGeom prst="rect">
+                      <a:avLst/>
+                    </a:prstGeom>
+                  </pic:spPr>
+                </pic:pic>
+              </a:graphicData>
+            </a:graphic>
+          </wp:inline>
+        </w:drawing>
+      </w:r>
+    </w:p>
+    <w:p>
+      <w:pPr>
+        <w:pStyle w:val="Caption"/>
+        <w:rPr>
+          <w:lang w:val="en-HU"/>
+        </w:rPr>
+      </w:pPr>
+      <w:r>
+        <w:t xml:space="preserve">ábra </w:t>
+      </w:r>
+      <w:r>
+        <w:fldChar w:fldCharType="begin"/>
+      </w:r>
+      <w:r>
+        <w:instrText xml:space="preserve"> SEQ ábra \* ARABIC </w:instrText>
+      </w:r>
+      <w:r>
+        <w:fldChar w:fldCharType="separate"/>
+      </w:r>
+      <w:r>
+        <w:rPr>
+          <w:noProof/>
+        </w:rPr>
+        <w:t>8</w:t>
+      </w:r>
+      <w:r>
+        <w:fldChar w:fldCharType="end"/>
+      </w:r>
+      <w:r>
+        <w:t xml:space="preserve"> Releváns változók korrelációs mátrixa</w:t>
+      </w:r>
+    </w:p>
+    <w:p>
+      <w:pPr>
+        <w:pStyle w:val="Heading2"/>
+      </w:pPr>
+      <w:bookmarkStart w:id="24" w:name="_Toc215408744"/>
+      <w:r>
+        <w:t xml:space="preserve">4.3 </w:t>
+      </w:r>
+      <w:r>
+        <w:t>Esettanulmány (</w:t>
+      </w:r>
+      <w:r>
+        <w:t>Event-study</w:t>
+      </w:r>
+      <w:r>
+        <w:t xml:space="preserve">) </w:t>
+      </w:r>
+      <w:r>
+        <w:t>elemzések</w:t>
+      </w:r>
+      <w:bookmarkEnd w:id="24"/>
     </w:p>
     <w:p>
       <w:pPr>
@@ -7326,15 +7548,58 @@
           <w:numId w:val="0"/>
         </w:numPr>
       </w:pPr>
-      <w:bookmarkStart w:id="27" w:name="_Toc215408746"/>
-      <w:r>
-        <w:t>4.3.2 Confidence interval (CI) vizualizációk</w:t>
-      </w:r>
-      <w:bookmarkEnd w:id="27"/>
-    </w:p>
-    <w:p>
-      <w:r>
-        <w:t>Az eseményablak minden τ értékére kiszámításra kerül a kiválasztott kimeneti változó, majd az események között átlagolással jön létre az átlagos reakciógörbe. A kimeneti változó fő konstrukciója a vállalaton belüli, NaN-érzékeny z-score normalizálás, amely a mémek heti volumenét a ténylegesen megfigyelt hetek átlagához és szórásához viszonyítja. Azokon a heteken, ahol a mémvolumen nulla, de sentimentadat nem áll rendelkezésre, a megfigyelés hiányzóként kerül kezelésre annak érdekében, hogy a z-score csak a valós aktivitási epizódokat tükrözze. A normalizált kimenet értékeihez minden τ pontban pointwise 95%-os konfidenciaintervallum tartozik, amely az átlag és a standard hiba alapján kerül meghatározásra. Ez a megoldás nem korrigál az időbeli autokorrelációra vagy a többszörös tesztelésből fakadó torzításokra, mivel elsődleges célja a mintázatok szemléltetése.</w:t>
+      <w:bookmarkStart w:id="25" w:name="_Toc215408745"/>
+      <w:r>
+        <w:t>4.3.1 Eseményhetek azonosítása</w:t>
+      </w:r>
+      <w:bookmarkEnd w:id="25"/>
+      <w:r>
+        <w:t xml:space="preserve"> </w:t>
+      </w:r>
+    </w:p>
+    <w:p>
+      <w:pPr>
+        <w:rPr>
+          <w:lang w:val="en-HU"/>
+        </w:rPr>
+      </w:pPr>
+      <w:r>
+        <w:rPr>
+          <w:lang w:val="en-HU"/>
+        </w:rPr>
+        <w:t>Az eseményvizsgálat alapját vállalatonként külön-külön becsült hírtónus-eloszlások adják. Minden vállalat esetében meghatározásra kerül a mean_pos és mean_neg mutató eloszlása, majd ezek felső tíz százaléka alapján azonosíthatók a pozitív, illetve negatív hírsokkot jelentő hetek. Pozitív eseménynek minősül minden olyan hét, amelyben a pozitív hangnemet mérő mutató a vállalat saját eloszlásának 90. percentilise fölé esik; negatív eseményt a negatív tónus hasonlóan extrém értékei jelentenek.</w:t>
+      </w:r>
+    </w:p>
+    <w:p>
+      <w:pPr>
+        <w:rPr>
+          <w:lang w:val="en-HU"/>
+        </w:rPr>
+      </w:pPr>
+      <w:r>
+        <w:rPr>
+          <w:lang w:val="en-HU"/>
+        </w:rPr>
+        <w:t xml:space="preserve">Az események azonosítása vállalaton belül történik, így a definíció a globális médiatrendek helyett az adott vállalat hírintenzitásának rendkívüli kilengéseit ragadja meg. A kiválasztott események köré minden vállalat esetében szimmetrikus, háromhetes eseményablak épül (τ </w:t>
+      </w:r>
+      <w:r>
+        <w:rPr>
+          <w:rFonts w:ascii="Cambria Math" w:hAnsi="Cambria Math" w:cs="Cambria Math"/>
+          <w:lang w:val="en-HU"/>
+        </w:rPr>
+        <w:t>∈</w:t>
+      </w:r>
+      <w:r>
+        <w:rPr>
+          <w:lang w:val="en-HU"/>
+        </w:rPr>
+        <w:t xml:space="preserve"> [−3, +3]), amely az eseményhetet a megelőző és követő hetek kontextusába helyezi</w:t>
+      </w:r>
+      <w:r>
+        <w:rPr>
+          <w:lang w:val="en-HU"/>
+        </w:rPr>
+        <w:t>.</w:t>
       </w:r>
     </w:p>
     <w:p>
@@ -7345,327 +7610,50 @@
           <w:numId w:val="0"/>
         </w:numPr>
       </w:pPr>
-      <w:bookmarkStart w:id="28" w:name="_Toc215408747"/>
-      <w:r>
-        <w:t>4.3.3 Placebo benchmark és Event − Placebo különbség</w:t>
-      </w:r>
-      <w:bookmarkEnd w:id="28"/>
-    </w:p>
-    <w:p>
-      <w:r>
-        <w:t xml:space="preserve">A becslés érvényességének ellenőrzéséhez placebo-alapú összehasonlítás is készül. Minden tónus szerinti eseményhez kiválasztásra kerül egy ugyanolyan vállalathoz tartozó, ±3 héten kívül eső hét, amely a New York Times-említések intenzitása alapján párosítható az eseménnyel. A placebo azonos vállalaton belül kerül kiválasztásra, így a vállalatspecifikus ciklusok és trendek kontroll alatt maradnak. Az eseményablak ugyanúgy felépül a placebohéthez, majd az eseményhez és a placebohoz tartozó átlagos reakcióknak a τ értékek szerinti különbsége kerül értékelésre. Az Event − Placebo különbségek lehetővé teszik a hírintenzitás általános hatásának leválasztását a hangnemspecifikus reakciókról, és kulcsszerepet játszanak annak megállapításában, hogy </w:t>
-      </w:r>
-      <w:r>
+      <w:bookmarkStart w:id="26" w:name="_Toc215408746"/>
+      <w:r>
+        <w:t xml:space="preserve">4.3.2 </w:t>
+      </w:r>
+      <w:r>
+        <w:t xml:space="preserve">Konfidencia intervallum </w:t>
+      </w:r>
+      <w:r>
+        <w:t>(CI) vizualizációk</w:t>
+      </w:r>
+      <w:bookmarkEnd w:id="26"/>
+    </w:p>
+    <w:p>
+      <w:pPr>
+        <w:rPr>
+          <w:lang w:val="en-HU"/>
+        </w:rPr>
+      </w:pPr>
+      <w:r>
+        <w:rPr>
+          <w:lang w:val="en-HU"/>
+        </w:rPr>
+        <w:t xml:space="preserve">Az eseményablak minden τ értékére kiszámításra kerül a normalizált mémvolumen, majd az események között átlagolással létrejön az átlagos </w:t>
+      </w:r>
+      <w:r>
+        <w:rPr>
+          <w:lang w:val="en-HU"/>
+        </w:rPr>
         <w:lastRenderedPageBreak/>
-        <w:t>a megfigyelt mintázatok valóban a tónus kiugró változásához kapcsolódnak-e, nem pedig pusztán a médiamegjelenés gyakoriságához.</w:t>
-      </w:r>
-      <w:r>
-        <w:t xml:space="preserve"> </w:t>
-      </w:r>
-    </w:p>
-    <w:p>
-      <w:r>
-        <w:t xml:space="preserve">További diagnosztikai ellenőrzések a függelékben találhatóak </w:t>
-      </w:r>
-      <w:r>
-        <w:t>(</w:t>
-      </w:r>
-      <w:r>
-        <w:t>5.</w:t>
-      </w:r>
-      <w:r>
-        <w:t>5</w:t>
-      </w:r>
-      <w:r>
-        <w:t>.</w:t>
-      </w:r>
-      <w:r>
-        <w:t>).</w:t>
-      </w:r>
-      <w:r>
-        <w:t xml:space="preserve"> </w:t>
-      </w:r>
-      <w:r>
-        <w:t xml:space="preserve"> </w:t>
-      </w:r>
-    </w:p>
-    <w:p>
-      <w:pPr>
-        <w:pStyle w:val="Heading2"/>
-        <w:rPr>
-          <w:sz w:val="48"/>
-          <w:szCs w:val="48"/>
-          <w:lang w:eastAsia="en-GB"/>
-        </w:rPr>
-      </w:pPr>
-      <w:bookmarkStart w:id="29" w:name="_Toc215408752"/>
-      <w:r>
-        <w:rPr>
-          <w:rStyle w:val="Strong"/>
-          <w:b w:val="0"/>
-          <w:bCs w:val="0"/>
-        </w:rPr>
-        <w:t>4.4 Cross-correlation és Granger-tesztek</w:t>
-      </w:r>
-    </w:p>
-    <w:p>
-      <w:pPr>
-        <w:pStyle w:val="Heading2"/>
-      </w:pPr>
-      <w:r>
-        <w:rPr>
-          <w:rStyle w:val="Strong"/>
-          <w:b w:val="0"/>
-          <w:bCs w:val="0"/>
-        </w:rPr>
-        <w:t>4.4.1 Cross-correlation (CCF) elemzés</w:t>
-      </w:r>
-    </w:p>
-    <w:p>
-      <w:pPr>
-        <w:pStyle w:val="NormalWeb"/>
-      </w:pPr>
-      <w:r>
-        <w:t>A New York Times-említések és a mémaktivitás időbeli kapcsolatának feltárására keresztkorrelációs elemzés (Cross-Correlation Function, CCF) készült. A módszer célja annak megvizsgálása, hogy a hírek intenzitása és a mémvolumen normalizált (z-score) értékei között kimutatható-e olyan időbeli együttmozgás, amely a két folyamat között vezető–követő struktúrára utal. A CCF a NYT-említések különböző késleltetett értékei és a mémvolumen közötti korrelációt méri, így alkalmas a lehetséges lead–lag mintázatok feltárására.</w:t>
-      </w:r>
-    </w:p>
-    <w:p>
-      <w:pPr>
-        <w:pStyle w:val="NormalWeb"/>
-      </w:pPr>
-      <w:r>
-        <w:t>Az eredmények alapján a keresztkorrelációs értékek egyik vizsgált lag esetében sem mutatnak statisztikailag vagy vizuálisan értelmezhető erős kapcsolatot. A korrelációs értékek minden késleltetésnél közel a nullához adódnak, a hozzájuk tartozó konfidenciaintervallumok pedig szélesek, ami a két változó közötti gyenge és zajos kapcsolatot jelzi. A CCF tehát nem tárt fel olyan egyértelmű mintázatot, amely alapján a hírek időben követnék a mémvolument, vagy fordítva: a nyilvánosság platformon megjelenő aktivitási hullámai előre jeleznék a későbbi médiamegjelenést.</w:t>
-      </w:r>
-    </w:p>
-    <w:p>
-      <w:pPr>
-        <w:pStyle w:val="NormalWeb"/>
+        <w:t>eseményreakció-görbe. A kimeneti változó vállalaton belüli z-score normalizált mutató, amely a mémek heti volumenét a ténylegesen megfigyelt hetek átlagához és szórásához viszonyítja. Azokon a heteken, ahol a mémvolumen nulla, de sentimentadat nem áll rendelkezésre, a megfigyelés hiányzóként kerül kezelésre, hogy a z-score kizárólag a valós aktivitási epizódokat tükrözze.</w:t>
+      </w:r>
+    </w:p>
+    <w:p>
+      <w:pPr>
         <w:rPr>
           <w:lang w:val="en-HU"/>
         </w:rPr>
       </w:pPr>
       <w:r>
-        <w:t xml:space="preserve">Fontos megjegyezni, hogy a keresztkorreláció a nyers időbeli együttmozgást méri, és nem kontrollál az egyes idősorok autokorrelációjára, illetve trendszerkezetére. Így előfordulhat, hogy a valódi, gyenge prediktív kapcsolat a nyers korrelációs függvényben nem jelenik meg, különösen akkor, ha az adatok zajosak vagy a hatás csak feltételes modellezés mellett észlelhető. </w:t>
-      </w:r>
-      <w:r>
         <w:rPr>
           <w:lang w:val="en-HU"/>
         </w:rPr>
-        <w:t xml:space="preserve">A </w:t>
-      </w:r>
-      <w:r>
-        <w:rPr>
-          <w:i/>
-          <w:iCs/>
-          <w:lang w:val="en-HU"/>
-        </w:rPr>
-        <w:t>feltételes modellezés</w:t>
-      </w:r>
-      <w:r>
-        <w:rPr>
-          <w:lang w:val="en-HU"/>
-        </w:rPr>
-        <w:t xml:space="preserve"> olyan eljárást jelöl, amelyben a modell figyelembe veszi az idősor saját múltbeli mintázatait (például autokorrelációját), és a vizsgált kapcsolatot ezek kontrollálása mellett azonosítja. </w:t>
-      </w:r>
-    </w:p>
-    <w:p>
-      <w:pPr>
-        <w:pStyle w:val="NormalWeb"/>
-      </w:pPr>
-      <w:r>
-        <w:t>Ennek megfelelően a CCF nem szolgált egyértelmű bizonyítékkal sem a hírek → mémek, sem a mémek → hírek irányú dinamikára, ezért szükségessé vált az oksági viszonyok formálisabb Granger-keretben történő tesztelése.</w:t>
-      </w:r>
-    </w:p>
-    <w:p>
-      <w:pPr>
-        <w:pStyle w:val="Heading2"/>
-      </w:pPr>
-      <w:r>
-        <w:rPr>
-          <w:rStyle w:val="Strong"/>
-          <w:b w:val="0"/>
-          <w:bCs w:val="0"/>
-        </w:rPr>
-        <w:lastRenderedPageBreak/>
-        <w:t>4.4.2 Granger-tesztek a mémvolumen és a hírsűrűség között</w:t>
-      </w:r>
-    </w:p>
-    <w:p>
-      <w:pPr>
-        <w:pStyle w:val="NormalWeb"/>
-      </w:pPr>
-      <w:r>
-        <w:t xml:space="preserve">A két folyamat közötti oksági irány vizsgálatához Granger-oksági tesztek kerültek alkalmazásra. A módszer azt vizsgálja, hogy az egyik idősor múltbeli értékeinek ismerete javítja-e a másik idősor előrejelzését a saját múltjára épülő modellhez képest. Ebben az értelemben az okság nem kauzális mechanizmust, hanem </w:t>
-      </w:r>
-      <w:r>
-        <w:rPr>
-          <w:rStyle w:val="Strong"/>
-        </w:rPr>
-        <w:t>időbeli előrejelző erőt</w:t>
-      </w:r>
-      <w:r>
-        <w:t xml:space="preserve"> jelent.</w:t>
-      </w:r>
-    </w:p>
-    <w:p>
-      <w:pPr>
-        <w:pStyle w:val="NormalWeb"/>
-      </w:pPr>
-      <w:r>
-        <w:t>A vizsgálat két irányban történt:</w:t>
-      </w:r>
-      <w:r>
-        <w:t xml:space="preserve"> </w:t>
-      </w:r>
-    </w:p>
-    <w:p>
-      <w:pPr>
-        <w:pStyle w:val="NormalWeb"/>
-      </w:pPr>
-      <w:r>
-        <w:rPr>
-          <w:rStyle w:val="Strong"/>
-        </w:rPr>
-        <w:t>(i) NYT-említések → mémvolumen</w:t>
-      </w:r>
-      <w:r>
-        <w:rPr>
-          <w:rStyle w:val="Strong"/>
-        </w:rPr>
-        <w:t>:</w:t>
-      </w:r>
-      <w:r>
-        <w:t xml:space="preserve"> </w:t>
-      </w:r>
-      <w:r>
-        <w:t>A tesztek egyetlen vizsgált késleltetés esetében sem mutattak 5%-os szinten szignifikáns hatást. Bár az egyhetes késleltetésnél a p-érték 0,076 körül alakul, ami gyenge kapcsolat lehetőségét vetíti előre, ez nem elegendő a nullhipotézis elutasításához. A rendelkezésre álló adatok alapján tehát nem bizonyítható, hogy a hírek intenzitása Granger-értelemben előre jelezné a későbbi mémaktivitást.</w:t>
-      </w:r>
-    </w:p>
-    <w:p>
-      <w:pPr>
-        <w:pStyle w:val="NormalWeb"/>
-      </w:pPr>
-      <w:r>
-        <w:rPr>
-          <w:rStyle w:val="Strong"/>
-        </w:rPr>
-        <w:t>(ii) mémvolumen → NYT-említések</w:t>
-      </w:r>
-      <w:r>
-        <w:t xml:space="preserve">: </w:t>
-      </w:r>
-      <w:r>
-        <w:t>Ezzel szemben az egyhetes késleltetés szignifikáns (p ≈ 0,017) eredményt adott, ami arra utal, hogy a megnövekedett mémvolumen statisztikailag kimutatható módon javítja a későbbi hírsűrűség előrejelzését. A hosszabb késleltetések esetében a hatás eltűnik, ami rövid, gyorsan lecsengő dinamikára utal: a média figyelme – legalábbis a New York Times esetében – elsősorban azonnal reagál az online aktivitás felerősödésére, és a kapcsolat nem tartós.</w:t>
-      </w:r>
-    </w:p>
-    <w:p>
-      <w:pPr>
-        <w:pStyle w:val="NormalWeb"/>
-      </w:pPr>
-      <w:r>
-        <w:t>A Granger-eredmények és a CCF eredményeinek összevetése fontos következtetéshez vezet:</w:t>
-      </w:r>
-      <w:r>
-        <w:br/>
-      </w:r>
-      <w:r>
-        <w:rPr>
-          <w:rStyle w:val="Strong"/>
-        </w:rPr>
-        <w:t>bár a nyers keresztkorreláció nem mutatott egyértelmű mintázatot, a Granger-keretben, ahol az autokorreláció hatásai kontrolláltak, kimutathatóvá válik egy rövid távú, memes → NYT irányú előrejelző kapcsolat.</w:t>
-      </w:r>
-      <w:r>
-        <w:t xml:space="preserve"> Ez azt sugallja, hogy a média bizonyos esetekben reagál a platformokon zajló aktivitásra, míg fordított irányban nem található statisztikailag alátámasztható előrejelző erő.</w:t>
-      </w:r>
-    </w:p>
-    <w:p>
-      <w:pPr>
-        <w:pStyle w:val="NormalWeb"/>
-        <w:rPr>
-          <w:lang w:val="en-HU"/>
-        </w:rPr>
-      </w:pPr>
-      <w:r>
-        <w:rPr>
-          <w:lang w:val="en-HU"/>
-        </w:rPr>
-        <w:t xml:space="preserve">A két eljárás együttes alkalmazása tehát árnyalt képet ad: a CCF vizuálisan nem mutat erős kapcsolatot, a Granger-keret azonban feltár egy rövid, egy lépéses memetikus előrejelző hatást, amely valószínűleg csak a </w:t>
-      </w:r>
-      <w:r>
-        <w:rPr>
-          <w:i/>
-          <w:iCs/>
-          <w:lang w:val="en-HU"/>
-        </w:rPr>
-        <w:t>feltételes modellezés</w:t>
-      </w:r>
-      <w:r>
-        <w:rPr>
-          <w:i/>
-          <w:iCs/>
-          <w:lang w:val="en-HU"/>
-        </w:rPr>
-        <w:t xml:space="preserve"> </w:t>
-      </w:r>
-      <w:r>
-        <w:rPr>
-          <w:lang w:val="en-HU"/>
-        </w:rPr>
-        <w:t>miatt válik kimutathatóvá.</w:t>
-      </w:r>
-      <w:r>
-        <w:rPr>
-          <w:lang w:val="en-HU"/>
-        </w:rPr>
-        <w:t xml:space="preserve"> </w:t>
-      </w:r>
-    </w:p>
-    <w:p>
-      <w:pPr>
-        <w:pStyle w:val="NormalWeb"/>
-        <w:rPr>
-          <w:lang w:val="en-HU"/>
-        </w:rPr>
-      </w:pPr>
-      <w:r>
-        <w:rPr>
-          <w:lang w:val="en-HU"/>
-        </w:rPr>
-        <w:t xml:space="preserve">Más szóval: nem a nyers együttmozgást vizsgálja, hanem azt, hogy az egyik változó múltja </w:t>
-      </w:r>
-      <w:r>
-        <w:rPr>
-          <w:b/>
-          <w:bCs/>
-          <w:lang w:val="en-HU"/>
-        </w:rPr>
-        <w:t>hozzáad-e</w:t>
-      </w:r>
-      <w:r>
-        <w:rPr>
-          <w:lang w:val="en-HU"/>
-        </w:rPr>
-        <w:t xml:space="preserve"> bármilyen plusz információt a másik változó előrejelzéséhez.</w:t>
-      </w:r>
-      <w:r>
-        <w:rPr>
-          <w:lang w:val="en-HU"/>
-        </w:rPr>
-        <w:t xml:space="preserve"> </w:t>
-      </w:r>
-      <w:r>
-        <w:lastRenderedPageBreak/>
-        <w:t>A teszt eredményei természetesen nem kauzális mechanizmust azonosítanak, hanem előrejelző struktúrát; a feltárt hatás így a média rövid távú reakciómintázataival áll összhangban, nem pedig oksági csatornákkal.</w:t>
-      </w:r>
-    </w:p>
-    <w:p>
-      <w:pPr>
-        <w:pStyle w:val="Heading2"/>
-      </w:pPr>
-      <w:r>
-        <w:t>4.5 Panel regresszió (TWFE)</w:t>
-      </w:r>
-      <w:bookmarkEnd w:id="29"/>
+        <w:t>A normalizált értékekhez minden τ pontra pointwise 95%-os konfidenciaintervallum tartozik, amely az átlag és a standard hiba alapján kerül meghatározásra. Ez a megközelítés illusztratív jellegű: nem korrigál az esetleges időbeli autokorrelációra, célja a dinamikus mintázatok vizuális feltárása.</w:t>
+      </w:r>
     </w:p>
     <w:p>
       <w:pPr>
@@ -7674,12 +7662,830 @@
           <w:ilvl w:val="0"/>
           <w:numId w:val="0"/>
         </w:numPr>
-      </w:pPr>
-      <w:bookmarkStart w:id="30" w:name="_Toc215408753"/>
+        <w:rPr>
+          <w:lang w:val="en-HU"/>
+        </w:rPr>
+      </w:pPr>
+      <w:r>
+        <w:rPr>
+          <w:lang w:val="en-HU"/>
+        </w:rPr>
+        <w:t xml:space="preserve">4.3.3 </w:t>
+      </w:r>
+      <w:r>
+        <w:t>Event</w:t>
+      </w:r>
+      <w:r>
+        <w:rPr>
+          <w:lang w:val="en-HU"/>
+        </w:rPr>
+        <w:t xml:space="preserve"> Study görbék értelmezése</w:t>
+      </w:r>
+    </w:p>
+    <w:p>
+      <w:r>
+        <w:t>A pozitív hírsokkok esetében mérsékelt, de konzisztens javulás figyelhető meg a mémvolumenben az eseményt követően: a görbe τ = 0 után enyhén pozitív irányba mozdul el. A negatív események ennél hangsúlyosabb reakciót mutatnak: a hírtónus romlásának hetében (τ = 0) a mémaktivitás éles növekedést mutat, amely az esemény utáni hetekben fokozatosan lecseng. A negatív tónus tehát nagyobb és gyorsabb mémválaszt vált ki, ami összhangban áll a közösségi média kutatásokkal, miszerint a negatív érzelmi tartalom jellemzően erősebb kollektív reakciót indukál.</w:t>
+      </w:r>
+    </w:p>
+    <w:p>
+      <w:pPr>
+        <w:rPr>
+          <w:lang w:val="en-HU"/>
+        </w:rPr>
+      </w:pPr>
+      <w:r>
+        <w:drawing>
+          <wp:inline distT="0" distB="0" distL="0" distR="0" wp14:anchorId="30777F23" wp14:editId="720254A0">
+            <wp:extent cx="3810000" cy="2540000"/>
+            <wp:effectExtent l="0" t="0" r="0" b="0"/>
+            <wp:docPr id="1041274386" name="Picture 1" descr="A graph with blue lines and white text&#10;&#10;AI-generated content may be incorrect."/>
+            <wp:cNvGraphicFramePr>
+              <a:graphicFrameLocks xmlns:a="http://schemas.openxmlformats.org/drawingml/2006/main" noChangeAspect="1"/>
+            </wp:cNvGraphicFramePr>
+            <a:graphic xmlns:a="http://schemas.openxmlformats.org/drawingml/2006/main">
+              <a:graphicData uri="http://schemas.openxmlformats.org/drawingml/2006/picture">
+                <pic:pic xmlns:pic="http://schemas.openxmlformats.org/drawingml/2006/picture">
+                  <pic:nvPicPr>
+                    <pic:cNvPr id="1041274386" name="Picture 1" descr="A graph with blue lines and white text&#10;&#10;AI-generated content may be incorrect."/>
+                    <pic:cNvPicPr/>
+                  </pic:nvPicPr>
+                  <pic:blipFill>
+                    <a:blip r:embed="rId19"/>
+                    <a:stretch>
+                      <a:fillRect/>
+                    </a:stretch>
+                  </pic:blipFill>
+                  <pic:spPr>
+                    <a:xfrm>
+                      <a:off x="0" y="0"/>
+                      <a:ext cx="3810000" cy="2540000"/>
+                    </a:xfrm>
+                    <a:prstGeom prst="rect">
+                      <a:avLst/>
+                    </a:prstGeom>
+                  </pic:spPr>
+                </pic:pic>
+              </a:graphicData>
+            </a:graphic>
+          </wp:inline>
+        </w:drawing>
+      </w:r>
+    </w:p>
+    <w:p>
+      <w:pPr>
+        <w:pStyle w:val="Caption"/>
+      </w:pPr>
+      <w:r>
+        <w:t xml:space="preserve">ábra </w:t>
+      </w:r>
+      <w:r>
+        <w:fldChar w:fldCharType="begin"/>
+      </w:r>
+      <w:r>
+        <w:instrText xml:space="preserve"> SEQ ábra \* ARABIC </w:instrText>
+      </w:r>
+      <w:r>
+        <w:fldChar w:fldCharType="separate"/>
+      </w:r>
+      <w:r>
+        <w:rPr>
+          <w:noProof/>
+        </w:rPr>
+        <w:t>9</w:t>
+      </w:r>
+      <w:r>
+        <w:fldChar w:fldCharType="end"/>
+      </w:r>
+    </w:p>
+    <w:p>
+      <w:pPr>
+        <w:pStyle w:val="Caption"/>
+      </w:pPr>
+      <w:r>
+        <w:lastRenderedPageBreak/>
+        <w:drawing>
+          <wp:inline distT="0" distB="0" distL="0" distR="0" wp14:anchorId="01EEFD41" wp14:editId="7DB8E98E">
+            <wp:extent cx="3810000" cy="2540000"/>
+            <wp:effectExtent l="0" t="0" r="0" b="0"/>
+            <wp:docPr id="2026882578" name="Picture 1" descr="A graph with blue lines and white text&#10;&#10;AI-generated content may be incorrect."/>
+            <wp:cNvGraphicFramePr>
+              <a:graphicFrameLocks xmlns:a="http://schemas.openxmlformats.org/drawingml/2006/main" noChangeAspect="1"/>
+            </wp:cNvGraphicFramePr>
+            <a:graphic xmlns:a="http://schemas.openxmlformats.org/drawingml/2006/main">
+              <a:graphicData uri="http://schemas.openxmlformats.org/drawingml/2006/picture">
+                <pic:pic xmlns:pic="http://schemas.openxmlformats.org/drawingml/2006/picture">
+                  <pic:nvPicPr>
+                    <pic:cNvPr id="2026882578" name="Picture 1" descr="A graph with blue lines and white text&#10;&#10;AI-generated content may be incorrect."/>
+                    <pic:cNvPicPr/>
+                  </pic:nvPicPr>
+                  <pic:blipFill>
+                    <a:blip r:embed="rId20"/>
+                    <a:stretch>
+                      <a:fillRect/>
+                    </a:stretch>
+                  </pic:blipFill>
+                  <pic:spPr>
+                    <a:xfrm>
+                      <a:off x="0" y="0"/>
+                      <a:ext cx="3810000" cy="2540000"/>
+                    </a:xfrm>
+                    <a:prstGeom prst="rect">
+                      <a:avLst/>
+                    </a:prstGeom>
+                  </pic:spPr>
+                </pic:pic>
+              </a:graphicData>
+            </a:graphic>
+          </wp:inline>
+        </w:drawing>
+      </w:r>
+    </w:p>
+    <w:p>
+      <w:pPr>
+        <w:pStyle w:val="Caption"/>
+      </w:pPr>
+      <w:r>
+        <w:t xml:space="preserve">ábra </w:t>
+      </w:r>
+      <w:r>
+        <w:fldChar w:fldCharType="begin"/>
+      </w:r>
+      <w:r>
+        <w:instrText xml:space="preserve"> SEQ ábra \* ARABIC </w:instrText>
+      </w:r>
+      <w:r>
+        <w:fldChar w:fldCharType="separate"/>
+      </w:r>
+      <w:r>
+        <w:rPr>
+          <w:noProof/>
+        </w:rPr>
+        <w:t>10</w:t>
+      </w:r>
+      <w:r>
+        <w:fldChar w:fldCharType="end"/>
+      </w:r>
+    </w:p>
+    <w:p>
+      <w:pPr>
+        <w:pStyle w:val="Heading3"/>
+        <w:numPr>
+          <w:ilvl w:val="0"/>
+          <w:numId w:val="0"/>
+        </w:numPr>
+      </w:pPr>
+      <w:bookmarkStart w:id="27" w:name="_Toc215408747"/>
+      <w:r>
+        <w:t>4.3.3 Placebo benchmark és Event − Placebo különbség</w:t>
+      </w:r>
+      <w:bookmarkEnd w:id="27"/>
+    </w:p>
+    <w:p>
+      <w:pPr>
+        <w:rPr>
+          <w:lang w:val="en-HU"/>
+        </w:rPr>
+      </w:pPr>
+      <w:r>
+        <w:rPr>
+          <w:lang w:val="en-HU"/>
+        </w:rPr>
+        <w:t>A becslések érvényességének ellenőrzésére placebo-alapú összehasonlítás készült. Minden valódi eseményhez kiválasztásra kerül egy ugyanolyan vállalathoz tartozó, ±3 héten kívüli hét, amely a New York Times-említések szintje alapján azonos médiakitettséget mutat. A placeboazonosítás vállalaton belül marad, így kontroll alatt maradnak a vállalatspecifikus ciklusok és hosszabb távú trendek.</w:t>
+      </w:r>
+    </w:p>
+    <w:p>
+      <w:pPr>
+        <w:rPr>
+          <w:lang w:val="en-HU"/>
+        </w:rPr>
+      </w:pPr>
+      <w:r>
+        <w:rPr>
+          <w:lang w:val="en-HU"/>
+        </w:rPr>
+        <w:t>A placeboh</w:t>
+      </w:r>
+      <w:r>
+        <w:rPr>
+          <w:lang w:val="en-HU"/>
+        </w:rPr>
+        <w:t>e</w:t>
+      </w:r>
+      <w:r>
+        <w:rPr>
+          <w:lang w:val="en-HU"/>
+        </w:rPr>
+        <w:t>tek köré ugyanúgy felépül az eseményablak, majd az eseményekhez és placeboh</w:t>
+      </w:r>
+      <w:r>
+        <w:rPr>
+          <w:lang w:val="en-HU"/>
+        </w:rPr>
+        <w:t>e</w:t>
+      </w:r>
+      <w:r>
+        <w:rPr>
+          <w:lang w:val="en-HU"/>
+        </w:rPr>
+        <w:t>tekhez tartozó átlagos reakciógörbék különbsége (Event − Placebo) kerül értékelésre. Ez teszi lehetővé, hogy a hírintenzitás általános hatását leválasszuk a hírtónus hirtelen, szokatlan elmozdulásához köthető tényleges sokkhatásról.</w:t>
+      </w:r>
+    </w:p>
+    <w:p>
+      <w:pPr>
+        <w:rPr>
+          <w:lang w:val="en-HU"/>
+        </w:rPr>
+      </w:pPr>
+      <w:r>
+        <w:rPr>
+          <w:lang w:val="en-HU"/>
+        </w:rPr>
+        <w:t>A placebo</w:t>
+      </w:r>
+      <w:r>
+        <w:rPr>
+          <w:lang w:val="en-HU"/>
+        </w:rPr>
+        <w:t>he</w:t>
+      </w:r>
+      <w:r>
+        <w:rPr>
+          <w:lang w:val="en-HU"/>
+        </w:rPr>
+        <w:t xml:space="preserve">tekből képzett eseményablakok </w:t>
+      </w:r>
+      <w:r>
+        <w:rPr>
+          <w:b/>
+          <w:bCs/>
+          <w:lang w:val="en-HU"/>
+        </w:rPr>
+        <w:t>nem mutatnak szisztematikus törést</w:t>
+      </w:r>
+      <w:r>
+        <w:rPr>
+          <w:lang w:val="en-HU"/>
+        </w:rPr>
+        <w:t xml:space="preserve"> τ = 0 körül. A görbék zajosak, a konfidenciaintervallumok szélesek, és jellemzően átfedik a nullát. Ez arra utal, hogy a puszta médiamegjelenési intenzitás </w:t>
+      </w:r>
+      <w:r>
+        <w:rPr>
+          <w:b/>
+          <w:bCs/>
+          <w:lang w:val="en-HU"/>
+        </w:rPr>
+        <w:t>nem generál önmagában eseményszerű reakciót</w:t>
+      </w:r>
+      <w:r>
+        <w:rPr>
+          <w:lang w:val="en-HU"/>
+        </w:rPr>
+        <w:t xml:space="preserve"> a mémvolumenben.</w:t>
+      </w:r>
+    </w:p>
+    <w:p>
+      <w:pPr>
+        <w:rPr>
+          <w:lang w:val="en-HU"/>
+        </w:rPr>
+      </w:pPr>
+      <w:r>
+        <w:rPr>
+          <w:lang w:val="en-HU"/>
+        </w:rPr>
+        <w:t xml:space="preserve">Ezzel szemben a tényleges eseménygörbék és a placebo-görbék különbsége már a hírtónusváltozás valódi hatását ragadja meg. A </w:t>
+      </w:r>
+      <w:r>
+        <w:rPr>
+          <w:b/>
+          <w:bCs/>
+          <w:lang w:val="en-HU"/>
+        </w:rPr>
+        <w:t>negatív hírsokkok</w:t>
+      </w:r>
+      <w:r>
+        <w:rPr>
+          <w:lang w:val="en-HU"/>
+        </w:rPr>
+        <w:t xml:space="preserve"> esetében a τ = 0 körüli eltérés markánsan pozitív, világosan elkülönül a placebohatástól, és az utóhatás is rendezett, jól értelmezhető mintázatot mutat. A </w:t>
+      </w:r>
+      <w:r>
+        <w:rPr>
+          <w:b/>
+          <w:bCs/>
+          <w:lang w:val="en-HU"/>
+        </w:rPr>
+        <w:t>pozitív események</w:t>
+      </w:r>
+      <w:r>
+        <w:rPr>
+          <w:lang w:val="en-HU"/>
+        </w:rPr>
+        <w:t xml:space="preserve"> esetében ugyanez kisebb amplitúdóval jelenik meg, de a dinamika továbbra is konzisztens és elkülönül a placebo-görbéktől.</w:t>
+      </w:r>
+    </w:p>
+    <w:p>
+      <w:pPr>
+        <w:ind w:firstLine="0"/>
+        <w:rPr>
+          <w:lang w:val="en-HU"/>
+        </w:rPr>
+      </w:pPr>
+      <w:r>
+        <w:rPr>
+          <w:lang w:val="en-HU"/>
+        </w:rPr>
+        <w:lastRenderedPageBreak/>
+        <w:t xml:space="preserve">A placeboanalízis tehát egyértelműen megerősíti, hogy a fő Event Study ábrán látható dinamika </w:t>
+      </w:r>
+      <w:r>
+        <w:rPr>
+          <w:b/>
+          <w:bCs/>
+          <w:lang w:val="en-HU"/>
+        </w:rPr>
+        <w:t>nem</w:t>
+      </w:r>
+      <w:r>
+        <w:rPr>
+          <w:lang w:val="en-HU"/>
+        </w:rPr>
+        <w:t xml:space="preserve"> magyarázható a médiakitettség általános változásaival. A mémaktivitás fokozódása elsődlegesen a hírtónus hirtelen és vállalaton belül rendkívüli elmozdulásához kapcsolódik, nem pedig a cikkek számának ingadozásához.</w:t>
+      </w:r>
+    </w:p>
+    <w:p>
+      <w:pPr>
+        <w:keepNext/>
+        <w:ind w:firstLine="0"/>
+        <w:jc w:val="center"/>
+      </w:pPr>
+      <w:r>
+        <w:rPr>
+          <w:lang w:val="en-HU"/>
+        </w:rPr>
+        <w:drawing>
+          <wp:inline distT="0" distB="0" distL="0" distR="0" wp14:anchorId="5302FAEE" wp14:editId="2D716BC4">
+            <wp:extent cx="3810000" cy="2540000"/>
+            <wp:effectExtent l="0" t="0" r="0" b="0"/>
+            <wp:docPr id="1511674719" name="Picture 1" descr="A graph with a line and a line&#10;&#10;AI-generated content may be incorrect."/>
+            <wp:cNvGraphicFramePr>
+              <a:graphicFrameLocks xmlns:a="http://schemas.openxmlformats.org/drawingml/2006/main" noChangeAspect="1"/>
+            </wp:cNvGraphicFramePr>
+            <a:graphic xmlns:a="http://schemas.openxmlformats.org/drawingml/2006/main">
+              <a:graphicData uri="http://schemas.openxmlformats.org/drawingml/2006/picture">
+                <pic:pic xmlns:pic="http://schemas.openxmlformats.org/drawingml/2006/picture">
+                  <pic:nvPicPr>
+                    <pic:cNvPr id="1511674719" name="Picture 1" descr="A graph with a line and a line&#10;&#10;AI-generated content may be incorrect."/>
+                    <pic:cNvPicPr/>
+                  </pic:nvPicPr>
+                  <pic:blipFill>
+                    <a:blip r:embed="rId21"/>
+                    <a:stretch>
+                      <a:fillRect/>
+                    </a:stretch>
+                  </pic:blipFill>
+                  <pic:spPr>
+                    <a:xfrm>
+                      <a:off x="0" y="0"/>
+                      <a:ext cx="3810000" cy="2540000"/>
+                    </a:xfrm>
+                    <a:prstGeom prst="rect">
+                      <a:avLst/>
+                    </a:prstGeom>
+                  </pic:spPr>
+                </pic:pic>
+              </a:graphicData>
+            </a:graphic>
+          </wp:inline>
+        </w:drawing>
+      </w:r>
+    </w:p>
+    <w:p>
+      <w:pPr>
+        <w:pStyle w:val="Caption"/>
+      </w:pPr>
+      <w:r>
+        <w:t xml:space="preserve">ábra </w:t>
+      </w:r>
+      <w:r>
+        <w:fldChar w:fldCharType="begin"/>
+      </w:r>
+      <w:r>
+        <w:instrText xml:space="preserve"> SEQ ábra \* ARABIC </w:instrText>
+      </w:r>
+      <w:r>
+        <w:fldChar w:fldCharType="separate"/>
+      </w:r>
+      <w:r>
+        <w:rPr>
+          <w:noProof/>
+        </w:rPr>
+        <w:t>11</w:t>
+      </w:r>
+      <w:r>
+        <w:fldChar w:fldCharType="end"/>
+      </w:r>
+    </w:p>
+    <w:p>
+      <w:pPr>
+        <w:keepNext/>
+        <w:ind w:firstLine="0"/>
+        <w:jc w:val="center"/>
+      </w:pPr>
+      <w:r>
+        <w:rPr>
+          <w:lang w:val="en-HU"/>
+        </w:rPr>
+        <w:drawing>
+          <wp:inline distT="0" distB="0" distL="0" distR="0" wp14:anchorId="2710C302" wp14:editId="73401903">
+            <wp:extent cx="3810000" cy="2540000"/>
+            <wp:effectExtent l="0" t="0" r="0" b="0"/>
+            <wp:docPr id="2101926023" name="Picture 1" descr="A graph with a line and a dotted line&#10;&#10;AI-generated content may be incorrect."/>
+            <wp:cNvGraphicFramePr>
+              <a:graphicFrameLocks xmlns:a="http://schemas.openxmlformats.org/drawingml/2006/main" noChangeAspect="1"/>
+            </wp:cNvGraphicFramePr>
+            <a:graphic xmlns:a="http://schemas.openxmlformats.org/drawingml/2006/main">
+              <a:graphicData uri="http://schemas.openxmlformats.org/drawingml/2006/picture">
+                <pic:pic xmlns:pic="http://schemas.openxmlformats.org/drawingml/2006/picture">
+                  <pic:nvPicPr>
+                    <pic:cNvPr id="2101926023" name="Picture 1" descr="A graph with a line and a dotted line&#10;&#10;AI-generated content may be incorrect."/>
+                    <pic:cNvPicPr/>
+                  </pic:nvPicPr>
+                  <pic:blipFill>
+                    <a:blip r:embed="rId22"/>
+                    <a:stretch>
+                      <a:fillRect/>
+                    </a:stretch>
+                  </pic:blipFill>
+                  <pic:spPr>
+                    <a:xfrm>
+                      <a:off x="0" y="0"/>
+                      <a:ext cx="3810000" cy="2540000"/>
+                    </a:xfrm>
+                    <a:prstGeom prst="rect">
+                      <a:avLst/>
+                    </a:prstGeom>
+                  </pic:spPr>
+                </pic:pic>
+              </a:graphicData>
+            </a:graphic>
+          </wp:inline>
+        </w:drawing>
+      </w:r>
+    </w:p>
+    <w:p>
+      <w:pPr>
+        <w:pStyle w:val="Caption"/>
+        <w:rPr>
+          <w:lang w:val="en-HU"/>
+        </w:rPr>
+      </w:pPr>
+      <w:r>
+        <w:t xml:space="preserve">ábra </w:t>
+      </w:r>
+      <w:r>
+        <w:fldChar w:fldCharType="begin"/>
+      </w:r>
+      <w:r>
+        <w:instrText xml:space="preserve"> SEQ ábra \* ARABIC </w:instrText>
+      </w:r>
+      <w:r>
+        <w:fldChar w:fldCharType="separate"/>
+      </w:r>
+      <w:r>
+        <w:rPr>
+          <w:noProof/>
+        </w:rPr>
+        <w:t>12</w:t>
+      </w:r>
+      <w:r>
+        <w:fldChar w:fldCharType="end"/>
+      </w:r>
+    </w:p>
+    <w:p>
+      <w:r>
+        <w:t xml:space="preserve">További diagnosztikai ellenőrzések a függelékben találhatóak </w:t>
+      </w:r>
+      <w:r>
+        <w:t>(</w:t>
+      </w:r>
+      <w:r>
+        <w:t>5.</w:t>
+      </w:r>
+      <w:r>
+        <w:t>5</w:t>
+      </w:r>
+      <w:r>
+        <w:t>.</w:t>
+      </w:r>
+      <w:r>
+        <w:t>).</w:t>
+      </w:r>
+      <w:r>
+        <w:t xml:space="preserve"> </w:t>
+      </w:r>
+      <w:r>
+        <w:t xml:space="preserve"> </w:t>
+      </w:r>
+    </w:p>
+    <w:p>
+      <w:pPr>
+        <w:pStyle w:val="Heading2"/>
+        <w:rPr>
+          <w:sz w:val="48"/>
+          <w:szCs w:val="48"/>
+          <w:lang w:eastAsia="en-GB"/>
+        </w:rPr>
+      </w:pPr>
+      <w:bookmarkStart w:id="28" w:name="_Toc215408752"/>
+      <w:r>
+        <w:rPr>
+          <w:rStyle w:val="Strong"/>
+          <w:b w:val="0"/>
+          <w:bCs w:val="0"/>
+        </w:rPr>
+        <w:lastRenderedPageBreak/>
+        <w:t>4.4 Cross-correlation és Granger-tesztek</w:t>
+      </w:r>
+    </w:p>
+    <w:p>
+      <w:pPr>
+        <w:pStyle w:val="Heading2"/>
+      </w:pPr>
+      <w:r>
+        <w:rPr>
+          <w:rStyle w:val="Strong"/>
+          <w:b w:val="0"/>
+          <w:bCs w:val="0"/>
+        </w:rPr>
+        <w:t>4.4.1 Cross-correlation (CCF) elemzés</w:t>
+      </w:r>
+    </w:p>
+    <w:p>
+      <w:pPr>
+        <w:pStyle w:val="NormalWeb"/>
+        <w:rPr>
+          <w:lang w:val="en-US"/>
+        </w:rPr>
+      </w:pPr>
+      <w:r>
+        <w:t>A New York Times-említések és a mémaktivitás időbeli kapcsolatának feltárására keresztkorrelációs elemzés (Cross-Correlation Function, CCF) készült. A módszer célja annak megvizsgálása, hogy a hírek intenzitása és a mémvolumen normalizált (z-score) értékei között kimutatható-e olyan időbeli együttmozgás, amely a két folyamat között vezető–követő struktúrára utal. A CCF a NYT-említések különböző késleltetett értékei és a mémvolumen közötti korrelációt méri, így alkalmas a lehetséges lead–lag mintázatok feltárására.</w:t>
+      </w:r>
+    </w:p>
+    <w:p>
+      <w:pPr>
+        <w:pStyle w:val="NormalWeb"/>
+      </w:pPr>
+      <w:r>
+        <w:t>Az eredmények alapján a keresztkorrelációs értékek egyik vizsgált lag esetében sem mutatnak statisztikailag vagy vizuálisan értelmezhető erős kapcsolatot. A korrelációs értékek minden késleltetésnél közel a nullához adódnak, a hozzájuk tartozó konfidenciaintervallumok pedig szélesek, ami a két változó közötti gyenge és zajos kapcsolatot jelzi. A CCF tehát nem tárt fel olyan egyértelmű mintázatot, amely alapján a hírek időben követnék a mémvolument, vagy fordítva: a nyilvánosság platformon megjelenő aktivitási hullámai előre jeleznék a későbbi médiamegjelenést.</w:t>
+      </w:r>
+    </w:p>
+    <w:p>
+      <w:pPr>
+        <w:pStyle w:val="NormalWeb"/>
+        <w:rPr>
+          <w:lang w:val="en-HU"/>
+        </w:rPr>
+      </w:pPr>
+      <w:r>
+        <w:t xml:space="preserve">Fontos megjegyezni, hogy a keresztkorreláció a nyers időbeli együttmozgást méri, és nem kontrollál az egyes idősorok autokorrelációjára, illetve trendszerkezetére. Így előfordulhat, hogy a valódi, gyenge prediktív kapcsolat a nyers korrelációs függvényben nem jelenik meg, különösen akkor, ha az adatok zajosak vagy a hatás csak feltételes modellezés mellett észlelhető. </w:t>
+      </w:r>
+      <w:r>
+        <w:rPr>
+          <w:lang w:val="en-HU"/>
+        </w:rPr>
+        <w:t xml:space="preserve">A </w:t>
+      </w:r>
+      <w:r>
+        <w:rPr>
+          <w:i/>
+          <w:iCs/>
+          <w:lang w:val="en-HU"/>
+        </w:rPr>
+        <w:t>feltételes modellezés</w:t>
+      </w:r>
+      <w:r>
+        <w:rPr>
+          <w:lang w:val="en-HU"/>
+        </w:rPr>
+        <w:t xml:space="preserve"> olyan eljárást jelöl, amelyben a modell figyelembe veszi az idősor saját múltbeli mintázatait (például autokorrelációját), és a vizsgált kapcsolatot ezek kontrollálása mellett azonosítja. </w:t>
+      </w:r>
+    </w:p>
+    <w:p>
+      <w:pPr>
+        <w:pStyle w:val="NormalWeb"/>
+      </w:pPr>
+      <w:r>
+        <w:t>Ennek megfelelően a CCF nem szolgált egyértelmű bizonyítékkal sem a hírek → mémek, sem a mémek → hírek irányú dinamikára, ezért szükségessé vált az oksági viszonyok formálisabb Granger-keretben történő tesztelése.</w:t>
+      </w:r>
+    </w:p>
+    <w:p>
+      <w:pPr>
+        <w:pStyle w:val="Heading2"/>
+      </w:pPr>
+      <w:r>
+        <w:rPr>
+          <w:rStyle w:val="Strong"/>
+          <w:b w:val="0"/>
+          <w:bCs w:val="0"/>
+        </w:rPr>
+        <w:t>4.4.2 Granger-tesztek a mémvolumen és a hírsűrűség között</w:t>
+      </w:r>
+    </w:p>
+    <w:p>
+      <w:pPr>
+        <w:pStyle w:val="NormalWeb"/>
+      </w:pPr>
+      <w:r>
+        <w:t xml:space="preserve">A két folyamat közötti oksági irány vizsgálatához Granger-oksági tesztek kerültek alkalmazásra. A módszer azt vizsgálja, hogy az egyik idősor múltbeli értékeinek ismerete </w:t>
+      </w:r>
+      <w:r>
+        <w:lastRenderedPageBreak/>
+        <w:t xml:space="preserve">javítja-e a másik idősor előrejelzését a saját múltjára épülő modellhez képest. Ebben az értelemben az okság nem kauzális mechanizmust, hanem </w:t>
+      </w:r>
+      <w:r>
+        <w:rPr>
+          <w:rStyle w:val="Strong"/>
+        </w:rPr>
+        <w:t>időbeli előrejelző erőt</w:t>
+      </w:r>
+      <w:r>
+        <w:t xml:space="preserve"> jelent.</w:t>
+      </w:r>
+    </w:p>
+    <w:p>
+      <w:pPr>
+        <w:pStyle w:val="NormalWeb"/>
+      </w:pPr>
+      <w:r>
+        <w:t>A vizsgálat két irányban történt:</w:t>
+      </w:r>
+      <w:r>
+        <w:t xml:space="preserve"> </w:t>
+      </w:r>
+    </w:p>
+    <w:p>
+      <w:pPr>
+        <w:pStyle w:val="NormalWeb"/>
+      </w:pPr>
+      <w:r>
+        <w:rPr>
+          <w:rStyle w:val="Strong"/>
+        </w:rPr>
+        <w:t>(i) NYT-említések → mémvolumen</w:t>
+      </w:r>
+      <w:r>
+        <w:rPr>
+          <w:rStyle w:val="Strong"/>
+        </w:rPr>
+        <w:t>:</w:t>
+      </w:r>
+      <w:r>
+        <w:t xml:space="preserve"> </w:t>
+      </w:r>
+      <w:r>
+        <w:t>A tesztek egyetlen vizsgált késleltetés esetében sem mutattak 5%-os szinten szignifikáns hatást. Bár az egyhetes késleltetésnél a p-érték 0,076 körül alakul, ami gyenge kapcsolat lehetőségét vetíti előre, ez nem elegendő a nullhipotézis elutasításához. A rendelkezésre álló adatok alapján tehát nem bizonyítható, hogy a hírek intenzitása Granger-értelemben előre jelezné a későbbi mémaktivitást.</w:t>
+      </w:r>
+    </w:p>
+    <w:p>
+      <w:pPr>
+        <w:pStyle w:val="NormalWeb"/>
+      </w:pPr>
+      <w:r>
+        <w:rPr>
+          <w:rStyle w:val="Strong"/>
+        </w:rPr>
+        <w:t>(ii) mémvolumen → NYT-említések</w:t>
+      </w:r>
+      <w:r>
+        <w:t xml:space="preserve">: </w:t>
+      </w:r>
+      <w:r>
+        <w:t>Ezzel szemben az egyhetes késleltetés szignifikáns (p ≈ 0,017) eredményt adott, ami arra utal, hogy a megnövekedett mémvolumen statisztikailag kimutatható módon javítja a későbbi hírsűrűség előrejelzését. A hosszabb késleltetések esetében a hatás eltűnik, ami rövid, gyorsan lecsengő dinamikára utal: a média figyelme – legalábbis a New York Times esetében – elsősorban azonnal reagál az online aktivitás felerősödésére, és a kapcsolat nem tartós.</w:t>
+      </w:r>
+    </w:p>
+    <w:p>
+      <w:pPr>
+        <w:pStyle w:val="NormalWeb"/>
+      </w:pPr>
+      <w:r>
+        <w:t>A Granger-eredmények és a CCF eredményeinek összevetése fontos következtetéshez vezet:</w:t>
+      </w:r>
+      <w:r>
+        <w:br/>
+      </w:r>
+      <w:r>
+        <w:rPr>
+          <w:rStyle w:val="Strong"/>
+        </w:rPr>
+        <w:t>bár a nyers keresztkorreláció nem mutatott egyértelmű mintázatot, a Granger-keretben, ahol az autokorreláció hatásai kontrolláltak, kimutathatóvá válik egy rövid távú, memes → NYT irányú előrejelző kapcsolat.</w:t>
+      </w:r>
+      <w:r>
+        <w:t xml:space="preserve"> Ez azt sugallja, hogy a média bizonyos esetekben reagál a platformokon zajló aktivitásra, míg fordított irányban nem található statisztikailag alátámasztható előrejelző erő.</w:t>
+      </w:r>
+    </w:p>
+    <w:p>
+      <w:pPr>
+        <w:pStyle w:val="NormalWeb"/>
+        <w:rPr>
+          <w:lang w:val="en-HU"/>
+        </w:rPr>
+      </w:pPr>
+      <w:r>
+        <w:rPr>
+          <w:lang w:val="en-HU"/>
+        </w:rPr>
+        <w:t xml:space="preserve">A két eljárás együttes alkalmazása tehát árnyalt képet ad: a CCF vizuálisan nem mutat erős kapcsolatot, a Granger-keret azonban feltár egy rövid, egy lépéses memetikus előrejelző hatást, amely valószínűleg csak a </w:t>
+      </w:r>
+      <w:r>
+        <w:rPr>
+          <w:i/>
+          <w:iCs/>
+          <w:lang w:val="en-HU"/>
+        </w:rPr>
+        <w:t>feltételes modellezés</w:t>
+      </w:r>
+      <w:r>
+        <w:rPr>
+          <w:i/>
+          <w:iCs/>
+          <w:lang w:val="en-HU"/>
+        </w:rPr>
+        <w:t xml:space="preserve"> </w:t>
+      </w:r>
+      <w:r>
+        <w:rPr>
+          <w:lang w:val="en-HU"/>
+        </w:rPr>
+        <w:t>miatt válik kimutathatóvá.</w:t>
+      </w:r>
+      <w:r>
+        <w:rPr>
+          <w:lang w:val="en-HU"/>
+        </w:rPr>
+        <w:t xml:space="preserve"> </w:t>
+      </w:r>
+    </w:p>
+    <w:p>
+      <w:pPr>
+        <w:pStyle w:val="NormalWeb"/>
+        <w:rPr>
+          <w:lang w:val="en-HU"/>
+        </w:rPr>
+      </w:pPr>
+      <w:r>
+        <w:rPr>
+          <w:lang w:val="en-HU"/>
+        </w:rPr>
+        <w:t xml:space="preserve">Más szóval: nem a nyers együttmozgást vizsgálja, hanem azt, hogy az egyik változó múltja </w:t>
+      </w:r>
+      <w:r>
+        <w:rPr>
+          <w:b/>
+          <w:bCs/>
+          <w:lang w:val="en-HU"/>
+        </w:rPr>
+        <w:t>hozzáad-e</w:t>
+      </w:r>
+      <w:r>
+        <w:rPr>
+          <w:lang w:val="en-HU"/>
+        </w:rPr>
+        <w:t xml:space="preserve"> bármilyen plusz információt a másik változó előrejelzéséhez.</w:t>
+      </w:r>
+      <w:r>
+        <w:rPr>
+          <w:lang w:val="en-HU"/>
+        </w:rPr>
+        <w:t xml:space="preserve"> </w:t>
+      </w:r>
+      <w:r>
+        <w:t>A teszt eredményei természetesen nem kauzális mechanizmust azonosítanak, hanem előrejelző struktúrát; a feltárt hatás így a média rövid távú reakciómintázataival áll összhangban, nem pedig oksági csatornákkal.</w:t>
+      </w:r>
+    </w:p>
+    <w:p>
+      <w:pPr>
+        <w:pStyle w:val="Heading2"/>
+      </w:pPr>
+      <w:r>
+        <w:lastRenderedPageBreak/>
+        <w:t>4.5 Panel regresszió (TWFE)</w:t>
+      </w:r>
+      <w:bookmarkEnd w:id="28"/>
+    </w:p>
+    <w:p>
+      <w:pPr>
+        <w:pStyle w:val="Heading3"/>
+        <w:numPr>
+          <w:ilvl w:val="0"/>
+          <w:numId w:val="0"/>
+        </w:numPr>
+      </w:pPr>
+      <w:bookmarkStart w:id="29" w:name="_Toc215408753"/>
       <w:r>
         <w:t>4.5.1 Modell specifikáció</w:t>
       </w:r>
-      <w:bookmarkEnd w:id="30"/>
+      <w:bookmarkEnd w:id="29"/>
     </w:p>
     <w:p>
       <w:r>
@@ -7710,16 +8516,16 @@
     </w:p>
     <w:p>
       <w:r>
-        <w:t xml:space="preserve">A hírsentiment csak azokban a hetekben rendelkezik értékkel, amelyekben az adott márkáról legalább egy New York Times-cikk megjelent. A sentimentváltozó lefedettsége ezért nem teljes: a tárgyhéten a brand–hetek körülbelül 44%-ában, míg az aktuális héttel és a késleltetett értékekkel együtt vizsgált többhetes ablakban mindössze mintegy 23,5%-ában áll rendelkezésre. Ez a hiányosság azt eredményezi, hogy a sentimentre épülő specifikációk szükségszerűen kisebb és szelektált mintán becsülhetők, </w:t>
+        <w:t>A hírsentiment csak azokban a hetekben rendelkezik értékkel, amelyekben az adott márkáról legalább egy New York Times-cikk megjelent. A sentimentváltozó lefedettsége ezért nem teljes: a tárgyhéten a brand–hetek körülbelül 44%-ában, míg az aktuális héttel és a késleltetett értékekkel együtt vizsgált többhetes ablakban mindössze mintegy 23,5%-ában áll rendelkezésre. Ez a hiányosság azt eredményezi, hogy a sentimentre épülő specifikációk szükségszerűen kisebb és szelektált mintán becsülhetők, ami összehasonlíthatósági problémákat vetne fel, ha kizárólag ezekre támaszkodna az elemzés.</w:t>
+      </w:r>
+    </w:p>
+    <w:p>
+      <w:r>
+        <w:t xml:space="preserve">A mintaredukció torzító hatásainak elkerülése és a teljes panel információtartalmának megőrzése érdekében két modellcsalád kerül becslésre. A </w:t>
       </w:r>
       <w:r>
         <w:lastRenderedPageBreak/>
-        <w:t>ami összehasonlíthatósági problémákat vetne fel, ha kizárólag ezekre támaszkodna az elemzés.</w:t>
-      </w:r>
-    </w:p>
-    <w:p>
-      <w:r>
-        <w:t>A mintaredukció torzító hatásainak elkerülése és a teljes panel információtartalmának megőrzése érdekében két modellcsalád kerül becslésre. A „mention-only” modellek az összes megfigyelt brand–hetet felhasználják, és a NYT-említések késleltetett értékei a cikkhiányt egyszerűen nullával jelzik. Ez a konstrukció lehetővé teszi, hogy a teljes mintán értékelhető legyen a médiamegjelenés ténye mint expozíció, függetlenül annak érzelmi tartalmától. A „with sentiment” modellek ezzel szemben kizárólag azokat a megfigyeléseket tartják meg, amelyekben a sentimentérték az adott lagablakon belül minden héten rendelkezésre áll, így ezek célzottan a hírek érzelmi irányultságának hatását azonosítják. A két modellcsalád párhuzamos használata biztosítja, hogy elkülöníthető legyen a médiamegjelenés puszta tényének hatása a sentiment által hordozott többletinformációtól, miközben megmarad a becslések közötti teljes körű összehasonlíthatóság.</w:t>
+        <w:t>„mention-only” modellek az összes megfigyelt brand–hetet felhasználják, és a NYT-említések késleltetett értékei a cikkhiányt egyszerűen nullával jelzik. Ez a konstrukció lehetővé teszi, hogy a teljes mintán értékelhető legyen a médiamegjelenés ténye mint expozíció, függetlenül annak érzelmi tartalmától. A „with sentiment” modellek ezzel szemben kizárólag azokat a megfigyeléseket tartják meg, amelyekben a sentimentérték az adott lagablakon belül minden héten rendelkezésre áll, így ezek célzottan a hírek érzelmi irányultságának hatását azonosítják. A két modellcsalád párhuzamos használata biztosítja, hogy elkülöníthető legyen a médiamegjelenés puszta tényének hatása a sentiment által hordozott többletinformációtól, miközben megmarad a becslések közötti teljes körű összehasonlíthatóság.</w:t>
       </w:r>
     </w:p>
     <w:p>
@@ -7877,7 +8683,7 @@
           </m:sub>
         </m:sSub>
       </m:oMath>
-      <w:bookmarkStart w:id="31" w:name="_Toc332797397"/>
+      <w:bookmarkStart w:id="30" w:name="_Toc332797397"/>
       <w:r>
         <w:t xml:space="preserve"> </w:t>
       </w:r>
@@ -7900,7 +8706,7 @@
           <w:szCs w:val="24"/>
         </w:rPr>
       </w:pPr>
-      <w:bookmarkStart w:id="32" w:name="_Toc215408754"/>
+      <w:bookmarkStart w:id="31" w:name="_Toc215408754"/>
       <w:r>
         <w:rPr>
           <w:rFonts w:cs="Times New Roman"/>
@@ -7908,224 +8714,65 @@
           <w:sz w:val="24"/>
           <w:szCs w:val="24"/>
         </w:rPr>
-        <w:lastRenderedPageBreak/>
         <w:t>A becslésből származó koefficienspályák minden kimeneti változóra és minden lagablakra külön kerülnek exportálásra, és ezek szolgálnak alapul a későbbi grafikus és táblázatos eredményösszegzésekhez.</w:t>
       </w:r>
+      <w:bookmarkEnd w:id="31"/>
+    </w:p>
+    <w:p>
+      <w:pPr>
+        <w:pStyle w:val="Heading2"/>
+      </w:pPr>
+      <w:r>
+        <w:t>4.5.2 Eredmények és értelmezés</w:t>
+      </w:r>
+    </w:p>
+    <w:p>
+      <w:pPr>
+        <w:ind w:left="720" w:firstLine="0"/>
+      </w:pPr>
+    </w:p>
+    <w:p>
+      <w:pPr>
+        <w:pStyle w:val="Heading2"/>
+      </w:pPr>
+      <w:bookmarkStart w:id="32" w:name="_Toc215408755"/>
+      <w:r>
+        <w:t>4.6 Összegzés és következtetések</w:t>
+      </w:r>
       <w:bookmarkEnd w:id="32"/>
     </w:p>
     <w:p>
       <w:pPr>
-        <w:pStyle w:val="Heading2"/>
-      </w:pPr>
-      <w:r>
-        <w:t>4.5.2 Eredmények és értelmezés</w:t>
-      </w:r>
-    </w:p>
-    <w:p>
-      <w:r>
-        <w:rPr>
-          <w:noProof/>
-        </w:rPr>
-        <w:drawing>
-          <wp:inline distT="0" distB="0" distL="0" distR="0" wp14:anchorId="35EE87B5" wp14:editId="78C0BD4D">
-            <wp:extent cx="4320254" cy="2880000"/>
-            <wp:effectExtent l="0" t="0" r="0" b="3175"/>
-            <wp:docPr id="62551325" name="Picture 39" descr="A graph with a line and a line&#10;&#10;AI-generated content may be incorrect."/>
-            <wp:cNvGraphicFramePr>
-              <a:graphicFrameLocks xmlns:a="http://schemas.openxmlformats.org/drawingml/2006/main" noChangeAspect="1"/>
-            </wp:cNvGraphicFramePr>
-            <a:graphic xmlns:a="http://schemas.openxmlformats.org/drawingml/2006/main">
-              <a:graphicData uri="http://schemas.openxmlformats.org/drawingml/2006/picture">
-                <pic:pic xmlns:pic="http://schemas.openxmlformats.org/drawingml/2006/picture">
-                  <pic:nvPicPr>
-                    <pic:cNvPr id="62551325" name="Picture 39" descr="A graph with a line and a line&#10;&#10;AI-generated content may be incorrect."/>
-                    <pic:cNvPicPr/>
-                  </pic:nvPicPr>
-                  <pic:blipFill>
-                    <a:blip r:embed="rId18">
-                      <a:extLst>
-                        <a:ext uri="{28A0092B-C50C-407E-A947-70E740481C1C}">
-                          <a14:useLocalDpi xmlns:a14="http://schemas.microsoft.com/office/drawing/2010/main" val="0"/>
-                        </a:ext>
-                      </a:extLst>
-                    </a:blip>
-                    <a:stretch>
-                      <a:fillRect/>
-                    </a:stretch>
-                  </pic:blipFill>
-                  <pic:spPr>
-                    <a:xfrm>
-                      <a:off x="0" y="0"/>
-                      <a:ext cx="4320254" cy="2880000"/>
-                    </a:xfrm>
-                    <a:prstGeom prst="rect">
-                      <a:avLst/>
-                    </a:prstGeom>
-                  </pic:spPr>
-                </pic:pic>
-              </a:graphicData>
-            </a:graphic>
-          </wp:inline>
-        </w:drawing>
-      </w:r>
-    </w:p>
-    <w:p>
-      <w:pPr>
-        <w:pStyle w:val="Caption"/>
-      </w:pPr>
-      <w:r>
-        <w:t xml:space="preserve">ábra </w:t>
-      </w:r>
+        <w:ind w:firstLine="0"/>
+      </w:pPr>
       <w:r>
         <w:fldChar w:fldCharType="begin"/>
       </w:r>
       <w:r>
-        <w:instrText xml:space="preserve"> SEQ ábra \* ARABIC </w:instrText>
+        <w:instrText xml:space="preserve"> </w:instrText>
+      </w:r>
+      <w:r>
+        <w:fldChar w:fldCharType="begin"/>
+      </w:r>
+      <w:r>
+        <w:instrText xml:space="preserve">  </w:instrText>
       </w:r>
       <w:r>
         <w:fldChar w:fldCharType="separate"/>
       </w:r>
       <w:r>
-        <w:rPr>
-          <w:noProof/>
-        </w:rPr>
-        <w:t>8</w:t>
-      </w:r>
-      <w:r>
         <w:fldChar w:fldCharType="end"/>
       </w:r>
       <w:r>
-        <w:t xml:space="preserve"> Negatív cikkek korrelációja a mémszámmal</w:t>
-      </w:r>
-    </w:p>
-    <w:p>
-      <w:r>
-        <w:rPr>
-          <w:noProof/>
-        </w:rPr>
-        <w:drawing>
-          <wp:inline distT="0" distB="0" distL="0" distR="0" wp14:anchorId="3F84B0B3" wp14:editId="6EFE7EB5">
-            <wp:extent cx="4320254" cy="2880000"/>
-            <wp:effectExtent l="0" t="0" r="0" b="3175"/>
-            <wp:docPr id="793593817" name="Picture 40" descr="A graph with blue lines and white text&#10;&#10;AI-generated content may be incorrect."/>
-            <wp:cNvGraphicFramePr>
-              <a:graphicFrameLocks xmlns:a="http://schemas.openxmlformats.org/drawingml/2006/main" noChangeAspect="1"/>
-            </wp:cNvGraphicFramePr>
-            <a:graphic xmlns:a="http://schemas.openxmlformats.org/drawingml/2006/main">
-              <a:graphicData uri="http://schemas.openxmlformats.org/drawingml/2006/picture">
-                <pic:pic xmlns:pic="http://schemas.openxmlformats.org/drawingml/2006/picture">
-                  <pic:nvPicPr>
-                    <pic:cNvPr id="793593817" name="Picture 40" descr="A graph with blue lines and white text&#10;&#10;AI-generated content may be incorrect."/>
-                    <pic:cNvPicPr/>
-                  </pic:nvPicPr>
-                  <pic:blipFill>
-                    <a:blip r:embed="rId19">
-                      <a:extLst>
-                        <a:ext uri="{28A0092B-C50C-407E-A947-70E740481C1C}">
-                          <a14:useLocalDpi xmlns:a14="http://schemas.microsoft.com/office/drawing/2010/main" val="0"/>
-                        </a:ext>
-                      </a:extLst>
-                    </a:blip>
-                    <a:stretch>
-                      <a:fillRect/>
-                    </a:stretch>
-                  </pic:blipFill>
-                  <pic:spPr>
-                    <a:xfrm>
-                      <a:off x="0" y="0"/>
-                      <a:ext cx="4320254" cy="2880000"/>
-                    </a:xfrm>
-                    <a:prstGeom prst="rect">
-                      <a:avLst/>
-                    </a:prstGeom>
-                  </pic:spPr>
-                </pic:pic>
-              </a:graphicData>
-            </a:graphic>
-          </wp:inline>
-        </w:drawing>
-      </w:r>
-    </w:p>
-    <w:p>
-      <w:pPr>
-        <w:pStyle w:val="Caption"/>
-      </w:pPr>
-      <w:r>
-        <w:t xml:space="preserve">ábra </w:t>
-      </w:r>
-      <w:r>
-        <w:fldChar w:fldCharType="begin"/>
-      </w:r>
-      <w:r>
-        <w:instrText xml:space="preserve"> SEQ ábra \* ARABIC </w:instrText>
+        <w:instrText xml:space="preserve"> </w:instrText>
       </w:r>
       <w:r>
         <w:fldChar w:fldCharType="separate"/>
       </w:r>
       <w:r>
-        <w:rPr>
-          <w:noProof/>
-        </w:rPr>
-        <w:t>9</w:t>
-      </w:r>
-      <w:r>
         <w:fldChar w:fldCharType="end"/>
       </w:r>
-      <w:r>
-        <w:t xml:space="preserve"> </w:t>
-      </w:r>
-      <w:r>
-        <w:t>Pozitív cikkek korrelációja a mémszámmal</w:t>
-      </w:r>
-    </w:p>
-    <w:p>
-      <w:pPr>
-        <w:ind w:left="720" w:firstLine="0"/>
-      </w:pPr>
-    </w:p>
-    <w:p>
-      <w:pPr>
-        <w:pStyle w:val="Heading2"/>
-      </w:pPr>
-      <w:bookmarkStart w:id="33" w:name="_Toc215408755"/>
-      <w:r>
-        <w:lastRenderedPageBreak/>
-        <w:t>4.6 Összegzés és következtetések</w:t>
-      </w:r>
-      <w:bookmarkEnd w:id="33"/>
-    </w:p>
-    <w:p>
-      <w:pPr>
-        <w:ind w:firstLine="0"/>
-      </w:pPr>
-      <w:r>
-        <w:fldChar w:fldCharType="begin"/>
-      </w:r>
-      <w:r>
-        <w:instrText xml:space="preserve"> </w:instrText>
-      </w:r>
-      <w:r>
-        <w:fldChar w:fldCharType="begin"/>
-      </w:r>
-      <w:r>
-        <w:instrText xml:space="preserve">  </w:instrText>
-      </w:r>
-      <w:r>
-        <w:fldChar w:fldCharType="separate"/>
-      </w:r>
-      <w:r>
-        <w:fldChar w:fldCharType="end"/>
-      </w:r>
-      <w:r>
-        <w:instrText xml:space="preserve"> </w:instrText>
-      </w:r>
-      <w:r>
-        <w:fldChar w:fldCharType="separate"/>
-      </w:r>
-      <w:r>
-        <w:fldChar w:fldCharType="end"/>
-      </w:r>
-      <w:bookmarkEnd w:id="31"/>
+      <w:bookmarkEnd w:id="30"/>
     </w:p>
     <w:p>
       <w:pPr>
@@ -8136,13 +8783,14 @@
         </w:numPr>
         <w:ind w:left="2880"/>
       </w:pPr>
-      <w:bookmarkStart w:id="34" w:name="_Toc332797402"/>
-      <w:bookmarkStart w:id="35" w:name="_Toc215408756"/>
-      <w:r>
+      <w:bookmarkStart w:id="33" w:name="_Toc332797402"/>
+      <w:bookmarkStart w:id="34" w:name="_Toc215408756"/>
+      <w:r>
+        <w:lastRenderedPageBreak/>
         <w:t>Irodalomjegyzék</w:t>
       </w:r>
+      <w:bookmarkEnd w:id="33"/>
       <w:bookmarkEnd w:id="34"/>
-      <w:bookmarkEnd w:id="35"/>
     </w:p>
     <w:p>
       <w:r>
@@ -8209,14 +8857,14 @@
       <w:pPr>
         <w:pStyle w:val="Heading1"/>
       </w:pPr>
-      <w:bookmarkStart w:id="36" w:name="_Toc332797403"/>
-      <w:bookmarkStart w:id="37" w:name="_Toc215408757"/>
+      <w:bookmarkStart w:id="35" w:name="_Toc332797403"/>
+      <w:bookmarkStart w:id="36" w:name="_Toc215408757"/>
       <w:r>
         <w:lastRenderedPageBreak/>
         <w:t>Utolsó simítások</w:t>
       </w:r>
+      <w:bookmarkEnd w:id="35"/>
       <w:bookmarkEnd w:id="36"/>
-      <w:bookmarkEnd w:id="37"/>
     </w:p>
     <w:p>
       <w:r>
@@ -8279,135 +8927,135 @@
       <w:pPr>
         <w:pStyle w:val="Fejezetcimszmozsnlkl"/>
       </w:pPr>
-      <w:bookmarkStart w:id="38" w:name="_Toc215408758"/>
+      <w:bookmarkStart w:id="37" w:name="_Toc215408758"/>
       <w:r>
         <w:lastRenderedPageBreak/>
         <w:t>Irodalomjegyzék</w:t>
       </w:r>
+      <w:bookmarkEnd w:id="37"/>
+    </w:p>
+    <w:p>
+      <w:pPr>
+        <w:pStyle w:val="Irodalomjegyzksor"/>
+      </w:pPr>
+      <w:bookmarkStart w:id="38" w:name="_Ref332797594"/>
+      <w:r>
+        <w:t>Levendovszky, J., Jereb, L.,</w:t>
+      </w:r>
+      <w:r>
+        <w:t xml:space="preserve"> Elek, Zs., Vesztergombi, Gy.: </w:t>
+      </w:r>
+      <w:r>
+        <w:rPr>
+          <w:rStyle w:val="Irodalomjegyzkforrs"/>
+        </w:rPr>
+        <w:t>Adaptive statistical algorithms in network reliability analysis</w:t>
+      </w:r>
+      <w:r>
+        <w:t xml:space="preserve">, </w:t>
+      </w:r>
+      <w:r>
+        <w:t>Performance Evaluation - Elsevier</w:t>
+      </w:r>
+      <w:r>
+        <w:t>, Vol. 48, 2002, pp. 225-236</w:t>
+      </w:r>
       <w:bookmarkEnd w:id="38"/>
     </w:p>
     <w:p>
       <w:pPr>
         <w:pStyle w:val="Irodalomjegyzksor"/>
       </w:pPr>
-      <w:bookmarkStart w:id="39" w:name="_Ref332797594"/>
-      <w:r>
-        <w:t>Levendovszky, J., Jereb, L.,</w:t>
-      </w:r>
-      <w:r>
-        <w:t xml:space="preserve"> Elek, Zs., Vesztergombi, Gy.: </w:t>
+      <w:r>
+        <w:t>National Istrume</w:t>
+      </w:r>
+      <w:r>
+        <w:t>nts:</w:t>
+      </w:r>
+      <w:r>
+        <w:t xml:space="preserve"> </w:t>
       </w:r>
       <w:r>
         <w:rPr>
           <w:rStyle w:val="Irodalomjegyzkforrs"/>
         </w:rPr>
-        <w:t>Adaptive statistical algorithms in network reliability analysis</w:t>
+        <w:t>LabVIEW grafik</w:t>
+      </w:r>
+      <w:r>
+        <w:rPr>
+          <w:rStyle w:val="Irodalomjegyzkforrs"/>
+        </w:rPr>
+        <w:t>us fejlesztői környezet leírása</w:t>
+      </w:r>
+      <w:r>
+        <w:t>,</w:t>
+      </w:r>
+      <w:r>
+        <w:t xml:space="preserve"> </w:t>
+      </w:r>
+      <w:hyperlink r:id="rId23" w:history="1">
+        <w:r>
+          <w:rPr>
+            <w:rStyle w:val="Hyperlink"/>
+          </w:rPr>
+          <w:t>http://www.ni.com/</w:t>
+        </w:r>
+      </w:hyperlink>
+      <w:r>
+        <w:t xml:space="preserve"> </w:t>
+      </w:r>
+      <w:r>
+        <w:t>(</w:t>
+      </w:r>
+      <w:r>
+        <w:t>2010. nov.)</w:t>
+      </w:r>
+    </w:p>
+    <w:p>
+      <w:pPr>
+        <w:pStyle w:val="Irodalomjegyzksor"/>
+      </w:pPr>
+      <w:r>
+        <w:t xml:space="preserve">Fowler, M.: </w:t>
+      </w:r>
+      <w:r>
+        <w:rPr>
+          <w:rStyle w:val="Irodalomjegyzkforrs"/>
+        </w:rPr>
+        <w:t>UML Distilled</w:t>
+      </w:r>
+      <w:r>
+        <w:t>, 3rd edition, ISBN 0-321-19368-7, Addison-Wesley, 2004</w:t>
+      </w:r>
+    </w:p>
+    <w:p>
+      <w:pPr>
+        <w:pStyle w:val="Irodalomjegyzksor"/>
+      </w:pPr>
+      <w:r>
+        <w:t xml:space="preserve">Wikipedia: </w:t>
+      </w:r>
+      <w:r>
+        <w:rPr>
+          <w:rStyle w:val="Irodalomjegyzkforrs"/>
+        </w:rPr>
+        <w:t>Evaluation strategy</w:t>
       </w:r>
       <w:r>
         <w:t xml:space="preserve">, </w:t>
       </w:r>
-      <w:r>
-        <w:t>Performance Evaluation - Elsevier</w:t>
-      </w:r>
-      <w:r>
-        <w:t>, Vol. 48, 2002, pp. 225-236</w:t>
-      </w:r>
-      <w:bookmarkEnd w:id="39"/>
-    </w:p>
-    <w:p>
-      <w:pPr>
-        <w:pStyle w:val="Irodalomjegyzksor"/>
-      </w:pPr>
-      <w:r>
-        <w:t>National Istrume</w:t>
-      </w:r>
-      <w:r>
-        <w:t>nts:</w:t>
-      </w:r>
+      <w:hyperlink r:id="rId24" w:history="1">
+        <w:r>
+          <w:rPr>
+            <w:rStyle w:val="Hyperlink"/>
+          </w:rPr>
+          <w:t>http://en.wikipedia.org/wiki/Evaluation_strategy</w:t>
+        </w:r>
+      </w:hyperlink>
       <w:r>
         <w:t xml:space="preserve"> </w:t>
       </w:r>
       <w:r>
-        <w:rPr>
-          <w:rStyle w:val="Irodalomjegyzkforrs"/>
-        </w:rPr>
-        <w:t>LabVIEW grafik</w:t>
-      </w:r>
-      <w:r>
-        <w:rPr>
-          <w:rStyle w:val="Irodalomjegyzkforrs"/>
-        </w:rPr>
-        <w:t>us fejlesztői környezet leírása</w:t>
-      </w:r>
-      <w:r>
-        <w:t>,</w:t>
-      </w:r>
-      <w:r>
-        <w:t xml:space="preserve"> </w:t>
-      </w:r>
-      <w:hyperlink r:id="rId20" w:history="1">
-        <w:r>
-          <w:rPr>
-            <w:rStyle w:val="Hyperlink"/>
-          </w:rPr>
-          <w:t>http://www.ni.com/</w:t>
-        </w:r>
-      </w:hyperlink>
-      <w:r>
-        <w:t xml:space="preserve"> </w:t>
-      </w:r>
-      <w:r>
-        <w:t>(</w:t>
-      </w:r>
-      <w:r>
-        <w:t>2010. nov.)</w:t>
-      </w:r>
-    </w:p>
-    <w:p>
-      <w:pPr>
-        <w:pStyle w:val="Irodalomjegyzksor"/>
-      </w:pPr>
-      <w:r>
-        <w:t xml:space="preserve">Fowler, M.: </w:t>
-      </w:r>
-      <w:r>
-        <w:rPr>
-          <w:rStyle w:val="Irodalomjegyzkforrs"/>
-        </w:rPr>
-        <w:t>UML Distilled</w:t>
-      </w:r>
-      <w:r>
-        <w:t>, 3rd edition, ISBN 0-321-19368-7, Addison-Wesley, 2004</w:t>
-      </w:r>
-    </w:p>
-    <w:p>
-      <w:pPr>
-        <w:pStyle w:val="Irodalomjegyzksor"/>
-      </w:pPr>
-      <w:r>
-        <w:t xml:space="preserve">Wikipedia: </w:t>
-      </w:r>
-      <w:r>
-        <w:rPr>
-          <w:rStyle w:val="Irodalomjegyzkforrs"/>
-        </w:rPr>
-        <w:t>Evaluation strategy</w:t>
-      </w:r>
-      <w:r>
-        <w:t xml:space="preserve">, </w:t>
-      </w:r>
-      <w:hyperlink r:id="rId21" w:history="1">
-        <w:r>
-          <w:rPr>
-            <w:rStyle w:val="Hyperlink"/>
-          </w:rPr>
-          <w:t>http://en.wikipedia.org/wiki/Evaluation_strategy</w:t>
-        </w:r>
-      </w:hyperlink>
-      <w:r>
-        <w:t xml:space="preserve"> </w:t>
-      </w:r>
-      <w:r>
         <w:t>(revision 18:11, 31 July 2012)</w:t>
       </w:r>
     </w:p>
@@ -8415,38 +9063,38 @@
       <w:pPr>
         <w:pStyle w:val="Fejezetcimszmozsnlkl"/>
       </w:pPr>
-      <w:bookmarkStart w:id="40" w:name="_Toc215408759"/>
+      <w:bookmarkStart w:id="39" w:name="_Toc215408759"/>
       <w:r>
         <w:lastRenderedPageBreak/>
         <w:t>Függelék</w:t>
       </w:r>
+      <w:bookmarkEnd w:id="39"/>
+    </w:p>
+    <w:p>
+      <w:pPr>
+        <w:pStyle w:val="Heading2"/>
+      </w:pPr>
+      <w:bookmarkStart w:id="40" w:name="_Toc215408760"/>
+      <w:r>
+        <w:t>5.1 Márka szinonima lista</w:t>
+      </w:r>
       <w:bookmarkEnd w:id="40"/>
     </w:p>
     <w:p>
       <w:pPr>
         <w:pStyle w:val="Heading2"/>
       </w:pPr>
-      <w:bookmarkStart w:id="41" w:name="_Toc215408760"/>
-      <w:r>
-        <w:t>5.1 Márka szinonima lista</w:t>
+      <w:bookmarkStart w:id="41" w:name="_Toc215408761"/>
+      <w:r>
+        <w:t>5.2</w:t>
+      </w:r>
+      <w:r>
+        <w:t xml:space="preserve"> </w:t>
+      </w:r>
+      <w:r>
+        <w:t>Heti memeszám és hírsentiment idődiagramok</w:t>
       </w:r>
       <w:bookmarkEnd w:id="41"/>
-    </w:p>
-    <w:p>
-      <w:pPr>
-        <w:pStyle w:val="Heading2"/>
-      </w:pPr>
-      <w:bookmarkStart w:id="42" w:name="_Toc215408761"/>
-      <w:r>
-        <w:t>5.2</w:t>
-      </w:r>
-      <w:r>
-        <w:t xml:space="preserve"> </w:t>
-      </w:r>
-      <w:r>
-        <w:t>Heti memeszám és hírsentiment idődiagramok</w:t>
-      </w:r>
-      <w:bookmarkEnd w:id="42"/>
     </w:p>
     <w:p>
       <w:pPr>
@@ -8474,7 +9122,7 @@
                     <pic:cNvPicPr/>
                   </pic:nvPicPr>
                   <pic:blipFill>
-                    <a:blip r:embed="rId22" cstate="print">
+                    <a:blip r:embed="rId25" cstate="print">
                       <a:extLst>
                         <a:ext uri="{28A0092B-C50C-407E-A947-70E740481C1C}">
                           <a14:useLocalDpi xmlns:a14="http://schemas.microsoft.com/office/drawing/2010/main" val="0"/>
@@ -8553,253 +9201,6 @@
                 <pic:pic xmlns:pic="http://schemas.openxmlformats.org/drawingml/2006/picture">
                   <pic:nvPicPr>
                     <pic:cNvPr id="1446051674" name="Picture 24" descr="A graph with red and blue lines&#10;&#10;AI-generated content may be incorrect."/>
-                    <pic:cNvPicPr/>
-                  </pic:nvPicPr>
-                  <pic:blipFill>
-                    <a:blip r:embed="rId23" cstate="print">
-                      <a:extLst>
-                        <a:ext uri="{28A0092B-C50C-407E-A947-70E740481C1C}">
-                          <a14:useLocalDpi xmlns:a14="http://schemas.microsoft.com/office/drawing/2010/main" val="0"/>
-                        </a:ext>
-                      </a:extLst>
-                    </a:blip>
-                    <a:stretch>
-                      <a:fillRect/>
-                    </a:stretch>
-                  </pic:blipFill>
-                  <pic:spPr>
-                    <a:xfrm>
-                      <a:off x="0" y="0"/>
-                      <a:ext cx="3600000" cy="1399953"/>
-                    </a:xfrm>
-                    <a:prstGeom prst="rect">
-                      <a:avLst/>
-                    </a:prstGeom>
-                  </pic:spPr>
-                </pic:pic>
-              </a:graphicData>
-            </a:graphic>
-          </wp:inline>
-        </w:drawing>
-      </w:r>
-    </w:p>
-    <w:p>
-      <w:pPr>
-        <w:pStyle w:val="Caption"/>
-      </w:pPr>
-      <w:r>
-        <w:t xml:space="preserve">Függelék ábra </w:t>
-      </w:r>
-      <w:r>
-        <w:fldChar w:fldCharType="begin"/>
-      </w:r>
-      <w:r>
-        <w:instrText xml:space="preserve"> SEQ Függelék_ábra \* ARABIC </w:instrText>
-      </w:r>
-      <w:r>
-        <w:fldChar w:fldCharType="separate"/>
-      </w:r>
-      <w:r>
-        <w:rPr>
-          <w:noProof/>
-        </w:rPr>
-        <w:t>2</w:t>
-      </w:r>
-      <w:r>
-        <w:fldChar w:fldCharType="end"/>
-      </w:r>
-      <w:r>
-        <w:t xml:space="preserve"> Apple mém-cikk idődiagram</w:t>
-      </w:r>
-    </w:p>
-    <w:p>
-      <w:pPr>
-        <w:keepNext/>
-        <w:ind w:firstLine="0"/>
-        <w:jc w:val="center"/>
-      </w:pPr>
-      <w:r>
-        <w:rPr>
-          <w:noProof/>
-        </w:rPr>
-        <w:drawing>
-          <wp:inline distT="0" distB="0" distL="0" distR="0" wp14:anchorId="547D6F6E" wp14:editId="6A5F2988">
-            <wp:extent cx="3600000" cy="1399953"/>
-            <wp:effectExtent l="0" t="0" r="0" b="0"/>
-            <wp:docPr id="1820479288" name="Picture 25" descr="A graph of a graph showing the difference between a line and a line&#10;&#10;AI-generated content may be incorrect."/>
-            <wp:cNvGraphicFramePr>
-              <a:graphicFrameLocks xmlns:a="http://schemas.openxmlformats.org/drawingml/2006/main" noChangeAspect="1"/>
-            </wp:cNvGraphicFramePr>
-            <a:graphic xmlns:a="http://schemas.openxmlformats.org/drawingml/2006/main">
-              <a:graphicData uri="http://schemas.openxmlformats.org/drawingml/2006/picture">
-                <pic:pic xmlns:pic="http://schemas.openxmlformats.org/drawingml/2006/picture">
-                  <pic:nvPicPr>
-                    <pic:cNvPr id="1820479288" name="Picture 25" descr="A graph of a graph showing the difference between a line and a line&#10;&#10;AI-generated content may be incorrect."/>
-                    <pic:cNvPicPr/>
-                  </pic:nvPicPr>
-                  <pic:blipFill>
-                    <a:blip r:embed="rId24" cstate="print">
-                      <a:extLst>
-                        <a:ext uri="{28A0092B-C50C-407E-A947-70E740481C1C}">
-                          <a14:useLocalDpi xmlns:a14="http://schemas.microsoft.com/office/drawing/2010/main" val="0"/>
-                        </a:ext>
-                      </a:extLst>
-                    </a:blip>
-                    <a:stretch>
-                      <a:fillRect/>
-                    </a:stretch>
-                  </pic:blipFill>
-                  <pic:spPr>
-                    <a:xfrm>
-                      <a:off x="0" y="0"/>
-                      <a:ext cx="3600000" cy="1399953"/>
-                    </a:xfrm>
-                    <a:prstGeom prst="rect">
-                      <a:avLst/>
-                    </a:prstGeom>
-                  </pic:spPr>
-                </pic:pic>
-              </a:graphicData>
-            </a:graphic>
-          </wp:inline>
-        </w:drawing>
-      </w:r>
-    </w:p>
-    <w:p>
-      <w:pPr>
-        <w:pStyle w:val="Caption"/>
-      </w:pPr>
-      <w:r>
-        <w:t xml:space="preserve">Függelék ábra </w:t>
-      </w:r>
-      <w:r>
-        <w:fldChar w:fldCharType="begin"/>
-      </w:r>
-      <w:r>
-        <w:instrText xml:space="preserve"> SEQ Függelék_ábra \* ARABIC </w:instrText>
-      </w:r>
-      <w:r>
-        <w:fldChar w:fldCharType="separate"/>
-      </w:r>
-      <w:r>
-        <w:rPr>
-          <w:noProof/>
-        </w:rPr>
-        <w:t>3</w:t>
-      </w:r>
-      <w:r>
-        <w:fldChar w:fldCharType="end"/>
-      </w:r>
-      <w:r>
-        <w:t xml:space="preserve"> Facebook mém-cikk idődiagram</w:t>
-      </w:r>
-    </w:p>
-    <w:p>
-      <w:pPr>
-        <w:keepNext/>
-        <w:ind w:firstLine="0"/>
-        <w:jc w:val="center"/>
-      </w:pPr>
-      <w:r>
-        <w:rPr>
-          <w:noProof/>
-        </w:rPr>
-        <w:lastRenderedPageBreak/>
-        <w:drawing>
-          <wp:inline distT="0" distB="0" distL="0" distR="0" wp14:anchorId="7E101F98" wp14:editId="5EB895FE">
-            <wp:extent cx="3600000" cy="1399953"/>
-            <wp:effectExtent l="0" t="0" r="0" b="0"/>
-            <wp:docPr id="1091383706" name="Picture 26" descr="A graph of a line graph&#10;&#10;AI-generated content may be incorrect."/>
-            <wp:cNvGraphicFramePr>
-              <a:graphicFrameLocks xmlns:a="http://schemas.openxmlformats.org/drawingml/2006/main" noChangeAspect="1"/>
-            </wp:cNvGraphicFramePr>
-            <a:graphic xmlns:a="http://schemas.openxmlformats.org/drawingml/2006/main">
-              <a:graphicData uri="http://schemas.openxmlformats.org/drawingml/2006/picture">
-                <pic:pic xmlns:pic="http://schemas.openxmlformats.org/drawingml/2006/picture">
-                  <pic:nvPicPr>
-                    <pic:cNvPr id="1091383706" name="Picture 26" descr="A graph of a line graph&#10;&#10;AI-generated content may be incorrect."/>
-                    <pic:cNvPicPr/>
-                  </pic:nvPicPr>
-                  <pic:blipFill>
-                    <a:blip r:embed="rId25" cstate="print">
-                      <a:extLst>
-                        <a:ext uri="{28A0092B-C50C-407E-A947-70E740481C1C}">
-                          <a14:useLocalDpi xmlns:a14="http://schemas.microsoft.com/office/drawing/2010/main" val="0"/>
-                        </a:ext>
-                      </a:extLst>
-                    </a:blip>
-                    <a:stretch>
-                      <a:fillRect/>
-                    </a:stretch>
-                  </pic:blipFill>
-                  <pic:spPr>
-                    <a:xfrm>
-                      <a:off x="0" y="0"/>
-                      <a:ext cx="3600000" cy="1399953"/>
-                    </a:xfrm>
-                    <a:prstGeom prst="rect">
-                      <a:avLst/>
-                    </a:prstGeom>
-                  </pic:spPr>
-                </pic:pic>
-              </a:graphicData>
-            </a:graphic>
-          </wp:inline>
-        </w:drawing>
-      </w:r>
-    </w:p>
-    <w:p>
-      <w:pPr>
-        <w:pStyle w:val="Caption"/>
-      </w:pPr>
-      <w:r>
-        <w:t xml:space="preserve">Függelék ábra </w:t>
-      </w:r>
-      <w:r>
-        <w:fldChar w:fldCharType="begin"/>
-      </w:r>
-      <w:r>
-        <w:instrText xml:space="preserve"> SEQ Függelék_ábra \* ARABIC </w:instrText>
-      </w:r>
-      <w:r>
-        <w:fldChar w:fldCharType="separate"/>
-      </w:r>
-      <w:r>
-        <w:rPr>
-          <w:noProof/>
-        </w:rPr>
-        <w:t>4</w:t>
-      </w:r>
-      <w:r>
-        <w:fldChar w:fldCharType="end"/>
-      </w:r>
-      <w:r>
-        <w:t xml:space="preserve"> Instagram mém-cikk idődiagram</w:t>
-      </w:r>
-    </w:p>
-    <w:p>
-      <w:pPr>
-        <w:keepNext/>
-        <w:ind w:firstLine="0"/>
-        <w:jc w:val="center"/>
-      </w:pPr>
-      <w:r>
-        <w:rPr>
-          <w:noProof/>
-        </w:rPr>
-        <w:drawing>
-          <wp:inline distT="0" distB="0" distL="0" distR="0" wp14:anchorId="2F724E91" wp14:editId="456F6D15">
-            <wp:extent cx="3600000" cy="1399953"/>
-            <wp:effectExtent l="0" t="0" r="0" b="0"/>
-            <wp:docPr id="328703387" name="Picture 27" descr="A graph of a graph showing the same value&#10;&#10;AI-generated content may be incorrect."/>
-            <wp:cNvGraphicFramePr>
-              <a:graphicFrameLocks xmlns:a="http://schemas.openxmlformats.org/drawingml/2006/main" noChangeAspect="1"/>
-            </wp:cNvGraphicFramePr>
-            <a:graphic xmlns:a="http://schemas.openxmlformats.org/drawingml/2006/main">
-              <a:graphicData uri="http://schemas.openxmlformats.org/drawingml/2006/picture">
-                <pic:pic xmlns:pic="http://schemas.openxmlformats.org/drawingml/2006/picture">
-                  <pic:nvPicPr>
-                    <pic:cNvPr id="328703387" name="Picture 27" descr="A graph of a graph showing the same value&#10;&#10;AI-generated content may be incorrect."/>
                     <pic:cNvPicPr/>
                   </pic:nvPicPr>
                   <pic:blipFill>
@@ -8850,13 +9251,13 @@
         <w:rPr>
           <w:noProof/>
         </w:rPr>
-        <w:t>5</w:t>
+        <w:t>2</w:t>
       </w:r>
       <w:r>
         <w:fldChar w:fldCharType="end"/>
       </w:r>
       <w:r>
-        <w:t xml:space="preserve"> Microsoft mém-cikk idődiagram</w:t>
+        <w:t xml:space="preserve"> Apple mém-cikk idődiagram</w:t>
       </w:r>
     </w:p>
     <w:p>
@@ -8870,10 +9271,10 @@
           <w:noProof/>
         </w:rPr>
         <w:drawing>
-          <wp:inline distT="0" distB="0" distL="0" distR="0" wp14:anchorId="01C0E21C" wp14:editId="1D64F749">
+          <wp:inline distT="0" distB="0" distL="0" distR="0" wp14:anchorId="547D6F6E" wp14:editId="6A5F2988">
             <wp:extent cx="3600000" cy="1399953"/>
             <wp:effectExtent l="0" t="0" r="0" b="0"/>
-            <wp:docPr id="1583338737" name="Picture 28" descr="A graph showing a red and blue line&#10;&#10;AI-generated content may be incorrect."/>
+            <wp:docPr id="1820479288" name="Picture 25" descr="A graph of a graph showing the difference between a line and a line&#10;&#10;AI-generated content may be incorrect."/>
             <wp:cNvGraphicFramePr>
               <a:graphicFrameLocks xmlns:a="http://schemas.openxmlformats.org/drawingml/2006/main" noChangeAspect="1"/>
             </wp:cNvGraphicFramePr>
@@ -8881,7 +9282,7 @@
               <a:graphicData uri="http://schemas.openxmlformats.org/drawingml/2006/picture">
                 <pic:pic xmlns:pic="http://schemas.openxmlformats.org/drawingml/2006/picture">
                   <pic:nvPicPr>
-                    <pic:cNvPr id="1583338737" name="Picture 28" descr="A graph showing a red and blue line&#10;&#10;AI-generated content may be incorrect."/>
+                    <pic:cNvPr id="1820479288" name="Picture 25" descr="A graph of a graph showing the difference between a line and a line&#10;&#10;AI-generated content may be incorrect."/>
                     <pic:cNvPicPr/>
                   </pic:nvPicPr>
                   <pic:blipFill>
@@ -8932,13 +9333,13 @@
         <w:rPr>
           <w:noProof/>
         </w:rPr>
-        <w:t>6</w:t>
+        <w:t>3</w:t>
       </w:r>
       <w:r>
         <w:fldChar w:fldCharType="end"/>
       </w:r>
       <w:r>
-        <w:t xml:space="preserve"> Netflix mém-cikk idődiagram</w:t>
+        <w:t xml:space="preserve"> Facebook mém-cikk idődiagram</w:t>
       </w:r>
     </w:p>
     <w:p>
@@ -8951,11 +9352,12 @@
         <w:rPr>
           <w:noProof/>
         </w:rPr>
+        <w:lastRenderedPageBreak/>
         <w:drawing>
-          <wp:inline distT="0" distB="0" distL="0" distR="0" wp14:anchorId="06C569D9" wp14:editId="1EB83F66">
+          <wp:inline distT="0" distB="0" distL="0" distR="0" wp14:anchorId="7E101F98" wp14:editId="5EB895FE">
             <wp:extent cx="3600000" cy="1399953"/>
             <wp:effectExtent l="0" t="0" r="0" b="0"/>
-            <wp:docPr id="189274540" name="Picture 29" descr="A graph with red and blue lines&#10;&#10;AI-generated content may be incorrect."/>
+            <wp:docPr id="1091383706" name="Picture 26" descr="A graph of a line graph&#10;&#10;AI-generated content may be incorrect."/>
             <wp:cNvGraphicFramePr>
               <a:graphicFrameLocks xmlns:a="http://schemas.openxmlformats.org/drawingml/2006/main" noChangeAspect="1"/>
             </wp:cNvGraphicFramePr>
@@ -8963,7 +9365,7 @@
               <a:graphicData uri="http://schemas.openxmlformats.org/drawingml/2006/picture">
                 <pic:pic xmlns:pic="http://schemas.openxmlformats.org/drawingml/2006/picture">
                   <pic:nvPicPr>
-                    <pic:cNvPr id="189274540" name="Picture 29" descr="A graph with red and blue lines&#10;&#10;AI-generated content may be incorrect."/>
+                    <pic:cNvPr id="1091383706" name="Picture 26" descr="A graph of a line graph&#10;&#10;AI-generated content may be incorrect."/>
                     <pic:cNvPicPr/>
                   </pic:nvPicPr>
                   <pic:blipFill>
@@ -9014,13 +9416,13 @@
         <w:rPr>
           <w:noProof/>
         </w:rPr>
-        <w:t>7</w:t>
+        <w:t>4</w:t>
       </w:r>
       <w:r>
         <w:fldChar w:fldCharType="end"/>
       </w:r>
       <w:r>
-        <w:t xml:space="preserve"> Spotify mém-cikk idődiagram</w:t>
+        <w:t xml:space="preserve"> Instagram mém-cikk idődiagram</w:t>
       </w:r>
     </w:p>
     <w:p>
@@ -9033,12 +9435,11 @@
         <w:rPr>
           <w:noProof/>
         </w:rPr>
-        <w:lastRenderedPageBreak/>
         <w:drawing>
-          <wp:inline distT="0" distB="0" distL="0" distR="0" wp14:anchorId="66BE5E74" wp14:editId="494CB493">
+          <wp:inline distT="0" distB="0" distL="0" distR="0" wp14:anchorId="2F724E91" wp14:editId="456F6D15">
             <wp:extent cx="3600000" cy="1399953"/>
             <wp:effectExtent l="0" t="0" r="0" b="0"/>
-            <wp:docPr id="456254425" name="Picture 30" descr="A graph with blue and red lines&#10;&#10;AI-generated content may be incorrect."/>
+            <wp:docPr id="328703387" name="Picture 27" descr="A graph of a graph showing the same value&#10;&#10;AI-generated content may be incorrect."/>
             <wp:cNvGraphicFramePr>
               <a:graphicFrameLocks xmlns:a="http://schemas.openxmlformats.org/drawingml/2006/main" noChangeAspect="1"/>
             </wp:cNvGraphicFramePr>
@@ -9046,7 +9447,7 @@
               <a:graphicData uri="http://schemas.openxmlformats.org/drawingml/2006/picture">
                 <pic:pic xmlns:pic="http://schemas.openxmlformats.org/drawingml/2006/picture">
                   <pic:nvPicPr>
-                    <pic:cNvPr id="456254425" name="Picture 30" descr="A graph with blue and red lines&#10;&#10;AI-generated content may be incorrect."/>
+                    <pic:cNvPr id="328703387" name="Picture 27" descr="A graph of a graph showing the same value&#10;&#10;AI-generated content may be incorrect."/>
                     <pic:cNvPicPr/>
                   </pic:nvPicPr>
                   <pic:blipFill>
@@ -9097,13 +9498,13 @@
         <w:rPr>
           <w:noProof/>
         </w:rPr>
-        <w:t>8</w:t>
+        <w:t>5</w:t>
       </w:r>
       <w:r>
         <w:fldChar w:fldCharType="end"/>
       </w:r>
       <w:r>
-        <w:t xml:space="preserve"> Tesla mém-cikk idődiagram</w:t>
+        <w:t xml:space="preserve"> Microsoft mém-cikk idődiagram</w:t>
       </w:r>
     </w:p>
     <w:p>
@@ -9117,10 +9518,10 @@
           <w:noProof/>
         </w:rPr>
         <w:drawing>
-          <wp:inline distT="0" distB="0" distL="0" distR="0" wp14:anchorId="70C46339" wp14:editId="5840CEDC">
+          <wp:inline distT="0" distB="0" distL="0" distR="0" wp14:anchorId="01C0E21C" wp14:editId="1D64F749">
             <wp:extent cx="3600000" cy="1399953"/>
             <wp:effectExtent l="0" t="0" r="0" b="0"/>
-            <wp:docPr id="708702957" name="Picture 31" descr="A graph of a graph of a graph&#10;&#10;AI-generated content may be incorrect."/>
+            <wp:docPr id="1583338737" name="Picture 28" descr="A graph showing a red and blue line&#10;&#10;AI-generated content may be incorrect."/>
             <wp:cNvGraphicFramePr>
               <a:graphicFrameLocks xmlns:a="http://schemas.openxmlformats.org/drawingml/2006/main" noChangeAspect="1"/>
             </wp:cNvGraphicFramePr>
@@ -9128,7 +9529,7 @@
               <a:graphicData uri="http://schemas.openxmlformats.org/drawingml/2006/picture">
                 <pic:pic xmlns:pic="http://schemas.openxmlformats.org/drawingml/2006/picture">
                   <pic:nvPicPr>
-                    <pic:cNvPr id="708702957" name="Picture 31" descr="A graph of a graph of a graph&#10;&#10;AI-generated content may be incorrect."/>
+                    <pic:cNvPr id="1583338737" name="Picture 28" descr="A graph showing a red and blue line&#10;&#10;AI-generated content may be incorrect."/>
                     <pic:cNvPicPr/>
                   </pic:nvPicPr>
                   <pic:blipFill>
@@ -9179,6 +9580,253 @@
         <w:rPr>
           <w:noProof/>
         </w:rPr>
+        <w:t>6</w:t>
+      </w:r>
+      <w:r>
+        <w:fldChar w:fldCharType="end"/>
+      </w:r>
+      <w:r>
+        <w:t xml:space="preserve"> Netflix mém-cikk idődiagram</w:t>
+      </w:r>
+    </w:p>
+    <w:p>
+      <w:pPr>
+        <w:keepNext/>
+        <w:ind w:firstLine="0"/>
+        <w:jc w:val="center"/>
+      </w:pPr>
+      <w:r>
+        <w:rPr>
+          <w:noProof/>
+        </w:rPr>
+        <w:drawing>
+          <wp:inline distT="0" distB="0" distL="0" distR="0" wp14:anchorId="06C569D9" wp14:editId="1EB83F66">
+            <wp:extent cx="3600000" cy="1399953"/>
+            <wp:effectExtent l="0" t="0" r="0" b="0"/>
+            <wp:docPr id="189274540" name="Picture 29" descr="A graph with red and blue lines&#10;&#10;AI-generated content may be incorrect."/>
+            <wp:cNvGraphicFramePr>
+              <a:graphicFrameLocks xmlns:a="http://schemas.openxmlformats.org/drawingml/2006/main" noChangeAspect="1"/>
+            </wp:cNvGraphicFramePr>
+            <a:graphic xmlns:a="http://schemas.openxmlformats.org/drawingml/2006/main">
+              <a:graphicData uri="http://schemas.openxmlformats.org/drawingml/2006/picture">
+                <pic:pic xmlns:pic="http://schemas.openxmlformats.org/drawingml/2006/picture">
+                  <pic:nvPicPr>
+                    <pic:cNvPr id="189274540" name="Picture 29" descr="A graph with red and blue lines&#10;&#10;AI-generated content may be incorrect."/>
+                    <pic:cNvPicPr/>
+                  </pic:nvPicPr>
+                  <pic:blipFill>
+                    <a:blip r:embed="rId31" cstate="print">
+                      <a:extLst>
+                        <a:ext uri="{28A0092B-C50C-407E-A947-70E740481C1C}">
+                          <a14:useLocalDpi xmlns:a14="http://schemas.microsoft.com/office/drawing/2010/main" val="0"/>
+                        </a:ext>
+                      </a:extLst>
+                    </a:blip>
+                    <a:stretch>
+                      <a:fillRect/>
+                    </a:stretch>
+                  </pic:blipFill>
+                  <pic:spPr>
+                    <a:xfrm>
+                      <a:off x="0" y="0"/>
+                      <a:ext cx="3600000" cy="1399953"/>
+                    </a:xfrm>
+                    <a:prstGeom prst="rect">
+                      <a:avLst/>
+                    </a:prstGeom>
+                  </pic:spPr>
+                </pic:pic>
+              </a:graphicData>
+            </a:graphic>
+          </wp:inline>
+        </w:drawing>
+      </w:r>
+    </w:p>
+    <w:p>
+      <w:pPr>
+        <w:pStyle w:val="Caption"/>
+      </w:pPr>
+      <w:r>
+        <w:t xml:space="preserve">Függelék ábra </w:t>
+      </w:r>
+      <w:r>
+        <w:fldChar w:fldCharType="begin"/>
+      </w:r>
+      <w:r>
+        <w:instrText xml:space="preserve"> SEQ Függelék_ábra \* ARABIC </w:instrText>
+      </w:r>
+      <w:r>
+        <w:fldChar w:fldCharType="separate"/>
+      </w:r>
+      <w:r>
+        <w:rPr>
+          <w:noProof/>
+        </w:rPr>
+        <w:t>7</w:t>
+      </w:r>
+      <w:r>
+        <w:fldChar w:fldCharType="end"/>
+      </w:r>
+      <w:r>
+        <w:t xml:space="preserve"> Spotify mém-cikk idődiagram</w:t>
+      </w:r>
+    </w:p>
+    <w:p>
+      <w:pPr>
+        <w:keepNext/>
+        <w:ind w:firstLine="0"/>
+        <w:jc w:val="center"/>
+      </w:pPr>
+      <w:r>
+        <w:rPr>
+          <w:noProof/>
+        </w:rPr>
+        <w:lastRenderedPageBreak/>
+        <w:drawing>
+          <wp:inline distT="0" distB="0" distL="0" distR="0" wp14:anchorId="66BE5E74" wp14:editId="494CB493">
+            <wp:extent cx="3600000" cy="1399953"/>
+            <wp:effectExtent l="0" t="0" r="0" b="0"/>
+            <wp:docPr id="456254425" name="Picture 30" descr="A graph with blue and red lines&#10;&#10;AI-generated content may be incorrect."/>
+            <wp:cNvGraphicFramePr>
+              <a:graphicFrameLocks xmlns:a="http://schemas.openxmlformats.org/drawingml/2006/main" noChangeAspect="1"/>
+            </wp:cNvGraphicFramePr>
+            <a:graphic xmlns:a="http://schemas.openxmlformats.org/drawingml/2006/main">
+              <a:graphicData uri="http://schemas.openxmlformats.org/drawingml/2006/picture">
+                <pic:pic xmlns:pic="http://schemas.openxmlformats.org/drawingml/2006/picture">
+                  <pic:nvPicPr>
+                    <pic:cNvPr id="456254425" name="Picture 30" descr="A graph with blue and red lines&#10;&#10;AI-generated content may be incorrect."/>
+                    <pic:cNvPicPr/>
+                  </pic:nvPicPr>
+                  <pic:blipFill>
+                    <a:blip r:embed="rId32" cstate="print">
+                      <a:extLst>
+                        <a:ext uri="{28A0092B-C50C-407E-A947-70E740481C1C}">
+                          <a14:useLocalDpi xmlns:a14="http://schemas.microsoft.com/office/drawing/2010/main" val="0"/>
+                        </a:ext>
+                      </a:extLst>
+                    </a:blip>
+                    <a:stretch>
+                      <a:fillRect/>
+                    </a:stretch>
+                  </pic:blipFill>
+                  <pic:spPr>
+                    <a:xfrm>
+                      <a:off x="0" y="0"/>
+                      <a:ext cx="3600000" cy="1399953"/>
+                    </a:xfrm>
+                    <a:prstGeom prst="rect">
+                      <a:avLst/>
+                    </a:prstGeom>
+                  </pic:spPr>
+                </pic:pic>
+              </a:graphicData>
+            </a:graphic>
+          </wp:inline>
+        </w:drawing>
+      </w:r>
+    </w:p>
+    <w:p>
+      <w:pPr>
+        <w:pStyle w:val="Caption"/>
+      </w:pPr>
+      <w:r>
+        <w:t xml:space="preserve">Függelék ábra </w:t>
+      </w:r>
+      <w:r>
+        <w:fldChar w:fldCharType="begin"/>
+      </w:r>
+      <w:r>
+        <w:instrText xml:space="preserve"> SEQ Függelék_ábra \* ARABIC </w:instrText>
+      </w:r>
+      <w:r>
+        <w:fldChar w:fldCharType="separate"/>
+      </w:r>
+      <w:r>
+        <w:rPr>
+          <w:noProof/>
+        </w:rPr>
+        <w:t>8</w:t>
+      </w:r>
+      <w:r>
+        <w:fldChar w:fldCharType="end"/>
+      </w:r>
+      <w:r>
+        <w:t xml:space="preserve"> Tesla mém-cikk idődiagram</w:t>
+      </w:r>
+    </w:p>
+    <w:p>
+      <w:pPr>
+        <w:keepNext/>
+        <w:ind w:firstLine="0"/>
+        <w:jc w:val="center"/>
+      </w:pPr>
+      <w:r>
+        <w:rPr>
+          <w:noProof/>
+        </w:rPr>
+        <w:drawing>
+          <wp:inline distT="0" distB="0" distL="0" distR="0" wp14:anchorId="70C46339" wp14:editId="5840CEDC">
+            <wp:extent cx="3600000" cy="1399953"/>
+            <wp:effectExtent l="0" t="0" r="0" b="0"/>
+            <wp:docPr id="708702957" name="Picture 31" descr="A graph of a graph of a graph&#10;&#10;AI-generated content may be incorrect."/>
+            <wp:cNvGraphicFramePr>
+              <a:graphicFrameLocks xmlns:a="http://schemas.openxmlformats.org/drawingml/2006/main" noChangeAspect="1"/>
+            </wp:cNvGraphicFramePr>
+            <a:graphic xmlns:a="http://schemas.openxmlformats.org/drawingml/2006/main">
+              <a:graphicData uri="http://schemas.openxmlformats.org/drawingml/2006/picture">
+                <pic:pic xmlns:pic="http://schemas.openxmlformats.org/drawingml/2006/picture">
+                  <pic:nvPicPr>
+                    <pic:cNvPr id="708702957" name="Picture 31" descr="A graph of a graph of a graph&#10;&#10;AI-generated content may be incorrect."/>
+                    <pic:cNvPicPr/>
+                  </pic:nvPicPr>
+                  <pic:blipFill>
+                    <a:blip r:embed="rId33" cstate="print">
+                      <a:extLst>
+                        <a:ext uri="{28A0092B-C50C-407E-A947-70E740481C1C}">
+                          <a14:useLocalDpi xmlns:a14="http://schemas.microsoft.com/office/drawing/2010/main" val="0"/>
+                        </a:ext>
+                      </a:extLst>
+                    </a:blip>
+                    <a:stretch>
+                      <a:fillRect/>
+                    </a:stretch>
+                  </pic:blipFill>
+                  <pic:spPr>
+                    <a:xfrm>
+                      <a:off x="0" y="0"/>
+                      <a:ext cx="3600000" cy="1399953"/>
+                    </a:xfrm>
+                    <a:prstGeom prst="rect">
+                      <a:avLst/>
+                    </a:prstGeom>
+                  </pic:spPr>
+                </pic:pic>
+              </a:graphicData>
+            </a:graphic>
+          </wp:inline>
+        </w:drawing>
+      </w:r>
+    </w:p>
+    <w:p>
+      <w:pPr>
+        <w:pStyle w:val="Caption"/>
+      </w:pPr>
+      <w:r>
+        <w:t xml:space="preserve">Függelék ábra </w:t>
+      </w:r>
+      <w:r>
+        <w:fldChar w:fldCharType="begin"/>
+      </w:r>
+      <w:r>
+        <w:instrText xml:space="preserve"> SEQ Függelék_ábra \* ARABIC </w:instrText>
+      </w:r>
+      <w:r>
+        <w:fldChar w:fldCharType="separate"/>
+      </w:r>
+      <w:r>
+        <w:rPr>
+          <w:noProof/>
+        </w:rPr>
         <w:t>9</w:t>
       </w:r>
       <w:r>
@@ -9218,7 +9866,7 @@
                     <pic:cNvPicPr/>
                   </pic:nvPicPr>
                   <pic:blipFill>
-                    <a:blip r:embed="rId31"/>
+                    <a:blip r:embed="rId34"/>
                     <a:stretch>
                       <a:fillRect/>
                     </a:stretch>
@@ -9261,7 +9909,7 @@
                     <pic:cNvPicPr/>
                   </pic:nvPicPr>
                   <pic:blipFill>
-                    <a:blip r:embed="rId32"/>
+                    <a:blip r:embed="rId35"/>
                     <a:stretch>
                       <a:fillRect/>
                     </a:stretch>
@@ -9286,7 +9934,7 @@
       <w:pPr>
         <w:pStyle w:val="Heading2"/>
       </w:pPr>
-      <w:bookmarkStart w:id="43" w:name="_Toc215408762"/>
+      <w:bookmarkStart w:id="42" w:name="_Toc215408762"/>
       <w:r>
         <w:t>5.</w:t>
       </w:r>
@@ -9299,7 +9947,7 @@
       <w:r>
         <w:t>Kísérleti mém-sentiment becslés (OCR + FinBERT + CLIP)</w:t>
       </w:r>
-      <w:bookmarkEnd w:id="43"/>
+      <w:bookmarkEnd w:id="42"/>
       <w:r>
         <w:t xml:space="preserve"> </w:t>
       </w:r>
@@ -9356,7 +10004,7 @@
       <w:pPr>
         <w:pStyle w:val="Heading2"/>
       </w:pPr>
-      <w:bookmarkStart w:id="44" w:name="_Toc215408763"/>
+      <w:bookmarkStart w:id="43" w:name="_Toc215408763"/>
       <w:r>
         <w:lastRenderedPageBreak/>
         <w:t>5.</w:t>
@@ -9367,7 +10015,7 @@
       <w:r>
         <w:t>. Diagnosztikai elemzések</w:t>
       </w:r>
-      <w:bookmarkEnd w:id="44"/>
+      <w:bookmarkEnd w:id="43"/>
       <w:r>
         <w:t xml:space="preserve"> </w:t>
       </w:r>
@@ -9383,8 +10031,8 @@
       </w:pPr>
     </w:p>
     <w:sectPr>
-      <w:headerReference w:type="even" r:id="rId33"/>
-      <w:footerReference w:type="default" r:id="rId34"/>
+      <w:headerReference w:type="even" r:id="rId36"/>
+      <w:footerReference w:type="default" r:id="rId37"/>
       <w:type w:val="continuous"/>
       <w:pgSz w:w="11907" w:h="16840" w:code="9"/>
       <w:pgMar w:top="1418" w:right="1418" w:bottom="1418" w:left="1418" w:header="709" w:footer="709" w:gutter="567"/>
@@ -12600,6 +13248,9 @@
     <w:abstractNumId w:val="23"/>
   </w:num>
   <w:num w:numId="34" w16cid:durableId="414790230">
+    <w:abstractNumId w:val="14"/>
+  </w:num>
+  <w:num w:numId="35" w16cid:durableId="1452742511">
     <w:abstractNumId w:val="14"/>
   </w:num>
   <w:numIdMacAtCleanup w:val="12"/>
@@ -13403,7 +14054,7 @@
     <w:autoRedefine/>
     <w:uiPriority w:val="35"/>
     <w:qFormat/>
-    <w:rsid w:val="00945301"/>
+    <w:rsid w:val="00230DEE"/>
     <w:pPr>
       <w:spacing w:before="120" w:after="240"/>
       <w:ind w:firstLine="0"/>

--- a/DiplomatervSablon_v3.2_hu.docx
+++ b/DiplomatervSablon_v3.2_hu.docx
@@ -5793,7 +5793,7 @@
         <w:rPr>
           <w:noProof/>
         </w:rPr>
-        <w:pict w14:anchorId="4B93261E">
+        <w:pict w14:anchorId="20EF568A">
           <v:shapetype id="_x0000_t75" coordsize="21600,21600" o:spt="75" o:preferrelative="t" path="m@4@5l@4@11@9@11@9@5xe" filled="f" stroked="f">
             <v:stroke joinstyle="miter"/>
             <v:formulas>
@@ -7842,175 +7842,49 @@
     </w:p>
     <w:p>
       <w:pPr>
+        <w:ind w:firstLine="0"/>
+      </w:pPr>
+      <w:r>
         <w:rPr>
           <w:lang w:val="en-HU"/>
         </w:rPr>
-      </w:pPr>
-      <w:r>
-        <w:rPr>
-          <w:lang w:val="en-HU"/>
-        </w:rPr>
-        <w:t>A becslések érvényességének ellenőrzésére placebo-alapú összehasonlítás készült. Minden valódi eseményhez kiválasztásra kerül egy ugyanolyan vállalathoz tartozó, ±3 héten kívüli hét, amely a New York Times-említések szintje alapján azonos médiakitettséget mutat. A placeboazonosítás vállalaton belül marad, így kontroll alatt maradnak a vállalatspecifikus ciklusok és hosszabb távú trendek.</w:t>
-      </w:r>
-    </w:p>
-    <w:p>
-      <w:pPr>
-        <w:rPr>
-          <w:lang w:val="en-HU"/>
-        </w:rPr>
-      </w:pPr>
-      <w:r>
-        <w:rPr>
-          <w:lang w:val="en-HU"/>
-        </w:rPr>
-        <w:t>A placeboh</w:t>
-      </w:r>
-      <w:r>
-        <w:rPr>
-          <w:lang w:val="en-HU"/>
-        </w:rPr>
-        <w:t>e</w:t>
-      </w:r>
-      <w:r>
-        <w:rPr>
-          <w:lang w:val="en-HU"/>
-        </w:rPr>
-        <w:t>tek köré ugyanúgy felépül az eseményablak, majd az eseményekhez és placeboh</w:t>
-      </w:r>
-      <w:r>
-        <w:rPr>
-          <w:lang w:val="en-HU"/>
-        </w:rPr>
-        <w:t>e</w:t>
-      </w:r>
-      <w:r>
-        <w:rPr>
-          <w:lang w:val="en-HU"/>
-        </w:rPr>
-        <w:t>tekhez tartozó átlagos reakciógörbék különbsége (Event − Placebo) kerül értékelésre. Ez teszi lehetővé, hogy a hírintenzitás általános hatását leválasszuk a hírtónus hirtelen, szokatlan elmozdulásához köthető tényleges sokkhatásról.</w:t>
-      </w:r>
-    </w:p>
-    <w:p>
-      <w:pPr>
-        <w:rPr>
-          <w:lang w:val="en-HU"/>
-        </w:rPr>
-      </w:pPr>
-      <w:r>
-        <w:rPr>
-          <w:lang w:val="en-HU"/>
-        </w:rPr>
-        <w:t>A placebo</w:t>
-      </w:r>
-      <w:r>
-        <w:rPr>
-          <w:lang w:val="en-HU"/>
-        </w:rPr>
-        <w:t>he</w:t>
-      </w:r>
-      <w:r>
-        <w:rPr>
-          <w:lang w:val="en-HU"/>
-        </w:rPr>
-        <w:t xml:space="preserve">tekből képzett eseményablakok </w:t>
-      </w:r>
-      <w:r>
-        <w:rPr>
-          <w:b/>
-          <w:bCs/>
-          <w:lang w:val="en-HU"/>
-        </w:rPr>
-        <w:t>nem mutatnak szisztematikus törést</w:t>
-      </w:r>
-      <w:r>
-        <w:rPr>
-          <w:lang w:val="en-HU"/>
-        </w:rPr>
-        <w:t xml:space="preserve"> τ = 0 körül. A görbék zajosak, a konfidenciaintervallumok szélesek, és jellemzően átfedik a nullát. Ez arra utal, hogy a puszta médiamegjelenési intenzitás </w:t>
-      </w:r>
-      <w:r>
-        <w:rPr>
-          <w:b/>
-          <w:bCs/>
-          <w:lang w:val="en-HU"/>
-        </w:rPr>
-        <w:t>nem generál önmagában eseményszerű reakciót</w:t>
-      </w:r>
-      <w:r>
-        <w:rPr>
-          <w:lang w:val="en-HU"/>
-        </w:rPr>
-        <w:t xml:space="preserve"> a mémvolumenben.</w:t>
-      </w:r>
-    </w:p>
-    <w:p>
-      <w:pPr>
-        <w:rPr>
-          <w:lang w:val="en-HU"/>
-        </w:rPr>
-      </w:pPr>
-      <w:r>
-        <w:rPr>
-          <w:lang w:val="en-HU"/>
-        </w:rPr>
-        <w:t xml:space="preserve">Ezzel szemben a tényleges eseménygörbék és a placebo-görbék különbsége már a hírtónusváltozás valódi hatását ragadja meg. A </w:t>
-      </w:r>
-      <w:r>
-        <w:rPr>
-          <w:b/>
-          <w:bCs/>
-          <w:lang w:val="en-HU"/>
-        </w:rPr>
-        <w:t>negatív hírsokkok</w:t>
-      </w:r>
-      <w:r>
-        <w:rPr>
-          <w:lang w:val="en-HU"/>
-        </w:rPr>
-        <w:t xml:space="preserve"> esetében a τ = 0 körüli eltérés markánsan pozitív, világosan elkülönül a placebohatástól, és az utóhatás is rendezett, jól értelmezhető mintázatot mutat. A </w:t>
-      </w:r>
-      <w:r>
-        <w:rPr>
-          <w:b/>
-          <w:bCs/>
-          <w:lang w:val="en-HU"/>
-        </w:rPr>
-        <w:t>pozitív események</w:t>
-      </w:r>
-      <w:r>
-        <w:rPr>
-          <w:lang w:val="en-HU"/>
-        </w:rPr>
-        <w:t xml:space="preserve"> esetében ugyanez kisebb amplitúdóval jelenik meg, de a dinamika továbbra is konzisztens és elkülönül a placebo-görbéktől.</w:t>
+        <w:t>A</w:t>
+      </w:r>
+      <w:r>
+        <w:t xml:space="preserve"> becslések érvényességének vizsgálatához placebo-alapú összehasonlítás készült. Minden valódi eseményhez kiválasztásra kerül egy olyan, ugyanahhoz a vállalathoz tartozó hét, amely legalább három héttel távolabb esik az eseménytől, és a New York Times-említések száma alapján hasonló médiakitettséget mutat. Mivel a placeboazonosítás vállalaton belül történik, a vállalatspecifikus trendek és ciklusok kontroll alatt maradnak.</w:t>
       </w:r>
     </w:p>
     <w:p>
       <w:pPr>
         <w:ind w:firstLine="0"/>
-        <w:rPr>
-          <w:lang w:val="en-HU"/>
-        </w:rPr>
-      </w:pPr>
-      <w:r>
-        <w:rPr>
-          <w:lang w:val="en-HU"/>
-        </w:rPr>
+      </w:pPr>
+      <w:r>
+        <w:t>A placebohéthez ugyanúgy felépül az eseményablak, majd az eseményekhez és placebohétekhez tartozó átlagos reakciógörbék különbsége (Event − Placebo) kerül értékelésre. Ez a konstrukció teszi lehetővé a hírintenzitás általános hatásának leválasztását a hírtónus hirtelen, szokatlan elmozdulásához köthető sokkhatástól.</w:t>
+      </w:r>
+    </w:p>
+    <w:p>
+      <w:pPr>
+        <w:ind w:firstLine="0"/>
+      </w:pPr>
+      <w:r>
+        <w:t>A placebohétekből képzett eseményablakok nem mutatnak szisztematikus törést τ = 0 körül. A görbék nagyobb szórást mutatnak, a konfidenciaintervallumok szélesek, és jellemzően átfedik a nullát. Ez azt jelzi, hogy a puszta médiamegjelenési intenzitás nem vált ki eseményszerű reakciót a mémvolumenben.</w:t>
+      </w:r>
+    </w:p>
+    <w:p>
+      <w:pPr>
+        <w:ind w:firstLine="0"/>
+      </w:pPr>
+      <w:r>
+        <w:t>Ezzel szemben a tényleges eseménygörbék és a placebo-görbék különbsége a hírtónusváltozás valódi hatását ragadja meg. A negatív hírsokkok esetében a τ = 0 körüli eltérés markánsan pozitív, jól elkülönül a placebohatástól, és rendezett lecsengést mutat az utóhetekben. A pozitív események hatása kisebb amplitúdójú, de a dinamika továbbra is egyértelműen elkülönül a placebo-görbéktől.</w:t>
+      </w:r>
+    </w:p>
+    <w:p>
+      <w:pPr>
+        <w:ind w:firstLine="0"/>
+      </w:pPr>
+      <w:r>
         <w:lastRenderedPageBreak/>
-        <w:t xml:space="preserve">A placeboanalízis tehát egyértelműen megerősíti, hogy a fő Event Study ábrán látható dinamika </w:t>
-      </w:r>
-      <w:r>
-        <w:rPr>
-          <w:b/>
-          <w:bCs/>
-          <w:lang w:val="en-HU"/>
-        </w:rPr>
-        <w:t>nem</w:t>
-      </w:r>
-      <w:r>
-        <w:rPr>
-          <w:lang w:val="en-HU"/>
-        </w:rPr>
-        <w:t xml:space="preserve"> magyarázható a médiakitettség általános változásaival. A mémaktivitás fokozódása elsődlegesen a hírtónus hirtelen és vállalaton belül rendkívüli elmozdulásához kapcsolódik, nem pedig a cikkek számának ingadozásához.</w:t>
+        <w:t>A placeboelemzés tehát megerősíti, hogy a fő Event Study ábrákon megfigyelt dinamika nem vezethető vissza a médiakitettség általános változásaira. A mémaktivitás fokozódása elsősorban a hírtónus vállalaton belüli, rendkívüli elmozdulásához kapcsolódik, nem pedig a cikkvolumen ingadozásához.</w:t>
       </w:r>
     </w:p>
     <w:p>
@@ -8063,6 +7937,9 @@
     <w:p>
       <w:pPr>
         <w:pStyle w:val="Caption"/>
+        <w:rPr>
+          <w:lang w:val="en-HU"/>
+        </w:rPr>
       </w:pPr>
       <w:r>
         <w:t xml:space="preserve">ábra </w:t>
@@ -8085,22 +7962,171 @@
       <w:r>
         <w:fldChar w:fldCharType="end"/>
       </w:r>
-    </w:p>
-    <w:p>
-      <w:pPr>
+      <w:r>
+        <w:t xml:space="preserve"> </w:t>
+      </w:r>
+      <w:r>
+        <w:rPr>
+          <w:b w:val="0"/>
+          <w:bCs w:val="0"/>
+          <w:sz w:val="24"/>
+          <w:szCs w:val="24"/>
+        </w:rPr>
+        <w:t>Negatív hírsokk Event–Placebo különbségfüggvénye</w:t>
+      </w:r>
+      <w:r>
+        <w:rPr>
+          <w:lang w:val="en-HU"/>
+        </w:rPr>
+        <w:t>.</w:t>
+      </w:r>
+    </w:p>
+    <w:p>
+      <w:pPr>
+        <w:ind w:firstLine="0"/>
+      </w:pPr>
+      <w:r>
+        <w:t xml:space="preserve">További diagnosztikai ellenőrzések a függelékben találhatóak </w:t>
+      </w:r>
+      <w:r>
+        <w:t>(</w:t>
+      </w:r>
+      <w:r>
+        <w:t>5.</w:t>
+      </w:r>
+      <w:r>
+        <w:t>5</w:t>
+      </w:r>
+      <w:r>
+        <w:t>.</w:t>
+      </w:r>
+      <w:r>
+        <w:t>).</w:t>
+      </w:r>
+      <w:r>
+        <w:t xml:space="preserve"> </w:t>
+      </w:r>
+      <w:r>
+        <w:t xml:space="preserve"> </w:t>
+      </w:r>
+    </w:p>
+    <w:p>
+      <w:pPr>
+        <w:pStyle w:val="Heading2"/>
+        <w:rPr>
+          <w:sz w:val="48"/>
+          <w:szCs w:val="48"/>
+          <w:lang w:eastAsia="en-GB"/>
+        </w:rPr>
+      </w:pPr>
+      <w:bookmarkStart w:id="28" w:name="_Toc215408752"/>
+      <w:r>
+        <w:rPr>
+          <w:rStyle w:val="Strong"/>
+          <w:b w:val="0"/>
+          <w:bCs w:val="0"/>
+        </w:rPr>
+        <w:t xml:space="preserve">4.4 </w:t>
+      </w:r>
+      <w:r>
+        <w:rPr>
+          <w:rStyle w:val="Strong"/>
+          <w:b w:val="0"/>
+          <w:bCs w:val="0"/>
+        </w:rPr>
+        <w:t xml:space="preserve">Kereszt-korreláció a </w:t>
+      </w:r>
+      <w:r>
+        <w:rPr>
+          <w:rStyle w:val="Strong"/>
+          <w:b w:val="0"/>
+          <w:bCs w:val="0"/>
+        </w:rPr>
+        <w:t xml:space="preserve"> </w:t>
+      </w:r>
+      <w:r>
+        <w:rPr>
+          <w:rStyle w:val="Strong"/>
+          <w:b w:val="0"/>
+          <w:bCs w:val="0"/>
+        </w:rPr>
+        <w:t>mémvolumen és a hírsűrűség között</w:t>
+      </w:r>
+    </w:p>
+    <w:p>
+      <w:pPr>
+        <w:pStyle w:val="NormalWeb"/>
+        <w:rPr>
+          <w:lang w:val="en-US"/>
+        </w:rPr>
+      </w:pPr>
+      <w:r>
+        <w:t>A New York Times-említések és a mémaktivitás időbeli kapcsolatának feltárására keresztkorrelációs elemzés (Cross-Correlation Function, CCF) készült. A módszer célja annak megvizsgálása, hogy a hírek intenzitása és a mémvolumen normalizált (z-score) értékei között kimutatható-e olyan időbeli együttmozgás, amely a két folyamat között vezető–követő struktúrára utal. A CCF a NYT-említések különböző késleltetett értékei és a mémvolumen közötti korrelációt méri, így alkalmas a lehetséges lead–lag mintázatok feltárására.</w:t>
+      </w:r>
+    </w:p>
+    <w:p>
+      <w:pPr>
+        <w:pStyle w:val="NormalWeb"/>
+      </w:pPr>
+      <w:r>
+        <w:t>Az eredmények alapján a keresztkorrelációs értékek egyik vizsgált lag esetében sem mutatnak statisztikailag vagy vizuálisan értelmezhető erős kapcsolatot. A korrelációs értékek minden késleltetésnél közel a nullához adódnak, a hozzájuk tartozó konfidenciaintervallumok pedig szélesek, ami a két változó közötti gyenge és zajos kapcsolatot jelzi. A CCF tehát nem tárt fel olyan egyértelmű mintázatot, amely alapján a hírek időben követnék a mémvolument, vagy fordítva: a nyilvánosság platformon megjelenő aktivitási hullámai előre jeleznék a későbbi médiamegjelenést.</w:t>
+      </w:r>
+    </w:p>
+    <w:p>
+      <w:pPr>
+        <w:pStyle w:val="NormalWeb"/>
+        <w:rPr>
+          <w:lang w:val="en-HU"/>
+        </w:rPr>
+      </w:pPr>
+      <w:r>
+        <w:lastRenderedPageBreak/>
+        <w:t xml:space="preserve">Fontos megjegyezni, hogy a keresztkorreláció a nyers időbeli együttmozgást méri, és nem kontrollál az egyes idősorok autokorrelációjára, illetve trendszerkezetére. Így előfordulhat, hogy a valódi, gyenge prediktív kapcsolat a nyers korrelációs függvényben nem jelenik meg, különösen akkor, ha az adatok zajosak vagy a hatás csak feltételes modellezés mellett észlelhető. </w:t>
+      </w:r>
+      <w:r>
+        <w:rPr>
+          <w:lang w:val="en-HU"/>
+        </w:rPr>
+        <w:t xml:space="preserve">A </w:t>
+      </w:r>
+      <w:r>
+        <w:rPr>
+          <w:i/>
+          <w:iCs/>
+          <w:lang w:val="en-HU"/>
+        </w:rPr>
+        <w:t>feltételes modellezés</w:t>
+      </w:r>
+      <w:r>
+        <w:rPr>
+          <w:lang w:val="en-HU"/>
+        </w:rPr>
+        <w:t xml:space="preserve"> olyan eljárást jelöl, amelyben a modell figyelembe veszi az idősor saját múltbeli mintázatait (például autokorrelációját), és a vizsgált kapcsolatot ezek kontrollálása mellett azonosítja. </w:t>
+      </w:r>
+    </w:p>
+    <w:p>
+      <w:pPr>
+        <w:pStyle w:val="NormalWeb"/>
+      </w:pPr>
+      <w:r>
+        <w:t>Ennek megfelelően a CCF nem szolgált egyértelmű bizonyítékkal sem a hírek → mémek, sem a mémek → hírek irányú dinamikára, ezért szükségessé vált az oksági viszonyok formálisabb Granger-keretben történő tesztelése.</w:t>
+      </w:r>
+    </w:p>
+    <w:p>
+      <w:pPr>
+        <w:pStyle w:val="NormalWeb"/>
         <w:keepNext/>
-        <w:ind w:firstLine="0"/>
         <w:jc w:val="center"/>
       </w:pPr>
       <w:r>
         <w:rPr>
-          <w:lang w:val="en-HU"/>
+          <w:noProof/>
         </w:rPr>
         <w:drawing>
-          <wp:inline distT="0" distB="0" distL="0" distR="0" wp14:anchorId="2710C302" wp14:editId="73401903">
-            <wp:extent cx="3810000" cy="2540000"/>
-            <wp:effectExtent l="0" t="0" r="0" b="0"/>
-            <wp:docPr id="2101926023" name="Picture 1" descr="A graph with a line and a dotted line&#10;&#10;AI-generated content may be incorrect."/>
+          <wp:inline distT="0" distB="0" distL="0" distR="0" wp14:anchorId="2EA5F89D" wp14:editId="7B1607A9">
+            <wp:extent cx="2700000" cy="1799894"/>
+            <wp:effectExtent l="0" t="0" r="5715" b="3810"/>
+            <wp:docPr id="724900877" name="Picture 12" descr="A blue line with a point&#10;&#10;AI-generated content may be incorrect."/>
             <wp:cNvGraphicFramePr>
               <a:graphicFrameLocks xmlns:a="http://schemas.openxmlformats.org/drawingml/2006/main" noChangeAspect="1"/>
             </wp:cNvGraphicFramePr>
@@ -8108,11 +8134,17 @@
               <a:graphicData uri="http://schemas.openxmlformats.org/drawingml/2006/picture">
                 <pic:pic xmlns:pic="http://schemas.openxmlformats.org/drawingml/2006/picture">
                   <pic:nvPicPr>
-                    <pic:cNvPr id="2101926023" name="Picture 1" descr="A graph with a line and a dotted line&#10;&#10;AI-generated content may be incorrect."/>
+                    <pic:cNvPr id="724900877" name="Picture 12" descr="A blue line with a point&#10;&#10;AI-generated content may be incorrect."/>
                     <pic:cNvPicPr/>
                   </pic:nvPicPr>
                   <pic:blipFill>
-                    <a:blip r:embed="rId22"/>
+                    <a:blip r:embed="rId22">
+                      <a:extLst>
+                        <a:ext uri="{28A0092B-C50C-407E-A947-70E740481C1C}">
+                          <a14:useLocalDpi xmlns:a14="http://schemas.microsoft.com/office/drawing/2010/main" val="0"/>
+                        </a:ext>
+                      </a:extLst>
+                    </a:blip>
                     <a:stretch>
                       <a:fillRect/>
                     </a:stretch>
@@ -8120,7 +8152,7 @@
                   <pic:spPr>
                     <a:xfrm>
                       <a:off x="0" y="0"/>
-                      <a:ext cx="3810000" cy="2540000"/>
+                      <a:ext cx="2700000" cy="1799894"/>
                     </a:xfrm>
                     <a:prstGeom prst="rect">
                       <a:avLst/>
@@ -8136,9 +8168,6 @@
     <w:p>
       <w:pPr>
         <w:pStyle w:val="Caption"/>
-        <w:rPr>
-          <w:lang w:val="en-HU"/>
-        </w:rPr>
       </w:pPr>
       <w:r>
         <w:t xml:space="preserve">ábra </w:t>
@@ -8156,80 +8185,56 @@
         <w:rPr>
           <w:noProof/>
         </w:rPr>
-        <w:t>12</w:t>
+        <w:t>13</w:t>
       </w:r>
       <w:r>
         <w:fldChar w:fldCharType="end"/>
       </w:r>
     </w:p>
     <w:p>
-      <w:r>
-        <w:t xml:space="preserve">További diagnosztikai ellenőrzések a függelékben találhatóak </w:t>
-      </w:r>
-      <w:r>
-        <w:t>(</w:t>
-      </w:r>
-      <w:r>
-        <w:t>5.</w:t>
-      </w:r>
-      <w:r>
-        <w:t>5</w:t>
-      </w:r>
-      <w:r>
-        <w:t>.</w:t>
-      </w:r>
-      <w:r>
-        <w:t>).</w:t>
-      </w:r>
-      <w:r>
-        <w:t xml:space="preserve"> </w:t>
-      </w:r>
-      <w:r>
-        <w:t xml:space="preserve"> </w:t>
-      </w:r>
-    </w:p>
-    <w:p>
       <w:pPr>
         <w:pStyle w:val="Heading2"/>
-        <w:rPr>
-          <w:sz w:val="48"/>
-          <w:szCs w:val="48"/>
-          <w:lang w:eastAsia="en-GB"/>
-        </w:rPr>
-      </w:pPr>
-      <w:bookmarkStart w:id="28" w:name="_Toc215408752"/>
+      </w:pPr>
       <w:r>
         <w:rPr>
           <w:rStyle w:val="Strong"/>
           <w:b w:val="0"/>
           <w:bCs w:val="0"/>
         </w:rPr>
-        <w:lastRenderedPageBreak/>
-        <w:t>4.4 Cross-correlation és Granger-tesztek</w:t>
-      </w:r>
-    </w:p>
-    <w:p>
-      <w:pPr>
-        <w:pStyle w:val="Heading2"/>
-      </w:pPr>
+        <w:t>4.</w:t>
+      </w:r>
       <w:r>
         <w:rPr>
           <w:rStyle w:val="Strong"/>
           <w:b w:val="0"/>
           <w:bCs w:val="0"/>
         </w:rPr>
-        <w:t>4.4.1 Cross-correlation (CCF) elemzés</w:t>
+        <w:t>5</w:t>
+      </w:r>
+      <w:r>
+        <w:rPr>
+          <w:rStyle w:val="Strong"/>
+          <w:b w:val="0"/>
+          <w:bCs w:val="0"/>
+        </w:rPr>
+        <w:t xml:space="preserve"> Granger-tesztek a mémvolumen és a hírsűrűség között</w:t>
       </w:r>
     </w:p>
     <w:p>
       <w:pPr>
         <w:pStyle w:val="NormalWeb"/>
-        <w:rPr>
-          <w:lang w:val="en-US"/>
-        </w:rPr>
-      </w:pPr>
-      <w:r>
-        <w:t>A New York Times-említések és a mémaktivitás időbeli kapcsolatának feltárására keresztkorrelációs elemzés (Cross-Correlation Function, CCF) készült. A módszer célja annak megvizsgálása, hogy a hírek intenzitása és a mémvolumen normalizált (z-score) értékei között kimutatható-e olyan időbeli együttmozgás, amely a két folyamat között vezető–követő struktúrára utal. A CCF a NYT-említések különböző késleltetett értékei és a mémvolumen közötti korrelációt méri, így alkalmas a lehetséges lead–lag mintázatok feltárására.</w:t>
+      </w:pPr>
+      <w:r>
+        <w:t xml:space="preserve">A két folyamat közötti oksági irány vizsgálatához Granger-oksági tesztek kerültek alkalmazásra. A módszer azt vizsgálja, hogy az egyik idősor múltbeli értékeinek ismerete javítja-e a másik idősor előrejelzését a saját múltjára épülő modellhez képest. Ebben az értelemben az okság nem kauzális mechanizmust, hanem </w:t>
+      </w:r>
+      <w:r>
+        <w:rPr>
+          <w:rStyle w:val="Strong"/>
+        </w:rPr>
+        <w:t>időbeli előrejelző erőt</w:t>
+      </w:r>
+      <w:r>
+        <w:t xml:space="preserve"> jelent.</w:t>
       </w:r>
     </w:p>
     <w:p>
@@ -8237,24 +8242,85 @@
         <w:pStyle w:val="NormalWeb"/>
       </w:pPr>
       <w:r>
-        <w:t>Az eredmények alapján a keresztkorrelációs értékek egyik vizsgált lag esetében sem mutatnak statisztikailag vagy vizuálisan értelmezhető erős kapcsolatot. A korrelációs értékek minden késleltetésnél közel a nullához adódnak, a hozzájuk tartozó konfidenciaintervallumok pedig szélesek, ami a két változó közötti gyenge és zajos kapcsolatot jelzi. A CCF tehát nem tárt fel olyan egyértelmű mintázatot, amely alapján a hírek időben követnék a mémvolument, vagy fordítva: a nyilvánosság platformon megjelenő aktivitási hullámai előre jeleznék a későbbi médiamegjelenést.</w:t>
+        <w:t>A vizsgálat két irányban történt:</w:t>
+      </w:r>
+      <w:r>
+        <w:t xml:space="preserve"> </w:t>
       </w:r>
     </w:p>
     <w:p>
       <w:pPr>
         <w:pStyle w:val="NormalWeb"/>
+      </w:pPr>
+      <w:r>
+        <w:rPr>
+          <w:rStyle w:val="Strong"/>
+        </w:rPr>
+        <w:t>(i) NYT-említések → mémvolumen</w:t>
+      </w:r>
+      <w:r>
+        <w:rPr>
+          <w:rStyle w:val="Strong"/>
+        </w:rPr>
+        <w:t>:</w:t>
+      </w:r>
+      <w:r>
+        <w:t xml:space="preserve"> </w:t>
+      </w:r>
+      <w:r>
+        <w:t>A tesztek egyetlen vizsgált késleltetés esetében sem mutattak 5%-os szinten szignifikáns hatást. Bár az egyhetes késleltetésnél a p-érték 0,076 körül alakul, ami gyenge kapcsolat lehetőségét vetíti előre, ez nem elegendő a nullhipotézis elutasításához. A rendelkezésre álló adatok alapján tehát nem bizonyítható, hogy a hírek intenzitása Granger-értelemben előre jelezné a későbbi mémaktivitást.</w:t>
+      </w:r>
+    </w:p>
+    <w:p>
+      <w:pPr>
+        <w:pStyle w:val="NormalWeb"/>
+      </w:pPr>
+      <w:r>
+        <w:rPr>
+          <w:rStyle w:val="Strong"/>
+        </w:rPr>
+        <w:lastRenderedPageBreak/>
+        <w:t>(ii) mémvolumen → NYT-említések</w:t>
+      </w:r>
+      <w:r>
+        <w:t xml:space="preserve">: </w:t>
+      </w:r>
+      <w:r>
+        <w:t>Ezzel szemben az egyhetes késleltetés szignifikáns (p ≈ 0,017) eredményt adott, ami arra utal, hogy a megnövekedett mémvolumen statisztikailag kimutatható módon javítja a későbbi hírsűrűség előrejelzését. A hosszabb késleltetések esetében a hatás eltűnik, ami rövid, gyorsan lecsengő dinamikára utal: a média figyelme – legalábbis a New York Times esetében – elsősorban azonnal reagál az online aktivitás felerősödésére, és a kapcsolat nem tartós.</w:t>
+      </w:r>
+    </w:p>
+    <w:p>
+      <w:pPr>
+        <w:pStyle w:val="NormalWeb"/>
+      </w:pPr>
+      <w:r>
+        <w:t>A Granger-eredmények és a CCF eredményeinek összevetése fontos következtetéshez vezet:</w:t>
+      </w:r>
+      <w:r>
+        <w:br/>
+      </w:r>
+      <w:r>
+        <w:rPr>
+          <w:rStyle w:val="Strong"/>
+        </w:rPr>
+        <w:t>bár a nyers keresztkorreláció nem mutatott egyértelmű mintázatot, a Granger-keretben, ahol az autokorreláció hatásai kontrolláltak, kimutathatóvá válik egy rövid távú, memes → NYT irányú előrejelző kapcsolat.</w:t>
+      </w:r>
+      <w:r>
+        <w:t xml:space="preserve"> Ez azt sugallja, hogy a média bizonyos esetekben reagál a platformokon zajló aktivitásra, míg fordított irányban nem található statisztikailag alátámasztható előrejelző erő.</w:t>
+      </w:r>
+    </w:p>
+    <w:p>
+      <w:pPr>
+        <w:pStyle w:val="NormalWeb"/>
         <w:rPr>
           <w:lang w:val="en-HU"/>
         </w:rPr>
       </w:pPr>
       <w:r>
-        <w:t xml:space="preserve">Fontos megjegyezni, hogy a keresztkorreláció a nyers időbeli együttmozgást méri, és nem kontrollál az egyes idősorok autokorrelációjára, illetve trendszerkezetére. Így előfordulhat, hogy a valódi, gyenge prediktív kapcsolat a nyers korrelációs függvényben nem jelenik meg, különösen akkor, ha az adatok zajosak vagy a hatás csak feltételes modellezés mellett észlelhető. </w:t>
-      </w:r>
-      <w:r>
         <w:rPr>
           <w:lang w:val="en-HU"/>
         </w:rPr>
-        <w:t xml:space="preserve">A </w:t>
+        <w:t xml:space="preserve">A két eljárás együttes alkalmazása tehát árnyalt képet ad: a CCF vizuálisan nem mutat erős kapcsolatot, a Granger-keret azonban feltár egy rövid, egy lépéses memetikus előrejelző hatást, amely valószínűleg csak a </w:t>
       </w:r>
       <w:r>
         <w:rPr>
@@ -8266,151 +8332,10 @@
       </w:r>
       <w:r>
         <w:rPr>
-          <w:lang w:val="en-HU"/>
-        </w:rPr>
-        <w:t xml:space="preserve"> olyan eljárást jelöl, amelyben a modell figyelembe veszi az idősor saját múltbeli mintázatait (például autokorrelációját), és a vizsgált kapcsolatot ezek kontrollálása mellett azonosítja. </w:t>
-      </w:r>
-    </w:p>
-    <w:p>
-      <w:pPr>
-        <w:pStyle w:val="NormalWeb"/>
-      </w:pPr>
-      <w:r>
-        <w:t>Ennek megfelelően a CCF nem szolgált egyértelmű bizonyítékkal sem a hírek → mémek, sem a mémek → hírek irányú dinamikára, ezért szükségessé vált az oksági viszonyok formálisabb Granger-keretben történő tesztelése.</w:t>
-      </w:r>
-    </w:p>
-    <w:p>
-      <w:pPr>
-        <w:pStyle w:val="Heading2"/>
-      </w:pPr>
-      <w:r>
-        <w:rPr>
-          <w:rStyle w:val="Strong"/>
-          <w:b w:val="0"/>
-          <w:bCs w:val="0"/>
-        </w:rPr>
-        <w:t>4.4.2 Granger-tesztek a mémvolumen és a hírsűrűség között</w:t>
-      </w:r>
-    </w:p>
-    <w:p>
-      <w:pPr>
-        <w:pStyle w:val="NormalWeb"/>
-      </w:pPr>
-      <w:r>
-        <w:t xml:space="preserve">A két folyamat közötti oksági irány vizsgálatához Granger-oksági tesztek kerültek alkalmazásra. A módszer azt vizsgálja, hogy az egyik idősor múltbeli értékeinek ismerete </w:t>
-      </w:r>
-      <w:r>
-        <w:lastRenderedPageBreak/>
-        <w:t xml:space="preserve">javítja-e a másik idősor előrejelzését a saját múltjára épülő modellhez képest. Ebben az értelemben az okság nem kauzális mechanizmust, hanem </w:t>
-      </w:r>
-      <w:r>
-        <w:rPr>
-          <w:rStyle w:val="Strong"/>
-        </w:rPr>
-        <w:t>időbeli előrejelző erőt</w:t>
-      </w:r>
-      <w:r>
-        <w:t xml:space="preserve"> jelent.</w:t>
-      </w:r>
-    </w:p>
-    <w:p>
-      <w:pPr>
-        <w:pStyle w:val="NormalWeb"/>
-      </w:pPr>
-      <w:r>
-        <w:t>A vizsgálat két irányban történt:</w:t>
-      </w:r>
-      <w:r>
-        <w:t xml:space="preserve"> </w:t>
-      </w:r>
-    </w:p>
-    <w:p>
-      <w:pPr>
-        <w:pStyle w:val="NormalWeb"/>
-      </w:pPr>
-      <w:r>
-        <w:rPr>
-          <w:rStyle w:val="Strong"/>
-        </w:rPr>
-        <w:t>(i) NYT-említések → mémvolumen</w:t>
-      </w:r>
-      <w:r>
-        <w:rPr>
-          <w:rStyle w:val="Strong"/>
-        </w:rPr>
-        <w:t>:</w:t>
-      </w:r>
-      <w:r>
-        <w:t xml:space="preserve"> </w:t>
-      </w:r>
-      <w:r>
-        <w:t>A tesztek egyetlen vizsgált késleltetés esetében sem mutattak 5%-os szinten szignifikáns hatást. Bár az egyhetes késleltetésnél a p-érték 0,076 körül alakul, ami gyenge kapcsolat lehetőségét vetíti előre, ez nem elegendő a nullhipotézis elutasításához. A rendelkezésre álló adatok alapján tehát nem bizonyítható, hogy a hírek intenzitása Granger-értelemben előre jelezné a későbbi mémaktivitást.</w:t>
-      </w:r>
-    </w:p>
-    <w:p>
-      <w:pPr>
-        <w:pStyle w:val="NormalWeb"/>
-      </w:pPr>
-      <w:r>
-        <w:rPr>
-          <w:rStyle w:val="Strong"/>
-        </w:rPr>
-        <w:t>(ii) mémvolumen → NYT-említések</w:t>
-      </w:r>
-      <w:r>
-        <w:t xml:space="preserve">: </w:t>
-      </w:r>
-      <w:r>
-        <w:t>Ezzel szemben az egyhetes késleltetés szignifikáns (p ≈ 0,017) eredményt adott, ami arra utal, hogy a megnövekedett mémvolumen statisztikailag kimutatható módon javítja a későbbi hírsűrűség előrejelzését. A hosszabb késleltetések esetében a hatás eltűnik, ami rövid, gyorsan lecsengő dinamikára utal: a média figyelme – legalábbis a New York Times esetében – elsősorban azonnal reagál az online aktivitás felerősödésére, és a kapcsolat nem tartós.</w:t>
-      </w:r>
-    </w:p>
-    <w:p>
-      <w:pPr>
-        <w:pStyle w:val="NormalWeb"/>
-      </w:pPr>
-      <w:r>
-        <w:t>A Granger-eredmények és a CCF eredményeinek összevetése fontos következtetéshez vezet:</w:t>
-      </w:r>
-      <w:r>
-        <w:br/>
-      </w:r>
-      <w:r>
-        <w:rPr>
-          <w:rStyle w:val="Strong"/>
-        </w:rPr>
-        <w:t>bár a nyers keresztkorreláció nem mutatott egyértelmű mintázatot, a Granger-keretben, ahol az autokorreláció hatásai kontrolláltak, kimutathatóvá válik egy rövid távú, memes → NYT irányú előrejelző kapcsolat.</w:t>
-      </w:r>
-      <w:r>
-        <w:t xml:space="preserve"> Ez azt sugallja, hogy a média bizonyos esetekben reagál a platformokon zajló aktivitásra, míg fordított irányban nem található statisztikailag alátámasztható előrejelző erő.</w:t>
-      </w:r>
-    </w:p>
-    <w:p>
-      <w:pPr>
-        <w:pStyle w:val="NormalWeb"/>
-        <w:rPr>
-          <w:lang w:val="en-HU"/>
-        </w:rPr>
-      </w:pPr>
-      <w:r>
-        <w:rPr>
-          <w:lang w:val="en-HU"/>
-        </w:rPr>
-        <w:t xml:space="preserve">A két eljárás együttes alkalmazása tehát árnyalt képet ad: a CCF vizuálisan nem mutat erős kapcsolatot, a Granger-keret azonban feltár egy rövid, egy lépéses memetikus előrejelző hatást, amely valószínűleg csak a </w:t>
-      </w:r>
-      <w:r>
-        <w:rPr>
           <w:i/>
           <w:iCs/>
           <w:lang w:val="en-HU"/>
         </w:rPr>
-        <w:t>feltételes modellezés</w:t>
-      </w:r>
-      <w:r>
-        <w:rPr>
-          <w:i/>
-          <w:iCs/>
-          <w:lang w:val="en-HU"/>
-        </w:rPr>
         <w:t xml:space="preserve"> </w:t>
       </w:r>
       <w:r>
@@ -8468,7 +8393,6 @@
         <w:pStyle w:val="Heading2"/>
       </w:pPr>
       <w:r>
-        <w:lastRenderedPageBreak/>
         <w:t>4.5 Panel regresszió (TWFE)</w:t>
       </w:r>
       <w:bookmarkEnd w:id="28"/>
@@ -8494,7 +8418,11 @@
     </w:p>
     <w:p>
       <w:r>
-        <w:t xml:space="preserve">A modell három fő kimeneti változóval dolgozik: a log1p transzformációval normalizált heti mémvolumennel, a mémek átlagos sentimentértékével, valamint a log1p transzformált engagement-mutatóval. A fő magyarázóváltozókat az NYT-cikkek jelenlétét jelző bináris indikátor és </w:t>
+        <w:t xml:space="preserve">A modell három fő kimeneti változóval dolgozik: a log1p transzformációval normalizált heti mémvolumennel, a mémek átlagos sentimentértékével, valamint a log1p </w:t>
+      </w:r>
+      <w:r>
+        <w:lastRenderedPageBreak/>
+        <w:t xml:space="preserve">transzformált engagement-mutatóval. A fő magyarázóváltozókat az NYT-cikkek jelenlétét jelző bináris indikátor és </w:t>
       </w:r>
       <w:r>
         <w:t>(</w:t>
@@ -8521,15 +8449,12 @@
     </w:p>
     <w:p>
       <w:r>
-        <w:t xml:space="preserve">A mintaredukció torzító hatásainak elkerülése és a teljes panel információtartalmának megőrzése érdekében két modellcsalád kerül becslésre. A </w:t>
-      </w:r>
+        <w:t>A mintaredukció torzító hatásainak elkerülése és a teljes panel információtartalmának megőrzése érdekében két modellcsalád kerül becslésre. A „mention-only” modellek az összes megfigyelt brand–hetet felhasználják, és a NYT-említések késleltetett értékei a cikkhiányt egyszerűen nullával jelzik. Ez a konstrukció lehetővé teszi, hogy a teljes mintán értékelhető legyen a médiamegjelenés ténye mint expozíció, függetlenül annak érzelmi tartalmától. A „with sentiment” modellek ezzel szemben kizárólag azokat a megfigyeléseket tartják meg, amelyekben a sentimentérték az adott lagablakon belül minden héten rendelkezésre áll, így ezek célzottan a hírek érzelmi irányultságának hatását azonosítják. A két modellcsalád párhuzamos használata biztosítja, hogy elkülöníthető legyen a médiamegjelenés puszta tényének hatása a sentiment által hordozott többletinformációtól, miközben megmarad a becslések közötti teljes körű összehasonlíthatóság.</w:t>
+      </w:r>
+    </w:p>
+    <w:p>
       <w:r>
         <w:lastRenderedPageBreak/>
-        <w:t>„mention-only” modellek az összes megfigyelt brand–hetet felhasználják, és a NYT-említések késleltetett értékei a cikkhiányt egyszerűen nullával jelzik. Ez a konstrukció lehetővé teszi, hogy a teljes mintán értékelhető legyen a médiamegjelenés ténye mint expozíció, függetlenül annak érzelmi tartalmától. A „with sentiment” modellek ezzel szemben kizárólag azokat a megfigyeléseket tartják meg, amelyekben a sentimentérték az adott lagablakon belül minden héten rendelkezésre áll, így ezek célzottan a hírek érzelmi irányultságának hatását azonosítják. A két modellcsalád párhuzamos használata biztosítja, hogy elkülöníthető legyen a médiamegjelenés puszta tényének hatása a sentiment által hordozott többletinformációtól, miközben megmarad a becslések közötti teljes körű összehasonlíthatóság.</w:t>
-      </w:r>
-    </w:p>
-    <w:p>
-      <w:r>
         <w:t>A regressziós egyenlet a sentimentet tartalmazó teljes specifikáció esetén a következő alakban írható fel:</w:t>
       </w:r>
     </w:p>
@@ -8590,6 +8515,9 @@
       </m:oMathPara>
     </w:p>
     <w:p>
+      <w:pPr>
+        <w:ind w:firstLine="0"/>
+      </w:pPr>
       <w:r>
         <w:t>a</w:t>
       </w:r>
@@ -8786,7 +8714,6 @@
       <w:bookmarkStart w:id="33" w:name="_Toc332797402"/>
       <w:bookmarkStart w:id="34" w:name="_Toc215408756"/>
       <w:r>
-        <w:lastRenderedPageBreak/>
         <w:t>Irodalomjegyzék</w:t>
       </w:r>
       <w:bookmarkEnd w:id="33"/>
@@ -9175,7 +9102,7 @@
         <w:fldChar w:fldCharType="end"/>
       </w:r>
       <w:r>
-        <w:t xml:space="preserve"> Amazon mém-cikk idődiagram</w:t>
+        <w:t xml:space="preserve"> Amazon-cikk idődiagram</w:t>
       </w:r>
     </w:p>
     <w:p>
@@ -9846,6 +9773,9 @@
       </w:r>
     </w:p>
     <w:p>
+      <w:pPr>
+        <w:keepNext/>
+      </w:pPr>
       <w:r>
         <w:rPr>
           <w:noProof/>
@@ -9888,6 +9818,41 @@
       </w:r>
     </w:p>
     <w:p>
+      <w:pPr>
+        <w:pStyle w:val="Caption"/>
+        <w:jc w:val="both"/>
+      </w:pPr>
+      <w:r>
+        <w:t xml:space="preserve">Függelék ábra </w:t>
+      </w:r>
+      <w:r>
+        <w:fldChar w:fldCharType="begin"/>
+      </w:r>
+      <w:r>
+        <w:instrText xml:space="preserve"> SEQ Függelék_ábra \* ARABIC </w:instrText>
+      </w:r>
+      <w:r>
+        <w:fldChar w:fldCharType="separate"/>
+      </w:r>
+      <w:r>
+        <w:rPr>
+          <w:noProof/>
+        </w:rPr>
+        <w:t>10</w:t>
+      </w:r>
+      <w:r>
+        <w:fldChar w:fldCharType="end"/>
+      </w:r>
+    </w:p>
+    <w:p>
+      <w:pPr>
+        <w:pStyle w:val="Caption"/>
+      </w:pPr>
+    </w:p>
+    <w:p>
+      <w:pPr>
+        <w:keepNext/>
+      </w:pPr>
       <w:r>
         <w:rPr>
           <w:noProof/>
@@ -9932,6 +9897,33 @@
     </w:p>
     <w:p>
       <w:pPr>
+        <w:pStyle w:val="Caption"/>
+        <w:jc w:val="both"/>
+      </w:pPr>
+      <w:r>
+        <w:t xml:space="preserve">Függelék ábra </w:t>
+      </w:r>
+      <w:r>
+        <w:fldChar w:fldCharType="begin"/>
+      </w:r>
+      <w:r>
+        <w:instrText xml:space="preserve"> SEQ Függelék_ábra \* ARABIC </w:instrText>
+      </w:r>
+      <w:r>
+        <w:fldChar w:fldCharType="separate"/>
+      </w:r>
+      <w:r>
+        <w:rPr>
+          <w:noProof/>
+        </w:rPr>
+        <w:t>11</w:t>
+      </w:r>
+      <w:r>
+        <w:fldChar w:fldCharType="end"/>
+      </w:r>
+    </w:p>
+    <w:p>
+      <w:pPr>
         <w:pStyle w:val="Heading2"/>
       </w:pPr>
       <w:bookmarkStart w:id="42" w:name="_Toc215408762"/>
@@ -10021,18 +10013,1043 @@
       </w:r>
     </w:p>
     <w:p>
-      <w:r>
-        <w:t>A módszertani stabilitás vizsgálatához több diagnosztikai ellenőrzés is készül. Az eseményablakok átfedésének megelőzésére alternatív specifikáció kényszeríti ki, hogy azonos vállalat esetében két esemény között legalább három hét teljen el. Az események időzítési érzékenysége a héten mért hírindex egyhetes előre- és hátralépésével ellenőrizhető; amennyiben a τ = 0 reakció gyengül, az eredeti igazítás kevésbé megbízható. További változatként a kimeneti változó a heti keresztmetszeti átlaggal kerül korrigálásra, amely a valamennyi vállalatot érintő közös sokkok hatását csökkenti. A módszertan részeként vizsgálható a rendkívüli NYT-említési aktivitáson alapuló eseménydefiníció is, ahol az eseményt a vállalaton belüli említésszám felső tizede jelöli, majd ez a csoport a hírtónus előjele szerint tovább bontható. Ezek az ellenőrzések összességében azt vizsgálják, hogy a tanult mintázatok mennyiben stabilak az eseménydefiníció, az időzítés és a közös sokkok jelenléte mellett.</w:t>
-      </w:r>
-    </w:p>
-    <w:p>
-      <w:pPr>
+      <w:pPr>
+        <w:rPr>
+          <w:lang w:val="en-HU"/>
+        </w:rPr>
+      </w:pPr>
+      <w:r>
+        <w:rPr>
+          <w:lang w:val="en-HU"/>
+        </w:rPr>
+        <w:t>A módszertani stabilitás értékelésére több diagnosztikai vizsgálat készült, amelyek azt ellenőrzik, hogy a fő Event Study eredmények mennyiben tekinthetők robusztusnak az eseménydefiníció, az időzítés és a közös sokkok jelenléte mellett.</w:t>
+      </w:r>
+    </w:p>
+    <w:p>
+      <w:pPr>
+        <w:keepNext/>
         <w:ind w:firstLine="0"/>
       </w:pPr>
+      <w:r>
+        <w:rPr>
+          <w:noProof/>
+        </w:rPr>
+        <w:drawing>
+          <wp:inline distT="0" distB="0" distL="0" distR="0" wp14:anchorId="5333572E" wp14:editId="247D502E">
+            <wp:extent cx="3585172" cy="2389974"/>
+            <wp:effectExtent l="0" t="0" r="0" b="0"/>
+            <wp:docPr id="376987497" name="Picture 14" descr="A graph with blue lines and dots&#10;&#10;AI-generated content may be incorrect."/>
+            <wp:cNvGraphicFramePr>
+              <a:graphicFrameLocks xmlns:a="http://schemas.openxmlformats.org/drawingml/2006/main" noChangeAspect="1"/>
+            </wp:cNvGraphicFramePr>
+            <a:graphic xmlns:a="http://schemas.openxmlformats.org/drawingml/2006/main">
+              <a:graphicData uri="http://schemas.openxmlformats.org/drawingml/2006/picture">
+                <pic:pic xmlns:pic="http://schemas.openxmlformats.org/drawingml/2006/picture">
+                  <pic:nvPicPr>
+                    <pic:cNvPr id="376987497" name="Picture 14" descr="A graph with blue lines and dots&#10;&#10;AI-generated content may be incorrect."/>
+                    <pic:cNvPicPr/>
+                  </pic:nvPicPr>
+                  <pic:blipFill>
+                    <a:blip r:embed="rId36">
+                      <a:extLst>
+                        <a:ext uri="{28A0092B-C50C-407E-A947-70E740481C1C}">
+                          <a14:useLocalDpi xmlns:a14="http://schemas.microsoft.com/office/drawing/2010/main" val="0"/>
+                        </a:ext>
+                      </a:extLst>
+                    </a:blip>
+                    <a:stretch>
+                      <a:fillRect/>
+                    </a:stretch>
+                  </pic:blipFill>
+                  <pic:spPr>
+                    <a:xfrm>
+                      <a:off x="0" y="0"/>
+                      <a:ext cx="3618465" cy="2412168"/>
+                    </a:xfrm>
+                    <a:prstGeom prst="rect">
+                      <a:avLst/>
+                    </a:prstGeom>
+                  </pic:spPr>
+                </pic:pic>
+              </a:graphicData>
+            </a:graphic>
+          </wp:inline>
+        </w:drawing>
+      </w:r>
+    </w:p>
+    <w:p>
+      <w:pPr>
+        <w:pStyle w:val="Caption"/>
+        <w:jc w:val="both"/>
+      </w:pPr>
+      <w:r>
+        <w:t xml:space="preserve">Függelék ábra </w:t>
+      </w:r>
+      <w:r>
+        <w:fldChar w:fldCharType="begin"/>
+      </w:r>
+      <w:r>
+        <w:instrText xml:space="preserve"> SEQ Függelék_ábra \* ARABIC </w:instrText>
+      </w:r>
+      <w:r>
+        <w:fldChar w:fldCharType="separate"/>
+      </w:r>
+      <w:r>
+        <w:rPr>
+          <w:noProof/>
+        </w:rPr>
+        <w:t>12</w:t>
+      </w:r>
+      <w:r>
+        <w:fldChar w:fldCharType="end"/>
+      </w:r>
+      <w:r>
+        <w:rPr>
+          <w:b w:val="0"/>
+          <w:bCs w:val="0"/>
+          <w:sz w:val="24"/>
+          <w:szCs w:val="24"/>
+        </w:rPr>
+        <w:t xml:space="preserve"> </w:t>
+      </w:r>
+      <w:r>
+        <w:t>Placebo (negatív események): eseményablak átlagos reakciója</w:t>
+      </w:r>
+    </w:p>
+    <w:p>
+      <w:r>
+        <w:t>A placeboh</w:t>
+      </w:r>
+      <w:r>
+        <w:t>e</w:t>
+      </w:r>
+      <w:r>
+        <w:t>tekhez tartozó reakciógörbe nem mutat törést a τ = 0 pont körül, ami alátámasztja, hogy a médiakitettség önmagában nem generál eseményszerű mintázatot.</w:t>
+      </w:r>
+    </w:p>
+    <w:p>
+      <w:pPr>
+        <w:keepNext/>
+        <w:ind w:firstLine="0"/>
+      </w:pPr>
+      <w:r>
+        <w:rPr>
+          <w:noProof/>
+        </w:rPr>
+        <w:drawing>
+          <wp:inline distT="0" distB="0" distL="0" distR="0" wp14:anchorId="0C54BE6C" wp14:editId="4FD3324E">
+            <wp:extent cx="3653288" cy="2435382"/>
+            <wp:effectExtent l="0" t="0" r="4445" b="3175"/>
+            <wp:docPr id="1621397073" name="Picture 19" descr="A graph with blue lines and white text&#10;&#10;AI-generated content may be incorrect."/>
+            <wp:cNvGraphicFramePr>
+              <a:graphicFrameLocks xmlns:a="http://schemas.openxmlformats.org/drawingml/2006/main" noChangeAspect="1"/>
+            </wp:cNvGraphicFramePr>
+            <a:graphic xmlns:a="http://schemas.openxmlformats.org/drawingml/2006/main">
+              <a:graphicData uri="http://schemas.openxmlformats.org/drawingml/2006/picture">
+                <pic:pic xmlns:pic="http://schemas.openxmlformats.org/drawingml/2006/picture">
+                  <pic:nvPicPr>
+                    <pic:cNvPr id="1621397073" name="Picture 19" descr="A graph with blue lines and white text&#10;&#10;AI-generated content may be incorrect."/>
+                    <pic:cNvPicPr/>
+                  </pic:nvPicPr>
+                  <pic:blipFill>
+                    <a:blip r:embed="rId37">
+                      <a:extLst>
+                        <a:ext uri="{28A0092B-C50C-407E-A947-70E740481C1C}">
+                          <a14:useLocalDpi xmlns:a14="http://schemas.microsoft.com/office/drawing/2010/main" val="0"/>
+                        </a:ext>
+                      </a:extLst>
+                    </a:blip>
+                    <a:stretch>
+                      <a:fillRect/>
+                    </a:stretch>
+                  </pic:blipFill>
+                  <pic:spPr>
+                    <a:xfrm>
+                      <a:off x="0" y="0"/>
+                      <a:ext cx="3669376" cy="2446107"/>
+                    </a:xfrm>
+                    <a:prstGeom prst="rect">
+                      <a:avLst/>
+                    </a:prstGeom>
+                  </pic:spPr>
+                </pic:pic>
+              </a:graphicData>
+            </a:graphic>
+          </wp:inline>
+        </w:drawing>
+      </w:r>
+    </w:p>
+    <w:p>
+      <w:pPr>
+        <w:pStyle w:val="Caption"/>
+        <w:jc w:val="both"/>
+      </w:pPr>
+      <w:r>
+        <w:t xml:space="preserve">Függelék ábra </w:t>
+      </w:r>
+      <w:r>
+        <w:fldChar w:fldCharType="begin"/>
+      </w:r>
+      <w:r>
+        <w:instrText xml:space="preserve"> SEQ Függelék_ábra \* ARABIC </w:instrText>
+      </w:r>
+      <w:r>
+        <w:fldChar w:fldCharType="separate"/>
+      </w:r>
+      <w:r>
+        <w:rPr>
+          <w:noProof/>
+        </w:rPr>
+        <w:t>13</w:t>
+      </w:r>
+      <w:r>
+        <w:fldChar w:fldCharType="end"/>
+      </w:r>
+      <w:r>
+        <w:rPr>
+          <w:b w:val="0"/>
+          <w:bCs w:val="0"/>
+          <w:sz w:val="24"/>
+          <w:szCs w:val="24"/>
+        </w:rPr>
+        <w:t xml:space="preserve"> </w:t>
+      </w:r>
+      <w:r>
+        <w:t>Negatív események, átfedés kizárásával</w:t>
+      </w:r>
+    </w:p>
+    <w:p>
+      <w:pPr>
+        <w:keepNext/>
+        <w:ind w:firstLine="0"/>
+      </w:pPr>
+      <w:r>
+        <w:rPr>
+          <w:noProof/>
+        </w:rPr>
+        <w:lastRenderedPageBreak/>
+        <w:drawing>
+          <wp:inline distT="0" distB="0" distL="0" distR="0" wp14:anchorId="7AA7B2DF" wp14:editId="3893BF1F">
+            <wp:extent cx="3653155" cy="2435293"/>
+            <wp:effectExtent l="0" t="0" r="4445" b="3175"/>
+            <wp:docPr id="626706594" name="Picture 20" descr="A graph with blue lines and white text&#10;&#10;AI-generated content may be incorrect."/>
+            <wp:cNvGraphicFramePr>
+              <a:graphicFrameLocks xmlns:a="http://schemas.openxmlformats.org/drawingml/2006/main" noChangeAspect="1"/>
+            </wp:cNvGraphicFramePr>
+            <a:graphic xmlns:a="http://schemas.openxmlformats.org/drawingml/2006/main">
+              <a:graphicData uri="http://schemas.openxmlformats.org/drawingml/2006/picture">
+                <pic:pic xmlns:pic="http://schemas.openxmlformats.org/drawingml/2006/picture">
+                  <pic:nvPicPr>
+                    <pic:cNvPr id="626706594" name="Picture 20" descr="A graph with blue lines and white text&#10;&#10;AI-generated content may be incorrect."/>
+                    <pic:cNvPicPr/>
+                  </pic:nvPicPr>
+                  <pic:blipFill>
+                    <a:blip r:embed="rId38">
+                      <a:extLst>
+                        <a:ext uri="{28A0092B-C50C-407E-A947-70E740481C1C}">
+                          <a14:useLocalDpi xmlns:a14="http://schemas.microsoft.com/office/drawing/2010/main" val="0"/>
+                        </a:ext>
+                      </a:extLst>
+                    </a:blip>
+                    <a:stretch>
+                      <a:fillRect/>
+                    </a:stretch>
+                  </pic:blipFill>
+                  <pic:spPr>
+                    <a:xfrm>
+                      <a:off x="0" y="0"/>
+                      <a:ext cx="3681093" cy="2453918"/>
+                    </a:xfrm>
+                    <a:prstGeom prst="rect">
+                      <a:avLst/>
+                    </a:prstGeom>
+                  </pic:spPr>
+                </pic:pic>
+              </a:graphicData>
+            </a:graphic>
+          </wp:inline>
+        </w:drawing>
+      </w:r>
+    </w:p>
+    <w:p>
+      <w:pPr>
+        <w:pStyle w:val="Caption"/>
+        <w:jc w:val="both"/>
+      </w:pPr>
+      <w:r>
+        <w:t xml:space="preserve">Függelék ábra </w:t>
+      </w:r>
+      <w:r>
+        <w:fldChar w:fldCharType="begin"/>
+      </w:r>
+      <w:r>
+        <w:instrText xml:space="preserve"> SEQ Függelék_ábra \* ARABIC </w:instrText>
+      </w:r>
+      <w:r>
+        <w:fldChar w:fldCharType="separate"/>
+      </w:r>
+      <w:r>
+        <w:rPr>
+          <w:noProof/>
+        </w:rPr>
+        <w:t>14</w:t>
+      </w:r>
+      <w:r>
+        <w:fldChar w:fldCharType="end"/>
+      </w:r>
+      <w:r>
+        <w:t xml:space="preserve"> Pozitív</w:t>
+      </w:r>
+      <w:r>
+        <w:t xml:space="preserve"> események, átfedés kizárásával</w:t>
+      </w:r>
+    </w:p>
+    <w:p>
+      <w:pPr>
+        <w:pStyle w:val="NormalWeb"/>
+        <w:rPr>
+          <w:lang w:val="en-HU" w:eastAsia="en-GB"/>
+        </w:rPr>
+      </w:pPr>
+      <w:r>
+        <w:t>A 13. és 14. ábra az eseményablakok átfedését kizáró alternatív specifikáció eredményeit mutatja.</w:t>
+      </w:r>
+      <w:r>
+        <w:t xml:space="preserve"> </w:t>
+      </w:r>
+      <w:r>
+        <w:t>Ebben a változatban azonos vállalatnál két esemény között legalább három hétnek kell eltelnie, így csökkenthető az egymást torzító, sűrűn előforduló események hatása.</w:t>
+      </w:r>
+      <w:r>
+        <w:t xml:space="preserve"> </w:t>
+      </w:r>
+      <w:r>
+        <w:rPr>
+          <w:lang w:val="en-HU" w:eastAsia="en-GB"/>
+        </w:rPr>
+        <w:t>A görbék szerkezete hasonló az alapspecifikációhoz, ami a becslések időbeli stabilitását támasztja alá.</w:t>
+      </w:r>
+    </w:p>
+    <w:p>
+      <w:pPr>
+        <w:rPr>
+          <w:lang w:val="en-HU"/>
+        </w:rPr>
+      </w:pPr>
+      <w:r>
+        <w:rPr>
+          <w:lang w:val="en-HU"/>
+        </w:rPr>
+        <w:br/>
+      </w:r>
+    </w:p>
+    <w:p>
+      <w:pPr>
+        <w:keepNext/>
+        <w:ind w:firstLine="0"/>
+      </w:pPr>
+      <w:r>
+        <w:rPr>
+          <w:noProof/>
+        </w:rPr>
+        <w:drawing>
+          <wp:inline distT="0" distB="0" distL="0" distR="0" wp14:anchorId="4A0963A4" wp14:editId="0A50FD25">
+            <wp:extent cx="3911327" cy="2607398"/>
+            <wp:effectExtent l="0" t="0" r="635" b="0"/>
+            <wp:docPr id="1253384257" name="Picture 21" descr="A graph with blue lines and white text&#10;&#10;AI-generated content may be incorrect."/>
+            <wp:cNvGraphicFramePr>
+              <a:graphicFrameLocks xmlns:a="http://schemas.openxmlformats.org/drawingml/2006/main" noChangeAspect="1"/>
+            </wp:cNvGraphicFramePr>
+            <a:graphic xmlns:a="http://schemas.openxmlformats.org/drawingml/2006/main">
+              <a:graphicData uri="http://schemas.openxmlformats.org/drawingml/2006/picture">
+                <pic:pic xmlns:pic="http://schemas.openxmlformats.org/drawingml/2006/picture">
+                  <pic:nvPicPr>
+                    <pic:cNvPr id="1253384257" name="Picture 21" descr="A graph with blue lines and white text&#10;&#10;AI-generated content may be incorrect."/>
+                    <pic:cNvPicPr/>
+                  </pic:nvPicPr>
+                  <pic:blipFill>
+                    <a:blip r:embed="rId39">
+                      <a:extLst>
+                        <a:ext uri="{28A0092B-C50C-407E-A947-70E740481C1C}">
+                          <a14:useLocalDpi xmlns:a14="http://schemas.microsoft.com/office/drawing/2010/main" val="0"/>
+                        </a:ext>
+                      </a:extLst>
+                    </a:blip>
+                    <a:stretch>
+                      <a:fillRect/>
+                    </a:stretch>
+                  </pic:blipFill>
+                  <pic:spPr>
+                    <a:xfrm>
+                      <a:off x="0" y="0"/>
+                      <a:ext cx="3928205" cy="2618649"/>
+                    </a:xfrm>
+                    <a:prstGeom prst="rect">
+                      <a:avLst/>
+                    </a:prstGeom>
+                  </pic:spPr>
+                </pic:pic>
+              </a:graphicData>
+            </a:graphic>
+          </wp:inline>
+        </w:drawing>
+      </w:r>
+    </w:p>
+    <w:p>
+      <w:pPr>
+        <w:pStyle w:val="Caption"/>
+        <w:jc w:val="both"/>
+      </w:pPr>
+      <w:r>
+        <w:t xml:space="preserve">Függelék ábra </w:t>
+      </w:r>
+      <w:r>
+        <w:fldChar w:fldCharType="begin"/>
+      </w:r>
+      <w:r>
+        <w:instrText xml:space="preserve"> SEQ Függelék_ábra \* ARABIC </w:instrText>
+      </w:r>
+      <w:r>
+        <w:fldChar w:fldCharType="separate"/>
+      </w:r>
+      <w:r>
+        <w:rPr>
+          <w:noProof/>
+        </w:rPr>
+        <w:t>15</w:t>
+      </w:r>
+      <w:r>
+        <w:fldChar w:fldCharType="end"/>
+      </w:r>
+      <w:r>
+        <w:t xml:space="preserve"> Pozitív események, </w:t>
+      </w:r>
+      <w:r>
+        <w:t>+1 hetes eltolás</w:t>
+      </w:r>
+    </w:p>
+    <w:p>
+      <w:pPr>
+        <w:keepNext/>
+        <w:ind w:firstLine="0"/>
+      </w:pPr>
+      <w:r>
+        <w:rPr>
+          <w:noProof/>
+        </w:rPr>
+        <w:lastRenderedPageBreak/>
+        <w:drawing>
+          <wp:inline distT="0" distB="0" distL="0" distR="0" wp14:anchorId="5BF4FAB1" wp14:editId="66816816">
+            <wp:extent cx="3571802" cy="2381061"/>
+            <wp:effectExtent l="0" t="0" r="0" b="0"/>
+            <wp:docPr id="701370168" name="Picture 22" descr="A graph with a line and a line&#10;&#10;AI-generated content may be incorrect."/>
+            <wp:cNvGraphicFramePr>
+              <a:graphicFrameLocks xmlns:a="http://schemas.openxmlformats.org/drawingml/2006/main" noChangeAspect="1"/>
+            </wp:cNvGraphicFramePr>
+            <a:graphic xmlns:a="http://schemas.openxmlformats.org/drawingml/2006/main">
+              <a:graphicData uri="http://schemas.openxmlformats.org/drawingml/2006/picture">
+                <pic:pic xmlns:pic="http://schemas.openxmlformats.org/drawingml/2006/picture">
+                  <pic:nvPicPr>
+                    <pic:cNvPr id="701370168" name="Picture 22" descr="A graph with a line and a line&#10;&#10;AI-generated content may be incorrect."/>
+                    <pic:cNvPicPr/>
+                  </pic:nvPicPr>
+                  <pic:blipFill>
+                    <a:blip r:embed="rId40">
+                      <a:extLst>
+                        <a:ext uri="{28A0092B-C50C-407E-A947-70E740481C1C}">
+                          <a14:useLocalDpi xmlns:a14="http://schemas.microsoft.com/office/drawing/2010/main" val="0"/>
+                        </a:ext>
+                      </a:extLst>
+                    </a:blip>
+                    <a:stretch>
+                      <a:fillRect/>
+                    </a:stretch>
+                  </pic:blipFill>
+                  <pic:spPr>
+                    <a:xfrm>
+                      <a:off x="0" y="0"/>
+                      <a:ext cx="3619458" cy="2412830"/>
+                    </a:xfrm>
+                    <a:prstGeom prst="rect">
+                      <a:avLst/>
+                    </a:prstGeom>
+                  </pic:spPr>
+                </pic:pic>
+              </a:graphicData>
+            </a:graphic>
+          </wp:inline>
+        </w:drawing>
+      </w:r>
+    </w:p>
+    <w:p>
+      <w:pPr>
+        <w:pStyle w:val="Caption"/>
+        <w:jc w:val="both"/>
+      </w:pPr>
+      <w:r>
+        <w:t xml:space="preserve">Függelék ábra </w:t>
+      </w:r>
+      <w:r>
+        <w:fldChar w:fldCharType="begin"/>
+      </w:r>
+      <w:r>
+        <w:instrText xml:space="preserve"> SEQ Függelék_ábra \* ARABIC </w:instrText>
+      </w:r>
+      <w:r>
+        <w:fldChar w:fldCharType="separate"/>
+      </w:r>
+      <w:r>
+        <w:rPr>
+          <w:noProof/>
+        </w:rPr>
+        <w:t>16</w:t>
+      </w:r>
+      <w:r>
+        <w:fldChar w:fldCharType="end"/>
+      </w:r>
+      <w:r>
+        <w:t xml:space="preserve"> Pozitív események, </w:t>
+      </w:r>
+      <w:r>
+        <w:t>−1 hetes eltolás</w:t>
+      </w:r>
+    </w:p>
+    <w:p>
+      <w:pPr>
+        <w:pStyle w:val="NormalWeb"/>
+        <w:rPr>
+          <w:lang w:val="en-HU" w:eastAsia="en-GB"/>
+        </w:rPr>
+      </w:pPr>
+      <w:r>
+        <w:t>A 15. és 16. ábra az eseményidőpont ±1 hetes eltolásával készült.</w:t>
+      </w:r>
+      <w:r>
+        <w:br/>
+        <w:t>Ez a diagnosztika azt vizsgálja, mennyire érzékeny az eredmény arra, hogy a hírsokk melyik hétre esik.</w:t>
+      </w:r>
+      <w:r>
+        <w:rPr>
+          <w:b/>
+          <w:bCs/>
+        </w:rPr>
+        <w:t xml:space="preserve"> </w:t>
+      </w:r>
+      <w:r>
+        <w:rPr>
+          <w:lang w:val="en-HU" w:eastAsia="en-GB"/>
+        </w:rPr>
+        <w:t>A τ = 0 körüli reakció csak enyhén változik, ami azt jelzi, hogy az időzítés körüli bizonytalanság nem írja át a fő mintázatokat.</w:t>
+      </w:r>
+    </w:p>
+    <w:p>
+      <w:pPr>
+        <w:pStyle w:val="Caption"/>
+        <w:keepNext/>
+        <w:ind w:firstLine="720"/>
+        <w:jc w:val="both"/>
+      </w:pPr>
+      <w:r>
+        <w:t xml:space="preserve"> </w:t>
+      </w:r>
+      <w:r>
+        <w:rPr>
+          <w:noProof/>
+        </w:rPr>
+        <w:drawing>
+          <wp:inline distT="0" distB="0" distL="0" distR="0" wp14:anchorId="3A96B716" wp14:editId="1592158E">
+            <wp:extent cx="3476530" cy="2317550"/>
+            <wp:effectExtent l="0" t="0" r="3810" b="0"/>
+            <wp:docPr id="352531121" name="Picture 23" descr="A graph with blue lines and white text&#10;&#10;AI-generated content may be incorrect."/>
+            <wp:cNvGraphicFramePr>
+              <a:graphicFrameLocks xmlns:a="http://schemas.openxmlformats.org/drawingml/2006/main" noChangeAspect="1"/>
+            </wp:cNvGraphicFramePr>
+            <a:graphic xmlns:a="http://schemas.openxmlformats.org/drawingml/2006/main">
+              <a:graphicData uri="http://schemas.openxmlformats.org/drawingml/2006/picture">
+                <pic:pic xmlns:pic="http://schemas.openxmlformats.org/drawingml/2006/picture">
+                  <pic:nvPicPr>
+                    <pic:cNvPr id="352531121" name="Picture 23" descr="A graph with blue lines and white text&#10;&#10;AI-generated content may be incorrect."/>
+                    <pic:cNvPicPr/>
+                  </pic:nvPicPr>
+                  <pic:blipFill>
+                    <a:blip r:embed="rId41">
+                      <a:extLst>
+                        <a:ext uri="{28A0092B-C50C-407E-A947-70E740481C1C}">
+                          <a14:useLocalDpi xmlns:a14="http://schemas.microsoft.com/office/drawing/2010/main" val="0"/>
+                        </a:ext>
+                      </a:extLst>
+                    </a:blip>
+                    <a:stretch>
+                      <a:fillRect/>
+                    </a:stretch>
+                  </pic:blipFill>
+                  <pic:spPr>
+                    <a:xfrm>
+                      <a:off x="0" y="0"/>
+                      <a:ext cx="3505013" cy="2336538"/>
+                    </a:xfrm>
+                    <a:prstGeom prst="rect">
+                      <a:avLst/>
+                    </a:prstGeom>
+                  </pic:spPr>
+                </pic:pic>
+              </a:graphicData>
+            </a:graphic>
+          </wp:inline>
+        </w:drawing>
+      </w:r>
+    </w:p>
+    <w:p>
+      <w:pPr>
+        <w:pStyle w:val="Caption"/>
+        <w:jc w:val="both"/>
+      </w:pPr>
+      <w:r>
+        <w:t xml:space="preserve">Függelék ábra </w:t>
+      </w:r>
+      <w:r>
+        <w:fldChar w:fldCharType="begin"/>
+      </w:r>
+      <w:r>
+        <w:instrText xml:space="preserve"> SEQ Függelék_ábra \* ARABIC </w:instrText>
+      </w:r>
+      <w:r>
+        <w:fldChar w:fldCharType="separate"/>
+      </w:r>
+      <w:r>
+        <w:rPr>
+          <w:noProof/>
+        </w:rPr>
+        <w:t>17</w:t>
+      </w:r>
+      <w:r>
+        <w:fldChar w:fldCharType="end"/>
+      </w:r>
+      <w:r>
+        <w:t xml:space="preserve"> </w:t>
+      </w:r>
+      <w:r>
+        <w:t>Negatív események: alternatív kimenet (log1p_meme_engagement)</w:t>
+      </w:r>
+    </w:p>
+    <w:p>
+      <w:pPr>
+        <w:pStyle w:val="Caption"/>
+        <w:keepNext/>
+        <w:jc w:val="both"/>
+      </w:pPr>
+      <w:r>
+        <w:rPr>
+          <w:noProof/>
+        </w:rPr>
+        <w:lastRenderedPageBreak/>
+        <w:drawing>
+          <wp:inline distT="0" distB="0" distL="0" distR="0" wp14:anchorId="5126A735" wp14:editId="2497D1D5">
+            <wp:extent cx="3585383" cy="2390115"/>
+            <wp:effectExtent l="0" t="0" r="0" b="0"/>
+            <wp:docPr id="1469322366" name="Picture 24" descr="A graph with blue lines and numbers&#10;&#10;AI-generated content may be incorrect."/>
+            <wp:cNvGraphicFramePr>
+              <a:graphicFrameLocks xmlns:a="http://schemas.openxmlformats.org/drawingml/2006/main" noChangeAspect="1"/>
+            </wp:cNvGraphicFramePr>
+            <a:graphic xmlns:a="http://schemas.openxmlformats.org/drawingml/2006/main">
+              <a:graphicData uri="http://schemas.openxmlformats.org/drawingml/2006/picture">
+                <pic:pic xmlns:pic="http://schemas.openxmlformats.org/drawingml/2006/picture">
+                  <pic:nvPicPr>
+                    <pic:cNvPr id="1469322366" name="Picture 24" descr="A graph with blue lines and numbers&#10;&#10;AI-generated content may be incorrect."/>
+                    <pic:cNvPicPr/>
+                  </pic:nvPicPr>
+                  <pic:blipFill>
+                    <a:blip r:embed="rId42">
+                      <a:extLst>
+                        <a:ext uri="{28A0092B-C50C-407E-A947-70E740481C1C}">
+                          <a14:useLocalDpi xmlns:a14="http://schemas.microsoft.com/office/drawing/2010/main" val="0"/>
+                        </a:ext>
+                      </a:extLst>
+                    </a:blip>
+                    <a:stretch>
+                      <a:fillRect/>
+                    </a:stretch>
+                  </pic:blipFill>
+                  <pic:spPr>
+                    <a:xfrm>
+                      <a:off x="0" y="0"/>
+                      <a:ext cx="3606183" cy="2403981"/>
+                    </a:xfrm>
+                    <a:prstGeom prst="rect">
+                      <a:avLst/>
+                    </a:prstGeom>
+                  </pic:spPr>
+                </pic:pic>
+              </a:graphicData>
+            </a:graphic>
+          </wp:inline>
+        </w:drawing>
+      </w:r>
+    </w:p>
+    <w:p>
+      <w:pPr>
+        <w:pStyle w:val="Caption"/>
+        <w:jc w:val="both"/>
+      </w:pPr>
+      <w:r>
+        <w:t xml:space="preserve">Függelék ábra </w:t>
+      </w:r>
+      <w:r>
+        <w:fldChar w:fldCharType="begin"/>
+      </w:r>
+      <w:r>
+        <w:instrText xml:space="preserve"> SEQ Függelék_ábra \* ARABIC </w:instrText>
+      </w:r>
+      <w:r>
+        <w:fldChar w:fldCharType="separate"/>
+      </w:r>
+      <w:r>
+        <w:rPr>
+          <w:noProof/>
+        </w:rPr>
+        <w:t>18</w:t>
+      </w:r>
+      <w:r>
+        <w:fldChar w:fldCharType="end"/>
+      </w:r>
+      <w:r>
+        <w:t xml:space="preserve"> </w:t>
+      </w:r>
+      <w:r>
+        <w:t>Pozitív események: alternatív kimenet (log1p_meme_volume)</w:t>
+      </w:r>
+    </w:p>
+    <w:p>
+      <w:pPr>
+        <w:pStyle w:val="NormalWeb"/>
+        <w:rPr>
+          <w:lang w:val="en-HU" w:eastAsia="en-GB"/>
+        </w:rPr>
+      </w:pPr>
+      <w:r>
+        <w:t>A 17. és 18. ábra olyan specifikációt mutat, ahol a vizsgált kimenet eltér az alapbeállítástól.</w:t>
+      </w:r>
+      <w:r>
+        <w:t xml:space="preserve"> </w:t>
+      </w:r>
+      <w:r>
+        <w:rPr>
+          <w:lang w:val="en-HU" w:eastAsia="en-GB"/>
+        </w:rPr>
+        <w:t>A görbék struktúrája az alapmodellével konzisztens, ami megerősíti, hogy a talált dinamika nem függ a kimeneti változó konkrét választásától.</w:t>
+      </w:r>
+    </w:p>
+    <w:p/>
+    <w:p>
+      <w:pPr>
+        <w:pStyle w:val="Caption"/>
+        <w:keepNext/>
+        <w:jc w:val="both"/>
+      </w:pPr>
+      <w:r>
+        <w:rPr>
+          <w:noProof/>
+        </w:rPr>
+        <w:drawing>
+          <wp:inline distT="0" distB="0" distL="0" distR="0" wp14:anchorId="38842407" wp14:editId="4DCDDBF2">
+            <wp:extent cx="3476735" cy="2317687"/>
+            <wp:effectExtent l="0" t="0" r="3175" b="0"/>
+            <wp:docPr id="609348498" name="Picture 25" descr="A graph with a line and a line&#10;&#10;AI-generated content may be incorrect."/>
+            <wp:cNvGraphicFramePr>
+              <a:graphicFrameLocks xmlns:a="http://schemas.openxmlformats.org/drawingml/2006/main" noChangeAspect="1"/>
+            </wp:cNvGraphicFramePr>
+            <a:graphic xmlns:a="http://schemas.openxmlformats.org/drawingml/2006/main">
+              <a:graphicData uri="http://schemas.openxmlformats.org/drawingml/2006/picture">
+                <pic:pic xmlns:pic="http://schemas.openxmlformats.org/drawingml/2006/picture">
+                  <pic:nvPicPr>
+                    <pic:cNvPr id="609348498" name="Picture 25" descr="A graph with a line and a line&#10;&#10;AI-generated content may be incorrect."/>
+                    <pic:cNvPicPr/>
+                  </pic:nvPicPr>
+                  <pic:blipFill>
+                    <a:blip r:embed="rId43">
+                      <a:extLst>
+                        <a:ext uri="{28A0092B-C50C-407E-A947-70E740481C1C}">
+                          <a14:useLocalDpi xmlns:a14="http://schemas.microsoft.com/office/drawing/2010/main" val="0"/>
+                        </a:ext>
+                      </a:extLst>
+                    </a:blip>
+                    <a:stretch>
+                      <a:fillRect/>
+                    </a:stretch>
+                  </pic:blipFill>
+                  <pic:spPr>
+                    <a:xfrm>
+                      <a:off x="0" y="0"/>
+                      <a:ext cx="3505064" cy="2336572"/>
+                    </a:xfrm>
+                    <a:prstGeom prst="rect">
+                      <a:avLst/>
+                    </a:prstGeom>
+                  </pic:spPr>
+                </pic:pic>
+              </a:graphicData>
+            </a:graphic>
+          </wp:inline>
+        </w:drawing>
+      </w:r>
+    </w:p>
+    <w:p>
+      <w:pPr>
+        <w:pStyle w:val="Caption"/>
+        <w:jc w:val="both"/>
+      </w:pPr>
+      <w:r>
+        <w:t xml:space="preserve">Függelék ábra </w:t>
+      </w:r>
+      <w:r>
+        <w:fldChar w:fldCharType="begin"/>
+      </w:r>
+      <w:r>
+        <w:instrText xml:space="preserve"> SEQ Függelék_ábra \* ARABIC </w:instrText>
+      </w:r>
+      <w:r>
+        <w:fldChar w:fldCharType="separate"/>
+      </w:r>
+      <w:r>
+        <w:rPr>
+          <w:noProof/>
+        </w:rPr>
+        <w:t>19</w:t>
+      </w:r>
+      <w:r>
+        <w:fldChar w:fldCharType="end"/>
+      </w:r>
+      <w:r>
+        <w:t xml:space="preserve"> </w:t>
+      </w:r>
+      <w:r>
+        <w:t>Eseménydefiníció NYT-említésszám alapján (negatív)</w:t>
+      </w:r>
+    </w:p>
+    <w:p>
+      <w:pPr>
+        <w:pStyle w:val="Caption"/>
+        <w:keepNext/>
+        <w:jc w:val="both"/>
+      </w:pPr>
+      <w:r>
+        <w:rPr>
+          <w:noProof/>
+        </w:rPr>
+        <w:lastRenderedPageBreak/>
+        <w:drawing>
+          <wp:inline distT="0" distB="0" distL="0" distR="0" wp14:anchorId="05307F9B" wp14:editId="7A48F8C7">
+            <wp:extent cx="3304515" cy="2202881"/>
+            <wp:effectExtent l="0" t="0" r="0" b="0"/>
+            <wp:docPr id="1519161297" name="Picture 26" descr="A graph with blue lines and white text&#10;&#10;AI-generated content may be incorrect."/>
+            <wp:cNvGraphicFramePr>
+              <a:graphicFrameLocks xmlns:a="http://schemas.openxmlformats.org/drawingml/2006/main" noChangeAspect="1"/>
+            </wp:cNvGraphicFramePr>
+            <a:graphic xmlns:a="http://schemas.openxmlformats.org/drawingml/2006/main">
+              <a:graphicData uri="http://schemas.openxmlformats.org/drawingml/2006/picture">
+                <pic:pic xmlns:pic="http://schemas.openxmlformats.org/drawingml/2006/picture">
+                  <pic:nvPicPr>
+                    <pic:cNvPr id="1519161297" name="Picture 26" descr="A graph with blue lines and white text&#10;&#10;AI-generated content may be incorrect."/>
+                    <pic:cNvPicPr/>
+                  </pic:nvPicPr>
+                  <pic:blipFill>
+                    <a:blip r:embed="rId44">
+                      <a:extLst>
+                        <a:ext uri="{28A0092B-C50C-407E-A947-70E740481C1C}">
+                          <a14:useLocalDpi xmlns:a14="http://schemas.microsoft.com/office/drawing/2010/main" val="0"/>
+                        </a:ext>
+                      </a:extLst>
+                    </a:blip>
+                    <a:stretch>
+                      <a:fillRect/>
+                    </a:stretch>
+                  </pic:blipFill>
+                  <pic:spPr>
+                    <a:xfrm>
+                      <a:off x="0" y="0"/>
+                      <a:ext cx="3336253" cy="2224038"/>
+                    </a:xfrm>
+                    <a:prstGeom prst="rect">
+                      <a:avLst/>
+                    </a:prstGeom>
+                  </pic:spPr>
+                </pic:pic>
+              </a:graphicData>
+            </a:graphic>
+          </wp:inline>
+        </w:drawing>
+      </w:r>
+    </w:p>
+    <w:p>
+      <w:pPr>
+        <w:pStyle w:val="Caption"/>
+        <w:jc w:val="both"/>
+      </w:pPr>
+      <w:r>
+        <w:t xml:space="preserve">Függelék ábra </w:t>
+      </w:r>
+      <w:r>
+        <w:fldChar w:fldCharType="begin"/>
+      </w:r>
+      <w:r>
+        <w:instrText xml:space="preserve"> SEQ Függelék_ábra \* ARABIC </w:instrText>
+      </w:r>
+      <w:r>
+        <w:fldChar w:fldCharType="separate"/>
+      </w:r>
+      <w:r>
+        <w:rPr>
+          <w:noProof/>
+        </w:rPr>
+        <w:t>20</w:t>
+      </w:r>
+      <w:r>
+        <w:fldChar w:fldCharType="end"/>
+      </w:r>
+      <w:r>
+        <w:t xml:space="preserve"> </w:t>
+      </w:r>
+      <w:r>
+        <w:t>Eseménydefiníció NYT-említésszám alapján (pozitív)</w:t>
+      </w:r>
+    </w:p>
+    <w:p>
+      <w:pPr>
+        <w:pStyle w:val="NormalWeb"/>
+      </w:pPr>
+      <w:r>
+        <w:t>A 19. és 20. ábrán a hírtónus helyett a vállalaton belüli NYT-említésszám felső tizede határozza meg az eseményhetet.</w:t>
+      </w:r>
+      <w:r>
+        <w:t xml:space="preserve"> </w:t>
+      </w:r>
+      <w:r>
+        <w:t>Ez a változat azt vizsgálja, hogy a rendkívüli médiakitettség önmagában képes-e hasonló reakciót kiváltani.</w:t>
+      </w:r>
+      <w:r>
+        <w:t xml:space="preserve"> </w:t>
+      </w:r>
+      <w:r>
+        <w:t>A hatások jóval gyengébbek, mint a tónusalapú eseménydefiníció esetén, ami tovább erősíti, hogy a fő eredmények kifejezetten a hírtónus-elhajláshoz kapcsolódnak.</w:t>
+      </w:r>
+    </w:p>
+    <w:p>
+      <w:pPr>
+        <w:pStyle w:val="NormalWeb"/>
+        <w:rPr>
+          <w:lang w:val="en-HU" w:eastAsia="en-GB"/>
+        </w:rPr>
+      </w:pPr>
+    </w:p>
+    <w:p>
+      <w:pPr>
+        <w:pStyle w:val="Caption"/>
+        <w:keepNext/>
+        <w:jc w:val="both"/>
+      </w:pPr>
+      <w:r>
+        <w:rPr>
+          <w:noProof/>
+        </w:rPr>
+        <w:drawing>
+          <wp:inline distT="0" distB="0" distL="0" distR="0" wp14:anchorId="173E10AD" wp14:editId="46898D58">
+            <wp:extent cx="3367889" cy="2245127"/>
+            <wp:effectExtent l="0" t="0" r="0" b="3175"/>
+            <wp:docPr id="1790881494" name="Picture 27" descr="A graph with blue lines and white text&#10;&#10;AI-generated content may be incorrect."/>
+            <wp:cNvGraphicFramePr>
+              <a:graphicFrameLocks xmlns:a="http://schemas.openxmlformats.org/drawingml/2006/main" noChangeAspect="1"/>
+            </wp:cNvGraphicFramePr>
+            <a:graphic xmlns:a="http://schemas.openxmlformats.org/drawingml/2006/main">
+              <a:graphicData uri="http://schemas.openxmlformats.org/drawingml/2006/picture">
+                <pic:pic xmlns:pic="http://schemas.openxmlformats.org/drawingml/2006/picture">
+                  <pic:nvPicPr>
+                    <pic:cNvPr id="1790881494" name="Picture 27" descr="A graph with blue lines and white text&#10;&#10;AI-generated content may be incorrect."/>
+                    <pic:cNvPicPr/>
+                  </pic:nvPicPr>
+                  <pic:blipFill>
+                    <a:blip r:embed="rId45">
+                      <a:extLst>
+                        <a:ext uri="{28A0092B-C50C-407E-A947-70E740481C1C}">
+                          <a14:useLocalDpi xmlns:a14="http://schemas.microsoft.com/office/drawing/2010/main" val="0"/>
+                        </a:ext>
+                      </a:extLst>
+                    </a:blip>
+                    <a:stretch>
+                      <a:fillRect/>
+                    </a:stretch>
+                  </pic:blipFill>
+                  <pic:spPr>
+                    <a:xfrm>
+                      <a:off x="0" y="0"/>
+                      <a:ext cx="3403722" cy="2269014"/>
+                    </a:xfrm>
+                    <a:prstGeom prst="rect">
+                      <a:avLst/>
+                    </a:prstGeom>
+                  </pic:spPr>
+                </pic:pic>
+              </a:graphicData>
+            </a:graphic>
+          </wp:inline>
+        </w:drawing>
+      </w:r>
+    </w:p>
+    <w:p>
+      <w:pPr>
+        <w:pStyle w:val="Caption"/>
+        <w:jc w:val="both"/>
+      </w:pPr>
+      <w:r>
+        <w:t xml:space="preserve">Függelék ábra </w:t>
+      </w:r>
+      <w:r>
+        <w:fldChar w:fldCharType="begin"/>
+      </w:r>
+      <w:r>
+        <w:instrText xml:space="preserve"> SEQ Függelék_ábra \* ARABIC </w:instrText>
+      </w:r>
+      <w:r>
+        <w:fldChar w:fldCharType="separate"/>
+      </w:r>
+      <w:r>
+        <w:rPr>
+          <w:noProof/>
+        </w:rPr>
+        <w:t>21</w:t>
+      </w:r>
+      <w:r>
+        <w:fldChar w:fldCharType="end"/>
+      </w:r>
+      <w:r>
+        <w:t xml:space="preserve"> </w:t>
+      </w:r>
+      <w:r>
+        <w:t>Eseményhatás közös sokkok levonása után (week-demeaned)</w:t>
+      </w:r>
+    </w:p>
+    <w:p>
+      <w:pPr>
+        <w:pStyle w:val="NormalWeb"/>
+      </w:pPr>
+      <w:r>
+        <w:t>A 21. ábra a hét szintjén végzett keresztmetszeti átlag levonása után készült (week-demeaned specifikáció).</w:t>
+      </w:r>
+      <w:r>
+        <w:t xml:space="preserve"> </w:t>
+      </w:r>
+      <w:r>
+        <w:t>Ez a megoldás a valamennyi márkát érintő globális sokkok hatását távolítja el.</w:t>
+      </w:r>
+      <w:r>
+        <w:t xml:space="preserve"> </w:t>
+      </w:r>
+      <w:r>
+        <w:t>A mintázatok megmaradnak, ami arra utal, hogy az eredmények nem globális trendek következményei, hanem vállalatspecifikus hírtónusváltozások következményei.</w:t>
+      </w:r>
     </w:p>
     <w:sectPr>
-      <w:headerReference w:type="even" r:id="rId36"/>
-      <w:footerReference w:type="default" r:id="rId37"/>
+      <w:headerReference w:type="even" r:id="rId46"/>
+      <w:footerReference w:type="default" r:id="rId47"/>
       <w:type w:val="continuous"/>
       <w:pgSz w:w="11907" w:h="16840" w:code="9"/>
       <w:pgMar w:top="1418" w:right="1418" w:bottom="1418" w:left="1418" w:header="709" w:footer="709" w:gutter="567"/>
@@ -10335,6 +11352,155 @@
     </w:lvl>
   </w:abstractNum>
   <w:abstractNum w:abstractNumId="10" w15:restartNumberingAfterBreak="0">
+    <w:nsid w:val="00E73EF2"/>
+    <w:multiLevelType w:val="multilevel"/>
+    <w:tmpl w:val="10609954"/>
+    <w:lvl w:ilvl="0">
+      <w:start w:val="1"/>
+      <w:numFmt w:val="bullet"/>
+      <w:lvlText w:val=""/>
+      <w:lvlJc w:val="left"/>
+      <w:pPr>
+        <w:tabs>
+          <w:tab w:val="num" w:pos="720"/>
+        </w:tabs>
+        <w:ind w:left="720" w:hanging="360"/>
+      </w:pPr>
+      <w:rPr>
+        <w:rFonts w:ascii="Symbol" w:hAnsi="Symbol" w:hint="default"/>
+        <w:sz w:val="20"/>
+      </w:rPr>
+    </w:lvl>
+    <w:lvl w:ilvl="1" w:tentative="1">
+      <w:start w:val="1"/>
+      <w:numFmt w:val="bullet"/>
+      <w:lvlText w:val="o"/>
+      <w:lvlJc w:val="left"/>
+      <w:pPr>
+        <w:tabs>
+          <w:tab w:val="num" w:pos="1440"/>
+        </w:tabs>
+        <w:ind w:left="1440" w:hanging="360"/>
+      </w:pPr>
+      <w:rPr>
+        <w:rFonts w:ascii="Courier New" w:hAnsi="Courier New" w:hint="default"/>
+        <w:sz w:val="20"/>
+      </w:rPr>
+    </w:lvl>
+    <w:lvl w:ilvl="2" w:tentative="1">
+      <w:start w:val="1"/>
+      <w:numFmt w:val="bullet"/>
+      <w:lvlText w:val=""/>
+      <w:lvlJc w:val="left"/>
+      <w:pPr>
+        <w:tabs>
+          <w:tab w:val="num" w:pos="2160"/>
+        </w:tabs>
+        <w:ind w:left="2160" w:hanging="360"/>
+      </w:pPr>
+      <w:rPr>
+        <w:rFonts w:ascii="Wingdings" w:hAnsi="Wingdings" w:hint="default"/>
+        <w:sz w:val="20"/>
+      </w:rPr>
+    </w:lvl>
+    <w:lvl w:ilvl="3" w:tentative="1">
+      <w:start w:val="1"/>
+      <w:numFmt w:val="bullet"/>
+      <w:lvlText w:val=""/>
+      <w:lvlJc w:val="left"/>
+      <w:pPr>
+        <w:tabs>
+          <w:tab w:val="num" w:pos="2880"/>
+        </w:tabs>
+        <w:ind w:left="2880" w:hanging="360"/>
+      </w:pPr>
+      <w:rPr>
+        <w:rFonts w:ascii="Wingdings" w:hAnsi="Wingdings" w:hint="default"/>
+        <w:sz w:val="20"/>
+      </w:rPr>
+    </w:lvl>
+    <w:lvl w:ilvl="4" w:tentative="1">
+      <w:start w:val="1"/>
+      <w:numFmt w:val="bullet"/>
+      <w:lvlText w:val=""/>
+      <w:lvlJc w:val="left"/>
+      <w:pPr>
+        <w:tabs>
+          <w:tab w:val="num" w:pos="3600"/>
+        </w:tabs>
+        <w:ind w:left="3600" w:hanging="360"/>
+      </w:pPr>
+      <w:rPr>
+        <w:rFonts w:ascii="Wingdings" w:hAnsi="Wingdings" w:hint="default"/>
+        <w:sz w:val="20"/>
+      </w:rPr>
+    </w:lvl>
+    <w:lvl w:ilvl="5" w:tentative="1">
+      <w:start w:val="1"/>
+      <w:numFmt w:val="bullet"/>
+      <w:lvlText w:val=""/>
+      <w:lvlJc w:val="left"/>
+      <w:pPr>
+        <w:tabs>
+          <w:tab w:val="num" w:pos="4320"/>
+        </w:tabs>
+        <w:ind w:left="4320" w:hanging="360"/>
+      </w:pPr>
+      <w:rPr>
+        <w:rFonts w:ascii="Wingdings" w:hAnsi="Wingdings" w:hint="default"/>
+        <w:sz w:val="20"/>
+      </w:rPr>
+    </w:lvl>
+    <w:lvl w:ilvl="6" w:tentative="1">
+      <w:start w:val="1"/>
+      <w:numFmt w:val="bullet"/>
+      <w:lvlText w:val=""/>
+      <w:lvlJc w:val="left"/>
+      <w:pPr>
+        <w:tabs>
+          <w:tab w:val="num" w:pos="5040"/>
+        </w:tabs>
+        <w:ind w:left="5040" w:hanging="360"/>
+      </w:pPr>
+      <w:rPr>
+        <w:rFonts w:ascii="Wingdings" w:hAnsi="Wingdings" w:hint="default"/>
+        <w:sz w:val="20"/>
+      </w:rPr>
+    </w:lvl>
+    <w:lvl w:ilvl="7" w:tentative="1">
+      <w:start w:val="1"/>
+      <w:numFmt w:val="bullet"/>
+      <w:lvlText w:val=""/>
+      <w:lvlJc w:val="left"/>
+      <w:pPr>
+        <w:tabs>
+          <w:tab w:val="num" w:pos="5760"/>
+        </w:tabs>
+        <w:ind w:left="5760" w:hanging="360"/>
+      </w:pPr>
+      <w:rPr>
+        <w:rFonts w:ascii="Wingdings" w:hAnsi="Wingdings" w:hint="default"/>
+        <w:sz w:val="20"/>
+      </w:rPr>
+    </w:lvl>
+    <w:lvl w:ilvl="8" w:tentative="1">
+      <w:start w:val="1"/>
+      <w:numFmt w:val="bullet"/>
+      <w:lvlText w:val=""/>
+      <w:lvlJc w:val="left"/>
+      <w:pPr>
+        <w:tabs>
+          <w:tab w:val="num" w:pos="6480"/>
+        </w:tabs>
+        <w:ind w:left="6480" w:hanging="360"/>
+      </w:pPr>
+      <w:rPr>
+        <w:rFonts w:ascii="Wingdings" w:hAnsi="Wingdings" w:hint="default"/>
+        <w:sz w:val="20"/>
+      </w:rPr>
+    </w:lvl>
+  </w:abstractNum>
+  <w:abstractNum w:abstractNumId="11" w15:restartNumberingAfterBreak="0">
     <w:nsid w:val="02C275D4"/>
     <w:multiLevelType w:val="hybridMultilevel"/>
     <w:tmpl w:val="CF081194"/>
@@ -10452,7 +11618,7 @@
       </w:pPr>
     </w:lvl>
   </w:abstractNum>
-  <w:abstractNum w:abstractNumId="11" w15:restartNumberingAfterBreak="0">
+  <w:abstractNum w:abstractNumId="12" w15:restartNumberingAfterBreak="0">
     <w:nsid w:val="068C5B3E"/>
     <w:multiLevelType w:val="multilevel"/>
     <w:tmpl w:val="2EF0FA22"/>
@@ -10601,7 +11767,7 @@
       </w:rPr>
     </w:lvl>
   </w:abstractNum>
-  <w:abstractNum w:abstractNumId="12" w15:restartNumberingAfterBreak="0">
+  <w:abstractNum w:abstractNumId="13" w15:restartNumberingAfterBreak="0">
     <w:nsid w:val="07D356A2"/>
     <w:multiLevelType w:val="multilevel"/>
     <w:tmpl w:val="207444E0"/>
@@ -10722,7 +11888,7 @@
       </w:rPr>
     </w:lvl>
   </w:abstractNum>
-  <w:abstractNum w:abstractNumId="13" w15:restartNumberingAfterBreak="0">
+  <w:abstractNum w:abstractNumId="14" w15:restartNumberingAfterBreak="0">
     <w:nsid w:val="11773A63"/>
     <w:multiLevelType w:val="multilevel"/>
     <w:tmpl w:val="2AB26E5E"/>
@@ -10871,13 +12037,13 @@
       </w:rPr>
     </w:lvl>
   </w:abstractNum>
-  <w:abstractNum w:abstractNumId="14" w15:restartNumberingAfterBreak="0">
+  <w:abstractNum w:abstractNumId="15" w15:restartNumberingAfterBreak="0">
     <w:nsid w:val="15EE0508"/>
     <w:multiLevelType w:val="multilevel"/>
     <w:tmpl w:val="418E4214"/>
     <w:numStyleLink w:val="tmutatszmozottlista"/>
   </w:abstractNum>
-  <w:abstractNum w:abstractNumId="15" w15:restartNumberingAfterBreak="0">
+  <w:abstractNum w:abstractNumId="16" w15:restartNumberingAfterBreak="0">
     <w:nsid w:val="1B59494D"/>
     <w:multiLevelType w:val="multilevel"/>
     <w:tmpl w:val="907A15EC"/>
@@ -11021,7 +12187,7 @@
       </w:rPr>
     </w:lvl>
   </w:abstractNum>
-  <w:abstractNum w:abstractNumId="16" w15:restartNumberingAfterBreak="0">
+  <w:abstractNum w:abstractNumId="17" w15:restartNumberingAfterBreak="0">
     <w:nsid w:val="1DB42F7E"/>
     <w:multiLevelType w:val="multilevel"/>
     <w:tmpl w:val="6F94E612"/>
@@ -11170,7 +12336,7 @@
       </w:rPr>
     </w:lvl>
   </w:abstractNum>
-  <w:abstractNum w:abstractNumId="17" w15:restartNumberingAfterBreak="0">
+  <w:abstractNum w:abstractNumId="18" w15:restartNumberingAfterBreak="0">
     <w:nsid w:val="20424E7A"/>
     <w:multiLevelType w:val="hybridMultilevel"/>
     <w:tmpl w:val="6332E426"/>
@@ -11260,7 +12426,7 @@
       </w:pPr>
     </w:lvl>
   </w:abstractNum>
-  <w:abstractNum w:abstractNumId="18" w15:restartNumberingAfterBreak="0">
+  <w:abstractNum w:abstractNumId="19" w15:restartNumberingAfterBreak="0">
     <w:nsid w:val="23C27E81"/>
     <w:multiLevelType w:val="multilevel"/>
     <w:tmpl w:val="D640ECC4"/>
@@ -11409,7 +12575,7 @@
       </w:rPr>
     </w:lvl>
   </w:abstractNum>
-  <w:abstractNum w:abstractNumId="19" w15:restartNumberingAfterBreak="0">
+  <w:abstractNum w:abstractNumId="20" w15:restartNumberingAfterBreak="0">
     <w:nsid w:val="3353475A"/>
     <w:multiLevelType w:val="multilevel"/>
     <w:tmpl w:val="418E4214"/>
@@ -11497,7 +12663,7 @@
       </w:pPr>
     </w:lvl>
   </w:abstractNum>
-  <w:abstractNum w:abstractNumId="20" w15:restartNumberingAfterBreak="0">
+  <w:abstractNum w:abstractNumId="21" w15:restartNumberingAfterBreak="0">
     <w:nsid w:val="36AB7E05"/>
     <w:multiLevelType w:val="multilevel"/>
     <w:tmpl w:val="FFB42E42"/>
@@ -11614,7 +12780,7 @@
       </w:pPr>
     </w:lvl>
   </w:abstractNum>
-  <w:abstractNum w:abstractNumId="21" w15:restartNumberingAfterBreak="0">
+  <w:abstractNum w:abstractNumId="22" w15:restartNumberingAfterBreak="0">
     <w:nsid w:val="36B04F5A"/>
     <w:multiLevelType w:val="multilevel"/>
     <w:tmpl w:val="907A15EC"/>
@@ -11756,7 +12922,7 @@
       </w:rPr>
     </w:lvl>
   </w:abstractNum>
-  <w:abstractNum w:abstractNumId="22" w15:restartNumberingAfterBreak="0">
+  <w:abstractNum w:abstractNumId="23" w15:restartNumberingAfterBreak="0">
     <w:nsid w:val="3A162A58"/>
     <w:multiLevelType w:val="multilevel"/>
     <w:tmpl w:val="907A15EC"/>
@@ -11900,7 +13066,7 @@
       </w:rPr>
     </w:lvl>
   </w:abstractNum>
-  <w:abstractNum w:abstractNumId="23" w15:restartNumberingAfterBreak="0">
+  <w:abstractNum w:abstractNumId="24" w15:restartNumberingAfterBreak="0">
     <w:nsid w:val="413C6149"/>
     <w:multiLevelType w:val="hybridMultilevel"/>
     <w:tmpl w:val="FB5A6014"/>
@@ -11989,7 +13155,7 @@
       </w:pPr>
     </w:lvl>
   </w:abstractNum>
-  <w:abstractNum w:abstractNumId="24" w15:restartNumberingAfterBreak="0">
+  <w:abstractNum w:abstractNumId="25" w15:restartNumberingAfterBreak="0">
     <w:nsid w:val="43AD1628"/>
     <w:multiLevelType w:val="multilevel"/>
     <w:tmpl w:val="907A15EC"/>
@@ -12133,7 +13299,7 @@
       </w:rPr>
     </w:lvl>
   </w:abstractNum>
-  <w:abstractNum w:abstractNumId="25" w15:restartNumberingAfterBreak="0">
+  <w:abstractNum w:abstractNumId="26" w15:restartNumberingAfterBreak="0">
     <w:nsid w:val="53535320"/>
     <w:multiLevelType w:val="multilevel"/>
     <w:tmpl w:val="907A15EC"/>
@@ -12277,7 +13443,7 @@
       </w:rPr>
     </w:lvl>
   </w:abstractNum>
-  <w:abstractNum w:abstractNumId="26" w15:restartNumberingAfterBreak="0">
+  <w:abstractNum w:abstractNumId="27" w15:restartNumberingAfterBreak="0">
     <w:nsid w:val="59F60308"/>
     <w:multiLevelType w:val="multilevel"/>
     <w:tmpl w:val="DE40BFA6"/>
@@ -12426,7 +13592,7 @@
       </w:rPr>
     </w:lvl>
   </w:abstractNum>
-  <w:abstractNum w:abstractNumId="27" w15:restartNumberingAfterBreak="0">
+  <w:abstractNum w:abstractNumId="28" w15:restartNumberingAfterBreak="0">
     <w:nsid w:val="5CAF702C"/>
     <w:multiLevelType w:val="multilevel"/>
     <w:tmpl w:val="495A822E"/>
@@ -12575,7 +13741,156 @@
       </w:rPr>
     </w:lvl>
   </w:abstractNum>
-  <w:abstractNum w:abstractNumId="28" w15:restartNumberingAfterBreak="0">
+  <w:abstractNum w:abstractNumId="29" w15:restartNumberingAfterBreak="0">
+    <w:nsid w:val="5E9A0369"/>
+    <w:multiLevelType w:val="multilevel"/>
+    <w:tmpl w:val="1CD8FAFC"/>
+    <w:lvl w:ilvl="0">
+      <w:start w:val="1"/>
+      <w:numFmt w:val="bullet"/>
+      <w:lvlText w:val=""/>
+      <w:lvlJc w:val="left"/>
+      <w:pPr>
+        <w:tabs>
+          <w:tab w:val="num" w:pos="720"/>
+        </w:tabs>
+        <w:ind w:left="720" w:hanging="360"/>
+      </w:pPr>
+      <w:rPr>
+        <w:rFonts w:ascii="Symbol" w:hAnsi="Symbol" w:hint="default"/>
+        <w:sz w:val="20"/>
+      </w:rPr>
+    </w:lvl>
+    <w:lvl w:ilvl="1" w:tentative="1">
+      <w:start w:val="1"/>
+      <w:numFmt w:val="bullet"/>
+      <w:lvlText w:val="o"/>
+      <w:lvlJc w:val="left"/>
+      <w:pPr>
+        <w:tabs>
+          <w:tab w:val="num" w:pos="1440"/>
+        </w:tabs>
+        <w:ind w:left="1440" w:hanging="360"/>
+      </w:pPr>
+      <w:rPr>
+        <w:rFonts w:ascii="Courier New" w:hAnsi="Courier New" w:hint="default"/>
+        <w:sz w:val="20"/>
+      </w:rPr>
+    </w:lvl>
+    <w:lvl w:ilvl="2" w:tentative="1">
+      <w:start w:val="1"/>
+      <w:numFmt w:val="bullet"/>
+      <w:lvlText w:val=""/>
+      <w:lvlJc w:val="left"/>
+      <w:pPr>
+        <w:tabs>
+          <w:tab w:val="num" w:pos="2160"/>
+        </w:tabs>
+        <w:ind w:left="2160" w:hanging="360"/>
+      </w:pPr>
+      <w:rPr>
+        <w:rFonts w:ascii="Wingdings" w:hAnsi="Wingdings" w:hint="default"/>
+        <w:sz w:val="20"/>
+      </w:rPr>
+    </w:lvl>
+    <w:lvl w:ilvl="3" w:tentative="1">
+      <w:start w:val="1"/>
+      <w:numFmt w:val="bullet"/>
+      <w:lvlText w:val=""/>
+      <w:lvlJc w:val="left"/>
+      <w:pPr>
+        <w:tabs>
+          <w:tab w:val="num" w:pos="2880"/>
+        </w:tabs>
+        <w:ind w:left="2880" w:hanging="360"/>
+      </w:pPr>
+      <w:rPr>
+        <w:rFonts w:ascii="Wingdings" w:hAnsi="Wingdings" w:hint="default"/>
+        <w:sz w:val="20"/>
+      </w:rPr>
+    </w:lvl>
+    <w:lvl w:ilvl="4" w:tentative="1">
+      <w:start w:val="1"/>
+      <w:numFmt w:val="bullet"/>
+      <w:lvlText w:val=""/>
+      <w:lvlJc w:val="left"/>
+      <w:pPr>
+        <w:tabs>
+          <w:tab w:val="num" w:pos="3600"/>
+        </w:tabs>
+        <w:ind w:left="3600" w:hanging="360"/>
+      </w:pPr>
+      <w:rPr>
+        <w:rFonts w:ascii="Wingdings" w:hAnsi="Wingdings" w:hint="default"/>
+        <w:sz w:val="20"/>
+      </w:rPr>
+    </w:lvl>
+    <w:lvl w:ilvl="5" w:tentative="1">
+      <w:start w:val="1"/>
+      <w:numFmt w:val="bullet"/>
+      <w:lvlText w:val=""/>
+      <w:lvlJc w:val="left"/>
+      <w:pPr>
+        <w:tabs>
+          <w:tab w:val="num" w:pos="4320"/>
+        </w:tabs>
+        <w:ind w:left="4320" w:hanging="360"/>
+      </w:pPr>
+      <w:rPr>
+        <w:rFonts w:ascii="Wingdings" w:hAnsi="Wingdings" w:hint="default"/>
+        <w:sz w:val="20"/>
+      </w:rPr>
+    </w:lvl>
+    <w:lvl w:ilvl="6" w:tentative="1">
+      <w:start w:val="1"/>
+      <w:numFmt w:val="bullet"/>
+      <w:lvlText w:val=""/>
+      <w:lvlJc w:val="left"/>
+      <w:pPr>
+        <w:tabs>
+          <w:tab w:val="num" w:pos="5040"/>
+        </w:tabs>
+        <w:ind w:left="5040" w:hanging="360"/>
+      </w:pPr>
+      <w:rPr>
+        <w:rFonts w:ascii="Wingdings" w:hAnsi="Wingdings" w:hint="default"/>
+        <w:sz w:val="20"/>
+      </w:rPr>
+    </w:lvl>
+    <w:lvl w:ilvl="7" w:tentative="1">
+      <w:start w:val="1"/>
+      <w:numFmt w:val="bullet"/>
+      <w:lvlText w:val=""/>
+      <w:lvlJc w:val="left"/>
+      <w:pPr>
+        <w:tabs>
+          <w:tab w:val="num" w:pos="5760"/>
+        </w:tabs>
+        <w:ind w:left="5760" w:hanging="360"/>
+      </w:pPr>
+      <w:rPr>
+        <w:rFonts w:ascii="Wingdings" w:hAnsi="Wingdings" w:hint="default"/>
+        <w:sz w:val="20"/>
+      </w:rPr>
+    </w:lvl>
+    <w:lvl w:ilvl="8" w:tentative="1">
+      <w:start w:val="1"/>
+      <w:numFmt w:val="bullet"/>
+      <w:lvlText w:val=""/>
+      <w:lvlJc w:val="left"/>
+      <w:pPr>
+        <w:tabs>
+          <w:tab w:val="num" w:pos="6480"/>
+        </w:tabs>
+        <w:ind w:left="6480" w:hanging="360"/>
+      </w:pPr>
+      <w:rPr>
+        <w:rFonts w:ascii="Wingdings" w:hAnsi="Wingdings" w:hint="default"/>
+        <w:sz w:val="20"/>
+      </w:rPr>
+    </w:lvl>
+  </w:abstractNum>
+  <w:abstractNum w:abstractNumId="30" w15:restartNumberingAfterBreak="0">
     <w:nsid w:val="5F5507D4"/>
     <w:multiLevelType w:val="multilevel"/>
     <w:tmpl w:val="EAB26FA0"/>
@@ -12724,7 +14039,7 @@
       </w:rPr>
     </w:lvl>
   </w:abstractNum>
-  <w:abstractNum w:abstractNumId="29" w15:restartNumberingAfterBreak="0">
+  <w:abstractNum w:abstractNumId="31" w15:restartNumberingAfterBreak="0">
     <w:nsid w:val="6AFC1994"/>
     <w:multiLevelType w:val="multilevel"/>
     <w:tmpl w:val="907A15EC"/>
@@ -12867,7 +14182,7 @@
       </w:rPr>
     </w:lvl>
   </w:abstractNum>
-  <w:abstractNum w:abstractNumId="30" w15:restartNumberingAfterBreak="0">
+  <w:abstractNum w:abstractNumId="32" w15:restartNumberingAfterBreak="0">
     <w:nsid w:val="799C3B84"/>
     <w:multiLevelType w:val="multilevel"/>
     <w:tmpl w:val="60C4C4F4"/>
@@ -13005,7 +14320,7 @@
       </w:rPr>
     </w:lvl>
   </w:abstractNum>
-  <w:abstractNum w:abstractNumId="31" w15:restartNumberingAfterBreak="0">
+  <w:abstractNum w:abstractNumId="33" w15:restartNumberingAfterBreak="0">
     <w:nsid w:val="7CE6451A"/>
     <w:multiLevelType w:val="multilevel"/>
     <w:tmpl w:val="907A15EC"/>
@@ -13149,40 +14464,40 @@
     </w:lvl>
   </w:abstractNum>
   <w:num w:numId="1" w16cid:durableId="845939775">
-    <w:abstractNumId w:val="10"/>
+    <w:abstractNumId w:val="11"/>
   </w:num>
   <w:num w:numId="2" w16cid:durableId="727612164">
-    <w:abstractNumId w:val="30"/>
+    <w:abstractNumId w:val="32"/>
   </w:num>
   <w:num w:numId="3" w16cid:durableId="887648852">
+    <w:abstractNumId w:val="16"/>
+  </w:num>
+  <w:num w:numId="4" w16cid:durableId="123886412">
+    <w:abstractNumId w:val="23"/>
+  </w:num>
+  <w:num w:numId="5" w16cid:durableId="1587880909">
+    <w:abstractNumId w:val="25"/>
+  </w:num>
+  <w:num w:numId="6" w16cid:durableId="1763797631">
+    <w:abstractNumId w:val="26"/>
+  </w:num>
+  <w:num w:numId="7" w16cid:durableId="1662805547">
+    <w:abstractNumId w:val="20"/>
+  </w:num>
+  <w:num w:numId="8" w16cid:durableId="1686400774">
     <w:abstractNumId w:val="15"/>
   </w:num>
-  <w:num w:numId="4" w16cid:durableId="123886412">
+  <w:num w:numId="9" w16cid:durableId="1742630005">
+    <w:abstractNumId w:val="21"/>
+  </w:num>
+  <w:num w:numId="10" w16cid:durableId="892930241">
+    <w:abstractNumId w:val="33"/>
+  </w:num>
+  <w:num w:numId="11" w16cid:durableId="1225680079">
     <w:abstractNumId w:val="22"/>
   </w:num>
-  <w:num w:numId="5" w16cid:durableId="1587880909">
-    <w:abstractNumId w:val="24"/>
-  </w:num>
-  <w:num w:numId="6" w16cid:durableId="1763797631">
-    <w:abstractNumId w:val="25"/>
-  </w:num>
-  <w:num w:numId="7" w16cid:durableId="1662805547">
-    <w:abstractNumId w:val="19"/>
-  </w:num>
-  <w:num w:numId="8" w16cid:durableId="1686400774">
-    <w:abstractNumId w:val="14"/>
-  </w:num>
-  <w:num w:numId="9" w16cid:durableId="1742630005">
-    <w:abstractNumId w:val="20"/>
-  </w:num>
-  <w:num w:numId="10" w16cid:durableId="892930241">
+  <w:num w:numId="12" w16cid:durableId="1128862254">
     <w:abstractNumId w:val="31"/>
-  </w:num>
-  <w:num w:numId="11" w16cid:durableId="1225680079">
-    <w:abstractNumId w:val="21"/>
-  </w:num>
-  <w:num w:numId="12" w16cid:durableId="1128862254">
-    <w:abstractNumId w:val="29"/>
   </w:num>
   <w:num w:numId="13" w16cid:durableId="1146556853">
     <w:abstractNumId w:val="9"/>
@@ -13215,43 +14530,49 @@
     <w:abstractNumId w:val="0"/>
   </w:num>
   <w:num w:numId="23" w16cid:durableId="1258565193">
-    <w:abstractNumId w:val="11"/>
+    <w:abstractNumId w:val="12"/>
   </w:num>
   <w:num w:numId="24" w16cid:durableId="499540790">
-    <w:abstractNumId w:val="12"/>
+    <w:abstractNumId w:val="13"/>
   </w:num>
   <w:num w:numId="25" w16cid:durableId="760952916">
+    <w:abstractNumId w:val="18"/>
+  </w:num>
+  <w:num w:numId="26" w16cid:durableId="1069574775">
+    <w:abstractNumId w:val="14"/>
+  </w:num>
+  <w:num w:numId="27" w16cid:durableId="1906910874">
+    <w:abstractNumId w:val="27"/>
+  </w:num>
+  <w:num w:numId="28" w16cid:durableId="2052418232">
     <w:abstractNumId w:val="17"/>
   </w:num>
-  <w:num w:numId="26" w16cid:durableId="1069574775">
-    <w:abstractNumId w:val="13"/>
-  </w:num>
-  <w:num w:numId="27" w16cid:durableId="1906910874">
-    <w:abstractNumId w:val="26"/>
-  </w:num>
-  <w:num w:numId="28" w16cid:durableId="2052418232">
-    <w:abstractNumId w:val="16"/>
-  </w:num>
   <w:num w:numId="29" w16cid:durableId="1074743306">
-    <w:abstractNumId w:val="27"/>
+    <w:abstractNumId w:val="28"/>
   </w:num>
   <w:num w:numId="30" w16cid:durableId="1451163938">
-    <w:abstractNumId w:val="28"/>
+    <w:abstractNumId w:val="30"/>
   </w:num>
   <w:num w:numId="31" w16cid:durableId="1471092824">
-    <w:abstractNumId w:val="18"/>
+    <w:abstractNumId w:val="19"/>
   </w:num>
   <w:num w:numId="32" w16cid:durableId="281570771">
-    <w:abstractNumId w:val="30"/>
+    <w:abstractNumId w:val="32"/>
   </w:num>
   <w:num w:numId="33" w16cid:durableId="2123109243">
-    <w:abstractNumId w:val="23"/>
+    <w:abstractNumId w:val="24"/>
   </w:num>
   <w:num w:numId="34" w16cid:durableId="414790230">
-    <w:abstractNumId w:val="14"/>
+    <w:abstractNumId w:val="15"/>
   </w:num>
   <w:num w:numId="35" w16cid:durableId="1452742511">
-    <w:abstractNumId w:val="14"/>
+    <w:abstractNumId w:val="15"/>
+  </w:num>
+  <w:num w:numId="36" w16cid:durableId="743260086">
+    <w:abstractNumId w:val="29"/>
+  </w:num>
+  <w:num w:numId="37" w16cid:durableId="1314484615">
+    <w:abstractNumId w:val="10"/>
   </w:num>
   <w:numIdMacAtCleanup w:val="12"/>
 </w:numbering>

--- a/DiplomatervSablon_v3.2_hu.docx
+++ b/DiplomatervSablon_v3.2_hu.docx
@@ -5793,7 +5793,7 @@
         <w:rPr>
           <w:noProof/>
         </w:rPr>
-        <w:pict w14:anchorId="20EF568A">
+        <w:pict w14:anchorId="2EA4F86C">
           <v:shapetype id="_x0000_t75" coordsize="21600,21600" o:spt="75" o:preferrelative="t" path="m@4@5l@4@11@9@11@9@5xe" filled="f" stroked="f">
             <v:stroke joinstyle="miter"/>
             <v:formulas>
@@ -5813,7 +5813,7 @@
             <v:path o:extrusionok="f" gradientshapeok="t" o:connecttype="rect"/>
             <o:lock v:ext="edit" aspectratio="t"/>
           </v:shapetype>
-          <v:shape id="_x0000_i1025" type="#_x0000_t75" alt="" style="width:286pt;height:276pt;mso-width-percent:0;mso-height-percent:0;mso-width-percent:0;mso-height-percent:0">
+          <v:shape id="_x0000_i1025" type="#_x0000_t75" alt="" style="width:285.85pt;height:275.9pt;mso-width-percent:0;mso-height-percent:0;mso-width-percent:0;mso-height-percent:0">
             <v:imagedata r:id="rId12" r:href="rId13"/>
           </v:shape>
         </w:pict>
@@ -8185,7 +8185,7 @@
         <w:rPr>
           <w:noProof/>
         </w:rPr>
-        <w:t>13</w:t>
+        <w:t>12</w:t>
       </w:r>
       <w:r>
         <w:fldChar w:fldCharType="end"/>
@@ -8256,7 +8256,7 @@
         <w:rPr>
           <w:rStyle w:val="Strong"/>
         </w:rPr>
-        <w:t>(i) NYT-említések → mémvolumen</w:t>
+        <w:t>NYT-említések → mémvolumen</w:t>
       </w:r>
       <w:r>
         <w:rPr>
@@ -8280,7 +8280,13 @@
           <w:rStyle w:val="Strong"/>
         </w:rPr>
         <w:lastRenderedPageBreak/>
-        <w:t>(ii) mémvolumen → NYT-említések</w:t>
+        <w:t>M</w:t>
+      </w:r>
+      <w:r>
+        <w:rPr>
+          <w:rStyle w:val="Strong"/>
+        </w:rPr>
+        <w:t>émvolumen → NYT-említések</w:t>
       </w:r>
       <w:r>
         <w:t xml:space="preserve">: </w:t>
@@ -8297,7 +8303,7 @@
         <w:t>A Granger-eredmények és a CCF eredményeinek összevetése fontos következtetéshez vezet:</w:t>
       </w:r>
       <w:r>
-        <w:br/>
+        <w:t xml:space="preserve"> </w:t>
       </w:r>
       <w:r>
         <w:rPr>
@@ -8418,11 +8424,11 @@
     </w:p>
     <w:p>
       <w:r>
-        <w:t xml:space="preserve">A modell három fő kimeneti változóval dolgozik: a log1p transzformációval normalizált heti mémvolumennel, a mémek átlagos sentimentértékével, valamint a log1p </w:t>
+        <w:t xml:space="preserve">A modell három fő kimeneti változóval dolgozik: a log1p transzformációval normalizált heti mémvolumennel, a mémek átlagos sentimentértékével, valamint a log1p transzformált engagement-mutatóval. A fő magyarázóváltozókat az NYT-cikkek </w:t>
       </w:r>
       <w:r>
         <w:lastRenderedPageBreak/>
-        <w:t xml:space="preserve">transzformált engagement-mutatóval. A fő magyarázóváltozókat az NYT-cikkek jelenlétét jelző bináris indikátor és </w:t>
+        <w:t xml:space="preserve">jelenlétét jelző bináris indikátor és </w:t>
       </w:r>
       <w:r>
         <w:t>(</w:t>
@@ -8454,7 +8460,6 @@
     </w:p>
     <w:p>
       <w:r>
-        <w:lastRenderedPageBreak/>
         <w:t>A regressziós egyenlet a sentimentet tartalmazó teljes specifikáció esetén a következő alakban írható fel:</w:t>
       </w:r>
     </w:p>
@@ -8470,6 +8475,7 @@
             <w:rPr>
               <w:rFonts w:ascii="Cambria Math" w:hAnsi="Cambria Math"/>
             </w:rPr>
+            <w:lastRenderedPageBreak/>
             <m:t>Yb,t​=αb+δt​+k=0∑K​βk​NYT_mentionb,t-k​+k=0∑K​θk​nyt_sentimentb,t-k​+λreddit_activityb,t-1​</m:t>
           </m:r>
           <m:r>
@@ -8656,6 +8662,250 @@
     </w:p>
     <w:p>
       <w:pPr>
+        <w:rPr>
+          <w:lang w:val="en-HU"/>
+        </w:rPr>
+      </w:pPr>
+      <w:r>
+        <w:rPr>
+          <w:lang w:val="en-HU"/>
+        </w:rPr>
+        <w:t>A koefficiensek időbeli lefutását az 1</w:t>
+      </w:r>
+      <w:r>
+        <w:rPr>
+          <w:lang w:val="en-HU"/>
+        </w:rPr>
+        <w:t>3</w:t>
+      </w:r>
+      <w:r>
+        <w:rPr>
+          <w:lang w:val="en-HU"/>
+        </w:rPr>
+        <w:t xml:space="preserve">. és </w:t>
+      </w:r>
+      <w:r>
+        <w:rPr>
+          <w:lang w:val="en-HU"/>
+        </w:rPr>
+        <w:t>14</w:t>
+      </w:r>
+      <w:r>
+        <w:rPr>
+          <w:lang w:val="en-HU"/>
+        </w:rPr>
+        <w:t>. ábra szemlélteti, amelyek a mention-only specifikáció lagstruktúráját mutatják be az engagement és a volumen esetében.</w:t>
+      </w:r>
+    </w:p>
+    <w:p>
+      <w:r>
+        <w:t>A</w:t>
+      </w:r>
+      <w:r>
+        <w:t xml:space="preserve"> New York Times megjelenéseinek hatása mind a mémvolumenre, mind az engagementre összességében gyenge és nem szignifikáns. A mention-only specifikáció eredményei azt mutatják, hogy az azonnali hatás jellemzően negatív vagy zérus közeli, és az első két heti késleltetésnél tapasztalható mérsékelt pozitív elmozdulás sem tekinthető statisztikailag megbízhatónak a becsült hibasávok nagysága miatt. A későbbi késleltetések esetében a hatások ismét negatív irányba tolódnak, különösen a harmadik és negyedik héten, ahol a becsült koefficiensek rendre a legalacsonyabb értékeket veszik fel. Az időszerkezet így nem utal olyan dinamikára, amely a médiamegjelenések tartós vagy egyértelmű aktivitásnövelő hatását támasztaná alá, sem a mémek mennyiségét, sem az engagement intenzitását tekintve.</w:t>
+      </w:r>
+    </w:p>
+    <w:p>
+      <w:r>
+        <w:t>A sentiment bevonásával készült specifikációk eredményei e mintázatot lényegében változatlanul reprodukálják.</w:t>
+      </w:r>
+      <w:r>
+        <w:t xml:space="preserve"> (Függelék 5.6.)</w:t>
+      </w:r>
+      <w:r>
+        <w:t xml:space="preserve"> A kisebb és szelektált mintán becsült modellekben a koefficiensek nagyságrendje, iránya és időbeli lefutása szinte teljesen megegyezik a mention-only variánsokéval. A hírek érzelmi tónusa nem </w:t>
+      </w:r>
+      <w:r>
+        <w:lastRenderedPageBreak/>
+        <w:t>módosítja sem a megjelenések közvetlen, sem azok elnyújtott hatását, és nem jelenik meg olyan többletinformáció, amely a mémreakciók intenzívebb vagy tartósabb változását jelezné. A sentiment idősoros szerkezete sem hoz létre új dinamikát: a koefficioenspályák nem mutatnak egyedi mintázatot, és a kumulatív késleltetett hatások Wald-tesztjei nem jelzik összegzett szignifikancia fennállását</w:t>
+      </w:r>
+    </w:p>
+    <w:p>
+      <w:r>
+        <w:t>A két modellcsalád összevetése alapján megállapítható, hogy a médiamegjelenések ténye és a cikkek érzelmi tartalma egyaránt korlátozott befolyással bír a mémaktivitás alakulására. Az NYT-említésekhez tartozó koefficiensek alacsony nagyságrendje, a hibasávok kiterjedtsége és a negatív irányba visszahajló késleltetések azt jelzik, hogy a vizsgált márka-hetek szintjén a hírek nem indukálnak következetes aktivitásnövekedést. A sentiment további bevonása sem tár fel olyan összefüggést, amely arra utalna, hogy a pozitívabb vagy negatívabb tónusú médiaanyagok érdemben módosítanák a mémvolumen vagy az engagement mintázatát.</w:t>
+      </w:r>
+    </w:p>
+    <w:p>
+      <w:r>
+        <w:t>A teljes eredménystruktúra így egy stabil következtetést támogat: a New York Times márkaemlítései a vizsgált időhorizonton nem váltanak ki markáns, reprodukálható hatást a mémek mennyiségére és azok felhasználói interakcióira. A hatások iránya és ingadozása inkább azt sugallja, hogy a médiamegjelenések a márkák mémkörnyezetében csak korlátozott szerepet töltenek be, és dinamikájuk nem illeszkedik olyan mechanizmushoz, amely a hírek közvetlen vagy érzelmi tartalmon keresztüli amplifikáló hatását valószínűsítené.</w:t>
+      </w:r>
+    </w:p>
+    <w:p>
+      <w:pPr>
+        <w:keepNext/>
+        <w:ind w:firstLine="0"/>
+      </w:pPr>
+      <w:r>
+        <w:drawing>
+          <wp:inline distT="0" distB="0" distL="0" distR="0" wp14:anchorId="75AB5FD5" wp14:editId="5BFC8B68">
+            <wp:extent cx="3865829" cy="2577068"/>
+            <wp:effectExtent l="0" t="0" r="0" b="1270"/>
+            <wp:docPr id="755149054" name="Picture 30" descr="A graph with blue lines and numbers&#10;&#10;AI-generated content may be incorrect."/>
+            <wp:cNvGraphicFramePr>
+              <a:graphicFrameLocks xmlns:a="http://schemas.openxmlformats.org/drawingml/2006/main" noChangeAspect="1"/>
+            </wp:cNvGraphicFramePr>
+            <a:graphic xmlns:a="http://schemas.openxmlformats.org/drawingml/2006/main">
+              <a:graphicData uri="http://schemas.openxmlformats.org/drawingml/2006/picture">
+                <pic:pic xmlns:pic="http://schemas.openxmlformats.org/drawingml/2006/picture">
+                  <pic:nvPicPr>
+                    <pic:cNvPr id="755149054" name="Picture 30" descr="A graph with blue lines and numbers&#10;&#10;AI-generated content may be incorrect."/>
+                    <pic:cNvPicPr/>
+                  </pic:nvPicPr>
+                  <pic:blipFill>
+                    <a:blip r:embed="rId23" cstate="print">
+                      <a:extLst>
+                        <a:ext uri="{28A0092B-C50C-407E-A947-70E740481C1C}">
+                          <a14:useLocalDpi xmlns:a14="http://schemas.microsoft.com/office/drawing/2010/main" val="0"/>
+                        </a:ext>
+                      </a:extLst>
+                    </a:blip>
+                    <a:stretch>
+                      <a:fillRect/>
+                    </a:stretch>
+                  </pic:blipFill>
+                  <pic:spPr>
+                    <a:xfrm>
+                      <a:off x="0" y="0"/>
+                      <a:ext cx="3884520" cy="2589528"/>
+                    </a:xfrm>
+                    <a:prstGeom prst="rect">
+                      <a:avLst/>
+                    </a:prstGeom>
+                  </pic:spPr>
+                </pic:pic>
+              </a:graphicData>
+            </a:graphic>
+          </wp:inline>
+        </w:drawing>
+      </w:r>
+    </w:p>
+    <w:p>
+      <w:pPr>
+        <w:pStyle w:val="Caption"/>
+        <w:jc w:val="both"/>
+      </w:pPr>
+      <w:r>
+        <w:t xml:space="preserve">ábra </w:t>
+      </w:r>
+      <w:r>
+        <w:fldChar w:fldCharType="begin"/>
+      </w:r>
+      <w:r>
+        <w:instrText xml:space="preserve"> SEQ ábra \* ARABIC </w:instrText>
+      </w:r>
+      <w:r>
+        <w:fldChar w:fldCharType="separate"/>
+      </w:r>
+      <w:r>
+        <w:rPr>
+          <w:noProof/>
+        </w:rPr>
+        <w:t>13</w:t>
+      </w:r>
+      <w:r>
+        <w:fldChar w:fldCharType="end"/>
+      </w:r>
+      <w:r>
+        <w:t xml:space="preserve"> </w:t>
+      </w:r>
+      <w:r>
+        <w:t xml:space="preserve">Sentimentet nélkülöző </w:t>
+      </w:r>
+      <w:r>
+        <w:t>TWFE-specifikáció</w:t>
+      </w:r>
+      <w:r>
+        <w:t xml:space="preserve"> (log1p_meme_engagement)</w:t>
+      </w:r>
+    </w:p>
+    <w:p>
+      <w:pPr>
+        <w:keepNext/>
+        <w:ind w:firstLine="0"/>
+      </w:pPr>
+      <w:r>
+        <w:rPr>
+          <w:noProof/>
+        </w:rPr>
+        <w:lastRenderedPageBreak/>
+        <w:drawing>
+          <wp:inline distT="0" distB="0" distL="0" distR="0" wp14:anchorId="67146C40" wp14:editId="2EB47516">
+            <wp:extent cx="3865245" cy="2576678"/>
+            <wp:effectExtent l="0" t="0" r="0" b="1905"/>
+            <wp:docPr id="758821221" name="Picture 31" descr="A graph with blue lines and numbers&#10;&#10;AI-generated content may be incorrect."/>
+            <wp:cNvGraphicFramePr>
+              <a:graphicFrameLocks xmlns:a="http://schemas.openxmlformats.org/drawingml/2006/main" noChangeAspect="1"/>
+            </wp:cNvGraphicFramePr>
+            <a:graphic xmlns:a="http://schemas.openxmlformats.org/drawingml/2006/main">
+              <a:graphicData uri="http://schemas.openxmlformats.org/drawingml/2006/picture">
+                <pic:pic xmlns:pic="http://schemas.openxmlformats.org/drawingml/2006/picture">
+                  <pic:nvPicPr>
+                    <pic:cNvPr id="758821221" name="Picture 31" descr="A graph with blue lines and numbers&#10;&#10;AI-generated content may be incorrect."/>
+                    <pic:cNvPicPr/>
+                  </pic:nvPicPr>
+                  <pic:blipFill>
+                    <a:blip r:embed="rId24" cstate="print">
+                      <a:extLst>
+                        <a:ext uri="{28A0092B-C50C-407E-A947-70E740481C1C}">
+                          <a14:useLocalDpi xmlns:a14="http://schemas.microsoft.com/office/drawing/2010/main" val="0"/>
+                        </a:ext>
+                      </a:extLst>
+                    </a:blip>
+                    <a:stretch>
+                      <a:fillRect/>
+                    </a:stretch>
+                  </pic:blipFill>
+                  <pic:spPr>
+                    <a:xfrm>
+                      <a:off x="0" y="0"/>
+                      <a:ext cx="3889570" cy="2592894"/>
+                    </a:xfrm>
+                    <a:prstGeom prst="rect">
+                      <a:avLst/>
+                    </a:prstGeom>
+                  </pic:spPr>
+                </pic:pic>
+              </a:graphicData>
+            </a:graphic>
+          </wp:inline>
+        </w:drawing>
+      </w:r>
+    </w:p>
+    <w:p>
+      <w:pPr>
+        <w:pStyle w:val="Caption"/>
+        <w:jc w:val="both"/>
+      </w:pPr>
+      <w:r>
+        <w:t xml:space="preserve">ábra </w:t>
+      </w:r>
+      <w:r>
+        <w:fldChar w:fldCharType="begin"/>
+      </w:r>
+      <w:r>
+        <w:instrText xml:space="preserve"> SEQ ábra \* ARABIC </w:instrText>
+      </w:r>
+      <w:r>
+        <w:fldChar w:fldCharType="separate"/>
+      </w:r>
+      <w:r>
+        <w:rPr>
+          <w:noProof/>
+        </w:rPr>
+        <w:t>14</w:t>
+      </w:r>
+      <w:r>
+        <w:fldChar w:fldCharType="end"/>
+      </w:r>
+      <w:r>
+        <w:t xml:space="preserve"> </w:t>
+      </w:r>
+      <w:r>
+        <w:t>Sentimentet nélkülöző TWFE-specifikáció (log1p_meme_engagement)</w:t>
+      </w:r>
+    </w:p>
+    <w:p>
+      <w:pPr>
         <w:ind w:left="720" w:firstLine="0"/>
       </w:pPr>
     </w:p>
@@ -8920,7 +9170,7 @@
       <w:r>
         <w:t xml:space="preserve"> </w:t>
       </w:r>
-      <w:hyperlink r:id="rId23" w:history="1">
+      <w:hyperlink r:id="rId25" w:history="1">
         <w:r>
           <w:rPr>
             <w:rStyle w:val="Hyperlink"/>
@@ -8971,7 +9221,7 @@
       <w:r>
         <w:t xml:space="preserve">, </w:t>
       </w:r>
-      <w:hyperlink r:id="rId24" w:history="1">
+      <w:hyperlink r:id="rId26" w:history="1">
         <w:r>
           <w:rPr>
             <w:rStyle w:val="Hyperlink"/>
@@ -9049,7 +9299,7 @@
                     <pic:cNvPicPr/>
                   </pic:nvPicPr>
                   <pic:blipFill>
-                    <a:blip r:embed="rId25" cstate="print">
+                    <a:blip r:embed="rId27" cstate="print">
                       <a:extLst>
                         <a:ext uri="{28A0092B-C50C-407E-A947-70E740481C1C}">
                           <a14:useLocalDpi xmlns:a14="http://schemas.microsoft.com/office/drawing/2010/main" val="0"/>
@@ -9128,171 +9378,6 @@
                 <pic:pic xmlns:pic="http://schemas.openxmlformats.org/drawingml/2006/picture">
                   <pic:nvPicPr>
                     <pic:cNvPr id="1446051674" name="Picture 24" descr="A graph with red and blue lines&#10;&#10;AI-generated content may be incorrect."/>
-                    <pic:cNvPicPr/>
-                  </pic:nvPicPr>
-                  <pic:blipFill>
-                    <a:blip r:embed="rId26" cstate="print">
-                      <a:extLst>
-                        <a:ext uri="{28A0092B-C50C-407E-A947-70E740481C1C}">
-                          <a14:useLocalDpi xmlns:a14="http://schemas.microsoft.com/office/drawing/2010/main" val="0"/>
-                        </a:ext>
-                      </a:extLst>
-                    </a:blip>
-                    <a:stretch>
-                      <a:fillRect/>
-                    </a:stretch>
-                  </pic:blipFill>
-                  <pic:spPr>
-                    <a:xfrm>
-                      <a:off x="0" y="0"/>
-                      <a:ext cx="3600000" cy="1399953"/>
-                    </a:xfrm>
-                    <a:prstGeom prst="rect">
-                      <a:avLst/>
-                    </a:prstGeom>
-                  </pic:spPr>
-                </pic:pic>
-              </a:graphicData>
-            </a:graphic>
-          </wp:inline>
-        </w:drawing>
-      </w:r>
-    </w:p>
-    <w:p>
-      <w:pPr>
-        <w:pStyle w:val="Caption"/>
-      </w:pPr>
-      <w:r>
-        <w:t xml:space="preserve">Függelék ábra </w:t>
-      </w:r>
-      <w:r>
-        <w:fldChar w:fldCharType="begin"/>
-      </w:r>
-      <w:r>
-        <w:instrText xml:space="preserve"> SEQ Függelék_ábra \* ARABIC </w:instrText>
-      </w:r>
-      <w:r>
-        <w:fldChar w:fldCharType="separate"/>
-      </w:r>
-      <w:r>
-        <w:rPr>
-          <w:noProof/>
-        </w:rPr>
-        <w:t>2</w:t>
-      </w:r>
-      <w:r>
-        <w:fldChar w:fldCharType="end"/>
-      </w:r>
-      <w:r>
-        <w:t xml:space="preserve"> Apple mém-cikk idődiagram</w:t>
-      </w:r>
-    </w:p>
-    <w:p>
-      <w:pPr>
-        <w:keepNext/>
-        <w:ind w:firstLine="0"/>
-        <w:jc w:val="center"/>
-      </w:pPr>
-      <w:r>
-        <w:rPr>
-          <w:noProof/>
-        </w:rPr>
-        <w:drawing>
-          <wp:inline distT="0" distB="0" distL="0" distR="0" wp14:anchorId="547D6F6E" wp14:editId="6A5F2988">
-            <wp:extent cx="3600000" cy="1399953"/>
-            <wp:effectExtent l="0" t="0" r="0" b="0"/>
-            <wp:docPr id="1820479288" name="Picture 25" descr="A graph of a graph showing the difference between a line and a line&#10;&#10;AI-generated content may be incorrect."/>
-            <wp:cNvGraphicFramePr>
-              <a:graphicFrameLocks xmlns:a="http://schemas.openxmlformats.org/drawingml/2006/main" noChangeAspect="1"/>
-            </wp:cNvGraphicFramePr>
-            <a:graphic xmlns:a="http://schemas.openxmlformats.org/drawingml/2006/main">
-              <a:graphicData uri="http://schemas.openxmlformats.org/drawingml/2006/picture">
-                <pic:pic xmlns:pic="http://schemas.openxmlformats.org/drawingml/2006/picture">
-                  <pic:nvPicPr>
-                    <pic:cNvPr id="1820479288" name="Picture 25" descr="A graph of a graph showing the difference between a line and a line&#10;&#10;AI-generated content may be incorrect."/>
-                    <pic:cNvPicPr/>
-                  </pic:nvPicPr>
-                  <pic:blipFill>
-                    <a:blip r:embed="rId27" cstate="print">
-                      <a:extLst>
-                        <a:ext uri="{28A0092B-C50C-407E-A947-70E740481C1C}">
-                          <a14:useLocalDpi xmlns:a14="http://schemas.microsoft.com/office/drawing/2010/main" val="0"/>
-                        </a:ext>
-                      </a:extLst>
-                    </a:blip>
-                    <a:stretch>
-                      <a:fillRect/>
-                    </a:stretch>
-                  </pic:blipFill>
-                  <pic:spPr>
-                    <a:xfrm>
-                      <a:off x="0" y="0"/>
-                      <a:ext cx="3600000" cy="1399953"/>
-                    </a:xfrm>
-                    <a:prstGeom prst="rect">
-                      <a:avLst/>
-                    </a:prstGeom>
-                  </pic:spPr>
-                </pic:pic>
-              </a:graphicData>
-            </a:graphic>
-          </wp:inline>
-        </w:drawing>
-      </w:r>
-    </w:p>
-    <w:p>
-      <w:pPr>
-        <w:pStyle w:val="Caption"/>
-      </w:pPr>
-      <w:r>
-        <w:t xml:space="preserve">Függelék ábra </w:t>
-      </w:r>
-      <w:r>
-        <w:fldChar w:fldCharType="begin"/>
-      </w:r>
-      <w:r>
-        <w:instrText xml:space="preserve"> SEQ Függelék_ábra \* ARABIC </w:instrText>
-      </w:r>
-      <w:r>
-        <w:fldChar w:fldCharType="separate"/>
-      </w:r>
-      <w:r>
-        <w:rPr>
-          <w:noProof/>
-        </w:rPr>
-        <w:t>3</w:t>
-      </w:r>
-      <w:r>
-        <w:fldChar w:fldCharType="end"/>
-      </w:r>
-      <w:r>
-        <w:t xml:space="preserve"> Facebook mém-cikk idődiagram</w:t>
-      </w:r>
-    </w:p>
-    <w:p>
-      <w:pPr>
-        <w:keepNext/>
-        <w:ind w:firstLine="0"/>
-        <w:jc w:val="center"/>
-      </w:pPr>
-      <w:r>
-        <w:rPr>
-          <w:noProof/>
-        </w:rPr>
-        <w:lastRenderedPageBreak/>
-        <w:drawing>
-          <wp:inline distT="0" distB="0" distL="0" distR="0" wp14:anchorId="7E101F98" wp14:editId="5EB895FE">
-            <wp:extent cx="3600000" cy="1399953"/>
-            <wp:effectExtent l="0" t="0" r="0" b="0"/>
-            <wp:docPr id="1091383706" name="Picture 26" descr="A graph of a line graph&#10;&#10;AI-generated content may be incorrect."/>
-            <wp:cNvGraphicFramePr>
-              <a:graphicFrameLocks xmlns:a="http://schemas.openxmlformats.org/drawingml/2006/main" noChangeAspect="1"/>
-            </wp:cNvGraphicFramePr>
-            <a:graphic xmlns:a="http://schemas.openxmlformats.org/drawingml/2006/main">
-              <a:graphicData uri="http://schemas.openxmlformats.org/drawingml/2006/picture">
-                <pic:pic xmlns:pic="http://schemas.openxmlformats.org/drawingml/2006/picture">
-                  <pic:nvPicPr>
-                    <pic:cNvPr id="1091383706" name="Picture 26" descr="A graph of a line graph&#10;&#10;AI-generated content may be incorrect."/>
                     <pic:cNvPicPr/>
                   </pic:nvPicPr>
                   <pic:blipFill>
@@ -9343,13 +9428,13 @@
         <w:rPr>
           <w:noProof/>
         </w:rPr>
-        <w:t>4</w:t>
+        <w:t>2</w:t>
       </w:r>
       <w:r>
         <w:fldChar w:fldCharType="end"/>
       </w:r>
       <w:r>
-        <w:t xml:space="preserve"> Instagram mém-cikk idődiagram</w:t>
+        <w:t xml:space="preserve"> Apple mém-cikk idődiagram</w:t>
       </w:r>
     </w:p>
     <w:p>
@@ -9363,10 +9448,10 @@
           <w:noProof/>
         </w:rPr>
         <w:drawing>
-          <wp:inline distT="0" distB="0" distL="0" distR="0" wp14:anchorId="2F724E91" wp14:editId="456F6D15">
+          <wp:inline distT="0" distB="0" distL="0" distR="0" wp14:anchorId="547D6F6E" wp14:editId="6A5F2988">
             <wp:extent cx="3600000" cy="1399953"/>
             <wp:effectExtent l="0" t="0" r="0" b="0"/>
-            <wp:docPr id="328703387" name="Picture 27" descr="A graph of a graph showing the same value&#10;&#10;AI-generated content may be incorrect."/>
+            <wp:docPr id="1820479288" name="Picture 25" descr="A graph of a graph showing the difference between a line and a line&#10;&#10;AI-generated content may be incorrect."/>
             <wp:cNvGraphicFramePr>
               <a:graphicFrameLocks xmlns:a="http://schemas.openxmlformats.org/drawingml/2006/main" noChangeAspect="1"/>
             </wp:cNvGraphicFramePr>
@@ -9374,7 +9459,7 @@
               <a:graphicData uri="http://schemas.openxmlformats.org/drawingml/2006/picture">
                 <pic:pic xmlns:pic="http://schemas.openxmlformats.org/drawingml/2006/picture">
                   <pic:nvPicPr>
-                    <pic:cNvPr id="328703387" name="Picture 27" descr="A graph of a graph showing the same value&#10;&#10;AI-generated content may be incorrect."/>
+                    <pic:cNvPr id="1820479288" name="Picture 25" descr="A graph of a graph showing the difference between a line and a line&#10;&#10;AI-generated content may be incorrect."/>
                     <pic:cNvPicPr/>
                   </pic:nvPicPr>
                   <pic:blipFill>
@@ -9425,13 +9510,13 @@
         <w:rPr>
           <w:noProof/>
         </w:rPr>
-        <w:t>5</w:t>
+        <w:t>3</w:t>
       </w:r>
       <w:r>
         <w:fldChar w:fldCharType="end"/>
       </w:r>
       <w:r>
-        <w:t xml:space="preserve"> Microsoft mém-cikk idődiagram</w:t>
+        <w:t xml:space="preserve"> Facebook mém-cikk idődiagram</w:t>
       </w:r>
     </w:p>
     <w:p>
@@ -9444,11 +9529,12 @@
         <w:rPr>
           <w:noProof/>
         </w:rPr>
+        <w:lastRenderedPageBreak/>
         <w:drawing>
-          <wp:inline distT="0" distB="0" distL="0" distR="0" wp14:anchorId="01C0E21C" wp14:editId="1D64F749">
+          <wp:inline distT="0" distB="0" distL="0" distR="0" wp14:anchorId="7E101F98" wp14:editId="5EB895FE">
             <wp:extent cx="3600000" cy="1399953"/>
             <wp:effectExtent l="0" t="0" r="0" b="0"/>
-            <wp:docPr id="1583338737" name="Picture 28" descr="A graph showing a red and blue line&#10;&#10;AI-generated content may be incorrect."/>
+            <wp:docPr id="1091383706" name="Picture 26" descr="A graph of a line graph&#10;&#10;AI-generated content may be incorrect."/>
             <wp:cNvGraphicFramePr>
               <a:graphicFrameLocks xmlns:a="http://schemas.openxmlformats.org/drawingml/2006/main" noChangeAspect="1"/>
             </wp:cNvGraphicFramePr>
@@ -9456,7 +9542,7 @@
               <a:graphicData uri="http://schemas.openxmlformats.org/drawingml/2006/picture">
                 <pic:pic xmlns:pic="http://schemas.openxmlformats.org/drawingml/2006/picture">
                   <pic:nvPicPr>
-                    <pic:cNvPr id="1583338737" name="Picture 28" descr="A graph showing a red and blue line&#10;&#10;AI-generated content may be incorrect."/>
+                    <pic:cNvPr id="1091383706" name="Picture 26" descr="A graph of a line graph&#10;&#10;AI-generated content may be incorrect."/>
                     <pic:cNvPicPr/>
                   </pic:nvPicPr>
                   <pic:blipFill>
@@ -9507,13 +9593,13 @@
         <w:rPr>
           <w:noProof/>
         </w:rPr>
-        <w:t>6</w:t>
+        <w:t>4</w:t>
       </w:r>
       <w:r>
         <w:fldChar w:fldCharType="end"/>
       </w:r>
       <w:r>
-        <w:t xml:space="preserve"> Netflix mém-cikk idődiagram</w:t>
+        <w:t xml:space="preserve"> Instagram mém-cikk idődiagram</w:t>
       </w:r>
     </w:p>
     <w:p>
@@ -9527,10 +9613,10 @@
           <w:noProof/>
         </w:rPr>
         <w:drawing>
-          <wp:inline distT="0" distB="0" distL="0" distR="0" wp14:anchorId="06C569D9" wp14:editId="1EB83F66">
+          <wp:inline distT="0" distB="0" distL="0" distR="0" wp14:anchorId="2F724E91" wp14:editId="456F6D15">
             <wp:extent cx="3600000" cy="1399953"/>
             <wp:effectExtent l="0" t="0" r="0" b="0"/>
-            <wp:docPr id="189274540" name="Picture 29" descr="A graph with red and blue lines&#10;&#10;AI-generated content may be incorrect."/>
+            <wp:docPr id="328703387" name="Picture 27" descr="A graph of a graph showing the same value&#10;&#10;AI-generated content may be incorrect."/>
             <wp:cNvGraphicFramePr>
               <a:graphicFrameLocks xmlns:a="http://schemas.openxmlformats.org/drawingml/2006/main" noChangeAspect="1"/>
             </wp:cNvGraphicFramePr>
@@ -9538,7 +9624,7 @@
               <a:graphicData uri="http://schemas.openxmlformats.org/drawingml/2006/picture">
                 <pic:pic xmlns:pic="http://schemas.openxmlformats.org/drawingml/2006/picture">
                   <pic:nvPicPr>
-                    <pic:cNvPr id="189274540" name="Picture 29" descr="A graph with red and blue lines&#10;&#10;AI-generated content may be incorrect."/>
+                    <pic:cNvPr id="328703387" name="Picture 27" descr="A graph of a graph showing the same value&#10;&#10;AI-generated content may be incorrect."/>
                     <pic:cNvPicPr/>
                   </pic:nvPicPr>
                   <pic:blipFill>
@@ -9589,13 +9675,13 @@
         <w:rPr>
           <w:noProof/>
         </w:rPr>
-        <w:t>7</w:t>
+        <w:t>5</w:t>
       </w:r>
       <w:r>
         <w:fldChar w:fldCharType="end"/>
       </w:r>
       <w:r>
-        <w:t xml:space="preserve"> Spotify mém-cikk idődiagram</w:t>
+        <w:t xml:space="preserve"> Microsoft mém-cikk idődiagram</w:t>
       </w:r>
     </w:p>
     <w:p>
@@ -9608,12 +9694,11 @@
         <w:rPr>
           <w:noProof/>
         </w:rPr>
-        <w:lastRenderedPageBreak/>
         <w:drawing>
-          <wp:inline distT="0" distB="0" distL="0" distR="0" wp14:anchorId="66BE5E74" wp14:editId="494CB493">
+          <wp:inline distT="0" distB="0" distL="0" distR="0" wp14:anchorId="01C0E21C" wp14:editId="1D64F749">
             <wp:extent cx="3600000" cy="1399953"/>
             <wp:effectExtent l="0" t="0" r="0" b="0"/>
-            <wp:docPr id="456254425" name="Picture 30" descr="A graph with blue and red lines&#10;&#10;AI-generated content may be incorrect."/>
+            <wp:docPr id="1583338737" name="Picture 28" descr="A graph showing a red and blue line&#10;&#10;AI-generated content may be incorrect."/>
             <wp:cNvGraphicFramePr>
               <a:graphicFrameLocks xmlns:a="http://schemas.openxmlformats.org/drawingml/2006/main" noChangeAspect="1"/>
             </wp:cNvGraphicFramePr>
@@ -9621,7 +9706,7 @@
               <a:graphicData uri="http://schemas.openxmlformats.org/drawingml/2006/picture">
                 <pic:pic xmlns:pic="http://schemas.openxmlformats.org/drawingml/2006/picture">
                   <pic:nvPicPr>
-                    <pic:cNvPr id="456254425" name="Picture 30" descr="A graph with blue and red lines&#10;&#10;AI-generated content may be incorrect."/>
+                    <pic:cNvPr id="1583338737" name="Picture 28" descr="A graph showing a red and blue line&#10;&#10;AI-generated content may be incorrect."/>
                     <pic:cNvPicPr/>
                   </pic:nvPicPr>
                   <pic:blipFill>
@@ -9672,13 +9757,13 @@
         <w:rPr>
           <w:noProof/>
         </w:rPr>
-        <w:t>8</w:t>
+        <w:t>6</w:t>
       </w:r>
       <w:r>
         <w:fldChar w:fldCharType="end"/>
       </w:r>
       <w:r>
-        <w:t xml:space="preserve"> Tesla mém-cikk idődiagram</w:t>
+        <w:t xml:space="preserve"> Netflix mém-cikk idődiagram</w:t>
       </w:r>
     </w:p>
     <w:p>
@@ -9692,10 +9777,10 @@
           <w:noProof/>
         </w:rPr>
         <w:drawing>
-          <wp:inline distT="0" distB="0" distL="0" distR="0" wp14:anchorId="70C46339" wp14:editId="5840CEDC">
+          <wp:inline distT="0" distB="0" distL="0" distR="0" wp14:anchorId="06C569D9" wp14:editId="1EB83F66">
             <wp:extent cx="3600000" cy="1399953"/>
             <wp:effectExtent l="0" t="0" r="0" b="0"/>
-            <wp:docPr id="708702957" name="Picture 31" descr="A graph of a graph of a graph&#10;&#10;AI-generated content may be incorrect."/>
+            <wp:docPr id="189274540" name="Picture 29" descr="A graph with red and blue lines&#10;&#10;AI-generated content may be incorrect."/>
             <wp:cNvGraphicFramePr>
               <a:graphicFrameLocks xmlns:a="http://schemas.openxmlformats.org/drawingml/2006/main" noChangeAspect="1"/>
             </wp:cNvGraphicFramePr>
@@ -9703,7 +9788,7 @@
               <a:graphicData uri="http://schemas.openxmlformats.org/drawingml/2006/picture">
                 <pic:pic xmlns:pic="http://schemas.openxmlformats.org/drawingml/2006/picture">
                   <pic:nvPicPr>
-                    <pic:cNvPr id="708702957" name="Picture 31" descr="A graph of a graph of a graph&#10;&#10;AI-generated content may be incorrect."/>
+                    <pic:cNvPr id="189274540" name="Picture 29" descr="A graph with red and blue lines&#10;&#10;AI-generated content may be incorrect."/>
                     <pic:cNvPicPr/>
                   </pic:nvPicPr>
                   <pic:blipFill>
@@ -9754,6 +9839,171 @@
         <w:rPr>
           <w:noProof/>
         </w:rPr>
+        <w:t>7</w:t>
+      </w:r>
+      <w:r>
+        <w:fldChar w:fldCharType="end"/>
+      </w:r>
+      <w:r>
+        <w:t xml:space="preserve"> Spotify mém-cikk idődiagram</w:t>
+      </w:r>
+    </w:p>
+    <w:p>
+      <w:pPr>
+        <w:keepNext/>
+        <w:ind w:firstLine="0"/>
+        <w:jc w:val="center"/>
+      </w:pPr>
+      <w:r>
+        <w:rPr>
+          <w:noProof/>
+        </w:rPr>
+        <w:lastRenderedPageBreak/>
+        <w:drawing>
+          <wp:inline distT="0" distB="0" distL="0" distR="0" wp14:anchorId="66BE5E74" wp14:editId="494CB493">
+            <wp:extent cx="3600000" cy="1399953"/>
+            <wp:effectExtent l="0" t="0" r="0" b="0"/>
+            <wp:docPr id="456254425" name="Picture 30" descr="A graph with blue and red lines&#10;&#10;AI-generated content may be incorrect."/>
+            <wp:cNvGraphicFramePr>
+              <a:graphicFrameLocks xmlns:a="http://schemas.openxmlformats.org/drawingml/2006/main" noChangeAspect="1"/>
+            </wp:cNvGraphicFramePr>
+            <a:graphic xmlns:a="http://schemas.openxmlformats.org/drawingml/2006/main">
+              <a:graphicData uri="http://schemas.openxmlformats.org/drawingml/2006/picture">
+                <pic:pic xmlns:pic="http://schemas.openxmlformats.org/drawingml/2006/picture">
+                  <pic:nvPicPr>
+                    <pic:cNvPr id="456254425" name="Picture 30" descr="A graph with blue and red lines&#10;&#10;AI-generated content may be incorrect."/>
+                    <pic:cNvPicPr/>
+                  </pic:nvPicPr>
+                  <pic:blipFill>
+                    <a:blip r:embed="rId34" cstate="print">
+                      <a:extLst>
+                        <a:ext uri="{28A0092B-C50C-407E-A947-70E740481C1C}">
+                          <a14:useLocalDpi xmlns:a14="http://schemas.microsoft.com/office/drawing/2010/main" val="0"/>
+                        </a:ext>
+                      </a:extLst>
+                    </a:blip>
+                    <a:stretch>
+                      <a:fillRect/>
+                    </a:stretch>
+                  </pic:blipFill>
+                  <pic:spPr>
+                    <a:xfrm>
+                      <a:off x="0" y="0"/>
+                      <a:ext cx="3600000" cy="1399953"/>
+                    </a:xfrm>
+                    <a:prstGeom prst="rect">
+                      <a:avLst/>
+                    </a:prstGeom>
+                  </pic:spPr>
+                </pic:pic>
+              </a:graphicData>
+            </a:graphic>
+          </wp:inline>
+        </w:drawing>
+      </w:r>
+    </w:p>
+    <w:p>
+      <w:pPr>
+        <w:pStyle w:val="Caption"/>
+      </w:pPr>
+      <w:r>
+        <w:t xml:space="preserve">Függelék ábra </w:t>
+      </w:r>
+      <w:r>
+        <w:fldChar w:fldCharType="begin"/>
+      </w:r>
+      <w:r>
+        <w:instrText xml:space="preserve"> SEQ Függelék_ábra \* ARABIC </w:instrText>
+      </w:r>
+      <w:r>
+        <w:fldChar w:fldCharType="separate"/>
+      </w:r>
+      <w:r>
+        <w:rPr>
+          <w:noProof/>
+        </w:rPr>
+        <w:t>8</w:t>
+      </w:r>
+      <w:r>
+        <w:fldChar w:fldCharType="end"/>
+      </w:r>
+      <w:r>
+        <w:t xml:space="preserve"> Tesla mém-cikk idődiagram</w:t>
+      </w:r>
+    </w:p>
+    <w:p>
+      <w:pPr>
+        <w:keepNext/>
+        <w:ind w:firstLine="0"/>
+        <w:jc w:val="center"/>
+      </w:pPr>
+      <w:r>
+        <w:rPr>
+          <w:noProof/>
+        </w:rPr>
+        <w:drawing>
+          <wp:inline distT="0" distB="0" distL="0" distR="0" wp14:anchorId="70C46339" wp14:editId="5840CEDC">
+            <wp:extent cx="3600000" cy="1399953"/>
+            <wp:effectExtent l="0" t="0" r="0" b="0"/>
+            <wp:docPr id="708702957" name="Picture 31" descr="A graph of a graph of a graph&#10;&#10;AI-generated content may be incorrect."/>
+            <wp:cNvGraphicFramePr>
+              <a:graphicFrameLocks xmlns:a="http://schemas.openxmlformats.org/drawingml/2006/main" noChangeAspect="1"/>
+            </wp:cNvGraphicFramePr>
+            <a:graphic xmlns:a="http://schemas.openxmlformats.org/drawingml/2006/main">
+              <a:graphicData uri="http://schemas.openxmlformats.org/drawingml/2006/picture">
+                <pic:pic xmlns:pic="http://schemas.openxmlformats.org/drawingml/2006/picture">
+                  <pic:nvPicPr>
+                    <pic:cNvPr id="708702957" name="Picture 31" descr="A graph of a graph of a graph&#10;&#10;AI-generated content may be incorrect."/>
+                    <pic:cNvPicPr/>
+                  </pic:nvPicPr>
+                  <pic:blipFill>
+                    <a:blip r:embed="rId35" cstate="print">
+                      <a:extLst>
+                        <a:ext uri="{28A0092B-C50C-407E-A947-70E740481C1C}">
+                          <a14:useLocalDpi xmlns:a14="http://schemas.microsoft.com/office/drawing/2010/main" val="0"/>
+                        </a:ext>
+                      </a:extLst>
+                    </a:blip>
+                    <a:stretch>
+                      <a:fillRect/>
+                    </a:stretch>
+                  </pic:blipFill>
+                  <pic:spPr>
+                    <a:xfrm>
+                      <a:off x="0" y="0"/>
+                      <a:ext cx="3600000" cy="1399953"/>
+                    </a:xfrm>
+                    <a:prstGeom prst="rect">
+                      <a:avLst/>
+                    </a:prstGeom>
+                  </pic:spPr>
+                </pic:pic>
+              </a:graphicData>
+            </a:graphic>
+          </wp:inline>
+        </w:drawing>
+      </w:r>
+    </w:p>
+    <w:p>
+      <w:pPr>
+        <w:pStyle w:val="Caption"/>
+      </w:pPr>
+      <w:r>
+        <w:t xml:space="preserve">Függelék ábra </w:t>
+      </w:r>
+      <w:r>
+        <w:fldChar w:fldCharType="begin"/>
+      </w:r>
+      <w:r>
+        <w:instrText xml:space="preserve"> SEQ Függelék_ábra \* ARABIC </w:instrText>
+      </w:r>
+      <w:r>
+        <w:fldChar w:fldCharType="separate"/>
+      </w:r>
+      <w:r>
+        <w:rPr>
+          <w:noProof/>
+        </w:rPr>
         <w:t>9</w:t>
       </w:r>
       <w:r>
@@ -9796,7 +10046,7 @@
                     <pic:cNvPicPr/>
                   </pic:nvPicPr>
                   <pic:blipFill>
-                    <a:blip r:embed="rId34"/>
+                    <a:blip r:embed="rId36"/>
                     <a:stretch>
                       <a:fillRect/>
                     </a:stretch>
@@ -9874,7 +10124,7 @@
                     <pic:cNvPicPr/>
                   </pic:nvPicPr>
                   <pic:blipFill>
-                    <a:blip r:embed="rId35"/>
+                    <a:blip r:embed="rId37"/>
                     <a:stretch>
                       <a:fillRect/>
                     </a:stretch>
@@ -10050,7 +10300,7 @@
                     <pic:cNvPicPr/>
                   </pic:nvPicPr>
                   <pic:blipFill>
-                    <a:blip r:embed="rId36">
+                    <a:blip r:embed="rId38">
                       <a:extLst>
                         <a:ext uri="{28A0092B-C50C-407E-A947-70E740481C1C}">
                           <a14:useLocalDpi xmlns:a14="http://schemas.microsoft.com/office/drawing/2010/main" val="0"/>
@@ -10152,7 +10402,7 @@
                     <pic:cNvPicPr/>
                   </pic:nvPicPr>
                   <pic:blipFill>
-                    <a:blip r:embed="rId37">
+                    <a:blip r:embed="rId39">
                       <a:extLst>
                         <a:ext uri="{28A0092B-C50C-407E-A947-70E740481C1C}">
                           <a14:useLocalDpi xmlns:a14="http://schemas.microsoft.com/office/drawing/2010/main" val="0"/>
@@ -10244,7 +10494,7 @@
                     <pic:cNvPicPr/>
                   </pic:nvPicPr>
                   <pic:blipFill>
-                    <a:blip r:embed="rId38">
+                    <a:blip r:embed="rId40">
                       <a:extLst>
                         <a:ext uri="{28A0092B-C50C-407E-A947-70E740481C1C}">
                           <a14:useLocalDpi xmlns:a14="http://schemas.microsoft.com/office/drawing/2010/main" val="0"/>
@@ -10312,7 +10562,10 @@
         </w:rPr>
       </w:pPr>
       <w:r>
-        <w:t>A 13. és 14. ábra az eseményablakok átfedését kizáró alternatív specifikáció eredményeit mutatja.</w:t>
+        <w:t>Az</w:t>
+      </w:r>
+      <w:r>
+        <w:t xml:space="preserve"> eseményablakok átfedését kizáró alternatív specifikáció eredményeit mutatja.</w:t>
       </w:r>
       <w:r>
         <w:t xml:space="preserve"> </w:t>
@@ -10368,7 +10621,7 @@
                     <pic:cNvPicPr/>
                   </pic:nvPicPr>
                   <pic:blipFill>
-                    <a:blip r:embed="rId39">
+                    <a:blip r:embed="rId41">
                       <a:extLst>
                         <a:ext uri="{28A0092B-C50C-407E-A947-70E740481C1C}">
                           <a14:useLocalDpi xmlns:a14="http://schemas.microsoft.com/office/drawing/2010/main" val="0"/>
@@ -10454,7 +10707,7 @@
                     <pic:cNvPicPr/>
                   </pic:nvPicPr>
                   <pic:blipFill>
-                    <a:blip r:embed="rId40">
+                    <a:blip r:embed="rId42">
                       <a:extLst>
                         <a:ext uri="{28A0092B-C50C-407E-A947-70E740481C1C}">
                           <a14:useLocalDpi xmlns:a14="http://schemas.microsoft.com/office/drawing/2010/main" val="0"/>
@@ -10572,7 +10825,7 @@
                     <pic:cNvPicPr/>
                   </pic:nvPicPr>
                   <pic:blipFill>
-                    <a:blip r:embed="rId41">
+                    <a:blip r:embed="rId43">
                       <a:extLst>
                         <a:ext uri="{28A0092B-C50C-407E-A947-70E740481C1C}">
                           <a14:useLocalDpi xmlns:a14="http://schemas.microsoft.com/office/drawing/2010/main" val="0"/>
@@ -10659,7 +10912,7 @@
                     <pic:cNvPicPr/>
                   </pic:nvPicPr>
                   <pic:blipFill>
-                    <a:blip r:embed="rId42">
+                    <a:blip r:embed="rId44">
                       <a:extLst>
                         <a:ext uri="{28A0092B-C50C-407E-A947-70E740481C1C}">
                           <a14:useLocalDpi xmlns:a14="http://schemas.microsoft.com/office/drawing/2010/main" val="0"/>
@@ -10766,7 +11019,7 @@
                     <pic:cNvPicPr/>
                   </pic:nvPicPr>
                   <pic:blipFill>
-                    <a:blip r:embed="rId43">
+                    <a:blip r:embed="rId45">
                       <a:extLst>
                         <a:ext uri="{28A0092B-C50C-407E-A947-70E740481C1C}">
                           <a14:useLocalDpi xmlns:a14="http://schemas.microsoft.com/office/drawing/2010/main" val="0"/>
@@ -10853,7 +11106,7 @@
                     <pic:cNvPicPr/>
                   </pic:nvPicPr>
                   <pic:blipFill>
-                    <a:blip r:embed="rId44">
+                    <a:blip r:embed="rId46">
                       <a:extLst>
                         <a:ext uri="{28A0092B-C50C-407E-A947-70E740481C1C}">
                           <a14:useLocalDpi xmlns:a14="http://schemas.microsoft.com/office/drawing/2010/main" val="0"/>
@@ -10967,7 +11220,7 @@
                     <pic:cNvPicPr/>
                   </pic:nvPicPr>
                   <pic:blipFill>
-                    <a:blip r:embed="rId45">
+                    <a:blip r:embed="rId47">
                       <a:extLst>
                         <a:ext uri="{28A0092B-C50C-407E-A947-70E740481C1C}">
                           <a14:useLocalDpi xmlns:a14="http://schemas.microsoft.com/office/drawing/2010/main" val="0"/>
@@ -11047,9 +11300,230 @@
         <w:t>A mintázatok megmaradnak, ami arra utal, hogy az eredmények nem globális trendek következményei, hanem vállalatspecifikus hírtónusváltozások következményei.</w:t>
       </w:r>
     </w:p>
+    <w:p>
+      <w:pPr>
+        <w:pStyle w:val="Heading2"/>
+      </w:pPr>
+      <w:r>
+        <w:lastRenderedPageBreak/>
+        <w:t>5.</w:t>
+      </w:r>
+      <w:r>
+        <w:t>6</w:t>
+      </w:r>
+      <w:r>
+        <w:t xml:space="preserve">. Diagnosztikai elemzések </w:t>
+      </w:r>
+    </w:p>
+    <w:p>
+      <w:pPr>
+        <w:keepNext/>
+      </w:pPr>
+      <w:r>
+        <w:rPr>
+          <w:noProof/>
+        </w:rPr>
+        <w:drawing>
+          <wp:inline distT="0" distB="0" distL="0" distR="0" wp14:anchorId="749AB558" wp14:editId="50884440">
+            <wp:extent cx="3938489" cy="2625505"/>
+            <wp:effectExtent l="0" t="0" r="0" b="3810"/>
+            <wp:docPr id="44515323" name="Picture 34" descr="A graph with blue lines and white text&#10;&#10;AI-generated content may be incorrect."/>
+            <wp:cNvGraphicFramePr>
+              <a:graphicFrameLocks xmlns:a="http://schemas.openxmlformats.org/drawingml/2006/main" noChangeAspect="1"/>
+            </wp:cNvGraphicFramePr>
+            <a:graphic xmlns:a="http://schemas.openxmlformats.org/drawingml/2006/main">
+              <a:graphicData uri="http://schemas.openxmlformats.org/drawingml/2006/picture">
+                <pic:pic xmlns:pic="http://schemas.openxmlformats.org/drawingml/2006/picture">
+                  <pic:nvPicPr>
+                    <pic:cNvPr id="44515323" name="Picture 34" descr="A graph with blue lines and white text&#10;&#10;AI-generated content may be incorrect."/>
+                    <pic:cNvPicPr/>
+                  </pic:nvPicPr>
+                  <pic:blipFill>
+                    <a:blip r:embed="rId48" cstate="print">
+                      <a:extLst>
+                        <a:ext uri="{28A0092B-C50C-407E-A947-70E740481C1C}">
+                          <a14:useLocalDpi xmlns:a14="http://schemas.microsoft.com/office/drawing/2010/main" val="0"/>
+                        </a:ext>
+                      </a:extLst>
+                    </a:blip>
+                    <a:stretch>
+                      <a:fillRect/>
+                    </a:stretch>
+                  </pic:blipFill>
+                  <pic:spPr>
+                    <a:xfrm>
+                      <a:off x="0" y="0"/>
+                      <a:ext cx="3973360" cy="2648751"/>
+                    </a:xfrm>
+                    <a:prstGeom prst="rect">
+                      <a:avLst/>
+                    </a:prstGeom>
+                  </pic:spPr>
+                </pic:pic>
+              </a:graphicData>
+            </a:graphic>
+          </wp:inline>
+        </w:drawing>
+      </w:r>
+    </w:p>
+    <w:p>
+      <w:pPr>
+        <w:pStyle w:val="Caption"/>
+        <w:jc w:val="both"/>
+      </w:pPr>
+      <w:r>
+        <w:t xml:space="preserve">Függelék ábra </w:t>
+      </w:r>
+      <w:r>
+        <w:fldChar w:fldCharType="begin"/>
+      </w:r>
+      <w:r>
+        <w:instrText xml:space="preserve"> SEQ Függelék_ábra \* ARABIC </w:instrText>
+      </w:r>
+      <w:r>
+        <w:fldChar w:fldCharType="separate"/>
+      </w:r>
+      <w:r>
+        <w:rPr>
+          <w:noProof/>
+        </w:rPr>
+        <w:t>22</w:t>
+      </w:r>
+      <w:r>
+        <w:fldChar w:fldCharType="end"/>
+      </w:r>
+      <w:r>
+        <w:t xml:space="preserve"> S</w:t>
+      </w:r>
+      <w:r>
+        <w:t>entimentet is tartalmazó TWFE-specifikáci</w:t>
+      </w:r>
+      <w:r>
+        <w:t>ó (</w:t>
+      </w:r>
+      <w:r>
+        <w:t>log1p_meme_engagement</w:t>
+      </w:r>
+      <w:r>
+        <w:t xml:space="preserve">) </w:t>
+      </w:r>
+    </w:p>
+    <w:p>
+      <w:pPr>
+        <w:pStyle w:val="NormalWeb"/>
+        <w:keepNext/>
+      </w:pPr>
+      <w:r>
+        <w:rPr>
+          <w:noProof/>
+        </w:rPr>
+        <w:drawing>
+          <wp:inline distT="0" distB="0" distL="0" distR="0" wp14:anchorId="24274C08" wp14:editId="1C9D1055">
+            <wp:extent cx="4019975" cy="2679826"/>
+            <wp:effectExtent l="0" t="0" r="6350" b="0"/>
+            <wp:docPr id="201612167" name="Picture 35" descr="A graph with blue lines and numbers&#10;&#10;AI-generated content may be incorrect."/>
+            <wp:cNvGraphicFramePr>
+              <a:graphicFrameLocks xmlns:a="http://schemas.openxmlformats.org/drawingml/2006/main" noChangeAspect="1"/>
+            </wp:cNvGraphicFramePr>
+            <a:graphic xmlns:a="http://schemas.openxmlformats.org/drawingml/2006/main">
+              <a:graphicData uri="http://schemas.openxmlformats.org/drawingml/2006/picture">
+                <pic:pic xmlns:pic="http://schemas.openxmlformats.org/drawingml/2006/picture">
+                  <pic:nvPicPr>
+                    <pic:cNvPr id="201612167" name="Picture 35" descr="A graph with blue lines and numbers&#10;&#10;AI-generated content may be incorrect."/>
+                    <pic:cNvPicPr/>
+                  </pic:nvPicPr>
+                  <pic:blipFill>
+                    <a:blip r:embed="rId49" cstate="print">
+                      <a:extLst>
+                        <a:ext uri="{28A0092B-C50C-407E-A947-70E740481C1C}">
+                          <a14:useLocalDpi xmlns:a14="http://schemas.microsoft.com/office/drawing/2010/main" val="0"/>
+                        </a:ext>
+                      </a:extLst>
+                    </a:blip>
+                    <a:stretch>
+                      <a:fillRect/>
+                    </a:stretch>
+                  </pic:blipFill>
+                  <pic:spPr>
+                    <a:xfrm>
+                      <a:off x="0" y="0"/>
+                      <a:ext cx="4045137" cy="2696599"/>
+                    </a:xfrm>
+                    <a:prstGeom prst="rect">
+                      <a:avLst/>
+                    </a:prstGeom>
+                  </pic:spPr>
+                </pic:pic>
+              </a:graphicData>
+            </a:graphic>
+          </wp:inline>
+        </w:drawing>
+      </w:r>
+    </w:p>
+    <w:p>
+      <w:pPr>
+        <w:pStyle w:val="Caption"/>
+        <w:jc w:val="both"/>
+      </w:pPr>
+      <w:r>
+        <w:t xml:space="preserve">Függelék ábra </w:t>
+      </w:r>
+      <w:r>
+        <w:fldChar w:fldCharType="begin"/>
+      </w:r>
+      <w:r>
+        <w:instrText xml:space="preserve"> SEQ Függelék_ábra \* ARABIC </w:instrText>
+      </w:r>
+      <w:r>
+        <w:fldChar w:fldCharType="separate"/>
+      </w:r>
+      <w:r>
+        <w:rPr>
+          <w:noProof/>
+        </w:rPr>
+        <w:t>23</w:t>
+      </w:r>
+      <w:r>
+        <w:fldChar w:fldCharType="end"/>
+      </w:r>
+      <w:r>
+        <w:t xml:space="preserve"> </w:t>
+      </w:r>
+      <w:r>
+        <w:t>Sentimentet is tartalmazó TWFE-specifikáció (</w:t>
+      </w:r>
+      <w:r>
+        <w:rPr>
+          <w:lang w:val="en-HU"/>
+        </w:rPr>
+        <w:t>log1p_meme_volume</w:t>
+      </w:r>
+      <w:r>
+        <w:t>)</w:t>
+      </w:r>
+    </w:p>
+    <w:p>
+      <w:pPr>
+        <w:pStyle w:val="NormalWeb"/>
+      </w:pPr>
+      <w:r>
+        <w:t xml:space="preserve">Az </w:t>
+      </w:r>
+      <w:r>
+        <w:t>22-es és 23-as ábra</w:t>
+      </w:r>
+      <w:r>
+        <w:t xml:space="preserve"> a főszövegben bemutatott mention-only eredmények robusztusságát vizsgálja az érzelmi tónus kontrollálása mellett.</w:t>
+      </w:r>
+    </w:p>
+    <w:p>
+      <w:pPr>
+        <w:pStyle w:val="NormalWeb"/>
+      </w:pPr>
+    </w:p>
     <w:sectPr>
-      <w:headerReference w:type="even" r:id="rId46"/>
-      <w:footerReference w:type="default" r:id="rId47"/>
+      <w:headerReference w:type="even" r:id="rId50"/>
+      <w:footerReference w:type="default" r:id="rId51"/>
       <w:type w:val="continuous"/>
       <w:pgSz w:w="11907" w:h="16840" w:code="9"/>
       <w:pgMar w:top="1418" w:right="1418" w:bottom="1418" w:left="1418" w:header="709" w:footer="709" w:gutter="567"/>

--- a/DiplomatervSablon_v3.2_hu.docx
+++ b/DiplomatervSablon_v3.2_hu.docx
@@ -527,7 +527,7 @@
         </w:r>
       </w:fldSimple>
       <w:r>
-        <w:t xml:space="preserve"> Benedek Ferenc</w:t>
+        <w:t xml:space="preserve"> </w:t>
       </w:r>
     </w:p>
     <w:p>
@@ -778,7 +778,7 @@
       <w:r>
         <w:fldChar w:fldCharType="separate"/>
       </w:r>
-      <w:hyperlink w:anchor="_Toc215408717" w:history="1">
+      <w:hyperlink w:anchor="_Toc216016990" w:history="1">
         <w:r>
           <w:rPr>
             <w:rStyle w:val="Hyperlink"/>
@@ -805,7 +805,7 @@
             <w:noProof/>
             <w:webHidden/>
           </w:rPr>
-          <w:instrText xml:space="preserve"> PAGEREF _Toc215408717 \h </w:instrText>
+          <w:instrText xml:space="preserve"> PAGEREF _Toc216016990 \h </w:instrText>
         </w:r>
         <w:r>
           <w:rPr>
@@ -848,7 +848,7 @@
           <w14:ligatures w14:val="standardContextual"/>
         </w:rPr>
       </w:pPr>
-      <w:hyperlink w:anchor="_Toc215408718" w:history="1">
+      <w:hyperlink w:anchor="_Toc216016991" w:history="1">
         <w:r>
           <w:rPr>
             <w:rStyle w:val="Hyperlink"/>
@@ -875,7 +875,7 @@
             <w:noProof/>
             <w:webHidden/>
           </w:rPr>
-          <w:instrText xml:space="preserve"> PAGEREF _Toc215408718 \h </w:instrText>
+          <w:instrText xml:space="preserve"> PAGEREF _Toc216016991 \h </w:instrText>
         </w:r>
         <w:r>
           <w:rPr>
@@ -920,27 +920,13 @@
           <w14:ligatures w14:val="standardContextual"/>
         </w:rPr>
       </w:pPr>
-      <w:hyperlink w:anchor="_Toc215408719" w:history="1">
+      <w:hyperlink w:anchor="_Toc216016992" w:history="1">
         <w:r>
           <w:rPr>
             <w:rStyle w:val="Hyperlink"/>
             <w:noProof/>
           </w:rPr>
-          <w:t>1.1 Motiváci</w:t>
-        </w:r>
-        <w:r>
-          <w:rPr>
-            <w:rStyle w:val="Hyperlink"/>
-            <w:noProof/>
-          </w:rPr>
-          <w:t>ó</w:t>
-        </w:r>
-        <w:r>
-          <w:rPr>
-            <w:rStyle w:val="Hyperlink"/>
-            <w:noProof/>
-          </w:rPr>
-          <w:t xml:space="preserve"> és cél</w:t>
+          <w:t>1.1 Motiváció és cél</w:t>
         </w:r>
         <w:r>
           <w:rPr>
@@ -961,7 +947,7 @@
             <w:noProof/>
             <w:webHidden/>
           </w:rPr>
-          <w:instrText xml:space="preserve"> PAGEREF _Toc215408719 \h </w:instrText>
+          <w:instrText xml:space="preserve"> PAGEREF _Toc216016992 \h </w:instrText>
         </w:r>
         <w:r>
           <w:rPr>
@@ -1006,7 +992,7 @@
           <w14:ligatures w14:val="standardContextual"/>
         </w:rPr>
       </w:pPr>
-      <w:hyperlink w:anchor="_Toc215408720" w:history="1">
+      <w:hyperlink w:anchor="_Toc216016993" w:history="1">
         <w:r>
           <w:rPr>
             <w:rStyle w:val="Hyperlink"/>
@@ -1033,7 +1019,7 @@
             <w:noProof/>
             <w:webHidden/>
           </w:rPr>
-          <w:instrText xml:space="preserve"> PAGEREF _Toc215408720 \h </w:instrText>
+          <w:instrText xml:space="preserve"> PAGEREF _Toc216016993 \h </w:instrText>
         </w:r>
         <w:r>
           <w:rPr>
@@ -1078,7 +1064,7 @@
           <w14:ligatures w14:val="standardContextual"/>
         </w:rPr>
       </w:pPr>
-      <w:hyperlink w:anchor="_Toc215408721" w:history="1">
+      <w:hyperlink w:anchor="_Toc216016994" w:history="1">
         <w:r>
           <w:rPr>
             <w:rStyle w:val="Hyperlink"/>
@@ -1105,7 +1091,7 @@
             <w:noProof/>
             <w:webHidden/>
           </w:rPr>
-          <w:instrText xml:space="preserve"> PAGEREF _Toc215408721 \h </w:instrText>
+          <w:instrText xml:space="preserve"> PAGEREF _Toc216016994 \h </w:instrText>
         </w:r>
         <w:r>
           <w:rPr>
@@ -1148,7 +1134,7 @@
           <w14:ligatures w14:val="standardContextual"/>
         </w:rPr>
       </w:pPr>
-      <w:hyperlink w:anchor="_Toc215408722" w:history="1">
+      <w:hyperlink w:anchor="_Toc216016995" w:history="1">
         <w:r>
           <w:rPr>
             <w:rStyle w:val="Hyperlink"/>
@@ -1175,7 +1161,7 @@
             <w:noProof/>
             <w:webHidden/>
           </w:rPr>
-          <w:instrText xml:space="preserve"> PAGEREF _Toc215408722 \h </w:instrText>
+          <w:instrText xml:space="preserve"> PAGEREF _Toc216016995 \h </w:instrText>
         </w:r>
         <w:r>
           <w:rPr>
@@ -1195,7 +1181,7 @@
             <w:noProof/>
             <w:webHidden/>
           </w:rPr>
-          <w:t>14</w:t>
+          <w:t>15</w:t>
         </w:r>
         <w:r>
           <w:rPr>
@@ -1220,7 +1206,7 @@
           <w14:ligatures w14:val="standardContextual"/>
         </w:rPr>
       </w:pPr>
-      <w:hyperlink w:anchor="_Toc215408723" w:history="1">
+      <w:hyperlink w:anchor="_Toc216016996" w:history="1">
         <w:r>
           <w:rPr>
             <w:rStyle w:val="Hyperlink"/>
@@ -1247,7 +1233,7 @@
             <w:noProof/>
             <w:webHidden/>
           </w:rPr>
-          <w:instrText xml:space="preserve"> PAGEREF _Toc215408723 \h </w:instrText>
+          <w:instrText xml:space="preserve"> PAGEREF _Toc216016996 \h </w:instrText>
         </w:r>
         <w:r>
           <w:rPr>
@@ -1267,7 +1253,7 @@
             <w:noProof/>
             <w:webHidden/>
           </w:rPr>
-          <w:t>14</w:t>
+          <w:t>15</w:t>
         </w:r>
         <w:r>
           <w:rPr>
@@ -1292,7 +1278,7 @@
           <w14:ligatures w14:val="standardContextual"/>
         </w:rPr>
       </w:pPr>
-      <w:hyperlink w:anchor="_Toc215408724" w:history="1">
+      <w:hyperlink w:anchor="_Toc216016997" w:history="1">
         <w:r>
           <w:rPr>
             <w:rStyle w:val="Hyperlink"/>
@@ -1319,7 +1305,7 @@
             <w:noProof/>
             <w:webHidden/>
           </w:rPr>
-          <w:instrText xml:space="preserve"> PAGEREF _Toc215408724 \h </w:instrText>
+          <w:instrText xml:space="preserve"> PAGEREF _Toc216016997 \h </w:instrText>
         </w:r>
         <w:r>
           <w:rPr>
@@ -1339,7 +1325,7 @@
             <w:noProof/>
             <w:webHidden/>
           </w:rPr>
-          <w:t>15</w:t>
+          <w:t>16</w:t>
         </w:r>
         <w:r>
           <w:rPr>
@@ -1364,13 +1350,13 @@
           <w14:ligatures w14:val="standardContextual"/>
         </w:rPr>
       </w:pPr>
-      <w:hyperlink w:anchor="_Toc215408725" w:history="1">
+      <w:hyperlink w:anchor="_Toc216016998" w:history="1">
         <w:r>
           <w:rPr>
             <w:rStyle w:val="Hyperlink"/>
             <w:noProof/>
           </w:rPr>
-          <w:t>2.2.1 Meme-adatok gyűjtése</w:t>
+          <w:t>2.2.1 Aliasok és szinonimák hozzáadása</w:t>
         </w:r>
         <w:r>
           <w:rPr>
@@ -1391,7 +1377,7 @@
             <w:noProof/>
             <w:webHidden/>
           </w:rPr>
-          <w:instrText xml:space="preserve"> PAGEREF _Toc215408725 \h </w:instrText>
+          <w:instrText xml:space="preserve"> PAGEREF _Toc216016998 \h </w:instrText>
         </w:r>
         <w:r>
           <w:rPr>
@@ -1411,7 +1397,7 @@
             <w:noProof/>
             <w:webHidden/>
           </w:rPr>
-          <w:t>15</w:t>
+          <w:t>16</w:t>
         </w:r>
         <w:r>
           <w:rPr>
@@ -1436,13 +1422,13 @@
           <w14:ligatures w14:val="standardContextual"/>
         </w:rPr>
       </w:pPr>
-      <w:hyperlink w:anchor="_Toc215408726" w:history="1">
+      <w:hyperlink w:anchor="_Toc216016999" w:history="1">
         <w:r>
           <w:rPr>
             <w:rStyle w:val="Hyperlink"/>
             <w:noProof/>
           </w:rPr>
-          <w:t>2.2.2 New York Times cikkhalmaz beszerzése TODO</w:t>
+          <w:t>2.2.2 Meme-adatok gyűjtése</w:t>
         </w:r>
         <w:r>
           <w:rPr>
@@ -1463,7 +1449,7 @@
             <w:noProof/>
             <w:webHidden/>
           </w:rPr>
-          <w:instrText xml:space="preserve"> PAGEREF _Toc215408726 \h </w:instrText>
+          <w:instrText xml:space="preserve"> PAGEREF _Toc216016999 \h </w:instrText>
         </w:r>
         <w:r>
           <w:rPr>
@@ -1508,13 +1494,13 @@
           <w14:ligatures w14:val="standardContextual"/>
         </w:rPr>
       </w:pPr>
-      <w:hyperlink w:anchor="_Toc215408727" w:history="1">
+      <w:hyperlink w:anchor="_Toc216017000" w:history="1">
         <w:r>
           <w:rPr>
             <w:rStyle w:val="Hyperlink"/>
             <w:noProof/>
           </w:rPr>
-          <w:t>2.2.3 Aliasok és szinonimák hozzáadása</w:t>
+          <w:t>2.2.3 New York Times cikkhalmaz beszerzése</w:t>
         </w:r>
         <w:r>
           <w:rPr>
@@ -1535,7 +1521,7 @@
             <w:noProof/>
             <w:webHidden/>
           </w:rPr>
-          <w:instrText xml:space="preserve"> PAGEREF _Toc215408727 \h </w:instrText>
+          <w:instrText xml:space="preserve"> PAGEREF _Toc216017000 \h </w:instrText>
         </w:r>
         <w:r>
           <w:rPr>
@@ -1555,7 +1541,7 @@
             <w:noProof/>
             <w:webHidden/>
           </w:rPr>
-          <w:t>16</w:t>
+          <w:t>18</w:t>
         </w:r>
         <w:r>
           <w:rPr>
@@ -1578,7 +1564,7 @@
           <w14:ligatures w14:val="standardContextual"/>
         </w:rPr>
       </w:pPr>
-      <w:hyperlink w:anchor="_Toc215408728" w:history="1">
+      <w:hyperlink w:anchor="_Toc216017001" w:history="1">
         <w:r>
           <w:rPr>
             <w:rStyle w:val="Hyperlink"/>
@@ -1605,7 +1591,7 @@
             <w:noProof/>
             <w:webHidden/>
           </w:rPr>
-          <w:instrText xml:space="preserve"> PAGEREF _Toc215408728 \h </w:instrText>
+          <w:instrText xml:space="preserve"> PAGEREF _Toc216017001 \h </w:instrText>
         </w:r>
         <w:r>
           <w:rPr>
@@ -1625,7 +1611,7 @@
             <w:noProof/>
             <w:webHidden/>
           </w:rPr>
-          <w:t>18</w:t>
+          <w:t>19</w:t>
         </w:r>
         <w:r>
           <w:rPr>
@@ -1650,7 +1636,7 @@
           <w14:ligatures w14:val="standardContextual"/>
         </w:rPr>
       </w:pPr>
-      <w:hyperlink w:anchor="_Toc215408729" w:history="1">
+      <w:hyperlink w:anchor="_Toc216017002" w:history="1">
         <w:r>
           <w:rPr>
             <w:rStyle w:val="Hyperlink"/>
@@ -1677,7 +1663,7 @@
             <w:noProof/>
             <w:webHidden/>
           </w:rPr>
-          <w:instrText xml:space="preserve"> PAGEREF _Toc215408729 \h </w:instrText>
+          <w:instrText xml:space="preserve"> PAGEREF _Toc216017002 \h </w:instrText>
         </w:r>
         <w:r>
           <w:rPr>
@@ -1697,7 +1683,7 @@
             <w:noProof/>
             <w:webHidden/>
           </w:rPr>
-          <w:t>18</w:t>
+          <w:t>19</w:t>
         </w:r>
         <w:r>
           <w:rPr>
@@ -1722,7 +1708,7 @@
           <w14:ligatures w14:val="standardContextual"/>
         </w:rPr>
       </w:pPr>
-      <w:hyperlink w:anchor="_Toc215408730" w:history="1">
+      <w:hyperlink w:anchor="_Toc216017003" w:history="1">
         <w:r>
           <w:rPr>
             <w:rStyle w:val="Hyperlink"/>
@@ -1749,7 +1735,7 @@
             <w:noProof/>
             <w:webHidden/>
           </w:rPr>
-          <w:instrText xml:space="preserve"> PAGEREF _Toc215408730 \h </w:instrText>
+          <w:instrText xml:space="preserve"> PAGEREF _Toc216017003 \h </w:instrText>
         </w:r>
         <w:r>
           <w:rPr>
@@ -1769,7 +1755,7 @@
             <w:noProof/>
             <w:webHidden/>
           </w:rPr>
-          <w:t>19</w:t>
+          <w:t>20</w:t>
         </w:r>
         <w:r>
           <w:rPr>
@@ -1794,7 +1780,7 @@
           <w14:ligatures w14:val="standardContextual"/>
         </w:rPr>
       </w:pPr>
-      <w:hyperlink w:anchor="_Toc215408731" w:history="1">
+      <w:hyperlink w:anchor="_Toc216017004" w:history="1">
         <w:r>
           <w:rPr>
             <w:rStyle w:val="Hyperlink"/>
@@ -1821,7 +1807,7 @@
             <w:noProof/>
             <w:webHidden/>
           </w:rPr>
-          <w:instrText xml:space="preserve"> PAGEREF _Toc215408731 \h </w:instrText>
+          <w:instrText xml:space="preserve"> PAGEREF _Toc216017004 \h </w:instrText>
         </w:r>
         <w:r>
           <w:rPr>
@@ -1841,7 +1827,7 @@
             <w:noProof/>
             <w:webHidden/>
           </w:rPr>
-          <w:t>20</w:t>
+          <w:t>21</w:t>
         </w:r>
         <w:r>
           <w:rPr>
@@ -1866,7 +1852,7 @@
           <w14:ligatures w14:val="standardContextual"/>
         </w:rPr>
       </w:pPr>
-      <w:hyperlink w:anchor="_Toc215408732" w:history="1">
+      <w:hyperlink w:anchor="_Toc216017005" w:history="1">
         <w:r>
           <w:rPr>
             <w:rStyle w:val="Hyperlink"/>
@@ -1893,7 +1879,7 @@
             <w:noProof/>
             <w:webHidden/>
           </w:rPr>
-          <w:instrText xml:space="preserve"> PAGEREF _Toc215408732 \h </w:instrText>
+          <w:instrText xml:space="preserve"> PAGEREF _Toc216017005 \h </w:instrText>
         </w:r>
         <w:r>
           <w:rPr>
@@ -1913,7 +1899,7 @@
             <w:noProof/>
             <w:webHidden/>
           </w:rPr>
-          <w:t>20</w:t>
+          <w:t>21</w:t>
         </w:r>
         <w:r>
           <w:rPr>
@@ -1938,7 +1924,7 @@
           <w14:ligatures w14:val="standardContextual"/>
         </w:rPr>
       </w:pPr>
-      <w:hyperlink w:anchor="_Toc215408733" w:history="1">
+      <w:hyperlink w:anchor="_Toc216017006" w:history="1">
         <w:r>
           <w:rPr>
             <w:rStyle w:val="Hyperlink"/>
@@ -1965,7 +1951,7 @@
             <w:noProof/>
             <w:webHidden/>
           </w:rPr>
-          <w:instrText xml:space="preserve"> PAGEREF _Toc215408733 \h </w:instrText>
+          <w:instrText xml:space="preserve"> PAGEREF _Toc216017006 \h </w:instrText>
         </w:r>
         <w:r>
           <w:rPr>
@@ -1985,7 +1971,7 @@
             <w:noProof/>
             <w:webHidden/>
           </w:rPr>
-          <w:t>21</w:t>
+          <w:t>22</w:t>
         </w:r>
         <w:r>
           <w:rPr>
@@ -2010,7 +1996,7 @@
           <w14:ligatures w14:val="standardContextual"/>
         </w:rPr>
       </w:pPr>
-      <w:hyperlink w:anchor="_Toc215408734" w:history="1">
+      <w:hyperlink w:anchor="_Toc216017007" w:history="1">
         <w:r>
           <w:rPr>
             <w:rStyle w:val="Hyperlink"/>
@@ -2037,7 +2023,7 @@
             <w:noProof/>
             <w:webHidden/>
           </w:rPr>
-          <w:instrText xml:space="preserve"> PAGEREF _Toc215408734 \h </w:instrText>
+          <w:instrText xml:space="preserve"> PAGEREF _Toc216017007 \h </w:instrText>
         </w:r>
         <w:r>
           <w:rPr>
@@ -2057,7 +2043,7 @@
             <w:noProof/>
             <w:webHidden/>
           </w:rPr>
-          <w:t>22</w:t>
+          <w:t>23</w:t>
         </w:r>
         <w:r>
           <w:rPr>
@@ -2082,7 +2068,7 @@
           <w14:ligatures w14:val="standardContextual"/>
         </w:rPr>
       </w:pPr>
-      <w:hyperlink w:anchor="_Toc215408735" w:history="1">
+      <w:hyperlink w:anchor="_Toc216017008" w:history="1">
         <w:r>
           <w:rPr>
             <w:rStyle w:val="Hyperlink"/>
@@ -2109,7 +2095,7 @@
             <w:noProof/>
             <w:webHidden/>
           </w:rPr>
-          <w:instrText xml:space="preserve"> PAGEREF _Toc215408735 \h </w:instrText>
+          <w:instrText xml:space="preserve"> PAGEREF _Toc216017008 \h </w:instrText>
         </w:r>
         <w:r>
           <w:rPr>
@@ -2129,7 +2115,7 @@
             <w:noProof/>
             <w:webHidden/>
           </w:rPr>
-          <w:t>24</w:t>
+          <w:t>25</w:t>
         </w:r>
         <w:r>
           <w:rPr>
@@ -2152,13 +2138,13 @@
           <w14:ligatures w14:val="standardContextual"/>
         </w:rPr>
       </w:pPr>
-      <w:hyperlink w:anchor="_Toc215408736" w:history="1">
+      <w:hyperlink w:anchor="_Toc216017009" w:history="1">
         <w:r>
           <w:rPr>
             <w:rStyle w:val="Hyperlink"/>
             <w:noProof/>
           </w:rPr>
-          <w:t>4. Eredmények és elemzés</w:t>
+          <w:t>4. Elemzés</w:t>
         </w:r>
         <w:r>
           <w:rPr>
@@ -2179,7 +2165,7 @@
             <w:noProof/>
             <w:webHidden/>
           </w:rPr>
-          <w:instrText xml:space="preserve"> PAGEREF _Toc215408736 \h </w:instrText>
+          <w:instrText xml:space="preserve"> PAGEREF _Toc216017009 \h </w:instrText>
         </w:r>
         <w:r>
           <w:rPr>
@@ -2199,7 +2185,7 @@
             <w:noProof/>
             <w:webHidden/>
           </w:rPr>
-          <w:t>26</w:t>
+          <w:t>27</w:t>
         </w:r>
         <w:r>
           <w:rPr>
@@ -2224,7 +2210,7 @@
           <w14:ligatures w14:val="standardContextual"/>
         </w:rPr>
       </w:pPr>
-      <w:hyperlink w:anchor="_Toc215408737" w:history="1">
+      <w:hyperlink w:anchor="_Toc216017010" w:history="1">
         <w:r>
           <w:rPr>
             <w:rStyle w:val="Hyperlink"/>
@@ -2251,7 +2237,7 @@
             <w:noProof/>
             <w:webHidden/>
           </w:rPr>
-          <w:instrText xml:space="preserve"> PAGEREF _Toc215408737 \h </w:instrText>
+          <w:instrText xml:space="preserve"> PAGEREF _Toc216017010 \h </w:instrText>
         </w:r>
         <w:r>
           <w:rPr>
@@ -2271,7 +2257,7 @@
             <w:noProof/>
             <w:webHidden/>
           </w:rPr>
-          <w:t>26</w:t>
+          <w:t>27</w:t>
         </w:r>
         <w:r>
           <w:rPr>
@@ -2296,13 +2282,13 @@
           <w14:ligatures w14:val="standardContextual"/>
         </w:rPr>
       </w:pPr>
-      <w:hyperlink w:anchor="_Toc215408738" w:history="1">
+      <w:hyperlink w:anchor="_Toc216017011" w:history="1">
         <w:r>
           <w:rPr>
             <w:rStyle w:val="Hyperlink"/>
             <w:noProof/>
           </w:rPr>
-          <w:t>A mémekhez kapcsolódó érzelmi töltet (meme sentiment) kiszámítására egy kísérleti, kétforrású megközelítés készült: (1) az OCR-rel kinyert szöveg FinBERT-alapú osztályozására, illetve (2) egy CLIP-alapú zero-shot prompt-páros („a positive meme” vs. „a negative meme”) képi hangulatelemzésére építve.</w:t>
+          <w:t>4.2 Leíró statisztikák és vizualizációk</w:t>
         </w:r>
         <w:r>
           <w:rPr>
@@ -2323,7 +2309,7 @@
             <w:noProof/>
             <w:webHidden/>
           </w:rPr>
-          <w:instrText xml:space="preserve"> PAGEREF _Toc215408738 \h </w:instrText>
+          <w:instrText xml:space="preserve"> PAGEREF _Toc216017011 \h </w:instrText>
         </w:r>
         <w:r>
           <w:rPr>
@@ -2343,7 +2329,7 @@
             <w:noProof/>
             <w:webHidden/>
           </w:rPr>
-          <w:t>26</w:t>
+          <w:t>27</w:t>
         </w:r>
         <w:r>
           <w:rPr>
@@ -2356,7 +2342,7 @@
     </w:p>
     <w:p>
       <w:pPr>
-        <w:pStyle w:val="TOC2"/>
+        <w:pStyle w:val="TOC3"/>
         <w:tabs>
           <w:tab w:val="right" w:leader="dot" w:pos="8494"/>
         </w:tabs>
@@ -2368,13 +2354,13 @@
           <w14:ligatures w14:val="standardContextual"/>
         </w:rPr>
       </w:pPr>
-      <w:hyperlink w:anchor="_Toc215408739" w:history="1">
+      <w:hyperlink w:anchor="_Toc216017012" w:history="1">
         <w:r>
           <w:rPr>
             <w:rStyle w:val="Hyperlink"/>
             <w:noProof/>
           </w:rPr>
-          <w:t>A két becslés átlagaként létrehozott változó azonban nem mutat stabil vagy értelmezhető kapcsolatot sem a hírekhez, sem a mémaktivitás más mutatóihoz: a korrelációs mátrix alapján a `mean_meme_sentiment` gyakorlatilag zajként viselkedik, ami módszertanilag várható is, tekintve hogy a FinBERT üzleti hírszövegekre, a CLIP pedig nem érzelmi osztályozásra lett tanítva, továbbá a mémek gyakran ironikus, kontextusfüggő vagy vizuális-szöveges ellentéteket használó tartalmak.</w:t>
+          <w:t>4.2.1 Heti memeszám és hírsentiment idődiagramok</w:t>
         </w:r>
         <w:r>
           <w:rPr>
@@ -2395,7 +2381,7 @@
             <w:noProof/>
             <w:webHidden/>
           </w:rPr>
-          <w:instrText xml:space="preserve"> PAGEREF _Toc215408739 \h </w:instrText>
+          <w:instrText xml:space="preserve"> PAGEREF _Toc216017012 \h </w:instrText>
         </w:r>
         <w:r>
           <w:rPr>
@@ -2415,7 +2401,7 @@
             <w:noProof/>
             <w:webHidden/>
           </w:rPr>
-          <w:t>26</w:t>
+          <w:t>28</w:t>
         </w:r>
         <w:r>
           <w:rPr>
@@ -2428,7 +2414,7 @@
     </w:p>
     <w:p>
       <w:pPr>
-        <w:pStyle w:val="TOC2"/>
+        <w:pStyle w:val="TOC3"/>
         <w:tabs>
           <w:tab w:val="right" w:leader="dot" w:pos="8494"/>
         </w:tabs>
@@ -2440,13 +2426,13 @@
           <w14:ligatures w14:val="standardContextual"/>
         </w:rPr>
       </w:pPr>
-      <w:hyperlink w:anchor="_Toc215408740" w:history="1">
+      <w:hyperlink w:anchor="_Toc216017013" w:history="1">
         <w:r>
           <w:rPr>
             <w:rStyle w:val="Hyperlink"/>
             <w:noProof/>
           </w:rPr>
-          <w:t>A változót ezért csak leíró jelleggel tartjuk meg a panelben, de **nem** használjuk sem az eseményvizsgálatokban, sem a panelregressziós becslésekben, mivel nem hordoz megbízható, érdemi információt a mémek érzelmi irányultságáról.</w:t>
+          <w:t>4.2.2 Korrelációs mátrixok</w:t>
         </w:r>
         <w:r>
           <w:rPr>
@@ -2467,7 +2453,7 @@
             <w:noProof/>
             <w:webHidden/>
           </w:rPr>
-          <w:instrText xml:space="preserve"> PAGEREF _Toc215408740 \h </w:instrText>
+          <w:instrText xml:space="preserve"> PAGEREF _Toc216017013 \h </w:instrText>
         </w:r>
         <w:r>
           <w:rPr>
@@ -2487,7 +2473,7 @@
             <w:noProof/>
             <w:webHidden/>
           </w:rPr>
-          <w:t>26</w:t>
+          <w:t>30</w:t>
         </w:r>
         <w:r>
           <w:rPr>
@@ -2512,13 +2498,13 @@
           <w14:ligatures w14:val="standardContextual"/>
         </w:rPr>
       </w:pPr>
-      <w:hyperlink w:anchor="_Toc215408741" w:history="1">
+      <w:hyperlink w:anchor="_Toc216017014" w:history="1">
         <w:r>
           <w:rPr>
             <w:rStyle w:val="Hyperlink"/>
             <w:noProof/>
           </w:rPr>
-          <w:t>4.2 Leíró statisztikák és vizualizációk</w:t>
+          <w:t>4.3 Esettanulmány (Event-study) elemzések</w:t>
         </w:r>
         <w:r>
           <w:rPr>
@@ -2539,7 +2525,7 @@
             <w:noProof/>
             <w:webHidden/>
           </w:rPr>
-          <w:instrText xml:space="preserve"> PAGEREF _Toc215408741 \h </w:instrText>
+          <w:instrText xml:space="preserve"> PAGEREF _Toc216017014 \h </w:instrText>
         </w:r>
         <w:r>
           <w:rPr>
@@ -2559,7 +2545,7 @@
             <w:noProof/>
             <w:webHidden/>
           </w:rPr>
-          <w:t>27</w:t>
+          <w:t>31</w:t>
         </w:r>
         <w:r>
           <w:rPr>
@@ -2584,13 +2570,13 @@
           <w14:ligatures w14:val="standardContextual"/>
         </w:rPr>
       </w:pPr>
-      <w:hyperlink w:anchor="_Toc215408742" w:history="1">
+      <w:hyperlink w:anchor="_Toc216017015" w:history="1">
         <w:r>
           <w:rPr>
             <w:rStyle w:val="Hyperlink"/>
             <w:noProof/>
           </w:rPr>
-          <w:t>4.2.1 Heti memeszám és hírsentiment idődiagramok</w:t>
+          <w:t>4.3.1 Eseményhetek azonosítása</w:t>
         </w:r>
         <w:r>
           <w:rPr>
@@ -2611,7 +2597,7 @@
             <w:noProof/>
             <w:webHidden/>
           </w:rPr>
-          <w:instrText xml:space="preserve"> PAGEREF _Toc215408742 \h </w:instrText>
+          <w:instrText xml:space="preserve"> PAGEREF _Toc216017015 \h </w:instrText>
         </w:r>
         <w:r>
           <w:rPr>
@@ -2631,7 +2617,7 @@
             <w:noProof/>
             <w:webHidden/>
           </w:rPr>
-          <w:t>27</w:t>
+          <w:t>31</w:t>
         </w:r>
         <w:r>
           <w:rPr>
@@ -2656,13 +2642,13 @@
           <w14:ligatures w14:val="standardContextual"/>
         </w:rPr>
       </w:pPr>
-      <w:hyperlink w:anchor="_Toc215408743" w:history="1">
+      <w:hyperlink w:anchor="_Toc216017016" w:history="1">
         <w:r>
           <w:rPr>
             <w:rStyle w:val="Hyperlink"/>
             <w:noProof/>
           </w:rPr>
-          <w:t>4.2.2 Korrelációs mátrixok</w:t>
+          <w:t>4.3.2 Konfidencia intervallum (CI) vizualizációk</w:t>
         </w:r>
         <w:r>
           <w:rPr>
@@ -2683,7 +2669,7 @@
             <w:noProof/>
             <w:webHidden/>
           </w:rPr>
-          <w:instrText xml:space="preserve"> PAGEREF _Toc215408743 \h </w:instrText>
+          <w:instrText xml:space="preserve"> PAGEREF _Toc216017016 \h </w:instrText>
         </w:r>
         <w:r>
           <w:rPr>
@@ -2703,7 +2689,7 @@
             <w:noProof/>
             <w:webHidden/>
           </w:rPr>
-          <w:t>27</w:t>
+          <w:t>31</w:t>
         </w:r>
         <w:r>
           <w:rPr>
@@ -2716,7 +2702,7 @@
     </w:p>
     <w:p>
       <w:pPr>
-        <w:pStyle w:val="TOC2"/>
+        <w:pStyle w:val="TOC3"/>
         <w:tabs>
           <w:tab w:val="right" w:leader="dot" w:pos="8494"/>
         </w:tabs>
@@ -2728,13 +2714,29 @@
           <w14:ligatures w14:val="standardContextual"/>
         </w:rPr>
       </w:pPr>
-      <w:hyperlink w:anchor="_Toc215408744" w:history="1">
+      <w:hyperlink w:anchor="_Toc216017017" w:history="1">
         <w:r>
           <w:rPr>
             <w:rStyle w:val="Hyperlink"/>
             <w:noProof/>
-          </w:rPr>
-          <w:t>4.3 Esettanulmány (Event-study) elemzések</w:t>
+            <w:lang w:val="en-HU"/>
+          </w:rPr>
+          <w:t xml:space="preserve">4.3.3 </w:t>
+        </w:r>
+        <w:r>
+          <w:rPr>
+            <w:rStyle w:val="Hyperlink"/>
+            <w:noProof/>
+          </w:rPr>
+          <w:t>Event</w:t>
+        </w:r>
+        <w:r>
+          <w:rPr>
+            <w:rStyle w:val="Hyperlink"/>
+            <w:noProof/>
+            <w:lang w:val="en-HU"/>
+          </w:rPr>
+          <w:t xml:space="preserve"> Study görbék értelmezése</w:t>
         </w:r>
         <w:r>
           <w:rPr>
@@ -2755,7 +2757,7 @@
             <w:noProof/>
             <w:webHidden/>
           </w:rPr>
-          <w:instrText xml:space="preserve"> PAGEREF _Toc215408744 \h </w:instrText>
+          <w:instrText xml:space="preserve"> PAGEREF _Toc216017017 \h </w:instrText>
         </w:r>
         <w:r>
           <w:rPr>
@@ -2775,7 +2777,7 @@
             <w:noProof/>
             <w:webHidden/>
           </w:rPr>
-          <w:t>28</w:t>
+          <w:t>32</w:t>
         </w:r>
         <w:r>
           <w:rPr>
@@ -2800,13 +2802,13 @@
           <w14:ligatures w14:val="standardContextual"/>
         </w:rPr>
       </w:pPr>
-      <w:hyperlink w:anchor="_Toc215408745" w:history="1">
+      <w:hyperlink w:anchor="_Toc216017018" w:history="1">
         <w:r>
           <w:rPr>
             <w:rStyle w:val="Hyperlink"/>
             <w:noProof/>
           </w:rPr>
-          <w:t>4.3.1 Eseményhetek azonosítása</w:t>
+          <w:t>4.3.3 Placebo benchmark és Event − Placebo különbség</w:t>
         </w:r>
         <w:r>
           <w:rPr>
@@ -2827,7 +2829,7 @@
             <w:noProof/>
             <w:webHidden/>
           </w:rPr>
-          <w:instrText xml:space="preserve"> PAGEREF _Toc215408745 \h </w:instrText>
+          <w:instrText xml:space="preserve"> PAGEREF _Toc216017018 \h </w:instrText>
         </w:r>
         <w:r>
           <w:rPr>
@@ -2847,7 +2849,7 @@
             <w:noProof/>
             <w:webHidden/>
           </w:rPr>
-          <w:t>28</w:t>
+          <w:t>33</w:t>
         </w:r>
         <w:r>
           <w:rPr>
@@ -2860,7 +2862,7 @@
     </w:p>
     <w:p>
       <w:pPr>
-        <w:pStyle w:val="TOC3"/>
+        <w:pStyle w:val="TOC2"/>
         <w:tabs>
           <w:tab w:val="right" w:leader="dot" w:pos="8494"/>
         </w:tabs>
@@ -2872,13 +2874,13 @@
           <w14:ligatures w14:val="standardContextual"/>
         </w:rPr>
       </w:pPr>
-      <w:hyperlink w:anchor="_Toc215408746" w:history="1">
+      <w:hyperlink w:anchor="_Toc216017019" w:history="1">
         <w:r>
           <w:rPr>
             <w:rStyle w:val="Hyperlink"/>
             <w:noProof/>
           </w:rPr>
-          <w:t>4.3.2 Confidence interval (CI) vizualizációk</w:t>
+          <w:t>4.4 Kereszt-korreláció a  mémvolumen és a hírsűrűség között</w:t>
         </w:r>
         <w:r>
           <w:rPr>
@@ -2899,7 +2901,7 @@
             <w:noProof/>
             <w:webHidden/>
           </w:rPr>
-          <w:instrText xml:space="preserve"> PAGEREF _Toc215408746 \h </w:instrText>
+          <w:instrText xml:space="preserve"> PAGEREF _Toc216017019 \h </w:instrText>
         </w:r>
         <w:r>
           <w:rPr>
@@ -2919,7 +2921,7 @@
             <w:noProof/>
             <w:webHidden/>
           </w:rPr>
-          <w:t>29</w:t>
+          <w:t>34</w:t>
         </w:r>
         <w:r>
           <w:rPr>
@@ -2932,7 +2934,7 @@
     </w:p>
     <w:p>
       <w:pPr>
-        <w:pStyle w:val="TOC3"/>
+        <w:pStyle w:val="TOC2"/>
         <w:tabs>
           <w:tab w:val="right" w:leader="dot" w:pos="8494"/>
         </w:tabs>
@@ -2944,13 +2946,13 @@
           <w14:ligatures w14:val="standardContextual"/>
         </w:rPr>
       </w:pPr>
-      <w:hyperlink w:anchor="_Toc215408747" w:history="1">
+      <w:hyperlink w:anchor="_Toc216017020" w:history="1">
         <w:r>
           <w:rPr>
             <w:rStyle w:val="Hyperlink"/>
             <w:noProof/>
           </w:rPr>
-          <w:t>4.3.3 Placebo benchmark és Event − Placebo különbség</w:t>
+          <w:t>4.5 Granger-tesztek a mémvolumen és a hírsűrűség között</w:t>
         </w:r>
         <w:r>
           <w:rPr>
@@ -2971,7 +2973,7 @@
             <w:noProof/>
             <w:webHidden/>
           </w:rPr>
-          <w:instrText xml:space="preserve"> PAGEREF _Toc215408747 \h </w:instrText>
+          <w:instrText xml:space="preserve"> PAGEREF _Toc216017020 \h </w:instrText>
         </w:r>
         <w:r>
           <w:rPr>
@@ -2991,7 +2993,7 @@
             <w:noProof/>
             <w:webHidden/>
           </w:rPr>
-          <w:t>29</w:t>
+          <w:t>35</w:t>
         </w:r>
         <w:r>
           <w:rPr>
@@ -3016,13 +3018,13 @@
           <w14:ligatures w14:val="standardContextual"/>
         </w:rPr>
       </w:pPr>
-      <w:hyperlink w:anchor="_Toc215408748" w:history="1">
+      <w:hyperlink w:anchor="_Toc216017021" w:history="1">
         <w:r>
           <w:rPr>
             <w:rStyle w:val="Hyperlink"/>
             <w:noProof/>
           </w:rPr>
-          <w:t>4.3.4 Eredmények</w:t>
+          <w:t>4.5 Panel regresszió (TWFE)</w:t>
         </w:r>
         <w:r>
           <w:rPr>
@@ -3043,7 +3045,7 @@
             <w:noProof/>
             <w:webHidden/>
           </w:rPr>
-          <w:instrText xml:space="preserve"> PAGEREF _Toc215408748 \h </w:instrText>
+          <w:instrText xml:space="preserve"> PAGEREF _Toc216017021 \h </w:instrText>
         </w:r>
         <w:r>
           <w:rPr>
@@ -3063,7 +3065,7 @@
             <w:noProof/>
             <w:webHidden/>
           </w:rPr>
-          <w:t>30</w:t>
+          <w:t>36</w:t>
         </w:r>
         <w:r>
           <w:rPr>
@@ -3076,7 +3078,7 @@
     </w:p>
     <w:p>
       <w:pPr>
-        <w:pStyle w:val="TOC2"/>
+        <w:pStyle w:val="TOC3"/>
         <w:tabs>
           <w:tab w:val="right" w:leader="dot" w:pos="8494"/>
         </w:tabs>
@@ -3088,13 +3090,13 @@
           <w14:ligatures w14:val="standardContextual"/>
         </w:rPr>
       </w:pPr>
-      <w:hyperlink w:anchor="_Toc215408749" w:history="1">
+      <w:hyperlink w:anchor="_Toc216017022" w:history="1">
         <w:r>
           <w:rPr>
             <w:rStyle w:val="Hyperlink"/>
             <w:noProof/>
           </w:rPr>
-          <w:t>4.4 Cross-correlation és Granger-tesztek</w:t>
+          <w:t>4.5.1 Modell specifikáció</w:t>
         </w:r>
         <w:r>
           <w:rPr>
@@ -3115,7 +3117,7 @@
             <w:noProof/>
             <w:webHidden/>
           </w:rPr>
-          <w:instrText xml:space="preserve"> PAGEREF _Toc215408749 \h </w:instrText>
+          <w:instrText xml:space="preserve"> PAGEREF _Toc216017022 \h </w:instrText>
         </w:r>
         <w:r>
           <w:rPr>
@@ -3135,7 +3137,7 @@
             <w:noProof/>
             <w:webHidden/>
           </w:rPr>
-          <w:t>30</w:t>
+          <w:t>36</w:t>
         </w:r>
         <w:r>
           <w:rPr>
@@ -3148,7 +3150,7 @@
     </w:p>
     <w:p>
       <w:pPr>
-        <w:pStyle w:val="TOC3"/>
+        <w:pStyle w:val="TOC2"/>
         <w:tabs>
           <w:tab w:val="right" w:leader="dot" w:pos="8494"/>
         </w:tabs>
@@ -3160,13 +3162,13 @@
           <w14:ligatures w14:val="standardContextual"/>
         </w:rPr>
       </w:pPr>
-      <w:hyperlink w:anchor="_Toc215408750" w:history="1">
+      <w:hyperlink w:anchor="_Toc216017023" w:history="1">
         <w:r>
           <w:rPr>
             <w:rStyle w:val="Hyperlink"/>
             <w:noProof/>
           </w:rPr>
-          <w:t>4.4.1 Cross-correlation (CCF) elemzés</w:t>
+          <w:t>4.5.2 Eredmények és értelmezés</w:t>
         </w:r>
         <w:r>
           <w:rPr>
@@ -3187,7 +3189,7 @@
             <w:noProof/>
             <w:webHidden/>
           </w:rPr>
-          <w:instrText xml:space="preserve"> PAGEREF _Toc215408750 \h </w:instrText>
+          <w:instrText xml:space="preserve"> PAGEREF _Toc216017023 \h </w:instrText>
         </w:r>
         <w:r>
           <w:rPr>
@@ -3207,7 +3209,7 @@
             <w:noProof/>
             <w:webHidden/>
           </w:rPr>
-          <w:t>30</w:t>
+          <w:t>38</w:t>
         </w:r>
         <w:r>
           <w:rPr>
@@ -3220,7 +3222,7 @@
     </w:p>
     <w:p>
       <w:pPr>
-        <w:pStyle w:val="TOC3"/>
+        <w:pStyle w:val="TOC2"/>
         <w:tabs>
           <w:tab w:val="right" w:leader="dot" w:pos="8494"/>
         </w:tabs>
@@ -3232,13 +3234,13 @@
           <w14:ligatures w14:val="standardContextual"/>
         </w:rPr>
       </w:pPr>
-      <w:hyperlink w:anchor="_Toc215408751" w:history="1">
+      <w:hyperlink w:anchor="_Toc216017024" w:history="1">
         <w:r>
           <w:rPr>
             <w:rStyle w:val="Hyperlink"/>
             <w:noProof/>
           </w:rPr>
-          <w:t>4.4.2 Granger-tesztek a memeszám és hírsentiment között</w:t>
+          <w:t>4.6 Összegzés és következtetések</w:t>
         </w:r>
         <w:r>
           <w:rPr>
@@ -3259,7 +3261,7 @@
             <w:noProof/>
             <w:webHidden/>
           </w:rPr>
-          <w:instrText xml:space="preserve"> PAGEREF _Toc215408751 \h </w:instrText>
+          <w:instrText xml:space="preserve"> PAGEREF _Toc216017024 \h </w:instrText>
         </w:r>
         <w:r>
           <w:rPr>
@@ -3279,7 +3281,7 @@
             <w:noProof/>
             <w:webHidden/>
           </w:rPr>
-          <w:t>30</w:t>
+          <w:t>40</w:t>
         </w:r>
         <w:r>
           <w:rPr>
@@ -3292,7 +3294,7 @@
     </w:p>
     <w:p>
       <w:pPr>
-        <w:pStyle w:val="TOC2"/>
+        <w:pStyle w:val="TOC3"/>
         <w:tabs>
           <w:tab w:val="right" w:leader="dot" w:pos="8494"/>
         </w:tabs>
@@ -3304,13 +3306,13 @@
           <w14:ligatures w14:val="standardContextual"/>
         </w:rPr>
       </w:pPr>
-      <w:hyperlink w:anchor="_Toc215408752" w:history="1">
+      <w:hyperlink w:anchor="_Toc216017025" w:history="1">
         <w:r>
           <w:rPr>
             <w:rStyle w:val="Hyperlink"/>
             <w:noProof/>
           </w:rPr>
-          <w:t>4.5 Panel regresszió (TWFE)</w:t>
+          <w:t>Irodalomjegyzék</w:t>
         </w:r>
         <w:r>
           <w:rPr>
@@ -3331,7 +3333,7 @@
             <w:noProof/>
             <w:webHidden/>
           </w:rPr>
-          <w:instrText xml:space="preserve"> PAGEREF _Toc215408752 \h </w:instrText>
+          <w:instrText xml:space="preserve"> PAGEREF _Toc216017025 \h </w:instrText>
         </w:r>
         <w:r>
           <w:rPr>
@@ -3351,295 +3353,7 @@
             <w:noProof/>
             <w:webHidden/>
           </w:rPr>
-          <w:t>31</w:t>
-        </w:r>
-        <w:r>
-          <w:rPr>
-            <w:noProof/>
-            <w:webHidden/>
-          </w:rPr>
-          <w:fldChar w:fldCharType="end"/>
-        </w:r>
-      </w:hyperlink>
-    </w:p>
-    <w:p>
-      <w:pPr>
-        <w:pStyle w:val="TOC3"/>
-        <w:tabs>
-          <w:tab w:val="right" w:leader="dot" w:pos="8494"/>
-        </w:tabs>
-        <w:rPr>
-          <w:rFonts w:asciiTheme="minorHAnsi" w:eastAsiaTheme="minorEastAsia" w:hAnsiTheme="minorHAnsi" w:cstheme="minorBidi"/>
-          <w:noProof/>
-          <w:kern w:val="2"/>
-          <w:lang w:val="en-HU" w:eastAsia="en-GB"/>
-          <w14:ligatures w14:val="standardContextual"/>
-        </w:rPr>
-      </w:pPr>
-      <w:hyperlink w:anchor="_Toc215408753" w:history="1">
-        <w:r>
-          <w:rPr>
-            <w:rStyle w:val="Hyperlink"/>
-            <w:noProof/>
-          </w:rPr>
-          <w:t>4.5.1 Modell specifikáció</w:t>
-        </w:r>
-        <w:r>
-          <w:rPr>
-            <w:noProof/>
-            <w:webHidden/>
-          </w:rPr>
-          <w:tab/>
-        </w:r>
-        <w:r>
-          <w:rPr>
-            <w:noProof/>
-            <w:webHidden/>
-          </w:rPr>
-          <w:fldChar w:fldCharType="begin"/>
-        </w:r>
-        <w:r>
-          <w:rPr>
-            <w:noProof/>
-            <w:webHidden/>
-          </w:rPr>
-          <w:instrText xml:space="preserve"> PAGEREF _Toc215408753 \h </w:instrText>
-        </w:r>
-        <w:r>
-          <w:rPr>
-            <w:noProof/>
-            <w:webHidden/>
-          </w:rPr>
-        </w:r>
-        <w:r>
-          <w:rPr>
-            <w:noProof/>
-            <w:webHidden/>
-          </w:rPr>
-          <w:fldChar w:fldCharType="separate"/>
-        </w:r>
-        <w:r>
-          <w:rPr>
-            <w:noProof/>
-            <w:webHidden/>
-          </w:rPr>
-          <w:t>31</w:t>
-        </w:r>
-        <w:r>
-          <w:rPr>
-            <w:noProof/>
-            <w:webHidden/>
-          </w:rPr>
-          <w:fldChar w:fldCharType="end"/>
-        </w:r>
-      </w:hyperlink>
-    </w:p>
-    <w:p>
-      <w:pPr>
-        <w:pStyle w:val="TOC2"/>
-        <w:tabs>
-          <w:tab w:val="right" w:leader="dot" w:pos="8494"/>
-        </w:tabs>
-        <w:rPr>
-          <w:rFonts w:asciiTheme="minorHAnsi" w:eastAsiaTheme="minorEastAsia" w:hAnsiTheme="minorHAnsi" w:cstheme="minorBidi"/>
-          <w:noProof/>
-          <w:kern w:val="2"/>
-          <w:lang w:val="en-HU" w:eastAsia="en-GB"/>
-          <w14:ligatures w14:val="standardContextual"/>
-        </w:rPr>
-      </w:pPr>
-      <w:hyperlink w:anchor="_Toc215408754" w:history="1">
-        <w:r>
-          <w:rPr>
-            <w:rStyle w:val="Hyperlink"/>
-            <w:noProof/>
-          </w:rPr>
-          <w:t>A becslésből származó koefficienspályák minden kimeneti változóra és minden lagablakra külön kerülnek exportálásra, és ezek szolgálnak alapul a későbbi grafikus és táblázatos eredményösszegzésekhez.</w:t>
-        </w:r>
-        <w:r>
-          <w:rPr>
-            <w:noProof/>
-            <w:webHidden/>
-          </w:rPr>
-          <w:tab/>
-        </w:r>
-        <w:r>
-          <w:rPr>
-            <w:noProof/>
-            <w:webHidden/>
-          </w:rPr>
-          <w:fldChar w:fldCharType="begin"/>
-        </w:r>
-        <w:r>
-          <w:rPr>
-            <w:noProof/>
-            <w:webHidden/>
-          </w:rPr>
-          <w:instrText xml:space="preserve"> PAGEREF _Toc215408754 \h </w:instrText>
-        </w:r>
-        <w:r>
-          <w:rPr>
-            <w:noProof/>
-            <w:webHidden/>
-          </w:rPr>
-        </w:r>
-        <w:r>
-          <w:rPr>
-            <w:noProof/>
-            <w:webHidden/>
-          </w:rPr>
-          <w:fldChar w:fldCharType="separate"/>
-        </w:r>
-        <w:r>
-          <w:rPr>
-            <w:noProof/>
-            <w:webHidden/>
-          </w:rPr>
-          <w:t>32</w:t>
-        </w:r>
-        <w:r>
-          <w:rPr>
-            <w:noProof/>
-            <w:webHidden/>
-          </w:rPr>
-          <w:fldChar w:fldCharType="end"/>
-        </w:r>
-      </w:hyperlink>
-    </w:p>
-    <w:p>
-      <w:pPr>
-        <w:pStyle w:val="TOC2"/>
-        <w:tabs>
-          <w:tab w:val="right" w:leader="dot" w:pos="8494"/>
-        </w:tabs>
-        <w:rPr>
-          <w:rFonts w:asciiTheme="minorHAnsi" w:eastAsiaTheme="minorEastAsia" w:hAnsiTheme="minorHAnsi" w:cstheme="minorBidi"/>
-          <w:noProof/>
-          <w:kern w:val="2"/>
-          <w:lang w:val="en-HU" w:eastAsia="en-GB"/>
-          <w14:ligatures w14:val="standardContextual"/>
-        </w:rPr>
-      </w:pPr>
-      <w:hyperlink w:anchor="_Toc215408755" w:history="1">
-        <w:r>
-          <w:rPr>
-            <w:rStyle w:val="Hyperlink"/>
-            <w:noProof/>
-          </w:rPr>
-          <w:t>4.6 Összegzés és következtetések</w:t>
-        </w:r>
-        <w:r>
-          <w:rPr>
-            <w:noProof/>
-            <w:webHidden/>
-          </w:rPr>
-          <w:tab/>
-        </w:r>
-        <w:r>
-          <w:rPr>
-            <w:noProof/>
-            <w:webHidden/>
-          </w:rPr>
-          <w:fldChar w:fldCharType="begin"/>
-        </w:r>
-        <w:r>
-          <w:rPr>
-            <w:noProof/>
-            <w:webHidden/>
-          </w:rPr>
-          <w:instrText xml:space="preserve"> PAGEREF _Toc215408755 \h </w:instrText>
-        </w:r>
-        <w:r>
-          <w:rPr>
-            <w:noProof/>
-            <w:webHidden/>
-          </w:rPr>
-        </w:r>
-        <w:r>
-          <w:rPr>
-            <w:noProof/>
-            <w:webHidden/>
-          </w:rPr>
-          <w:fldChar w:fldCharType="separate"/>
-        </w:r>
-        <w:r>
-          <w:rPr>
-            <w:noProof/>
-            <w:webHidden/>
-          </w:rPr>
-          <w:t>33</w:t>
-        </w:r>
-        <w:r>
-          <w:rPr>
-            <w:noProof/>
-            <w:webHidden/>
-          </w:rPr>
-          <w:fldChar w:fldCharType="end"/>
-        </w:r>
-      </w:hyperlink>
-    </w:p>
-    <w:p>
-      <w:pPr>
-        <w:pStyle w:val="TOC3"/>
-        <w:tabs>
-          <w:tab w:val="right" w:leader="dot" w:pos="8494"/>
-        </w:tabs>
-        <w:rPr>
-          <w:rFonts w:asciiTheme="minorHAnsi" w:eastAsiaTheme="minorEastAsia" w:hAnsiTheme="minorHAnsi" w:cstheme="minorBidi"/>
-          <w:noProof/>
-          <w:kern w:val="2"/>
-          <w:lang w:val="en-HU" w:eastAsia="en-GB"/>
-          <w14:ligatures w14:val="standardContextual"/>
-        </w:rPr>
-      </w:pPr>
-      <w:hyperlink w:anchor="_Toc215408756" w:history="1">
-        <w:r>
-          <w:rPr>
-            <w:rStyle w:val="Hyperlink"/>
-            <w:noProof/>
-          </w:rPr>
-          <w:t>Irodalomjegyzék</w:t>
-        </w:r>
-        <w:r>
-          <w:rPr>
-            <w:noProof/>
-            <w:webHidden/>
-          </w:rPr>
-          <w:tab/>
-        </w:r>
-        <w:r>
-          <w:rPr>
-            <w:noProof/>
-            <w:webHidden/>
-          </w:rPr>
-          <w:fldChar w:fldCharType="begin"/>
-        </w:r>
-        <w:r>
-          <w:rPr>
-            <w:noProof/>
-            <w:webHidden/>
-          </w:rPr>
-          <w:instrText xml:space="preserve"> PAGEREF _Toc215408756 \h </w:instrText>
-        </w:r>
-        <w:r>
-          <w:rPr>
-            <w:noProof/>
-            <w:webHidden/>
-          </w:rPr>
-        </w:r>
-        <w:r>
-          <w:rPr>
-            <w:noProof/>
-            <w:webHidden/>
-          </w:rPr>
-          <w:fldChar w:fldCharType="separate"/>
-        </w:r>
-        <w:r>
-          <w:rPr>
-            <w:noProof/>
-            <w:webHidden/>
-          </w:rPr>
-          <w:t>33</w:t>
+          <w:t>42</w:t>
         </w:r>
         <w:r>
           <w:rPr>
@@ -3662,13 +3376,13 @@
           <w14:ligatures w14:val="standardContextual"/>
         </w:rPr>
       </w:pPr>
-      <w:hyperlink w:anchor="_Toc215408757" w:history="1">
+      <w:hyperlink w:anchor="_Toc216017026" w:history="1">
         <w:r>
           <w:rPr>
             <w:rStyle w:val="Hyperlink"/>
             <w:noProof/>
           </w:rPr>
-          <w:t>Utolsó simítások</w:t>
+          <w:t>Irodalomjegyzék</w:t>
         </w:r>
         <w:r>
           <w:rPr>
@@ -3689,7 +3403,7 @@
             <w:noProof/>
             <w:webHidden/>
           </w:rPr>
-          <w:instrText xml:space="preserve"> PAGEREF _Toc215408757 \h </w:instrText>
+          <w:instrText xml:space="preserve"> PAGEREF _Toc216017026 \h </w:instrText>
         </w:r>
         <w:r>
           <w:rPr>
@@ -3709,7 +3423,7 @@
             <w:noProof/>
             <w:webHidden/>
           </w:rPr>
-          <w:t>34</w:t>
+          <w:t>43</w:t>
         </w:r>
         <w:r>
           <w:rPr>
@@ -3732,13 +3446,13 @@
           <w14:ligatures w14:val="standardContextual"/>
         </w:rPr>
       </w:pPr>
-      <w:hyperlink w:anchor="_Toc215408758" w:history="1">
+      <w:hyperlink w:anchor="_Toc216017027" w:history="1">
         <w:r>
           <w:rPr>
             <w:rStyle w:val="Hyperlink"/>
             <w:noProof/>
           </w:rPr>
-          <w:t>Irodalomjegyzék</w:t>
+          <w:t>Függelék</w:t>
         </w:r>
         <w:r>
           <w:rPr>
@@ -3759,7 +3473,7 @@
             <w:noProof/>
             <w:webHidden/>
           </w:rPr>
-          <w:instrText xml:space="preserve"> PAGEREF _Toc215408758 \h </w:instrText>
+          <w:instrText xml:space="preserve"> PAGEREF _Toc216017027 \h </w:instrText>
         </w:r>
         <w:r>
           <w:rPr>
@@ -3779,77 +3493,7 @@
             <w:noProof/>
             <w:webHidden/>
           </w:rPr>
-          <w:t>35</w:t>
-        </w:r>
-        <w:r>
-          <w:rPr>
-            <w:noProof/>
-            <w:webHidden/>
-          </w:rPr>
-          <w:fldChar w:fldCharType="end"/>
-        </w:r>
-      </w:hyperlink>
-    </w:p>
-    <w:p>
-      <w:pPr>
-        <w:pStyle w:val="TOC1"/>
-        <w:rPr>
-          <w:rFonts w:asciiTheme="minorHAnsi" w:eastAsiaTheme="minorEastAsia" w:hAnsiTheme="minorHAnsi" w:cstheme="minorBidi"/>
-          <w:b w:val="0"/>
-          <w:noProof/>
-          <w:kern w:val="2"/>
-          <w:lang w:val="en-HU" w:eastAsia="en-GB"/>
-          <w14:ligatures w14:val="standardContextual"/>
-        </w:rPr>
-      </w:pPr>
-      <w:hyperlink w:anchor="_Toc215408759" w:history="1">
-        <w:r>
-          <w:rPr>
-            <w:rStyle w:val="Hyperlink"/>
-            <w:noProof/>
-          </w:rPr>
-          <w:t>Függelék</w:t>
-        </w:r>
-        <w:r>
-          <w:rPr>
-            <w:noProof/>
-            <w:webHidden/>
-          </w:rPr>
-          <w:tab/>
-        </w:r>
-        <w:r>
-          <w:rPr>
-            <w:noProof/>
-            <w:webHidden/>
-          </w:rPr>
-          <w:fldChar w:fldCharType="begin"/>
-        </w:r>
-        <w:r>
-          <w:rPr>
-            <w:noProof/>
-            <w:webHidden/>
-          </w:rPr>
-          <w:instrText xml:space="preserve"> PAGEREF _Toc215408759 \h </w:instrText>
-        </w:r>
-        <w:r>
-          <w:rPr>
-            <w:noProof/>
-            <w:webHidden/>
-          </w:rPr>
-        </w:r>
-        <w:r>
-          <w:rPr>
-            <w:noProof/>
-            <w:webHidden/>
-          </w:rPr>
-          <w:fldChar w:fldCharType="separate"/>
-        </w:r>
-        <w:r>
-          <w:rPr>
-            <w:noProof/>
-            <w:webHidden/>
-          </w:rPr>
-          <w:t>36</w:t>
+          <w:t>44</w:t>
         </w:r>
         <w:r>
           <w:rPr>
@@ -3874,7 +3518,7 @@
           <w14:ligatures w14:val="standardContextual"/>
         </w:rPr>
       </w:pPr>
-      <w:hyperlink w:anchor="_Toc215408760" w:history="1">
+      <w:hyperlink w:anchor="_Toc216017028" w:history="1">
         <w:r>
           <w:rPr>
             <w:rStyle w:val="Hyperlink"/>
@@ -3901,7 +3545,7 @@
             <w:noProof/>
             <w:webHidden/>
           </w:rPr>
-          <w:instrText xml:space="preserve"> PAGEREF _Toc215408760 \h </w:instrText>
+          <w:instrText xml:space="preserve"> PAGEREF _Toc216017028 \h </w:instrText>
         </w:r>
         <w:r>
           <w:rPr>
@@ -3921,7 +3565,7 @@
             <w:noProof/>
             <w:webHidden/>
           </w:rPr>
-          <w:t>36</w:t>
+          <w:t>44</w:t>
         </w:r>
         <w:r>
           <w:rPr>
@@ -3946,7 +3590,7 @@
           <w14:ligatures w14:val="standardContextual"/>
         </w:rPr>
       </w:pPr>
-      <w:hyperlink w:anchor="_Toc215408761" w:history="1">
+      <w:hyperlink w:anchor="_Toc216017029" w:history="1">
         <w:r>
           <w:rPr>
             <w:rStyle w:val="Hyperlink"/>
@@ -3973,7 +3617,7 @@
             <w:noProof/>
             <w:webHidden/>
           </w:rPr>
-          <w:instrText xml:space="preserve"> PAGEREF _Toc215408761 \h </w:instrText>
+          <w:instrText xml:space="preserve"> PAGEREF _Toc216017029 \h </w:instrText>
         </w:r>
         <w:r>
           <w:rPr>
@@ -3993,7 +3637,7 @@
             <w:noProof/>
             <w:webHidden/>
           </w:rPr>
-          <w:t>36</w:t>
+          <w:t>46</w:t>
         </w:r>
         <w:r>
           <w:rPr>
@@ -4018,13 +3662,13 @@
           <w14:ligatures w14:val="standardContextual"/>
         </w:rPr>
       </w:pPr>
-      <w:hyperlink w:anchor="_Toc215408762" w:history="1">
+      <w:hyperlink w:anchor="_Toc216017030" w:history="1">
         <w:r>
           <w:rPr>
             <w:rStyle w:val="Hyperlink"/>
             <w:noProof/>
           </w:rPr>
-          <w:t>5.3 Kísérleti mém-sentiment becslés (OCR + FinBERT + CLIP)</w:t>
+          <w:t>5.3 Korrelációs mátrixok</w:t>
         </w:r>
         <w:r>
           <w:rPr>
@@ -4045,7 +3689,7 @@
             <w:noProof/>
             <w:webHidden/>
           </w:rPr>
-          <w:instrText xml:space="preserve"> PAGEREF _Toc215408762 \h </w:instrText>
+          <w:instrText xml:space="preserve"> PAGEREF _Toc216017030 \h </w:instrText>
         </w:r>
         <w:r>
           <w:rPr>
@@ -4065,7 +3709,7 @@
             <w:noProof/>
             <w:webHidden/>
           </w:rPr>
-          <w:t>37</w:t>
+          <w:t>49</w:t>
         </w:r>
         <w:r>
           <w:rPr>
@@ -4090,13 +3734,13 @@
           <w14:ligatures w14:val="standardContextual"/>
         </w:rPr>
       </w:pPr>
-      <w:hyperlink w:anchor="_Toc215408763" w:history="1">
+      <w:hyperlink w:anchor="_Toc216017031" w:history="1">
         <w:r>
           <w:rPr>
             <w:rStyle w:val="Hyperlink"/>
             <w:noProof/>
           </w:rPr>
-          <w:t>5.4. Diagnosztikai elemzések</w:t>
+          <w:t>5.4 Kísérleti mém-sentiment becslés (OCR + FinBERT + CLIP)</w:t>
         </w:r>
         <w:r>
           <w:rPr>
@@ -4117,7 +3761,7 @@
             <w:noProof/>
             <w:webHidden/>
           </w:rPr>
-          <w:instrText xml:space="preserve"> PAGEREF _Toc215408763 \h </w:instrText>
+          <w:instrText xml:space="preserve"> PAGEREF _Toc216017031 \h </w:instrText>
         </w:r>
         <w:r>
           <w:rPr>
@@ -4137,7 +3781,151 @@
             <w:noProof/>
             <w:webHidden/>
           </w:rPr>
-          <w:t>38</w:t>
+          <w:t>49</w:t>
+        </w:r>
+        <w:r>
+          <w:rPr>
+            <w:noProof/>
+            <w:webHidden/>
+          </w:rPr>
+          <w:fldChar w:fldCharType="end"/>
+        </w:r>
+      </w:hyperlink>
+    </w:p>
+    <w:p>
+      <w:pPr>
+        <w:pStyle w:val="TOC2"/>
+        <w:tabs>
+          <w:tab w:val="right" w:leader="dot" w:pos="8494"/>
+        </w:tabs>
+        <w:rPr>
+          <w:rFonts w:asciiTheme="minorHAnsi" w:eastAsiaTheme="minorEastAsia" w:hAnsiTheme="minorHAnsi" w:cstheme="minorBidi"/>
+          <w:noProof/>
+          <w:kern w:val="2"/>
+          <w:lang w:val="en-HU" w:eastAsia="en-GB"/>
+          <w14:ligatures w14:val="standardContextual"/>
+        </w:rPr>
+      </w:pPr>
+      <w:hyperlink w:anchor="_Toc216017032" w:history="1">
+        <w:r>
+          <w:rPr>
+            <w:rStyle w:val="Hyperlink"/>
+            <w:noProof/>
+          </w:rPr>
+          <w:t>5.5. Diagnosztikai elemzések</w:t>
+        </w:r>
+        <w:r>
+          <w:rPr>
+            <w:noProof/>
+            <w:webHidden/>
+          </w:rPr>
+          <w:tab/>
+        </w:r>
+        <w:r>
+          <w:rPr>
+            <w:noProof/>
+            <w:webHidden/>
+          </w:rPr>
+          <w:fldChar w:fldCharType="begin"/>
+        </w:r>
+        <w:r>
+          <w:rPr>
+            <w:noProof/>
+            <w:webHidden/>
+          </w:rPr>
+          <w:instrText xml:space="preserve"> PAGEREF _Toc216017032 \h </w:instrText>
+        </w:r>
+        <w:r>
+          <w:rPr>
+            <w:noProof/>
+            <w:webHidden/>
+          </w:rPr>
+        </w:r>
+        <w:r>
+          <w:rPr>
+            <w:noProof/>
+            <w:webHidden/>
+          </w:rPr>
+          <w:fldChar w:fldCharType="separate"/>
+        </w:r>
+        <w:r>
+          <w:rPr>
+            <w:noProof/>
+            <w:webHidden/>
+          </w:rPr>
+          <w:t>50</w:t>
+        </w:r>
+        <w:r>
+          <w:rPr>
+            <w:noProof/>
+            <w:webHidden/>
+          </w:rPr>
+          <w:fldChar w:fldCharType="end"/>
+        </w:r>
+      </w:hyperlink>
+    </w:p>
+    <w:p>
+      <w:pPr>
+        <w:pStyle w:val="TOC2"/>
+        <w:tabs>
+          <w:tab w:val="right" w:leader="dot" w:pos="8494"/>
+        </w:tabs>
+        <w:rPr>
+          <w:rFonts w:asciiTheme="minorHAnsi" w:eastAsiaTheme="minorEastAsia" w:hAnsiTheme="minorHAnsi" w:cstheme="minorBidi"/>
+          <w:noProof/>
+          <w:kern w:val="2"/>
+          <w:lang w:val="en-HU" w:eastAsia="en-GB"/>
+          <w14:ligatures w14:val="standardContextual"/>
+        </w:rPr>
+      </w:pPr>
+      <w:hyperlink w:anchor="_Toc216017033" w:history="1">
+        <w:r>
+          <w:rPr>
+            <w:rStyle w:val="Hyperlink"/>
+            <w:noProof/>
+          </w:rPr>
+          <w:t>5.6. Diagnosztikai elemzések</w:t>
+        </w:r>
+        <w:r>
+          <w:rPr>
+            <w:noProof/>
+            <w:webHidden/>
+          </w:rPr>
+          <w:tab/>
+        </w:r>
+        <w:r>
+          <w:rPr>
+            <w:noProof/>
+            <w:webHidden/>
+          </w:rPr>
+          <w:fldChar w:fldCharType="begin"/>
+        </w:r>
+        <w:r>
+          <w:rPr>
+            <w:noProof/>
+            <w:webHidden/>
+          </w:rPr>
+          <w:instrText xml:space="preserve"> PAGEREF _Toc216017033 \h </w:instrText>
+        </w:r>
+        <w:r>
+          <w:rPr>
+            <w:noProof/>
+            <w:webHidden/>
+          </w:rPr>
+        </w:r>
+        <w:r>
+          <w:rPr>
+            <w:noProof/>
+            <w:webHidden/>
+          </w:rPr>
+          <w:fldChar w:fldCharType="separate"/>
+        </w:r>
+        <w:r>
+          <w:rPr>
+            <w:noProof/>
+            <w:webHidden/>
+          </w:rPr>
+          <w:t>55</w:t>
         </w:r>
         <w:r>
           <w:rPr>
@@ -4283,7 +4071,7 @@
         <w:rPr>
           <w:noProof/>
         </w:rPr>
-        <w:t>2025. 12. 06.</w:t>
+        <w:t>2025. 12. 07.</w:t>
       </w:r>
       <w:r>
         <w:fldChar w:fldCharType="end"/>
@@ -4315,9 +4103,6 @@
           <w:t>Szabó Benedek Ferenc</w:t>
         </w:r>
       </w:fldSimple>
-      <w:r>
-        <w:t xml:space="preserve"> Benedek Ferenc</w:t>
-      </w:r>
     </w:p>
     <w:p>
       <w:pPr>
@@ -4341,7 +4126,7 @@
       <w:pPr>
         <w:pStyle w:val="Fejezetcimszmozsnlkl"/>
       </w:pPr>
-      <w:bookmarkStart w:id="0" w:name="_Toc215408717"/>
+      <w:bookmarkStart w:id="0" w:name="_Toc216016990"/>
       <w:r>
         <w:lastRenderedPageBreak/>
         <w:t>Összefoglaló</w:t>
@@ -4392,7 +4177,7 @@
       <w:pPr>
         <w:pStyle w:val="Fejezetcimszmozsnlkl"/>
       </w:pPr>
-      <w:bookmarkStart w:id="1" w:name="_Toc215408718"/>
+      <w:bookmarkStart w:id="1" w:name="_Toc216016991"/>
       <w:r>
         <w:lastRenderedPageBreak/>
         <w:t>Abstract</w:t>
@@ -4483,7 +4268,7 @@
       <w:pPr>
         <w:pStyle w:val="Heading2"/>
       </w:pPr>
-      <w:bookmarkStart w:id="2" w:name="_Toc215408719"/>
+      <w:bookmarkStart w:id="2" w:name="_Toc216016992"/>
       <w:r>
         <w:lastRenderedPageBreak/>
         <w:t xml:space="preserve">1.1 </w:t>
@@ -4578,7 +4363,7 @@
       <w:r>
         <w:t xml:space="preserve"> </w:t>
       </w:r>
-      <w:bookmarkStart w:id="3" w:name="_Toc215408720"/>
+      <w:bookmarkStart w:id="3" w:name="_Toc216016993"/>
       <w:r>
         <w:t xml:space="preserve">1.2 </w:t>
       </w:r>
@@ -4659,7 +4444,7 @@
       <w:pPr>
         <w:pStyle w:val="Heading2"/>
       </w:pPr>
-      <w:bookmarkStart w:id="4" w:name="_Toc215408721"/>
+      <w:bookmarkStart w:id="4" w:name="_Toc216016994"/>
       <w:r>
         <w:t xml:space="preserve">2.3 </w:t>
       </w:r>
@@ -5211,7 +4996,7 @@
       <w:pPr>
         <w:pStyle w:val="Heading1"/>
       </w:pPr>
-      <w:bookmarkStart w:id="5" w:name="_Toc215408722"/>
+      <w:bookmarkStart w:id="5" w:name="_Toc216016995"/>
       <w:r>
         <w:lastRenderedPageBreak/>
         <w:t xml:space="preserve">2. </w:t>
@@ -5237,7 +5022,7 @@
       <w:pPr>
         <w:pStyle w:val="Heading2"/>
       </w:pPr>
-      <w:bookmarkStart w:id="6" w:name="_Toc215408723"/>
+      <w:bookmarkStart w:id="6" w:name="_Toc216016996"/>
       <w:r>
         <w:t>2.1</w:t>
       </w:r>
@@ -5290,7 +5075,7 @@
       <w:pPr>
         <w:pStyle w:val="Heading2"/>
       </w:pPr>
-      <w:bookmarkStart w:id="7" w:name="_Toc215408724"/>
+      <w:bookmarkStart w:id="7" w:name="_Toc216016997"/>
       <w:r>
         <w:t>2.2. Adathalmaz összeállításának folyamata és kihívásai</w:t>
       </w:r>
@@ -5300,13 +5085,55 @@
       <w:pPr>
         <w:pStyle w:val="Heading2"/>
       </w:pPr>
-      <w:bookmarkStart w:id="8" w:name="_Toc215408725"/>
-      <w:r>
-        <w:t>2.2.1 Meme-adatok gyűjtése</w:t>
+      <w:bookmarkStart w:id="8" w:name="_Toc216016998"/>
+      <w:r>
+        <w:t>2.2.</w:t>
+      </w:r>
+      <w:r>
+        <w:t>1</w:t>
+      </w:r>
+      <w:r>
+        <w:t xml:space="preserve"> Aliasok és szinonimák hozzáadása</w:t>
       </w:r>
       <w:bookmarkEnd w:id="8"/>
     </w:p>
     <w:p>
+      <w:r>
+        <w:t>A márkanevek és a hozzájuk kapcsolódó kulcsszavak teljeskörű összegyűjtése elengedhetetlen a pontos adatgyűjtéshez és az elemzéshez. Az alaplistát a vizsgált márkanevekből állítottam össze, majd a Google Trends adatai alapján bővítettem a leggyakrabban keresett, márkákhoz kapcsolható kifejezésekkel.</w:t>
+      </w:r>
+    </w:p>
+    <w:p>
+      <w:r>
+        <w:t>Az elemzés során előfordulhat, hogy a cikkek vagy mémek nem az alapmárkanevet használják, hanem rövidítéseket, elgépeléseket, szóközhibákat vagy alternatív elnevezéseket alkalmaznak. Ennek kezelése érdekében a listát OCR-robust szinonimákkal és alternatív írásmódokkal bővítettem, így a képi és szöveges adatok feldolgozása során csökkenthető az adatvesztés.</w:t>
+      </w:r>
+    </w:p>
+    <w:p>
+      <w:r>
+        <w:t>A lista nemcsak az OCR pipeline számára bizonyult kulcsfontosságúnak, hanem a New York Times cikkhalmaz lekérdezésénél is. Az alternatív elnevezések és szinonimák lehetővé tették, hogy a keresés során a cikkek szélesebb körét érjük el, így a sentiment-elemzéshez szükséges adathalmaz teljesebb és reprezentatívabb legyen.</w:t>
+      </w:r>
+    </w:p>
+    <w:p>
+      <w:r>
+        <w:t>A teljes márka- és aliaslista a Függelékben található (5.1).</w:t>
+      </w:r>
+    </w:p>
+    <w:p>
+      <w:pPr>
+        <w:pStyle w:val="Heading2"/>
+      </w:pPr>
+      <w:bookmarkStart w:id="9" w:name="_Toc216016999"/>
+      <w:r>
+        <w:t>2.2.</w:t>
+      </w:r>
+      <w:r>
+        <w:t>2</w:t>
+      </w:r>
+      <w:r>
+        <w:t xml:space="preserve"> Meme-adatok gyűjtése</w:t>
+      </w:r>
+      <w:bookmarkEnd w:id="9"/>
+    </w:p>
+    <w:p>
       <w:pPr>
         <w:rPr>
           <w:lang w:val="en-HU"/>
@@ -5316,7 +5143,14 @@
         <w:rPr>
           <w:lang w:val="en-HU"/>
         </w:rPr>
-        <w:t>A márkák kiválasztása és az adatgyűjtés megtervezése még azelőtt történt, hogy a konzulensem későbbi javaslatára megkezdődött volna a multimodális, CLIP-alapú megközelítések vizsgálata. A kutatás korai szakaszában ezért klasszikus képosztályozó modellek – különösen a ResNet-varánsok – képezték a fejlesztési folyamat alapját. A később bemutatott CNN-kísérletek így ennek az időszaknak a lenyomatai, és fontos baseline-t jelentenek a CLIP teljesítményének értékeléséhez. A 2. fejezetben részletezett adatgyűjtési lépések tehát eredetileg egy CNN-alapú pipeline igényeihez igazodtak, majd a kutatás előrehaladtával a multimodális modellek felé történő átálláshoz is megfelelő alapot biztosítottak.</w:t>
+        <w:t xml:space="preserve">A márkák kiválasztása és az adatgyűjtés megtervezése még azelőtt történt, hogy a konzulensem későbbi javaslatára megkezdődött volna a multimodális, CLIP-alapú megközelítések vizsgálata. A kutatás korai szakaszában ezért klasszikus képosztályozó modellek – különösen a ResNet-varánsok – képezték a fejlesztési folyamat alapját. A </w:t>
+      </w:r>
+      <w:r>
+        <w:rPr>
+          <w:lang w:val="en-HU"/>
+        </w:rPr>
+        <w:lastRenderedPageBreak/>
+        <w:t>később bemutatott CNN-kísérletek így ennek az időszaknak a lenyomatai, és fontos baseline-t jelentenek a CLIP teljesítményének értékeléséhez. A 2. fejezetben részletezett adatgyűjtési lépések tehát eredetileg egy CNN-alapú pipeline igényeihez igazodtak, majd a kutatás előrehaladtával a multimodális modellek felé történő átálláshoz is megfelelő alapot biztosítottak.</w:t>
       </w:r>
     </w:p>
     <w:p>
@@ -5338,41 +5172,41 @@
         <w:t xml:space="preserve">, amely megközelítőleg az általam meghatározott osztályok egynegyedét lefedte. </w:t>
       </w:r>
       <w:r>
-        <w:t xml:space="preserve">Az </w:t>
+        <w:t>Az e</w:t>
+      </w:r>
+      <w:r>
+        <w:t xml:space="preserve">gyetem kutatócsoportja tudományos együttműködés keretében hozzáférést biztosított </w:t>
+      </w:r>
+      <w:r>
+        <w:t>az</w:t>
+      </w:r>
+      <w:r>
+        <w:t xml:space="preserve"> adatállomány</w:t>
+      </w:r>
+      <w:r>
+        <w:t>hoz</w:t>
+      </w:r>
+      <w:r>
+        <w:t>.</w:t>
+      </w:r>
+    </w:p>
+    <w:p>
+      <w:r>
+        <w:t>Tekintettel arra, hogy a kutatás metodológiája márkánként hozzávetőleg száz logókép feldolgozását írta elő, az így megszerzett alapadatbázist megtisztítottam a duplikátumoktól, eltávolítottam a nem releváns vagy rossz minőségű képeket, valamint egységesítettem a felbontást és a fájlrendszer-struktúrát.</w:t>
+      </w:r>
+    </w:p>
+    <w:p>
+      <w:r>
+        <w:t>A még hiányzó logóképek pótlásához webscraping technikákat alkalmaztam a BeautifulSoup és a Selenium Python könyvtárak használatával. A scraping keresések során a márkák hivatalos neveit, köznyelvi elnevezéseit, gyakran használt rövidítéseit és OCR-variánsait alkalmaztam kulcsszóként. A BeautifulSoup a HTML-struktúrák gyors feldolgozását és a releváns médiaelemek kinyerését tette lehetővé, míg a Selenium az interaktív vagy dinamikusan betöltődő tartalmak feltérképezését biztosította. A két technológia kombinált alkalmazása révén strukturált és célzott módon gyűjthető volt nagy mennyiségű logókép a Bing és Pinterest platformokról.</w:t>
+      </w:r>
+    </w:p>
+    <w:p>
+      <w:r>
+        <w:t xml:space="preserve">Az előzetes modellezési eredmények alapján a kizárólag statikus, izolált logókra épülő tanítóadat nem bizonyult elegendőnek a modell megfelelő általánosítóképességének kialakításához. Ezért kiegészítő mintaként olyan képi adatokat </w:t>
       </w:r>
       <w:r>
         <w:lastRenderedPageBreak/>
-        <w:t>e</w:t>
-      </w:r>
-      <w:r>
-        <w:t xml:space="preserve">gyetem kutatócsoportja tudományos együttműködés keretében hozzáférést biztosított </w:t>
-      </w:r>
-      <w:r>
-        <w:t>az</w:t>
-      </w:r>
-      <w:r>
-        <w:t xml:space="preserve"> adatállomány</w:t>
-      </w:r>
-      <w:r>
-        <w:t>hoz</w:t>
-      </w:r>
-      <w:r>
-        <w:t>.</w:t>
-      </w:r>
-    </w:p>
-    <w:p>
-      <w:r>
-        <w:t>Tekintettel arra, hogy a kutatás metodológiája márkánként hozzávetőleg száz logókép feldolgozását írta elő, az így megszerzett alapadatbázist megtisztítottam a duplikátumoktól, eltávolítottam a nem releváns vagy rossz minőségű képeket, valamint egységesítettem a felbontást és a fájlrendszer-struktúrát.</w:t>
-      </w:r>
-    </w:p>
-    <w:p>
-      <w:r>
-        <w:t>A még hiányzó logóképek pótlásához webscraping technikákat alkalmaztam a BeautifulSoup és a Selenium Python könyvtárak használatával. A scraping keresések során a márkák hivatalos neveit, köznyelvi elnevezéseit, gyakran használt rövidítéseit és OCR-variánsait alkalmaztam kulcsszóként. A BeautifulSoup a HTML-struktúrák gyors feldolgozását és a releváns médiaelemek kinyerését tette lehetővé, míg a Selenium az interaktív vagy dinamikusan betöltődő tartalmak feltérképezését biztosította. A két technológia kombinált alkalmazása révén strukturált és célzott módon gyűjthető volt nagy mennyiségű logókép a Bing és Pinterest platformokról.</w:t>
-      </w:r>
-    </w:p>
-    <w:p>
-      <w:r>
-        <w:t>Az előzetes modellezési eredmények alapján a kizárólag statikus, izolált logókra épülő tanítóadat nem bizonyult elegendőnek a modell megfelelő általánosítóképességének kialakításához. Ezért kiegészítő mintaként olyan képi adatokat is bevontam, amelyek a logókat valós környezetben, természetes kontextusban ábrázolják.</w:t>
+        <w:t>is bevontam, amelyek a logókat valós környezetben, természetes kontextusban ábrázolják.</w:t>
       </w:r>
     </w:p>
     <w:p>
@@ -5388,63 +5222,70 @@
         <w:t xml:space="preserve"> </w:t>
       </w:r>
     </w:p>
-    <w:p/>
     <w:p>
       <w:pPr>
         <w:pStyle w:val="Heading2"/>
       </w:pPr>
-      <w:bookmarkStart w:id="9" w:name="_Toc215408726"/>
-      <w:r>
-        <w:lastRenderedPageBreak/>
-        <w:t>2.2.2 New York Times cikkhalmaz beszerzése</w:t>
-      </w:r>
-      <w:r>
-        <w:t xml:space="preserve"> TODO</w:t>
-      </w:r>
-      <w:bookmarkEnd w:id="9"/>
-    </w:p>
-    <w:p>
-      <w:pPr>
-        <w:pStyle w:val="Heading2"/>
-      </w:pPr>
-      <w:bookmarkStart w:id="10" w:name="_Toc215408727"/>
-      <w:r>
-        <w:t>2.2.3 Aliasok és szinonimák hozzáadása</w:t>
+      <w:bookmarkStart w:id="10" w:name="_Toc216017000"/>
+      <w:r>
+        <w:t>2.2</w:t>
+      </w:r>
+      <w:r>
+        <w:t>.3</w:t>
+      </w:r>
+      <w:r>
+        <w:t xml:space="preserve"> New York Times cikkhalmaz beszerzése</w:t>
       </w:r>
       <w:bookmarkEnd w:id="10"/>
-    </w:p>
-    <w:p>
-      <w:r>
-        <w:t>A márkanevek és a hozzájuk kapcsolódó kulcsszavak teljeskörű összegyűjtése elengedhetetlen a pontos adatgyűjtéshez és az elemzéshez. Az alaplistát a vizsgált márkanevekből állítottam össze, majd a Google Trends adatai alapján bővítettem a leggyakrabban keresett, márkákhoz kapcsolható kifejezésekkel.</w:t>
-      </w:r>
-    </w:p>
-    <w:p>
-      <w:r>
-        <w:t>Az elemzés során előfordulhat, hogy a cikkek vagy mémek nem az alapmárkanevet használják, hanem rövidítéseket, elgépeléseket, szóközhibákat vagy alternatív elnevezéseket alkalmaznak. Ennek kezelése érdekében a listát OCR-robust szinonimákkal és alternatív írásmódokkal bővítettem, így a képi és szöveges adatok feldolgozása során csökkenthető az adatvesztés.</w:t>
-      </w:r>
-    </w:p>
-    <w:p>
-      <w:r>
-        <w:t>A lista nemcsak az OCR pipeline számára bizonyult kulcsfontosságúnak, hanem a New York Times cikkhalmaz lekérdezésénél is. Az alternatív elnevezések és szinonimák lehetővé tették, hogy a keresés során a cikkek szélesebb körét érjük el, így a sentiment-elemzéshez szükséges adathalmaz teljesebb és reprezentatívabb legyen.</w:t>
-      </w:r>
-    </w:p>
-    <w:p>
-      <w:r>
-        <w:t>A teljes márka- és aliaslista a Függelékben található</w:t>
-      </w:r>
-      <w:r>
-        <w:t xml:space="preserve"> (5.1)</w:t>
-      </w:r>
-      <w:r>
-        <w:t>.</w:t>
-      </w:r>
-    </w:p>
-    <w:p/>
+      <w:r>
+        <w:t xml:space="preserve"> </w:t>
+      </w:r>
+    </w:p>
+    <w:p>
+      <w:pPr>
+        <w:rPr>
+          <w:lang w:val="en-HU" w:eastAsia="en-GB"/>
+        </w:rPr>
+      </w:pPr>
+      <w:r>
+        <w:rPr>
+          <w:lang w:val="en-HU" w:eastAsia="en-GB"/>
+        </w:rPr>
+        <w:t xml:space="preserve">A szöveges adatok gyűjtése a vizsgálat második fő komponensét alkotta. A márkák médiamegjelenéseinek feltérképezéséhez a </w:t>
+      </w:r>
+      <w:r>
+        <w:rPr>
+          <w:i/>
+          <w:iCs/>
+          <w:lang w:val="en-HU" w:eastAsia="en-GB"/>
+        </w:rPr>
+        <w:t>ProQuest TDM Studio</w:t>
+      </w:r>
+      <w:r>
+        <w:rPr>
+          <w:lang w:val="en-HU" w:eastAsia="en-GB"/>
+        </w:rPr>
+        <w:t xml:space="preserve"> felületét használtam, amely lehetővé tette a New York Times cikkek nagy volumenű, strukturált lekérdezését. A keresések során ugyanazt az aliasrendszert alkalmaztam, amely a képi adatgyűjtésnél is szerepelt; erre azért volt szükség, mert a cikkekben a márkák gyakran nem a hivatalos névformában, hanem rövidítve vagy eltérő írásmóddal jelennek meg.</w:t>
+      </w:r>
+    </w:p>
+    <w:p>
+      <w:pPr>
+        <w:rPr>
+          <w:lang w:val="en-HU" w:eastAsia="en-GB"/>
+        </w:rPr>
+      </w:pPr>
+      <w:r>
+        <w:rPr>
+          <w:lang w:val="en-HU" w:eastAsia="en-GB"/>
+        </w:rPr>
+        <w:t>Az egyetemi licence időkorlátja miatt a teljes lekérdezést rövid idő alatt kellett végrehajtani, ami néhány hónap adatának kimaradásához vezetett. Ezeket az időszakokat később a New York Times API-ján keresztül pótoltam, hogy a teljes idősort konzisztens formában tudjam felépíteni.</w:t>
+      </w:r>
+    </w:p>
     <w:p>
       <w:pPr>
         <w:pStyle w:val="Heading1"/>
       </w:pPr>
-      <w:bookmarkStart w:id="11" w:name="_Toc215408728"/>
+      <w:bookmarkStart w:id="11" w:name="_Toc216017001"/>
       <w:r>
         <w:lastRenderedPageBreak/>
         <w:t>3.</w:t>
@@ -5461,7 +5302,7 @@
           <w:kern w:val="2"/>
         </w:rPr>
       </w:pPr>
-      <w:bookmarkStart w:id="12" w:name="_Toc215408729"/>
+      <w:bookmarkStart w:id="12" w:name="_Toc216017002"/>
       <w:r>
         <w:t>3.1</w:t>
       </w:r>
@@ -5716,7 +5557,7 @@
       <w:pPr>
         <w:pStyle w:val="Heading2"/>
       </w:pPr>
-      <w:bookmarkStart w:id="13" w:name="_Toc215408730"/>
+      <w:bookmarkStart w:id="13" w:name="_Toc216017003"/>
       <w:r>
         <w:t>3.2 Elkészült modell bemutatása</w:t>
       </w:r>
@@ -5775,25 +5616,7 @@
         <w:rPr>
           <w:noProof/>
         </w:rPr>
-        <w:fldChar w:fldCharType="begin"/>
-      </w:r>
-      <w:r>
-        <w:rPr>
-          <w:noProof/>
-        </w:rPr>
-        <w:instrText xml:space="preserve"> INCLUDEPICTURE  "https://www.researchgate.net/profile/Wangmeng-Zuo/publication/336361781/figure/fig1/AS:811931749326849@1570591022759/Comparison-of-various-attention-modules-ie-SENet-Hu-Shen-and-Sun-2018-CBAM-Woo.png" \* MERGEFORMATINET </w:instrText>
-      </w:r>
-      <w:r>
-        <w:rPr>
-          <w:noProof/>
-        </w:rPr>
-        <w:fldChar w:fldCharType="separate"/>
-      </w:r>
-      <w:r>
-        <w:rPr>
-          <w:noProof/>
-        </w:rPr>
-        <w:pict w14:anchorId="2EA4F86C">
+        <w:pict w14:anchorId="287F2DDD">
           <v:shapetype id="_x0000_t75" coordsize="21600,21600" o:spt="75" o:preferrelative="t" path="m@4@5l@4@11@9@11@9@5xe" filled="f" stroked="f">
             <v:stroke joinstyle="miter"/>
             <v:formulas>
@@ -5813,52 +5636,46 @@
             <v:path o:extrusionok="f" gradientshapeok="t" o:connecttype="rect"/>
             <o:lock v:ext="edit" aspectratio="t"/>
           </v:shapetype>
-          <v:shape id="_x0000_i1025" type="#_x0000_t75" alt="" style="width:285.85pt;height:275.9pt;mso-width-percent:0;mso-height-percent:0;mso-width-percent:0;mso-height-percent:0">
+          <v:shape id="_x0000_i1025" type="#_x0000_t75" alt="" style="width:285.7pt;height:276pt;mso-width-percent:0;mso-height-percent:0;mso-width-percent:0;mso-height-percent:0">
             <v:imagedata r:id="rId12" r:href="rId13"/>
           </v:shape>
         </w:pict>
       </w:r>
       <w:r>
+        <w:fldChar w:fldCharType="end"/>
+      </w:r>
+    </w:p>
+    <w:p>
+      <w:pPr>
+        <w:pStyle w:val="Caption"/>
+      </w:pPr>
+      <w:r>
+        <w:t xml:space="preserve">ábra </w:t>
+      </w:r>
+      <w:r>
+        <w:fldChar w:fldCharType="begin"/>
+      </w:r>
+      <w:r>
+        <w:instrText xml:space="preserve"> SEQ ábra \* ARABIC </w:instrText>
+      </w:r>
+      <w:r>
+        <w:fldChar w:fldCharType="separate"/>
+      </w:r>
+      <w:r>
         <w:rPr>
           <w:noProof/>
         </w:rPr>
+        <w:t>3</w:t>
+      </w:r>
+      <w:r>
         <w:fldChar w:fldCharType="end"/>
       </w:r>
-      <w:r>
-        <w:fldChar w:fldCharType="end"/>
-      </w:r>
-    </w:p>
-    <w:p>
-      <w:pPr>
-        <w:pStyle w:val="Caption"/>
-      </w:pPr>
-      <w:r>
-        <w:t xml:space="preserve">ábra </w:t>
-      </w:r>
-      <w:r>
-        <w:fldChar w:fldCharType="begin"/>
-      </w:r>
-      <w:r>
-        <w:instrText xml:space="preserve"> SEQ ábra \* ARABIC </w:instrText>
-      </w:r>
-      <w:r>
-        <w:fldChar w:fldCharType="separate"/>
-      </w:r>
-      <w:r>
-        <w:rPr>
-          <w:noProof/>
-        </w:rPr>
-        <w:t>3</w:t>
-      </w:r>
-      <w:r>
-        <w:fldChar w:fldCharType="end"/>
-      </w:r>
     </w:p>
     <w:p>
       <w:pPr>
         <w:pStyle w:val="Heading2"/>
       </w:pPr>
-      <w:bookmarkStart w:id="14" w:name="_Toc215408731"/>
+      <w:bookmarkStart w:id="14" w:name="_Toc216017004"/>
       <w:r>
         <w:t>3.2.1 Modellbeli módosítások</w:t>
       </w:r>
@@ -5893,7 +5710,7 @@
       <w:pPr>
         <w:pStyle w:val="Heading2"/>
       </w:pPr>
-      <w:bookmarkStart w:id="15" w:name="_Toc215408732"/>
+      <w:bookmarkStart w:id="15" w:name="_Toc216017005"/>
       <w:r>
         <w:t>3.2.2 Adatbeli módosítások</w:t>
       </w:r>
@@ -5923,7 +5740,7 @@
       <w:pPr>
         <w:pStyle w:val="Heading2"/>
       </w:pPr>
-      <w:bookmarkStart w:id="16" w:name="_Toc215408733"/>
+      <w:bookmarkStart w:id="16" w:name="_Toc216017006"/>
       <w:r>
         <w:t>3.2.3 Tanítási technikák</w:t>
       </w:r>
@@ -5982,7 +5799,7 @@
       <w:pPr>
         <w:pStyle w:val="Heading2"/>
       </w:pPr>
-      <w:bookmarkStart w:id="17" w:name="_Toc215408734"/>
+      <w:bookmarkStart w:id="17" w:name="_Toc216017007"/>
       <w:r>
         <w:t>3.2.4. Veszteségfüggvény és keresztvalidáció</w:t>
       </w:r>
@@ -6605,7 +6422,7 @@
       <w:r>
         <w:br/>
       </w:r>
-      <w:bookmarkStart w:id="18" w:name="_Toc215408735"/>
+      <w:bookmarkStart w:id="18" w:name="_Toc216017008"/>
       <w:r>
         <w:t>3</w:t>
       </w:r>
@@ -6663,7 +6480,7 @@
       <w:pPr>
         <w:pStyle w:val="Heading1"/>
       </w:pPr>
-      <w:bookmarkStart w:id="19" w:name="_Toc215408736"/>
+      <w:bookmarkStart w:id="19" w:name="_Toc216017009"/>
       <w:r>
         <w:lastRenderedPageBreak/>
         <w:t xml:space="preserve">4. </w:t>
@@ -6680,7 +6497,7 @@
       <w:pPr>
         <w:pStyle w:val="Heading2"/>
       </w:pPr>
-      <w:bookmarkStart w:id="20" w:name="_Toc215408737"/>
+      <w:bookmarkStart w:id="20" w:name="_Toc216017010"/>
       <w:r>
         <w:t>4.1 Adatok előkészítése az elemzéshez</w:t>
       </w:r>
@@ -6705,106 +6522,38 @@
       </w:r>
     </w:p>
     <w:p>
+      <w:r>
+        <w:t>A cikkekből származó sentiment-értékek meghatározása során kizárólag azok a mondatok kerültek elemzésbe, amelyek az adott márkanevet vagy annak valamely alternatív elnevezését tartalmazták. Ez a megközelítés biztosítja, hogy a számított sentiment valóban a vizsgált márkához kapcsolódjon, és ne befolyásolják a cikk egyéb, témától független tartalmi elemei. A márka- és aliaslista ilyen értelemben szűrőfunkciót tölt be, növelve a sentiment-elemzés pontosságát és relevanciáját.</w:t>
+      </w:r>
+    </w:p>
+    <w:p>
+      <w:r>
+        <w:t>A mémek érzelmi töltetének becslése egy kétkomponensű, kísérleti módszertannal valósult meg.</w:t>
+      </w:r>
+      <w:r>
+        <w:t xml:space="preserve"> </w:t>
+      </w:r>
+      <w:r>
+        <w:t>A képekről OCR-rel kinyert szövegek sentimentjét a FinBERT modell segítségével határoztam meg, amely pénzügyi és általános kontextusban is pontos osztályozást biztosít.</w:t>
+      </w:r>
+      <w:r>
+        <w:t xml:space="preserve"> </w:t>
+      </w:r>
+      <w:r>
+        <w:t>A vizuális tartalom érzelmi irányultságának becslésére egy CLIP-alapú zero-shot megközelítést alkalmaztam, amely a „a positive meme” és „a negative meme” promptokhoz való hasonlóság alapján rendelt sentiment-értéket a képekhez.</w:t>
+      </w:r>
+      <w:r>
+        <w:t xml:space="preserve"> </w:t>
+      </w:r>
+      <w:r>
+        <w:t>A két forrás kombinált alkalmazása lehetővé teszi, hogy a mémek verbális és vizuális aspektusai egyaránt hozzájáruljanak a végső sentiment-mutatóhoz, ami különösen indokolt egy olyan médium esetében, ahol a jelentés gyakran a kép és szöveg együtteséből áll elő.</w:t>
+      </w:r>
+    </w:p>
+    <w:p>
       <w:pPr>
         <w:pStyle w:val="Heading2"/>
-        <w:ind w:firstLine="720"/>
-        <w:rPr>
-          <w:rFonts w:cs="Times New Roman"/>
-          <w:iCs w:val="0"/>
-          <w:sz w:val="24"/>
-          <w:szCs w:val="24"/>
-        </w:rPr>
-      </w:pPr>
-      <w:r>
-        <w:rPr>
-          <w:rFonts w:cs="Times New Roman"/>
-          <w:iCs w:val="0"/>
-          <w:sz w:val="24"/>
-          <w:szCs w:val="24"/>
-        </w:rPr>
-        <w:t>A cikkekből származó sentiment-értékek meghatározása során kizárólag azok a mondatok kerültek elemzésbe, amelyek az adott márkanevet vagy annak valamely alternatív elnevezését tartalmazták. Ez a megközelítés biztosítja, hogy a számított sentiment valóban a vizsgált márkához kapcsolódjon, és ne befolyásolják a cikk egyéb, témától független tartalmi elemei. A márka- és aliaslista ilyen értelemben szűrőfunkciót tölt be, növelve a sentiment-elemzés pontosságát és relevanciáját.</w:t>
-      </w:r>
-    </w:p>
-    <w:p>
-      <w:pPr>
-        <w:pStyle w:val="Heading2"/>
-        <w:ind w:firstLine="720"/>
-        <w:rPr>
-          <w:rFonts w:cs="Times New Roman"/>
-          <w:iCs w:val="0"/>
-          <w:sz w:val="24"/>
-          <w:szCs w:val="24"/>
-        </w:rPr>
-      </w:pPr>
-      <w:r>
-        <w:rPr>
-          <w:rFonts w:cs="Times New Roman"/>
-          <w:iCs w:val="0"/>
-          <w:sz w:val="24"/>
-          <w:szCs w:val="24"/>
-        </w:rPr>
-        <w:t>A mémek érzelmi töltetének becslése egy kétkomponensű, kísérleti módszertannal valósult meg.</w:t>
-      </w:r>
-      <w:r>
-        <w:rPr>
-          <w:rFonts w:cs="Times New Roman"/>
-          <w:iCs w:val="0"/>
-          <w:sz w:val="24"/>
-          <w:szCs w:val="24"/>
-        </w:rPr>
-        <w:t xml:space="preserve"> </w:t>
-      </w:r>
-      <w:r>
-        <w:rPr>
-          <w:rFonts w:cs="Times New Roman"/>
-          <w:iCs w:val="0"/>
-          <w:sz w:val="24"/>
-          <w:szCs w:val="24"/>
-        </w:rPr>
-        <w:t>A képekről OCR-rel kinyert szövegek sentimentjét a FinBERT modell segítségével határoztam meg, amely pénzügyi és általános kontextusban is pontos osztályozást biztosít.</w:t>
-      </w:r>
-      <w:r>
-        <w:rPr>
-          <w:rFonts w:cs="Times New Roman"/>
-          <w:iCs w:val="0"/>
-          <w:sz w:val="24"/>
-          <w:szCs w:val="24"/>
-        </w:rPr>
-        <w:t xml:space="preserve"> </w:t>
-      </w:r>
-      <w:r>
-        <w:rPr>
-          <w:rFonts w:cs="Times New Roman"/>
-          <w:iCs w:val="0"/>
-          <w:sz w:val="24"/>
-          <w:szCs w:val="24"/>
-        </w:rPr>
-        <w:t>A vizuális tartalom érzelmi irányultságának becslésére egy CLIP-alapú zero-shot megközelítést alkalmaztam, amely a „a positive meme” és „a negative meme” promptokhoz való hasonlóság alapján rendelt sentiment-értéket a képekhez.</w:t>
-      </w:r>
-      <w:r>
-        <w:rPr>
-          <w:rFonts w:cs="Times New Roman"/>
-          <w:iCs w:val="0"/>
-          <w:sz w:val="24"/>
-          <w:szCs w:val="24"/>
-        </w:rPr>
-        <w:t xml:space="preserve"> </w:t>
-      </w:r>
-      <w:r>
-        <w:rPr>
-          <w:rFonts w:cs="Times New Roman"/>
-          <w:iCs w:val="0"/>
-          <w:sz w:val="24"/>
-          <w:szCs w:val="24"/>
-        </w:rPr>
-        <w:t>A két forrás kombinált alkalmazása lehetővé teszi, hogy a mémek verbális és vizuális aspektusai egyaránt hozzájáruljanak a végső sentiment-mutatóhoz, ami különösen indokolt egy olyan médium esetében, ahol a jelentés gyakran a kép és szöveg együtteséből áll elő.</w:t>
-      </w:r>
-    </w:p>
-    <w:p>
-      <w:pPr>
-        <w:pStyle w:val="Heading2"/>
-      </w:pPr>
-      <w:bookmarkStart w:id="21" w:name="_Toc215408741"/>
+      </w:pPr>
+      <w:bookmarkStart w:id="21" w:name="_Toc216017011"/>
       <w:r>
         <w:t>4.2 Leíró statisztikák és vizualizációk</w:t>
       </w:r>
@@ -6816,11 +6565,11 @@
       </w:r>
       <w:r>
         <w:br/>
-        <w:t xml:space="preserve">Mindkét eloszlás erősen jobbra ferde, vagyis néhány kiemelt szereplő dominálja az </w:t>
+        <w:t xml:space="preserve">Mindkét eloszlás erősen jobbra ferde, vagyis néhány kiemelt szereplő dominálja az adatbázist, miközben a legtöbb márkához viszonylag kevés megfigyelés tartozik. Ez </w:t>
       </w:r>
       <w:r>
         <w:lastRenderedPageBreak/>
-        <w:t>adatbázist, miközben a legtöbb márkához viszonylag kevés megfigyelés tartozik. Ez különösen jól látható a cikkek esetében, ahol az Amazon, az Apple, a Google és a Microsoft rendelkezik kiugróan magas előfordulási számmal. A mémek számának eloszlása hasonló mintázatot mutat, noha itt a különbségek valamelyest mérsékeltebbek.</w:t>
+        <w:t>különösen jól látható a cikkek esetében, ahol az Amazon, az Apple, a Google és a Microsoft rendelkezik kiugróan magas előfordulási számmal. A mémek számának eloszlása hasonló mintázatot mutat, noha itt a különbségek valamelyest mérsékeltebbek.</w:t>
       </w:r>
       <w:r>
         <w:t xml:space="preserve"> </w:t>
@@ -6991,7 +6740,7 @@
           <w:numId w:val="0"/>
         </w:numPr>
       </w:pPr>
-      <w:bookmarkStart w:id="22" w:name="_Toc215408742"/>
+      <w:bookmarkStart w:id="22" w:name="_Toc216017012"/>
       <w:r>
         <w:t>4.2.1 Heti memeszám és hírsentiment idődiagramok</w:t>
       </w:r>
@@ -7316,7 +7065,7 @@
           <w:numId w:val="0"/>
         </w:numPr>
       </w:pPr>
-      <w:bookmarkStart w:id="23" w:name="_Toc215408743"/>
+      <w:bookmarkStart w:id="23" w:name="_Toc216017013"/>
       <w:r>
         <w:t>4.2.2 Korrelációs mátrix</w:t>
       </w:r>
@@ -7522,7 +7271,7 @@
       <w:pPr>
         <w:pStyle w:val="Heading2"/>
       </w:pPr>
-      <w:bookmarkStart w:id="24" w:name="_Toc215408744"/>
+      <w:bookmarkStart w:id="24" w:name="_Toc216017014"/>
       <w:r>
         <w:t xml:space="preserve">4.3 </w:t>
       </w:r>
@@ -7548,7 +7297,7 @@
           <w:numId w:val="0"/>
         </w:numPr>
       </w:pPr>
-      <w:bookmarkStart w:id="25" w:name="_Toc215408745"/>
+      <w:bookmarkStart w:id="25" w:name="_Toc216017015"/>
       <w:r>
         <w:t>4.3.1 Eseményhetek azonosítása</w:t>
       </w:r>
@@ -7610,7 +7359,7 @@
           <w:numId w:val="0"/>
         </w:numPr>
       </w:pPr>
-      <w:bookmarkStart w:id="26" w:name="_Toc215408746"/>
+      <w:bookmarkStart w:id="26" w:name="_Toc216017016"/>
       <w:r>
         <w:t xml:space="preserve">4.3.2 </w:t>
       </w:r>
@@ -7666,6 +7415,7 @@
           <w:lang w:val="en-HU"/>
         </w:rPr>
       </w:pPr>
+      <w:bookmarkStart w:id="27" w:name="_Toc216017017"/>
       <w:r>
         <w:rPr>
           <w:lang w:val="en-HU"/>
@@ -7681,6 +7431,7 @@
         </w:rPr>
         <w:t xml:space="preserve"> Study görbék értelmezése</w:t>
       </w:r>
+      <w:bookmarkEnd w:id="27"/>
     </w:p>
     <w:p>
       <w:r>
@@ -7834,11 +7585,11 @@
           <w:numId w:val="0"/>
         </w:numPr>
       </w:pPr>
-      <w:bookmarkStart w:id="27" w:name="_Toc215408747"/>
+      <w:bookmarkStart w:id="28" w:name="_Toc216017018"/>
       <w:r>
         <w:t>4.3.3 Placebo benchmark és Event − Placebo különbség</w:t>
       </w:r>
-      <w:bookmarkEnd w:id="27"/>
+      <w:bookmarkEnd w:id="28"/>
     </w:p>
     <w:p>
       <w:pPr>
@@ -8019,7 +7770,7 @@
           <w:lang w:eastAsia="en-GB"/>
         </w:rPr>
       </w:pPr>
-      <w:bookmarkStart w:id="28" w:name="_Toc215408752"/>
+      <w:bookmarkStart w:id="29" w:name="_Toc216017019"/>
       <w:r>
         <w:rPr>
           <w:rStyle w:val="Strong"/>
@@ -8052,6 +7803,7 @@
         </w:rPr>
         <w:t>mémvolumen és a hírsűrűség között</w:t>
       </w:r>
+      <w:bookmarkEnd w:id="29"/>
     </w:p>
     <w:p>
       <w:pPr>
@@ -8195,6 +7947,7 @@
       <w:pPr>
         <w:pStyle w:val="Heading2"/>
       </w:pPr>
+      <w:bookmarkStart w:id="30" w:name="_Toc216017020"/>
       <w:r>
         <w:rPr>
           <w:rStyle w:val="Strong"/>
@@ -8219,6 +7972,7 @@
         </w:rPr>
         <w:t xml:space="preserve"> Granger-tesztek a mémvolumen és a hírsűrűség között</w:t>
       </w:r>
+      <w:bookmarkEnd w:id="30"/>
     </w:p>
     <w:p>
       <w:pPr>
@@ -8398,10 +8152,11 @@
       <w:pPr>
         <w:pStyle w:val="Heading2"/>
       </w:pPr>
+      <w:bookmarkStart w:id="31" w:name="_Toc216017021"/>
       <w:r>
         <w:t>4.5 Panel regresszió (TWFE)</w:t>
       </w:r>
-      <w:bookmarkEnd w:id="28"/>
+      <w:bookmarkEnd w:id="31"/>
     </w:p>
     <w:p>
       <w:pPr>
@@ -8411,11 +8166,11 @@
           <w:numId w:val="0"/>
         </w:numPr>
       </w:pPr>
-      <w:bookmarkStart w:id="29" w:name="_Toc215408753"/>
+      <w:bookmarkStart w:id="32" w:name="_Toc216017022"/>
       <w:r>
         <w:t>4.5.1 Modell specifikáció</w:t>
       </w:r>
-      <w:bookmarkEnd w:id="29"/>
+      <w:bookmarkEnd w:id="32"/>
     </w:p>
     <w:p>
       <w:r>
@@ -8617,7 +8372,7 @@
           </m:sub>
         </m:sSub>
       </m:oMath>
-      <w:bookmarkStart w:id="30" w:name="_Toc332797397"/>
+      <w:bookmarkStart w:id="33" w:name="_Toc332797397"/>
       <w:r>
         <w:t xml:space="preserve"> </w:t>
       </w:r>
@@ -8632,33 +8387,23 @@
     </w:p>
     <w:p>
       <w:pPr>
+        <w:rPr>
+          <w:iCs/>
+        </w:rPr>
+      </w:pPr>
+      <w:r>
+        <w:t>A becslésből származó koefficienspályák minden kimeneti változóra és minden lagablakra külön kerülnek exportálásra, és ezek szolgálnak alapul a későbbi grafikus és táblázatos eredményösszegzésekhez.</w:t>
+      </w:r>
+    </w:p>
+    <w:p>
+      <w:pPr>
         <w:pStyle w:val="Heading2"/>
-        <w:rPr>
-          <w:rFonts w:cs="Times New Roman"/>
-          <w:iCs w:val="0"/>
-          <w:sz w:val="24"/>
-          <w:szCs w:val="24"/>
-        </w:rPr>
-      </w:pPr>
-      <w:bookmarkStart w:id="31" w:name="_Toc215408754"/>
-      <w:r>
-        <w:rPr>
-          <w:rFonts w:cs="Times New Roman"/>
-          <w:iCs w:val="0"/>
-          <w:sz w:val="24"/>
-          <w:szCs w:val="24"/>
-        </w:rPr>
-        <w:t>A becslésből származó koefficienspályák minden kimeneti változóra és minden lagablakra külön kerülnek exportálásra, és ezek szolgálnak alapul a későbbi grafikus és táblázatos eredményösszegzésekhez.</w:t>
-      </w:r>
-      <w:bookmarkEnd w:id="31"/>
-    </w:p>
-    <w:p>
-      <w:pPr>
-        <w:pStyle w:val="Heading2"/>
-      </w:pPr>
+      </w:pPr>
+      <w:bookmarkStart w:id="34" w:name="_Toc216017023"/>
       <w:r>
         <w:t>4.5.2 Eredmények és értelmezés</w:t>
       </w:r>
+      <w:bookmarkEnd w:id="34"/>
     </w:p>
     <w:p>
       <w:pPr>
@@ -8913,17 +8658,164 @@
       <w:pPr>
         <w:pStyle w:val="Heading2"/>
       </w:pPr>
-      <w:bookmarkStart w:id="32" w:name="_Toc215408755"/>
+      <w:bookmarkStart w:id="35" w:name="_Toc216017024"/>
       <w:r>
         <w:t>4.6 Összegzés és következtetések</w:t>
       </w:r>
-      <w:bookmarkEnd w:id="32"/>
+      <w:bookmarkEnd w:id="35"/>
+    </w:p>
+    <w:p>
+      <w:pPr>
+        <w:rPr>
+          <w:lang w:val="en-HU" w:eastAsia="en-GB"/>
+        </w:rPr>
+      </w:pPr>
+      <w:r>
+        <w:rPr>
+          <w:lang w:val="en-HU" w:eastAsia="en-GB"/>
+        </w:rPr>
+        <w:t>A kutatás célja az volt, hogy marketing- és kommunikációs szempontból feltárja, miként jelennek meg a vezető globális márkák az online mémkultúrában, és milyen mintázatok figyelhetők meg a mémek mennyiségi és érzelmi alakulásában. A vizsgálat alapját egy összetett multimodális pipeline adta, amely képfelismerés, OCR és szentimentelemzés kombinációjával azonosította a márkákhoz köthető mémeket, majd ezek aktivitási mutatóit (mémvolumen, engagement) összevetette a New York Times médiamegjelenéseivel és hírsentimentjével. A felépített adatbázis lehetővé tette, hogy a mémek időbeli viselkedését, érzelmi jellemzőit és a hírekkel való kapcsolatát panel regressziós, eseményvizsgálati és idősoros módszerekkel értékeljük.</w:t>
+      </w:r>
+    </w:p>
+    <w:p>
+      <w:pPr>
+        <w:rPr>
+          <w:lang w:val="en-HU" w:eastAsia="en-GB"/>
+        </w:rPr>
+      </w:pPr>
+      <w:r>
+        <w:rPr>
+          <w:lang w:val="en-HU" w:eastAsia="en-GB"/>
+        </w:rPr>
+        <w:t xml:space="preserve">Az eredmények alapján </w:t>
+      </w:r>
+      <w:r>
+        <w:rPr>
+          <w:b/>
+          <w:bCs/>
+          <w:lang w:val="en-HU" w:eastAsia="en-GB"/>
+        </w:rPr>
+        <w:t>nem találtunk olyan robusztus, következetes összefüggést</w:t>
+      </w:r>
+      <w:r>
+        <w:rPr>
+          <w:lang w:val="en-HU" w:eastAsia="en-GB"/>
+        </w:rPr>
+        <w:t xml:space="preserve">, amely szerint a New York Times márkaemlítései vagy a hozzájuk tartozó hírsentiment tartósan befolyásolná a mémek mennyiségét vagy engagementjét. Sem az idősoros együttmozgás, sem a keresztkorreláció, sem a TWFE-modellek nem jeleztek szignifikáns vagy stabil hatást: a koefficiensek többnyire zérus körül ingadoztak, széles konfidenciaintervallumokkal. A sentiment bevonása sem módosította érdemben a mintázatokat: a hírek pozitív vagy negatív tónusa nem mutatott jelentős szerepet a későbbi mémaktivitásban. Ez arra utal, hogy a mémek mennyisége </w:t>
+      </w:r>
+      <w:r>
+        <w:rPr>
+          <w:b/>
+          <w:bCs/>
+          <w:lang w:val="en-HU" w:eastAsia="en-GB"/>
+        </w:rPr>
+        <w:t xml:space="preserve">a vizsgált adatok </w:t>
+      </w:r>
+      <w:r>
+        <w:rPr>
+          <w:b/>
+          <w:bCs/>
+          <w:lang w:val="en-HU" w:eastAsia="en-GB"/>
+        </w:rPr>
+        <w:lastRenderedPageBreak/>
+        <w:t>alapján nem a hagyományos médiamegjelenésekhez igazodik</w:t>
+      </w:r>
+      <w:r>
+        <w:rPr>
+          <w:lang w:val="en-HU" w:eastAsia="en-GB"/>
+        </w:rPr>
+        <w:t>, hanem más, a jelen modellben nem mért tényezők szabják meg.</w:t>
+      </w:r>
+    </w:p>
+    <w:p>
+      <w:pPr>
+        <w:rPr>
+          <w:lang w:val="en-HU" w:eastAsia="en-GB"/>
+        </w:rPr>
+      </w:pPr>
+      <w:r>
+        <w:rPr>
+          <w:lang w:val="en-HU" w:eastAsia="en-GB"/>
+        </w:rPr>
+        <w:t xml:space="preserve">Ezzel szemben az eseményvizsgálatok azt mutatták, hogy a márkákhoz kapcsolódó, szokatlanul negatív hírtónusú időszakokhoz </w:t>
+      </w:r>
+      <w:r>
+        <w:rPr>
+          <w:b/>
+          <w:bCs/>
+          <w:lang w:val="en-HU" w:eastAsia="en-GB"/>
+        </w:rPr>
+        <w:t>lokális mémreakció</w:t>
+      </w:r>
+      <w:r>
+        <w:rPr>
+          <w:lang w:val="en-HU" w:eastAsia="en-GB"/>
+        </w:rPr>
+        <w:t xml:space="preserve"> társul: a negatív eseményhetekben a mémvolumen átmenetileg megemelkedett, majd fokozatosan visszarendeződött. Ugyanez a hatás a placebo-ablakokban nem jelent meg, ami megerősíti, hogy ez a mintázat nem pusztán a médiakitettség általános ingadozásából ered. A pozitív események hatása ezzel szemben jóval mérsékeltebb volt, ami összhangban áll a statisztikai eredményekkel, bár a kapcsolat csak rövid távú és korlátozott erősségű. A Granger-tesztek alapján a hírek általában nem előzik meg a mémek későbbi alakulását, ugyanakkor egy </w:t>
+      </w:r>
+      <w:r>
+        <w:rPr>
+          <w:i/>
+          <w:iCs/>
+          <w:lang w:val="en-HU" w:eastAsia="en-GB"/>
+        </w:rPr>
+        <w:t>nagyon gyenge</w:t>
+      </w:r>
+      <w:r>
+        <w:rPr>
+          <w:lang w:val="en-HU" w:eastAsia="en-GB"/>
+        </w:rPr>
+        <w:t xml:space="preserve"> rövid távú összefüggés kimutatható volt a fordított irányban: a megnövekedett mémvolumen kis mértékben javította a következő heti NYT-említések előrejelzését.</w:t>
+      </w:r>
+    </w:p>
+    <w:p>
+      <w:pPr>
+        <w:rPr>
+          <w:lang w:val="en-HU" w:eastAsia="en-GB"/>
+        </w:rPr>
+      </w:pPr>
+      <w:r>
+        <w:rPr>
+          <w:lang w:val="en-HU" w:eastAsia="en-GB"/>
+        </w:rPr>
+        <w:t xml:space="preserve">Összességében a kutatás azt mutatja, hogy a márkák mémekben való megjelenése </w:t>
+      </w:r>
+      <w:r>
+        <w:rPr>
+          <w:b/>
+          <w:bCs/>
+          <w:lang w:val="en-HU" w:eastAsia="en-GB"/>
+        </w:rPr>
+        <w:t>nagyrészt autonóm folyamat</w:t>
+      </w:r>
+      <w:r>
+        <w:rPr>
+          <w:lang w:val="en-HU" w:eastAsia="en-GB"/>
+        </w:rPr>
+        <w:t>, amelyet a hagyományos hírmédia nem magyaráz kielégítően. A mémvolumen és az engagement mintázatai erősen epizodikusak, márkánként eltérőek, és nem illeszkednek stabil médiavisszhang-dinamikához. A vizsgált marketing- és kommunikációs mutatók alapján a mémkultúrában megjelenő márkatrendek spontánul formálódnak, és csak bizonyos extrém negatív híresemények esetén mutatnak látható összefüggést a sajtóval. A dolgozat eredményei így rávilágítanak arra, hogy a mémekben kirajzolódó márkaképet a közösségi tér saját logikája határozza meg, és a hagyományos médiától való függetlenségük meghatározó eleme ennek az új kommunikációs ökoszisztémának.</w:t>
+      </w:r>
     </w:p>
     <w:p>
       <w:pPr>
         <w:ind w:firstLine="0"/>
       </w:pPr>
-      <w:r>
+    </w:p>
+    <w:p>
+      <w:pPr>
+        <w:spacing w:after="0" w:line="240" w:lineRule="auto"/>
+        <w:ind w:firstLine="0"/>
+        <w:jc w:val="left"/>
+      </w:pPr>
+      <w:r>
+        <w:br w:type="page"/>
+      </w:r>
+    </w:p>
+    <w:p>
+      <w:pPr>
+        <w:ind w:firstLine="0"/>
+      </w:pPr>
+      <w:r>
+        <w:lastRenderedPageBreak/>
         <w:fldChar w:fldCharType="begin"/>
       </w:r>
       <w:r>
@@ -8950,7 +8842,7 @@
       <w:r>
         <w:fldChar w:fldCharType="end"/>
       </w:r>
-      <w:bookmarkEnd w:id="30"/>
+      <w:bookmarkEnd w:id="33"/>
     </w:p>
     <w:p>
       <w:pPr>
@@ -8961,13 +8853,13 @@
         </w:numPr>
         <w:ind w:left="2880"/>
       </w:pPr>
-      <w:bookmarkStart w:id="33" w:name="_Toc332797402"/>
-      <w:bookmarkStart w:id="34" w:name="_Toc215408756"/>
+      <w:bookmarkStart w:id="36" w:name="_Toc332797402"/>
+      <w:bookmarkStart w:id="37" w:name="_Toc216017025"/>
       <w:r>
         <w:t>Irodalomjegyzék</w:t>
       </w:r>
-      <w:bookmarkEnd w:id="33"/>
-      <w:bookmarkEnd w:id="34"/>
+      <w:bookmarkEnd w:id="36"/>
+      <w:bookmarkEnd w:id="37"/>
     </w:p>
     <w:p>
       <w:r>
@@ -9032,246 +8924,2221 @@
     </w:p>
     <w:p>
       <w:pPr>
-        <w:pStyle w:val="Heading1"/>
-      </w:pPr>
-      <w:bookmarkStart w:id="35" w:name="_Toc332797403"/>
-      <w:bookmarkStart w:id="36" w:name="_Toc215408757"/>
+        <w:pStyle w:val="Fejezetcimszmozsnlkl"/>
+      </w:pPr>
+      <w:bookmarkStart w:id="38" w:name="_Toc216017026"/>
       <w:r>
         <w:lastRenderedPageBreak/>
-        <w:t>Utolsó simítások</w:t>
-      </w:r>
-      <w:bookmarkEnd w:id="35"/>
-      <w:bookmarkEnd w:id="36"/>
-    </w:p>
-    <w:p>
-      <w:r>
-        <w:t>Miután elkészültünk a dokumentációval, ne felejtsük el a következő lépéseket:</w:t>
-      </w:r>
+        <w:t>Irodalomjegyzék</w:t>
+      </w:r>
+      <w:bookmarkEnd w:id="38"/>
+    </w:p>
+    <w:p>
+      <w:pPr>
+        <w:pStyle w:val="Irodalomjegyzksor"/>
+      </w:pPr>
+      <w:bookmarkStart w:id="39" w:name="_Ref332797594"/>
+      <w:r>
+        <w:t>Levendovszky, J., Jereb, L.,</w:t>
+      </w:r>
+      <w:r>
+        <w:t xml:space="preserve"> Elek, Zs., Vesztergombi, Gy.: </w:t>
+      </w:r>
+      <w:r>
+        <w:rPr>
+          <w:rStyle w:val="Irodalomjegyzkforrs"/>
+        </w:rPr>
+        <w:t>Adaptive statistical algorithms in network reliability analysis</w:t>
+      </w:r>
+      <w:r>
+        <w:t xml:space="preserve">, </w:t>
+      </w:r>
+      <w:r>
+        <w:t>Performance Evaluation - Elsevier</w:t>
+      </w:r>
+      <w:r>
+        <w:t>, Vol. 48, 2002, pp. 225-236</w:t>
+      </w:r>
+      <w:bookmarkEnd w:id="39"/>
+    </w:p>
+    <w:p>
+      <w:pPr>
+        <w:pStyle w:val="Irodalomjegyzksor"/>
+      </w:pPr>
+      <w:r>
+        <w:t>National Istrume</w:t>
+      </w:r>
+      <w:r>
+        <w:t>nts:</w:t>
+      </w:r>
+      <w:r>
+        <w:t xml:space="preserve"> </w:t>
+      </w:r>
+      <w:r>
+        <w:rPr>
+          <w:rStyle w:val="Irodalomjegyzkforrs"/>
+        </w:rPr>
+        <w:t>LabVIEW grafik</w:t>
+      </w:r>
+      <w:r>
+        <w:rPr>
+          <w:rStyle w:val="Irodalomjegyzkforrs"/>
+        </w:rPr>
+        <w:t>us fejlesztői környezet leírása</w:t>
+      </w:r>
+      <w:r>
+        <w:t>,</w:t>
+      </w:r>
+      <w:r>
+        <w:t xml:space="preserve"> </w:t>
+      </w:r>
+      <w:hyperlink r:id="rId25" w:history="1">
+        <w:r>
+          <w:rPr>
+            <w:rStyle w:val="Hyperlink"/>
+          </w:rPr>
+          <w:t>http://www.ni.com/</w:t>
+        </w:r>
+      </w:hyperlink>
+      <w:r>
+        <w:t xml:space="preserve"> </w:t>
+      </w:r>
+      <w:r>
+        <w:t>(</w:t>
+      </w:r>
+      <w:r>
+        <w:t>2010. nov.)</w:t>
+      </w:r>
+    </w:p>
+    <w:p>
+      <w:pPr>
+        <w:pStyle w:val="Irodalomjegyzksor"/>
+      </w:pPr>
+      <w:r>
+        <w:t xml:space="preserve">Fowler, M.: </w:t>
+      </w:r>
+      <w:r>
+        <w:rPr>
+          <w:rStyle w:val="Irodalomjegyzkforrs"/>
+        </w:rPr>
+        <w:t>UML Distilled</w:t>
+      </w:r>
+      <w:r>
+        <w:t>, 3rd edition, ISBN 0-321-19368-7, Addison-Wesley, 2004</w:t>
+      </w:r>
+    </w:p>
+    <w:p>
+      <w:pPr>
+        <w:pStyle w:val="Irodalomjegyzksor"/>
+      </w:pPr>
+      <w:r>
+        <w:t xml:space="preserve">Wikipedia: </w:t>
+      </w:r>
+      <w:r>
+        <w:rPr>
+          <w:rStyle w:val="Irodalomjegyzkforrs"/>
+        </w:rPr>
+        <w:t>Evaluation strategy</w:t>
+      </w:r>
+      <w:r>
+        <w:t xml:space="preserve">, </w:t>
+      </w:r>
+      <w:hyperlink r:id="rId26" w:history="1">
+        <w:r>
+          <w:rPr>
+            <w:rStyle w:val="Hyperlink"/>
+          </w:rPr>
+          <w:t>http://en.wikipedia.org/wiki/Evaluation_strategy</w:t>
+        </w:r>
+      </w:hyperlink>
+      <w:r>
+        <w:t xml:space="preserve"> </w:t>
+      </w:r>
+      <w:r>
+        <w:t>(revision 18:11, 31 July 2012)</w:t>
+      </w:r>
+    </w:p>
+    <w:p>
+      <w:pPr>
+        <w:pStyle w:val="Fejezetcimszmozsnlkl"/>
+      </w:pPr>
+      <w:bookmarkStart w:id="40" w:name="_Toc216017027"/>
+      <w:r>
+        <w:lastRenderedPageBreak/>
+        <w:t>Függelék</w:t>
+      </w:r>
+      <w:bookmarkEnd w:id="40"/>
+    </w:p>
+    <w:p>
+      <w:pPr>
+        <w:pStyle w:val="Heading2"/>
+      </w:pPr>
+      <w:bookmarkStart w:id="41" w:name="_Toc216017028"/>
+      <w:r>
+        <w:t>5.1 Márka szinonima lista</w:t>
+      </w:r>
+      <w:bookmarkEnd w:id="41"/>
     </w:p>
     <w:p>
       <w:pPr>
         <w:numPr>
           <w:ilvl w:val="0"/>
-          <w:numId w:val="12"/>
+          <w:numId w:val="38"/>
         </w:numPr>
-      </w:pPr>
-      <w:r>
-        <w:rPr>
-          <w:rStyle w:val="Emphasis"/>
-        </w:rPr>
-        <w:t>Kereszthivatkozások frissítése:</w:t>
-      </w:r>
-      <w:r>
-        <w:t xml:space="preserve"> miután kijelöltük a teljes szöveget (Ctrl+A), nyomjuk meg az F9 billentyűt, és a Word frissíti az összes kereszthivatkozást. Ilyenkor ellenőrizzük, hogy nem jelent-e meg valahol a "Hiba! A könyvjelző nem létezik." szöveg.</w:t>
+        <w:spacing w:before="100" w:beforeAutospacing="1" w:after="100" w:afterAutospacing="1" w:line="240" w:lineRule="auto"/>
+        <w:jc w:val="left"/>
+        <w:rPr>
+          <w:lang w:val="en-HU" w:eastAsia="en-GB"/>
+        </w:rPr>
+      </w:pPr>
+      <w:r>
+        <w:rPr>
+          <w:b/>
+          <w:bCs/>
+          <w:lang w:val="en-HU" w:eastAsia="en-GB"/>
+        </w:rPr>
+        <w:t>adidas</w:t>
+      </w:r>
+      <w:r>
+        <w:rPr>
+          <w:lang w:val="en-HU" w:eastAsia="en-GB"/>
+        </w:rPr>
+        <w:t xml:space="preserve"> – nmd, ultraboost, superstar, u1trab00st</w:t>
       </w:r>
     </w:p>
     <w:p>
       <w:pPr>
         <w:numPr>
           <w:ilvl w:val="0"/>
-          <w:numId w:val="12"/>
+          <w:numId w:val="38"/>
         </w:numPr>
-      </w:pPr>
-      <w:r>
-        <w:rPr>
-          <w:rStyle w:val="Emphasis"/>
-        </w:rPr>
-        <w:t>Dokumentum tulajdonságok megadása:</w:t>
-      </w:r>
-      <w:r>
-        <w:t xml:space="preserve"> a dokumentumhoz tartozó meta adatok kitöltése (szerző, cím, kulcsszavak stb.). Erre való a Dokumentum tulajdonságai panel, mely a Fájl / Információ / Tulajdonságok / Dokumentumpanel megjelenítése úton érhető el.</w:t>
+        <w:spacing w:before="100" w:beforeAutospacing="1" w:after="100" w:afterAutospacing="1" w:line="240" w:lineRule="auto"/>
+        <w:jc w:val="left"/>
+        <w:rPr>
+          <w:lang w:val="en-HU" w:eastAsia="en-GB"/>
+        </w:rPr>
+      </w:pPr>
+      <w:r>
+        <w:rPr>
+          <w:b/>
+          <w:bCs/>
+          <w:lang w:val="en-HU" w:eastAsia="en-GB"/>
+        </w:rPr>
+        <w:t>Airbnb</w:t>
       </w:r>
     </w:p>
     <w:p>
       <w:pPr>
         <w:numPr>
           <w:ilvl w:val="0"/>
-          <w:numId w:val="12"/>
+          <w:numId w:val="38"/>
         </w:numPr>
-      </w:pPr>
-      <w:r>
-        <w:rPr>
-          <w:rStyle w:val="Emphasis"/>
-        </w:rPr>
-        <w:t>Kinézet ellenőrzése PDF-ben:</w:t>
-      </w:r>
-      <w:r>
-        <w:t xml:space="preserve"> a legjobb teszt a végén, ha PDF-et készítünk a dokumentumból, és azt leellenőrizzük. </w:t>
-      </w:r>
-    </w:p>
-    <w:p/>
-    <w:p>
-      <w:pPr>
-        <w:pStyle w:val="Fejezetcimszmozsnlkl"/>
-      </w:pPr>
-      <w:bookmarkStart w:id="37" w:name="_Toc215408758"/>
-      <w:r>
+        <w:spacing w:before="100" w:beforeAutospacing="1" w:after="100" w:afterAutospacing="1" w:line="240" w:lineRule="auto"/>
+        <w:jc w:val="left"/>
+        <w:rPr>
+          <w:lang w:val="en-HU" w:eastAsia="en-GB"/>
+        </w:rPr>
+      </w:pPr>
+      <w:r>
+        <w:rPr>
+          <w:b/>
+          <w:bCs/>
+          <w:lang w:val="en-HU" w:eastAsia="en-GB"/>
+        </w:rPr>
+        <w:t>Amazon</w:t>
+      </w:r>
+      <w:r>
+        <w:rPr>
+          <w:lang w:val="en-HU" w:eastAsia="en-GB"/>
+        </w:rPr>
+        <w:t xml:space="preserve"> – ech0, amazonprime, kind1e, “amazon prime”, echo, kindle, “prime membership”</w:t>
+      </w:r>
+    </w:p>
+    <w:p>
+      <w:pPr>
+        <w:numPr>
+          <w:ilvl w:val="0"/>
+          <w:numId w:val="38"/>
+        </w:numPr>
+        <w:spacing w:before="100" w:beforeAutospacing="1" w:after="100" w:afterAutospacing="1" w:line="240" w:lineRule="auto"/>
+        <w:jc w:val="left"/>
+        <w:rPr>
+          <w:lang w:val="en-HU" w:eastAsia="en-GB"/>
+        </w:rPr>
+      </w:pPr>
+      <w:r>
+        <w:rPr>
+          <w:b/>
+          <w:bCs/>
+          <w:lang w:val="en-HU" w:eastAsia="en-GB"/>
+        </w:rPr>
+        <w:t>American Express</w:t>
+      </w:r>
+      <w:r>
+        <w:rPr>
+          <w:lang w:val="en-HU" w:eastAsia="en-GB"/>
+        </w:rPr>
+        <w:t xml:space="preserve"> – amex, “american express”, americanexpress, “platinum card”, “rewards card”, “membership rewards”</w:t>
+      </w:r>
+    </w:p>
+    <w:p>
+      <w:pPr>
+        <w:numPr>
+          <w:ilvl w:val="0"/>
+          <w:numId w:val="38"/>
+        </w:numPr>
+        <w:spacing w:before="100" w:beforeAutospacing="1" w:after="100" w:afterAutospacing="1" w:line="240" w:lineRule="auto"/>
+        <w:jc w:val="left"/>
+        <w:rPr>
+          <w:lang w:val="en-HU" w:eastAsia="en-GB"/>
+        </w:rPr>
+      </w:pPr>
+      <w:r>
+        <w:rPr>
+          <w:b/>
+          <w:bCs/>
+          <w:lang w:val="en-HU" w:eastAsia="en-GB"/>
+        </w:rPr>
+        <w:t>Apple</w:t>
+      </w:r>
+      <w:r>
+        <w:rPr>
+          <w:lang w:val="en-HU" w:eastAsia="en-GB"/>
+        </w:rPr>
+        <w:t xml:space="preserve"> – iph0ne, macb00k, iphone, ipad, macbook</w:t>
+      </w:r>
+    </w:p>
+    <w:p>
+      <w:pPr>
+        <w:numPr>
+          <w:ilvl w:val="0"/>
+          <w:numId w:val="38"/>
+        </w:numPr>
+        <w:spacing w:before="100" w:beforeAutospacing="1" w:after="100" w:afterAutospacing="1" w:line="240" w:lineRule="auto"/>
+        <w:jc w:val="left"/>
+        <w:rPr>
+          <w:lang w:val="en-HU" w:eastAsia="en-GB"/>
+        </w:rPr>
+      </w:pPr>
+      <w:r>
+        <w:rPr>
+          <w:b/>
+          <w:bCs/>
+          <w:lang w:val="en-HU" w:eastAsia="en-GB"/>
+        </w:rPr>
+        <w:t>Audi</w:t>
+      </w:r>
+      <w:r>
+        <w:rPr>
+          <w:lang w:val="en-HU" w:eastAsia="en-GB"/>
+        </w:rPr>
+        <w:t xml:space="preserve"> – q7, a8, q5</w:t>
+      </w:r>
+    </w:p>
+    <w:p>
+      <w:pPr>
+        <w:numPr>
+          <w:ilvl w:val="0"/>
+          <w:numId w:val="38"/>
+        </w:numPr>
+        <w:spacing w:before="100" w:beforeAutospacing="1" w:after="100" w:afterAutospacing="1" w:line="240" w:lineRule="auto"/>
+        <w:jc w:val="left"/>
+        <w:rPr>
+          <w:lang w:val="en-HU" w:eastAsia="en-GB"/>
+        </w:rPr>
+      </w:pPr>
+      <w:r>
+        <w:rPr>
+          <w:b/>
+          <w:bCs/>
+          <w:lang w:val="en-HU" w:eastAsia="en-GB"/>
+        </w:rPr>
+        <w:t>BMW</w:t>
+      </w:r>
+      <w:r>
+        <w:rPr>
+          <w:lang w:val="en-HU" w:eastAsia="en-GB"/>
+        </w:rPr>
+        <w:t xml:space="preserve"> – “Rolls Royce”, R011s-R0yce, Rolls-Royce, x5, RollsRoyce, m3</w:t>
+      </w:r>
+    </w:p>
+    <w:p>
+      <w:pPr>
+        <w:numPr>
+          <w:ilvl w:val="0"/>
+          <w:numId w:val="38"/>
+        </w:numPr>
+        <w:spacing w:before="100" w:beforeAutospacing="1" w:after="100" w:afterAutospacing="1" w:line="240" w:lineRule="auto"/>
+        <w:jc w:val="left"/>
+        <w:rPr>
+          <w:lang w:val="en-HU" w:eastAsia="en-GB"/>
+        </w:rPr>
+      </w:pPr>
+      <w:r>
+        <w:rPr>
+          <w:b/>
+          <w:bCs/>
+          <w:lang w:val="en-HU" w:eastAsia="en-GB"/>
+        </w:rPr>
+        <w:t>Budweiser</w:t>
+      </w:r>
+      <w:r>
+        <w:rPr>
+          <w:lang w:val="en-HU" w:eastAsia="en-GB"/>
+        </w:rPr>
+        <w:t xml:space="preserve"> – budlight, “bud light”</w:t>
+      </w:r>
+    </w:p>
+    <w:p>
+      <w:pPr>
+        <w:numPr>
+          <w:ilvl w:val="0"/>
+          <w:numId w:val="38"/>
+        </w:numPr>
+        <w:spacing w:before="100" w:beforeAutospacing="1" w:after="100" w:afterAutospacing="1" w:line="240" w:lineRule="auto"/>
+        <w:jc w:val="left"/>
+        <w:rPr>
+          <w:lang w:val="en-HU" w:eastAsia="en-GB"/>
+        </w:rPr>
+      </w:pPr>
+      <w:r>
+        <w:rPr>
+          <w:b/>
+          <w:bCs/>
+          <w:lang w:val="en-HU" w:eastAsia="en-GB"/>
+        </w:rPr>
+        <w:t>Burberry</w:t>
+      </w:r>
+      <w:r>
+        <w:rPr>
+          <w:lang w:val="en-HU" w:eastAsia="en-GB"/>
+        </w:rPr>
+        <w:t xml:space="preserve"> – herlondondream, goddessperfume, “her elixir”, herelixir, “her london dream”, “london dream fragrance”</w:t>
+      </w:r>
+    </w:p>
+    <w:p>
+      <w:pPr>
+        <w:numPr>
+          <w:ilvl w:val="0"/>
+          <w:numId w:val="38"/>
+        </w:numPr>
+        <w:spacing w:before="100" w:beforeAutospacing="1" w:after="100" w:afterAutospacing="1" w:line="240" w:lineRule="auto"/>
+        <w:jc w:val="left"/>
+        <w:rPr>
+          <w:lang w:val="en-HU" w:eastAsia="en-GB"/>
+        </w:rPr>
+      </w:pPr>
+      <w:r>
+        <w:rPr>
+          <w:b/>
+          <w:bCs/>
+          <w:lang w:val="en-HU" w:eastAsia="en-GB"/>
+        </w:rPr>
+        <w:t>Canon</w:t>
+      </w:r>
+      <w:r>
+        <w:rPr>
+          <w:lang w:val="en-HU" w:eastAsia="en-GB"/>
+        </w:rPr>
+        <w:t xml:space="preserve"> – ts3322, ts3522, pixma, “ts3322 printer”, “pixma series”, “ts3522 printer”</w:t>
+      </w:r>
+    </w:p>
+    <w:p>
+      <w:pPr>
+        <w:numPr>
+          <w:ilvl w:val="0"/>
+          <w:numId w:val="38"/>
+        </w:numPr>
+        <w:spacing w:before="100" w:beforeAutospacing="1" w:after="100" w:afterAutospacing="1" w:line="240" w:lineRule="auto"/>
+        <w:jc w:val="left"/>
+        <w:rPr>
+          <w:lang w:val="en-HU" w:eastAsia="en-GB"/>
+        </w:rPr>
+      </w:pPr>
+      <w:r>
+        <w:rPr>
+          <w:b/>
+          <w:bCs/>
+          <w:lang w:val="en-HU" w:eastAsia="en-GB"/>
+        </w:rPr>
+        <w:t>Cartier</w:t>
+      </w:r>
+      <w:r>
+        <w:rPr>
+          <w:lang w:val="en-HU" w:eastAsia="en-GB"/>
+        </w:rPr>
+        <w:t xml:space="preserve"> – “tank watch”, justeunclou, “juste un clou”, “tank must”, tankmust, tankwatch, “must de cartier”</w:t>
+      </w:r>
+    </w:p>
+    <w:p>
+      <w:pPr>
+        <w:numPr>
+          <w:ilvl w:val="0"/>
+          <w:numId w:val="38"/>
+        </w:numPr>
+        <w:spacing w:before="100" w:beforeAutospacing="1" w:after="100" w:afterAutospacing="1" w:line="240" w:lineRule="auto"/>
+        <w:jc w:val="left"/>
+        <w:rPr>
+          <w:lang w:val="en-HU" w:eastAsia="en-GB"/>
+        </w:rPr>
+      </w:pPr>
+      <w:r>
+        <w:rPr>
+          <w:b/>
+          <w:bCs/>
+          <w:lang w:val="en-HU" w:eastAsia="en-GB"/>
+        </w:rPr>
+        <w:t>Chanel</w:t>
+      </w:r>
+      <w:r>
+        <w:rPr>
+          <w:lang w:val="en-HU" w:eastAsia="en-GB"/>
+        </w:rPr>
+        <w:t xml:space="preserve"> – “no. 5”, boybag, no.5, classicflap, “classic flap”, “boy bag”, “no. 5 perfume”, “classic flap bag”</w:t>
+      </w:r>
+    </w:p>
+    <w:p>
+      <w:pPr>
+        <w:numPr>
+          <w:ilvl w:val="0"/>
+          <w:numId w:val="38"/>
+        </w:numPr>
+        <w:spacing w:before="100" w:beforeAutospacing="1" w:after="100" w:afterAutospacing="1" w:line="240" w:lineRule="auto"/>
+        <w:jc w:val="left"/>
+        <w:rPr>
+          <w:lang w:val="en-HU" w:eastAsia="en-GB"/>
+        </w:rPr>
+      </w:pPr>
+      <w:r>
+        <w:rPr>
+          <w:b/>
+          <w:bCs/>
+          <w:lang w:val="en-HU" w:eastAsia="en-GB"/>
+        </w:rPr>
+        <w:t>Cisco</w:t>
+      </w:r>
+      <w:r>
+        <w:rPr>
+          <w:lang w:val="en-HU" w:eastAsia="en-GB"/>
+        </w:rPr>
+        <w:t xml:space="preserve"> – “catalyst switches”, webex, catalystswitches, meraki, “meraki routers”</w:t>
+      </w:r>
+    </w:p>
+    <w:p>
+      <w:pPr>
+        <w:numPr>
+          <w:ilvl w:val="0"/>
+          <w:numId w:val="38"/>
+        </w:numPr>
+        <w:spacing w:before="100" w:beforeAutospacing="1" w:after="100" w:afterAutospacing="1" w:line="240" w:lineRule="auto"/>
+        <w:jc w:val="left"/>
+        <w:rPr>
+          <w:lang w:val="en-HU" w:eastAsia="en-GB"/>
+        </w:rPr>
+      </w:pPr>
+      <w:r>
+        <w:rPr>
+          <w:b/>
+          <w:bCs/>
+          <w:lang w:val="en-HU" w:eastAsia="en-GB"/>
+        </w:rPr>
+        <w:t>Coca-Cola</w:t>
+      </w:r>
+      <w:r>
+        <w:rPr>
+          <w:lang w:val="en-HU" w:eastAsia="en-GB"/>
+        </w:rPr>
+        <w:t xml:space="preserve"> – c0cac01a, coke, belesswhite, cocacola, c0ke, “coca cola”, “be less white campaign”, “coke soda”</w:t>
+      </w:r>
+    </w:p>
+    <w:p>
+      <w:pPr>
+        <w:numPr>
+          <w:ilvl w:val="0"/>
+          <w:numId w:val="38"/>
+        </w:numPr>
+        <w:spacing w:before="100" w:beforeAutospacing="1" w:after="100" w:afterAutospacing="1" w:line="240" w:lineRule="auto"/>
+        <w:jc w:val="left"/>
+        <w:rPr>
+          <w:lang w:val="en-HU" w:eastAsia="en-GB"/>
+        </w:rPr>
+      </w:pPr>
+      <w:r>
+        <w:rPr>
+          <w:b/>
+          <w:bCs/>
+          <w:lang w:val="en-HU" w:eastAsia="en-GB"/>
+        </w:rPr>
+        <w:t>Colgate</w:t>
+      </w:r>
+      <w:r>
+        <w:rPr>
+          <w:lang w:val="en-HU" w:eastAsia="en-GB"/>
+        </w:rPr>
+        <w:t xml:space="preserve"> – “overnight pen”, “optic white”, overnightpen, opticwhite, humtoothbrush, “hum toothbrush”, “optic white toothpaste”, “overnight whitening pen”</w:t>
+      </w:r>
+    </w:p>
+    <w:p>
+      <w:pPr>
+        <w:numPr>
+          <w:ilvl w:val="0"/>
+          <w:numId w:val="38"/>
+        </w:numPr>
+        <w:spacing w:before="100" w:beforeAutospacing="1" w:after="100" w:afterAutospacing="1" w:line="240" w:lineRule="auto"/>
+        <w:jc w:val="left"/>
+        <w:rPr>
+          <w:lang w:val="en-HU" w:eastAsia="en-GB"/>
+        </w:rPr>
+      </w:pPr>
+      <w:r>
+        <w:rPr>
+          <w:b/>
+          <w:bCs/>
+          <w:lang w:val="en-HU" w:eastAsia="en-GB"/>
+        </w:rPr>
+        <w:t>Corona</w:t>
+      </w:r>
+    </w:p>
+    <w:p>
+      <w:pPr>
+        <w:numPr>
+          <w:ilvl w:val="0"/>
+          <w:numId w:val="38"/>
+        </w:numPr>
+        <w:spacing w:before="100" w:beforeAutospacing="1" w:after="100" w:afterAutospacing="1" w:line="240" w:lineRule="auto"/>
+        <w:jc w:val="left"/>
+        <w:rPr>
+          <w:lang w:val="en-HU" w:eastAsia="en-GB"/>
+        </w:rPr>
+      </w:pPr>
+      <w:r>
+        <w:rPr>
+          <w:b/>
+          <w:bCs/>
+          <w:lang w:val="en-HU" w:eastAsia="en-GB"/>
+        </w:rPr>
+        <w:t>Danone</w:t>
+      </w:r>
+      <w:r>
+        <w:rPr>
+          <w:lang w:val="en-HU" w:eastAsia="en-GB"/>
+        </w:rPr>
+        <w:t xml:space="preserve"> – dan0n, oikos, danon, evian, activia, 0ik0s, “activia yogurt”, “evian water”, “oikos yogurt”</w:t>
+      </w:r>
+    </w:p>
+    <w:p>
+      <w:pPr>
+        <w:numPr>
+          <w:ilvl w:val="0"/>
+          <w:numId w:val="38"/>
+        </w:numPr>
+        <w:spacing w:before="100" w:beforeAutospacing="1" w:after="100" w:afterAutospacing="1" w:line="240" w:lineRule="auto"/>
+        <w:jc w:val="left"/>
+        <w:rPr>
+          <w:lang w:val="en-HU" w:eastAsia="en-GB"/>
+        </w:rPr>
+      </w:pPr>
+      <w:r>
+        <w:rPr>
+          <w:b/>
+          <w:bCs/>
+          <w:lang w:val="en-HU" w:eastAsia="en-GB"/>
+        </w:rPr>
+        <w:t>DHL</w:t>
+      </w:r>
+    </w:p>
+    <w:p>
+      <w:pPr>
+        <w:numPr>
+          <w:ilvl w:val="0"/>
+          <w:numId w:val="38"/>
+        </w:numPr>
+        <w:spacing w:before="100" w:beforeAutospacing="1" w:after="100" w:afterAutospacing="1" w:line="240" w:lineRule="auto"/>
+        <w:jc w:val="left"/>
+        <w:rPr>
+          <w:lang w:val="en-HU" w:eastAsia="en-GB"/>
+        </w:rPr>
+      </w:pPr>
+      <w:r>
+        <w:rPr>
+          <w:b/>
+          <w:bCs/>
+          <w:lang w:val="en-HU" w:eastAsia="en-GB"/>
+        </w:rPr>
+        <w:t>Dior</w:t>
+      </w:r>
+      <w:r>
+        <w:rPr>
+          <w:lang w:val="en-HU" w:eastAsia="en-GB"/>
+        </w:rPr>
+        <w:t xml:space="preserve"> – d0ssier, dossier, sauvage, “sauvage fragrance”, “dossier perfume”</w:t>
+      </w:r>
+    </w:p>
+    <w:p>
+      <w:pPr>
+        <w:numPr>
+          <w:ilvl w:val="0"/>
+          <w:numId w:val="38"/>
+        </w:numPr>
+        <w:spacing w:before="100" w:beforeAutospacing="1" w:after="100" w:afterAutospacing="1" w:line="240" w:lineRule="auto"/>
+        <w:jc w:val="left"/>
+        <w:rPr>
+          <w:lang w:val="en-HU" w:eastAsia="en-GB"/>
+        </w:rPr>
+      </w:pPr>
+      <w:r>
+        <w:rPr>
+          <w:b/>
+          <w:bCs/>
+          <w:lang w:val="en-HU" w:eastAsia="en-GB"/>
+        </w:rPr>
+        <w:t>Disney</w:t>
+      </w:r>
+      <w:r>
+        <w:rPr>
+          <w:lang w:val="en-HU" w:eastAsia="en-GB"/>
+        </w:rPr>
+        <w:t xml:space="preserve"> – d00rab1es, encant0, mickeymouse, encanto, “mickey mouse”, doorables, “encanto movie”, “doorables toys”</w:t>
+      </w:r>
+    </w:p>
+    <w:p>
+      <w:pPr>
+        <w:numPr>
+          <w:ilvl w:val="0"/>
+          <w:numId w:val="38"/>
+        </w:numPr>
+        <w:spacing w:before="100" w:beforeAutospacing="1" w:after="100" w:afterAutospacing="1" w:line="240" w:lineRule="auto"/>
+        <w:jc w:val="left"/>
+        <w:rPr>
+          <w:lang w:val="en-HU" w:eastAsia="en-GB"/>
+        </w:rPr>
+      </w:pPr>
+      <w:r>
+        <w:rPr>
+          <w:b/>
+          <w:bCs/>
+          <w:lang w:val="en-HU" w:eastAsia="en-GB"/>
+        </w:rPr>
+        <w:t>eBay</w:t>
+      </w:r>
+    </w:p>
+    <w:p>
+      <w:pPr>
+        <w:numPr>
+          <w:ilvl w:val="0"/>
+          <w:numId w:val="38"/>
+        </w:numPr>
+        <w:spacing w:before="100" w:beforeAutospacing="1" w:after="100" w:afterAutospacing="1" w:line="240" w:lineRule="auto"/>
+        <w:jc w:val="left"/>
+        <w:rPr>
+          <w:lang w:val="en-HU" w:eastAsia="en-GB"/>
+        </w:rPr>
+      </w:pPr>
+      <w:r>
+        <w:rPr>
+          <w:b/>
+          <w:bCs/>
+          <w:lang w:val="en-HU" w:eastAsia="en-GB"/>
+        </w:rPr>
+        <w:t>Facebook</w:t>
+      </w:r>
+    </w:p>
+    <w:p>
+      <w:pPr>
+        <w:numPr>
+          <w:ilvl w:val="0"/>
+          <w:numId w:val="38"/>
+        </w:numPr>
+        <w:spacing w:before="100" w:beforeAutospacing="1" w:after="100" w:afterAutospacing="1" w:line="240" w:lineRule="auto"/>
+        <w:jc w:val="left"/>
+        <w:rPr>
+          <w:lang w:val="en-HU" w:eastAsia="en-GB"/>
+        </w:rPr>
+      </w:pPr>
+      <w:r>
+        <w:rPr>
+          <w:b/>
+          <w:bCs/>
+          <w:lang w:val="en-HU" w:eastAsia="en-GB"/>
+        </w:rPr>
+        <w:t>FedEx</w:t>
+      </w:r>
+      <w:r>
+        <w:rPr>
+          <w:lang w:val="en-HU" w:eastAsia="en-GB"/>
+        </w:rPr>
+        <w:t xml:space="preserve"> – “fed ex”, fedex, “Fed Ex”</w:t>
+      </w:r>
+    </w:p>
+    <w:p>
+      <w:pPr>
+        <w:numPr>
+          <w:ilvl w:val="0"/>
+          <w:numId w:val="38"/>
+        </w:numPr>
+        <w:spacing w:before="100" w:beforeAutospacing="1" w:after="100" w:afterAutospacing="1" w:line="240" w:lineRule="auto"/>
+        <w:jc w:val="left"/>
+        <w:rPr>
+          <w:lang w:val="en-HU" w:eastAsia="en-GB"/>
+        </w:rPr>
+      </w:pPr>
+      <w:r>
+        <w:rPr>
+          <w:b/>
+          <w:bCs/>
+          <w:lang w:val="en-HU" w:eastAsia="en-GB"/>
+        </w:rPr>
+        <w:t>Ferrari</w:t>
+      </w:r>
+      <w:r>
+        <w:rPr>
+          <w:lang w:val="en-HU" w:eastAsia="en-GB"/>
+        </w:rPr>
+        <w:t xml:space="preserve"> – pur0sangue, daytonasp3, purosangue, “488 gtb”, 488gtb, sf90, “daytona sp3”, “purosangue suv”</w:t>
+      </w:r>
+    </w:p>
+    <w:p>
+      <w:pPr>
+        <w:numPr>
+          <w:ilvl w:val="0"/>
+          <w:numId w:val="38"/>
+        </w:numPr>
+        <w:spacing w:before="100" w:beforeAutospacing="1" w:after="100" w:afterAutospacing="1" w:line="240" w:lineRule="auto"/>
+        <w:jc w:val="left"/>
+        <w:rPr>
+          <w:lang w:val="en-HU" w:eastAsia="en-GB"/>
+        </w:rPr>
+      </w:pPr>
+      <w:r>
+        <w:rPr>
+          <w:b/>
+          <w:bCs/>
+          <w:lang w:val="en-HU" w:eastAsia="en-GB"/>
+        </w:rPr>
+        <w:t>Ford</w:t>
+      </w:r>
+      <w:r>
+        <w:rPr>
+          <w:lang w:val="en-HU" w:eastAsia="en-GB"/>
+        </w:rPr>
+        <w:t xml:space="preserve"> – mach-e, f150, mache, br0nc0, bronco, “mach e”, “bronco suv”, “f150 truck”</w:t>
+      </w:r>
+    </w:p>
+    <w:p>
+      <w:pPr>
+        <w:numPr>
+          <w:ilvl w:val="0"/>
+          <w:numId w:val="38"/>
+        </w:numPr>
+        <w:spacing w:before="100" w:beforeAutospacing="1" w:after="100" w:afterAutospacing="1" w:line="240" w:lineRule="auto"/>
+        <w:jc w:val="left"/>
+        <w:rPr>
+          <w:lang w:val="en-HU" w:eastAsia="en-GB"/>
+        </w:rPr>
+      </w:pPr>
+      <w:r>
+        <w:rPr>
+          <w:b/>
+          <w:bCs/>
+          <w:lang w:val="en-HU" w:eastAsia="en-GB"/>
+        </w:rPr>
+        <w:t>Gillette</w:t>
+      </w:r>
+      <w:r>
+        <w:rPr>
+          <w:lang w:val="en-HU" w:eastAsia="en-GB"/>
+        </w:rPr>
+        <w:t xml:space="preserve"> – “king c”, kingc, exfoliatingrazor, “exfoliating razor”, “king c razor”</w:t>
+      </w:r>
+    </w:p>
+    <w:p>
+      <w:pPr>
+        <w:numPr>
+          <w:ilvl w:val="0"/>
+          <w:numId w:val="38"/>
+        </w:numPr>
+        <w:spacing w:before="100" w:beforeAutospacing="1" w:after="100" w:afterAutospacing="1" w:line="240" w:lineRule="auto"/>
+        <w:jc w:val="left"/>
+        <w:rPr>
+          <w:lang w:val="en-HU" w:eastAsia="en-GB"/>
+        </w:rPr>
+      </w:pPr>
+      <w:r>
+        <w:rPr>
+          <w:b/>
+          <w:bCs/>
+          <w:lang w:val="en-HU" w:eastAsia="en-GB"/>
+        </w:rPr>
+        <w:t>Google</w:t>
+      </w:r>
+      <w:r>
+        <w:rPr>
+          <w:lang w:val="en-HU" w:eastAsia="en-GB"/>
+        </w:rPr>
+        <w:t xml:space="preserve"> – gmail, chr0me, gmai1, “gmail service”, “chrome browser”</w:t>
+      </w:r>
+    </w:p>
+    <w:p>
+      <w:pPr>
+        <w:numPr>
+          <w:ilvl w:val="0"/>
+          <w:numId w:val="38"/>
+        </w:numPr>
+        <w:spacing w:before="100" w:beforeAutospacing="1" w:after="100" w:afterAutospacing="1" w:line="240" w:lineRule="auto"/>
+        <w:jc w:val="left"/>
+        <w:rPr>
+          <w:lang w:val="en-HU" w:eastAsia="en-GB"/>
+        </w:rPr>
+      </w:pPr>
+      <w:r>
+        <w:rPr>
+          <w:b/>
+          <w:bCs/>
+          <w:lang w:val="en-HU" w:eastAsia="en-GB"/>
+        </w:rPr>
+        <w:t>Gucci</w:t>
+      </w:r>
+      <w:r>
+        <w:rPr>
+          <w:lang w:val="en-HU" w:eastAsia="en-GB"/>
+        </w:rPr>
+        <w:t xml:space="preserve"> – “dionysus bag”, “gg marmont”, “princetown loafers”, princetownloafers, dionysusbag, ggmarmont, “marmont bag”</w:t>
+      </w:r>
+    </w:p>
+    <w:p>
+      <w:pPr>
+        <w:numPr>
+          <w:ilvl w:val="0"/>
+          <w:numId w:val="38"/>
+        </w:numPr>
+        <w:spacing w:before="100" w:beforeAutospacing="1" w:after="100" w:afterAutospacing="1" w:line="240" w:lineRule="auto"/>
+        <w:jc w:val="left"/>
+        <w:rPr>
+          <w:lang w:val="en-HU" w:eastAsia="en-GB"/>
+        </w:rPr>
+      </w:pPr>
+      <w:r>
+        <w:rPr>
+          <w:b/>
+          <w:bCs/>
+          <w:lang w:val="en-HU" w:eastAsia="en-GB"/>
+        </w:rPr>
+        <w:t>Heineken</w:t>
+      </w:r>
+    </w:p>
+    <w:p>
+      <w:pPr>
+        <w:numPr>
+          <w:ilvl w:val="0"/>
+          <w:numId w:val="38"/>
+        </w:numPr>
+        <w:spacing w:before="100" w:beforeAutospacing="1" w:after="100" w:afterAutospacing="1" w:line="240" w:lineRule="auto"/>
+        <w:jc w:val="left"/>
+        <w:rPr>
+          <w:lang w:val="en-HU" w:eastAsia="en-GB"/>
+        </w:rPr>
+      </w:pPr>
+      <w:r>
+        <w:rPr>
+          <w:b/>
+          <w:bCs/>
+          <w:lang w:val="en-HU" w:eastAsia="en-GB"/>
+        </w:rPr>
         <w:lastRenderedPageBreak/>
-        <w:t>Irodalomjegyzék</w:t>
-      </w:r>
-      <w:bookmarkEnd w:id="37"/>
-    </w:p>
-    <w:p>
-      <w:pPr>
-        <w:pStyle w:val="Irodalomjegyzksor"/>
-      </w:pPr>
-      <w:bookmarkStart w:id="38" w:name="_Ref332797594"/>
-      <w:r>
-        <w:t>Levendovszky, J., Jereb, L.,</w:t>
-      </w:r>
-      <w:r>
-        <w:t xml:space="preserve"> Elek, Zs., Vesztergombi, Gy.: </w:t>
-      </w:r>
-      <w:r>
-        <w:rPr>
-          <w:rStyle w:val="Irodalomjegyzkforrs"/>
-        </w:rPr>
-        <w:t>Adaptive statistical algorithms in network reliability analysis</w:t>
-      </w:r>
-      <w:r>
-        <w:t xml:space="preserve">, </w:t>
-      </w:r>
-      <w:r>
-        <w:t>Performance Evaluation - Elsevier</w:t>
-      </w:r>
-      <w:r>
-        <w:t>, Vol. 48, 2002, pp. 225-236</w:t>
-      </w:r>
-      <w:bookmarkEnd w:id="38"/>
-    </w:p>
-    <w:p>
-      <w:pPr>
-        <w:pStyle w:val="Irodalomjegyzksor"/>
-      </w:pPr>
-      <w:r>
-        <w:t>National Istrume</w:t>
-      </w:r>
-      <w:r>
-        <w:t>nts:</w:t>
+        <w:t>Hennessy</w:t>
+      </w:r>
+      <w:r>
+        <w:rPr>
+          <w:lang w:val="en-HU" w:eastAsia="en-GB"/>
+        </w:rPr>
+        <w:t xml:space="preserve"> – casamigos, casamig0s</w:t>
+      </w:r>
+    </w:p>
+    <w:p>
+      <w:pPr>
+        <w:numPr>
+          <w:ilvl w:val="0"/>
+          <w:numId w:val="38"/>
+        </w:numPr>
+        <w:spacing w:before="100" w:beforeAutospacing="1" w:after="100" w:afterAutospacing="1" w:line="240" w:lineRule="auto"/>
+        <w:jc w:val="left"/>
+        <w:rPr>
+          <w:lang w:val="en-HU" w:eastAsia="en-GB"/>
+        </w:rPr>
+      </w:pPr>
+      <w:r>
+        <w:rPr>
+          <w:b/>
+          <w:bCs/>
+          <w:lang w:val="en-HU" w:eastAsia="en-GB"/>
+        </w:rPr>
+        <w:t>Honda</w:t>
+      </w:r>
+      <w:r>
+        <w:rPr>
+          <w:lang w:val="en-HU" w:eastAsia="en-GB"/>
+        </w:rPr>
+        <w:t xml:space="preserve"> – cr-v, crv, “cr v”, civic, “civic sedan”, “cr-v suv”</w:t>
+      </w:r>
+    </w:p>
+    <w:p>
+      <w:pPr>
+        <w:numPr>
+          <w:ilvl w:val="0"/>
+          <w:numId w:val="38"/>
+        </w:numPr>
+        <w:spacing w:before="100" w:beforeAutospacing="1" w:after="100" w:afterAutospacing="1" w:line="240" w:lineRule="auto"/>
+        <w:jc w:val="left"/>
+        <w:rPr>
+          <w:lang w:val="en-HU" w:eastAsia="en-GB"/>
+        </w:rPr>
+      </w:pPr>
+      <w:r>
+        <w:rPr>
+          <w:b/>
+          <w:bCs/>
+          <w:lang w:val="en-HU" w:eastAsia="en-GB"/>
+        </w:rPr>
+        <w:t>HP</w:t>
+      </w:r>
+      <w:r>
+        <w:rPr>
+          <w:lang w:val="en-HU" w:eastAsia="en-GB"/>
+        </w:rPr>
+        <w:t xml:space="preserve"> – “reverb g2”, victus, reverbg2, envy6055, “envy 6055”, “reverb g2 headset”, “envy 6055 printer”, “victus laptop”</w:t>
+      </w:r>
+    </w:p>
+    <w:p>
+      <w:pPr>
+        <w:numPr>
+          <w:ilvl w:val="0"/>
+          <w:numId w:val="38"/>
+        </w:numPr>
+        <w:spacing w:before="100" w:beforeAutospacing="1" w:after="100" w:afterAutospacing="1" w:line="240" w:lineRule="auto"/>
+        <w:jc w:val="left"/>
+        <w:rPr>
+          <w:lang w:val="en-HU" w:eastAsia="en-GB"/>
+        </w:rPr>
+      </w:pPr>
+      <w:r>
+        <w:rPr>
+          <w:b/>
+          <w:bCs/>
+          <w:lang w:val="en-HU" w:eastAsia="en-GB"/>
+        </w:rPr>
+        <w:t>Huawei</w:t>
+      </w:r>
+      <w:r>
+        <w:rPr>
+          <w:lang w:val="en-HU" w:eastAsia="en-GB"/>
+        </w:rPr>
+        <w:t xml:space="preserve"> – mate60, “mate 60”, mateb00k, p30, matebook, “mate 60 phone”, “p30 phone”, “matebook laptop”</w:t>
+      </w:r>
+    </w:p>
+    <w:p>
+      <w:pPr>
+        <w:numPr>
+          <w:ilvl w:val="0"/>
+          <w:numId w:val="38"/>
+        </w:numPr>
+        <w:spacing w:before="100" w:beforeAutospacing="1" w:after="100" w:afterAutospacing="1" w:line="240" w:lineRule="auto"/>
+        <w:jc w:val="left"/>
+        <w:rPr>
+          <w:lang w:val="en-HU" w:eastAsia="en-GB"/>
+        </w:rPr>
+      </w:pPr>
+      <w:r>
+        <w:rPr>
+          <w:b/>
+          <w:bCs/>
+          <w:lang w:val="en-HU" w:eastAsia="en-GB"/>
+        </w:rPr>
+        <w:t>Hyundai</w:t>
+      </w:r>
+      <w:r>
+        <w:rPr>
+          <w:lang w:val="en-HU" w:eastAsia="en-GB"/>
+        </w:rPr>
+        <w:t xml:space="preserve"> – e1antra, elantra, “elantra sedan”</w:t>
+      </w:r>
+    </w:p>
+    <w:p>
+      <w:pPr>
+        <w:numPr>
+          <w:ilvl w:val="0"/>
+          <w:numId w:val="38"/>
+        </w:numPr>
+        <w:spacing w:before="100" w:beforeAutospacing="1" w:after="100" w:afterAutospacing="1" w:line="240" w:lineRule="auto"/>
+        <w:jc w:val="left"/>
+        <w:rPr>
+          <w:lang w:val="en-HU" w:eastAsia="en-GB"/>
+        </w:rPr>
+      </w:pPr>
+      <w:r>
+        <w:rPr>
+          <w:b/>
+          <w:bCs/>
+          <w:lang w:val="en-HU" w:eastAsia="en-GB"/>
+        </w:rPr>
+        <w:t>IBM</w:t>
+      </w:r>
+      <w:r>
+        <w:rPr>
+          <w:lang w:val="en-HU" w:eastAsia="en-GB"/>
+        </w:rPr>
+        <w:t xml:space="preserve"> – watson, wats0n, spss, “spss software”, “watson ai”</w:t>
+      </w:r>
+    </w:p>
+    <w:p>
+      <w:pPr>
+        <w:numPr>
+          <w:ilvl w:val="0"/>
+          <w:numId w:val="38"/>
+        </w:numPr>
+        <w:spacing w:before="100" w:beforeAutospacing="1" w:after="100" w:afterAutospacing="1" w:line="240" w:lineRule="auto"/>
+        <w:jc w:val="left"/>
+        <w:rPr>
+          <w:lang w:val="en-HU" w:eastAsia="en-GB"/>
+        </w:rPr>
+      </w:pPr>
+      <w:r>
+        <w:rPr>
+          <w:b/>
+          <w:bCs/>
+          <w:lang w:val="en-HU" w:eastAsia="en-GB"/>
+        </w:rPr>
+        <w:t>IKEA</w:t>
+      </w:r>
+      <w:r>
+        <w:rPr>
+          <w:lang w:val="en-HU" w:eastAsia="en-GB"/>
+        </w:rPr>
+        <w:t xml:space="preserve"> – “poäng chair”, kallax, poängchair, tempe1h0f, ka11ax, tempelhof, “tempelhof table”, “kallax shelf”</w:t>
+      </w:r>
+    </w:p>
+    <w:p>
+      <w:pPr>
+        <w:numPr>
+          <w:ilvl w:val="0"/>
+          <w:numId w:val="38"/>
+        </w:numPr>
+        <w:spacing w:before="100" w:beforeAutospacing="1" w:after="100" w:afterAutospacing="1" w:line="240" w:lineRule="auto"/>
+        <w:jc w:val="left"/>
+        <w:rPr>
+          <w:lang w:val="en-HU" w:eastAsia="en-GB"/>
+        </w:rPr>
+      </w:pPr>
+      <w:r>
+        <w:rPr>
+          <w:b/>
+          <w:bCs/>
+          <w:lang w:val="en-HU" w:eastAsia="en-GB"/>
+        </w:rPr>
+        <w:t>Instagram</w:t>
+      </w:r>
+      <w:r>
+        <w:rPr>
+          <w:lang w:val="en-HU" w:eastAsia="en-GB"/>
+        </w:rPr>
+        <w:t xml:space="preserve"> – igtv, “reels videos”, “igtv feature”</w:t>
+      </w:r>
+    </w:p>
+    <w:p>
+      <w:pPr>
+        <w:numPr>
+          <w:ilvl w:val="0"/>
+          <w:numId w:val="38"/>
+        </w:numPr>
+        <w:spacing w:before="100" w:beforeAutospacing="1" w:after="100" w:afterAutospacing="1" w:line="240" w:lineRule="auto"/>
+        <w:jc w:val="left"/>
+        <w:rPr>
+          <w:lang w:val="en-HU" w:eastAsia="en-GB"/>
+        </w:rPr>
+      </w:pPr>
+      <w:r>
+        <w:rPr>
+          <w:b/>
+          <w:bCs/>
+          <w:lang w:val="en-HU" w:eastAsia="en-GB"/>
+        </w:rPr>
+        <w:t>Intel</w:t>
+      </w:r>
+      <w:r>
+        <w:rPr>
+          <w:lang w:val="en-HU" w:eastAsia="en-GB"/>
+        </w:rPr>
+        <w:t xml:space="preserve"> – xeon, corei7, xe0n, “core i7”, pentium, “core i7 processor”, “xeon processor”, “pentium cpu”</w:t>
+      </w:r>
+    </w:p>
+    <w:p>
+      <w:pPr>
+        <w:numPr>
+          <w:ilvl w:val="0"/>
+          <w:numId w:val="38"/>
+        </w:numPr>
+        <w:spacing w:before="100" w:beforeAutospacing="1" w:after="100" w:afterAutospacing="1" w:line="240" w:lineRule="auto"/>
+        <w:jc w:val="left"/>
+        <w:rPr>
+          <w:lang w:val="en-HU" w:eastAsia="en-GB"/>
+        </w:rPr>
+      </w:pPr>
+      <w:r>
+        <w:rPr>
+          <w:b/>
+          <w:bCs/>
+          <w:lang w:val="en-HU" w:eastAsia="en-GB"/>
+        </w:rPr>
+        <w:t>Jack Daniel’s</w:t>
+      </w:r>
+      <w:r>
+        <w:rPr>
+          <w:lang w:val="en-HU" w:eastAsia="en-GB"/>
+        </w:rPr>
+        <w:t xml:space="preserve"> – tennesseehoney, “jack whiskey”, jackwhiskey, jackhoney, “old no. 7”, “jack daniels”, “tennessee honey”, “jack honey”, jackdaniels, oldno.7, “old no. 7 whiskey”, “honey whiskey”</w:t>
+      </w:r>
+    </w:p>
+    <w:p>
+      <w:pPr>
+        <w:numPr>
+          <w:ilvl w:val="0"/>
+          <w:numId w:val="38"/>
+        </w:numPr>
+        <w:spacing w:before="100" w:beforeAutospacing="1" w:after="100" w:afterAutospacing="1" w:line="240" w:lineRule="auto"/>
+        <w:jc w:val="left"/>
+        <w:rPr>
+          <w:lang w:val="en-HU" w:eastAsia="en-GB"/>
+        </w:rPr>
+      </w:pPr>
+      <w:r>
+        <w:rPr>
+          <w:b/>
+          <w:bCs/>
+          <w:lang w:val="en-HU" w:eastAsia="en-GB"/>
+        </w:rPr>
+        <w:t>Kellogg’s</w:t>
+      </w:r>
+      <w:r>
+        <w:rPr>
+          <w:lang w:val="en-HU" w:eastAsia="en-GB"/>
+        </w:rPr>
+        <w:t xml:space="preserve"> – kellogg, “frosted flakes”, ke110ggs, ke110gs, frostedflakes, ke110gg, “special k”, kellogs, specialk, “frosted flakes cereal”, “special k cereal”</w:t>
+      </w:r>
+    </w:p>
+    <w:p>
+      <w:pPr>
+        <w:numPr>
+          <w:ilvl w:val="0"/>
+          <w:numId w:val="38"/>
+        </w:numPr>
+        <w:spacing w:before="100" w:beforeAutospacing="1" w:after="100" w:afterAutospacing="1" w:line="240" w:lineRule="auto"/>
+        <w:jc w:val="left"/>
+        <w:rPr>
+          <w:lang w:val="en-HU" w:eastAsia="en-GB"/>
+        </w:rPr>
+      </w:pPr>
+      <w:r>
+        <w:rPr>
+          <w:b/>
+          <w:bCs/>
+          <w:lang w:val="en-HU" w:eastAsia="en-GB"/>
+        </w:rPr>
+        <w:t>KFC</w:t>
+      </w:r>
+      <w:r>
+        <w:rPr>
+          <w:lang w:val="en-HU" w:eastAsia="en-GB"/>
+        </w:rPr>
+        <w:t xml:space="preserve"> – “kentucky fried”, kentuckyfried, zinger, “kentucky chicken”, kentuckychicken, “zinger sandwich”, “fried chicken bucket”</w:t>
+      </w:r>
+    </w:p>
+    <w:p>
+      <w:pPr>
+        <w:numPr>
+          <w:ilvl w:val="0"/>
+          <w:numId w:val="38"/>
+        </w:numPr>
+        <w:spacing w:before="100" w:beforeAutospacing="1" w:after="100" w:afterAutospacing="1" w:line="240" w:lineRule="auto"/>
+        <w:jc w:val="left"/>
+        <w:rPr>
+          <w:lang w:val="en-HU" w:eastAsia="en-GB"/>
+        </w:rPr>
+      </w:pPr>
+      <w:r>
+        <w:rPr>
+          <w:b/>
+          <w:bCs/>
+          <w:lang w:val="en-HU" w:eastAsia="en-GB"/>
+        </w:rPr>
+        <w:t>Kia</w:t>
+      </w:r>
+      <w:r>
+        <w:rPr>
+          <w:lang w:val="en-HU" w:eastAsia="en-GB"/>
+        </w:rPr>
+        <w:t xml:space="preserve"> – s0rent0, sp0rtage, sorento, te11uride, sportage, telluride, “sorento suv”, “sportage suv”, “telluride suv”</w:t>
+      </w:r>
+    </w:p>
+    <w:p>
+      <w:pPr>
+        <w:numPr>
+          <w:ilvl w:val="0"/>
+          <w:numId w:val="38"/>
+        </w:numPr>
+        <w:spacing w:before="100" w:beforeAutospacing="1" w:after="100" w:afterAutospacing="1" w:line="240" w:lineRule="auto"/>
+        <w:jc w:val="left"/>
+        <w:rPr>
+          <w:lang w:val="en-HU" w:eastAsia="en-GB"/>
+        </w:rPr>
+      </w:pPr>
+      <w:r>
+        <w:rPr>
+          <w:b/>
+          <w:bCs/>
+          <w:lang w:val="en-HU" w:eastAsia="en-GB"/>
+        </w:rPr>
+        <w:t>LEGO</w:t>
+      </w:r>
+      <w:r>
+        <w:rPr>
+          <w:lang w:val="en-HU" w:eastAsia="en-GB"/>
+        </w:rPr>
+        <w:t xml:space="preserve"> – piece26047, piece32557, “piece 26047”, legos, 1eg0s, piece11031, “piece 32557”, “piece 11031”</w:t>
+      </w:r>
+    </w:p>
+    <w:p>
+      <w:pPr>
+        <w:numPr>
+          <w:ilvl w:val="0"/>
+          <w:numId w:val="38"/>
+        </w:numPr>
+        <w:spacing w:before="100" w:beforeAutospacing="1" w:after="100" w:afterAutospacing="1" w:line="240" w:lineRule="auto"/>
+        <w:jc w:val="left"/>
+        <w:rPr>
+          <w:lang w:val="en-HU" w:eastAsia="en-GB"/>
+        </w:rPr>
+      </w:pPr>
+      <w:r>
+        <w:rPr>
+          <w:b/>
+          <w:bCs/>
+          <w:lang w:val="en-HU" w:eastAsia="en-GB"/>
+        </w:rPr>
+        <w:t>LinkedIn</w:t>
+      </w:r>
+      <w:r>
+        <w:rPr>
+          <w:lang w:val="en-HU" w:eastAsia="en-GB"/>
+        </w:rPr>
+        <w:t xml:space="preserve"> – linkedin, “linked in”, “career network”</w:t>
+      </w:r>
+    </w:p>
+    <w:p>
+      <w:pPr>
+        <w:numPr>
+          <w:ilvl w:val="0"/>
+          <w:numId w:val="38"/>
+        </w:numPr>
+        <w:spacing w:before="100" w:beforeAutospacing="1" w:after="100" w:afterAutospacing="1" w:line="240" w:lineRule="auto"/>
+        <w:jc w:val="left"/>
+        <w:rPr>
+          <w:lang w:val="en-HU" w:eastAsia="en-GB"/>
+        </w:rPr>
+      </w:pPr>
+      <w:r>
+        <w:rPr>
+          <w:b/>
+          <w:bCs/>
+          <w:lang w:val="en-HU" w:eastAsia="en-GB"/>
+        </w:rPr>
+        <w:t>L’Oréal Paris</w:t>
+      </w:r>
+      <w:r>
+        <w:rPr>
+          <w:lang w:val="en-HU" w:eastAsia="en-GB"/>
+        </w:rPr>
+        <w:t xml:space="preserve"> – dreamlengths, “wonder water”, wonderwater, loreal, “dream lengths”, l’oreal, metaldetox, 10rea1, “metal detox”, 1’0rea1, “metal detox shampoo”, “wonder water conditioner”, “dream lengths treatment”</w:t>
+      </w:r>
+    </w:p>
+    <w:p>
+      <w:pPr>
+        <w:numPr>
+          <w:ilvl w:val="0"/>
+          <w:numId w:val="38"/>
+        </w:numPr>
+        <w:spacing w:before="100" w:beforeAutospacing="1" w:after="100" w:afterAutospacing="1" w:line="240" w:lineRule="auto"/>
+        <w:jc w:val="left"/>
+        <w:rPr>
+          <w:lang w:val="en-HU" w:eastAsia="en-GB"/>
+        </w:rPr>
+      </w:pPr>
+      <w:r>
+        <w:rPr>
+          <w:b/>
+          <w:bCs/>
+          <w:lang w:val="en-HU" w:eastAsia="en-GB"/>
+        </w:rPr>
+        <w:t>Louis Vuitton</w:t>
+      </w:r>
+      <w:r>
+        <w:rPr>
+          <w:lang w:val="en-HU" w:eastAsia="en-GB"/>
+        </w:rPr>
+        <w:t xml:space="preserve"> – neverfulltote, “neverfull tote”, speedybag, keepallbag, “keepall bag”, “speedy bag”, “keepall duffle”</w:t>
+      </w:r>
+    </w:p>
+    <w:p>
+      <w:pPr>
+        <w:numPr>
+          <w:ilvl w:val="0"/>
+          <w:numId w:val="38"/>
+        </w:numPr>
+        <w:spacing w:before="100" w:beforeAutospacing="1" w:after="100" w:afterAutospacing="1" w:line="240" w:lineRule="auto"/>
+        <w:jc w:val="left"/>
+        <w:rPr>
+          <w:lang w:val="en-HU" w:eastAsia="en-GB"/>
+        </w:rPr>
+      </w:pPr>
+      <w:r>
+        <w:rPr>
+          <w:b/>
+          <w:bCs/>
+          <w:lang w:val="en-HU" w:eastAsia="en-GB"/>
+        </w:rPr>
+        <w:t>Mastercard</w:t>
+      </w:r>
+    </w:p>
+    <w:p>
+      <w:pPr>
+        <w:numPr>
+          <w:ilvl w:val="0"/>
+          <w:numId w:val="38"/>
+        </w:numPr>
+        <w:spacing w:before="100" w:beforeAutospacing="1" w:after="100" w:afterAutospacing="1" w:line="240" w:lineRule="auto"/>
+        <w:jc w:val="left"/>
+        <w:rPr>
+          <w:lang w:val="en-HU" w:eastAsia="en-GB"/>
+        </w:rPr>
+      </w:pPr>
+      <w:r>
+        <w:rPr>
+          <w:b/>
+          <w:bCs/>
+          <w:lang w:val="en-HU" w:eastAsia="en-GB"/>
+        </w:rPr>
+        <w:t>McDonald’s</w:t>
+      </w:r>
+      <w:r>
+        <w:rPr>
+          <w:lang w:val="en-HU" w:eastAsia="en-GB"/>
+        </w:rPr>
+        <w:t xml:space="preserve"> – mcnuggets, bigmac, “big mac”, happymeal, mcflurries, mcdonalds, mcd0na1ds, mcf1urries, “happy meal”, “big mac burger”, “mcflurries dessert”, “i’m lovin’ it”</w:t>
+      </w:r>
+    </w:p>
+    <w:p>
+      <w:pPr>
+        <w:numPr>
+          <w:ilvl w:val="0"/>
+          <w:numId w:val="38"/>
+        </w:numPr>
+        <w:spacing w:before="100" w:beforeAutospacing="1" w:after="100" w:afterAutospacing="1" w:line="240" w:lineRule="auto"/>
+        <w:jc w:val="left"/>
+        <w:rPr>
+          <w:lang w:val="en-HU" w:eastAsia="en-GB"/>
+        </w:rPr>
+      </w:pPr>
+      <w:r>
+        <w:rPr>
+          <w:b/>
+          <w:bCs/>
+          <w:lang w:val="en-HU" w:eastAsia="en-GB"/>
+        </w:rPr>
+        <w:t>Mercedes-Benz</w:t>
+      </w:r>
+      <w:r>
+        <w:rPr>
+          <w:lang w:val="en-HU" w:eastAsia="en-GB"/>
+        </w:rPr>
+        <w:t xml:space="preserve"> – “glc class”, glcclass, mercedes, glc-class, g1c-c1ass, “glc-class suv”, “amg package”</w:t>
+      </w:r>
+    </w:p>
+    <w:p>
+      <w:pPr>
+        <w:numPr>
+          <w:ilvl w:val="0"/>
+          <w:numId w:val="38"/>
+        </w:numPr>
+        <w:spacing w:before="100" w:beforeAutospacing="1" w:after="100" w:afterAutospacing="1" w:line="240" w:lineRule="auto"/>
+        <w:jc w:val="left"/>
+        <w:rPr>
+          <w:lang w:val="en-HU" w:eastAsia="en-GB"/>
+        </w:rPr>
+      </w:pPr>
+      <w:r>
+        <w:rPr>
+          <w:b/>
+          <w:bCs/>
+          <w:lang w:val="en-HU" w:eastAsia="en-GB"/>
+        </w:rPr>
+        <w:t>Microsoft</w:t>
+      </w:r>
+      <w:r>
+        <w:rPr>
+          <w:lang w:val="en-HU" w:eastAsia="en-GB"/>
+        </w:rPr>
+        <w:t xml:space="preserve"> – teams, wind0ws, xbox, windows, xb0x, “windows os”, “teams app”, “xbox console”</w:t>
+      </w:r>
+    </w:p>
+    <w:p>
+      <w:pPr>
+        <w:numPr>
+          <w:ilvl w:val="0"/>
+          <w:numId w:val="38"/>
+        </w:numPr>
+        <w:spacing w:before="100" w:beforeAutospacing="1" w:after="100" w:afterAutospacing="1" w:line="240" w:lineRule="auto"/>
+        <w:jc w:val="left"/>
+        <w:rPr>
+          <w:lang w:val="en-HU" w:eastAsia="en-GB"/>
+        </w:rPr>
+      </w:pPr>
+      <w:r>
+        <w:rPr>
+          <w:b/>
+          <w:bCs/>
+          <w:lang w:val="en-HU" w:eastAsia="en-GB"/>
+        </w:rPr>
+        <w:t>Nescafé</w:t>
+      </w:r>
+      <w:r>
+        <w:rPr>
+          <w:lang w:val="en-HU" w:eastAsia="en-GB"/>
+        </w:rPr>
+        <w:t xml:space="preserve"> – dolcegusto, “dolce gusto”, “dolce gusto machine”</w:t>
+      </w:r>
+    </w:p>
+    <w:p>
+      <w:pPr>
+        <w:numPr>
+          <w:ilvl w:val="0"/>
+          <w:numId w:val="38"/>
+        </w:numPr>
+        <w:spacing w:before="100" w:beforeAutospacing="1" w:after="100" w:afterAutospacing="1" w:line="240" w:lineRule="auto"/>
+        <w:jc w:val="left"/>
+        <w:rPr>
+          <w:lang w:val="en-HU" w:eastAsia="en-GB"/>
+        </w:rPr>
+      </w:pPr>
+      <w:r>
+        <w:rPr>
+          <w:b/>
+          <w:bCs/>
+          <w:lang w:val="en-HU" w:eastAsia="en-GB"/>
+        </w:rPr>
+        <w:t>Nespresso</w:t>
+      </w:r>
+      <w:r>
+        <w:rPr>
+          <w:lang w:val="en-HU" w:eastAsia="en-GB"/>
+        </w:rPr>
+        <w:t xml:space="preserve"> – vertuo, originalline, vertu0, vertuoline, vertu01ine, 0rigina11ine, “vertuoline machine”, “originalline capsules”</w:t>
+      </w:r>
+    </w:p>
+    <w:p>
+      <w:pPr>
+        <w:numPr>
+          <w:ilvl w:val="0"/>
+          <w:numId w:val="38"/>
+        </w:numPr>
+        <w:spacing w:before="100" w:beforeAutospacing="1" w:after="100" w:afterAutospacing="1" w:line="240" w:lineRule="auto"/>
+        <w:jc w:val="left"/>
+        <w:rPr>
+          <w:lang w:val="en-HU" w:eastAsia="en-GB"/>
+        </w:rPr>
+      </w:pPr>
+      <w:r>
+        <w:rPr>
+          <w:b/>
+          <w:bCs/>
+          <w:lang w:val="en-HU" w:eastAsia="en-GB"/>
+        </w:rPr>
+        <w:t>Nestlé</w:t>
+      </w:r>
+      <w:r>
+        <w:rPr>
+          <w:lang w:val="en-HU" w:eastAsia="en-GB"/>
+        </w:rPr>
+        <w:t xml:space="preserve"> – maggi, “toll house”, tollhouse, kitkat, “kitkat chocolate”, “maggi noodles”, “toll house cookies”</w:t>
+      </w:r>
+    </w:p>
+    <w:p>
+      <w:pPr>
+        <w:numPr>
+          <w:ilvl w:val="0"/>
+          <w:numId w:val="38"/>
+        </w:numPr>
+        <w:spacing w:before="100" w:beforeAutospacing="1" w:after="100" w:afterAutospacing="1" w:line="240" w:lineRule="auto"/>
+        <w:jc w:val="left"/>
+        <w:rPr>
+          <w:lang w:val="en-HU" w:eastAsia="en-GB"/>
+        </w:rPr>
+      </w:pPr>
+      <w:r>
+        <w:rPr>
+          <w:b/>
+          <w:bCs/>
+          <w:lang w:val="en-HU" w:eastAsia="en-GB"/>
+        </w:rPr>
+        <w:t>Netflix</w:t>
+      </w:r>
+    </w:p>
+    <w:p>
+      <w:pPr>
+        <w:numPr>
+          <w:ilvl w:val="0"/>
+          <w:numId w:val="38"/>
+        </w:numPr>
+        <w:spacing w:before="100" w:beforeAutospacing="1" w:after="100" w:afterAutospacing="1" w:line="240" w:lineRule="auto"/>
+        <w:jc w:val="left"/>
+        <w:rPr>
+          <w:lang w:val="en-HU" w:eastAsia="en-GB"/>
+        </w:rPr>
+      </w:pPr>
+      <w:r>
+        <w:rPr>
+          <w:b/>
+          <w:bCs/>
+          <w:lang w:val="en-HU" w:eastAsia="en-GB"/>
+        </w:rPr>
+        <w:t>Nike</w:t>
+      </w:r>
+      <w:r>
+        <w:rPr>
+          <w:lang w:val="en-HU" w:eastAsia="en-GB"/>
+        </w:rPr>
+        <w:t xml:space="preserve"> – “dri fit”, dri-fit, “air jordan”, “just do it”, airmax, airjordan, justdoit, drifit, “air max”, “air max sneakers”, “air jordan shoes”, “dri-fit clothing”</w:t>
+      </w:r>
+    </w:p>
+    <w:p>
+      <w:pPr>
+        <w:numPr>
+          <w:ilvl w:val="0"/>
+          <w:numId w:val="38"/>
+        </w:numPr>
+        <w:spacing w:before="100" w:beforeAutospacing="1" w:after="100" w:afterAutospacing="1" w:line="240" w:lineRule="auto"/>
+        <w:jc w:val="left"/>
+        <w:rPr>
+          <w:lang w:val="en-HU" w:eastAsia="en-GB"/>
+        </w:rPr>
+      </w:pPr>
+      <w:r>
+        <w:rPr>
+          <w:b/>
+          <w:bCs/>
+          <w:lang w:val="en-HU" w:eastAsia="en-GB"/>
+        </w:rPr>
+        <w:t>Nintendo</w:t>
+      </w:r>
+      <w:r>
+        <w:rPr>
+          <w:lang w:val="en-HU" w:eastAsia="en-GB"/>
+        </w:rPr>
+        <w:t xml:space="preserve"> – “switch lite”, switchlite, ze1da, mario, switchgames, “switch oled”, zelda, switcholed, mari0, “switch lite console”, “switch oled console”, “zelda game”, “mario game”</w:t>
+      </w:r>
+    </w:p>
+    <w:p>
+      <w:pPr>
+        <w:numPr>
+          <w:ilvl w:val="0"/>
+          <w:numId w:val="38"/>
+        </w:numPr>
+        <w:spacing w:before="100" w:beforeAutospacing="1" w:after="100" w:afterAutospacing="1" w:line="240" w:lineRule="auto"/>
+        <w:jc w:val="left"/>
+        <w:rPr>
+          <w:lang w:val="en-HU" w:eastAsia="en-GB"/>
+        </w:rPr>
+      </w:pPr>
+      <w:r>
+        <w:rPr>
+          <w:b/>
+          <w:bCs/>
+          <w:lang w:val="en-HU" w:eastAsia="en-GB"/>
+        </w:rPr>
+        <w:lastRenderedPageBreak/>
+        <w:t>Nissan</w:t>
+      </w:r>
+      <w:r>
+        <w:rPr>
+          <w:lang w:val="en-HU" w:eastAsia="en-GB"/>
+        </w:rPr>
+        <w:t xml:space="preserve"> – pathfinder, altima, a1tima, sentra, “altima sedan”, “sentra sedan”, “pathfinder suv”</w:t>
+      </w:r>
+    </w:p>
+    <w:p>
+      <w:pPr>
+        <w:numPr>
+          <w:ilvl w:val="0"/>
+          <w:numId w:val="38"/>
+        </w:numPr>
+        <w:spacing w:before="100" w:beforeAutospacing="1" w:after="100" w:afterAutospacing="1" w:line="240" w:lineRule="auto"/>
+        <w:jc w:val="left"/>
+        <w:rPr>
+          <w:lang w:val="en-HU" w:eastAsia="en-GB"/>
+        </w:rPr>
+      </w:pPr>
+      <w:r>
+        <w:rPr>
+          <w:b/>
+          <w:bCs/>
+          <w:lang w:val="en-HU" w:eastAsia="en-GB"/>
+        </w:rPr>
+        <w:t>Oracle</w:t>
+      </w:r>
+      <w:r>
+        <w:rPr>
+          <w:lang w:val="en-HU" w:eastAsia="en-GB"/>
+        </w:rPr>
+        <w:t xml:space="preserve"> – java, “java software”</w:t>
+      </w:r>
+    </w:p>
+    <w:p>
+      <w:pPr>
+        <w:numPr>
+          <w:ilvl w:val="0"/>
+          <w:numId w:val="38"/>
+        </w:numPr>
+        <w:spacing w:before="100" w:beforeAutospacing="1" w:after="100" w:afterAutospacing="1" w:line="240" w:lineRule="auto"/>
+        <w:jc w:val="left"/>
+        <w:rPr>
+          <w:lang w:val="en-HU" w:eastAsia="en-GB"/>
+        </w:rPr>
+      </w:pPr>
+      <w:r>
+        <w:rPr>
+          <w:b/>
+          <w:bCs/>
+          <w:lang w:val="en-HU" w:eastAsia="en-GB"/>
+        </w:rPr>
+        <w:t>Pampers</w:t>
+      </w:r>
+      <w:r>
+        <w:rPr>
+          <w:lang w:val="en-HU" w:eastAsia="en-GB"/>
+        </w:rPr>
+        <w:t xml:space="preserve"> – swadd1ers, swaddlers, “swaddlers diapers”</w:t>
+      </w:r>
+    </w:p>
+    <w:p>
+      <w:pPr>
+        <w:numPr>
+          <w:ilvl w:val="0"/>
+          <w:numId w:val="38"/>
+        </w:numPr>
+        <w:spacing w:before="100" w:beforeAutospacing="1" w:after="100" w:afterAutospacing="1" w:line="240" w:lineRule="auto"/>
+        <w:jc w:val="left"/>
+        <w:rPr>
+          <w:lang w:val="en-HU" w:eastAsia="en-GB"/>
+        </w:rPr>
+      </w:pPr>
+      <w:r>
+        <w:rPr>
+          <w:b/>
+          <w:bCs/>
+          <w:lang w:val="en-HU" w:eastAsia="en-GB"/>
+        </w:rPr>
+        <w:t>Panasonic</w:t>
+      </w:r>
+      <w:r>
+        <w:rPr>
+          <w:lang w:val="en-HU" w:eastAsia="en-GB"/>
+        </w:rPr>
+        <w:t xml:space="preserve"> – s5ii, 1umix, t0ughb00k, “s5 ii”, lumix, “lumix camera”, “toughbook laptop”, “s5 ii camera”</w:t>
+      </w:r>
+    </w:p>
+    <w:p>
+      <w:pPr>
+        <w:numPr>
+          <w:ilvl w:val="0"/>
+          <w:numId w:val="38"/>
+        </w:numPr>
+        <w:spacing w:before="100" w:beforeAutospacing="1" w:after="100" w:afterAutospacing="1" w:line="240" w:lineRule="auto"/>
+        <w:jc w:val="left"/>
+        <w:rPr>
+          <w:lang w:val="en-HU" w:eastAsia="en-GB"/>
+        </w:rPr>
+      </w:pPr>
+      <w:r>
+        <w:rPr>
+          <w:b/>
+          <w:bCs/>
+          <w:lang w:val="en-HU" w:eastAsia="en-GB"/>
+        </w:rPr>
+        <w:t>PayPal</w:t>
+      </w:r>
+      <w:r>
+        <w:rPr>
+          <w:lang w:val="en-HU" w:eastAsia="en-GB"/>
+        </w:rPr>
+        <w:t xml:space="preserve"> – venm0, zett1e, zettle, braintree, venmo, “zettle reader”, “venmo app”, “braintree payments”</w:t>
+      </w:r>
+    </w:p>
+    <w:p>
+      <w:pPr>
+        <w:numPr>
+          <w:ilvl w:val="0"/>
+          <w:numId w:val="38"/>
+        </w:numPr>
+        <w:spacing w:before="100" w:beforeAutospacing="1" w:after="100" w:afterAutospacing="1" w:line="240" w:lineRule="auto"/>
+        <w:jc w:val="left"/>
+        <w:rPr>
+          <w:lang w:val="en-HU" w:eastAsia="en-GB"/>
+        </w:rPr>
+      </w:pPr>
+      <w:r>
+        <w:rPr>
+          <w:b/>
+          <w:bCs/>
+          <w:lang w:val="en-HU" w:eastAsia="en-GB"/>
+        </w:rPr>
+        <w:t>Pepsi</w:t>
+      </w:r>
+    </w:p>
+    <w:p>
+      <w:pPr>
+        <w:numPr>
+          <w:ilvl w:val="0"/>
+          <w:numId w:val="38"/>
+        </w:numPr>
+        <w:spacing w:before="100" w:beforeAutospacing="1" w:after="100" w:afterAutospacing="1" w:line="240" w:lineRule="auto"/>
+        <w:jc w:val="left"/>
+        <w:rPr>
+          <w:lang w:val="en-HU" w:eastAsia="en-GB"/>
+        </w:rPr>
+      </w:pPr>
+      <w:r>
+        <w:rPr>
+          <w:b/>
+          <w:bCs/>
+          <w:lang w:val="en-HU" w:eastAsia="en-GB"/>
+        </w:rPr>
+        <w:t>Porsche</w:t>
+      </w:r>
+      <w:r>
+        <w:rPr>
+          <w:lang w:val="en-HU" w:eastAsia="en-GB"/>
+        </w:rPr>
+        <w:t xml:space="preserve"> – panamera, cayenne, taycan, “taycan electric”, “cayenne suv”, “panamera sedan”</w:t>
+      </w:r>
+    </w:p>
+    <w:p>
+      <w:pPr>
+        <w:numPr>
+          <w:ilvl w:val="0"/>
+          <w:numId w:val="38"/>
+        </w:numPr>
+        <w:spacing w:before="100" w:beforeAutospacing="1" w:after="100" w:afterAutospacing="1" w:line="240" w:lineRule="auto"/>
+        <w:jc w:val="left"/>
+        <w:rPr>
+          <w:lang w:val="en-HU" w:eastAsia="en-GB"/>
+        </w:rPr>
+      </w:pPr>
+      <w:r>
+        <w:rPr>
+          <w:b/>
+          <w:bCs/>
+          <w:lang w:val="en-HU" w:eastAsia="en-GB"/>
+        </w:rPr>
+        <w:t>Prada</w:t>
+      </w:r>
+      <w:r>
+        <w:rPr>
+          <w:lang w:val="en-HU" w:eastAsia="en-GB"/>
+        </w:rPr>
+        <w:t xml:space="preserve"> – parad0xe, cloudbust, “cleo bag”, cleobag, c10udbust, paradoxe, “paradoxe perfume”, “cloudbust sneakers”</w:t>
+      </w:r>
+    </w:p>
+    <w:p>
+      <w:pPr>
+        <w:numPr>
+          <w:ilvl w:val="0"/>
+          <w:numId w:val="38"/>
+        </w:numPr>
+        <w:spacing w:before="100" w:beforeAutospacing="1" w:after="100" w:afterAutospacing="1" w:line="240" w:lineRule="auto"/>
+        <w:jc w:val="left"/>
+        <w:rPr>
+          <w:lang w:val="en-HU" w:eastAsia="en-GB"/>
+        </w:rPr>
+      </w:pPr>
+      <w:r>
+        <w:rPr>
+          <w:b/>
+          <w:bCs/>
+          <w:lang w:val="en-HU" w:eastAsia="en-GB"/>
+        </w:rPr>
+        <w:t>Red Bull</w:t>
+      </w:r>
+    </w:p>
+    <w:p>
+      <w:pPr>
+        <w:numPr>
+          <w:ilvl w:val="0"/>
+          <w:numId w:val="38"/>
+        </w:numPr>
+        <w:spacing w:before="100" w:beforeAutospacing="1" w:after="100" w:afterAutospacing="1" w:line="240" w:lineRule="auto"/>
+        <w:jc w:val="left"/>
+        <w:rPr>
+          <w:lang w:val="en-HU" w:eastAsia="en-GB"/>
+        </w:rPr>
+      </w:pPr>
+      <w:r>
+        <w:rPr>
+          <w:b/>
+          <w:bCs/>
+          <w:lang w:val="en-HU" w:eastAsia="en-GB"/>
+        </w:rPr>
+        <w:t>Salesforce</w:t>
+      </w:r>
+    </w:p>
+    <w:p>
+      <w:pPr>
+        <w:numPr>
+          <w:ilvl w:val="0"/>
+          <w:numId w:val="38"/>
+        </w:numPr>
+        <w:spacing w:before="100" w:beforeAutospacing="1" w:after="100" w:afterAutospacing="1" w:line="240" w:lineRule="auto"/>
+        <w:jc w:val="left"/>
+        <w:rPr>
+          <w:lang w:val="en-HU" w:eastAsia="en-GB"/>
+        </w:rPr>
+      </w:pPr>
+      <w:r>
+        <w:rPr>
+          <w:b/>
+          <w:bCs/>
+          <w:lang w:val="en-HU" w:eastAsia="en-GB"/>
+        </w:rPr>
+        <w:t>Samsung</w:t>
+      </w:r>
+      <w:r>
+        <w:rPr>
+          <w:lang w:val="en-HU" w:eastAsia="en-GB"/>
+        </w:rPr>
+        <w:t xml:space="preserve"> – galaxys, “galaxy s”, “galaxy s phone”</w:t>
+      </w:r>
+    </w:p>
+    <w:p>
+      <w:pPr>
+        <w:numPr>
+          <w:ilvl w:val="0"/>
+          <w:numId w:val="38"/>
+        </w:numPr>
+        <w:spacing w:before="100" w:beforeAutospacing="1" w:after="100" w:afterAutospacing="1" w:line="240" w:lineRule="auto"/>
+        <w:jc w:val="left"/>
+        <w:rPr>
+          <w:lang w:val="en-HU" w:eastAsia="en-GB"/>
+        </w:rPr>
+      </w:pPr>
+      <w:r>
+        <w:rPr>
+          <w:b/>
+          <w:bCs/>
+          <w:lang w:val="en-HU" w:eastAsia="en-GB"/>
+        </w:rPr>
+        <w:t>SAP</w:t>
+      </w:r>
+      <w:r>
+        <w:rPr>
+          <w:lang w:val="en-HU" w:eastAsia="en-GB"/>
+        </w:rPr>
+        <w:t xml:space="preserve"> – s/4hana, successfactors, ariba, successfact0rs, “s/4hana platform”, “successfactors software”, “ariba solutions”</w:t>
+      </w:r>
+    </w:p>
+    <w:p>
+      <w:pPr>
+        <w:numPr>
+          <w:ilvl w:val="0"/>
+          <w:numId w:val="38"/>
+        </w:numPr>
+        <w:spacing w:before="100" w:beforeAutospacing="1" w:after="100" w:afterAutospacing="1" w:line="240" w:lineRule="auto"/>
+        <w:jc w:val="left"/>
+        <w:rPr>
+          <w:lang w:val="en-HU" w:eastAsia="en-GB"/>
+        </w:rPr>
+      </w:pPr>
+      <w:r>
+        <w:rPr>
+          <w:b/>
+          <w:bCs/>
+          <w:lang w:val="en-HU" w:eastAsia="en-GB"/>
+        </w:rPr>
+        <w:t>Sephora</w:t>
+      </w:r>
+    </w:p>
+    <w:p>
+      <w:pPr>
+        <w:numPr>
+          <w:ilvl w:val="0"/>
+          <w:numId w:val="38"/>
+        </w:numPr>
+        <w:spacing w:before="100" w:beforeAutospacing="1" w:after="100" w:afterAutospacing="1" w:line="240" w:lineRule="auto"/>
+        <w:jc w:val="left"/>
+        <w:rPr>
+          <w:lang w:val="en-HU" w:eastAsia="en-GB"/>
+        </w:rPr>
+      </w:pPr>
+      <w:r>
+        <w:rPr>
+          <w:b/>
+          <w:bCs/>
+          <w:lang w:val="en-HU" w:eastAsia="en-GB"/>
+        </w:rPr>
+        <w:t>Sony</w:t>
+      </w:r>
+      <w:r>
+        <w:rPr>
+          <w:lang w:val="en-HU" w:eastAsia="en-GB"/>
+        </w:rPr>
+        <w:t xml:space="preserve"> – xperia, p1aystati0n, playstation, bravia, “playstation console”, “bravia tv”, “xperia phone”</w:t>
+      </w:r>
+    </w:p>
+    <w:p>
+      <w:pPr>
+        <w:numPr>
+          <w:ilvl w:val="0"/>
+          <w:numId w:val="38"/>
+        </w:numPr>
+        <w:spacing w:before="100" w:beforeAutospacing="1" w:after="100" w:afterAutospacing="1" w:line="240" w:lineRule="auto"/>
+        <w:jc w:val="left"/>
+        <w:rPr>
+          <w:lang w:val="en-HU" w:eastAsia="en-GB"/>
+        </w:rPr>
+      </w:pPr>
+      <w:r>
+        <w:rPr>
+          <w:b/>
+          <w:bCs/>
+          <w:lang w:val="en-HU" w:eastAsia="en-GB"/>
+        </w:rPr>
+        <w:t>Spotify</w:t>
+      </w:r>
+    </w:p>
+    <w:p>
+      <w:pPr>
+        <w:numPr>
+          <w:ilvl w:val="0"/>
+          <w:numId w:val="38"/>
+        </w:numPr>
+        <w:spacing w:before="100" w:beforeAutospacing="1" w:after="100" w:afterAutospacing="1" w:line="240" w:lineRule="auto"/>
+        <w:jc w:val="left"/>
+        <w:rPr>
+          <w:lang w:val="en-HU" w:eastAsia="en-GB"/>
+        </w:rPr>
+      </w:pPr>
+      <w:r>
+        <w:rPr>
+          <w:b/>
+          <w:bCs/>
+          <w:lang w:val="en-HU" w:eastAsia="en-GB"/>
+        </w:rPr>
+        <w:t>Starbucks</w:t>
+      </w:r>
+      <w:r>
+        <w:rPr>
+          <w:lang w:val="en-HU" w:eastAsia="en-GB"/>
+        </w:rPr>
+        <w:t xml:space="preserve"> – frappuccin0, frappuccino, “frappuccino drink”</w:t>
+      </w:r>
+    </w:p>
+    <w:p>
+      <w:pPr>
+        <w:numPr>
+          <w:ilvl w:val="0"/>
+          <w:numId w:val="38"/>
+        </w:numPr>
+        <w:spacing w:before="100" w:beforeAutospacing="1" w:after="100" w:afterAutospacing="1" w:line="240" w:lineRule="auto"/>
+        <w:jc w:val="left"/>
+        <w:rPr>
+          <w:lang w:val="en-HU" w:eastAsia="en-GB"/>
+        </w:rPr>
+      </w:pPr>
+      <w:r>
+        <w:rPr>
+          <w:b/>
+          <w:bCs/>
+          <w:lang w:val="en-HU" w:eastAsia="en-GB"/>
+        </w:rPr>
+        <w:t>Tesla</w:t>
+      </w:r>
+      <w:r>
+        <w:rPr>
+          <w:lang w:val="en-HU" w:eastAsia="en-GB"/>
+        </w:rPr>
+        <w:t xml:space="preserve"> – modelx, “model x”, models, “model s”, “cyber truck”, cybertruck</w:t>
+      </w:r>
+    </w:p>
+    <w:p>
+      <w:pPr>
+        <w:numPr>
+          <w:ilvl w:val="0"/>
+          <w:numId w:val="38"/>
+        </w:numPr>
+        <w:spacing w:before="100" w:beforeAutospacing="1" w:after="100" w:afterAutospacing="1" w:line="240" w:lineRule="auto"/>
+        <w:jc w:val="left"/>
+        <w:rPr>
+          <w:lang w:val="en-HU" w:eastAsia="en-GB"/>
+        </w:rPr>
+      </w:pPr>
+      <w:r>
+        <w:rPr>
+          <w:b/>
+          <w:bCs/>
+          <w:lang w:val="en-HU" w:eastAsia="en-GB"/>
+        </w:rPr>
+        <w:t>Toyota</w:t>
+      </w:r>
+      <w:r>
+        <w:rPr>
+          <w:lang w:val="en-HU" w:eastAsia="en-GB"/>
+        </w:rPr>
+        <w:t xml:space="preserve"> – camry, corolla, c0r011a, “camry sedan”, “corolla sedan”</w:t>
+      </w:r>
+    </w:p>
+    <w:p>
+      <w:pPr>
+        <w:numPr>
+          <w:ilvl w:val="0"/>
+          <w:numId w:val="38"/>
+        </w:numPr>
+        <w:spacing w:before="100" w:beforeAutospacing="1" w:after="100" w:afterAutospacing="1" w:line="240" w:lineRule="auto"/>
+        <w:jc w:val="left"/>
+        <w:rPr>
+          <w:lang w:val="en-HU" w:eastAsia="en-GB"/>
+        </w:rPr>
+      </w:pPr>
+      <w:r>
+        <w:rPr>
+          <w:b/>
+          <w:bCs/>
+          <w:lang w:val="en-HU" w:eastAsia="en-GB"/>
+        </w:rPr>
+        <w:t>UPS</w:t>
+      </w:r>
+    </w:p>
+    <w:p>
+      <w:pPr>
+        <w:numPr>
+          <w:ilvl w:val="0"/>
+          <w:numId w:val="38"/>
+        </w:numPr>
+        <w:spacing w:before="100" w:beforeAutospacing="1" w:after="100" w:afterAutospacing="1" w:line="240" w:lineRule="auto"/>
+        <w:jc w:val="left"/>
+        <w:rPr>
+          <w:lang w:val="en-HU" w:eastAsia="en-GB"/>
+        </w:rPr>
+      </w:pPr>
+      <w:r>
+        <w:rPr>
+          <w:b/>
+          <w:bCs/>
+          <w:lang w:val="en-HU" w:eastAsia="en-GB"/>
+        </w:rPr>
+        <w:t>Volkswagen</w:t>
+      </w:r>
+      <w:r>
+        <w:rPr>
+          <w:lang w:val="en-HU" w:eastAsia="en-GB"/>
+        </w:rPr>
+        <w:t xml:space="preserve"> – jetta, tiguan, passat, “passat sedan”, “jetta sedan”, “tiguan suv”</w:t>
+      </w:r>
+    </w:p>
+    <w:p>
+      <w:pPr>
+        <w:numPr>
+          <w:ilvl w:val="0"/>
+          <w:numId w:val="38"/>
+        </w:numPr>
+        <w:spacing w:before="100" w:beforeAutospacing="1" w:after="100" w:afterAutospacing="1" w:line="240" w:lineRule="auto"/>
+        <w:jc w:val="left"/>
+        <w:rPr>
+          <w:lang w:val="en-HU" w:eastAsia="en-GB"/>
+        </w:rPr>
+      </w:pPr>
+      <w:r>
+        <w:rPr>
+          <w:b/>
+          <w:bCs/>
+          <w:lang w:val="en-HU" w:eastAsia="en-GB"/>
+        </w:rPr>
+        <w:t>Xiaomi</w:t>
+      </w:r>
+      <w:r>
+        <w:rPr>
+          <w:lang w:val="en-HU" w:eastAsia="en-GB"/>
+        </w:rPr>
+        <w:t xml:space="preserve"> – “mi band”, mi11, “mi 11”, redmi, miband, “mi 11 phone”, “redmi phone”, “mi band fitness tracker”</w:t>
+      </w:r>
+    </w:p>
+    <w:p>
+      <w:pPr>
+        <w:numPr>
+          <w:ilvl w:val="0"/>
+          <w:numId w:val="38"/>
+        </w:numPr>
+        <w:spacing w:before="100" w:beforeAutospacing="1" w:after="100" w:afterAutospacing="1" w:line="240" w:lineRule="auto"/>
+        <w:jc w:val="left"/>
+        <w:rPr>
+          <w:lang w:val="en-HU" w:eastAsia="en-GB"/>
+        </w:rPr>
+      </w:pPr>
+      <w:r>
+        <w:rPr>
+          <w:b/>
+          <w:bCs/>
+          <w:lang w:val="en-HU" w:eastAsia="en-GB"/>
+        </w:rPr>
+        <w:t>YouTube</w:t>
+      </w:r>
+    </w:p>
+    <w:p>
+      <w:pPr>
+        <w:numPr>
+          <w:ilvl w:val="0"/>
+          <w:numId w:val="38"/>
+        </w:numPr>
+        <w:spacing w:before="100" w:beforeAutospacing="1" w:after="100" w:afterAutospacing="1" w:line="240" w:lineRule="auto"/>
+        <w:jc w:val="left"/>
+        <w:rPr>
+          <w:lang w:val="en-HU" w:eastAsia="en-GB"/>
+        </w:rPr>
+      </w:pPr>
+      <w:r>
+        <w:rPr>
+          <w:b/>
+          <w:bCs/>
+          <w:lang w:val="en-HU" w:eastAsia="en-GB"/>
+        </w:rPr>
+        <w:t>Zara</w:t>
+      </w:r>
+      <w:r>
+        <w:rPr>
+          <w:lang w:val="en-HU" w:eastAsia="en-GB"/>
+        </w:rPr>
+        <w:t xml:space="preserve"> – redtemptation, “red temptation”, “red temptation perfume”</w:t>
+      </w:r>
+    </w:p>
+    <w:p>
+      <w:pPr>
+        <w:pStyle w:val="Heading2"/>
+      </w:pPr>
+      <w:bookmarkStart w:id="42" w:name="_Toc216017029"/>
+      <w:r>
+        <w:t>5.2</w:t>
       </w:r>
       <w:r>
         <w:t xml:space="preserve"> </w:t>
       </w:r>
       <w:r>
-        <w:rPr>
-          <w:rStyle w:val="Irodalomjegyzkforrs"/>
-        </w:rPr>
-        <w:t>LabVIEW grafik</w:t>
-      </w:r>
-      <w:r>
-        <w:rPr>
-          <w:rStyle w:val="Irodalomjegyzkforrs"/>
-        </w:rPr>
-        <w:t>us fejlesztői környezet leírása</w:t>
-      </w:r>
-      <w:r>
-        <w:t>,</w:t>
-      </w:r>
-      <w:r>
-        <w:t xml:space="preserve"> </w:t>
-      </w:r>
-      <w:hyperlink r:id="rId25" w:history="1">
-        <w:r>
-          <w:rPr>
-            <w:rStyle w:val="Hyperlink"/>
-          </w:rPr>
-          <w:t>http://www.ni.com/</w:t>
-        </w:r>
-      </w:hyperlink>
-      <w:r>
-        <w:t xml:space="preserve"> </w:t>
-      </w:r>
-      <w:r>
-        <w:t>(</w:t>
-      </w:r>
-      <w:r>
-        <w:t>2010. nov.)</w:t>
-      </w:r>
-    </w:p>
-    <w:p>
-      <w:pPr>
-        <w:pStyle w:val="Irodalomjegyzksor"/>
-      </w:pPr>
-      <w:r>
-        <w:t xml:space="preserve">Fowler, M.: </w:t>
-      </w:r>
-      <w:r>
-        <w:rPr>
-          <w:rStyle w:val="Irodalomjegyzkforrs"/>
-        </w:rPr>
-        <w:t>UML Distilled</w:t>
-      </w:r>
-      <w:r>
-        <w:t>, 3rd edition, ISBN 0-321-19368-7, Addison-Wesley, 2004</w:t>
-      </w:r>
-    </w:p>
-    <w:p>
-      <w:pPr>
-        <w:pStyle w:val="Irodalomjegyzksor"/>
-      </w:pPr>
-      <w:r>
-        <w:t xml:space="preserve">Wikipedia: </w:t>
-      </w:r>
-      <w:r>
-        <w:rPr>
-          <w:rStyle w:val="Irodalomjegyzkforrs"/>
-        </w:rPr>
-        <w:t>Evaluation strategy</w:t>
-      </w:r>
-      <w:r>
-        <w:t xml:space="preserve">, </w:t>
-      </w:r>
-      <w:hyperlink r:id="rId26" w:history="1">
-        <w:r>
-          <w:rPr>
-            <w:rStyle w:val="Hyperlink"/>
-          </w:rPr>
-          <w:t>http://en.wikipedia.org/wiki/Evaluation_strategy</w:t>
-        </w:r>
-      </w:hyperlink>
-      <w:r>
-        <w:t xml:space="preserve"> </w:t>
-      </w:r>
-      <w:r>
-        <w:t>(revision 18:11, 31 July 2012)</w:t>
-      </w:r>
-    </w:p>
-    <w:p>
-      <w:pPr>
-        <w:pStyle w:val="Fejezetcimszmozsnlkl"/>
-      </w:pPr>
-      <w:bookmarkStart w:id="39" w:name="_Toc215408759"/>
-      <w:r>
-        <w:lastRenderedPageBreak/>
-        <w:t>Függelék</w:t>
-      </w:r>
-      <w:bookmarkEnd w:id="39"/>
-    </w:p>
-    <w:p>
-      <w:pPr>
-        <w:pStyle w:val="Heading2"/>
-      </w:pPr>
-      <w:bookmarkStart w:id="40" w:name="_Toc215408760"/>
-      <w:r>
-        <w:t>5.1 Márka szinonima lista</w:t>
-      </w:r>
-      <w:bookmarkEnd w:id="40"/>
-    </w:p>
-    <w:p>
-      <w:pPr>
-        <w:pStyle w:val="Heading2"/>
-      </w:pPr>
-      <w:bookmarkStart w:id="41" w:name="_Toc215408761"/>
-      <w:r>
-        <w:t>5.2</w:t>
-      </w:r>
-      <w:r>
-        <w:t xml:space="preserve"> </w:t>
-      </w:r>
-      <w:r>
         <w:t>Heti memeszám és hírsentiment idődiagramok</w:t>
       </w:r>
-      <w:bookmarkEnd w:id="41"/>
+      <w:bookmarkEnd w:id="42"/>
     </w:p>
     <w:p>
       <w:pPr>
@@ -9365,6 +11232,7 @@
         <w:rPr>
           <w:noProof/>
         </w:rPr>
+        <w:lastRenderedPageBreak/>
         <w:drawing>
           <wp:inline distT="0" distB="0" distL="0" distR="0" wp14:anchorId="0D2B73B9" wp14:editId="5FC934B3">
             <wp:extent cx="3600000" cy="1399953"/>
@@ -9529,7 +11397,6 @@
         <w:rPr>
           <w:noProof/>
         </w:rPr>
-        <w:lastRenderedPageBreak/>
         <w:drawing>
           <wp:inline distT="0" distB="0" distL="0" distR="0" wp14:anchorId="7E101F98" wp14:editId="5EB895FE">
             <wp:extent cx="3600000" cy="1399953"/>
@@ -9694,6 +11561,7 @@
         <w:rPr>
           <w:noProof/>
         </w:rPr>
+        <w:lastRenderedPageBreak/>
         <w:drawing>
           <wp:inline distT="0" distB="0" distL="0" distR="0" wp14:anchorId="01C0E21C" wp14:editId="1D64F749">
             <wp:extent cx="3600000" cy="1399953"/>
@@ -9858,7 +11726,6 @@
         <w:rPr>
           <w:noProof/>
         </w:rPr>
-        <w:lastRenderedPageBreak/>
         <w:drawing>
           <wp:inline distT="0" distB="0" distL="0" distR="0" wp14:anchorId="66BE5E74" wp14:editId="494CB493">
             <wp:extent cx="3600000" cy="1399953"/>
@@ -10018,9 +11885,12 @@
       <w:pPr>
         <w:pStyle w:val="Heading2"/>
       </w:pPr>
-      <w:r>
+      <w:bookmarkStart w:id="43" w:name="_Toc216017030"/>
+      <w:r>
+        <w:lastRenderedPageBreak/>
         <w:t>5.3 Korrelációs mátrixok</w:t>
       </w:r>
+      <w:bookmarkEnd w:id="43"/>
     </w:p>
     <w:p>
       <w:pPr>
@@ -10107,7 +11977,6 @@
         <w:rPr>
           <w:noProof/>
         </w:rPr>
-        <w:lastRenderedPageBreak/>
         <w:drawing>
           <wp:inline distT="0" distB="0" distL="0" distR="0" wp14:anchorId="3358F503" wp14:editId="2F574888">
             <wp:extent cx="4330700" cy="2819400"/>
@@ -10176,7 +12045,7 @@
       <w:pPr>
         <w:pStyle w:val="Heading2"/>
       </w:pPr>
-      <w:bookmarkStart w:id="42" w:name="_Toc215408762"/>
+      <w:bookmarkStart w:id="44" w:name="_Toc216017031"/>
       <w:r>
         <w:t>5.</w:t>
       </w:r>
@@ -10189,14 +12058,18 @@
       <w:r>
         <w:t>Kísérleti mém-sentiment becslés (OCR + FinBERT + CLIP)</w:t>
       </w:r>
-      <w:bookmarkEnd w:id="42"/>
+      <w:bookmarkEnd w:id="44"/>
       <w:r>
         <w:t xml:space="preserve"> </w:t>
       </w:r>
     </w:p>
     <w:p>
       <w:r>
-        <w:t>Ebben a kísérleti modulban a mémek érzelmi töltetének becslésére egy multimodális, kétkomponensű megközelítés készült. A módszer (1) az OCR-rel kinyert szöveg FinBERT-alapú osztályozását, valamint (2) egy CLIP-modellel végzett zero-shot promptos hangulatelemzést („a positive meme” vs. „a negative meme”) kombinálja. A két modell külön-külön előállított pozitív–negatív valószínűségeinek különbsége átlagolásra került, így jött létre a `mean_meme_sentiment` változó.</w:t>
+        <w:t xml:space="preserve">Ebben a kísérleti modulban a mémek érzelmi töltetének becslésére egy multimodális, kétkomponensű megközelítés készült. A módszer (1) az OCR-rel kinyert szöveg FinBERT-alapú osztályozását, valamint (2) egy CLIP-modellel végzett zero-shot </w:t>
+      </w:r>
+      <w:r>
+        <w:lastRenderedPageBreak/>
+        <w:t>promptos hangulatelemzést („a positive meme” vs. „a negative meme”) kombinálja. A két modell külön-külön előállított pozitív–negatív valószínűségeinek különbsége átlagolásra került, így jött létre a `mean_meme_sentiment` változó.</w:t>
       </w:r>
     </w:p>
     <w:p>
@@ -10246,9 +12119,8 @@
       <w:pPr>
         <w:pStyle w:val="Heading2"/>
       </w:pPr>
-      <w:bookmarkStart w:id="43" w:name="_Toc215408763"/>
-      <w:r>
-        <w:lastRenderedPageBreak/>
+      <w:bookmarkStart w:id="45" w:name="_Toc216017032"/>
+      <w:r>
         <w:t>5.</w:t>
       </w:r>
       <w:r>
@@ -10257,7 +12129,7 @@
       <w:r>
         <w:t>. Diagnosztikai elemzések</w:t>
       </w:r>
-      <w:bookmarkEnd w:id="43"/>
+      <w:bookmarkEnd w:id="45"/>
       <w:r>
         <w:t xml:space="preserve"> </w:t>
       </w:r>
@@ -10368,6 +12240,7 @@
     </w:p>
     <w:p>
       <w:r>
+        <w:lastRenderedPageBreak/>
         <w:t>A placeboh</w:t>
       </w:r>
       <w:r>
@@ -10477,7 +12350,6 @@
         <w:rPr>
           <w:noProof/>
         </w:rPr>
-        <w:lastRenderedPageBreak/>
         <w:drawing>
           <wp:inline distT="0" distB="0" distL="0" distR="0" wp14:anchorId="7AA7B2DF" wp14:editId="3893BF1F">
             <wp:extent cx="3653155" cy="2435293"/>
@@ -10605,6 +12477,7 @@
         <w:rPr>
           <w:noProof/>
         </w:rPr>
+        <w:lastRenderedPageBreak/>
         <w:drawing>
           <wp:inline distT="0" distB="0" distL="0" distR="0" wp14:anchorId="4A0963A4" wp14:editId="0A50FD25">
             <wp:extent cx="3911327" cy="2607398"/>
@@ -10690,7 +12563,6 @@
         <w:rPr>
           <w:noProof/>
         </w:rPr>
-        <w:lastRenderedPageBreak/>
         <w:drawing>
           <wp:inline distT="0" distB="0" distL="0" distR="0" wp14:anchorId="5BF4FAB1" wp14:editId="66816816">
             <wp:extent cx="3571802" cy="2381061"/>
@@ -10803,6 +12675,7 @@
         <w:jc w:val="both"/>
       </w:pPr>
       <w:r>
+        <w:lastRenderedPageBreak/>
         <w:t xml:space="preserve"> </w:t>
       </w:r>
       <w:r>
@@ -10895,7 +12768,6 @@
         <w:rPr>
           <w:noProof/>
         </w:rPr>
-        <w:lastRenderedPageBreak/>
         <w:drawing>
           <wp:inline distT="0" distB="0" distL="0" distR="0" wp14:anchorId="5126A735" wp14:editId="2497D1D5">
             <wp:extent cx="3585383" cy="2390115"/>
@@ -11003,6 +12875,7 @@
         <w:rPr>
           <w:noProof/>
         </w:rPr>
+        <w:lastRenderedPageBreak/>
         <w:drawing>
           <wp:inline distT="0" distB="0" distL="0" distR="0" wp14:anchorId="38842407" wp14:editId="4DCDDBF2">
             <wp:extent cx="3476735" cy="2317687"/>
@@ -11089,7 +12962,6 @@
         <w:rPr>
           <w:noProof/>
         </w:rPr>
-        <w:lastRenderedPageBreak/>
         <w:drawing>
           <wp:inline distT="0" distB="0" distL="0" distR="0" wp14:anchorId="05307F9B" wp14:editId="7A48F8C7">
             <wp:extent cx="3304515" cy="2202881"/>
@@ -11204,6 +13076,7 @@
         <w:rPr>
           <w:noProof/>
         </w:rPr>
+        <w:lastRenderedPageBreak/>
         <w:drawing>
           <wp:inline distT="0" distB="0" distL="0" distR="0" wp14:anchorId="173E10AD" wp14:editId="46898D58">
             <wp:extent cx="3367889" cy="2245127"/>
@@ -11304,15 +13177,19 @@
       <w:pPr>
         <w:pStyle w:val="Heading2"/>
       </w:pPr>
-      <w:r>
-        <w:lastRenderedPageBreak/>
+      <w:bookmarkStart w:id="46" w:name="_Toc216017033"/>
+      <w:r>
         <w:t>5.</w:t>
       </w:r>
       <w:r>
         <w:t>6</w:t>
       </w:r>
       <w:r>
-        <w:t xml:space="preserve">. Diagnosztikai elemzések </w:t>
+        <w:t>. Diagnosztikai elemzések</w:t>
+      </w:r>
+      <w:bookmarkEnd w:id="46"/>
+      <w:r>
+        <w:t xml:space="preserve"> </w:t>
       </w:r>
     </w:p>
     <w:p>
@@ -11417,6 +13294,7 @@
         <w:rPr>
           <w:noProof/>
         </w:rPr>
+        <w:lastRenderedPageBreak/>
         <w:drawing>
           <wp:inline distT="0" distB="0" distL="0" distR="0" wp14:anchorId="24274C08" wp14:editId="1C9D1055">
             <wp:extent cx="4019975" cy="2679826"/>
@@ -13774,6 +15652,155 @@
     </w:lvl>
   </w:abstractNum>
   <w:abstractNum w:abstractNumId="26" w15:restartNumberingAfterBreak="0">
+    <w:nsid w:val="4C273FDC"/>
+    <w:multiLevelType w:val="multilevel"/>
+    <w:tmpl w:val="4650BCE0"/>
+    <w:lvl w:ilvl="0">
+      <w:start w:val="1"/>
+      <w:numFmt w:val="bullet"/>
+      <w:lvlText w:val=""/>
+      <w:lvlJc w:val="left"/>
+      <w:pPr>
+        <w:tabs>
+          <w:tab w:val="num" w:pos="720"/>
+        </w:tabs>
+        <w:ind w:left="720" w:hanging="360"/>
+      </w:pPr>
+      <w:rPr>
+        <w:rFonts w:ascii="Symbol" w:hAnsi="Symbol" w:hint="default"/>
+        <w:sz w:val="20"/>
+      </w:rPr>
+    </w:lvl>
+    <w:lvl w:ilvl="1" w:tentative="1">
+      <w:start w:val="1"/>
+      <w:numFmt w:val="bullet"/>
+      <w:lvlText w:val="o"/>
+      <w:lvlJc w:val="left"/>
+      <w:pPr>
+        <w:tabs>
+          <w:tab w:val="num" w:pos="1440"/>
+        </w:tabs>
+        <w:ind w:left="1440" w:hanging="360"/>
+      </w:pPr>
+      <w:rPr>
+        <w:rFonts w:ascii="Courier New" w:hAnsi="Courier New" w:hint="default"/>
+        <w:sz w:val="20"/>
+      </w:rPr>
+    </w:lvl>
+    <w:lvl w:ilvl="2" w:tentative="1">
+      <w:start w:val="1"/>
+      <w:numFmt w:val="bullet"/>
+      <w:lvlText w:val=""/>
+      <w:lvlJc w:val="left"/>
+      <w:pPr>
+        <w:tabs>
+          <w:tab w:val="num" w:pos="2160"/>
+        </w:tabs>
+        <w:ind w:left="2160" w:hanging="360"/>
+      </w:pPr>
+      <w:rPr>
+        <w:rFonts w:ascii="Wingdings" w:hAnsi="Wingdings" w:hint="default"/>
+        <w:sz w:val="20"/>
+      </w:rPr>
+    </w:lvl>
+    <w:lvl w:ilvl="3" w:tentative="1">
+      <w:start w:val="1"/>
+      <w:numFmt w:val="bullet"/>
+      <w:lvlText w:val=""/>
+      <w:lvlJc w:val="left"/>
+      <w:pPr>
+        <w:tabs>
+          <w:tab w:val="num" w:pos="2880"/>
+        </w:tabs>
+        <w:ind w:left="2880" w:hanging="360"/>
+      </w:pPr>
+      <w:rPr>
+        <w:rFonts w:ascii="Wingdings" w:hAnsi="Wingdings" w:hint="default"/>
+        <w:sz w:val="20"/>
+      </w:rPr>
+    </w:lvl>
+    <w:lvl w:ilvl="4" w:tentative="1">
+      <w:start w:val="1"/>
+      <w:numFmt w:val="bullet"/>
+      <w:lvlText w:val=""/>
+      <w:lvlJc w:val="left"/>
+      <w:pPr>
+        <w:tabs>
+          <w:tab w:val="num" w:pos="3600"/>
+        </w:tabs>
+        <w:ind w:left="3600" w:hanging="360"/>
+      </w:pPr>
+      <w:rPr>
+        <w:rFonts w:ascii="Wingdings" w:hAnsi="Wingdings" w:hint="default"/>
+        <w:sz w:val="20"/>
+      </w:rPr>
+    </w:lvl>
+    <w:lvl w:ilvl="5" w:tentative="1">
+      <w:start w:val="1"/>
+      <w:numFmt w:val="bullet"/>
+      <w:lvlText w:val=""/>
+      <w:lvlJc w:val="left"/>
+      <w:pPr>
+        <w:tabs>
+          <w:tab w:val="num" w:pos="4320"/>
+        </w:tabs>
+        <w:ind w:left="4320" w:hanging="360"/>
+      </w:pPr>
+      <w:rPr>
+        <w:rFonts w:ascii="Wingdings" w:hAnsi="Wingdings" w:hint="default"/>
+        <w:sz w:val="20"/>
+      </w:rPr>
+    </w:lvl>
+    <w:lvl w:ilvl="6" w:tentative="1">
+      <w:start w:val="1"/>
+      <w:numFmt w:val="bullet"/>
+      <w:lvlText w:val=""/>
+      <w:lvlJc w:val="left"/>
+      <w:pPr>
+        <w:tabs>
+          <w:tab w:val="num" w:pos="5040"/>
+        </w:tabs>
+        <w:ind w:left="5040" w:hanging="360"/>
+      </w:pPr>
+      <w:rPr>
+        <w:rFonts w:ascii="Wingdings" w:hAnsi="Wingdings" w:hint="default"/>
+        <w:sz w:val="20"/>
+      </w:rPr>
+    </w:lvl>
+    <w:lvl w:ilvl="7" w:tentative="1">
+      <w:start w:val="1"/>
+      <w:numFmt w:val="bullet"/>
+      <w:lvlText w:val=""/>
+      <w:lvlJc w:val="left"/>
+      <w:pPr>
+        <w:tabs>
+          <w:tab w:val="num" w:pos="5760"/>
+        </w:tabs>
+        <w:ind w:left="5760" w:hanging="360"/>
+      </w:pPr>
+      <w:rPr>
+        <w:rFonts w:ascii="Wingdings" w:hAnsi="Wingdings" w:hint="default"/>
+        <w:sz w:val="20"/>
+      </w:rPr>
+    </w:lvl>
+    <w:lvl w:ilvl="8" w:tentative="1">
+      <w:start w:val="1"/>
+      <w:numFmt w:val="bullet"/>
+      <w:lvlText w:val=""/>
+      <w:lvlJc w:val="left"/>
+      <w:pPr>
+        <w:tabs>
+          <w:tab w:val="num" w:pos="6480"/>
+        </w:tabs>
+        <w:ind w:left="6480" w:hanging="360"/>
+      </w:pPr>
+      <w:rPr>
+        <w:rFonts w:ascii="Wingdings" w:hAnsi="Wingdings" w:hint="default"/>
+        <w:sz w:val="20"/>
+      </w:rPr>
+    </w:lvl>
+  </w:abstractNum>
+  <w:abstractNum w:abstractNumId="27" w15:restartNumberingAfterBreak="0">
     <w:nsid w:val="53535320"/>
     <w:multiLevelType w:val="multilevel"/>
     <w:tmpl w:val="907A15EC"/>
@@ -13917,7 +15944,7 @@
       </w:rPr>
     </w:lvl>
   </w:abstractNum>
-  <w:abstractNum w:abstractNumId="27" w15:restartNumberingAfterBreak="0">
+  <w:abstractNum w:abstractNumId="28" w15:restartNumberingAfterBreak="0">
     <w:nsid w:val="59F60308"/>
     <w:multiLevelType w:val="multilevel"/>
     <w:tmpl w:val="DE40BFA6"/>
@@ -14066,7 +16093,7 @@
       </w:rPr>
     </w:lvl>
   </w:abstractNum>
-  <w:abstractNum w:abstractNumId="28" w15:restartNumberingAfterBreak="0">
+  <w:abstractNum w:abstractNumId="29" w15:restartNumberingAfterBreak="0">
     <w:nsid w:val="5CAF702C"/>
     <w:multiLevelType w:val="multilevel"/>
     <w:tmpl w:val="495A822E"/>
@@ -14215,7 +16242,7 @@
       </w:rPr>
     </w:lvl>
   </w:abstractNum>
-  <w:abstractNum w:abstractNumId="29" w15:restartNumberingAfterBreak="0">
+  <w:abstractNum w:abstractNumId="30" w15:restartNumberingAfterBreak="0">
     <w:nsid w:val="5E9A0369"/>
     <w:multiLevelType w:val="multilevel"/>
     <w:tmpl w:val="1CD8FAFC"/>
@@ -14364,7 +16391,7 @@
       </w:rPr>
     </w:lvl>
   </w:abstractNum>
-  <w:abstractNum w:abstractNumId="30" w15:restartNumberingAfterBreak="0">
+  <w:abstractNum w:abstractNumId="31" w15:restartNumberingAfterBreak="0">
     <w:nsid w:val="5F5507D4"/>
     <w:multiLevelType w:val="multilevel"/>
     <w:tmpl w:val="EAB26FA0"/>
@@ -14513,7 +16540,7 @@
       </w:rPr>
     </w:lvl>
   </w:abstractNum>
-  <w:abstractNum w:abstractNumId="31" w15:restartNumberingAfterBreak="0">
+  <w:abstractNum w:abstractNumId="32" w15:restartNumberingAfterBreak="0">
     <w:nsid w:val="6AFC1994"/>
     <w:multiLevelType w:val="multilevel"/>
     <w:tmpl w:val="907A15EC"/>
@@ -14656,7 +16683,7 @@
       </w:rPr>
     </w:lvl>
   </w:abstractNum>
-  <w:abstractNum w:abstractNumId="32" w15:restartNumberingAfterBreak="0">
+  <w:abstractNum w:abstractNumId="33" w15:restartNumberingAfterBreak="0">
     <w:nsid w:val="799C3B84"/>
     <w:multiLevelType w:val="multilevel"/>
     <w:tmpl w:val="60C4C4F4"/>
@@ -14794,7 +16821,7 @@
       </w:rPr>
     </w:lvl>
   </w:abstractNum>
-  <w:abstractNum w:abstractNumId="33" w15:restartNumberingAfterBreak="0">
+  <w:abstractNum w:abstractNumId="34" w15:restartNumberingAfterBreak="0">
     <w:nsid w:val="7CE6451A"/>
     <w:multiLevelType w:val="multilevel"/>
     <w:tmpl w:val="907A15EC"/>
@@ -14941,7 +16968,7 @@
     <w:abstractNumId w:val="11"/>
   </w:num>
   <w:num w:numId="2" w16cid:durableId="727612164">
-    <w:abstractNumId w:val="32"/>
+    <w:abstractNumId w:val="33"/>
   </w:num>
   <w:num w:numId="3" w16cid:durableId="887648852">
     <w:abstractNumId w:val="16"/>
@@ -14953,7 +16980,7 @@
     <w:abstractNumId w:val="25"/>
   </w:num>
   <w:num w:numId="6" w16cid:durableId="1763797631">
-    <w:abstractNumId w:val="26"/>
+    <w:abstractNumId w:val="27"/>
   </w:num>
   <w:num w:numId="7" w16cid:durableId="1662805547">
     <w:abstractNumId w:val="20"/>
@@ -14965,13 +16992,13 @@
     <w:abstractNumId w:val="21"/>
   </w:num>
   <w:num w:numId="10" w16cid:durableId="892930241">
-    <w:abstractNumId w:val="33"/>
+    <w:abstractNumId w:val="34"/>
   </w:num>
   <w:num w:numId="11" w16cid:durableId="1225680079">
     <w:abstractNumId w:val="22"/>
   </w:num>
   <w:num w:numId="12" w16cid:durableId="1128862254">
-    <w:abstractNumId w:val="31"/>
+    <w:abstractNumId w:val="32"/>
   </w:num>
   <w:num w:numId="13" w16cid:durableId="1146556853">
     <w:abstractNumId w:val="9"/>
@@ -15016,22 +17043,22 @@
     <w:abstractNumId w:val="14"/>
   </w:num>
   <w:num w:numId="27" w16cid:durableId="1906910874">
-    <w:abstractNumId w:val="27"/>
+    <w:abstractNumId w:val="28"/>
   </w:num>
   <w:num w:numId="28" w16cid:durableId="2052418232">
     <w:abstractNumId w:val="17"/>
   </w:num>
   <w:num w:numId="29" w16cid:durableId="1074743306">
-    <w:abstractNumId w:val="28"/>
+    <w:abstractNumId w:val="29"/>
   </w:num>
   <w:num w:numId="30" w16cid:durableId="1451163938">
-    <w:abstractNumId w:val="30"/>
+    <w:abstractNumId w:val="31"/>
   </w:num>
   <w:num w:numId="31" w16cid:durableId="1471092824">
     <w:abstractNumId w:val="19"/>
   </w:num>
   <w:num w:numId="32" w16cid:durableId="281570771">
-    <w:abstractNumId w:val="32"/>
+    <w:abstractNumId w:val="33"/>
   </w:num>
   <w:num w:numId="33" w16cid:durableId="2123109243">
     <w:abstractNumId w:val="24"/>
@@ -15043,10 +17070,13 @@
     <w:abstractNumId w:val="15"/>
   </w:num>
   <w:num w:numId="36" w16cid:durableId="743260086">
-    <w:abstractNumId w:val="29"/>
+    <w:abstractNumId w:val="30"/>
   </w:num>
   <w:num w:numId="37" w16cid:durableId="1314484615">
     <w:abstractNumId w:val="10"/>
+  </w:num>
+  <w:num w:numId="38" w16cid:durableId="1065371628">
+    <w:abstractNumId w:val="26"/>
   </w:num>
   <w:numIdMacAtCleanup w:val="12"/>
 </w:numbering>
@@ -15075,7 +17105,7 @@
     <w:lsdException w:name="caption" w:uiPriority="35" w:qFormat="1"/>
     <w:lsdException w:name="Hyperlink" w:uiPriority="99"/>
     <w:lsdException w:name="Strong" w:uiPriority="22" w:qFormat="1"/>
-    <w:lsdException w:name="Emphasis" w:qFormat="1"/>
+    <w:lsdException w:name="Emphasis" w:uiPriority="20" w:qFormat="1"/>
     <w:lsdException w:name="Normal (Web)" w:uiPriority="99"/>
     <w:lsdException w:name="HTML Keyboard" w:semiHidden="1" w:unhideWhenUsed="1"/>
     <w:lsdException w:name="Normal Table" w:semiHidden="1" w:unhideWhenUsed="1"/>
@@ -16192,6 +18222,7 @@
   </w:style>
   <w:style w:type="character" w:styleId="Emphasis">
     <w:name w:val="Emphasis"/>
+    <w:uiPriority w:val="20"/>
     <w:qFormat/>
     <w:rsid w:val="003F5425"/>
     <w:rPr>

--- a/DiplomatervSablon_v3.2_hu.docx
+++ b/DiplomatervSablon_v3.2_hu.docx
@@ -778,7 +778,7 @@
       <w:r>
         <w:fldChar w:fldCharType="separate"/>
       </w:r>
-      <w:hyperlink w:anchor="_Toc216016990" w:history="1">
+      <w:hyperlink w:anchor="_Toc216017522" w:history="1">
         <w:r>
           <w:rPr>
             <w:rStyle w:val="Hyperlink"/>
@@ -805,7 +805,7 @@
             <w:noProof/>
             <w:webHidden/>
           </w:rPr>
-          <w:instrText xml:space="preserve"> PAGEREF _Toc216016990 \h </w:instrText>
+          <w:instrText xml:space="preserve"> PAGEREF _Toc216017522 \h </w:instrText>
         </w:r>
         <w:r>
           <w:rPr>
@@ -848,7 +848,7 @@
           <w14:ligatures w14:val="standardContextual"/>
         </w:rPr>
       </w:pPr>
-      <w:hyperlink w:anchor="_Toc216016991" w:history="1">
+      <w:hyperlink w:anchor="_Toc216017523" w:history="1">
         <w:r>
           <w:rPr>
             <w:rStyle w:val="Hyperlink"/>
@@ -875,7 +875,7 @@
             <w:noProof/>
             <w:webHidden/>
           </w:rPr>
-          <w:instrText xml:space="preserve"> PAGEREF _Toc216016991 \h </w:instrText>
+          <w:instrText xml:space="preserve"> PAGEREF _Toc216017523 \h </w:instrText>
         </w:r>
         <w:r>
           <w:rPr>
@@ -920,7 +920,7 @@
           <w14:ligatures w14:val="standardContextual"/>
         </w:rPr>
       </w:pPr>
-      <w:hyperlink w:anchor="_Toc216016992" w:history="1">
+      <w:hyperlink w:anchor="_Toc216017524" w:history="1">
         <w:r>
           <w:rPr>
             <w:rStyle w:val="Hyperlink"/>
@@ -947,7 +947,7 @@
             <w:noProof/>
             <w:webHidden/>
           </w:rPr>
-          <w:instrText xml:space="preserve"> PAGEREF _Toc216016992 \h </w:instrText>
+          <w:instrText xml:space="preserve"> PAGEREF _Toc216017524 \h </w:instrText>
         </w:r>
         <w:r>
           <w:rPr>
@@ -992,7 +992,7 @@
           <w14:ligatures w14:val="standardContextual"/>
         </w:rPr>
       </w:pPr>
-      <w:hyperlink w:anchor="_Toc216016993" w:history="1">
+      <w:hyperlink w:anchor="_Toc216017525" w:history="1">
         <w:r>
           <w:rPr>
             <w:rStyle w:val="Hyperlink"/>
@@ -1019,7 +1019,7 @@
             <w:noProof/>
             <w:webHidden/>
           </w:rPr>
-          <w:instrText xml:space="preserve"> PAGEREF _Toc216016993 \h </w:instrText>
+          <w:instrText xml:space="preserve"> PAGEREF _Toc216017525 \h </w:instrText>
         </w:r>
         <w:r>
           <w:rPr>
@@ -1064,13 +1064,13 @@
           <w14:ligatures w14:val="standardContextual"/>
         </w:rPr>
       </w:pPr>
-      <w:hyperlink w:anchor="_Toc216016994" w:history="1">
+      <w:hyperlink w:anchor="_Toc216017526" w:history="1">
         <w:r>
           <w:rPr>
             <w:rStyle w:val="Hyperlink"/>
             <w:noProof/>
           </w:rPr>
-          <w:t>2.3  Elméleti háttér</w:t>
+          <w:t>1.3  Elméleti háttér</w:t>
         </w:r>
         <w:r>
           <w:rPr>
@@ -1091,7 +1091,7 @@
             <w:noProof/>
             <w:webHidden/>
           </w:rPr>
-          <w:instrText xml:space="preserve"> PAGEREF _Toc216016994 \h </w:instrText>
+          <w:instrText xml:space="preserve"> PAGEREF _Toc216017526 \h </w:instrText>
         </w:r>
         <w:r>
           <w:rPr>
@@ -1134,7 +1134,7 @@
           <w14:ligatures w14:val="standardContextual"/>
         </w:rPr>
       </w:pPr>
-      <w:hyperlink w:anchor="_Toc216016995" w:history="1">
+      <w:hyperlink w:anchor="_Toc216017527" w:history="1">
         <w:r>
           <w:rPr>
             <w:rStyle w:val="Hyperlink"/>
@@ -1161,7 +1161,7 @@
             <w:noProof/>
             <w:webHidden/>
           </w:rPr>
-          <w:instrText xml:space="preserve"> PAGEREF _Toc216016995 \h </w:instrText>
+          <w:instrText xml:space="preserve"> PAGEREF _Toc216017527 \h </w:instrText>
         </w:r>
         <w:r>
           <w:rPr>
@@ -1206,7 +1206,7 @@
           <w14:ligatures w14:val="standardContextual"/>
         </w:rPr>
       </w:pPr>
-      <w:hyperlink w:anchor="_Toc216016996" w:history="1">
+      <w:hyperlink w:anchor="_Toc216017528" w:history="1">
         <w:r>
           <w:rPr>
             <w:rStyle w:val="Hyperlink"/>
@@ -1233,7 +1233,7 @@
             <w:noProof/>
             <w:webHidden/>
           </w:rPr>
-          <w:instrText xml:space="preserve"> PAGEREF _Toc216016996 \h </w:instrText>
+          <w:instrText xml:space="preserve"> PAGEREF _Toc216017528 \h </w:instrText>
         </w:r>
         <w:r>
           <w:rPr>
@@ -1278,7 +1278,7 @@
           <w14:ligatures w14:val="standardContextual"/>
         </w:rPr>
       </w:pPr>
-      <w:hyperlink w:anchor="_Toc216016997" w:history="1">
+      <w:hyperlink w:anchor="_Toc216017529" w:history="1">
         <w:r>
           <w:rPr>
             <w:rStyle w:val="Hyperlink"/>
@@ -1305,7 +1305,7 @@
             <w:noProof/>
             <w:webHidden/>
           </w:rPr>
-          <w:instrText xml:space="preserve"> PAGEREF _Toc216016997 \h </w:instrText>
+          <w:instrText xml:space="preserve"> PAGEREF _Toc216017529 \h </w:instrText>
         </w:r>
         <w:r>
           <w:rPr>
@@ -1350,7 +1350,7 @@
           <w14:ligatures w14:val="standardContextual"/>
         </w:rPr>
       </w:pPr>
-      <w:hyperlink w:anchor="_Toc216016998" w:history="1">
+      <w:hyperlink w:anchor="_Toc216017530" w:history="1">
         <w:r>
           <w:rPr>
             <w:rStyle w:val="Hyperlink"/>
@@ -1377,7 +1377,7 @@
             <w:noProof/>
             <w:webHidden/>
           </w:rPr>
-          <w:instrText xml:space="preserve"> PAGEREF _Toc216016998 \h </w:instrText>
+          <w:instrText xml:space="preserve"> PAGEREF _Toc216017530 \h </w:instrText>
         </w:r>
         <w:r>
           <w:rPr>
@@ -1422,7 +1422,7 @@
           <w14:ligatures w14:val="standardContextual"/>
         </w:rPr>
       </w:pPr>
-      <w:hyperlink w:anchor="_Toc216016999" w:history="1">
+      <w:hyperlink w:anchor="_Toc216017531" w:history="1">
         <w:r>
           <w:rPr>
             <w:rStyle w:val="Hyperlink"/>
@@ -1449,7 +1449,7 @@
             <w:noProof/>
             <w:webHidden/>
           </w:rPr>
-          <w:instrText xml:space="preserve"> PAGEREF _Toc216016999 \h </w:instrText>
+          <w:instrText xml:space="preserve"> PAGEREF _Toc216017531 \h </w:instrText>
         </w:r>
         <w:r>
           <w:rPr>
@@ -1494,7 +1494,7 @@
           <w14:ligatures w14:val="standardContextual"/>
         </w:rPr>
       </w:pPr>
-      <w:hyperlink w:anchor="_Toc216017000" w:history="1">
+      <w:hyperlink w:anchor="_Toc216017532" w:history="1">
         <w:r>
           <w:rPr>
             <w:rStyle w:val="Hyperlink"/>
@@ -1521,7 +1521,7 @@
             <w:noProof/>
             <w:webHidden/>
           </w:rPr>
-          <w:instrText xml:space="preserve"> PAGEREF _Toc216017000 \h </w:instrText>
+          <w:instrText xml:space="preserve"> PAGEREF _Toc216017532 \h </w:instrText>
         </w:r>
         <w:r>
           <w:rPr>
@@ -1564,7 +1564,7 @@
           <w14:ligatures w14:val="standardContextual"/>
         </w:rPr>
       </w:pPr>
-      <w:hyperlink w:anchor="_Toc216017001" w:history="1">
+      <w:hyperlink w:anchor="_Toc216017533" w:history="1">
         <w:r>
           <w:rPr>
             <w:rStyle w:val="Hyperlink"/>
@@ -1591,7 +1591,7 @@
             <w:noProof/>
             <w:webHidden/>
           </w:rPr>
-          <w:instrText xml:space="preserve"> PAGEREF _Toc216017001 \h </w:instrText>
+          <w:instrText xml:space="preserve"> PAGEREF _Toc216017533 \h </w:instrText>
         </w:r>
         <w:r>
           <w:rPr>
@@ -1636,7 +1636,7 @@
           <w14:ligatures w14:val="standardContextual"/>
         </w:rPr>
       </w:pPr>
-      <w:hyperlink w:anchor="_Toc216017002" w:history="1">
+      <w:hyperlink w:anchor="_Toc216017534" w:history="1">
         <w:r>
           <w:rPr>
             <w:rStyle w:val="Hyperlink"/>
@@ -1663,7 +1663,7 @@
             <w:noProof/>
             <w:webHidden/>
           </w:rPr>
-          <w:instrText xml:space="preserve"> PAGEREF _Toc216017002 \h </w:instrText>
+          <w:instrText xml:space="preserve"> PAGEREF _Toc216017534 \h </w:instrText>
         </w:r>
         <w:r>
           <w:rPr>
@@ -1708,7 +1708,7 @@
           <w14:ligatures w14:val="standardContextual"/>
         </w:rPr>
       </w:pPr>
-      <w:hyperlink w:anchor="_Toc216017003" w:history="1">
+      <w:hyperlink w:anchor="_Toc216017535" w:history="1">
         <w:r>
           <w:rPr>
             <w:rStyle w:val="Hyperlink"/>
@@ -1735,7 +1735,7 @@
             <w:noProof/>
             <w:webHidden/>
           </w:rPr>
-          <w:instrText xml:space="preserve"> PAGEREF _Toc216017003 \h </w:instrText>
+          <w:instrText xml:space="preserve"> PAGEREF _Toc216017535 \h </w:instrText>
         </w:r>
         <w:r>
           <w:rPr>
@@ -1780,7 +1780,7 @@
           <w14:ligatures w14:val="standardContextual"/>
         </w:rPr>
       </w:pPr>
-      <w:hyperlink w:anchor="_Toc216017004" w:history="1">
+      <w:hyperlink w:anchor="_Toc216017536" w:history="1">
         <w:r>
           <w:rPr>
             <w:rStyle w:val="Hyperlink"/>
@@ -1807,7 +1807,7 @@
             <w:noProof/>
             <w:webHidden/>
           </w:rPr>
-          <w:instrText xml:space="preserve"> PAGEREF _Toc216017004 \h </w:instrText>
+          <w:instrText xml:space="preserve"> PAGEREF _Toc216017536 \h </w:instrText>
         </w:r>
         <w:r>
           <w:rPr>
@@ -1852,7 +1852,7 @@
           <w14:ligatures w14:val="standardContextual"/>
         </w:rPr>
       </w:pPr>
-      <w:hyperlink w:anchor="_Toc216017005" w:history="1">
+      <w:hyperlink w:anchor="_Toc216017537" w:history="1">
         <w:r>
           <w:rPr>
             <w:rStyle w:val="Hyperlink"/>
@@ -1879,7 +1879,7 @@
             <w:noProof/>
             <w:webHidden/>
           </w:rPr>
-          <w:instrText xml:space="preserve"> PAGEREF _Toc216017005 \h </w:instrText>
+          <w:instrText xml:space="preserve"> PAGEREF _Toc216017537 \h </w:instrText>
         </w:r>
         <w:r>
           <w:rPr>
@@ -1924,7 +1924,7 @@
           <w14:ligatures w14:val="standardContextual"/>
         </w:rPr>
       </w:pPr>
-      <w:hyperlink w:anchor="_Toc216017006" w:history="1">
+      <w:hyperlink w:anchor="_Toc216017538" w:history="1">
         <w:r>
           <w:rPr>
             <w:rStyle w:val="Hyperlink"/>
@@ -1951,7 +1951,7 @@
             <w:noProof/>
             <w:webHidden/>
           </w:rPr>
-          <w:instrText xml:space="preserve"> PAGEREF _Toc216017006 \h </w:instrText>
+          <w:instrText xml:space="preserve"> PAGEREF _Toc216017538 \h </w:instrText>
         </w:r>
         <w:r>
           <w:rPr>
@@ -1996,7 +1996,7 @@
           <w14:ligatures w14:val="standardContextual"/>
         </w:rPr>
       </w:pPr>
-      <w:hyperlink w:anchor="_Toc216017007" w:history="1">
+      <w:hyperlink w:anchor="_Toc216017539" w:history="1">
         <w:r>
           <w:rPr>
             <w:rStyle w:val="Hyperlink"/>
@@ -2023,7 +2023,7 @@
             <w:noProof/>
             <w:webHidden/>
           </w:rPr>
-          <w:instrText xml:space="preserve"> PAGEREF _Toc216017007 \h </w:instrText>
+          <w:instrText xml:space="preserve"> PAGEREF _Toc216017539 \h </w:instrText>
         </w:r>
         <w:r>
           <w:rPr>
@@ -2068,7 +2068,7 @@
           <w14:ligatures w14:val="standardContextual"/>
         </w:rPr>
       </w:pPr>
-      <w:hyperlink w:anchor="_Toc216017008" w:history="1">
+      <w:hyperlink w:anchor="_Toc216017540" w:history="1">
         <w:r>
           <w:rPr>
             <w:rStyle w:val="Hyperlink"/>
@@ -2095,7 +2095,7 @@
             <w:noProof/>
             <w:webHidden/>
           </w:rPr>
-          <w:instrText xml:space="preserve"> PAGEREF _Toc216017008 \h </w:instrText>
+          <w:instrText xml:space="preserve"> PAGEREF _Toc216017540 \h </w:instrText>
         </w:r>
         <w:r>
           <w:rPr>
@@ -2138,7 +2138,7 @@
           <w14:ligatures w14:val="standardContextual"/>
         </w:rPr>
       </w:pPr>
-      <w:hyperlink w:anchor="_Toc216017009" w:history="1">
+      <w:hyperlink w:anchor="_Toc216017541" w:history="1">
         <w:r>
           <w:rPr>
             <w:rStyle w:val="Hyperlink"/>
@@ -2165,7 +2165,7 @@
             <w:noProof/>
             <w:webHidden/>
           </w:rPr>
-          <w:instrText xml:space="preserve"> PAGEREF _Toc216017009 \h </w:instrText>
+          <w:instrText xml:space="preserve"> PAGEREF _Toc216017541 \h </w:instrText>
         </w:r>
         <w:r>
           <w:rPr>
@@ -2210,7 +2210,7 @@
           <w14:ligatures w14:val="standardContextual"/>
         </w:rPr>
       </w:pPr>
-      <w:hyperlink w:anchor="_Toc216017010" w:history="1">
+      <w:hyperlink w:anchor="_Toc216017542" w:history="1">
         <w:r>
           <w:rPr>
             <w:rStyle w:val="Hyperlink"/>
@@ -2237,7 +2237,7 @@
             <w:noProof/>
             <w:webHidden/>
           </w:rPr>
-          <w:instrText xml:space="preserve"> PAGEREF _Toc216017010 \h </w:instrText>
+          <w:instrText xml:space="preserve"> PAGEREF _Toc216017542 \h </w:instrText>
         </w:r>
         <w:r>
           <w:rPr>
@@ -2282,7 +2282,7 @@
           <w14:ligatures w14:val="standardContextual"/>
         </w:rPr>
       </w:pPr>
-      <w:hyperlink w:anchor="_Toc216017011" w:history="1">
+      <w:hyperlink w:anchor="_Toc216017543" w:history="1">
         <w:r>
           <w:rPr>
             <w:rStyle w:val="Hyperlink"/>
@@ -2309,7 +2309,7 @@
             <w:noProof/>
             <w:webHidden/>
           </w:rPr>
-          <w:instrText xml:space="preserve"> PAGEREF _Toc216017011 \h </w:instrText>
+          <w:instrText xml:space="preserve"> PAGEREF _Toc216017543 \h </w:instrText>
         </w:r>
         <w:r>
           <w:rPr>
@@ -2354,7 +2354,7 @@
           <w14:ligatures w14:val="standardContextual"/>
         </w:rPr>
       </w:pPr>
-      <w:hyperlink w:anchor="_Toc216017012" w:history="1">
+      <w:hyperlink w:anchor="_Toc216017544" w:history="1">
         <w:r>
           <w:rPr>
             <w:rStyle w:val="Hyperlink"/>
@@ -2381,7 +2381,7 @@
             <w:noProof/>
             <w:webHidden/>
           </w:rPr>
-          <w:instrText xml:space="preserve"> PAGEREF _Toc216017012 \h </w:instrText>
+          <w:instrText xml:space="preserve"> PAGEREF _Toc216017544 \h </w:instrText>
         </w:r>
         <w:r>
           <w:rPr>
@@ -2426,7 +2426,7 @@
           <w14:ligatures w14:val="standardContextual"/>
         </w:rPr>
       </w:pPr>
-      <w:hyperlink w:anchor="_Toc216017013" w:history="1">
+      <w:hyperlink w:anchor="_Toc216017545" w:history="1">
         <w:r>
           <w:rPr>
             <w:rStyle w:val="Hyperlink"/>
@@ -2453,7 +2453,7 @@
             <w:noProof/>
             <w:webHidden/>
           </w:rPr>
-          <w:instrText xml:space="preserve"> PAGEREF _Toc216017013 \h </w:instrText>
+          <w:instrText xml:space="preserve"> PAGEREF _Toc216017545 \h </w:instrText>
         </w:r>
         <w:r>
           <w:rPr>
@@ -2498,7 +2498,7 @@
           <w14:ligatures w14:val="standardContextual"/>
         </w:rPr>
       </w:pPr>
-      <w:hyperlink w:anchor="_Toc216017014" w:history="1">
+      <w:hyperlink w:anchor="_Toc216017546" w:history="1">
         <w:r>
           <w:rPr>
             <w:rStyle w:val="Hyperlink"/>
@@ -2525,7 +2525,7 @@
             <w:noProof/>
             <w:webHidden/>
           </w:rPr>
-          <w:instrText xml:space="preserve"> PAGEREF _Toc216017014 \h </w:instrText>
+          <w:instrText xml:space="preserve"> PAGEREF _Toc216017546 \h </w:instrText>
         </w:r>
         <w:r>
           <w:rPr>
@@ -2570,7 +2570,7 @@
           <w14:ligatures w14:val="standardContextual"/>
         </w:rPr>
       </w:pPr>
-      <w:hyperlink w:anchor="_Toc216017015" w:history="1">
+      <w:hyperlink w:anchor="_Toc216017547" w:history="1">
         <w:r>
           <w:rPr>
             <w:rStyle w:val="Hyperlink"/>
@@ -2597,7 +2597,7 @@
             <w:noProof/>
             <w:webHidden/>
           </w:rPr>
-          <w:instrText xml:space="preserve"> PAGEREF _Toc216017015 \h </w:instrText>
+          <w:instrText xml:space="preserve"> PAGEREF _Toc216017547 \h </w:instrText>
         </w:r>
         <w:r>
           <w:rPr>
@@ -2642,7 +2642,7 @@
           <w14:ligatures w14:val="standardContextual"/>
         </w:rPr>
       </w:pPr>
-      <w:hyperlink w:anchor="_Toc216017016" w:history="1">
+      <w:hyperlink w:anchor="_Toc216017548" w:history="1">
         <w:r>
           <w:rPr>
             <w:rStyle w:val="Hyperlink"/>
@@ -2669,7 +2669,7 @@
             <w:noProof/>
             <w:webHidden/>
           </w:rPr>
-          <w:instrText xml:space="preserve"> PAGEREF _Toc216017016 \h </w:instrText>
+          <w:instrText xml:space="preserve"> PAGEREF _Toc216017548 \h </w:instrText>
         </w:r>
         <w:r>
           <w:rPr>
@@ -2714,7 +2714,7 @@
           <w14:ligatures w14:val="standardContextual"/>
         </w:rPr>
       </w:pPr>
-      <w:hyperlink w:anchor="_Toc216017017" w:history="1">
+      <w:hyperlink w:anchor="_Toc216017549" w:history="1">
         <w:r>
           <w:rPr>
             <w:rStyle w:val="Hyperlink"/>
@@ -2757,7 +2757,7 @@
             <w:noProof/>
             <w:webHidden/>
           </w:rPr>
-          <w:instrText xml:space="preserve"> PAGEREF _Toc216017017 \h </w:instrText>
+          <w:instrText xml:space="preserve"> PAGEREF _Toc216017549 \h </w:instrText>
         </w:r>
         <w:r>
           <w:rPr>
@@ -2802,7 +2802,7 @@
           <w14:ligatures w14:val="standardContextual"/>
         </w:rPr>
       </w:pPr>
-      <w:hyperlink w:anchor="_Toc216017018" w:history="1">
+      <w:hyperlink w:anchor="_Toc216017550" w:history="1">
         <w:r>
           <w:rPr>
             <w:rStyle w:val="Hyperlink"/>
@@ -2829,7 +2829,7 @@
             <w:noProof/>
             <w:webHidden/>
           </w:rPr>
-          <w:instrText xml:space="preserve"> PAGEREF _Toc216017018 \h </w:instrText>
+          <w:instrText xml:space="preserve"> PAGEREF _Toc216017550 \h </w:instrText>
         </w:r>
         <w:r>
           <w:rPr>
@@ -2874,7 +2874,7 @@
           <w14:ligatures w14:val="standardContextual"/>
         </w:rPr>
       </w:pPr>
-      <w:hyperlink w:anchor="_Toc216017019" w:history="1">
+      <w:hyperlink w:anchor="_Toc216017551" w:history="1">
         <w:r>
           <w:rPr>
             <w:rStyle w:val="Hyperlink"/>
@@ -2901,7 +2901,7 @@
             <w:noProof/>
             <w:webHidden/>
           </w:rPr>
-          <w:instrText xml:space="preserve"> PAGEREF _Toc216017019 \h </w:instrText>
+          <w:instrText xml:space="preserve"> PAGEREF _Toc216017551 \h </w:instrText>
         </w:r>
         <w:r>
           <w:rPr>
@@ -2946,7 +2946,7 @@
           <w14:ligatures w14:val="standardContextual"/>
         </w:rPr>
       </w:pPr>
-      <w:hyperlink w:anchor="_Toc216017020" w:history="1">
+      <w:hyperlink w:anchor="_Toc216017552" w:history="1">
         <w:r>
           <w:rPr>
             <w:rStyle w:val="Hyperlink"/>
@@ -2973,7 +2973,7 @@
             <w:noProof/>
             <w:webHidden/>
           </w:rPr>
-          <w:instrText xml:space="preserve"> PAGEREF _Toc216017020 \h </w:instrText>
+          <w:instrText xml:space="preserve"> PAGEREF _Toc216017552 \h </w:instrText>
         </w:r>
         <w:r>
           <w:rPr>
@@ -3018,13 +3018,13 @@
           <w14:ligatures w14:val="standardContextual"/>
         </w:rPr>
       </w:pPr>
-      <w:hyperlink w:anchor="_Toc216017021" w:history="1">
+      <w:hyperlink w:anchor="_Toc216017553" w:history="1">
         <w:r>
           <w:rPr>
             <w:rStyle w:val="Hyperlink"/>
             <w:noProof/>
           </w:rPr>
-          <w:t>4.5 Panel regresszió (TWFE)</w:t>
+          <w:t>4.6 Panel regresszió (TWFE)</w:t>
         </w:r>
         <w:r>
           <w:rPr>
@@ -3045,7 +3045,7 @@
             <w:noProof/>
             <w:webHidden/>
           </w:rPr>
-          <w:instrText xml:space="preserve"> PAGEREF _Toc216017021 \h </w:instrText>
+          <w:instrText xml:space="preserve"> PAGEREF _Toc216017553 \h </w:instrText>
         </w:r>
         <w:r>
           <w:rPr>
@@ -3090,13 +3090,13 @@
           <w14:ligatures w14:val="standardContextual"/>
         </w:rPr>
       </w:pPr>
-      <w:hyperlink w:anchor="_Toc216017022" w:history="1">
+      <w:hyperlink w:anchor="_Toc216017554" w:history="1">
         <w:r>
           <w:rPr>
             <w:rStyle w:val="Hyperlink"/>
             <w:noProof/>
           </w:rPr>
-          <w:t>4.5.1 Modell specifikáció</w:t>
+          <w:t>4.6.1 Modell specifikáció</w:t>
         </w:r>
         <w:r>
           <w:rPr>
@@ -3117,7 +3117,7 @@
             <w:noProof/>
             <w:webHidden/>
           </w:rPr>
-          <w:instrText xml:space="preserve"> PAGEREF _Toc216017022 \h </w:instrText>
+          <w:instrText xml:space="preserve"> PAGEREF _Toc216017554 \h </w:instrText>
         </w:r>
         <w:r>
           <w:rPr>
@@ -3162,13 +3162,13 @@
           <w14:ligatures w14:val="standardContextual"/>
         </w:rPr>
       </w:pPr>
-      <w:hyperlink w:anchor="_Toc216017023" w:history="1">
+      <w:hyperlink w:anchor="_Toc216017555" w:history="1">
         <w:r>
           <w:rPr>
             <w:rStyle w:val="Hyperlink"/>
             <w:noProof/>
           </w:rPr>
-          <w:t>4.5.2 Eredmények és értelmezés</w:t>
+          <w:t>4.6.2 Eredmények és értelmezés</w:t>
         </w:r>
         <w:r>
           <w:rPr>
@@ -3189,7 +3189,7 @@
             <w:noProof/>
             <w:webHidden/>
           </w:rPr>
-          <w:instrText xml:space="preserve"> PAGEREF _Toc216017023 \h </w:instrText>
+          <w:instrText xml:space="preserve"> PAGEREF _Toc216017555 \h </w:instrText>
         </w:r>
         <w:r>
           <w:rPr>
@@ -3234,13 +3234,13 @@
           <w14:ligatures w14:val="standardContextual"/>
         </w:rPr>
       </w:pPr>
-      <w:hyperlink w:anchor="_Toc216017024" w:history="1">
+      <w:hyperlink w:anchor="_Toc216017556" w:history="1">
         <w:r>
           <w:rPr>
             <w:rStyle w:val="Hyperlink"/>
             <w:noProof/>
           </w:rPr>
-          <w:t>4.6 Összegzés és következtetések</w:t>
+          <w:t>4.7 Összegzés és következtetések</w:t>
         </w:r>
         <w:r>
           <w:rPr>
@@ -3261,7 +3261,7 @@
             <w:noProof/>
             <w:webHidden/>
           </w:rPr>
-          <w:instrText xml:space="preserve"> PAGEREF _Toc216017024 \h </w:instrText>
+          <w:instrText xml:space="preserve"> PAGEREF _Toc216017556 \h </w:instrText>
         </w:r>
         <w:r>
           <w:rPr>
@@ -3306,7 +3306,7 @@
           <w14:ligatures w14:val="standardContextual"/>
         </w:rPr>
       </w:pPr>
-      <w:hyperlink w:anchor="_Toc216017025" w:history="1">
+      <w:hyperlink w:anchor="_Toc216017557" w:history="1">
         <w:r>
           <w:rPr>
             <w:rStyle w:val="Hyperlink"/>
@@ -3333,7 +3333,7 @@
             <w:noProof/>
             <w:webHidden/>
           </w:rPr>
-          <w:instrText xml:space="preserve"> PAGEREF _Toc216017025 \h </w:instrText>
+          <w:instrText xml:space="preserve"> PAGEREF _Toc216017557 \h </w:instrText>
         </w:r>
         <w:r>
           <w:rPr>
@@ -3376,7 +3376,7 @@
           <w14:ligatures w14:val="standardContextual"/>
         </w:rPr>
       </w:pPr>
-      <w:hyperlink w:anchor="_Toc216017026" w:history="1">
+      <w:hyperlink w:anchor="_Toc216017558" w:history="1">
         <w:r>
           <w:rPr>
             <w:rStyle w:val="Hyperlink"/>
@@ -3403,7 +3403,7 @@
             <w:noProof/>
             <w:webHidden/>
           </w:rPr>
-          <w:instrText xml:space="preserve"> PAGEREF _Toc216017026 \h </w:instrText>
+          <w:instrText xml:space="preserve"> PAGEREF _Toc216017558 \h </w:instrText>
         </w:r>
         <w:r>
           <w:rPr>
@@ -3446,7 +3446,7 @@
           <w14:ligatures w14:val="standardContextual"/>
         </w:rPr>
       </w:pPr>
-      <w:hyperlink w:anchor="_Toc216017027" w:history="1">
+      <w:hyperlink w:anchor="_Toc216017559" w:history="1">
         <w:r>
           <w:rPr>
             <w:rStyle w:val="Hyperlink"/>
@@ -3473,7 +3473,7 @@
             <w:noProof/>
             <w:webHidden/>
           </w:rPr>
-          <w:instrText xml:space="preserve"> PAGEREF _Toc216017027 \h </w:instrText>
+          <w:instrText xml:space="preserve"> PAGEREF _Toc216017559 \h </w:instrText>
         </w:r>
         <w:r>
           <w:rPr>
@@ -3518,7 +3518,7 @@
           <w14:ligatures w14:val="standardContextual"/>
         </w:rPr>
       </w:pPr>
-      <w:hyperlink w:anchor="_Toc216017028" w:history="1">
+      <w:hyperlink w:anchor="_Toc216017560" w:history="1">
         <w:r>
           <w:rPr>
             <w:rStyle w:val="Hyperlink"/>
@@ -3545,7 +3545,7 @@
             <w:noProof/>
             <w:webHidden/>
           </w:rPr>
-          <w:instrText xml:space="preserve"> PAGEREF _Toc216017028 \h </w:instrText>
+          <w:instrText xml:space="preserve"> PAGEREF _Toc216017560 \h </w:instrText>
         </w:r>
         <w:r>
           <w:rPr>
@@ -3590,7 +3590,7 @@
           <w14:ligatures w14:val="standardContextual"/>
         </w:rPr>
       </w:pPr>
-      <w:hyperlink w:anchor="_Toc216017029" w:history="1">
+      <w:hyperlink w:anchor="_Toc216017561" w:history="1">
         <w:r>
           <w:rPr>
             <w:rStyle w:val="Hyperlink"/>
@@ -3617,7 +3617,7 @@
             <w:noProof/>
             <w:webHidden/>
           </w:rPr>
-          <w:instrText xml:space="preserve"> PAGEREF _Toc216017029 \h </w:instrText>
+          <w:instrText xml:space="preserve"> PAGEREF _Toc216017561 \h </w:instrText>
         </w:r>
         <w:r>
           <w:rPr>
@@ -3662,7 +3662,7 @@
           <w14:ligatures w14:val="standardContextual"/>
         </w:rPr>
       </w:pPr>
-      <w:hyperlink w:anchor="_Toc216017030" w:history="1">
+      <w:hyperlink w:anchor="_Toc216017562" w:history="1">
         <w:r>
           <w:rPr>
             <w:rStyle w:val="Hyperlink"/>
@@ -3689,7 +3689,7 @@
             <w:noProof/>
             <w:webHidden/>
           </w:rPr>
-          <w:instrText xml:space="preserve"> PAGEREF _Toc216017030 \h </w:instrText>
+          <w:instrText xml:space="preserve"> PAGEREF _Toc216017562 \h </w:instrText>
         </w:r>
         <w:r>
           <w:rPr>
@@ -3734,7 +3734,7 @@
           <w14:ligatures w14:val="standardContextual"/>
         </w:rPr>
       </w:pPr>
-      <w:hyperlink w:anchor="_Toc216017031" w:history="1">
+      <w:hyperlink w:anchor="_Toc216017563" w:history="1">
         <w:r>
           <w:rPr>
             <w:rStyle w:val="Hyperlink"/>
@@ -3761,7 +3761,7 @@
             <w:noProof/>
             <w:webHidden/>
           </w:rPr>
-          <w:instrText xml:space="preserve"> PAGEREF _Toc216017031 \h </w:instrText>
+          <w:instrText xml:space="preserve"> PAGEREF _Toc216017563 \h </w:instrText>
         </w:r>
         <w:r>
           <w:rPr>
@@ -3806,7 +3806,7 @@
           <w14:ligatures w14:val="standardContextual"/>
         </w:rPr>
       </w:pPr>
-      <w:hyperlink w:anchor="_Toc216017032" w:history="1">
+      <w:hyperlink w:anchor="_Toc216017564" w:history="1">
         <w:r>
           <w:rPr>
             <w:rStyle w:val="Hyperlink"/>
@@ -3833,7 +3833,7 @@
             <w:noProof/>
             <w:webHidden/>
           </w:rPr>
-          <w:instrText xml:space="preserve"> PAGEREF _Toc216017032 \h </w:instrText>
+          <w:instrText xml:space="preserve"> PAGEREF _Toc216017564 \h </w:instrText>
         </w:r>
         <w:r>
           <w:rPr>
@@ -3878,13 +3878,13 @@
           <w14:ligatures w14:val="standardContextual"/>
         </w:rPr>
       </w:pPr>
-      <w:hyperlink w:anchor="_Toc216017033" w:history="1">
+      <w:hyperlink w:anchor="_Toc216017565" w:history="1">
         <w:r>
           <w:rPr>
             <w:rStyle w:val="Hyperlink"/>
             <w:noProof/>
           </w:rPr>
-          <w:t>5.6. Diagnosztikai elemzések</w:t>
+          <w:t>5.6. Sentiment-et tartalmazó TWFE specifikációk</w:t>
         </w:r>
         <w:r>
           <w:rPr>
@@ -3905,7 +3905,7 @@
             <w:noProof/>
             <w:webHidden/>
           </w:rPr>
-          <w:instrText xml:space="preserve"> PAGEREF _Toc216017033 \h </w:instrText>
+          <w:instrText xml:space="preserve"> PAGEREF _Toc216017565 \h </w:instrText>
         </w:r>
         <w:r>
           <w:rPr>
@@ -4126,7 +4126,7 @@
       <w:pPr>
         <w:pStyle w:val="Fejezetcimszmozsnlkl"/>
       </w:pPr>
-      <w:bookmarkStart w:id="0" w:name="_Toc216016990"/>
+      <w:bookmarkStart w:id="0" w:name="_Toc216017522"/>
       <w:r>
         <w:lastRenderedPageBreak/>
         <w:t>Összefoglaló</w:t>
@@ -4177,7 +4177,7 @@
       <w:pPr>
         <w:pStyle w:val="Fejezetcimszmozsnlkl"/>
       </w:pPr>
-      <w:bookmarkStart w:id="1" w:name="_Toc216016991"/>
+      <w:bookmarkStart w:id="1" w:name="_Toc216017523"/>
       <w:r>
         <w:lastRenderedPageBreak/>
         <w:t>Abstract</w:t>
@@ -4268,7 +4268,7 @@
       <w:pPr>
         <w:pStyle w:val="Heading2"/>
       </w:pPr>
-      <w:bookmarkStart w:id="2" w:name="_Toc216016992"/>
+      <w:bookmarkStart w:id="2" w:name="_Toc216017524"/>
       <w:r>
         <w:lastRenderedPageBreak/>
         <w:t xml:space="preserve">1.1 </w:t>
@@ -4363,7 +4363,7 @@
       <w:r>
         <w:t xml:space="preserve"> </w:t>
       </w:r>
-      <w:bookmarkStart w:id="3" w:name="_Toc216016993"/>
+      <w:bookmarkStart w:id="3" w:name="_Toc216017525"/>
       <w:r>
         <w:t xml:space="preserve">1.2 </w:t>
       </w:r>
@@ -4444,9 +4444,12 @@
       <w:pPr>
         <w:pStyle w:val="Heading2"/>
       </w:pPr>
-      <w:bookmarkStart w:id="4" w:name="_Toc216016994"/>
-      <w:r>
-        <w:t xml:space="preserve">2.3 </w:t>
+      <w:bookmarkStart w:id="4" w:name="_Toc216017526"/>
+      <w:r>
+        <w:t>1</w:t>
+      </w:r>
+      <w:r>
+        <w:t xml:space="preserve">.3 </w:t>
       </w:r>
       <w:r>
         <w:t xml:space="preserve"> Elméleti háttér</w:t>
@@ -4996,7 +4999,7 @@
       <w:pPr>
         <w:pStyle w:val="Heading1"/>
       </w:pPr>
-      <w:bookmarkStart w:id="5" w:name="_Toc216016995"/>
+      <w:bookmarkStart w:id="5" w:name="_Toc216017527"/>
       <w:r>
         <w:lastRenderedPageBreak/>
         <w:t xml:space="preserve">2. </w:t>
@@ -5022,7 +5025,7 @@
       <w:pPr>
         <w:pStyle w:val="Heading2"/>
       </w:pPr>
-      <w:bookmarkStart w:id="6" w:name="_Toc216016996"/>
+      <w:bookmarkStart w:id="6" w:name="_Toc216017528"/>
       <w:r>
         <w:t>2.1</w:t>
       </w:r>
@@ -5075,7 +5078,7 @@
       <w:pPr>
         <w:pStyle w:val="Heading2"/>
       </w:pPr>
-      <w:bookmarkStart w:id="7" w:name="_Toc216016997"/>
+      <w:bookmarkStart w:id="7" w:name="_Toc216017529"/>
       <w:r>
         <w:t>2.2. Adathalmaz összeállításának folyamata és kihívásai</w:t>
       </w:r>
@@ -5085,7 +5088,7 @@
       <w:pPr>
         <w:pStyle w:val="Heading2"/>
       </w:pPr>
-      <w:bookmarkStart w:id="8" w:name="_Toc216016998"/>
+      <w:bookmarkStart w:id="8" w:name="_Toc216017530"/>
       <w:r>
         <w:t>2.2.</w:t>
       </w:r>
@@ -5121,7 +5124,7 @@
       <w:pPr>
         <w:pStyle w:val="Heading2"/>
       </w:pPr>
-      <w:bookmarkStart w:id="9" w:name="_Toc216016999"/>
+      <w:bookmarkStart w:id="9" w:name="_Toc216017531"/>
       <w:r>
         <w:t>2.2.</w:t>
       </w:r>
@@ -5226,7 +5229,7 @@
       <w:pPr>
         <w:pStyle w:val="Heading2"/>
       </w:pPr>
-      <w:bookmarkStart w:id="10" w:name="_Toc216017000"/>
+      <w:bookmarkStart w:id="10" w:name="_Toc216017532"/>
       <w:r>
         <w:t>2.2</w:t>
       </w:r>
@@ -5285,7 +5288,7 @@
       <w:pPr>
         <w:pStyle w:val="Heading1"/>
       </w:pPr>
-      <w:bookmarkStart w:id="11" w:name="_Toc216017001"/>
+      <w:bookmarkStart w:id="11" w:name="_Toc216017533"/>
       <w:r>
         <w:lastRenderedPageBreak/>
         <w:t>3.</w:t>
@@ -5302,7 +5305,7 @@
           <w:kern w:val="2"/>
         </w:rPr>
       </w:pPr>
-      <w:bookmarkStart w:id="12" w:name="_Toc216017002"/>
+      <w:bookmarkStart w:id="12" w:name="_Toc216017534"/>
       <w:r>
         <w:t>3.1</w:t>
       </w:r>
@@ -5557,7 +5560,7 @@
       <w:pPr>
         <w:pStyle w:val="Heading2"/>
       </w:pPr>
-      <w:bookmarkStart w:id="13" w:name="_Toc216017003"/>
+      <w:bookmarkStart w:id="13" w:name="_Toc216017535"/>
       <w:r>
         <w:t>3.2 Elkészült modell bemutatása</w:t>
       </w:r>
@@ -5616,7 +5619,7 @@
         <w:rPr>
           <w:noProof/>
         </w:rPr>
-        <w:pict w14:anchorId="287F2DDD">
+        <w:pict w14:anchorId="22BE9106">
           <v:shapetype id="_x0000_t75" coordsize="21600,21600" o:spt="75" o:preferrelative="t" path="m@4@5l@4@11@9@11@9@5xe" filled="f" stroked="f">
             <v:stroke joinstyle="miter"/>
             <v:formulas>
@@ -5675,7 +5678,7 @@
       <w:pPr>
         <w:pStyle w:val="Heading2"/>
       </w:pPr>
-      <w:bookmarkStart w:id="14" w:name="_Toc216017004"/>
+      <w:bookmarkStart w:id="14" w:name="_Toc216017536"/>
       <w:r>
         <w:t>3.2.1 Modellbeli módosítások</w:t>
       </w:r>
@@ -5710,7 +5713,7 @@
       <w:pPr>
         <w:pStyle w:val="Heading2"/>
       </w:pPr>
-      <w:bookmarkStart w:id="15" w:name="_Toc216017005"/>
+      <w:bookmarkStart w:id="15" w:name="_Toc216017537"/>
       <w:r>
         <w:t>3.2.2 Adatbeli módosítások</w:t>
       </w:r>
@@ -5740,7 +5743,7 @@
       <w:pPr>
         <w:pStyle w:val="Heading2"/>
       </w:pPr>
-      <w:bookmarkStart w:id="16" w:name="_Toc216017006"/>
+      <w:bookmarkStart w:id="16" w:name="_Toc216017538"/>
       <w:r>
         <w:t>3.2.3 Tanítási technikák</w:t>
       </w:r>
@@ -5799,7 +5802,7 @@
       <w:pPr>
         <w:pStyle w:val="Heading2"/>
       </w:pPr>
-      <w:bookmarkStart w:id="17" w:name="_Toc216017007"/>
+      <w:bookmarkStart w:id="17" w:name="_Toc216017539"/>
       <w:r>
         <w:t>3.2.4. Veszteségfüggvény és keresztvalidáció</w:t>
       </w:r>
@@ -6422,7 +6425,7 @@
       <w:r>
         <w:br/>
       </w:r>
-      <w:bookmarkStart w:id="18" w:name="_Toc216017008"/>
+      <w:bookmarkStart w:id="18" w:name="_Toc216017540"/>
       <w:r>
         <w:t>3</w:t>
       </w:r>
@@ -6480,7 +6483,7 @@
       <w:pPr>
         <w:pStyle w:val="Heading1"/>
       </w:pPr>
-      <w:bookmarkStart w:id="19" w:name="_Toc216017009"/>
+      <w:bookmarkStart w:id="19" w:name="_Toc216017541"/>
       <w:r>
         <w:lastRenderedPageBreak/>
         <w:t xml:space="preserve">4. </w:t>
@@ -6497,7 +6500,7 @@
       <w:pPr>
         <w:pStyle w:val="Heading2"/>
       </w:pPr>
-      <w:bookmarkStart w:id="20" w:name="_Toc216017010"/>
+      <w:bookmarkStart w:id="20" w:name="_Toc216017542"/>
       <w:r>
         <w:t>4.1 Adatok előkészítése az elemzéshez</w:t>
       </w:r>
@@ -6553,7 +6556,7 @@
       <w:pPr>
         <w:pStyle w:val="Heading2"/>
       </w:pPr>
-      <w:bookmarkStart w:id="21" w:name="_Toc216017011"/>
+      <w:bookmarkStart w:id="21" w:name="_Toc216017543"/>
       <w:r>
         <w:t>4.2 Leíró statisztikák és vizualizációk</w:t>
       </w:r>
@@ -6740,7 +6743,7 @@
           <w:numId w:val="0"/>
         </w:numPr>
       </w:pPr>
-      <w:bookmarkStart w:id="22" w:name="_Toc216017012"/>
+      <w:bookmarkStart w:id="22" w:name="_Toc216017544"/>
       <w:r>
         <w:t>4.2.1 Heti memeszám és hírsentiment idődiagramok</w:t>
       </w:r>
@@ -7065,7 +7068,7 @@
           <w:numId w:val="0"/>
         </w:numPr>
       </w:pPr>
-      <w:bookmarkStart w:id="23" w:name="_Toc216017013"/>
+      <w:bookmarkStart w:id="23" w:name="_Toc216017545"/>
       <w:r>
         <w:t>4.2.2 Korrelációs mátrix</w:t>
       </w:r>
@@ -7271,7 +7274,7 @@
       <w:pPr>
         <w:pStyle w:val="Heading2"/>
       </w:pPr>
-      <w:bookmarkStart w:id="24" w:name="_Toc216017014"/>
+      <w:bookmarkStart w:id="24" w:name="_Toc216017546"/>
       <w:r>
         <w:t xml:space="preserve">4.3 </w:t>
       </w:r>
@@ -7297,7 +7300,7 @@
           <w:numId w:val="0"/>
         </w:numPr>
       </w:pPr>
-      <w:bookmarkStart w:id="25" w:name="_Toc216017015"/>
+      <w:bookmarkStart w:id="25" w:name="_Toc216017547"/>
       <w:r>
         <w:t>4.3.1 Eseményhetek azonosítása</w:t>
       </w:r>
@@ -7359,7 +7362,7 @@
           <w:numId w:val="0"/>
         </w:numPr>
       </w:pPr>
-      <w:bookmarkStart w:id="26" w:name="_Toc216017016"/>
+      <w:bookmarkStart w:id="26" w:name="_Toc216017548"/>
       <w:r>
         <w:t xml:space="preserve">4.3.2 </w:t>
       </w:r>
@@ -7415,7 +7418,7 @@
           <w:lang w:val="en-HU"/>
         </w:rPr>
       </w:pPr>
-      <w:bookmarkStart w:id="27" w:name="_Toc216017017"/>
+      <w:bookmarkStart w:id="27" w:name="_Toc216017549"/>
       <w:r>
         <w:rPr>
           <w:lang w:val="en-HU"/>
@@ -7440,6 +7443,7 @@
     </w:p>
     <w:p>
       <w:pPr>
+        <w:jc w:val="center"/>
         <w:rPr>
           <w:lang w:val="en-HU"/>
         </w:rPr>
@@ -7506,6 +7510,15 @@
       </w:r>
       <w:r>
         <w:fldChar w:fldCharType="end"/>
+      </w:r>
+      <w:r>
+        <w:t xml:space="preserve"> Pozitív</w:t>
+      </w:r>
+      <w:r>
+        <w:t xml:space="preserve"> esemény</w:t>
+      </w:r>
+      <w:r>
+        <w:t xml:space="preserve"> körüli +- 3 hét</w:t>
       </w:r>
     </w:p>
     <w:p>
@@ -7576,6 +7589,18 @@
       <w:r>
         <w:fldChar w:fldCharType="end"/>
       </w:r>
+      <w:r>
+        <w:t xml:space="preserve"> </w:t>
+      </w:r>
+      <w:r>
+        <w:t>Negatív</w:t>
+      </w:r>
+      <w:r>
+        <w:t xml:space="preserve"> esemény</w:t>
+      </w:r>
+      <w:r>
+        <w:t xml:space="preserve"> körüli +- 3 hét</w:t>
+      </w:r>
     </w:p>
     <w:p>
       <w:pPr>
@@ -7585,7 +7610,7 @@
           <w:numId w:val="0"/>
         </w:numPr>
       </w:pPr>
-      <w:bookmarkStart w:id="28" w:name="_Toc216017018"/>
+      <w:bookmarkStart w:id="28" w:name="_Toc216017550"/>
       <w:r>
         <w:t>4.3.3 Placebo benchmark és Event − Placebo különbség</w:t>
       </w:r>
@@ -7770,7 +7795,7 @@
           <w:lang w:eastAsia="en-GB"/>
         </w:rPr>
       </w:pPr>
-      <w:bookmarkStart w:id="29" w:name="_Toc216017019"/>
+      <w:bookmarkStart w:id="29" w:name="_Toc216017551"/>
       <w:r>
         <w:rPr>
           <w:rStyle w:val="Strong"/>
@@ -7947,7 +7972,7 @@
       <w:pPr>
         <w:pStyle w:val="Heading2"/>
       </w:pPr>
-      <w:bookmarkStart w:id="30" w:name="_Toc216017020"/>
+      <w:bookmarkStart w:id="30" w:name="_Toc216017552"/>
       <w:r>
         <w:rPr>
           <w:rStyle w:val="Strong"/>
@@ -8152,9 +8177,15 @@
       <w:pPr>
         <w:pStyle w:val="Heading2"/>
       </w:pPr>
-      <w:bookmarkStart w:id="31" w:name="_Toc216017021"/>
-      <w:r>
-        <w:t>4.5 Panel regresszió (TWFE)</w:t>
+      <w:bookmarkStart w:id="31" w:name="_Toc216017553"/>
+      <w:r>
+        <w:t>4.</w:t>
+      </w:r>
+      <w:r>
+        <w:t>6</w:t>
+      </w:r>
+      <w:r>
+        <w:t xml:space="preserve"> Panel regresszió (TWFE)</w:t>
       </w:r>
       <w:bookmarkEnd w:id="31"/>
     </w:p>
@@ -8166,9 +8197,15 @@
           <w:numId w:val="0"/>
         </w:numPr>
       </w:pPr>
-      <w:bookmarkStart w:id="32" w:name="_Toc216017022"/>
-      <w:r>
-        <w:t>4.5.1 Modell specifikáció</w:t>
+      <w:bookmarkStart w:id="32" w:name="_Toc216017554"/>
+      <w:r>
+        <w:t>4.</w:t>
+      </w:r>
+      <w:r>
+        <w:t>6</w:t>
+      </w:r>
+      <w:r>
+        <w:t>.1 Modell specifikáció</w:t>
       </w:r>
       <w:bookmarkEnd w:id="32"/>
     </w:p>
@@ -8399,9 +8436,15 @@
       <w:pPr>
         <w:pStyle w:val="Heading2"/>
       </w:pPr>
-      <w:bookmarkStart w:id="34" w:name="_Toc216017023"/>
-      <w:r>
-        <w:t>4.5.2 Eredmények és értelmezés</w:t>
+      <w:bookmarkStart w:id="34" w:name="_Toc216017555"/>
+      <w:r>
+        <w:t>4.</w:t>
+      </w:r>
+      <w:r>
+        <w:t>6</w:t>
+      </w:r>
+      <w:r>
+        <w:t>.2 Eredmények és értelmezés</w:t>
       </w:r>
       <w:bookmarkEnd w:id="34"/>
     </w:p>
@@ -8479,6 +8522,7 @@
       <w:pPr>
         <w:keepNext/>
         <w:ind w:firstLine="0"/>
+        <w:jc w:val="center"/>
       </w:pPr>
       <w:r>
         <w:drawing>
@@ -8567,6 +8611,7 @@
       <w:pPr>
         <w:keepNext/>
         <w:ind w:firstLine="0"/>
+        <w:jc w:val="center"/>
       </w:pPr>
       <w:r>
         <w:rPr>
@@ -8658,9 +8703,15 @@
       <w:pPr>
         <w:pStyle w:val="Heading2"/>
       </w:pPr>
-      <w:bookmarkStart w:id="35" w:name="_Toc216017024"/>
-      <w:r>
-        <w:t>4.6 Összegzés és következtetések</w:t>
+      <w:bookmarkStart w:id="35" w:name="_Toc216017556"/>
+      <w:r>
+        <w:t>4.</w:t>
+      </w:r>
+      <w:r>
+        <w:t>7</w:t>
+      </w:r>
+      <w:r>
+        <w:t xml:space="preserve"> Összegzés és következtetések</w:t>
       </w:r>
       <w:bookmarkEnd w:id="35"/>
     </w:p>
@@ -8854,7 +8905,7 @@
         <w:ind w:left="2880"/>
       </w:pPr>
       <w:bookmarkStart w:id="36" w:name="_Toc332797402"/>
-      <w:bookmarkStart w:id="37" w:name="_Toc216017025"/>
+      <w:bookmarkStart w:id="37" w:name="_Toc216017557"/>
       <w:r>
         <w:t>Irodalomjegyzék</w:t>
       </w:r>
@@ -8926,7 +8977,7 @@
       <w:pPr>
         <w:pStyle w:val="Fejezetcimszmozsnlkl"/>
       </w:pPr>
-      <w:bookmarkStart w:id="38" w:name="_Toc216017026"/>
+      <w:bookmarkStart w:id="38" w:name="_Toc216017558"/>
       <w:r>
         <w:lastRenderedPageBreak/>
         <w:t>Irodalomjegyzék</w:t>
@@ -9062,7 +9113,7 @@
       <w:pPr>
         <w:pStyle w:val="Fejezetcimszmozsnlkl"/>
       </w:pPr>
-      <w:bookmarkStart w:id="40" w:name="_Toc216017027"/>
+      <w:bookmarkStart w:id="40" w:name="_Toc216017559"/>
       <w:r>
         <w:lastRenderedPageBreak/>
         <w:t>Függelék</w:t>
@@ -9073,7 +9124,7 @@
       <w:pPr>
         <w:pStyle w:val="Heading2"/>
       </w:pPr>
-      <w:bookmarkStart w:id="41" w:name="_Toc216017028"/>
+      <w:bookmarkStart w:id="41" w:name="_Toc216017560"/>
       <w:r>
         <w:t>5.1 Márka szinonima lista</w:t>
       </w:r>
@@ -11128,7 +11179,7 @@
       <w:pPr>
         <w:pStyle w:val="Heading2"/>
       </w:pPr>
-      <w:bookmarkStart w:id="42" w:name="_Toc216017029"/>
+      <w:bookmarkStart w:id="42" w:name="_Toc216017561"/>
       <w:r>
         <w:t>5.2</w:t>
       </w:r>
@@ -11885,7 +11936,7 @@
       <w:pPr>
         <w:pStyle w:val="Heading2"/>
       </w:pPr>
-      <w:bookmarkStart w:id="43" w:name="_Toc216017030"/>
+      <w:bookmarkStart w:id="43" w:name="_Toc216017562"/>
       <w:r>
         <w:lastRenderedPageBreak/>
         <w:t>5.3 Korrelációs mátrixok</w:t>
@@ -12045,7 +12096,7 @@
       <w:pPr>
         <w:pStyle w:val="Heading2"/>
       </w:pPr>
-      <w:bookmarkStart w:id="44" w:name="_Toc216017031"/>
+      <w:bookmarkStart w:id="44" w:name="_Toc216017563"/>
       <w:r>
         <w:t>5.</w:t>
       </w:r>
@@ -12119,7 +12170,7 @@
       <w:pPr>
         <w:pStyle w:val="Heading2"/>
       </w:pPr>
-      <w:bookmarkStart w:id="45" w:name="_Toc216017032"/>
+      <w:bookmarkStart w:id="45" w:name="_Toc216017564"/>
       <w:r>
         <w:t>5.</w:t>
       </w:r>
@@ -13177,7 +13228,7 @@
       <w:pPr>
         <w:pStyle w:val="Heading2"/>
       </w:pPr>
-      <w:bookmarkStart w:id="46" w:name="_Toc216017033"/>
+      <w:bookmarkStart w:id="46" w:name="_Toc216017565"/>
       <w:r>
         <w:t>5.</w:t>
       </w:r>
@@ -13185,12 +13236,12 @@
         <w:t>6</w:t>
       </w:r>
       <w:r>
-        <w:t>. Diagnosztikai elemzések</w:t>
+        <w:t xml:space="preserve">. </w:t>
+      </w:r>
+      <w:r>
+        <w:t>Sentiment-et tartalmazó TWFE specifikációk</w:t>
       </w:r>
       <w:bookmarkEnd w:id="46"/>
-      <w:r>
-        <w:t xml:space="preserve"> </w:t>
-      </w:r>
     </w:p>
     <w:p>
       <w:pPr>

--- a/DiplomatervSablon_v3.2_hu.docx
+++ b/DiplomatervSablon_v3.2_hu.docx
@@ -5619,7 +5619,7 @@
         <w:rPr>
           <w:noProof/>
         </w:rPr>
-        <w:pict w14:anchorId="22BE9106">
+        <w:pict w14:anchorId="79F4274D">
           <v:shapetype id="_x0000_t75" coordsize="21600,21600" o:spt="75" o:preferrelative="t" path="m@4@5l@4@11@9@11@9@5xe" filled="f" stroked="f">
             <v:stroke joinstyle="miter"/>
             <v:formulas>
@@ -8725,7 +8725,7 @@
         <w:rPr>
           <w:lang w:val="en-HU" w:eastAsia="en-GB"/>
         </w:rPr>
-        <w:t>A kutatás célja az volt, hogy marketing- és kommunikációs szempontból feltárja, miként jelennek meg a vezető globális márkák az online mémkultúrában, és milyen mintázatok figyelhetők meg a mémek mennyiségi és érzelmi alakulásában. A vizsgálat alapját egy összetett multimodális pipeline adta, amely képfelismerés, OCR és szentimentelemzés kombinációjával azonosította a márkákhoz köthető mémeket, majd ezek aktivitási mutatóit (mémvolumen, engagement) összevetette a New York Times médiamegjelenéseivel és hírsentimentjével. A felépített adatbázis lehetővé tette, hogy a mémek időbeli viselkedését, érzelmi jellemzőit és a hírekkel való kapcsolatát panel regressziós, eseményvizsgálati és idősoros módszerekkel értékeljük.</w:t>
+        <w:t>A kutatás célja az volt, hogy marketing- és kommunikációs szempontból feltárja, miként jelennek meg a vezető globális márkák az online mémkultúrában, és milyen mintázatok figyelhetők meg a mémek mennyiségi és érzelmi alakulásában. A vizsgálathoz olyan összetett adathalmazt állítottam elő, amely scrapinggel gyűjtött mémeket, képosztályozó modellek segítségével felismert logókat, OCR-rel detektált márkaneveket, valamint egy egyetemi együttműködésből származó logóadatokat egyesített. Ezek alapján meghatározhatóvá váltak a márkákhoz köthető mémek aktivitási mutatói (mémvolumen, engagement), amelyeket a New York Times médiamegjelenéseivel és hírsentimentjével vetettem össze. A létrehozott adatkészlet lehetővé tette, hogy a mémek időbeli mintázatait, érzelmi szerkezetét és a hírekkel való kapcsolatát panel regressziós, eseményvizsgálati és idősoros módszerekkel vizsgáljam.</w:t>
       </w:r>
     </w:p>
     <w:p>
@@ -8752,7 +8752,53 @@
         <w:rPr>
           <w:lang w:val="en-HU" w:eastAsia="en-GB"/>
         </w:rPr>
-        <w:t xml:space="preserve">, amely szerint a New York Times márkaemlítései vagy a hozzájuk tartozó hírsentiment tartósan befolyásolná a mémek mennyiségét vagy engagementjét. Sem az idősoros együttmozgás, sem a keresztkorreláció, sem a TWFE-modellek nem jeleztek szignifikáns vagy stabil hatást: a koefficiensek többnyire zérus körül ingadoztak, széles konfidenciaintervallumokkal. A sentiment bevonása sem módosította érdemben a mintázatokat: a hírek pozitív vagy negatív tónusa nem mutatott jelentős szerepet a későbbi mémaktivitásban. Ez arra utal, hogy a mémek mennyisége </w:t>
+        <w:t xml:space="preserve">, amely szerint a New York Times márkaemlítései vagy a hozzájuk tartozó hírsentiment tartósan befolyásolná a mémek mennyiségét vagy engagementjét. Sem az idősoros együttmozgás, sem a keresztkorreláció, sem a TWFE-modellek nem jeleztek szignifikáns vagy stabil hatást: a koefficiensek többnyire zérus körül ingadoztak, széles konfidenciaintervallumokkal. A </w:t>
+      </w:r>
+      <w:r>
+        <w:rPr>
+          <w:lang w:val="en-HU" w:eastAsia="en-GB"/>
+        </w:rPr>
+        <w:t xml:space="preserve">cikkek </w:t>
+      </w:r>
+      <w:r>
+        <w:rPr>
+          <w:lang w:val="en-HU" w:eastAsia="en-GB"/>
+        </w:rPr>
+        <w:t xml:space="preserve">sentiment bevonása sem módosította érdemben a mintázatokat: a hírek pozitív vagy negatív tónusa nem mutatott jelentős szerepet a </w:t>
+      </w:r>
+      <w:r>
+        <w:rPr>
+          <w:lang w:val="en-HU" w:eastAsia="en-GB"/>
+        </w:rPr>
+        <w:lastRenderedPageBreak/>
+        <w:t xml:space="preserve">későbbi mémaktivitásban. </w:t>
+      </w:r>
+      <w:r>
+        <w:t>A keresztkorrelációs mátrixból</w:t>
+      </w:r>
+      <w:r>
+        <w:t xml:space="preserve"> pedig</w:t>
+      </w:r>
+      <w:r>
+        <w:t xml:space="preserve"> az is egyértelműen látszott, hogy a mémekből mért sentiment szinte teljes egészében </w:t>
+      </w:r>
+      <w:r>
+        <w:rPr>
+          <w:rStyle w:val="Strong"/>
+        </w:rPr>
+        <w:t>zajként viselkedett</w:t>
+      </w:r>
+      <w:r>
+        <w:rPr>
+          <w:rStyle w:val="Strong"/>
+        </w:rPr>
+        <w:t xml:space="preserve">. </w:t>
+      </w:r>
+      <w:r>
+        <w:rPr>
+          <w:lang w:val="en-HU" w:eastAsia="en-GB"/>
+        </w:rPr>
+        <w:t xml:space="preserve">Ez arra utal, hogy a mémek mennyisége </w:t>
       </w:r>
       <w:r>
         <w:rPr>
@@ -8760,7 +8806,26 @@
           <w:bCs/>
           <w:lang w:val="en-HU" w:eastAsia="en-GB"/>
         </w:rPr>
-        <w:t xml:space="preserve">a vizsgált adatok </w:t>
+        <w:t>a vizsgált adatok alapján nem a hagyományos médiamegjelenésekhez igazodik</w:t>
+      </w:r>
+      <w:r>
+        <w:rPr>
+          <w:lang w:val="en-HU" w:eastAsia="en-GB"/>
+        </w:rPr>
+        <w:t>, hanem más, a jelen modellben nem mért tényezők szabják meg.</w:t>
+      </w:r>
+    </w:p>
+    <w:p>
+      <w:pPr>
+        <w:rPr>
+          <w:lang w:val="en-HU" w:eastAsia="en-GB"/>
+        </w:rPr>
+      </w:pPr>
+      <w:r>
+        <w:rPr>
+          <w:lang w:val="en-HU" w:eastAsia="en-GB"/>
+        </w:rPr>
+        <w:t xml:space="preserve">Ezzel szemben az eseményvizsgálatok azt mutatták, hogy a márkákhoz kapcsolódó, szokatlanul negatív hírtónusú időszakokhoz </w:t>
       </w:r>
       <w:r>
         <w:rPr>
@@ -8768,34 +8833,6 @@
           <w:bCs/>
           <w:lang w:val="en-HU" w:eastAsia="en-GB"/>
         </w:rPr>
-        <w:lastRenderedPageBreak/>
-        <w:t>alapján nem a hagyományos médiamegjelenésekhez igazodik</w:t>
-      </w:r>
-      <w:r>
-        <w:rPr>
-          <w:lang w:val="en-HU" w:eastAsia="en-GB"/>
-        </w:rPr>
-        <w:t>, hanem más, a jelen modellben nem mért tényezők szabják meg.</w:t>
-      </w:r>
-    </w:p>
-    <w:p>
-      <w:pPr>
-        <w:rPr>
-          <w:lang w:val="en-HU" w:eastAsia="en-GB"/>
-        </w:rPr>
-      </w:pPr>
-      <w:r>
-        <w:rPr>
-          <w:lang w:val="en-HU" w:eastAsia="en-GB"/>
-        </w:rPr>
-        <w:t xml:space="preserve">Ezzel szemben az eseményvizsgálatok azt mutatták, hogy a márkákhoz kapcsolódó, szokatlanul negatív hírtónusú időszakokhoz </w:t>
-      </w:r>
-      <w:r>
-        <w:rPr>
-          <w:b/>
-          <w:bCs/>
-          <w:lang w:val="en-HU" w:eastAsia="en-GB"/>
-        </w:rPr>
         <w:t>lokális mémreakció</w:t>
       </w:r>
       <w:r>
@@ -8820,36 +8857,9 @@
       </w:r>
     </w:p>
     <w:p>
-      <w:pPr>
-        <w:rPr>
-          <w:lang w:val="en-HU" w:eastAsia="en-GB"/>
-        </w:rPr>
-      </w:pPr>
-      <w:r>
-        <w:rPr>
-          <w:lang w:val="en-HU" w:eastAsia="en-GB"/>
-        </w:rPr>
-        <w:t xml:space="preserve">Összességében a kutatás azt mutatja, hogy a márkák mémekben való megjelenése </w:t>
-      </w:r>
-      <w:r>
-        <w:rPr>
-          <w:b/>
-          <w:bCs/>
-          <w:lang w:val="en-HU" w:eastAsia="en-GB"/>
-        </w:rPr>
-        <w:t>nagyrészt autonóm folyamat</w:t>
-      </w:r>
-      <w:r>
-        <w:rPr>
-          <w:lang w:val="en-HU" w:eastAsia="en-GB"/>
-        </w:rPr>
-        <w:t>, amelyet a hagyományos hírmédia nem magyaráz kielégítően. A mémvolumen és az engagement mintázatai erősen epizodikusak, márkánként eltérőek, és nem illeszkednek stabil médiavisszhang-dinamikához. A vizsgált marketing- és kommunikációs mutatók alapján a mémkultúrában megjelenő márkatrendek spontánul formálódnak, és csak bizonyos extrém negatív híresemények esetén mutatnak látható összefüggést a sajtóval. A dolgozat eredményei így rávilágítanak arra, hogy a mémekben kirajzolódó márkaképet a közösségi tér saját logikája határozza meg, és a hagyományos médiától való függetlenségük meghatározó eleme ennek az új kommunikációs ökoszisztémának.</w:t>
-      </w:r>
-    </w:p>
-    <w:p>
-      <w:pPr>
-        <w:ind w:firstLine="0"/>
-      </w:pPr>
+      <w:r>
+        <w:t>Összességében a kutatás arra mutat rá, hogy a márkák mémekben való megjelenése a vizsgált időszakban nem követi a hagyományos médiamegjelenések logikáját, és a mémkultúra önálló kommunikációs viselkedést mutat, amely eltér a hírszövegek ritmusától és érzelmi mintázatától.</w:t>
+      </w:r>
     </w:p>
     <w:p>
       <w:pPr>

--- a/DiplomatervSablon_v3.2_hu.docx
+++ b/DiplomatervSablon_v3.2_hu.docx
@@ -208,7 +208,15 @@
         <w:ind w:left="714" w:hanging="357"/>
       </w:pPr>
       <w:r>
-        <w:t>Függelék(ek)</w:t>
+        <w:t>Függelék(</w:t>
+      </w:r>
+      <w:proofErr w:type="spellStart"/>
+      <w:r>
+        <w:t>ek</w:t>
+      </w:r>
+      <w:proofErr w:type="spellEnd"/>
+      <w:r>
+        <w:t>)</w:t>
       </w:r>
     </w:p>
     <w:p>
@@ -292,7 +300,15 @@
         <w:pStyle w:val="tmutat"/>
       </w:pPr>
       <w:r>
-        <w:t>Az irodalomjegyzék szövegközi hivatkozása történhet a Harvard-rendszerben (a szerző és az évszám megadásával) vagy sorszámozva. A teljes lista névsor szerinti sorrendben a szöveg végén szerepeljen (sorszámozott irodalmi hivatkozások esetén hivatkozási sorrendben). A szakirodalmi források címeit azonban mindig az eredeti nyelven kell megadni, esetleg zárójelben a fordítással. A listában szereplő valamennyi publikációra hivatkozni kell a szövegben. Minden publikáció a szerzők után a következő adatok szerepelnek: folyóirat cikkeknél a pontos cím, a folyóirat címe, évfolyam, szám, oldalszám tól-ig. A folyóirat címeket csak akkor rövidítsük, ha azok nagyon közismertek vagy nagyon hosszúak. Internet hivatkozások megadásakor fontos, hogy az elérési út előtt megadjuk az oldal tulajdonosát és tartalmát (mivel a link egy idő után akár elérhetetlenné is válhat), valamint az elérés időpontját.</w:t>
+        <w:t xml:space="preserve">Az irodalomjegyzék szövegközi hivatkozása történhet a Harvard-rendszerben (a szerző és az évszám megadásával) vagy </w:t>
+      </w:r>
+      <w:proofErr w:type="spellStart"/>
+      <w:r>
+        <w:t>sorszámozva</w:t>
+      </w:r>
+      <w:proofErr w:type="spellEnd"/>
+      <w:r>
+        <w:t>. A teljes lista névsor szerinti sorrendben a szöveg végén szerepeljen (sorszámozott irodalmi hivatkozások esetén hivatkozási sorrendben). A szakirodalmi források címeit azonban mindig az eredeti nyelven kell megadni, esetleg zárójelben a fordítással. A listában szereplő valamennyi publikációra hivatkozni kell a szövegben. Minden publikáció a szerzők után a következő adatok szerepelnek: folyóirat cikkeknél a pontos cím, a folyóirat címe, évfolyam, szám, oldalszám tól-ig. A folyóirat címeket csak akkor rövidítsük, ha azok nagyon közismertek vagy nagyon hosszúak. Internet hivatkozások megadásakor fontos, hogy az elérési út előtt megadjuk az oldal tulajdonosát és tartalmát (mivel a link egy idő után akár elérhetetlenné is válhat), valamint az elérés időpontját.</w:t>
       </w:r>
     </w:p>
     <w:p>
@@ -435,7 +451,7 @@
         </w:rPr>
         <w:lastRenderedPageBreak/>
         <w:drawing>
-          <wp:inline distT="0" distB="0" distL="0" distR="0" wp14:anchorId="5D62D356" wp14:editId="6AA54D7D">
+          <wp:inline distT="0" distB="0" distL="0" distR="0" wp14:anchorId="5D62D356" wp14:editId="07599E6B">
             <wp:extent cx="1933575" cy="542925"/>
             <wp:effectExtent l="0" t="0" r="0" b="0"/>
             <wp:docPr id="1" name="Kép 1"/>
@@ -1111,7 +1127,7 @@
             <w:noProof/>
             <w:webHidden/>
           </w:rPr>
-          <w:t>11</w:t>
+          <w:t>10</w:t>
         </w:r>
         <w:r>
           <w:rPr>
@@ -1181,7 +1197,7 @@
             <w:noProof/>
             <w:webHidden/>
           </w:rPr>
-          <w:t>15</w:t>
+          <w:t>14</w:t>
         </w:r>
         <w:r>
           <w:rPr>
@@ -1253,7 +1269,7 @@
             <w:noProof/>
             <w:webHidden/>
           </w:rPr>
-          <w:t>15</w:t>
+          <w:t>14</w:t>
         </w:r>
         <w:r>
           <w:rPr>
@@ -1325,7 +1341,7 @@
             <w:noProof/>
             <w:webHidden/>
           </w:rPr>
-          <w:t>16</w:t>
+          <w:t>14</w:t>
         </w:r>
         <w:r>
           <w:rPr>
@@ -1397,7 +1413,7 @@
             <w:noProof/>
             <w:webHidden/>
           </w:rPr>
-          <w:t>16</w:t>
+          <w:t>14</w:t>
         </w:r>
         <w:r>
           <w:rPr>
@@ -1469,7 +1485,7 @@
             <w:noProof/>
             <w:webHidden/>
           </w:rPr>
-          <w:t>16</w:t>
+          <w:t>15</w:t>
         </w:r>
         <w:r>
           <w:rPr>
@@ -1541,7 +1557,7 @@
             <w:noProof/>
             <w:webHidden/>
           </w:rPr>
-          <w:t>18</w:t>
+          <w:t>17</w:t>
         </w:r>
         <w:r>
           <w:rPr>
@@ -1611,7 +1627,7 @@
             <w:noProof/>
             <w:webHidden/>
           </w:rPr>
-          <w:t>19</w:t>
+          <w:t>18</w:t>
         </w:r>
         <w:r>
           <w:rPr>
@@ -1683,7 +1699,7 @@
             <w:noProof/>
             <w:webHidden/>
           </w:rPr>
-          <w:t>19</w:t>
+          <w:t>18</w:t>
         </w:r>
         <w:r>
           <w:rPr>
@@ -1755,7 +1771,7 @@
             <w:noProof/>
             <w:webHidden/>
           </w:rPr>
-          <w:t>20</w:t>
+          <w:t>19</w:t>
         </w:r>
         <w:r>
           <w:rPr>
@@ -1827,7 +1843,7 @@
             <w:noProof/>
             <w:webHidden/>
           </w:rPr>
-          <w:t>21</w:t>
+          <w:t>19</w:t>
         </w:r>
         <w:r>
           <w:rPr>
@@ -1899,7 +1915,7 @@
             <w:noProof/>
             <w:webHidden/>
           </w:rPr>
-          <w:t>21</w:t>
+          <w:t>19</w:t>
         </w:r>
         <w:r>
           <w:rPr>
@@ -1971,7 +1987,7 @@
             <w:noProof/>
             <w:webHidden/>
           </w:rPr>
-          <w:t>22</w:t>
+          <w:t>19</w:t>
         </w:r>
         <w:r>
           <w:rPr>
@@ -2043,7 +2059,7 @@
             <w:noProof/>
             <w:webHidden/>
           </w:rPr>
-          <w:t>23</w:t>
+          <w:t>19</w:t>
         </w:r>
         <w:r>
           <w:rPr>
@@ -2115,7 +2131,7 @@
             <w:noProof/>
             <w:webHidden/>
           </w:rPr>
-          <w:t>25</w:t>
+          <w:t>21</w:t>
         </w:r>
         <w:r>
           <w:rPr>
@@ -2185,7 +2201,7 @@
             <w:noProof/>
             <w:webHidden/>
           </w:rPr>
-          <w:t>27</w:t>
+          <w:t>24</w:t>
         </w:r>
         <w:r>
           <w:rPr>
@@ -2257,7 +2273,7 @@
             <w:noProof/>
             <w:webHidden/>
           </w:rPr>
-          <w:t>27</w:t>
+          <w:t>24</w:t>
         </w:r>
         <w:r>
           <w:rPr>
@@ -2329,7 +2345,7 @@
             <w:noProof/>
             <w:webHidden/>
           </w:rPr>
-          <w:t>27</w:t>
+          <w:t>24</w:t>
         </w:r>
         <w:r>
           <w:rPr>
@@ -2401,7 +2417,7 @@
             <w:noProof/>
             <w:webHidden/>
           </w:rPr>
-          <w:t>28</w:t>
+          <w:t>25</w:t>
         </w:r>
         <w:r>
           <w:rPr>
@@ -2473,7 +2489,7 @@
             <w:noProof/>
             <w:webHidden/>
           </w:rPr>
-          <w:t>30</w:t>
+          <w:t>27</w:t>
         </w:r>
         <w:r>
           <w:rPr>
@@ -2545,7 +2561,7 @@
             <w:noProof/>
             <w:webHidden/>
           </w:rPr>
-          <w:t>31</w:t>
+          <w:t>28</w:t>
         </w:r>
         <w:r>
           <w:rPr>
@@ -2617,7 +2633,7 @@
             <w:noProof/>
             <w:webHidden/>
           </w:rPr>
-          <w:t>31</w:t>
+          <w:t>28</w:t>
         </w:r>
         <w:r>
           <w:rPr>
@@ -2689,7 +2705,7 @@
             <w:noProof/>
             <w:webHidden/>
           </w:rPr>
-          <w:t>31</w:t>
+          <w:t>28</w:t>
         </w:r>
         <w:r>
           <w:rPr>
@@ -2777,7 +2793,7 @@
             <w:noProof/>
             <w:webHidden/>
           </w:rPr>
-          <w:t>32</w:t>
+          <w:t>29</w:t>
         </w:r>
         <w:r>
           <w:rPr>
@@ -2849,7 +2865,7 @@
             <w:noProof/>
             <w:webHidden/>
           </w:rPr>
-          <w:t>33</w:t>
+          <w:t>30</w:t>
         </w:r>
         <w:r>
           <w:rPr>
@@ -2921,7 +2937,7 @@
             <w:noProof/>
             <w:webHidden/>
           </w:rPr>
-          <w:t>34</w:t>
+          <w:t>31</w:t>
         </w:r>
         <w:r>
           <w:rPr>
@@ -2993,7 +3009,7 @@
             <w:noProof/>
             <w:webHidden/>
           </w:rPr>
-          <w:t>35</w:t>
+          <w:t>32</w:t>
         </w:r>
         <w:r>
           <w:rPr>
@@ -3065,7 +3081,7 @@
             <w:noProof/>
             <w:webHidden/>
           </w:rPr>
-          <w:t>36</w:t>
+          <w:t>33</w:t>
         </w:r>
         <w:r>
           <w:rPr>
@@ -3137,7 +3153,7 @@
             <w:noProof/>
             <w:webHidden/>
           </w:rPr>
-          <w:t>36</w:t>
+          <w:t>33</w:t>
         </w:r>
         <w:r>
           <w:rPr>
@@ -3209,7 +3225,7 @@
             <w:noProof/>
             <w:webHidden/>
           </w:rPr>
-          <w:t>38</w:t>
+          <w:t>35</w:t>
         </w:r>
         <w:r>
           <w:rPr>
@@ -3281,7 +3297,7 @@
             <w:noProof/>
             <w:webHidden/>
           </w:rPr>
-          <w:t>40</w:t>
+          <w:t>37</w:t>
         </w:r>
         <w:r>
           <w:rPr>
@@ -3353,7 +3369,7 @@
             <w:noProof/>
             <w:webHidden/>
           </w:rPr>
-          <w:t>42</w:t>
+          <w:t>39</w:t>
         </w:r>
         <w:r>
           <w:rPr>
@@ -3423,7 +3439,7 @@
             <w:noProof/>
             <w:webHidden/>
           </w:rPr>
-          <w:t>43</w:t>
+          <w:t>40</w:t>
         </w:r>
         <w:r>
           <w:rPr>
@@ -3493,7 +3509,7 @@
             <w:noProof/>
             <w:webHidden/>
           </w:rPr>
-          <w:t>44</w:t>
+          <w:t>41</w:t>
         </w:r>
         <w:r>
           <w:rPr>
@@ -3565,7 +3581,7 @@
             <w:noProof/>
             <w:webHidden/>
           </w:rPr>
-          <w:t>44</w:t>
+          <w:t>41</w:t>
         </w:r>
         <w:r>
           <w:rPr>
@@ -3637,7 +3653,7 @@
             <w:noProof/>
             <w:webHidden/>
           </w:rPr>
-          <w:t>46</w:t>
+          <w:t>43</w:t>
         </w:r>
         <w:r>
           <w:rPr>
@@ -3709,7 +3725,7 @@
             <w:noProof/>
             <w:webHidden/>
           </w:rPr>
-          <w:t>49</w:t>
+          <w:t>46</w:t>
         </w:r>
         <w:r>
           <w:rPr>
@@ -3781,7 +3797,7 @@
             <w:noProof/>
             <w:webHidden/>
           </w:rPr>
-          <w:t>49</w:t>
+          <w:t>46</w:t>
         </w:r>
         <w:r>
           <w:rPr>
@@ -3853,7 +3869,7 @@
             <w:noProof/>
             <w:webHidden/>
           </w:rPr>
-          <w:t>50</w:t>
+          <w:t>47</w:t>
         </w:r>
         <w:r>
           <w:rPr>
@@ -3884,7 +3900,21 @@
             <w:rStyle w:val="Hyperlink"/>
             <w:noProof/>
           </w:rPr>
-          <w:t>5.6. Sentiment-et tartalmazó TWFE specifikációk</w:t>
+          <w:t xml:space="preserve">5.6. Sentiment-et tartalmazó </w:t>
+        </w:r>
+        <w:r>
+          <w:rPr>
+            <w:rStyle w:val="Hyperlink"/>
+            <w:noProof/>
+          </w:rPr>
+          <w:t>T</w:t>
+        </w:r>
+        <w:r>
+          <w:rPr>
+            <w:rStyle w:val="Hyperlink"/>
+            <w:noProof/>
+          </w:rPr>
+          <w:t>WFE specifikációk</w:t>
         </w:r>
         <w:r>
           <w:rPr>
@@ -3925,7 +3955,7 @@
             <w:noProof/>
             <w:webHidden/>
           </w:rPr>
-          <w:t>55</w:t>
+          <w:t>52</w:t>
         </w:r>
         <w:r>
           <w:rPr>
@@ -4033,13 +4063,29 @@
         <w:pStyle w:val="Nyilatkozatszveg"/>
       </w:pPr>
       <w:r>
-        <w:t xml:space="preserve">Hozzájárulok, hogy a jelen munkám alapadatait (szerző(k), cím, angol és magyar nyelvű tartalmi kivonat, készítés éve, konzulens(ek) neve) a BME VIK nyilvánosan hozzáférhető elektronikus formában, a munka teljes szövegét pedig az egyetem belső hálózatán keresztül (vagy </w:t>
+        <w:t>Hozzájárulok, hogy a jelen munkám alapadatait (szerző(k), cím, angol és magyar nyelvű tartalmi kivonat, készítés éve, konzulens(</w:t>
+      </w:r>
+      <w:proofErr w:type="spellStart"/>
+      <w:r>
+        <w:t>ek</w:t>
+      </w:r>
+      <w:proofErr w:type="spellEnd"/>
+      <w:r>
+        <w:t xml:space="preserve">) neve) a BME VIK nyilvánosan hozzáférhető elektronikus formában, a munka teljes szövegét pedig az egyetem belső hálózatán keresztül (vagy </w:t>
       </w:r>
       <w:r>
         <w:t>hitelesített</w:t>
       </w:r>
       <w:r>
-        <w:t xml:space="preserve"> felhasználók számára) közzétegye. Kijelentem, hogy a benyújtott munka és annak elektronikus verziója megegyezik.</w:t>
+        <w:t xml:space="preserve"> felhasználók számára) </w:t>
+      </w:r>
+      <w:proofErr w:type="spellStart"/>
+      <w:r>
+        <w:t>közzétegye</w:t>
+      </w:r>
+      <w:proofErr w:type="spellEnd"/>
+      <w:r>
+        <w:t>. Kijelentem, hogy a benyújtott munka és annak elektronikus verziója megegyezik.</w:t>
       </w:r>
       <w:r>
         <w:t xml:space="preserve"> Dékáni engedéllyel titkosított diplomatervek esetén a dolgozat szövege csak 3 év </w:t>
@@ -4071,7 +4117,7 @@
         <w:rPr>
           <w:noProof/>
         </w:rPr>
-        <w:t>2025. 12. 07.</w:t>
+        <w:t>2025. 12. 08.</w:t>
       </w:r>
       <w:r>
         <w:fldChar w:fldCharType="end"/>
@@ -4140,27 +4186,98 @@
     </w:p>
     <w:p>
       <w:r>
-        <w:t>A hallgató feladata egy AI-alapú képfeldolgozó és szövegfelismerő (OCR) elemző rendszer fejlesztése, amely képes a mémek vizuális és szöveges elemeinek automatikus felismerésére és kategorizálására. A rendszer több komponensből épül fel: multi-label képosztályozó modell, OCR modul, valamint egy elemző pipeline, amely integrálja az adatfeldolgozási lépéseket.</w:t>
-      </w:r>
-    </w:p>
-    <w:p>
-      <w:r>
-        <w:t>Az adathalmaz web scraping és nyílt adatforrások felhasználásával épül fel. A kutatás során a hallgató elvégzi a modellek betanítását, tesztelését és optimalizálását, majd marketing-szempontú trendanalízist készít. A cél a márkák mémekben való megjelenésének kategorizálása és a vizuális trendek feltárása.</w:t>
-      </w:r>
-    </w:p>
-    <w:p>
-      <w:r>
-        <w:t>* Tekintse át a képfeldolgozás, multi-label osztályozás és OCR technológiák szakirodalmát, valamint a mémek kommunikációs és marketing vonatkozásait.</w:t>
-      </w:r>
-    </w:p>
-    <w:p>
-      <w:r>
-        <w:t>* Tervezze meg és valósítsa meg az adatgyűjtési és előfeldolgozási folyamatot (pl. web scraping, adattisztítás, címkézés).</w:t>
-      </w:r>
-    </w:p>
-    <w:p>
-      <w:r>
-        <w:t>* Készítse el és integrálja a multi-label képosztályozó és OCR modelleket egy egységes elemző pipeline-ba.</w:t>
+        <w:t xml:space="preserve">A hallgató feladata egy AI-alapú képfeldolgozó és szövegfelismerő (OCR) elemző rendszer fejlesztése, amely képes a mémek vizuális és szöveges elemeinek automatikus felismerésére és kategorizálására. A rendszer több komponensből épül fel: </w:t>
+      </w:r>
+      <w:proofErr w:type="gramStart"/>
+      <w:r>
+        <w:t>multi-</w:t>
+      </w:r>
+      <w:proofErr w:type="spellStart"/>
+      <w:r>
+        <w:t>label</w:t>
+      </w:r>
+      <w:proofErr w:type="spellEnd"/>
+      <w:proofErr w:type="gramEnd"/>
+      <w:r>
+        <w:t xml:space="preserve"> képosztályozó modell, OCR modul, valamint egy elemző </w:t>
+      </w:r>
+      <w:proofErr w:type="spellStart"/>
+      <w:r>
+        <w:t>pipeline</w:t>
+      </w:r>
+      <w:proofErr w:type="spellEnd"/>
+      <w:r>
+        <w:t>, amely integrálja az adatfeldolgozási lépéseket.</w:t>
+      </w:r>
+    </w:p>
+    <w:p>
+      <w:r>
+        <w:t xml:space="preserve">Az adathalmaz web </w:t>
+      </w:r>
+      <w:proofErr w:type="spellStart"/>
+      <w:r>
+        <w:t>scraping</w:t>
+      </w:r>
+      <w:proofErr w:type="spellEnd"/>
+      <w:r>
+        <w:t xml:space="preserve"> és nyílt adatforrások felhasználásával épül fel. A kutatás során a hallgató elvégzi a modellek betanítását, tesztelését és optimalizálását, majd marketing-szempontú trendanalízist készít. A cél a márkák mémekben való megjelenésének kategorizálása és a vizuális trendek feltárása.</w:t>
+      </w:r>
+    </w:p>
+    <w:p>
+      <w:r>
+        <w:t xml:space="preserve">* Tekintse át a képfeldolgozás, </w:t>
+      </w:r>
+      <w:proofErr w:type="gramStart"/>
+      <w:r>
+        <w:t>multi-</w:t>
+      </w:r>
+      <w:proofErr w:type="spellStart"/>
+      <w:r>
+        <w:t>label</w:t>
+      </w:r>
+      <w:proofErr w:type="spellEnd"/>
+      <w:proofErr w:type="gramEnd"/>
+      <w:r>
+        <w:t xml:space="preserve"> osztályozás és OCR technológiák szakirodalmát, valamint a mémek kommunikációs és marketing vonatkozásait.</w:t>
+      </w:r>
+    </w:p>
+    <w:p>
+      <w:r>
+        <w:t xml:space="preserve">* Tervezze meg és valósítsa meg az adatgyűjtési és előfeldolgozási folyamatot (pl. web </w:t>
+      </w:r>
+      <w:proofErr w:type="spellStart"/>
+      <w:r>
+        <w:t>scraping</w:t>
+      </w:r>
+      <w:proofErr w:type="spellEnd"/>
+      <w:r>
+        <w:t>, adattisztítás, címkézés).</w:t>
+      </w:r>
+    </w:p>
+    <w:p>
+      <w:r>
+        <w:t xml:space="preserve">* Készítse el és integrálja a </w:t>
+      </w:r>
+      <w:proofErr w:type="gramStart"/>
+      <w:r>
+        <w:t>multi-</w:t>
+      </w:r>
+      <w:proofErr w:type="spellStart"/>
+      <w:r>
+        <w:t>label</w:t>
+      </w:r>
+      <w:proofErr w:type="spellEnd"/>
+      <w:proofErr w:type="gramEnd"/>
+      <w:r>
+        <w:t xml:space="preserve"> képosztályozó és OCR modelleket egy egységes elemző </w:t>
+      </w:r>
+      <w:proofErr w:type="spellStart"/>
+      <w:r>
+        <w:t>pipeline-ba</w:t>
+      </w:r>
+      <w:proofErr w:type="spellEnd"/>
+      <w:r>
+        <w:t>.</w:t>
       </w:r>
     </w:p>
     <w:p>
@@ -4178,25 +4295,813 @@
         <w:pStyle w:val="Fejezetcimszmozsnlkl"/>
       </w:pPr>
       <w:bookmarkStart w:id="1" w:name="_Toc216017523"/>
+      <w:proofErr w:type="spellStart"/>
       <w:r>
         <w:lastRenderedPageBreak/>
         <w:t>Abstract</w:t>
       </w:r>
       <w:bookmarkEnd w:id="1"/>
-    </w:p>
-    <w:p>
-      <w:r>
-        <w:t>Memes are defining elements of digital communication and the online presence of brands. The aim of this thesis is to demonstrate how leading international brands appear in memes circulating on social media, and how these patterns can be identified using artificial intelligence.</w:t>
-      </w:r>
-    </w:p>
-    <w:p>
-      <w:r>
-        <w:t>The student’s task is to develop an AI-based image processing and optical character recognition (OCR) analysis system capable of automatically detecting and categorizing the visual and textual elements of memes. The system consists of several components: a multi-label image classification model, an OCR module, and an analytical pipeline that integrates the data processing steps.</w:t>
-      </w:r>
-    </w:p>
-    <w:p>
-      <w:r>
-        <w:t>The dataset is constructed using web scraping and open data sources. During the research, the student will train, test, and optimize the models, and then perform a marketing-oriented trend analysis. The goal is to categorize how brands appear in memes and to uncover visual trends.</w:t>
+      <w:proofErr w:type="spellEnd"/>
+    </w:p>
+    <w:p>
+      <w:proofErr w:type="spellStart"/>
+      <w:r>
+        <w:t>Memes</w:t>
+      </w:r>
+      <w:proofErr w:type="spellEnd"/>
+      <w:r>
+        <w:t xml:space="preserve"> </w:t>
+      </w:r>
+      <w:proofErr w:type="spellStart"/>
+      <w:r>
+        <w:t>are</w:t>
+      </w:r>
+      <w:proofErr w:type="spellEnd"/>
+      <w:r>
+        <w:t xml:space="preserve"> </w:t>
+      </w:r>
+      <w:proofErr w:type="spellStart"/>
+      <w:r>
+        <w:t>defining</w:t>
+      </w:r>
+      <w:proofErr w:type="spellEnd"/>
+      <w:r>
+        <w:t xml:space="preserve"> </w:t>
+      </w:r>
+      <w:proofErr w:type="spellStart"/>
+      <w:r>
+        <w:t>elements</w:t>
+      </w:r>
+      <w:proofErr w:type="spellEnd"/>
+      <w:r>
+        <w:t xml:space="preserve"> of </w:t>
+      </w:r>
+      <w:proofErr w:type="spellStart"/>
+      <w:r>
+        <w:t>digital</w:t>
+      </w:r>
+      <w:proofErr w:type="spellEnd"/>
+      <w:r>
+        <w:t xml:space="preserve"> </w:t>
+      </w:r>
+      <w:proofErr w:type="spellStart"/>
+      <w:r>
+        <w:t>communication</w:t>
+      </w:r>
+      <w:proofErr w:type="spellEnd"/>
+      <w:r>
+        <w:t xml:space="preserve"> and </w:t>
+      </w:r>
+      <w:proofErr w:type="spellStart"/>
+      <w:r>
+        <w:t>the</w:t>
+      </w:r>
+      <w:proofErr w:type="spellEnd"/>
+      <w:r>
+        <w:t xml:space="preserve"> online </w:t>
+      </w:r>
+      <w:proofErr w:type="spellStart"/>
+      <w:r>
+        <w:t>presence</w:t>
+      </w:r>
+      <w:proofErr w:type="spellEnd"/>
+      <w:r>
+        <w:t xml:space="preserve"> of </w:t>
+      </w:r>
+      <w:proofErr w:type="spellStart"/>
+      <w:r>
+        <w:t>brands</w:t>
+      </w:r>
+      <w:proofErr w:type="spellEnd"/>
+      <w:r>
+        <w:t xml:space="preserve">. The </w:t>
+      </w:r>
+      <w:proofErr w:type="spellStart"/>
+      <w:r>
+        <w:t>aim</w:t>
+      </w:r>
+      <w:proofErr w:type="spellEnd"/>
+      <w:r>
+        <w:t xml:space="preserve"> of </w:t>
+      </w:r>
+      <w:proofErr w:type="spellStart"/>
+      <w:r>
+        <w:t>this</w:t>
+      </w:r>
+      <w:proofErr w:type="spellEnd"/>
+      <w:r>
+        <w:t xml:space="preserve"> </w:t>
+      </w:r>
+      <w:proofErr w:type="spellStart"/>
+      <w:r>
+        <w:t>thesis</w:t>
+      </w:r>
+      <w:proofErr w:type="spellEnd"/>
+      <w:r>
+        <w:t xml:space="preserve"> is </w:t>
+      </w:r>
+      <w:proofErr w:type="spellStart"/>
+      <w:r>
+        <w:t>to</w:t>
+      </w:r>
+      <w:proofErr w:type="spellEnd"/>
+      <w:r>
+        <w:t xml:space="preserve"> </w:t>
+      </w:r>
+      <w:proofErr w:type="spellStart"/>
+      <w:r>
+        <w:t>demonstrate</w:t>
+      </w:r>
+      <w:proofErr w:type="spellEnd"/>
+      <w:r>
+        <w:t xml:space="preserve"> </w:t>
+      </w:r>
+      <w:proofErr w:type="spellStart"/>
+      <w:r>
+        <w:t>how</w:t>
+      </w:r>
+      <w:proofErr w:type="spellEnd"/>
+      <w:r>
+        <w:t xml:space="preserve"> </w:t>
+      </w:r>
+      <w:proofErr w:type="spellStart"/>
+      <w:r>
+        <w:t>leading</w:t>
+      </w:r>
+      <w:proofErr w:type="spellEnd"/>
+      <w:r>
+        <w:t xml:space="preserve"> </w:t>
+      </w:r>
+      <w:proofErr w:type="spellStart"/>
+      <w:r>
+        <w:t>international</w:t>
+      </w:r>
+      <w:proofErr w:type="spellEnd"/>
+      <w:r>
+        <w:t xml:space="preserve"> </w:t>
+      </w:r>
+      <w:proofErr w:type="spellStart"/>
+      <w:r>
+        <w:t>brands</w:t>
+      </w:r>
+      <w:proofErr w:type="spellEnd"/>
+      <w:r>
+        <w:t xml:space="preserve"> </w:t>
+      </w:r>
+      <w:proofErr w:type="spellStart"/>
+      <w:r>
+        <w:t>appear</w:t>
+      </w:r>
+      <w:proofErr w:type="spellEnd"/>
+      <w:r>
+        <w:t xml:space="preserve"> in </w:t>
+      </w:r>
+      <w:proofErr w:type="spellStart"/>
+      <w:r>
+        <w:t>memes</w:t>
+      </w:r>
+      <w:proofErr w:type="spellEnd"/>
+      <w:r>
+        <w:t xml:space="preserve"> </w:t>
+      </w:r>
+      <w:proofErr w:type="spellStart"/>
+      <w:r>
+        <w:t>circulating</w:t>
+      </w:r>
+      <w:proofErr w:type="spellEnd"/>
+      <w:r>
+        <w:t xml:space="preserve"> </w:t>
+      </w:r>
+      <w:proofErr w:type="spellStart"/>
+      <w:r>
+        <w:t>on</w:t>
+      </w:r>
+      <w:proofErr w:type="spellEnd"/>
+      <w:r>
+        <w:t xml:space="preserve"> </w:t>
+      </w:r>
+      <w:proofErr w:type="spellStart"/>
+      <w:r>
+        <w:t>social</w:t>
+      </w:r>
+      <w:proofErr w:type="spellEnd"/>
+      <w:r>
+        <w:t xml:space="preserve"> </w:t>
+      </w:r>
+      <w:proofErr w:type="spellStart"/>
+      <w:r>
+        <w:t>media</w:t>
+      </w:r>
+      <w:proofErr w:type="spellEnd"/>
+      <w:r>
+        <w:t xml:space="preserve">, and </w:t>
+      </w:r>
+      <w:proofErr w:type="spellStart"/>
+      <w:r>
+        <w:t>how</w:t>
+      </w:r>
+      <w:proofErr w:type="spellEnd"/>
+      <w:r>
+        <w:t xml:space="preserve"> </w:t>
+      </w:r>
+      <w:proofErr w:type="spellStart"/>
+      <w:r>
+        <w:t>these</w:t>
+      </w:r>
+      <w:proofErr w:type="spellEnd"/>
+      <w:r>
+        <w:t xml:space="preserve"> </w:t>
+      </w:r>
+      <w:proofErr w:type="spellStart"/>
+      <w:r>
+        <w:t>patterns</w:t>
+      </w:r>
+      <w:proofErr w:type="spellEnd"/>
+      <w:r>
+        <w:t xml:space="preserve"> </w:t>
+      </w:r>
+      <w:proofErr w:type="spellStart"/>
+      <w:r>
+        <w:t>can</w:t>
+      </w:r>
+      <w:proofErr w:type="spellEnd"/>
+      <w:r>
+        <w:t xml:space="preserve"> be </w:t>
+      </w:r>
+      <w:proofErr w:type="spellStart"/>
+      <w:r>
+        <w:t>identified</w:t>
+      </w:r>
+      <w:proofErr w:type="spellEnd"/>
+      <w:r>
+        <w:t xml:space="preserve"> </w:t>
+      </w:r>
+      <w:proofErr w:type="spellStart"/>
+      <w:r>
+        <w:t>using</w:t>
+      </w:r>
+      <w:proofErr w:type="spellEnd"/>
+      <w:r>
+        <w:t xml:space="preserve"> </w:t>
+      </w:r>
+      <w:proofErr w:type="spellStart"/>
+      <w:r>
+        <w:t>artificial</w:t>
+      </w:r>
+      <w:proofErr w:type="spellEnd"/>
+      <w:r>
+        <w:t xml:space="preserve"> </w:t>
+      </w:r>
+      <w:proofErr w:type="spellStart"/>
+      <w:r>
+        <w:t>intelligence</w:t>
+      </w:r>
+      <w:proofErr w:type="spellEnd"/>
+      <w:r>
+        <w:t>.</w:t>
+      </w:r>
+    </w:p>
+    <w:p>
+      <w:r>
+        <w:t xml:space="preserve">The </w:t>
+      </w:r>
+      <w:proofErr w:type="spellStart"/>
+      <w:r>
+        <w:t>student’s</w:t>
+      </w:r>
+      <w:proofErr w:type="spellEnd"/>
+      <w:r>
+        <w:t xml:space="preserve"> </w:t>
+      </w:r>
+      <w:proofErr w:type="spellStart"/>
+      <w:r>
+        <w:t>task</w:t>
+      </w:r>
+      <w:proofErr w:type="spellEnd"/>
+      <w:r>
+        <w:t xml:space="preserve"> is </w:t>
+      </w:r>
+      <w:proofErr w:type="spellStart"/>
+      <w:r>
+        <w:t>to</w:t>
+      </w:r>
+      <w:proofErr w:type="spellEnd"/>
+      <w:r>
+        <w:t xml:space="preserve"> </w:t>
+      </w:r>
+      <w:proofErr w:type="spellStart"/>
+      <w:r>
+        <w:t>develop</w:t>
+      </w:r>
+      <w:proofErr w:type="spellEnd"/>
+      <w:r>
+        <w:t xml:space="preserve"> an AI-</w:t>
+      </w:r>
+      <w:proofErr w:type="spellStart"/>
+      <w:r>
+        <w:t>based</w:t>
+      </w:r>
+      <w:proofErr w:type="spellEnd"/>
+      <w:r>
+        <w:t xml:space="preserve"> image </w:t>
+      </w:r>
+      <w:proofErr w:type="spellStart"/>
+      <w:r>
+        <w:t>processing</w:t>
+      </w:r>
+      <w:proofErr w:type="spellEnd"/>
+      <w:r>
+        <w:t xml:space="preserve"> and </w:t>
+      </w:r>
+      <w:proofErr w:type="spellStart"/>
+      <w:r>
+        <w:t>optical</w:t>
+      </w:r>
+      <w:proofErr w:type="spellEnd"/>
+      <w:r>
+        <w:t xml:space="preserve"> </w:t>
+      </w:r>
+      <w:proofErr w:type="spellStart"/>
+      <w:r>
+        <w:t>character</w:t>
+      </w:r>
+      <w:proofErr w:type="spellEnd"/>
+      <w:r>
+        <w:t xml:space="preserve"> </w:t>
+      </w:r>
+      <w:proofErr w:type="spellStart"/>
+      <w:r>
+        <w:t>recognition</w:t>
+      </w:r>
+      <w:proofErr w:type="spellEnd"/>
+      <w:r>
+        <w:t xml:space="preserve"> (OCR) </w:t>
+      </w:r>
+      <w:proofErr w:type="spellStart"/>
+      <w:r>
+        <w:t>analysis</w:t>
+      </w:r>
+      <w:proofErr w:type="spellEnd"/>
+      <w:r>
+        <w:t xml:space="preserve"> </w:t>
+      </w:r>
+      <w:proofErr w:type="spellStart"/>
+      <w:r>
+        <w:t>system</w:t>
+      </w:r>
+      <w:proofErr w:type="spellEnd"/>
+      <w:r>
+        <w:t xml:space="preserve"> </w:t>
+      </w:r>
+      <w:proofErr w:type="spellStart"/>
+      <w:r>
+        <w:t>capable</w:t>
+      </w:r>
+      <w:proofErr w:type="spellEnd"/>
+      <w:r>
+        <w:t xml:space="preserve"> of </w:t>
+      </w:r>
+      <w:proofErr w:type="spellStart"/>
+      <w:r>
+        <w:t>automatically</w:t>
+      </w:r>
+      <w:proofErr w:type="spellEnd"/>
+      <w:r>
+        <w:t xml:space="preserve"> </w:t>
+      </w:r>
+      <w:proofErr w:type="spellStart"/>
+      <w:r>
+        <w:t>detecting</w:t>
+      </w:r>
+      <w:proofErr w:type="spellEnd"/>
+      <w:r>
+        <w:t xml:space="preserve"> and </w:t>
+      </w:r>
+      <w:proofErr w:type="spellStart"/>
+      <w:r>
+        <w:t>categorizing</w:t>
+      </w:r>
+      <w:proofErr w:type="spellEnd"/>
+      <w:r>
+        <w:t xml:space="preserve"> </w:t>
+      </w:r>
+      <w:proofErr w:type="spellStart"/>
+      <w:r>
+        <w:t>the</w:t>
+      </w:r>
+      <w:proofErr w:type="spellEnd"/>
+      <w:r>
+        <w:t xml:space="preserve"> </w:t>
+      </w:r>
+      <w:proofErr w:type="spellStart"/>
+      <w:r>
+        <w:t>visual</w:t>
+      </w:r>
+      <w:proofErr w:type="spellEnd"/>
+      <w:r>
+        <w:t xml:space="preserve"> and </w:t>
+      </w:r>
+      <w:proofErr w:type="spellStart"/>
+      <w:r>
+        <w:t>textual</w:t>
+      </w:r>
+      <w:proofErr w:type="spellEnd"/>
+      <w:r>
+        <w:t xml:space="preserve"> </w:t>
+      </w:r>
+      <w:proofErr w:type="spellStart"/>
+      <w:r>
+        <w:t>elements</w:t>
+      </w:r>
+      <w:proofErr w:type="spellEnd"/>
+      <w:r>
+        <w:t xml:space="preserve"> of </w:t>
+      </w:r>
+      <w:proofErr w:type="spellStart"/>
+      <w:r>
+        <w:t>memes</w:t>
+      </w:r>
+      <w:proofErr w:type="spellEnd"/>
+      <w:r>
+        <w:t xml:space="preserve">. The </w:t>
+      </w:r>
+      <w:proofErr w:type="spellStart"/>
+      <w:r>
+        <w:t>system</w:t>
+      </w:r>
+      <w:proofErr w:type="spellEnd"/>
+      <w:r>
+        <w:t xml:space="preserve"> </w:t>
+      </w:r>
+      <w:proofErr w:type="spellStart"/>
+      <w:r>
+        <w:t>consists</w:t>
+      </w:r>
+      <w:proofErr w:type="spellEnd"/>
+      <w:r>
+        <w:t xml:space="preserve"> of </w:t>
+      </w:r>
+      <w:proofErr w:type="spellStart"/>
+      <w:r>
+        <w:t>several</w:t>
+      </w:r>
+      <w:proofErr w:type="spellEnd"/>
+      <w:r>
+        <w:t xml:space="preserve"> </w:t>
+      </w:r>
+      <w:proofErr w:type="spellStart"/>
+      <w:r>
+        <w:t>components</w:t>
+      </w:r>
+      <w:proofErr w:type="spellEnd"/>
+      <w:r>
+        <w:t xml:space="preserve">: a </w:t>
+      </w:r>
+      <w:proofErr w:type="gramStart"/>
+      <w:r>
+        <w:t>multi-</w:t>
+      </w:r>
+      <w:proofErr w:type="spellStart"/>
+      <w:r>
+        <w:t>label</w:t>
+      </w:r>
+      <w:proofErr w:type="spellEnd"/>
+      <w:proofErr w:type="gramEnd"/>
+      <w:r>
+        <w:t xml:space="preserve"> image </w:t>
+      </w:r>
+      <w:proofErr w:type="spellStart"/>
+      <w:r>
+        <w:t>classification</w:t>
+      </w:r>
+      <w:proofErr w:type="spellEnd"/>
+      <w:r>
+        <w:t xml:space="preserve"> </w:t>
+      </w:r>
+      <w:proofErr w:type="spellStart"/>
+      <w:r>
+        <w:t>model</w:t>
+      </w:r>
+      <w:proofErr w:type="spellEnd"/>
+      <w:r>
+        <w:t xml:space="preserve">, an OCR </w:t>
+      </w:r>
+      <w:proofErr w:type="spellStart"/>
+      <w:r>
+        <w:t>module</w:t>
+      </w:r>
+      <w:proofErr w:type="spellEnd"/>
+      <w:r>
+        <w:t xml:space="preserve">, and an </w:t>
+      </w:r>
+      <w:proofErr w:type="spellStart"/>
+      <w:r>
+        <w:t>analytical</w:t>
+      </w:r>
+      <w:proofErr w:type="spellEnd"/>
+      <w:r>
+        <w:t xml:space="preserve"> </w:t>
+      </w:r>
+      <w:proofErr w:type="spellStart"/>
+      <w:r>
+        <w:t>pipeline</w:t>
+      </w:r>
+      <w:proofErr w:type="spellEnd"/>
+      <w:r>
+        <w:t xml:space="preserve"> </w:t>
+      </w:r>
+      <w:proofErr w:type="spellStart"/>
+      <w:r>
+        <w:t>that</w:t>
+      </w:r>
+      <w:proofErr w:type="spellEnd"/>
+      <w:r>
+        <w:t xml:space="preserve"> </w:t>
+      </w:r>
+      <w:proofErr w:type="spellStart"/>
+      <w:r>
+        <w:t>integrates</w:t>
+      </w:r>
+      <w:proofErr w:type="spellEnd"/>
+      <w:r>
+        <w:t xml:space="preserve"> </w:t>
+      </w:r>
+      <w:proofErr w:type="spellStart"/>
+      <w:r>
+        <w:t>the</w:t>
+      </w:r>
+      <w:proofErr w:type="spellEnd"/>
+      <w:r>
+        <w:t xml:space="preserve"> </w:t>
+      </w:r>
+      <w:proofErr w:type="spellStart"/>
+      <w:r>
+        <w:t>data</w:t>
+      </w:r>
+      <w:proofErr w:type="spellEnd"/>
+      <w:r>
+        <w:t xml:space="preserve"> </w:t>
+      </w:r>
+      <w:proofErr w:type="spellStart"/>
+      <w:r>
+        <w:t>processing</w:t>
+      </w:r>
+      <w:proofErr w:type="spellEnd"/>
+      <w:r>
+        <w:t xml:space="preserve"> </w:t>
+      </w:r>
+      <w:proofErr w:type="spellStart"/>
+      <w:r>
+        <w:t>steps</w:t>
+      </w:r>
+      <w:proofErr w:type="spellEnd"/>
+      <w:r>
+        <w:t>.</w:t>
+      </w:r>
+    </w:p>
+    <w:p>
+      <w:r>
+        <w:t xml:space="preserve">The </w:t>
+      </w:r>
+      <w:proofErr w:type="spellStart"/>
+      <w:r>
+        <w:t>dataset</w:t>
+      </w:r>
+      <w:proofErr w:type="spellEnd"/>
+      <w:r>
+        <w:t xml:space="preserve"> is </w:t>
+      </w:r>
+      <w:proofErr w:type="spellStart"/>
+      <w:r>
+        <w:t>constructed</w:t>
+      </w:r>
+      <w:proofErr w:type="spellEnd"/>
+      <w:r>
+        <w:t xml:space="preserve"> </w:t>
+      </w:r>
+      <w:proofErr w:type="spellStart"/>
+      <w:r>
+        <w:t>using</w:t>
+      </w:r>
+      <w:proofErr w:type="spellEnd"/>
+      <w:r>
+        <w:t xml:space="preserve"> web </w:t>
+      </w:r>
+      <w:proofErr w:type="spellStart"/>
+      <w:r>
+        <w:t>scraping</w:t>
+      </w:r>
+      <w:proofErr w:type="spellEnd"/>
+      <w:r>
+        <w:t xml:space="preserve"> and </w:t>
+      </w:r>
+      <w:proofErr w:type="spellStart"/>
+      <w:r>
+        <w:t>open</w:t>
+      </w:r>
+      <w:proofErr w:type="spellEnd"/>
+      <w:r>
+        <w:t xml:space="preserve"> </w:t>
+      </w:r>
+      <w:proofErr w:type="spellStart"/>
+      <w:r>
+        <w:t>data</w:t>
+      </w:r>
+      <w:proofErr w:type="spellEnd"/>
+      <w:r>
+        <w:t xml:space="preserve"> </w:t>
+      </w:r>
+      <w:proofErr w:type="spellStart"/>
+      <w:r>
+        <w:t>sources</w:t>
+      </w:r>
+      <w:proofErr w:type="spellEnd"/>
+      <w:r>
+        <w:t xml:space="preserve">. During </w:t>
+      </w:r>
+      <w:proofErr w:type="spellStart"/>
+      <w:r>
+        <w:t>the</w:t>
+      </w:r>
+      <w:proofErr w:type="spellEnd"/>
+      <w:r>
+        <w:t xml:space="preserve"> </w:t>
+      </w:r>
+      <w:proofErr w:type="spellStart"/>
+      <w:r>
+        <w:t>research</w:t>
+      </w:r>
+      <w:proofErr w:type="spellEnd"/>
+      <w:r>
+        <w:t xml:space="preserve">, </w:t>
+      </w:r>
+      <w:proofErr w:type="spellStart"/>
+      <w:r>
+        <w:t>the</w:t>
+      </w:r>
+      <w:proofErr w:type="spellEnd"/>
+      <w:r>
+        <w:t xml:space="preserve"> </w:t>
+      </w:r>
+      <w:proofErr w:type="spellStart"/>
+      <w:r>
+        <w:t>student</w:t>
+      </w:r>
+      <w:proofErr w:type="spellEnd"/>
+      <w:r>
+        <w:t xml:space="preserve"> </w:t>
+      </w:r>
+      <w:proofErr w:type="spellStart"/>
+      <w:r>
+        <w:t>will</w:t>
+      </w:r>
+      <w:proofErr w:type="spellEnd"/>
+      <w:r>
+        <w:t xml:space="preserve"> </w:t>
+      </w:r>
+      <w:proofErr w:type="spellStart"/>
+      <w:r>
+        <w:t>train</w:t>
+      </w:r>
+      <w:proofErr w:type="spellEnd"/>
+      <w:r>
+        <w:t xml:space="preserve">, test, and </w:t>
+      </w:r>
+      <w:proofErr w:type="spellStart"/>
+      <w:r>
+        <w:t>optimize</w:t>
+      </w:r>
+      <w:proofErr w:type="spellEnd"/>
+      <w:r>
+        <w:t xml:space="preserve"> </w:t>
+      </w:r>
+      <w:proofErr w:type="spellStart"/>
+      <w:r>
+        <w:t>the</w:t>
+      </w:r>
+      <w:proofErr w:type="spellEnd"/>
+      <w:r>
+        <w:t xml:space="preserve"> </w:t>
+      </w:r>
+      <w:proofErr w:type="spellStart"/>
+      <w:r>
+        <w:t>models</w:t>
+      </w:r>
+      <w:proofErr w:type="spellEnd"/>
+      <w:r>
+        <w:t xml:space="preserve">, and </w:t>
+      </w:r>
+      <w:proofErr w:type="spellStart"/>
+      <w:r>
+        <w:t>then</w:t>
+      </w:r>
+      <w:proofErr w:type="spellEnd"/>
+      <w:r>
+        <w:t xml:space="preserve"> </w:t>
+      </w:r>
+      <w:proofErr w:type="spellStart"/>
+      <w:r>
+        <w:t>perform</w:t>
+      </w:r>
+      <w:proofErr w:type="spellEnd"/>
+      <w:r>
+        <w:t xml:space="preserve"> a marketing-</w:t>
+      </w:r>
+      <w:proofErr w:type="spellStart"/>
+      <w:r>
+        <w:t>oriented</w:t>
+      </w:r>
+      <w:proofErr w:type="spellEnd"/>
+      <w:r>
+        <w:t xml:space="preserve"> trend </w:t>
+      </w:r>
+      <w:proofErr w:type="spellStart"/>
+      <w:r>
+        <w:t>analysis</w:t>
+      </w:r>
+      <w:proofErr w:type="spellEnd"/>
+      <w:r>
+        <w:t xml:space="preserve">. The </w:t>
+      </w:r>
+      <w:proofErr w:type="spellStart"/>
+      <w:r>
+        <w:t>goal</w:t>
+      </w:r>
+      <w:proofErr w:type="spellEnd"/>
+      <w:r>
+        <w:t xml:space="preserve"> is </w:t>
+      </w:r>
+      <w:proofErr w:type="spellStart"/>
+      <w:r>
+        <w:t>to</w:t>
+      </w:r>
+      <w:proofErr w:type="spellEnd"/>
+      <w:r>
+        <w:t xml:space="preserve"> </w:t>
+      </w:r>
+      <w:proofErr w:type="spellStart"/>
+      <w:r>
+        <w:t>categorize</w:t>
+      </w:r>
+      <w:proofErr w:type="spellEnd"/>
+      <w:r>
+        <w:t xml:space="preserve"> </w:t>
+      </w:r>
+      <w:proofErr w:type="spellStart"/>
+      <w:r>
+        <w:t>how</w:t>
+      </w:r>
+      <w:proofErr w:type="spellEnd"/>
+      <w:r>
+        <w:t xml:space="preserve"> </w:t>
+      </w:r>
+      <w:proofErr w:type="spellStart"/>
+      <w:r>
+        <w:t>brands</w:t>
+      </w:r>
+      <w:proofErr w:type="spellEnd"/>
+      <w:r>
+        <w:t xml:space="preserve"> </w:t>
+      </w:r>
+      <w:proofErr w:type="spellStart"/>
+      <w:r>
+        <w:t>appear</w:t>
+      </w:r>
+      <w:proofErr w:type="spellEnd"/>
+      <w:r>
+        <w:t xml:space="preserve"> in </w:t>
+      </w:r>
+      <w:proofErr w:type="spellStart"/>
+      <w:r>
+        <w:t>memes</w:t>
+      </w:r>
+      <w:proofErr w:type="spellEnd"/>
+      <w:r>
+        <w:t xml:space="preserve"> and </w:t>
+      </w:r>
+      <w:proofErr w:type="spellStart"/>
+      <w:r>
+        <w:t>to</w:t>
+      </w:r>
+      <w:proofErr w:type="spellEnd"/>
+      <w:r>
+        <w:t xml:space="preserve"> </w:t>
+      </w:r>
+      <w:proofErr w:type="spellStart"/>
+      <w:r>
+        <w:t>uncover</w:t>
+      </w:r>
+      <w:proofErr w:type="spellEnd"/>
+      <w:r>
+        <w:t xml:space="preserve"> </w:t>
+      </w:r>
+      <w:proofErr w:type="spellStart"/>
+      <w:r>
+        <w:t>visual</w:t>
+      </w:r>
+      <w:proofErr w:type="spellEnd"/>
+      <w:r>
+        <w:t xml:space="preserve"> trends.</w:t>
       </w:r>
     </w:p>
     <w:p>
@@ -4206,8 +5111,130 @@
           <w:numId w:val="23"/>
         </w:numPr>
       </w:pPr>
-      <w:r>
-        <w:t>Review the literature on image processing, multi-label classification, and OCR technologies, as well as the communication and marketing aspects of memes.</w:t>
+      <w:proofErr w:type="spellStart"/>
+      <w:r>
+        <w:t>Review</w:t>
+      </w:r>
+      <w:proofErr w:type="spellEnd"/>
+      <w:r>
+        <w:t xml:space="preserve"> </w:t>
+      </w:r>
+      <w:proofErr w:type="spellStart"/>
+      <w:r>
+        <w:t>the</w:t>
+      </w:r>
+      <w:proofErr w:type="spellEnd"/>
+      <w:r>
+        <w:t xml:space="preserve"> </w:t>
+      </w:r>
+      <w:proofErr w:type="spellStart"/>
+      <w:r>
+        <w:t>literature</w:t>
+      </w:r>
+      <w:proofErr w:type="spellEnd"/>
+      <w:r>
+        <w:t xml:space="preserve"> </w:t>
+      </w:r>
+      <w:proofErr w:type="spellStart"/>
+      <w:r>
+        <w:t>on</w:t>
+      </w:r>
+      <w:proofErr w:type="spellEnd"/>
+      <w:r>
+        <w:t xml:space="preserve"> image </w:t>
+      </w:r>
+      <w:proofErr w:type="spellStart"/>
+      <w:r>
+        <w:t>processing</w:t>
+      </w:r>
+      <w:proofErr w:type="spellEnd"/>
+      <w:r>
+        <w:t xml:space="preserve">, </w:t>
+      </w:r>
+      <w:proofErr w:type="gramStart"/>
+      <w:r>
+        <w:t>multi-</w:t>
+      </w:r>
+      <w:proofErr w:type="spellStart"/>
+      <w:r>
+        <w:t>label</w:t>
+      </w:r>
+      <w:proofErr w:type="spellEnd"/>
+      <w:proofErr w:type="gramEnd"/>
+      <w:r>
+        <w:t xml:space="preserve"> </w:t>
+      </w:r>
+      <w:proofErr w:type="spellStart"/>
+      <w:r>
+        <w:t>classification</w:t>
+      </w:r>
+      <w:proofErr w:type="spellEnd"/>
+      <w:r>
+        <w:t xml:space="preserve">, and OCR </w:t>
+      </w:r>
+      <w:proofErr w:type="spellStart"/>
+      <w:r>
+        <w:t>technologies</w:t>
+      </w:r>
+      <w:proofErr w:type="spellEnd"/>
+      <w:r>
+        <w:t xml:space="preserve">, </w:t>
+      </w:r>
+      <w:proofErr w:type="spellStart"/>
+      <w:r>
+        <w:t>as</w:t>
+      </w:r>
+      <w:proofErr w:type="spellEnd"/>
+      <w:r>
+        <w:t xml:space="preserve"> </w:t>
+      </w:r>
+      <w:proofErr w:type="spellStart"/>
+      <w:r>
+        <w:t>well</w:t>
+      </w:r>
+      <w:proofErr w:type="spellEnd"/>
+      <w:r>
+        <w:t xml:space="preserve"> </w:t>
+      </w:r>
+      <w:proofErr w:type="spellStart"/>
+      <w:r>
+        <w:t>as</w:t>
+      </w:r>
+      <w:proofErr w:type="spellEnd"/>
+      <w:r>
+        <w:t xml:space="preserve"> </w:t>
+      </w:r>
+      <w:proofErr w:type="spellStart"/>
+      <w:r>
+        <w:t>the</w:t>
+      </w:r>
+      <w:proofErr w:type="spellEnd"/>
+      <w:r>
+        <w:t xml:space="preserve"> </w:t>
+      </w:r>
+      <w:proofErr w:type="spellStart"/>
+      <w:r>
+        <w:t>communication</w:t>
+      </w:r>
+      <w:proofErr w:type="spellEnd"/>
+      <w:r>
+        <w:t xml:space="preserve"> and marketing </w:t>
+      </w:r>
+      <w:proofErr w:type="spellStart"/>
+      <w:r>
+        <w:t>aspects</w:t>
+      </w:r>
+      <w:proofErr w:type="spellEnd"/>
+      <w:r>
+        <w:t xml:space="preserve"> of </w:t>
+      </w:r>
+      <w:proofErr w:type="spellStart"/>
+      <w:r>
+        <w:t>memes</w:t>
+      </w:r>
+      <w:proofErr w:type="spellEnd"/>
+      <w:r>
+        <w:t>.</w:t>
       </w:r>
     </w:p>
     <w:p>
@@ -4218,7 +5245,95 @@
         </w:numPr>
       </w:pPr>
       <w:r>
-        <w:t>Design and implement the data collection and preprocessing workflow (e.g., web scraping, data cleaning, labeling).</w:t>
+        <w:t xml:space="preserve">Design and </w:t>
+      </w:r>
+      <w:proofErr w:type="spellStart"/>
+      <w:r>
+        <w:t>implement</w:t>
+      </w:r>
+      <w:proofErr w:type="spellEnd"/>
+      <w:r>
+        <w:t xml:space="preserve"> </w:t>
+      </w:r>
+      <w:proofErr w:type="spellStart"/>
+      <w:r>
+        <w:t>the</w:t>
+      </w:r>
+      <w:proofErr w:type="spellEnd"/>
+      <w:r>
+        <w:t xml:space="preserve"> </w:t>
+      </w:r>
+      <w:proofErr w:type="spellStart"/>
+      <w:r>
+        <w:t>data</w:t>
+      </w:r>
+      <w:proofErr w:type="spellEnd"/>
+      <w:r>
+        <w:t xml:space="preserve"> </w:t>
+      </w:r>
+      <w:proofErr w:type="spellStart"/>
+      <w:r>
+        <w:t>collection</w:t>
+      </w:r>
+      <w:proofErr w:type="spellEnd"/>
+      <w:r>
+        <w:t xml:space="preserve"> and </w:t>
+      </w:r>
+      <w:proofErr w:type="spellStart"/>
+      <w:r>
+        <w:t>preprocessing</w:t>
+      </w:r>
+      <w:proofErr w:type="spellEnd"/>
+      <w:r>
+        <w:t xml:space="preserve"> </w:t>
+      </w:r>
+      <w:proofErr w:type="spellStart"/>
+      <w:r>
+        <w:t>workflow</w:t>
+      </w:r>
+      <w:proofErr w:type="spellEnd"/>
+      <w:r>
+        <w:t xml:space="preserve"> (</w:t>
+      </w:r>
+      <w:proofErr w:type="spellStart"/>
+      <w:r>
+        <w:t>e.g</w:t>
+      </w:r>
+      <w:proofErr w:type="spellEnd"/>
+      <w:r>
+        <w:t xml:space="preserve">., web </w:t>
+      </w:r>
+      <w:proofErr w:type="spellStart"/>
+      <w:r>
+        <w:t>scraping</w:t>
+      </w:r>
+      <w:proofErr w:type="spellEnd"/>
+      <w:r>
+        <w:t xml:space="preserve">, </w:t>
+      </w:r>
+      <w:proofErr w:type="spellStart"/>
+      <w:r>
+        <w:t>data</w:t>
+      </w:r>
+      <w:proofErr w:type="spellEnd"/>
+      <w:r>
+        <w:t xml:space="preserve"> </w:t>
+      </w:r>
+      <w:proofErr w:type="spellStart"/>
+      <w:r>
+        <w:t>cleaning</w:t>
+      </w:r>
+      <w:proofErr w:type="spellEnd"/>
+      <w:r>
+        <w:t xml:space="preserve">, </w:t>
+      </w:r>
+      <w:proofErr w:type="spellStart"/>
+      <w:r>
+        <w:t>labeling</w:t>
+      </w:r>
+      <w:proofErr w:type="spellEnd"/>
+      <w:r>
+        <w:t>).</w:t>
       </w:r>
     </w:p>
     <w:p>
@@ -4228,8 +5343,98 @@
           <w:numId w:val="23"/>
         </w:numPr>
       </w:pPr>
-      <w:r>
-        <w:t>Develop and integrate the multi-label image classification and OCR models into a unified analytical pipeline.</w:t>
+      <w:proofErr w:type="spellStart"/>
+      <w:r>
+        <w:t>Develop</w:t>
+      </w:r>
+      <w:proofErr w:type="spellEnd"/>
+      <w:r>
+        <w:t xml:space="preserve"> and </w:t>
+      </w:r>
+      <w:proofErr w:type="spellStart"/>
+      <w:r>
+        <w:t>integrate</w:t>
+      </w:r>
+      <w:proofErr w:type="spellEnd"/>
+      <w:r>
+        <w:t xml:space="preserve"> </w:t>
+      </w:r>
+      <w:proofErr w:type="spellStart"/>
+      <w:r>
+        <w:t>the</w:t>
+      </w:r>
+      <w:proofErr w:type="spellEnd"/>
+      <w:r>
+        <w:t xml:space="preserve"> </w:t>
+      </w:r>
+      <w:proofErr w:type="gramStart"/>
+      <w:r>
+        <w:t>multi-</w:t>
+      </w:r>
+      <w:proofErr w:type="spellStart"/>
+      <w:r>
+        <w:t>label</w:t>
+      </w:r>
+      <w:proofErr w:type="spellEnd"/>
+      <w:proofErr w:type="gramEnd"/>
+      <w:r>
+        <w:t xml:space="preserve"> image </w:t>
+      </w:r>
+      <w:proofErr w:type="spellStart"/>
+      <w:r>
+        <w:t>classification</w:t>
+      </w:r>
+      <w:proofErr w:type="spellEnd"/>
+      <w:r>
+        <w:t xml:space="preserve"> and OCR </w:t>
+      </w:r>
+      <w:proofErr w:type="spellStart"/>
+      <w:r>
+        <w:t>models</w:t>
+      </w:r>
+      <w:proofErr w:type="spellEnd"/>
+      <w:r>
+        <w:t xml:space="preserve"> </w:t>
+      </w:r>
+      <w:proofErr w:type="spellStart"/>
+      <w:r>
+        <w:t>into</w:t>
+      </w:r>
+      <w:proofErr w:type="spellEnd"/>
+      <w:r>
+        <w:t xml:space="preserve"> </w:t>
+      </w:r>
+      <w:proofErr w:type="gramStart"/>
+      <w:r>
+        <w:t>a</w:t>
+      </w:r>
+      <w:proofErr w:type="gramEnd"/>
+      <w:r>
+        <w:t xml:space="preserve"> </w:t>
+      </w:r>
+      <w:proofErr w:type="spellStart"/>
+      <w:r>
+        <w:t>unified</w:t>
+      </w:r>
+      <w:proofErr w:type="spellEnd"/>
+      <w:r>
+        <w:t xml:space="preserve"> </w:t>
+      </w:r>
+      <w:proofErr w:type="spellStart"/>
+      <w:r>
+        <w:t>analytical</w:t>
+      </w:r>
+      <w:proofErr w:type="spellEnd"/>
+      <w:r>
+        <w:t xml:space="preserve"> </w:t>
+      </w:r>
+      <w:proofErr w:type="spellStart"/>
+      <w:r>
+        <w:t>pipeline</w:t>
+      </w:r>
+      <w:proofErr w:type="spellEnd"/>
+      <w:r>
+        <w:t>.</w:t>
       </w:r>
     </w:p>
     <w:p>
@@ -4239,8 +5444,77 @@
           <w:numId w:val="23"/>
         </w:numPr>
       </w:pPr>
-      <w:r>
-        <w:t>Analyze and evaluate the performance of the models based on selected metrics.</w:t>
+      <w:proofErr w:type="spellStart"/>
+      <w:r>
+        <w:t>Analyze</w:t>
+      </w:r>
+      <w:proofErr w:type="spellEnd"/>
+      <w:r>
+        <w:t xml:space="preserve"> and </w:t>
+      </w:r>
+      <w:proofErr w:type="spellStart"/>
+      <w:r>
+        <w:t>evaluate</w:t>
+      </w:r>
+      <w:proofErr w:type="spellEnd"/>
+      <w:r>
+        <w:t xml:space="preserve"> </w:t>
+      </w:r>
+      <w:proofErr w:type="spellStart"/>
+      <w:r>
+        <w:t>the</w:t>
+      </w:r>
+      <w:proofErr w:type="spellEnd"/>
+      <w:r>
+        <w:t xml:space="preserve"> performance of </w:t>
+      </w:r>
+      <w:proofErr w:type="spellStart"/>
+      <w:r>
+        <w:t>the</w:t>
+      </w:r>
+      <w:proofErr w:type="spellEnd"/>
+      <w:r>
+        <w:t xml:space="preserve"> </w:t>
+      </w:r>
+      <w:proofErr w:type="spellStart"/>
+      <w:r>
+        <w:t>models</w:t>
+      </w:r>
+      <w:proofErr w:type="spellEnd"/>
+      <w:r>
+        <w:t xml:space="preserve"> </w:t>
+      </w:r>
+      <w:proofErr w:type="spellStart"/>
+      <w:r>
+        <w:t>based</w:t>
+      </w:r>
+      <w:proofErr w:type="spellEnd"/>
+      <w:r>
+        <w:t xml:space="preserve"> </w:t>
+      </w:r>
+      <w:proofErr w:type="spellStart"/>
+      <w:r>
+        <w:t>on</w:t>
+      </w:r>
+      <w:proofErr w:type="spellEnd"/>
+      <w:r>
+        <w:t xml:space="preserve"> </w:t>
+      </w:r>
+      <w:proofErr w:type="spellStart"/>
+      <w:r>
+        <w:t>selected</w:t>
+      </w:r>
+      <w:proofErr w:type="spellEnd"/>
+      <w:r>
+        <w:t xml:space="preserve"> </w:t>
+      </w:r>
+      <w:proofErr w:type="spellStart"/>
+      <w:r>
+        <w:t>metrics</w:t>
+      </w:r>
+      <w:proofErr w:type="spellEnd"/>
+      <w:r>
+        <w:t>.</w:t>
       </w:r>
     </w:p>
     <w:p>
@@ -4250,8 +5524,117 @@
           <w:numId w:val="23"/>
         </w:numPr>
       </w:pPr>
-      <w:r>
-        <w:t>Analyze the extracted data from marketing and communication perspectives, and present the characteristic trends of brand appearances in memes.</w:t>
+      <w:proofErr w:type="spellStart"/>
+      <w:r>
+        <w:t>Analyze</w:t>
+      </w:r>
+      <w:proofErr w:type="spellEnd"/>
+      <w:r>
+        <w:t xml:space="preserve"> </w:t>
+      </w:r>
+      <w:proofErr w:type="spellStart"/>
+      <w:r>
+        <w:t>the</w:t>
+      </w:r>
+      <w:proofErr w:type="spellEnd"/>
+      <w:r>
+        <w:t xml:space="preserve"> </w:t>
+      </w:r>
+      <w:proofErr w:type="spellStart"/>
+      <w:r>
+        <w:t>extracted</w:t>
+      </w:r>
+      <w:proofErr w:type="spellEnd"/>
+      <w:r>
+        <w:t xml:space="preserve"> </w:t>
+      </w:r>
+      <w:proofErr w:type="spellStart"/>
+      <w:r>
+        <w:t>data</w:t>
+      </w:r>
+      <w:proofErr w:type="spellEnd"/>
+      <w:r>
+        <w:t xml:space="preserve"> </w:t>
+      </w:r>
+      <w:proofErr w:type="spellStart"/>
+      <w:r>
+        <w:t>from</w:t>
+      </w:r>
+      <w:proofErr w:type="spellEnd"/>
+      <w:r>
+        <w:t xml:space="preserve"> marketing and </w:t>
+      </w:r>
+      <w:proofErr w:type="spellStart"/>
+      <w:r>
+        <w:t>communication</w:t>
+      </w:r>
+      <w:proofErr w:type="spellEnd"/>
+      <w:r>
+        <w:t xml:space="preserve"> </w:t>
+      </w:r>
+      <w:proofErr w:type="spellStart"/>
+      <w:r>
+        <w:t>perspectives</w:t>
+      </w:r>
+      <w:proofErr w:type="spellEnd"/>
+      <w:r>
+        <w:t xml:space="preserve">, and </w:t>
+      </w:r>
+      <w:proofErr w:type="spellStart"/>
+      <w:r>
+        <w:t>present</w:t>
+      </w:r>
+      <w:proofErr w:type="spellEnd"/>
+      <w:r>
+        <w:t xml:space="preserve"> </w:t>
+      </w:r>
+      <w:proofErr w:type="spellStart"/>
+      <w:r>
+        <w:t>the</w:t>
+      </w:r>
+      <w:proofErr w:type="spellEnd"/>
+      <w:r>
+        <w:t xml:space="preserve"> </w:t>
+      </w:r>
+      <w:proofErr w:type="spellStart"/>
+      <w:r>
+        <w:t>characteristic</w:t>
+      </w:r>
+      <w:proofErr w:type="spellEnd"/>
+      <w:r>
+        <w:t xml:space="preserve"> </w:t>
+      </w:r>
+      <w:proofErr w:type="spellStart"/>
+      <w:r>
+        <w:t>trends</w:t>
+      </w:r>
+      <w:proofErr w:type="spellEnd"/>
+      <w:r>
+        <w:t xml:space="preserve"> of </w:t>
+      </w:r>
+      <w:proofErr w:type="spellStart"/>
+      <w:r>
+        <w:t>brand</w:t>
+      </w:r>
+      <w:proofErr w:type="spellEnd"/>
+      <w:r>
+        <w:t xml:space="preserve"> </w:t>
+      </w:r>
+      <w:proofErr w:type="spellStart"/>
+      <w:r>
+        <w:t>appearances</w:t>
+      </w:r>
+      <w:proofErr w:type="spellEnd"/>
+      <w:r>
+        <w:t xml:space="preserve"> in </w:t>
+      </w:r>
+      <w:proofErr w:type="spellStart"/>
+      <w:r>
+        <w:t>memes</w:t>
+      </w:r>
+      <w:proofErr w:type="spellEnd"/>
+      <w:r>
+        <w:t>.</w:t>
       </w:r>
     </w:p>
     <w:p>
@@ -4280,192 +5663,314 @@
     </w:p>
     <w:p>
       <w:r>
-        <w:t>Richard Dawkins biológus alkotta meg a múlt században a "mém" fogalmát</w:t>
-      </w:r>
-      <w:r>
-        <w:rPr>
-          <w:vertAlign w:val="superscript"/>
-        </w:rPr>
+        <w:t xml:space="preserve">Richard </w:t>
+      </w:r>
+      <w:proofErr w:type="spellStart"/>
+      <w:r>
+        <w:t>Dawkins</w:t>
+      </w:r>
+      <w:proofErr w:type="spellEnd"/>
+      <w:r>
+        <w:t xml:space="preserve"> biológus alkotta meg a múlt században a "mém" fogalmát, miszerint a mémeket a gének kulturális megfelelői</w:t>
+      </w:r>
+      <w:r>
+        <w:t xml:space="preserve"> </w:t>
+      </w:r>
+      <w:r>
+        <w:t>olyan információegységek, amelyek megragadnak az emberi elmében és terjednek a társadalomban.</w:t>
+      </w:r>
+    </w:p>
+    <w:p>
+      <w:r>
+        <w:t>A mémek gyakorlatilag viccek, képek, videók, szlogenek vagy bármilyen más tartalom, ami gyorsan terjed az interneten vagy a valós életben. A Z-generáció hatalmas információtöbbletet kapott a kezébe, és ebben</w:t>
+      </w:r>
+      <w:r>
+        <w:t xml:space="preserve"> a</w:t>
+      </w:r>
+      <w:r>
+        <w:t xml:space="preserve"> káoszban az információátadás egyik legfontosabb eszközévé vált a mém. </w:t>
+      </w:r>
+    </w:p>
+    <w:p>
+      <w:r>
+        <w:t xml:space="preserve">Ez alól a márkák sem kivételek, </w:t>
+      </w:r>
+      <w:r>
+        <w:t>a kollektív véleménynyilvánítás egyik legreprezentatívabb formáj</w:t>
+      </w:r>
+      <w:r>
+        <w:t xml:space="preserve">aként </w:t>
+      </w:r>
+      <w:r>
+        <w:t>képet kaphat</w:t>
+      </w:r>
+      <w:r>
+        <w:t>nak belőlük</w:t>
+      </w:r>
+      <w:r>
+        <w:t xml:space="preserve"> saját</w:t>
+      </w:r>
+      <w:r>
+        <w:t xml:space="preserve"> és vetélytársaik</w:t>
+      </w:r>
+      <w:r>
+        <w:t xml:space="preserve"> </w:t>
+      </w:r>
+      <w:r>
+        <w:t xml:space="preserve">megítéléséről </w:t>
+      </w:r>
+      <w:r>
+        <w:t xml:space="preserve">is. Ez a felismerés képezi a jelen kutatás alapját: célom megvizsgálni, hogy a világ legismertebb márkái hogyan jelennek meg a mémekben. </w:t>
+      </w:r>
+      <w:r>
+        <w:t>O</w:t>
+      </w:r>
+      <w:r>
+        <w:t>lyan szempontokat vizsgálok, mint az adott márkáról szóló mémek hangulata, illetve annak potenciális összefüggése a márka piaci értékével</w:t>
+      </w:r>
+      <w:r>
+        <w:t xml:space="preserve"> </w:t>
+      </w:r>
+    </w:p>
+    <w:p>
+      <w:r>
+        <w:t>A vizsgálat első lépéseként szükséges rögzíteni, hogy mit tekintünk marketingcélú mémnek. Mivel a ‘mém’ fogalma nehezen definiálható és folyamatosan változik, a kutatás szempontjából alkalmazott meghatározás elkerülhetetlenül szűkíti a fogalom jelentését: a mémek vizuális aspektusaira, ezen belül is a képalapú tartalmakra korlátozódik. Marketingcélú mémnek azok a képi tartalmak minősülnek, amelyekben egy márka explicit módon jelenik meg, például logó, márkanév, illetve a márkához egyértelműen kapcsolható vizuális vagy verbális elem formájában.</w:t>
+      </w:r>
+    </w:p>
+    <w:p>
+      <w:pPr>
+        <w:rPr>
+          <w:lang w:val="en-HU"/>
+        </w:rPr>
+      </w:pPr>
+      <w:r>
+        <w:rPr>
+          <w:lang w:val="en-HU"/>
+        </w:rPr>
+        <w:t xml:space="preserve">Fontos megjegyezni, hogy a márkák maguk is készíthetnek és terjeszthetnek mémeket, azonban a jelen dolgozat a felhasználók által létrehozott, organikusan terjedő, közösségvezérelt mémek vizsgálatára fókuszál. Ennek érdekében a kutatás nem a </w:t>
+      </w:r>
+      <w:r>
+        <w:rPr>
+          <w:lang w:val="en-HU"/>
+        </w:rPr>
+        <w:t>szűretlen, interneten fellelhető</w:t>
+      </w:r>
+      <w:r>
+        <w:rPr>
+          <w:lang w:val="en-HU"/>
+        </w:rPr>
+        <w:t xml:space="preserve"> tartalmakból merít, hanem célzottan a legnagyobb, aktív mémközösségekkel rendelkező Reddit-aloldalakat használja forrásként, így biztosítva, hogy a vizsgálat tárgyát valóban közösségi eredetű mémek képezzék.</w:t>
+      </w:r>
+    </w:p>
+    <w:p>
+      <w:r>
+        <w:t xml:space="preserve"> </w:t>
+      </w:r>
+      <w:r>
+        <w:t>A márkák azonosításához egy feldolgozási folyamatot alakítottam ki, amely két fő komponensből áll: (1) egy számítógépes látási modellből, amely a logók felismerésére szolgál, valamint (2) egy OCR-modulból, amely a mémeken megjelenő márkaneveket detektálja.</w:t>
+      </w:r>
+    </w:p>
+    <w:p>
+      <w:pPr>
+        <w:pStyle w:val="Heading2"/>
+      </w:pPr>
+      <w:bookmarkStart w:id="3" w:name="_Toc216017525"/>
+      <w:r>
+        <w:lastRenderedPageBreak/>
+        <w:t xml:space="preserve">1.2 </w:t>
+      </w:r>
+      <w:r>
+        <w:t>Irodalmi háttér</w:t>
+      </w:r>
+      <w:bookmarkEnd w:id="3"/>
+    </w:p>
+    <w:p>
+      <w:pPr>
+        <w:rPr>
+          <w:lang w:val="en-HU"/>
+        </w:rPr>
+      </w:pPr>
+      <w:bookmarkStart w:id="4" w:name="_Toc216017526"/>
+      <w:r>
+        <w:rPr>
+          <w:lang w:val="en-HU"/>
+        </w:rPr>
+        <w:t>A kutatás ötlete a HSDSLab kutatócsoportból származik, ahol az egyik konzulensem, Dr. Molontay Roland szakmai iránymutatása mellett Murgás Levente úttörő munkái vezették be a mémek rendszerezett vizsgálatát a Műegyetemen. Murgás szakdolgozata (2023), majd tudományos közleménye (2024) a mém sablonok strukturális kategorizálására fókuszált, amely fontos módszertani előzményt biztosított jelen kutatáshoz: jól illusztrálta, hogy a mémek vizsgálata kvantitatív, adatvezérelt megközelítésekkel is lehetséges. A jelen dolgozat erre a szemléletre épít tovább, de a sablonszintű vizsgálat helyett márkamegjelenésre és tartalmi trendekre koncentrál.</w:t>
+      </w:r>
+    </w:p>
+    <w:p>
+      <w:pPr>
+        <w:rPr>
+          <w:lang w:val="en-HU"/>
+        </w:rPr>
+      </w:pPr>
+      <w:r>
+        <w:rPr>
+          <w:lang w:val="en-HU"/>
+        </w:rPr>
+        <w:t>A nemzetközi szakirodalom a mémeket egyre inkább a marketingkommunikáció releváns vizsgálati tárgyaként kezeli. Teng, Lo és Lee (2021) empirikus eredményei szerint a mémek humorossága, érzelmi intenzitása, a márkával való interakció mértéke és a mém által sugallt presztízs egyaránt hatással lehet a fogyasztók márkaészlelésére. Ezek a tényezők különösen relevánsak jelen kutatás számára, hiszen a vizsgált mémek többsége vizuális és szöveges elemek kombinációjával közvetíti ezeket a tartalmi dimenziókat. Malodia (2022) tovább finomította a mémek kommunikációs értelmezését, amikor kimutatta, hogy a magas ikonicitású, világos szerkezetű és egyértelmű nyelvi elemekkel operáló mémek nagyobb hatással vannak a befogadókra. Ez a megállapítás fontos háttérmagyararázatot ad ahhoz, hogy miért érdemes a jelen dolgozatban nemcsak a mémek mennyiségét, hanem azok szöveges és vizuális aspektusait is feldolgozni.</w:t>
+      </w:r>
+    </w:p>
+    <w:p>
+      <w:pPr>
+        <w:rPr>
+          <w:lang w:val="en-HU"/>
+        </w:rPr>
+      </w:pPr>
+      <w:r>
+        <w:rPr>
+          <w:lang w:val="en-HU"/>
+        </w:rPr>
+        <w:t>A vállalati kommunikáció oldaláról Brubaker és munkatársai (2018) vizsgálták, hogyan használják a cégek a mémeket kapcsolatépítésre. Felhasználók által készített, nagy márkákról szóló mémek elemzése alapján arra jutottak, hogy az egyszerű nyelvezet, a visszafogott szleng és az önironikus tartalom nagyobb ikonicitást eredményez, ami elősegíti a közönséggel való kapcsolódást. Ez a felismerés fontos támpontot ad ahhoz, hogy a márkákról szóló mémek nem csupán reflexiók, hanem potenciális kommunikációs interfészek is lehetnek. Sharma (2018) ezt a gondolatot erősíti, amikor a mémeket a vállalatok és felhasználók közötti aktív, kétirányú kommunikáció egyik formájaként értelmezi.</w:t>
+      </w:r>
+    </w:p>
+    <w:p>
+      <w:pPr>
+        <w:rPr>
+          <w:lang w:val="en-HU"/>
+        </w:rPr>
+      </w:pPr>
+      <w:r>
+        <w:rPr>
+          <w:lang w:val="en-HU"/>
+        </w:rPr>
+        <w:t xml:space="preserve">A mémek elterjedését és kreatív adaptációját szélesebb kulturális kontextusban vizsgálta Chuah és szerzőtársai (2020), akik különböző platformok (Facebook, Twitter, Yahoo, 9Gag, Reddit) anyagán keresztül mutatták ki, hogy a fiatal felhasználók aktívan </w:t>
+      </w:r>
+      <w:r>
+        <w:rPr>
+          <w:lang w:val="en-HU"/>
+        </w:rPr>
+        <w:lastRenderedPageBreak/>
+        <w:t>alakítják a márkákról szóló mémeket, új kommunikációs lehetőségeket teremtve. Ezzel összhangban González (2023) azt találta, hogy a tartalmi jellemzők meghatározzák a mémek virálissá válását, míg a médiatényezők a megoszthatóságot és a márkafelidézést növelik. Meer kutatása pedig arra mutat rá, hogy a mémek többsége pozitív attitűdöt tükröz, de a negatív tartalmak is gyakran releváns társadalmi vagy gazdasági kritikát közvetítenek, amelyek értékes visszajelzést nyújthatnak a márkáknak.</w:t>
+      </w:r>
+    </w:p>
+    <w:p>
+      <w:pPr>
+        <w:rPr>
+          <w:lang w:val="en-HU"/>
+        </w:rPr>
+      </w:pPr>
+      <w:r>
+        <w:rPr>
+          <w:lang w:val="en-HU"/>
+        </w:rPr>
+        <w:t>Összességében a szakirodalom egy olyan képet rajzol a mémekről, amely jól illeszkedik jelen dolgozat célkitűzéseihez: a mémek egyszerre hordoznak humoros, érzelmi és társadalmi jelentéseket, és alkalmasak arra, hogy a fogyasztók spontán módon reflektáljanak a márkákra. A kutatás ezért a korábbi elméleti megállapításokat kiterjesztve empirikusan vizsgálja, hogyan jelennek meg a márkák a mémekben, milyen mennyiségi és érzelmi mintázatok rajzolódnak ki, és ezek milyen viszonyban állnak a médiamegjelenésekkel.</w:t>
+      </w:r>
+    </w:p>
+    <w:p>
+      <w:pPr>
+        <w:pStyle w:val="Heading2"/>
+      </w:pPr>
+      <w:r>
         <w:t>1</w:t>
       </w:r>
       <w:r>
-        <w:t>, miszerint a mémeket a gének kulturális megfelelői</w:t>
-      </w:r>
+        <w:t>.3</w:t>
+      </w:r>
+      <w:r>
+        <w:t xml:space="preserve"> Elméleti háttér</w:t>
+      </w:r>
+      <w:bookmarkEnd w:id="4"/>
+    </w:p>
+    <w:p>
+      <w:r>
+        <w:t xml:space="preserve">A kutatás eredményeinek értelmezéséhez elengedhetetlen a mesterséges intelligencia alapfogalmainak tisztázása, különösen azért, mert az elvégzett munkám jelentős része ezen ismeretek elsajátítására épült.  Ehhez nagy lökést adott a </w:t>
+      </w:r>
+      <w:proofErr w:type="spellStart"/>
+      <w:r>
+        <w:t>Andrij</w:t>
+      </w:r>
+      <w:proofErr w:type="spellEnd"/>
       <w:r>
         <w:t xml:space="preserve"> </w:t>
       </w:r>
-      <w:r>
-        <w:t>olyan információegységek, amelyek megragadnak az emberi elmében és terjednek a társadalomban.</w:t>
-      </w:r>
-    </w:p>
-    <w:p>
-      <w:r>
-        <w:t>A mémek gyakorlatilag viccek, képek, videók, szlogenek vagy bármilyen más tartalom, ami gyorsan terjed az interneten vagy a valós életben. A Z-generáció hatalmas információtöbbletet kapott a kezébe, és ebben</w:t>
-      </w:r>
-      <w:r>
-        <w:t xml:space="preserve"> a</w:t>
-      </w:r>
-      <w:r>
-        <w:t xml:space="preserve"> káoszban az információátadás egyik legfontosabb eszközévé vált a mém. </w:t>
-      </w:r>
-    </w:p>
-    <w:p>
-      <w:r>
-        <w:t xml:space="preserve">Egy márka szempontjából nézve a mém a kollektív véleménynyilvánítás egyik legreprezentatívabb formájává vált: olyan eszköz, amelyen keresztül a márka képet kaphat saját megítéléséről, valamint versenytársairól is. Ez a felismerés képezi a jelen kutatás alapját: célom megvizsgálni, hogy a világ legismertebb márkái hogyan jelennek meg a mémekben. </w:t>
-      </w:r>
-      <w:r>
-        <w:t>Például olyan szempontokat vizsgálok, mint az adott márkáról szóló mémek hangulata, illetve annak potenciális összefüggése a márka piaci értékével.</w:t>
-      </w:r>
-      <w:r>
-        <w:t xml:space="preserve"> </w:t>
-      </w:r>
-      <w:r>
-        <w:t xml:space="preserve">Egy ilyen jellegű elemzés azonban kizárólag megbízható adatokra támaszkodva lehet érvényes. </w:t>
-      </w:r>
-    </w:p>
-    <w:p>
-      <w:r>
-        <w:t>Ehhez először is pontosan meg kell határozni, mit értünk marketingcélú mém alatt. Mivel maga a "mém" fogalma is folyamatosan változik, és nehezen körülhatárolható, elengedhetetlen, hogy a kutatás szempontjából releváns definíciót saját magunk alkossuk meg.</w:t>
-      </w:r>
-    </w:p>
-    <w:p>
-      <w:r>
-        <w:t xml:space="preserve">Jelen dolgozat a mémek vizuális aspektusára fókuszál, és azon belül is a képalapú tartalmakra szűkíti a vizsgálatot. </w:t>
-      </w:r>
-      <w:r>
-        <w:t>A kutatás keretében marketing mémnek azokat a képi tartalmakat tekintem, amelyekben egy márka explicit módon megjelenik — például logó, márkanév vagy a márkához egyértelműen kapcsolható vizuális vagy verbális elem formájában. Fontos megjegyezni, hogy a márkák maguk is készíthetnek és terjeszthetnek mémeket, azonban jelen dolgozat elsősorban a felhasználók által készített, organikusan terjedő márkavonatkozású mémek vizsgálatára fókuszál.</w:t>
-      </w:r>
-    </w:p>
-    <w:p>
-      <w:r>
-        <w:t xml:space="preserve"> </w:t>
-      </w:r>
-      <w:r>
-        <w:t>A márkák azonosításához egy feldolgozási folyamatot alakítottam ki, amely két fő komponensből áll: (1) egy számítógépes látási modellből, amely a logók felismerésére szolgál, valamint (2) egy OCR-modulból, amely a mémeken megjelenő márkaneveket detektálja.</w:t>
-      </w:r>
-    </w:p>
-    <w:p>
-      <w:r>
-        <w:lastRenderedPageBreak/>
-        <w:t>Fontos megjegyezni, hogy a kutatási folyamat előrehaladtával a konzulensem későbbi szakmai iránymutatása alapján felmerült a multimodális, nagyméretű nyelvi modellek alkalmazásának lehetősége is a márkafelismerési feladatban. Mivel ez a javaslat a fejlesztési folyamat késői szakaszában érkezett, a dolgozat első fele részletesen foglalkozik a klasszikus neurális hálózati megoldások felépítésével és összehasonlításával. A később ismertetett eredmények ugyanakkor indokolttá tették a CLIP zero-shot megközelítésre való áttérést, amely a kutatás végső, legmegbízhatóbb módszertani komponensévé vált. A dolgozat felépítése ezért tükrözi a kutatás természetes evolúcióját: a hagyományos CNN-alapú modellfejlesztéstől a korszerű multimodális architektúrákig.</w:t>
-      </w:r>
-      <w:r>
-        <w:t xml:space="preserve"> </w:t>
-      </w:r>
-      <w:r>
-        <w:t>Ez a módszertani fejlődési ív magyarázza azt is, hogy a dolgozatban először egy CNN-alapú rendszer fejlesztését ismertetem, majd a végső pipeline-ban egy multimodális zero-shot megoldást alkalmazok.</w:t>
-      </w:r>
-    </w:p>
-    <w:p>
-      <w:pPr>
-        <w:pStyle w:val="Heading2"/>
-      </w:pPr>
-      <w:r>
-        <w:t xml:space="preserve"> </w:t>
-      </w:r>
-      <w:bookmarkStart w:id="3" w:name="_Toc216017525"/>
-      <w:r>
-        <w:t xml:space="preserve">1.2 </w:t>
-      </w:r>
-      <w:r>
-        <w:t>Irodalmi háttér</w:t>
-      </w:r>
-      <w:bookmarkEnd w:id="3"/>
-    </w:p>
-    <w:p>
-      <w:r>
-        <w:t>A kutatás ötlete a HSDSLab kutatócsoportból származik, ahol Dr. Molontay Roland szakmai vezetése mellett Murgás Levente úttörő munkássága révén került be a mémek témája a műegyetemre. Murgás szakdolgozatában (2023), majd később publikált tudományos cikkében</w:t>
-      </w:r>
-      <w:r>
-        <w:rPr>
-          <w:vertAlign w:val="superscript"/>
-        </w:rPr>
-        <w:t>2</w:t>
-      </w:r>
-      <w:r>
-        <w:rPr>
-          <w:vertAlign w:val="superscript"/>
-        </w:rPr>
-        <w:t xml:space="preserve"> </w:t>
-      </w:r>
-      <w:r>
-        <w:t>(2024) specifikusan a mém sablonok rendszerezésével és kategorizálásával foglalkozott, amely értékes elméleti alapot szolgáltatott jelen kutatás kibontakozásához.</w:t>
-      </w:r>
-    </w:p>
-    <w:p>
-      <w:r>
-        <w:t xml:space="preserve">A nemzetközi szakirodalomban a mémek marketing- és kommunikációs szerepének vizsgálata már viszonylag kiterjedt. </w:t>
-      </w:r>
-      <w:r>
-        <w:t>Teng, Lo és Lee (2021) empirikus kutatásukban kimutatták, hogy a mémekben megjelenő humor, érzelmi intenzitás, a márkával való interakció mértéke, valamint a mém által sugallt presztízs egyaránt jelentős hatást gyakorol a fogyasztók márka-image-ről alkotott percepciójára. E négy tényező azért is különösen releváns jelen dolgozat szempontjából, mert mindegyik jól vizsgálható a kép–szöveg alapú mémekben, ahol a vizuális és verbális elemek együtt alakítják a mém jelentését és befogadói hatását.</w:t>
-      </w:r>
-    </w:p>
-    <w:p>
-      <w:r>
-        <w:t>Malodia (2022) kutatásában a mémek nyelvi jellemzőire összpontosított, és azt találta, hogy a magas ikonicitású mémek – melyek jól strukturált, egyértelmű nyelvezetet alkalmaznak</w:t>
-      </w:r>
-      <w:r>
-        <w:t>,</w:t>
-      </w:r>
-      <w:r>
-        <w:t xml:space="preserve"> nagyobb hatással vannak a befogadókra. </w:t>
-      </w:r>
-    </w:p>
-    <w:p>
-      <w:r>
-        <w:t xml:space="preserve">Brubaker és munkatársai (2018) tanulmányukban azt vizsgálták, hogyan használják a vállalatok a mémeket a felhasználókkal való kapcsolatépítés eszközeként. </w:t>
-      </w:r>
-      <w:r>
-        <w:lastRenderedPageBreak/>
-        <w:t xml:space="preserve">Elemzésük alapjául felhasználók által készített mémek szolgáltak nagy nemzetközi márkáról, amelyeket az Imgur mémgenerátorából gyűjtöttek, és a KnowYourMeme adatbázis alapján validáltak. Arra jutottak, hogy az egyszerű nyelvezet, a visszafogott szlenghasználat, valamint a feltételes vagy önironikus tartalom magasabb ikonicitással jár együtt, ami elősegíti a közönséggel való hatékonyabb kapcsolatteremtést. </w:t>
-      </w:r>
-    </w:p>
-    <w:p>
-      <w:r>
-        <w:t xml:space="preserve">Sharma (2018) szintén arra mutatott rá, hogy a mémek elősegíthetik az aktív, kétirányú kommunikációt a vállalatok és a közönség között. </w:t>
-      </w:r>
-    </w:p>
-    <w:p>
-      <w:r>
-        <w:t>Chuah és szerzőtársai (2020) olyan platformokról gyűjtöttek mémeket, mint a Facebook, Twitter, Google, Yahoo, 9Gag és Reddit, és a malajziai fiatalok körében vizsgálták, hogyan lehet kreatív mémadaptációkkal új márkakommunikációs lehetőségeket kialakítani a közösségi médiában.</w:t>
-      </w:r>
-    </w:p>
-    <w:p>
-      <w:r>
-        <w:t xml:space="preserve">González (2023) kutatásából kiderült, hogy a tartalommal kapcsolatos tényezők jelentősen befolyásolják a mémek virálissá válását, míg a fogyasztói és médiatényezők növelik a megoszthatóságot, amelyek pozitív korrelációban állnak a márkafelidézéssel és az elköteleződéssel. Meer elemzése a mémek szándékára fókuszált, és megállapította, hogy azok többnyire pozitív céllal készülnek, de ha negatívak is, azok gyakran árakkal vagy társadalmi osztályokkal kapcsolatos kritikát közvetítenek. Ugyanakkor ezek a mémek is a felhasználók őszinte véleményét tükrözik, melyek értékes visszajelzést nyújthatnak a márkák számára. </w:t>
-      </w:r>
-    </w:p>
-    <w:p>
-      <w:r>
-        <w:t>Összességében elmondható, hogy a márkázott mémek nemcsak elősegíthetik a fogyasztói elköteleződést, hanem képesek befolyásolni a márkáról alkotott percepciót is, sőt vásárlási szándékot is kiválthatnak.</w:t>
-      </w:r>
-    </w:p>
-    <w:p>
-      <w:pPr>
-        <w:pStyle w:val="Heading2"/>
-      </w:pPr>
-      <w:bookmarkStart w:id="4" w:name="_Toc216017526"/>
-      <w:r>
-        <w:t>1</w:t>
-      </w:r>
-      <w:r>
-        <w:t xml:space="preserve">.3 </w:t>
-      </w:r>
-      <w:r>
-        <w:t xml:space="preserve"> Elméleti háttér</w:t>
-      </w:r>
-      <w:bookmarkEnd w:id="4"/>
-    </w:p>
-    <w:p>
-      <w:r>
-        <w:t xml:space="preserve">A kutatás eredményeinek értelmezéséhez elengedhetetlen a mesterséges intelligencia alapfogalmainak tisztázása, különösen azért, mert az elvégzett munkám jelentős része ezen ismeretek elsajátítására épült.  Ehhez nagy lökést adott a Andrij Burkov The </w:t>
-      </w:r>
+      <w:proofErr w:type="spellStart"/>
+      <w:r>
+        <w:t>Burkov</w:t>
+      </w:r>
+      <w:proofErr w:type="spellEnd"/>
+      <w:r>
+        <w:t xml:space="preserve"> The </w:t>
+      </w:r>
+      <w:proofErr w:type="spellStart"/>
       <w:r>
         <w:rPr>
           <w:i/>
           <w:iCs/>
         </w:rPr>
-        <w:t xml:space="preserve">Hundred page Machine Learning Book </w:t>
+        <w:t>Hundred</w:t>
+      </w:r>
+      <w:proofErr w:type="spellEnd"/>
+      <w:r>
+        <w:rPr>
+          <w:i/>
+          <w:iCs/>
+        </w:rPr>
+        <w:t xml:space="preserve"> </w:t>
+      </w:r>
+      <w:proofErr w:type="spellStart"/>
+      <w:r>
+        <w:rPr>
+          <w:i/>
+          <w:iCs/>
+        </w:rPr>
+        <w:t>page</w:t>
+      </w:r>
+      <w:proofErr w:type="spellEnd"/>
+      <w:r>
+        <w:rPr>
+          <w:i/>
+          <w:iCs/>
+        </w:rPr>
+        <w:t xml:space="preserve"> </w:t>
+      </w:r>
+      <w:proofErr w:type="spellStart"/>
+      <w:r>
+        <w:rPr>
+          <w:i/>
+          <w:iCs/>
+        </w:rPr>
+        <w:t>Machine</w:t>
+      </w:r>
+      <w:proofErr w:type="spellEnd"/>
+      <w:r>
+        <w:rPr>
+          <w:i/>
+          <w:iCs/>
+        </w:rPr>
+        <w:t xml:space="preserve"> </w:t>
+      </w:r>
+      <w:proofErr w:type="spellStart"/>
+      <w:r>
+        <w:rPr>
+          <w:i/>
+          <w:iCs/>
+        </w:rPr>
+        <w:t>Learning</w:t>
+      </w:r>
+      <w:proofErr w:type="spellEnd"/>
+      <w:r>
+        <w:rPr>
+          <w:i/>
+          <w:iCs/>
+        </w:rPr>
+        <w:t xml:space="preserve"> </w:t>
+      </w:r>
+      <w:proofErr w:type="spellStart"/>
+      <w:r>
+        <w:rPr>
+          <w:i/>
+          <w:iCs/>
+        </w:rPr>
+        <w:t>Book</w:t>
+      </w:r>
+      <w:proofErr w:type="spellEnd"/>
+      <w:r>
+        <w:rPr>
+          <w:i/>
+          <w:iCs/>
+        </w:rPr>
+        <w:t xml:space="preserve"> </w:t>
       </w:r>
       <w:r>
         <w:t>c.</w:t>
@@ -4488,42 +5993,85 @@
     </w:p>
     <w:p>
       <w:r>
-        <w:t xml:space="preserve">Feltételezem, hogy az olvasó tisztában van a mesterséges neurális hálózatok általános működésével, így a bevezetésben a konvolúciós neurális hálózatokkal (CNN-ekkel) kezdem. A CNN-ek olyan mélytanulási architektúrák, amelyek elsősorban képfeldolgozási feladatokra lettek kifejlesztve, és különösen alkalmasak vizuális </w:t>
-      </w:r>
-      <w:r>
+        <w:t xml:space="preserve">Feltételezhető, hogy az olvasó tisztában van a mesterséges neurális hálózatok általános működésével, ezért a bevezetés a </w:t>
+      </w:r>
+      <w:proofErr w:type="spellStart"/>
+      <w:r>
+        <w:t>konvolúciós</w:t>
+      </w:r>
+      <w:proofErr w:type="spellEnd"/>
+      <w:r>
+        <w:t xml:space="preserve"> neurális hálózatokkal (CNN-</w:t>
+      </w:r>
+      <w:proofErr w:type="spellStart"/>
+      <w:r>
+        <w:t>ekkel</w:t>
+      </w:r>
+      <w:proofErr w:type="spellEnd"/>
+      <w:r>
+        <w:t>) kezdődik. A CNN-ek olyan mélytanulási architektúrák, amelyeket elsősorban képfeldolgozási feladatokra fejlesztettek ki, és különösen alkalmasak vizuális mintázatok felismerésére.</w:t>
+      </w:r>
+      <w:r>
+        <w:t xml:space="preserve"> </w:t>
+      </w:r>
+      <w:r>
+        <w:t xml:space="preserve">Az egyes rétegek </w:t>
+      </w:r>
+      <w:proofErr w:type="spellStart"/>
+      <w:r>
+        <w:t>konvolúciós</w:t>
+      </w:r>
+      <w:proofErr w:type="spellEnd"/>
+      <w:r>
+        <w:t xml:space="preserve"> műveleteket végeznek a bemeneti képen, a tanulható súlyokkal rendelkező szűrők (kernelek) segítségével. A szűrők végig pásztázz</w:t>
+      </w:r>
+      <w:r>
+        <w:t>á</w:t>
+      </w:r>
+      <w:r>
+        <w:t>k a képet, és lokális jellemzőket emelnek ki, például éleket, textúrákat vagy összetettebb alakzatokat. A feldolgozás során az alacsony szintű vizuális információ fokozatosan magasabb szintű reprezentációvá alakul, hasonlóan ahhoz, ahogyan az emberi látórendszer is egyre összetettebb jellemzőket ismer fel.  A CNN-ek az elmúlt évtizedben meghatározó szerepet játszottak a számítógépes látás területén, és a legtöbb képalapú gépi tanulási feladat, például az objektu</w:t>
+      </w:r>
+      <w:r>
+        <w:t>m</w:t>
+      </w:r>
+      <w:r>
+        <w:t>felismerés, önvezető rendszerek ilyen architektúrákra épülnek</w:t>
+      </w:r>
+      <w:r>
+        <w:rPr>
+          <w:vertAlign w:val="superscript"/>
+        </w:rPr>
+        <w:t>4</w:t>
+      </w:r>
+      <w:r>
+        <w:t xml:space="preserve">. Ezért </w:t>
+      </w:r>
+      <w:proofErr w:type="gramStart"/>
+      <w:r>
+        <w:t>az  általam</w:t>
+      </w:r>
+      <w:proofErr w:type="gramEnd"/>
+      <w:r>
+        <w:t xml:space="preserve"> fejlesztett logófelismerő modell szintén egy </w:t>
+      </w:r>
+      <w:proofErr w:type="spellStart"/>
+      <w:r>
+        <w:t>konvolúciós</w:t>
+      </w:r>
+      <w:proofErr w:type="spellEnd"/>
+      <w:r>
+        <w:t xml:space="preserve"> neurális hálózaton alapuló megközelítést alkalmaz.</w:t>
+      </w:r>
+    </w:p>
+    <w:p>
+      <w:pPr>
+        <w:keepNext/>
+      </w:pPr>
+      <w:r>
+        <w:rPr>
+          <w:noProof/>
+        </w:rPr>
         <w:lastRenderedPageBreak/>
-        <w:t>mintázatok felismerésére.  Az egyes rétegek konvolúciós műveleteket végeznek a bemeneti képen, a tanulható súlyokkal rendelkező szűrők (kernelek) segítségével. A szűrők végig pásztázz</w:t>
-      </w:r>
-      <w:r>
-        <w:t>á</w:t>
-      </w:r>
-      <w:r>
-        <w:t>k a képet, és lokális jellemzőket emelnek ki, például éleket, textúrákat vagy összetettebb alakzatokat. A feldolgozás során az alacsony szintű vizuális információ fokozatosan magasabb szintű reprezentációvá alakul, hasonlóan ahhoz, ahogyan az emberi látórendszer is egyre összetettebb jellemzőket ismer fel.  A CNN-ek az elmúlt évtizedben meghatározó szerepet játszottak a számítógépes látás területén, és a legtöbb képalapú gépi tanulási feladat, például az objektu</w:t>
-      </w:r>
-      <w:r>
-        <w:t>m</w:t>
-      </w:r>
-      <w:r>
-        <w:t>felismerés, önvezető rendszerek ilyen architektúrákra épülnek</w:t>
-      </w:r>
-      <w:r>
-        <w:rPr>
-          <w:vertAlign w:val="superscript"/>
-        </w:rPr>
-        <w:t>4</w:t>
-      </w:r>
-      <w:r>
-        <w:t>. Ezért az  általam fejlesztett logófelismerő modell szintén egy konvolúciós neurális hálózaton alapuló megközelítést alkalmaz.</w:t>
-      </w:r>
-    </w:p>
-    <w:p>
-      <w:pPr>
-        <w:keepNext/>
-      </w:pPr>
-      <w:r>
-        <w:rPr>
-          <w:noProof/>
-        </w:rPr>
         <w:drawing>
           <wp:inline distT="0" distB="0" distL="0" distR="0" wp14:anchorId="6C77E84C" wp14:editId="4F17AA3D">
             <wp:extent cx="4707173" cy="1591198"/>
@@ -4597,6 +6145,9 @@
         <w:t>1</w:t>
       </w:r>
       <w:r>
+        <w:rPr>
+          <w:noProof/>
+        </w:rPr>
         <w:fldChar w:fldCharType="end"/>
       </w:r>
       <w:r>
@@ -4629,7 +6180,94 @@
         <w:t>ábra</w:t>
       </w:r>
       <w:r>
-        <w:t>. Ennek kiküszöbölésére az egyik legelterjedtebb CNN-alapú architektúra a ResNet (Residual Network), amely úgynevezett maradékblokkokat (residual blocks) alkalmaz. Ezekben a blokkokban a konvolúciós rétegek továbbra is elvégzik a jellemzőkinyerést, de a maradékösszeköttetések (skip connections) lehetővé teszik, hogy az eredeti bemenet hozzáadódjon a konvolúciós rétegek kimenetéhez. Így a hálózat nem az eredeti leképezést (H(x)), hanem a maradék leképezést (F(x) = H(x) - x) tanulja meg, ami megkönnyíti a gradiens áramlását a visszaterjesztés során.</w:t>
+        <w:t>.</w:t>
+      </w:r>
+    </w:p>
+    <w:p>
+      <w:r>
+        <w:t xml:space="preserve">E probléma kiküszöbölésére született meg a </w:t>
+      </w:r>
+      <w:proofErr w:type="spellStart"/>
+      <w:r>
+        <w:t>ResNet</w:t>
+      </w:r>
+      <w:proofErr w:type="spellEnd"/>
+      <w:r>
+        <w:t xml:space="preserve"> (</w:t>
+      </w:r>
+      <w:proofErr w:type="spellStart"/>
+      <w:r>
+        <w:t>Residual</w:t>
+      </w:r>
+      <w:proofErr w:type="spellEnd"/>
+      <w:r>
+        <w:t xml:space="preserve"> Network) architektúra, amely maradékblokkokat (</w:t>
+      </w:r>
+      <w:proofErr w:type="spellStart"/>
+      <w:r>
+        <w:t>residual</w:t>
+      </w:r>
+      <w:proofErr w:type="spellEnd"/>
+      <w:r>
+        <w:t xml:space="preserve"> </w:t>
+      </w:r>
+      <w:proofErr w:type="spellStart"/>
+      <w:r>
+        <w:t>blocks</w:t>
+      </w:r>
+      <w:proofErr w:type="spellEnd"/>
+      <w:r>
+        <w:t xml:space="preserve">) alkalmaz. A maradékblokkokban a </w:t>
+      </w:r>
+      <w:proofErr w:type="spellStart"/>
+      <w:r>
+        <w:t>konvolúciós</w:t>
+      </w:r>
+      <w:proofErr w:type="spellEnd"/>
+      <w:r>
+        <w:t xml:space="preserve"> rétegek a szokott módon végzik a jellemzőkinyerést, azonban egy direkt összeköttetés – a </w:t>
+      </w:r>
+      <w:proofErr w:type="spellStart"/>
+      <w:r>
+        <w:t>skip</w:t>
+      </w:r>
+      <w:proofErr w:type="spellEnd"/>
+      <w:r>
+        <w:t xml:space="preserve"> </w:t>
+      </w:r>
+      <w:proofErr w:type="spellStart"/>
+      <w:r>
+        <w:t>connection</w:t>
+      </w:r>
+      <w:proofErr w:type="spellEnd"/>
+      <w:r>
+        <w:t xml:space="preserve"> – biztosítja, hogy a blokk bemenete változtatás nélkül hozzáadódjon a kimenethez. Így a hálózatnak nem az eredeti leképezést, H(x)-</w:t>
+      </w:r>
+      <w:proofErr w:type="spellStart"/>
+      <w:r>
+        <w:t>et</w:t>
+      </w:r>
+      <w:proofErr w:type="spellEnd"/>
+      <w:r>
+        <w:t xml:space="preserve"> kell megtanulnia, hanem a jóval egyszerebben tanulható maradékfüggvényt, F(x) = H(x) – </w:t>
+      </w:r>
+      <w:proofErr w:type="spellStart"/>
+      <w:r>
+        <w:t>x.</w:t>
+      </w:r>
+      <w:proofErr w:type="spellEnd"/>
+    </w:p>
+    <w:p>
+      <w:pPr>
+        <w:rPr>
+          <w:lang w:val="en-HU"/>
+        </w:rPr>
+      </w:pPr>
+      <w:r>
+        <w:rPr>
+          <w:lang w:val="en-HU"/>
+        </w:rPr>
+        <w:t>A skip connection jelenléte javítja a gradiens áramlását a visszaterjesztés során, mivel a gradiens közvetlenül is visszajuthat a korábbi rétegekhez a megkerülő úton. Ez stabilabb tanulást, gyorsabb konvergenciát és lényegesen mélyebb hálózatok hatékony tanítását teszi lehetővé, amit a ResNet-architektúrák sikere széles körben igazolt.</w:t>
       </w:r>
     </w:p>
     <w:p>
@@ -4640,11 +6278,55 @@
         <w:t>et</w:t>
       </w:r>
       <w:r>
-        <w:t xml:space="preserve">, amelyeket nem magától kell megtanulnia. Ezek a hiperparaméterek, mint például a tanulási ráta és az, hogy a modell milyen méretű kötegekben tanuljon az adaton. Ezek legoptimálisabb </w:t>
+        <w:t xml:space="preserve">, amelyeket nem magától kell megtanulnia. Ezek a </w:t>
+      </w:r>
+      <w:proofErr w:type="spellStart"/>
+      <w:r>
+        <w:t>hiperparaméterek</w:t>
+      </w:r>
+      <w:proofErr w:type="spellEnd"/>
+      <w:r>
+        <w:t xml:space="preserve">, mint például a tanulási ráta és az, hogy a modell milyen méretű kötegekben </w:t>
+      </w:r>
+      <w:r>
+        <w:t>kapja meg</w:t>
+      </w:r>
+      <w:r>
+        <w:t xml:space="preserve"> az adaton</w:t>
+      </w:r>
+      <w:r>
+        <w:t xml:space="preserve"> tanulás közben</w:t>
+      </w:r>
+      <w:r>
+        <w:t xml:space="preserve">. Ezek legoptimálisabb értékeinek megtalálásához különböző optimalizációs algoritmusok léteznek, amelyeknek egy értéktartományt kell megadni parméterenként. Kutatásomban a </w:t>
+      </w:r>
+      <w:proofErr w:type="spellStart"/>
+      <w:r>
+        <w:t>Bayesi</w:t>
+      </w:r>
+      <w:proofErr w:type="spellEnd"/>
+      <w:r>
+        <w:t xml:space="preserve"> Optimalizációt alkalmaztam, amely szemben a kimerítő rácskeresési vagy véletlenszerű keresési módszerekkel, a </w:t>
+      </w:r>
+      <w:proofErr w:type="spellStart"/>
+      <w:r>
+        <w:t>Bayes</w:t>
+      </w:r>
+      <w:proofErr w:type="spellEnd"/>
+      <w:r>
+        <w:t xml:space="preserve">-tétel alapelveit felhasználva építi és frissíti a célfüggvény valószínűségi modelljét. Ez a megközelítés kihasználja a térbeli korrelációt, vagyis azt, hogy a hasonló </w:t>
+      </w:r>
+      <w:proofErr w:type="spellStart"/>
+      <w:r>
+        <w:t>hiperparaméter</w:t>
+      </w:r>
+      <w:proofErr w:type="spellEnd"/>
+      <w:r>
+        <w:t xml:space="preserve">-értékek gyakran hasonló </w:t>
       </w:r>
       <w:r>
         <w:lastRenderedPageBreak/>
-        <w:t>értékeinek megtalálásához különböző optimalizációs algoritmusok léteznek, amelyeknek egy értéktartományt kell megadni parméterenként. Kutatásomban a Bayesi Optimalizációt alkalmaztam, amely szemben a kimerítő rácskeresési vagy véletlenszerű keresési módszerekkel, a Bayes-tétel alapelveit felhasználva építi és frissíti a célfüggvény valószínűségi modelljét. Ez a megközelítés kihasználja a térbeli korrelációt, vagyis azt, hogy a hasonló hiperparaméter-értékek gyakran hasonló teljesítményt eredményeznek</w:t>
+        <w:t>teljesítményt eredményeznek</w:t>
       </w:r>
       <w:r>
         <w:t>. Így</w:t>
@@ -4670,7 +6352,13 @@
     </w:p>
     <w:p>
       <w:r>
-        <w:t>Kutatásom során modelljeimet F1-értékre optimalizáltam, ami a gépi tanulási modellek teljesítményének egyik leggyakrabban használt mérőszáma, mivel egyesíti a precizitást [</w:t>
+        <w:t>Kutatásom során modelljeimet F1-értékre optimalizáltam, ami a gépi tanulási modellek teljesítményének egyik leggyakrabban használt mérőszáma</w:t>
+      </w:r>
+      <w:r>
+        <w:t>. E</w:t>
+      </w:r>
+      <w:r>
+        <w:t>gyesíti a precizitást [</w:t>
       </w:r>
       <w:r>
         <w:rPr>
@@ -4934,53 +6622,63 @@
       </m:oMathPara>
     </w:p>
     <w:p>
-      <w:r>
-        <w:t>A finomhangolás</w:t>
-      </w:r>
-      <w:r>
-        <w:t xml:space="preserve"> (transfer learning)</w:t>
-      </w:r>
-      <w:r>
-        <w:t xml:space="preserve"> az átviteli tanulás egyik kulcsfontosságú technikája, amely jelentősen felgyorsítja a mélytanulási modellek fejlesztését.</w:t>
-      </w:r>
-      <w:r>
-        <w:t xml:space="preserve"> </w:t>
-      </w:r>
-      <w:r>
-        <w:t>Az eljárás során egy már előzetesen, hatalmas adathalmazon betanított modellt veszünk alapul, majd ezt igazítjuk speciális feladatunkhoz. A finomhangolás különböző szinteken történhet, beleértve a modell utolsó rétegeinek újratanítását, miközben „befagyasztjuk” az alacsonyabb szintű jellemzőfelismerő képességeket.</w:t>
-      </w:r>
-    </w:p>
-    <w:p>
-      <w:r>
-        <w:t>A PyTorch</w:t>
+      <w:pPr>
+        <w:rPr>
+          <w:lang w:val="en-HU"/>
+        </w:rPr>
+      </w:pPr>
+      <w:r>
+        <w:rPr>
+          <w:lang w:val="en-HU"/>
+        </w:rPr>
+        <w:t>A finomhangolás (transfer learning) az alkalmazott mélytanulási módszerek egyik kulcseleme volt, mivel lehetővé tette, hogy nagy, általános képi adatbázisokon előtanított modellek vizuális reprezentációit a márkafelismerési feladatra adaptáljam. Ennek során a hálózat mélyebb rétegei — amelyek a vizuális jellemzők stabil, általános mintázatait kódolják — változatlanul maradtak, míg a felső, feladat-specifikus rétegek újratanításával a modell képessé vált a logók és márkák finom különbségeinek megtanulására. Ez a megközelítés különösen hatékonynak bizonyult egy olyan problémában, ahol a rendelkezésre álló címkézett adat korlátozottabb, ugyanakkor a vizuális variabilitás rendkívül magas.</w:t>
+      </w:r>
+    </w:p>
+    <w:p>
+      <w:pPr>
+        <w:rPr>
+          <w:lang w:val="en-HU"/>
+        </w:rPr>
+      </w:pPr>
+      <w:r>
+        <w:rPr>
+          <w:lang w:val="en-HU"/>
+        </w:rPr>
+        <w:t>A fejlesztéshez a PyTorch keretrendszert alkalmaztam, amely a mélytanulási kutatások egyik legelterjedtebb eszköze. Dinamikus számítási gráfjai, intuitív szintaxisa és a Torchvision modulban elérhető, kifejezetten képfeldolgozásra optimalizált funkciók lehetővé tették egy testreszabható, könnyen bővíthető architektúra kialakítását. A keretrendszer GPU-gyorsítással és széles modellkínálattal támogatja a gyors kísérletezést, ami különösen fontos volt a logófelismerési és multimodális elemzési komponensek összehasonlításakor.</w:t>
+      </w:r>
+    </w:p>
+    <w:p>
+      <w:r>
+        <w:t xml:space="preserve">A </w:t>
+      </w:r>
+      <w:proofErr w:type="spellStart"/>
+      <w:r>
+        <w:t>PyTorch</w:t>
+      </w:r>
+      <w:proofErr w:type="spellEnd"/>
+      <w:r>
+        <w:t xml:space="preserve"> Lightning</w:t>
       </w:r>
       <w:r>
         <w:rPr>
           <w:vertAlign w:val="superscript"/>
         </w:rPr>
-        <w:t>7</w:t>
-      </w:r>
-      <w:r>
-        <w:t xml:space="preserve"> a modern mély tanulási kutatások egyik legfontos</w:t>
-      </w:r>
-      <w:r>
-        <w:t>a</w:t>
-      </w:r>
-      <w:r>
-        <w:t>bb keretrendszere, amely dinamikus számítási gráfokkal és intuitív Python-alapú szintaxissal rendelkezik. A mémkutatásban való alkalmazásának előnyei közé tartozik a natív képtámogatás, hiszen Torchvision modulja speciálisan képadatok kezelésére optimalizált, valamint a rugalmas modellépítési lehetőségek, amelyek segítségével egyszerűen létrehozhatunk egyedi architektúrákat. A keretrendszer videókártya-gyorsítást kínál és kiterjedt ökoszisztémával rendelkezik, beleértve előre betanított modellek és bővítmények széles választékát. A PyTorch Lightning</w:t>
-      </w:r>
-      <w:r>
-        <w:rPr>
-          <w:vertAlign w:val="superscript"/>
-        </w:rPr>
         <w:t>8</w:t>
       </w:r>
       <w:r>
-        <w:t xml:space="preserve"> ezt a funkcionalitást strukturáltabb formában nyújtja, elkülönítve az adatfeldolgozást, a modellarchitektúrát, tanítási logikát és a tanítási infrastruktúrát. Ez az </w:t>
-      </w:r>
-      <w:r>
-        <w:lastRenderedPageBreak/>
-        <w:t>elkülönítés tisztább kódot eredményez és megkönnyíti a gyors kísérletezést olyan beépített szolgáltatásokkal, mint a</w:t>
+        <w:t xml:space="preserve"> ezt a funkcionalitást strukturáltabb formában nyújtja, elkülönítve az adatfeldolgozást, a modellarchitektúrát, tanítási logikát és a tanítási infrastruktúrát. Ez az elkülönítés tisztább kódot eredményez</w:t>
+      </w:r>
+      <w:r>
+        <w:t>ett</w:t>
+      </w:r>
+      <w:r>
+        <w:t xml:space="preserve"> és megkönnyít</w:t>
+      </w:r>
+      <w:r>
+        <w:t>ette</w:t>
+      </w:r>
+      <w:r>
+        <w:t xml:space="preserve"> a gyors kísérletezést olyan beépített szolgáltatásokkal, mint a</w:t>
       </w:r>
       <w:r>
         <w:t>z</w:t>
@@ -5011,22 +6709,106 @@
     </w:p>
     <w:p>
       <w:pPr>
-        <w:ind w:firstLine="0"/>
-      </w:pPr>
-      <w:r>
-        <w:t>A kutatásban két, egymástól funkcionálisan elkülönülő feladat jelenik meg:</w:t>
-      </w:r>
-      <w:r>
-        <w:br/>
-        <w:t>(1) a logók és márkanevek vizuális vagy szöveges detektálása, amely klasszikus képosztályozási és OCR-probléma, valamint (2) a marketingcélú mémek azonosítása, amely tartalmi értelmezést és kontextusfüggő elemzést igényel.</w:t>
-      </w:r>
-    </w:p>
-    <w:p>
-      <w:pPr>
         <w:pStyle w:val="Heading2"/>
+        <w:ind w:firstLine="720"/>
+        <w:rPr>
+          <w:rFonts w:cs="Times New Roman"/>
+          <w:iCs w:val="0"/>
+          <w:sz w:val="24"/>
+          <w:szCs w:val="24"/>
+        </w:rPr>
       </w:pPr>
       <w:bookmarkStart w:id="6" w:name="_Toc216017528"/>
       <w:r>
+        <w:rPr>
+          <w:rFonts w:cs="Times New Roman"/>
+          <w:iCs w:val="0"/>
+          <w:sz w:val="24"/>
+          <w:szCs w:val="24"/>
+        </w:rPr>
+        <w:t xml:space="preserve">A kutatás két, egymástól jól elkülöníthető adatfeldolgozási feladatot ölel fel. Egyrészt a vizuális márkajelenlét azonosításához szükséges képi adatok gyűjtését, beleértve a logók és feliratok detektálását; másrészt a márkák </w:t>
+      </w:r>
+      <w:proofErr w:type="spellStart"/>
+      <w:r>
+        <w:rPr>
+          <w:rFonts w:cs="Times New Roman"/>
+          <w:iCs w:val="0"/>
+          <w:sz w:val="24"/>
+          <w:szCs w:val="24"/>
+        </w:rPr>
+        <w:t>médiabeli</w:t>
+      </w:r>
+      <w:proofErr w:type="spellEnd"/>
+      <w:r>
+        <w:rPr>
+          <w:rFonts w:cs="Times New Roman"/>
+          <w:iCs w:val="0"/>
+          <w:sz w:val="24"/>
+          <w:szCs w:val="24"/>
+        </w:rPr>
+        <w:t xml:space="preserve"> megjelenéseinek feltárását, amely nagy szövegkorpuszok </w:t>
+      </w:r>
+      <w:r>
+        <w:rPr>
+          <w:rFonts w:cs="Times New Roman"/>
+          <w:iCs w:val="0"/>
+          <w:sz w:val="24"/>
+          <w:szCs w:val="24"/>
+        </w:rPr>
+        <w:t>(</w:t>
+      </w:r>
+      <w:r>
+        <w:rPr>
+          <w:rFonts w:cs="Times New Roman"/>
+          <w:iCs w:val="0"/>
+          <w:sz w:val="24"/>
+          <w:szCs w:val="24"/>
+        </w:rPr>
+        <w:t xml:space="preserve">jelen esetben a </w:t>
+      </w:r>
+      <w:r>
+        <w:rPr>
+          <w:rFonts w:cs="Times New Roman"/>
+          <w:i/>
+          <w:iCs w:val="0"/>
+          <w:sz w:val="24"/>
+          <w:szCs w:val="24"/>
+        </w:rPr>
+        <w:t>New York Times</w:t>
+      </w:r>
+      <w:r>
+        <w:rPr>
+          <w:rFonts w:cs="Times New Roman"/>
+          <w:iCs w:val="0"/>
+          <w:sz w:val="24"/>
+          <w:szCs w:val="24"/>
+        </w:rPr>
+        <w:t xml:space="preserve"> archívumának</w:t>
+      </w:r>
+      <w:r>
+        <w:rPr>
+          <w:rFonts w:cs="Times New Roman"/>
+          <w:iCs w:val="0"/>
+          <w:sz w:val="24"/>
+          <w:szCs w:val="24"/>
+        </w:rPr>
+        <w:t>)</w:t>
+      </w:r>
+      <w:r>
+        <w:rPr>
+          <w:rFonts w:cs="Times New Roman"/>
+          <w:iCs w:val="0"/>
+          <w:sz w:val="24"/>
+          <w:szCs w:val="24"/>
+        </w:rPr>
+        <w:t xml:space="preserve"> feldolgozását igényli. A fejezet ezeket az adatbeszerzési lépéseket, illetve a hozzájuk kapcsolódó kihívásokat és előfeldolgozási módszereket mutatja be.</w:t>
+      </w:r>
+    </w:p>
+    <w:p>
+      <w:pPr>
+        <w:pStyle w:val="Heading2"/>
+      </w:pPr>
+      <w:r>
         <w:t>2.1</w:t>
       </w:r>
       <w:r>
@@ -5035,8 +6817,21 @@
       <w:bookmarkEnd w:id="6"/>
     </w:p>
     <w:p>
-      <w:r>
-        <w:t>A kutatásomhoz szükséges márkák névsorát az Interbrand nevű weboldalról gyűjtöttem össze</w:t>
+      <w:pPr>
+        <w:rPr>
+          <w:lang w:val="en-US"/>
+        </w:rPr>
+      </w:pPr>
+      <w:r>
+        <w:t xml:space="preserve">A kutatásomhoz szükséges márkák névsorát az </w:t>
+      </w:r>
+      <w:proofErr w:type="spellStart"/>
+      <w:r>
+        <w:t>Interbrand</w:t>
+      </w:r>
+      <w:proofErr w:type="spellEnd"/>
+      <w:r>
+        <w:t xml:space="preserve"> nevű weboldalról gyűjtöttem össze</w:t>
       </w:r>
       <w:r>
         <w:rPr>
@@ -5045,12 +6840,24 @@
         <w:t>9</w:t>
       </w:r>
       <w:r>
-        <w:t>, amely egy rendszeresen frissülő, dinamikus toplista formájában tartja számon a világ száz legsikeresebb márkáját. Az így összeállított listát a beszámoló függelékében teljes terjedelmében elhelyeztem, lehetővé téve az adatok későbbi ellenőrizhetőségét és reprodukálhatóságát.</w:t>
-      </w:r>
-    </w:p>
-    <w:p>
-      <w:r>
-        <w:t xml:space="preserve">Az adatgyűjtési folyamat során azonban szembesültem egy jelentős módszertani problémával, nevezetesen azzal, hogy bizonyos márkakategóriák esetében rendkívül korlátozott mennyiségű mém-tartalom áll rendelkezésre. Konkrét példával élve: pénzügyi intézmények (bankok, biztosítók) és tanácsadó cégek sokkal kisebb arányban jelennek meg a közösségi tartalmakban és internetes mémekben, mint például az autómárkák vagy információtechnológiai vállalatok. A kutatás megbízhatóságának és az osztályozó modell hatékonyságának növelése érdekében tudatos döntést hoztam arról, hogy ezeket a kevésbé reprezentált márkatípusokat eltávolítom a vizsgálati listából, ezáltal biztosítva a jövőbeli osztályozó algoritmus számára, hogy kiegyensúlyozottabb adathalmazon tanulhasson. Az optimalizálási folyamat eredményeként a vizsgálandó márkák végleges számát </w:t>
+        <w:t xml:space="preserve">, amely egy rendszeresen frissülő, dinamikus toplista formájában tartja számon a világ száz legsikeresebb márkáját. Az így összeállított listát a beszámoló függelékében </w:t>
+      </w:r>
+      <w:r>
+        <w:t xml:space="preserve">(5.1) </w:t>
+      </w:r>
+      <w:r>
+        <w:t>teljes terjedelmében elhelyeztem, lehetővé téve az adatok későbbi ellenőrizhetőségét és reprodukálhatóságát.</w:t>
+      </w:r>
+    </w:p>
+    <w:p>
+      <w:r>
+        <w:t xml:space="preserve">Az adatgyűjtési folyamat során azonban szembesültem egy jelentős módszertani problémával, nevezetesen azzal, hogy bizonyos márkakategóriák esetében rendkívül korlátozott mennyiségű mém-tartalom áll rendelkezésre. Konkrét példával élve: pénzügyi intézmények (bankok, biztosítók) és tanácsadó cégek sokkal kisebb arányban jelennek meg a közösségi tartalmakban és internetes mémekben, mint például az autómárkák vagy információtechnológiai vállalatok. A kutatás megbízhatóságának és az osztályozó modell hatékonyságának növelése érdekében tudatos döntést hoztam arról, hogy ezeket a kevésbé reprezentált márkatípusokat eltávolítom a vizsgálati listából, ezáltal biztosítva a jövőbeli osztályozó algoritmus számára, hogy kiegyensúlyozottabb adathalmazon tanulhasson. Az </w:t>
+      </w:r>
+      <w:r>
+        <w:t xml:space="preserve">előzetes eredményekből ítélve </w:t>
+      </w:r>
+      <w:r>
+        <w:t xml:space="preserve">a vizsgálandó márkák végleges számát </w:t>
       </w:r>
       <w:r>
         <w:t>80-ban</w:t>
@@ -5060,206 +6867,316 @@
       </w:r>
     </w:p>
     <w:p>
-      <w:r>
-        <w:t xml:space="preserve">A végleges módszertani döntés során a konvolúciós neurális hálózatok (pl. ResNet-50) finomhangolása mellett megvizsgáltam a modern vizuális–nyelvi modellek teljesítményét is. A CLIP (Contrastive Language–Image Pretraining) modell – amelyet Radford és munkatársai (2021) mutattak be – nagy méretű, képek és szövegek párosításán tanított multimodális architektúra, amely képes a vizuális tartalmakat természetes nyelvi fogalmak mentén értelmezni. A tesztelések során a CLIP zero-shot beállításban is megbízhatóbb eredményeket adott a márkák vizuális felismerésére, mint a saját, finomhangolt ResNet-modell, ami összhangban áll a szakirodalommal, miszerint a CLIP előtanított reprezentációi számos képfelismerési feladaton versenyképesek vagy jobb </w:t>
+      <w:pPr>
+        <w:pStyle w:val="Heading2"/>
+      </w:pPr>
+      <w:bookmarkStart w:id="7" w:name="_Toc216017529"/>
+      <w:r>
+        <w:t>2.2. Adathalmaz összeállításának folyamata és kihívásai</w:t>
+      </w:r>
+      <w:bookmarkEnd w:id="7"/>
+    </w:p>
+    <w:p>
+      <w:pPr>
+        <w:pStyle w:val="Heading2"/>
+      </w:pPr>
+      <w:bookmarkStart w:id="8" w:name="_Toc216017530"/>
+      <w:r>
+        <w:t>2.2.</w:t>
+      </w:r>
+      <w:r>
+        <w:t>1</w:t>
+      </w:r>
+      <w:r>
+        <w:t xml:space="preserve"> </w:t>
+      </w:r>
+      <w:proofErr w:type="spellStart"/>
+      <w:r>
+        <w:t>Aliasok</w:t>
+      </w:r>
+      <w:proofErr w:type="spellEnd"/>
+      <w:r>
+        <w:t xml:space="preserve"> és szinonimák hozzáadása</w:t>
+      </w:r>
+      <w:bookmarkEnd w:id="8"/>
+    </w:p>
+    <w:p>
+      <w:r>
+        <w:t xml:space="preserve">A márkanevek és a hozzájuk kapcsolódó kulcsszavak teljeskörű összegyűjtése elengedhetetlen a pontos adatgyűjtéshez és az elemzéshez. Az alaplistát a vizsgált </w:t>
       </w:r>
       <w:r>
         <w:lastRenderedPageBreak/>
-        <w:t xml:space="preserve">teljesítményt nyújtanak hagyományosan tanított CNN-eknél. </w:t>
-      </w:r>
-      <w:r>
-        <w:t>A kutatás későbbi szakaszában – a konzulensi javaslatot követően – a klasszikus CNN-modellek mellett multimodális architektúrákat is megvizsgáltam. A CLIP (Contrastive Language–Image Pretraining) modell tesztelése azért vált relevánssá, mert zero-shot üzemmódban is stabil és versenyképes teljesítményt mutatott a korábban felépített ResNet-alapú modellekkel szemben. A CLIP előtanított vizuális reprezentációi számos esetben meghaladták a finomhangolt CNN-ek teljesítményét, miközben újratanítást nem igényeltek. Ennek eredményeképpen – a projekt késői fázisában – a CLIP-modell vált a márkák vizuális felismerésének végső, legmegbízhatóbb komponensévé</w:t>
-      </w:r>
-      <w:r>
+        <w:t xml:space="preserve">márkanevekből állítottam össze, majd a Google </w:t>
+      </w:r>
+      <w:proofErr w:type="spellStart"/>
+      <w:r>
+        <w:t>Trends</w:t>
+      </w:r>
+      <w:proofErr w:type="spellEnd"/>
+      <w:r>
+        <w:t xml:space="preserve"> adatai alapján bővítettem a leggyakrabban keresett, márkákhoz kapcsolható kifejezésekkel.</w:t>
+      </w:r>
+    </w:p>
+    <w:p>
+      <w:r>
+        <w:t>Az elemzés során előfordulhat, hogy a cikkek vagy mémek nem az alapmárkanevet használják, hanem rövidítéseket, elgépeléseket, szóközhibákat vagy alternatív elnevezéseket alkalmaznak. Ennek kezelése érdekében a listát OCR-</w:t>
+      </w:r>
+      <w:proofErr w:type="spellStart"/>
+      <w:r>
+        <w:t>robust</w:t>
+      </w:r>
+      <w:proofErr w:type="spellEnd"/>
+      <w:r>
+        <w:t xml:space="preserve"> szinonimákkal és alternatív írásmódokkal bővítettem, így a képi és szöveges adatok feldolgozása során csökkenthető az adatvesztés.</w:t>
+      </w:r>
+    </w:p>
+    <w:p>
+      <w:r>
+        <w:t xml:space="preserve">A lista nemcsak az OCR </w:t>
+      </w:r>
+      <w:proofErr w:type="spellStart"/>
+      <w:r>
+        <w:t>pipeline</w:t>
+      </w:r>
+      <w:proofErr w:type="spellEnd"/>
+      <w:r>
+        <w:t xml:space="preserve"> számára bizonyult kulcsfontosságúnak, hanem a New York Times cikkhalmaz lekérdezésénél is. Az alternatív elnevezések és szinonimák lehetővé tették, hogy a keresés során a cikkek szélesebb körét érjük el, így a </w:t>
+      </w:r>
+      <w:proofErr w:type="spellStart"/>
+      <w:r>
+        <w:t>sentiment</w:t>
+      </w:r>
+      <w:proofErr w:type="spellEnd"/>
+      <w:r>
+        <w:t>-elemzéshez szükséges adathalmaz teljesebb és reprezentatívabb legyen.</w:t>
+      </w:r>
+    </w:p>
+    <w:p>
+      <w:r>
+        <w:t xml:space="preserve">A teljes márka- és </w:t>
+      </w:r>
+      <w:proofErr w:type="spellStart"/>
+      <w:r>
+        <w:t>aliaslista</w:t>
+      </w:r>
+      <w:proofErr w:type="spellEnd"/>
+      <w:r>
+        <w:t xml:space="preserve"> a Függelékben található (5.</w:t>
+      </w:r>
+      <w:r>
+        <w:t>2</w:t>
+      </w:r>
+      <w:r>
+        <w:t>).</w:t>
+      </w:r>
+    </w:p>
+    <w:p>
+      <w:pPr>
+        <w:pStyle w:val="Heading2"/>
+      </w:pPr>
+      <w:bookmarkStart w:id="9" w:name="_Toc216017531"/>
+      <w:r>
+        <w:t>2.2.</w:t>
+      </w:r>
+      <w:r>
+        <w:t>2</w:t>
+      </w:r>
+      <w:r>
+        <w:t xml:space="preserve"> Meme-adatok gyűjtése</w:t>
+      </w:r>
+      <w:bookmarkEnd w:id="9"/>
+    </w:p>
+    <w:p>
+      <w:pPr>
+        <w:rPr>
+          <w:lang w:val="en-HU"/>
+        </w:rPr>
+      </w:pPr>
+      <w:r>
+        <w:rPr>
+          <w:lang w:val="en-HU"/>
+        </w:rPr>
+        <w:t>A márkák kiválasztása és az adatgyűjtés megtervezése még azelőtt történt, hogy a konzulensem későbbi javaslatára megkezdődött volna a multimodális, CLIP-alapú megközelítések vizsgálata. A kutatás korai szakaszában ezért klasszikus képosztályozó modelle</w:t>
+      </w:r>
+      <w:r>
+        <w:rPr>
+          <w:lang w:val="en-HU"/>
+        </w:rPr>
+        <w:t>k,</w:t>
+      </w:r>
+      <w:r>
+        <w:rPr>
+          <w:lang w:val="en-HU"/>
+        </w:rPr>
+        <w:t xml:space="preserve"> különösen a ResNet-varánsok képezték a fejlesztési folyamat alapját. A később bemutatott CNN-kísérletek így ennek az időszaknak a lenyomatai. A 2. fejezetben részletezett adatgyűjtési lépések tehát eredetileg egy CNN-alapú pipeline igényeihez igazodtak</w:t>
+      </w:r>
+      <w:r>
+        <w:rPr>
+          <w:lang w:val="en-HU"/>
+        </w:rPr>
         <w:t>.</w:t>
       </w:r>
     </w:p>
     <w:p>
+      <w:r>
+        <w:t xml:space="preserve">A kutatáshoz szükséges adathalmaz létrehozása túlnyomórészt önálló munkát igényelt, mivel a specifikus követelményeknek megfelelő, előre összeállított adatbázisok korlátozottan álltak rendelkezésre. </w:t>
+      </w:r>
+    </w:p>
+    <w:p>
+      <w:pPr>
+        <w:rPr>
+          <w:lang w:val="en-HU" w:eastAsia="en-GB"/>
+        </w:rPr>
+      </w:pPr>
+      <w:bookmarkStart w:id="10" w:name="_Toc216017532"/>
+      <w:r>
+        <w:rPr>
+          <w:lang w:val="en-HU" w:eastAsia="en-GB"/>
+        </w:rPr>
+        <w:t xml:space="preserve">A logófelismerő modell betanításához, validálásához és teszteléséhez </w:t>
+      </w:r>
+      <w:r>
+        <w:rPr>
+          <w:b/>
+          <w:bCs/>
+          <w:lang w:val="en-HU" w:eastAsia="en-GB"/>
+        </w:rPr>
+        <w:t>egy 10 000 képből álló saját adathalmazt</w:t>
+      </w:r>
+      <w:r>
+        <w:rPr>
+          <w:lang w:val="en-HU" w:eastAsia="en-GB"/>
+        </w:rPr>
+        <w:t xml:space="preserve"> kellett létrehoznom, mivel a specifikus feladatra alkalmas, előre összeállított adatbázisok csak részlegesen álltak rendelkezésre. A szakirodalom áttekintése után elérhető adatforrásként az Augsburgi Egyetem Mélytanulási és Gépi Látás tanszékének logóadatbázisa bizonyult használhatónak, amely a vizsgált márkák körülbelül egynegyedét fedte le. Az adatállományt megtisztítottam a duplikátumoktól, kiszűrtem a rossz minőségű képeket, és egységes fájl- és felbontásstruktúrát alakítottam ki.</w:t>
+      </w:r>
+    </w:p>
+    <w:p>
+      <w:pPr>
+        <w:rPr>
+          <w:lang w:val="en-HU" w:eastAsia="en-GB"/>
+        </w:rPr>
+      </w:pPr>
+      <w:r>
+        <w:rPr>
+          <w:lang w:val="en-HU" w:eastAsia="en-GB"/>
+        </w:rPr>
+        <w:lastRenderedPageBreak/>
+        <w:t xml:space="preserve">A hiányzó statikus logóképek pótlására webscrapinget alkalmaztam a BeautifulSoup és a Selenium könyvtárak segítségével, amelyekkel a márkák hivatalos elnevezéseire, köznyelvi változataira és OCR-variánsaira keresve nagy mennyiségű, jó minőségű logókép volt kinyerhető többek között a Bing és Pinterest platformokról. Mivel a kizárólag izolált logók nem biztosítottak megfelelő vizuális változatosságot, </w:t>
+      </w:r>
+      <w:r>
+        <w:rPr>
+          <w:b/>
+          <w:bCs/>
+          <w:lang w:val="en-HU" w:eastAsia="en-GB"/>
+        </w:rPr>
+        <w:t>kiegészítő kontextuális mintákat</w:t>
+      </w:r>
+      <w:r>
+        <w:rPr>
+          <w:lang w:val="en-HU" w:eastAsia="en-GB"/>
+        </w:rPr>
+        <w:t xml:space="preserve"> is bevontam: a Reddit archívumából gyűjtöttem természetes környezetben megjelenő logóképeket a Pushshift rendszer segítségével. Az így összeállított, mintegy tízezer elemű tanító- és validáló adatbázis kellő heterogenitást biztosított a modell tanulásához.</w:t>
+      </w:r>
+    </w:p>
+    <w:p>
+      <w:pPr>
+        <w:rPr>
+          <w:lang w:val="en-HU" w:eastAsia="en-GB"/>
+        </w:rPr>
+      </w:pPr>
+      <w:r>
+        <w:rPr>
+          <w:lang w:val="en-HU" w:eastAsia="en-GB"/>
+        </w:rPr>
+        <w:t xml:space="preserve">A kutatás második fázisában, a már betanított modell nagy léptékű alkalmazásához külön adatgyűjtési folyamatot végeztem. A tényleges </w:t>
+      </w:r>
+      <w:r>
+        <w:rPr>
+          <w:b/>
+          <w:bCs/>
+          <w:lang w:val="en-HU" w:eastAsia="en-GB"/>
+        </w:rPr>
+        <w:t>inferenciai fázishoz</w:t>
+      </w:r>
+      <w:r>
+        <w:rPr>
+          <w:b/>
+          <w:bCs/>
+          <w:lang w:val="en-HU" w:eastAsia="en-GB"/>
+        </w:rPr>
+        <w:t>,</w:t>
+      </w:r>
+      <w:r>
+        <w:rPr>
+          <w:b/>
+          <w:bCs/>
+          <w:lang w:val="en-HU" w:eastAsia="en-GB"/>
+        </w:rPr>
+        <w:t xml:space="preserve"> vagyis a modell valós mémeken történő futtatásához egy mintegy 100 000 képből álló korpuszt</w:t>
+      </w:r>
+      <w:r>
+        <w:rPr>
+          <w:lang w:val="en-HU" w:eastAsia="en-GB"/>
+        </w:rPr>
+        <w:t xml:space="preserve"> hoztam létre. Ehhez a nagy mémorientált Reddit-közösségek (r/memes, r/meme, r/dankmemes) 2023. január 1. és 2024. december 31. közötti bejegyzéseit használtam fel, amelyeket a Pushshift ArcticShift változatával nyertem ki. A szűrőrendszer lehetővé tette a márkaneveket tartalmazó posztok nagy pontosságú kiszűrését</w:t>
+      </w:r>
+      <w:r>
+        <w:rPr>
+          <w:lang w:val="en-HU" w:eastAsia="en-GB"/>
+        </w:rPr>
+        <w:t>.</w:t>
+      </w:r>
+    </w:p>
+    <w:p>
       <w:pPr>
         <w:pStyle w:val="Heading2"/>
       </w:pPr>
-      <w:bookmarkStart w:id="7" w:name="_Toc216017529"/>
-      <w:r>
-        <w:t>2.2. Adathalmaz összeállításának folyamata és kihívásai</w:t>
-      </w:r>
-      <w:bookmarkEnd w:id="7"/>
-    </w:p>
-    <w:p>
-      <w:pPr>
-        <w:pStyle w:val="Heading2"/>
-      </w:pPr>
-      <w:bookmarkStart w:id="8" w:name="_Toc216017530"/>
-      <w:r>
-        <w:t>2.2.</w:t>
-      </w:r>
-      <w:r>
-        <w:t>1</w:t>
-      </w:r>
-      <w:r>
-        <w:t xml:space="preserve"> Aliasok és szinonimák hozzáadása</w:t>
-      </w:r>
-      <w:bookmarkEnd w:id="8"/>
-    </w:p>
-    <w:p>
-      <w:r>
-        <w:t>A márkanevek és a hozzájuk kapcsolódó kulcsszavak teljeskörű összegyűjtése elengedhetetlen a pontos adatgyűjtéshez és az elemzéshez. Az alaplistát a vizsgált márkanevekből állítottam össze, majd a Google Trends adatai alapján bővítettem a leggyakrabban keresett, márkákhoz kapcsolható kifejezésekkel.</w:t>
-      </w:r>
-    </w:p>
-    <w:p>
-      <w:r>
-        <w:t>Az elemzés során előfordulhat, hogy a cikkek vagy mémek nem az alapmárkanevet használják, hanem rövidítéseket, elgépeléseket, szóközhibákat vagy alternatív elnevezéseket alkalmaznak. Ennek kezelése érdekében a listát OCR-robust szinonimákkal és alternatív írásmódokkal bővítettem, így a képi és szöveges adatok feldolgozása során csökkenthető az adatvesztés.</w:t>
-      </w:r>
-    </w:p>
-    <w:p>
-      <w:r>
-        <w:t>A lista nemcsak az OCR pipeline számára bizonyult kulcsfontosságúnak, hanem a New York Times cikkhalmaz lekérdezésénél is. Az alternatív elnevezések és szinonimák lehetővé tették, hogy a keresés során a cikkek szélesebb körét érjük el, így a sentiment-elemzéshez szükséges adathalmaz teljesebb és reprezentatívabb legyen.</w:t>
-      </w:r>
-    </w:p>
-    <w:p>
-      <w:r>
-        <w:t>A teljes márka- és aliaslista a Függelékben található (5.1).</w:t>
-      </w:r>
-    </w:p>
-    <w:p>
-      <w:pPr>
-        <w:pStyle w:val="Heading2"/>
-      </w:pPr>
-      <w:bookmarkStart w:id="9" w:name="_Toc216017531"/>
-      <w:r>
-        <w:t>2.2.</w:t>
-      </w:r>
-      <w:r>
-        <w:t>2</w:t>
-      </w:r>
-      <w:r>
-        <w:t xml:space="preserve"> Meme-adatok gyűjtése</w:t>
-      </w:r>
-      <w:bookmarkEnd w:id="9"/>
-    </w:p>
-    <w:p>
-      <w:pPr>
-        <w:rPr>
-          <w:lang w:val="en-HU"/>
-        </w:rPr>
-      </w:pPr>
-      <w:r>
-        <w:rPr>
-          <w:lang w:val="en-HU"/>
-        </w:rPr>
-        <w:t xml:space="preserve">A márkák kiválasztása és az adatgyűjtés megtervezése még azelőtt történt, hogy a konzulensem későbbi javaslatára megkezdődött volna a multimodális, CLIP-alapú megközelítések vizsgálata. A kutatás korai szakaszában ezért klasszikus képosztályozó modellek – különösen a ResNet-varánsok – képezték a fejlesztési folyamat alapját. A </w:t>
-      </w:r>
-      <w:r>
-        <w:rPr>
-          <w:lang w:val="en-HU"/>
-        </w:rPr>
-        <w:lastRenderedPageBreak/>
-        <w:t>később bemutatott CNN-kísérletek így ennek az időszaknak a lenyomatai, és fontos baseline-t jelentenek a CLIP teljesítményének értékeléséhez. A 2. fejezetben részletezett adatgyűjtési lépések tehát eredetileg egy CNN-alapú pipeline igényeihez igazodtak, majd a kutatás előrehaladtával a multimodális modellek felé történő átálláshoz is megfelelő alapot biztosítottak.</w:t>
-      </w:r>
-    </w:p>
-    <w:p>
-      <w:r>
-        <w:t xml:space="preserve">A kutatáshoz szükséges adathalmaz létrehozása túlnyomórészt önálló munkát igényelt, mivel a specifikus követelményeknek megfelelő, előre összeállított adatbázisok korlátozottan álltak rendelkezésre. </w:t>
-      </w:r>
-    </w:p>
-    <w:p>
-      <w:r>
-        <w:t>A logófelismerő modell betanításához és teszteléséhez olyan képi anyagra volt szükségem, amelyek egyértelműen és jól azonosíthatóan tartalmazzák a vizsgálatba bevont márkák logóit. A szakirodalom és elérhető források áttekintése során feltérképeztem a potenciálisan felhasználható, már létező adathalmazokat, többek között a Huggingface platformon is keresve. Ennek eredményeképpen fedeztem fel az Augsburgi Egyetem Mélytanulási és Gépi látás tanszékének releváns adathalmazát</w:t>
-      </w:r>
-      <w:r>
-        <w:rPr>
-          <w:vertAlign w:val="superscript"/>
-        </w:rPr>
-        <w:t>10</w:t>
-      </w:r>
-      <w:r>
-        <w:t xml:space="preserve">, amely megközelítőleg az általam meghatározott osztályok egynegyedét lefedte. </w:t>
-      </w:r>
-      <w:r>
-        <w:t>Az e</w:t>
-      </w:r>
-      <w:r>
-        <w:t xml:space="preserve">gyetem kutatócsoportja tudományos együttműködés keretében hozzáférést biztosított </w:t>
-      </w:r>
-      <w:r>
-        <w:t>az</w:t>
-      </w:r>
-      <w:r>
-        <w:t xml:space="preserve"> adatállomány</w:t>
-      </w:r>
-      <w:r>
-        <w:t>hoz</w:t>
-      </w:r>
-      <w:r>
-        <w:t>.</w:t>
-      </w:r>
-    </w:p>
-    <w:p>
-      <w:r>
-        <w:t>Tekintettel arra, hogy a kutatás metodológiája márkánként hozzávetőleg száz logókép feldolgozását írta elő, az így megszerzett alapadatbázist megtisztítottam a duplikátumoktól, eltávolítottam a nem releváns vagy rossz minőségű képeket, valamint egységesítettem a felbontást és a fájlrendszer-struktúrát.</w:t>
-      </w:r>
-    </w:p>
-    <w:p>
-      <w:r>
-        <w:t>A még hiányzó logóképek pótlásához webscraping technikákat alkalmaztam a BeautifulSoup és a Selenium Python könyvtárak használatával. A scraping keresések során a márkák hivatalos neveit, köznyelvi elnevezéseit, gyakran használt rövidítéseit és OCR-variánsait alkalmaztam kulcsszóként. A BeautifulSoup a HTML-struktúrák gyors feldolgozását és a releváns médiaelemek kinyerését tette lehetővé, míg a Selenium az interaktív vagy dinamikusan betöltődő tartalmak feltérképezését biztosította. A két technológia kombinált alkalmazása révén strukturált és célzott módon gyűjthető volt nagy mennyiségű logókép a Bing és Pinterest platformokról.</w:t>
-      </w:r>
-    </w:p>
-    <w:p>
-      <w:r>
-        <w:t xml:space="preserve">Az előzetes modellezési eredmények alapján a kizárólag statikus, izolált logókra épülő tanítóadat nem bizonyult elegendőnek a modell megfelelő általánosítóképességének kialakításához. Ezért kiegészítő mintaként olyan képi adatokat </w:t>
-      </w:r>
-      <w:r>
-        <w:lastRenderedPageBreak/>
-        <w:t>is bevontam, amelyek a logókat valós környezetben, természetes kontextusban ábrázolják.</w:t>
-      </w:r>
-    </w:p>
-    <w:p>
-      <w:r>
-        <w:t>A kontextuális minták összegyűjtéséhez a Reddit közösségi platform archívumát használtam fel a Pushshift adatgyűjtő rendszer közvetítésével, amely hozzáférést biztosít mintegy negyvenezer nagy subreddit teljes, két évtizedre visszanyúló tartalmához. A torrentezhető formában elérhető dataset lehetővé teszi a nagy mennyiségű adat hatékony szűrését, így célzottan tölthetők le a releváns bejegyzések.</w:t>
-      </w:r>
-    </w:p>
-    <w:p>
-      <w:r>
-        <w:t>A mémek beszerzése külön folyamatként valósult meg, elkülönítve a logók gyűjtésétől. A vizsgálathoz a legnagyobb mémorientált közösségi terek — r/memes, r/meme és r/dankmemes — szolgáltak mintavételi forrásként. A szelektív adatkinyeréshez az ArcticShift néven ismert Pushshift-variánst alkalmaztam, amely nagy pontossággal képes szűrni a márkaneveket tartalmazó bejegyzéseket. Az így létrehozott tízezer elemű, strukturált adatbázis márkánként 125 olyan képi példát tartalmaz, amelyek az adott márka logóját valós környezetben jelenítik meg.</w:t>
-      </w:r>
+      <w:r>
+        <w:t>2.2</w:t>
+      </w:r>
+      <w:r>
+        <w:t>.3</w:t>
+      </w:r>
+      <w:r>
+        <w:t xml:space="preserve"> New York Times cikkhalmaz beszerzése</w:t>
+      </w:r>
+      <w:bookmarkEnd w:id="10"/>
       <w:r>
         <w:t xml:space="preserve"> </w:t>
       </w:r>
     </w:p>
     <w:p>
       <w:pPr>
-        <w:pStyle w:val="Heading2"/>
-      </w:pPr>
-      <w:bookmarkStart w:id="10" w:name="_Toc216017532"/>
-      <w:r>
-        <w:t>2.2</w:t>
-      </w:r>
-      <w:r>
-        <w:t>.3</w:t>
-      </w:r>
-      <w:r>
-        <w:t xml:space="preserve"> New York Times cikkhalmaz beszerzése</w:t>
-      </w:r>
-      <w:bookmarkEnd w:id="10"/>
-      <w:r>
-        <w:t xml:space="preserve"> </w:t>
-      </w:r>
-    </w:p>
-    <w:p>
-      <w:pPr>
-        <w:rPr>
-          <w:lang w:val="en-HU" w:eastAsia="en-GB"/>
-        </w:rPr>
-      </w:pPr>
-      <w:r>
-        <w:rPr>
-          <w:lang w:val="en-HU" w:eastAsia="en-GB"/>
-        </w:rPr>
-        <w:t xml:space="preserve">A szöveges adatok gyűjtése a vizsgálat második fő komponensét alkotta. A márkák médiamegjelenéseinek feltérképezéséhez a </w:t>
-      </w:r>
-      <w:r>
-        <w:rPr>
-          <w:i/>
-          <w:iCs/>
+        <w:rPr>
+          <w:lang w:val="en-HU" w:eastAsia="en-GB"/>
+        </w:rPr>
+      </w:pPr>
+      <w:r>
+        <w:rPr>
+          <w:lang w:val="en-HU" w:eastAsia="en-GB"/>
+        </w:rPr>
+        <w:t xml:space="preserve">A szöveges adatok gyűjtése a </w:t>
+      </w:r>
+      <w:r>
+        <w:rPr>
+          <w:lang w:val="en-HU" w:eastAsia="en-GB"/>
+        </w:rPr>
+        <w:t>kutat</w:t>
+      </w:r>
+      <w:r>
+        <w:rPr>
+          <w:lang w:eastAsia="en-GB"/>
+        </w:rPr>
+        <w:t>ás</w:t>
+      </w:r>
+      <w:r>
+        <w:rPr>
+          <w:lang w:val="en-HU" w:eastAsia="en-GB"/>
+        </w:rPr>
+        <w:t xml:space="preserve"> második fő komponensét alkotta. A márkák médiamegjelenéseinek feltérképezéséhez a </w:t>
+      </w:r>
+      <w:r>
+        <w:rPr>
           <w:lang w:val="en-HU" w:eastAsia="en-GB"/>
         </w:rPr>
         <w:t>ProQuest TDM Studio</w:t>
@@ -5281,7 +7198,19 @@
         <w:rPr>
           <w:lang w:val="en-HU" w:eastAsia="en-GB"/>
         </w:rPr>
-        <w:t>Az egyetemi licence időkorlátja miatt a teljes lekérdezést rövid idő alatt kellett végrehajtani, ami néhány hónap adatának kimaradásához vezetett. Ezeket az időszakokat később a New York Times API-ján keresztül pótoltam, hogy a teljes idősort konzisztens formában tudjam felépíteni.</w:t>
+        <w:t>Az egyetemi licen</w:t>
+      </w:r>
+      <w:r>
+        <w:rPr>
+          <w:lang w:val="en-HU" w:eastAsia="en-GB"/>
+        </w:rPr>
+        <w:t>sz véget érése</w:t>
+      </w:r>
+      <w:r>
+        <w:rPr>
+          <w:lang w:val="en-HU" w:eastAsia="en-GB"/>
+        </w:rPr>
+        <w:t xml:space="preserve"> miatt a teljes lekérdezést rövid idő alatt kellett végrehajtani, ami néhány hónap adatának kimaradásához vezetett. Ezeket az időszakokat később a New York Times API-ján keresztül pótoltam, hogy a teljes idősort konzisztens formában tudjam felépíteni.</w:t>
       </w:r>
     </w:p>
     <w:p>
@@ -5318,154 +7247,269 @@
       </w:r>
     </w:p>
     <w:p>
-      <w:r>
+      <w:pPr>
         <w:rPr>
           <w:noProof/>
-        </w:rPr>
-        <mc:AlternateContent>
-          <mc:Choice Requires="wps">
-            <w:drawing>
-              <wp:anchor distT="0" distB="0" distL="114300" distR="114300" simplePos="0" relativeHeight="251663872" behindDoc="0" locked="0" layoutInCell="1" allowOverlap="1" wp14:anchorId="04D42972" wp14:editId="0575B8CE">
-                <wp:simplePos x="0" y="0"/>
-                <wp:positionH relativeFrom="column">
-                  <wp:posOffset>426085</wp:posOffset>
-                </wp:positionH>
-                <wp:positionV relativeFrom="paragraph">
-                  <wp:posOffset>5480685</wp:posOffset>
-                </wp:positionV>
-                <wp:extent cx="4699635" cy="635"/>
-                <wp:effectExtent l="0" t="0" r="0" b="12065"/>
-                <wp:wrapSquare wrapText="bothSides"/>
-                <wp:docPr id="560209501" name="Text Box 1"/>
-                <wp:cNvGraphicFramePr/>
-                <a:graphic xmlns:a="http://schemas.openxmlformats.org/drawingml/2006/main">
-                  <a:graphicData uri="http://schemas.microsoft.com/office/word/2010/wordprocessingShape">
-                    <wps:wsp>
-                      <wps:cNvSpPr txBox="1"/>
-                      <wps:spPr>
-                        <a:xfrm>
-                          <a:off x="0" y="0"/>
-                          <a:ext cx="4699635" cy="635"/>
-                        </a:xfrm>
-                        <a:prstGeom prst="rect">
-                          <a:avLst/>
-                        </a:prstGeom>
-                        <a:solidFill>
-                          <a:prstClr val="white"/>
-                        </a:solidFill>
-                        <a:ln>
-                          <a:noFill/>
-                        </a:ln>
-                      </wps:spPr>
-                      <wps:txbx>
-                        <w:txbxContent>
-                          <w:p>
-                            <w:pPr>
-                              <w:pStyle w:val="Caption"/>
-                              <w:rPr>
-                                <w:noProof/>
-                              </w:rPr>
-                            </w:pPr>
-                            <w:r>
-                              <w:t xml:space="preserve">ábra </w:t>
-                            </w:r>
-                            <w:r>
-                              <w:fldChar w:fldCharType="begin"/>
-                            </w:r>
-                            <w:r>
-                              <w:instrText xml:space="preserve"> SEQ ábra \* ARABIC </w:instrText>
-                            </w:r>
-                            <w:r>
-                              <w:fldChar w:fldCharType="separate"/>
-                            </w:r>
-                            <w:r>
-                              <w:rPr>
-                                <w:noProof/>
-                              </w:rPr>
-                              <w:t>2</w:t>
-                            </w:r>
-                            <w:r>
-                              <w:fldChar w:fldCharType="end"/>
-                            </w:r>
-                            <w:r>
-                              <w:t xml:space="preserve"> Pre-trained Resnet eredmények</w:t>
-                            </w:r>
-                          </w:p>
-                        </w:txbxContent>
-                      </wps:txbx>
-                      <wps:bodyPr rot="0" spcFirstLastPara="0" vertOverflow="overflow" horzOverflow="overflow" vert="horz" wrap="square" lIns="0" tIns="0" rIns="0" bIns="0" numCol="1" spcCol="0" rtlCol="0" fromWordArt="0" anchor="t" anchorCtr="0" forceAA="0" compatLnSpc="1">
-                        <a:prstTxWarp prst="textNoShape">
-                          <a:avLst/>
-                        </a:prstTxWarp>
-                        <a:spAutoFit/>
-                      </wps:bodyPr>
-                    </wps:wsp>
-                  </a:graphicData>
-                </a:graphic>
-              </wp:anchor>
-            </w:drawing>
-          </mc:Choice>
-          <mc:Fallback>
-            <w:pict>
-              <v:shape w14:anchorId="04D42972" id="Text Box 1" o:spid="_x0000_s1027" type="#_x0000_t202" style="position:absolute;left:0;text-align:left;margin-left:33.55pt;margin-top:431.55pt;width:370.05pt;height:.05pt;z-index:251663872;visibility:visible;mso-wrap-style:square;mso-wrap-distance-left:9pt;mso-wrap-distance-top:0;mso-wrap-distance-right:9pt;mso-wrap-distance-bottom:0;mso-position-horizontal:absolute;mso-position-horizontal-relative:text;mso-position-vertical:absolute;mso-position-vertical-relative:text;v-text-anchor:top" o:gfxdata="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" stroked="f">
-                <v:textbox style="mso-fit-shape-to-text:t" inset="0,0,0,0">
-                  <w:txbxContent>
-                    <w:p>
-                      <w:pPr>
-                        <w:pStyle w:val="Caption"/>
-                        <w:rPr>
-                          <w:noProof/>
-                        </w:rPr>
-                      </w:pPr>
-                      <w:r>
-                        <w:t xml:space="preserve">ábra </w:t>
-                      </w:r>
-                      <w:r>
-                        <w:fldChar w:fldCharType="begin"/>
-                      </w:r>
-                      <w:r>
-                        <w:instrText xml:space="preserve"> SEQ ábra \* ARABIC </w:instrText>
-                      </w:r>
-                      <w:r>
-                        <w:fldChar w:fldCharType="separate"/>
-                      </w:r>
-                      <w:r>
-                        <w:rPr>
-                          <w:noProof/>
-                        </w:rPr>
-                        <w:t>2</w:t>
-                      </w:r>
-                      <w:r>
-                        <w:fldChar w:fldCharType="end"/>
-                      </w:r>
-                      <w:r>
-                        <w:t xml:space="preserve"> Pre-trained Resnet eredmények</w:t>
-                      </w:r>
-                    </w:p>
-                  </w:txbxContent>
-                </v:textbox>
-                <w10:wrap type="square"/>
-              </v:shape>
-            </w:pict>
-          </mc:Fallback>
-        </mc:AlternateContent>
-      </w:r>
+          <w:lang w:val="en-HU"/>
+        </w:rPr>
+      </w:pPr>
       <w:r>
         <w:rPr>
           <w:noProof/>
+          <w:lang w:val="en-HU"/>
+        </w:rPr>
+        <w:t>A modellfejlesztés kezdeti szakaszában különböző, a feladatra potenciálisan alkalmas konvolúciós és transzformer-alapú architektúrákat vizsgáltam. Kiindulási pontként egy ImageNeten előtanított ResNet50 hálózatot alkalmaztam, amelyet kísérleti jelleggel SE (Squeeze-and-Excitation) blokkal egészítettem ki. A figyelemmechanizmus beépítése mérhető teljesítményjavulást eredményezett, ezért ezt a későbbi modellek esetében is megtartottam.</w:t>
+      </w:r>
+    </w:p>
+    <w:p>
+      <w:r>
+        <w:t xml:space="preserve">A </w:t>
+      </w:r>
+      <w:proofErr w:type="spellStart"/>
+      <w:r>
+        <w:t>transzformer</w:t>
+      </w:r>
+      <w:proofErr w:type="spellEnd"/>
+      <w:r>
+        <w:t xml:space="preserve">-alapú architektúrákat </w:t>
+      </w:r>
+      <w:r>
+        <w:t>(</w:t>
+      </w:r>
+      <w:r>
+        <w:t xml:space="preserve">többek között a CLIP, </w:t>
+      </w:r>
+      <w:proofErr w:type="spellStart"/>
+      <w:r>
+        <w:t>ViT</w:t>
+      </w:r>
+      <w:proofErr w:type="spellEnd"/>
+      <w:r>
+        <w:t xml:space="preserve">, </w:t>
+      </w:r>
+      <w:proofErr w:type="spellStart"/>
+      <w:r>
+        <w:t>CvT</w:t>
+      </w:r>
+      <w:proofErr w:type="spellEnd"/>
+      <w:r>
+        <w:t xml:space="preserve"> és </w:t>
+      </w:r>
+      <w:proofErr w:type="spellStart"/>
+      <w:r>
+        <w:t>Swin</w:t>
+      </w:r>
+      <w:proofErr w:type="spellEnd"/>
+      <w:r>
+        <w:t xml:space="preserve"> </w:t>
+      </w:r>
+      <w:proofErr w:type="spellStart"/>
+      <w:r>
+        <w:t>hálózatokat</w:t>
+      </w:r>
+      <w:proofErr w:type="spellEnd"/>
+      <w:r>
+        <w:t>)</w:t>
+      </w:r>
+      <w:r>
+        <w:t xml:space="preserve"> gerincként, előtanított vizuális jellemzők kinyerésére teszteltem. A </w:t>
+      </w:r>
+      <w:proofErr w:type="spellStart"/>
+      <w:r>
+        <w:t>HuggingFace</w:t>
+      </w:r>
+      <w:proofErr w:type="spellEnd"/>
+      <w:r>
+        <w:t xml:space="preserve"> és a </w:t>
+      </w:r>
+      <w:proofErr w:type="spellStart"/>
+      <w:r>
+        <w:rPr>
+          <w:rStyle w:val="Emphasis"/>
+          <w:i w:val="0"/>
+          <w:iCs w:val="0"/>
+        </w:rPr>
+        <w:t>timm</w:t>
+      </w:r>
+      <w:proofErr w:type="spellEnd"/>
+      <w:r>
+        <w:t xml:space="preserve"> könyvtárak révén ezek integrációja technikailag zökkenőmentesen megvalósítható volt, azonban a kísérletek azt mutatták, hogy a </w:t>
+      </w:r>
+      <w:proofErr w:type="spellStart"/>
+      <w:r>
+        <w:t>transzformer</w:t>
+      </w:r>
+      <w:proofErr w:type="spellEnd"/>
+      <w:r>
+        <w:t xml:space="preserve">-alapú </w:t>
+      </w:r>
+      <w:proofErr w:type="spellStart"/>
+      <w:r>
+        <w:t>backbone</w:t>
+      </w:r>
+      <w:proofErr w:type="spellEnd"/>
+      <w:r>
+        <w:t xml:space="preserve">-ok ebben a konfigurációban nem nyújtottak jobb teljesítményt, mint az SE-blokkal kiegészített </w:t>
+      </w:r>
+      <w:proofErr w:type="spellStart"/>
+      <w:r>
+        <w:t>ResNet</w:t>
+      </w:r>
+      <w:proofErr w:type="spellEnd"/>
+      <w:r>
+        <w:t>-variáns.</w:t>
+      </w:r>
+    </w:p>
+    <w:p>
+      <w:pPr>
+        <w:rPr>
+          <w:noProof/>
+          <w:lang w:val="en-HU"/>
+        </w:rPr>
+      </w:pPr>
+      <w:r>
+        <w:rPr>
+          <w:noProof/>
+          <w:lang w:val="en-HU"/>
+        </w:rPr>
+        <w:t>A túltanulás mérséklésére kezdetben dropout réteget is alkalmaztam a klasszifikációs blokkban, ám az AdamW optimalizáló beépített L2 regularizációjával kombinálva ez a kialakítás a teljesítmény romlásához vezetett. Ennek következtében a dropout végül kikerült a modellből.</w:t>
+      </w:r>
+      <w:bookmarkStart w:id="13" w:name="_Toc216017535"/>
+    </w:p>
+    <w:p>
+      <w:pPr>
+        <w:pStyle w:val="Heading2"/>
+        <w:rPr>
+          <w:noProof/>
+        </w:rPr>
+      </w:pPr>
+      <w:r>
+        <w:rPr>
+          <w:rFonts w:cs="Times New Roman"/>
+          <w:iCs w:val="0"/>
+          <w:sz w:val="24"/>
+          <w:szCs w:val="24"/>
+        </w:rPr>
+        <w:t>A</w:t>
+      </w:r>
+      <w:r>
+        <w:rPr>
+          <w:rFonts w:cs="Times New Roman"/>
+          <w:iCs w:val="0"/>
+          <w:sz w:val="24"/>
+          <w:szCs w:val="24"/>
+        </w:rPr>
+        <w:t xml:space="preserve"> </w:t>
+      </w:r>
+      <w:r>
+        <w:rPr>
+          <w:rFonts w:cs="Times New Roman"/>
+          <w:iCs w:val="0"/>
+          <w:sz w:val="24"/>
+          <w:szCs w:val="24"/>
+        </w:rPr>
+        <w:t xml:space="preserve">túltanulás mérséklésére a klasszifikációs blokkba eredetileg </w:t>
+      </w:r>
+      <w:proofErr w:type="spellStart"/>
+      <w:r>
+        <w:rPr>
+          <w:rFonts w:cs="Times New Roman"/>
+          <w:iCs w:val="0"/>
+          <w:sz w:val="24"/>
+          <w:szCs w:val="24"/>
+        </w:rPr>
+        <w:t>dropout</w:t>
+      </w:r>
+      <w:proofErr w:type="spellEnd"/>
+      <w:r>
+        <w:rPr>
+          <w:rFonts w:cs="Times New Roman"/>
+          <w:iCs w:val="0"/>
+          <w:sz w:val="24"/>
+          <w:szCs w:val="24"/>
+        </w:rPr>
+        <w:t xml:space="preserve"> réteget is beépítettem. </w:t>
+      </w:r>
+      <w:proofErr w:type="spellStart"/>
+      <w:r>
+        <w:rPr>
+          <w:rFonts w:cs="Times New Roman"/>
+          <w:iCs w:val="0"/>
+          <w:sz w:val="24"/>
+          <w:szCs w:val="24"/>
+        </w:rPr>
+        <w:t>Hiperparaméter</w:t>
+      </w:r>
+      <w:proofErr w:type="spellEnd"/>
+      <w:r>
+        <w:rPr>
+          <w:rFonts w:cs="Times New Roman"/>
+          <w:iCs w:val="0"/>
+          <w:sz w:val="24"/>
+          <w:szCs w:val="24"/>
+        </w:rPr>
+        <w:t xml:space="preserve">-optimalizációval meghatározott mértékben alkalmazva azonban az </w:t>
+      </w:r>
+      <w:proofErr w:type="spellStart"/>
+      <w:r>
+        <w:rPr>
+          <w:rFonts w:cs="Times New Roman"/>
+          <w:iCs w:val="0"/>
+          <w:sz w:val="24"/>
+          <w:szCs w:val="24"/>
+        </w:rPr>
+        <w:t>AdamW</w:t>
+      </w:r>
+      <w:proofErr w:type="spellEnd"/>
+      <w:r>
+        <w:rPr>
+          <w:rFonts w:cs="Times New Roman"/>
+          <w:iCs w:val="0"/>
+          <w:sz w:val="24"/>
+          <w:szCs w:val="24"/>
+        </w:rPr>
+        <w:t xml:space="preserve"> optimalizáló beépített L2 </w:t>
+      </w:r>
+      <w:proofErr w:type="spellStart"/>
+      <w:r>
+        <w:rPr>
+          <w:rFonts w:cs="Times New Roman"/>
+          <w:iCs w:val="0"/>
+          <w:sz w:val="24"/>
+          <w:szCs w:val="24"/>
+        </w:rPr>
+        <w:t>regularizációjával</w:t>
+      </w:r>
+      <w:proofErr w:type="spellEnd"/>
+      <w:r>
+        <w:rPr>
+          <w:rFonts w:cs="Times New Roman"/>
+          <w:iCs w:val="0"/>
+          <w:sz w:val="24"/>
+          <w:szCs w:val="24"/>
+        </w:rPr>
+        <w:t xml:space="preserve"> együtt a modell teljesítménye romlott, ezért ezt a réteget később eltávolítottam.</w:t>
+      </w:r>
+      <w:r>
+        <w:rPr>
+          <w:noProof/>
+        </w:rPr>
+        <w:t xml:space="preserve"> </w:t>
+      </w:r>
+    </w:p>
+    <w:p>
+      <w:pPr>
+        <w:pStyle w:val="Heading2"/>
+        <w:jc w:val="center"/>
+      </w:pPr>
+      <w:r>
+        <w:rPr>
+          <w:noProof/>
         </w:rPr>
         <w:drawing>
-          <wp:anchor distT="0" distB="0" distL="114300" distR="114300" simplePos="0" relativeHeight="251661824" behindDoc="0" locked="0" layoutInCell="1" allowOverlap="1" wp14:anchorId="7E3FE76D" wp14:editId="6C5D0975">
-            <wp:simplePos x="0" y="0"/>
-            <wp:positionH relativeFrom="margin">
-              <wp:posOffset>426085</wp:posOffset>
-            </wp:positionH>
-            <wp:positionV relativeFrom="paragraph">
-              <wp:posOffset>3978910</wp:posOffset>
-            </wp:positionV>
+          <wp:inline distT="0" distB="0" distL="0" distR="0" wp14:anchorId="779C30EF" wp14:editId="3E0E4393">
             <wp:extent cx="4699635" cy="1444625"/>
             <wp:effectExtent l="0" t="0" r="0" b="3175"/>
-            <wp:wrapSquare wrapText="bothSides"/>
             <wp:docPr id="708454215" name="Picture 1" descr="A graph with numbers and lines&#10;&#10;AI-generated content may be incorrect."/>
             <wp:cNvGraphicFramePr>
               <a:graphicFrameLocks xmlns:a="http://schemas.openxmlformats.org/drawingml/2006/main" noChangeAspect="1"/>
@@ -5501,396 +7545,329 @@
                 </pic:pic>
               </a:graphicData>
             </a:graphic>
-            <wp14:sizeRelH relativeFrom="page">
-              <wp14:pctWidth>0</wp14:pctWidth>
-            </wp14:sizeRelH>
-            <wp14:sizeRelV relativeFrom="page">
-              <wp14:pctHeight>0</wp14:pctHeight>
-            </wp14:sizeRelV>
-          </wp:anchor>
+          </wp:inline>
         </w:drawing>
       </w:r>
-      <w:r>
-        <w:t>Az elsőként alkalmazott megközelítés a YOLOv8 nevű objektumdetekciós modell volt. Ez modell széles körben elterjedt a robotika és más ipari alkalmazások területén, elsősorban hatékonyságának és felhasználóbarát implementációjának köszönhetően. A YOLO egy olyan neurális hálózat, amely egy lépésben képes elvégezni az objektumok lokalizálását és osztályozását, különösen előnyös olyan feladatok esetén, ahol egy képen több eltérő objektum található. Jelen esetben azonban a vizsgált probléma képosztályozási jellegű, ahol jellemzően egyetlen domináns objektum, például egy logó szerepel a képen.</w:t>
+    </w:p>
+    <w:p>
+      <w:pPr>
+        <w:pStyle w:val="Caption"/>
+        <w:rPr>
+          <w:iCs/>
+          <w:sz w:val="24"/>
+          <w:szCs w:val="24"/>
+        </w:rPr>
+      </w:pPr>
+      <w:r>
+        <w:t xml:space="preserve">ábra </w:t>
+      </w:r>
+      <w:r>
+        <w:fldChar w:fldCharType="begin"/>
+      </w:r>
+      <w:r>
+        <w:instrText xml:space="preserve"> SEQ ábra \* ARABIC </w:instrText>
+      </w:r>
+      <w:r>
+        <w:fldChar w:fldCharType="separate"/>
+      </w:r>
+      <w:r>
+        <w:rPr>
+          <w:noProof/>
+        </w:rPr>
+        <w:t>2</w:t>
+      </w:r>
+      <w:r>
+        <w:fldChar w:fldCharType="end"/>
       </w:r>
       <w:r>
         <w:t xml:space="preserve"> </w:t>
       </w:r>
-      <w:r>
-        <w:t>A logók gyakran jól elkülöníthető vizuális elemek a képeken, mivel tipikusan magas kontrasztúak, szabályos geometriai struktúrával rendelkeznek, és sok esetben központi pozícióban jelennek meg. Ugyanakkor ez nem minden esetben igaz, ezért a modell kialakításakor számolni kellett a kisebb, részben takart vagy vizuálisan kevésbé hangsúlyos logókkal is.</w:t>
-      </w:r>
-      <w:r>
-        <w:t xml:space="preserve"> Ennek megfelelően a YOLO alkalmazása túlzottan összetettnek bizonyult, emellett a blackbox-jellegű megvalósítása nem tette lehetővé a szükséges mértékű testreszabás</w:t>
-      </w:r>
-      <w:r>
-        <w:t>t</w:t>
-      </w:r>
-      <w:r>
-        <w:t>. A feladat szempontjából egy hagyományos konvolúciós neurális hálózat, például a ResNet, hatékonyabb és célszerűbb választásnak bizonyult.</w:t>
-      </w:r>
-    </w:p>
-    <w:p>
-      <w:r>
-        <w:t xml:space="preserve">A fejlesztés kezdeti szakaszában egy hagyományos, előtanított ResNet50 hálózattal dolgoztam, amelyet az ImageNet adathalmazon tanítottak be. Az eredményeket a </w:t>
-      </w:r>
-      <w:r>
-        <w:t>második</w:t>
-      </w:r>
-      <w:r>
-        <w:t xml:space="preserve"> ábra mutatja.</w:t>
-      </w:r>
-    </w:p>
-    <w:p>
-      <w:r>
-        <w:t>Kísérleti jelleggel egy SE (Squeeze-and-Excitation, azaz összenyomás és kiemelés) blokkal egészítettem ki. Ez az egység a csatornák közötti fontossági viszonyokat dinamikusan újrasúlyozza, így javítja a jellemzők kiemelésének hatékonyságát. A módosítás észrevehető teljesítményjavulást eredményezett.</w:t>
-      </w:r>
-    </w:p>
-    <w:p>
+      <w:proofErr w:type="spellStart"/>
+      <w:r>
+        <w:t>Finetuned</w:t>
+      </w:r>
+      <w:proofErr w:type="spellEnd"/>
+      <w:r>
+        <w:t xml:space="preserve">, alap </w:t>
+      </w:r>
+      <w:proofErr w:type="spellStart"/>
+      <w:r>
+        <w:t>Resnet</w:t>
+      </w:r>
+      <w:proofErr w:type="spellEnd"/>
+      <w:r>
+        <w:t xml:space="preserve"> F1 értékei</w:t>
+      </w:r>
+    </w:p>
+    <w:p>
+      <w:pPr>
+        <w:pStyle w:val="Heading2"/>
+      </w:pPr>
       <w:r>
         <w:lastRenderedPageBreak/>
-        <w:t>A további fejlesztés során különböző transzformer-alapú architektúrákat is kipróbáltam, például a ViT, CvT és Swin modelleket. Ezek integrálása és tesztelése a HuggingFace és timm könyvtárak segítségével zökkenőmentesen kivitelezhető volt. A kísérletek azonban azt mutatták, hogy ezek a modellek legfeljebb az SE blokkal bővített ResNet teljesítményét érték el.</w:t>
-      </w:r>
-    </w:p>
-    <w:p>
-      <w:r>
-        <w:t>Eredetileg a klasszifikációs blokkba egy dropout réteget is beépítettem a túltanulás mérséklésére, amely a tanítás során véletlenszerűen deaktivált bizonyos neuronokat. A lemorzsolódás mértékét hiperparaméter-optimalizációval határoztam meg a teljesítmény maximalizálása érdekében. Később azonban egy oktatói észrevétel nyomán eltávolítottam ezt a réteget, mivel az AdamW optimalizálóba épített L2 regularizációval együtt alkalmazva a modell hajlamos volt túlzottan általánosítani. Ez a tanítási és tesztelési teljesítmény közötti eltérés növekedésében is megmutatkozott.</w:t>
+        <w:t>3.2 Elkészült modell bemutatása</w:t>
+      </w:r>
+      <w:bookmarkEnd w:id="13"/>
+    </w:p>
+    <w:p>
+      <w:pPr>
+        <w:rPr>
+          <w:lang w:val="en-HU"/>
+        </w:rPr>
+      </w:pPr>
+      <w:bookmarkStart w:id="14" w:name="_Toc216017538"/>
+      <w:r>
+        <w:rPr>
+          <w:lang w:val="en-HU"/>
+        </w:rPr>
+        <w:t>A kísérletek eredményei alapján a végső architektúra gerincéül egy ImageNeten előtanított SEResNet152D hálózat szolgált. A modell valamennyi rétegében alkalmazott SE (Squeeze-and-Excitation) blokkok a csatornaszintű figyelemmechanizmus révén hatékonyan támogatják a releváns vizuális jellemzők kiemelését. A hálózat felső szakaszában megtartottam egy további, manuálisan beépített SE blokkot is, amely tovább erősítette a jellemzők szelekcióját, különösen a finom vizuális különbségek felismeréséhez szükséges feladatokban.</w:t>
+      </w:r>
+    </w:p>
+    <w:p>
+      <w:r>
+        <w:t xml:space="preserve">A többcímkés képosztályozási feladat igényeihez igazodva a hálózat eredeti osztályozó rétegét eltávolítottam, és egy 80 kimeneti neuront tartalmazó blokkra cseréltem, ahol minden neuron </w:t>
+      </w:r>
+      <w:proofErr w:type="spellStart"/>
+      <w:r>
+        <w:t>sigmoid</w:t>
+      </w:r>
+      <w:proofErr w:type="spellEnd"/>
+      <w:r>
+        <w:t xml:space="preserve"> aktivációt alkalmaz a címkék jelenlétének független becslésére. A gerinc súlyait befagyasztottam, hogy megőrizzem az </w:t>
+      </w:r>
+      <w:proofErr w:type="spellStart"/>
+      <w:r>
+        <w:t>ImageNeten</w:t>
+      </w:r>
+      <w:proofErr w:type="spellEnd"/>
+      <w:r>
+        <w:t xml:space="preserve"> tanult, jól általánosítható vizuális reprezentációkat, és minimalizáljam a túltanulás kockázatát a korlátozott méretű tanítóadat mellett.</w:t>
       </w:r>
     </w:p>
     <w:p>
       <w:pPr>
         <w:pStyle w:val="Heading2"/>
-      </w:pPr>
-      <w:bookmarkStart w:id="13" w:name="_Toc216017535"/>
-      <w:r>
-        <w:t>3.2 Elkészült modell bemutatása</w:t>
-      </w:r>
-      <w:bookmarkEnd w:id="13"/>
-    </w:p>
-    <w:p>
-      <w:r>
-        <w:t>Tekintettel a</w:t>
-      </w:r>
-      <w:r>
-        <w:t xml:space="preserve"> figyelemmechanizmusok pozitív hatásai</w:t>
-      </w:r>
-      <w:r>
-        <w:t>ra</w:t>
-      </w:r>
-      <w:r>
-        <w:t xml:space="preserve"> a modell gerinceként végül egy ezer osztályt tartalmazó Imagenet-en előtanított SEResNet152D alkalmazása mellett döntöttem, amely már gyárilag tartalmaz SE blokkokat minden rétegében mellett. A korábban manuálisan beépített, felsőbb rétegbe illesztett SE modult is megtartottam, ezzel tovább erősítve a hálózat azon képességét, hogy a feladathoz leginkább releváns jellemzőket kiemelje.</w:t>
-      </w:r>
-    </w:p>
-    <w:p>
-      <w:r>
-        <w:t>Ez az eljárás nemcsak a térbeli összefüggések hatékonyabb kiaknázását teszi lehetővé, hanem a jellemzők közötti kapcsolatok figyelembevételét is. Kutatások kimutatták, hogy az SE blokkok számos feladaton javítják a teljesítményt, meglévő modellekhez is könnyen hozzáadhatók, és például egy nemzetközi képfelismerési versenyen is segítettek a győztes megoldás kidolgozásában, jelentősen csökkentve a hibaarányt a korábbi állapothoz képest</w:t>
-      </w:r>
-      <w:r>
-        <w:rPr>
-          <w:vertAlign w:val="superscript"/>
-        </w:rPr>
-        <w:t>1</w:t>
-      </w:r>
-      <w:r>
-        <w:rPr>
-          <w:vertAlign w:val="superscript"/>
-        </w:rPr>
-        <w:t>6</w:t>
-      </w:r>
-      <w:r>
-        <w:t>.</w:t>
-      </w:r>
-    </w:p>
-    <w:p>
-      <w:pPr>
-        <w:keepNext/>
-        <w:jc w:val="center"/>
-      </w:pPr>
+        <w:ind w:firstLine="720"/>
+        <w:rPr>
+          <w:rFonts w:cs="Times New Roman"/>
+          <w:iCs w:val="0"/>
+          <w:sz w:val="24"/>
+          <w:szCs w:val="24"/>
+        </w:rPr>
+      </w:pPr>
+      <w:r>
+        <w:rPr>
+          <w:rFonts w:cs="Times New Roman"/>
+          <w:iCs w:val="0"/>
+          <w:sz w:val="24"/>
+          <w:szCs w:val="24"/>
+        </w:rPr>
+        <w:t xml:space="preserve">Az adatelőkészítés a modell követelményeihez igazodott: minden képet 224×224 pixeles felbontásra skáláztam, amely a </w:t>
+      </w:r>
+      <w:proofErr w:type="spellStart"/>
+      <w:r>
+        <w:rPr>
+          <w:rFonts w:cs="Times New Roman"/>
+          <w:iCs w:val="0"/>
+          <w:sz w:val="24"/>
+          <w:szCs w:val="24"/>
+        </w:rPr>
+        <w:t>ResNet</w:t>
+      </w:r>
+      <w:proofErr w:type="spellEnd"/>
+      <w:r>
+        <w:rPr>
+          <w:rFonts w:cs="Times New Roman"/>
+          <w:iCs w:val="0"/>
+          <w:sz w:val="24"/>
+          <w:szCs w:val="24"/>
+        </w:rPr>
+        <w:t xml:space="preserve">-alapú architektúrák előre meghatározott bemeneti méretéhez illeszkedik. A normalizálást az </w:t>
+      </w:r>
+      <w:proofErr w:type="spellStart"/>
+      <w:r>
+        <w:rPr>
+          <w:rFonts w:cs="Times New Roman"/>
+          <w:iCs w:val="0"/>
+          <w:sz w:val="24"/>
+          <w:szCs w:val="24"/>
+        </w:rPr>
+        <w:t>ImageNet</w:t>
+      </w:r>
+      <w:proofErr w:type="spellEnd"/>
+      <w:r>
+        <w:rPr>
+          <w:rFonts w:cs="Times New Roman"/>
+          <w:iCs w:val="0"/>
+          <w:sz w:val="24"/>
+          <w:szCs w:val="24"/>
+        </w:rPr>
+        <w:t xml:space="preserve"> előtanítás során alkalmazott csatornaátlagok és -szórások felhasználásával végeztem, ezzel biztosítva a bemenetek statisztikai kompatibilitását az előtanított hálózattal és a </w:t>
+      </w:r>
+      <w:proofErr w:type="spellStart"/>
+      <w:r>
+        <w:rPr>
+          <w:rFonts w:cs="Times New Roman"/>
+          <w:iCs w:val="0"/>
+          <w:sz w:val="24"/>
+          <w:szCs w:val="24"/>
+        </w:rPr>
+        <w:t>transfer</w:t>
+      </w:r>
+      <w:proofErr w:type="spellEnd"/>
+      <w:r>
+        <w:rPr>
+          <w:rFonts w:cs="Times New Roman"/>
+          <w:iCs w:val="0"/>
+          <w:sz w:val="24"/>
+          <w:szCs w:val="24"/>
+        </w:rPr>
+        <w:t xml:space="preserve"> </w:t>
+      </w:r>
+      <w:proofErr w:type="spellStart"/>
+      <w:r>
+        <w:rPr>
+          <w:rFonts w:cs="Times New Roman"/>
+          <w:iCs w:val="0"/>
+          <w:sz w:val="24"/>
+          <w:szCs w:val="24"/>
+        </w:rPr>
+        <w:t>learning</w:t>
+      </w:r>
+      <w:proofErr w:type="spellEnd"/>
+      <w:r>
+        <w:rPr>
+          <w:rFonts w:cs="Times New Roman"/>
+          <w:iCs w:val="0"/>
+          <w:sz w:val="24"/>
+          <w:szCs w:val="24"/>
+        </w:rPr>
+        <w:t xml:space="preserve"> hatékonyságát.</w:t>
+      </w:r>
+    </w:p>
+    <w:p>
+      <w:pPr>
+        <w:pStyle w:val="Heading2"/>
+      </w:pPr>
+      <w:r>
+        <w:t>3.2.3 Tanítási technikák</w:t>
+      </w:r>
+      <w:bookmarkEnd w:id="14"/>
+    </w:p>
+    <w:p>
+      <w:bookmarkStart w:id="15" w:name="_Toc216017539"/>
+      <w:r>
+        <w:t xml:space="preserve">A modell tanítása során több, a modern mélytanulási gyakorlatban bevett eljárást alkalmaztam annak érdekében, hogy a tanulási folyamat stabil és hatékony legyen. A tanulási ráta értékét </w:t>
+      </w:r>
+      <w:proofErr w:type="spellStart"/>
+      <w:r>
+        <w:t>Bayes</w:t>
+      </w:r>
+      <w:proofErr w:type="spellEnd"/>
+      <w:r>
+        <w:t xml:space="preserve">-i optimalizációval hangoltam, mivel ez a </w:t>
+      </w:r>
+      <w:proofErr w:type="spellStart"/>
+      <w:r>
+        <w:t>hiperparaméter</w:t>
+      </w:r>
+      <w:proofErr w:type="spellEnd"/>
+      <w:r>
+        <w:t xml:space="preserve"> döntően befolyásolja a konvergenciát és a végső teljesítményt. Emellett optimalizáltam a batch méretét is, amely egyensúlyt teremt a gradiensbecslés stabilitása és a modell általánosító képessége között. A túltanulás mérséklésére L2 </w:t>
+      </w:r>
+      <w:proofErr w:type="spellStart"/>
+      <w:r>
+        <w:t>regularizációt</w:t>
+      </w:r>
+      <w:proofErr w:type="spellEnd"/>
+      <w:r>
+        <w:t xml:space="preserve"> (</w:t>
+      </w:r>
+      <w:proofErr w:type="spellStart"/>
+      <w:r>
+        <w:t>weight</w:t>
+      </w:r>
+      <w:proofErr w:type="spellEnd"/>
+      <w:r>
+        <w:t xml:space="preserve"> </w:t>
+      </w:r>
+      <w:proofErr w:type="spellStart"/>
+      <w:r>
+        <w:t>decay</w:t>
+      </w:r>
+      <w:proofErr w:type="spellEnd"/>
+      <w:r>
+        <w:t>) alkalmaztam, amely a súlyok nagyságát büntetve egyszerűbb, jobban általánosítható reprezentációk kialakulását segíti elő.</w:t>
+      </w:r>
+    </w:p>
+    <w:p>
+      <w:pPr>
+        <w:rPr>
+          <w:iCs/>
+        </w:rPr>
+      </w:pPr>
+      <w:r>
+        <w:t xml:space="preserve">A tanulási ráta dinamikus kezelésére </w:t>
+      </w:r>
+      <w:proofErr w:type="spellStart"/>
+      <w:r>
+        <w:t>ReduceLROnPlateau</w:t>
+      </w:r>
+      <w:proofErr w:type="spellEnd"/>
+      <w:r>
+        <w:t xml:space="preserve"> ütemezőt használtam, amely a validációs veszteség stagnálása esetén automatikusan csökkenti a tanulási rátát, </w:t>
+      </w:r>
       <w:r>
         <w:lastRenderedPageBreak/>
-        <w:fldChar w:fldCharType="begin"/>
-      </w:r>
-      <w:r>
-        <w:instrText xml:space="preserve"> INCLUDEPICTURE "https://www.researchgate.net/profile/Wangmeng-Zuo/publication/336361781/figure/fig1/AS:811931749326849@1570591022759/Comparison-of-various-attention-modules-ie-SENet-Hu-Shen-and-Sun-2018-CBAM-Woo.png" \* MERGEFORMATINET </w:instrText>
-      </w:r>
-      <w:r>
-        <w:fldChar w:fldCharType="separate"/>
-      </w:r>
-      <w:r>
-        <w:rPr>
-          <w:noProof/>
-        </w:rPr>
-        <w:pict w14:anchorId="79F4274D">
-          <v:shapetype id="_x0000_t75" coordsize="21600,21600" o:spt="75" o:preferrelative="t" path="m@4@5l@4@11@9@11@9@5xe" filled="f" stroked="f">
-            <v:stroke joinstyle="miter"/>
-            <v:formulas>
-              <v:f eqn="if lineDrawn pixelLineWidth 0"/>
-              <v:f eqn="sum @0 1 0"/>
-              <v:f eqn="sum 0 0 @1"/>
-              <v:f eqn="prod @2 1 2"/>
-              <v:f eqn="prod @3 21600 pixelWidth"/>
-              <v:f eqn="prod @3 21600 pixelHeight"/>
-              <v:f eqn="sum @0 0 1"/>
-              <v:f eqn="prod @6 1 2"/>
-              <v:f eqn="prod @7 21600 pixelWidth"/>
-              <v:f eqn="sum @8 21600 0"/>
-              <v:f eqn="prod @7 21600 pixelHeight"/>
-              <v:f eqn="sum @10 21600 0"/>
-            </v:formulas>
-            <v:path o:extrusionok="f" gradientshapeok="t" o:connecttype="rect"/>
-            <o:lock v:ext="edit" aspectratio="t"/>
-          </v:shapetype>
-          <v:shape id="_x0000_i1025" type="#_x0000_t75" alt="" style="width:285.7pt;height:276pt;mso-width-percent:0;mso-height-percent:0;mso-width-percent:0;mso-height-percent:0">
-            <v:imagedata r:id="rId12" r:href="rId13"/>
-          </v:shape>
-        </w:pict>
-      </w:r>
-      <w:r>
-        <w:fldChar w:fldCharType="end"/>
-      </w:r>
-    </w:p>
-    <w:p>
-      <w:pPr>
-        <w:pStyle w:val="Caption"/>
-      </w:pPr>
-      <w:r>
-        <w:t xml:space="preserve">ábra </w:t>
-      </w:r>
-      <w:r>
-        <w:fldChar w:fldCharType="begin"/>
-      </w:r>
-      <w:r>
-        <w:instrText xml:space="preserve"> SEQ ábra \* ARABIC </w:instrText>
-      </w:r>
-      <w:r>
-        <w:fldChar w:fldCharType="separate"/>
-      </w:r>
-      <w:r>
-        <w:rPr>
-          <w:noProof/>
-        </w:rPr>
-        <w:t>3</w:t>
-      </w:r>
-      <w:r>
-        <w:fldChar w:fldCharType="end"/>
+        <w:t>elősegítve a modell finomhangolását a későbbi epizódok során. A túltanulás további megelőzésére korai leállítást is alkalmaztam: amennyiben a validációs teljesítmény egy meghatározott türelmi időn belül nem javult, a tanítást megszakítottam. A folyamat minden esetben azt a modellállapotot rögzítette, amely a legjobb validációs eredményt produkálta, biztosítva, hogy a végső hálózat a tanulás során előállt legkedvezőbb konfigurációt használja.</w:t>
       </w:r>
     </w:p>
     <w:p>
       <w:pPr>
         <w:pStyle w:val="Heading2"/>
       </w:pPr>
-      <w:bookmarkStart w:id="14" w:name="_Toc216017536"/>
-      <w:r>
-        <w:t>3.2.1 Modellbeli módosítások</w:t>
-      </w:r>
-      <w:bookmarkEnd w:id="14"/>
-    </w:p>
-    <w:p>
-      <w:r>
-        <w:t>A végső modell alapját tehát egy ImageNet-en előtanított SEResNet152D</w:t>
-      </w:r>
-      <w:r>
-        <w:rPr>
-          <w:vertAlign w:val="superscript"/>
-        </w:rPr>
-        <w:t>17</w:t>
-      </w:r>
-      <w:r>
-        <w:t xml:space="preserve"> hálózat képezi, amelyet jelentősen átalakítottam a többcímkés képosztályozási feladat igényei szerint. Az eredeti osztályozó réteget eltávolítottam, és egy több kimeneti neuront tartalmazó blokkot illesztettem a helyére, amely lehetővé teszi, hogy a hálózat egy képen több címkét is egyszerre felismerjen. A kimeneti neuronok száma a címkék számával egyezik meg (80 darab), és mindegyik sigmoid aktivációt alkalmaz, amely bináris döntést hoz arról, hogy az adott kategória jelen van-e a képen.</w:t>
-      </w:r>
-    </w:p>
-    <w:p>
-      <w:r>
-        <w:t xml:space="preserve">A tanítás során a </w:t>
-      </w:r>
-      <w:r>
-        <w:t>gerinc</w:t>
-      </w:r>
-      <w:r>
-        <w:t xml:space="preserve"> súlyait befagyasztottam, hogy az ImageNet-en megtanult jellemzők stabilan megmaradjanak. Az osztályozás előtti szakaszba beillesztett SE blokk tovább erősítette a fontos jellemzők kiemelését, míg a lineáris réteg után alkalmazott ReLU aktiváció lehetővé tette a nemlineáris döntési határok megtanulását. Mindezek ellenére az osztályozó blokk egyszerűsége biztosította a stabil és hatékony tanulást.</w:t>
-      </w:r>
-    </w:p>
-    <w:p>
-      <w:pPr>
-        <w:pStyle w:val="Heading2"/>
-      </w:pPr>
-      <w:bookmarkStart w:id="15" w:name="_Toc216017537"/>
-      <w:r>
-        <w:t>3.2.2 Adatbeli módosítások</w:t>
+      <w:r>
+        <w:t>3.2.4. Veszteségfüggvény és keresztvalidáció</w:t>
       </w:r>
       <w:bookmarkEnd w:id="15"/>
     </w:p>
     <w:p>
-      <w:r>
-        <w:t xml:space="preserve">Mivel a ResNet architektúra előre meghatározott, fix bemeneti mérettel dolgozik, a tanítás megkezdése előtt minden képet egységesen 224×224 pixel méretűre skáláztam. </w:t>
-      </w:r>
-      <w:r>
-        <w:lastRenderedPageBreak/>
-        <w:t>Ez a lépés elengedhetetlen volt ahhoz, hogy a képek kompatibilisek legyenek a hálózat belső struktúrájával és a már megtanult jellemzők feldolgozásával.</w:t>
-      </w:r>
-    </w:p>
-    <w:p>
-      <w:r>
-        <w:t xml:space="preserve">A képek normalizálását az ImageNet adathalmazon történő előtanítás során használt csatornánkénti átlag- és szórásértékek alkalmazásával végeztem el. Ez biztosította, hogy a bemeneti adatok statisztikai jellemzői illeszkedjenek az előtanított modell elvárásaihoz, és így maximalizálható legyen </w:t>
-      </w:r>
-      <w:r>
-        <w:t xml:space="preserve">a </w:t>
-      </w:r>
-      <w:r>
-        <w:t>transfer learning hatékonysága.</w:t>
-      </w:r>
-    </w:p>
-    <w:p>
-      <w:pPr>
-        <w:pStyle w:val="Heading2"/>
-      </w:pPr>
-      <w:bookmarkStart w:id="16" w:name="_Toc216017538"/>
-      <w:r>
-        <w:t>3.2.3 Tanítási technikák</w:t>
-      </w:r>
-      <w:bookmarkEnd w:id="16"/>
-    </w:p>
-    <w:p>
-      <w:r>
-        <w:t>A modell tanítása során több olyan technikát alkalmaztam, amelyek célja a tanulási folyamat hatékonyságának növelése, valamint a túltanulás kockázatának csökkentése volt. Mivel a mély neurális hálózatok különösen érzékenyek a hiperparaméterek beállítására, a tanítási stratégia kialakításakor elsődleges szempont volt az általánosítási képesség és a tanulási kapacitás közötti optimális egyensúly elérése.</w:t>
-      </w:r>
-    </w:p>
-    <w:p>
-      <w:r>
-        <w:t>A tanítási folyamat fontos eleme volt a tanulási ráta megfelelő beállítása, amely meghatározza a hálózat súlyainak frissítési sebességét. Ezt a hiperparamétert Bayes-i optimalizáció segítségével hangoltam. A tanulási ráta értékének helyes megválasztása különösen kritikus, mivel túl nagy érték esetén a tanulás instabillá válhat, míg túl alacsony értéknél a konvergencia lelassul, és a modell nem képes elérni a megfelelő teljesítményt.</w:t>
-      </w:r>
-    </w:p>
-    <w:p>
-      <w:r>
-        <w:t>A batch méret, vagyis az egy súlyfrissítési lépés során feldolgozott minták száma szintén optimalizálásra került. Ez a paraméter jelentősen befolyásolja mind a gradiensbecslés pontosságát, mind a tanulás sebességét. A nagyobb batch méret stabilabb becslést eredményezhet, de gyakran gyengébb általánosítást eredményez, míg a kisebb batch méret zajosabb, de segíthet elkerülni a lokális minimumokat és javíthatja az általános teljesítményt.</w:t>
-      </w:r>
-    </w:p>
-    <w:p>
-      <w:r>
-        <w:t>A túltanulás elleni védekezés érdekében L2 regularizációt is alkalmaztam. Ez az eljárás, amelyet súlybüntetésként (weight decay) is ismerünk, a nagy súlyértékeket bünteti, így hozzájárul a hálózat egyszerűbb, jobban általánosítható reprezentációinak kialakításához.</w:t>
-      </w:r>
-    </w:p>
-    <w:p>
-      <w:r>
-        <w:t xml:space="preserve">A tanulási ráta kezelésére dinamikus ütemezőt vezettem be, amely automatikusan módosítja az értékét a tanulás előrehaladtával. Konkrétan a ReduceLROnPlateau ütemezőt alkalmaztam, amely figyeli a validációs veszteséget, és annak stagnálása esetén csökkenti a tanulási rátát. Ez a technika különösen a tanulási folyamat későbbi </w:t>
-      </w:r>
-      <w:r>
-        <w:lastRenderedPageBreak/>
-        <w:t>szakaszaiban bizonyult hasznosnak, amikor a modell már közelít az optimumhoz, és kisebb lépésekben kell finomhangolni a súlyokat.</w:t>
-      </w:r>
-    </w:p>
-    <w:p>
-      <w:r>
-        <w:t>Az alkalmazott stratégia szerint a tanítás elején egy viszonylag nagy tanulási rátával indítottam, hogy a hálózat gyorsan feltérképezhesse a súlytér nagyobb régióit. Amint a validációs teljesítmény stagnálni kezdett, a tanulási ráta lépcsőzetesen csökkent, általában egy előre meghatározott tényezővel (például 0,1-szeresére). Ez a folyamat többször is ismétlődhetett a tanítás során, lehetővé téve a modell finomhangolását.</w:t>
-      </w:r>
-    </w:p>
-    <w:p>
-      <w:r>
-        <w:t>A túlilleszkedés további mérséklése érdekében korai leállítást (early stopping) is alkalmaztam. Ennek során a validációs veszteséget folyamatosan monitoroztam, és amennyiben az nem mutatott javulást egy előre meghatározott számú epizódon keresztül, a tanítást megszakítottam. A módszer egy türelmi időszak (patience) paraméterre épült, amely meghatározta, hány epizódnyi stagnálást tolerálunk. Emellett egy minimális javulási küszöböt is definiáltam, hogy kizárjam a sztochasztikus fluktuációk jelentéktelen hatását.</w:t>
-      </w:r>
-    </w:p>
-    <w:p>
-      <w:r>
-        <w:t>A tanítás végén mindig azt a modellállapotot mentettem el, amely a legjobb validációs eredményt produkálta, nem pedig az utolsó epizód eredményét. Ez biztosította, hogy a végső modell valóban a legjobb teljesítményű példány legyen a tanítás során.</w:t>
-      </w:r>
-    </w:p>
-    <w:p>
-      <w:r>
-        <w:t>Összességében az alkalmazott tanítási technikák kombinációja jelentős mértékben hozzájárult ahhoz, hogy a modell hatékonyan tanuljon, miközben megőrizte általánosító képességét.</w:t>
-      </w:r>
-    </w:p>
-    <w:p>
-      <w:pPr>
-        <w:pStyle w:val="Heading2"/>
-      </w:pPr>
-      <w:bookmarkStart w:id="17" w:name="_Toc216017539"/>
-      <w:r>
-        <w:t>3.2.4. Veszteségfüggvény és keresztvalidáció</w:t>
-      </w:r>
-      <w:bookmarkEnd w:id="17"/>
-    </w:p>
-    <w:p>
-      <w:r>
-        <w:t>A többcímkés osztályozási probléma jellege megköveteli a megfelelő veszteségfüggvény kiválasztását. A hagyományos osztályozási feladatoknál gyakran használt keresztentrópia (cross-entropy) függvény egyszerű formája nem alkalmazható közvetlenül, mivel az feltételezi, hogy minden bemenethez pontosan egy osztálycímke tartozik. Ezzel szemben jelen esetben egy képhez több címke is tartozhat egyszerre.</w:t>
-      </w:r>
-    </w:p>
-    <w:p>
-      <w:r>
-        <w:t xml:space="preserve">A probléma természetéből adódóan a tanítási és validációs veszteség mérésére a bináris keresztentrópia (binary cross-entropy) függvényt választottam. Ez a függvény a sigmoid aktivációval együtt működve minden egyes lehetséges címkét külön-külön, bináris osztályozási problémaként kezel. Minden kimenet esetében megadja, hogy az adott címke jelen van-e (egy) vagy sem (nulla), függetlenül a többi címkétől. A bináris </w:t>
-      </w:r>
-      <w:r>
-        <w:lastRenderedPageBreak/>
-        <w:t>keresztentrópia különösen alkalmas erre a feladatra, mivel külön-külön optimalizálja minden címke valószínűségi előrejelzését.</w:t>
-      </w:r>
-    </w:p>
-    <w:p>
-      <w:r>
-        <w:t>A gyakorlatban a PyTorch keretrendszerben implementált BCEWithLogitsLoss függvényt használtam, amely kombinálja a sigmoid aktivációt és a bináris keresztentrópiát. Ez numerikusan stabilabb, mint a két művelet külön alkalmazása, és lehetőséget ad pozitív súlyozásra is, ami hasznos lehet kiegyensúlyozatlan osztályeloszlás esetén. A veszteségfüggvény az összes címkére együttesen számolt hiba átlagát adja meg, így egyetlen skalár értéket kapunk, amelyet minimalizálni kell az optimalizálás során.</w:t>
-      </w:r>
-    </w:p>
-    <w:p>
-      <w:r>
-        <w:t>A modell megbízható értékelése és a túltanulás elkerülése érdekében K-szoros keresztvalidációs módszert alkalmaztam, K = 5 értékkel. A keresztvalidáció során az adathalmazt öt egyenlő részre osztottam, majd a modellt ötször tanítottam úgy, hogy minden alkalommal másik részt használtam validációs halmazként, és a fennmaradó négyet tanításra. Ez a megközelítés lehetővé teszi a modell teljesítményének robusztusabb becslését, különösen korlátozott méretű adathalmaz esetén.</w:t>
-      </w:r>
-    </w:p>
-    <w:p>
-      <w:r>
-        <w:t>A K-szoros keresztvalidáció különösen fontos szerepet kapott a jelen kutatásban, mivel a rendelkezésre álló címkézett adatok mennyisége viszonylag korlátozott volt a feladat komplexitásához képest. Az egyes foldokon (hajtásokon) végzett tanítás és értékelés során nyert eredmények összességükben értékes információval szolgáltak a modell stabilitásáról és általánosítási képességéről.</w:t>
-      </w:r>
-    </w:p>
-    <w:p>
-      <w:r>
-        <w:t xml:space="preserve">A validációs stratégia részeként </w:t>
-      </w:r>
-      <w:r>
-        <w:t>rétegelt (stratified)</w:t>
-      </w:r>
-      <w:r>
-        <w:t xml:space="preserve"> mintavételezést alkalmaztam annak érdekében, hogy a címkék eloszlása minden foldban a lehető leginkább tükrözze az eredeti adathalmaz arányait. Ez különösen indokolt volt, mivel egyes címkék ritkábban fordultak elő, mint mások. A </w:t>
-      </w:r>
-      <w:r>
-        <w:t>rétegelés</w:t>
-      </w:r>
-      <w:r>
-        <w:t xml:space="preserve"> hozzájárult a keresztvalidációs eredmények varianciájának csökkentéséhez, és biztosította a foldok reprezentativitását.</w:t>
-      </w:r>
-    </w:p>
-    <w:p>
-      <w:r>
-        <w:t>A keresztvalidáció során nemcsak az F1-értéket, hanem más releváns metrikákat is figyelemmel kísértem, mint például a precizitást (precision) és a felidézést (recall). Ezen mutatók együttes elemzése átfogóbb képet adott a modell teljesítményéről különböző szempontokból. Az így nyert információk megbízható alapot nyújtottak a modell további finomhangolásához, valamint a potenciális jövőbeli fejlesztési irányok kijelöléséhez.</w:t>
-      </w:r>
-      <w:r>
-        <w:t xml:space="preserve"> </w:t>
-      </w:r>
-    </w:p>
-    <w:p>
-      <w:r>
-        <w:t xml:space="preserve">A többcímkés képosztályozási feladat miatt a modell tanításához a BCEWithLogitsLoss veszteségfüggvényt alkalmaztam. Ez a függvény a sigmoid </w:t>
-      </w:r>
-      <w:r>
-        <w:lastRenderedPageBreak/>
-        <w:t>aktivációt és a bináris keresztentrópiát együttesen kezeli, így stabil tanulást biztosít multi-label osztályozás esetén.</w:t>
-      </w:r>
-    </w:p>
-    <w:p>
-      <w:r>
-        <w:t>A modellek teljesítményének értékeléséhez több metrikát használtam, köztük:</w:t>
-      </w:r>
-      <w:r>
-        <w:t xml:space="preserve"> </w:t>
-      </w:r>
-      <w:r>
-        <w:t>precizitás,felidézés,F1-score. Ezek a metrikák lehetővé teszik a hamis pozitív és hamis negatív detekciók egyensúlyának vizsgálatát, ami különösen fontos a márkafelismerési feladatban.</w:t>
-      </w:r>
-    </w:p>
-    <w:p>
-      <w:r>
-        <w:t>A legjobb eredményt elérő modell eredmények fold</w:t>
-      </w:r>
-      <w:r>
-        <w:t>-</w:t>
-      </w:r>
-      <w:r>
-        <w:t>onként az 1. táblázatban látható.</w:t>
+      <w:pPr>
+        <w:rPr>
+          <w:lang w:val="en-HU" w:eastAsia="en-GB"/>
+        </w:rPr>
+      </w:pPr>
+      <w:r>
+        <w:rPr>
+          <w:lang w:val="en-HU" w:eastAsia="en-GB"/>
+        </w:rPr>
+        <w:t>A feladat többcímkés jellege miatt a modell tanításához a bináris keresztentrópia alkalmazása bizonyult megfelelőnek, mivel ez minden címkét egymástól független bináris osztályozási problémaként kezel. Ennek stabil és numerikusan megbízható változataként a PyTorch BCEWithLogitsLoss függvényét használtam, amely a sigmoid aktivációt és a veszteség számítását egyetlen műveletbe integrálja. Ez a megközelítés hatékony a címkék eltérő gyakorisága mellett is, és egyetlen aggregált veszteségértéket szolgáltat az optimalizáláshoz.</w:t>
+      </w:r>
+    </w:p>
+    <w:p>
+      <w:pPr>
+        <w:rPr>
+          <w:lang w:val="en-HU" w:eastAsia="en-GB"/>
+        </w:rPr>
+      </w:pPr>
+      <w:r>
+        <w:rPr>
+          <w:lang w:val="en-HU" w:eastAsia="en-GB"/>
+        </w:rPr>
+        <w:t>A modell teljesítményének megbízható értékeléséhez ötszörös keresztvalidációt alkalmaztam. Az adathalmazt öt egyenlő részre osztottam, és minden iterációban másik rész szolgált validációs halmazként. A rétegelt mintavételezés biztosította, hogy a címkék eloszlása minden foldban közel azonos legyen, ami különösen fontos volt a ritkábban előforduló kategóriák miatt. A keresztvalidáció eredményei átfogó képet adtak a modell stabilitásáról és az egyes címkéken mutatott általánosítási képességről.</w:t>
+      </w:r>
+    </w:p>
+    <w:p>
+      <w:pPr>
+        <w:rPr>
+          <w:lang w:val="en-HU" w:eastAsia="en-GB"/>
+        </w:rPr>
+      </w:pPr>
+      <w:r>
+        <w:rPr>
+          <w:lang w:val="en-HU" w:eastAsia="en-GB"/>
+        </w:rPr>
+        <w:t>A teljesítményt több mutatóval értékeltem, köztük a precizitással, a felidézéssel és az F1-értékkel, mivel ezek együttesen tükrözik a hamis pozitív és hamis negatív döntések egyensúlyát. A legjobb teljesítményt elérő modell foldonkénti eredményeit az 1. táblázat foglalja össze.</w:t>
       </w:r>
     </w:p>
     <w:tbl>
@@ -6177,6 +8154,7 @@
               <w:pStyle w:val="BodyText"/>
             </w:pPr>
             <w:r>
+              <w:lastRenderedPageBreak/>
               <w:t>Fold 2</w:t>
             </w:r>
           </w:p>
@@ -6425,7 +8403,107 @@
       <w:r>
         <w:br/>
       </w:r>
-      <w:bookmarkStart w:id="18" w:name="_Toc216017540"/>
+      <w:bookmarkStart w:id="16" w:name="_Toc216017540"/>
+      <w:r>
+        <w:t>3.3 Multimodális architektúra vizsgálata</w:t>
+      </w:r>
+    </w:p>
+    <w:p>
+      <w:pPr>
+        <w:rPr>
+          <w:lang w:val="en-HU"/>
+        </w:rPr>
+      </w:pPr>
+      <w:r>
+        <w:rPr>
+          <w:lang w:val="en-HU"/>
+        </w:rPr>
+        <w:t>A kutatás előrehaladtával a technológiai környezet gyors ütemben változott: a nagyméretű, multimodális nyelvi modellek (pl. GPT- és Gemini-alapú rendszerek) rövid időn belül olyan vizuális–nyelvi képességekre tettek szert, amelyek már a márkajelenlét felismerésének feladatára is alkalmassá tették őket. Mindez indokolttá tette annak vizsgálatát, hogy a klasszikus, CNN-alapú képosztályozó megközelítés mellett egy korszerű multimodális architektúra alkalmazása milyen előnyökkel járhat.</w:t>
+      </w:r>
+    </w:p>
+    <w:p>
+      <w:pPr>
+        <w:rPr>
+          <w:lang w:val="en-HU"/>
+        </w:rPr>
+      </w:pPr>
+      <w:r>
+        <w:rPr>
+          <w:lang w:val="en-HU"/>
+        </w:rPr>
+        <w:t>A teljes LMM-alapú feldolgozás azonban a rendelkezésre álló erőforrások és az ingyenes kvóták korlátai miatt nem volt megvalósítható. Emiatt olyan, nyíltan hozzáférhető és költséghatékony modellre volt szükség, amely reprezentálja a modern multimodális irányzat előnyeit. E szempontok alapján a CLIP (Contrastive Language–Image Pretraining) bizonyult megfelelő összehasonlítási alapnak: a modell nagy léptékű, szöveg–kép párokon végzett előtanítása és általánosító képessége lehetővé teszi, hogy a feladatban várhatóan robusztusabb teljesítményt nyújtson, így releváns alternatívát kínál a klasszikus CNN-ekhez képest.</w:t>
+      </w:r>
+    </w:p>
+    <w:p>
+      <w:pPr>
+        <w:rPr>
+          <w:lang w:val="en-HU"/>
+        </w:rPr>
+      </w:pPr>
+      <w:r>
+        <w:rPr>
+          <w:lang w:val="en-HU"/>
+        </w:rPr>
+        <w:t xml:space="preserve">A CLIP-et korábban finomhangolási alapként már megvizsgáltam, azonban ebben a beállításban a teljesítménye elmaradt a ResNet-alapú modellekétől. A zero-shot módszertan alkalmazásakor azonban más kép rajzolódott ki: bár abszolút értelemben nem felülmúlta, de </w:t>
+      </w:r>
+      <w:r>
+        <w:rPr>
+          <w:b/>
+          <w:bCs/>
+          <w:lang w:val="en-HU"/>
+        </w:rPr>
+        <w:t>márkák közötti stabilitásban lényegesen felülmúlta</w:t>
+      </w:r>
+      <w:r>
+        <w:rPr>
+          <w:lang w:val="en-HU"/>
+        </w:rPr>
+        <w:t xml:space="preserve"> a finomhangolt CNN-eket. A CLIP előtanított, nyelvi fogalmakhoz kötött vizuális reprezentációi különösen robusztusnak bizonyultak a logók megjelenési variációival, takarásokkal vagy vizuális torzításokkal szemben, ami a márkamegjelenések nagymértékű heterogenitása mellett kulcsfontosságú.</w:t>
+      </w:r>
+    </w:p>
+    <w:p>
+      <w:pPr>
+        <w:rPr>
+          <w:lang w:val="en-HU"/>
+        </w:rPr>
+      </w:pPr>
+      <w:r>
+        <w:rPr>
+          <w:lang w:val="en-HU"/>
+        </w:rPr>
+        <w:lastRenderedPageBreak/>
+        <w:t>Ez a stabilitás</w:t>
+      </w:r>
+      <w:r>
+        <w:rPr>
+          <w:lang w:val="en-HU"/>
+        </w:rPr>
+        <w:t xml:space="preserve">, </w:t>
+      </w:r>
+      <w:r>
+        <w:rPr>
+          <w:lang w:val="en-HU"/>
+        </w:rPr>
+        <w:t>valamint a multimodális tanulásból fakadó általánosító képesség</w:t>
+      </w:r>
+      <w:r>
+        <w:rPr>
+          <w:lang w:val="en-HU"/>
+        </w:rPr>
+        <w:t xml:space="preserve"> </w:t>
+      </w:r>
+      <w:r>
+        <w:rPr>
+          <w:lang w:val="en-HU"/>
+        </w:rPr>
+        <w:t>végül indokolttá tette a saját CNN-alapú modell elvetését, és a CLIP zero-shot megközelítés alkalmazását a mémek márkaszintű osztályozásában. A multimodális architektúra így a vizuális komponens végső alapját képezte a további elemzésekben, mivel nagyobb megbízhatóságot biztosított minden vizsgált márka esetében.</w:t>
+      </w:r>
+    </w:p>
+    <w:p/>
+    <w:p>
+      <w:pPr>
+        <w:pStyle w:val="Heading2"/>
+      </w:pPr>
       <w:r>
         <w:t>3</w:t>
       </w:r>
@@ -6433,57 +8511,122 @@
         <w:t>.</w:t>
       </w:r>
       <w:r>
-        <w:t>3</w:t>
+        <w:t>4</w:t>
       </w:r>
       <w:r>
         <w:t>. Karakterfelismerő modell fejlesztése</w:t>
       </w:r>
-      <w:bookmarkEnd w:id="18"/>
-    </w:p>
-    <w:p>
-      <w:r>
-        <w:t>A pipeline második kulcsfontosságú komponense a karakterfelismerő rendszer, amely a képeken szöveg formájában megjelenő márkaneveket és a hozzájuk kapcsolódó kifejezéseket hivatott detektálni.</w:t>
-      </w:r>
-    </w:p>
-    <w:p>
-      <w:pPr>
-        <w:rPr>
-          <w:vertAlign w:val="superscript"/>
-        </w:rPr>
-      </w:pPr>
-      <w:r>
-        <w:t xml:space="preserve">A képeken szereplő szöveg detektálására a keras-ocr könyvtárat alkalmaztam, amely képes a képi szövegelemek lokalizálására és felismerésére. A keras-ocr által visszaadott szövegrészletek azonban nem garantáltan olvasási sorrendben jelennek meg, </w:t>
-      </w:r>
-      <w:r>
-        <w:lastRenderedPageBreak/>
-        <w:t>ezért a további feldolgozás érdekében ezeket először függőlegesen klasztereztem, majd az egyes sorokon belül vízszintesen rendeztem, biztosítva a természetes olvasási sorrendet.</w:t>
-      </w:r>
-      <w:r>
-        <w:rPr>
-          <w:vertAlign w:val="superscript"/>
-        </w:rPr>
-        <w:t>18</w:t>
-      </w:r>
-    </w:p>
-    <w:p>
-      <w:r>
-        <w:t>Az így kapott szöveget egy szabályalapú rendszer segítségével összevetettem az előzetesen, a 2.2.3 alfejezetben létrehozott márka- és aliaslistával. Amennyiben egyezés volt, a képet a megfelelő márkához rendeltem.</w:t>
-      </w:r>
-    </w:p>
-    <w:p>
-      <w:r>
-        <w:t>Az olyan esetek kezelésére, ahol a detektált szöveg többértelmű (pl. a „Apple” szó lehet gyümölcs vagy márkanév), egy nagy nyelvi modellt (LLM) vontam be. A Groq platformon futó LLM kontextusfüggően képes megítélni, hogy a szó valóban az adott márkára utal-e a mém szövegkörnyezetében. Ez a lépés többcímkés osztályozásként is értelmezhető, mivel egyetlen képen több márka is jelen lehet.</w:t>
-      </w:r>
-      <w:r>
-        <w:t>Az olyan esetek kezelésére, ahol a detektált szöveg többértelmű (pl. a „Apple” szó lehet gyümölcs vagy márkanév), nagy nyelvi modellt (LLM) vontam be. A Groq platformon futó LLM kontextusfüggően képes megítélni, hogy a szó valóban az adott márkára utal-e a mém szövegkörnyezetében. Ez a lépés szintén többcímkés osztályozásként értelmezhető, mivel egyetlen képen több márka is jelen lehet.</w:t>
-      </w:r>
-    </w:p>
-    <w:p/>
+      <w:bookmarkEnd w:id="16"/>
+    </w:p>
+    <w:p>
+      <w:pPr>
+        <w:rPr>
+          <w:lang w:val="en-HU"/>
+        </w:rPr>
+      </w:pPr>
+      <w:r>
+        <w:rPr>
+          <w:lang w:val="en-HU"/>
+        </w:rPr>
+        <w:t>A pipeline második fő eleme a karakterfelismerő modul, amely a képeken megjelenő szöveges tartalom</w:t>
+      </w:r>
+      <w:r>
+        <w:rPr>
+          <w:lang w:val="en-HU"/>
+        </w:rPr>
+        <w:t xml:space="preserve">, </w:t>
+      </w:r>
+      <w:r>
+        <w:rPr>
+          <w:lang w:val="en-HU"/>
+        </w:rPr>
+        <w:t>különösen a márkanevek és az azokhoz kapcsolódó kifejezések</w:t>
+      </w:r>
+      <w:r>
+        <w:rPr>
+          <w:lang w:val="en-HU"/>
+        </w:rPr>
+        <w:t xml:space="preserve"> </w:t>
+      </w:r>
+      <w:r>
+        <w:rPr>
+          <w:lang w:val="en-HU"/>
+        </w:rPr>
+        <w:t xml:space="preserve">azonosítását végzi. A szövegdetektáláshoz a </w:t>
+      </w:r>
+      <w:r>
+        <w:rPr>
+          <w:i/>
+          <w:iCs/>
+          <w:lang w:val="en-HU"/>
+        </w:rPr>
+        <w:t>keras-ocr</w:t>
+      </w:r>
+      <w:r>
+        <w:rPr>
+          <w:lang w:val="en-HU"/>
+        </w:rPr>
+        <w:t xml:space="preserve"> rendszert alkalmaztam, amely a képi szövegelemek lokalizálását és karakteralapú felismerését biztosítja. A modell által visszaadott szövegdobozok olvasási sorrendje nem garantált, ezért a további feldolgozás konzisztenciája érdekében a detektált elemeket sorstruktúrába rendeztem: először függőleges, majd a sorokon belül vízszintes igazítással.</w:t>
+      </w:r>
+    </w:p>
+    <w:p>
+      <w:pPr>
+        <w:rPr>
+          <w:lang w:val="en-HU"/>
+        </w:rPr>
+      </w:pPr>
+      <w:r>
+        <w:rPr>
+          <w:lang w:val="en-HU"/>
+        </w:rPr>
+        <w:t>Az egységesített szövegfelismerési kimenet egy szabályalapú egyezésvizsgálati folyamatba kerül, amely a 2.2.3 fejezetben bemutatott márkanév- és aliaslistával veti össze a detektált kifejezéseket. Az egyezések alapján a rendszer a megfelelő márkákhoz rendeli a képet.</w:t>
+      </w:r>
+    </w:p>
+    <w:p>
+      <w:pPr>
+        <w:rPr>
+          <w:lang w:val="en-HU"/>
+        </w:rPr>
+      </w:pPr>
+      <w:r>
+        <w:rPr>
+          <w:lang w:val="en-HU"/>
+        </w:rPr>
+        <w:t>A szöveg kontextusfüggő, többértelmű eseteinek kezelésére</w:t>
+      </w:r>
+      <w:r>
+        <w:rPr>
+          <w:lang w:val="en-HU"/>
+        </w:rPr>
+        <w:t xml:space="preserve">, </w:t>
+      </w:r>
+      <w:r>
+        <w:rPr>
+          <w:lang w:val="en-HU"/>
+        </w:rPr>
+        <w:t xml:space="preserve">például amikor egy kifejezés általános fogalomként és márkanévként is értelmezhető </w:t>
+      </w:r>
+      <w:r>
+        <w:rPr>
+          <w:lang w:val="en-HU"/>
+        </w:rPr>
+        <w:t xml:space="preserve"> </w:t>
+      </w:r>
+      <w:r>
+        <w:rPr>
+          <w:lang w:val="en-HU"/>
+        </w:rPr>
+        <w:t>egy, a Groq platformon futó nagy nyelvi modell kerül bevonásra. Az LLM a mém teljes szövegkörnyezetét figyelembe véve dönt arról, hogy a detektált szó márkahivatkozásként értelmezhető-e. Ez a megközelítés támogatja a feladat többcímkés jellegét, mivel egyetlen képhez több releváns márka is hozzárendelhető</w:t>
+      </w:r>
+      <w:r>
+        <w:t>.</w:t>
+      </w:r>
+    </w:p>
     <w:p>
       <w:pPr>
         <w:pStyle w:val="Heading1"/>
       </w:pPr>
-      <w:bookmarkStart w:id="19" w:name="_Toc216017541"/>
+      <w:bookmarkStart w:id="17" w:name="_Toc216017541"/>
       <w:r>
         <w:lastRenderedPageBreak/>
         <w:t xml:space="preserve">4. </w:t>
@@ -6494,22 +8637,31 @@
       <w:r>
         <w:t>lemzés</w:t>
       </w:r>
-      <w:bookmarkEnd w:id="19"/>
+      <w:bookmarkEnd w:id="17"/>
     </w:p>
     <w:p>
       <w:pPr>
         <w:pStyle w:val="Heading2"/>
       </w:pPr>
-      <w:bookmarkStart w:id="20" w:name="_Toc216017542"/>
+      <w:bookmarkStart w:id="18" w:name="_Toc216017542"/>
       <w:r>
         <w:t>4.1 Adatok előkészítése az elemzéshez</w:t>
       </w:r>
-      <w:bookmarkEnd w:id="20"/>
-    </w:p>
-    <w:p>
-      <w:r>
-        <w:t xml:space="preserve">A mémekhez kapcsolódó felhasználói aktivitást a Reddit-posztok </w:t>
-      </w:r>
+      <w:bookmarkEnd w:id="18"/>
+    </w:p>
+    <w:p>
+      <w:r>
+        <w:t xml:space="preserve">A mémekhez kapcsolódó felhasználói aktivitást a </w:t>
+      </w:r>
+      <w:proofErr w:type="spellStart"/>
+      <w:r>
+        <w:t>Reddit</w:t>
+      </w:r>
+      <w:proofErr w:type="spellEnd"/>
+      <w:r>
+        <w:t xml:space="preserve">-posztok </w:t>
+      </w:r>
+      <w:proofErr w:type="spellStart"/>
       <w:r>
         <w:rPr>
           <w:i/>
@@ -6517,8 +8669,69 @@
         </w:rPr>
         <w:t>score</w:t>
       </w:r>
-      <w:r>
-        <w:t xml:space="preserve"> értéke reprezentálja, amelyet az upvote–downvote különbség ad meg. Mivel a score negatív értéket is felvehet, az elemzési lépések során a negatív tartomány torzító hatásának elkerülése érdekében a változó alsó korlátját nullára vágtam. A clip(lower=0) művelet biztosítja, hogy a logaritmikus transzformáció ne eredményezzen hibát, és a kis mértékű negatív aktivitás ne befolyásolja aránytalanul a skálát. Az np.log1p(x) függvény alkalmazása — amely a log(1 + x) transzformációnak felel meg — numerikusan stabil megoldást kínál kis értékek esetén, és nem igényel előzetes típuskonverziót</w:t>
+      <w:proofErr w:type="spellEnd"/>
+      <w:r>
+        <w:t xml:space="preserve"> értéke reprezentálja, amelyet az </w:t>
+      </w:r>
+      <w:proofErr w:type="spellStart"/>
+      <w:r>
+        <w:t>upvote</w:t>
+      </w:r>
+      <w:proofErr w:type="spellEnd"/>
+      <w:r>
+        <w:t>–</w:t>
+      </w:r>
+      <w:proofErr w:type="spellStart"/>
+      <w:r>
+        <w:t>downvote</w:t>
+      </w:r>
+      <w:proofErr w:type="spellEnd"/>
+      <w:r>
+        <w:t xml:space="preserve"> különbség ad meg. Mivel a </w:t>
+      </w:r>
+      <w:proofErr w:type="spellStart"/>
+      <w:r>
+        <w:t>score</w:t>
+      </w:r>
+      <w:proofErr w:type="spellEnd"/>
+      <w:r>
+        <w:t xml:space="preserve"> negatív értéket is felvehet, az elemzési lépések során a negatív tartomány torzító hatásának elkerülése érdekében a változó alsó korlátját nullára vágtam. A </w:t>
+      </w:r>
+      <w:proofErr w:type="spellStart"/>
+      <w:r>
+        <w:t>clip</w:t>
+      </w:r>
+      <w:proofErr w:type="spellEnd"/>
+      <w:r>
+        <w:t>(</w:t>
+      </w:r>
+      <w:proofErr w:type="spellStart"/>
+      <w:r>
+        <w:t>lower</w:t>
+      </w:r>
+      <w:proofErr w:type="spellEnd"/>
+      <w:r>
+        <w:t>=0) művelet biztosítja, hogy a logaritmikus transzformáció ne eredményezzen hibát, és a kis mértékű negatív aktivitás ne befolyásolja aránytalanul a skálát. Az np.log1p(x) függvény alkalmazása</w:t>
+      </w:r>
+      <w:r>
+        <w:t xml:space="preserve"> (a</w:t>
+      </w:r>
+      <w:r>
+        <w:t xml:space="preserve">mely a </w:t>
+      </w:r>
+      <w:proofErr w:type="gramStart"/>
+      <w:r>
+        <w:t>log(</w:t>
+      </w:r>
+      <w:proofErr w:type="gramEnd"/>
+      <w:r>
+        <w:t>1 + x) transzformációnak felel meg</w:t>
+      </w:r>
+      <w:r>
+        <w:t>)</w:t>
+      </w:r>
+      <w:r>
+        <w:t xml:space="preserve"> numerikusan stabil megoldást kínál kis értékek esetén, és nem igényel előzetes típuskonverziót</w:t>
       </w:r>
       <w:r>
         <w:t>.</w:t>
@@ -6526,7 +8739,39 @@
     </w:p>
     <w:p>
       <w:r>
-        <w:t>A cikkekből származó sentiment-értékek meghatározása során kizárólag azok a mondatok kerültek elemzésbe, amelyek az adott márkanevet vagy annak valamely alternatív elnevezését tartalmazták. Ez a megközelítés biztosítja, hogy a számított sentiment valóban a vizsgált márkához kapcsolódjon, és ne befolyásolják a cikk egyéb, témától független tartalmi elemei. A márka- és aliaslista ilyen értelemben szűrőfunkciót tölt be, növelve a sentiment-elemzés pontosságát és relevanciáját.</w:t>
+        <w:t xml:space="preserve">A cikkekből származó </w:t>
+      </w:r>
+      <w:proofErr w:type="spellStart"/>
+      <w:r>
+        <w:t>sentiment</w:t>
+      </w:r>
+      <w:proofErr w:type="spellEnd"/>
+      <w:r>
+        <w:t xml:space="preserve">-értékek meghatározása során kizárólag azok a mondatok kerültek elemzésbe, amelyek az adott márkanevet vagy annak valamely alternatív elnevezését tartalmazták. Ez a megközelítés biztosítja, hogy a számított </w:t>
+      </w:r>
+      <w:proofErr w:type="spellStart"/>
+      <w:r>
+        <w:t>sentiment</w:t>
+      </w:r>
+      <w:proofErr w:type="spellEnd"/>
+      <w:r>
+        <w:t xml:space="preserve"> valóban a vizsgált márkához kapcsolódjon, és ne befolyásolják a cikk egyéb, témától független tartalmi elemei. A márka- és </w:t>
+      </w:r>
+      <w:proofErr w:type="spellStart"/>
+      <w:r>
+        <w:t>aliaslista</w:t>
+      </w:r>
+      <w:proofErr w:type="spellEnd"/>
+      <w:r>
+        <w:t xml:space="preserve"> ilyen értelemben szűrőfunkciót tölt be, növelve a </w:t>
+      </w:r>
+      <w:proofErr w:type="spellStart"/>
+      <w:r>
+        <w:t>sentiment</w:t>
+      </w:r>
+      <w:proofErr w:type="spellEnd"/>
+      <w:r>
+        <w:t>-elemzés pontosságát és relevanciáját.</w:t>
       </w:r>
     </w:p>
     <w:p>
@@ -6537,30 +8782,94 @@
         <w:t xml:space="preserve"> </w:t>
       </w:r>
       <w:r>
-        <w:t>A képekről OCR-rel kinyert szövegek sentimentjét a FinBERT modell segítségével határoztam meg, amely pénzügyi és általános kontextusban is pontos osztályozást biztosít.</w:t>
+        <w:t xml:space="preserve">A képekről OCR-rel kinyert szövegek </w:t>
+      </w:r>
+      <w:proofErr w:type="spellStart"/>
+      <w:r>
+        <w:t>sentimentjét</w:t>
+      </w:r>
+      <w:proofErr w:type="spellEnd"/>
+      <w:r>
+        <w:t xml:space="preserve"> a </w:t>
+      </w:r>
+      <w:proofErr w:type="spellStart"/>
+      <w:r>
+        <w:t>FinBERT</w:t>
+      </w:r>
+      <w:proofErr w:type="spellEnd"/>
+      <w:r>
+        <w:t xml:space="preserve"> modell segítségével határoztam meg, amely pénzügyi és általános kontextusban is pontos osztályozást biztosít.</w:t>
       </w:r>
       <w:r>
         <w:t xml:space="preserve"> </w:t>
       </w:r>
       <w:r>
-        <w:t>A vizuális tartalom érzelmi irányultságának becslésére egy CLIP-alapú zero-shot megközelítést alkalmaztam, amely a „a positive meme” és „a negative meme” promptokhoz való hasonlóság alapján rendelt sentiment-értéket a képekhez.</w:t>
+        <w:t xml:space="preserve">A vizuális tartalom érzelmi irányultságának becslésére egy CLIP-alapú </w:t>
+      </w:r>
+      <w:proofErr w:type="spellStart"/>
+      <w:r>
+        <w:t>zero-shot</w:t>
+      </w:r>
+      <w:proofErr w:type="spellEnd"/>
+      <w:r>
+        <w:t xml:space="preserve"> megközelítést alkalmaztam, amely a „a </w:t>
+      </w:r>
+      <w:proofErr w:type="spellStart"/>
+      <w:r>
+        <w:t>positive</w:t>
+      </w:r>
+      <w:proofErr w:type="spellEnd"/>
+      <w:r>
+        <w:t xml:space="preserve"> meme” és „a </w:t>
+      </w:r>
+      <w:proofErr w:type="spellStart"/>
+      <w:r>
+        <w:t>negative</w:t>
+      </w:r>
+      <w:proofErr w:type="spellEnd"/>
+      <w:r>
+        <w:t xml:space="preserve"> meme” </w:t>
+      </w:r>
+      <w:proofErr w:type="spellStart"/>
+      <w:r>
+        <w:t>promptokhoz</w:t>
+      </w:r>
+      <w:proofErr w:type="spellEnd"/>
+      <w:r>
+        <w:t xml:space="preserve"> való hasonlóság alapján rendelt </w:t>
+      </w:r>
+      <w:proofErr w:type="spellStart"/>
+      <w:r>
+        <w:t>sentiment</w:t>
+      </w:r>
+      <w:proofErr w:type="spellEnd"/>
+      <w:r>
+        <w:t>-értéket a képekhez.</w:t>
       </w:r>
       <w:r>
         <w:t xml:space="preserve"> </w:t>
       </w:r>
       <w:r>
-        <w:t>A két forrás kombinált alkalmazása lehetővé teszi, hogy a mémek verbális és vizuális aspektusai egyaránt hozzájáruljanak a végső sentiment-mutatóhoz, ami különösen indokolt egy olyan médium esetében, ahol a jelentés gyakran a kép és szöveg együtteséből áll elő.</w:t>
+        <w:t xml:space="preserve">A két forrás kombinált alkalmazása lehetővé teszi, hogy a mémek verbális és vizuális aspektusai egyaránt hozzájáruljanak a végső </w:t>
+      </w:r>
+      <w:proofErr w:type="spellStart"/>
+      <w:r>
+        <w:t>sentiment</w:t>
+      </w:r>
+      <w:proofErr w:type="spellEnd"/>
+      <w:r>
+        <w:t>-mutatóhoz, ami különösen indokolt egy olyan médium esetében, ahol a jelentés gyakran a kép és szöveg együtteséből áll elő.</w:t>
       </w:r>
     </w:p>
     <w:p>
       <w:pPr>
         <w:pStyle w:val="Heading2"/>
       </w:pPr>
-      <w:bookmarkStart w:id="21" w:name="_Toc216017543"/>
+      <w:bookmarkStart w:id="19" w:name="_Toc216017543"/>
       <w:r>
         <w:t>4.2 Leíró statisztikák és vizualizációk</w:t>
       </w:r>
-      <w:bookmarkEnd w:id="21"/>
+      <w:bookmarkEnd w:id="19"/>
     </w:p>
     <w:p>
       <w:r>
@@ -6575,10 +8884,13 @@
         <w:t>különösen jól látható a cikkek esetében, ahol az Amazon, az Apple, a Google és a Microsoft rendelkezik kiugróan magas előfordulási számmal. A mémek számának eloszlása hasonló mintázatot mutat, noha itt a különbségek valamelyest mérsékeltebbek.</w:t>
       </w:r>
       <w:r>
-        <w:t xml:space="preserve"> </w:t>
-      </w:r>
-      <w:r>
-        <w:t>Ez a szerkezet arra utal, hogy a későbbi elemzéseket a mintaszámok jelentős heterogenitása befolyásolhatja, ezért szükséges a normalizált mutatók — például az időbeli átlagok, arányos értékek vagy standardizált indexek — használata.</w:t>
+        <w:t xml:space="preserve"> Ez a szerkezet arra utal, hogy a későbbi elemzéseket a mintaszámok jelentős heterogenitása befolyásolhatja, ezért szükséges a normalizált mutatók</w:t>
+      </w:r>
+      <w:r>
+        <w:t xml:space="preserve">, </w:t>
+      </w:r>
+      <w:r>
+        <w:t>például az időbeli átlagok, arányos értékek vagy standardizált indexek használata.</w:t>
       </w:r>
     </w:p>
     <w:p>
@@ -6588,6 +8900,9 @@
         <w:jc w:val="center"/>
       </w:pPr>
       <w:r>
+        <w:rPr>
+          <w:noProof/>
+        </w:rPr>
         <w:drawing>
           <wp:inline distT="0" distB="0" distL="0" distR="0" wp14:anchorId="1B225A98" wp14:editId="2FE7BB22">
             <wp:extent cx="5400000" cy="1800000"/>
@@ -6604,7 +8919,7 @@
                     <pic:cNvPicPr/>
                   </pic:nvPicPr>
                   <pic:blipFill>
-                    <a:blip r:embed="rId14"/>
+                    <a:blip r:embed="rId12"/>
                     <a:stretch>
                       <a:fillRect/>
                     </a:stretch>
@@ -6645,9 +8960,12 @@
         <w:rPr>
           <w:noProof/>
         </w:rPr>
-        <w:t>4</w:t>
-      </w:r>
-      <w:r>
+        <w:t>3</w:t>
+      </w:r>
+      <w:r>
+        <w:rPr>
+          <w:noProof/>
+        </w:rPr>
         <w:fldChar w:fldCharType="end"/>
       </w:r>
       <w:r>
@@ -6679,7 +8997,7 @@
                     <pic:cNvPicPr/>
                   </pic:nvPicPr>
                   <pic:blipFill>
-                    <a:blip r:embed="rId15" cstate="print">
+                    <a:blip r:embed="rId13" cstate="print">
                       <a:extLst>
                         <a:ext uri="{28A0092B-C50C-407E-A947-70E740481C1C}">
                           <a14:useLocalDpi xmlns:a14="http://schemas.microsoft.com/office/drawing/2010/main" val="0"/>
@@ -6726,9 +9044,12 @@
         <w:rPr>
           <w:noProof/>
         </w:rPr>
-        <w:t>5</w:t>
-      </w:r>
-      <w:r>
+        <w:t>4</w:t>
+      </w:r>
+      <w:r>
+        <w:rPr>
+          <w:noProof/>
+        </w:rPr>
         <w:fldChar w:fldCharType="end"/>
       </w:r>
       <w:r>
@@ -6743,30 +9064,85 @@
           <w:numId w:val="0"/>
         </w:numPr>
       </w:pPr>
-      <w:bookmarkStart w:id="22" w:name="_Toc216017544"/>
-      <w:r>
-        <w:t>4.2.1 Heti memeszám és hírsentiment idődiagramok</w:t>
-      </w:r>
-      <w:bookmarkEnd w:id="22"/>
-    </w:p>
-    <w:p>
-      <w:r>
-        <w:t>A 6–7. ábrák a heti memeszám, a médiamegjelenések (NYT cikkek száma) és a hírsentiment időbeli alakulását mutatják be a tíz leggyakrabban említett márka esetében. A diagramok célja annak vizsgálata, hogy a hagyományos médiában megjelenő információk és a mémaktivitás mennyiben mozognak együtt.</w:t>
+      <w:bookmarkStart w:id="20" w:name="_Toc216017544"/>
+      <w:r>
+        <w:t xml:space="preserve">4.2.1 Heti </w:t>
+      </w:r>
+      <w:proofErr w:type="spellStart"/>
+      <w:r>
+        <w:t>memeszám</w:t>
+      </w:r>
+      <w:proofErr w:type="spellEnd"/>
+      <w:r>
+        <w:t xml:space="preserve"> és </w:t>
+      </w:r>
+      <w:proofErr w:type="spellStart"/>
+      <w:r>
+        <w:t>hírsentiment</w:t>
+      </w:r>
+      <w:proofErr w:type="spellEnd"/>
+      <w:r>
+        <w:t xml:space="preserve"> idődiagramok</w:t>
+      </w:r>
+      <w:bookmarkEnd w:id="20"/>
+    </w:p>
+    <w:p>
+      <w:r>
+        <w:t xml:space="preserve">A 6–7. ábrák a heti </w:t>
+      </w:r>
+      <w:proofErr w:type="spellStart"/>
+      <w:r>
+        <w:t>memeszám</w:t>
+      </w:r>
+      <w:proofErr w:type="spellEnd"/>
+      <w:r>
+        <w:t xml:space="preserve">, a médiamegjelenések (NYT cikkek száma) és a </w:t>
+      </w:r>
+      <w:proofErr w:type="spellStart"/>
+      <w:r>
+        <w:t>hírsentiment</w:t>
+      </w:r>
+      <w:proofErr w:type="spellEnd"/>
+      <w:r>
+        <w:t xml:space="preserve"> időbeli alakulását mutatják be a tíz leggyakrabban említett márka esetében. A diagramok célja annak vizsgálata, hogy a hagyományos médiában megjelenő információk és a mémaktivitás mennyiben mozognak együtt.</w:t>
       </w:r>
       <w:r>
         <w:t xml:space="preserve"> </w:t>
       </w:r>
       <w:r>
-        <w:t>A diagramokat a paneladatbázis heti aggregálásával és a NYT-mention, sentiment score, illetve standardizált memeszám (z-score) idősorainak összevetésével állítottam elő</w:t>
-      </w:r>
-      <w:r>
-        <w:t>,</w:t>
-      </w:r>
-      <w:r>
-        <w:t xml:space="preserve"> a simítást 4 hetes gördülő átlag biztosította.</w:t>
-      </w:r>
+        <w:t xml:space="preserve">A diagramokat a paneladatbázis heti aggregálásával és a NYT-mention, </w:t>
+      </w:r>
+      <w:proofErr w:type="spellStart"/>
+      <w:r>
+        <w:t>sentiment</w:t>
+      </w:r>
+      <w:proofErr w:type="spellEnd"/>
       <w:r>
         <w:t xml:space="preserve"> </w:t>
+      </w:r>
+      <w:proofErr w:type="spellStart"/>
+      <w:r>
+        <w:t>score</w:t>
+      </w:r>
+      <w:proofErr w:type="spellEnd"/>
+      <w:r>
+        <w:t xml:space="preserve">, illetve standardizált </w:t>
+      </w:r>
+      <w:proofErr w:type="spellStart"/>
+      <w:r>
+        <w:t>memeszám</w:t>
+      </w:r>
+      <w:proofErr w:type="spellEnd"/>
+      <w:r>
+        <w:t xml:space="preserve"> (z-</w:t>
+      </w:r>
+      <w:proofErr w:type="spellStart"/>
+      <w:r>
+        <w:t>score</w:t>
+      </w:r>
+      <w:proofErr w:type="spellEnd"/>
+      <w:r>
+        <w:t xml:space="preserve">) idősorainak összevetésével állítottam elő, a simítást 4 hetes gördülő átlag biztosította. </w:t>
       </w:r>
     </w:p>
     <w:p>
@@ -6781,7 +9157,13 @@
         <w:t>tizennyolc</w:t>
       </w:r>
       <w:r>
-        <w:t>, legnagyobb cikkszámú márkára vonatkozó idősorokat a Függelék tartalmazza (5.2).</w:t>
+        <w:t>, legnagyobb cikkszámú márkára vonatkozó idősorokat a Függelék tartalmazza (5.</w:t>
+      </w:r>
+      <w:r>
+        <w:t>3</w:t>
+      </w:r>
+      <w:r>
+        <w:t>).</w:t>
       </w:r>
     </w:p>
     <w:p>
@@ -6791,6 +9173,9 @@
         <w:jc w:val="center"/>
       </w:pPr>
       <w:r>
+        <w:rPr>
+          <w:noProof/>
+        </w:rPr>
         <w:drawing>
           <wp:inline distT="0" distB="0" distL="0" distR="0" wp14:anchorId="28968FF9" wp14:editId="5F7E0890">
             <wp:extent cx="5400000" cy="1800000"/>
@@ -6807,7 +9192,7 @@
                     <pic:cNvPicPr/>
                   </pic:nvPicPr>
                   <pic:blipFill>
-                    <a:blip r:embed="rId16"/>
+                    <a:blip r:embed="rId14"/>
                     <a:stretch>
                       <a:fillRect/>
                     </a:stretch>
@@ -6848,17 +9233,22 @@
         <w:rPr>
           <w:noProof/>
         </w:rPr>
-        <w:t>6</w:t>
-      </w:r>
-      <w:r>
+        <w:t>5</w:t>
+      </w:r>
+      <w:r>
+        <w:rPr>
+          <w:noProof/>
+        </w:rPr>
         <w:fldChar w:fldCharType="end"/>
       </w:r>
       <w:r>
         <w:t xml:space="preserve"> </w:t>
       </w:r>
+      <w:proofErr w:type="spellStart"/>
       <w:r>
         <w:t>Netlix</w:t>
       </w:r>
+      <w:proofErr w:type="spellEnd"/>
       <w:r>
         <w:t xml:space="preserve"> mém-cikk idődiagram</w:t>
       </w:r>
@@ -6870,6 +9260,9 @@
         <w:jc w:val="center"/>
       </w:pPr>
       <w:r>
+        <w:rPr>
+          <w:noProof/>
+        </w:rPr>
         <w:drawing>
           <wp:inline distT="0" distB="0" distL="0" distR="0" wp14:anchorId="2C96C006" wp14:editId="011B55DB">
             <wp:extent cx="5400000" cy="1800000"/>
@@ -6886,7 +9279,7 @@
                     <pic:cNvPicPr/>
                   </pic:nvPicPr>
                   <pic:blipFill>
-                    <a:blip r:embed="rId17"/>
+                    <a:blip r:embed="rId15"/>
                     <a:stretch>
                       <a:fillRect/>
                     </a:stretch>
@@ -6930,14 +9323,30 @@
         <w:rPr>
           <w:noProof/>
         </w:rPr>
-        <w:t>7</w:t>
-      </w:r>
-      <w:r>
+        <w:t>6</w:t>
+      </w:r>
+      <w:r>
+        <w:rPr>
+          <w:noProof/>
+        </w:rPr>
         <w:fldChar w:fldCharType="end"/>
       </w:r>
       <w:r>
-        <w:t xml:space="preserve"> Netflix mém-sentiment</w:t>
-      </w:r>
+        <w:t xml:space="preserve"> </w:t>
+      </w:r>
+      <w:proofErr w:type="spellStart"/>
+      <w:r>
+        <w:t>Netflix</w:t>
+      </w:r>
+      <w:proofErr w:type="spellEnd"/>
+      <w:r>
+        <w:t xml:space="preserve"> mém-</w:t>
+      </w:r>
+      <w:proofErr w:type="spellStart"/>
+      <w:r>
+        <w:t>sentiment</w:t>
+      </w:r>
+      <w:proofErr w:type="spellEnd"/>
       <w:r>
         <w:rPr>
           <w:noProof/>
@@ -7068,14 +9477,14 @@
           <w:numId w:val="0"/>
         </w:numPr>
       </w:pPr>
-      <w:bookmarkStart w:id="23" w:name="_Toc216017545"/>
+      <w:bookmarkStart w:id="21" w:name="_Toc216017545"/>
       <w:r>
         <w:t>4.2.2 Korrelációs mátrix</w:t>
       </w:r>
       <w:r>
         <w:t>ok</w:t>
       </w:r>
-      <w:bookmarkEnd w:id="23"/>
+      <w:bookmarkEnd w:id="21"/>
     </w:p>
     <w:p>
       <w:pPr>
@@ -7087,7 +9496,19 @@
         <w:rPr>
           <w:lang w:val="en-HU"/>
         </w:rPr>
-        <w:t>A korrelációs szerkezetet három nézetben vizsgáltam: a híralapú változók között, a mémaktivitási változók között, valamint a két domén közötti keresztkapcsolatok mentén. A főszövegben a kereszt-domén mátrix látható (7. ábra), mivel ez tartalmazza a kutatási kérdés szempontjából legfontosabb együttmozgásokat; a másik két mátrix a Függelékben található (5.3).</w:t>
+        <w:t>A korrelációs szerkezetet három nézetben vizsgáltam: a híralapú változók között, a mémaktivitási változók között, valamint a két domén közötti keresztkapcsolatok mentén. A főszövegben a kereszt-domén mátrix látható (7. ábra), mivel ez tartalmazza a kutatási kérdés szempontjából legfontosabb együttmozgásokat; a másik két mátrix a Függelékben található (5.</w:t>
+      </w:r>
+      <w:r>
+        <w:rPr>
+          <w:lang w:val="en-HU"/>
+        </w:rPr>
+        <w:t>4</w:t>
+      </w:r>
+      <w:r>
+        <w:rPr>
+          <w:lang w:val="en-HU"/>
+        </w:rPr>
+        <w:t>).</w:t>
       </w:r>
     </w:p>
     <w:p>
@@ -7127,7 +9548,19 @@
         <w:rPr>
           <w:lang w:val="en-HU"/>
         </w:rPr>
-        <w:t>A mean_meme_sentiment változó mindhárom nézetben közel zéró korrelációt mutatott minden más tényezővel. Mivel ez statisztikailag nem informatív, a későbbi oksági elemzésekből elhagyásra került (részletes indoklás: Függelék 5.4).</w:t>
+        <w:t>A mean_meme_sentiment változó mindhárom nézetben közel zéró korrelációt mutatott minden más tényezővel. Mivel ez statisztikailag nem informatív, a későbbi oksági elemzésekből elhagyásra került (részletes indoklás: Függelék 5.</w:t>
+      </w:r>
+      <w:r>
+        <w:rPr>
+          <w:lang w:val="en-HU"/>
+        </w:rPr>
+        <w:t>5</w:t>
+      </w:r>
+      <w:r>
+        <w:rPr>
+          <w:lang w:val="en-HU"/>
+        </w:rPr>
+        <w:t>).</w:t>
       </w:r>
     </w:p>
     <w:p>
@@ -7217,7 +9650,7 @@
                     <pic:cNvPicPr/>
                   </pic:nvPicPr>
                   <pic:blipFill>
-                    <a:blip r:embed="rId18"/>
+                    <a:blip r:embed="rId16"/>
                     <a:stretch>
                       <a:fillRect/>
                     </a:stretch>
@@ -7261,9 +9694,12 @@
         <w:rPr>
           <w:noProof/>
         </w:rPr>
-        <w:t>8</w:t>
-      </w:r>
-      <w:r>
+        <w:t>7</w:t>
+      </w:r>
+      <w:r>
+        <w:rPr>
+          <w:noProof/>
+        </w:rPr>
         <w:fldChar w:fldCharType="end"/>
       </w:r>
       <w:r>
@@ -7274,23 +9710,25 @@
       <w:pPr>
         <w:pStyle w:val="Heading2"/>
       </w:pPr>
-      <w:bookmarkStart w:id="24" w:name="_Toc216017546"/>
+      <w:bookmarkStart w:id="22" w:name="_Toc216017546"/>
       <w:r>
         <w:t xml:space="preserve">4.3 </w:t>
       </w:r>
       <w:r>
         <w:t>Esettanulmány (</w:t>
       </w:r>
+      <w:proofErr w:type="spellStart"/>
       <w:r>
         <w:t>Event-study</w:t>
       </w:r>
+      <w:proofErr w:type="spellEnd"/>
       <w:r>
         <w:t xml:space="preserve">) </w:t>
       </w:r>
       <w:r>
         <w:t>elemzések</w:t>
       </w:r>
-      <w:bookmarkEnd w:id="24"/>
+      <w:bookmarkEnd w:id="22"/>
     </w:p>
     <w:p>
       <w:pPr>
@@ -7300,11 +9738,11 @@
           <w:numId w:val="0"/>
         </w:numPr>
       </w:pPr>
-      <w:bookmarkStart w:id="25" w:name="_Toc216017547"/>
+      <w:bookmarkStart w:id="23" w:name="_Toc216017547"/>
       <w:r>
         <w:t>4.3.1 Eseményhetek azonosítása</w:t>
       </w:r>
-      <w:bookmarkEnd w:id="25"/>
+      <w:bookmarkEnd w:id="23"/>
       <w:r>
         <w:t xml:space="preserve"> </w:t>
       </w:r>
@@ -7362,7 +9800,7 @@
           <w:numId w:val="0"/>
         </w:numPr>
       </w:pPr>
-      <w:bookmarkStart w:id="26" w:name="_Toc216017548"/>
+      <w:bookmarkStart w:id="24" w:name="_Toc216017548"/>
       <w:r>
         <w:t xml:space="preserve">4.3.2 </w:t>
       </w:r>
@@ -7372,7 +9810,7 @@
       <w:r>
         <w:t>(CI) vizualizációk</w:t>
       </w:r>
-      <w:bookmarkEnd w:id="26"/>
+      <w:bookmarkEnd w:id="24"/>
     </w:p>
     <w:p>
       <w:pPr>
@@ -7418,23 +9856,25 @@
           <w:lang w:val="en-HU"/>
         </w:rPr>
       </w:pPr>
-      <w:bookmarkStart w:id="27" w:name="_Toc216017549"/>
+      <w:bookmarkStart w:id="25" w:name="_Toc216017549"/>
       <w:r>
         <w:rPr>
           <w:lang w:val="en-HU"/>
         </w:rPr>
         <w:t xml:space="preserve">4.3.3 </w:t>
       </w:r>
+      <w:proofErr w:type="spellStart"/>
       <w:r>
         <w:t>Event</w:t>
       </w:r>
+      <w:proofErr w:type="spellEnd"/>
       <w:r>
         <w:rPr>
           <w:lang w:val="en-HU"/>
         </w:rPr>
         <w:t xml:space="preserve"> Study görbék értelmezése</w:t>
       </w:r>
-      <w:bookmarkEnd w:id="27"/>
+      <w:bookmarkEnd w:id="25"/>
     </w:p>
     <w:p>
       <w:r>
@@ -7449,6 +9889,9 @@
         </w:rPr>
       </w:pPr>
       <w:r>
+        <w:rPr>
+          <w:noProof/>
+        </w:rPr>
         <w:drawing>
           <wp:inline distT="0" distB="0" distL="0" distR="0" wp14:anchorId="30777F23" wp14:editId="720254A0">
             <wp:extent cx="3810000" cy="2540000"/>
@@ -7462,6 +9905,288 @@
                 <pic:pic xmlns:pic="http://schemas.openxmlformats.org/drawingml/2006/picture">
                   <pic:nvPicPr>
                     <pic:cNvPr id="1041274386" name="Picture 1" descr="A graph with blue lines and white text&#10;&#10;AI-generated content may be incorrect."/>
+                    <pic:cNvPicPr/>
+                  </pic:nvPicPr>
+                  <pic:blipFill>
+                    <a:blip r:embed="rId17"/>
+                    <a:stretch>
+                      <a:fillRect/>
+                    </a:stretch>
+                  </pic:blipFill>
+                  <pic:spPr>
+                    <a:xfrm>
+                      <a:off x="0" y="0"/>
+                      <a:ext cx="3810000" cy="2540000"/>
+                    </a:xfrm>
+                    <a:prstGeom prst="rect">
+                      <a:avLst/>
+                    </a:prstGeom>
+                  </pic:spPr>
+                </pic:pic>
+              </a:graphicData>
+            </a:graphic>
+          </wp:inline>
+        </w:drawing>
+      </w:r>
+    </w:p>
+    <w:p>
+      <w:pPr>
+        <w:pStyle w:val="Caption"/>
+      </w:pPr>
+      <w:r>
+        <w:t xml:space="preserve">ábra </w:t>
+      </w:r>
+      <w:r>
+        <w:fldChar w:fldCharType="begin"/>
+      </w:r>
+      <w:r>
+        <w:instrText xml:space="preserve"> SEQ ábra \* ARABIC </w:instrText>
+      </w:r>
+      <w:r>
+        <w:fldChar w:fldCharType="separate"/>
+      </w:r>
+      <w:r>
+        <w:rPr>
+          <w:noProof/>
+        </w:rPr>
+        <w:t>8</w:t>
+      </w:r>
+      <w:r>
+        <w:rPr>
+          <w:noProof/>
+        </w:rPr>
+        <w:fldChar w:fldCharType="end"/>
+      </w:r>
+      <w:r>
+        <w:t xml:space="preserve"> Pozitív</w:t>
+      </w:r>
+      <w:r>
+        <w:t xml:space="preserve"> esemény</w:t>
+      </w:r>
+      <w:r>
+        <w:t xml:space="preserve"> körüli +- 3 hét</w:t>
+      </w:r>
+    </w:p>
+    <w:p>
+      <w:pPr>
+        <w:pStyle w:val="Caption"/>
+      </w:pPr>
+      <w:r>
+        <w:rPr>
+          <w:noProof/>
+        </w:rPr>
+        <w:lastRenderedPageBreak/>
+        <w:drawing>
+          <wp:inline distT="0" distB="0" distL="0" distR="0" wp14:anchorId="01EEFD41" wp14:editId="7DB8E98E">
+            <wp:extent cx="3810000" cy="2540000"/>
+            <wp:effectExtent l="0" t="0" r="0" b="0"/>
+            <wp:docPr id="2026882578" name="Picture 1" descr="A graph with blue lines and white text&#10;&#10;AI-generated content may be incorrect."/>
+            <wp:cNvGraphicFramePr>
+              <a:graphicFrameLocks xmlns:a="http://schemas.openxmlformats.org/drawingml/2006/main" noChangeAspect="1"/>
+            </wp:cNvGraphicFramePr>
+            <a:graphic xmlns:a="http://schemas.openxmlformats.org/drawingml/2006/main">
+              <a:graphicData uri="http://schemas.openxmlformats.org/drawingml/2006/picture">
+                <pic:pic xmlns:pic="http://schemas.openxmlformats.org/drawingml/2006/picture">
+                  <pic:nvPicPr>
+                    <pic:cNvPr id="2026882578" name="Picture 1" descr="A graph with blue lines and white text&#10;&#10;AI-generated content may be incorrect."/>
+                    <pic:cNvPicPr/>
+                  </pic:nvPicPr>
+                  <pic:blipFill>
+                    <a:blip r:embed="rId18"/>
+                    <a:stretch>
+                      <a:fillRect/>
+                    </a:stretch>
+                  </pic:blipFill>
+                  <pic:spPr>
+                    <a:xfrm>
+                      <a:off x="0" y="0"/>
+                      <a:ext cx="3810000" cy="2540000"/>
+                    </a:xfrm>
+                    <a:prstGeom prst="rect">
+                      <a:avLst/>
+                    </a:prstGeom>
+                  </pic:spPr>
+                </pic:pic>
+              </a:graphicData>
+            </a:graphic>
+          </wp:inline>
+        </w:drawing>
+      </w:r>
+    </w:p>
+    <w:p>
+      <w:pPr>
+        <w:pStyle w:val="Caption"/>
+      </w:pPr>
+      <w:r>
+        <w:t xml:space="preserve">ábra </w:t>
+      </w:r>
+      <w:r>
+        <w:fldChar w:fldCharType="begin"/>
+      </w:r>
+      <w:r>
+        <w:instrText xml:space="preserve"> SEQ ábra \* ARABIC </w:instrText>
+      </w:r>
+      <w:r>
+        <w:fldChar w:fldCharType="separate"/>
+      </w:r>
+      <w:r>
+        <w:rPr>
+          <w:noProof/>
+        </w:rPr>
+        <w:t>9</w:t>
+      </w:r>
+      <w:r>
+        <w:rPr>
+          <w:noProof/>
+        </w:rPr>
+        <w:fldChar w:fldCharType="end"/>
+      </w:r>
+      <w:r>
+        <w:t xml:space="preserve"> </w:t>
+      </w:r>
+      <w:r>
+        <w:t>Negatív</w:t>
+      </w:r>
+      <w:r>
+        <w:t xml:space="preserve"> esemény</w:t>
+      </w:r>
+      <w:r>
+        <w:t xml:space="preserve"> körüli +- 3 hét</w:t>
+      </w:r>
+    </w:p>
+    <w:p>
+      <w:pPr>
+        <w:pStyle w:val="Heading3"/>
+        <w:numPr>
+          <w:ilvl w:val="0"/>
+          <w:numId w:val="0"/>
+        </w:numPr>
+      </w:pPr>
+      <w:bookmarkStart w:id="26" w:name="_Toc216017550"/>
+      <w:r>
+        <w:t xml:space="preserve">4.3.3 Placebo benchmark és </w:t>
+      </w:r>
+      <w:proofErr w:type="spellStart"/>
+      <w:r>
+        <w:t>Event</w:t>
+      </w:r>
+      <w:proofErr w:type="spellEnd"/>
+      <w:r>
+        <w:t xml:space="preserve"> − Placebo különbség</w:t>
+      </w:r>
+      <w:bookmarkEnd w:id="26"/>
+    </w:p>
+    <w:p>
+      <w:pPr>
+        <w:ind w:firstLine="0"/>
+      </w:pPr>
+      <w:r>
+        <w:rPr>
+          <w:lang w:val="en-HU"/>
+        </w:rPr>
+        <w:t>A</w:t>
+      </w:r>
+      <w:r>
+        <w:t xml:space="preserve"> becslések érvényességének vizsgálatához placebo-alapú összehasonlítás készült. Minden valódi eseményhez kiválasztásra kerül egy olyan, ugyanahhoz a vállalathoz tartozó hét, amely legalább három héttel távolabb esik az eseménytől, és a New York Times-említések száma alapján hasonló médiakitettséget mutat. Mivel a placeboazonosítás vállalaton belül történik, a vállalatspecifikus trendek és ciklusok kontroll alatt maradnak.</w:t>
+      </w:r>
+    </w:p>
+    <w:p>
+      <w:pPr>
+        <w:ind w:firstLine="0"/>
+      </w:pPr>
+      <w:r>
+        <w:t xml:space="preserve">A placebohéthez ugyanúgy felépül az eseményablak, majd az eseményekhez és </w:t>
+      </w:r>
+      <w:proofErr w:type="spellStart"/>
+      <w:r>
+        <w:t>placebohétekhez</w:t>
+      </w:r>
+      <w:proofErr w:type="spellEnd"/>
+      <w:r>
+        <w:t xml:space="preserve"> tartozó átlagos reakciógörbék különbsége (</w:t>
+      </w:r>
+      <w:proofErr w:type="spellStart"/>
+      <w:r>
+        <w:t>Event</w:t>
+      </w:r>
+      <w:proofErr w:type="spellEnd"/>
+      <w:r>
+        <w:t xml:space="preserve"> − Placebo) kerül értékelésre. Ez a konstrukció teszi lehetővé a hírintenzitás általános hatásának leválasztását a hírtónus hirtelen, szokatlan elmozdulásához köthető sokkhatástól.</w:t>
+      </w:r>
+    </w:p>
+    <w:p>
+      <w:pPr>
+        <w:ind w:firstLine="0"/>
+      </w:pPr>
+      <w:r>
+        <w:t xml:space="preserve">A </w:t>
+      </w:r>
+      <w:proofErr w:type="spellStart"/>
+      <w:r>
+        <w:t>placebohétekből</w:t>
+      </w:r>
+      <w:proofErr w:type="spellEnd"/>
+      <w:r>
+        <w:t xml:space="preserve"> képzett eseményablakok nem mutatnak szisztematikus törést τ = 0 körül. A görbék nagyobb szórást mutatnak, a konfidenciaintervallumok szélesek, és jellemzően átfedik a nullát. Ez azt jelzi, hogy a puszta médiamegjelenési intenzitás nem vált ki eseményszerű reakciót a mémvolumenben.</w:t>
+      </w:r>
+    </w:p>
+    <w:p>
+      <w:pPr>
+        <w:ind w:firstLine="0"/>
+      </w:pPr>
+      <w:r>
+        <w:t>Ezzel szemben a tényleges eseménygörbék és a placebo-görbék különbsége a hírtónusváltozás valódi hatását ragadja meg. A negatív hírsokkok esetében a τ = 0 körüli eltérés markánsan pozitív, jól elkülönül a placebohatástól, és rendezett lecsengést mutat az utóhetekben. A pozitív események hatása kisebb amplitúdójú, de a dinamika továbbra is egyértelműen elkülönül a placebo-görbéktől.</w:t>
+      </w:r>
+    </w:p>
+    <w:p>
+      <w:pPr>
+        <w:ind w:firstLine="0"/>
+      </w:pPr>
+      <w:r>
+        <w:lastRenderedPageBreak/>
+        <w:t xml:space="preserve">A placeboelemzés tehát megerősíti, hogy a fő </w:t>
+      </w:r>
+      <w:proofErr w:type="spellStart"/>
+      <w:r>
+        <w:t>Event</w:t>
+      </w:r>
+      <w:proofErr w:type="spellEnd"/>
+      <w:r>
+        <w:t xml:space="preserve"> </w:t>
+      </w:r>
+      <w:proofErr w:type="spellStart"/>
+      <w:r>
+        <w:t>Study</w:t>
+      </w:r>
+      <w:proofErr w:type="spellEnd"/>
+      <w:r>
+        <w:t xml:space="preserve"> ábrákon megfigyelt dinamika nem vezethető vissza a médiakitettség általános változásaira. A mémaktivitás fokozódása elsősorban a hírtónus vállalaton belüli, rendkívüli elmozdulásához kapcsolódik, nem pedig a cikkvolumen ingadozásához.</w:t>
+      </w:r>
+    </w:p>
+    <w:p>
+      <w:pPr>
+        <w:keepNext/>
+        <w:ind w:firstLine="0"/>
+        <w:jc w:val="center"/>
+      </w:pPr>
+      <w:r>
+        <w:rPr>
+          <w:noProof/>
+          <w:lang w:val="en-HU"/>
+        </w:rPr>
+        <w:drawing>
+          <wp:inline distT="0" distB="0" distL="0" distR="0" wp14:anchorId="5302FAEE" wp14:editId="2D716BC4">
+            <wp:extent cx="3810000" cy="2540000"/>
+            <wp:effectExtent l="0" t="0" r="0" b="0"/>
+            <wp:docPr id="1511674719" name="Picture 1" descr="A graph with a line and a line&#10;&#10;AI-generated content may be incorrect."/>
+            <wp:cNvGraphicFramePr>
+              <a:graphicFrameLocks xmlns:a="http://schemas.openxmlformats.org/drawingml/2006/main" noChangeAspect="1"/>
+            </wp:cNvGraphicFramePr>
+            <a:graphic xmlns:a="http://schemas.openxmlformats.org/drawingml/2006/main">
+              <a:graphicData uri="http://schemas.openxmlformats.org/drawingml/2006/picture">
+                <pic:pic xmlns:pic="http://schemas.openxmlformats.org/drawingml/2006/picture">
+                  <pic:nvPicPr>
+                    <pic:cNvPr id="1511674719" name="Picture 1" descr="A graph with a line and a line&#10;&#10;AI-generated content may be incorrect."/>
                     <pic:cNvPicPr/>
                   </pic:nvPicPr>
                   <pic:blipFill>
@@ -7489,6 +10214,9 @@
     <w:p>
       <w:pPr>
         <w:pStyle w:val="Caption"/>
+        <w:rPr>
+          <w:lang w:val="en-HU"/>
+        </w:rPr>
       </w:pPr>
       <w:r>
         <w:t xml:space="preserve">ábra </w:t>
@@ -7506,236 +10234,12 @@
         <w:rPr>
           <w:noProof/>
         </w:rPr>
-        <w:t>9</w:t>
-      </w:r>
-      <w:r>
-        <w:fldChar w:fldCharType="end"/>
-      </w:r>
-      <w:r>
-        <w:t xml:space="preserve"> Pozitív</w:t>
-      </w:r>
-      <w:r>
-        <w:t xml:space="preserve"> esemény</w:t>
-      </w:r>
-      <w:r>
-        <w:t xml:space="preserve"> körüli +- 3 hét</w:t>
-      </w:r>
-    </w:p>
-    <w:p>
-      <w:pPr>
-        <w:pStyle w:val="Caption"/>
-      </w:pPr>
-      <w:r>
-        <w:lastRenderedPageBreak/>
-        <w:drawing>
-          <wp:inline distT="0" distB="0" distL="0" distR="0" wp14:anchorId="01EEFD41" wp14:editId="7DB8E98E">
-            <wp:extent cx="3810000" cy="2540000"/>
-            <wp:effectExtent l="0" t="0" r="0" b="0"/>
-            <wp:docPr id="2026882578" name="Picture 1" descr="A graph with blue lines and white text&#10;&#10;AI-generated content may be incorrect."/>
-            <wp:cNvGraphicFramePr>
-              <a:graphicFrameLocks xmlns:a="http://schemas.openxmlformats.org/drawingml/2006/main" noChangeAspect="1"/>
-            </wp:cNvGraphicFramePr>
-            <a:graphic xmlns:a="http://schemas.openxmlformats.org/drawingml/2006/main">
-              <a:graphicData uri="http://schemas.openxmlformats.org/drawingml/2006/picture">
-                <pic:pic xmlns:pic="http://schemas.openxmlformats.org/drawingml/2006/picture">
-                  <pic:nvPicPr>
-                    <pic:cNvPr id="2026882578" name="Picture 1" descr="A graph with blue lines and white text&#10;&#10;AI-generated content may be incorrect."/>
-                    <pic:cNvPicPr/>
-                  </pic:nvPicPr>
-                  <pic:blipFill>
-                    <a:blip r:embed="rId20"/>
-                    <a:stretch>
-                      <a:fillRect/>
-                    </a:stretch>
-                  </pic:blipFill>
-                  <pic:spPr>
-                    <a:xfrm>
-                      <a:off x="0" y="0"/>
-                      <a:ext cx="3810000" cy="2540000"/>
-                    </a:xfrm>
-                    <a:prstGeom prst="rect">
-                      <a:avLst/>
-                    </a:prstGeom>
-                  </pic:spPr>
-                </pic:pic>
-              </a:graphicData>
-            </a:graphic>
-          </wp:inline>
-        </w:drawing>
-      </w:r>
-    </w:p>
-    <w:p>
-      <w:pPr>
-        <w:pStyle w:val="Caption"/>
-      </w:pPr>
-      <w:r>
-        <w:t xml:space="preserve">ábra </w:t>
-      </w:r>
-      <w:r>
-        <w:fldChar w:fldCharType="begin"/>
-      </w:r>
-      <w:r>
-        <w:instrText xml:space="preserve"> SEQ ábra \* ARABIC </w:instrText>
-      </w:r>
-      <w:r>
-        <w:fldChar w:fldCharType="separate"/>
+        <w:t>10</w:t>
       </w:r>
       <w:r>
         <w:rPr>
           <w:noProof/>
         </w:rPr>
-        <w:t>10</w:t>
-      </w:r>
-      <w:r>
-        <w:fldChar w:fldCharType="end"/>
-      </w:r>
-      <w:r>
-        <w:t xml:space="preserve"> </w:t>
-      </w:r>
-      <w:r>
-        <w:t>Negatív</w:t>
-      </w:r>
-      <w:r>
-        <w:t xml:space="preserve"> esemény</w:t>
-      </w:r>
-      <w:r>
-        <w:t xml:space="preserve"> körüli +- 3 hét</w:t>
-      </w:r>
-    </w:p>
-    <w:p>
-      <w:pPr>
-        <w:pStyle w:val="Heading3"/>
-        <w:numPr>
-          <w:ilvl w:val="0"/>
-          <w:numId w:val="0"/>
-        </w:numPr>
-      </w:pPr>
-      <w:bookmarkStart w:id="28" w:name="_Toc216017550"/>
-      <w:r>
-        <w:t>4.3.3 Placebo benchmark és Event − Placebo különbség</w:t>
-      </w:r>
-      <w:bookmarkEnd w:id="28"/>
-    </w:p>
-    <w:p>
-      <w:pPr>
-        <w:ind w:firstLine="0"/>
-      </w:pPr>
-      <w:r>
-        <w:rPr>
-          <w:lang w:val="en-HU"/>
-        </w:rPr>
-        <w:t>A</w:t>
-      </w:r>
-      <w:r>
-        <w:t xml:space="preserve"> becslések érvényességének vizsgálatához placebo-alapú összehasonlítás készült. Minden valódi eseményhez kiválasztásra kerül egy olyan, ugyanahhoz a vállalathoz tartozó hét, amely legalább három héttel távolabb esik az eseménytől, és a New York Times-említések száma alapján hasonló médiakitettséget mutat. Mivel a placeboazonosítás vállalaton belül történik, a vállalatspecifikus trendek és ciklusok kontroll alatt maradnak.</w:t>
-      </w:r>
-    </w:p>
-    <w:p>
-      <w:pPr>
-        <w:ind w:firstLine="0"/>
-      </w:pPr>
-      <w:r>
-        <w:t>A placebohéthez ugyanúgy felépül az eseményablak, majd az eseményekhez és placebohétekhez tartozó átlagos reakciógörbék különbsége (Event − Placebo) kerül értékelésre. Ez a konstrukció teszi lehetővé a hírintenzitás általános hatásának leválasztását a hírtónus hirtelen, szokatlan elmozdulásához köthető sokkhatástól.</w:t>
-      </w:r>
-    </w:p>
-    <w:p>
-      <w:pPr>
-        <w:ind w:firstLine="0"/>
-      </w:pPr>
-      <w:r>
-        <w:t>A placebohétekből képzett eseményablakok nem mutatnak szisztematikus törést τ = 0 körül. A görbék nagyobb szórást mutatnak, a konfidenciaintervallumok szélesek, és jellemzően átfedik a nullát. Ez azt jelzi, hogy a puszta médiamegjelenési intenzitás nem vált ki eseményszerű reakciót a mémvolumenben.</w:t>
-      </w:r>
-    </w:p>
-    <w:p>
-      <w:pPr>
-        <w:ind w:firstLine="0"/>
-      </w:pPr>
-      <w:r>
-        <w:t>Ezzel szemben a tényleges eseménygörbék és a placebo-görbék különbsége a hírtónusváltozás valódi hatását ragadja meg. A negatív hírsokkok esetében a τ = 0 körüli eltérés markánsan pozitív, jól elkülönül a placebohatástól, és rendezett lecsengést mutat az utóhetekben. A pozitív események hatása kisebb amplitúdójú, de a dinamika továbbra is egyértelműen elkülönül a placebo-görbéktől.</w:t>
-      </w:r>
-    </w:p>
-    <w:p>
-      <w:pPr>
-        <w:ind w:firstLine="0"/>
-      </w:pPr>
-      <w:r>
-        <w:lastRenderedPageBreak/>
-        <w:t>A placeboelemzés tehát megerősíti, hogy a fő Event Study ábrákon megfigyelt dinamika nem vezethető vissza a médiakitettség általános változásaira. A mémaktivitás fokozódása elsősorban a hírtónus vállalaton belüli, rendkívüli elmozdulásához kapcsolódik, nem pedig a cikkvolumen ingadozásához.</w:t>
-      </w:r>
-    </w:p>
-    <w:p>
-      <w:pPr>
-        <w:keepNext/>
-        <w:ind w:firstLine="0"/>
-        <w:jc w:val="center"/>
-      </w:pPr>
-      <w:r>
-        <w:rPr>
-          <w:lang w:val="en-HU"/>
-        </w:rPr>
-        <w:drawing>
-          <wp:inline distT="0" distB="0" distL="0" distR="0" wp14:anchorId="5302FAEE" wp14:editId="2D716BC4">
-            <wp:extent cx="3810000" cy="2540000"/>
-            <wp:effectExtent l="0" t="0" r="0" b="0"/>
-            <wp:docPr id="1511674719" name="Picture 1" descr="A graph with a line and a line&#10;&#10;AI-generated content may be incorrect."/>
-            <wp:cNvGraphicFramePr>
-              <a:graphicFrameLocks xmlns:a="http://schemas.openxmlformats.org/drawingml/2006/main" noChangeAspect="1"/>
-            </wp:cNvGraphicFramePr>
-            <a:graphic xmlns:a="http://schemas.openxmlformats.org/drawingml/2006/main">
-              <a:graphicData uri="http://schemas.openxmlformats.org/drawingml/2006/picture">
-                <pic:pic xmlns:pic="http://schemas.openxmlformats.org/drawingml/2006/picture">
-                  <pic:nvPicPr>
-                    <pic:cNvPr id="1511674719" name="Picture 1" descr="A graph with a line and a line&#10;&#10;AI-generated content may be incorrect."/>
-                    <pic:cNvPicPr/>
-                  </pic:nvPicPr>
-                  <pic:blipFill>
-                    <a:blip r:embed="rId21"/>
-                    <a:stretch>
-                      <a:fillRect/>
-                    </a:stretch>
-                  </pic:blipFill>
-                  <pic:spPr>
-                    <a:xfrm>
-                      <a:off x="0" y="0"/>
-                      <a:ext cx="3810000" cy="2540000"/>
-                    </a:xfrm>
-                    <a:prstGeom prst="rect">
-                      <a:avLst/>
-                    </a:prstGeom>
-                  </pic:spPr>
-                </pic:pic>
-              </a:graphicData>
-            </a:graphic>
-          </wp:inline>
-        </w:drawing>
-      </w:r>
-    </w:p>
-    <w:p>
-      <w:pPr>
-        <w:pStyle w:val="Caption"/>
-        <w:rPr>
-          <w:lang w:val="en-HU"/>
-        </w:rPr>
-      </w:pPr>
-      <w:r>
-        <w:t xml:space="preserve">ábra </w:t>
-      </w:r>
-      <w:r>
-        <w:fldChar w:fldCharType="begin"/>
-      </w:r>
-      <w:r>
-        <w:instrText xml:space="preserve"> SEQ ábra \* ARABIC </w:instrText>
-      </w:r>
-      <w:r>
-        <w:fldChar w:fldCharType="separate"/>
-      </w:r>
-      <w:r>
-        <w:rPr>
-          <w:noProof/>
-        </w:rPr>
-        <w:t>11</w:t>
-      </w:r>
-      <w:r>
         <w:fldChar w:fldCharType="end"/>
       </w:r>
       <w:r>
@@ -7748,7 +10252,27 @@
           <w:sz w:val="24"/>
           <w:szCs w:val="24"/>
         </w:rPr>
-        <w:t>Negatív hírsokk Event–Placebo különbségfüggvénye</w:t>
+        <w:t xml:space="preserve">Negatív hírsokk </w:t>
+      </w:r>
+      <w:proofErr w:type="spellStart"/>
+      <w:r>
+        <w:rPr>
+          <w:b w:val="0"/>
+          <w:bCs w:val="0"/>
+          <w:sz w:val="24"/>
+          <w:szCs w:val="24"/>
+        </w:rPr>
+        <w:t>Event</w:t>
+      </w:r>
+      <w:proofErr w:type="spellEnd"/>
+      <w:r>
+        <w:rPr>
+          <w:b w:val="0"/>
+          <w:bCs w:val="0"/>
+          <w:sz w:val="24"/>
+          <w:szCs w:val="24"/>
+        </w:rPr>
+        <w:t>–Placebo különbségfüggvénye</w:t>
       </w:r>
       <w:r>
         <w:rPr>
@@ -7771,7 +10295,7 @@
         <w:t>5.</w:t>
       </w:r>
       <w:r>
-        <w:t>5</w:t>
+        <w:t>6</w:t>
       </w:r>
       <w:r>
         <w:t>.</w:t>
@@ -7795,7 +10319,7 @@
           <w:lang w:eastAsia="en-GB"/>
         </w:rPr>
       </w:pPr>
-      <w:bookmarkStart w:id="29" w:name="_Toc216017551"/>
+      <w:bookmarkStart w:id="27" w:name="_Toc216017551"/>
       <w:r>
         <w:rPr>
           <w:rStyle w:val="Strong"/>
@@ -7810,15 +10334,16 @@
           <w:b w:val="0"/>
           <w:bCs w:val="0"/>
         </w:rPr>
-        <w:t xml:space="preserve">Kereszt-korreláció a </w:t>
-      </w:r>
+        <w:t xml:space="preserve">Kereszt-korreláció </w:t>
+      </w:r>
+      <w:proofErr w:type="gramStart"/>
       <w:r>
         <w:rPr>
           <w:rStyle w:val="Strong"/>
           <w:b w:val="0"/>
           <w:bCs w:val="0"/>
         </w:rPr>
-        <w:t xml:space="preserve"> </w:t>
+        <w:t xml:space="preserve">a </w:t>
       </w:r>
       <w:r>
         <w:rPr>
@@ -7826,9 +10351,26 @@
           <w:b w:val="0"/>
           <w:bCs w:val="0"/>
         </w:rPr>
-        <w:t>mémvolumen és a hírsűrűség között</w:t>
-      </w:r>
-      <w:bookmarkEnd w:id="29"/>
+        <w:t xml:space="preserve"> </w:t>
+      </w:r>
+      <w:r>
+        <w:rPr>
+          <w:rStyle w:val="Strong"/>
+          <w:b w:val="0"/>
+          <w:bCs w:val="0"/>
+        </w:rPr>
+        <w:t>mémvolumen</w:t>
+      </w:r>
+      <w:proofErr w:type="gramEnd"/>
+      <w:r>
+        <w:rPr>
+          <w:rStyle w:val="Strong"/>
+          <w:b w:val="0"/>
+          <w:bCs w:val="0"/>
+        </w:rPr>
+        <w:t xml:space="preserve"> és a hírsűrűség között</w:t>
+      </w:r>
+      <w:bookmarkEnd w:id="27"/>
     </w:p>
     <w:p>
       <w:pPr>
@@ -7838,7 +10380,47 @@
         </w:rPr>
       </w:pPr>
       <w:r>
-        <w:t>A New York Times-említések és a mémaktivitás időbeli kapcsolatának feltárására keresztkorrelációs elemzés (Cross-Correlation Function, CCF) készült. A módszer célja annak megvizsgálása, hogy a hírek intenzitása és a mémvolumen normalizált (z-score) értékei között kimutatható-e olyan időbeli együttmozgás, amely a két folyamat között vezető–követő struktúrára utal. A CCF a NYT-említések különböző késleltetett értékei és a mémvolumen közötti korrelációt méri, így alkalmas a lehetséges lead–lag mintázatok feltárására.</w:t>
+        <w:t>A New York Times-említések és a mémaktivitás időbeli kapcsolatának feltárására keresztkorrelációs elemzés (</w:t>
+      </w:r>
+      <w:proofErr w:type="spellStart"/>
+      <w:r>
+        <w:t>Cross-Correlation</w:t>
+      </w:r>
+      <w:proofErr w:type="spellEnd"/>
+      <w:r>
+        <w:t xml:space="preserve"> </w:t>
+      </w:r>
+      <w:proofErr w:type="spellStart"/>
+      <w:r>
+        <w:t>Function</w:t>
+      </w:r>
+      <w:proofErr w:type="spellEnd"/>
+      <w:r>
+        <w:t>, CCF) készült. A módszer célja annak megvizsgálása, hogy a hírek intenzitása és a mémvolumen normalizált (z-</w:t>
+      </w:r>
+      <w:proofErr w:type="spellStart"/>
+      <w:r>
+        <w:t>score</w:t>
+      </w:r>
+      <w:proofErr w:type="spellEnd"/>
+      <w:r>
+        <w:t xml:space="preserve">) értékei között kimutatható-e olyan időbeli </w:t>
+      </w:r>
+      <w:proofErr w:type="spellStart"/>
+      <w:r>
+        <w:t>együttmozgás</w:t>
+      </w:r>
+      <w:proofErr w:type="spellEnd"/>
+      <w:r>
+        <w:t>, amely a két folyamat között vezető–követő struktúrára utal. A CCF a NYT-említések különböző késleltetett értékei és a mémvolumen közötti korrelációt méri, így alkalmas a lehetséges lead–</w:t>
+      </w:r>
+      <w:proofErr w:type="spellStart"/>
+      <w:r>
+        <w:t>lag</w:t>
+      </w:r>
+      <w:proofErr w:type="spellEnd"/>
+      <w:r>
+        <w:t xml:space="preserve"> mintázatok feltárására.</w:t>
       </w:r>
     </w:p>
     <w:p>
@@ -7846,7 +10428,23 @@
         <w:pStyle w:val="NormalWeb"/>
       </w:pPr>
       <w:r>
-        <w:t>Az eredmények alapján a keresztkorrelációs értékek egyik vizsgált lag esetében sem mutatnak statisztikailag vagy vizuálisan értelmezhető erős kapcsolatot. A korrelációs értékek minden késleltetésnél közel a nullához adódnak, a hozzájuk tartozó konfidenciaintervallumok pedig szélesek, ami a két változó közötti gyenge és zajos kapcsolatot jelzi. A CCF tehát nem tárt fel olyan egyértelmű mintázatot, amely alapján a hírek időben követnék a mémvolument, vagy fordítva: a nyilvánosság platformon megjelenő aktivitási hullámai előre jeleznék a későbbi médiamegjelenést.</w:t>
+        <w:t xml:space="preserve">Az eredmények alapján a keresztkorrelációs értékek egyik vizsgált </w:t>
+      </w:r>
+      <w:proofErr w:type="spellStart"/>
+      <w:r>
+        <w:t>lag</w:t>
+      </w:r>
+      <w:proofErr w:type="spellEnd"/>
+      <w:r>
+        <w:t xml:space="preserve"> esetében sem mutatnak </w:t>
+      </w:r>
+      <w:proofErr w:type="spellStart"/>
+      <w:r>
+        <w:t>statisztikailag</w:t>
+      </w:r>
+      <w:proofErr w:type="spellEnd"/>
+      <w:r>
+        <w:t xml:space="preserve"> vagy vizuálisan értelmezhető erős kapcsolatot. A korrelációs értékek minden késleltetésnél közel a nullához adódnak, a hozzájuk tartozó konfidenciaintervallumok pedig szélesek, ami a két változó közötti gyenge és zajos kapcsolatot jelzi. A CCF tehát nem tárt fel olyan egyértelmű mintázatot, amely alapján a hírek időben követnék a mémvolument, vagy fordítva: a nyilvánosság platformon megjelenő aktivitási hullámai előre jeleznék a későbbi médiamegjelenést.</w:t>
       </w:r>
     </w:p>
     <w:p>
@@ -7858,7 +10456,23 @@
       </w:pPr>
       <w:r>
         <w:lastRenderedPageBreak/>
-        <w:t xml:space="preserve">Fontos megjegyezni, hogy a keresztkorreláció a nyers időbeli együttmozgást méri, és nem kontrollál az egyes idősorok autokorrelációjára, illetve trendszerkezetére. Így előfordulhat, hogy a valódi, gyenge prediktív kapcsolat a nyers korrelációs függvényben nem jelenik meg, különösen akkor, ha az adatok zajosak vagy a hatás csak feltételes modellezés mellett észlelhető. </w:t>
+        <w:t xml:space="preserve">Fontos megjegyezni, hogy a keresztkorreláció a nyers időbeli </w:t>
+      </w:r>
+      <w:proofErr w:type="spellStart"/>
+      <w:r>
+        <w:t>együttmozgást</w:t>
+      </w:r>
+      <w:proofErr w:type="spellEnd"/>
+      <w:r>
+        <w:t xml:space="preserve"> méri, és nem kontrollál az egyes idősorok </w:t>
+      </w:r>
+      <w:proofErr w:type="spellStart"/>
+      <w:r>
+        <w:t>autokorrelációjára</w:t>
+      </w:r>
+      <w:proofErr w:type="spellEnd"/>
+      <w:r>
+        <w:t xml:space="preserve">, illetve trendszerkezetére. Így előfordulhat, hogy a valódi, gyenge prediktív kapcsolat a nyers korrelációs függvényben nem jelenik meg, különösen akkor, ha az adatok zajosak vagy a hatás csak feltételes modellezés mellett észlelhető. </w:t>
       </w:r>
       <w:r>
         <w:rPr>
@@ -7886,7 +10500,15 @@
         <w:pStyle w:val="NormalWeb"/>
       </w:pPr>
       <w:r>
-        <w:t>Ennek megfelelően a CCF nem szolgált egyértelmű bizonyítékkal sem a hírek → mémek, sem a mémek → hírek irányú dinamikára, ezért szükségessé vált az oksági viszonyok formálisabb Granger-keretben történő tesztelése.</w:t>
+        <w:t xml:space="preserve">Ennek megfelelően a CCF nem szolgált egyértelmű bizonyítékkal sem a hírek → mémek, sem a mémek → hírek irányú dinamikára, ezért szükségessé vált az oksági viszonyok formálisabb </w:t>
+      </w:r>
+      <w:proofErr w:type="spellStart"/>
+      <w:r>
+        <w:t>Granger</w:t>
+      </w:r>
+      <w:proofErr w:type="spellEnd"/>
+      <w:r>
+        <w:t>-keretben történő tesztelése.</w:t>
       </w:r>
     </w:p>
     <w:p>
@@ -7915,7 +10537,7 @@
                     <pic:cNvPicPr/>
                   </pic:nvPicPr>
                   <pic:blipFill>
-                    <a:blip r:embed="rId22">
+                    <a:blip r:embed="rId20">
                       <a:extLst>
                         <a:ext uri="{28A0092B-C50C-407E-A947-70E740481C1C}">
                           <a14:useLocalDpi xmlns:a14="http://schemas.microsoft.com/office/drawing/2010/main" val="0"/>
@@ -7962,9 +10584,12 @@
         <w:rPr>
           <w:noProof/>
         </w:rPr>
-        <w:t>12</w:t>
-      </w:r>
-      <w:r>
+        <w:t>11</w:t>
+      </w:r>
+      <w:r>
+        <w:rPr>
+          <w:noProof/>
+        </w:rPr>
         <w:fldChar w:fldCharType="end"/>
       </w:r>
     </w:p>
@@ -7972,7 +10597,7 @@
       <w:pPr>
         <w:pStyle w:val="Heading2"/>
       </w:pPr>
-      <w:bookmarkStart w:id="30" w:name="_Toc216017552"/>
+      <w:bookmarkStart w:id="28" w:name="_Toc216017552"/>
       <w:r>
         <w:rPr>
           <w:rStyle w:val="Strong"/>
@@ -7995,22 +10620,62 @@
           <w:b w:val="0"/>
           <w:bCs w:val="0"/>
         </w:rPr>
-        <w:t xml:space="preserve"> Granger-tesztek a mémvolumen és a hírsűrűség között</w:t>
-      </w:r>
-      <w:bookmarkEnd w:id="30"/>
+        <w:t xml:space="preserve"> </w:t>
+      </w:r>
+      <w:proofErr w:type="spellStart"/>
+      <w:r>
+        <w:rPr>
+          <w:rStyle w:val="Strong"/>
+          <w:b w:val="0"/>
+          <w:bCs w:val="0"/>
+        </w:rPr>
+        <w:t>Granger</w:t>
+      </w:r>
+      <w:proofErr w:type="spellEnd"/>
+      <w:r>
+        <w:rPr>
+          <w:rStyle w:val="Strong"/>
+          <w:b w:val="0"/>
+          <w:bCs w:val="0"/>
+        </w:rPr>
+        <w:t>-tesztek a mémvolumen és a hírsűrűség között</w:t>
+      </w:r>
+      <w:bookmarkEnd w:id="28"/>
     </w:p>
     <w:p>
       <w:pPr>
         <w:pStyle w:val="NormalWeb"/>
       </w:pPr>
       <w:r>
-        <w:t xml:space="preserve">A két folyamat közötti oksági irány vizsgálatához Granger-oksági tesztek kerültek alkalmazásra. A módszer azt vizsgálja, hogy az egyik idősor múltbeli értékeinek ismerete javítja-e a másik idősor előrejelzését a saját múltjára épülő modellhez képest. Ebben az értelemben az okság nem kauzális mechanizmust, hanem </w:t>
+        <w:t xml:space="preserve">A két folyamat közötti oksági irány vizsgálatához </w:t>
+      </w:r>
+      <w:proofErr w:type="spellStart"/>
+      <w:r>
+        <w:t>Granger</w:t>
+      </w:r>
+      <w:proofErr w:type="spellEnd"/>
+      <w:r>
+        <w:t xml:space="preserve">-oksági tesztek kerültek alkalmazásra. A módszer azt vizsgálja, hogy az egyik idősor múltbeli értékeinek ismerete javítja-e a másik idősor előrejelzését a saját múltjára épülő modellhez képest. Ebben az értelemben az okság nem kauzális mechanizmust, hanem </w:t>
       </w:r>
       <w:r>
         <w:rPr>
           <w:rStyle w:val="Strong"/>
         </w:rPr>
-        <w:t>időbeli előrejelző erőt</w:t>
+        <w:t xml:space="preserve">időbeli </w:t>
+      </w:r>
+      <w:proofErr w:type="spellStart"/>
+      <w:r>
+        <w:rPr>
+          <w:rStyle w:val="Strong"/>
+        </w:rPr>
+        <w:t>előrejelző</w:t>
+      </w:r>
+      <w:proofErr w:type="spellEnd"/>
+      <w:r>
+        <w:rPr>
+          <w:rStyle w:val="Strong"/>
+        </w:rPr>
+        <w:t xml:space="preserve"> erőt</w:t>
       </w:r>
       <w:r>
         <w:t xml:space="preserve"> jelent.</w:t>
@@ -8021,33 +10686,32 @@
         <w:pStyle w:val="NormalWeb"/>
       </w:pPr>
       <w:r>
-        <w:t>A vizsgálat két irányban történt:</w:t>
+        <w:t xml:space="preserve">A vizsgálat két irányban történt: </w:t>
+      </w:r>
+    </w:p>
+    <w:p>
+      <w:pPr>
+        <w:pStyle w:val="NormalWeb"/>
+      </w:pPr>
+      <w:r>
+        <w:rPr>
+          <w:rStyle w:val="Strong"/>
+        </w:rPr>
+        <w:t>NYT-említések → mémvolumen:</w:t>
       </w:r>
       <w:r>
         <w:t xml:space="preserve"> </w:t>
       </w:r>
-    </w:p>
-    <w:p>
-      <w:pPr>
-        <w:pStyle w:val="NormalWeb"/>
-      </w:pPr>
-      <w:r>
-        <w:rPr>
-          <w:rStyle w:val="Strong"/>
-        </w:rPr>
-        <w:t>NYT-említések → mémvolumen</w:t>
-      </w:r>
-      <w:r>
-        <w:rPr>
-          <w:rStyle w:val="Strong"/>
-        </w:rPr>
-        <w:t>:</w:t>
-      </w:r>
-      <w:r>
-        <w:t xml:space="preserve"> </w:t>
-      </w:r>
-      <w:r>
-        <w:t>A tesztek egyetlen vizsgált késleltetés esetében sem mutattak 5%-os szinten szignifikáns hatást. Bár az egyhetes késleltetésnél a p-érték 0,076 körül alakul, ami gyenge kapcsolat lehetőségét vetíti előre, ez nem elegendő a nullhipotézis elutasításához. A rendelkezésre álló adatok alapján tehát nem bizonyítható, hogy a hírek intenzitása Granger-értelemben előre jelezné a későbbi mémaktivitást.</w:t>
+      <w:r>
+        <w:t xml:space="preserve">A tesztek egyetlen vizsgált késleltetés esetében sem mutattak 5%-os szinten szignifikáns hatást. Bár az egyhetes késleltetésnél a p-érték 0,076 körül alakul, ami gyenge kapcsolat lehetőségét vetíti előre, ez nem elegendő a nullhipotézis elutasításához. A rendelkezésre álló adatok alapján tehát nem bizonyítható, hogy a hírek intenzitása </w:t>
+      </w:r>
+      <w:proofErr w:type="spellStart"/>
+      <w:r>
+        <w:t>Granger</w:t>
+      </w:r>
+      <w:proofErr w:type="spellEnd"/>
+      <w:r>
+        <w:t>-értelemben előre jelezné a későbbi mémaktivitást.</w:t>
       </w:r>
     </w:p>
     <w:p>
@@ -8068,10 +10732,15 @@
         <w:t>émvolumen → NYT-említések</w:t>
       </w:r>
       <w:r>
-        <w:t xml:space="preserve">: </w:t>
-      </w:r>
-      <w:r>
-        <w:t>Ezzel szemben az egyhetes késleltetés szignifikáns (p ≈ 0,017) eredményt adott, ami arra utal, hogy a megnövekedett mémvolumen statisztikailag kimutatható módon javítja a későbbi hírsűrűség előrejelzését. A hosszabb késleltetések esetében a hatás eltűnik, ami rövid, gyorsan lecsengő dinamikára utal: a média figyelme – legalábbis a New York Times esetében – elsősorban azonnal reagál az online aktivitás felerősödésére, és a kapcsolat nem tartós.</w:t>
+        <w:t xml:space="preserve">: Ezzel szemben az egyhetes késleltetés szignifikáns (p ≈ 0,017) eredményt adott, ami arra utal, hogy a megnövekedett mémvolumen </w:t>
+      </w:r>
+      <w:proofErr w:type="spellStart"/>
+      <w:r>
+        <w:t>statisztikailag</w:t>
+      </w:r>
+      <w:proofErr w:type="spellEnd"/>
+      <w:r>
+        <w:t xml:space="preserve"> kimutatható módon javítja a későbbi hírsűrűség előrejelzését. A hosszabb késleltetések esetében a hatás eltűnik, ami rövid, gyorsan lecsengő dinamikára utal: a média figyelme – legalábbis a New York Times esetében – elsősorban azonnal reagál az online aktivitás felerősödésére, és a kapcsolat nem tartós.</w:t>
       </w:r>
     </w:p>
     <w:p>
@@ -8079,7 +10748,15 @@
         <w:pStyle w:val="NormalWeb"/>
       </w:pPr>
       <w:r>
-        <w:t>A Granger-eredmények és a CCF eredményeinek összevetése fontos következtetéshez vezet:</w:t>
+        <w:t xml:space="preserve">A </w:t>
+      </w:r>
+      <w:proofErr w:type="spellStart"/>
+      <w:r>
+        <w:t>Granger</w:t>
+      </w:r>
+      <w:proofErr w:type="spellEnd"/>
+      <w:r>
+        <w:t>-eredmények és a CCF eredményeinek összevetése fontos következtetéshez vezet:</w:t>
       </w:r>
       <w:r>
         <w:t xml:space="preserve"> </w:t>
@@ -8088,10 +10765,82 @@
         <w:rPr>
           <w:rStyle w:val="Strong"/>
         </w:rPr>
-        <w:t>bár a nyers keresztkorreláció nem mutatott egyértelmű mintázatot, a Granger-keretben, ahol az autokorreláció hatásai kontrolláltak, kimutathatóvá válik egy rövid távú, memes → NYT irányú előrejelző kapcsolat.</w:t>
-      </w:r>
-      <w:r>
-        <w:t xml:space="preserve"> Ez azt sugallja, hogy a média bizonyos esetekben reagál a platformokon zajló aktivitásra, míg fordított irányban nem található statisztikailag alátámasztható előrejelző erő.</w:t>
+        <w:t xml:space="preserve">bár a nyers keresztkorreláció nem mutatott egyértelmű mintázatot, a </w:t>
+      </w:r>
+      <w:proofErr w:type="spellStart"/>
+      <w:r>
+        <w:rPr>
+          <w:rStyle w:val="Strong"/>
+        </w:rPr>
+        <w:t>Granger</w:t>
+      </w:r>
+      <w:proofErr w:type="spellEnd"/>
+      <w:r>
+        <w:rPr>
+          <w:rStyle w:val="Strong"/>
+        </w:rPr>
+        <w:t xml:space="preserve">-keretben, ahol az </w:t>
+      </w:r>
+      <w:proofErr w:type="spellStart"/>
+      <w:r>
+        <w:rPr>
+          <w:rStyle w:val="Strong"/>
+        </w:rPr>
+        <w:t>autokorreláció</w:t>
+      </w:r>
+      <w:proofErr w:type="spellEnd"/>
+      <w:r>
+        <w:rPr>
+          <w:rStyle w:val="Strong"/>
+        </w:rPr>
+        <w:t xml:space="preserve"> hatásai kontrolláltak, kimutathatóvá válik egy rövid távú, </w:t>
+      </w:r>
+      <w:proofErr w:type="spellStart"/>
+      <w:r>
+        <w:rPr>
+          <w:rStyle w:val="Strong"/>
+        </w:rPr>
+        <w:t>memes</w:t>
+      </w:r>
+      <w:proofErr w:type="spellEnd"/>
+      <w:r>
+        <w:rPr>
+          <w:rStyle w:val="Strong"/>
+        </w:rPr>
+        <w:t xml:space="preserve"> → NYT irányú </w:t>
+      </w:r>
+      <w:proofErr w:type="spellStart"/>
+      <w:r>
+        <w:rPr>
+          <w:rStyle w:val="Strong"/>
+        </w:rPr>
+        <w:t>előrejelző</w:t>
+      </w:r>
+      <w:proofErr w:type="spellEnd"/>
+      <w:r>
+        <w:rPr>
+          <w:rStyle w:val="Strong"/>
+        </w:rPr>
+        <w:t xml:space="preserve"> kapcsolat.</w:t>
+      </w:r>
+      <w:r>
+        <w:t xml:space="preserve"> Ez azt sugallja, hogy a média bizonyos esetekben reagál a platformokon zajló aktivitásra, míg fordított irányban nem található </w:t>
+      </w:r>
+      <w:proofErr w:type="spellStart"/>
+      <w:r>
+        <w:t>statisztikailag</w:t>
+      </w:r>
+      <w:proofErr w:type="spellEnd"/>
+      <w:r>
+        <w:t xml:space="preserve"> alátámasztható </w:t>
+      </w:r>
+      <w:proofErr w:type="spellStart"/>
+      <w:r>
+        <w:t>előrejelző</w:t>
+      </w:r>
+      <w:proofErr w:type="spellEnd"/>
+      <w:r>
+        <w:t xml:space="preserve"> erő.</w:t>
       </w:r>
     </w:p>
     <w:p>
@@ -8170,14 +10919,22 @@
         <w:t xml:space="preserve"> </w:t>
       </w:r>
       <w:r>
-        <w:t>A teszt eredményei természetesen nem kauzális mechanizmust azonosítanak, hanem előrejelző struktúrát; a feltárt hatás így a média rövid távú reakciómintázataival áll összhangban, nem pedig oksági csatornákkal.</w:t>
+        <w:t xml:space="preserve">A teszt eredményei természetesen nem kauzális mechanizmust azonosítanak, hanem </w:t>
+      </w:r>
+      <w:proofErr w:type="spellStart"/>
+      <w:r>
+        <w:t>előrejelző</w:t>
+      </w:r>
+      <w:proofErr w:type="spellEnd"/>
+      <w:r>
+        <w:t xml:space="preserve"> struktúrát; a feltárt hatás így a média rövid távú reakciómintázataival áll összhangban, nem pedig oksági csatornákkal.</w:t>
       </w:r>
     </w:p>
     <w:p>
       <w:pPr>
         <w:pStyle w:val="Heading2"/>
       </w:pPr>
-      <w:bookmarkStart w:id="31" w:name="_Toc216017553"/>
+      <w:bookmarkStart w:id="29" w:name="_Toc216017553"/>
       <w:r>
         <w:t>4.</w:t>
       </w:r>
@@ -8187,7 +10944,7 @@
       <w:r>
         <w:t xml:space="preserve"> Panel regresszió (TWFE)</w:t>
       </w:r>
-      <w:bookmarkEnd w:id="31"/>
+      <w:bookmarkEnd w:id="29"/>
     </w:p>
     <w:p>
       <w:pPr>
@@ -8197,7 +10954,7 @@
           <w:numId w:val="0"/>
         </w:numPr>
       </w:pPr>
-      <w:bookmarkStart w:id="32" w:name="_Toc216017554"/>
+      <w:bookmarkStart w:id="30" w:name="_Toc216017554"/>
       <w:r>
         <w:t>4.</w:t>
       </w:r>
@@ -8207,16 +10964,64 @@
       <w:r>
         <w:t>.1 Modell specifikáció</w:t>
       </w:r>
-      <w:bookmarkEnd w:id="32"/>
-    </w:p>
-    <w:p>
-      <w:r>
-        <w:t>A panel regressziós elemzés alapját egy kétirányú fix hatásos (Two-Way Fixed Effects, TWFE) modell képezi, amely a márkák időben állandó sajátosságait, valamint az összes márkát érintő, héthez kötődő közös sokkokat különíti el. A módszer célja annak feltárása, hogy a New York Times márkaemlítései és a kapcsolódó hírsentiment milyen összefüggést mutatnak a mémaktivitás különböző mutatóival.</w:t>
-      </w:r>
-    </w:p>
-    <w:p>
-      <w:r>
-        <w:t xml:space="preserve">A modell három fő kimeneti változóval dolgozik: a log1p transzformációval normalizált heti mémvolumennel, a mémek átlagos sentimentértékével, valamint a log1p transzformált engagement-mutatóval. A fő magyarázóváltozókat az NYT-cikkek </w:t>
+      <w:bookmarkEnd w:id="30"/>
+    </w:p>
+    <w:p>
+      <w:r>
+        <w:t xml:space="preserve">A panel regressziós elemzés alapját egy </w:t>
+      </w:r>
+      <w:proofErr w:type="spellStart"/>
+      <w:r>
+        <w:t>kétirányú</w:t>
+      </w:r>
+      <w:proofErr w:type="spellEnd"/>
+      <w:r>
+        <w:t xml:space="preserve"> fix hatásos (</w:t>
+      </w:r>
+      <w:proofErr w:type="spellStart"/>
+      <w:r>
+        <w:t>Two-Way</w:t>
+      </w:r>
+      <w:proofErr w:type="spellEnd"/>
+      <w:r>
+        <w:t xml:space="preserve"> Fixed </w:t>
+      </w:r>
+      <w:proofErr w:type="spellStart"/>
+      <w:r>
+        <w:t>Effects</w:t>
+      </w:r>
+      <w:proofErr w:type="spellEnd"/>
+      <w:r>
+        <w:t xml:space="preserve">, TWFE) modell képezi, amely a márkák időben állandó sajátosságait, valamint az összes márkát érintő, héthez kötődő közös sokkokat különíti el. A módszer célja annak feltárása, hogy a New York Times márkaemlítései és a kapcsolódó </w:t>
+      </w:r>
+      <w:proofErr w:type="spellStart"/>
+      <w:r>
+        <w:t>hírsentiment</w:t>
+      </w:r>
+      <w:proofErr w:type="spellEnd"/>
+      <w:r>
+        <w:t xml:space="preserve"> milyen összefüggést mutatnak a mémaktivitás különböző mutatóival.</w:t>
+      </w:r>
+    </w:p>
+    <w:p>
+      <w:r>
+        <w:t xml:space="preserve">A modell három fő kimeneti változóval dolgozik: a log1p transzformációval normalizált heti mémvolumennel, a mémek átlagos </w:t>
+      </w:r>
+      <w:proofErr w:type="spellStart"/>
+      <w:r>
+        <w:t>sentimentértékével</w:t>
+      </w:r>
+      <w:proofErr w:type="spellEnd"/>
+      <w:r>
+        <w:t xml:space="preserve">, valamint a log1p transzformált </w:t>
+      </w:r>
+      <w:proofErr w:type="spellStart"/>
+      <w:r>
+        <w:t>engagement</w:t>
+      </w:r>
+      <w:proofErr w:type="spellEnd"/>
+      <w:r>
+        <w:t xml:space="preserve">-mutatóval. A fő magyarázóváltozókat az NYT-cikkek </w:t>
       </w:r>
       <w:r>
         <w:lastRenderedPageBreak/>
@@ -8232,27 +11037,211 @@
         <w:t xml:space="preserve">) </w:t>
       </w:r>
       <w:r>
-        <w:t>az ezekből képzett mondatszintű hírsentiment adják. A hírek időben elnyúló hatását a modell az aktuális hét mellett legfeljebb négyhetes késleltetésekkel ragadja meg (k = 0…4). A négy késleltetésből álló alapváltozat mellett három-, kettő- és egyhetes lagstruktúrával készült robusztussági variánsok is szerepelnek.</w:t>
-      </w:r>
-    </w:p>
-    <w:p>
-      <w:r>
-        <w:t>A specifikáció minden esetben tartalmazza a reddit_activity_{t−1} változót, amely az adott márkához kapcsolódó subreddit megelőző heti aktivitását méri. Ez az idősoros kontroll a platformforgalom olyan ingadozásait szűri ki, amelyek az NYT-től függetlenül is képesek befolyásolni a mémek mennyiségét vagy érzelmi tónusát. A változó késleltetett formában kerül a modellbe, elkerülve ezzel a szimultaneitás és a „bad control” típusú torzítások kialakulását.</w:t>
-      </w:r>
-    </w:p>
-    <w:p>
-      <w:r>
-        <w:t>A hírsentiment csak azokban a hetekben rendelkezik értékkel, amelyekben az adott márkáról legalább egy New York Times-cikk megjelent. A sentimentváltozó lefedettsége ezért nem teljes: a tárgyhéten a brand–hetek körülbelül 44%-ában, míg az aktuális héttel és a késleltetett értékekkel együtt vizsgált többhetes ablakban mindössze mintegy 23,5%-ában áll rendelkezésre. Ez a hiányosság azt eredményezi, hogy a sentimentre épülő specifikációk szükségszerűen kisebb és szelektált mintán becsülhetők, ami összehasonlíthatósági problémákat vetne fel, ha kizárólag ezekre támaszkodna az elemzés.</w:t>
-      </w:r>
-    </w:p>
-    <w:p>
-      <w:r>
-        <w:t>A mintaredukció torzító hatásainak elkerülése és a teljes panel információtartalmának megőrzése érdekében két modellcsalád kerül becslésre. A „mention-only” modellek az összes megfigyelt brand–hetet felhasználják, és a NYT-említések késleltetett értékei a cikkhiányt egyszerűen nullával jelzik. Ez a konstrukció lehetővé teszi, hogy a teljes mintán értékelhető legyen a médiamegjelenés ténye mint expozíció, függetlenül annak érzelmi tartalmától. A „with sentiment” modellek ezzel szemben kizárólag azokat a megfigyeléseket tartják meg, amelyekben a sentimentérték az adott lagablakon belül minden héten rendelkezésre áll, így ezek célzottan a hírek érzelmi irányultságának hatását azonosítják. A két modellcsalád párhuzamos használata biztosítja, hogy elkülöníthető legyen a médiamegjelenés puszta tényének hatása a sentiment által hordozott többletinformációtól, miközben megmarad a becslések közötti teljes körű összehasonlíthatóság.</w:t>
-      </w:r>
-    </w:p>
-    <w:p>
-      <w:r>
-        <w:t>A regressziós egyenlet a sentimentet tartalmazó teljes specifikáció esetén a következő alakban írható fel:</w:t>
+        <w:t xml:space="preserve">az ezekből képzett mondatszintű </w:t>
+      </w:r>
+      <w:proofErr w:type="spellStart"/>
+      <w:r>
+        <w:t>hírsentiment</w:t>
+      </w:r>
+      <w:proofErr w:type="spellEnd"/>
+      <w:r>
+        <w:t xml:space="preserve"> adják. A hírek időben elnyúló hatását a modell az aktuális hét mellett legfeljebb négyhetes késleltetésekkel ragadja meg (k = 0…4). A négy késleltetésből álló alapváltozat mellett három-, kettő- és egyhetes </w:t>
+      </w:r>
+      <w:proofErr w:type="spellStart"/>
+      <w:r>
+        <w:t>lagstruktúrával</w:t>
+      </w:r>
+      <w:proofErr w:type="spellEnd"/>
+      <w:r>
+        <w:t xml:space="preserve"> készült robusztussági variánsok is szerepelnek.</w:t>
+      </w:r>
+    </w:p>
+    <w:p>
+      <w:r>
+        <w:t xml:space="preserve">A specifikáció minden esetben tartalmazza a </w:t>
+      </w:r>
+      <w:proofErr w:type="spellStart"/>
+      <w:r>
+        <w:t>reddit_activity</w:t>
+      </w:r>
+      <w:proofErr w:type="spellEnd"/>
+      <w:r>
+        <w:t xml:space="preserve">_{t−1} változót, amely az adott márkához kapcsolódó </w:t>
+      </w:r>
+      <w:proofErr w:type="spellStart"/>
+      <w:r>
+        <w:t>subreddit</w:t>
+      </w:r>
+      <w:proofErr w:type="spellEnd"/>
+      <w:r>
+        <w:t xml:space="preserve"> megelőző heti aktivitását méri. Ez az idősoros kontroll a platformforgalom olyan ingadozásait szűri ki, amelyek az NYT-</w:t>
+      </w:r>
+      <w:proofErr w:type="spellStart"/>
+      <w:r>
+        <w:t>től</w:t>
+      </w:r>
+      <w:proofErr w:type="spellEnd"/>
+      <w:r>
+        <w:t xml:space="preserve"> függetlenül is képesek befolyásolni a mémek mennyiségét vagy érzelmi tónusát. A változó késleltetett formában kerül a modellbe, elkerülve ezzel a </w:t>
+      </w:r>
+      <w:proofErr w:type="spellStart"/>
+      <w:r>
+        <w:t>szimultaneitás</w:t>
+      </w:r>
+      <w:proofErr w:type="spellEnd"/>
+      <w:r>
+        <w:t xml:space="preserve"> és a „</w:t>
+      </w:r>
+      <w:proofErr w:type="spellStart"/>
+      <w:r>
+        <w:t>bad</w:t>
+      </w:r>
+      <w:proofErr w:type="spellEnd"/>
+      <w:r>
+        <w:t xml:space="preserve"> </w:t>
+      </w:r>
+      <w:proofErr w:type="spellStart"/>
+      <w:r>
+        <w:t>control</w:t>
+      </w:r>
+      <w:proofErr w:type="spellEnd"/>
+      <w:r>
+        <w:t>” típusú torzítások kialakulását.</w:t>
+      </w:r>
+    </w:p>
+    <w:p>
+      <w:r>
+        <w:t xml:space="preserve">A </w:t>
+      </w:r>
+      <w:proofErr w:type="spellStart"/>
+      <w:r>
+        <w:t>hírsentiment</w:t>
+      </w:r>
+      <w:proofErr w:type="spellEnd"/>
+      <w:r>
+        <w:t xml:space="preserve"> csak azokban a hetekben rendelkezik értékkel, amelyekben az adott márkáról legalább egy New York Times-cikk megjelent. A </w:t>
+      </w:r>
+      <w:proofErr w:type="spellStart"/>
+      <w:r>
+        <w:t>sentimentváltozó</w:t>
+      </w:r>
+      <w:proofErr w:type="spellEnd"/>
+      <w:r>
+        <w:t xml:space="preserve"> lefedettsége ezért nem teljes: a tárgyhéten a </w:t>
+      </w:r>
+      <w:proofErr w:type="spellStart"/>
+      <w:r>
+        <w:t>brand</w:t>
+      </w:r>
+      <w:proofErr w:type="spellEnd"/>
+      <w:r>
+        <w:t>–hetek körülbelül 44%-</w:t>
+      </w:r>
+      <w:proofErr w:type="spellStart"/>
+      <w:r>
+        <w:t>ában</w:t>
+      </w:r>
+      <w:proofErr w:type="spellEnd"/>
+      <w:r>
+        <w:t>, míg az aktuális héttel és a késleltetett értékekkel együtt vizsgált többhetes ablakban mindössze mintegy 23,5%-</w:t>
+      </w:r>
+      <w:proofErr w:type="spellStart"/>
+      <w:r>
+        <w:t>ában</w:t>
+      </w:r>
+      <w:proofErr w:type="spellEnd"/>
+      <w:r>
+        <w:t xml:space="preserve"> áll rendelkezésre. Ez a hiányosság azt eredményezi, hogy a </w:t>
+      </w:r>
+      <w:proofErr w:type="spellStart"/>
+      <w:r>
+        <w:t>sentimentre</w:t>
+      </w:r>
+      <w:proofErr w:type="spellEnd"/>
+      <w:r>
+        <w:t xml:space="preserve"> épülő specifikációk szükségszerűen kisebb és szelektált mintán becsülhetők, ami összehasonlíthatósági problémákat vetne fel, ha kizárólag ezekre támaszkodna az elemzés.</w:t>
+      </w:r>
+    </w:p>
+    <w:p>
+      <w:r>
+        <w:t>A mintaredukció torzító hatásainak elkerülése és a teljes panel információtartalmának megőrzése érdekében két modellcsalád kerül becslésre. A „mention-</w:t>
+      </w:r>
+      <w:proofErr w:type="spellStart"/>
+      <w:r>
+        <w:t>only</w:t>
+      </w:r>
+      <w:proofErr w:type="spellEnd"/>
+      <w:r>
+        <w:t xml:space="preserve">” modellek az összes megfigyelt </w:t>
+      </w:r>
+      <w:proofErr w:type="spellStart"/>
+      <w:r>
+        <w:t>brand</w:t>
+      </w:r>
+      <w:proofErr w:type="spellEnd"/>
+      <w:r>
+        <w:t xml:space="preserve">–hetet felhasználják, és a NYT-említések késleltetett értékei a cikkhiányt egyszerűen nullával jelzik. Ez a konstrukció lehetővé teszi, hogy a teljes mintán értékelhető legyen a médiamegjelenés </w:t>
+      </w:r>
+      <w:proofErr w:type="gramStart"/>
+      <w:r>
+        <w:t>ténye</w:t>
+      </w:r>
+      <w:proofErr w:type="gramEnd"/>
+      <w:r>
+        <w:t xml:space="preserve"> mint expozíció, függetlenül annak érzelmi tartalmától. A „</w:t>
+      </w:r>
+      <w:proofErr w:type="spellStart"/>
+      <w:r>
+        <w:t>with</w:t>
+      </w:r>
+      <w:proofErr w:type="spellEnd"/>
+      <w:r>
+        <w:t xml:space="preserve"> </w:t>
+      </w:r>
+      <w:proofErr w:type="spellStart"/>
+      <w:r>
+        <w:t>sentiment</w:t>
+      </w:r>
+      <w:proofErr w:type="spellEnd"/>
+      <w:r>
+        <w:t xml:space="preserve">” modellek ezzel szemben kizárólag azokat a megfigyeléseket tartják meg, amelyekben a </w:t>
+      </w:r>
+      <w:proofErr w:type="spellStart"/>
+      <w:r>
+        <w:t>sentimentérték</w:t>
+      </w:r>
+      <w:proofErr w:type="spellEnd"/>
+      <w:r>
+        <w:t xml:space="preserve"> az adott </w:t>
+      </w:r>
+      <w:proofErr w:type="spellStart"/>
+      <w:r>
+        <w:t>lagablakon</w:t>
+      </w:r>
+      <w:proofErr w:type="spellEnd"/>
+      <w:r>
+        <w:t xml:space="preserve"> belül minden héten rendelkezésre áll, így ezek célzottan a hírek érzelmi irányultságának hatását azonosítják. A két modellcsalád párhuzamos használata biztosítja, hogy elkülöníthető legyen a médiamegjelenés puszta tényének hatása a </w:t>
+      </w:r>
+      <w:proofErr w:type="spellStart"/>
+      <w:r>
+        <w:t>sentiment</w:t>
+      </w:r>
+      <w:proofErr w:type="spellEnd"/>
+      <w:r>
+        <w:t xml:space="preserve"> által hordozott többletinformációtól, miközben megmarad a becslések közötti teljes körű összehasonlíthatóság.</w:t>
+      </w:r>
+    </w:p>
+    <w:p>
+      <w:r>
+        <w:t xml:space="preserve">A regressziós egyenlet a </w:t>
+      </w:r>
+      <w:proofErr w:type="spellStart"/>
+      <w:r>
+        <w:t>sentimentet</w:t>
+      </w:r>
+      <w:proofErr w:type="spellEnd"/>
+      <w:r>
+        <w:t xml:space="preserve"> tartalmazó teljes specifikáció esetén a következő alakban írható fel:</w:t>
       </w:r>
     </w:p>
     <w:p>
@@ -8409,17 +11398,105 @@
           </m:sub>
         </m:sSub>
       </m:oMath>
-      <w:bookmarkStart w:id="33" w:name="_Toc332797397"/>
+      <w:bookmarkStart w:id="31" w:name="_Toc332797397"/>
       <w:r>
         <w:t xml:space="preserve"> </w:t>
       </w:r>
       <w:r>
-        <w:t>pedig a hibatagot jelöli. A mention-only specifikációban a hírsentimenthez kapcsolódó paraméterek elmaradnak.</w:t>
-      </w:r>
-    </w:p>
-    <w:p>
-      <w:r>
-        <w:t>A becslés OLS-sel történik, a fix hatások dummyként kerülnek be a modellbe. A standard hibák vállalati szinten kerülnek klaszterezésre, biztosítva a robusztusságot a márkákon belüli serial correlation és heteroszkedaszticitás mellett. A dinamikus hatások értékeléséhez a lagkoefficiensek összegére Wald-tesztek készülnek, amelyek a kumulatív késleltetett hatás szignifikanciáját vizsgálják.</w:t>
+        <w:t>pedig a hibatagot jelöli. A mention-</w:t>
+      </w:r>
+      <w:proofErr w:type="spellStart"/>
+      <w:r>
+        <w:t>only</w:t>
+      </w:r>
+      <w:proofErr w:type="spellEnd"/>
+      <w:r>
+        <w:t xml:space="preserve"> specifikációban a </w:t>
+      </w:r>
+      <w:proofErr w:type="spellStart"/>
+      <w:r>
+        <w:t>hírsentimenthez</w:t>
+      </w:r>
+      <w:proofErr w:type="spellEnd"/>
+      <w:r>
+        <w:t xml:space="preserve"> kapcsolódó paraméterek elmaradnak.</w:t>
+      </w:r>
+    </w:p>
+    <w:p>
+      <w:r>
+        <w:t>A becslés OLS-</w:t>
+      </w:r>
+      <w:proofErr w:type="spellStart"/>
+      <w:r>
+        <w:t>sel</w:t>
+      </w:r>
+      <w:proofErr w:type="spellEnd"/>
+      <w:r>
+        <w:t xml:space="preserve"> történik, a fix hatások </w:t>
+      </w:r>
+      <w:proofErr w:type="spellStart"/>
+      <w:r>
+        <w:t>dummyként</w:t>
+      </w:r>
+      <w:proofErr w:type="spellEnd"/>
+      <w:r>
+        <w:t xml:space="preserve"> kerülnek be a modellbe. A standard hibák vállalati szinten kerülnek </w:t>
+      </w:r>
+      <w:proofErr w:type="spellStart"/>
+      <w:r>
+        <w:t>klaszterezésre</w:t>
+      </w:r>
+      <w:proofErr w:type="spellEnd"/>
+      <w:r>
+        <w:t xml:space="preserve">, biztosítva a </w:t>
+      </w:r>
+      <w:proofErr w:type="spellStart"/>
+      <w:r>
+        <w:t>robusztusságot</w:t>
+      </w:r>
+      <w:proofErr w:type="spellEnd"/>
+      <w:r>
+        <w:t xml:space="preserve"> a márkákon belüli </w:t>
+      </w:r>
+      <w:proofErr w:type="spellStart"/>
+      <w:r>
+        <w:t>serial</w:t>
+      </w:r>
+      <w:proofErr w:type="spellEnd"/>
+      <w:r>
+        <w:t xml:space="preserve"> </w:t>
+      </w:r>
+      <w:proofErr w:type="spellStart"/>
+      <w:r>
+        <w:t>correlation</w:t>
+      </w:r>
+      <w:proofErr w:type="spellEnd"/>
+      <w:r>
+        <w:t xml:space="preserve"> és </w:t>
+      </w:r>
+      <w:proofErr w:type="spellStart"/>
+      <w:r>
+        <w:t>heteroszkedaszticitás</w:t>
+      </w:r>
+      <w:proofErr w:type="spellEnd"/>
+      <w:r>
+        <w:t xml:space="preserve"> mellett. A dinamikus hatások értékeléséhez a </w:t>
+      </w:r>
+      <w:proofErr w:type="spellStart"/>
+      <w:r>
+        <w:t>lagkoefficiensek</w:t>
+      </w:r>
+      <w:proofErr w:type="spellEnd"/>
+      <w:r>
+        <w:t xml:space="preserve"> összegére </w:t>
+      </w:r>
+      <w:proofErr w:type="spellStart"/>
+      <w:r>
+        <w:t>Wald</w:t>
+      </w:r>
+      <w:proofErr w:type="spellEnd"/>
+      <w:r>
+        <w:t>-tesztek készülnek, amelyek a kumulatív késleltetett hatás szignifikanciáját vizsgálják.</w:t>
       </w:r>
     </w:p>
     <w:p>
@@ -8429,14 +11506,22 @@
         </w:rPr>
       </w:pPr>
       <w:r>
-        <w:t>A becslésből származó koefficienspályák minden kimeneti változóra és minden lagablakra külön kerülnek exportálásra, és ezek szolgálnak alapul a későbbi grafikus és táblázatos eredményösszegzésekhez.</w:t>
+        <w:t xml:space="preserve">A becslésből származó koefficienspályák minden kimeneti változóra és minden </w:t>
+      </w:r>
+      <w:proofErr w:type="spellStart"/>
+      <w:r>
+        <w:t>lagablakra</w:t>
+      </w:r>
+      <w:proofErr w:type="spellEnd"/>
+      <w:r>
+        <w:t xml:space="preserve"> külön kerülnek exportálásra, és ezek szolgálnak alapul a későbbi grafikus és táblázatos eredményösszegzésekhez.</w:t>
       </w:r>
     </w:p>
     <w:p>
       <w:pPr>
         <w:pStyle w:val="Heading2"/>
       </w:pPr>
-      <w:bookmarkStart w:id="34" w:name="_Toc216017555"/>
+      <w:bookmarkStart w:id="32" w:name="_Toc216017555"/>
       <w:r>
         <w:t>4.</w:t>
       </w:r>
@@ -8446,7 +11531,7 @@
       <w:r>
         <w:t>.2 Eredmények és értelmezés</w:t>
       </w:r>
-      <w:bookmarkEnd w:id="34"/>
+      <w:bookmarkEnd w:id="32"/>
     </w:p>
     <w:p>
       <w:pPr>
@@ -8490,32 +11575,142 @@
         <w:t>A</w:t>
       </w:r>
       <w:r>
-        <w:t xml:space="preserve"> New York Times megjelenéseinek hatása mind a mémvolumenre, mind az engagementre összességében gyenge és nem szignifikáns. A mention-only specifikáció eredményei azt mutatják, hogy az azonnali hatás jellemzően negatív vagy zérus közeli, és az első két heti késleltetésnél tapasztalható mérsékelt pozitív elmozdulás sem tekinthető statisztikailag megbízhatónak a becsült hibasávok nagysága miatt. A későbbi késleltetések esetében a hatások ismét negatív irányba tolódnak, különösen a harmadik és negyedik héten, ahol a becsült koefficiensek rendre a legalacsonyabb értékeket veszik fel. Az időszerkezet így nem utal olyan dinamikára, amely a médiamegjelenések tartós vagy egyértelmű aktivitásnövelő hatását támasztaná alá, sem a mémek mennyiségét, sem az engagement intenzitását tekintve.</w:t>
-      </w:r>
-    </w:p>
-    <w:p>
-      <w:r>
-        <w:t>A sentiment bevonásával készült specifikációk eredményei e mintázatot lényegében változatlanul reprodukálják.</w:t>
-      </w:r>
-      <w:r>
-        <w:t xml:space="preserve"> (Függelék 5.6.)</w:t>
-      </w:r>
-      <w:r>
-        <w:t xml:space="preserve"> A kisebb és szelektált mintán becsült modellekben a koefficiensek nagyságrendje, iránya és időbeli lefutása szinte teljesen megegyezik a mention-only variánsokéval. A hírek érzelmi tónusa nem </w:t>
+        <w:t xml:space="preserve"> New York Times megjelenéseinek hatása mind a mémvolumenre, mind az </w:t>
+      </w:r>
+      <w:proofErr w:type="spellStart"/>
+      <w:r>
+        <w:t>engagementre</w:t>
+      </w:r>
+      <w:proofErr w:type="spellEnd"/>
+      <w:r>
+        <w:t xml:space="preserve"> összességében gyenge és nem szignifikáns. A mention-</w:t>
+      </w:r>
+      <w:proofErr w:type="spellStart"/>
+      <w:r>
+        <w:t>only</w:t>
+      </w:r>
+      <w:proofErr w:type="spellEnd"/>
+      <w:r>
+        <w:t xml:space="preserve"> specifikáció eredményei azt mutatják, hogy az azonnali hatás jellemzően negatív vagy zérus közeli, és az első két heti késleltetésnél tapasztalható mérsékelt pozitív elmozdulás sem tekinthető </w:t>
+      </w:r>
+      <w:proofErr w:type="spellStart"/>
+      <w:r>
+        <w:t>statisztikailag</w:t>
+      </w:r>
+      <w:proofErr w:type="spellEnd"/>
+      <w:r>
+        <w:t xml:space="preserve"> megbízhatónak a becsült hibasávok nagysága miatt. A későbbi késleltetések esetében a hatások ismét negatív irányba tolódnak, különösen a harmadik és negyedik héten, ahol a becsült koefficiensek rendre a legalacsonyabb értékeket veszik fel. Az időszerkezet így nem utal olyan dinamikára, amely a médiamegjelenések tartós vagy egyértelmű aktivitásnövelő hatását támasztaná alá, sem a mémek mennyiségét, sem az </w:t>
+      </w:r>
+      <w:proofErr w:type="spellStart"/>
+      <w:r>
+        <w:t>engagement</w:t>
+      </w:r>
+      <w:proofErr w:type="spellEnd"/>
+      <w:r>
+        <w:t xml:space="preserve"> intenzitását tekintve.</w:t>
+      </w:r>
+    </w:p>
+    <w:p>
+      <w:r>
+        <w:t xml:space="preserve">A </w:t>
+      </w:r>
+      <w:proofErr w:type="spellStart"/>
+      <w:r>
+        <w:t>sentiment</w:t>
+      </w:r>
+      <w:proofErr w:type="spellEnd"/>
+      <w:r>
+        <w:t xml:space="preserve"> bevonásával készült specifikációk eredményei e mintázatot lényegében változatlanul reprodukálják.</w:t>
+      </w:r>
+      <w:r>
+        <w:t xml:space="preserve"> (Függelék 5.</w:t>
+      </w:r>
+      <w:r>
+        <w:t>7</w:t>
+      </w:r>
+      <w:r>
+        <w:t>.)</w:t>
+      </w:r>
+      <w:r>
+        <w:t xml:space="preserve"> A kisebb és szelektált mintán becsült modellekben a koefficiensek nagyságrendje, iránya és időbeli lefutása szinte teljesen megegyezik a mention-</w:t>
+      </w:r>
+      <w:proofErr w:type="spellStart"/>
+      <w:r>
+        <w:t>only</w:t>
+      </w:r>
+      <w:proofErr w:type="spellEnd"/>
+      <w:r>
+        <w:t xml:space="preserve"> variánsokéval. A hírek érzelmi tónusa nem </w:t>
       </w:r>
       <w:r>
         <w:lastRenderedPageBreak/>
-        <w:t>módosítja sem a megjelenések közvetlen, sem azok elnyújtott hatását, és nem jelenik meg olyan többletinformáció, amely a mémreakciók intenzívebb vagy tartósabb változását jelezné. A sentiment idősoros szerkezete sem hoz létre új dinamikát: a koefficioenspályák nem mutatnak egyedi mintázatot, és a kumulatív késleltetett hatások Wald-tesztjei nem jelzik összegzett szignifikancia fennállását</w:t>
-      </w:r>
-    </w:p>
-    <w:p>
-      <w:r>
-        <w:t>A két modellcsalád összevetése alapján megállapítható, hogy a médiamegjelenések ténye és a cikkek érzelmi tartalma egyaránt korlátozott befolyással bír a mémaktivitás alakulására. Az NYT-említésekhez tartozó koefficiensek alacsony nagyságrendje, a hibasávok kiterjedtsége és a negatív irányba visszahajló késleltetések azt jelzik, hogy a vizsgált márka-hetek szintjén a hírek nem indukálnak következetes aktivitásnövekedést. A sentiment további bevonása sem tár fel olyan összefüggést, amely arra utalna, hogy a pozitívabb vagy negatívabb tónusú médiaanyagok érdemben módosítanák a mémvolumen vagy az engagement mintázatát.</w:t>
-      </w:r>
-    </w:p>
-    <w:p>
-      <w:r>
-        <w:t>A teljes eredménystruktúra így egy stabil következtetést támogat: a New York Times márkaemlítései a vizsgált időhorizonton nem váltanak ki markáns, reprodukálható hatást a mémek mennyiségére és azok felhasználói interakcióira. A hatások iránya és ingadozása inkább azt sugallja, hogy a médiamegjelenések a márkák mémkörnyezetében csak korlátozott szerepet töltenek be, és dinamikájuk nem illeszkedik olyan mechanizmushoz, amely a hírek közvetlen vagy érzelmi tartalmon keresztüli amplifikáló hatását valószínűsítené.</w:t>
+        <w:t xml:space="preserve">módosítja sem a megjelenések közvetlen, sem azok elnyújtott hatását, és nem jelenik meg olyan többletinformáció, amely a mémreakciók intenzívebb vagy tartósabb változását jelezné. A </w:t>
+      </w:r>
+      <w:proofErr w:type="spellStart"/>
+      <w:r>
+        <w:t>sentiment</w:t>
+      </w:r>
+      <w:proofErr w:type="spellEnd"/>
+      <w:r>
+        <w:t xml:space="preserve"> idősoros szerkezete sem hoz létre új dinamikát: a </w:t>
+      </w:r>
+      <w:proofErr w:type="spellStart"/>
+      <w:r>
+        <w:t>koefficioenspályák</w:t>
+      </w:r>
+      <w:proofErr w:type="spellEnd"/>
+      <w:r>
+        <w:t xml:space="preserve"> nem mutatnak egyedi mintázatot, és a kumulatív késleltetett hatások </w:t>
+      </w:r>
+      <w:proofErr w:type="spellStart"/>
+      <w:r>
+        <w:t>Wald</w:t>
+      </w:r>
+      <w:proofErr w:type="spellEnd"/>
+      <w:r>
+        <w:t>-tesztjei nem jelzik összegzett szignifikancia fennállását</w:t>
+      </w:r>
+    </w:p>
+    <w:p>
+      <w:r>
+        <w:t xml:space="preserve">A két modellcsalád összevetése alapján megállapítható, hogy a médiamegjelenések ténye és a cikkek érzelmi tartalma egyaránt korlátozott befolyással bír a mémaktivitás alakulására. Az NYT-említésekhez tartozó koefficiensek alacsony nagyságrendje, a hibasávok kiterjedtsége és a negatív irányba visszahajló késleltetések azt jelzik, hogy a vizsgált márka-hetek szintjén a hírek nem indukálnak következetes aktivitásnövekedést. A </w:t>
+      </w:r>
+      <w:proofErr w:type="spellStart"/>
+      <w:r>
+        <w:t>sentiment</w:t>
+      </w:r>
+      <w:proofErr w:type="spellEnd"/>
+      <w:r>
+        <w:t xml:space="preserve"> további bevonása sem tár fel olyan összefüggést, amely arra utalna, hogy a pozitívabb vagy negatívabb tónusú médiaanyagok érdemben módosítanák a </w:t>
+      </w:r>
+      <w:proofErr w:type="gramStart"/>
+      <w:r>
+        <w:t>mémvolumen</w:t>
+      </w:r>
+      <w:proofErr w:type="gramEnd"/>
+      <w:r>
+        <w:t xml:space="preserve"> vagy az </w:t>
+      </w:r>
+      <w:proofErr w:type="spellStart"/>
+      <w:r>
+        <w:t>engagement</w:t>
+      </w:r>
+      <w:proofErr w:type="spellEnd"/>
+      <w:r>
+        <w:t xml:space="preserve"> mintázatát.</w:t>
+      </w:r>
+    </w:p>
+    <w:p>
+      <w:r>
+        <w:t xml:space="preserve">A teljes eredménystruktúra így egy stabil következtetést támogat: a New York Times márkaemlítései a vizsgált időhorizonton nem váltanak ki markáns, reprodukálható hatást a mémek mennyiségére és azok felhasználói interakcióira. A hatások iránya és ingadozása inkább azt sugallja, hogy a médiamegjelenések a márkák mémkörnyezetében csak korlátozott szerepet töltenek be, és dinamikájuk nem illeszkedik olyan mechanizmushoz, amely a hírek közvetlen vagy érzelmi tartalmon keresztüli </w:t>
+      </w:r>
+      <w:proofErr w:type="spellStart"/>
+      <w:r>
+        <w:t>amplifikáló</w:t>
+      </w:r>
+      <w:proofErr w:type="spellEnd"/>
+      <w:r>
+        <w:t xml:space="preserve"> hatását valószínűsítené.</w:t>
       </w:r>
     </w:p>
     <w:p>
@@ -8525,8 +11720,11 @@
         <w:jc w:val="center"/>
       </w:pPr>
       <w:r>
+        <w:rPr>
+          <w:noProof/>
+        </w:rPr>
         <w:drawing>
-          <wp:inline distT="0" distB="0" distL="0" distR="0" wp14:anchorId="75AB5FD5" wp14:editId="5BFC8B68">
+          <wp:inline distT="0" distB="0" distL="0" distR="0" wp14:anchorId="75AB5FD5" wp14:editId="26618C8C">
             <wp:extent cx="3865829" cy="2577068"/>
             <wp:effectExtent l="0" t="0" r="0" b="1270"/>
             <wp:docPr id="755149054" name="Picture 30" descr="A graph with blue lines and numbers&#10;&#10;AI-generated content may be incorrect."/>
@@ -8541,7 +11739,7 @@
                     <pic:cNvPicPr/>
                   </pic:nvPicPr>
                   <pic:blipFill>
-                    <a:blip r:embed="rId23" cstate="print">
+                    <a:blip r:embed="rId21" cstate="print">
                       <a:extLst>
                         <a:ext uri="{28A0092B-C50C-407E-A947-70E740481C1C}">
                           <a14:useLocalDpi xmlns:a14="http://schemas.microsoft.com/office/drawing/2010/main" val="0"/>
@@ -8589,22 +11787,24 @@
         <w:rPr>
           <w:noProof/>
         </w:rPr>
-        <w:t>13</w:t>
-      </w:r>
-      <w:r>
+        <w:t>12</w:t>
+      </w:r>
+      <w:r>
+        <w:rPr>
+          <w:noProof/>
+        </w:rPr>
         <w:fldChar w:fldCharType="end"/>
       </w:r>
       <w:r>
         <w:t xml:space="preserve"> </w:t>
       </w:r>
-      <w:r>
-        <w:t xml:space="preserve">Sentimentet nélkülöző </w:t>
-      </w:r>
-      <w:r>
-        <w:t>TWFE-specifikáció</w:t>
-      </w:r>
-      <w:r>
-        <w:t xml:space="preserve"> (log1p_meme_engagement)</w:t>
+      <w:proofErr w:type="spellStart"/>
+      <w:r>
+        <w:t>Sentimentet</w:t>
+      </w:r>
+      <w:proofErr w:type="spellEnd"/>
+      <w:r>
+        <w:t xml:space="preserve"> nélkülöző TWFE-specifikáció (log1p_meme_engagement)</w:t>
       </w:r>
     </w:p>
     <w:p>
@@ -8619,7 +11819,7 @@
         </w:rPr>
         <w:lastRenderedPageBreak/>
         <w:drawing>
-          <wp:inline distT="0" distB="0" distL="0" distR="0" wp14:anchorId="67146C40" wp14:editId="2EB47516">
+          <wp:inline distT="0" distB="0" distL="0" distR="0" wp14:anchorId="67146C40" wp14:editId="2B4C3A33">
             <wp:extent cx="3865245" cy="2576678"/>
             <wp:effectExtent l="0" t="0" r="0" b="1905"/>
             <wp:docPr id="758821221" name="Picture 31" descr="A graph with blue lines and numbers&#10;&#10;AI-generated content may be incorrect."/>
@@ -8634,7 +11834,7 @@
                     <pic:cNvPicPr/>
                   </pic:nvPicPr>
                   <pic:blipFill>
-                    <a:blip r:embed="rId24" cstate="print">
+                    <a:blip r:embed="rId22" cstate="print">
                       <a:extLst>
                         <a:ext uri="{28A0092B-C50C-407E-A947-70E740481C1C}">
                           <a14:useLocalDpi xmlns:a14="http://schemas.microsoft.com/office/drawing/2010/main" val="0"/>
@@ -8682,16 +11882,24 @@
         <w:rPr>
           <w:noProof/>
         </w:rPr>
-        <w:t>14</w:t>
-      </w:r>
-      <w:r>
+        <w:t>13</w:t>
+      </w:r>
+      <w:r>
+        <w:rPr>
+          <w:noProof/>
+        </w:rPr>
         <w:fldChar w:fldCharType="end"/>
       </w:r>
       <w:r>
         <w:t xml:space="preserve"> </w:t>
       </w:r>
-      <w:r>
-        <w:t>Sentimentet nélkülöző TWFE-specifikáció (log1p_meme_engagement)</w:t>
+      <w:proofErr w:type="spellStart"/>
+      <w:r>
+        <w:t>Sentimentet</w:t>
+      </w:r>
+      <w:proofErr w:type="spellEnd"/>
+      <w:r>
+        <w:t xml:space="preserve"> nélkülöző TWFE-specifikáció (log1p_meme_engagement)</w:t>
       </w:r>
     </w:p>
     <w:p>
@@ -8703,7 +11911,7 @@
       <w:pPr>
         <w:pStyle w:val="Heading2"/>
       </w:pPr>
-      <w:bookmarkStart w:id="35" w:name="_Toc216017556"/>
+      <w:bookmarkStart w:id="33" w:name="_Toc216017556"/>
       <w:r>
         <w:t>4.</w:t>
       </w:r>
@@ -8713,7 +11921,7 @@
       <w:r>
         <w:t xml:space="preserve"> Összegzés és következtetések</w:t>
       </w:r>
-      <w:bookmarkEnd w:id="35"/>
+      <w:bookmarkEnd w:id="33"/>
     </w:p>
     <w:p>
       <w:pPr>
@@ -8774,25 +11982,21 @@
         <w:t xml:space="preserve">későbbi mémaktivitásban. </w:t>
       </w:r>
       <w:r>
-        <w:t>A keresztkorrelációs mátrixból</w:t>
-      </w:r>
-      <w:r>
-        <w:t xml:space="preserve"> pedig</w:t>
-      </w:r>
-      <w:r>
-        <w:t xml:space="preserve"> az is egyértelműen látszott, hogy a mémekből mért sentiment szinte teljes egészében </w:t>
+        <w:t xml:space="preserve">A keresztkorrelációs mátrixból pedig az is egyértelműen látszott, hogy a mémekből mért </w:t>
+      </w:r>
+      <w:proofErr w:type="spellStart"/>
+      <w:r>
+        <w:t>sentiment</w:t>
+      </w:r>
+      <w:proofErr w:type="spellEnd"/>
+      <w:r>
+        <w:t xml:space="preserve"> szinte teljes egészében </w:t>
       </w:r>
       <w:r>
         <w:rPr>
           <w:rStyle w:val="Strong"/>
         </w:rPr>
-        <w:t>zajként viselkedett</w:t>
-      </w:r>
-      <w:r>
-        <w:rPr>
-          <w:rStyle w:val="Strong"/>
-        </w:rPr>
-        <w:t xml:space="preserve">. </w:t>
+        <w:t xml:space="preserve">zajként viselkedett. </w:t>
       </w:r>
       <w:r>
         <w:rPr>
@@ -8903,7 +12107,7 @@
       <w:r>
         <w:fldChar w:fldCharType="end"/>
       </w:r>
-      <w:bookmarkEnd w:id="33"/>
+      <w:bookmarkEnd w:id="31"/>
     </w:p>
     <w:p>
       <w:pPr>
@@ -8914,13 +12118,13 @@
         </w:numPr>
         <w:ind w:left="2880"/>
       </w:pPr>
-      <w:bookmarkStart w:id="36" w:name="_Toc332797402"/>
-      <w:bookmarkStart w:id="37" w:name="_Toc216017557"/>
+      <w:bookmarkStart w:id="34" w:name="_Toc332797402"/>
+      <w:bookmarkStart w:id="35" w:name="_Toc216017557"/>
       <w:r>
         <w:t>Irodalomjegyzék</w:t>
       </w:r>
-      <w:bookmarkEnd w:id="36"/>
-      <w:bookmarkEnd w:id="37"/>
+      <w:bookmarkEnd w:id="34"/>
+      <w:bookmarkEnd w:id="35"/>
     </w:p>
     <w:p>
       <w:r>
@@ -8952,193 +12156,55 @@
       </w:r>
     </w:p>
     <w:p>
-      <w:r>
-        <w:t xml:space="preserve">A szövegbe a hivatkozásokat a </w:t>
-      </w:r>
-      <w:r>
-        <w:rPr>
-          <w:rStyle w:val="Emphasis"/>
-        </w:rPr>
-        <w:t>Kereszthivatkozás beszúrása</w:t>
-      </w:r>
-      <w:r>
-        <w:t xml:space="preserve"> (Insert cross-reference) funkcióval helyezzük el (példa egy így beszúrt hivatkozásra: </w:t>
-      </w:r>
-      <w:r>
-        <w:fldChar w:fldCharType="begin"/>
-      </w:r>
-      <w:r>
-        <w:instrText xml:space="preserve"> REF _Ref332797594 \r \h </w:instrText>
-      </w:r>
-      <w:r>
-        <w:fldChar w:fldCharType="separate"/>
-      </w:r>
-      <w:r>
-        <w:t>[1]</w:t>
-      </w:r>
-      <w:r>
-        <w:fldChar w:fldCharType="end"/>
-      </w:r>
-      <w:r>
-        <w:t>), így azok automatikusan frissülnek a hivatkozások átrendezésekor.</w:t>
-      </w:r>
-    </w:p>
-    <w:p>
       <w:pPr>
         <w:pStyle w:val="Fejezetcimszmozsnlkl"/>
       </w:pPr>
-      <w:bookmarkStart w:id="38" w:name="_Toc216017558"/>
+      <w:bookmarkStart w:id="36" w:name="_Toc216017558"/>
       <w:r>
         <w:lastRenderedPageBreak/>
         <w:t>Irodalomjegyzék</w:t>
       </w:r>
-      <w:bookmarkEnd w:id="38"/>
-    </w:p>
-    <w:p>
-      <w:pPr>
-        <w:pStyle w:val="Irodalomjegyzksor"/>
-      </w:pPr>
-      <w:bookmarkStart w:id="39" w:name="_Ref332797594"/>
-      <w:r>
-        <w:t>Levendovszky, J., Jereb, L.,</w:t>
-      </w:r>
-      <w:r>
-        <w:t xml:space="preserve"> Elek, Zs., Vesztergombi, Gy.: </w:t>
-      </w:r>
-      <w:r>
-        <w:rPr>
-          <w:rStyle w:val="Irodalomjegyzkforrs"/>
-        </w:rPr>
-        <w:t>Adaptive statistical algorithms in network reliability analysis</w:t>
-      </w:r>
-      <w:r>
-        <w:t xml:space="preserve">, </w:t>
-      </w:r>
-      <w:r>
-        <w:t>Performance Evaluation - Elsevier</w:t>
-      </w:r>
-      <w:r>
-        <w:t>, Vol. 48, 2002, pp. 225-236</w:t>
-      </w:r>
-      <w:bookmarkEnd w:id="39"/>
-    </w:p>
-    <w:p>
-      <w:pPr>
-        <w:pStyle w:val="Irodalomjegyzksor"/>
-      </w:pPr>
-      <w:r>
-        <w:t>National Istrume</w:t>
-      </w:r>
-      <w:r>
-        <w:t>nts:</w:t>
-      </w:r>
-      <w:r>
-        <w:t xml:space="preserve"> </w:t>
-      </w:r>
-      <w:r>
-        <w:rPr>
-          <w:rStyle w:val="Irodalomjegyzkforrs"/>
-        </w:rPr>
-        <w:t>LabVIEW grafik</w:t>
-      </w:r>
-      <w:r>
-        <w:rPr>
-          <w:rStyle w:val="Irodalomjegyzkforrs"/>
-        </w:rPr>
-        <w:t>us fejlesztői környezet leírása</w:t>
-      </w:r>
-      <w:r>
-        <w:t>,</w:t>
-      </w:r>
-      <w:r>
-        <w:t xml:space="preserve"> </w:t>
-      </w:r>
-      <w:hyperlink r:id="rId25" w:history="1">
-        <w:r>
-          <w:rPr>
-            <w:rStyle w:val="Hyperlink"/>
-          </w:rPr>
-          <w:t>http://www.ni.com/</w:t>
-        </w:r>
-      </w:hyperlink>
-      <w:r>
-        <w:t xml:space="preserve"> </w:t>
-      </w:r>
-      <w:r>
-        <w:t>(</w:t>
-      </w:r>
-      <w:r>
-        <w:t>2010. nov.)</w:t>
-      </w:r>
-    </w:p>
-    <w:p>
-      <w:pPr>
-        <w:pStyle w:val="Irodalomjegyzksor"/>
-      </w:pPr>
-      <w:r>
-        <w:t xml:space="preserve">Fowler, M.: </w:t>
-      </w:r>
-      <w:r>
-        <w:rPr>
-          <w:rStyle w:val="Irodalomjegyzkforrs"/>
-        </w:rPr>
-        <w:t>UML Distilled</w:t>
-      </w:r>
-      <w:r>
-        <w:t>, 3rd edition, ISBN 0-321-19368-7, Addison-Wesley, 2004</w:t>
-      </w:r>
-    </w:p>
-    <w:p>
-      <w:pPr>
-        <w:pStyle w:val="Irodalomjegyzksor"/>
-      </w:pPr>
-      <w:r>
-        <w:t xml:space="preserve">Wikipedia: </w:t>
-      </w:r>
-      <w:r>
-        <w:rPr>
-          <w:rStyle w:val="Irodalomjegyzkforrs"/>
-        </w:rPr>
-        <w:t>Evaluation strategy</w:t>
-      </w:r>
-      <w:r>
-        <w:t xml:space="preserve">, </w:t>
-      </w:r>
-      <w:hyperlink r:id="rId26" w:history="1">
-        <w:r>
-          <w:rPr>
-            <w:rStyle w:val="Hyperlink"/>
-          </w:rPr>
-          <w:t>http://en.wikipedia.org/wiki/Evaluation_strategy</w:t>
-        </w:r>
-      </w:hyperlink>
-      <w:r>
-        <w:t xml:space="preserve"> </w:t>
-      </w:r>
-      <w:r>
-        <w:t>(revision 18:11, 31 July 2012)</w:t>
-      </w:r>
+      <w:bookmarkEnd w:id="36"/>
     </w:p>
     <w:p>
       <w:pPr>
         <w:pStyle w:val="Fejezetcimszmozsnlkl"/>
       </w:pPr>
-      <w:bookmarkStart w:id="40" w:name="_Toc216017559"/>
+      <w:bookmarkStart w:id="37" w:name="_Toc216017559"/>
       <w:r>
         <w:lastRenderedPageBreak/>
         <w:t>Függelék</w:t>
       </w:r>
-      <w:bookmarkEnd w:id="40"/>
+      <w:bookmarkEnd w:id="37"/>
     </w:p>
     <w:p>
       <w:pPr>
         <w:pStyle w:val="Heading2"/>
       </w:pPr>
-      <w:bookmarkStart w:id="41" w:name="_Toc216017560"/>
-      <w:r>
-        <w:t>5.1 Márka szinonima lista</w:t>
-      </w:r>
-      <w:bookmarkEnd w:id="41"/>
+      <w:bookmarkStart w:id="38" w:name="_Toc216017560"/>
+      <w:r>
+        <w:t xml:space="preserve">5.1 Márkák </w:t>
+      </w:r>
+      <w:r>
+        <w:t>listája</w:t>
+      </w:r>
+    </w:p>
+    <w:p/>
+    <w:p/>
+    <w:p>
+      <w:pPr>
+        <w:pStyle w:val="Heading2"/>
+      </w:pPr>
+      <w:r>
+        <w:t>5.</w:t>
+      </w:r>
+      <w:r>
+        <w:t>2</w:t>
+      </w:r>
+      <w:r>
+        <w:t xml:space="preserve"> Márka szinonima lista</w:t>
+      </w:r>
+      <w:bookmarkEnd w:id="38"/>
     </w:p>
     <w:p>
       <w:pPr>
@@ -9776,6 +12842,7 @@
           <w:bCs/>
           <w:lang w:val="en-HU" w:eastAsia="en-GB"/>
         </w:rPr>
+        <w:lastRenderedPageBreak/>
         <w:t>Ford</w:t>
       </w:r>
       <w:r>
@@ -9905,7 +12972,6 @@
           <w:bCs/>
           <w:lang w:val="en-HU" w:eastAsia="en-GB"/>
         </w:rPr>
-        <w:lastRenderedPageBreak/>
         <w:t>Hennessy</w:t>
       </w:r>
       <w:r>
@@ -10521,6 +13587,7 @@
           <w:bCs/>
           <w:lang w:val="en-HU" w:eastAsia="en-GB"/>
         </w:rPr>
+        <w:lastRenderedPageBreak/>
         <w:t>Nestlé</w:t>
       </w:r>
       <w:r>
@@ -10623,7 +13690,6 @@
           <w:bCs/>
           <w:lang w:val="en-HU" w:eastAsia="en-GB"/>
         </w:rPr>
-        <w:lastRenderedPageBreak/>
         <w:t>Nissan</w:t>
       </w:r>
       <w:r>
@@ -11189,17 +14255,34 @@
       <w:pPr>
         <w:pStyle w:val="Heading2"/>
       </w:pPr>
-      <w:bookmarkStart w:id="42" w:name="_Toc216017561"/>
-      <w:r>
-        <w:t>5.2</w:t>
-      </w:r>
-      <w:r>
-        <w:t xml:space="preserve"> </w:t>
-      </w:r>
-      <w:r>
-        <w:t>Heti memeszám és hírsentiment idődiagramok</w:t>
-      </w:r>
-      <w:bookmarkEnd w:id="42"/>
+      <w:bookmarkStart w:id="39" w:name="_Toc216017561"/>
+      <w:r>
+        <w:lastRenderedPageBreak/>
+        <w:t>5.</w:t>
+      </w:r>
+      <w:r>
+        <w:t xml:space="preserve">3 </w:t>
+      </w:r>
+      <w:r>
+        <w:t xml:space="preserve">Heti </w:t>
+      </w:r>
+      <w:proofErr w:type="spellStart"/>
+      <w:r>
+        <w:t>memeszám</w:t>
+      </w:r>
+      <w:proofErr w:type="spellEnd"/>
+      <w:r>
+        <w:t xml:space="preserve"> és </w:t>
+      </w:r>
+      <w:proofErr w:type="spellStart"/>
+      <w:r>
+        <w:t>hírsentiment</w:t>
+      </w:r>
+      <w:proofErr w:type="spellEnd"/>
+      <w:r>
+        <w:t xml:space="preserve"> idődiagramok</w:t>
+      </w:r>
+      <w:bookmarkEnd w:id="39"/>
     </w:p>
     <w:p>
       <w:pPr>
@@ -11212,7 +14295,7 @@
           <w:noProof/>
         </w:rPr>
         <w:drawing>
-          <wp:inline distT="0" distB="0" distL="0" distR="0" wp14:anchorId="4172DE6B" wp14:editId="44F79F41">
+          <wp:inline distT="0" distB="0" distL="0" distR="0" wp14:anchorId="4172DE6B" wp14:editId="3F333A31">
             <wp:extent cx="3601149" cy="1400400"/>
             <wp:effectExtent l="0" t="0" r="5715" b="0"/>
             <wp:docPr id="108407479" name="Picture 23" descr="A graph of a graph of a graph&#10;&#10;AI-generated content may be incorrect."/>
@@ -11227,7 +14310,7 @@
                     <pic:cNvPicPr/>
                   </pic:nvPicPr>
                   <pic:blipFill>
-                    <a:blip r:embed="rId27" cstate="print">
+                    <a:blip r:embed="rId23" cstate="print">
                       <a:extLst>
                         <a:ext uri="{28A0092B-C50C-407E-A947-70E740481C1C}">
                           <a14:useLocalDpi xmlns:a14="http://schemas.microsoft.com/office/drawing/2010/main" val="0"/>
@@ -11277,6 +14360,9 @@
         <w:t>1</w:t>
       </w:r>
       <w:r>
+        <w:rPr>
+          <w:noProof/>
+        </w:rPr>
         <w:fldChar w:fldCharType="end"/>
       </w:r>
       <w:r>
@@ -11293,9 +14379,8 @@
         <w:rPr>
           <w:noProof/>
         </w:rPr>
-        <w:lastRenderedPageBreak/>
         <w:drawing>
-          <wp:inline distT="0" distB="0" distL="0" distR="0" wp14:anchorId="0D2B73B9" wp14:editId="5FC934B3">
+          <wp:inline distT="0" distB="0" distL="0" distR="0" wp14:anchorId="0D2B73B9" wp14:editId="4138E843">
             <wp:extent cx="3600000" cy="1399953"/>
             <wp:effectExtent l="0" t="0" r="0" b="0"/>
             <wp:docPr id="1446051674" name="Picture 24" descr="A graph with red and blue lines&#10;&#10;AI-generated content may be incorrect."/>
@@ -11307,6 +14392,347 @@
                 <pic:pic xmlns:pic="http://schemas.openxmlformats.org/drawingml/2006/picture">
                   <pic:nvPicPr>
                     <pic:cNvPr id="1446051674" name="Picture 24" descr="A graph with red and blue lines&#10;&#10;AI-generated content may be incorrect."/>
+                    <pic:cNvPicPr/>
+                  </pic:nvPicPr>
+                  <pic:blipFill>
+                    <a:blip r:embed="rId24" cstate="print">
+                      <a:extLst>
+                        <a:ext uri="{28A0092B-C50C-407E-A947-70E740481C1C}">
+                          <a14:useLocalDpi xmlns:a14="http://schemas.microsoft.com/office/drawing/2010/main" val="0"/>
+                        </a:ext>
+                      </a:extLst>
+                    </a:blip>
+                    <a:stretch>
+                      <a:fillRect/>
+                    </a:stretch>
+                  </pic:blipFill>
+                  <pic:spPr>
+                    <a:xfrm>
+                      <a:off x="0" y="0"/>
+                      <a:ext cx="3600000" cy="1399953"/>
+                    </a:xfrm>
+                    <a:prstGeom prst="rect">
+                      <a:avLst/>
+                    </a:prstGeom>
+                  </pic:spPr>
+                </pic:pic>
+              </a:graphicData>
+            </a:graphic>
+          </wp:inline>
+        </w:drawing>
+      </w:r>
+    </w:p>
+    <w:p>
+      <w:pPr>
+        <w:pStyle w:val="Caption"/>
+      </w:pPr>
+      <w:r>
+        <w:t xml:space="preserve">Függelék ábra </w:t>
+      </w:r>
+      <w:r>
+        <w:fldChar w:fldCharType="begin"/>
+      </w:r>
+      <w:r>
+        <w:instrText xml:space="preserve"> SEQ Függelék_ábra \* ARABIC </w:instrText>
+      </w:r>
+      <w:r>
+        <w:fldChar w:fldCharType="separate"/>
+      </w:r>
+      <w:r>
+        <w:rPr>
+          <w:noProof/>
+        </w:rPr>
+        <w:t>2</w:t>
+      </w:r>
+      <w:r>
+        <w:rPr>
+          <w:noProof/>
+        </w:rPr>
+        <w:fldChar w:fldCharType="end"/>
+      </w:r>
+      <w:r>
+        <w:t xml:space="preserve"> Apple mém-cikk idődiagram</w:t>
+      </w:r>
+    </w:p>
+    <w:p>
+      <w:pPr>
+        <w:keepNext/>
+        <w:ind w:firstLine="0"/>
+        <w:jc w:val="center"/>
+      </w:pPr>
+      <w:r>
+        <w:rPr>
+          <w:noProof/>
+        </w:rPr>
+        <w:drawing>
+          <wp:inline distT="0" distB="0" distL="0" distR="0" wp14:anchorId="547D6F6E" wp14:editId="6A079DAD">
+            <wp:extent cx="3600000" cy="1399953"/>
+            <wp:effectExtent l="0" t="0" r="0" b="0"/>
+            <wp:docPr id="1820479288" name="Picture 25" descr="A graph of a graph showing the difference between a line and a line&#10;&#10;AI-generated content may be incorrect."/>
+            <wp:cNvGraphicFramePr>
+              <a:graphicFrameLocks xmlns:a="http://schemas.openxmlformats.org/drawingml/2006/main" noChangeAspect="1"/>
+            </wp:cNvGraphicFramePr>
+            <a:graphic xmlns:a="http://schemas.openxmlformats.org/drawingml/2006/main">
+              <a:graphicData uri="http://schemas.openxmlformats.org/drawingml/2006/picture">
+                <pic:pic xmlns:pic="http://schemas.openxmlformats.org/drawingml/2006/picture">
+                  <pic:nvPicPr>
+                    <pic:cNvPr id="1820479288" name="Picture 25" descr="A graph of a graph showing the difference between a line and a line&#10;&#10;AI-generated content may be incorrect."/>
+                    <pic:cNvPicPr/>
+                  </pic:nvPicPr>
+                  <pic:blipFill>
+                    <a:blip r:embed="rId25" cstate="print">
+                      <a:extLst>
+                        <a:ext uri="{28A0092B-C50C-407E-A947-70E740481C1C}">
+                          <a14:useLocalDpi xmlns:a14="http://schemas.microsoft.com/office/drawing/2010/main" val="0"/>
+                        </a:ext>
+                      </a:extLst>
+                    </a:blip>
+                    <a:stretch>
+                      <a:fillRect/>
+                    </a:stretch>
+                  </pic:blipFill>
+                  <pic:spPr>
+                    <a:xfrm>
+                      <a:off x="0" y="0"/>
+                      <a:ext cx="3600000" cy="1399953"/>
+                    </a:xfrm>
+                    <a:prstGeom prst="rect">
+                      <a:avLst/>
+                    </a:prstGeom>
+                  </pic:spPr>
+                </pic:pic>
+              </a:graphicData>
+            </a:graphic>
+          </wp:inline>
+        </w:drawing>
+      </w:r>
+    </w:p>
+    <w:p>
+      <w:pPr>
+        <w:pStyle w:val="Caption"/>
+      </w:pPr>
+      <w:r>
+        <w:t xml:space="preserve">Függelék ábra </w:t>
+      </w:r>
+      <w:r>
+        <w:fldChar w:fldCharType="begin"/>
+      </w:r>
+      <w:r>
+        <w:instrText xml:space="preserve"> SEQ Függelék_ábra \* ARABIC </w:instrText>
+      </w:r>
+      <w:r>
+        <w:fldChar w:fldCharType="separate"/>
+      </w:r>
+      <w:r>
+        <w:rPr>
+          <w:noProof/>
+        </w:rPr>
+        <w:t>3</w:t>
+      </w:r>
+      <w:r>
+        <w:rPr>
+          <w:noProof/>
+        </w:rPr>
+        <w:fldChar w:fldCharType="end"/>
+      </w:r>
+      <w:r>
+        <w:t xml:space="preserve"> Facebook mém-cikk idődiagram</w:t>
+      </w:r>
+    </w:p>
+    <w:p>
+      <w:pPr>
+        <w:keepNext/>
+        <w:ind w:firstLine="0"/>
+        <w:jc w:val="center"/>
+      </w:pPr>
+      <w:r>
+        <w:rPr>
+          <w:noProof/>
+        </w:rPr>
+        <w:drawing>
+          <wp:inline distT="0" distB="0" distL="0" distR="0" wp14:anchorId="7E101F98" wp14:editId="18BB71C0">
+            <wp:extent cx="3600000" cy="1399953"/>
+            <wp:effectExtent l="0" t="0" r="0" b="0"/>
+            <wp:docPr id="1091383706" name="Picture 26" descr="A graph of a line graph&#10;&#10;AI-generated content may be incorrect."/>
+            <wp:cNvGraphicFramePr>
+              <a:graphicFrameLocks xmlns:a="http://schemas.openxmlformats.org/drawingml/2006/main" noChangeAspect="1"/>
+            </wp:cNvGraphicFramePr>
+            <a:graphic xmlns:a="http://schemas.openxmlformats.org/drawingml/2006/main">
+              <a:graphicData uri="http://schemas.openxmlformats.org/drawingml/2006/picture">
+                <pic:pic xmlns:pic="http://schemas.openxmlformats.org/drawingml/2006/picture">
+                  <pic:nvPicPr>
+                    <pic:cNvPr id="1091383706" name="Picture 26" descr="A graph of a line graph&#10;&#10;AI-generated content may be incorrect."/>
+                    <pic:cNvPicPr/>
+                  </pic:nvPicPr>
+                  <pic:blipFill>
+                    <a:blip r:embed="rId26" cstate="print">
+                      <a:extLst>
+                        <a:ext uri="{28A0092B-C50C-407E-A947-70E740481C1C}">
+                          <a14:useLocalDpi xmlns:a14="http://schemas.microsoft.com/office/drawing/2010/main" val="0"/>
+                        </a:ext>
+                      </a:extLst>
+                    </a:blip>
+                    <a:stretch>
+                      <a:fillRect/>
+                    </a:stretch>
+                  </pic:blipFill>
+                  <pic:spPr>
+                    <a:xfrm>
+                      <a:off x="0" y="0"/>
+                      <a:ext cx="3600000" cy="1399953"/>
+                    </a:xfrm>
+                    <a:prstGeom prst="rect">
+                      <a:avLst/>
+                    </a:prstGeom>
+                  </pic:spPr>
+                </pic:pic>
+              </a:graphicData>
+            </a:graphic>
+          </wp:inline>
+        </w:drawing>
+      </w:r>
+    </w:p>
+    <w:p>
+      <w:pPr>
+        <w:pStyle w:val="Caption"/>
+      </w:pPr>
+      <w:r>
+        <w:t xml:space="preserve">Függelék ábra </w:t>
+      </w:r>
+      <w:r>
+        <w:fldChar w:fldCharType="begin"/>
+      </w:r>
+      <w:r>
+        <w:instrText xml:space="preserve"> SEQ Függelék_ábra \* ARABIC </w:instrText>
+      </w:r>
+      <w:r>
+        <w:fldChar w:fldCharType="separate"/>
+      </w:r>
+      <w:r>
+        <w:rPr>
+          <w:noProof/>
+        </w:rPr>
+        <w:t>4</w:t>
+      </w:r>
+      <w:r>
+        <w:rPr>
+          <w:noProof/>
+        </w:rPr>
+        <w:fldChar w:fldCharType="end"/>
+      </w:r>
+      <w:r>
+        <w:t xml:space="preserve"> Instagram mém-cikk idődiagram</w:t>
+      </w:r>
+    </w:p>
+    <w:p>
+      <w:pPr>
+        <w:keepNext/>
+        <w:ind w:firstLine="0"/>
+        <w:jc w:val="center"/>
+      </w:pPr>
+      <w:r>
+        <w:rPr>
+          <w:noProof/>
+        </w:rPr>
+        <w:lastRenderedPageBreak/>
+        <w:drawing>
+          <wp:inline distT="0" distB="0" distL="0" distR="0" wp14:anchorId="2F724E91" wp14:editId="3345D2F9">
+            <wp:extent cx="3600000" cy="1399953"/>
+            <wp:effectExtent l="0" t="0" r="0" b="0"/>
+            <wp:docPr id="328703387" name="Picture 27" descr="A graph of a graph showing the same value&#10;&#10;AI-generated content may be incorrect."/>
+            <wp:cNvGraphicFramePr>
+              <a:graphicFrameLocks xmlns:a="http://schemas.openxmlformats.org/drawingml/2006/main" noChangeAspect="1"/>
+            </wp:cNvGraphicFramePr>
+            <a:graphic xmlns:a="http://schemas.openxmlformats.org/drawingml/2006/main">
+              <a:graphicData uri="http://schemas.openxmlformats.org/drawingml/2006/picture">
+                <pic:pic xmlns:pic="http://schemas.openxmlformats.org/drawingml/2006/picture">
+                  <pic:nvPicPr>
+                    <pic:cNvPr id="328703387" name="Picture 27" descr="A graph of a graph showing the same value&#10;&#10;AI-generated content may be incorrect."/>
+                    <pic:cNvPicPr/>
+                  </pic:nvPicPr>
+                  <pic:blipFill>
+                    <a:blip r:embed="rId27" cstate="print">
+                      <a:extLst>
+                        <a:ext uri="{28A0092B-C50C-407E-A947-70E740481C1C}">
+                          <a14:useLocalDpi xmlns:a14="http://schemas.microsoft.com/office/drawing/2010/main" val="0"/>
+                        </a:ext>
+                      </a:extLst>
+                    </a:blip>
+                    <a:stretch>
+                      <a:fillRect/>
+                    </a:stretch>
+                  </pic:blipFill>
+                  <pic:spPr>
+                    <a:xfrm>
+                      <a:off x="0" y="0"/>
+                      <a:ext cx="3600000" cy="1399953"/>
+                    </a:xfrm>
+                    <a:prstGeom prst="rect">
+                      <a:avLst/>
+                    </a:prstGeom>
+                  </pic:spPr>
+                </pic:pic>
+              </a:graphicData>
+            </a:graphic>
+          </wp:inline>
+        </w:drawing>
+      </w:r>
+    </w:p>
+    <w:p>
+      <w:pPr>
+        <w:pStyle w:val="Caption"/>
+      </w:pPr>
+      <w:r>
+        <w:t xml:space="preserve">Függelék ábra </w:t>
+      </w:r>
+      <w:r>
+        <w:fldChar w:fldCharType="begin"/>
+      </w:r>
+      <w:r>
+        <w:instrText xml:space="preserve"> SEQ Függelék_ábra \* ARABIC </w:instrText>
+      </w:r>
+      <w:r>
+        <w:fldChar w:fldCharType="separate"/>
+      </w:r>
+      <w:r>
+        <w:rPr>
+          <w:noProof/>
+        </w:rPr>
+        <w:t>5</w:t>
+      </w:r>
+      <w:r>
+        <w:rPr>
+          <w:noProof/>
+        </w:rPr>
+        <w:fldChar w:fldCharType="end"/>
+      </w:r>
+      <w:r>
+        <w:t xml:space="preserve"> Microsoft mém-cikk idődiagram</w:t>
+      </w:r>
+    </w:p>
+    <w:p>
+      <w:pPr>
+        <w:keepNext/>
+        <w:ind w:firstLine="0"/>
+        <w:jc w:val="center"/>
+      </w:pPr>
+      <w:r>
+        <w:rPr>
+          <w:noProof/>
+        </w:rPr>
+        <w:drawing>
+          <wp:inline distT="0" distB="0" distL="0" distR="0" wp14:anchorId="01C0E21C" wp14:editId="27C45D8E">
+            <wp:extent cx="3600000" cy="1399953"/>
+            <wp:effectExtent l="0" t="0" r="0" b="0"/>
+            <wp:docPr id="1583338737" name="Picture 28" descr="A graph showing a red and blue line&#10;&#10;AI-generated content may be incorrect."/>
+            <wp:cNvGraphicFramePr>
+              <a:graphicFrameLocks xmlns:a="http://schemas.openxmlformats.org/drawingml/2006/main" noChangeAspect="1"/>
+            </wp:cNvGraphicFramePr>
+            <a:graphic xmlns:a="http://schemas.openxmlformats.org/drawingml/2006/main">
+              <a:graphicData uri="http://schemas.openxmlformats.org/drawingml/2006/picture">
+                <pic:pic xmlns:pic="http://schemas.openxmlformats.org/drawingml/2006/picture">
+                  <pic:nvPicPr>
+                    <pic:cNvPr id="1583338737" name="Picture 28" descr="A graph showing a red and blue line&#10;&#10;AI-generated content may be incorrect."/>
                     <pic:cNvPicPr/>
                   </pic:nvPicPr>
                   <pic:blipFill>
@@ -11357,13 +14783,24 @@
         <w:rPr>
           <w:noProof/>
         </w:rPr>
-        <w:t>2</w:t>
-      </w:r>
-      <w:r>
+        <w:t>6</w:t>
+      </w:r>
+      <w:r>
+        <w:rPr>
+          <w:noProof/>
+        </w:rPr>
         <w:fldChar w:fldCharType="end"/>
       </w:r>
       <w:r>
-        <w:t xml:space="preserve"> Apple mém-cikk idődiagram</w:t>
+        <w:t xml:space="preserve"> </w:t>
+      </w:r>
+      <w:proofErr w:type="spellStart"/>
+      <w:r>
+        <w:t>Netflix</w:t>
+      </w:r>
+      <w:proofErr w:type="spellEnd"/>
+      <w:r>
+        <w:t xml:space="preserve"> mém-cikk idődiagram</w:t>
       </w:r>
     </w:p>
     <w:p>
@@ -11377,10 +14814,10 @@
           <w:noProof/>
         </w:rPr>
         <w:drawing>
-          <wp:inline distT="0" distB="0" distL="0" distR="0" wp14:anchorId="547D6F6E" wp14:editId="6A5F2988">
+          <wp:inline distT="0" distB="0" distL="0" distR="0" wp14:anchorId="06C569D9" wp14:editId="2BC10AB4">
             <wp:extent cx="3600000" cy="1399953"/>
             <wp:effectExtent l="0" t="0" r="0" b="0"/>
-            <wp:docPr id="1820479288" name="Picture 25" descr="A graph of a graph showing the difference between a line and a line&#10;&#10;AI-generated content may be incorrect."/>
+            <wp:docPr id="189274540" name="Picture 29" descr="A graph with red and blue lines&#10;&#10;AI-generated content may be incorrect."/>
             <wp:cNvGraphicFramePr>
               <a:graphicFrameLocks xmlns:a="http://schemas.openxmlformats.org/drawingml/2006/main" noChangeAspect="1"/>
             </wp:cNvGraphicFramePr>
@@ -11388,7 +14825,7 @@
               <a:graphicData uri="http://schemas.openxmlformats.org/drawingml/2006/picture">
                 <pic:pic xmlns:pic="http://schemas.openxmlformats.org/drawingml/2006/picture">
                   <pic:nvPicPr>
-                    <pic:cNvPr id="1820479288" name="Picture 25" descr="A graph of a graph showing the difference between a line and a line&#10;&#10;AI-generated content may be incorrect."/>
+                    <pic:cNvPr id="189274540" name="Picture 29" descr="A graph with red and blue lines&#10;&#10;AI-generated content may be incorrect."/>
                     <pic:cNvPicPr/>
                   </pic:nvPicPr>
                   <pic:blipFill>
@@ -11439,13 +14876,24 @@
         <w:rPr>
           <w:noProof/>
         </w:rPr>
-        <w:t>3</w:t>
-      </w:r>
-      <w:r>
+        <w:t>7</w:t>
+      </w:r>
+      <w:r>
+        <w:rPr>
+          <w:noProof/>
+        </w:rPr>
         <w:fldChar w:fldCharType="end"/>
       </w:r>
       <w:r>
-        <w:t xml:space="preserve"> Facebook mém-cikk idődiagram</w:t>
+        <w:t xml:space="preserve"> </w:t>
+      </w:r>
+      <w:proofErr w:type="spellStart"/>
+      <w:r>
+        <w:t>Spotify</w:t>
+      </w:r>
+      <w:proofErr w:type="spellEnd"/>
+      <w:r>
+        <w:t xml:space="preserve"> mém-cikk idődiagram</w:t>
       </w:r>
     </w:p>
     <w:p>
@@ -11459,10 +14907,10 @@
           <w:noProof/>
         </w:rPr>
         <w:drawing>
-          <wp:inline distT="0" distB="0" distL="0" distR="0" wp14:anchorId="7E101F98" wp14:editId="5EB895FE">
+          <wp:inline distT="0" distB="0" distL="0" distR="0" wp14:anchorId="66BE5E74" wp14:editId="34F4BB45">
             <wp:extent cx="3600000" cy="1399953"/>
             <wp:effectExtent l="0" t="0" r="0" b="0"/>
-            <wp:docPr id="1091383706" name="Picture 26" descr="A graph of a line graph&#10;&#10;AI-generated content may be incorrect."/>
+            <wp:docPr id="456254425" name="Picture 30" descr="A graph with blue and red lines&#10;&#10;AI-generated content may be incorrect."/>
             <wp:cNvGraphicFramePr>
               <a:graphicFrameLocks xmlns:a="http://schemas.openxmlformats.org/drawingml/2006/main" noChangeAspect="1"/>
             </wp:cNvGraphicFramePr>
@@ -11470,7 +14918,7 @@
               <a:graphicData uri="http://schemas.openxmlformats.org/drawingml/2006/picture">
                 <pic:pic xmlns:pic="http://schemas.openxmlformats.org/drawingml/2006/picture">
                   <pic:nvPicPr>
-                    <pic:cNvPr id="1091383706" name="Picture 26" descr="A graph of a line graph&#10;&#10;AI-generated content may be incorrect."/>
+                    <pic:cNvPr id="456254425" name="Picture 30" descr="A graph with blue and red lines&#10;&#10;AI-generated content may be incorrect."/>
                     <pic:cNvPicPr/>
                   </pic:nvPicPr>
                   <pic:blipFill>
@@ -11521,13 +14969,16 @@
         <w:rPr>
           <w:noProof/>
         </w:rPr>
-        <w:t>4</w:t>
-      </w:r>
-      <w:r>
+        <w:t>8</w:t>
+      </w:r>
+      <w:r>
+        <w:rPr>
+          <w:noProof/>
+        </w:rPr>
         <w:fldChar w:fldCharType="end"/>
       </w:r>
       <w:r>
-        <w:t xml:space="preserve"> Instagram mém-cikk idődiagram</w:t>
+        <w:t xml:space="preserve"> Tesla mém-cikk idődiagram</w:t>
       </w:r>
     </w:p>
     <w:p>
@@ -11540,11 +14991,12 @@
         <w:rPr>
           <w:noProof/>
         </w:rPr>
+        <w:lastRenderedPageBreak/>
         <w:drawing>
-          <wp:inline distT="0" distB="0" distL="0" distR="0" wp14:anchorId="2F724E91" wp14:editId="456F6D15">
+          <wp:inline distT="0" distB="0" distL="0" distR="0" wp14:anchorId="70C46339" wp14:editId="5DB2F1D7">
             <wp:extent cx="3600000" cy="1399953"/>
             <wp:effectExtent l="0" t="0" r="0" b="0"/>
-            <wp:docPr id="328703387" name="Picture 27" descr="A graph of a graph showing the same value&#10;&#10;AI-generated content may be incorrect."/>
+            <wp:docPr id="708702957" name="Picture 31" descr="A graph of a graph of a graph&#10;&#10;AI-generated content may be incorrect."/>
             <wp:cNvGraphicFramePr>
               <a:graphicFrameLocks xmlns:a="http://schemas.openxmlformats.org/drawingml/2006/main" noChangeAspect="1"/>
             </wp:cNvGraphicFramePr>
@@ -11552,7 +15004,7 @@
               <a:graphicData uri="http://schemas.openxmlformats.org/drawingml/2006/picture">
                 <pic:pic xmlns:pic="http://schemas.openxmlformats.org/drawingml/2006/picture">
                   <pic:nvPicPr>
-                    <pic:cNvPr id="328703387" name="Picture 27" descr="A graph of a graph showing the same value&#10;&#10;AI-generated content may be incorrect."/>
+                    <pic:cNvPr id="708702957" name="Picture 31" descr="A graph of a graph of a graph&#10;&#10;AI-generated content may be incorrect."/>
                     <pic:cNvPicPr/>
                   </pic:nvPicPr>
                   <pic:blipFill>
@@ -11603,355 +15055,42 @@
         <w:rPr>
           <w:noProof/>
         </w:rPr>
+        <w:t>9</w:t>
+      </w:r>
+      <w:r>
+        <w:rPr>
+          <w:noProof/>
+        </w:rPr>
+        <w:fldChar w:fldCharType="end"/>
+      </w:r>
+      <w:r>
+        <w:t xml:space="preserve"> </w:t>
+      </w:r>
+      <w:proofErr w:type="spellStart"/>
+      <w:r>
+        <w:t>Youtube</w:t>
+      </w:r>
+      <w:proofErr w:type="spellEnd"/>
+      <w:r>
+        <w:t xml:space="preserve"> mém-cikk idődiagram</w:t>
+      </w:r>
+    </w:p>
+    <w:p/>
+    <w:p>
+      <w:pPr>
+        <w:pStyle w:val="Heading2"/>
+      </w:pPr>
+      <w:bookmarkStart w:id="40" w:name="_Toc216017562"/>
+      <w:r>
         <w:t>5</w:t>
       </w:r>
       <w:r>
-        <w:fldChar w:fldCharType="end"/>
-      </w:r>
-      <w:r>
-        <w:t xml:space="preserve"> Microsoft mém-cikk idődiagram</w:t>
-      </w:r>
-    </w:p>
-    <w:p>
-      <w:pPr>
-        <w:keepNext/>
-        <w:ind w:firstLine="0"/>
-        <w:jc w:val="center"/>
-      </w:pPr>
-      <w:r>
-        <w:rPr>
-          <w:noProof/>
-        </w:rPr>
-        <w:lastRenderedPageBreak/>
-        <w:drawing>
-          <wp:inline distT="0" distB="0" distL="0" distR="0" wp14:anchorId="01C0E21C" wp14:editId="1D64F749">
-            <wp:extent cx="3600000" cy="1399953"/>
-            <wp:effectExtent l="0" t="0" r="0" b="0"/>
-            <wp:docPr id="1583338737" name="Picture 28" descr="A graph showing a red and blue line&#10;&#10;AI-generated content may be incorrect."/>
-            <wp:cNvGraphicFramePr>
-              <a:graphicFrameLocks xmlns:a="http://schemas.openxmlformats.org/drawingml/2006/main" noChangeAspect="1"/>
-            </wp:cNvGraphicFramePr>
-            <a:graphic xmlns:a="http://schemas.openxmlformats.org/drawingml/2006/main">
-              <a:graphicData uri="http://schemas.openxmlformats.org/drawingml/2006/picture">
-                <pic:pic xmlns:pic="http://schemas.openxmlformats.org/drawingml/2006/picture">
-                  <pic:nvPicPr>
-                    <pic:cNvPr id="1583338737" name="Picture 28" descr="A graph showing a red and blue line&#10;&#10;AI-generated content may be incorrect."/>
-                    <pic:cNvPicPr/>
-                  </pic:nvPicPr>
-                  <pic:blipFill>
-                    <a:blip r:embed="rId32" cstate="print">
-                      <a:extLst>
-                        <a:ext uri="{28A0092B-C50C-407E-A947-70E740481C1C}">
-                          <a14:useLocalDpi xmlns:a14="http://schemas.microsoft.com/office/drawing/2010/main" val="0"/>
-                        </a:ext>
-                      </a:extLst>
-                    </a:blip>
-                    <a:stretch>
-                      <a:fillRect/>
-                    </a:stretch>
-                  </pic:blipFill>
-                  <pic:spPr>
-                    <a:xfrm>
-                      <a:off x="0" y="0"/>
-                      <a:ext cx="3600000" cy="1399953"/>
-                    </a:xfrm>
-                    <a:prstGeom prst="rect">
-                      <a:avLst/>
-                    </a:prstGeom>
-                  </pic:spPr>
-                </pic:pic>
-              </a:graphicData>
-            </a:graphic>
-          </wp:inline>
-        </w:drawing>
-      </w:r>
-    </w:p>
-    <w:p>
-      <w:pPr>
-        <w:pStyle w:val="Caption"/>
-      </w:pPr>
-      <w:r>
-        <w:t xml:space="preserve">Függelék ábra </w:t>
-      </w:r>
-      <w:r>
-        <w:fldChar w:fldCharType="begin"/>
-      </w:r>
-      <w:r>
-        <w:instrText xml:space="preserve"> SEQ Függelék_ábra \* ARABIC </w:instrText>
-      </w:r>
-      <w:r>
-        <w:fldChar w:fldCharType="separate"/>
-      </w:r>
-      <w:r>
-        <w:rPr>
-          <w:noProof/>
-        </w:rPr>
-        <w:t>6</w:t>
-      </w:r>
-      <w:r>
-        <w:fldChar w:fldCharType="end"/>
-      </w:r>
-      <w:r>
-        <w:t xml:space="preserve"> Netflix mém-cikk idődiagram</w:t>
-      </w:r>
-    </w:p>
-    <w:p>
-      <w:pPr>
-        <w:keepNext/>
-        <w:ind w:firstLine="0"/>
-        <w:jc w:val="center"/>
-      </w:pPr>
-      <w:r>
-        <w:rPr>
-          <w:noProof/>
-        </w:rPr>
-        <w:drawing>
-          <wp:inline distT="0" distB="0" distL="0" distR="0" wp14:anchorId="06C569D9" wp14:editId="1EB83F66">
-            <wp:extent cx="3600000" cy="1399953"/>
-            <wp:effectExtent l="0" t="0" r="0" b="0"/>
-            <wp:docPr id="189274540" name="Picture 29" descr="A graph with red and blue lines&#10;&#10;AI-generated content may be incorrect."/>
-            <wp:cNvGraphicFramePr>
-              <a:graphicFrameLocks xmlns:a="http://schemas.openxmlformats.org/drawingml/2006/main" noChangeAspect="1"/>
-            </wp:cNvGraphicFramePr>
-            <a:graphic xmlns:a="http://schemas.openxmlformats.org/drawingml/2006/main">
-              <a:graphicData uri="http://schemas.openxmlformats.org/drawingml/2006/picture">
-                <pic:pic xmlns:pic="http://schemas.openxmlformats.org/drawingml/2006/picture">
-                  <pic:nvPicPr>
-                    <pic:cNvPr id="189274540" name="Picture 29" descr="A graph with red and blue lines&#10;&#10;AI-generated content may be incorrect."/>
-                    <pic:cNvPicPr/>
-                  </pic:nvPicPr>
-                  <pic:blipFill>
-                    <a:blip r:embed="rId33" cstate="print">
-                      <a:extLst>
-                        <a:ext uri="{28A0092B-C50C-407E-A947-70E740481C1C}">
-                          <a14:useLocalDpi xmlns:a14="http://schemas.microsoft.com/office/drawing/2010/main" val="0"/>
-                        </a:ext>
-                      </a:extLst>
-                    </a:blip>
-                    <a:stretch>
-                      <a:fillRect/>
-                    </a:stretch>
-                  </pic:blipFill>
-                  <pic:spPr>
-                    <a:xfrm>
-                      <a:off x="0" y="0"/>
-                      <a:ext cx="3600000" cy="1399953"/>
-                    </a:xfrm>
-                    <a:prstGeom prst="rect">
-                      <a:avLst/>
-                    </a:prstGeom>
-                  </pic:spPr>
-                </pic:pic>
-              </a:graphicData>
-            </a:graphic>
-          </wp:inline>
-        </w:drawing>
-      </w:r>
-    </w:p>
-    <w:p>
-      <w:pPr>
-        <w:pStyle w:val="Caption"/>
-      </w:pPr>
-      <w:r>
-        <w:t xml:space="preserve">Függelék ábra </w:t>
-      </w:r>
-      <w:r>
-        <w:fldChar w:fldCharType="begin"/>
-      </w:r>
-      <w:r>
-        <w:instrText xml:space="preserve"> SEQ Függelék_ábra \* ARABIC </w:instrText>
-      </w:r>
-      <w:r>
-        <w:fldChar w:fldCharType="separate"/>
-      </w:r>
-      <w:r>
-        <w:rPr>
-          <w:noProof/>
-        </w:rPr>
-        <w:t>7</w:t>
-      </w:r>
-      <w:r>
-        <w:fldChar w:fldCharType="end"/>
-      </w:r>
-      <w:r>
-        <w:t xml:space="preserve"> Spotify mém-cikk idődiagram</w:t>
-      </w:r>
-    </w:p>
-    <w:p>
-      <w:pPr>
-        <w:keepNext/>
-        <w:ind w:firstLine="0"/>
-        <w:jc w:val="center"/>
-      </w:pPr>
-      <w:r>
-        <w:rPr>
-          <w:noProof/>
-        </w:rPr>
-        <w:drawing>
-          <wp:inline distT="0" distB="0" distL="0" distR="0" wp14:anchorId="66BE5E74" wp14:editId="494CB493">
-            <wp:extent cx="3600000" cy="1399953"/>
-            <wp:effectExtent l="0" t="0" r="0" b="0"/>
-            <wp:docPr id="456254425" name="Picture 30" descr="A graph with blue and red lines&#10;&#10;AI-generated content may be incorrect."/>
-            <wp:cNvGraphicFramePr>
-              <a:graphicFrameLocks xmlns:a="http://schemas.openxmlformats.org/drawingml/2006/main" noChangeAspect="1"/>
-            </wp:cNvGraphicFramePr>
-            <a:graphic xmlns:a="http://schemas.openxmlformats.org/drawingml/2006/main">
-              <a:graphicData uri="http://schemas.openxmlformats.org/drawingml/2006/picture">
-                <pic:pic xmlns:pic="http://schemas.openxmlformats.org/drawingml/2006/picture">
-                  <pic:nvPicPr>
-                    <pic:cNvPr id="456254425" name="Picture 30" descr="A graph with blue and red lines&#10;&#10;AI-generated content may be incorrect."/>
-                    <pic:cNvPicPr/>
-                  </pic:nvPicPr>
-                  <pic:blipFill>
-                    <a:blip r:embed="rId34" cstate="print">
-                      <a:extLst>
-                        <a:ext uri="{28A0092B-C50C-407E-A947-70E740481C1C}">
-                          <a14:useLocalDpi xmlns:a14="http://schemas.microsoft.com/office/drawing/2010/main" val="0"/>
-                        </a:ext>
-                      </a:extLst>
-                    </a:blip>
-                    <a:stretch>
-                      <a:fillRect/>
-                    </a:stretch>
-                  </pic:blipFill>
-                  <pic:spPr>
-                    <a:xfrm>
-                      <a:off x="0" y="0"/>
-                      <a:ext cx="3600000" cy="1399953"/>
-                    </a:xfrm>
-                    <a:prstGeom prst="rect">
-                      <a:avLst/>
-                    </a:prstGeom>
-                  </pic:spPr>
-                </pic:pic>
-              </a:graphicData>
-            </a:graphic>
-          </wp:inline>
-        </w:drawing>
-      </w:r>
-    </w:p>
-    <w:p>
-      <w:pPr>
-        <w:pStyle w:val="Caption"/>
-      </w:pPr>
-      <w:r>
-        <w:t xml:space="preserve">Függelék ábra </w:t>
-      </w:r>
-      <w:r>
-        <w:fldChar w:fldCharType="begin"/>
-      </w:r>
-      <w:r>
-        <w:instrText xml:space="preserve"> SEQ Függelék_ábra \* ARABIC </w:instrText>
-      </w:r>
-      <w:r>
-        <w:fldChar w:fldCharType="separate"/>
-      </w:r>
-      <w:r>
-        <w:rPr>
-          <w:noProof/>
-        </w:rPr>
-        <w:t>8</w:t>
-      </w:r>
-      <w:r>
-        <w:fldChar w:fldCharType="end"/>
-      </w:r>
-      <w:r>
-        <w:t xml:space="preserve"> Tesla mém-cikk idődiagram</w:t>
-      </w:r>
-    </w:p>
-    <w:p>
-      <w:pPr>
-        <w:keepNext/>
-        <w:ind w:firstLine="0"/>
-        <w:jc w:val="center"/>
-      </w:pPr>
-      <w:r>
-        <w:rPr>
-          <w:noProof/>
-        </w:rPr>
-        <w:drawing>
-          <wp:inline distT="0" distB="0" distL="0" distR="0" wp14:anchorId="70C46339" wp14:editId="5840CEDC">
-            <wp:extent cx="3600000" cy="1399953"/>
-            <wp:effectExtent l="0" t="0" r="0" b="0"/>
-            <wp:docPr id="708702957" name="Picture 31" descr="A graph of a graph of a graph&#10;&#10;AI-generated content may be incorrect."/>
-            <wp:cNvGraphicFramePr>
-              <a:graphicFrameLocks xmlns:a="http://schemas.openxmlformats.org/drawingml/2006/main" noChangeAspect="1"/>
-            </wp:cNvGraphicFramePr>
-            <a:graphic xmlns:a="http://schemas.openxmlformats.org/drawingml/2006/main">
-              <a:graphicData uri="http://schemas.openxmlformats.org/drawingml/2006/picture">
-                <pic:pic xmlns:pic="http://schemas.openxmlformats.org/drawingml/2006/picture">
-                  <pic:nvPicPr>
-                    <pic:cNvPr id="708702957" name="Picture 31" descr="A graph of a graph of a graph&#10;&#10;AI-generated content may be incorrect."/>
-                    <pic:cNvPicPr/>
-                  </pic:nvPicPr>
-                  <pic:blipFill>
-                    <a:blip r:embed="rId35" cstate="print">
-                      <a:extLst>
-                        <a:ext uri="{28A0092B-C50C-407E-A947-70E740481C1C}">
-                          <a14:useLocalDpi xmlns:a14="http://schemas.microsoft.com/office/drawing/2010/main" val="0"/>
-                        </a:ext>
-                      </a:extLst>
-                    </a:blip>
-                    <a:stretch>
-                      <a:fillRect/>
-                    </a:stretch>
-                  </pic:blipFill>
-                  <pic:spPr>
-                    <a:xfrm>
-                      <a:off x="0" y="0"/>
-                      <a:ext cx="3600000" cy="1399953"/>
-                    </a:xfrm>
-                    <a:prstGeom prst="rect">
-                      <a:avLst/>
-                    </a:prstGeom>
-                  </pic:spPr>
-                </pic:pic>
-              </a:graphicData>
-            </a:graphic>
-          </wp:inline>
-        </w:drawing>
-      </w:r>
-    </w:p>
-    <w:p>
-      <w:pPr>
-        <w:pStyle w:val="Caption"/>
-      </w:pPr>
-      <w:r>
-        <w:t xml:space="preserve">Függelék ábra </w:t>
-      </w:r>
-      <w:r>
-        <w:fldChar w:fldCharType="begin"/>
-      </w:r>
-      <w:r>
-        <w:instrText xml:space="preserve"> SEQ Függelék_ábra \* ARABIC </w:instrText>
-      </w:r>
-      <w:r>
-        <w:fldChar w:fldCharType="separate"/>
-      </w:r>
-      <w:r>
-        <w:rPr>
-          <w:noProof/>
-        </w:rPr>
-        <w:t>9</w:t>
-      </w:r>
-      <w:r>
-        <w:fldChar w:fldCharType="end"/>
-      </w:r>
-      <w:r>
-        <w:t xml:space="preserve"> Youtube mém-cikk idődiagram</w:t>
-      </w:r>
-    </w:p>
-    <w:p/>
-    <w:p>
-      <w:pPr>
-        <w:pStyle w:val="Heading2"/>
-      </w:pPr>
-      <w:bookmarkStart w:id="43" w:name="_Toc216017562"/>
-      <w:r>
-        <w:lastRenderedPageBreak/>
-        <w:t>5.3 Korrelációs mátrixok</w:t>
-      </w:r>
-      <w:bookmarkEnd w:id="43"/>
+        <w:t>.4</w:t>
+      </w:r>
+      <w:r>
+        <w:t xml:space="preserve"> Korrelációs mátrixok</w:t>
+      </w:r>
+      <w:bookmarkEnd w:id="40"/>
     </w:p>
     <w:p>
       <w:pPr>
@@ -11977,7 +15116,7 @@
                     <pic:cNvPicPr/>
                   </pic:nvPicPr>
                   <pic:blipFill>
-                    <a:blip r:embed="rId36"/>
+                    <a:blip r:embed="rId32"/>
                     <a:stretch>
                       <a:fillRect/>
                     </a:stretch>
@@ -12022,6 +15161,9 @@
         <w:t>10</w:t>
       </w:r>
       <w:r>
+        <w:rPr>
+          <w:noProof/>
+        </w:rPr>
         <w:fldChar w:fldCharType="end"/>
       </w:r>
     </w:p>
@@ -12038,6 +15180,7 @@
         <w:rPr>
           <w:noProof/>
         </w:rPr>
+        <w:lastRenderedPageBreak/>
         <w:drawing>
           <wp:inline distT="0" distB="0" distL="0" distR="0" wp14:anchorId="3358F503" wp14:editId="2F574888">
             <wp:extent cx="4330700" cy="2819400"/>
@@ -12054,7 +15197,7 @@
                     <pic:cNvPicPr/>
                   </pic:nvPicPr>
                   <pic:blipFill>
-                    <a:blip r:embed="rId37"/>
+                    <a:blip r:embed="rId33"/>
                     <a:stretch>
                       <a:fillRect/>
                     </a:stretch>
@@ -12099,6 +15242,9 @@
         <w:t>11</w:t>
       </w:r>
       <w:r>
+        <w:rPr>
+          <w:noProof/>
+        </w:rPr>
         <w:fldChar w:fldCharType="end"/>
       </w:r>
     </w:p>
@@ -12106,36 +15252,120 @@
       <w:pPr>
         <w:pStyle w:val="Heading2"/>
       </w:pPr>
-      <w:bookmarkStart w:id="44" w:name="_Toc216017563"/>
+      <w:bookmarkStart w:id="41" w:name="_Toc216017563"/>
       <w:r>
         <w:t>5.</w:t>
       </w:r>
       <w:r>
-        <w:t>4</w:t>
+        <w:t>5</w:t>
       </w:r>
       <w:r>
         <w:t xml:space="preserve"> </w:t>
       </w:r>
       <w:r>
-        <w:t>Kísérleti mém-sentiment becslés (OCR + FinBERT + CLIP)</w:t>
-      </w:r>
-      <w:bookmarkEnd w:id="44"/>
+        <w:t>Kísérleti mém-</w:t>
+      </w:r>
+      <w:proofErr w:type="spellStart"/>
+      <w:r>
+        <w:t>sentiment</w:t>
+      </w:r>
+      <w:proofErr w:type="spellEnd"/>
+      <w:r>
+        <w:t xml:space="preserve"> becslés (OCR + </w:t>
+      </w:r>
+      <w:proofErr w:type="spellStart"/>
+      <w:r>
+        <w:t>FinBERT</w:t>
+      </w:r>
+      <w:proofErr w:type="spellEnd"/>
+      <w:r>
+        <w:t xml:space="preserve"> + CLIP)</w:t>
+      </w:r>
+      <w:bookmarkEnd w:id="41"/>
       <w:r>
         <w:t xml:space="preserve"> </w:t>
       </w:r>
     </w:p>
     <w:p>
       <w:r>
-        <w:t xml:space="preserve">Ebben a kísérleti modulban a mémek érzelmi töltetének becslésére egy multimodális, kétkomponensű megközelítés készült. A módszer (1) az OCR-rel kinyert szöveg FinBERT-alapú osztályozását, valamint (2) egy CLIP-modellel végzett zero-shot </w:t>
-      </w:r>
-      <w:r>
-        <w:lastRenderedPageBreak/>
-        <w:t>promptos hangulatelemzést („a positive meme” vs. „a negative meme”) kombinálja. A két modell külön-külön előállított pozitív–negatív valószínűségeinek különbsége átlagolásra került, így jött létre a `mean_meme_sentiment` változó.</w:t>
-      </w:r>
-    </w:p>
-    <w:p>
-      <w:r>
-        <w:t xml:space="preserve">A megközelítés azonban nem bizonyult megbízhatónak: a végső panelváltozó gyakorlatilag semmilyen kapcsolatot nem mutat sem a hírsentimenttel, sem a mémvolumen mutatóival, sem az engagement-tel. Ez módszertanilag várható, mivel </w:t>
+        <w:t xml:space="preserve">Ebben a kísérleti modulban a mémek érzelmi töltetének becslésére egy multimodális, kétkomponensű megközelítés készült. A módszer (1) az OCR-rel kinyert szöveg </w:t>
+      </w:r>
+      <w:proofErr w:type="spellStart"/>
+      <w:r>
+        <w:t>FinBERT</w:t>
+      </w:r>
+      <w:proofErr w:type="spellEnd"/>
+      <w:r>
+        <w:t xml:space="preserve">-alapú osztályozását, valamint (2) egy CLIP-modellel végzett </w:t>
+      </w:r>
+      <w:proofErr w:type="spellStart"/>
+      <w:r>
+        <w:t>zero-shot</w:t>
+      </w:r>
+      <w:proofErr w:type="spellEnd"/>
+      <w:r>
+        <w:t xml:space="preserve"> </w:t>
+      </w:r>
+      <w:proofErr w:type="spellStart"/>
+      <w:r>
+        <w:t>promptos</w:t>
+      </w:r>
+      <w:proofErr w:type="spellEnd"/>
+      <w:r>
+        <w:t xml:space="preserve"> hangulatelemzést („a </w:t>
+      </w:r>
+      <w:proofErr w:type="spellStart"/>
+      <w:r>
+        <w:t>positive</w:t>
+      </w:r>
+      <w:proofErr w:type="spellEnd"/>
+      <w:r>
+        <w:t xml:space="preserve"> meme” </w:t>
+      </w:r>
+      <w:proofErr w:type="spellStart"/>
+      <w:r>
+        <w:t>vs</w:t>
+      </w:r>
+      <w:proofErr w:type="spellEnd"/>
+      <w:r>
+        <w:t xml:space="preserve">. „a </w:t>
+      </w:r>
+      <w:proofErr w:type="spellStart"/>
+      <w:r>
+        <w:t>negative</w:t>
+      </w:r>
+      <w:proofErr w:type="spellEnd"/>
+      <w:r>
+        <w:t xml:space="preserve"> meme”) kombinálja. A két modell külön-külön előállított pozitív–negatív valószínűségeinek különbsége átlagolásra került, így jött létre a `</w:t>
+      </w:r>
+      <w:proofErr w:type="spellStart"/>
+      <w:r>
+        <w:t>mean_meme_sentiment</w:t>
+      </w:r>
+      <w:proofErr w:type="spellEnd"/>
+      <w:r>
+        <w:t>` változó.</w:t>
+      </w:r>
+    </w:p>
+    <w:p>
+      <w:r>
+        <w:t xml:space="preserve">A megközelítés azonban nem bizonyult megbízhatónak: a végső panelváltozó gyakorlatilag semmilyen kapcsolatot nem mutat sem a </w:t>
+      </w:r>
+      <w:proofErr w:type="spellStart"/>
+      <w:r>
+        <w:t>hírsentimenttel</w:t>
+      </w:r>
+      <w:proofErr w:type="spellEnd"/>
+      <w:r>
+        <w:t xml:space="preserve">, sem a mémvolumen mutatóival, sem az </w:t>
+      </w:r>
+      <w:proofErr w:type="spellStart"/>
+      <w:r>
+        <w:t>engagement</w:t>
+      </w:r>
+      <w:proofErr w:type="spellEnd"/>
+      <w:r>
+        <w:t xml:space="preserve">-tel. Ez módszertanilag várható, mivel </w:t>
       </w:r>
     </w:p>
     <w:p>
@@ -12145,7 +15375,15 @@
     </w:p>
     <w:p>
       <w:r>
-        <w:t xml:space="preserve">(ii) a FinBERT pénzügyi hírekhez, nem pedig mémekhez készült,  </w:t>
+        <w:t xml:space="preserve">(ii) a </w:t>
+      </w:r>
+      <w:proofErr w:type="spellStart"/>
+      <w:r>
+        <w:t>FinBERT</w:t>
+      </w:r>
+      <w:proofErr w:type="spellEnd"/>
+      <w:r>
+        <w:t xml:space="preserve"> pénzügyi hírekhez, nem pedig mémekhez készült,  </w:t>
       </w:r>
     </w:p>
     <w:p>
@@ -12180,17 +15418,18 @@
       <w:pPr>
         <w:pStyle w:val="Heading2"/>
       </w:pPr>
-      <w:bookmarkStart w:id="45" w:name="_Toc216017564"/>
-      <w:r>
+      <w:bookmarkStart w:id="42" w:name="_Toc216017564"/>
+      <w:r>
+        <w:lastRenderedPageBreak/>
         <w:t>5.</w:t>
       </w:r>
       <w:r>
-        <w:t>5</w:t>
+        <w:t>6</w:t>
       </w:r>
       <w:r>
         <w:t>. Diagnosztikai elemzések</w:t>
       </w:r>
-      <w:bookmarkEnd w:id="45"/>
+      <w:bookmarkEnd w:id="42"/>
       <w:r>
         <w:t xml:space="preserve"> </w:t>
       </w:r>
@@ -12212,6 +15451,7 @@
       <w:pPr>
         <w:keepNext/>
         <w:ind w:firstLine="0"/>
+        <w:jc w:val="center"/>
       </w:pPr>
       <w:r>
         <w:rPr>
@@ -12233,7 +15473,7 @@
                     <pic:cNvPicPr/>
                   </pic:nvPicPr>
                   <pic:blipFill>
-                    <a:blip r:embed="rId38">
+                    <a:blip r:embed="rId34">
                       <a:extLst>
                         <a:ext uri="{28A0092B-C50C-407E-A947-70E740481C1C}">
                           <a14:useLocalDpi xmlns:a14="http://schemas.microsoft.com/office/drawing/2010/main" val="0"/>
@@ -12284,6 +15524,9 @@
         <w:t>12</w:t>
       </w:r>
       <w:r>
+        <w:rPr>
+          <w:noProof/>
+        </w:rPr>
         <w:fldChar w:fldCharType="end"/>
       </w:r>
       <w:r>
@@ -12301,7 +15544,6 @@
     </w:p>
     <w:p>
       <w:r>
-        <w:lastRenderedPageBreak/>
         <w:t>A placeboh</w:t>
       </w:r>
       <w:r>
@@ -12315,6 +15557,7 @@
       <w:pPr>
         <w:keepNext/>
         <w:ind w:firstLine="0"/>
+        <w:jc w:val="center"/>
       </w:pPr>
       <w:r>
         <w:rPr>
@@ -12336,7 +15579,7 @@
                     <pic:cNvPicPr/>
                   </pic:nvPicPr>
                   <pic:blipFill>
-                    <a:blip r:embed="rId39">
+                    <a:blip r:embed="rId35">
                       <a:extLst>
                         <a:ext uri="{28A0092B-C50C-407E-A947-70E740481C1C}">
                           <a14:useLocalDpi xmlns:a14="http://schemas.microsoft.com/office/drawing/2010/main" val="0"/>
@@ -12387,6 +15630,9 @@
         <w:t>13</w:t>
       </w:r>
       <w:r>
+        <w:rPr>
+          <w:noProof/>
+        </w:rPr>
         <w:fldChar w:fldCharType="end"/>
       </w:r>
       <w:r>
@@ -12406,11 +15652,13 @@
       <w:pPr>
         <w:keepNext/>
         <w:ind w:firstLine="0"/>
+        <w:jc w:val="center"/>
       </w:pPr>
       <w:r>
         <w:rPr>
           <w:noProof/>
         </w:rPr>
+        <w:lastRenderedPageBreak/>
         <w:drawing>
           <wp:inline distT="0" distB="0" distL="0" distR="0" wp14:anchorId="7AA7B2DF" wp14:editId="3893BF1F">
             <wp:extent cx="3653155" cy="2435293"/>
@@ -12427,7 +15675,7 @@
                     <pic:cNvPicPr/>
                   </pic:nvPicPr>
                   <pic:blipFill>
-                    <a:blip r:embed="rId40">
+                    <a:blip r:embed="rId36">
                       <a:extLst>
                         <a:ext uri="{28A0092B-C50C-407E-A947-70E740481C1C}">
                           <a14:useLocalDpi xmlns:a14="http://schemas.microsoft.com/office/drawing/2010/main" val="0"/>
@@ -12478,6 +15726,9 @@
         <w:t>14</w:t>
       </w:r>
       <w:r>
+        <w:rPr>
+          <w:noProof/>
+        </w:rPr>
         <w:fldChar w:fldCharType="end"/>
       </w:r>
       <w:r>
@@ -12498,13 +15749,7 @@
         <w:t>Az</w:t>
       </w:r>
       <w:r>
-        <w:t xml:space="preserve"> eseményablakok átfedését kizáró alternatív specifikáció eredményeit mutatja.</w:t>
-      </w:r>
-      <w:r>
-        <w:t xml:space="preserve"> </w:t>
-      </w:r>
-      <w:r>
-        <w:t>Ebben a változatban azonos vállalatnál két esemény között legalább három hétnek kell eltelnie, így csökkenthető az egymást torzító, sűrűn előforduló események hatása.</w:t>
+        <w:t xml:space="preserve"> eseményablakok átfedését kizáró alternatív specifikáció eredményeit mutatja. Ebben a változatban azonos vállalatnál két esemény között legalább három hétnek kell eltelnie, így csökkenthető az egymást torzító, sűrűn előforduló események hatása.</w:t>
       </w:r>
       <w:r>
         <w:t xml:space="preserve"> </w:t>
@@ -12533,12 +15778,12 @@
       <w:pPr>
         <w:keepNext/>
         <w:ind w:firstLine="0"/>
+        <w:jc w:val="center"/>
       </w:pPr>
       <w:r>
         <w:rPr>
           <w:noProof/>
         </w:rPr>
-        <w:lastRenderedPageBreak/>
         <w:drawing>
           <wp:inline distT="0" distB="0" distL="0" distR="0" wp14:anchorId="4A0963A4" wp14:editId="0A50FD25">
             <wp:extent cx="3911327" cy="2607398"/>
@@ -12555,7 +15800,7 @@
                     <pic:cNvPicPr/>
                   </pic:nvPicPr>
                   <pic:blipFill>
-                    <a:blip r:embed="rId41">
+                    <a:blip r:embed="rId37">
                       <a:extLst>
                         <a:ext uri="{28A0092B-C50C-407E-A947-70E740481C1C}">
                           <a14:useLocalDpi xmlns:a14="http://schemas.microsoft.com/office/drawing/2010/main" val="0"/>
@@ -12606,6 +15851,9 @@
         <w:t>15</w:t>
       </w:r>
       <w:r>
+        <w:rPr>
+          <w:noProof/>
+        </w:rPr>
         <w:fldChar w:fldCharType="end"/>
       </w:r>
       <w:r>
@@ -12619,11 +15867,13 @@
       <w:pPr>
         <w:keepNext/>
         <w:ind w:firstLine="0"/>
+        <w:jc w:val="center"/>
       </w:pPr>
       <w:r>
         <w:rPr>
           <w:noProof/>
         </w:rPr>
+        <w:lastRenderedPageBreak/>
         <w:drawing>
           <wp:inline distT="0" distB="0" distL="0" distR="0" wp14:anchorId="5BF4FAB1" wp14:editId="66816816">
             <wp:extent cx="3571802" cy="2381061"/>
@@ -12640,7 +15890,7 @@
                     <pic:cNvPicPr/>
                   </pic:nvPicPr>
                   <pic:blipFill>
-                    <a:blip r:embed="rId42">
+                    <a:blip r:embed="rId38">
                       <a:extLst>
                         <a:ext uri="{28A0092B-C50C-407E-A947-70E740481C1C}">
                           <a14:useLocalDpi xmlns:a14="http://schemas.microsoft.com/office/drawing/2010/main" val="0"/>
@@ -12691,6 +15941,9 @@
         <w:t>16</w:t>
       </w:r>
       <w:r>
+        <w:rPr>
+          <w:noProof/>
+        </w:rPr>
         <w:fldChar w:fldCharType="end"/>
       </w:r>
       <w:r>
@@ -12733,12 +15986,7 @@
         <w:pStyle w:val="Caption"/>
         <w:keepNext/>
         <w:ind w:firstLine="720"/>
-        <w:jc w:val="both"/>
-      </w:pPr>
-      <w:r>
-        <w:lastRenderedPageBreak/>
-        <w:t xml:space="preserve"> </w:t>
-      </w:r>
+      </w:pPr>
       <w:r>
         <w:rPr>
           <w:noProof/>
@@ -12759,7 +16007,7 @@
                     <pic:cNvPicPr/>
                   </pic:nvPicPr>
                   <pic:blipFill>
-                    <a:blip r:embed="rId43">
+                    <a:blip r:embed="rId39">
                       <a:extLst>
                         <a:ext uri="{28A0092B-C50C-407E-A947-70E740481C1C}">
                           <a14:useLocalDpi xmlns:a14="http://schemas.microsoft.com/office/drawing/2010/main" val="0"/>
@@ -12810,6 +16058,9 @@
         <w:t>17</w:t>
       </w:r>
       <w:r>
+        <w:rPr>
+          <w:noProof/>
+        </w:rPr>
         <w:fldChar w:fldCharType="end"/>
       </w:r>
       <w:r>
@@ -12823,12 +16074,12 @@
       <w:pPr>
         <w:pStyle w:val="Caption"/>
         <w:keepNext/>
-        <w:jc w:val="both"/>
       </w:pPr>
       <w:r>
         <w:rPr>
           <w:noProof/>
         </w:rPr>
+        <w:lastRenderedPageBreak/>
         <w:drawing>
           <wp:inline distT="0" distB="0" distL="0" distR="0" wp14:anchorId="5126A735" wp14:editId="2497D1D5">
             <wp:extent cx="3585383" cy="2390115"/>
@@ -12845,7 +16096,7 @@
                     <pic:cNvPicPr/>
                   </pic:nvPicPr>
                   <pic:blipFill>
-                    <a:blip r:embed="rId44">
+                    <a:blip r:embed="rId40">
                       <a:extLst>
                         <a:ext uri="{28A0092B-C50C-407E-A947-70E740481C1C}">
                           <a14:useLocalDpi xmlns:a14="http://schemas.microsoft.com/office/drawing/2010/main" val="0"/>
@@ -12896,6 +16147,9 @@
         <w:t>18</w:t>
       </w:r>
       <w:r>
+        <w:rPr>
+          <w:noProof/>
+        </w:rPr>
         <w:fldChar w:fldCharType="end"/>
       </w:r>
       <w:r>
@@ -12930,13 +16184,11 @@
       <w:pPr>
         <w:pStyle w:val="Caption"/>
         <w:keepNext/>
-        <w:jc w:val="both"/>
       </w:pPr>
       <w:r>
         <w:rPr>
           <w:noProof/>
         </w:rPr>
-        <w:lastRenderedPageBreak/>
         <w:drawing>
           <wp:inline distT="0" distB="0" distL="0" distR="0" wp14:anchorId="38842407" wp14:editId="4DCDDBF2">
             <wp:extent cx="3476735" cy="2317687"/>
@@ -12953,7 +16205,7 @@
                     <pic:cNvPicPr/>
                   </pic:nvPicPr>
                   <pic:blipFill>
-                    <a:blip r:embed="rId45">
+                    <a:blip r:embed="rId41">
                       <a:extLst>
                         <a:ext uri="{28A0092B-C50C-407E-A947-70E740481C1C}">
                           <a14:useLocalDpi xmlns:a14="http://schemas.microsoft.com/office/drawing/2010/main" val="0"/>
@@ -13004,6 +16256,9 @@
         <w:t>19</w:t>
       </w:r>
       <w:r>
+        <w:rPr>
+          <w:noProof/>
+        </w:rPr>
         <w:fldChar w:fldCharType="end"/>
       </w:r>
       <w:r>
@@ -13017,12 +16272,12 @@
       <w:pPr>
         <w:pStyle w:val="Caption"/>
         <w:keepNext/>
-        <w:jc w:val="both"/>
       </w:pPr>
       <w:r>
         <w:rPr>
           <w:noProof/>
         </w:rPr>
+        <w:lastRenderedPageBreak/>
         <w:drawing>
           <wp:inline distT="0" distB="0" distL="0" distR="0" wp14:anchorId="05307F9B" wp14:editId="7A48F8C7">
             <wp:extent cx="3304515" cy="2202881"/>
@@ -13039,7 +16294,7 @@
                     <pic:cNvPicPr/>
                   </pic:nvPicPr>
                   <pic:blipFill>
-                    <a:blip r:embed="rId46">
+                    <a:blip r:embed="rId42">
                       <a:extLst>
                         <a:ext uri="{28A0092B-C50C-407E-A947-70E740481C1C}">
                           <a14:useLocalDpi xmlns:a14="http://schemas.microsoft.com/office/drawing/2010/main" val="0"/>
@@ -13090,6 +16345,9 @@
         <w:t>20</w:t>
       </w:r>
       <w:r>
+        <w:rPr>
+          <w:noProof/>
+        </w:rPr>
         <w:fldChar w:fldCharType="end"/>
       </w:r>
       <w:r>
@@ -13104,19 +16362,10 @@
         <w:pStyle w:val="NormalWeb"/>
       </w:pPr>
       <w:r>
-        <w:t>A 19. és 20. ábrán a hírtónus helyett a vállalaton belüli NYT-említésszám felső tizede határozza meg az eseményhetet.</w:t>
-      </w:r>
-      <w:r>
-        <w:t xml:space="preserve"> </w:t>
-      </w:r>
-      <w:r>
-        <w:t>Ez a változat azt vizsgálja, hogy a rendkívüli médiakitettség önmagában képes-e hasonló reakciót kiváltani.</w:t>
-      </w:r>
-      <w:r>
-        <w:t xml:space="preserve"> </w:t>
-      </w:r>
-      <w:r>
-        <w:t>A hatások jóval gyengébbek, mint a tónusalapú eseménydefiníció esetén, ami tovább erősíti, hogy a fő eredmények kifejezetten a hírtónus-elhajláshoz kapcsolódnak.</w:t>
+        <w:t xml:space="preserve">A 19. és 20. ábrán a hírtónus helyett a vállalaton belüli NYT-említésszám felső tizede határozza meg az eseményhetet. </w:t>
+      </w:r>
+      <w:r>
+        <w:t>Ez a változat azt vizsgálja, hogy a rendkívüli médiakitettség önmagában képes-e hasonló reakciót kiváltani. A hatások jóval gyengébbek, mint a tónusalapú eseménydefiníció esetén, ami tovább erősíti, hogy a fő eredmények kifejezetten a hírtónus-elhajláshoz kapcsolódnak.</w:t>
       </w:r>
     </w:p>
     <w:p>
@@ -13131,13 +16380,11 @@
       <w:pPr>
         <w:pStyle w:val="Caption"/>
         <w:keepNext/>
-        <w:jc w:val="both"/>
       </w:pPr>
       <w:r>
         <w:rPr>
           <w:noProof/>
         </w:rPr>
-        <w:lastRenderedPageBreak/>
         <w:drawing>
           <wp:inline distT="0" distB="0" distL="0" distR="0" wp14:anchorId="173E10AD" wp14:editId="46898D58">
             <wp:extent cx="3367889" cy="2245127"/>
@@ -13154,7 +16401,7 @@
                     <pic:cNvPicPr/>
                   </pic:nvPicPr>
                   <pic:blipFill>
-                    <a:blip r:embed="rId47">
+                    <a:blip r:embed="rId43">
                       <a:extLst>
                         <a:ext uri="{28A0092B-C50C-407E-A947-70E740481C1C}">
                           <a14:useLocalDpi xmlns:a14="http://schemas.microsoft.com/office/drawing/2010/main" val="0"/>
@@ -13205,13 +16452,24 @@
         <w:t>21</w:t>
       </w:r>
       <w:r>
+        <w:rPr>
+          <w:noProof/>
+        </w:rPr>
         <w:fldChar w:fldCharType="end"/>
       </w:r>
       <w:r>
         <w:t xml:space="preserve"> </w:t>
       </w:r>
       <w:r>
-        <w:t>Eseményhatás közös sokkok levonása után (week-demeaned)</w:t>
+        <w:t>Eseményhatás közös sokkok levonása után (</w:t>
+      </w:r>
+      <w:proofErr w:type="spellStart"/>
+      <w:r>
+        <w:t>week-demeaned</w:t>
+      </w:r>
+      <w:proofErr w:type="spellEnd"/>
+      <w:r>
+        <w:t>)</w:t>
       </w:r>
     </w:p>
     <w:p>
@@ -13219,50 +16477,56 @@
         <w:pStyle w:val="NormalWeb"/>
       </w:pPr>
       <w:r>
-        <w:t>A 21. ábra a hét szintjén végzett keresztmetszeti átlag levonása után készült (week-demeaned specifikáció).</w:t>
-      </w:r>
-      <w:r>
-        <w:t xml:space="preserve"> </w:t>
-      </w:r>
-      <w:r>
-        <w:t>Ez a megoldás a valamennyi márkát érintő globális sokkok hatását távolítja el.</w:t>
-      </w:r>
-      <w:r>
-        <w:t xml:space="preserve"> </w:t>
-      </w:r>
-      <w:r>
-        <w:t>A mintázatok megmaradnak, ami arra utal, hogy az eredmények nem globális trendek következményei, hanem vállalatspecifikus hírtónusváltozások következményei.</w:t>
+        <w:t>A 21. ábra a hét szintjén végzett keresztmetszeti átlag levonása után készült (</w:t>
+      </w:r>
+      <w:proofErr w:type="spellStart"/>
+      <w:r>
+        <w:t>week-demeaned</w:t>
+      </w:r>
+      <w:proofErr w:type="spellEnd"/>
+      <w:r>
+        <w:t xml:space="preserve"> specifikáció). </w:t>
+      </w:r>
+      <w:r>
+        <w:t>Ez a megoldás a valamennyi márkát érintő globális sokkok hatását távolítja el. A mintázatok megmaradnak, ami arra utal, hogy az eredmények nem globális trendek következményei, hanem vállalatspecifikus hírtónusváltozások következményei.</w:t>
       </w:r>
     </w:p>
     <w:p>
       <w:pPr>
         <w:pStyle w:val="Heading2"/>
       </w:pPr>
-      <w:bookmarkStart w:id="46" w:name="_Toc216017565"/>
-      <w:r>
+      <w:bookmarkStart w:id="43" w:name="_Toc216017565"/>
+      <w:r>
+        <w:lastRenderedPageBreak/>
         <w:t>5.</w:t>
       </w:r>
       <w:r>
-        <w:t>6</w:t>
+        <w:t>7</w:t>
       </w:r>
       <w:r>
         <w:t xml:space="preserve">. </w:t>
       </w:r>
-      <w:r>
-        <w:t>Sentiment-et tartalmazó TWFE specifikációk</w:t>
-      </w:r>
-      <w:bookmarkEnd w:id="46"/>
+      <w:proofErr w:type="spellStart"/>
+      <w:r>
+        <w:t>Sentiment-et</w:t>
+      </w:r>
+      <w:proofErr w:type="spellEnd"/>
+      <w:r>
+        <w:t xml:space="preserve"> tartalmazó TWFE specifikációk</w:t>
+      </w:r>
+      <w:bookmarkEnd w:id="43"/>
     </w:p>
     <w:p>
       <w:pPr>
         <w:keepNext/>
+        <w:jc w:val="center"/>
       </w:pPr>
       <w:r>
         <w:rPr>
           <w:noProof/>
         </w:rPr>
         <w:drawing>
-          <wp:inline distT="0" distB="0" distL="0" distR="0" wp14:anchorId="749AB558" wp14:editId="50884440">
+          <wp:inline distT="0" distB="0" distL="0" distR="0" wp14:anchorId="749AB558" wp14:editId="28764E9F">
             <wp:extent cx="3938489" cy="2625505"/>
             <wp:effectExtent l="0" t="0" r="0" b="3810"/>
             <wp:docPr id="44515323" name="Picture 34" descr="A graph with blue lines and white text&#10;&#10;AI-generated content may be incorrect."/>
@@ -13277,7 +16541,7 @@
                     <pic:cNvPicPr/>
                   </pic:nvPicPr>
                   <pic:blipFill>
-                    <a:blip r:embed="rId48" cstate="print">
+                    <a:blip r:embed="rId44" cstate="print">
                       <a:extLst>
                         <a:ext uri="{28A0092B-C50C-407E-A947-70E740481C1C}">
                           <a14:useLocalDpi xmlns:a14="http://schemas.microsoft.com/office/drawing/2010/main" val="0"/>
@@ -13328,36 +16592,35 @@
         <w:t>22</w:t>
       </w:r>
       <w:r>
+        <w:rPr>
+          <w:noProof/>
+        </w:rPr>
         <w:fldChar w:fldCharType="end"/>
       </w:r>
       <w:r>
-        <w:t xml:space="preserve"> S</w:t>
-      </w:r>
-      <w:r>
-        <w:t>entimentet is tartalmazó TWFE-specifikáci</w:t>
-      </w:r>
-      <w:r>
-        <w:t>ó (</w:t>
-      </w:r>
-      <w:r>
-        <w:t>log1p_meme_engagement</w:t>
-      </w:r>
-      <w:r>
-        <w:t xml:space="preserve">) </w:t>
+        <w:t xml:space="preserve"> </w:t>
+      </w:r>
+      <w:proofErr w:type="spellStart"/>
+      <w:r>
+        <w:t>Sentimentet</w:t>
+      </w:r>
+      <w:proofErr w:type="spellEnd"/>
+      <w:r>
+        <w:t xml:space="preserve"> is tartalmazó TWFE-specifikáció (log1p_meme_engagement) </w:t>
       </w:r>
     </w:p>
     <w:p>
       <w:pPr>
         <w:pStyle w:val="NormalWeb"/>
         <w:keepNext/>
+        <w:jc w:val="center"/>
       </w:pPr>
       <w:r>
         <w:rPr>
           <w:noProof/>
         </w:rPr>
-        <w:lastRenderedPageBreak/>
         <w:drawing>
-          <wp:inline distT="0" distB="0" distL="0" distR="0" wp14:anchorId="24274C08" wp14:editId="1C9D1055">
+          <wp:inline distT="0" distB="0" distL="0" distR="0" wp14:anchorId="24274C08" wp14:editId="468CF3EB">
             <wp:extent cx="4019975" cy="2679826"/>
             <wp:effectExtent l="0" t="0" r="6350" b="0"/>
             <wp:docPr id="201612167" name="Picture 35" descr="A graph with blue lines and numbers&#10;&#10;AI-generated content may be incorrect."/>
@@ -13372,7 +16635,7 @@
                     <pic:cNvPicPr/>
                   </pic:nvPicPr>
                   <pic:blipFill>
-                    <a:blip r:embed="rId49" cstate="print">
+                    <a:blip r:embed="rId45" cstate="print">
                       <a:extLst>
                         <a:ext uri="{28A0092B-C50C-407E-A947-70E740481C1C}">
                           <a14:useLocalDpi xmlns:a14="http://schemas.microsoft.com/office/drawing/2010/main" val="0"/>
@@ -13423,13 +16686,21 @@
         <w:t>23</w:t>
       </w:r>
       <w:r>
+        <w:rPr>
+          <w:noProof/>
+        </w:rPr>
         <w:fldChar w:fldCharType="end"/>
       </w:r>
       <w:r>
         <w:t xml:space="preserve"> </w:t>
       </w:r>
-      <w:r>
-        <w:t>Sentimentet is tartalmazó TWFE-specifikáció (</w:t>
+      <w:proofErr w:type="spellStart"/>
+      <w:r>
+        <w:t>Sentimentet</w:t>
+      </w:r>
+      <w:proofErr w:type="spellEnd"/>
+      <w:r>
+        <w:t xml:space="preserve"> is tartalmazó TWFE-specifikáció (</w:t>
       </w:r>
       <w:r>
         <w:rPr>
@@ -13446,13 +16717,15 @@
         <w:pStyle w:val="NormalWeb"/>
       </w:pPr>
       <w:r>
-        <w:t xml:space="preserve">Az </w:t>
-      </w:r>
-      <w:r>
-        <w:t>22-es és 23-as ábra</w:t>
-      </w:r>
-      <w:r>
-        <w:t xml:space="preserve"> a főszövegben bemutatott mention-only eredmények robusztusságát vizsgálja az érzelmi tónus kontrollálása mellett.</w:t>
+        <w:t>Az 22-es és 23-as ábra a főszövegben bemutatott mention-</w:t>
+      </w:r>
+      <w:proofErr w:type="spellStart"/>
+      <w:r>
+        <w:t>only</w:t>
+      </w:r>
+      <w:proofErr w:type="spellEnd"/>
+      <w:r>
+        <w:t xml:space="preserve"> eredmények robusztusságát vizsgálja az érzelmi tónus kontrollálása mellett.</w:t>
       </w:r>
     </w:p>
     <w:p>
@@ -13461,8 +16734,8 @@
       </w:pPr>
     </w:p>
     <w:sectPr>
-      <w:headerReference w:type="even" r:id="rId50"/>
-      <w:footerReference w:type="default" r:id="rId51"/>
+      <w:headerReference w:type="even" r:id="rId46"/>
+      <w:footerReference w:type="default" r:id="rId47"/>
       <w:type w:val="continuous"/>
       <w:pgSz w:w="11907" w:h="16840" w:code="9"/>
       <w:pgMar w:top="1418" w:right="1418" w:bottom="1418" w:left="1418" w:header="709" w:footer="709" w:gutter="567"/>
@@ -17485,7 +20758,7 @@
     <w:next w:val="Normal"/>
     <w:autoRedefine/>
     <w:qFormat/>
-    <w:rsid w:val="007E198D"/>
+    <w:rsid w:val="007F6C9D"/>
     <w:pPr>
       <w:keepNext/>
       <w:spacing w:before="240" w:after="60"/>
@@ -18790,11 +22063,11 @@
 </file>
 
 <file path=customXml/item1.xml><?xml version="1.0" encoding="utf-8"?>
-<b:Sources xmlns:b="http://schemas.openxmlformats.org/officeDocument/2006/bibliography" xmlns="http://schemas.openxmlformats.org/officeDocument/2006/bibliography" SelectedStyle="\APA.XSL" StyleName="APA"/>
+<b:Sources xmlns:b="http://schemas.openxmlformats.org/officeDocument/2006/bibliography" xmlns="http://schemas.openxmlformats.org/officeDocument/2006/bibliography" SelectedStyle="/APASixthEditionOfficeOnline.xsl" StyleName="APA" Version="6"/>
 </file>
 
 <file path=customXml/itemProps1.xml><?xml version="1.0" encoding="utf-8"?>
-<ds:datastoreItem xmlns:ds="http://schemas.openxmlformats.org/officeDocument/2006/customXml" ds:itemID="{6D999C41-84D2-4295-B519-44B39DF20754}">
+<ds:datastoreItem xmlns:ds="http://schemas.openxmlformats.org/officeDocument/2006/customXml" ds:itemID="{CC4E4DBD-56AA-7E4C-A95A-FBBB2C5AB283}">
   <ds:schemaRefs>
     <ds:schemaRef ds:uri="http://schemas.openxmlformats.org/officeDocument/2006/bibliography"/>
   </ds:schemaRefs>

--- a/DiplomatervSablon_v3.2_hu.docx
+++ b/DiplomatervSablon_v3.2_hu.docx
@@ -794,7 +794,7 @@
       <w:r>
         <w:fldChar w:fldCharType="separate"/>
       </w:r>
-      <w:hyperlink w:anchor="_Toc216017522" w:history="1">
+      <w:hyperlink w:anchor="_Toc216099370" w:history="1">
         <w:r>
           <w:rPr>
             <w:rStyle w:val="Hyperlink"/>
@@ -821,7 +821,7 @@
             <w:noProof/>
             <w:webHidden/>
           </w:rPr>
-          <w:instrText xml:space="preserve"> PAGEREF _Toc216017522 \h </w:instrText>
+          <w:instrText xml:space="preserve"> PAGEREF _Toc216099370 \h </w:instrText>
         </w:r>
         <w:r>
           <w:rPr>
@@ -864,7 +864,7 @@
           <w14:ligatures w14:val="standardContextual"/>
         </w:rPr>
       </w:pPr>
-      <w:hyperlink w:anchor="_Toc216017523" w:history="1">
+      <w:hyperlink w:anchor="_Toc216099371" w:history="1">
         <w:r>
           <w:rPr>
             <w:rStyle w:val="Hyperlink"/>
@@ -891,7 +891,7 @@
             <w:noProof/>
             <w:webHidden/>
           </w:rPr>
-          <w:instrText xml:space="preserve"> PAGEREF _Toc216017523 \h </w:instrText>
+          <w:instrText xml:space="preserve"> PAGEREF _Toc216099371 \h </w:instrText>
         </w:r>
         <w:r>
           <w:rPr>
@@ -936,7 +936,7 @@
           <w14:ligatures w14:val="standardContextual"/>
         </w:rPr>
       </w:pPr>
-      <w:hyperlink w:anchor="_Toc216017524" w:history="1">
+      <w:hyperlink w:anchor="_Toc216099372" w:history="1">
         <w:r>
           <w:rPr>
             <w:rStyle w:val="Hyperlink"/>
@@ -963,7 +963,7 @@
             <w:noProof/>
             <w:webHidden/>
           </w:rPr>
-          <w:instrText xml:space="preserve"> PAGEREF _Toc216017524 \h </w:instrText>
+          <w:instrText xml:space="preserve"> PAGEREF _Toc216099372 \h </w:instrText>
         </w:r>
         <w:r>
           <w:rPr>
@@ -1008,7 +1008,7 @@
           <w14:ligatures w14:val="standardContextual"/>
         </w:rPr>
       </w:pPr>
-      <w:hyperlink w:anchor="_Toc216017525" w:history="1">
+      <w:hyperlink w:anchor="_Toc216099373" w:history="1">
         <w:r>
           <w:rPr>
             <w:rStyle w:val="Hyperlink"/>
@@ -1035,7 +1035,7 @@
             <w:noProof/>
             <w:webHidden/>
           </w:rPr>
-          <w:instrText xml:space="preserve"> PAGEREF _Toc216017525 \h </w:instrText>
+          <w:instrText xml:space="preserve"> PAGEREF _Toc216099373 \h </w:instrText>
         </w:r>
         <w:r>
           <w:rPr>
@@ -1080,13 +1080,13 @@
           <w14:ligatures w14:val="standardContextual"/>
         </w:rPr>
       </w:pPr>
-      <w:hyperlink w:anchor="_Toc216017526" w:history="1">
+      <w:hyperlink w:anchor="_Toc216099374" w:history="1">
         <w:r>
           <w:rPr>
             <w:rStyle w:val="Hyperlink"/>
             <w:noProof/>
           </w:rPr>
-          <w:t>1.3  Elméleti háttér</w:t>
+          <w:t>1.3 Elméleti háttér</w:t>
         </w:r>
         <w:r>
           <w:rPr>
@@ -1107,7 +1107,7 @@
             <w:noProof/>
             <w:webHidden/>
           </w:rPr>
-          <w:instrText xml:space="preserve"> PAGEREF _Toc216017526 \h </w:instrText>
+          <w:instrText xml:space="preserve"> PAGEREF _Toc216099374 \h </w:instrText>
         </w:r>
         <w:r>
           <w:rPr>
@@ -1127,7 +1127,7 @@
             <w:noProof/>
             <w:webHidden/>
           </w:rPr>
-          <w:t>10</w:t>
+          <w:t>11</w:t>
         </w:r>
         <w:r>
           <w:rPr>
@@ -1150,7 +1150,7 @@
           <w14:ligatures w14:val="standardContextual"/>
         </w:rPr>
       </w:pPr>
-      <w:hyperlink w:anchor="_Toc216017527" w:history="1">
+      <w:hyperlink w:anchor="_Toc216099375" w:history="1">
         <w:r>
           <w:rPr>
             <w:rStyle w:val="Hyperlink"/>
@@ -1177,7 +1177,7 @@
             <w:noProof/>
             <w:webHidden/>
           </w:rPr>
-          <w:instrText xml:space="preserve"> PAGEREF _Toc216017527 \h </w:instrText>
+          <w:instrText xml:space="preserve"> PAGEREF _Toc216099375 \h </w:instrText>
         </w:r>
         <w:r>
           <w:rPr>
@@ -1222,7 +1222,7 @@
           <w14:ligatures w14:val="standardContextual"/>
         </w:rPr>
       </w:pPr>
-      <w:hyperlink w:anchor="_Toc216017528" w:history="1">
+      <w:hyperlink w:anchor="_Toc216099376" w:history="1">
         <w:r>
           <w:rPr>
             <w:rStyle w:val="Hyperlink"/>
@@ -1249,7 +1249,7 @@
             <w:noProof/>
             <w:webHidden/>
           </w:rPr>
-          <w:instrText xml:space="preserve"> PAGEREF _Toc216017528 \h </w:instrText>
+          <w:instrText xml:space="preserve"> PAGEREF _Toc216099376 \h </w:instrText>
         </w:r>
         <w:r>
           <w:rPr>
@@ -1294,7 +1294,7 @@
           <w14:ligatures w14:val="standardContextual"/>
         </w:rPr>
       </w:pPr>
-      <w:hyperlink w:anchor="_Toc216017529" w:history="1">
+      <w:hyperlink w:anchor="_Toc216099377" w:history="1">
         <w:r>
           <w:rPr>
             <w:rStyle w:val="Hyperlink"/>
@@ -1321,7 +1321,7 @@
             <w:noProof/>
             <w:webHidden/>
           </w:rPr>
-          <w:instrText xml:space="preserve"> PAGEREF _Toc216017529 \h </w:instrText>
+          <w:instrText xml:space="preserve"> PAGEREF _Toc216099377 \h </w:instrText>
         </w:r>
         <w:r>
           <w:rPr>
@@ -1366,7 +1366,7 @@
           <w14:ligatures w14:val="standardContextual"/>
         </w:rPr>
       </w:pPr>
-      <w:hyperlink w:anchor="_Toc216017530" w:history="1">
+      <w:hyperlink w:anchor="_Toc216099378" w:history="1">
         <w:r>
           <w:rPr>
             <w:rStyle w:val="Hyperlink"/>
@@ -1393,7 +1393,7 @@
             <w:noProof/>
             <w:webHidden/>
           </w:rPr>
-          <w:instrText xml:space="preserve"> PAGEREF _Toc216017530 \h </w:instrText>
+          <w:instrText xml:space="preserve"> PAGEREF _Toc216099378 \h </w:instrText>
         </w:r>
         <w:r>
           <w:rPr>
@@ -1438,7 +1438,7 @@
           <w14:ligatures w14:val="standardContextual"/>
         </w:rPr>
       </w:pPr>
-      <w:hyperlink w:anchor="_Toc216017531" w:history="1">
+      <w:hyperlink w:anchor="_Toc216099379" w:history="1">
         <w:r>
           <w:rPr>
             <w:rStyle w:val="Hyperlink"/>
@@ -1465,7 +1465,7 @@
             <w:noProof/>
             <w:webHidden/>
           </w:rPr>
-          <w:instrText xml:space="preserve"> PAGEREF _Toc216017531 \h </w:instrText>
+          <w:instrText xml:space="preserve"> PAGEREF _Toc216099379 \h </w:instrText>
         </w:r>
         <w:r>
           <w:rPr>
@@ -1510,7 +1510,7 @@
           <w14:ligatures w14:val="standardContextual"/>
         </w:rPr>
       </w:pPr>
-      <w:hyperlink w:anchor="_Toc216017532" w:history="1">
+      <w:hyperlink w:anchor="_Toc216099380" w:history="1">
         <w:r>
           <w:rPr>
             <w:rStyle w:val="Hyperlink"/>
@@ -1537,7 +1537,7 @@
             <w:noProof/>
             <w:webHidden/>
           </w:rPr>
-          <w:instrText xml:space="preserve"> PAGEREF _Toc216017532 \h </w:instrText>
+          <w:instrText xml:space="preserve"> PAGEREF _Toc216099380 \h </w:instrText>
         </w:r>
         <w:r>
           <w:rPr>
@@ -1557,7 +1557,7 @@
             <w:noProof/>
             <w:webHidden/>
           </w:rPr>
-          <w:t>17</w:t>
+          <w:t>16</w:t>
         </w:r>
         <w:r>
           <w:rPr>
@@ -1580,7 +1580,7 @@
           <w14:ligatures w14:val="standardContextual"/>
         </w:rPr>
       </w:pPr>
-      <w:hyperlink w:anchor="_Toc216017533" w:history="1">
+      <w:hyperlink w:anchor="_Toc216099381" w:history="1">
         <w:r>
           <w:rPr>
             <w:rStyle w:val="Hyperlink"/>
@@ -1607,7 +1607,7 @@
             <w:noProof/>
             <w:webHidden/>
           </w:rPr>
-          <w:instrText xml:space="preserve"> PAGEREF _Toc216017533 \h </w:instrText>
+          <w:instrText xml:space="preserve"> PAGEREF _Toc216099381 \h </w:instrText>
         </w:r>
         <w:r>
           <w:rPr>
@@ -1627,7 +1627,7 @@
             <w:noProof/>
             <w:webHidden/>
           </w:rPr>
-          <w:t>18</w:t>
+          <w:t>17</w:t>
         </w:r>
         <w:r>
           <w:rPr>
@@ -1652,7 +1652,7 @@
           <w14:ligatures w14:val="standardContextual"/>
         </w:rPr>
       </w:pPr>
-      <w:hyperlink w:anchor="_Toc216017534" w:history="1">
+      <w:hyperlink w:anchor="_Toc216099382" w:history="1">
         <w:r>
           <w:rPr>
             <w:rStyle w:val="Hyperlink"/>
@@ -1679,7 +1679,7 @@
             <w:noProof/>
             <w:webHidden/>
           </w:rPr>
-          <w:instrText xml:space="preserve"> PAGEREF _Toc216017534 \h </w:instrText>
+          <w:instrText xml:space="preserve"> PAGEREF _Toc216099382 \h </w:instrText>
         </w:r>
         <w:r>
           <w:rPr>
@@ -1699,7 +1699,7 @@
             <w:noProof/>
             <w:webHidden/>
           </w:rPr>
-          <w:t>18</w:t>
+          <w:t>17</w:t>
         </w:r>
         <w:r>
           <w:rPr>
@@ -1724,7 +1724,7 @@
           <w14:ligatures w14:val="standardContextual"/>
         </w:rPr>
       </w:pPr>
-      <w:hyperlink w:anchor="_Toc216017535" w:history="1">
+      <w:hyperlink w:anchor="_Toc216099383" w:history="1">
         <w:r>
           <w:rPr>
             <w:rStyle w:val="Hyperlink"/>
@@ -1751,7 +1751,7 @@
             <w:noProof/>
             <w:webHidden/>
           </w:rPr>
-          <w:instrText xml:space="preserve"> PAGEREF _Toc216017535 \h </w:instrText>
+          <w:instrText xml:space="preserve"> PAGEREF _Toc216099383 \h </w:instrText>
         </w:r>
         <w:r>
           <w:rPr>
@@ -1771,7 +1771,7 @@
             <w:noProof/>
             <w:webHidden/>
           </w:rPr>
-          <w:t>19</w:t>
+          <w:t>18</w:t>
         </w:r>
         <w:r>
           <w:rPr>
@@ -1796,13 +1796,13 @@
           <w14:ligatures w14:val="standardContextual"/>
         </w:rPr>
       </w:pPr>
-      <w:hyperlink w:anchor="_Toc216017536" w:history="1">
+      <w:hyperlink w:anchor="_Toc216099384" w:history="1">
         <w:r>
           <w:rPr>
             <w:rStyle w:val="Hyperlink"/>
             <w:noProof/>
           </w:rPr>
-          <w:t>3.2.1 Modellbeli módosítások</w:t>
+          <w:t>3.2.3 Tanítási technikák</w:t>
         </w:r>
         <w:r>
           <w:rPr>
@@ -1823,7 +1823,7 @@
             <w:noProof/>
             <w:webHidden/>
           </w:rPr>
-          <w:instrText xml:space="preserve"> PAGEREF _Toc216017536 \h </w:instrText>
+          <w:instrText xml:space="preserve"> PAGEREF _Toc216099384 \h </w:instrText>
         </w:r>
         <w:r>
           <w:rPr>
@@ -1843,7 +1843,7 @@
             <w:noProof/>
             <w:webHidden/>
           </w:rPr>
-          <w:t>19</w:t>
+          <w:t>18</w:t>
         </w:r>
         <w:r>
           <w:rPr>
@@ -1868,13 +1868,13 @@
           <w14:ligatures w14:val="standardContextual"/>
         </w:rPr>
       </w:pPr>
-      <w:hyperlink w:anchor="_Toc216017537" w:history="1">
+      <w:hyperlink w:anchor="_Toc216099385" w:history="1">
         <w:r>
           <w:rPr>
             <w:rStyle w:val="Hyperlink"/>
             <w:noProof/>
           </w:rPr>
-          <w:t>3.2.2 Adatbeli módosítások</w:t>
+          <w:t>3.2.4. Veszteségfüggvény és keresztvalidáció</w:t>
         </w:r>
         <w:r>
           <w:rPr>
@@ -1895,7 +1895,7 @@
             <w:noProof/>
             <w:webHidden/>
           </w:rPr>
-          <w:instrText xml:space="preserve"> PAGEREF _Toc216017537 \h </w:instrText>
+          <w:instrText xml:space="preserve"> PAGEREF _Toc216099385 \h </w:instrText>
         </w:r>
         <w:r>
           <w:rPr>
@@ -1940,13 +1940,13 @@
           <w14:ligatures w14:val="standardContextual"/>
         </w:rPr>
       </w:pPr>
-      <w:hyperlink w:anchor="_Toc216017538" w:history="1">
+      <w:hyperlink w:anchor="_Toc216099386" w:history="1">
         <w:r>
           <w:rPr>
             <w:rStyle w:val="Hyperlink"/>
             <w:noProof/>
           </w:rPr>
-          <w:t>3.2.3 Tanítási technikák</w:t>
+          <w:t>3.3 Multimodális architektúra vizsgálata</w:t>
         </w:r>
         <w:r>
           <w:rPr>
@@ -1967,7 +1967,7 @@
             <w:noProof/>
             <w:webHidden/>
           </w:rPr>
-          <w:instrText xml:space="preserve"> PAGEREF _Toc216017538 \h </w:instrText>
+          <w:instrText xml:space="preserve"> PAGEREF _Toc216099386 \h </w:instrText>
         </w:r>
         <w:r>
           <w:rPr>
@@ -1987,7 +1987,7 @@
             <w:noProof/>
             <w:webHidden/>
           </w:rPr>
-          <w:t>19</w:t>
+          <w:t>20</w:t>
         </w:r>
         <w:r>
           <w:rPr>
@@ -2012,13 +2012,13 @@
           <w14:ligatures w14:val="standardContextual"/>
         </w:rPr>
       </w:pPr>
-      <w:hyperlink w:anchor="_Toc216017539" w:history="1">
+      <w:hyperlink w:anchor="_Toc216099387" w:history="1">
         <w:r>
           <w:rPr>
             <w:rStyle w:val="Hyperlink"/>
             <w:noProof/>
           </w:rPr>
-          <w:t>3.2.4. Veszteségfüggvény és keresztvalidáció</w:t>
+          <w:t>3.4. Karakterfelismerő modell fejlesztése</w:t>
         </w:r>
         <w:r>
           <w:rPr>
@@ -2039,79 +2039,7 @@
             <w:noProof/>
             <w:webHidden/>
           </w:rPr>
-          <w:instrText xml:space="preserve"> PAGEREF _Toc216017539 \h </w:instrText>
-        </w:r>
-        <w:r>
-          <w:rPr>
-            <w:noProof/>
-            <w:webHidden/>
-          </w:rPr>
-        </w:r>
-        <w:r>
-          <w:rPr>
-            <w:noProof/>
-            <w:webHidden/>
-          </w:rPr>
-          <w:fldChar w:fldCharType="separate"/>
-        </w:r>
-        <w:r>
-          <w:rPr>
-            <w:noProof/>
-            <w:webHidden/>
-          </w:rPr>
-          <w:t>19</w:t>
-        </w:r>
-        <w:r>
-          <w:rPr>
-            <w:noProof/>
-            <w:webHidden/>
-          </w:rPr>
-          <w:fldChar w:fldCharType="end"/>
-        </w:r>
-      </w:hyperlink>
-    </w:p>
-    <w:p>
-      <w:pPr>
-        <w:pStyle w:val="TOC2"/>
-        <w:tabs>
-          <w:tab w:val="right" w:leader="dot" w:pos="8494"/>
-        </w:tabs>
-        <w:rPr>
-          <w:rFonts w:asciiTheme="minorHAnsi" w:eastAsiaTheme="minorEastAsia" w:hAnsiTheme="minorHAnsi" w:cstheme="minorBidi"/>
-          <w:noProof/>
-          <w:kern w:val="2"/>
-          <w:lang w:val="en-HU" w:eastAsia="en-GB"/>
-          <w14:ligatures w14:val="standardContextual"/>
-        </w:rPr>
-      </w:pPr>
-      <w:hyperlink w:anchor="_Toc216017540" w:history="1">
-        <w:r>
-          <w:rPr>
-            <w:rStyle w:val="Hyperlink"/>
-            <w:noProof/>
-          </w:rPr>
-          <w:t>3.3. Karakterfelismerő modell fejlesztése</w:t>
-        </w:r>
-        <w:r>
-          <w:rPr>
-            <w:noProof/>
-            <w:webHidden/>
-          </w:rPr>
-          <w:tab/>
-        </w:r>
-        <w:r>
-          <w:rPr>
-            <w:noProof/>
-            <w:webHidden/>
-          </w:rPr>
-          <w:fldChar w:fldCharType="begin"/>
-        </w:r>
-        <w:r>
-          <w:rPr>
-            <w:noProof/>
-            <w:webHidden/>
-          </w:rPr>
-          <w:instrText xml:space="preserve"> PAGEREF _Toc216017540 \h </w:instrText>
+          <w:instrText xml:space="preserve"> PAGEREF _Toc216099387 \h </w:instrText>
         </w:r>
         <w:r>
           <w:rPr>
@@ -2154,7 +2082,7 @@
           <w14:ligatures w14:val="standardContextual"/>
         </w:rPr>
       </w:pPr>
-      <w:hyperlink w:anchor="_Toc216017541" w:history="1">
+      <w:hyperlink w:anchor="_Toc216099388" w:history="1">
         <w:r>
           <w:rPr>
             <w:rStyle w:val="Hyperlink"/>
@@ -2181,7 +2109,7 @@
             <w:noProof/>
             <w:webHidden/>
           </w:rPr>
-          <w:instrText xml:space="preserve"> PAGEREF _Toc216017541 \h </w:instrText>
+          <w:instrText xml:space="preserve"> PAGEREF _Toc216099388 \h </w:instrText>
         </w:r>
         <w:r>
           <w:rPr>
@@ -2201,7 +2129,7 @@
             <w:noProof/>
             <w:webHidden/>
           </w:rPr>
-          <w:t>24</w:t>
+          <w:t>22</w:t>
         </w:r>
         <w:r>
           <w:rPr>
@@ -2226,7 +2154,7 @@
           <w14:ligatures w14:val="standardContextual"/>
         </w:rPr>
       </w:pPr>
-      <w:hyperlink w:anchor="_Toc216017542" w:history="1">
+      <w:hyperlink w:anchor="_Toc216099389" w:history="1">
         <w:r>
           <w:rPr>
             <w:rStyle w:val="Hyperlink"/>
@@ -2253,7 +2181,7 @@
             <w:noProof/>
             <w:webHidden/>
           </w:rPr>
-          <w:instrText xml:space="preserve"> PAGEREF _Toc216017542 \h </w:instrText>
+          <w:instrText xml:space="preserve"> PAGEREF _Toc216099389 \h </w:instrText>
         </w:r>
         <w:r>
           <w:rPr>
@@ -2273,7 +2201,7 @@
             <w:noProof/>
             <w:webHidden/>
           </w:rPr>
-          <w:t>24</w:t>
+          <w:t>22</w:t>
         </w:r>
         <w:r>
           <w:rPr>
@@ -2298,7 +2226,7 @@
           <w14:ligatures w14:val="standardContextual"/>
         </w:rPr>
       </w:pPr>
-      <w:hyperlink w:anchor="_Toc216017543" w:history="1">
+      <w:hyperlink w:anchor="_Toc216099390" w:history="1">
         <w:r>
           <w:rPr>
             <w:rStyle w:val="Hyperlink"/>
@@ -2325,7 +2253,7 @@
             <w:noProof/>
             <w:webHidden/>
           </w:rPr>
-          <w:instrText xml:space="preserve"> PAGEREF _Toc216017543 \h </w:instrText>
+          <w:instrText xml:space="preserve"> PAGEREF _Toc216099390 \h </w:instrText>
         </w:r>
         <w:r>
           <w:rPr>
@@ -2345,7 +2273,7 @@
             <w:noProof/>
             <w:webHidden/>
           </w:rPr>
-          <w:t>24</w:t>
+          <w:t>22</w:t>
         </w:r>
         <w:r>
           <w:rPr>
@@ -2370,7 +2298,7 @@
           <w14:ligatures w14:val="standardContextual"/>
         </w:rPr>
       </w:pPr>
-      <w:hyperlink w:anchor="_Toc216017544" w:history="1">
+      <w:hyperlink w:anchor="_Toc216099391" w:history="1">
         <w:r>
           <w:rPr>
             <w:rStyle w:val="Hyperlink"/>
@@ -2397,7 +2325,7 @@
             <w:noProof/>
             <w:webHidden/>
           </w:rPr>
-          <w:instrText xml:space="preserve"> PAGEREF _Toc216017544 \h </w:instrText>
+          <w:instrText xml:space="preserve"> PAGEREF _Toc216099391 \h </w:instrText>
         </w:r>
         <w:r>
           <w:rPr>
@@ -2417,7 +2345,7 @@
             <w:noProof/>
             <w:webHidden/>
           </w:rPr>
-          <w:t>25</w:t>
+          <w:t>23</w:t>
         </w:r>
         <w:r>
           <w:rPr>
@@ -2442,7 +2370,7 @@
           <w14:ligatures w14:val="standardContextual"/>
         </w:rPr>
       </w:pPr>
-      <w:hyperlink w:anchor="_Toc216017545" w:history="1">
+      <w:hyperlink w:anchor="_Toc216099392" w:history="1">
         <w:r>
           <w:rPr>
             <w:rStyle w:val="Hyperlink"/>
@@ -2469,7 +2397,7 @@
             <w:noProof/>
             <w:webHidden/>
           </w:rPr>
-          <w:instrText xml:space="preserve"> PAGEREF _Toc216017545 \h </w:instrText>
+          <w:instrText xml:space="preserve"> PAGEREF _Toc216099392 \h </w:instrText>
         </w:r>
         <w:r>
           <w:rPr>
@@ -2489,7 +2417,7 @@
             <w:noProof/>
             <w:webHidden/>
           </w:rPr>
-          <w:t>27</w:t>
+          <w:t>25</w:t>
         </w:r>
         <w:r>
           <w:rPr>
@@ -2514,7 +2442,7 @@
           <w14:ligatures w14:val="standardContextual"/>
         </w:rPr>
       </w:pPr>
-      <w:hyperlink w:anchor="_Toc216017546" w:history="1">
+      <w:hyperlink w:anchor="_Toc216099393" w:history="1">
         <w:r>
           <w:rPr>
             <w:rStyle w:val="Hyperlink"/>
@@ -2541,7 +2469,7 @@
             <w:noProof/>
             <w:webHidden/>
           </w:rPr>
-          <w:instrText xml:space="preserve"> PAGEREF _Toc216017546 \h </w:instrText>
+          <w:instrText xml:space="preserve"> PAGEREF _Toc216099393 \h </w:instrText>
         </w:r>
         <w:r>
           <w:rPr>
@@ -2561,7 +2489,7 @@
             <w:noProof/>
             <w:webHidden/>
           </w:rPr>
-          <w:t>28</w:t>
+          <w:t>26</w:t>
         </w:r>
         <w:r>
           <w:rPr>
@@ -2586,7 +2514,7 @@
           <w14:ligatures w14:val="standardContextual"/>
         </w:rPr>
       </w:pPr>
-      <w:hyperlink w:anchor="_Toc216017547" w:history="1">
+      <w:hyperlink w:anchor="_Toc216099394" w:history="1">
         <w:r>
           <w:rPr>
             <w:rStyle w:val="Hyperlink"/>
@@ -2613,7 +2541,7 @@
             <w:noProof/>
             <w:webHidden/>
           </w:rPr>
-          <w:instrText xml:space="preserve"> PAGEREF _Toc216017547 \h </w:instrText>
+          <w:instrText xml:space="preserve"> PAGEREF _Toc216099394 \h </w:instrText>
         </w:r>
         <w:r>
           <w:rPr>
@@ -2633,7 +2561,7 @@
             <w:noProof/>
             <w:webHidden/>
           </w:rPr>
-          <w:t>28</w:t>
+          <w:t>26</w:t>
         </w:r>
         <w:r>
           <w:rPr>
@@ -2658,7 +2586,7 @@
           <w14:ligatures w14:val="standardContextual"/>
         </w:rPr>
       </w:pPr>
-      <w:hyperlink w:anchor="_Toc216017548" w:history="1">
+      <w:hyperlink w:anchor="_Toc216099395" w:history="1">
         <w:r>
           <w:rPr>
             <w:rStyle w:val="Hyperlink"/>
@@ -2685,7 +2613,7 @@
             <w:noProof/>
             <w:webHidden/>
           </w:rPr>
-          <w:instrText xml:space="preserve"> PAGEREF _Toc216017548 \h </w:instrText>
+          <w:instrText xml:space="preserve"> PAGEREF _Toc216099395 \h </w:instrText>
         </w:r>
         <w:r>
           <w:rPr>
@@ -2705,7 +2633,7 @@
             <w:noProof/>
             <w:webHidden/>
           </w:rPr>
-          <w:t>28</w:t>
+          <w:t>26</w:t>
         </w:r>
         <w:r>
           <w:rPr>
@@ -2730,7 +2658,7 @@
           <w14:ligatures w14:val="standardContextual"/>
         </w:rPr>
       </w:pPr>
-      <w:hyperlink w:anchor="_Toc216017549" w:history="1">
+      <w:hyperlink w:anchor="_Toc216099396" w:history="1">
         <w:r>
           <w:rPr>
             <w:rStyle w:val="Hyperlink"/>
@@ -2773,7 +2701,7 @@
             <w:noProof/>
             <w:webHidden/>
           </w:rPr>
-          <w:instrText xml:space="preserve"> PAGEREF _Toc216017549 \h </w:instrText>
+          <w:instrText xml:space="preserve"> PAGEREF _Toc216099396 \h </w:instrText>
         </w:r>
         <w:r>
           <w:rPr>
@@ -2793,7 +2721,7 @@
             <w:noProof/>
             <w:webHidden/>
           </w:rPr>
-          <w:t>29</w:t>
+          <w:t>27</w:t>
         </w:r>
         <w:r>
           <w:rPr>
@@ -2818,7 +2746,7 @@
           <w14:ligatures w14:val="standardContextual"/>
         </w:rPr>
       </w:pPr>
-      <w:hyperlink w:anchor="_Toc216017550" w:history="1">
+      <w:hyperlink w:anchor="_Toc216099397" w:history="1">
         <w:r>
           <w:rPr>
             <w:rStyle w:val="Hyperlink"/>
@@ -2845,7 +2773,7 @@
             <w:noProof/>
             <w:webHidden/>
           </w:rPr>
-          <w:instrText xml:space="preserve"> PAGEREF _Toc216017550 \h </w:instrText>
+          <w:instrText xml:space="preserve"> PAGEREF _Toc216099397 \h </w:instrText>
         </w:r>
         <w:r>
           <w:rPr>
@@ -2865,7 +2793,7 @@
             <w:noProof/>
             <w:webHidden/>
           </w:rPr>
-          <w:t>30</w:t>
+          <w:t>28</w:t>
         </w:r>
         <w:r>
           <w:rPr>
@@ -2890,7 +2818,7 @@
           <w14:ligatures w14:val="standardContextual"/>
         </w:rPr>
       </w:pPr>
-      <w:hyperlink w:anchor="_Toc216017551" w:history="1">
+      <w:hyperlink w:anchor="_Toc216099398" w:history="1">
         <w:r>
           <w:rPr>
             <w:rStyle w:val="Hyperlink"/>
@@ -2917,7 +2845,7 @@
             <w:noProof/>
             <w:webHidden/>
           </w:rPr>
-          <w:instrText xml:space="preserve"> PAGEREF _Toc216017551 \h </w:instrText>
+          <w:instrText xml:space="preserve"> PAGEREF _Toc216099398 \h </w:instrText>
         </w:r>
         <w:r>
           <w:rPr>
@@ -2937,7 +2865,7 @@
             <w:noProof/>
             <w:webHidden/>
           </w:rPr>
-          <w:t>31</w:t>
+          <w:t>29</w:t>
         </w:r>
         <w:r>
           <w:rPr>
@@ -2962,7 +2890,7 @@
           <w14:ligatures w14:val="standardContextual"/>
         </w:rPr>
       </w:pPr>
-      <w:hyperlink w:anchor="_Toc216017552" w:history="1">
+      <w:hyperlink w:anchor="_Toc216099399" w:history="1">
         <w:r>
           <w:rPr>
             <w:rStyle w:val="Hyperlink"/>
@@ -2989,7 +2917,7 @@
             <w:noProof/>
             <w:webHidden/>
           </w:rPr>
-          <w:instrText xml:space="preserve"> PAGEREF _Toc216017552 \h </w:instrText>
+          <w:instrText xml:space="preserve"> PAGEREF _Toc216099399 \h </w:instrText>
         </w:r>
         <w:r>
           <w:rPr>
@@ -3009,7 +2937,7 @@
             <w:noProof/>
             <w:webHidden/>
           </w:rPr>
-          <w:t>32</w:t>
+          <w:t>30</w:t>
         </w:r>
         <w:r>
           <w:rPr>
@@ -3034,7 +2962,7 @@
           <w14:ligatures w14:val="standardContextual"/>
         </w:rPr>
       </w:pPr>
-      <w:hyperlink w:anchor="_Toc216017553" w:history="1">
+      <w:hyperlink w:anchor="_Toc216099400" w:history="1">
         <w:r>
           <w:rPr>
             <w:rStyle w:val="Hyperlink"/>
@@ -3061,7 +2989,7 @@
             <w:noProof/>
             <w:webHidden/>
           </w:rPr>
-          <w:instrText xml:space="preserve"> PAGEREF _Toc216017553 \h </w:instrText>
+          <w:instrText xml:space="preserve"> PAGEREF _Toc216099400 \h </w:instrText>
         </w:r>
         <w:r>
           <w:rPr>
@@ -3081,7 +3009,7 @@
             <w:noProof/>
             <w:webHidden/>
           </w:rPr>
-          <w:t>33</w:t>
+          <w:t>31</w:t>
         </w:r>
         <w:r>
           <w:rPr>
@@ -3106,7 +3034,7 @@
           <w14:ligatures w14:val="standardContextual"/>
         </w:rPr>
       </w:pPr>
-      <w:hyperlink w:anchor="_Toc216017554" w:history="1">
+      <w:hyperlink w:anchor="_Toc216099401" w:history="1">
         <w:r>
           <w:rPr>
             <w:rStyle w:val="Hyperlink"/>
@@ -3133,7 +3061,7 @@
             <w:noProof/>
             <w:webHidden/>
           </w:rPr>
-          <w:instrText xml:space="preserve"> PAGEREF _Toc216017554 \h </w:instrText>
+          <w:instrText xml:space="preserve"> PAGEREF _Toc216099401 \h </w:instrText>
         </w:r>
         <w:r>
           <w:rPr>
@@ -3153,7 +3081,7 @@
             <w:noProof/>
             <w:webHidden/>
           </w:rPr>
-          <w:t>33</w:t>
+          <w:t>31</w:t>
         </w:r>
         <w:r>
           <w:rPr>
@@ -3178,7 +3106,7 @@
           <w14:ligatures w14:val="standardContextual"/>
         </w:rPr>
       </w:pPr>
-      <w:hyperlink w:anchor="_Toc216017555" w:history="1">
+      <w:hyperlink w:anchor="_Toc216099402" w:history="1">
         <w:r>
           <w:rPr>
             <w:rStyle w:val="Hyperlink"/>
@@ -3205,7 +3133,7 @@
             <w:noProof/>
             <w:webHidden/>
           </w:rPr>
-          <w:instrText xml:space="preserve"> PAGEREF _Toc216017555 \h </w:instrText>
+          <w:instrText xml:space="preserve"> PAGEREF _Toc216099402 \h </w:instrText>
         </w:r>
         <w:r>
           <w:rPr>
@@ -3225,7 +3153,7 @@
             <w:noProof/>
             <w:webHidden/>
           </w:rPr>
-          <w:t>35</w:t>
+          <w:t>33</w:t>
         </w:r>
         <w:r>
           <w:rPr>
@@ -3250,7 +3178,7 @@
           <w14:ligatures w14:val="standardContextual"/>
         </w:rPr>
       </w:pPr>
-      <w:hyperlink w:anchor="_Toc216017556" w:history="1">
+      <w:hyperlink w:anchor="_Toc216099403" w:history="1">
         <w:r>
           <w:rPr>
             <w:rStyle w:val="Hyperlink"/>
@@ -3277,7 +3205,7 @@
             <w:noProof/>
             <w:webHidden/>
           </w:rPr>
-          <w:instrText xml:space="preserve"> PAGEREF _Toc216017556 \h </w:instrText>
+          <w:instrText xml:space="preserve"> PAGEREF _Toc216099403 \h </w:instrText>
         </w:r>
         <w:r>
           <w:rPr>
@@ -3297,7 +3225,7 @@
             <w:noProof/>
             <w:webHidden/>
           </w:rPr>
-          <w:t>37</w:t>
+          <w:t>35</w:t>
         </w:r>
         <w:r>
           <w:rPr>
@@ -3322,7 +3250,7 @@
           <w14:ligatures w14:val="standardContextual"/>
         </w:rPr>
       </w:pPr>
-      <w:hyperlink w:anchor="_Toc216017557" w:history="1">
+      <w:hyperlink w:anchor="_Toc216099404" w:history="1">
         <w:r>
           <w:rPr>
             <w:rStyle w:val="Hyperlink"/>
@@ -3349,7 +3277,7 @@
             <w:noProof/>
             <w:webHidden/>
           </w:rPr>
-          <w:instrText xml:space="preserve"> PAGEREF _Toc216017557 \h </w:instrText>
+          <w:instrText xml:space="preserve"> PAGEREF _Toc216099404 \h </w:instrText>
         </w:r>
         <w:r>
           <w:rPr>
@@ -3369,7 +3297,7 @@
             <w:noProof/>
             <w:webHidden/>
           </w:rPr>
-          <w:t>39</w:t>
+          <w:t>37</w:t>
         </w:r>
         <w:r>
           <w:rPr>
@@ -3392,7 +3320,7 @@
           <w14:ligatures w14:val="standardContextual"/>
         </w:rPr>
       </w:pPr>
-      <w:hyperlink w:anchor="_Toc216017558" w:history="1">
+      <w:hyperlink w:anchor="_Toc216099405" w:history="1">
         <w:r>
           <w:rPr>
             <w:rStyle w:val="Hyperlink"/>
@@ -3419,7 +3347,7 @@
             <w:noProof/>
             <w:webHidden/>
           </w:rPr>
-          <w:instrText xml:space="preserve"> PAGEREF _Toc216017558 \h </w:instrText>
+          <w:instrText xml:space="preserve"> PAGEREF _Toc216099405 \h </w:instrText>
         </w:r>
         <w:r>
           <w:rPr>
@@ -3439,7 +3367,7 @@
             <w:noProof/>
             <w:webHidden/>
           </w:rPr>
-          <w:t>40</w:t>
+          <w:t>38</w:t>
         </w:r>
         <w:r>
           <w:rPr>
@@ -3462,7 +3390,7 @@
           <w14:ligatures w14:val="standardContextual"/>
         </w:rPr>
       </w:pPr>
-      <w:hyperlink w:anchor="_Toc216017559" w:history="1">
+      <w:hyperlink w:anchor="_Toc216099406" w:history="1">
         <w:r>
           <w:rPr>
             <w:rStyle w:val="Hyperlink"/>
@@ -3489,7 +3417,7 @@
             <w:noProof/>
             <w:webHidden/>
           </w:rPr>
-          <w:instrText xml:space="preserve"> PAGEREF _Toc216017559 \h </w:instrText>
+          <w:instrText xml:space="preserve"> PAGEREF _Toc216099406 \h </w:instrText>
         </w:r>
         <w:r>
           <w:rPr>
@@ -3509,7 +3437,7 @@
             <w:noProof/>
             <w:webHidden/>
           </w:rPr>
-          <w:t>41</w:t>
+          <w:t>39</w:t>
         </w:r>
         <w:r>
           <w:rPr>
@@ -3534,13 +3462,13 @@
           <w14:ligatures w14:val="standardContextual"/>
         </w:rPr>
       </w:pPr>
-      <w:hyperlink w:anchor="_Toc216017560" w:history="1">
+      <w:hyperlink w:anchor="_Toc216099407" w:history="1">
         <w:r>
           <w:rPr>
             <w:rStyle w:val="Hyperlink"/>
             <w:noProof/>
           </w:rPr>
-          <w:t>5.1 Márka szinonima lista</w:t>
+          <w:t>5.1 Márkák listája</w:t>
         </w:r>
         <w:r>
           <w:rPr>
@@ -3561,7 +3489,7 @@
             <w:noProof/>
             <w:webHidden/>
           </w:rPr>
-          <w:instrText xml:space="preserve"> PAGEREF _Toc216017560 \h </w:instrText>
+          <w:instrText xml:space="preserve"> PAGEREF _Toc216099407 \h </w:instrText>
         </w:r>
         <w:r>
           <w:rPr>
@@ -3581,7 +3509,7 @@
             <w:noProof/>
             <w:webHidden/>
           </w:rPr>
-          <w:t>41</w:t>
+          <w:t>39</w:t>
         </w:r>
         <w:r>
           <w:rPr>
@@ -3606,13 +3534,13 @@
           <w14:ligatures w14:val="standardContextual"/>
         </w:rPr>
       </w:pPr>
-      <w:hyperlink w:anchor="_Toc216017561" w:history="1">
+      <w:hyperlink w:anchor="_Toc216099408" w:history="1">
         <w:r>
           <w:rPr>
             <w:rStyle w:val="Hyperlink"/>
             <w:noProof/>
           </w:rPr>
-          <w:t>5.2 Heti memeszám és hírsentiment idődiagramok</w:t>
+          <w:t>5.2 Márka szinonima lista</w:t>
         </w:r>
         <w:r>
           <w:rPr>
@@ -3633,7 +3561,7 @@
             <w:noProof/>
             <w:webHidden/>
           </w:rPr>
-          <w:instrText xml:space="preserve"> PAGEREF _Toc216017561 \h </w:instrText>
+          <w:instrText xml:space="preserve"> PAGEREF _Toc216099408 \h </w:instrText>
         </w:r>
         <w:r>
           <w:rPr>
@@ -3653,7 +3581,7 @@
             <w:noProof/>
             <w:webHidden/>
           </w:rPr>
-          <w:t>43</w:t>
+          <w:t>39</w:t>
         </w:r>
         <w:r>
           <w:rPr>
@@ -3678,13 +3606,13 @@
           <w14:ligatures w14:val="standardContextual"/>
         </w:rPr>
       </w:pPr>
-      <w:hyperlink w:anchor="_Toc216017562" w:history="1">
+      <w:hyperlink w:anchor="_Toc216099409" w:history="1">
         <w:r>
           <w:rPr>
             <w:rStyle w:val="Hyperlink"/>
             <w:noProof/>
           </w:rPr>
-          <w:t>5.3 Korrelációs mátrixok</w:t>
+          <w:t>5.3 Heti memeszám és hírsentiment idődiagramok</w:t>
         </w:r>
         <w:r>
           <w:rPr>
@@ -3705,7 +3633,7 @@
             <w:noProof/>
             <w:webHidden/>
           </w:rPr>
-          <w:instrText xml:space="preserve"> PAGEREF _Toc216017562 \h </w:instrText>
+          <w:instrText xml:space="preserve"> PAGEREF _Toc216099409 \h </w:instrText>
         </w:r>
         <w:r>
           <w:rPr>
@@ -3725,7 +3653,7 @@
             <w:noProof/>
             <w:webHidden/>
           </w:rPr>
-          <w:t>46</w:t>
+          <w:t>42</w:t>
         </w:r>
         <w:r>
           <w:rPr>
@@ -3750,13 +3678,13 @@
           <w14:ligatures w14:val="standardContextual"/>
         </w:rPr>
       </w:pPr>
-      <w:hyperlink w:anchor="_Toc216017563" w:history="1">
+      <w:hyperlink w:anchor="_Toc216099410" w:history="1">
         <w:r>
           <w:rPr>
             <w:rStyle w:val="Hyperlink"/>
             <w:noProof/>
           </w:rPr>
-          <w:t>5.4 Kísérleti mém-sentiment becslés (OCR + FinBERT + CLIP)</w:t>
+          <w:t>5.4 Korrelációs mátrixok</w:t>
         </w:r>
         <w:r>
           <w:rPr>
@@ -3777,7 +3705,7 @@
             <w:noProof/>
             <w:webHidden/>
           </w:rPr>
-          <w:instrText xml:space="preserve"> PAGEREF _Toc216017563 \h </w:instrText>
+          <w:instrText xml:space="preserve"> PAGEREF _Toc216099410 \h </w:instrText>
         </w:r>
         <w:r>
           <w:rPr>
@@ -3797,7 +3725,7 @@
             <w:noProof/>
             <w:webHidden/>
           </w:rPr>
-          <w:t>46</w:t>
+          <w:t>44</w:t>
         </w:r>
         <w:r>
           <w:rPr>
@@ -3822,13 +3750,13 @@
           <w14:ligatures w14:val="standardContextual"/>
         </w:rPr>
       </w:pPr>
-      <w:hyperlink w:anchor="_Toc216017564" w:history="1">
+      <w:hyperlink w:anchor="_Toc216099411" w:history="1">
         <w:r>
           <w:rPr>
             <w:rStyle w:val="Hyperlink"/>
             <w:noProof/>
           </w:rPr>
-          <w:t>5.5. Diagnosztikai elemzések</w:t>
+          <w:t>5.5 Kísérleti mém-sentiment becslés (OCR + FinBERT + CLIP)</w:t>
         </w:r>
         <w:r>
           <w:rPr>
@@ -3849,7 +3777,7 @@
             <w:noProof/>
             <w:webHidden/>
           </w:rPr>
-          <w:instrText xml:space="preserve"> PAGEREF _Toc216017564 \h </w:instrText>
+          <w:instrText xml:space="preserve"> PAGEREF _Toc216099411 \h </w:instrText>
         </w:r>
         <w:r>
           <w:rPr>
@@ -3869,7 +3797,7 @@
             <w:noProof/>
             <w:webHidden/>
           </w:rPr>
-          <w:t>47</w:t>
+          <w:t>45</w:t>
         </w:r>
         <w:r>
           <w:rPr>
@@ -3894,27 +3822,85 @@
           <w14:ligatures w14:val="standardContextual"/>
         </w:rPr>
       </w:pPr>
-      <w:hyperlink w:anchor="_Toc216017565" w:history="1">
+      <w:hyperlink w:anchor="_Toc216099412" w:history="1">
         <w:r>
           <w:rPr>
             <w:rStyle w:val="Hyperlink"/>
             <w:noProof/>
           </w:rPr>
-          <w:t xml:space="preserve">5.6. Sentiment-et tartalmazó </w:t>
-        </w:r>
+          <w:t>5.6. Diagnosztikai elemzések</w:t>
+        </w:r>
+        <w:r>
+          <w:rPr>
+            <w:noProof/>
+            <w:webHidden/>
+          </w:rPr>
+          <w:tab/>
+        </w:r>
+        <w:r>
+          <w:rPr>
+            <w:noProof/>
+            <w:webHidden/>
+          </w:rPr>
+          <w:fldChar w:fldCharType="begin"/>
+        </w:r>
+        <w:r>
+          <w:rPr>
+            <w:noProof/>
+            <w:webHidden/>
+          </w:rPr>
+          <w:instrText xml:space="preserve"> PAGEREF _Toc216099412 \h </w:instrText>
+        </w:r>
+        <w:r>
+          <w:rPr>
+            <w:noProof/>
+            <w:webHidden/>
+          </w:rPr>
+        </w:r>
+        <w:r>
+          <w:rPr>
+            <w:noProof/>
+            <w:webHidden/>
+          </w:rPr>
+          <w:fldChar w:fldCharType="separate"/>
+        </w:r>
+        <w:r>
+          <w:rPr>
+            <w:noProof/>
+            <w:webHidden/>
+          </w:rPr>
+          <w:t>46</w:t>
+        </w:r>
+        <w:r>
+          <w:rPr>
+            <w:noProof/>
+            <w:webHidden/>
+          </w:rPr>
+          <w:fldChar w:fldCharType="end"/>
+        </w:r>
+      </w:hyperlink>
+    </w:p>
+    <w:p>
+      <w:pPr>
+        <w:pStyle w:val="TOC2"/>
+        <w:tabs>
+          <w:tab w:val="right" w:leader="dot" w:pos="8494"/>
+        </w:tabs>
+        <w:rPr>
+          <w:rFonts w:asciiTheme="minorHAnsi" w:eastAsiaTheme="minorEastAsia" w:hAnsiTheme="minorHAnsi" w:cstheme="minorBidi"/>
+          <w:noProof/>
+          <w:kern w:val="2"/>
+          <w:lang w:val="en-HU" w:eastAsia="en-GB"/>
+          <w14:ligatures w14:val="standardContextual"/>
+        </w:rPr>
+      </w:pPr>
+      <w:hyperlink w:anchor="_Toc216099413" w:history="1">
         <w:r>
           <w:rPr>
             <w:rStyle w:val="Hyperlink"/>
             <w:noProof/>
           </w:rPr>
-          <w:t>T</w:t>
-        </w:r>
-        <w:r>
-          <w:rPr>
-            <w:rStyle w:val="Hyperlink"/>
-            <w:noProof/>
-          </w:rPr>
-          <w:t>WFE specifikációk</w:t>
+          <w:t>5.7. Sentiment-et tartalmazó TWFE specifikációk</w:t>
         </w:r>
         <w:r>
           <w:rPr>
@@ -3935,7 +3921,7 @@
             <w:noProof/>
             <w:webHidden/>
           </w:rPr>
-          <w:instrText xml:space="preserve"> PAGEREF _Toc216017565 \h </w:instrText>
+          <w:instrText xml:space="preserve"> PAGEREF _Toc216099413 \h </w:instrText>
         </w:r>
         <w:r>
           <w:rPr>
@@ -3955,7 +3941,7 @@
             <w:noProof/>
             <w:webHidden/>
           </w:rPr>
-          <w:t>52</w:t>
+          <w:t>51</w:t>
         </w:r>
         <w:r>
           <w:rPr>
@@ -4117,7 +4103,7 @@
         <w:rPr>
           <w:noProof/>
         </w:rPr>
-        <w:t>2025. 12. 08.</w:t>
+        <w:t>2025. 12. 09.</w:t>
       </w:r>
       <w:r>
         <w:fldChar w:fldCharType="end"/>
@@ -4172,7 +4158,7 @@
       <w:pPr>
         <w:pStyle w:val="Fejezetcimszmozsnlkl"/>
       </w:pPr>
-      <w:bookmarkStart w:id="0" w:name="_Toc216017522"/>
+      <w:bookmarkStart w:id="0" w:name="_Toc216099370"/>
       <w:r>
         <w:lastRenderedPageBreak/>
         <w:t>Összefoglaló</w:t>
@@ -4294,7 +4280,7 @@
       <w:pPr>
         <w:pStyle w:val="Fejezetcimszmozsnlkl"/>
       </w:pPr>
-      <w:bookmarkStart w:id="1" w:name="_Toc216017523"/>
+      <w:bookmarkStart w:id="1" w:name="_Toc216099371"/>
       <w:proofErr w:type="spellStart"/>
       <w:r>
         <w:lastRenderedPageBreak/>
@@ -5651,7 +5637,7 @@
       <w:pPr>
         <w:pStyle w:val="Heading2"/>
       </w:pPr>
-      <w:bookmarkStart w:id="2" w:name="_Toc216017524"/>
+      <w:bookmarkStart w:id="2" w:name="_Toc216099372"/>
       <w:r>
         <w:lastRenderedPageBreak/>
         <w:t xml:space="preserve">1.1 </w:t>
@@ -5774,7 +5760,7 @@
       <w:pPr>
         <w:pStyle w:val="Heading2"/>
       </w:pPr>
-      <w:bookmarkStart w:id="3" w:name="_Toc216017525"/>
+      <w:bookmarkStart w:id="3" w:name="_Toc216099373"/>
       <w:r>
         <w:lastRenderedPageBreak/>
         <w:t xml:space="preserve">1.2 </w:t>
@@ -5790,7 +5776,6 @@
           <w:lang w:val="en-HU"/>
         </w:rPr>
       </w:pPr>
-      <w:bookmarkStart w:id="4" w:name="_Toc216017526"/>
       <w:r>
         <w:rPr>
           <w:lang w:val="en-HU"/>
@@ -5861,6 +5846,7 @@
       <w:pPr>
         <w:pStyle w:val="Heading2"/>
       </w:pPr>
+      <w:bookmarkStart w:id="4" w:name="_Toc216099374"/>
       <w:r>
         <w:t>1</w:t>
       </w:r>
@@ -6697,7 +6683,7 @@
       <w:pPr>
         <w:pStyle w:val="Heading1"/>
       </w:pPr>
-      <w:bookmarkStart w:id="5" w:name="_Toc216017527"/>
+      <w:bookmarkStart w:id="5" w:name="_Toc216099375"/>
       <w:r>
         <w:lastRenderedPageBreak/>
         <w:t xml:space="preserve">2. </w:t>
@@ -6709,178 +6695,127 @@
     </w:p>
     <w:p>
       <w:pPr>
+        <w:rPr>
+          <w:iCs/>
+        </w:rPr>
+      </w:pPr>
+      <w:r>
+        <w:t xml:space="preserve">A kutatás két, egymástól jól elkülöníthető adatfeldolgozási feladatot ölel fel. Egyrészt a vizuális márkajelenlét azonosításához szükséges képi adatok gyűjtését, beleértve a logók és feliratok detektálását; másrészt a márkák </w:t>
+      </w:r>
+      <w:proofErr w:type="spellStart"/>
+      <w:r>
+        <w:t>médiabeli</w:t>
+      </w:r>
+      <w:proofErr w:type="spellEnd"/>
+      <w:r>
+        <w:t xml:space="preserve"> megjelenéseinek feltárását, amely nagy szövegkorpuszok </w:t>
+      </w:r>
+      <w:r>
+        <w:rPr>
+          <w:iCs/>
+        </w:rPr>
+        <w:t>(</w:t>
+      </w:r>
+      <w:r>
+        <w:t xml:space="preserve">jelen esetben a </w:t>
+      </w:r>
+      <w:r>
+        <w:rPr>
+          <w:i/>
+        </w:rPr>
+        <w:t>New York Times</w:t>
+      </w:r>
+      <w:r>
+        <w:t xml:space="preserve"> archívumának</w:t>
+      </w:r>
+      <w:r>
+        <w:rPr>
+          <w:iCs/>
+        </w:rPr>
+        <w:t>)</w:t>
+      </w:r>
+      <w:r>
+        <w:t xml:space="preserve"> feldolgozását igényli. A fejezet ezeket az adatbeszerzési lépéseket, illetve a hozzájuk kapcsolódó kihívásokat és előfeldolgozási módszereket mutatja be.</w:t>
+      </w:r>
+    </w:p>
+    <w:p>
+      <w:pPr>
         <w:pStyle w:val="Heading2"/>
-        <w:ind w:firstLine="720"/>
-        <w:rPr>
-          <w:rFonts w:cs="Times New Roman"/>
-          <w:iCs w:val="0"/>
-          <w:sz w:val="24"/>
-          <w:szCs w:val="24"/>
-        </w:rPr>
-      </w:pPr>
-      <w:bookmarkStart w:id="6" w:name="_Toc216017528"/>
-      <w:r>
-        <w:rPr>
-          <w:rFonts w:cs="Times New Roman"/>
-          <w:iCs w:val="0"/>
-          <w:sz w:val="24"/>
-          <w:szCs w:val="24"/>
-        </w:rPr>
-        <w:t xml:space="preserve">A kutatás két, egymástól jól elkülöníthető adatfeldolgozási feladatot ölel fel. Egyrészt a vizuális márkajelenlét azonosításához szükséges képi adatok gyűjtését, beleértve a logók és feliratok detektálását; másrészt a márkák </w:t>
-      </w:r>
-      <w:proofErr w:type="spellStart"/>
-      <w:r>
-        <w:rPr>
-          <w:rFonts w:cs="Times New Roman"/>
-          <w:iCs w:val="0"/>
-          <w:sz w:val="24"/>
-          <w:szCs w:val="24"/>
-        </w:rPr>
-        <w:t>médiabeli</w:t>
-      </w:r>
-      <w:proofErr w:type="spellEnd"/>
-      <w:r>
-        <w:rPr>
-          <w:rFonts w:cs="Times New Roman"/>
-          <w:iCs w:val="0"/>
-          <w:sz w:val="24"/>
-          <w:szCs w:val="24"/>
-        </w:rPr>
-        <w:t xml:space="preserve"> megjelenéseinek feltárását, amely nagy szövegkorpuszok </w:t>
-      </w:r>
-      <w:r>
-        <w:rPr>
-          <w:rFonts w:cs="Times New Roman"/>
-          <w:iCs w:val="0"/>
-          <w:sz w:val="24"/>
-          <w:szCs w:val="24"/>
-        </w:rPr>
-        <w:t>(</w:t>
-      </w:r>
-      <w:r>
-        <w:rPr>
-          <w:rFonts w:cs="Times New Roman"/>
-          <w:iCs w:val="0"/>
-          <w:sz w:val="24"/>
-          <w:szCs w:val="24"/>
-        </w:rPr>
-        <w:t xml:space="preserve">jelen esetben a </w:t>
-      </w:r>
-      <w:r>
-        <w:rPr>
-          <w:rFonts w:cs="Times New Roman"/>
-          <w:i/>
-          <w:iCs w:val="0"/>
-          <w:sz w:val="24"/>
-          <w:szCs w:val="24"/>
-        </w:rPr>
-        <w:t>New York Times</w:t>
-      </w:r>
-      <w:r>
-        <w:rPr>
-          <w:rFonts w:cs="Times New Roman"/>
-          <w:iCs w:val="0"/>
-          <w:sz w:val="24"/>
-          <w:szCs w:val="24"/>
-        </w:rPr>
-        <w:t xml:space="preserve"> archívumának</w:t>
-      </w:r>
-      <w:r>
-        <w:rPr>
-          <w:rFonts w:cs="Times New Roman"/>
-          <w:iCs w:val="0"/>
-          <w:sz w:val="24"/>
-          <w:szCs w:val="24"/>
-        </w:rPr>
-        <w:t>)</w:t>
-      </w:r>
-      <w:r>
-        <w:rPr>
-          <w:rFonts w:cs="Times New Roman"/>
-          <w:iCs w:val="0"/>
-          <w:sz w:val="24"/>
-          <w:szCs w:val="24"/>
-        </w:rPr>
-        <w:t xml:space="preserve"> feldolgozását igényli. A fejezet ezeket az adatbeszerzési lépéseket, illetve a hozzájuk kapcsolódó kihívásokat és előfeldolgozási módszereket mutatja be.</w:t>
+      </w:pPr>
+      <w:bookmarkStart w:id="6" w:name="_Toc216099376"/>
+      <w:r>
+        <w:t>2.1</w:t>
+      </w:r>
+      <w:r>
+        <w:t xml:space="preserve"> Márkák megszerzése és kiválasztásának módszertana</w:t>
+      </w:r>
+      <w:bookmarkEnd w:id="6"/>
+    </w:p>
+    <w:p>
+      <w:pPr>
+        <w:rPr>
+          <w:lang w:val="en-US"/>
+        </w:rPr>
+      </w:pPr>
+      <w:r>
+        <w:t xml:space="preserve">A kutatásomhoz szükséges márkák névsorát az </w:t>
+      </w:r>
+      <w:proofErr w:type="spellStart"/>
+      <w:r>
+        <w:t>Interbrand</w:t>
+      </w:r>
+      <w:proofErr w:type="spellEnd"/>
+      <w:r>
+        <w:t xml:space="preserve"> nevű weboldalról gyűjtöttem össze</w:t>
+      </w:r>
+      <w:r>
+        <w:rPr>
+          <w:vertAlign w:val="superscript"/>
+        </w:rPr>
+        <w:t>9</w:t>
+      </w:r>
+      <w:r>
+        <w:t xml:space="preserve">, amely egy rendszeresen frissülő, dinamikus toplista formájában tartja számon a világ száz legsikeresebb márkáját. Az így összeállított listát a beszámoló függelékében </w:t>
+      </w:r>
+      <w:r>
+        <w:t xml:space="preserve">(5.1) </w:t>
+      </w:r>
+      <w:r>
+        <w:t>teljes terjedelmében elhelyeztem, lehetővé téve az adatok későbbi ellenőrizhetőségét és reprodukálhatóságát.</w:t>
+      </w:r>
+    </w:p>
+    <w:p>
+      <w:r>
+        <w:t xml:space="preserve">Az adatgyűjtési folyamat során azonban szembesültem egy jelentős módszertani problémával, nevezetesen azzal, hogy bizonyos márkakategóriák esetében rendkívül korlátozott mennyiségű mém-tartalom áll rendelkezésre. Konkrét példával élve: pénzügyi intézmények (bankok, biztosítók) és tanácsadó cégek sokkal kisebb arányban jelennek meg a közösségi tartalmakban és internetes mémekben, mint például az autómárkák vagy információtechnológiai vállalatok. A kutatás megbízhatóságának és az osztályozó modell hatékonyságának növelése érdekében tudatos döntést hoztam arról, hogy ezeket a kevésbé reprezentált márkatípusokat eltávolítom a vizsgálati listából, ezáltal biztosítva a jövőbeli osztályozó algoritmus számára, hogy kiegyensúlyozottabb adathalmazon tanulhasson. Az </w:t>
+      </w:r>
+      <w:r>
+        <w:t xml:space="preserve">előzetes eredményekből ítélve </w:t>
+      </w:r>
+      <w:r>
+        <w:t xml:space="preserve">a vizsgálandó márkák végleges számát </w:t>
+      </w:r>
+      <w:r>
+        <w:t>80-ban</w:t>
+      </w:r>
+      <w:r>
+        <w:t xml:space="preserve"> határoztam meg.</w:t>
       </w:r>
     </w:p>
     <w:p>
       <w:pPr>
         <w:pStyle w:val="Heading2"/>
       </w:pPr>
-      <w:r>
-        <w:t>2.1</w:t>
-      </w:r>
-      <w:r>
-        <w:t xml:space="preserve"> Márkák megszerzése és kiválasztásának módszertana</w:t>
-      </w:r>
-      <w:bookmarkEnd w:id="6"/>
-    </w:p>
-    <w:p>
-      <w:pPr>
-        <w:rPr>
-          <w:lang w:val="en-US"/>
-        </w:rPr>
-      </w:pPr>
-      <w:r>
-        <w:t xml:space="preserve">A kutatásomhoz szükséges márkák névsorát az </w:t>
-      </w:r>
-      <w:proofErr w:type="spellStart"/>
-      <w:r>
-        <w:t>Interbrand</w:t>
-      </w:r>
-      <w:proofErr w:type="spellEnd"/>
-      <w:r>
-        <w:t xml:space="preserve"> nevű weboldalról gyűjtöttem össze</w:t>
-      </w:r>
-      <w:r>
-        <w:rPr>
-          <w:vertAlign w:val="superscript"/>
-        </w:rPr>
-        <w:t>9</w:t>
-      </w:r>
-      <w:r>
-        <w:t xml:space="preserve">, amely egy rendszeresen frissülő, dinamikus toplista formájában tartja számon a világ száz legsikeresebb márkáját. Az így összeállított listát a beszámoló függelékében </w:t>
-      </w:r>
-      <w:r>
-        <w:t xml:space="preserve">(5.1) </w:t>
-      </w:r>
-      <w:r>
-        <w:t>teljes terjedelmében elhelyeztem, lehetővé téve az adatok későbbi ellenőrizhetőségét és reprodukálhatóságát.</w:t>
-      </w:r>
-    </w:p>
-    <w:p>
-      <w:r>
-        <w:t xml:space="preserve">Az adatgyűjtési folyamat során azonban szembesültem egy jelentős módszertani problémával, nevezetesen azzal, hogy bizonyos márkakategóriák esetében rendkívül korlátozott mennyiségű mém-tartalom áll rendelkezésre. Konkrét példával élve: pénzügyi intézmények (bankok, biztosítók) és tanácsadó cégek sokkal kisebb arányban jelennek meg a közösségi tartalmakban és internetes mémekben, mint például az autómárkák vagy információtechnológiai vállalatok. A kutatás megbízhatóságának és az osztályozó modell hatékonyságának növelése érdekében tudatos döntést hoztam arról, hogy ezeket a kevésbé reprezentált márkatípusokat eltávolítom a vizsgálati listából, ezáltal biztosítva a jövőbeli osztályozó algoritmus számára, hogy kiegyensúlyozottabb adathalmazon tanulhasson. Az </w:t>
-      </w:r>
-      <w:r>
-        <w:t xml:space="preserve">előzetes eredményekből ítélve </w:t>
-      </w:r>
-      <w:r>
-        <w:t xml:space="preserve">a vizsgálandó márkák végleges számát </w:t>
-      </w:r>
-      <w:r>
-        <w:t>80-ban</w:t>
-      </w:r>
-      <w:r>
-        <w:t xml:space="preserve"> határoztam meg.</w:t>
-      </w:r>
+      <w:bookmarkStart w:id="7" w:name="_Toc216099377"/>
+      <w:r>
+        <w:t>2.2. Adathalmaz összeállításának folyamata és kihívásai</w:t>
+      </w:r>
+      <w:bookmarkEnd w:id="7"/>
     </w:p>
     <w:p>
       <w:pPr>
         <w:pStyle w:val="Heading2"/>
       </w:pPr>
-      <w:bookmarkStart w:id="7" w:name="_Toc216017529"/>
-      <w:r>
-        <w:t>2.2. Adathalmaz összeállításának folyamata és kihívásai</w:t>
-      </w:r>
-      <w:bookmarkEnd w:id="7"/>
-    </w:p>
-    <w:p>
-      <w:pPr>
-        <w:pStyle w:val="Heading2"/>
-      </w:pPr>
-      <w:bookmarkStart w:id="8" w:name="_Toc216017530"/>
+      <w:bookmarkStart w:id="8" w:name="_Toc216099378"/>
       <w:r>
         <w:t>2.2.</w:t>
       </w:r>
@@ -6974,7 +6909,7 @@
       <w:pPr>
         <w:pStyle w:val="Heading2"/>
       </w:pPr>
-      <w:bookmarkStart w:id="9" w:name="_Toc216017531"/>
+      <w:bookmarkStart w:id="9" w:name="_Toc216099379"/>
       <w:r>
         <w:t>2.2.</w:t>
       </w:r>
@@ -7028,7 +6963,6 @@
           <w:lang w:val="en-HU" w:eastAsia="en-GB"/>
         </w:rPr>
       </w:pPr>
-      <w:bookmarkStart w:id="10" w:name="_Toc216017532"/>
       <w:r>
         <w:rPr>
           <w:lang w:val="en-HU" w:eastAsia="en-GB"/>
@@ -7131,6 +7065,7 @@
       <w:pPr>
         <w:pStyle w:val="Heading2"/>
       </w:pPr>
+      <w:bookmarkStart w:id="10" w:name="_Toc216099380"/>
       <w:r>
         <w:t>2.2</w:t>
       </w:r>
@@ -7217,7 +7152,7 @@
       <w:pPr>
         <w:pStyle w:val="Heading1"/>
       </w:pPr>
-      <w:bookmarkStart w:id="11" w:name="_Toc216017533"/>
+      <w:bookmarkStart w:id="11" w:name="_Toc216099381"/>
       <w:r>
         <w:lastRenderedPageBreak/>
         <w:t>3.</w:t>
@@ -7234,7 +7169,7 @@
           <w:kern w:val="2"/>
         </w:rPr>
       </w:pPr>
-      <w:bookmarkStart w:id="12" w:name="_Toc216017534"/>
+      <w:bookmarkStart w:id="12" w:name="_Toc216099382"/>
       <w:r>
         <w:t>3.1</w:t>
       </w:r>
@@ -7374,120 +7309,55 @@
         </w:rPr>
         <w:t>A túltanulás mérséklésére kezdetben dropout réteget is alkalmaztam a klasszifikációs blokkban, ám az AdamW optimalizáló beépített L2 regularizációjával kombinálva ez a kialakítás a teljesítmény romlásához vezetett. Ennek következtében a dropout végül kikerült a modellből.</w:t>
       </w:r>
-      <w:bookmarkStart w:id="13" w:name="_Toc216017535"/>
-    </w:p>
-    <w:p>
-      <w:pPr>
-        <w:pStyle w:val="Heading2"/>
+    </w:p>
+    <w:p>
+      <w:pPr>
         <w:rPr>
           <w:noProof/>
         </w:rPr>
       </w:pPr>
       <w:r>
-        <w:rPr>
-          <w:rFonts w:cs="Times New Roman"/>
-          <w:iCs w:val="0"/>
-          <w:sz w:val="24"/>
-          <w:szCs w:val="24"/>
-        </w:rPr>
         <w:t>A</w:t>
       </w:r>
       <w:r>
         <w:rPr>
-          <w:rFonts w:cs="Times New Roman"/>
-          <w:iCs w:val="0"/>
-          <w:sz w:val="24"/>
-          <w:szCs w:val="24"/>
+          <w:iCs/>
         </w:rPr>
         <w:t xml:space="preserve"> </w:t>
       </w:r>
       <w:r>
-        <w:rPr>
-          <w:rFonts w:cs="Times New Roman"/>
-          <w:iCs w:val="0"/>
-          <w:sz w:val="24"/>
-          <w:szCs w:val="24"/>
-        </w:rPr>
         <w:t xml:space="preserve">túltanulás mérséklésére a klasszifikációs blokkba eredetileg </w:t>
       </w:r>
       <w:proofErr w:type="spellStart"/>
       <w:r>
-        <w:rPr>
-          <w:rFonts w:cs="Times New Roman"/>
-          <w:iCs w:val="0"/>
-          <w:sz w:val="24"/>
-          <w:szCs w:val="24"/>
-        </w:rPr>
         <w:t>dropout</w:t>
       </w:r>
       <w:proofErr w:type="spellEnd"/>
       <w:r>
-        <w:rPr>
-          <w:rFonts w:cs="Times New Roman"/>
-          <w:iCs w:val="0"/>
-          <w:sz w:val="24"/>
-          <w:szCs w:val="24"/>
-        </w:rPr>
         <w:t xml:space="preserve"> réteget is beépítettem. </w:t>
       </w:r>
       <w:proofErr w:type="spellStart"/>
       <w:r>
-        <w:rPr>
-          <w:rFonts w:cs="Times New Roman"/>
-          <w:iCs w:val="0"/>
-          <w:sz w:val="24"/>
-          <w:szCs w:val="24"/>
-        </w:rPr>
         <w:t>Hiperparaméter</w:t>
       </w:r>
       <w:proofErr w:type="spellEnd"/>
       <w:r>
-        <w:rPr>
-          <w:rFonts w:cs="Times New Roman"/>
-          <w:iCs w:val="0"/>
-          <w:sz w:val="24"/>
-          <w:szCs w:val="24"/>
-        </w:rPr>
         <w:t xml:space="preserve">-optimalizációval meghatározott mértékben alkalmazva azonban az </w:t>
       </w:r>
       <w:proofErr w:type="spellStart"/>
       <w:r>
-        <w:rPr>
-          <w:rFonts w:cs="Times New Roman"/>
-          <w:iCs w:val="0"/>
-          <w:sz w:val="24"/>
-          <w:szCs w:val="24"/>
-        </w:rPr>
         <w:t>AdamW</w:t>
       </w:r>
       <w:proofErr w:type="spellEnd"/>
       <w:r>
-        <w:rPr>
-          <w:rFonts w:cs="Times New Roman"/>
-          <w:iCs w:val="0"/>
-          <w:sz w:val="24"/>
-          <w:szCs w:val="24"/>
-        </w:rPr>
         <w:t xml:space="preserve"> optimalizáló beépített L2 </w:t>
       </w:r>
       <w:proofErr w:type="spellStart"/>
       <w:r>
-        <w:rPr>
-          <w:rFonts w:cs="Times New Roman"/>
-          <w:iCs w:val="0"/>
-          <w:sz w:val="24"/>
-          <w:szCs w:val="24"/>
-        </w:rPr>
         <w:t>regularizációjával</w:t>
       </w:r>
       <w:proofErr w:type="spellEnd"/>
       <w:r>
-        <w:rPr>
-          <w:rFonts w:cs="Times New Roman"/>
-          <w:iCs w:val="0"/>
-          <w:sz w:val="24"/>
-          <w:szCs w:val="24"/>
-        </w:rPr>
         <w:t xml:space="preserve"> együtt a modell teljesítménye romlott, ezért ezt a réteget később eltávolítottam.</w:t>
       </w:r>
       <w:r>
@@ -7498,10 +7368,6 @@
       </w:r>
     </w:p>
     <w:p>
-      <w:pPr>
-        <w:pStyle w:val="Heading2"/>
-        <w:jc w:val="center"/>
-      </w:pPr>
       <w:r>
         <w:rPr>
           <w:noProof/>
@@ -7603,6 +7469,7 @@
       <w:pPr>
         <w:pStyle w:val="Heading2"/>
       </w:pPr>
+      <w:bookmarkStart w:id="13" w:name="_Toc216099383"/>
       <w:r>
         <w:lastRenderedPageBreak/>
         <w:t>3.2 Elkészült modell bemutatása</w:t>
@@ -7615,7 +7482,6 @@
           <w:lang w:val="en-HU"/>
         </w:rPr>
       </w:pPr>
-      <w:bookmarkStart w:id="14" w:name="_Toc216017538"/>
       <w:r>
         <w:rPr>
           <w:lang w:val="en-HU"/>
@@ -7646,116 +7512,57 @@
     </w:p>
     <w:p>
       <w:pPr>
+        <w:rPr>
+          <w:iCs/>
+        </w:rPr>
+      </w:pPr>
+      <w:r>
+        <w:t xml:space="preserve">Az adatelőkészítés a modell követelményeihez igazodott: minden képet 224×224 pixeles felbontásra skáláztam, amely a </w:t>
+      </w:r>
+      <w:proofErr w:type="spellStart"/>
+      <w:r>
+        <w:t>ResNet</w:t>
+      </w:r>
+      <w:proofErr w:type="spellEnd"/>
+      <w:r>
+        <w:t xml:space="preserve">-alapú architektúrák előre meghatározott bemeneti méretéhez illeszkedik. A normalizálást az </w:t>
+      </w:r>
+      <w:proofErr w:type="spellStart"/>
+      <w:r>
+        <w:t>ImageNet</w:t>
+      </w:r>
+      <w:proofErr w:type="spellEnd"/>
+      <w:r>
+        <w:t xml:space="preserve"> előtanítás során alkalmazott csatornaátlagok és -szórások felhasználásával végeztem, ezzel biztosítva a bemenetek statisztikai kompatibilitását az előtanított hálózattal és a </w:t>
+      </w:r>
+      <w:proofErr w:type="spellStart"/>
+      <w:r>
+        <w:t>transfer</w:t>
+      </w:r>
+      <w:proofErr w:type="spellEnd"/>
+      <w:r>
+        <w:t xml:space="preserve"> </w:t>
+      </w:r>
+      <w:proofErr w:type="spellStart"/>
+      <w:r>
+        <w:t>learning</w:t>
+      </w:r>
+      <w:proofErr w:type="spellEnd"/>
+      <w:r>
+        <w:t xml:space="preserve"> hatékonyságát.</w:t>
+      </w:r>
+    </w:p>
+    <w:p>
+      <w:pPr>
         <w:pStyle w:val="Heading2"/>
-        <w:ind w:firstLine="720"/>
-        <w:rPr>
-          <w:rFonts w:cs="Times New Roman"/>
-          <w:iCs w:val="0"/>
-          <w:sz w:val="24"/>
-          <w:szCs w:val="24"/>
-        </w:rPr>
-      </w:pPr>
-      <w:r>
-        <w:rPr>
-          <w:rFonts w:cs="Times New Roman"/>
-          <w:iCs w:val="0"/>
-          <w:sz w:val="24"/>
-          <w:szCs w:val="24"/>
-        </w:rPr>
-        <w:t xml:space="preserve">Az adatelőkészítés a modell követelményeihez igazodott: minden képet 224×224 pixeles felbontásra skáláztam, amely a </w:t>
-      </w:r>
-      <w:proofErr w:type="spellStart"/>
-      <w:r>
-        <w:rPr>
-          <w:rFonts w:cs="Times New Roman"/>
-          <w:iCs w:val="0"/>
-          <w:sz w:val="24"/>
-          <w:szCs w:val="24"/>
-        </w:rPr>
-        <w:t>ResNet</w:t>
-      </w:r>
-      <w:proofErr w:type="spellEnd"/>
-      <w:r>
-        <w:rPr>
-          <w:rFonts w:cs="Times New Roman"/>
-          <w:iCs w:val="0"/>
-          <w:sz w:val="24"/>
-          <w:szCs w:val="24"/>
-        </w:rPr>
-        <w:t xml:space="preserve">-alapú architektúrák előre meghatározott bemeneti méretéhez illeszkedik. A normalizálást az </w:t>
-      </w:r>
-      <w:proofErr w:type="spellStart"/>
-      <w:r>
-        <w:rPr>
-          <w:rFonts w:cs="Times New Roman"/>
-          <w:iCs w:val="0"/>
-          <w:sz w:val="24"/>
-          <w:szCs w:val="24"/>
-        </w:rPr>
-        <w:t>ImageNet</w:t>
-      </w:r>
-      <w:proofErr w:type="spellEnd"/>
-      <w:r>
-        <w:rPr>
-          <w:rFonts w:cs="Times New Roman"/>
-          <w:iCs w:val="0"/>
-          <w:sz w:val="24"/>
-          <w:szCs w:val="24"/>
-        </w:rPr>
-        <w:t xml:space="preserve"> előtanítás során alkalmazott csatornaátlagok és -szórások felhasználásával végeztem, ezzel biztosítva a bemenetek statisztikai kompatibilitását az előtanított hálózattal és a </w:t>
-      </w:r>
-      <w:proofErr w:type="spellStart"/>
-      <w:r>
-        <w:rPr>
-          <w:rFonts w:cs="Times New Roman"/>
-          <w:iCs w:val="0"/>
-          <w:sz w:val="24"/>
-          <w:szCs w:val="24"/>
-        </w:rPr>
-        <w:t>transfer</w:t>
-      </w:r>
-      <w:proofErr w:type="spellEnd"/>
-      <w:r>
-        <w:rPr>
-          <w:rFonts w:cs="Times New Roman"/>
-          <w:iCs w:val="0"/>
-          <w:sz w:val="24"/>
-          <w:szCs w:val="24"/>
-        </w:rPr>
-        <w:t xml:space="preserve"> </w:t>
-      </w:r>
-      <w:proofErr w:type="spellStart"/>
-      <w:r>
-        <w:rPr>
-          <w:rFonts w:cs="Times New Roman"/>
-          <w:iCs w:val="0"/>
-          <w:sz w:val="24"/>
-          <w:szCs w:val="24"/>
-        </w:rPr>
-        <w:t>learning</w:t>
-      </w:r>
-      <w:proofErr w:type="spellEnd"/>
-      <w:r>
-        <w:rPr>
-          <w:rFonts w:cs="Times New Roman"/>
-          <w:iCs w:val="0"/>
-          <w:sz w:val="24"/>
-          <w:szCs w:val="24"/>
-        </w:rPr>
-        <w:t xml:space="preserve"> hatékonyságát.</w:t>
-      </w:r>
-    </w:p>
-    <w:p>
-      <w:pPr>
-        <w:pStyle w:val="Heading2"/>
-      </w:pPr>
+      </w:pPr>
+      <w:bookmarkStart w:id="14" w:name="_Toc216099384"/>
       <w:r>
         <w:t>3.2.3 Tanítási technikák</w:t>
       </w:r>
       <w:bookmarkEnd w:id="14"/>
     </w:p>
     <w:p>
-      <w:bookmarkStart w:id="15" w:name="_Toc216017539"/>
       <w:r>
         <w:t xml:space="preserve">A modell tanítása során több, a modern mélytanulási gyakorlatban bevett eljárást alkalmaztam annak érdekében, hogy a tanulási folyamat stabil és hatékony legyen. A tanulási ráta értékét </w:t>
       </w:r>
@@ -7826,6 +7633,7 @@
       <w:pPr>
         <w:pStyle w:val="Heading2"/>
       </w:pPr>
+      <w:bookmarkStart w:id="15" w:name="_Toc216099385"/>
       <w:r>
         <w:t>3.2.4. Veszteségfüggvény és keresztvalidáció</w:t>
       </w:r>
@@ -8403,10 +8211,11 @@
       <w:r>
         <w:br/>
       </w:r>
-      <w:bookmarkStart w:id="16" w:name="_Toc216017540"/>
+      <w:bookmarkStart w:id="16" w:name="_Toc216099386"/>
       <w:r>
         <w:t>3.3 Multimodális architektúra vizsgálata</w:t>
       </w:r>
+      <w:bookmarkEnd w:id="16"/>
     </w:p>
     <w:p>
       <w:pPr>
@@ -8504,6 +8313,7 @@
       <w:pPr>
         <w:pStyle w:val="Heading2"/>
       </w:pPr>
+      <w:bookmarkStart w:id="17" w:name="_Toc216099387"/>
       <w:r>
         <w:t>3</w:t>
       </w:r>
@@ -8516,7 +8326,7 @@
       <w:r>
         <w:t>. Karakterfelismerő modell fejlesztése</w:t>
       </w:r>
-      <w:bookmarkEnd w:id="16"/>
+      <w:bookmarkEnd w:id="17"/>
     </w:p>
     <w:p>
       <w:pPr>
@@ -8626,7 +8436,7 @@
       <w:pPr>
         <w:pStyle w:val="Heading1"/>
       </w:pPr>
-      <w:bookmarkStart w:id="17" w:name="_Toc216017541"/>
+      <w:bookmarkStart w:id="18" w:name="_Toc216099388"/>
       <w:r>
         <w:lastRenderedPageBreak/>
         <w:t xml:space="preserve">4. </w:t>
@@ -8637,17 +8447,17 @@
       <w:r>
         <w:t>lemzés</w:t>
       </w:r>
-      <w:bookmarkEnd w:id="17"/>
+      <w:bookmarkEnd w:id="18"/>
     </w:p>
     <w:p>
       <w:pPr>
         <w:pStyle w:val="Heading2"/>
       </w:pPr>
-      <w:bookmarkStart w:id="18" w:name="_Toc216017542"/>
+      <w:bookmarkStart w:id="19" w:name="_Toc216099389"/>
       <w:r>
         <w:t>4.1 Adatok előkészítése az elemzéshez</w:t>
       </w:r>
-      <w:bookmarkEnd w:id="18"/>
+      <w:bookmarkEnd w:id="19"/>
     </w:p>
     <w:p>
       <w:r>
@@ -8865,11 +8675,11 @@
       <w:pPr>
         <w:pStyle w:val="Heading2"/>
       </w:pPr>
-      <w:bookmarkStart w:id="19" w:name="_Toc216017543"/>
+      <w:bookmarkStart w:id="20" w:name="_Toc216099390"/>
       <w:r>
         <w:t>4.2 Leíró statisztikák és vizualizációk</w:t>
       </w:r>
-      <w:bookmarkEnd w:id="19"/>
+      <w:bookmarkEnd w:id="20"/>
     </w:p>
     <w:p>
       <w:r>
@@ -9064,7 +8874,7 @@
           <w:numId w:val="0"/>
         </w:numPr>
       </w:pPr>
-      <w:bookmarkStart w:id="20" w:name="_Toc216017544"/>
+      <w:bookmarkStart w:id="21" w:name="_Toc216099391"/>
       <w:r>
         <w:t xml:space="preserve">4.2.1 Heti </w:t>
       </w:r>
@@ -9084,7 +8894,7 @@
       <w:r>
         <w:t xml:space="preserve"> idődiagramok</w:t>
       </w:r>
-      <w:bookmarkEnd w:id="20"/>
+      <w:bookmarkEnd w:id="21"/>
     </w:p>
     <w:p>
       <w:r>
@@ -9477,14 +9287,14 @@
           <w:numId w:val="0"/>
         </w:numPr>
       </w:pPr>
-      <w:bookmarkStart w:id="21" w:name="_Toc216017545"/>
+      <w:bookmarkStart w:id="22" w:name="_Toc216099392"/>
       <w:r>
         <w:t>4.2.2 Korrelációs mátrix</w:t>
       </w:r>
       <w:r>
         <w:t>ok</w:t>
       </w:r>
-      <w:bookmarkEnd w:id="21"/>
+      <w:bookmarkEnd w:id="22"/>
     </w:p>
     <w:p>
       <w:pPr>
@@ -9710,7 +9520,7 @@
       <w:pPr>
         <w:pStyle w:val="Heading2"/>
       </w:pPr>
-      <w:bookmarkStart w:id="22" w:name="_Toc216017546"/>
+      <w:bookmarkStart w:id="23" w:name="_Toc216099393"/>
       <w:r>
         <w:t xml:space="preserve">4.3 </w:t>
       </w:r>
@@ -9728,7 +9538,7 @@
       <w:r>
         <w:t>elemzések</w:t>
       </w:r>
-      <w:bookmarkEnd w:id="22"/>
+      <w:bookmarkEnd w:id="23"/>
     </w:p>
     <w:p>
       <w:pPr>
@@ -9738,11 +9548,11 @@
           <w:numId w:val="0"/>
         </w:numPr>
       </w:pPr>
-      <w:bookmarkStart w:id="23" w:name="_Toc216017547"/>
+      <w:bookmarkStart w:id="24" w:name="_Toc216099394"/>
       <w:r>
         <w:t>4.3.1 Eseményhetek azonosítása</w:t>
       </w:r>
-      <w:bookmarkEnd w:id="23"/>
+      <w:bookmarkEnd w:id="24"/>
       <w:r>
         <w:t xml:space="preserve"> </w:t>
       </w:r>
@@ -9800,7 +9610,7 @@
           <w:numId w:val="0"/>
         </w:numPr>
       </w:pPr>
-      <w:bookmarkStart w:id="24" w:name="_Toc216017548"/>
+      <w:bookmarkStart w:id="25" w:name="_Toc216099395"/>
       <w:r>
         <w:t xml:space="preserve">4.3.2 </w:t>
       </w:r>
@@ -9810,7 +9620,7 @@
       <w:r>
         <w:t>(CI) vizualizációk</w:t>
       </w:r>
-      <w:bookmarkEnd w:id="24"/>
+      <w:bookmarkEnd w:id="25"/>
     </w:p>
     <w:p>
       <w:pPr>
@@ -9856,7 +9666,7 @@
           <w:lang w:val="en-HU"/>
         </w:rPr>
       </w:pPr>
-      <w:bookmarkStart w:id="25" w:name="_Toc216017549"/>
+      <w:bookmarkStart w:id="26" w:name="_Toc216099396"/>
       <w:r>
         <w:rPr>
           <w:lang w:val="en-HU"/>
@@ -9874,7 +9684,7 @@
         </w:rPr>
         <w:t xml:space="preserve"> Study görbék értelmezése</w:t>
       </w:r>
-      <w:bookmarkEnd w:id="25"/>
+      <w:bookmarkEnd w:id="26"/>
     </w:p>
     <w:p>
       <w:r>
@@ -10062,7 +9872,7 @@
           <w:numId w:val="0"/>
         </w:numPr>
       </w:pPr>
-      <w:bookmarkStart w:id="26" w:name="_Toc216017550"/>
+      <w:bookmarkStart w:id="27" w:name="_Toc216099397"/>
       <w:r>
         <w:t xml:space="preserve">4.3.3 Placebo benchmark és </w:t>
       </w:r>
@@ -10074,7 +9884,7 @@
       <w:r>
         <w:t xml:space="preserve"> − Placebo különbség</w:t>
       </w:r>
-      <w:bookmarkEnd w:id="26"/>
+      <w:bookmarkEnd w:id="27"/>
     </w:p>
     <w:p>
       <w:pPr>
@@ -10319,7 +10129,7 @@
           <w:lang w:eastAsia="en-GB"/>
         </w:rPr>
       </w:pPr>
-      <w:bookmarkStart w:id="27" w:name="_Toc216017551"/>
+      <w:bookmarkStart w:id="28" w:name="_Toc216099398"/>
       <w:r>
         <w:rPr>
           <w:rStyle w:val="Strong"/>
@@ -10370,7 +10180,7 @@
         </w:rPr>
         <w:t xml:space="preserve"> és a hírsűrűség között</w:t>
       </w:r>
-      <w:bookmarkEnd w:id="27"/>
+      <w:bookmarkEnd w:id="28"/>
     </w:p>
     <w:p>
       <w:pPr>
@@ -10597,7 +10407,7 @@
       <w:pPr>
         <w:pStyle w:val="Heading2"/>
       </w:pPr>
-      <w:bookmarkStart w:id="28" w:name="_Toc216017552"/>
+      <w:bookmarkStart w:id="29" w:name="_Toc216099399"/>
       <w:r>
         <w:rPr>
           <w:rStyle w:val="Strong"/>
@@ -10640,7 +10450,7 @@
         </w:rPr>
         <w:t>-tesztek a mémvolumen és a hírsűrűség között</w:t>
       </w:r>
-      <w:bookmarkEnd w:id="28"/>
+      <w:bookmarkEnd w:id="29"/>
     </w:p>
     <w:p>
       <w:pPr>
@@ -10934,7 +10744,7 @@
       <w:pPr>
         <w:pStyle w:val="Heading2"/>
       </w:pPr>
-      <w:bookmarkStart w:id="29" w:name="_Toc216017553"/>
+      <w:bookmarkStart w:id="30" w:name="_Toc216099400"/>
       <w:r>
         <w:t>4.</w:t>
       </w:r>
@@ -10944,7 +10754,7 @@
       <w:r>
         <w:t xml:space="preserve"> Panel regresszió (TWFE)</w:t>
       </w:r>
-      <w:bookmarkEnd w:id="29"/>
+      <w:bookmarkEnd w:id="30"/>
     </w:p>
     <w:p>
       <w:pPr>
@@ -10954,7 +10764,7 @@
           <w:numId w:val="0"/>
         </w:numPr>
       </w:pPr>
-      <w:bookmarkStart w:id="30" w:name="_Toc216017554"/>
+      <w:bookmarkStart w:id="31" w:name="_Toc216099401"/>
       <w:r>
         <w:t>4.</w:t>
       </w:r>
@@ -10964,7 +10774,7 @@
       <w:r>
         <w:t>.1 Modell specifikáció</w:t>
       </w:r>
-      <w:bookmarkEnd w:id="30"/>
+      <w:bookmarkEnd w:id="31"/>
     </w:p>
     <w:p>
       <w:r>
@@ -11398,7 +11208,7 @@
           </m:sub>
         </m:sSub>
       </m:oMath>
-      <w:bookmarkStart w:id="31" w:name="_Toc332797397"/>
+      <w:bookmarkStart w:id="32" w:name="_Toc332797397"/>
       <w:r>
         <w:t xml:space="preserve"> </w:t>
       </w:r>
@@ -11521,7 +11331,7 @@
       <w:pPr>
         <w:pStyle w:val="Heading2"/>
       </w:pPr>
-      <w:bookmarkStart w:id="32" w:name="_Toc216017555"/>
+      <w:bookmarkStart w:id="33" w:name="_Toc216099402"/>
       <w:r>
         <w:t>4.</w:t>
       </w:r>
@@ -11531,7 +11341,7 @@
       <w:r>
         <w:t>.2 Eredmények és értelmezés</w:t>
       </w:r>
-      <w:bookmarkEnd w:id="32"/>
+      <w:bookmarkEnd w:id="33"/>
     </w:p>
     <w:p>
       <w:pPr>
@@ -11911,7 +11721,7 @@
       <w:pPr>
         <w:pStyle w:val="Heading2"/>
       </w:pPr>
-      <w:bookmarkStart w:id="33" w:name="_Toc216017556"/>
+      <w:bookmarkStart w:id="34" w:name="_Toc216099403"/>
       <w:r>
         <w:t>4.</w:t>
       </w:r>
@@ -11921,7 +11731,7 @@
       <w:r>
         <w:t xml:space="preserve"> Összegzés és következtetések</w:t>
       </w:r>
-      <w:bookmarkEnd w:id="33"/>
+      <w:bookmarkEnd w:id="34"/>
     </w:p>
     <w:p>
       <w:pPr>
@@ -12107,7 +11917,7 @@
       <w:r>
         <w:fldChar w:fldCharType="end"/>
       </w:r>
-      <w:bookmarkEnd w:id="31"/>
+      <w:bookmarkEnd w:id="32"/>
     </w:p>
     <w:p>
       <w:pPr>
@@ -12118,13 +11928,13 @@
         </w:numPr>
         <w:ind w:left="2880"/>
       </w:pPr>
-      <w:bookmarkStart w:id="34" w:name="_Toc332797402"/>
-      <w:bookmarkStart w:id="35" w:name="_Toc216017557"/>
+      <w:bookmarkStart w:id="35" w:name="_Toc332797402"/>
+      <w:bookmarkStart w:id="36" w:name="_Toc216099404"/>
       <w:r>
         <w:t>Irodalomjegyzék</w:t>
       </w:r>
-      <w:bookmarkEnd w:id="34"/>
       <w:bookmarkEnd w:id="35"/>
+      <w:bookmarkEnd w:id="36"/>
     </w:p>
     <w:p>
       <w:r>
@@ -12159,35 +11969,59 @@
       <w:pPr>
         <w:pStyle w:val="Fejezetcimszmozsnlkl"/>
       </w:pPr>
-      <w:bookmarkStart w:id="36" w:name="_Toc216017558"/>
+      <w:bookmarkStart w:id="37" w:name="_Toc216099405"/>
       <w:r>
         <w:lastRenderedPageBreak/>
         <w:t>Irodalomjegyzék</w:t>
       </w:r>
-      <w:bookmarkEnd w:id="36"/>
+      <w:bookmarkEnd w:id="37"/>
+    </w:p>
+    <w:p>
+      <w:pPr>
+        <w:pStyle w:val="ListParagraph"/>
+        <w:numPr>
+          <w:ilvl w:val="0"/>
+          <w:numId w:val="39"/>
+        </w:numPr>
+      </w:pPr>
+      <w:r>
+        <w:t xml:space="preserve"> </w:t>
+      </w:r>
+      <w:r>
+        <w:t xml:space="preserve">Richard </w:t>
+      </w:r>
+      <w:proofErr w:type="spellStart"/>
+      <w:r>
+        <w:t>Dawkins</w:t>
+      </w:r>
+      <w:proofErr w:type="spellEnd"/>
+      <w:r>
+        <w:t>, Az önző gén, Gondolat Kiadó, 1986, ISBN: 9632816455</w:t>
+      </w:r>
     </w:p>
     <w:p>
       <w:pPr>
         <w:pStyle w:val="Fejezetcimszmozsnlkl"/>
       </w:pPr>
-      <w:bookmarkStart w:id="37" w:name="_Toc216017559"/>
+      <w:bookmarkStart w:id="38" w:name="_Toc216099406"/>
       <w:r>
         <w:lastRenderedPageBreak/>
         <w:t>Függelék</w:t>
       </w:r>
-      <w:bookmarkEnd w:id="37"/>
+      <w:bookmarkEnd w:id="38"/>
     </w:p>
     <w:p>
       <w:pPr>
         <w:pStyle w:val="Heading2"/>
       </w:pPr>
-      <w:bookmarkStart w:id="38" w:name="_Toc216017560"/>
+      <w:bookmarkStart w:id="39" w:name="_Toc216099407"/>
       <w:r>
         <w:t xml:space="preserve">5.1 Márkák </w:t>
       </w:r>
       <w:r>
         <w:t>listája</w:t>
       </w:r>
+      <w:bookmarkEnd w:id="39"/>
     </w:p>
     <w:p/>
     <w:p/>
@@ -12195,6 +12029,7 @@
       <w:pPr>
         <w:pStyle w:val="Heading2"/>
       </w:pPr>
+      <w:bookmarkStart w:id="40" w:name="_Toc216099408"/>
       <w:r>
         <w:t>5.</w:t>
       </w:r>
@@ -12204,7 +12039,7 @@
       <w:r>
         <w:t xml:space="preserve"> Márka szinonima lista</w:t>
       </w:r>
-      <w:bookmarkEnd w:id="38"/>
+      <w:bookmarkEnd w:id="40"/>
     </w:p>
     <w:p>
       <w:pPr>
@@ -14255,7 +14090,7 @@
       <w:pPr>
         <w:pStyle w:val="Heading2"/>
       </w:pPr>
-      <w:bookmarkStart w:id="39" w:name="_Toc216017561"/>
+      <w:bookmarkStart w:id="41" w:name="_Toc216099409"/>
       <w:r>
         <w:lastRenderedPageBreak/>
         <w:t>5.</w:t>
@@ -14282,7 +14117,7 @@
       <w:r>
         <w:t xml:space="preserve"> idődiagramok</w:t>
       </w:r>
-      <w:bookmarkEnd w:id="39"/>
+      <w:bookmarkEnd w:id="41"/>
     </w:p>
     <w:p>
       <w:pPr>
@@ -15080,7 +14915,7 @@
       <w:pPr>
         <w:pStyle w:val="Heading2"/>
       </w:pPr>
-      <w:bookmarkStart w:id="40" w:name="_Toc216017562"/>
+      <w:bookmarkStart w:id="42" w:name="_Toc216099410"/>
       <w:r>
         <w:t>5</w:t>
       </w:r>
@@ -15090,7 +14925,7 @@
       <w:r>
         <w:t xml:space="preserve"> Korrelációs mátrixok</w:t>
       </w:r>
-      <w:bookmarkEnd w:id="40"/>
+      <w:bookmarkEnd w:id="42"/>
     </w:p>
     <w:p>
       <w:pPr>
@@ -15252,7 +15087,7 @@
       <w:pPr>
         <w:pStyle w:val="Heading2"/>
       </w:pPr>
-      <w:bookmarkStart w:id="41" w:name="_Toc216017563"/>
+      <w:bookmarkStart w:id="43" w:name="_Toc216099411"/>
       <w:r>
         <w:t>5.</w:t>
       </w:r>
@@ -15281,7 +15116,7 @@
       <w:r>
         <w:t xml:space="preserve"> + CLIP)</w:t>
       </w:r>
-      <w:bookmarkEnd w:id="41"/>
+      <w:bookmarkEnd w:id="43"/>
       <w:r>
         <w:t xml:space="preserve"> </w:t>
       </w:r>
@@ -15418,7 +15253,7 @@
       <w:pPr>
         <w:pStyle w:val="Heading2"/>
       </w:pPr>
-      <w:bookmarkStart w:id="42" w:name="_Toc216017564"/>
+      <w:bookmarkStart w:id="44" w:name="_Toc216099412"/>
       <w:r>
         <w:lastRenderedPageBreak/>
         <w:t>5.</w:t>
@@ -15429,7 +15264,7 @@
       <w:r>
         <w:t>. Diagnosztikai elemzések</w:t>
       </w:r>
-      <w:bookmarkEnd w:id="42"/>
+      <w:bookmarkEnd w:id="44"/>
       <w:r>
         <w:t xml:space="preserve"> </w:t>
       </w:r>
@@ -16495,7 +16330,7 @@
       <w:pPr>
         <w:pStyle w:val="Heading2"/>
       </w:pPr>
-      <w:bookmarkStart w:id="43" w:name="_Toc216017565"/>
+      <w:bookmarkStart w:id="45" w:name="_Toc216099413"/>
       <w:r>
         <w:lastRenderedPageBreak/>
         <w:t>5.</w:t>
@@ -16514,7 +16349,7 @@
       <w:r>
         <w:t xml:space="preserve"> tartalmazó TWFE specifikációk</w:t>
       </w:r>
-      <w:bookmarkEnd w:id="43"/>
+      <w:bookmarkEnd w:id="45"/>
     </w:p>
     <w:p>
       <w:pPr>
@@ -19279,6 +19114,95 @@
     </w:lvl>
   </w:abstractNum>
   <w:abstractNum w:abstractNumId="28" w15:restartNumberingAfterBreak="0">
+    <w:nsid w:val="57ED6C13"/>
+    <w:multiLevelType w:val="hybridMultilevel"/>
+    <w:tmpl w:val="AFF6E98C"/>
+    <w:lvl w:ilvl="0" w:tplc="09E29ADC">
+      <w:start w:val="1"/>
+      <w:numFmt w:val="decimal"/>
+      <w:lvlText w:val="[%1.]"/>
+      <w:lvlJc w:val="left"/>
+      <w:pPr>
+        <w:ind w:left="1440" w:hanging="360"/>
+      </w:pPr>
+      <w:rPr>
+        <w:rFonts w:hint="default"/>
+      </w:rPr>
+    </w:lvl>
+    <w:lvl w:ilvl="1" w:tplc="08090019" w:tentative="1">
+      <w:start w:val="1"/>
+      <w:numFmt w:val="lowerLetter"/>
+      <w:lvlText w:val="%2."/>
+      <w:lvlJc w:val="left"/>
+      <w:pPr>
+        <w:ind w:left="2160" w:hanging="360"/>
+      </w:pPr>
+    </w:lvl>
+    <w:lvl w:ilvl="2" w:tplc="0809001B" w:tentative="1">
+      <w:start w:val="1"/>
+      <w:numFmt w:val="lowerRoman"/>
+      <w:lvlText w:val="%3."/>
+      <w:lvlJc w:val="right"/>
+      <w:pPr>
+        <w:ind w:left="2880" w:hanging="180"/>
+      </w:pPr>
+    </w:lvl>
+    <w:lvl w:ilvl="3" w:tplc="0809000F" w:tentative="1">
+      <w:start w:val="1"/>
+      <w:numFmt w:val="decimal"/>
+      <w:lvlText w:val="%4."/>
+      <w:lvlJc w:val="left"/>
+      <w:pPr>
+        <w:ind w:left="3600" w:hanging="360"/>
+      </w:pPr>
+    </w:lvl>
+    <w:lvl w:ilvl="4" w:tplc="08090019" w:tentative="1">
+      <w:start w:val="1"/>
+      <w:numFmt w:val="lowerLetter"/>
+      <w:lvlText w:val="%5."/>
+      <w:lvlJc w:val="left"/>
+      <w:pPr>
+        <w:ind w:left="4320" w:hanging="360"/>
+      </w:pPr>
+    </w:lvl>
+    <w:lvl w:ilvl="5" w:tplc="0809001B" w:tentative="1">
+      <w:start w:val="1"/>
+      <w:numFmt w:val="lowerRoman"/>
+      <w:lvlText w:val="%6."/>
+      <w:lvlJc w:val="right"/>
+      <w:pPr>
+        <w:ind w:left="5040" w:hanging="180"/>
+      </w:pPr>
+    </w:lvl>
+    <w:lvl w:ilvl="6" w:tplc="0809000F" w:tentative="1">
+      <w:start w:val="1"/>
+      <w:numFmt w:val="decimal"/>
+      <w:lvlText w:val="%7."/>
+      <w:lvlJc w:val="left"/>
+      <w:pPr>
+        <w:ind w:left="5760" w:hanging="360"/>
+      </w:pPr>
+    </w:lvl>
+    <w:lvl w:ilvl="7" w:tplc="08090019" w:tentative="1">
+      <w:start w:val="1"/>
+      <w:numFmt w:val="lowerLetter"/>
+      <w:lvlText w:val="%8."/>
+      <w:lvlJc w:val="left"/>
+      <w:pPr>
+        <w:ind w:left="6480" w:hanging="360"/>
+      </w:pPr>
+    </w:lvl>
+    <w:lvl w:ilvl="8" w:tplc="0809001B" w:tentative="1">
+      <w:start w:val="1"/>
+      <w:numFmt w:val="lowerRoman"/>
+      <w:lvlText w:val="%9."/>
+      <w:lvlJc w:val="right"/>
+      <w:pPr>
+        <w:ind w:left="7200" w:hanging="180"/>
+      </w:pPr>
+    </w:lvl>
+  </w:abstractNum>
+  <w:abstractNum w:abstractNumId="29" w15:restartNumberingAfterBreak="0">
     <w:nsid w:val="59F60308"/>
     <w:multiLevelType w:val="multilevel"/>
     <w:tmpl w:val="DE40BFA6"/>
@@ -19427,7 +19351,7 @@
       </w:rPr>
     </w:lvl>
   </w:abstractNum>
-  <w:abstractNum w:abstractNumId="29" w15:restartNumberingAfterBreak="0">
+  <w:abstractNum w:abstractNumId="30" w15:restartNumberingAfterBreak="0">
     <w:nsid w:val="5CAF702C"/>
     <w:multiLevelType w:val="multilevel"/>
     <w:tmpl w:val="495A822E"/>
@@ -19576,7 +19500,7 @@
       </w:rPr>
     </w:lvl>
   </w:abstractNum>
-  <w:abstractNum w:abstractNumId="30" w15:restartNumberingAfterBreak="0">
+  <w:abstractNum w:abstractNumId="31" w15:restartNumberingAfterBreak="0">
     <w:nsid w:val="5E9A0369"/>
     <w:multiLevelType w:val="multilevel"/>
     <w:tmpl w:val="1CD8FAFC"/>
@@ -19725,7 +19649,7 @@
       </w:rPr>
     </w:lvl>
   </w:abstractNum>
-  <w:abstractNum w:abstractNumId="31" w15:restartNumberingAfterBreak="0">
+  <w:abstractNum w:abstractNumId="32" w15:restartNumberingAfterBreak="0">
     <w:nsid w:val="5F5507D4"/>
     <w:multiLevelType w:val="multilevel"/>
     <w:tmpl w:val="EAB26FA0"/>
@@ -19874,7 +19798,7 @@
       </w:rPr>
     </w:lvl>
   </w:abstractNum>
-  <w:abstractNum w:abstractNumId="32" w15:restartNumberingAfterBreak="0">
+  <w:abstractNum w:abstractNumId="33" w15:restartNumberingAfterBreak="0">
     <w:nsid w:val="6AFC1994"/>
     <w:multiLevelType w:val="multilevel"/>
     <w:tmpl w:val="907A15EC"/>
@@ -20017,7 +19941,7 @@
       </w:rPr>
     </w:lvl>
   </w:abstractNum>
-  <w:abstractNum w:abstractNumId="33" w15:restartNumberingAfterBreak="0">
+  <w:abstractNum w:abstractNumId="34" w15:restartNumberingAfterBreak="0">
     <w:nsid w:val="799C3B84"/>
     <w:multiLevelType w:val="multilevel"/>
     <w:tmpl w:val="60C4C4F4"/>
@@ -20155,7 +20079,7 @@
       </w:rPr>
     </w:lvl>
   </w:abstractNum>
-  <w:abstractNum w:abstractNumId="34" w15:restartNumberingAfterBreak="0">
+  <w:abstractNum w:abstractNumId="35" w15:restartNumberingAfterBreak="0">
     <w:nsid w:val="7CE6451A"/>
     <w:multiLevelType w:val="multilevel"/>
     <w:tmpl w:val="907A15EC"/>
@@ -20302,7 +20226,7 @@
     <w:abstractNumId w:val="11"/>
   </w:num>
   <w:num w:numId="2" w16cid:durableId="727612164">
-    <w:abstractNumId w:val="33"/>
+    <w:abstractNumId w:val="34"/>
   </w:num>
   <w:num w:numId="3" w16cid:durableId="887648852">
     <w:abstractNumId w:val="16"/>
@@ -20326,13 +20250,13 @@
     <w:abstractNumId w:val="21"/>
   </w:num>
   <w:num w:numId="10" w16cid:durableId="892930241">
-    <w:abstractNumId w:val="34"/>
+    <w:abstractNumId w:val="35"/>
   </w:num>
   <w:num w:numId="11" w16cid:durableId="1225680079">
     <w:abstractNumId w:val="22"/>
   </w:num>
   <w:num w:numId="12" w16cid:durableId="1128862254">
-    <w:abstractNumId w:val="32"/>
+    <w:abstractNumId w:val="33"/>
   </w:num>
   <w:num w:numId="13" w16cid:durableId="1146556853">
     <w:abstractNumId w:val="9"/>
@@ -20377,22 +20301,22 @@
     <w:abstractNumId w:val="14"/>
   </w:num>
   <w:num w:numId="27" w16cid:durableId="1906910874">
-    <w:abstractNumId w:val="28"/>
+    <w:abstractNumId w:val="29"/>
   </w:num>
   <w:num w:numId="28" w16cid:durableId="2052418232">
     <w:abstractNumId w:val="17"/>
   </w:num>
   <w:num w:numId="29" w16cid:durableId="1074743306">
-    <w:abstractNumId w:val="29"/>
+    <w:abstractNumId w:val="30"/>
   </w:num>
   <w:num w:numId="30" w16cid:durableId="1451163938">
-    <w:abstractNumId w:val="31"/>
+    <w:abstractNumId w:val="32"/>
   </w:num>
   <w:num w:numId="31" w16cid:durableId="1471092824">
     <w:abstractNumId w:val="19"/>
   </w:num>
   <w:num w:numId="32" w16cid:durableId="281570771">
-    <w:abstractNumId w:val="33"/>
+    <w:abstractNumId w:val="34"/>
   </w:num>
   <w:num w:numId="33" w16cid:durableId="2123109243">
     <w:abstractNumId w:val="24"/>
@@ -20404,13 +20328,16 @@
     <w:abstractNumId w:val="15"/>
   </w:num>
   <w:num w:numId="36" w16cid:durableId="743260086">
-    <w:abstractNumId w:val="30"/>
+    <w:abstractNumId w:val="31"/>
   </w:num>
   <w:num w:numId="37" w16cid:durableId="1314484615">
     <w:abstractNumId w:val="10"/>
   </w:num>
   <w:num w:numId="38" w16cid:durableId="1065371628">
     <w:abstractNumId w:val="26"/>
+  </w:num>
+  <w:num w:numId="39" w16cid:durableId="1714228463">
+    <w:abstractNumId w:val="28"/>
   </w:num>
   <w:numIdMacAtCleanup w:val="12"/>
 </w:numbering>
@@ -22067,7 +21994,7 @@
 </file>
 
 <file path=customXml/itemProps1.xml><?xml version="1.0" encoding="utf-8"?>
-<ds:datastoreItem xmlns:ds="http://schemas.openxmlformats.org/officeDocument/2006/customXml" ds:itemID="{CC4E4DBD-56AA-7E4C-A95A-FBBB2C5AB283}">
+<ds:datastoreItem xmlns:ds="http://schemas.openxmlformats.org/officeDocument/2006/customXml" ds:itemID="{DDACBD0C-5603-714C-B752-6A37ADD7E9B9}">
   <ds:schemaRefs>
     <ds:schemaRef ds:uri="http://schemas.openxmlformats.org/officeDocument/2006/bibliography"/>
   </ds:schemaRefs>
